--- a/Main.docx
+++ b/Main.docx
@@ -47,7 +47,7 @@
       </w:r>
     </w:p>
     <w:bookmarkEnd w:id="9"/>
-    <w:bookmarkStart w:id="14" w:name="class-main"/>
+    <w:bookmarkStart w:id="15" w:name="class-main"/>
     <w:p>
       <w:pPr>
         <w:pStyle w:val="Heading1"/>
@@ -103,11 +103,11 @@
         <w:t xml:space="preserve"> </w:t>
       </w:r>
       <w:r>
-        <w:t xml:space="preserve">class serves as a container for several static utility methods and acts as the main entry point for the Java application.</w:t>
+        <w:t xml:space="preserve">class serves as the primary entry point for the application and provides a collection of static utility methods for basic mathematical operations and console output.</w:t>
       </w:r>
     </w:p>
     <w:bookmarkEnd w:id="10"/>
-    <w:bookmarkStart w:id="11" w:name="description"/>
+    <w:bookmarkStart w:id="11" w:name="attributes"/>
     <w:p>
       <w:pPr>
         <w:pStyle w:val="Heading2"/>
@@ -122,7 +122,7 @@
         <w:tab/>
       </w:r>
       <w:r>
-        <w:t xml:space="preserve">Description</w:t>
+        <w:t xml:space="preserve">attributes</w:t>
       </w:r>
     </w:p>
     <w:p>
@@ -130,6 +130,33 @@
         <w:pStyle w:val="FirstParagraph"/>
       </w:pPr>
       <w:r>
+        <w:t xml:space="preserve">This class does not have any attributes. It contains static methods that operate on the parameters passed to them.</w:t>
+      </w:r>
+    </w:p>
+    <w:bookmarkEnd w:id="11"/>
+    <w:bookmarkStart w:id="12" w:name="description"/>
+    <w:p>
+      <w:pPr>
+        <w:pStyle w:val="Heading2"/>
+      </w:pPr>
+      <w:r>
+        <w:rPr>
+          <w:rStyle w:val="SectionNumber"/>
+        </w:rPr>
+        <w:t xml:space="preserve">1.3</w:t>
+      </w:r>
+      <w:r>
+        <w:tab/>
+      </w:r>
+      <w:r>
+        <w:t xml:space="preserve">Description</w:t>
+      </w:r>
+    </w:p>
+    <w:p>
+      <w:pPr>
+        <w:pStyle w:val="FirstParagraph"/>
+      </w:pPr>
+      <w:r>
         <w:t xml:space="preserve">The</w:t>
       </w:r>
       <w:r>
@@ -145,7 +172,7 @@
         <w:t xml:space="preserve"> </w:t>
       </w:r>
       <w:r>
-        <w:t xml:space="preserve">class is designed as a utility class with static methods, meaning it does not need to be instantiated to be used. It contains methods for basic arithmetic, a recursive calculation, and console output. The class also includes the</w:t>
+        <w:t xml:space="preserve">class is a container for several static methods, meaning they can be called directly on the class without needing to create an object instance. It also contains the</w:t>
       </w:r>
       <w:r>
         <w:t xml:space="preserve"> </w:t>
@@ -160,7 +187,7 @@
         <w:t xml:space="preserve"> </w:t>
       </w:r>
       <w:r>
-        <w:t xml:space="preserve">method, which is the standard entry point for execution in a Java program.</w:t>
+        <w:t xml:space="preserve">method, which is the standard entry point for a Java application.</w:t>
       </w:r>
     </w:p>
     <w:p>
@@ -168,11 +195,12 @@
         <w:pStyle w:val="BodyText"/>
       </w:pPr>
       <w:r>
-        <w:t xml:space="preserve">The class defines the following static methods:</w:t>
+        <w:t xml:space="preserve">The class includes the following utility methods:</w:t>
       </w:r>
     </w:p>
     <w:p>
       <w:pPr>
+        <w:pStyle w:val="Compact"/>
         <w:numPr>
           <w:ilvl w:val="0"/>
           <w:numId w:val="1001"/>
@@ -181,13 +209,11 @@
       <w:r>
         <w:rPr>
           <w:rStyle w:val="VerbatimChar"/>
-          <w:b/>
-          <w:bCs/>
         </w:rPr>
         <w:t xml:space="preserve">add(int a, int b)</w:t>
       </w:r>
       <w:r>
-        <w:t xml:space="preserve">: A simple function that accepts two integers,</w:t>
+        <w:t xml:space="preserve">: A simple function that accepts two integer parameters,</w:t>
       </w:r>
       <w:r>
         <w:t xml:space="preserve"> </w:t>
@@ -214,11 +240,12 @@
         <w:t xml:space="preserve">b</w:t>
       </w:r>
       <w:r>
-        <w:t xml:space="preserve">, as input and returns their sum.</w:t>
+        <w:t xml:space="preserve">, and returns their sum.</w:t>
       </w:r>
     </w:p>
     <w:p>
       <w:pPr>
+        <w:pStyle w:val="Compact"/>
         <w:numPr>
           <w:ilvl w:val="0"/>
           <w:numId w:val="1001"/>
@@ -227,13 +254,11 @@
       <w:r>
         <w:rPr>
           <w:rStyle w:val="VerbatimChar"/>
-          <w:b/>
-          <w:bCs/>
         </w:rPr>
         <w:t xml:space="preserve">factorial(int n)</w:t>
       </w:r>
       <w:r>
-        <w:t xml:space="preserve">: This method calculates the factorial of a given integer</w:t>
+        <w:t xml:space="preserve">: A recursive function that calculates the factorial of a non-negative integer</w:t>
       </w:r>
       <w:r>
         <w:t xml:space="preserve"> </w:t>
@@ -245,10 +270,7 @@
         <w:t xml:space="preserve">n</w:t>
       </w:r>
       <w:r>
-        <w:t xml:space="preserve"> </w:t>
-      </w:r>
-      <w:r>
-        <w:t xml:space="preserve">using recursion. The base case for the recursion is when</w:t>
+        <w:t xml:space="preserve">. The base case is when</w:t>
       </w:r>
       <w:r>
         <w:t xml:space="preserve"> </w:t>
@@ -263,7 +285,22 @@
         <w:t xml:space="preserve"> </w:t>
       </w:r>
       <w:r>
-        <w:t xml:space="preserve">is less than or equal to 1, at which point the function returns 1. For any</w:t>
+        <w:t xml:space="preserve">is less than or equal to 1, where it returns 1. Otherwise, it recursively calls itself with</w:t>
+      </w:r>
+      <w:r>
+        <w:t xml:space="preserve"> </w:t>
+      </w:r>
+      <w:r>
+        <w:rPr>
+          <w:rStyle w:val="VerbatimChar"/>
+        </w:rPr>
+        <w:t xml:space="preserve">n - 1</w:t>
+      </w:r>
+      <w:r>
+        <w:t xml:space="preserve"> </w:t>
+      </w:r>
+      <w:r>
+        <w:t xml:space="preserve">and multiplies the result by</w:t>
       </w:r>
       <w:r>
         <w:t xml:space="preserve"> </w:t>
@@ -275,41 +312,12 @@
         <w:t xml:space="preserve">n</w:t>
       </w:r>
       <w:r>
-        <w:t xml:space="preserve"> </w:t>
-      </w:r>
-      <w:r>
-        <w:t xml:space="preserve">greater than 1, it returns</w:t>
-      </w:r>
-      <w:r>
-        <w:t xml:space="preserve"> </w:t>
-      </w:r>
-      <w:r>
-        <w:rPr>
-          <w:rStyle w:val="VerbatimChar"/>
-        </w:rPr>
-        <w:t xml:space="preserve">n</w:t>
-      </w:r>
-      <w:r>
-        <w:t xml:space="preserve"> </w:t>
-      </w:r>
-      <w:r>
-        <w:t xml:space="preserve">multiplied by the factorial of</w:t>
-      </w:r>
-      <w:r>
-        <w:t xml:space="preserve"> </w:t>
-      </w:r>
-      <w:r>
-        <w:rPr>
-          <w:rStyle w:val="VerbatimChar"/>
-        </w:rPr>
-        <w:t xml:space="preserve">n - 1</w:t>
-      </w:r>
-      <w:r>
         <w:t xml:space="preserve">.</w:t>
       </w:r>
     </w:p>
     <w:p>
       <w:pPr>
+        <w:pStyle w:val="Compact"/>
         <w:numPr>
           <w:ilvl w:val="0"/>
           <w:numId w:val="1001"/>
@@ -318,8 +326,6 @@
       <w:r>
         <w:rPr>
           <w:rStyle w:val="VerbatimChar"/>
-          <w:b/>
-          <w:bCs/>
         </w:rPr>
         <w:t xml:space="preserve">greet(String name)</w:t>
       </w:r>
@@ -339,7 +345,7 @@
         <w:t xml:space="preserve"> </w:t>
       </w:r>
       <w:r>
-        <w:t xml:space="preserve">method that takes a single</w:t>
+        <w:t xml:space="preserve">function that takes a</w:t>
       </w:r>
       <w:r>
         <w:t xml:space="preserve"> </w:t>
@@ -354,7 +360,7 @@
         <w:t xml:space="preserve"> </w:t>
       </w:r>
       <w:r>
-        <w:t xml:space="preserve">argument,</w:t>
+        <w:t xml:space="preserve">parameter</w:t>
       </w:r>
       <w:r>
         <w:t xml:space="preserve"> </w:t>
@@ -366,19 +372,10 @@
         <w:t xml:space="preserve">name</w:t>
       </w:r>
       <w:r>
-        <w:t xml:space="preserve">, and prints a formatted greeting message</w:t>
-      </w:r>
-      <w:r>
         <w:t xml:space="preserve"> </w:t>
       </w:r>
       <w:r>
-        <w:t xml:space="preserve">“Hello, [name]!”</w:t>
-      </w:r>
-      <w:r>
-        <w:t xml:space="preserve"> </w:t>
-      </w:r>
-      <w:r>
-        <w:t xml:space="preserve">to the standard console output.</w:t>
+        <w:t xml:space="preserve">and prints a personalized greeting message to the standard output console.</w:t>
       </w:r>
     </w:p>
     <w:p>
@@ -395,13 +392,13 @@
         <w:rPr>
           <w:rStyle w:val="VerbatimChar"/>
         </w:rPr>
-        <w:t xml:space="preserve">main</w:t>
+        <w:t xml:space="preserve">main(String[] args)</w:t>
       </w:r>
       <w:r>
         <w:t xml:space="preserve"> </w:t>
       </w:r>
       <w:r>
-        <w:t xml:space="preserve">method demonstrates the usage of these utility functions by calling each one with sample values and printing the results to the console.</w:t>
+        <w:t xml:space="preserve">method demonstrates the usage of these utility functions by calling them with sample values and printing the results to the console.</w:t>
       </w:r>
     </w:p>
     <w:p>
@@ -412,182 +409,65 @@
         <w:rPr>
           <w:rStyle w:val="CommentTok"/>
         </w:rPr>
-        <w:t xml:space="preserve">// Example of calling the methods</w:t>
+        <w:t xml:space="preserve">// Example of the factorial logic</w:t>
       </w:r>
       <w:r>
         <w:br/>
       </w:r>
       <w:r>
         <w:rPr>
-          <w:rStyle w:val="DataTypeTok"/>
+          <w:rStyle w:val="CommentTok"/>
         </w:rPr>
-        <w:t xml:space="preserve">int</w:t>
+        <w:t xml:space="preserve">// factorial(5)</w:t>
+      </w:r>
+      <w:r>
+        <w:br/>
       </w:r>
       <w:r>
         <w:rPr>
-          <w:rStyle w:val="NormalTok"/>
+          <w:rStyle w:val="CommentTok"/>
         </w:rPr>
-        <w:t xml:space="preserve"> sum </w:t>
+        <w:t xml:space="preserve">// 5 * factorial(4)</w:t>
+      </w:r>
+      <w:r>
+        <w:br/>
       </w:r>
       <w:r>
         <w:rPr>
-          <w:rStyle w:val="OperatorTok"/>
+          <w:rStyle w:val="CommentTok"/>
         </w:rPr>
-        <w:t xml:space="preserve">=</w:t>
+        <w:t xml:space="preserve">// 5 * 4 * factorial(3)</w:t>
+      </w:r>
+      <w:r>
+        <w:br/>
       </w:r>
       <w:r>
         <w:rPr>
-          <w:rStyle w:val="NormalTok"/>
+          <w:rStyle w:val="CommentTok"/>
         </w:rPr>
-        <w:t xml:space="preserve"> Main</w:t>
+        <w:t xml:space="preserve">// 5 * 4 * 3 * factorial(2)</w:t>
+      </w:r>
+      <w:r>
+        <w:br/>
       </w:r>
       <w:r>
         <w:rPr>
-          <w:rStyle w:val="OperatorTok"/>
+          <w:rStyle w:val="CommentTok"/>
         </w:rPr>
-        <w:t xml:space="preserve">.</w:t>
+        <w:t xml:space="preserve">// 5 * 4 * 3 * 2 * factorial(1)</w:t>
+      </w:r>
+      <w:r>
+        <w:br/>
       </w:r>
       <w:r>
         <w:rPr>
-          <w:rStyle w:val="FunctionTok"/>
+          <w:rStyle w:val="CommentTok"/>
         </w:rPr>
-        <w:t xml:space="preserve">add</w:t>
-      </w:r>
-      <w:r>
-        <w:rPr>
-          <w:rStyle w:val="OperatorTok"/>
-        </w:rPr>
-        <w:t xml:space="preserve">(</w:t>
-      </w:r>
-      <w:r>
-        <w:rPr>
-          <w:rStyle w:val="DecValTok"/>
-        </w:rPr>
-        <w:t xml:space="preserve">5</w:t>
-      </w:r>
-      <w:r>
-        <w:rPr>
-          <w:rStyle w:val="OperatorTok"/>
-        </w:rPr>
-        <w:t xml:space="preserve">,</w:t>
-      </w:r>
-      <w:r>
-        <w:rPr>
-          <w:rStyle w:val="NormalTok"/>
-        </w:rPr>
-        <w:t xml:space="preserve"> </w:t>
-      </w:r>
-      <w:r>
-        <w:rPr>
-          <w:rStyle w:val="DecValTok"/>
-        </w:rPr>
-        <w:t xml:space="preserve">10</w:t>
-      </w:r>
-      <w:r>
-        <w:rPr>
-          <w:rStyle w:val="OperatorTok"/>
-        </w:rPr>
-        <w:t xml:space="preserve">);</w:t>
-      </w:r>
-      <w:r>
-        <w:br/>
-      </w:r>
-      <w:r>
-        <w:rPr>
-          <w:rStyle w:val="DataTypeTok"/>
-        </w:rPr>
-        <w:t xml:space="preserve">int</w:t>
-      </w:r>
-      <w:r>
-        <w:rPr>
-          <w:rStyle w:val="NormalTok"/>
-        </w:rPr>
-        <w:t xml:space="preserve"> fact </w:t>
-      </w:r>
-      <w:r>
-        <w:rPr>
-          <w:rStyle w:val="OperatorTok"/>
-        </w:rPr>
-        <w:t xml:space="preserve">=</w:t>
-      </w:r>
-      <w:r>
-        <w:rPr>
-          <w:rStyle w:val="NormalTok"/>
-        </w:rPr>
-        <w:t xml:space="preserve"> Main</w:t>
-      </w:r>
-      <w:r>
-        <w:rPr>
-          <w:rStyle w:val="OperatorTok"/>
-        </w:rPr>
-        <w:t xml:space="preserve">.</w:t>
-      </w:r>
-      <w:r>
-        <w:rPr>
-          <w:rStyle w:val="FunctionTok"/>
-        </w:rPr>
-        <w:t xml:space="preserve">factorial</w:t>
-      </w:r>
-      <w:r>
-        <w:rPr>
-          <w:rStyle w:val="OperatorTok"/>
-        </w:rPr>
-        <w:t xml:space="preserve">(</w:t>
-      </w:r>
-      <w:r>
-        <w:rPr>
-          <w:rStyle w:val="DecValTok"/>
-        </w:rPr>
-        <w:t xml:space="preserve">5</w:t>
-      </w:r>
-      <w:r>
-        <w:rPr>
-          <w:rStyle w:val="OperatorTok"/>
-        </w:rPr>
-        <w:t xml:space="preserve">);</w:t>
-      </w:r>
-      <w:r>
-        <w:br/>
-      </w:r>
-      <w:r>
-        <w:rPr>
-          <w:rStyle w:val="NormalTok"/>
-        </w:rPr>
-        <w:t xml:space="preserve">Main</w:t>
-      </w:r>
-      <w:r>
-        <w:rPr>
-          <w:rStyle w:val="OperatorTok"/>
-        </w:rPr>
-        <w:t xml:space="preserve">.</w:t>
-      </w:r>
-      <w:r>
-        <w:rPr>
-          <w:rStyle w:val="FunctionTok"/>
-        </w:rPr>
-        <w:t xml:space="preserve">greet</w:t>
-      </w:r>
-      <w:r>
-        <w:rPr>
-          <w:rStyle w:val="OperatorTok"/>
-        </w:rPr>
-        <w:t xml:space="preserve">(</w:t>
-      </w:r>
-      <w:r>
-        <w:rPr>
-          <w:rStyle w:val="StringTok"/>
-        </w:rPr>
-        <w:t xml:space="preserve">"Prateek"</w:t>
-      </w:r>
-      <w:r>
-        <w:rPr>
-          <w:rStyle w:val="OperatorTok"/>
-        </w:rPr>
-        <w:t xml:space="preserve">);</w:t>
+        <w:t xml:space="preserve">// 5 * 4 * 3 * 2 * 1 = 120</w:t>
       </w:r>
     </w:p>
-    <w:bookmarkEnd w:id="11"/>
-    <w:bookmarkStart w:id="12" w:name="usage-notes"/>
+    <w:bookmarkEnd w:id="12"/>
+    <w:bookmarkStart w:id="13" w:name="usage-notes"/>
     <w:p>
       <w:pPr>
         <w:pStyle w:val="Heading2"/>
@@ -596,7 +476,7 @@
         <w:rPr>
           <w:rStyle w:val="SectionNumber"/>
         </w:rPr>
-        <w:t xml:space="preserve">1.3</w:t>
+        <w:t xml:space="preserve">1.4</w:t>
       </w:r>
       <w:r>
         <w:tab/>
@@ -614,7 +494,40 @@
         </w:numPr>
       </w:pPr>
       <w:r>
-        <w:t xml:space="preserve">All methods in this class are</w:t>
+        <w:t xml:space="preserve">All helper methods (</w:t>
+      </w:r>
+      <w:r>
+        <w:rPr>
+          <w:rStyle w:val="VerbatimChar"/>
+        </w:rPr>
+        <w:t xml:space="preserve">add</w:t>
+      </w:r>
+      <w:r>
+        <w:t xml:space="preserve">,</w:t>
+      </w:r>
+      <w:r>
+        <w:t xml:space="preserve"> </w:t>
+      </w:r>
+      <w:r>
+        <w:rPr>
+          <w:rStyle w:val="VerbatimChar"/>
+        </w:rPr>
+        <w:t xml:space="preserve">factorial</w:t>
+      </w:r>
+      <w:r>
+        <w:t xml:space="preserve">,</w:t>
+      </w:r>
+      <w:r>
+        <w:t xml:space="preserve"> </w:t>
+      </w:r>
+      <w:r>
+        <w:rPr>
+          <w:rStyle w:val="VerbatimChar"/>
+        </w:rPr>
+        <w:t xml:space="preserve">greet</w:t>
+      </w:r>
+      <w:r>
+        <w:t xml:space="preserve">) are</w:t>
       </w:r>
       <w:r>
         <w:t xml:space="preserve"> </w:t>
@@ -626,7 +539,10 @@
         <w:t xml:space="preserve">static</w:t>
       </w:r>
       <w:r>
-        <w:t xml:space="preserve">, so they should be called directly on the class itself (e.g.,</w:t>
+        <w:t xml:space="preserve"> </w:t>
+      </w:r>
+      <w:r>
+        <w:t xml:space="preserve">and should be invoked directly on the</w:t>
       </w:r>
       <w:r>
         <w:t xml:space="preserve"> </w:t>
@@ -635,10 +551,25 @@
         <w:rPr>
           <w:rStyle w:val="VerbatimChar"/>
         </w:rPr>
-        <w:t xml:space="preserve">Main.add(5, 3)</w:t>
-      </w:r>
-      <w:r>
-        <w:t xml:space="preserve">) rather than on an instance of the class.</w:t>
+        <w:t xml:space="preserve">Main</w:t>
+      </w:r>
+      <w:r>
+        <w:t xml:space="preserve"> </w:t>
+      </w:r>
+      <w:r>
+        <w:t xml:space="preserve">class (e.g.,</w:t>
+      </w:r>
+      <w:r>
+        <w:t xml:space="preserve"> </w:t>
+      </w:r>
+      <w:r>
+        <w:rPr>
+          <w:rStyle w:val="VerbatimChar"/>
+        </w:rPr>
+        <w:t xml:space="preserve">Main.add(5, 10)</w:t>
+      </w:r>
+      <w:r>
+        <w:t xml:space="preserve">).</w:t>
       </w:r>
     </w:p>
     <w:p>
@@ -665,7 +596,7 @@
         <w:t xml:space="preserve"> </w:t>
       </w:r>
       <w:r>
-        <w:t xml:space="preserve">method is implemented recursively. Using a very large number as input may result in a</w:t>
+        <w:t xml:space="preserve">method is recursive. Providing a very large integer as input may lead to a</w:t>
       </w:r>
       <w:r>
         <w:t xml:space="preserve"> </w:t>
@@ -704,11 +635,26 @@
         <w:t xml:space="preserve"> </w:t>
       </w:r>
       <w:r>
-        <w:t xml:space="preserve">method does not return any value; its sole purpose is to print a message to the console.</w:t>
+        <w:t xml:space="preserve">method prints its output directly to</w:t>
+      </w:r>
+      <w:r>
+        <w:t xml:space="preserve"> </w:t>
+      </w:r>
+      <w:r>
+        <w:rPr>
+          <w:rStyle w:val="VerbatimChar"/>
+        </w:rPr>
+        <w:t xml:space="preserve">System.out</w:t>
+      </w:r>
+      <w:r>
+        <w:t xml:space="preserve"> </w:t>
+      </w:r>
+      <w:r>
+        <w:t xml:space="preserve">and does not return any value.</w:t>
       </w:r>
     </w:p>
-    <w:bookmarkEnd w:id="12"/>
-    <w:bookmarkStart w:id="13" w:name="example"/>
+    <w:bookmarkEnd w:id="13"/>
+    <w:bookmarkStart w:id="14" w:name="example"/>
     <w:p>
       <w:pPr>
         <w:pStyle w:val="Heading2"/>
@@ -717,7 +663,7 @@
         <w:rPr>
           <w:rStyle w:val="SectionNumber"/>
         </w:rPr>
-        <w:t xml:space="preserve">1.4</w:t>
+        <w:t xml:space="preserve">1.5</w:t>
       </w:r>
       <w:r>
         <w:tab/>
@@ -731,22 +677,7 @@
         <w:pStyle w:val="FirstParagraph"/>
       </w:pPr>
       <w:r>
-        <w:t xml:space="preserve">The following code demonstrates how the methods within the</w:t>
-      </w:r>
-      <w:r>
-        <w:t xml:space="preserve"> </w:t>
-      </w:r>
-      <w:r>
-        <w:rPr>
-          <w:rStyle w:val="VerbatimChar"/>
-        </w:rPr>
-        <w:t xml:space="preserve">Main</w:t>
-      </w:r>
-      <w:r>
-        <w:t xml:space="preserve"> </w:t>
-      </w:r>
-      <w:r>
-        <w:t xml:space="preserve">class are executed from the</w:t>
+        <w:t xml:space="preserve">The provided</w:t>
       </w:r>
       <w:r>
         <w:t xml:space="preserve"> </w:t>
@@ -761,7 +692,7 @@
         <w:t xml:space="preserve"> </w:t>
       </w:r>
       <w:r>
-        <w:t xml:space="preserve">method.</w:t>
+        <w:t xml:space="preserve">method serves as a clear example of how to use the class’s functions.</w:t>
       </w:r>
     </w:p>
     <w:p>
@@ -1147,8 +1078,8 @@
         </w:pict>
       </w:r>
     </w:p>
-    <w:bookmarkEnd w:id="13"/>
     <w:bookmarkEnd w:id="14"/>
+    <w:bookmarkEnd w:id="15"/>
     <w:sectPr>
       <w:pgSz w:h="15840" w:w="12240"/>
       <w:pgMar w:bottom="1440" w:footer="720" w:gutter="0" w:header="720" w:left="1800" w:right="1800" w:top="1440"/>

--- a/Main.docx
+++ b/Main.docx
@@ -47,7 +47,7 @@
       </w:r>
     </w:p>
     <w:bookmarkEnd w:id="9"/>
-    <w:bookmarkStart w:id="15" w:name="class-main"/>
+    <w:bookmarkStart w:id="14" w:name="class-main"/>
     <w:p>
       <w:pPr>
         <w:pStyle w:val="Heading1"/>
@@ -103,11 +103,11 @@
         <w:t xml:space="preserve"> </w:t>
       </w:r>
       <w:r>
-        <w:t xml:space="preserve">class serves as the primary entry point for the application and provides a collection of static utility methods for basic mathematical operations and console output.</w:t>
+        <w:t xml:space="preserve">class is a utility class that contains static methods for performing basic mathematical operations and printing messages, and it includes the main entry point for the Java application.</w:t>
       </w:r>
     </w:p>
     <w:bookmarkEnd w:id="10"/>
-    <w:bookmarkStart w:id="11" w:name="attributes"/>
+    <w:bookmarkStart w:id="11" w:name="description"/>
     <w:p>
       <w:pPr>
         <w:pStyle w:val="Heading2"/>
@@ -122,7 +122,7 @@
         <w:tab/>
       </w:r>
       <w:r>
-        <w:t xml:space="preserve">attributes</w:t>
+        <w:t xml:space="preserve">Description</w:t>
       </w:r>
     </w:p>
     <w:p>
@@ -130,33 +130,6 @@
         <w:pStyle w:val="FirstParagraph"/>
       </w:pPr>
       <w:r>
-        <w:t xml:space="preserve">This class does not have any attributes. It contains static methods that operate on the parameters passed to them.</w:t>
-      </w:r>
-    </w:p>
-    <w:bookmarkEnd w:id="11"/>
-    <w:bookmarkStart w:id="12" w:name="description"/>
-    <w:p>
-      <w:pPr>
-        <w:pStyle w:val="Heading2"/>
-      </w:pPr>
-      <w:r>
-        <w:rPr>
-          <w:rStyle w:val="SectionNumber"/>
-        </w:rPr>
-        <w:t xml:space="preserve">1.3</w:t>
-      </w:r>
-      <w:r>
-        <w:tab/>
-      </w:r>
-      <w:r>
-        <w:t xml:space="preserve">Description</w:t>
-      </w:r>
-    </w:p>
-    <w:p>
-      <w:pPr>
-        <w:pStyle w:val="FirstParagraph"/>
-      </w:pPr>
-      <w:r>
         <w:t xml:space="preserve">The</w:t>
       </w:r>
       <w:r>
@@ -172,7 +145,7 @@
         <w:t xml:space="preserve"> </w:t>
       </w:r>
       <w:r>
-        <w:t xml:space="preserve">class is a container for several static methods, meaning they can be called directly on the class without needing to create an object instance. It also contains the</w:t>
+        <w:t xml:space="preserve">class serves as a container for several independent, static methods, meaning they can be called directly on the class without needing to create an instance of it. It also contains the</w:t>
       </w:r>
       <w:r>
         <w:t xml:space="preserve"> </w:t>
@@ -187,7 +160,7 @@
         <w:t xml:space="preserve"> </w:t>
       </w:r>
       <w:r>
-        <w:t xml:space="preserve">method, which is the standard entry point for a Java application.</w:t>
+        <w:t xml:space="preserve">method, which is the standard entry point for execution of a Java program.</w:t>
       </w:r>
     </w:p>
     <w:p>
@@ -195,7 +168,404 @@
         <w:pStyle w:val="BodyText"/>
       </w:pPr>
       <w:r>
-        <w:t xml:space="preserve">The class includes the following utility methods:</w:t>
+        <w:t xml:space="preserve">The class provides the following functionalities:</w:t>
+      </w:r>
+    </w:p>
+    <w:p>
+      <w:pPr>
+        <w:numPr>
+          <w:ilvl w:val="0"/>
+          <w:numId w:val="1001"/>
+        </w:numPr>
+      </w:pPr>
+      <w:r>
+        <w:rPr>
+          <w:rStyle w:val="VerbatimChar"/>
+          <w:b/>
+          <w:bCs/>
+        </w:rPr>
+        <w:t xml:space="preserve">add(int a, int b)</w:t>
+      </w:r>
+      <w:r>
+        <w:t xml:space="preserve">: A simple function that takes two integer parameters,</w:t>
+      </w:r>
+      <w:r>
+        <w:t xml:space="preserve"> </w:t>
+      </w:r>
+      <w:r>
+        <w:rPr>
+          <w:rStyle w:val="VerbatimChar"/>
+        </w:rPr>
+        <w:t xml:space="preserve">a</w:t>
+      </w:r>
+      <w:r>
+        <w:t xml:space="preserve"> </w:t>
+      </w:r>
+      <w:r>
+        <w:t xml:space="preserve">and</w:t>
+      </w:r>
+      <w:r>
+        <w:t xml:space="preserve"> </w:t>
+      </w:r>
+      <w:r>
+        <w:rPr>
+          <w:rStyle w:val="VerbatimChar"/>
+        </w:rPr>
+        <w:t xml:space="preserve">b</w:t>
+      </w:r>
+      <w:r>
+        <w:t xml:space="preserve">, and returns their sum.</w:t>
+      </w:r>
+    </w:p>
+    <w:p>
+      <w:pPr>
+        <w:numPr>
+          <w:ilvl w:val="0"/>
+          <w:numId w:val="1001"/>
+        </w:numPr>
+      </w:pPr>
+      <w:r>
+        <w:rPr>
+          <w:rStyle w:val="VerbatimChar"/>
+          <w:b/>
+          <w:bCs/>
+        </w:rPr>
+        <w:t xml:space="preserve">factorial(int n)</w:t>
+      </w:r>
+      <w:r>
+        <w:t xml:space="preserve">: This function calculates the factorial of a non-negative integer</w:t>
+      </w:r>
+      <w:r>
+        <w:t xml:space="preserve"> </w:t>
+      </w:r>
+      <w:r>
+        <w:rPr>
+          <w:rStyle w:val="VerbatimChar"/>
+        </w:rPr>
+        <w:t xml:space="preserve">n</w:t>
+      </w:r>
+      <w:r>
+        <w:t xml:space="preserve"> </w:t>
+      </w:r>
+      <w:r>
+        <w:t xml:space="preserve">using recursion.</w:t>
+      </w:r>
+    </w:p>
+    <w:p>
+      <w:pPr>
+        <w:pStyle w:val="Compact"/>
+        <w:numPr>
+          <w:ilvl w:val="1"/>
+          <w:numId w:val="1002"/>
+        </w:numPr>
+      </w:pPr>
+      <w:r>
+        <w:t xml:space="preserve">The base case for the recursion is when</w:t>
+      </w:r>
+      <w:r>
+        <w:t xml:space="preserve"> </w:t>
+      </w:r>
+      <w:r>
+        <w:rPr>
+          <w:rStyle w:val="VerbatimChar"/>
+        </w:rPr>
+        <w:t xml:space="preserve">n</w:t>
+      </w:r>
+      <w:r>
+        <w:t xml:space="preserve"> </w:t>
+      </w:r>
+      <w:r>
+        <w:t xml:space="preserve">is less than or equal to 1, in which case the function returns</w:t>
+      </w:r>
+      <w:r>
+        <w:t xml:space="preserve"> </w:t>
+      </w:r>
+      <w:r>
+        <w:rPr>
+          <w:rStyle w:val="VerbatimChar"/>
+        </w:rPr>
+        <w:t xml:space="preserve">1</w:t>
+      </w:r>
+      <w:r>
+        <w:t xml:space="preserve">.</w:t>
+      </w:r>
+    </w:p>
+    <w:p>
+      <w:pPr>
+        <w:pStyle w:val="Compact"/>
+        <w:numPr>
+          <w:ilvl w:val="1"/>
+          <w:numId w:val="1002"/>
+        </w:numPr>
+      </w:pPr>
+      <w:r>
+        <w:t xml:space="preserve">For any</w:t>
+      </w:r>
+      <w:r>
+        <w:t xml:space="preserve"> </w:t>
+      </w:r>
+      <w:r>
+        <w:rPr>
+          <w:rStyle w:val="VerbatimChar"/>
+        </w:rPr>
+        <w:t xml:space="preserve">n</w:t>
+      </w:r>
+      <w:r>
+        <w:t xml:space="preserve"> </w:t>
+      </w:r>
+      <w:r>
+        <w:t xml:space="preserve">greater than 1, it recursively calls itself with</w:t>
+      </w:r>
+      <w:r>
+        <w:t xml:space="preserve"> </w:t>
+      </w:r>
+      <w:r>
+        <w:rPr>
+          <w:rStyle w:val="VerbatimChar"/>
+        </w:rPr>
+        <w:t xml:space="preserve">n - 1</w:t>
+      </w:r>
+      <w:r>
+        <w:t xml:space="preserve"> </w:t>
+      </w:r>
+      <w:r>
+        <w:t xml:space="preserve">and multiplies the result by</w:t>
+      </w:r>
+      <w:r>
+        <w:t xml:space="preserve"> </w:t>
+      </w:r>
+      <w:r>
+        <w:rPr>
+          <w:rStyle w:val="VerbatimChar"/>
+        </w:rPr>
+        <w:t xml:space="preserve">n</w:t>
+      </w:r>
+      <w:r>
+        <w:t xml:space="preserve">.</w:t>
+      </w:r>
+    </w:p>
+    <w:p>
+      <w:pPr>
+        <w:numPr>
+          <w:ilvl w:val="0"/>
+          <w:numId w:val="1001"/>
+        </w:numPr>
+      </w:pPr>
+      <w:r>
+        <w:rPr>
+          <w:rStyle w:val="VerbatimChar"/>
+          <w:b/>
+          <w:bCs/>
+        </w:rPr>
+        <w:t xml:space="preserve">greet(String name)</w:t>
+      </w:r>
+      <w:r>
+        <w:t xml:space="preserve">: A</w:t>
+      </w:r>
+      <w:r>
+        <w:t xml:space="preserve"> </w:t>
+      </w:r>
+      <w:r>
+        <w:rPr>
+          <w:rStyle w:val="VerbatimChar"/>
+        </w:rPr>
+        <w:t xml:space="preserve">void</w:t>
+      </w:r>
+      <w:r>
+        <w:t xml:space="preserve"> </w:t>
+      </w:r>
+      <w:r>
+        <w:t xml:space="preserve">function that takes a</w:t>
+      </w:r>
+      <w:r>
+        <w:t xml:space="preserve"> </w:t>
+      </w:r>
+      <w:r>
+        <w:rPr>
+          <w:rStyle w:val="VerbatimChar"/>
+        </w:rPr>
+        <w:t xml:space="preserve">String</w:t>
+      </w:r>
+      <w:r>
+        <w:t xml:space="preserve"> </w:t>
+      </w:r>
+      <w:r>
+        <w:t xml:space="preserve">parameter</w:t>
+      </w:r>
+      <w:r>
+        <w:t xml:space="preserve"> </w:t>
+      </w:r>
+      <w:r>
+        <w:rPr>
+          <w:rStyle w:val="VerbatimChar"/>
+        </w:rPr>
+        <w:t xml:space="preserve">name</w:t>
+      </w:r>
+      <w:r>
+        <w:t xml:space="preserve"> </w:t>
+      </w:r>
+      <w:r>
+        <w:t xml:space="preserve">and prints a formatted greeting message to the console. It does not return any value.</w:t>
+      </w:r>
+    </w:p>
+    <w:p>
+      <w:pPr>
+        <w:numPr>
+          <w:ilvl w:val="0"/>
+          <w:numId w:val="1001"/>
+        </w:numPr>
+      </w:pPr>
+      <w:r>
+        <w:rPr>
+          <w:rStyle w:val="VerbatimChar"/>
+          <w:b/>
+          <w:bCs/>
+        </w:rPr>
+        <w:t xml:space="preserve">main(String[] args)</w:t>
+      </w:r>
+      <w:r>
+        <w:t xml:space="preserve">: The primary execution method for the program. It demonstrates the usage of the</w:t>
+      </w:r>
+      <w:r>
+        <w:t xml:space="preserve"> </w:t>
+      </w:r>
+      <w:r>
+        <w:rPr>
+          <w:rStyle w:val="VerbatimChar"/>
+        </w:rPr>
+        <w:t xml:space="preserve">add</w:t>
+      </w:r>
+      <w:r>
+        <w:t xml:space="preserve">,</w:t>
+      </w:r>
+      <w:r>
+        <w:t xml:space="preserve"> </w:t>
+      </w:r>
+      <w:r>
+        <w:rPr>
+          <w:rStyle w:val="VerbatimChar"/>
+        </w:rPr>
+        <w:t xml:space="preserve">factorial</w:t>
+      </w:r>
+      <w:r>
+        <w:t xml:space="preserve">, and</w:t>
+      </w:r>
+      <w:r>
+        <w:t xml:space="preserve"> </w:t>
+      </w:r>
+      <w:r>
+        <w:rPr>
+          <w:rStyle w:val="VerbatimChar"/>
+        </w:rPr>
+        <w:t xml:space="preserve">greet</w:t>
+      </w:r>
+      <w:r>
+        <w:t xml:space="preserve"> </w:t>
+      </w:r>
+      <w:r>
+        <w:t xml:space="preserve">methods and prints their results to the standard output.</w:t>
+      </w:r>
+    </w:p>
+    <w:p>
+      <w:pPr>
+        <w:pStyle w:val="SourceCode"/>
+      </w:pPr>
+      <w:r>
+        <w:rPr>
+          <w:rStyle w:val="CommentTok"/>
+        </w:rPr>
+        <w:t xml:space="preserve">// Example of the factorial logic</w:t>
+      </w:r>
+      <w:r>
+        <w:br/>
+      </w:r>
+      <w:r>
+        <w:rPr>
+          <w:rStyle w:val="FunctionTok"/>
+        </w:rPr>
+        <w:t xml:space="preserve">factorial</w:t>
+      </w:r>
+      <w:r>
+        <w:rPr>
+          <w:rStyle w:val="OperatorTok"/>
+        </w:rPr>
+        <w:t xml:space="preserve">(</w:t>
+      </w:r>
+      <w:r>
+        <w:rPr>
+          <w:rStyle w:val="DecValTok"/>
+        </w:rPr>
+        <w:t xml:space="preserve">5</w:t>
+      </w:r>
+      <w:r>
+        <w:rPr>
+          <w:rStyle w:val="OperatorTok"/>
+        </w:rPr>
+        <w:t xml:space="preserve">)</w:t>
+      </w:r>
+      <w:r>
+        <w:br/>
+      </w:r>
+      <w:r>
+        <w:rPr>
+          <w:rStyle w:val="CommentTok"/>
+        </w:rPr>
+        <w:t xml:space="preserve">// returns 5 * factorial(4)</w:t>
+      </w:r>
+      <w:r>
+        <w:br/>
+      </w:r>
+      <w:r>
+        <w:rPr>
+          <w:rStyle w:val="CommentTok"/>
+        </w:rPr>
+        <w:t xml:space="preserve">// returns 5 * 4 * factorial(3)</w:t>
+      </w:r>
+      <w:r>
+        <w:br/>
+      </w:r>
+      <w:r>
+        <w:rPr>
+          <w:rStyle w:val="CommentTok"/>
+        </w:rPr>
+        <w:t xml:space="preserve">// returns 5 * 4 * 3 * factorial(2)</w:t>
+      </w:r>
+      <w:r>
+        <w:br/>
+      </w:r>
+      <w:r>
+        <w:rPr>
+          <w:rStyle w:val="CommentTok"/>
+        </w:rPr>
+        <w:t xml:space="preserve">// returns 5 * 4 * 3 * 2 * factorial(1)</w:t>
+      </w:r>
+      <w:r>
+        <w:br/>
+      </w:r>
+      <w:r>
+        <w:rPr>
+          <w:rStyle w:val="CommentTok"/>
+        </w:rPr>
+        <w:t xml:space="preserve">// returns 5 * 4 * 3 * 2 * 1 = 120</w:t>
+      </w:r>
+    </w:p>
+    <w:bookmarkEnd w:id="11"/>
+    <w:bookmarkStart w:id="12" w:name="usage-notes"/>
+    <w:p>
+      <w:pPr>
+        <w:pStyle w:val="Heading2"/>
+      </w:pPr>
+      <w:r>
+        <w:rPr>
+          <w:rStyle w:val="SectionNumber"/>
+        </w:rPr>
+        <w:t xml:space="preserve">1.3</w:t>
+      </w:r>
+      <w:r>
+        <w:tab/>
+      </w:r>
+      <w:r>
+        <w:t xml:space="preserve">Usage Notes</w:t>
       </w:r>
     </w:p>
     <w:p>
@@ -203,17 +573,23 @@
         <w:pStyle w:val="Compact"/>
         <w:numPr>
           <w:ilvl w:val="0"/>
-          <w:numId w:val="1001"/>
+          <w:numId w:val="1003"/>
         </w:numPr>
       </w:pPr>
+      <w:r>
+        <w:t xml:space="preserve">All methods in this class are</w:t>
+      </w:r>
+      <w:r>
+        <w:t xml:space="preserve"> </w:t>
+      </w:r>
       <w:r>
         <w:rPr>
           <w:rStyle w:val="VerbatimChar"/>
         </w:rPr>
-        <w:t xml:space="preserve">add(int a, int b)</w:t>
-      </w:r>
-      <w:r>
-        <w:t xml:space="preserve">: A simple function that accepts two integer parameters,</w:t>
+        <w:t xml:space="preserve">static</w:t>
+      </w:r>
+      <w:r>
+        <w:t xml:space="preserve">, so they should be invoked directly on the</w:t>
       </w:r>
       <w:r>
         <w:t xml:space="preserve"> </w:t>
@@ -222,13 +598,13 @@
         <w:rPr>
           <w:rStyle w:val="VerbatimChar"/>
         </w:rPr>
-        <w:t xml:space="preserve">a</w:t>
+        <w:t xml:space="preserve">Main</w:t>
       </w:r>
       <w:r>
         <w:t xml:space="preserve"> </w:t>
       </w:r>
       <w:r>
-        <w:t xml:space="preserve">and</w:t>
+        <w:t xml:space="preserve">class (e.g.,</w:t>
       </w:r>
       <w:r>
         <w:t xml:space="preserve"> </w:t>
@@ -237,10 +613,10 @@
         <w:rPr>
           <w:rStyle w:val="VerbatimChar"/>
         </w:rPr>
-        <w:t xml:space="preserve">b</w:t>
-      </w:r>
-      <w:r>
-        <w:t xml:space="preserve">, and returns their sum.</w:t>
+        <w:t xml:space="preserve">Main.add(5, 10)</w:t>
+      </w:r>
+      <w:r>
+        <w:t xml:space="preserve">).</w:t>
       </w:r>
     </w:p>
     <w:p>
@@ -248,17 +624,26 @@
         <w:pStyle w:val="Compact"/>
         <w:numPr>
           <w:ilvl w:val="0"/>
-          <w:numId w:val="1001"/>
+          <w:numId w:val="1003"/>
         </w:numPr>
       </w:pPr>
+      <w:r>
+        <w:t xml:space="preserve">The</w:t>
+      </w:r>
+      <w:r>
+        <w:t xml:space="preserve"> </w:t>
+      </w:r>
       <w:r>
         <w:rPr>
           <w:rStyle w:val="VerbatimChar"/>
         </w:rPr>
-        <w:t xml:space="preserve">factorial(int n)</w:t>
-      </w:r>
-      <w:r>
-        <w:t xml:space="preserve">: A recursive function that calculates the factorial of a non-negative integer</w:t>
+        <w:t xml:space="preserve">factorial</w:t>
+      </w:r>
+      <w:r>
+        <w:t xml:space="preserve"> </w:t>
+      </w:r>
+      <w:r>
+        <w:t xml:space="preserve">method is recursive. Providing a very large integer may lead to a</w:t>
       </w:r>
       <w:r>
         <w:t xml:space="preserve"> </w:t>
@@ -267,49 +652,7 @@
         <w:rPr>
           <w:rStyle w:val="VerbatimChar"/>
         </w:rPr>
-        <w:t xml:space="preserve">n</w:t>
-      </w:r>
-      <w:r>
-        <w:t xml:space="preserve">. The base case is when</w:t>
-      </w:r>
-      <w:r>
-        <w:t xml:space="preserve"> </w:t>
-      </w:r>
-      <w:r>
-        <w:rPr>
-          <w:rStyle w:val="VerbatimChar"/>
-        </w:rPr>
-        <w:t xml:space="preserve">n</w:t>
-      </w:r>
-      <w:r>
-        <w:t xml:space="preserve"> </w:t>
-      </w:r>
-      <w:r>
-        <w:t xml:space="preserve">is less than or equal to 1, where it returns 1. Otherwise, it recursively calls itself with</w:t>
-      </w:r>
-      <w:r>
-        <w:t xml:space="preserve"> </w:t>
-      </w:r>
-      <w:r>
-        <w:rPr>
-          <w:rStyle w:val="VerbatimChar"/>
-        </w:rPr>
-        <w:t xml:space="preserve">n - 1</w:t>
-      </w:r>
-      <w:r>
-        <w:t xml:space="preserve"> </w:t>
-      </w:r>
-      <w:r>
-        <w:t xml:space="preserve">and multiplies the result by</w:t>
-      </w:r>
-      <w:r>
-        <w:t xml:space="preserve"> </w:t>
-      </w:r>
-      <w:r>
-        <w:rPr>
-          <w:rStyle w:val="VerbatimChar"/>
-        </w:rPr>
-        <w:t xml:space="preserve">n</w:t>
+        <w:t xml:space="preserve">StackOverflowError</w:t>
       </w:r>
       <w:r>
         <w:t xml:space="preserve">.</w:t>
@@ -320,62 +663,45 @@
         <w:pStyle w:val="Compact"/>
         <w:numPr>
           <w:ilvl w:val="0"/>
-          <w:numId w:val="1001"/>
+          <w:numId w:val="1003"/>
         </w:numPr>
       </w:pPr>
+      <w:r>
+        <w:t xml:space="preserve">The</w:t>
+      </w:r>
+      <w:r>
+        <w:t xml:space="preserve"> </w:t>
+      </w:r>
       <w:r>
         <w:rPr>
           <w:rStyle w:val="VerbatimChar"/>
         </w:rPr>
-        <w:t xml:space="preserve">greet(String name)</w:t>
-      </w:r>
-      <w:r>
-        <w:t xml:space="preserve">: A</w:t>
+        <w:t xml:space="preserve">main</w:t>
       </w:r>
       <w:r>
         <w:t xml:space="preserve"> </w:t>
       </w:r>
       <w:r>
+        <w:t xml:space="preserve">method serves as a built-in example of how to use the other methods in the class.</w:t>
+      </w:r>
+    </w:p>
+    <w:bookmarkEnd w:id="12"/>
+    <w:bookmarkStart w:id="13" w:name="example"/>
+    <w:p>
+      <w:pPr>
+        <w:pStyle w:val="Heading2"/>
+      </w:pPr>
+      <w:r>
         <w:rPr>
-          <w:rStyle w:val="VerbatimChar"/>
+          <w:rStyle w:val="SectionNumber"/>
         </w:rPr>
-        <w:t xml:space="preserve">void</w:t>
-      </w:r>
-      <w:r>
-        <w:t xml:space="preserve"> </w:t>
-      </w:r>
-      <w:r>
-        <w:t xml:space="preserve">function that takes a</w:t>
-      </w:r>
-      <w:r>
-        <w:t xml:space="preserve"> </w:t>
-      </w:r>
-      <w:r>
-        <w:rPr>
-          <w:rStyle w:val="VerbatimChar"/>
-        </w:rPr>
-        <w:t xml:space="preserve">String</w:t>
-      </w:r>
-      <w:r>
-        <w:t xml:space="preserve"> </w:t>
-      </w:r>
-      <w:r>
-        <w:t xml:space="preserve">parameter</w:t>
-      </w:r>
-      <w:r>
-        <w:t xml:space="preserve"> </w:t>
-      </w:r>
-      <w:r>
-        <w:rPr>
-          <w:rStyle w:val="VerbatimChar"/>
-        </w:rPr>
-        <w:t xml:space="preserve">name</w:t>
-      </w:r>
-      <w:r>
-        <w:t xml:space="preserve"> </w:t>
-      </w:r>
-      <w:r>
-        <w:t xml:space="preserve">and prints a personalized greeting message to the standard output console.</w:t>
+        <w:t xml:space="preserve">1.4</w:t>
+      </w:r>
+      <w:r>
+        <w:tab/>
+      </w:r>
+      <w:r>
+        <w:t xml:space="preserve">Example</w:t>
       </w:r>
     </w:p>
     <w:p>
@@ -383,7 +709,7 @@
         <w:pStyle w:val="FirstParagraph"/>
       </w:pPr>
       <w:r>
-        <w:t xml:space="preserve">The</w:t>
+        <w:t xml:space="preserve">The following code demonstrates how to call the methods within the</w:t>
       </w:r>
       <w:r>
         <w:t xml:space="preserve"> </w:t>
@@ -392,13 +718,28 @@
         <w:rPr>
           <w:rStyle w:val="VerbatimChar"/>
         </w:rPr>
-        <w:t xml:space="preserve">main(String[] args)</w:t>
+        <w:t xml:space="preserve">Main</w:t>
       </w:r>
       <w:r>
         <w:t xml:space="preserve"> </w:t>
       </w:r>
       <w:r>
-        <w:t xml:space="preserve">method demonstrates the usage of these utility functions by calling them with sample values and printing the results to the console.</w:t>
+        <w:t xml:space="preserve">class. This is the content of the</w:t>
+      </w:r>
+      <w:r>
+        <w:t xml:space="preserve"> </w:t>
+      </w:r>
+      <w:r>
+        <w:rPr>
+          <w:rStyle w:val="VerbatimChar"/>
+        </w:rPr>
+        <w:t xml:space="preserve">main</w:t>
+      </w:r>
+      <w:r>
+        <w:t xml:space="preserve"> </w:t>
+      </w:r>
+      <w:r>
+        <w:t xml:space="preserve">method itself.</w:t>
       </w:r>
     </w:p>
     <w:p>
@@ -407,269 +748,333 @@
       </w:pPr>
       <w:r>
         <w:rPr>
-          <w:rStyle w:val="CommentTok"/>
+          <w:rStyle w:val="KeywordTok"/>
         </w:rPr>
-        <w:t xml:space="preserve">// Example of the factorial logic</w:t>
+        <w:t xml:space="preserve">public</w:t>
+      </w:r>
+      <w:r>
+        <w:rPr>
+          <w:rStyle w:val="NormalTok"/>
+        </w:rPr>
+        <w:t xml:space="preserve"> </w:t>
+      </w:r>
+      <w:r>
+        <w:rPr>
+          <w:rStyle w:val="DataTypeTok"/>
+        </w:rPr>
+        <w:t xml:space="preserve">static</w:t>
+      </w:r>
+      <w:r>
+        <w:rPr>
+          <w:rStyle w:val="NormalTok"/>
+        </w:rPr>
+        <w:t xml:space="preserve"> </w:t>
+      </w:r>
+      <w:r>
+        <w:rPr>
+          <w:rStyle w:val="DataTypeTok"/>
+        </w:rPr>
+        <w:t xml:space="preserve">void</w:t>
+      </w:r>
+      <w:r>
+        <w:rPr>
+          <w:rStyle w:val="NormalTok"/>
+        </w:rPr>
+        <w:t xml:space="preserve"> </w:t>
+      </w:r>
+      <w:r>
+        <w:rPr>
+          <w:rStyle w:val="FunctionTok"/>
+        </w:rPr>
+        <w:t xml:space="preserve">main</w:t>
+      </w:r>
+      <w:r>
+        <w:rPr>
+          <w:rStyle w:val="OperatorTok"/>
+        </w:rPr>
+        <w:t xml:space="preserve">(</w:t>
+      </w:r>
+      <w:r>
+        <w:rPr>
+          <w:rStyle w:val="BuiltInTok"/>
+        </w:rPr>
+        <w:t xml:space="preserve">String</w:t>
+      </w:r>
+      <w:r>
+        <w:rPr>
+          <w:rStyle w:val="OperatorTok"/>
+        </w:rPr>
+        <w:t xml:space="preserve">[]</w:t>
+      </w:r>
+      <w:r>
+        <w:rPr>
+          <w:rStyle w:val="NormalTok"/>
+        </w:rPr>
+        <w:t xml:space="preserve"> args</w:t>
+      </w:r>
+      <w:r>
+        <w:rPr>
+          <w:rStyle w:val="OperatorTok"/>
+        </w:rPr>
+        <w:t xml:space="preserve">)</w:t>
+      </w:r>
+      <w:r>
+        <w:rPr>
+          <w:rStyle w:val="NormalTok"/>
+        </w:rPr>
+        <w:t xml:space="preserve"> </w:t>
+      </w:r>
+      <w:r>
+        <w:rPr>
+          <w:rStyle w:val="OperatorTok"/>
+        </w:rPr>
+        <w:t xml:space="preserve">{</w:t>
       </w:r>
       <w:r>
         <w:br/>
       </w:r>
       <w:r>
         <w:rPr>
-          <w:rStyle w:val="CommentTok"/>
+          <w:rStyle w:val="NormalTok"/>
         </w:rPr>
-        <w:t xml:space="preserve">// factorial(5)</w:t>
-      </w:r>
-      <w:r>
-        <w:br/>
+        <w:t xml:space="preserve">    </w:t>
       </w:r>
       <w:r>
         <w:rPr>
-          <w:rStyle w:val="CommentTok"/>
+          <w:rStyle w:val="BuiltInTok"/>
         </w:rPr>
-        <w:t xml:space="preserve">// 5 * factorial(4)</w:t>
-      </w:r>
-      <w:r>
-        <w:br/>
+        <w:t xml:space="preserve">System</w:t>
       </w:r>
       <w:r>
         <w:rPr>
-          <w:rStyle w:val="CommentTok"/>
+          <w:rStyle w:val="OperatorTok"/>
         </w:rPr>
-        <w:t xml:space="preserve">// 5 * 4 * factorial(3)</w:t>
-      </w:r>
-      <w:r>
-        <w:br/>
+        <w:t xml:space="preserve">.</w:t>
       </w:r>
       <w:r>
         <w:rPr>
-          <w:rStyle w:val="CommentTok"/>
+          <w:rStyle w:val="FunctionTok"/>
         </w:rPr>
-        <w:t xml:space="preserve">// 5 * 4 * 3 * factorial(2)</w:t>
-      </w:r>
-      <w:r>
-        <w:br/>
+        <w:t xml:space="preserve">out</w:t>
       </w:r>
       <w:r>
         <w:rPr>
-          <w:rStyle w:val="CommentTok"/>
+          <w:rStyle w:val="OperatorTok"/>
         </w:rPr>
-        <w:t xml:space="preserve">// 5 * 4 * 3 * 2 * factorial(1)</w:t>
-      </w:r>
-      <w:r>
-        <w:br/>
+        <w:t xml:space="preserve">.</w:t>
       </w:r>
       <w:r>
         <w:rPr>
-          <w:rStyle w:val="CommentTok"/>
+          <w:rStyle w:val="FunctionTok"/>
         </w:rPr>
-        <w:t xml:space="preserve">// 5 * 4 * 3 * 2 * 1 = 120</w:t>
-      </w:r>
-    </w:p>
-    <w:bookmarkEnd w:id="12"/>
-    <w:bookmarkStart w:id="13" w:name="usage-notes"/>
-    <w:p>
-      <w:pPr>
-        <w:pStyle w:val="Heading2"/>
-      </w:pPr>
+        <w:t xml:space="preserve">println</w:t>
+      </w:r>
       <w:r>
         <w:rPr>
-          <w:rStyle w:val="SectionNumber"/>
+          <w:rStyle w:val="OperatorTok"/>
         </w:rPr>
-        <w:t xml:space="preserve">1.4</w:t>
-      </w:r>
-      <w:r>
-        <w:tab/>
-      </w:r>
-      <w:r>
-        <w:t xml:space="preserve">Usage Notes</w:t>
-      </w:r>
-    </w:p>
-    <w:p>
-      <w:pPr>
-        <w:pStyle w:val="Compact"/>
-        <w:numPr>
-          <w:ilvl w:val="0"/>
-          <w:numId w:val="1002"/>
-        </w:numPr>
-      </w:pPr>
-      <w:r>
-        <w:t xml:space="preserve">All helper methods (</w:t>
+        <w:t xml:space="preserve">(</w:t>
       </w:r>
       <w:r>
         <w:rPr>
-          <w:rStyle w:val="VerbatimChar"/>
+          <w:rStyle w:val="StringTok"/>
+        </w:rPr>
+        <w:t xml:space="preserve">"Sum: "</w:t>
+      </w:r>
+      <w:r>
+        <w:rPr>
+          <w:rStyle w:val="NormalTok"/>
+        </w:rPr>
+        <w:t xml:space="preserve"> </w:t>
+      </w:r>
+      <w:r>
+        <w:rPr>
+          <w:rStyle w:val="OperatorTok"/>
+        </w:rPr>
+        <w:t xml:space="preserve">+</w:t>
+      </w:r>
+      <w:r>
+        <w:rPr>
+          <w:rStyle w:val="NormalTok"/>
+        </w:rPr>
+        <w:t xml:space="preserve"> </w:t>
+      </w:r>
+      <w:r>
+        <w:rPr>
+          <w:rStyle w:val="FunctionTok"/>
         </w:rPr>
         <w:t xml:space="preserve">add</w:t>
       </w:r>
       <w:r>
+        <w:rPr>
+          <w:rStyle w:val="OperatorTok"/>
+        </w:rPr>
+        <w:t xml:space="preserve">(</w:t>
+      </w:r>
+      <w:r>
+        <w:rPr>
+          <w:rStyle w:val="DecValTok"/>
+        </w:rPr>
+        <w:t xml:space="preserve">5</w:t>
+      </w:r>
+      <w:r>
+        <w:rPr>
+          <w:rStyle w:val="OperatorTok"/>
+        </w:rPr>
         <w:t xml:space="preserve">,</w:t>
       </w:r>
       <w:r>
+        <w:rPr>
+          <w:rStyle w:val="NormalTok"/>
+        </w:rPr>
         <w:t xml:space="preserve"> </w:t>
       </w:r>
       <w:r>
         <w:rPr>
-          <w:rStyle w:val="VerbatimChar"/>
+          <w:rStyle w:val="DecValTok"/>
+        </w:rPr>
+        <w:t xml:space="preserve">10</w:t>
+      </w:r>
+      <w:r>
+        <w:rPr>
+          <w:rStyle w:val="OperatorTok"/>
+        </w:rPr>
+        <w:t xml:space="preserve">));</w:t>
+      </w:r>
+      <w:r>
+        <w:br/>
+      </w:r>
+      <w:r>
+        <w:rPr>
+          <w:rStyle w:val="NormalTok"/>
+        </w:rPr>
+        <w:t xml:space="preserve">    </w:t>
+      </w:r>
+      <w:r>
+        <w:rPr>
+          <w:rStyle w:val="BuiltInTok"/>
+        </w:rPr>
+        <w:t xml:space="preserve">System</w:t>
+      </w:r>
+      <w:r>
+        <w:rPr>
+          <w:rStyle w:val="OperatorTok"/>
+        </w:rPr>
+        <w:t xml:space="preserve">.</w:t>
+      </w:r>
+      <w:r>
+        <w:rPr>
+          <w:rStyle w:val="FunctionTok"/>
+        </w:rPr>
+        <w:t xml:space="preserve">out</w:t>
+      </w:r>
+      <w:r>
+        <w:rPr>
+          <w:rStyle w:val="OperatorTok"/>
+        </w:rPr>
+        <w:t xml:space="preserve">.</w:t>
+      </w:r>
+      <w:r>
+        <w:rPr>
+          <w:rStyle w:val="FunctionTok"/>
+        </w:rPr>
+        <w:t xml:space="preserve">println</w:t>
+      </w:r>
+      <w:r>
+        <w:rPr>
+          <w:rStyle w:val="OperatorTok"/>
+        </w:rPr>
+        <w:t xml:space="preserve">(</w:t>
+      </w:r>
+      <w:r>
+        <w:rPr>
+          <w:rStyle w:val="StringTok"/>
+        </w:rPr>
+        <w:t xml:space="preserve">"Factorial: "</w:t>
+      </w:r>
+      <w:r>
+        <w:rPr>
+          <w:rStyle w:val="NormalTok"/>
+        </w:rPr>
+        <w:t xml:space="preserve"> </w:t>
+      </w:r>
+      <w:r>
+        <w:rPr>
+          <w:rStyle w:val="OperatorTok"/>
+        </w:rPr>
+        <w:t xml:space="preserve">+</w:t>
+      </w:r>
+      <w:r>
+        <w:rPr>
+          <w:rStyle w:val="NormalTok"/>
+        </w:rPr>
+        <w:t xml:space="preserve"> </w:t>
+      </w:r>
+      <w:r>
+        <w:rPr>
+          <w:rStyle w:val="FunctionTok"/>
         </w:rPr>
         <w:t xml:space="preserve">factorial</w:t>
       </w:r>
       <w:r>
-        <w:t xml:space="preserve">,</w:t>
-      </w:r>
-      <w:r>
-        <w:t xml:space="preserve"> </w:t>
-      </w:r>
-      <w:r>
         <w:rPr>
-          <w:rStyle w:val="VerbatimChar"/>
+          <w:rStyle w:val="OperatorTok"/>
+        </w:rPr>
+        <w:t xml:space="preserve">(</w:t>
+      </w:r>
+      <w:r>
+        <w:rPr>
+          <w:rStyle w:val="DecValTok"/>
+        </w:rPr>
+        <w:t xml:space="preserve">5</w:t>
+      </w:r>
+      <w:r>
+        <w:rPr>
+          <w:rStyle w:val="OperatorTok"/>
+        </w:rPr>
+        <w:t xml:space="preserve">));</w:t>
+      </w:r>
+      <w:r>
+        <w:br/>
+      </w:r>
+      <w:r>
+        <w:rPr>
+          <w:rStyle w:val="NormalTok"/>
+        </w:rPr>
+        <w:t xml:space="preserve">    </w:t>
+      </w:r>
+      <w:r>
+        <w:rPr>
+          <w:rStyle w:val="FunctionTok"/>
         </w:rPr>
         <w:t xml:space="preserve">greet</w:t>
       </w:r>
       <w:r>
-        <w:t xml:space="preserve">) are</w:t>
-      </w:r>
-      <w:r>
-        <w:t xml:space="preserve"> </w:t>
-      </w:r>
-      <w:r>
         <w:rPr>
-          <w:rStyle w:val="VerbatimChar"/>
+          <w:rStyle w:val="OperatorTok"/>
         </w:rPr>
-        <w:t xml:space="preserve">static</w:t>
-      </w:r>
-      <w:r>
-        <w:t xml:space="preserve"> </w:t>
-      </w:r>
-      <w:r>
-        <w:t xml:space="preserve">and should be invoked directly on the</w:t>
-      </w:r>
-      <w:r>
-        <w:t xml:space="preserve"> </w:t>
+        <w:t xml:space="preserve">(</w:t>
       </w:r>
       <w:r>
         <w:rPr>
-          <w:rStyle w:val="VerbatimChar"/>
+          <w:rStyle w:val="StringTok"/>
         </w:rPr>
-        <w:t xml:space="preserve">Main</w:t>
-      </w:r>
-      <w:r>
-        <w:t xml:space="preserve"> </w:t>
-      </w:r>
-      <w:r>
-        <w:t xml:space="preserve">class (e.g.,</w:t>
-      </w:r>
-      <w:r>
-        <w:t xml:space="preserve"> </w:t>
+        <w:t xml:space="preserve">"Prateek"</w:t>
       </w:r>
       <w:r>
         <w:rPr>
-          <w:rStyle w:val="VerbatimChar"/>
+          <w:rStyle w:val="OperatorTok"/>
         </w:rPr>
-        <w:t xml:space="preserve">Main.add(5, 10)</w:t>
-      </w:r>
-      <w:r>
-        <w:t xml:space="preserve">).</w:t>
-      </w:r>
-    </w:p>
-    <w:p>
-      <w:pPr>
-        <w:pStyle w:val="Compact"/>
-        <w:numPr>
-          <w:ilvl w:val="0"/>
-          <w:numId w:val="1002"/>
-        </w:numPr>
-      </w:pPr>
-      <w:r>
-        <w:t xml:space="preserve">The</w:t>
-      </w:r>
-      <w:r>
-        <w:t xml:space="preserve"> </w:t>
+        <w:t xml:space="preserve">);</w:t>
+      </w:r>
+      <w:r>
+        <w:br/>
       </w:r>
       <w:r>
         <w:rPr>
-          <w:rStyle w:val="VerbatimChar"/>
+          <w:rStyle w:val="OperatorTok"/>
         </w:rPr>
-        <w:t xml:space="preserve">factorial</w:t>
-      </w:r>
-      <w:r>
-        <w:t xml:space="preserve"> </w:t>
-      </w:r>
-      <w:r>
-        <w:t xml:space="preserve">method is recursive. Providing a very large integer as input may lead to a</w:t>
-      </w:r>
-      <w:r>
-        <w:t xml:space="preserve"> </w:t>
-      </w:r>
-      <w:r>
-        <w:rPr>
-          <w:rStyle w:val="VerbatimChar"/>
-        </w:rPr>
-        <w:t xml:space="preserve">StackOverflowError</w:t>
-      </w:r>
-      <w:r>
-        <w:t xml:space="preserve">.</w:t>
-      </w:r>
-    </w:p>
-    <w:p>
-      <w:pPr>
-        <w:pStyle w:val="Compact"/>
-        <w:numPr>
-          <w:ilvl w:val="0"/>
-          <w:numId w:val="1002"/>
-        </w:numPr>
-      </w:pPr>
-      <w:r>
-        <w:t xml:space="preserve">The</w:t>
-      </w:r>
-      <w:r>
-        <w:t xml:space="preserve"> </w:t>
-      </w:r>
-      <w:r>
-        <w:rPr>
-          <w:rStyle w:val="VerbatimChar"/>
-        </w:rPr>
-        <w:t xml:space="preserve">greet</w:t>
-      </w:r>
-      <w:r>
-        <w:t xml:space="preserve"> </w:t>
-      </w:r>
-      <w:r>
-        <w:t xml:space="preserve">method prints its output directly to</w:t>
-      </w:r>
-      <w:r>
-        <w:t xml:space="preserve"> </w:t>
-      </w:r>
-      <w:r>
-        <w:rPr>
-          <w:rStyle w:val="VerbatimChar"/>
-        </w:rPr>
-        <w:t xml:space="preserve">System.out</w:t>
-      </w:r>
-      <w:r>
-        <w:t xml:space="preserve"> </w:t>
-      </w:r>
-      <w:r>
-        <w:t xml:space="preserve">and does not return any value.</w:t>
-      </w:r>
-    </w:p>
-    <w:bookmarkEnd w:id="13"/>
-    <w:bookmarkStart w:id="14" w:name="example"/>
-    <w:p>
-      <w:pPr>
-        <w:pStyle w:val="Heading2"/>
-      </w:pPr>
-      <w:r>
-        <w:rPr>
-          <w:rStyle w:val="SectionNumber"/>
-        </w:rPr>
-        <w:t xml:space="preserve">1.5</w:t>
-      </w:r>
-      <w:r>
-        <w:tab/>
-      </w:r>
-      <w:r>
-        <w:t xml:space="preserve">Example</w:t>
+        <w:t xml:space="preserve">}</w:t>
       </w:r>
     </w:p>
     <w:p>
@@ -677,22 +1082,11 @@
         <w:pStyle w:val="FirstParagraph"/>
       </w:pPr>
       <w:r>
-        <w:t xml:space="preserve">The provided</w:t>
-      </w:r>
-      <w:r>
-        <w:t xml:space="preserve"> </w:t>
-      </w:r>
-      <w:r>
         <w:rPr>
-          <w:rStyle w:val="VerbatimChar"/>
+          <w:b/>
+          <w:bCs/>
         </w:rPr>
-        <w:t xml:space="preserve">main</w:t>
-      </w:r>
-      <w:r>
-        <w:t xml:space="preserve"> </w:t>
-      </w:r>
-      <w:r>
-        <w:t xml:space="preserve">method serves as a clear example of how to use the class’s functions.</w:t>
+        <w:t xml:space="preserve">Output:</w:t>
       </w:r>
     </w:p>
     <w:p>
@@ -701,353 +1095,6 @@
       </w:pPr>
       <w:r>
         <w:rPr>
-          <w:rStyle w:val="KeywordTok"/>
-        </w:rPr>
-        <w:t xml:space="preserve">public</w:t>
-      </w:r>
-      <w:r>
-        <w:rPr>
-          <w:rStyle w:val="NormalTok"/>
-        </w:rPr>
-        <w:t xml:space="preserve"> </w:t>
-      </w:r>
-      <w:r>
-        <w:rPr>
-          <w:rStyle w:val="DataTypeTok"/>
-        </w:rPr>
-        <w:t xml:space="preserve">static</w:t>
-      </w:r>
-      <w:r>
-        <w:rPr>
-          <w:rStyle w:val="NormalTok"/>
-        </w:rPr>
-        <w:t xml:space="preserve"> </w:t>
-      </w:r>
-      <w:r>
-        <w:rPr>
-          <w:rStyle w:val="DataTypeTok"/>
-        </w:rPr>
-        <w:t xml:space="preserve">void</w:t>
-      </w:r>
-      <w:r>
-        <w:rPr>
-          <w:rStyle w:val="NormalTok"/>
-        </w:rPr>
-        <w:t xml:space="preserve"> </w:t>
-      </w:r>
-      <w:r>
-        <w:rPr>
-          <w:rStyle w:val="FunctionTok"/>
-        </w:rPr>
-        <w:t xml:space="preserve">main</w:t>
-      </w:r>
-      <w:r>
-        <w:rPr>
-          <w:rStyle w:val="OperatorTok"/>
-        </w:rPr>
-        <w:t xml:space="preserve">(</w:t>
-      </w:r>
-      <w:r>
-        <w:rPr>
-          <w:rStyle w:val="BuiltInTok"/>
-        </w:rPr>
-        <w:t xml:space="preserve">String</w:t>
-      </w:r>
-      <w:r>
-        <w:rPr>
-          <w:rStyle w:val="OperatorTok"/>
-        </w:rPr>
-        <w:t xml:space="preserve">[]</w:t>
-      </w:r>
-      <w:r>
-        <w:rPr>
-          <w:rStyle w:val="NormalTok"/>
-        </w:rPr>
-        <w:t xml:space="preserve"> args</w:t>
-      </w:r>
-      <w:r>
-        <w:rPr>
-          <w:rStyle w:val="OperatorTok"/>
-        </w:rPr>
-        <w:t xml:space="preserve">)</w:t>
-      </w:r>
-      <w:r>
-        <w:rPr>
-          <w:rStyle w:val="NormalTok"/>
-        </w:rPr>
-        <w:t xml:space="preserve"> </w:t>
-      </w:r>
-      <w:r>
-        <w:rPr>
-          <w:rStyle w:val="OperatorTok"/>
-        </w:rPr>
-        <w:t xml:space="preserve">{</w:t>
-      </w:r>
-      <w:r>
-        <w:br/>
-      </w:r>
-      <w:r>
-        <w:rPr>
-          <w:rStyle w:val="NormalTok"/>
-        </w:rPr>
-        <w:t xml:space="preserve">    </w:t>
-      </w:r>
-      <w:r>
-        <w:rPr>
-          <w:rStyle w:val="BuiltInTok"/>
-        </w:rPr>
-        <w:t xml:space="preserve">System</w:t>
-      </w:r>
-      <w:r>
-        <w:rPr>
-          <w:rStyle w:val="OperatorTok"/>
-        </w:rPr>
-        <w:t xml:space="preserve">.</w:t>
-      </w:r>
-      <w:r>
-        <w:rPr>
-          <w:rStyle w:val="FunctionTok"/>
-        </w:rPr>
-        <w:t xml:space="preserve">out</w:t>
-      </w:r>
-      <w:r>
-        <w:rPr>
-          <w:rStyle w:val="OperatorTok"/>
-        </w:rPr>
-        <w:t xml:space="preserve">.</w:t>
-      </w:r>
-      <w:r>
-        <w:rPr>
-          <w:rStyle w:val="FunctionTok"/>
-        </w:rPr>
-        <w:t xml:space="preserve">println</w:t>
-      </w:r>
-      <w:r>
-        <w:rPr>
-          <w:rStyle w:val="OperatorTok"/>
-        </w:rPr>
-        <w:t xml:space="preserve">(</w:t>
-      </w:r>
-      <w:r>
-        <w:rPr>
-          <w:rStyle w:val="StringTok"/>
-        </w:rPr>
-        <w:t xml:space="preserve">"Sum: "</w:t>
-      </w:r>
-      <w:r>
-        <w:rPr>
-          <w:rStyle w:val="NormalTok"/>
-        </w:rPr>
-        <w:t xml:space="preserve"> </w:t>
-      </w:r>
-      <w:r>
-        <w:rPr>
-          <w:rStyle w:val="OperatorTok"/>
-        </w:rPr>
-        <w:t xml:space="preserve">+</w:t>
-      </w:r>
-      <w:r>
-        <w:rPr>
-          <w:rStyle w:val="NormalTok"/>
-        </w:rPr>
-        <w:t xml:space="preserve"> </w:t>
-      </w:r>
-      <w:r>
-        <w:rPr>
-          <w:rStyle w:val="FunctionTok"/>
-        </w:rPr>
-        <w:t xml:space="preserve">add</w:t>
-      </w:r>
-      <w:r>
-        <w:rPr>
-          <w:rStyle w:val="OperatorTok"/>
-        </w:rPr>
-        <w:t xml:space="preserve">(</w:t>
-      </w:r>
-      <w:r>
-        <w:rPr>
-          <w:rStyle w:val="DecValTok"/>
-        </w:rPr>
-        <w:t xml:space="preserve">5</w:t>
-      </w:r>
-      <w:r>
-        <w:rPr>
-          <w:rStyle w:val="OperatorTok"/>
-        </w:rPr>
-        <w:t xml:space="preserve">,</w:t>
-      </w:r>
-      <w:r>
-        <w:rPr>
-          <w:rStyle w:val="NormalTok"/>
-        </w:rPr>
-        <w:t xml:space="preserve"> </w:t>
-      </w:r>
-      <w:r>
-        <w:rPr>
-          <w:rStyle w:val="DecValTok"/>
-        </w:rPr>
-        <w:t xml:space="preserve">10</w:t>
-      </w:r>
-      <w:r>
-        <w:rPr>
-          <w:rStyle w:val="OperatorTok"/>
-        </w:rPr>
-        <w:t xml:space="preserve">));</w:t>
-      </w:r>
-      <w:r>
-        <w:br/>
-      </w:r>
-      <w:r>
-        <w:rPr>
-          <w:rStyle w:val="NormalTok"/>
-        </w:rPr>
-        <w:t xml:space="preserve">    </w:t>
-      </w:r>
-      <w:r>
-        <w:rPr>
-          <w:rStyle w:val="BuiltInTok"/>
-        </w:rPr>
-        <w:t xml:space="preserve">System</w:t>
-      </w:r>
-      <w:r>
-        <w:rPr>
-          <w:rStyle w:val="OperatorTok"/>
-        </w:rPr>
-        <w:t xml:space="preserve">.</w:t>
-      </w:r>
-      <w:r>
-        <w:rPr>
-          <w:rStyle w:val="FunctionTok"/>
-        </w:rPr>
-        <w:t xml:space="preserve">out</w:t>
-      </w:r>
-      <w:r>
-        <w:rPr>
-          <w:rStyle w:val="OperatorTok"/>
-        </w:rPr>
-        <w:t xml:space="preserve">.</w:t>
-      </w:r>
-      <w:r>
-        <w:rPr>
-          <w:rStyle w:val="FunctionTok"/>
-        </w:rPr>
-        <w:t xml:space="preserve">println</w:t>
-      </w:r>
-      <w:r>
-        <w:rPr>
-          <w:rStyle w:val="OperatorTok"/>
-        </w:rPr>
-        <w:t xml:space="preserve">(</w:t>
-      </w:r>
-      <w:r>
-        <w:rPr>
-          <w:rStyle w:val="StringTok"/>
-        </w:rPr>
-        <w:t xml:space="preserve">"Factorial: "</w:t>
-      </w:r>
-      <w:r>
-        <w:rPr>
-          <w:rStyle w:val="NormalTok"/>
-        </w:rPr>
-        <w:t xml:space="preserve"> </w:t>
-      </w:r>
-      <w:r>
-        <w:rPr>
-          <w:rStyle w:val="OperatorTok"/>
-        </w:rPr>
-        <w:t xml:space="preserve">+</w:t>
-      </w:r>
-      <w:r>
-        <w:rPr>
-          <w:rStyle w:val="NormalTok"/>
-        </w:rPr>
-        <w:t xml:space="preserve"> </w:t>
-      </w:r>
-      <w:r>
-        <w:rPr>
-          <w:rStyle w:val="FunctionTok"/>
-        </w:rPr>
-        <w:t xml:space="preserve">factorial</w:t>
-      </w:r>
-      <w:r>
-        <w:rPr>
-          <w:rStyle w:val="OperatorTok"/>
-        </w:rPr>
-        <w:t xml:space="preserve">(</w:t>
-      </w:r>
-      <w:r>
-        <w:rPr>
-          <w:rStyle w:val="DecValTok"/>
-        </w:rPr>
-        <w:t xml:space="preserve">5</w:t>
-      </w:r>
-      <w:r>
-        <w:rPr>
-          <w:rStyle w:val="OperatorTok"/>
-        </w:rPr>
-        <w:t xml:space="preserve">));</w:t>
-      </w:r>
-      <w:r>
-        <w:br/>
-      </w:r>
-      <w:r>
-        <w:rPr>
-          <w:rStyle w:val="NormalTok"/>
-        </w:rPr>
-        <w:t xml:space="preserve">    </w:t>
-      </w:r>
-      <w:r>
-        <w:rPr>
-          <w:rStyle w:val="FunctionTok"/>
-        </w:rPr>
-        <w:t xml:space="preserve">greet</w:t>
-      </w:r>
-      <w:r>
-        <w:rPr>
-          <w:rStyle w:val="OperatorTok"/>
-        </w:rPr>
-        <w:t xml:space="preserve">(</w:t>
-      </w:r>
-      <w:r>
-        <w:rPr>
-          <w:rStyle w:val="StringTok"/>
-        </w:rPr>
-        <w:t xml:space="preserve">"Prateek"</w:t>
-      </w:r>
-      <w:r>
-        <w:rPr>
-          <w:rStyle w:val="OperatorTok"/>
-        </w:rPr>
-        <w:t xml:space="preserve">);</w:t>
-      </w:r>
-      <w:r>
-        <w:br/>
-      </w:r>
-      <w:r>
-        <w:rPr>
-          <w:rStyle w:val="OperatorTok"/>
-        </w:rPr>
-        <w:t xml:space="preserve">}</w:t>
-      </w:r>
-    </w:p>
-    <w:p>
-      <w:pPr>
-        <w:pStyle w:val="FirstParagraph"/>
-      </w:pPr>
-      <w:r>
-        <w:rPr>
-          <w:b/>
-          <w:bCs/>
-        </w:rPr>
-        <w:t xml:space="preserve">Output:</w:t>
-      </w:r>
-    </w:p>
-    <w:p>
-      <w:pPr>
-        <w:pStyle w:val="SourceCode"/>
-      </w:pPr>
-      <w:r>
-        <w:rPr>
           <w:rStyle w:val="VerbatimChar"/>
         </w:rPr>
         <w:t xml:space="preserve">Sum: 15</w:t>
@@ -1078,8 +1125,8 @@
         </w:pict>
       </w:r>
     </w:p>
+    <w:bookmarkEnd w:id="13"/>
     <w:bookmarkEnd w:id="14"/>
-    <w:bookmarkEnd w:id="15"/>
     <w:sectPr>
       <w:pgSz w:h="15840" w:w="12240"/>
       <w:pgMar w:bottom="1440" w:footer="720" w:gutter="0" w:header="720" w:left="1800" w:right="1800" w:top="1440"/>
@@ -1499,6 +1546,9 @@
     <w:abstractNumId w:val="991"/>
   </w:num>
   <w:num w:numId="1002">
+    <w:abstractNumId w:val="991"/>
+  </w:num>
+  <w:num w:numId="1003">
     <w:abstractNumId w:val="991"/>
   </w:num>
 </w:numbering>

--- a/Main.docx
+++ b/Main.docx
@@ -103,7 +103,7 @@
         <w:t xml:space="preserve"> </w:t>
       </w:r>
       <w:r>
-        <w:t xml:space="preserve">class is a utility class that contains static methods for performing basic mathematical operations and printing messages, and it includes the main entry point for the Java application.</w:t>
+        <w:t xml:space="preserve">class serves as a container for several static utility methods and acts as the entry point for the Java application.</w:t>
       </w:r>
     </w:p>
     <w:bookmarkEnd w:id="10"/>
@@ -130,37 +130,7 @@
         <w:pStyle w:val="FirstParagraph"/>
       </w:pPr>
       <w:r>
-        <w:t xml:space="preserve">The</w:t>
-      </w:r>
-      <w:r>
-        <w:t xml:space="preserve"> </w:t>
-      </w:r>
-      <w:r>
-        <w:rPr>
-          <w:rStyle w:val="VerbatimChar"/>
-        </w:rPr>
-        <w:t xml:space="preserve">Main</w:t>
-      </w:r>
-      <w:r>
-        <w:t xml:space="preserve"> </w:t>
-      </w:r>
-      <w:r>
-        <w:t xml:space="preserve">class serves as a container for several independent, static methods, meaning they can be called directly on the class without needing to create an instance of it. It also contains the</w:t>
-      </w:r>
-      <w:r>
-        <w:t xml:space="preserve"> </w:t>
-      </w:r>
-      <w:r>
-        <w:rPr>
-          <w:rStyle w:val="VerbatimChar"/>
-        </w:rPr>
-        <w:t xml:space="preserve">main</w:t>
-      </w:r>
-      <w:r>
-        <w:t xml:space="preserve"> </w:t>
-      </w:r>
-      <w:r>
-        <w:t xml:space="preserve">method, which is the standard entry point for execution of a Java program.</w:t>
+        <w:t xml:space="preserve">This class provides basic functionalities through its static methods, which can be called without creating an instance of the class. It includes methods for arithmetic operations, factorial calculation, and printing messages.</w:t>
       </w:r>
     </w:p>
     <w:p>
@@ -168,7 +138,7 @@
         <w:pStyle w:val="BodyText"/>
       </w:pPr>
       <w:r>
-        <w:t xml:space="preserve">The class provides the following functionalities:</w:t>
+        <w:t xml:space="preserve">The class contains the following key methods:</w:t>
       </w:r>
     </w:p>
     <w:p>
@@ -184,10 +154,13 @@
           <w:b/>
           <w:bCs/>
         </w:rPr>
-        <w:t xml:space="preserve">add(int a, int b)</w:t>
-      </w:r>
-      <w:r>
-        <w:t xml:space="preserve">: A simple function that takes two integer parameters,</w:t>
+        <w:t xml:space="preserve">public static int add(int a, int b)</w:t>
+      </w:r>
+      <w:r>
+        <w:t xml:space="preserve"> </w:t>
+      </w:r>
+      <w:r>
+        <w:t xml:space="preserve">This method takes two integer parameters,</w:t>
       </w:r>
       <w:r>
         <w:t xml:space="preserve"> </w:t>
@@ -214,7 +187,7 @@
         <w:t xml:space="preserve">b</w:t>
       </w:r>
       <w:r>
-        <w:t xml:space="preserve">, and returns their sum.</w:t>
+        <w:t xml:space="preserve">, and returns their sum. It performs a simple addition operation.</w:t>
       </w:r>
     </w:p>
     <w:p>
@@ -230,10 +203,13 @@
           <w:b/>
           <w:bCs/>
         </w:rPr>
-        <w:t xml:space="preserve">factorial(int n)</w:t>
-      </w:r>
-      <w:r>
-        <w:t xml:space="preserve">: This function calculates the factorial of a non-negative integer</w:t>
+        <w:t xml:space="preserve">public static int factorial(int n)</w:t>
+      </w:r>
+      <w:r>
+        <w:t xml:space="preserve"> </w:t>
+      </w:r>
+      <w:r>
+        <w:t xml:space="preserve">This method calculates the factorial of a non-negative integer</w:t>
       </w:r>
       <w:r>
         <w:t xml:space="preserve"> </w:t>
@@ -248,19 +224,7 @@
         <w:t xml:space="preserve"> </w:t>
       </w:r>
       <w:r>
-        <w:t xml:space="preserve">using recursion.</w:t>
-      </w:r>
-    </w:p>
-    <w:p>
-      <w:pPr>
-        <w:pStyle w:val="Compact"/>
-        <w:numPr>
-          <w:ilvl w:val="1"/>
-          <w:numId w:val="1002"/>
-        </w:numPr>
-      </w:pPr>
-      <w:r>
-        <w:t xml:space="preserve">The base case for the recursion is when</w:t>
+        <w:t xml:space="preserve">using recursion. The base case for the recursion is when</w:t>
       </w:r>
       <w:r>
         <w:t xml:space="preserve"> </w:t>
@@ -275,31 +239,7 @@
         <w:t xml:space="preserve"> </w:t>
       </w:r>
       <w:r>
-        <w:t xml:space="preserve">is less than or equal to 1, in which case the function returns</w:t>
-      </w:r>
-      <w:r>
-        <w:t xml:space="preserve"> </w:t>
-      </w:r>
-      <w:r>
-        <w:rPr>
-          <w:rStyle w:val="VerbatimChar"/>
-        </w:rPr>
-        <w:t xml:space="preserve">1</w:t>
-      </w:r>
-      <w:r>
-        <w:t xml:space="preserve">.</w:t>
-      </w:r>
-    </w:p>
-    <w:p>
-      <w:pPr>
-        <w:pStyle w:val="Compact"/>
-        <w:numPr>
-          <w:ilvl w:val="1"/>
-          <w:numId w:val="1002"/>
-        </w:numPr>
-      </w:pPr>
-      <w:r>
-        <w:t xml:space="preserve">For any</w:t>
+        <w:t xml:space="preserve">is less than or equal to 1, in which case it returns 1. For any other positive integer, it returns</w:t>
       </w:r>
       <w:r>
         <w:t xml:space="preserve"> </w:t>
@@ -314,7 +254,7 @@
         <w:t xml:space="preserve"> </w:t>
       </w:r>
       <w:r>
-        <w:t xml:space="preserve">greater than 1, it recursively calls itself with</w:t>
+        <w:t xml:space="preserve">multiplied by the factorial of</w:t>
       </w:r>
       <w:r>
         <w:t xml:space="preserve"> </w:t>
@@ -324,21 +264,6 @@
           <w:rStyle w:val="VerbatimChar"/>
         </w:rPr>
         <w:t xml:space="preserve">n - 1</w:t>
-      </w:r>
-      <w:r>
-        <w:t xml:space="preserve"> </w:t>
-      </w:r>
-      <w:r>
-        <w:t xml:space="preserve">and multiplies the result by</w:t>
-      </w:r>
-      <w:r>
-        <w:t xml:space="preserve"> </w:t>
-      </w:r>
-      <w:r>
-        <w:rPr>
-          <w:rStyle w:val="VerbatimChar"/>
-        </w:rPr>
-        <w:t xml:space="preserve">n</w:t>
       </w:r>
       <w:r>
         <w:t xml:space="preserve">.</w:t>
@@ -357,10 +282,43 @@
           <w:b/>
           <w:bCs/>
         </w:rPr>
-        <w:t xml:space="preserve">greet(String name)</w:t>
-      </w:r>
-      <w:r>
-        <w:t xml:space="preserve">: A</w:t>
+        <w:t xml:space="preserve">public static void greet(String name)</w:t>
+      </w:r>
+      <w:r>
+        <w:t xml:space="preserve"> </w:t>
+      </w:r>
+      <w:r>
+        <w:t xml:space="preserve">This method accepts a</w:t>
+      </w:r>
+      <w:r>
+        <w:t xml:space="preserve"> </w:t>
+      </w:r>
+      <w:r>
+        <w:rPr>
+          <w:rStyle w:val="VerbatimChar"/>
+        </w:rPr>
+        <w:t xml:space="preserve">String</w:t>
+      </w:r>
+      <w:r>
+        <w:t xml:space="preserve"> </w:t>
+      </w:r>
+      <w:r>
+        <w:t xml:space="preserve">parameter</w:t>
+      </w:r>
+      <w:r>
+        <w:t xml:space="preserve"> </w:t>
+      </w:r>
+      <w:r>
+        <w:rPr>
+          <w:rStyle w:val="VerbatimChar"/>
+        </w:rPr>
+        <w:t xml:space="preserve">name</w:t>
+      </w:r>
+      <w:r>
+        <w:t xml:space="preserve"> </w:t>
+      </w:r>
+      <w:r>
+        <w:t xml:space="preserve">and prints a personalized greeting message to the standard output. It is a</w:t>
       </w:r>
       <w:r>
         <w:t xml:space="preserve"> </w:t>
@@ -375,37 +333,7 @@
         <w:t xml:space="preserve"> </w:t>
       </w:r>
       <w:r>
-        <w:t xml:space="preserve">function that takes a</w:t>
-      </w:r>
-      <w:r>
-        <w:t xml:space="preserve"> </w:t>
-      </w:r>
-      <w:r>
-        <w:rPr>
-          <w:rStyle w:val="VerbatimChar"/>
-        </w:rPr>
-        <w:t xml:space="preserve">String</w:t>
-      </w:r>
-      <w:r>
-        <w:t xml:space="preserve"> </w:t>
-      </w:r>
-      <w:r>
-        <w:t xml:space="preserve">parameter</w:t>
-      </w:r>
-      <w:r>
-        <w:t xml:space="preserve"> </w:t>
-      </w:r>
-      <w:r>
-        <w:rPr>
-          <w:rStyle w:val="VerbatimChar"/>
-        </w:rPr>
-        <w:t xml:space="preserve">name</w:t>
-      </w:r>
-      <w:r>
-        <w:t xml:space="preserve"> </w:t>
-      </w:r>
-      <w:r>
-        <w:t xml:space="preserve">and prints a formatted greeting message to the console. It does not return any value.</w:t>
+        <w:t xml:space="preserve">method and does not return any value.</w:t>
       </w:r>
     </w:p>
     <w:p>
@@ -421,10 +349,13 @@
           <w:b/>
           <w:bCs/>
         </w:rPr>
-        <w:t xml:space="preserve">main(String[] args)</w:t>
-      </w:r>
-      <w:r>
-        <w:t xml:space="preserve">: The primary execution method for the program. It demonstrates the usage of the</w:t>
+        <w:t xml:space="preserve">public static void main(String[] args)</w:t>
+      </w:r>
+      <w:r>
+        <w:t xml:space="preserve"> </w:t>
+      </w:r>
+      <w:r>
+        <w:t xml:space="preserve">This is the main entry point of the application. When the program is executed, this method is called. It demonstrates the usage of the</w:t>
       </w:r>
       <w:r>
         <w:t xml:space="preserve"> </w:t>
@@ -463,90 +394,7 @@
         <w:t xml:space="preserve"> </w:t>
       </w:r>
       <w:r>
-        <w:t xml:space="preserve">methods and prints their results to the standard output.</w:t>
-      </w:r>
-    </w:p>
-    <w:p>
-      <w:pPr>
-        <w:pStyle w:val="SourceCode"/>
-      </w:pPr>
-      <w:r>
-        <w:rPr>
-          <w:rStyle w:val="CommentTok"/>
-        </w:rPr>
-        <w:t xml:space="preserve">// Example of the factorial logic</w:t>
-      </w:r>
-      <w:r>
-        <w:br/>
-      </w:r>
-      <w:r>
-        <w:rPr>
-          <w:rStyle w:val="FunctionTok"/>
-        </w:rPr>
-        <w:t xml:space="preserve">factorial</w:t>
-      </w:r>
-      <w:r>
-        <w:rPr>
-          <w:rStyle w:val="OperatorTok"/>
-        </w:rPr>
-        <w:t xml:space="preserve">(</w:t>
-      </w:r>
-      <w:r>
-        <w:rPr>
-          <w:rStyle w:val="DecValTok"/>
-        </w:rPr>
-        <w:t xml:space="preserve">5</w:t>
-      </w:r>
-      <w:r>
-        <w:rPr>
-          <w:rStyle w:val="OperatorTok"/>
-        </w:rPr>
-        <w:t xml:space="preserve">)</w:t>
-      </w:r>
-      <w:r>
-        <w:br/>
-      </w:r>
-      <w:r>
-        <w:rPr>
-          <w:rStyle w:val="CommentTok"/>
-        </w:rPr>
-        <w:t xml:space="preserve">// returns 5 * factorial(4)</w:t>
-      </w:r>
-      <w:r>
-        <w:br/>
-      </w:r>
-      <w:r>
-        <w:rPr>
-          <w:rStyle w:val="CommentTok"/>
-        </w:rPr>
-        <w:t xml:space="preserve">// returns 5 * 4 * factorial(3)</w:t>
-      </w:r>
-      <w:r>
-        <w:br/>
-      </w:r>
-      <w:r>
-        <w:rPr>
-          <w:rStyle w:val="CommentTok"/>
-        </w:rPr>
-        <w:t xml:space="preserve">// returns 5 * 4 * 3 * factorial(2)</w:t>
-      </w:r>
-      <w:r>
-        <w:br/>
-      </w:r>
-      <w:r>
-        <w:rPr>
-          <w:rStyle w:val="CommentTok"/>
-        </w:rPr>
-        <w:t xml:space="preserve">// returns 5 * 4 * 3 * 2 * factorial(1)</w:t>
-      </w:r>
-      <w:r>
-        <w:br/>
-      </w:r>
-      <w:r>
-        <w:rPr>
-          <w:rStyle w:val="CommentTok"/>
-        </w:rPr>
-        <w:t xml:space="preserve">// returns 5 * 4 * 3 * 2 * 1 = 120</w:t>
+        <w:t xml:space="preserve">methods by invoking them with sample values and printing the results to the console.</w:t>
       </w:r>
     </w:p>
     <w:bookmarkEnd w:id="11"/>
@@ -573,7 +421,7 @@
         <w:pStyle w:val="Compact"/>
         <w:numPr>
           <w:ilvl w:val="0"/>
-          <w:numId w:val="1003"/>
+          <w:numId w:val="1002"/>
         </w:numPr>
       </w:pPr>
       <w:r>
@@ -589,7 +437,19 @@
         <w:t xml:space="preserve">static</w:t>
       </w:r>
       <w:r>
-        <w:t xml:space="preserve">, so they should be invoked directly on the</w:t>
+        <w:t xml:space="preserve">, meaning they belong to the class itself and can be invoked directly using the class name (e.g.,</w:t>
+      </w:r>
+      <w:r>
+        <w:t xml:space="preserve"> </w:t>
+      </w:r>
+      <w:r>
+        <w:rPr>
+          <w:rStyle w:val="VerbatimChar"/>
+        </w:rPr>
+        <w:t xml:space="preserve">Main.add(5, 10)</w:t>
+      </w:r>
+      <w:r>
+        <w:t xml:space="preserve">) without needing to create an object of the</w:t>
       </w:r>
       <w:r>
         <w:t xml:space="preserve"> </w:t>
@@ -604,19 +464,7 @@
         <w:t xml:space="preserve"> </w:t>
       </w:r>
       <w:r>
-        <w:t xml:space="preserve">class (e.g.,</w:t>
-      </w:r>
-      <w:r>
-        <w:t xml:space="preserve"> </w:t>
-      </w:r>
-      <w:r>
-        <w:rPr>
-          <w:rStyle w:val="VerbatimChar"/>
-        </w:rPr>
-        <w:t xml:space="preserve">Main.add(5, 10)</w:t>
-      </w:r>
-      <w:r>
-        <w:t xml:space="preserve">).</w:t>
+        <w:t xml:space="preserve">class.</w:t>
       </w:r>
     </w:p>
     <w:p>
@@ -624,7 +472,7 @@
         <w:pStyle w:val="Compact"/>
         <w:numPr>
           <w:ilvl w:val="0"/>
-          <w:numId w:val="1003"/>
+          <w:numId w:val="1002"/>
         </w:numPr>
       </w:pPr>
       <w:r>
@@ -643,7 +491,7 @@
         <w:t xml:space="preserve"> </w:t>
       </w:r>
       <w:r>
-        <w:t xml:space="preserve">method is recursive. Providing a very large integer may lead to a</w:t>
+        <w:t xml:space="preserve">method uses recursion. Providing a very large integer as input may result in a</w:t>
       </w:r>
       <w:r>
         <w:t xml:space="preserve"> </w:t>
@@ -655,7 +503,10 @@
         <w:t xml:space="preserve">StackOverflowError</w:t>
       </w:r>
       <w:r>
-        <w:t xml:space="preserve">.</w:t>
+        <w:t xml:space="preserve"> </w:t>
+      </w:r>
+      <w:r>
+        <w:t xml:space="preserve">due to excessive recursive calls.</w:t>
       </w:r>
     </w:p>
     <w:p>
@@ -663,7 +514,7 @@
         <w:pStyle w:val="Compact"/>
         <w:numPr>
           <w:ilvl w:val="0"/>
-          <w:numId w:val="1003"/>
+          <w:numId w:val="1002"/>
         </w:numPr>
       </w:pPr>
       <w:r>
@@ -682,7 +533,37 @@
         <w:t xml:space="preserve"> </w:t>
       </w:r>
       <w:r>
-        <w:t xml:space="preserve">method serves as a built-in example of how to use the other methods in the class.</w:t>
+        <w:t xml:space="preserve">method is the standard entry point for any executable Java program.</w:t>
+      </w:r>
+    </w:p>
+    <w:p>
+      <w:pPr>
+        <w:pStyle w:val="FirstParagraph"/>
+      </w:pPr>
+      <w:r>
+        <w:rPr>
+          <w:b/>
+          <w:bCs/>
+        </w:rPr>
+        <w:t xml:space="preserve">Output Example</w:t>
+      </w:r>
+      <w:r>
+        <w:t xml:space="preserve">: The output shown in the example below is what is printed to the console when the</w:t>
+      </w:r>
+      <w:r>
+        <w:t xml:space="preserve"> </w:t>
+      </w:r>
+      <w:r>
+        <w:rPr>
+          <w:rStyle w:val="VerbatimChar"/>
+        </w:rPr>
+        <w:t xml:space="preserve">main</w:t>
+      </w:r>
+      <w:r>
+        <w:t xml:space="preserve"> </w:t>
+      </w:r>
+      <w:r>
+        <w:t xml:space="preserve">method is executed.</w:t>
       </w:r>
     </w:p>
     <w:bookmarkEnd w:id="12"/>
@@ -709,22 +590,7 @@
         <w:pStyle w:val="FirstParagraph"/>
       </w:pPr>
       <w:r>
-        <w:t xml:space="preserve">The following code demonstrates how to call the methods within the</w:t>
-      </w:r>
-      <w:r>
-        <w:t xml:space="preserve"> </w:t>
-      </w:r>
-      <w:r>
-        <w:rPr>
-          <w:rStyle w:val="VerbatimChar"/>
-        </w:rPr>
-        <w:t xml:space="preserve">Main</w:t>
-      </w:r>
-      <w:r>
-        <w:t xml:space="preserve"> </w:t>
-      </w:r>
-      <w:r>
-        <w:t xml:space="preserve">class. This is the content of the</w:t>
+        <w:t xml:space="preserve">The</w:t>
       </w:r>
       <w:r>
         <w:t xml:space="preserve"> </w:t>
@@ -739,7 +605,7 @@
         <w:t xml:space="preserve"> </w:t>
       </w:r>
       <w:r>
-        <w:t xml:space="preserve">method itself.</w:t>
+        <w:t xml:space="preserve">method within the class provides a clear example of how to use the other static methods.</w:t>
       </w:r>
     </w:p>
     <w:p>
@@ -1546,9 +1412,6 @@
     <w:abstractNumId w:val="991"/>
   </w:num>
   <w:num w:numId="1002">
-    <w:abstractNumId w:val="991"/>
-  </w:num>
-  <w:num w:numId="1003">
     <w:abstractNumId w:val="991"/>
   </w:num>
 </w:numbering>

--- a/Main.docx
+++ b/Main.docx
@@ -47,7 +47,7 @@
       </w:r>
     </w:p>
     <w:bookmarkEnd w:id="9"/>
-    <w:bookmarkStart w:id="14" w:name="class-main"/>
+    <w:bookmarkStart w:id="15" w:name="class-main"/>
     <w:p>
       <w:pPr>
         <w:pStyle w:val="Heading1"/>
@@ -103,11 +103,11 @@
         <w:t xml:space="preserve"> </w:t>
       </w:r>
       <w:r>
-        <w:t xml:space="preserve">class serves as a container for several static utility methods and acts as the entry point for the Java application.</w:t>
+        <w:t xml:space="preserve">class serves as the entry point for the application and provides a collection of static utility methods for basic mathematical calculations and console output.</w:t>
       </w:r>
     </w:p>
     <w:bookmarkEnd w:id="10"/>
-    <w:bookmarkStart w:id="11" w:name="description"/>
+    <w:bookmarkStart w:id="11" w:name="attributes"/>
     <w:p>
       <w:pPr>
         <w:pStyle w:val="Heading2"/>
@@ -122,7 +122,7 @@
         <w:tab/>
       </w:r>
       <w:r>
-        <w:t xml:space="preserve">Description</w:t>
+        <w:t xml:space="preserve">attributes</w:t>
       </w:r>
     </w:p>
     <w:p>
@@ -130,7 +130,76 @@
         <w:pStyle w:val="FirstParagraph"/>
       </w:pPr>
       <w:r>
-        <w:t xml:space="preserve">This class provides basic functionalities through its static methods, which can be called without creating an instance of the class. It includes methods for arithmetic operations, factorial calculation, and printing messages.</w:t>
+        <w:t xml:space="preserve">This class does not have any attributes or fields. It contains static methods that operate on the parameters passed to them.</w:t>
+      </w:r>
+    </w:p>
+    <w:bookmarkEnd w:id="11"/>
+    <w:bookmarkStart w:id="12" w:name="description"/>
+    <w:p>
+      <w:pPr>
+        <w:pStyle w:val="Heading2"/>
+      </w:pPr>
+      <w:r>
+        <w:rPr>
+          <w:rStyle w:val="SectionNumber"/>
+        </w:rPr>
+        <w:t xml:space="preserve">1.3</w:t>
+      </w:r>
+      <w:r>
+        <w:tab/>
+      </w:r>
+      <w:r>
+        <w:t xml:space="preserve">Description</w:t>
+      </w:r>
+    </w:p>
+    <w:p>
+      <w:pPr>
+        <w:pStyle w:val="FirstParagraph"/>
+      </w:pPr>
+      <w:r>
+        <w:t xml:space="preserve">The</w:t>
+      </w:r>
+      <w:r>
+        <w:t xml:space="preserve"> </w:t>
+      </w:r>
+      <w:r>
+        <w:rPr>
+          <w:rStyle w:val="VerbatimChar"/>
+        </w:rPr>
+        <w:t xml:space="preserve">Main</w:t>
+      </w:r>
+      <w:r>
+        <w:t xml:space="preserve"> </w:t>
+      </w:r>
+      <w:r>
+        <w:t xml:space="preserve">class is a container for several independent,</w:t>
+      </w:r>
+      <w:r>
+        <w:t xml:space="preserve"> </w:t>
+      </w:r>
+      <w:r>
+        <w:rPr>
+          <w:rStyle w:val="VerbatimChar"/>
+        </w:rPr>
+        <w:t xml:space="preserve">static</w:t>
+      </w:r>
+      <w:r>
+        <w:t xml:space="preserve"> </w:t>
+      </w:r>
+      <w:r>
+        <w:t xml:space="preserve">methods. As the methods are static, they can be called directly on the class without needing to create an instance of</w:t>
+      </w:r>
+      <w:r>
+        <w:t xml:space="preserve"> </w:t>
+      </w:r>
+      <w:r>
+        <w:rPr>
+          <w:rStyle w:val="VerbatimChar"/>
+        </w:rPr>
+        <w:t xml:space="preserve">Main</w:t>
+      </w:r>
+      <w:r>
+        <w:t xml:space="preserve">. The class demonstrates basic Java functionalities including arithmetic operations, recursion, and console I/O.</w:t>
       </w:r>
     </w:p>
     <w:p>
@@ -138,11 +207,12 @@
         <w:pStyle w:val="BodyText"/>
       </w:pPr>
       <w:r>
-        <w:t xml:space="preserve">The class contains the following key methods:</w:t>
+        <w:t xml:space="preserve">The class includes the following methods:</w:t>
       </w:r>
     </w:p>
     <w:p>
       <w:pPr>
+        <w:pStyle w:val="Compact"/>
         <w:numPr>
           <w:ilvl w:val="0"/>
           <w:numId w:val="1001"/>
@@ -151,47 +221,43 @@
       <w:r>
         <w:rPr>
           <w:rStyle w:val="VerbatimChar"/>
-          <w:b/>
-          <w:bCs/>
-        </w:rPr>
-        <w:t xml:space="preserve">public static int add(int a, int b)</w:t>
+        </w:rPr>
+        <w:t xml:space="preserve">add(int a, int b)</w:t>
+      </w:r>
+      <w:r>
+        <w:t xml:space="preserve">: A simple function that accepts two integer arguments,</w:t>
       </w:r>
       <w:r>
         <w:t xml:space="preserve"> </w:t>
       </w:r>
       <w:r>
-        <w:t xml:space="preserve">This method takes two integer parameters,</w:t>
+        <w:rPr>
+          <w:rStyle w:val="VerbatimChar"/>
+        </w:rPr>
+        <w:t xml:space="preserve">a</w:t>
       </w:r>
       <w:r>
         <w:t xml:space="preserve"> </w:t>
       </w:r>
       <w:r>
+        <w:t xml:space="preserve">and</w:t>
+      </w:r>
+      <w:r>
+        <w:t xml:space="preserve"> </w:t>
+      </w:r>
+      <w:r>
         <w:rPr>
           <w:rStyle w:val="VerbatimChar"/>
         </w:rPr>
-        <w:t xml:space="preserve">a</w:t>
-      </w:r>
-      <w:r>
-        <w:t xml:space="preserve"> </w:t>
-      </w:r>
-      <w:r>
-        <w:t xml:space="preserve">and</w:t>
-      </w:r>
-      <w:r>
-        <w:t xml:space="preserve"> </w:t>
-      </w:r>
-      <w:r>
-        <w:rPr>
-          <w:rStyle w:val="VerbatimChar"/>
-        </w:rPr>
         <w:t xml:space="preserve">b</w:t>
       </w:r>
       <w:r>
-        <w:t xml:space="preserve">, and returns their sum. It performs a simple addition operation.</w:t>
+        <w:t xml:space="preserve">, and returns their sum.</w:t>
       </w:r>
     </w:p>
     <w:p>
       <w:pPr>
+        <w:pStyle w:val="Compact"/>
         <w:numPr>
           <w:ilvl w:val="0"/>
           <w:numId w:val="1001"/>
@@ -200,16 +266,23 @@
       <w:r>
         <w:rPr>
           <w:rStyle w:val="VerbatimChar"/>
-          <w:b/>
-          <w:bCs/>
-        </w:rPr>
-        <w:t xml:space="preserve">public static int factorial(int n)</w:t>
+        </w:rPr>
+        <w:t xml:space="preserve">factorial(int n)</w:t>
+      </w:r>
+      <w:r>
+        <w:t xml:space="preserve">: A recursive function that calculates the factorial of a non-negative integer</w:t>
       </w:r>
       <w:r>
         <w:t xml:space="preserve"> </w:t>
       </w:r>
       <w:r>
-        <w:t xml:space="preserve">This method calculates the factorial of a non-negative integer</w:t>
+        <w:rPr>
+          <w:rStyle w:val="VerbatimChar"/>
+        </w:rPr>
+        <w:t xml:space="preserve">n</w:t>
+      </w:r>
+      <w:r>
+        <w:t xml:space="preserve">. It uses a base case where if</w:t>
       </w:r>
       <w:r>
         <w:t xml:space="preserve"> </w:t>
@@ -224,7 +297,7 @@
         <w:t xml:space="preserve"> </w:t>
       </w:r>
       <w:r>
-        <w:t xml:space="preserve">using recursion. The base case for the recursion is when</w:t>
+        <w:t xml:space="preserve">is less than or equal to 1, it returns 1. Otherwise, it recursively calls itself with</w:t>
       </w:r>
       <w:r>
         <w:t xml:space="preserve"> </w:t>
@@ -233,37 +306,22 @@
         <w:rPr>
           <w:rStyle w:val="VerbatimChar"/>
         </w:rPr>
+        <w:t xml:space="preserve">n - 1</w:t>
+      </w:r>
+      <w:r>
+        <w:t xml:space="preserve"> </w:t>
+      </w:r>
+      <w:r>
+        <w:t xml:space="preserve">and multiplies the result by</w:t>
+      </w:r>
+      <w:r>
+        <w:t xml:space="preserve"> </w:t>
+      </w:r>
+      <w:r>
+        <w:rPr>
+          <w:rStyle w:val="VerbatimChar"/>
+        </w:rPr>
         <w:t xml:space="preserve">n</w:t>
-      </w:r>
-      <w:r>
-        <w:t xml:space="preserve"> </w:t>
-      </w:r>
-      <w:r>
-        <w:t xml:space="preserve">is less than or equal to 1, in which case it returns 1. For any other positive integer, it returns</w:t>
-      </w:r>
-      <w:r>
-        <w:t xml:space="preserve"> </w:t>
-      </w:r>
-      <w:r>
-        <w:rPr>
-          <w:rStyle w:val="VerbatimChar"/>
-        </w:rPr>
-        <w:t xml:space="preserve">n</w:t>
-      </w:r>
-      <w:r>
-        <w:t xml:space="preserve"> </w:t>
-      </w:r>
-      <w:r>
-        <w:t xml:space="preserve">multiplied by the factorial of</w:t>
-      </w:r>
-      <w:r>
-        <w:t xml:space="preserve"> </w:t>
-      </w:r>
-      <w:r>
-        <w:rPr>
-          <w:rStyle w:val="VerbatimChar"/>
-        </w:rPr>
-        <w:t xml:space="preserve">n - 1</w:t>
       </w:r>
       <w:r>
         <w:t xml:space="preserve">.</w:t>
@@ -271,6 +329,7 @@
     </w:p>
     <w:p>
       <w:pPr>
+        <w:pStyle w:val="Compact"/>
         <w:numPr>
           <w:ilvl w:val="0"/>
           <w:numId w:val="1001"/>
@@ -279,21 +338,31 @@
       <w:r>
         <w:rPr>
           <w:rStyle w:val="VerbatimChar"/>
-          <w:b/>
-          <w:bCs/>
-        </w:rPr>
-        <w:t xml:space="preserve">public static void greet(String name)</w:t>
+        </w:rPr>
+        <w:t xml:space="preserve">greet(String name)</w:t>
+      </w:r>
+      <w:r>
+        <w:t xml:space="preserve">: A</w:t>
       </w:r>
       <w:r>
         <w:t xml:space="preserve"> </w:t>
       </w:r>
       <w:r>
-        <w:t xml:space="preserve">This method accepts a</w:t>
+        <w:rPr>
+          <w:rStyle w:val="VerbatimChar"/>
+        </w:rPr>
+        <w:t xml:space="preserve">void</w:t>
       </w:r>
       <w:r>
         <w:t xml:space="preserve"> </w:t>
       </w:r>
       <w:r>
+        <w:t xml:space="preserve">function that takes a</w:t>
+      </w:r>
+      <w:r>
+        <w:t xml:space="preserve"> </w:t>
+      </w:r>
+      <w:r>
         <w:rPr>
           <w:rStyle w:val="VerbatimChar"/>
         </w:rPr>
@@ -303,7 +372,7 @@
         <w:t xml:space="preserve"> </w:t>
       </w:r>
       <w:r>
-        <w:t xml:space="preserve">parameter</w:t>
+        <w:t xml:space="preserve">argument</w:t>
       </w:r>
       <w:r>
         <w:t xml:space="preserve"> </w:t>
@@ -318,26 +387,12 @@
         <w:t xml:space="preserve"> </w:t>
       </w:r>
       <w:r>
-        <w:t xml:space="preserve">and prints a personalized greeting message to the standard output. It is a</w:t>
-      </w:r>
-      <w:r>
-        <w:t xml:space="preserve"> </w:t>
-      </w:r>
-      <w:r>
-        <w:rPr>
-          <w:rStyle w:val="VerbatimChar"/>
-        </w:rPr>
-        <w:t xml:space="preserve">void</w:t>
-      </w:r>
-      <w:r>
-        <w:t xml:space="preserve"> </w:t>
-      </w:r>
-      <w:r>
-        <w:t xml:space="preserve">method and does not return any value.</w:t>
+        <w:t xml:space="preserve">and prints a personalized greeting message to the standard output.</w:t>
       </w:r>
     </w:p>
     <w:p>
       <w:pPr>
+        <w:pStyle w:val="Compact"/>
         <w:numPr>
           <w:ilvl w:val="0"/>
           <w:numId w:val="1001"/>
@@ -346,16 +401,23 @@
       <w:r>
         <w:rPr>
           <w:rStyle w:val="VerbatimChar"/>
-          <w:b/>
-          <w:bCs/>
-        </w:rPr>
-        <w:t xml:space="preserve">public static void main(String[] args)</w:t>
+        </w:rPr>
+        <w:t xml:space="preserve">main(String[] args)</w:t>
+      </w:r>
+      <w:r>
+        <w:t xml:space="preserve">: The primary entry point for the Java application. When the program is executed, this method is called. It demonstrates the usage of the</w:t>
       </w:r>
       <w:r>
         <w:t xml:space="preserve"> </w:t>
       </w:r>
       <w:r>
-        <w:t xml:space="preserve">This is the main entry point of the application. When the program is executed, this method is called. It demonstrates the usage of the</w:t>
+        <w:rPr>
+          <w:rStyle w:val="VerbatimChar"/>
+        </w:rPr>
+        <w:t xml:space="preserve">add</w:t>
+      </w:r>
+      <w:r>
+        <w:t xml:space="preserve">,</w:t>
       </w:r>
       <w:r>
         <w:t xml:space="preserve"> </w:t>
@@ -364,41 +426,432 @@
         <w:rPr>
           <w:rStyle w:val="VerbatimChar"/>
         </w:rPr>
+        <w:t xml:space="preserve">factorial</w:t>
+      </w:r>
+      <w:r>
+        <w:t xml:space="preserve">, and</w:t>
+      </w:r>
+      <w:r>
+        <w:t xml:space="preserve"> </w:t>
+      </w:r>
+      <w:r>
+        <w:rPr>
+          <w:rStyle w:val="VerbatimChar"/>
+        </w:rPr>
+        <w:t xml:space="preserve">greet</w:t>
+      </w:r>
+      <w:r>
+        <w:t xml:space="preserve"> </w:t>
+      </w:r>
+      <w:r>
+        <w:t xml:space="preserve">methods and prints their results to the console.</w:t>
+      </w:r>
+    </w:p>
+    <w:p>
+      <w:pPr>
+        <w:pStyle w:val="FirstParagraph"/>
+      </w:pPr>
+      <w:r>
+        <w:t xml:space="preserve">The</w:t>
+      </w:r>
+      <w:r>
+        <w:t xml:space="preserve"> </w:t>
+      </w:r>
+      <w:r>
+        <w:rPr>
+          <w:rStyle w:val="VerbatimChar"/>
+        </w:rPr>
+        <w:t xml:space="preserve">main</w:t>
+      </w:r>
+      <w:r>
+        <w:t xml:space="preserve"> </w:t>
+      </w:r>
+      <w:r>
+        <w:t xml:space="preserve">method orchestrates the execution flow by calling the other utility methods with sample data:</w:t>
+      </w:r>
+    </w:p>
+    <w:p>
+      <w:pPr>
+        <w:pStyle w:val="SourceCode"/>
+      </w:pPr>
+      <w:r>
+        <w:rPr>
+          <w:rStyle w:val="KeywordTok"/>
+        </w:rPr>
+        <w:t xml:space="preserve">public</w:t>
+      </w:r>
+      <w:r>
+        <w:rPr>
+          <w:rStyle w:val="NormalTok"/>
+        </w:rPr>
+        <w:t xml:space="preserve"> </w:t>
+      </w:r>
+      <w:r>
+        <w:rPr>
+          <w:rStyle w:val="DataTypeTok"/>
+        </w:rPr>
+        <w:t xml:space="preserve">static</w:t>
+      </w:r>
+      <w:r>
+        <w:rPr>
+          <w:rStyle w:val="NormalTok"/>
+        </w:rPr>
+        <w:t xml:space="preserve"> </w:t>
+      </w:r>
+      <w:r>
+        <w:rPr>
+          <w:rStyle w:val="DataTypeTok"/>
+        </w:rPr>
+        <w:t xml:space="preserve">void</w:t>
+      </w:r>
+      <w:r>
+        <w:rPr>
+          <w:rStyle w:val="NormalTok"/>
+        </w:rPr>
+        <w:t xml:space="preserve"> </w:t>
+      </w:r>
+      <w:r>
+        <w:rPr>
+          <w:rStyle w:val="FunctionTok"/>
+        </w:rPr>
+        <w:t xml:space="preserve">main</w:t>
+      </w:r>
+      <w:r>
+        <w:rPr>
+          <w:rStyle w:val="OperatorTok"/>
+        </w:rPr>
+        <w:t xml:space="preserve">(</w:t>
+      </w:r>
+      <w:r>
+        <w:rPr>
+          <w:rStyle w:val="BuiltInTok"/>
+        </w:rPr>
+        <w:t xml:space="preserve">String</w:t>
+      </w:r>
+      <w:r>
+        <w:rPr>
+          <w:rStyle w:val="OperatorTok"/>
+        </w:rPr>
+        <w:t xml:space="preserve">[]</w:t>
+      </w:r>
+      <w:r>
+        <w:rPr>
+          <w:rStyle w:val="NormalTok"/>
+        </w:rPr>
+        <w:t xml:space="preserve"> args</w:t>
+      </w:r>
+      <w:r>
+        <w:rPr>
+          <w:rStyle w:val="OperatorTok"/>
+        </w:rPr>
+        <w:t xml:space="preserve">)</w:t>
+      </w:r>
+      <w:r>
+        <w:rPr>
+          <w:rStyle w:val="NormalTok"/>
+        </w:rPr>
+        <w:t xml:space="preserve"> </w:t>
+      </w:r>
+      <w:r>
+        <w:rPr>
+          <w:rStyle w:val="OperatorTok"/>
+        </w:rPr>
+        <w:t xml:space="preserve">{</w:t>
+      </w:r>
+      <w:r>
+        <w:br/>
+      </w:r>
+      <w:r>
+        <w:rPr>
+          <w:rStyle w:val="NormalTok"/>
+        </w:rPr>
+        <w:t xml:space="preserve">    </w:t>
+      </w:r>
+      <w:r>
+        <w:rPr>
+          <w:rStyle w:val="CommentTok"/>
+        </w:rPr>
+        <w:t xml:space="preserve">// Calls the add method with 5 and 10</w:t>
+      </w:r>
+      <w:r>
+        <w:br/>
+      </w:r>
+      <w:r>
+        <w:rPr>
+          <w:rStyle w:val="NormalTok"/>
+        </w:rPr>
+        <w:t xml:space="preserve">    </w:t>
+      </w:r>
+      <w:r>
+        <w:rPr>
+          <w:rStyle w:val="BuiltInTok"/>
+        </w:rPr>
+        <w:t xml:space="preserve">System</w:t>
+      </w:r>
+      <w:r>
+        <w:rPr>
+          <w:rStyle w:val="OperatorTok"/>
+        </w:rPr>
+        <w:t xml:space="preserve">.</w:t>
+      </w:r>
+      <w:r>
+        <w:rPr>
+          <w:rStyle w:val="FunctionTok"/>
+        </w:rPr>
+        <w:t xml:space="preserve">out</w:t>
+      </w:r>
+      <w:r>
+        <w:rPr>
+          <w:rStyle w:val="OperatorTok"/>
+        </w:rPr>
+        <w:t xml:space="preserve">.</w:t>
+      </w:r>
+      <w:r>
+        <w:rPr>
+          <w:rStyle w:val="FunctionTok"/>
+        </w:rPr>
+        <w:t xml:space="preserve">println</w:t>
+      </w:r>
+      <w:r>
+        <w:rPr>
+          <w:rStyle w:val="OperatorTok"/>
+        </w:rPr>
+        <w:t xml:space="preserve">(</w:t>
+      </w:r>
+      <w:r>
+        <w:rPr>
+          <w:rStyle w:val="StringTok"/>
+        </w:rPr>
+        <w:t xml:space="preserve">"Sum: "</w:t>
+      </w:r>
+      <w:r>
+        <w:rPr>
+          <w:rStyle w:val="NormalTok"/>
+        </w:rPr>
+        <w:t xml:space="preserve"> </w:t>
+      </w:r>
+      <w:r>
+        <w:rPr>
+          <w:rStyle w:val="OperatorTok"/>
+        </w:rPr>
+        <w:t xml:space="preserve">+</w:t>
+      </w:r>
+      <w:r>
+        <w:rPr>
+          <w:rStyle w:val="NormalTok"/>
+        </w:rPr>
+        <w:t xml:space="preserve"> </w:t>
+      </w:r>
+      <w:r>
+        <w:rPr>
+          <w:rStyle w:val="FunctionTok"/>
+        </w:rPr>
         <w:t xml:space="preserve">add</w:t>
       </w:r>
       <w:r>
+        <w:rPr>
+          <w:rStyle w:val="OperatorTok"/>
+        </w:rPr>
+        <w:t xml:space="preserve">(</w:t>
+      </w:r>
+      <w:r>
+        <w:rPr>
+          <w:rStyle w:val="DecValTok"/>
+        </w:rPr>
+        <w:t xml:space="preserve">5</w:t>
+      </w:r>
+      <w:r>
+        <w:rPr>
+          <w:rStyle w:val="OperatorTok"/>
+        </w:rPr>
         <w:t xml:space="preserve">,</w:t>
       </w:r>
       <w:r>
+        <w:rPr>
+          <w:rStyle w:val="NormalTok"/>
+        </w:rPr>
         <w:t xml:space="preserve"> </w:t>
       </w:r>
       <w:r>
         <w:rPr>
-          <w:rStyle w:val="VerbatimChar"/>
+          <w:rStyle w:val="DecValTok"/>
+        </w:rPr>
+        <w:t xml:space="preserve">10</w:t>
+      </w:r>
+      <w:r>
+        <w:rPr>
+          <w:rStyle w:val="OperatorTok"/>
+        </w:rPr>
+        <w:t xml:space="preserve">));</w:t>
+      </w:r>
+      <w:r>
+        <w:br/>
+      </w:r>
+      <w:r>
+        <w:rPr>
+          <w:rStyle w:val="NormalTok"/>
+        </w:rPr>
+        <w:t xml:space="preserve">    </w:t>
+      </w:r>
+      <w:r>
+        <w:rPr>
+          <w:rStyle w:val="CommentTok"/>
+        </w:rPr>
+        <w:t xml:space="preserve">// Calls the factorial method with 5</w:t>
+      </w:r>
+      <w:r>
+        <w:br/>
+      </w:r>
+      <w:r>
+        <w:rPr>
+          <w:rStyle w:val="NormalTok"/>
+        </w:rPr>
+        <w:t xml:space="preserve">    </w:t>
+      </w:r>
+      <w:r>
+        <w:rPr>
+          <w:rStyle w:val="BuiltInTok"/>
+        </w:rPr>
+        <w:t xml:space="preserve">System</w:t>
+      </w:r>
+      <w:r>
+        <w:rPr>
+          <w:rStyle w:val="OperatorTok"/>
+        </w:rPr>
+        <w:t xml:space="preserve">.</w:t>
+      </w:r>
+      <w:r>
+        <w:rPr>
+          <w:rStyle w:val="FunctionTok"/>
+        </w:rPr>
+        <w:t xml:space="preserve">out</w:t>
+      </w:r>
+      <w:r>
+        <w:rPr>
+          <w:rStyle w:val="OperatorTok"/>
+        </w:rPr>
+        <w:t xml:space="preserve">.</w:t>
+      </w:r>
+      <w:r>
+        <w:rPr>
+          <w:rStyle w:val="FunctionTok"/>
+        </w:rPr>
+        <w:t xml:space="preserve">println</w:t>
+      </w:r>
+      <w:r>
+        <w:rPr>
+          <w:rStyle w:val="OperatorTok"/>
+        </w:rPr>
+        <w:t xml:space="preserve">(</w:t>
+      </w:r>
+      <w:r>
+        <w:rPr>
+          <w:rStyle w:val="StringTok"/>
+        </w:rPr>
+        <w:t xml:space="preserve">"Factorial: "</w:t>
+      </w:r>
+      <w:r>
+        <w:rPr>
+          <w:rStyle w:val="NormalTok"/>
+        </w:rPr>
+        <w:t xml:space="preserve"> </w:t>
+      </w:r>
+      <w:r>
+        <w:rPr>
+          <w:rStyle w:val="OperatorTok"/>
+        </w:rPr>
+        <w:t xml:space="preserve">+</w:t>
+      </w:r>
+      <w:r>
+        <w:rPr>
+          <w:rStyle w:val="NormalTok"/>
+        </w:rPr>
+        <w:t xml:space="preserve"> </w:t>
+      </w:r>
+      <w:r>
+        <w:rPr>
+          <w:rStyle w:val="FunctionTok"/>
         </w:rPr>
         <w:t xml:space="preserve">factorial</w:t>
       </w:r>
       <w:r>
-        <w:t xml:space="preserve">, and</w:t>
-      </w:r>
-      <w:r>
-        <w:t xml:space="preserve"> </w:t>
-      </w:r>
-      <w:r>
-        <w:rPr>
-          <w:rStyle w:val="VerbatimChar"/>
+        <w:rPr>
+          <w:rStyle w:val="OperatorTok"/>
+        </w:rPr>
+        <w:t xml:space="preserve">(</w:t>
+      </w:r>
+      <w:r>
+        <w:rPr>
+          <w:rStyle w:val="DecValTok"/>
+        </w:rPr>
+        <w:t xml:space="preserve">5</w:t>
+      </w:r>
+      <w:r>
+        <w:rPr>
+          <w:rStyle w:val="OperatorTok"/>
+        </w:rPr>
+        <w:t xml:space="preserve">));</w:t>
+      </w:r>
+      <w:r>
+        <w:br/>
+      </w:r>
+      <w:r>
+        <w:rPr>
+          <w:rStyle w:val="NormalTok"/>
+        </w:rPr>
+        <w:t xml:space="preserve">    </w:t>
+      </w:r>
+      <w:r>
+        <w:rPr>
+          <w:rStyle w:val="CommentTok"/>
+        </w:rPr>
+        <w:t xml:space="preserve">// Calls the greet method with "Prateek"</w:t>
+      </w:r>
+      <w:r>
+        <w:br/>
+      </w:r>
+      <w:r>
+        <w:rPr>
+          <w:rStyle w:val="NormalTok"/>
+        </w:rPr>
+        <w:t xml:space="preserve">    </w:t>
+      </w:r>
+      <w:r>
+        <w:rPr>
+          <w:rStyle w:val="FunctionTok"/>
         </w:rPr>
         <w:t xml:space="preserve">greet</w:t>
       </w:r>
       <w:r>
-        <w:t xml:space="preserve"> </w:t>
-      </w:r>
-      <w:r>
-        <w:t xml:space="preserve">methods by invoking them with sample values and printing the results to the console.</w:t>
+        <w:rPr>
+          <w:rStyle w:val="OperatorTok"/>
+        </w:rPr>
+        <w:t xml:space="preserve">(</w:t>
+      </w:r>
+      <w:r>
+        <w:rPr>
+          <w:rStyle w:val="StringTok"/>
+        </w:rPr>
+        <w:t xml:space="preserve">"Prateek"</w:t>
+      </w:r>
+      <w:r>
+        <w:rPr>
+          <w:rStyle w:val="OperatorTok"/>
+        </w:rPr>
+        <w:t xml:space="preserve">);</w:t>
+      </w:r>
+      <w:r>
+        <w:br/>
+      </w:r>
+      <w:r>
+        <w:rPr>
+          <w:rStyle w:val="OperatorTok"/>
+        </w:rPr>
+        <w:t xml:space="preserve">}</w:t>
       </w:r>
     </w:p>
-    <w:bookmarkEnd w:id="11"/>
-    <w:bookmarkStart w:id="12" w:name="usage-notes"/>
+    <w:bookmarkEnd w:id="12"/>
+    <w:bookmarkStart w:id="13" w:name="usage-notes"/>
     <w:p>
       <w:pPr>
         <w:pStyle w:val="Heading2"/>
@@ -407,7 +860,7 @@
         <w:rPr>
           <w:rStyle w:val="SectionNumber"/>
         </w:rPr>
-        <w:t xml:space="preserve">1.3</w:t>
+        <w:t xml:space="preserve">1.4</w:t>
       </w:r>
       <w:r>
         <w:tab/>
@@ -425,7 +878,16 @@
         </w:numPr>
       </w:pPr>
       <w:r>
-        <w:t xml:space="preserve">All methods in this class are</w:t>
+        <w:t xml:space="preserve">All utility methods (</w:t>
+      </w:r>
+      <w:r>
+        <w:rPr>
+          <w:rStyle w:val="VerbatimChar"/>
+        </w:rPr>
+        <w:t xml:space="preserve">add</w:t>
+      </w:r>
+      <w:r>
+        <w:t xml:space="preserve">,</w:t>
       </w:r>
       <w:r>
         <w:t xml:space="preserve"> </w:t>
@@ -434,37 +896,49 @@
         <w:rPr>
           <w:rStyle w:val="VerbatimChar"/>
         </w:rPr>
+        <w:t xml:space="preserve">factorial</w:t>
+      </w:r>
+      <w:r>
+        <w:t xml:space="preserve">,</w:t>
+      </w:r>
+      <w:r>
+        <w:t xml:space="preserve"> </w:t>
+      </w:r>
+      <w:r>
+        <w:rPr>
+          <w:rStyle w:val="VerbatimChar"/>
+        </w:rPr>
+        <w:t xml:space="preserve">greet</w:t>
+      </w:r>
+      <w:r>
+        <w:t xml:space="preserve">) are</w:t>
+      </w:r>
+      <w:r>
+        <w:t xml:space="preserve"> </w:t>
+      </w:r>
+      <w:r>
+        <w:rPr>
+          <w:rStyle w:val="VerbatimChar"/>
+        </w:rPr>
         <w:t xml:space="preserve">static</w:t>
       </w:r>
       <w:r>
-        <w:t xml:space="preserve">, meaning they belong to the class itself and can be invoked directly using the class name (e.g.,</w:t>
-      </w:r>
-      <w:r>
         <w:t xml:space="preserve"> </w:t>
       </w:r>
       <w:r>
+        <w:t xml:space="preserve">and should be invoked directly on the class, e.g.,</w:t>
+      </w:r>
+      <w:r>
+        <w:t xml:space="preserve"> </w:t>
+      </w:r>
+      <w:r>
         <w:rPr>
           <w:rStyle w:val="VerbatimChar"/>
         </w:rPr>
         <w:t xml:space="preserve">Main.add(5, 10)</w:t>
       </w:r>
       <w:r>
-        <w:t xml:space="preserve">) without needing to create an object of the</w:t>
-      </w:r>
-      <w:r>
-        <w:t xml:space="preserve"> </w:t>
-      </w:r>
-      <w:r>
-        <w:rPr>
-          <w:rStyle w:val="VerbatimChar"/>
-        </w:rPr>
-        <w:t xml:space="preserve">Main</w:t>
-      </w:r>
-      <w:r>
-        <w:t xml:space="preserve"> </w:t>
-      </w:r>
-      <w:r>
-        <w:t xml:space="preserve">class.</w:t>
+        <w:t xml:space="preserve">.</w:t>
       </w:r>
     </w:p>
     <w:p>
@@ -491,7 +965,7 @@
         <w:t xml:space="preserve"> </w:t>
       </w:r>
       <w:r>
-        <w:t xml:space="preserve">method uses recursion. Providing a very large integer as input may result in a</w:t>
+        <w:t xml:space="preserve">method is implemented recursively. Providing a very large integer as input may lead to a</w:t>
       </w:r>
       <w:r>
         <w:t xml:space="preserve"> </w:t>
@@ -506,7 +980,7 @@
         <w:t xml:space="preserve"> </w:t>
       </w:r>
       <w:r>
-        <w:t xml:space="preserve">due to excessive recursive calls.</w:t>
+        <w:t xml:space="preserve">due to deep recursion.</w:t>
       </w:r>
     </w:p>
     <w:p>
@@ -533,7 +1007,26 @@
         <w:t xml:space="preserve"> </w:t>
       </w:r>
       <w:r>
-        <w:t xml:space="preserve">method is the standard entry point for any executable Java program.</w:t>
+        <w:t xml:space="preserve">method is the designated starting point for execution by the Java Virtual Machine (JVM) and is where the program begins.</w:t>
+      </w:r>
+    </w:p>
+    <w:bookmarkEnd w:id="13"/>
+    <w:bookmarkStart w:id="14" w:name="example"/>
+    <w:p>
+      <w:pPr>
+        <w:pStyle w:val="Heading2"/>
+      </w:pPr>
+      <w:r>
+        <w:rPr>
+          <w:rStyle w:val="SectionNumber"/>
+        </w:rPr>
+        <w:t xml:space="preserve">1.5</w:t>
+      </w:r>
+      <w:r>
+        <w:tab/>
+      </w:r>
+      <w:r>
+        <w:t xml:space="preserve">Example</w:t>
       </w:r>
     </w:p>
     <w:p>
@@ -541,14 +1034,7 @@
         <w:pStyle w:val="FirstParagraph"/>
       </w:pPr>
       <w:r>
-        <w:rPr>
-          <w:b/>
-          <w:bCs/>
-        </w:rPr>
-        <w:t xml:space="preserve">Output Example</w:t>
-      </w:r>
-      <w:r>
-        <w:t xml:space="preserve">: The output shown in the example below is what is printed to the console when the</w:t>
+        <w:t xml:space="preserve">The</w:t>
       </w:r>
       <w:r>
         <w:t xml:space="preserve"> </w:t>
@@ -563,26 +1049,366 @@
         <w:t xml:space="preserve"> </w:t>
       </w:r>
       <w:r>
-        <w:t xml:space="preserve">method is executed.</w:t>
+        <w:t xml:space="preserve">method within the class itself provides a clear example of how to use the other methods. To run this example, you would compile and execute the</w:t>
+      </w:r>
+      <w:r>
+        <w:t xml:space="preserve"> </w:t>
+      </w:r>
+      <w:r>
+        <w:rPr>
+          <w:rStyle w:val="VerbatimChar"/>
+        </w:rPr>
+        <w:t xml:space="preserve">Main.java</w:t>
+      </w:r>
+      <w:r>
+        <w:t xml:space="preserve"> </w:t>
+      </w:r>
+      <w:r>
+        <w:t xml:space="preserve">file.</w:t>
       </w:r>
     </w:p>
-    <w:bookmarkEnd w:id="12"/>
-    <w:bookmarkStart w:id="13" w:name="example"/>
     <w:p>
       <w:pPr>
-        <w:pStyle w:val="Heading2"/>
+        <w:pStyle w:val="SourceCode"/>
       </w:pPr>
       <w:r>
         <w:rPr>
-          <w:rStyle w:val="SectionNumber"/>
-        </w:rPr>
-        <w:t xml:space="preserve">1.4</w:t>
-      </w:r>
-      <w:r>
-        <w:tab/>
-      </w:r>
-      <w:r>
-        <w:t xml:space="preserve">Example</w:t>
+          <w:rStyle w:val="CommentTok"/>
+        </w:rPr>
+        <w:t xml:space="preserve">// Example usage is demonstrated within the main method</w:t>
+      </w:r>
+      <w:r>
+        <w:br/>
+      </w:r>
+      <w:r>
+        <w:rPr>
+          <w:rStyle w:val="KeywordTok"/>
+        </w:rPr>
+        <w:t xml:space="preserve">public</w:t>
+      </w:r>
+      <w:r>
+        <w:rPr>
+          <w:rStyle w:val="NormalTok"/>
+        </w:rPr>
+        <w:t xml:space="preserve"> </w:t>
+      </w:r>
+      <w:r>
+        <w:rPr>
+          <w:rStyle w:val="DataTypeTok"/>
+        </w:rPr>
+        <w:t xml:space="preserve">static</w:t>
+      </w:r>
+      <w:r>
+        <w:rPr>
+          <w:rStyle w:val="NormalTok"/>
+        </w:rPr>
+        <w:t xml:space="preserve"> </w:t>
+      </w:r>
+      <w:r>
+        <w:rPr>
+          <w:rStyle w:val="DataTypeTok"/>
+        </w:rPr>
+        <w:t xml:space="preserve">void</w:t>
+      </w:r>
+      <w:r>
+        <w:rPr>
+          <w:rStyle w:val="NormalTok"/>
+        </w:rPr>
+        <w:t xml:space="preserve"> </w:t>
+      </w:r>
+      <w:r>
+        <w:rPr>
+          <w:rStyle w:val="FunctionTok"/>
+        </w:rPr>
+        <w:t xml:space="preserve">main</w:t>
+      </w:r>
+      <w:r>
+        <w:rPr>
+          <w:rStyle w:val="OperatorTok"/>
+        </w:rPr>
+        <w:t xml:space="preserve">(</w:t>
+      </w:r>
+      <w:r>
+        <w:rPr>
+          <w:rStyle w:val="BuiltInTok"/>
+        </w:rPr>
+        <w:t xml:space="preserve">String</w:t>
+      </w:r>
+      <w:r>
+        <w:rPr>
+          <w:rStyle w:val="OperatorTok"/>
+        </w:rPr>
+        <w:t xml:space="preserve">[]</w:t>
+      </w:r>
+      <w:r>
+        <w:rPr>
+          <w:rStyle w:val="NormalTok"/>
+        </w:rPr>
+        <w:t xml:space="preserve"> args</w:t>
+      </w:r>
+      <w:r>
+        <w:rPr>
+          <w:rStyle w:val="OperatorTok"/>
+        </w:rPr>
+        <w:t xml:space="preserve">)</w:t>
+      </w:r>
+      <w:r>
+        <w:rPr>
+          <w:rStyle w:val="NormalTok"/>
+        </w:rPr>
+        <w:t xml:space="preserve"> </w:t>
+      </w:r>
+      <w:r>
+        <w:rPr>
+          <w:rStyle w:val="OperatorTok"/>
+        </w:rPr>
+        <w:t xml:space="preserve">{</w:t>
+      </w:r>
+      <w:r>
+        <w:br/>
+      </w:r>
+      <w:r>
+        <w:rPr>
+          <w:rStyle w:val="NormalTok"/>
+        </w:rPr>
+        <w:t xml:space="preserve">    </w:t>
+      </w:r>
+      <w:r>
+        <w:rPr>
+          <w:rStyle w:val="BuiltInTok"/>
+        </w:rPr>
+        <w:t xml:space="preserve">System</w:t>
+      </w:r>
+      <w:r>
+        <w:rPr>
+          <w:rStyle w:val="OperatorTok"/>
+        </w:rPr>
+        <w:t xml:space="preserve">.</w:t>
+      </w:r>
+      <w:r>
+        <w:rPr>
+          <w:rStyle w:val="FunctionTok"/>
+        </w:rPr>
+        <w:t xml:space="preserve">out</w:t>
+      </w:r>
+      <w:r>
+        <w:rPr>
+          <w:rStyle w:val="OperatorTok"/>
+        </w:rPr>
+        <w:t xml:space="preserve">.</w:t>
+      </w:r>
+      <w:r>
+        <w:rPr>
+          <w:rStyle w:val="FunctionTok"/>
+        </w:rPr>
+        <w:t xml:space="preserve">println</w:t>
+      </w:r>
+      <w:r>
+        <w:rPr>
+          <w:rStyle w:val="OperatorTok"/>
+        </w:rPr>
+        <w:t xml:space="preserve">(</w:t>
+      </w:r>
+      <w:r>
+        <w:rPr>
+          <w:rStyle w:val="StringTok"/>
+        </w:rPr>
+        <w:t xml:space="preserve">"Sum: "</w:t>
+      </w:r>
+      <w:r>
+        <w:rPr>
+          <w:rStyle w:val="NormalTok"/>
+        </w:rPr>
+        <w:t xml:space="preserve"> </w:t>
+      </w:r>
+      <w:r>
+        <w:rPr>
+          <w:rStyle w:val="OperatorTok"/>
+        </w:rPr>
+        <w:t xml:space="preserve">+</w:t>
+      </w:r>
+      <w:r>
+        <w:rPr>
+          <w:rStyle w:val="NormalTok"/>
+        </w:rPr>
+        <w:t xml:space="preserve"> </w:t>
+      </w:r>
+      <w:r>
+        <w:rPr>
+          <w:rStyle w:val="FunctionTok"/>
+        </w:rPr>
+        <w:t xml:space="preserve">add</w:t>
+      </w:r>
+      <w:r>
+        <w:rPr>
+          <w:rStyle w:val="OperatorTok"/>
+        </w:rPr>
+        <w:t xml:space="preserve">(</w:t>
+      </w:r>
+      <w:r>
+        <w:rPr>
+          <w:rStyle w:val="DecValTok"/>
+        </w:rPr>
+        <w:t xml:space="preserve">5</w:t>
+      </w:r>
+      <w:r>
+        <w:rPr>
+          <w:rStyle w:val="OperatorTok"/>
+        </w:rPr>
+        <w:t xml:space="preserve">,</w:t>
+      </w:r>
+      <w:r>
+        <w:rPr>
+          <w:rStyle w:val="NormalTok"/>
+        </w:rPr>
+        <w:t xml:space="preserve"> </w:t>
+      </w:r>
+      <w:r>
+        <w:rPr>
+          <w:rStyle w:val="DecValTok"/>
+        </w:rPr>
+        <w:t xml:space="preserve">10</w:t>
+      </w:r>
+      <w:r>
+        <w:rPr>
+          <w:rStyle w:val="OperatorTok"/>
+        </w:rPr>
+        <w:t xml:space="preserve">));</w:t>
+      </w:r>
+      <w:r>
+        <w:br/>
+      </w:r>
+      <w:r>
+        <w:rPr>
+          <w:rStyle w:val="NormalTok"/>
+        </w:rPr>
+        <w:t xml:space="preserve">    </w:t>
+      </w:r>
+      <w:r>
+        <w:rPr>
+          <w:rStyle w:val="BuiltInTok"/>
+        </w:rPr>
+        <w:t xml:space="preserve">System</w:t>
+      </w:r>
+      <w:r>
+        <w:rPr>
+          <w:rStyle w:val="OperatorTok"/>
+        </w:rPr>
+        <w:t xml:space="preserve">.</w:t>
+      </w:r>
+      <w:r>
+        <w:rPr>
+          <w:rStyle w:val="FunctionTok"/>
+        </w:rPr>
+        <w:t xml:space="preserve">out</w:t>
+      </w:r>
+      <w:r>
+        <w:rPr>
+          <w:rStyle w:val="OperatorTok"/>
+        </w:rPr>
+        <w:t xml:space="preserve">.</w:t>
+      </w:r>
+      <w:r>
+        <w:rPr>
+          <w:rStyle w:val="FunctionTok"/>
+        </w:rPr>
+        <w:t xml:space="preserve">println</w:t>
+      </w:r>
+      <w:r>
+        <w:rPr>
+          <w:rStyle w:val="OperatorTok"/>
+        </w:rPr>
+        <w:t xml:space="preserve">(</w:t>
+      </w:r>
+      <w:r>
+        <w:rPr>
+          <w:rStyle w:val="StringTok"/>
+        </w:rPr>
+        <w:t xml:space="preserve">"Factorial: "</w:t>
+      </w:r>
+      <w:r>
+        <w:rPr>
+          <w:rStyle w:val="NormalTok"/>
+        </w:rPr>
+        <w:t xml:space="preserve"> </w:t>
+      </w:r>
+      <w:r>
+        <w:rPr>
+          <w:rStyle w:val="OperatorTok"/>
+        </w:rPr>
+        <w:t xml:space="preserve">+</w:t>
+      </w:r>
+      <w:r>
+        <w:rPr>
+          <w:rStyle w:val="NormalTok"/>
+        </w:rPr>
+        <w:t xml:space="preserve"> </w:t>
+      </w:r>
+      <w:r>
+        <w:rPr>
+          <w:rStyle w:val="FunctionTok"/>
+        </w:rPr>
+        <w:t xml:space="preserve">factorial</w:t>
+      </w:r>
+      <w:r>
+        <w:rPr>
+          <w:rStyle w:val="OperatorTok"/>
+        </w:rPr>
+        <w:t xml:space="preserve">(</w:t>
+      </w:r>
+      <w:r>
+        <w:rPr>
+          <w:rStyle w:val="DecValTok"/>
+        </w:rPr>
+        <w:t xml:space="preserve">5</w:t>
+      </w:r>
+      <w:r>
+        <w:rPr>
+          <w:rStyle w:val="OperatorTok"/>
+        </w:rPr>
+        <w:t xml:space="preserve">));</w:t>
+      </w:r>
+      <w:r>
+        <w:br/>
+      </w:r>
+      <w:r>
+        <w:rPr>
+          <w:rStyle w:val="NormalTok"/>
+        </w:rPr>
+        <w:t xml:space="preserve">    </w:t>
+      </w:r>
+      <w:r>
+        <w:rPr>
+          <w:rStyle w:val="FunctionTok"/>
+        </w:rPr>
+        <w:t xml:space="preserve">greet</w:t>
+      </w:r>
+      <w:r>
+        <w:rPr>
+          <w:rStyle w:val="OperatorTok"/>
+        </w:rPr>
+        <w:t xml:space="preserve">(</w:t>
+      </w:r>
+      <w:r>
+        <w:rPr>
+          <w:rStyle w:val="StringTok"/>
+        </w:rPr>
+        <w:t xml:space="preserve">"Prateek"</w:t>
+      </w:r>
+      <w:r>
+        <w:rPr>
+          <w:rStyle w:val="OperatorTok"/>
+        </w:rPr>
+        <w:t xml:space="preserve">);</w:t>
+      </w:r>
+      <w:r>
+        <w:br/>
+      </w:r>
+      <w:r>
+        <w:rPr>
+          <w:rStyle w:val="OperatorTok"/>
+        </w:rPr>
+        <w:t xml:space="preserve">}</w:t>
       </w:r>
     </w:p>
     <w:p>
@@ -590,22 +1416,11 @@
         <w:pStyle w:val="FirstParagraph"/>
       </w:pPr>
       <w:r>
-        <w:t xml:space="preserve">The</w:t>
-      </w:r>
-      <w:r>
-        <w:t xml:space="preserve"> </w:t>
-      </w:r>
-      <w:r>
-        <w:rPr>
-          <w:rStyle w:val="VerbatimChar"/>
-        </w:rPr>
-        <w:t xml:space="preserve">main</w:t>
-      </w:r>
-      <w:r>
-        <w:t xml:space="preserve"> </w:t>
-      </w:r>
-      <w:r>
-        <w:t xml:space="preserve">method within the class provides a clear example of how to use the other static methods.</w:t>
+        <w:rPr>
+          <w:b/>
+          <w:bCs/>
+        </w:rPr>
+        <w:t xml:space="preserve">Output:</w:t>
       </w:r>
     </w:p>
     <w:p>
@@ -614,353 +1429,6 @@
       </w:pPr>
       <w:r>
         <w:rPr>
-          <w:rStyle w:val="KeywordTok"/>
-        </w:rPr>
-        <w:t xml:space="preserve">public</w:t>
-      </w:r>
-      <w:r>
-        <w:rPr>
-          <w:rStyle w:val="NormalTok"/>
-        </w:rPr>
-        <w:t xml:space="preserve"> </w:t>
-      </w:r>
-      <w:r>
-        <w:rPr>
-          <w:rStyle w:val="DataTypeTok"/>
-        </w:rPr>
-        <w:t xml:space="preserve">static</w:t>
-      </w:r>
-      <w:r>
-        <w:rPr>
-          <w:rStyle w:val="NormalTok"/>
-        </w:rPr>
-        <w:t xml:space="preserve"> </w:t>
-      </w:r>
-      <w:r>
-        <w:rPr>
-          <w:rStyle w:val="DataTypeTok"/>
-        </w:rPr>
-        <w:t xml:space="preserve">void</w:t>
-      </w:r>
-      <w:r>
-        <w:rPr>
-          <w:rStyle w:val="NormalTok"/>
-        </w:rPr>
-        <w:t xml:space="preserve"> </w:t>
-      </w:r>
-      <w:r>
-        <w:rPr>
-          <w:rStyle w:val="FunctionTok"/>
-        </w:rPr>
-        <w:t xml:space="preserve">main</w:t>
-      </w:r>
-      <w:r>
-        <w:rPr>
-          <w:rStyle w:val="OperatorTok"/>
-        </w:rPr>
-        <w:t xml:space="preserve">(</w:t>
-      </w:r>
-      <w:r>
-        <w:rPr>
-          <w:rStyle w:val="BuiltInTok"/>
-        </w:rPr>
-        <w:t xml:space="preserve">String</w:t>
-      </w:r>
-      <w:r>
-        <w:rPr>
-          <w:rStyle w:val="OperatorTok"/>
-        </w:rPr>
-        <w:t xml:space="preserve">[]</w:t>
-      </w:r>
-      <w:r>
-        <w:rPr>
-          <w:rStyle w:val="NormalTok"/>
-        </w:rPr>
-        <w:t xml:space="preserve"> args</w:t>
-      </w:r>
-      <w:r>
-        <w:rPr>
-          <w:rStyle w:val="OperatorTok"/>
-        </w:rPr>
-        <w:t xml:space="preserve">)</w:t>
-      </w:r>
-      <w:r>
-        <w:rPr>
-          <w:rStyle w:val="NormalTok"/>
-        </w:rPr>
-        <w:t xml:space="preserve"> </w:t>
-      </w:r>
-      <w:r>
-        <w:rPr>
-          <w:rStyle w:val="OperatorTok"/>
-        </w:rPr>
-        <w:t xml:space="preserve">{</w:t>
-      </w:r>
-      <w:r>
-        <w:br/>
-      </w:r>
-      <w:r>
-        <w:rPr>
-          <w:rStyle w:val="NormalTok"/>
-        </w:rPr>
-        <w:t xml:space="preserve">    </w:t>
-      </w:r>
-      <w:r>
-        <w:rPr>
-          <w:rStyle w:val="BuiltInTok"/>
-        </w:rPr>
-        <w:t xml:space="preserve">System</w:t>
-      </w:r>
-      <w:r>
-        <w:rPr>
-          <w:rStyle w:val="OperatorTok"/>
-        </w:rPr>
-        <w:t xml:space="preserve">.</w:t>
-      </w:r>
-      <w:r>
-        <w:rPr>
-          <w:rStyle w:val="FunctionTok"/>
-        </w:rPr>
-        <w:t xml:space="preserve">out</w:t>
-      </w:r>
-      <w:r>
-        <w:rPr>
-          <w:rStyle w:val="OperatorTok"/>
-        </w:rPr>
-        <w:t xml:space="preserve">.</w:t>
-      </w:r>
-      <w:r>
-        <w:rPr>
-          <w:rStyle w:val="FunctionTok"/>
-        </w:rPr>
-        <w:t xml:space="preserve">println</w:t>
-      </w:r>
-      <w:r>
-        <w:rPr>
-          <w:rStyle w:val="OperatorTok"/>
-        </w:rPr>
-        <w:t xml:space="preserve">(</w:t>
-      </w:r>
-      <w:r>
-        <w:rPr>
-          <w:rStyle w:val="StringTok"/>
-        </w:rPr>
-        <w:t xml:space="preserve">"Sum: "</w:t>
-      </w:r>
-      <w:r>
-        <w:rPr>
-          <w:rStyle w:val="NormalTok"/>
-        </w:rPr>
-        <w:t xml:space="preserve"> </w:t>
-      </w:r>
-      <w:r>
-        <w:rPr>
-          <w:rStyle w:val="OperatorTok"/>
-        </w:rPr>
-        <w:t xml:space="preserve">+</w:t>
-      </w:r>
-      <w:r>
-        <w:rPr>
-          <w:rStyle w:val="NormalTok"/>
-        </w:rPr>
-        <w:t xml:space="preserve"> </w:t>
-      </w:r>
-      <w:r>
-        <w:rPr>
-          <w:rStyle w:val="FunctionTok"/>
-        </w:rPr>
-        <w:t xml:space="preserve">add</w:t>
-      </w:r>
-      <w:r>
-        <w:rPr>
-          <w:rStyle w:val="OperatorTok"/>
-        </w:rPr>
-        <w:t xml:space="preserve">(</w:t>
-      </w:r>
-      <w:r>
-        <w:rPr>
-          <w:rStyle w:val="DecValTok"/>
-        </w:rPr>
-        <w:t xml:space="preserve">5</w:t>
-      </w:r>
-      <w:r>
-        <w:rPr>
-          <w:rStyle w:val="OperatorTok"/>
-        </w:rPr>
-        <w:t xml:space="preserve">,</w:t>
-      </w:r>
-      <w:r>
-        <w:rPr>
-          <w:rStyle w:val="NormalTok"/>
-        </w:rPr>
-        <w:t xml:space="preserve"> </w:t>
-      </w:r>
-      <w:r>
-        <w:rPr>
-          <w:rStyle w:val="DecValTok"/>
-        </w:rPr>
-        <w:t xml:space="preserve">10</w:t>
-      </w:r>
-      <w:r>
-        <w:rPr>
-          <w:rStyle w:val="OperatorTok"/>
-        </w:rPr>
-        <w:t xml:space="preserve">));</w:t>
-      </w:r>
-      <w:r>
-        <w:br/>
-      </w:r>
-      <w:r>
-        <w:rPr>
-          <w:rStyle w:val="NormalTok"/>
-        </w:rPr>
-        <w:t xml:space="preserve">    </w:t>
-      </w:r>
-      <w:r>
-        <w:rPr>
-          <w:rStyle w:val="BuiltInTok"/>
-        </w:rPr>
-        <w:t xml:space="preserve">System</w:t>
-      </w:r>
-      <w:r>
-        <w:rPr>
-          <w:rStyle w:val="OperatorTok"/>
-        </w:rPr>
-        <w:t xml:space="preserve">.</w:t>
-      </w:r>
-      <w:r>
-        <w:rPr>
-          <w:rStyle w:val="FunctionTok"/>
-        </w:rPr>
-        <w:t xml:space="preserve">out</w:t>
-      </w:r>
-      <w:r>
-        <w:rPr>
-          <w:rStyle w:val="OperatorTok"/>
-        </w:rPr>
-        <w:t xml:space="preserve">.</w:t>
-      </w:r>
-      <w:r>
-        <w:rPr>
-          <w:rStyle w:val="FunctionTok"/>
-        </w:rPr>
-        <w:t xml:space="preserve">println</w:t>
-      </w:r>
-      <w:r>
-        <w:rPr>
-          <w:rStyle w:val="OperatorTok"/>
-        </w:rPr>
-        <w:t xml:space="preserve">(</w:t>
-      </w:r>
-      <w:r>
-        <w:rPr>
-          <w:rStyle w:val="StringTok"/>
-        </w:rPr>
-        <w:t xml:space="preserve">"Factorial: "</w:t>
-      </w:r>
-      <w:r>
-        <w:rPr>
-          <w:rStyle w:val="NormalTok"/>
-        </w:rPr>
-        <w:t xml:space="preserve"> </w:t>
-      </w:r>
-      <w:r>
-        <w:rPr>
-          <w:rStyle w:val="OperatorTok"/>
-        </w:rPr>
-        <w:t xml:space="preserve">+</w:t>
-      </w:r>
-      <w:r>
-        <w:rPr>
-          <w:rStyle w:val="NormalTok"/>
-        </w:rPr>
-        <w:t xml:space="preserve"> </w:t>
-      </w:r>
-      <w:r>
-        <w:rPr>
-          <w:rStyle w:val="FunctionTok"/>
-        </w:rPr>
-        <w:t xml:space="preserve">factorial</w:t>
-      </w:r>
-      <w:r>
-        <w:rPr>
-          <w:rStyle w:val="OperatorTok"/>
-        </w:rPr>
-        <w:t xml:space="preserve">(</w:t>
-      </w:r>
-      <w:r>
-        <w:rPr>
-          <w:rStyle w:val="DecValTok"/>
-        </w:rPr>
-        <w:t xml:space="preserve">5</w:t>
-      </w:r>
-      <w:r>
-        <w:rPr>
-          <w:rStyle w:val="OperatorTok"/>
-        </w:rPr>
-        <w:t xml:space="preserve">));</w:t>
-      </w:r>
-      <w:r>
-        <w:br/>
-      </w:r>
-      <w:r>
-        <w:rPr>
-          <w:rStyle w:val="NormalTok"/>
-        </w:rPr>
-        <w:t xml:space="preserve">    </w:t>
-      </w:r>
-      <w:r>
-        <w:rPr>
-          <w:rStyle w:val="FunctionTok"/>
-        </w:rPr>
-        <w:t xml:space="preserve">greet</w:t>
-      </w:r>
-      <w:r>
-        <w:rPr>
-          <w:rStyle w:val="OperatorTok"/>
-        </w:rPr>
-        <w:t xml:space="preserve">(</w:t>
-      </w:r>
-      <w:r>
-        <w:rPr>
-          <w:rStyle w:val="StringTok"/>
-        </w:rPr>
-        <w:t xml:space="preserve">"Prateek"</w:t>
-      </w:r>
-      <w:r>
-        <w:rPr>
-          <w:rStyle w:val="OperatorTok"/>
-        </w:rPr>
-        <w:t xml:space="preserve">);</w:t>
-      </w:r>
-      <w:r>
-        <w:br/>
-      </w:r>
-      <w:r>
-        <w:rPr>
-          <w:rStyle w:val="OperatorTok"/>
-        </w:rPr>
-        <w:t xml:space="preserve">}</w:t>
-      </w:r>
-    </w:p>
-    <w:p>
-      <w:pPr>
-        <w:pStyle w:val="FirstParagraph"/>
-      </w:pPr>
-      <w:r>
-        <w:rPr>
-          <w:b/>
-          <w:bCs/>
-        </w:rPr>
-        <w:t xml:space="preserve">Output:</w:t>
-      </w:r>
-    </w:p>
-    <w:p>
-      <w:pPr>
-        <w:pStyle w:val="SourceCode"/>
-      </w:pPr>
-      <w:r>
-        <w:rPr>
           <w:rStyle w:val="VerbatimChar"/>
         </w:rPr>
         <w:t xml:space="preserve">Sum: 15</w:t>
@@ -991,8 +1459,8 @@
         </w:pict>
       </w:r>
     </w:p>
-    <w:bookmarkEnd w:id="13"/>
     <w:bookmarkEnd w:id="14"/>
+    <w:bookmarkEnd w:id="15"/>
     <w:sectPr>
       <w:pgSz w:h="15840" w:w="12240"/>
       <w:pgMar w:bottom="1440" w:footer="720" w:gutter="0" w:header="720" w:left="1800" w:right="1800" w:top="1440"/>

--- a/Main.docx
+++ b/Main.docx
@@ -47,7 +47,7 @@
       </w:r>
     </w:p>
     <w:bookmarkEnd w:id="9"/>
-    <w:bookmarkStart w:id="15" w:name="class-main"/>
+    <w:bookmarkStart w:id="19" w:name="class-main"/>
     <w:p>
       <w:pPr>
         <w:pStyle w:val="Heading1"/>
@@ -103,11 +103,11 @@
         <w:t xml:space="preserve"> </w:t>
       </w:r>
       <w:r>
-        <w:t xml:space="preserve">class serves as the entry point for the application and provides a collection of static utility methods for basic mathematical calculations and console output.</w:t>
+        <w:t xml:space="preserve">class serves as the entry point for the application and provides a collection of static utility methods for basic mathematical operations and console output.</w:t>
       </w:r>
     </w:p>
     <w:bookmarkEnd w:id="10"/>
-    <w:bookmarkStart w:id="11" w:name="attributes"/>
+    <w:bookmarkStart w:id="15" w:name="description"/>
     <w:p>
       <w:pPr>
         <w:pStyle w:val="Heading2"/>
@@ -122,7 +122,7 @@
         <w:tab/>
       </w:r>
       <w:r>
-        <w:t xml:space="preserve">attributes</w:t>
+        <w:t xml:space="preserve">Description</w:t>
       </w:r>
     </w:p>
     <w:p>
@@ -130,26 +130,145 @@
         <w:pStyle w:val="FirstParagraph"/>
       </w:pPr>
       <w:r>
-        <w:t xml:space="preserve">This class does not have any attributes or fields. It contains static methods that operate on the parameters passed to them.</w:t>
+        <w:t xml:space="preserve">The</w:t>
+      </w:r>
+      <w:r>
+        <w:t xml:space="preserve"> </w:t>
+      </w:r>
+      <w:r>
+        <w:rPr>
+          <w:rStyle w:val="VerbatimChar"/>
+        </w:rPr>
+        <w:t xml:space="preserve">Main</w:t>
+      </w:r>
+      <w:r>
+        <w:t xml:space="preserve"> </w:t>
+      </w:r>
+      <w:r>
+        <w:t xml:space="preserve">class is a public class that contains several</w:t>
+      </w:r>
+      <w:r>
+        <w:t xml:space="preserve"> </w:t>
+      </w:r>
+      <w:r>
+        <w:rPr>
+          <w:rStyle w:val="VerbatimChar"/>
+        </w:rPr>
+        <w:t xml:space="preserve">static</w:t>
+      </w:r>
+      <w:r>
+        <w:t xml:space="preserve"> </w:t>
+      </w:r>
+      <w:r>
+        <w:t xml:space="preserve">methods. As these methods are static, they belong to the class itself and can be invoked directly without needing to create an instance of the</w:t>
+      </w:r>
+      <w:r>
+        <w:t xml:space="preserve"> </w:t>
+      </w:r>
+      <w:r>
+        <w:rPr>
+          <w:rStyle w:val="VerbatimChar"/>
+        </w:rPr>
+        <w:t xml:space="preserve">Main</w:t>
+      </w:r>
+      <w:r>
+        <w:t xml:space="preserve"> </w:t>
+      </w:r>
+      <w:r>
+        <w:t xml:space="preserve">class. The class includes functions for addition, factorial calculation, and printing a greeting, along with the standard</w:t>
+      </w:r>
+      <w:r>
+        <w:t xml:space="preserve"> </w:t>
+      </w:r>
+      <w:r>
+        <w:rPr>
+          <w:rStyle w:val="VerbatimChar"/>
+        </w:rPr>
+        <w:t xml:space="preserve">main</w:t>
+      </w:r>
+      <w:r>
+        <w:t xml:space="preserve"> </w:t>
+      </w:r>
+      <w:r>
+        <w:t xml:space="preserve">method that executes the program.</w:t>
+      </w:r>
+    </w:p>
+    <w:bookmarkStart w:id="11" w:name="public-static-int-addint-a-int-b"/>
+    <w:p>
+      <w:pPr>
+        <w:pStyle w:val="Heading3"/>
+      </w:pPr>
+      <w:r>
+        <w:rPr>
+          <w:rStyle w:val="SectionNumber"/>
+        </w:rPr>
+        <w:t xml:space="preserve">1.2.1</w:t>
+      </w:r>
+      <w:r>
+        <w:tab/>
+      </w:r>
+      <w:r>
+        <w:rPr>
+          <w:rStyle w:val="VerbatimChar"/>
+        </w:rPr>
+        <w:t xml:space="preserve">public static int add(int a, int b)</w:t>
+      </w:r>
+    </w:p>
+    <w:p>
+      <w:pPr>
+        <w:pStyle w:val="FirstParagraph"/>
+      </w:pPr>
+      <w:r>
+        <w:t xml:space="preserve">This method takes two integer parameters,</w:t>
+      </w:r>
+      <w:r>
+        <w:t xml:space="preserve"> </w:t>
+      </w:r>
+      <w:r>
+        <w:rPr>
+          <w:rStyle w:val="VerbatimChar"/>
+        </w:rPr>
+        <w:t xml:space="preserve">a</w:t>
+      </w:r>
+      <w:r>
+        <w:t xml:space="preserve"> </w:t>
+      </w:r>
+      <w:r>
+        <w:t xml:space="preserve">and</w:t>
+      </w:r>
+      <w:r>
+        <w:t xml:space="preserve"> </w:t>
+      </w:r>
+      <w:r>
+        <w:rPr>
+          <w:rStyle w:val="VerbatimChar"/>
+        </w:rPr>
+        <w:t xml:space="preserve">b</w:t>
+      </w:r>
+      <w:r>
+        <w:t xml:space="preserve">, and returns their sum. It performs a simple addition operation.</w:t>
       </w:r>
     </w:p>
     <w:bookmarkEnd w:id="11"/>
-    <w:bookmarkStart w:id="12" w:name="description"/>
+    <w:bookmarkStart w:id="12" w:name="public-static-int-factorialint-n"/>
     <w:p>
       <w:pPr>
-        <w:pStyle w:val="Heading2"/>
+        <w:pStyle w:val="Heading3"/>
       </w:pPr>
       <w:r>
         <w:rPr>
           <w:rStyle w:val="SectionNumber"/>
         </w:rPr>
-        <w:t xml:space="preserve">1.3</w:t>
+        <w:t xml:space="preserve">1.2.2</w:t>
       </w:r>
       <w:r>
         <w:tab/>
       </w:r>
       <w:r>
-        <w:t xml:space="preserve">Description</w:t>
+        <w:rPr>
+          <w:rStyle w:val="VerbatimChar"/>
+        </w:rPr>
+        <w:t xml:space="preserve">public static int factorial(int n)</w:t>
       </w:r>
     </w:p>
     <w:p>
@@ -157,7 +276,7 @@
         <w:pStyle w:val="FirstParagraph"/>
       </w:pPr>
       <w:r>
-        <w:t xml:space="preserve">The</w:t>
+        <w:t xml:space="preserve">This method calculates the factorial of a non-negative integer</w:t>
       </w:r>
       <w:r>
         <w:t xml:space="preserve"> </w:t>
@@ -166,13 +285,32 @@
         <w:rPr>
           <w:rStyle w:val="VerbatimChar"/>
         </w:rPr>
-        <w:t xml:space="preserve">Main</w:t>
-      </w:r>
-      <w:r>
-        <w:t xml:space="preserve"> </w:t>
-      </w:r>
-      <w:r>
-        <w:t xml:space="preserve">class is a container for several independent,</w:t>
+        <w:t xml:space="preserve">n</w:t>
+      </w:r>
+      <w:r>
+        <w:t xml:space="preserve"> </w:t>
+      </w:r>
+      <w:r>
+        <w:t xml:space="preserve">using recursion.</w:t>
+      </w:r>
+      <w:r>
+        <w:t xml:space="preserve"> </w:t>
+      </w:r>
+      <w:r>
+        <w:t xml:space="preserve">-</w:t>
+      </w:r>
+      <w:r>
+        <w:t xml:space="preserve"> </w:t>
+      </w:r>
+      <w:r>
+        <w:rPr>
+          <w:b/>
+          <w:bCs/>
+        </w:rPr>
+        <w:t xml:space="preserve">Base Case</w:t>
+      </w:r>
+      <w:r>
+        <w:t xml:space="preserve">: If</w:t>
       </w:r>
       <w:r>
         <w:t xml:space="preserve"> </w:t>
@@ -181,13 +319,13 @@
         <w:rPr>
           <w:rStyle w:val="VerbatimChar"/>
         </w:rPr>
-        <w:t xml:space="preserve">static</w:t>
-      </w:r>
-      <w:r>
-        <w:t xml:space="preserve"> </w:t>
-      </w:r>
-      <w:r>
-        <w:t xml:space="preserve">methods. As the methods are static, they can be called directly on the class without needing to create an instance of</w:t>
+        <w:t xml:space="preserve">n</w:t>
+      </w:r>
+      <w:r>
+        <w:t xml:space="preserve"> </w:t>
+      </w:r>
+      <w:r>
+        <w:t xml:space="preserve">is less than or equal to 1, the method returns</w:t>
       </w:r>
       <w:r>
         <w:t xml:space="preserve"> </w:t>
@@ -196,18 +334,259 @@
         <w:rPr>
           <w:rStyle w:val="VerbatimChar"/>
         </w:rPr>
-        <w:t xml:space="preserve">Main</w:t>
-      </w:r>
-      <w:r>
-        <w:t xml:space="preserve">. The class demonstrates basic Java functionalities including arithmetic operations, recursion, and console I/O.</w:t>
+        <w:t xml:space="preserve">1</w:t>
+      </w:r>
+      <w:r>
+        <w:t xml:space="preserve">.</w:t>
+      </w:r>
+      <w:r>
+        <w:t xml:space="preserve"> </w:t>
+      </w:r>
+      <w:r>
+        <w:t xml:space="preserve">-</w:t>
+      </w:r>
+      <w:r>
+        <w:t xml:space="preserve"> </w:t>
+      </w:r>
+      <w:r>
+        <w:rPr>
+          <w:b/>
+          <w:bCs/>
+        </w:rPr>
+        <w:t xml:space="preserve">Recursive Step</w:t>
+      </w:r>
+      <w:r>
+        <w:t xml:space="preserve">: Otherwise, it returns the product of</w:t>
+      </w:r>
+      <w:r>
+        <w:t xml:space="preserve"> </w:t>
+      </w:r>
+      <w:r>
+        <w:rPr>
+          <w:rStyle w:val="VerbatimChar"/>
+        </w:rPr>
+        <w:t xml:space="preserve">n</w:t>
+      </w:r>
+      <w:r>
+        <w:t xml:space="preserve"> </w:t>
+      </w:r>
+      <w:r>
+        <w:t xml:space="preserve">and the result of calling</w:t>
+      </w:r>
+      <w:r>
+        <w:t xml:space="preserve"> </w:t>
+      </w:r>
+      <w:r>
+        <w:rPr>
+          <w:rStyle w:val="VerbatimChar"/>
+        </w:rPr>
+        <w:t xml:space="preserve">factorial</w:t>
+      </w:r>
+      <w:r>
+        <w:t xml:space="preserve"> </w:t>
+      </w:r>
+      <w:r>
+        <w:t xml:space="preserve">with</w:t>
+      </w:r>
+      <w:r>
+        <w:t xml:space="preserve"> </w:t>
+      </w:r>
+      <w:r>
+        <w:rPr>
+          <w:rStyle w:val="VerbatimChar"/>
+        </w:rPr>
+        <w:t xml:space="preserve">n - 1</w:t>
+      </w:r>
+      <w:r>
+        <w:t xml:space="preserve">.</w:t>
+      </w:r>
+      <w:r>
+        <w:t xml:space="preserve"> </w:t>
+      </w:r>
+      <w:r>
+        <w:t xml:space="preserve">For example,</w:t>
+      </w:r>
+      <w:r>
+        <w:t xml:space="preserve"> </w:t>
+      </w:r>
+      <w:r>
+        <w:rPr>
+          <w:rStyle w:val="VerbatimChar"/>
+        </w:rPr>
+        <w:t xml:space="preserve">factorial(5)</w:t>
+      </w:r>
+      <w:r>
+        <w:t xml:space="preserve"> </w:t>
+      </w:r>
+      <w:r>
+        <w:t xml:space="preserve">is calculated as</w:t>
+      </w:r>
+      <w:r>
+        <w:t xml:space="preserve"> </w:t>
+      </w:r>
+      <w:r>
+        <w:rPr>
+          <w:rStyle w:val="VerbatimChar"/>
+        </w:rPr>
+        <w:t xml:space="preserve">5 * 4 * 3 * 2 * 1</w:t>
+      </w:r>
+      <w:r>
+        <w:t xml:space="preserve">.</w:t>
+      </w:r>
+    </w:p>
+    <w:bookmarkEnd w:id="12"/>
+    <w:bookmarkStart w:id="13" w:name="public-static-void-greetstring-name"/>
+    <w:p>
+      <w:pPr>
+        <w:pStyle w:val="Heading3"/>
+      </w:pPr>
+      <w:r>
+        <w:rPr>
+          <w:rStyle w:val="SectionNumber"/>
+        </w:rPr>
+        <w:t xml:space="preserve">1.2.3</w:t>
+      </w:r>
+      <w:r>
+        <w:tab/>
+      </w:r>
+      <w:r>
+        <w:rPr>
+          <w:rStyle w:val="VerbatimChar"/>
+        </w:rPr>
+        <w:t xml:space="preserve">public static void greet(String name)</w:t>
       </w:r>
     </w:p>
     <w:p>
       <w:pPr>
-        <w:pStyle w:val="BodyText"/>
-      </w:pPr>
-      <w:r>
-        <w:t xml:space="preserve">The class includes the following methods:</w:t>
+        <w:pStyle w:val="FirstParagraph"/>
+      </w:pPr>
+      <w:r>
+        <w:t xml:space="preserve">This method accepts a</w:t>
+      </w:r>
+      <w:r>
+        <w:t xml:space="preserve"> </w:t>
+      </w:r>
+      <w:r>
+        <w:rPr>
+          <w:rStyle w:val="VerbatimChar"/>
+        </w:rPr>
+        <w:t xml:space="preserve">String</w:t>
+      </w:r>
+      <w:r>
+        <w:t xml:space="preserve"> </w:t>
+      </w:r>
+      <w:r>
+        <w:t xml:space="preserve">parameter</w:t>
+      </w:r>
+      <w:r>
+        <w:t xml:space="preserve"> </w:t>
+      </w:r>
+      <w:r>
+        <w:rPr>
+          <w:rStyle w:val="VerbatimChar"/>
+        </w:rPr>
+        <w:t xml:space="preserve">name</w:t>
+      </w:r>
+      <w:r>
+        <w:t xml:space="preserve"> </w:t>
+      </w:r>
+      <w:r>
+        <w:t xml:space="preserve">and prints a personalized greeting message to the standard console output. Since its return type is</w:t>
+      </w:r>
+      <w:r>
+        <w:t xml:space="preserve"> </w:t>
+      </w:r>
+      <w:r>
+        <w:rPr>
+          <w:rStyle w:val="VerbatimChar"/>
+        </w:rPr>
+        <w:t xml:space="preserve">void</w:t>
+      </w:r>
+      <w:r>
+        <w:t xml:space="preserve">, it does not return any value.</w:t>
+      </w:r>
+    </w:p>
+    <w:bookmarkEnd w:id="13"/>
+    <w:bookmarkStart w:id="14" w:name="public-static-void-mainstring-args"/>
+    <w:p>
+      <w:pPr>
+        <w:pStyle w:val="Heading3"/>
+      </w:pPr>
+      <w:r>
+        <w:rPr>
+          <w:rStyle w:val="SectionNumber"/>
+        </w:rPr>
+        <w:t xml:space="preserve">1.2.4</w:t>
+      </w:r>
+      <w:r>
+        <w:tab/>
+      </w:r>
+      <w:r>
+        <w:rPr>
+          <w:rStyle w:val="VerbatimChar"/>
+        </w:rPr>
+        <w:t xml:space="preserve">public static void main(String[] args)</w:t>
+      </w:r>
+    </w:p>
+    <w:p>
+      <w:pPr>
+        <w:pStyle w:val="FirstParagraph"/>
+      </w:pPr>
+      <w:r>
+        <w:t xml:space="preserve">This is the primary entry point for the Java application. When the program is run, the code within this method is executed. It demonstrates the usage of the other three static methods (</w:t>
+      </w:r>
+      <w:r>
+        <w:rPr>
+          <w:rStyle w:val="VerbatimChar"/>
+        </w:rPr>
+        <w:t xml:space="preserve">add</w:t>
+      </w:r>
+      <w:r>
+        <w:t xml:space="preserve">,</w:t>
+      </w:r>
+      <w:r>
+        <w:t xml:space="preserve"> </w:t>
+      </w:r>
+      <w:r>
+        <w:rPr>
+          <w:rStyle w:val="VerbatimChar"/>
+        </w:rPr>
+        <w:t xml:space="preserve">factorial</w:t>
+      </w:r>
+      <w:r>
+        <w:t xml:space="preserve">, and</w:t>
+      </w:r>
+      <w:r>
+        <w:t xml:space="preserve"> </w:t>
+      </w:r>
+      <w:r>
+        <w:rPr>
+          <w:rStyle w:val="VerbatimChar"/>
+        </w:rPr>
+        <w:t xml:space="preserve">greet</w:t>
+      </w:r>
+      <w:r>
+        <w:t xml:space="preserve">) by calling them with predefined values and printing their results or output to the console.</w:t>
+      </w:r>
+    </w:p>
+    <w:bookmarkEnd w:id="14"/>
+    <w:bookmarkEnd w:id="15"/>
+    <w:bookmarkStart w:id="16" w:name="usage-notes"/>
+    <w:p>
+      <w:pPr>
+        <w:pStyle w:val="Heading2"/>
+      </w:pPr>
+      <w:r>
+        <w:rPr>
+          <w:rStyle w:val="SectionNumber"/>
+        </w:rPr>
+        <w:t xml:space="preserve">1.3</w:t>
+      </w:r>
+      <w:r>
+        <w:tab/>
+      </w:r>
+      <w:r>
+        <w:t xml:space="preserve">Usage Notes</w:t>
       </w:r>
     </w:p>
     <w:p>
@@ -219,13 +598,19 @@
         </w:numPr>
       </w:pPr>
       <w:r>
+        <w:t xml:space="preserve">All methods in this class are</w:t>
+      </w:r>
+      <w:r>
+        <w:t xml:space="preserve"> </w:t>
+      </w:r>
+      <w:r>
         <w:rPr>
           <w:rStyle w:val="VerbatimChar"/>
         </w:rPr>
-        <w:t xml:space="preserve">add(int a, int b)</w:t>
-      </w:r>
-      <w:r>
-        <w:t xml:space="preserve">: A simple function that accepts two integer arguments,</w:t>
+        <w:t xml:space="preserve">static</w:t>
+      </w:r>
+      <w:r>
+        <w:t xml:space="preserve">, so they should be called directly on the</w:t>
       </w:r>
       <w:r>
         <w:t xml:space="preserve"> </w:t>
@@ -234,13 +619,13 @@
         <w:rPr>
           <w:rStyle w:val="VerbatimChar"/>
         </w:rPr>
-        <w:t xml:space="preserve">a</w:t>
-      </w:r>
-      <w:r>
-        <w:t xml:space="preserve"> </w:t>
-      </w:r>
-      <w:r>
-        <w:t xml:space="preserve">and</w:t>
+        <w:t xml:space="preserve">Main</w:t>
+      </w:r>
+      <w:r>
+        <w:t xml:space="preserve"> </w:t>
+      </w:r>
+      <w:r>
+        <w:t xml:space="preserve">class (e.g.,</w:t>
       </w:r>
       <w:r>
         <w:t xml:space="preserve"> </w:t>
@@ -249,10 +634,10 @@
         <w:rPr>
           <w:rStyle w:val="VerbatimChar"/>
         </w:rPr>
-        <w:t xml:space="preserve">b</w:t>
-      </w:r>
-      <w:r>
-        <w:t xml:space="preserve">, and returns their sum.</w:t>
+        <w:t xml:space="preserve">Main.add(5, 10)</w:t>
+      </w:r>
+      <w:r>
+        <w:t xml:space="preserve">) rather than on an instance of the class.</w:t>
       </w:r>
     </w:p>
     <w:p>
@@ -264,13 +649,22 @@
         </w:numPr>
       </w:pPr>
       <w:r>
+        <w:t xml:space="preserve">The</w:t>
+      </w:r>
+      <w:r>
+        <w:t xml:space="preserve"> </w:t>
+      </w:r>
+      <w:r>
         <w:rPr>
           <w:rStyle w:val="VerbatimChar"/>
         </w:rPr>
-        <w:t xml:space="preserve">factorial(int n)</w:t>
-      </w:r>
-      <w:r>
-        <w:t xml:space="preserve">: A recursive function that calculates the factorial of a non-negative integer</w:t>
+        <w:t xml:space="preserve">factorial</w:t>
+      </w:r>
+      <w:r>
+        <w:t xml:space="preserve"> </w:t>
+      </w:r>
+      <w:r>
+        <w:t xml:space="preserve">method is recursive. Providing a very large integer as input may lead to a</w:t>
       </w:r>
       <w:r>
         <w:t xml:space="preserve"> </w:t>
@@ -279,52 +673,13 @@
         <w:rPr>
           <w:rStyle w:val="VerbatimChar"/>
         </w:rPr>
-        <w:t xml:space="preserve">n</w:t>
-      </w:r>
-      <w:r>
-        <w:t xml:space="preserve">. It uses a base case where if</w:t>
-      </w:r>
-      <w:r>
-        <w:t xml:space="preserve"> </w:t>
-      </w:r>
-      <w:r>
-        <w:rPr>
-          <w:rStyle w:val="VerbatimChar"/>
-        </w:rPr>
-        <w:t xml:space="preserve">n</w:t>
-      </w:r>
-      <w:r>
-        <w:t xml:space="preserve"> </w:t>
-      </w:r>
-      <w:r>
-        <w:t xml:space="preserve">is less than or equal to 1, it returns 1. Otherwise, it recursively calls itself with</w:t>
-      </w:r>
-      <w:r>
-        <w:t xml:space="preserve"> </w:t>
-      </w:r>
-      <w:r>
-        <w:rPr>
-          <w:rStyle w:val="VerbatimChar"/>
-        </w:rPr>
-        <w:t xml:space="preserve">n - 1</w:t>
-      </w:r>
-      <w:r>
-        <w:t xml:space="preserve"> </w:t>
-      </w:r>
-      <w:r>
-        <w:t xml:space="preserve">and multiplies the result by</w:t>
-      </w:r>
-      <w:r>
-        <w:t xml:space="preserve"> </w:t>
-      </w:r>
-      <w:r>
-        <w:rPr>
-          <w:rStyle w:val="VerbatimChar"/>
-        </w:rPr>
-        <w:t xml:space="preserve">n</w:t>
-      </w:r>
-      <w:r>
-        <w:t xml:space="preserve">.</w:t>
+        <w:t xml:space="preserve">StackOverflowError</w:t>
+      </w:r>
+      <w:r>
+        <w:t xml:space="preserve"> </w:t>
+      </w:r>
+      <w:r>
+        <w:t xml:space="preserve">due to excessive recursion depth.</w:t>
       </w:r>
     </w:p>
     <w:p>
@@ -336,13 +691,22 @@
         </w:numPr>
       </w:pPr>
       <w:r>
+        <w:t xml:space="preserve">The</w:t>
+      </w:r>
+      <w:r>
+        <w:t xml:space="preserve"> </w:t>
+      </w:r>
+      <w:r>
         <w:rPr>
           <w:rStyle w:val="VerbatimChar"/>
         </w:rPr>
-        <w:t xml:space="preserve">greet(String name)</w:t>
-      </w:r>
-      <w:r>
-        <w:t xml:space="preserve">: A</w:t>
+        <w:t xml:space="preserve">greet</w:t>
+      </w:r>
+      <w:r>
+        <w:t xml:space="preserve"> </w:t>
+      </w:r>
+      <w:r>
+        <w:t xml:space="preserve">method’s output is sent directly to</w:t>
       </w:r>
       <w:r>
         <w:t xml:space="preserve"> </w:t>
@@ -351,61 +715,55 @@
         <w:rPr>
           <w:rStyle w:val="VerbatimChar"/>
         </w:rPr>
-        <w:t xml:space="preserve">void</w:t>
-      </w:r>
-      <w:r>
-        <w:t xml:space="preserve"> </w:t>
-      </w:r>
-      <w:r>
-        <w:t xml:space="preserve">function that takes a</w:t>
-      </w:r>
-      <w:r>
-        <w:t xml:space="preserve"> </w:t>
-      </w:r>
-      <w:r>
-        <w:rPr>
-          <w:rStyle w:val="VerbatimChar"/>
-        </w:rPr>
-        <w:t xml:space="preserve">String</w:t>
-      </w:r>
-      <w:r>
-        <w:t xml:space="preserve"> </w:t>
-      </w:r>
-      <w:r>
-        <w:t xml:space="preserve">argument</w:t>
-      </w:r>
-      <w:r>
-        <w:t xml:space="preserve"> </w:t>
-      </w:r>
-      <w:r>
-        <w:rPr>
-          <w:rStyle w:val="VerbatimChar"/>
-        </w:rPr>
-        <w:t xml:space="preserve">name</w:t>
-      </w:r>
-      <w:r>
-        <w:t xml:space="preserve"> </w:t>
-      </w:r>
-      <w:r>
-        <w:t xml:space="preserve">and prints a personalized greeting message to the standard output.</w:t>
+        <w:t xml:space="preserve">System.out</w:t>
+      </w:r>
+      <w:r>
+        <w:t xml:space="preserve"> </w:t>
+      </w:r>
+      <w:r>
+        <w:t xml:space="preserve">and cannot be captured as a return value from the method call.</w:t>
+      </w:r>
+    </w:p>
+    <w:bookmarkEnd w:id="16"/>
+    <w:bookmarkStart w:id="18" w:name="example"/>
+    <w:p>
+      <w:pPr>
+        <w:pStyle w:val="Heading2"/>
+      </w:pPr>
+      <w:r>
+        <w:rPr>
+          <w:rStyle w:val="SectionNumber"/>
+        </w:rPr>
+        <w:t xml:space="preserve">1.4</w:t>
+      </w:r>
+      <w:r>
+        <w:tab/>
+      </w:r>
+      <w:r>
+        <w:t xml:space="preserve">Example</w:t>
       </w:r>
     </w:p>
     <w:p>
       <w:pPr>
-        <w:pStyle w:val="Compact"/>
-        <w:numPr>
-          <w:ilvl w:val="0"/>
-          <w:numId w:val="1001"/>
-        </w:numPr>
-      </w:pPr>
+        <w:pStyle w:val="FirstParagraph"/>
+      </w:pPr>
+      <w:r>
+        <w:t xml:space="preserve">The following code demonstrates how to use the methods within the</w:t>
+      </w:r>
+      <w:r>
+        <w:t xml:space="preserve"> </w:t>
+      </w:r>
       <w:r>
         <w:rPr>
           <w:rStyle w:val="VerbatimChar"/>
         </w:rPr>
-        <w:t xml:space="preserve">main(String[] args)</w:t>
-      </w:r>
-      <w:r>
-        <w:t xml:space="preserve">: The primary entry point for the Java application. When the program is executed, this method is called. It demonstrates the usage of the</w:t>
+        <w:t xml:space="preserve">Main</w:t>
+      </w:r>
+      <w:r>
+        <w:t xml:space="preserve"> </w:t>
+      </w:r>
+      <w:r>
+        <w:t xml:space="preserve">class. This is the content of the</w:t>
       </w:r>
       <w:r>
         <w:t xml:space="preserve"> </w:t>
@@ -414,444 +772,837 @@
         <w:rPr>
           <w:rStyle w:val="VerbatimChar"/>
         </w:rPr>
-        <w:t xml:space="preserve">add</w:t>
-      </w:r>
-      <w:r>
-        <w:t xml:space="preserve">,</w:t>
-      </w:r>
-      <w:r>
-        <w:t xml:space="preserve"> </w:t>
-      </w:r>
-      <w:r>
-        <w:rPr>
-          <w:rStyle w:val="VerbatimChar"/>
-        </w:rPr>
-        <w:t xml:space="preserve">factorial</w:t>
-      </w:r>
-      <w:r>
-        <w:t xml:space="preserve">, and</w:t>
-      </w:r>
-      <w:r>
-        <w:t xml:space="preserve"> </w:t>
-      </w:r>
-      <w:r>
-        <w:rPr>
-          <w:rStyle w:val="VerbatimChar"/>
-        </w:rPr>
-        <w:t xml:space="preserve">greet</w:t>
-      </w:r>
-      <w:r>
-        <w:t xml:space="preserve"> </w:t>
-      </w:r>
-      <w:r>
-        <w:t xml:space="preserve">methods and prints their results to the console.</w:t>
+        <w:t xml:space="preserve">main</w:t>
+      </w:r>
+      <w:r>
+        <w:t xml:space="preserve"> </w:t>
+      </w:r>
+      <w:r>
+        <w:t xml:space="preserve">method.</w:t>
       </w:r>
     </w:p>
     <w:p>
       <w:pPr>
-        <w:pStyle w:val="FirstParagraph"/>
-      </w:pPr>
-      <w:r>
-        <w:t xml:space="preserve">The</w:t>
-      </w:r>
-      <w:r>
-        <w:t xml:space="preserve"> </w:t>
-      </w:r>
-      <w:r>
-        <w:rPr>
-          <w:rStyle w:val="VerbatimChar"/>
+        <w:pStyle w:val="SourceCode"/>
+      </w:pPr>
+      <w:r>
+        <w:rPr>
+          <w:rStyle w:val="KeywordTok"/>
+        </w:rPr>
+        <w:t xml:space="preserve">public</w:t>
+      </w:r>
+      <w:r>
+        <w:rPr>
+          <w:rStyle w:val="NormalTok"/>
+        </w:rPr>
+        <w:t xml:space="preserve"> </w:t>
+      </w:r>
+      <w:r>
+        <w:rPr>
+          <w:rStyle w:val="DataTypeTok"/>
+        </w:rPr>
+        <w:t xml:space="preserve">static</w:t>
+      </w:r>
+      <w:r>
+        <w:rPr>
+          <w:rStyle w:val="NormalTok"/>
+        </w:rPr>
+        <w:t xml:space="preserve"> </w:t>
+      </w:r>
+      <w:r>
+        <w:rPr>
+          <w:rStyle w:val="DataTypeTok"/>
+        </w:rPr>
+        <w:t xml:space="preserve">void</w:t>
+      </w:r>
+      <w:r>
+        <w:rPr>
+          <w:rStyle w:val="NormalTok"/>
+        </w:rPr>
+        <w:t xml:space="preserve"> </w:t>
+      </w:r>
+      <w:r>
+        <w:rPr>
+          <w:rStyle w:val="FunctionTok"/>
         </w:rPr>
         <w:t xml:space="preserve">main</w:t>
       </w:r>
       <w:r>
-        <w:t xml:space="preserve"> </w:t>
-      </w:r>
-      <w:r>
-        <w:t xml:space="preserve">method orchestrates the execution flow by calling the other utility methods with sample data:</w:t>
+        <w:rPr>
+          <w:rStyle w:val="OperatorTok"/>
+        </w:rPr>
+        <w:t xml:space="preserve">(</w:t>
+      </w:r>
+      <w:r>
+        <w:rPr>
+          <w:rStyle w:val="BuiltInTok"/>
+        </w:rPr>
+        <w:t xml:space="preserve">String</w:t>
+      </w:r>
+      <w:r>
+        <w:rPr>
+          <w:rStyle w:val="OperatorTok"/>
+        </w:rPr>
+        <w:t xml:space="preserve">[]</w:t>
+      </w:r>
+      <w:r>
+        <w:rPr>
+          <w:rStyle w:val="NormalTok"/>
+        </w:rPr>
+        <w:t xml:space="preserve"> args</w:t>
+      </w:r>
+      <w:r>
+        <w:rPr>
+          <w:rStyle w:val="OperatorTok"/>
+        </w:rPr>
+        <w:t xml:space="preserve">)</w:t>
+      </w:r>
+      <w:r>
+        <w:rPr>
+          <w:rStyle w:val="NormalTok"/>
+        </w:rPr>
+        <w:t xml:space="preserve"> </w:t>
+      </w:r>
+      <w:r>
+        <w:rPr>
+          <w:rStyle w:val="OperatorTok"/>
+        </w:rPr>
+        <w:t xml:space="preserve">{</w:t>
+      </w:r>
+      <w:r>
+        <w:br/>
+      </w:r>
+      <w:r>
+        <w:rPr>
+          <w:rStyle w:val="NormalTok"/>
+        </w:rPr>
+        <w:t xml:space="preserve">    </w:t>
+      </w:r>
+      <w:r>
+        <w:rPr>
+          <w:rStyle w:val="CommentTok"/>
+        </w:rPr>
+        <w:t xml:space="preserve">// Call the add method and print the sum</w:t>
+      </w:r>
+      <w:r>
+        <w:br/>
+      </w:r>
+      <w:r>
+        <w:rPr>
+          <w:rStyle w:val="NormalTok"/>
+        </w:rPr>
+        <w:t xml:space="preserve">    </w:t>
+      </w:r>
+      <w:r>
+        <w:rPr>
+          <w:rStyle w:val="BuiltInTok"/>
+        </w:rPr>
+        <w:t xml:space="preserve">System</w:t>
+      </w:r>
+      <w:r>
+        <w:rPr>
+          <w:rStyle w:val="OperatorTok"/>
+        </w:rPr>
+        <w:t xml:space="preserve">.</w:t>
+      </w:r>
+      <w:r>
+        <w:rPr>
+          <w:rStyle w:val="FunctionTok"/>
+        </w:rPr>
+        <w:t xml:space="preserve">out</w:t>
+      </w:r>
+      <w:r>
+        <w:rPr>
+          <w:rStyle w:val="OperatorTok"/>
+        </w:rPr>
+        <w:t xml:space="preserve">.</w:t>
+      </w:r>
+      <w:r>
+        <w:rPr>
+          <w:rStyle w:val="FunctionTok"/>
+        </w:rPr>
+        <w:t xml:space="preserve">println</w:t>
+      </w:r>
+      <w:r>
+        <w:rPr>
+          <w:rStyle w:val="OperatorTok"/>
+        </w:rPr>
+        <w:t xml:space="preserve">(</w:t>
+      </w:r>
+      <w:r>
+        <w:rPr>
+          <w:rStyle w:val="StringTok"/>
+        </w:rPr>
+        <w:t xml:space="preserve">"Sum: "</w:t>
+      </w:r>
+      <w:r>
+        <w:rPr>
+          <w:rStyle w:val="NormalTok"/>
+        </w:rPr>
+        <w:t xml:space="preserve"> </w:t>
+      </w:r>
+      <w:r>
+        <w:rPr>
+          <w:rStyle w:val="OperatorTok"/>
+        </w:rPr>
+        <w:t xml:space="preserve">+</w:t>
+      </w:r>
+      <w:r>
+        <w:rPr>
+          <w:rStyle w:val="NormalTok"/>
+        </w:rPr>
+        <w:t xml:space="preserve"> </w:t>
+      </w:r>
+      <w:r>
+        <w:rPr>
+          <w:rStyle w:val="FunctionTok"/>
+        </w:rPr>
+        <w:t xml:space="preserve">add</w:t>
+      </w:r>
+      <w:r>
+        <w:rPr>
+          <w:rStyle w:val="OperatorTok"/>
+        </w:rPr>
+        <w:t xml:space="preserve">(</w:t>
+      </w:r>
+      <w:r>
+        <w:rPr>
+          <w:rStyle w:val="DecValTok"/>
+        </w:rPr>
+        <w:t xml:space="preserve">5</w:t>
+      </w:r>
+      <w:r>
+        <w:rPr>
+          <w:rStyle w:val="OperatorTok"/>
+        </w:rPr>
+        <w:t xml:space="preserve">,</w:t>
+      </w:r>
+      <w:r>
+        <w:rPr>
+          <w:rStyle w:val="NormalTok"/>
+        </w:rPr>
+        <w:t xml:space="preserve"> </w:t>
+      </w:r>
+      <w:r>
+        <w:rPr>
+          <w:rStyle w:val="DecValTok"/>
+        </w:rPr>
+        <w:t xml:space="preserve">10</w:t>
+      </w:r>
+      <w:r>
+        <w:rPr>
+          <w:rStyle w:val="OperatorTok"/>
+        </w:rPr>
+        <w:t xml:space="preserve">));</w:t>
+      </w:r>
+      <w:r>
+        <w:br/>
+      </w:r>
+      <w:r>
+        <w:br/>
+      </w:r>
+      <w:r>
+        <w:rPr>
+          <w:rStyle w:val="NormalTok"/>
+        </w:rPr>
+        <w:t xml:space="preserve">    </w:t>
+      </w:r>
+      <w:r>
+        <w:rPr>
+          <w:rStyle w:val="CommentTok"/>
+        </w:rPr>
+        <w:t xml:space="preserve">// Call the factorial method and print the result</w:t>
+      </w:r>
+      <w:r>
+        <w:br/>
+      </w:r>
+      <w:r>
+        <w:rPr>
+          <w:rStyle w:val="NormalTok"/>
+        </w:rPr>
+        <w:t xml:space="preserve">    </w:t>
+      </w:r>
+      <w:r>
+        <w:rPr>
+          <w:rStyle w:val="BuiltInTok"/>
+        </w:rPr>
+        <w:t xml:space="preserve">System</w:t>
+      </w:r>
+      <w:r>
+        <w:rPr>
+          <w:rStyle w:val="OperatorTok"/>
+        </w:rPr>
+        <w:t xml:space="preserve">.</w:t>
+      </w:r>
+      <w:r>
+        <w:rPr>
+          <w:rStyle w:val="FunctionTok"/>
+        </w:rPr>
+        <w:t xml:space="preserve">out</w:t>
+      </w:r>
+      <w:r>
+        <w:rPr>
+          <w:rStyle w:val="OperatorTok"/>
+        </w:rPr>
+        <w:t xml:space="preserve">.</w:t>
+      </w:r>
+      <w:r>
+        <w:rPr>
+          <w:rStyle w:val="FunctionTok"/>
+        </w:rPr>
+        <w:t xml:space="preserve">println</w:t>
+      </w:r>
+      <w:r>
+        <w:rPr>
+          <w:rStyle w:val="OperatorTok"/>
+        </w:rPr>
+        <w:t xml:space="preserve">(</w:t>
+      </w:r>
+      <w:r>
+        <w:rPr>
+          <w:rStyle w:val="StringTok"/>
+        </w:rPr>
+        <w:t xml:space="preserve">"Factorial: "</w:t>
+      </w:r>
+      <w:r>
+        <w:rPr>
+          <w:rStyle w:val="NormalTok"/>
+        </w:rPr>
+        <w:t xml:space="preserve"> </w:t>
+      </w:r>
+      <w:r>
+        <w:rPr>
+          <w:rStyle w:val="OperatorTok"/>
+        </w:rPr>
+        <w:t xml:space="preserve">+</w:t>
+      </w:r>
+      <w:r>
+        <w:rPr>
+          <w:rStyle w:val="NormalTok"/>
+        </w:rPr>
+        <w:t xml:space="preserve"> </w:t>
+      </w:r>
+      <w:r>
+        <w:rPr>
+          <w:rStyle w:val="FunctionTok"/>
+        </w:rPr>
+        <w:t xml:space="preserve">factorial</w:t>
+      </w:r>
+      <w:r>
+        <w:rPr>
+          <w:rStyle w:val="OperatorTok"/>
+        </w:rPr>
+        <w:t xml:space="preserve">(</w:t>
+      </w:r>
+      <w:r>
+        <w:rPr>
+          <w:rStyle w:val="DecValTok"/>
+        </w:rPr>
+        <w:t xml:space="preserve">5</w:t>
+      </w:r>
+      <w:r>
+        <w:rPr>
+          <w:rStyle w:val="OperatorTok"/>
+        </w:rPr>
+        <w:t xml:space="preserve">));</w:t>
+      </w:r>
+      <w:r>
+        <w:br/>
+      </w:r>
+      <w:r>
+        <w:br/>
+      </w:r>
+      <w:r>
+        <w:rPr>
+          <w:rStyle w:val="NormalTok"/>
+        </w:rPr>
+        <w:t xml:space="preserve">    </w:t>
+      </w:r>
+      <w:r>
+        <w:rPr>
+          <w:rStyle w:val="CommentTok"/>
+        </w:rPr>
+        <w:t xml:space="preserve">// Call the greet method to print a message</w:t>
+      </w:r>
+      <w:r>
+        <w:br/>
+      </w:r>
+      <w:r>
+        <w:rPr>
+          <w:rStyle w:val="NormalTok"/>
+        </w:rPr>
+        <w:t xml:space="preserve">    </w:t>
+      </w:r>
+      <w:r>
+        <w:rPr>
+          <w:rStyle w:val="FunctionTok"/>
+        </w:rPr>
+        <w:t xml:space="preserve">greet</w:t>
+      </w:r>
+      <w:r>
+        <w:rPr>
+          <w:rStyle w:val="OperatorTok"/>
+        </w:rPr>
+        <w:t xml:space="preserve">(</w:t>
+      </w:r>
+      <w:r>
+        <w:rPr>
+          <w:rStyle w:val="StringTok"/>
+        </w:rPr>
+        <w:t xml:space="preserve">"Prateek"</w:t>
+      </w:r>
+      <w:r>
+        <w:rPr>
+          <w:rStyle w:val="OperatorTok"/>
+        </w:rPr>
+        <w:t xml:space="preserve">);</w:t>
+      </w:r>
+      <w:r>
+        <w:br/>
+      </w:r>
+      <w:r>
+        <w:rPr>
+          <w:rStyle w:val="OperatorTok"/>
+        </w:rPr>
+        <w:t xml:space="preserve">}</w:t>
       </w:r>
     </w:p>
     <w:p>
       <w:pPr>
+        <w:pStyle w:val="FirstParagraph"/>
+      </w:pPr>
+      <w:r>
+        <w:rPr>
+          <w:b/>
+          <w:bCs/>
+        </w:rPr>
+        <w:t xml:space="preserve">Output:</w:t>
+      </w:r>
+    </w:p>
+    <w:p>
+      <w:pPr>
         <w:pStyle w:val="SourceCode"/>
       </w:pPr>
       <w:r>
         <w:rPr>
-          <w:rStyle w:val="KeywordTok"/>
-        </w:rPr>
-        <w:t xml:space="preserve">public</w:t>
+          <w:rStyle w:val="VerbatimChar"/>
+        </w:rPr>
+        <w:t xml:space="preserve">Sum: 15</w:t>
+      </w:r>
+      <w:r>
+        <w:br/>
+      </w:r>
+      <w:r>
+        <w:rPr>
+          <w:rStyle w:val="VerbatimChar"/>
+        </w:rPr>
+        <w:t xml:space="preserve">Factorial: 120</w:t>
+      </w:r>
+      <w:r>
+        <w:br/>
+      </w:r>
+      <w:r>
+        <w:rPr>
+          <w:rStyle w:val="VerbatimChar"/>
+        </w:rPr>
+        <w:t xml:space="preserve">Hello, Prateek!</w:t>
+      </w:r>
+    </w:p>
+    <w:p>
+      <w:r>
+        <w:pict>
+          <v:rect style="width:0;height:1.5pt" o:hralign="center" o:hrstd="t" o:hr="t"/>
+        </w:pict>
+      </w:r>
+    </w:p>
+    <w:bookmarkStart w:id="17" w:name="functiondef-add"/>
+    <w:p>
+      <w:pPr>
+        <w:pStyle w:val="Heading3"/>
+      </w:pPr>
+      <w:r>
+        <w:rPr>
+          <w:rStyle w:val="SectionNumber"/>
+        </w:rPr>
+        <w:t xml:space="preserve">1.4.1</w:t>
+      </w:r>
+      <w:r>
+        <w:tab/>
+      </w:r>
+      <w:r>
+        <w:t xml:space="preserve">FunctionDef add</w:t>
+      </w:r>
+    </w:p>
+    <w:bookmarkEnd w:id="17"/>
+    <w:bookmarkEnd w:id="18"/>
+    <w:bookmarkEnd w:id="19"/>
+    <w:bookmarkStart w:id="26" w:name="function-addint-a-int-b"/>
+    <w:p>
+      <w:pPr>
+        <w:pStyle w:val="Heading1"/>
+      </w:pPr>
+      <w:r>
+        <w:rPr>
+          <w:rStyle w:val="SectionNumber"/>
+        </w:rPr>
+        <w:t xml:space="preserve">2</w:t>
+      </w:r>
+      <w:r>
+        <w:tab/>
+      </w:r>
+      <w:r>
+        <w:t xml:space="preserve">Function: add(int a, int b)</w:t>
+      </w:r>
+    </w:p>
+    <w:bookmarkStart w:id="20" w:name="overview-1"/>
+    <w:p>
+      <w:pPr>
+        <w:pStyle w:val="Heading2"/>
+      </w:pPr>
+      <w:r>
+        <w:rPr>
+          <w:rStyle w:val="SectionNumber"/>
+        </w:rPr>
+        <w:t xml:space="preserve">2.1</w:t>
+      </w:r>
+      <w:r>
+        <w:tab/>
+      </w:r>
+      <w:r>
+        <w:t xml:space="preserve">Overview</w:t>
+      </w:r>
+    </w:p>
+    <w:p>
+      <w:pPr>
+        <w:pStyle w:val="FirstParagraph"/>
+      </w:pPr>
+      <w:r>
+        <w:t xml:space="preserve">The</w:t>
+      </w:r>
+      <w:r>
+        <w:t xml:space="preserve"> </w:t>
+      </w:r>
+      <w:r>
+        <w:rPr>
+          <w:rStyle w:val="VerbatimChar"/>
+        </w:rPr>
+        <w:t xml:space="preserve">add</w:t>
+      </w:r>
+      <w:r>
+        <w:t xml:space="preserve"> </w:t>
+      </w:r>
+      <w:r>
+        <w:t xml:space="preserve">function calculates and returns the sum of two integer numbers.</w:t>
+      </w:r>
+    </w:p>
+    <w:bookmarkEnd w:id="20"/>
+    <w:bookmarkStart w:id="21" w:name="parameters"/>
+    <w:p>
+      <w:pPr>
+        <w:pStyle w:val="Heading2"/>
+      </w:pPr>
+      <w:r>
+        <w:rPr>
+          <w:rStyle w:val="SectionNumber"/>
+        </w:rPr>
+        <w:t xml:space="preserve">2.2</w:t>
+      </w:r>
+      <w:r>
+        <w:tab/>
+      </w:r>
+      <w:r>
+        <w:t xml:space="preserve">parameters</w:t>
+      </w:r>
+    </w:p>
+    <w:tbl>
+      <w:tblPr>
+        <w:tblStyle w:val="Table"/>
+        <w:tblW w:type="auto" w:w="0"/>
+        <w:tblLook w:firstRow="1" w:lastRow="0" w:firstColumn="0" w:lastColumn="0" w:noHBand="0" w:noVBand="0" w:val="0020"/>
+      </w:tblPr>
+      <w:tblGrid>
+        <w:gridCol w:w="2640"/>
+        <w:gridCol w:w="2640"/>
+        <w:gridCol w:w="2640"/>
+      </w:tblGrid>
+      <w:tr>
+        <w:trPr>
+          <w:tblHeader w:val="on"/>
+        </w:trPr>
+        <w:tc>
+          <w:tcPr/>
+          <w:p>
+            <w:pPr>
+              <w:pStyle w:val="Compact"/>
+            </w:pPr>
+            <w:r>
+              <w:t xml:space="preserve">Parameter</w:t>
+            </w:r>
+          </w:p>
+        </w:tc>
+        <w:tc>
+          <w:tcPr/>
+          <w:p>
+            <w:pPr>
+              <w:pStyle w:val="Compact"/>
+            </w:pPr>
+            <w:r>
+              <w:t xml:space="preserve">Type</w:t>
+            </w:r>
+          </w:p>
+        </w:tc>
+        <w:tc>
+          <w:tcPr/>
+          <w:p>
+            <w:pPr>
+              <w:pStyle w:val="Compact"/>
+            </w:pPr>
+            <w:r>
+              <w:t xml:space="preserve">Description</w:t>
+            </w:r>
+          </w:p>
+        </w:tc>
+      </w:tr>
+      <w:tr>
+        <w:tc>
+          <w:tcPr/>
+          <w:p>
+            <w:pPr>
+              <w:pStyle w:val="Compact"/>
+            </w:pPr>
+            <w:r>
+              <w:rPr>
+                <w:rStyle w:val="VerbatimChar"/>
+              </w:rPr>
+              <w:t xml:space="preserve">a</w:t>
+            </w:r>
+          </w:p>
+        </w:tc>
+        <w:tc>
+          <w:tcPr/>
+          <w:p>
+            <w:pPr>
+              <w:pStyle w:val="Compact"/>
+            </w:pPr>
+            <w:r>
+              <w:rPr>
+                <w:rStyle w:val="VerbatimChar"/>
+              </w:rPr>
+              <w:t xml:space="preserve">int</w:t>
+            </w:r>
+          </w:p>
+        </w:tc>
+        <w:tc>
+          <w:tcPr/>
+          <w:p>
+            <w:pPr>
+              <w:pStyle w:val="Compact"/>
+            </w:pPr>
+            <w:r>
+              <w:t xml:space="preserve">The first integer to be added.</w:t>
+            </w:r>
+          </w:p>
+        </w:tc>
+      </w:tr>
+      <w:tr>
+        <w:tc>
+          <w:tcPr/>
+          <w:p>
+            <w:pPr>
+              <w:pStyle w:val="Compact"/>
+            </w:pPr>
+            <w:r>
+              <w:rPr>
+                <w:rStyle w:val="VerbatimChar"/>
+              </w:rPr>
+              <w:t xml:space="preserve">b</w:t>
+            </w:r>
+          </w:p>
+        </w:tc>
+        <w:tc>
+          <w:tcPr/>
+          <w:p>
+            <w:pPr>
+              <w:pStyle w:val="Compact"/>
+            </w:pPr>
+            <w:r>
+              <w:rPr>
+                <w:rStyle w:val="VerbatimChar"/>
+              </w:rPr>
+              <w:t xml:space="preserve">int</w:t>
+            </w:r>
+          </w:p>
+        </w:tc>
+        <w:tc>
+          <w:tcPr/>
+          <w:p>
+            <w:pPr>
+              <w:pStyle w:val="Compact"/>
+            </w:pPr>
+            <w:r>
+              <w:t xml:space="preserve">The second integer to be added.</w:t>
+            </w:r>
+          </w:p>
+        </w:tc>
+      </w:tr>
+    </w:tbl>
+    <w:bookmarkEnd w:id="21"/>
+    <w:bookmarkStart w:id="22" w:name="description-1"/>
+    <w:p>
+      <w:pPr>
+        <w:pStyle w:val="Heading2"/>
+      </w:pPr>
+      <w:r>
+        <w:rPr>
+          <w:rStyle w:val="SectionNumber"/>
+        </w:rPr>
+        <w:t xml:space="preserve">2.3</w:t>
+      </w:r>
+      <w:r>
+        <w:tab/>
+      </w:r>
+      <w:r>
+        <w:t xml:space="preserve">Description</w:t>
+      </w:r>
+    </w:p>
+    <w:p>
+      <w:pPr>
+        <w:pStyle w:val="FirstParagraph"/>
+      </w:pPr>
+      <w:r>
+        <w:t xml:space="preserve">The</w:t>
+      </w:r>
+      <w:r>
+        <w:t xml:space="preserve"> </w:t>
+      </w:r>
+      <w:r>
+        <w:rPr>
+          <w:rStyle w:val="VerbatimChar"/>
+        </w:rPr>
+        <w:t xml:space="preserve">add</w:t>
+      </w:r>
+      <w:r>
+        <w:t xml:space="preserve"> </w:t>
+      </w:r>
+      <w:r>
+        <w:t xml:space="preserve">function is a static method that performs a simple arithmetic addition. It takes two integer parameters,</w:t>
+      </w:r>
+      <w:r>
+        <w:t xml:space="preserve"> </w:t>
+      </w:r>
+      <w:r>
+        <w:rPr>
+          <w:rStyle w:val="VerbatimChar"/>
+        </w:rPr>
+        <w:t xml:space="preserve">a</w:t>
+      </w:r>
+      <w:r>
+        <w:t xml:space="preserve"> </w:t>
+      </w:r>
+      <w:r>
+        <w:t xml:space="preserve">and</w:t>
+      </w:r>
+      <w:r>
+        <w:t xml:space="preserve"> </w:t>
+      </w:r>
+      <w:r>
+        <w:rPr>
+          <w:rStyle w:val="VerbatimChar"/>
+        </w:rPr>
+        <w:t xml:space="preserve">b</w:t>
+      </w:r>
+      <w:r>
+        <w:t xml:space="preserve">. The core logic of the function is the expression</w:t>
+      </w:r>
+      <w:r>
+        <w:t xml:space="preserve"> </w:t>
+      </w:r>
+      <w:r>
+        <w:rPr>
+          <w:rStyle w:val="VerbatimChar"/>
+        </w:rPr>
+        <w:t xml:space="preserve">a + b</w:t>
+      </w:r>
+      <w:r>
+        <w:t xml:space="preserve">, which computes the sum of the two input values. The resulting integer sum is then returned by the function. Because it is a</w:t>
+      </w:r>
+      <w:r>
+        <w:t xml:space="preserve"> </w:t>
+      </w:r>
+      <w:r>
+        <w:rPr>
+          <w:rStyle w:val="VerbatimChar"/>
+        </w:rPr>
+        <w:t xml:space="preserve">static</w:t>
+      </w:r>
+      <w:r>
+        <w:t xml:space="preserve"> </w:t>
+      </w:r>
+      <w:r>
+        <w:t xml:space="preserve">method, it can be called directly on the</w:t>
+      </w:r>
+      <w:r>
+        <w:t xml:space="preserve"> </w:t>
+      </w:r>
+      <w:r>
+        <w:rPr>
+          <w:rStyle w:val="VerbatimChar"/>
+        </w:rPr>
+        <w:t xml:space="preserve">Main</w:t>
+      </w:r>
+      <w:r>
+        <w:t xml:space="preserve"> </w:t>
+      </w:r>
+      <w:r>
+        <w:t xml:space="preserve">class without needing to create an instance of the class.</w:t>
+      </w:r>
+    </w:p>
+    <w:p>
+      <w:pPr>
+        <w:pStyle w:val="SourceCode"/>
+      </w:pPr>
+      <w:r>
+        <w:rPr>
+          <w:rStyle w:val="CommentTok"/>
+        </w:rPr>
+        <w:t xml:space="preserve">// The function returns the result of adding a and b</w:t>
+      </w:r>
+      <w:r>
+        <w:br/>
+      </w:r>
+      <w:r>
+        <w:rPr>
+          <w:rStyle w:val="ControlFlowTok"/>
+        </w:rPr>
+        <w:t xml:space="preserve">return</w:t>
       </w:r>
       <w:r>
         <w:rPr>
           <w:rStyle w:val="NormalTok"/>
         </w:rPr>
-        <w:t xml:space="preserve"> </w:t>
-      </w:r>
-      <w:r>
-        <w:rPr>
-          <w:rStyle w:val="DataTypeTok"/>
-        </w:rPr>
-        <w:t xml:space="preserve">static</w:t>
+        <w:t xml:space="preserve"> a </w:t>
+      </w:r>
+      <w:r>
+        <w:rPr>
+          <w:rStyle w:val="OperatorTok"/>
+        </w:rPr>
+        <w:t xml:space="preserve">+</w:t>
       </w:r>
       <w:r>
         <w:rPr>
           <w:rStyle w:val="NormalTok"/>
         </w:rPr>
-        <w:t xml:space="preserve"> </w:t>
-      </w:r>
-      <w:r>
-        <w:rPr>
-          <w:rStyle w:val="DataTypeTok"/>
-        </w:rPr>
-        <w:t xml:space="preserve">void</w:t>
-      </w:r>
-      <w:r>
-        <w:rPr>
-          <w:rStyle w:val="NormalTok"/>
-        </w:rPr>
-        <w:t xml:space="preserve"> </w:t>
-      </w:r>
-      <w:r>
-        <w:rPr>
-          <w:rStyle w:val="FunctionTok"/>
-        </w:rPr>
-        <w:t xml:space="preserve">main</w:t>
+        <w:t xml:space="preserve"> b</w:t>
       </w:r>
       <w:r>
         <w:rPr>
           <w:rStyle w:val="OperatorTok"/>
         </w:rPr>
-        <w:t xml:space="preserve">(</w:t>
-      </w:r>
-      <w:r>
-        <w:rPr>
-          <w:rStyle w:val="BuiltInTok"/>
-        </w:rPr>
-        <w:t xml:space="preserve">String</w:t>
-      </w:r>
-      <w:r>
-        <w:rPr>
-          <w:rStyle w:val="OperatorTok"/>
-        </w:rPr>
-        <w:t xml:space="preserve">[]</w:t>
-      </w:r>
-      <w:r>
-        <w:rPr>
-          <w:rStyle w:val="NormalTok"/>
-        </w:rPr>
-        <w:t xml:space="preserve"> args</w:t>
-      </w:r>
-      <w:r>
-        <w:rPr>
-          <w:rStyle w:val="OperatorTok"/>
-        </w:rPr>
-        <w:t xml:space="preserve">)</w:t>
-      </w:r>
-      <w:r>
-        <w:rPr>
-          <w:rStyle w:val="NormalTok"/>
-        </w:rPr>
-        <w:t xml:space="preserve"> </w:t>
-      </w:r>
-      <w:r>
-        <w:rPr>
-          <w:rStyle w:val="OperatorTok"/>
-        </w:rPr>
-        <w:t xml:space="preserve">{</w:t>
-      </w:r>
-      <w:r>
-        <w:br/>
-      </w:r>
-      <w:r>
-        <w:rPr>
-          <w:rStyle w:val="NormalTok"/>
-        </w:rPr>
-        <w:t xml:space="preserve">    </w:t>
-      </w:r>
-      <w:r>
-        <w:rPr>
-          <w:rStyle w:val="CommentTok"/>
-        </w:rPr>
-        <w:t xml:space="preserve">// Calls the add method with 5 and 10</w:t>
-      </w:r>
-      <w:r>
-        <w:br/>
-      </w:r>
-      <w:r>
-        <w:rPr>
-          <w:rStyle w:val="NormalTok"/>
-        </w:rPr>
-        <w:t xml:space="preserve">    </w:t>
-      </w:r>
-      <w:r>
-        <w:rPr>
-          <w:rStyle w:val="BuiltInTok"/>
-        </w:rPr>
-        <w:t xml:space="preserve">System</w:t>
-      </w:r>
-      <w:r>
-        <w:rPr>
-          <w:rStyle w:val="OperatorTok"/>
-        </w:rPr>
-        <w:t xml:space="preserve">.</w:t>
-      </w:r>
-      <w:r>
-        <w:rPr>
-          <w:rStyle w:val="FunctionTok"/>
-        </w:rPr>
-        <w:t xml:space="preserve">out</w:t>
-      </w:r>
-      <w:r>
-        <w:rPr>
-          <w:rStyle w:val="OperatorTok"/>
-        </w:rPr>
-        <w:t xml:space="preserve">.</w:t>
-      </w:r>
-      <w:r>
-        <w:rPr>
-          <w:rStyle w:val="FunctionTok"/>
-        </w:rPr>
-        <w:t xml:space="preserve">println</w:t>
-      </w:r>
-      <w:r>
-        <w:rPr>
-          <w:rStyle w:val="OperatorTok"/>
-        </w:rPr>
-        <w:t xml:space="preserve">(</w:t>
-      </w:r>
-      <w:r>
-        <w:rPr>
-          <w:rStyle w:val="StringTok"/>
-        </w:rPr>
-        <w:t xml:space="preserve">"Sum: "</w:t>
-      </w:r>
-      <w:r>
-        <w:rPr>
-          <w:rStyle w:val="NormalTok"/>
-        </w:rPr>
-        <w:t xml:space="preserve"> </w:t>
-      </w:r>
-      <w:r>
-        <w:rPr>
-          <w:rStyle w:val="OperatorTok"/>
-        </w:rPr>
-        <w:t xml:space="preserve">+</w:t>
-      </w:r>
-      <w:r>
-        <w:rPr>
-          <w:rStyle w:val="NormalTok"/>
-        </w:rPr>
-        <w:t xml:space="preserve"> </w:t>
-      </w:r>
-      <w:r>
-        <w:rPr>
-          <w:rStyle w:val="FunctionTok"/>
-        </w:rPr>
-        <w:t xml:space="preserve">add</w:t>
-      </w:r>
-      <w:r>
-        <w:rPr>
-          <w:rStyle w:val="OperatorTok"/>
-        </w:rPr>
-        <w:t xml:space="preserve">(</w:t>
-      </w:r>
-      <w:r>
-        <w:rPr>
-          <w:rStyle w:val="DecValTok"/>
-        </w:rPr>
-        <w:t xml:space="preserve">5</w:t>
-      </w:r>
-      <w:r>
-        <w:rPr>
-          <w:rStyle w:val="OperatorTok"/>
-        </w:rPr>
-        <w:t xml:space="preserve">,</w:t>
-      </w:r>
-      <w:r>
-        <w:rPr>
-          <w:rStyle w:val="NormalTok"/>
-        </w:rPr>
-        <w:t xml:space="preserve"> </w:t>
-      </w:r>
-      <w:r>
-        <w:rPr>
-          <w:rStyle w:val="DecValTok"/>
-        </w:rPr>
-        <w:t xml:space="preserve">10</w:t>
-      </w:r>
-      <w:r>
-        <w:rPr>
-          <w:rStyle w:val="OperatorTok"/>
-        </w:rPr>
-        <w:t xml:space="preserve">));</w:t>
-      </w:r>
-      <w:r>
-        <w:br/>
-      </w:r>
-      <w:r>
-        <w:rPr>
-          <w:rStyle w:val="NormalTok"/>
-        </w:rPr>
-        <w:t xml:space="preserve">    </w:t>
-      </w:r>
-      <w:r>
-        <w:rPr>
-          <w:rStyle w:val="CommentTok"/>
-        </w:rPr>
-        <w:t xml:space="preserve">// Calls the factorial method with 5</w:t>
-      </w:r>
-      <w:r>
-        <w:br/>
-      </w:r>
-      <w:r>
-        <w:rPr>
-          <w:rStyle w:val="NormalTok"/>
-        </w:rPr>
-        <w:t xml:space="preserve">    </w:t>
-      </w:r>
-      <w:r>
-        <w:rPr>
-          <w:rStyle w:val="BuiltInTok"/>
-        </w:rPr>
-        <w:t xml:space="preserve">System</w:t>
-      </w:r>
-      <w:r>
-        <w:rPr>
-          <w:rStyle w:val="OperatorTok"/>
-        </w:rPr>
-        <w:t xml:space="preserve">.</w:t>
-      </w:r>
-      <w:r>
-        <w:rPr>
-          <w:rStyle w:val="FunctionTok"/>
-        </w:rPr>
-        <w:t xml:space="preserve">out</w:t>
-      </w:r>
-      <w:r>
-        <w:rPr>
-          <w:rStyle w:val="OperatorTok"/>
-        </w:rPr>
-        <w:t xml:space="preserve">.</w:t>
-      </w:r>
-      <w:r>
-        <w:rPr>
-          <w:rStyle w:val="FunctionTok"/>
-        </w:rPr>
-        <w:t xml:space="preserve">println</w:t>
-      </w:r>
-      <w:r>
-        <w:rPr>
-          <w:rStyle w:val="OperatorTok"/>
-        </w:rPr>
-        <w:t xml:space="preserve">(</w:t>
-      </w:r>
-      <w:r>
-        <w:rPr>
-          <w:rStyle w:val="StringTok"/>
-        </w:rPr>
-        <w:t xml:space="preserve">"Factorial: "</w:t>
-      </w:r>
-      <w:r>
-        <w:rPr>
-          <w:rStyle w:val="NormalTok"/>
-        </w:rPr>
-        <w:t xml:space="preserve"> </w:t>
-      </w:r>
-      <w:r>
-        <w:rPr>
-          <w:rStyle w:val="OperatorTok"/>
-        </w:rPr>
-        <w:t xml:space="preserve">+</w:t>
-      </w:r>
-      <w:r>
-        <w:rPr>
-          <w:rStyle w:val="NormalTok"/>
-        </w:rPr>
-        <w:t xml:space="preserve"> </w:t>
-      </w:r>
-      <w:r>
-        <w:rPr>
-          <w:rStyle w:val="FunctionTok"/>
-        </w:rPr>
-        <w:t xml:space="preserve">factorial</w:t>
-      </w:r>
-      <w:r>
-        <w:rPr>
-          <w:rStyle w:val="OperatorTok"/>
-        </w:rPr>
-        <w:t xml:space="preserve">(</w:t>
-      </w:r>
-      <w:r>
-        <w:rPr>
-          <w:rStyle w:val="DecValTok"/>
-        </w:rPr>
-        <w:t xml:space="preserve">5</w:t>
-      </w:r>
-      <w:r>
-        <w:rPr>
-          <w:rStyle w:val="OperatorTok"/>
-        </w:rPr>
-        <w:t xml:space="preserve">));</w:t>
-      </w:r>
-      <w:r>
-        <w:br/>
-      </w:r>
-      <w:r>
-        <w:rPr>
-          <w:rStyle w:val="NormalTok"/>
-        </w:rPr>
-        <w:t xml:space="preserve">    </w:t>
-      </w:r>
-      <w:r>
-        <w:rPr>
-          <w:rStyle w:val="CommentTok"/>
-        </w:rPr>
-        <w:t xml:space="preserve">// Calls the greet method with "Prateek"</w:t>
-      </w:r>
-      <w:r>
-        <w:br/>
-      </w:r>
-      <w:r>
-        <w:rPr>
-          <w:rStyle w:val="NormalTok"/>
-        </w:rPr>
-        <w:t xml:space="preserve">    </w:t>
-      </w:r>
-      <w:r>
-        <w:rPr>
-          <w:rStyle w:val="FunctionTok"/>
-        </w:rPr>
-        <w:t xml:space="preserve">greet</w:t>
-      </w:r>
-      <w:r>
-        <w:rPr>
-          <w:rStyle w:val="OperatorTok"/>
-        </w:rPr>
-        <w:t xml:space="preserve">(</w:t>
-      </w:r>
-      <w:r>
-        <w:rPr>
-          <w:rStyle w:val="StringTok"/>
-        </w:rPr>
-        <w:t xml:space="preserve">"Prateek"</w:t>
-      </w:r>
-      <w:r>
-        <w:rPr>
-          <w:rStyle w:val="OperatorTok"/>
-        </w:rPr>
-        <w:t xml:space="preserve">);</w:t>
-      </w:r>
-      <w:r>
-        <w:br/>
-      </w:r>
-      <w:r>
-        <w:rPr>
-          <w:rStyle w:val="OperatorTok"/>
-        </w:rPr>
-        <w:t xml:space="preserve">}</w:t>
+        <w:t xml:space="preserve">;</w:t>
       </w:r>
     </w:p>
-    <w:bookmarkEnd w:id="12"/>
-    <w:bookmarkStart w:id="13" w:name="usage-notes"/>
+    <w:bookmarkEnd w:id="22"/>
+    <w:bookmarkStart w:id="23" w:name="usage-notes-1"/>
     <w:p>
       <w:pPr>
         <w:pStyle w:val="Heading2"/>
@@ -860,7 +1611,7 @@
         <w:rPr>
           <w:rStyle w:val="SectionNumber"/>
         </w:rPr>
-        <w:t xml:space="preserve">1.4</w:t>
+        <w:t xml:space="preserve">2.4</w:t>
       </w:r>
       <w:r>
         <w:tab/>
@@ -878,55 +1629,22 @@
         </w:numPr>
       </w:pPr>
       <w:r>
-        <w:t xml:space="preserve">All utility methods (</w:t>
+        <w:t xml:space="preserve">This function is</w:t>
+      </w:r>
+      <w:r>
+        <w:t xml:space="preserve"> </w:t>
       </w:r>
       <w:r>
         <w:rPr>
           <w:rStyle w:val="VerbatimChar"/>
         </w:rPr>
-        <w:t xml:space="preserve">add</w:t>
-      </w:r>
-      <w:r>
-        <w:t xml:space="preserve">,</w:t>
-      </w:r>
-      <w:r>
-        <w:t xml:space="preserve"> </w:t>
-      </w:r>
-      <w:r>
-        <w:rPr>
-          <w:rStyle w:val="VerbatimChar"/>
-        </w:rPr>
-        <w:t xml:space="preserve">factorial</w:t>
-      </w:r>
-      <w:r>
-        <w:t xml:space="preserve">,</w:t>
-      </w:r>
-      <w:r>
-        <w:t xml:space="preserve"> </w:t>
-      </w:r>
-      <w:r>
-        <w:rPr>
-          <w:rStyle w:val="VerbatimChar"/>
-        </w:rPr>
-        <w:t xml:space="preserve">greet</w:t>
-      </w:r>
-      <w:r>
-        <w:t xml:space="preserve">) are</w:t>
-      </w:r>
-      <w:r>
-        <w:t xml:space="preserve"> </w:t>
-      </w:r>
-      <w:r>
-        <w:rPr>
-          <w:rStyle w:val="VerbatimChar"/>
-        </w:rPr>
         <w:t xml:space="preserve">static</w:t>
       </w:r>
       <w:r>
         <w:t xml:space="preserve"> </w:t>
       </w:r>
       <w:r>
-        <w:t xml:space="preserve">and should be invoked directly on the class, e.g.,</w:t>
+        <w:t xml:space="preserve">and should be called on the class itself, for example,</w:t>
       </w:r>
       <w:r>
         <w:t xml:space="preserve"> </w:t>
@@ -950,6 +1668,807 @@
         </w:numPr>
       </w:pPr>
       <w:r>
+        <w:t xml:space="preserve">The function operates on primitive</w:t>
+      </w:r>
+      <w:r>
+        <w:t xml:space="preserve"> </w:t>
+      </w:r>
+      <w:r>
+        <w:rPr>
+          <w:rStyle w:val="VerbatimChar"/>
+        </w:rPr>
+        <w:t xml:space="preserve">int</w:t>
+      </w:r>
+      <w:r>
+        <w:t xml:space="preserve"> </w:t>
+      </w:r>
+      <w:r>
+        <w:t xml:space="preserve">types. Be aware of potential integer overflow if the sum of</w:t>
+      </w:r>
+      <w:r>
+        <w:t xml:space="preserve"> </w:t>
+      </w:r>
+      <w:r>
+        <w:rPr>
+          <w:rStyle w:val="VerbatimChar"/>
+        </w:rPr>
+        <w:t xml:space="preserve">a</w:t>
+      </w:r>
+      <w:r>
+        <w:t xml:space="preserve"> </w:t>
+      </w:r>
+      <w:r>
+        <w:t xml:space="preserve">and</w:t>
+      </w:r>
+      <w:r>
+        <w:t xml:space="preserve"> </w:t>
+      </w:r>
+      <w:r>
+        <w:rPr>
+          <w:rStyle w:val="VerbatimChar"/>
+        </w:rPr>
+        <w:t xml:space="preserve">b</w:t>
+      </w:r>
+      <w:r>
+        <w:t xml:space="preserve"> </w:t>
+      </w:r>
+      <w:r>
+        <w:t xml:space="preserve">exceeds the maximum value for an</w:t>
+      </w:r>
+      <w:r>
+        <w:t xml:space="preserve"> </w:t>
+      </w:r>
+      <w:r>
+        <w:rPr>
+          <w:rStyle w:val="VerbatimChar"/>
+        </w:rPr>
+        <w:t xml:space="preserve">int</w:t>
+      </w:r>
+      <w:r>
+        <w:t xml:space="preserve"> </w:t>
+      </w:r>
+      <w:r>
+        <w:t xml:space="preserve">(</w:t>
+      </w:r>
+      <w:r>
+        <w:rPr>
+          <w:rStyle w:val="VerbatimChar"/>
+        </w:rPr>
+        <w:t xml:space="preserve">Integer.MAX_VALUE</w:t>
+      </w:r>
+      <w:r>
+        <w:t xml:space="preserve">, which is 2,147,483,647).</w:t>
+      </w:r>
+    </w:p>
+    <w:p>
+      <w:pPr>
+        <w:pStyle w:val="FirstParagraph"/>
+      </w:pPr>
+      <w:r>
+        <w:rPr>
+          <w:b/>
+          <w:bCs/>
+        </w:rPr>
+        <w:t xml:space="preserve">Output Example</w:t>
+      </w:r>
+      <w:r>
+        <w:t xml:space="preserve">: A call to</w:t>
+      </w:r>
+      <w:r>
+        <w:t xml:space="preserve"> </w:t>
+      </w:r>
+      <w:r>
+        <w:rPr>
+          <w:rStyle w:val="VerbatimChar"/>
+        </w:rPr>
+        <w:t xml:space="preserve">add(15, 7)</w:t>
+      </w:r>
+      <w:r>
+        <w:t xml:space="preserve"> </w:t>
+      </w:r>
+      <w:r>
+        <w:t xml:space="preserve">would return the integer</w:t>
+      </w:r>
+      <w:r>
+        <w:t xml:space="preserve"> </w:t>
+      </w:r>
+      <w:r>
+        <w:rPr>
+          <w:rStyle w:val="VerbatimChar"/>
+        </w:rPr>
+        <w:t xml:space="preserve">22</w:t>
+      </w:r>
+      <w:r>
+        <w:t xml:space="preserve">.</w:t>
+      </w:r>
+    </w:p>
+    <w:bookmarkEnd w:id="23"/>
+    <w:bookmarkStart w:id="25" w:name="example-1"/>
+    <w:p>
+      <w:pPr>
+        <w:pStyle w:val="Heading2"/>
+      </w:pPr>
+      <w:r>
+        <w:rPr>
+          <w:rStyle w:val="SectionNumber"/>
+        </w:rPr>
+        <w:t xml:space="preserve">2.5</w:t>
+      </w:r>
+      <w:r>
+        <w:tab/>
+      </w:r>
+      <w:r>
+        <w:t xml:space="preserve">Example</w:t>
+      </w:r>
+    </w:p>
+    <w:p>
+      <w:pPr>
+        <w:pStyle w:val="SourceCode"/>
+      </w:pPr>
+      <w:r>
+        <w:rPr>
+          <w:rStyle w:val="CommentTok"/>
+        </w:rPr>
+        <w:t xml:space="preserve">// Example usage within the main method or another static context</w:t>
+      </w:r>
+      <w:r>
+        <w:br/>
+      </w:r>
+      <w:r>
+        <w:rPr>
+          <w:rStyle w:val="KeywordTok"/>
+        </w:rPr>
+        <w:t xml:space="preserve">public</w:t>
+      </w:r>
+      <w:r>
+        <w:rPr>
+          <w:rStyle w:val="NormalTok"/>
+        </w:rPr>
+        <w:t xml:space="preserve"> </w:t>
+      </w:r>
+      <w:r>
+        <w:rPr>
+          <w:rStyle w:val="KeywordTok"/>
+        </w:rPr>
+        <w:t xml:space="preserve">class</w:t>
+      </w:r>
+      <w:r>
+        <w:rPr>
+          <w:rStyle w:val="NormalTok"/>
+        </w:rPr>
+        <w:t xml:space="preserve"> Main </w:t>
+      </w:r>
+      <w:r>
+        <w:rPr>
+          <w:rStyle w:val="OperatorTok"/>
+        </w:rPr>
+        <w:t xml:space="preserve">{</w:t>
+      </w:r>
+      <w:r>
+        <w:br/>
+      </w:r>
+      <w:r>
+        <w:rPr>
+          <w:rStyle w:val="NormalTok"/>
+        </w:rPr>
+        <w:t xml:space="preserve">    </w:t>
+      </w:r>
+      <w:r>
+        <w:rPr>
+          <w:rStyle w:val="KeywordTok"/>
+        </w:rPr>
+        <w:t xml:space="preserve">public</w:t>
+      </w:r>
+      <w:r>
+        <w:rPr>
+          <w:rStyle w:val="NormalTok"/>
+        </w:rPr>
+        <w:t xml:space="preserve"> </w:t>
+      </w:r>
+      <w:r>
+        <w:rPr>
+          <w:rStyle w:val="DataTypeTok"/>
+        </w:rPr>
+        <w:t xml:space="preserve">static</w:t>
+      </w:r>
+      <w:r>
+        <w:rPr>
+          <w:rStyle w:val="NormalTok"/>
+        </w:rPr>
+        <w:t xml:space="preserve"> </w:t>
+      </w:r>
+      <w:r>
+        <w:rPr>
+          <w:rStyle w:val="DataTypeTok"/>
+        </w:rPr>
+        <w:t xml:space="preserve">int</w:t>
+      </w:r>
+      <w:r>
+        <w:rPr>
+          <w:rStyle w:val="NormalTok"/>
+        </w:rPr>
+        <w:t xml:space="preserve"> </w:t>
+      </w:r>
+      <w:r>
+        <w:rPr>
+          <w:rStyle w:val="FunctionTok"/>
+        </w:rPr>
+        <w:t xml:space="preserve">add</w:t>
+      </w:r>
+      <w:r>
+        <w:rPr>
+          <w:rStyle w:val="OperatorTok"/>
+        </w:rPr>
+        <w:t xml:space="preserve">(</w:t>
+      </w:r>
+      <w:r>
+        <w:rPr>
+          <w:rStyle w:val="DataTypeTok"/>
+        </w:rPr>
+        <w:t xml:space="preserve">int</w:t>
+      </w:r>
+      <w:r>
+        <w:rPr>
+          <w:rStyle w:val="NormalTok"/>
+        </w:rPr>
+        <w:t xml:space="preserve"> a</w:t>
+      </w:r>
+      <w:r>
+        <w:rPr>
+          <w:rStyle w:val="OperatorTok"/>
+        </w:rPr>
+        <w:t xml:space="preserve">,</w:t>
+      </w:r>
+      <w:r>
+        <w:rPr>
+          <w:rStyle w:val="NormalTok"/>
+        </w:rPr>
+        <w:t xml:space="preserve"> </w:t>
+      </w:r>
+      <w:r>
+        <w:rPr>
+          <w:rStyle w:val="DataTypeTok"/>
+        </w:rPr>
+        <w:t xml:space="preserve">int</w:t>
+      </w:r>
+      <w:r>
+        <w:rPr>
+          <w:rStyle w:val="NormalTok"/>
+        </w:rPr>
+        <w:t xml:space="preserve"> b</w:t>
+      </w:r>
+      <w:r>
+        <w:rPr>
+          <w:rStyle w:val="OperatorTok"/>
+        </w:rPr>
+        <w:t xml:space="preserve">)</w:t>
+      </w:r>
+      <w:r>
+        <w:rPr>
+          <w:rStyle w:val="NormalTok"/>
+        </w:rPr>
+        <w:t xml:space="preserve"> </w:t>
+      </w:r>
+      <w:r>
+        <w:rPr>
+          <w:rStyle w:val="OperatorTok"/>
+        </w:rPr>
+        <w:t xml:space="preserve">{</w:t>
+      </w:r>
+      <w:r>
+        <w:br/>
+      </w:r>
+      <w:r>
+        <w:rPr>
+          <w:rStyle w:val="NormalTok"/>
+        </w:rPr>
+        <w:t xml:space="preserve">        </w:t>
+      </w:r>
+      <w:r>
+        <w:rPr>
+          <w:rStyle w:val="ControlFlowTok"/>
+        </w:rPr>
+        <w:t xml:space="preserve">return</w:t>
+      </w:r>
+      <w:r>
+        <w:rPr>
+          <w:rStyle w:val="NormalTok"/>
+        </w:rPr>
+        <w:t xml:space="preserve"> a </w:t>
+      </w:r>
+      <w:r>
+        <w:rPr>
+          <w:rStyle w:val="OperatorTok"/>
+        </w:rPr>
+        <w:t xml:space="preserve">+</w:t>
+      </w:r>
+      <w:r>
+        <w:rPr>
+          <w:rStyle w:val="NormalTok"/>
+        </w:rPr>
+        <w:t xml:space="preserve"> b</w:t>
+      </w:r>
+      <w:r>
+        <w:rPr>
+          <w:rStyle w:val="OperatorTok"/>
+        </w:rPr>
+        <w:t xml:space="preserve">;</w:t>
+      </w:r>
+      <w:r>
+        <w:br/>
+      </w:r>
+      <w:r>
+        <w:rPr>
+          <w:rStyle w:val="NormalTok"/>
+        </w:rPr>
+        <w:t xml:space="preserve">    </w:t>
+      </w:r>
+      <w:r>
+        <w:rPr>
+          <w:rStyle w:val="OperatorTok"/>
+        </w:rPr>
+        <w:t xml:space="preserve">}</w:t>
+      </w:r>
+      <w:r>
+        <w:br/>
+      </w:r>
+      <w:r>
+        <w:br/>
+      </w:r>
+      <w:r>
+        <w:rPr>
+          <w:rStyle w:val="NormalTok"/>
+        </w:rPr>
+        <w:t xml:space="preserve">    </w:t>
+      </w:r>
+      <w:r>
+        <w:rPr>
+          <w:rStyle w:val="KeywordTok"/>
+        </w:rPr>
+        <w:t xml:space="preserve">public</w:t>
+      </w:r>
+      <w:r>
+        <w:rPr>
+          <w:rStyle w:val="NormalTok"/>
+        </w:rPr>
+        <w:t xml:space="preserve"> </w:t>
+      </w:r>
+      <w:r>
+        <w:rPr>
+          <w:rStyle w:val="DataTypeTok"/>
+        </w:rPr>
+        <w:t xml:space="preserve">static</w:t>
+      </w:r>
+      <w:r>
+        <w:rPr>
+          <w:rStyle w:val="NormalTok"/>
+        </w:rPr>
+        <w:t xml:space="preserve"> </w:t>
+      </w:r>
+      <w:r>
+        <w:rPr>
+          <w:rStyle w:val="DataTypeTok"/>
+        </w:rPr>
+        <w:t xml:space="preserve">void</w:t>
+      </w:r>
+      <w:r>
+        <w:rPr>
+          <w:rStyle w:val="NormalTok"/>
+        </w:rPr>
+        <w:t xml:space="preserve"> </w:t>
+      </w:r>
+      <w:r>
+        <w:rPr>
+          <w:rStyle w:val="FunctionTok"/>
+        </w:rPr>
+        <w:t xml:space="preserve">main</w:t>
+      </w:r>
+      <w:r>
+        <w:rPr>
+          <w:rStyle w:val="OperatorTok"/>
+        </w:rPr>
+        <w:t xml:space="preserve">(</w:t>
+      </w:r>
+      <w:r>
+        <w:rPr>
+          <w:rStyle w:val="BuiltInTok"/>
+        </w:rPr>
+        <w:t xml:space="preserve">String</w:t>
+      </w:r>
+      <w:r>
+        <w:rPr>
+          <w:rStyle w:val="OperatorTok"/>
+        </w:rPr>
+        <w:t xml:space="preserve">[]</w:t>
+      </w:r>
+      <w:r>
+        <w:rPr>
+          <w:rStyle w:val="NormalTok"/>
+        </w:rPr>
+        <w:t xml:space="preserve"> args</w:t>
+      </w:r>
+      <w:r>
+        <w:rPr>
+          <w:rStyle w:val="OperatorTok"/>
+        </w:rPr>
+        <w:t xml:space="preserve">)</w:t>
+      </w:r>
+      <w:r>
+        <w:rPr>
+          <w:rStyle w:val="NormalTok"/>
+        </w:rPr>
+        <w:t xml:space="preserve"> </w:t>
+      </w:r>
+      <w:r>
+        <w:rPr>
+          <w:rStyle w:val="OperatorTok"/>
+        </w:rPr>
+        <w:t xml:space="preserve">{</w:t>
+      </w:r>
+      <w:r>
+        <w:br/>
+      </w:r>
+      <w:r>
+        <w:rPr>
+          <w:rStyle w:val="NormalTok"/>
+        </w:rPr>
+        <w:t xml:space="preserve">        </w:t>
+      </w:r>
+      <w:r>
+        <w:rPr>
+          <w:rStyle w:val="DataTypeTok"/>
+        </w:rPr>
+        <w:t xml:space="preserve">int</w:t>
+      </w:r>
+      <w:r>
+        <w:rPr>
+          <w:rStyle w:val="NormalTok"/>
+        </w:rPr>
+        <w:t xml:space="preserve"> number1 </w:t>
+      </w:r>
+      <w:r>
+        <w:rPr>
+          <w:rStyle w:val="OperatorTok"/>
+        </w:rPr>
+        <w:t xml:space="preserve">=</w:t>
+      </w:r>
+      <w:r>
+        <w:rPr>
+          <w:rStyle w:val="NormalTok"/>
+        </w:rPr>
+        <w:t xml:space="preserve"> </w:t>
+      </w:r>
+      <w:r>
+        <w:rPr>
+          <w:rStyle w:val="DecValTok"/>
+        </w:rPr>
+        <w:t xml:space="preserve">25</w:t>
+      </w:r>
+      <w:r>
+        <w:rPr>
+          <w:rStyle w:val="OperatorTok"/>
+        </w:rPr>
+        <w:t xml:space="preserve">;</w:t>
+      </w:r>
+      <w:r>
+        <w:br/>
+      </w:r>
+      <w:r>
+        <w:rPr>
+          <w:rStyle w:val="NormalTok"/>
+        </w:rPr>
+        <w:t xml:space="preserve">        </w:t>
+      </w:r>
+      <w:r>
+        <w:rPr>
+          <w:rStyle w:val="DataTypeTok"/>
+        </w:rPr>
+        <w:t xml:space="preserve">int</w:t>
+      </w:r>
+      <w:r>
+        <w:rPr>
+          <w:rStyle w:val="NormalTok"/>
+        </w:rPr>
+        <w:t xml:space="preserve"> number2 </w:t>
+      </w:r>
+      <w:r>
+        <w:rPr>
+          <w:rStyle w:val="OperatorTok"/>
+        </w:rPr>
+        <w:t xml:space="preserve">=</w:t>
+      </w:r>
+      <w:r>
+        <w:rPr>
+          <w:rStyle w:val="NormalTok"/>
+        </w:rPr>
+        <w:t xml:space="preserve"> </w:t>
+      </w:r>
+      <w:r>
+        <w:rPr>
+          <w:rStyle w:val="DecValTok"/>
+        </w:rPr>
+        <w:t xml:space="preserve">17</w:t>
+      </w:r>
+      <w:r>
+        <w:rPr>
+          <w:rStyle w:val="OperatorTok"/>
+        </w:rPr>
+        <w:t xml:space="preserve">;</w:t>
+      </w:r>
+      <w:r>
+        <w:br/>
+      </w:r>
+      <w:r>
+        <w:rPr>
+          <w:rStyle w:val="NormalTok"/>
+        </w:rPr>
+        <w:t xml:space="preserve">        </w:t>
+      </w:r>
+      <w:r>
+        <w:rPr>
+          <w:rStyle w:val="DataTypeTok"/>
+        </w:rPr>
+        <w:t xml:space="preserve">int</w:t>
+      </w:r>
+      <w:r>
+        <w:rPr>
+          <w:rStyle w:val="NormalTok"/>
+        </w:rPr>
+        <w:t xml:space="preserve"> result </w:t>
+      </w:r>
+      <w:r>
+        <w:rPr>
+          <w:rStyle w:val="OperatorTok"/>
+        </w:rPr>
+        <w:t xml:space="preserve">=</w:t>
+      </w:r>
+      <w:r>
+        <w:rPr>
+          <w:rStyle w:val="NormalTok"/>
+        </w:rPr>
+        <w:t xml:space="preserve"> Main</w:t>
+      </w:r>
+      <w:r>
+        <w:rPr>
+          <w:rStyle w:val="OperatorTok"/>
+        </w:rPr>
+        <w:t xml:space="preserve">.</w:t>
+      </w:r>
+      <w:r>
+        <w:rPr>
+          <w:rStyle w:val="FunctionTok"/>
+        </w:rPr>
+        <w:t xml:space="preserve">add</w:t>
+      </w:r>
+      <w:r>
+        <w:rPr>
+          <w:rStyle w:val="OperatorTok"/>
+        </w:rPr>
+        <w:t xml:space="preserve">(</w:t>
+      </w:r>
+      <w:r>
+        <w:rPr>
+          <w:rStyle w:val="NormalTok"/>
+        </w:rPr>
+        <w:t xml:space="preserve">number1</w:t>
+      </w:r>
+      <w:r>
+        <w:rPr>
+          <w:rStyle w:val="OperatorTok"/>
+        </w:rPr>
+        <w:t xml:space="preserve">,</w:t>
+      </w:r>
+      <w:r>
+        <w:rPr>
+          <w:rStyle w:val="NormalTok"/>
+        </w:rPr>
+        <w:t xml:space="preserve"> number2</w:t>
+      </w:r>
+      <w:r>
+        <w:rPr>
+          <w:rStyle w:val="OperatorTok"/>
+        </w:rPr>
+        <w:t xml:space="preserve">);</w:t>
+      </w:r>
+      <w:r>
+        <w:br/>
+      </w:r>
+      <w:r>
+        <w:rPr>
+          <w:rStyle w:val="NormalTok"/>
+        </w:rPr>
+        <w:t xml:space="preserve">        </w:t>
+      </w:r>
+      <w:r>
+        <w:rPr>
+          <w:rStyle w:val="BuiltInTok"/>
+        </w:rPr>
+        <w:t xml:space="preserve">System</w:t>
+      </w:r>
+      <w:r>
+        <w:rPr>
+          <w:rStyle w:val="OperatorTok"/>
+        </w:rPr>
+        <w:t xml:space="preserve">.</w:t>
+      </w:r>
+      <w:r>
+        <w:rPr>
+          <w:rStyle w:val="FunctionTok"/>
+        </w:rPr>
+        <w:t xml:space="preserve">out</w:t>
+      </w:r>
+      <w:r>
+        <w:rPr>
+          <w:rStyle w:val="OperatorTok"/>
+        </w:rPr>
+        <w:t xml:space="preserve">.</w:t>
+      </w:r>
+      <w:r>
+        <w:rPr>
+          <w:rStyle w:val="FunctionTok"/>
+        </w:rPr>
+        <w:t xml:space="preserve">println</w:t>
+      </w:r>
+      <w:r>
+        <w:rPr>
+          <w:rStyle w:val="OperatorTok"/>
+        </w:rPr>
+        <w:t xml:space="preserve">(</w:t>
+      </w:r>
+      <w:r>
+        <w:rPr>
+          <w:rStyle w:val="StringTok"/>
+        </w:rPr>
+        <w:t xml:space="preserve">"The sum is: "</w:t>
+      </w:r>
+      <w:r>
+        <w:rPr>
+          <w:rStyle w:val="NormalTok"/>
+        </w:rPr>
+        <w:t xml:space="preserve"> </w:t>
+      </w:r>
+      <w:r>
+        <w:rPr>
+          <w:rStyle w:val="OperatorTok"/>
+        </w:rPr>
+        <w:t xml:space="preserve">+</w:t>
+      </w:r>
+      <w:r>
+        <w:rPr>
+          <w:rStyle w:val="NormalTok"/>
+        </w:rPr>
+        <w:t xml:space="preserve"> result</w:t>
+      </w:r>
+      <w:r>
+        <w:rPr>
+          <w:rStyle w:val="OperatorTok"/>
+        </w:rPr>
+        <w:t xml:space="preserve">);</w:t>
+      </w:r>
+      <w:r>
+        <w:br/>
+      </w:r>
+      <w:r>
+        <w:rPr>
+          <w:rStyle w:val="NormalTok"/>
+        </w:rPr>
+        <w:t xml:space="preserve">    </w:t>
+      </w:r>
+      <w:r>
+        <w:rPr>
+          <w:rStyle w:val="OperatorTok"/>
+        </w:rPr>
+        <w:t xml:space="preserve">}</w:t>
+      </w:r>
+      <w:r>
+        <w:br/>
+      </w:r>
+      <w:r>
+        <w:rPr>
+          <w:rStyle w:val="OperatorTok"/>
+        </w:rPr>
+        <w:t xml:space="preserve">}</w:t>
+      </w:r>
+    </w:p>
+    <w:p>
+      <w:pPr>
+        <w:pStyle w:val="FirstParagraph"/>
+      </w:pPr>
+      <w:r>
+        <w:rPr>
+          <w:b/>
+          <w:bCs/>
+        </w:rPr>
+        <w:t xml:space="preserve">Output:</w:t>
+      </w:r>
+    </w:p>
+    <w:p>
+      <w:pPr>
+        <w:pStyle w:val="SourceCode"/>
+      </w:pPr>
+      <w:r>
+        <w:rPr>
+          <w:rStyle w:val="VerbatimChar"/>
+        </w:rPr>
+        <w:t xml:space="preserve">The sum is: 42</w:t>
+      </w:r>
+    </w:p>
+    <w:p>
+      <w:r>
+        <w:pict>
+          <v:rect style="width:0;height:1.5pt" o:hralign="center" o:hrstd="t" o:hr="t"/>
+        </w:pict>
+      </w:r>
+    </w:p>
+    <w:p>
+      <w:r>
+        <w:pict>
+          <v:rect style="width:0;height:1.5pt" o:hralign="center" o:hrstd="t" o:hr="t"/>
+        </w:pict>
+      </w:r>
+    </w:p>
+    <w:bookmarkStart w:id="24" w:name="functiondef-factorial"/>
+    <w:p>
+      <w:pPr>
+        <w:pStyle w:val="Heading3"/>
+      </w:pPr>
+      <w:r>
+        <w:rPr>
+          <w:rStyle w:val="SectionNumber"/>
+        </w:rPr>
+        <w:t xml:space="preserve">2.5.1</w:t>
+      </w:r>
+      <w:r>
+        <w:tab/>
+      </w:r>
+      <w:r>
+        <w:t xml:space="preserve">FunctionDef factorial</w:t>
+      </w:r>
+    </w:p>
+    <w:bookmarkEnd w:id="24"/>
+    <w:bookmarkEnd w:id="25"/>
+    <w:bookmarkEnd w:id="26"/>
+    <w:bookmarkStart w:id="33" w:name="function-factorial"/>
+    <w:p>
+      <w:pPr>
+        <w:pStyle w:val="Heading1"/>
+      </w:pPr>
+      <w:r>
+        <w:rPr>
+          <w:rStyle w:val="SectionNumber"/>
+        </w:rPr>
+        <w:t xml:space="preserve">3</w:t>
+      </w:r>
+      <w:r>
+        <w:tab/>
+      </w:r>
+      <w:r>
+        <w:t xml:space="preserve">Function: factorial</w:t>
+      </w:r>
+    </w:p>
+    <w:bookmarkStart w:id="27" w:name="overview-2"/>
+    <w:p>
+      <w:pPr>
+        <w:pStyle w:val="Heading2"/>
+      </w:pPr>
+      <w:r>
+        <w:rPr>
+          <w:rStyle w:val="SectionNumber"/>
+        </w:rPr>
+        <w:t xml:space="preserve">3.1</w:t>
+      </w:r>
+      <w:r>
+        <w:tab/>
+      </w:r>
+      <w:r>
+        <w:t xml:space="preserve">Overview</w:t>
+      </w:r>
+    </w:p>
+    <w:p>
+      <w:pPr>
+        <w:pStyle w:val="FirstParagraph"/>
+      </w:pPr>
+      <w:r>
         <w:t xml:space="preserve">The</w:t>
       </w:r>
       <w:r>
@@ -965,22 +2484,26 @@
         <w:t xml:space="preserve"> </w:t>
       </w:r>
       <w:r>
-        <w:t xml:space="preserve">method is implemented recursively. Providing a very large integer as input may lead to a</w:t>
-      </w:r>
-      <w:r>
-        <w:t xml:space="preserve"> </w:t>
-      </w:r>
-      <w:r>
-        <w:rPr>
-          <w:rStyle w:val="VerbatimChar"/>
-        </w:rPr>
-        <w:t xml:space="preserve">StackOverflowError</w:t>
-      </w:r>
-      <w:r>
-        <w:t xml:space="preserve"> </w:t>
-      </w:r>
-      <w:r>
-        <w:t xml:space="preserve">due to deep recursion.</w:t>
+        <w:t xml:space="preserve">function recursively calculates the factorial of a given non-negative integer.</w:t>
+      </w:r>
+    </w:p>
+    <w:bookmarkEnd w:id="27"/>
+    <w:bookmarkStart w:id="28" w:name="parameters-1"/>
+    <w:p>
+      <w:pPr>
+        <w:pStyle w:val="Heading2"/>
+      </w:pPr>
+      <w:r>
+        <w:rPr>
+          <w:rStyle w:val="SectionNumber"/>
+        </w:rPr>
+        <w:t xml:space="preserve">3.2</w:t>
+      </w:r>
+      <w:r>
+        <w:tab/>
+      </w:r>
+      <w:r>
+        <w:t xml:space="preserve">parameters</w:t>
       </w:r>
     </w:p>
     <w:p>
@@ -988,30 +2511,36 @@
         <w:pStyle w:val="Compact"/>
         <w:numPr>
           <w:ilvl w:val="0"/>
-          <w:numId w:val="1002"/>
+          <w:numId w:val="1003"/>
         </w:numPr>
       </w:pPr>
       <w:r>
-        <w:t xml:space="preserve">The</w:t>
-      </w:r>
-      <w:r>
-        <w:t xml:space="preserve"> </w:t>
-      </w:r>
-      <w:r>
         <w:rPr>
           <w:rStyle w:val="VerbatimChar"/>
         </w:rPr>
-        <w:t xml:space="preserve">main</w:t>
-      </w:r>
-      <w:r>
-        <w:t xml:space="preserve"> </w:t>
-      </w:r>
-      <w:r>
-        <w:t xml:space="preserve">method is the designated starting point for execution by the Java Virtual Machine (JVM) and is where the program begins.</w:t>
+        <w:t xml:space="preserve">n</w:t>
+      </w:r>
+      <w:r>
+        <w:t xml:space="preserve">:</w:t>
+      </w:r>
+      <w:r>
+        <w:t xml:space="preserve"> </w:t>
+      </w:r>
+      <w:r>
+        <w:rPr>
+          <w:rStyle w:val="VerbatimChar"/>
+        </w:rPr>
+        <w:t xml:space="preserve">int</w:t>
+      </w:r>
+      <w:r>
+        <w:t xml:space="preserve"> </w:t>
+      </w:r>
+      <w:r>
+        <w:t xml:space="preserve">- The non-negative integer for which to calculate the factorial.</w:t>
       </w:r>
     </w:p>
-    <w:bookmarkEnd w:id="13"/>
-    <w:bookmarkStart w:id="14" w:name="example"/>
+    <w:bookmarkEnd w:id="28"/>
+    <w:bookmarkStart w:id="29" w:name="description-2"/>
     <w:p>
       <w:pPr>
         <w:pStyle w:val="Heading2"/>
@@ -1020,13 +2549,13 @@
         <w:rPr>
           <w:rStyle w:val="SectionNumber"/>
         </w:rPr>
-        <w:t xml:space="preserve">1.5</w:t>
+        <w:t xml:space="preserve">3.3</w:t>
       </w:r>
       <w:r>
         <w:tab/>
       </w:r>
       <w:r>
-        <w:t xml:space="preserve">Example</w:t>
+        <w:t xml:space="preserve">Description</w:t>
       </w:r>
     </w:p>
     <w:p>
@@ -1034,7 +2563,7 @@
         <w:pStyle w:val="FirstParagraph"/>
       </w:pPr>
       <w:r>
-        <w:t xml:space="preserve">The</w:t>
+        <w:t xml:space="preserve">This function computes the factorial of an integer</w:t>
       </w:r>
       <w:r>
         <w:t xml:space="preserve"> </w:t>
@@ -1043,13 +2572,10 @@
         <w:rPr>
           <w:rStyle w:val="VerbatimChar"/>
         </w:rPr>
-        <w:t xml:space="preserve">main</w:t>
-      </w:r>
-      <w:r>
-        <w:t xml:space="preserve"> </w:t>
-      </w:r>
-      <w:r>
-        <w:t xml:space="preserve">method within the class itself provides a clear example of how to use the other methods. To run this example, you would compile and execute the</w:t>
+        <w:t xml:space="preserve">n</w:t>
+      </w:r>
+      <w:r>
+        <w:t xml:space="preserve">, which is the product of all positive integers up to</w:t>
       </w:r>
       <w:r>
         <w:t xml:space="preserve"> </w:t>
@@ -1058,398 +2584,1126 @@
         <w:rPr>
           <w:rStyle w:val="VerbatimChar"/>
         </w:rPr>
-        <w:t xml:space="preserve">Main.java</w:t>
-      </w:r>
-      <w:r>
-        <w:t xml:space="preserve"> </w:t>
-      </w:r>
-      <w:r>
-        <w:t xml:space="preserve">file.</w:t>
+        <w:t xml:space="preserve">n</w:t>
+      </w:r>
+      <w:r>
+        <w:t xml:space="preserve"> </w:t>
+      </w:r>
+      <w:r>
+        <w:t xml:space="preserve">(i.e., n!). It employs a recursive approach.</w:t>
       </w:r>
     </w:p>
     <w:p>
       <w:pPr>
-        <w:pStyle w:val="SourceCode"/>
-      </w:pPr>
-      <w:r>
-        <w:rPr>
-          <w:rStyle w:val="CommentTok"/>
-        </w:rPr>
-        <w:t xml:space="preserve">// Example usage is demonstrated within the main method</w:t>
-      </w:r>
-      <w:r>
-        <w:br/>
-      </w:r>
-      <w:r>
-        <w:rPr>
-          <w:rStyle w:val="KeywordTok"/>
-        </w:rPr>
-        <w:t xml:space="preserve">public</w:t>
-      </w:r>
-      <w:r>
-        <w:rPr>
-          <w:rStyle w:val="NormalTok"/>
-        </w:rPr>
-        <w:t xml:space="preserve"> </w:t>
-      </w:r>
-      <w:r>
-        <w:rPr>
-          <w:rStyle w:val="DataTypeTok"/>
-        </w:rPr>
-        <w:t xml:space="preserve">static</w:t>
-      </w:r>
-      <w:r>
-        <w:rPr>
-          <w:rStyle w:val="NormalTok"/>
-        </w:rPr>
-        <w:t xml:space="preserve"> </w:t>
-      </w:r>
-      <w:r>
-        <w:rPr>
-          <w:rStyle w:val="DataTypeTok"/>
-        </w:rPr>
-        <w:t xml:space="preserve">void</w:t>
-      </w:r>
-      <w:r>
-        <w:rPr>
-          <w:rStyle w:val="NormalTok"/>
-        </w:rPr>
-        <w:t xml:space="preserve"> </w:t>
-      </w:r>
-      <w:r>
-        <w:rPr>
-          <w:rStyle w:val="FunctionTok"/>
-        </w:rPr>
-        <w:t xml:space="preserve">main</w:t>
-      </w:r>
-      <w:r>
-        <w:rPr>
-          <w:rStyle w:val="OperatorTok"/>
-        </w:rPr>
-        <w:t xml:space="preserve">(</w:t>
-      </w:r>
-      <w:r>
-        <w:rPr>
-          <w:rStyle w:val="BuiltInTok"/>
-        </w:rPr>
-        <w:t xml:space="preserve">String</w:t>
-      </w:r>
-      <w:r>
-        <w:rPr>
-          <w:rStyle w:val="OperatorTok"/>
-        </w:rPr>
-        <w:t xml:space="preserve">[]</w:t>
-      </w:r>
-      <w:r>
-        <w:rPr>
-          <w:rStyle w:val="NormalTok"/>
-        </w:rPr>
-        <w:t xml:space="preserve"> args</w:t>
-      </w:r>
-      <w:r>
-        <w:rPr>
-          <w:rStyle w:val="OperatorTok"/>
-        </w:rPr>
-        <w:t xml:space="preserve">)</w:t>
-      </w:r>
-      <w:r>
-        <w:rPr>
-          <w:rStyle w:val="NormalTok"/>
-        </w:rPr>
-        <w:t xml:space="preserve"> </w:t>
-      </w:r>
-      <w:r>
-        <w:rPr>
-          <w:rStyle w:val="OperatorTok"/>
-        </w:rPr>
-        <w:t xml:space="preserve">{</w:t>
-      </w:r>
-      <w:r>
-        <w:br/>
-      </w:r>
-      <w:r>
-        <w:rPr>
-          <w:rStyle w:val="NormalTok"/>
-        </w:rPr>
-        <w:t xml:space="preserve">    </w:t>
-      </w:r>
-      <w:r>
-        <w:rPr>
-          <w:rStyle w:val="BuiltInTok"/>
-        </w:rPr>
-        <w:t xml:space="preserve">System</w:t>
-      </w:r>
-      <w:r>
-        <w:rPr>
-          <w:rStyle w:val="OperatorTok"/>
-        </w:rPr>
-        <w:t xml:space="preserve">.</w:t>
-      </w:r>
-      <w:r>
-        <w:rPr>
-          <w:rStyle w:val="FunctionTok"/>
-        </w:rPr>
-        <w:t xml:space="preserve">out</w:t>
-      </w:r>
-      <w:r>
-        <w:rPr>
-          <w:rStyle w:val="OperatorTok"/>
-        </w:rPr>
-        <w:t xml:space="preserve">.</w:t>
-      </w:r>
-      <w:r>
-        <w:rPr>
-          <w:rStyle w:val="FunctionTok"/>
-        </w:rPr>
-        <w:t xml:space="preserve">println</w:t>
-      </w:r>
-      <w:r>
-        <w:rPr>
-          <w:rStyle w:val="OperatorTok"/>
-        </w:rPr>
-        <w:t xml:space="preserve">(</w:t>
-      </w:r>
-      <w:r>
-        <w:rPr>
-          <w:rStyle w:val="StringTok"/>
-        </w:rPr>
-        <w:t xml:space="preserve">"Sum: "</w:t>
-      </w:r>
-      <w:r>
-        <w:rPr>
-          <w:rStyle w:val="NormalTok"/>
-        </w:rPr>
-        <w:t xml:space="preserve"> </w:t>
-      </w:r>
-      <w:r>
-        <w:rPr>
-          <w:rStyle w:val="OperatorTok"/>
-        </w:rPr>
-        <w:t xml:space="preserve">+</w:t>
-      </w:r>
-      <w:r>
-        <w:rPr>
-          <w:rStyle w:val="NormalTok"/>
-        </w:rPr>
-        <w:t xml:space="preserve"> </w:t>
-      </w:r>
-      <w:r>
-        <w:rPr>
-          <w:rStyle w:val="FunctionTok"/>
-        </w:rPr>
-        <w:t xml:space="preserve">add</w:t>
-      </w:r>
-      <w:r>
-        <w:rPr>
-          <w:rStyle w:val="OperatorTok"/>
-        </w:rPr>
-        <w:t xml:space="preserve">(</w:t>
-      </w:r>
-      <w:r>
-        <w:rPr>
-          <w:rStyle w:val="DecValTok"/>
-        </w:rPr>
-        <w:t xml:space="preserve">5</w:t>
-      </w:r>
-      <w:r>
-        <w:rPr>
-          <w:rStyle w:val="OperatorTok"/>
-        </w:rPr>
-        <w:t xml:space="preserve">,</w:t>
-      </w:r>
-      <w:r>
-        <w:rPr>
-          <w:rStyle w:val="NormalTok"/>
-        </w:rPr>
-        <w:t xml:space="preserve"> </w:t>
-      </w:r>
-      <w:r>
-        <w:rPr>
-          <w:rStyle w:val="DecValTok"/>
-        </w:rPr>
-        <w:t xml:space="preserve">10</w:t>
-      </w:r>
-      <w:r>
-        <w:rPr>
-          <w:rStyle w:val="OperatorTok"/>
-        </w:rPr>
-        <w:t xml:space="preserve">));</w:t>
-      </w:r>
-      <w:r>
-        <w:br/>
-      </w:r>
-      <w:r>
-        <w:rPr>
-          <w:rStyle w:val="NormalTok"/>
-        </w:rPr>
-        <w:t xml:space="preserve">    </w:t>
-      </w:r>
-      <w:r>
-        <w:rPr>
-          <w:rStyle w:val="BuiltInTok"/>
-        </w:rPr>
-        <w:t xml:space="preserve">System</w:t>
-      </w:r>
-      <w:r>
-        <w:rPr>
-          <w:rStyle w:val="OperatorTok"/>
-        </w:rPr>
-        <w:t xml:space="preserve">.</w:t>
-      </w:r>
-      <w:r>
-        <w:rPr>
-          <w:rStyle w:val="FunctionTok"/>
-        </w:rPr>
-        <w:t xml:space="preserve">out</w:t>
-      </w:r>
-      <w:r>
-        <w:rPr>
-          <w:rStyle w:val="OperatorTok"/>
-        </w:rPr>
-        <w:t xml:space="preserve">.</w:t>
-      </w:r>
-      <w:r>
-        <w:rPr>
-          <w:rStyle w:val="FunctionTok"/>
-        </w:rPr>
-        <w:t xml:space="preserve">println</w:t>
-      </w:r>
-      <w:r>
-        <w:rPr>
-          <w:rStyle w:val="OperatorTok"/>
-        </w:rPr>
-        <w:t xml:space="preserve">(</w:t>
-      </w:r>
-      <w:r>
-        <w:rPr>
-          <w:rStyle w:val="StringTok"/>
-        </w:rPr>
-        <w:t xml:space="preserve">"Factorial: "</w:t>
-      </w:r>
-      <w:r>
-        <w:rPr>
-          <w:rStyle w:val="NormalTok"/>
-        </w:rPr>
-        <w:t xml:space="preserve"> </w:t>
-      </w:r>
-      <w:r>
-        <w:rPr>
-          <w:rStyle w:val="OperatorTok"/>
-        </w:rPr>
-        <w:t xml:space="preserve">+</w:t>
-      </w:r>
-      <w:r>
-        <w:rPr>
-          <w:rStyle w:val="NormalTok"/>
-        </w:rPr>
-        <w:t xml:space="preserve"> </w:t>
-      </w:r>
-      <w:r>
-        <w:rPr>
-          <w:rStyle w:val="FunctionTok"/>
-        </w:rPr>
-        <w:t xml:space="preserve">factorial</w:t>
-      </w:r>
-      <w:r>
-        <w:rPr>
-          <w:rStyle w:val="OperatorTok"/>
-        </w:rPr>
-        <w:t xml:space="preserve">(</w:t>
-      </w:r>
-      <w:r>
-        <w:rPr>
-          <w:rStyle w:val="DecValTok"/>
-        </w:rPr>
-        <w:t xml:space="preserve">5</w:t>
-      </w:r>
-      <w:r>
-        <w:rPr>
-          <w:rStyle w:val="OperatorTok"/>
-        </w:rPr>
-        <w:t xml:space="preserve">));</w:t>
-      </w:r>
-      <w:r>
-        <w:br/>
-      </w:r>
-      <w:r>
-        <w:rPr>
-          <w:rStyle w:val="NormalTok"/>
-        </w:rPr>
-        <w:t xml:space="preserve">    </w:t>
-      </w:r>
-      <w:r>
-        <w:rPr>
-          <w:rStyle w:val="FunctionTok"/>
-        </w:rPr>
-        <w:t xml:space="preserve">greet</w:t>
-      </w:r>
-      <w:r>
-        <w:rPr>
-          <w:rStyle w:val="OperatorTok"/>
-        </w:rPr>
-        <w:t xml:space="preserve">(</w:t>
-      </w:r>
-      <w:r>
-        <w:rPr>
-          <w:rStyle w:val="StringTok"/>
-        </w:rPr>
-        <w:t xml:space="preserve">"Prateek"</w:t>
-      </w:r>
-      <w:r>
-        <w:rPr>
-          <w:rStyle w:val="OperatorTok"/>
-        </w:rPr>
-        <w:t xml:space="preserve">);</w:t>
-      </w:r>
-      <w:r>
-        <w:br/>
-      </w:r>
-      <w:r>
-        <w:rPr>
-          <w:rStyle w:val="OperatorTok"/>
-        </w:rPr>
-        <w:t xml:space="preserve">}</w:t>
+        <w:pStyle w:val="BodyText"/>
+      </w:pPr>
+      <w:r>
+        <w:t xml:space="preserve">The logic is divided into two main parts:</w:t>
       </w:r>
     </w:p>
     <w:p>
       <w:pPr>
-        <w:pStyle w:val="FirstParagraph"/>
+        <w:numPr>
+          <w:ilvl w:val="0"/>
+          <w:numId w:val="1004"/>
+        </w:numPr>
       </w:pPr>
       <w:r>
         <w:rPr>
           <w:b/>
           <w:bCs/>
         </w:rPr>
-        <w:t xml:space="preserve">Output:</w:t>
+        <w:t xml:space="preserve">Base Case</w:t>
+      </w:r>
+      <w:r>
+        <w:t xml:space="preserve">: The recursion terminates when the input</w:t>
+      </w:r>
+      <w:r>
+        <w:t xml:space="preserve"> </w:t>
+      </w:r>
+      <w:r>
+        <w:rPr>
+          <w:rStyle w:val="VerbatimChar"/>
+        </w:rPr>
+        <w:t xml:space="preserve">n</w:t>
+      </w:r>
+      <w:r>
+        <w:t xml:space="preserve"> </w:t>
+      </w:r>
+      <w:r>
+        <w:t xml:space="preserve">is less than or equal to 1. In this scenario, the function returns</w:t>
+      </w:r>
+      <w:r>
+        <w:t xml:space="preserve"> </w:t>
+      </w:r>
+      <w:r>
+        <w:rPr>
+          <w:rStyle w:val="VerbatimChar"/>
+        </w:rPr>
+        <w:t xml:space="preserve">1</w:t>
+      </w:r>
+      <w:r>
+        <w:t xml:space="preserve">. This is because the factorial of 1 (</w:t>
+      </w:r>
+      <w:r>
+        <w:rPr>
+          <w:rStyle w:val="VerbatimChar"/>
+        </w:rPr>
+        <w:t xml:space="preserve">1!</w:t>
+      </w:r>
+      <w:r>
+        <w:t xml:space="preserve">) is 1, and by convention, the factorial of 0 (</w:t>
+      </w:r>
+      <w:r>
+        <w:rPr>
+          <w:rStyle w:val="VerbatimChar"/>
+        </w:rPr>
+        <w:t xml:space="preserve">0!</w:t>
+      </w:r>
+      <w:r>
+        <w:t xml:space="preserve">) is also 1.</w:t>
       </w:r>
     </w:p>
     <w:p>
       <w:pPr>
+        <w:numPr>
+          <w:ilvl w:val="0"/>
+          <w:numId w:val="1004"/>
+        </w:numPr>
+      </w:pPr>
+      <w:r>
+        <w:rPr>
+          <w:b/>
+          <w:bCs/>
+        </w:rPr>
+        <w:t xml:space="preserve">Recursive Step</w:t>
+      </w:r>
+      <w:r>
+        <w:t xml:space="preserve">: If</w:t>
+      </w:r>
+      <w:r>
+        <w:t xml:space="preserve"> </w:t>
+      </w:r>
+      <w:r>
+        <w:rPr>
+          <w:rStyle w:val="VerbatimChar"/>
+        </w:rPr>
+        <w:t xml:space="preserve">n</w:t>
+      </w:r>
+      <w:r>
+        <w:t xml:space="preserve"> </w:t>
+      </w:r>
+      <w:r>
+        <w:t xml:space="preserve">is greater than 1, the function multiplies</w:t>
+      </w:r>
+      <w:r>
+        <w:t xml:space="preserve"> </w:t>
+      </w:r>
+      <w:r>
+        <w:rPr>
+          <w:rStyle w:val="VerbatimChar"/>
+        </w:rPr>
+        <w:t xml:space="preserve">n</w:t>
+      </w:r>
+      <w:r>
+        <w:t xml:space="preserve"> </w:t>
+      </w:r>
+      <w:r>
+        <w:t xml:space="preserve">by the result of calling itself with the argument</w:t>
+      </w:r>
+      <w:r>
+        <w:t xml:space="preserve"> </w:t>
+      </w:r>
+      <w:r>
+        <w:rPr>
+          <w:rStyle w:val="VerbatimChar"/>
+        </w:rPr>
+        <w:t xml:space="preserve">n - 1</w:t>
+      </w:r>
+      <w:r>
+        <w:t xml:space="preserve">. This process continues, decrementing</w:t>
+      </w:r>
+      <w:r>
+        <w:t xml:space="preserve"> </w:t>
+      </w:r>
+      <w:r>
+        <w:rPr>
+          <w:rStyle w:val="VerbatimChar"/>
+        </w:rPr>
+        <w:t xml:space="preserve">n</w:t>
+      </w:r>
+      <w:r>
+        <w:t xml:space="preserve"> </w:t>
+      </w:r>
+      <w:r>
+        <w:t xml:space="preserve">by 1 in each subsequent call, until the base case is reached.</w:t>
+      </w:r>
+    </w:p>
+    <w:p>
+      <w:pPr>
+        <w:pStyle w:val="FirstParagraph"/>
+      </w:pPr>
+      <w:r>
+        <w:t xml:space="preserve">For example, a call to</w:t>
+      </w:r>
+      <w:r>
+        <w:t xml:space="preserve"> </w:t>
+      </w:r>
+      <w:r>
+        <w:rPr>
+          <w:rStyle w:val="VerbatimChar"/>
+        </w:rPr>
+        <w:t xml:space="preserve">factorial(4)</w:t>
+      </w:r>
+      <w:r>
+        <w:t xml:space="preserve"> </w:t>
+      </w:r>
+      <w:r>
+        <w:t xml:space="preserve">would unfold as follows:</w:t>
+      </w:r>
+      <w:r>
+        <w:t xml:space="preserve"> </w:t>
+      </w:r>
+      <w:r>
+        <w:rPr>
+          <w:rStyle w:val="VerbatimChar"/>
+        </w:rPr>
+        <w:t xml:space="preserve">4 * factorial(3)</w:t>
+      </w:r>
+      <w:r>
+        <w:t xml:space="preserve"> </w:t>
+      </w:r>
+      <w:r>
+        <w:rPr>
+          <w:rStyle w:val="VerbatimChar"/>
+        </w:rPr>
+        <w:t xml:space="preserve">4 * (3 * factorial(2))</w:t>
+      </w:r>
+      <w:r>
+        <w:t xml:space="preserve"> </w:t>
+      </w:r>
+      <w:r>
+        <w:rPr>
+          <w:rStyle w:val="VerbatimChar"/>
+        </w:rPr>
+        <w:t xml:space="preserve">4 * (3 * (2 * factorial(1)))</w:t>
+      </w:r>
+      <w:r>
+        <w:t xml:space="preserve"> </w:t>
+      </w:r>
+      <w:r>
+        <w:rPr>
+          <w:rStyle w:val="VerbatimChar"/>
+        </w:rPr>
+        <w:t xml:space="preserve">4 * (3 * (2 * 1))</w:t>
+      </w:r>
+      <w:r>
+        <w:t xml:space="preserve"> </w:t>
+      </w:r>
+      <w:r>
+        <w:t xml:space="preserve">The final result is</w:t>
+      </w:r>
+      <w:r>
+        <w:t xml:space="preserve"> </w:t>
+      </w:r>
+      <w:r>
+        <w:rPr>
+          <w:rStyle w:val="VerbatimChar"/>
+        </w:rPr>
+        <w:t xml:space="preserve">24</w:t>
+      </w:r>
+      <w:r>
+        <w:t xml:space="preserve">.</w:t>
+      </w:r>
+    </w:p>
+    <w:bookmarkEnd w:id="29"/>
+    <w:bookmarkStart w:id="30" w:name="usage-notes-2"/>
+    <w:p>
+      <w:pPr>
+        <w:pStyle w:val="Heading2"/>
+      </w:pPr>
+      <w:r>
+        <w:rPr>
+          <w:rStyle w:val="SectionNumber"/>
+        </w:rPr>
+        <w:t xml:space="preserve">3.4</w:t>
+      </w:r>
+      <w:r>
+        <w:tab/>
+      </w:r>
+      <w:r>
+        <w:t xml:space="preserve">Usage Notes</w:t>
+      </w:r>
+    </w:p>
+    <w:p>
+      <w:pPr>
+        <w:pStyle w:val="Compact"/>
+        <w:numPr>
+          <w:ilvl w:val="0"/>
+          <w:numId w:val="1005"/>
+        </w:numPr>
+      </w:pPr>
+      <w:r>
+        <w:t xml:space="preserve">The function is designed for non-negative integers. Providing a negative number will result in a</w:t>
+      </w:r>
+      <w:r>
+        <w:t xml:space="preserve"> </w:t>
+      </w:r>
+      <w:r>
+        <w:rPr>
+          <w:rStyle w:val="VerbatimChar"/>
+        </w:rPr>
+        <w:t xml:space="preserve">StackOverflowError</w:t>
+      </w:r>
+      <w:r>
+        <w:t xml:space="preserve"> </w:t>
+      </w:r>
+      <w:r>
+        <w:t xml:space="preserve">due to infinite recursion.</w:t>
+      </w:r>
+    </w:p>
+    <w:p>
+      <w:pPr>
+        <w:pStyle w:val="Compact"/>
+        <w:numPr>
+          <w:ilvl w:val="0"/>
+          <w:numId w:val="1005"/>
+        </w:numPr>
+      </w:pPr>
+      <w:r>
+        <w:t xml:space="preserve">The return type is</w:t>
+      </w:r>
+      <w:r>
+        <w:t xml:space="preserve"> </w:t>
+      </w:r>
+      <w:r>
+        <w:rPr>
+          <w:rStyle w:val="VerbatimChar"/>
+        </w:rPr>
+        <w:t xml:space="preserve">int</w:t>
+      </w:r>
+      <w:r>
+        <w:t xml:space="preserve">. Factorial values grow very rapidly. For larger values of</w:t>
+      </w:r>
+      <w:r>
+        <w:t xml:space="preserve"> </w:t>
+      </w:r>
+      <w:r>
+        <w:rPr>
+          <w:rStyle w:val="VerbatimChar"/>
+        </w:rPr>
+        <w:t xml:space="preserve">n</w:t>
+      </w:r>
+      <w:r>
+        <w:t xml:space="preserve"> </w:t>
+      </w:r>
+      <w:r>
+        <w:t xml:space="preserve">(typically</w:t>
+      </w:r>
+      <w:r>
+        <w:t xml:space="preserve"> </w:t>
+      </w:r>
+      <w:r>
+        <w:rPr>
+          <w:rStyle w:val="VerbatimChar"/>
+        </w:rPr>
+        <w:t xml:space="preserve">n &gt; 12</w:t>
+      </w:r>
+      <w:r>
+        <w:t xml:space="preserve">), the result will exceed the maximum value of a standard</w:t>
+      </w:r>
+      <w:r>
+        <w:t xml:space="preserve"> </w:t>
+      </w:r>
+      <w:r>
+        <w:rPr>
+          <w:rStyle w:val="VerbatimChar"/>
+        </w:rPr>
+        <w:t xml:space="preserve">int</w:t>
+      </w:r>
+      <w:r>
+        <w:t xml:space="preserve">, leading to an integer overflow and an incorrect result. For larger numbers, a</w:t>
+      </w:r>
+      <w:r>
+        <w:t xml:space="preserve"> </w:t>
+      </w:r>
+      <w:r>
+        <w:rPr>
+          <w:rStyle w:val="VerbatimChar"/>
+        </w:rPr>
+        <w:t xml:space="preserve">long</w:t>
+      </w:r>
+      <w:r>
+        <w:t xml:space="preserve"> </w:t>
+      </w:r>
+      <w:r>
+        <w:t xml:space="preserve">or</w:t>
+      </w:r>
+      <w:r>
+        <w:t xml:space="preserve"> </w:t>
+      </w:r>
+      <w:r>
+        <w:rPr>
+          <w:rStyle w:val="VerbatimChar"/>
+        </w:rPr>
+        <w:t xml:space="preserve">BigInteger</w:t>
+      </w:r>
+      <w:r>
+        <w:t xml:space="preserve"> </w:t>
+      </w:r>
+      <w:r>
+        <w:t xml:space="preserve">return type would be more appropriate.</w:t>
+      </w:r>
+    </w:p>
+    <w:p>
+      <w:pPr>
+        <w:pStyle w:val="FirstParagraph"/>
+      </w:pPr>
+      <w:r>
+        <w:rPr>
+          <w:b/>
+          <w:bCs/>
+        </w:rPr>
+        <w:t xml:space="preserve">Output Example</w:t>
+      </w:r>
+      <w:r>
+        <w:t xml:space="preserve">: A call to</w:t>
+      </w:r>
+      <w:r>
+        <w:t xml:space="preserve"> </w:t>
+      </w:r>
+      <w:r>
+        <w:rPr>
+          <w:rStyle w:val="VerbatimChar"/>
+        </w:rPr>
+        <w:t xml:space="preserve">factorial(5)</w:t>
+      </w:r>
+      <w:r>
+        <w:t xml:space="preserve"> </w:t>
+      </w:r>
+      <w:r>
+        <w:t xml:space="preserve">will return an integer value.</w:t>
+      </w:r>
+    </w:p>
+    <w:p>
+      <w:pPr>
         <w:pStyle w:val="SourceCode"/>
       </w:pPr>
       <w:r>
         <w:rPr>
           <w:rStyle w:val="VerbatimChar"/>
         </w:rPr>
-        <w:t xml:space="preserve">Sum: 15</w:t>
+        <w:t xml:space="preserve">120</w:t>
+      </w:r>
+    </w:p>
+    <w:bookmarkEnd w:id="30"/>
+    <w:bookmarkStart w:id="32" w:name="example-2"/>
+    <w:p>
+      <w:pPr>
+        <w:pStyle w:val="Heading2"/>
+      </w:pPr>
+      <w:r>
+        <w:rPr>
+          <w:rStyle w:val="SectionNumber"/>
+        </w:rPr>
+        <w:t xml:space="preserve">3.5</w:t>
+      </w:r>
+      <w:r>
+        <w:tab/>
+      </w:r>
+      <w:r>
+        <w:t xml:space="preserve">Example</w:t>
+      </w:r>
+    </w:p>
+    <w:p>
+      <w:pPr>
+        <w:pStyle w:val="SourceCode"/>
+      </w:pPr>
+      <w:r>
+        <w:rPr>
+          <w:rStyle w:val="KeywordTok"/>
+        </w:rPr>
+        <w:t xml:space="preserve">public</w:t>
+      </w:r>
+      <w:r>
+        <w:rPr>
+          <w:rStyle w:val="NormalTok"/>
+        </w:rPr>
+        <w:t xml:space="preserve"> </w:t>
+      </w:r>
+      <w:r>
+        <w:rPr>
+          <w:rStyle w:val="KeywordTok"/>
+        </w:rPr>
+        <w:t xml:space="preserve">class</w:t>
+      </w:r>
+      <w:r>
+        <w:rPr>
+          <w:rStyle w:val="NormalTok"/>
+        </w:rPr>
+        <w:t xml:space="preserve"> Main </w:t>
+      </w:r>
+      <w:r>
+        <w:rPr>
+          <w:rStyle w:val="OperatorTok"/>
+        </w:rPr>
+        <w:t xml:space="preserve">{</w:t>
       </w:r>
       <w:r>
         <w:br/>
       </w:r>
       <w:r>
+        <w:br/>
+      </w:r>
+      <w:r>
+        <w:rPr>
+          <w:rStyle w:val="NormalTok"/>
+        </w:rPr>
+        <w:t xml:space="preserve">    </w:t>
+      </w:r>
+      <w:r>
+        <w:rPr>
+          <w:rStyle w:val="KeywordTok"/>
+        </w:rPr>
+        <w:t xml:space="preserve">public</w:t>
+      </w:r>
+      <w:r>
+        <w:rPr>
+          <w:rStyle w:val="NormalTok"/>
+        </w:rPr>
+        <w:t xml:space="preserve"> </w:t>
+      </w:r>
+      <w:r>
+        <w:rPr>
+          <w:rStyle w:val="DataTypeTok"/>
+        </w:rPr>
+        <w:t xml:space="preserve">static</w:t>
+      </w:r>
+      <w:r>
+        <w:rPr>
+          <w:rStyle w:val="NormalTok"/>
+        </w:rPr>
+        <w:t xml:space="preserve"> </w:t>
+      </w:r>
+      <w:r>
+        <w:rPr>
+          <w:rStyle w:val="DataTypeTok"/>
+        </w:rPr>
+        <w:t xml:space="preserve">int</w:t>
+      </w:r>
+      <w:r>
+        <w:rPr>
+          <w:rStyle w:val="NormalTok"/>
+        </w:rPr>
+        <w:t xml:space="preserve"> </w:t>
+      </w:r>
+      <w:r>
+        <w:rPr>
+          <w:rStyle w:val="FunctionTok"/>
+        </w:rPr>
+        <w:t xml:space="preserve">factorial</w:t>
+      </w:r>
+      <w:r>
+        <w:rPr>
+          <w:rStyle w:val="OperatorTok"/>
+        </w:rPr>
+        <w:t xml:space="preserve">(</w:t>
+      </w:r>
+      <w:r>
+        <w:rPr>
+          <w:rStyle w:val="DataTypeTok"/>
+        </w:rPr>
+        <w:t xml:space="preserve">int</w:t>
+      </w:r>
+      <w:r>
+        <w:rPr>
+          <w:rStyle w:val="NormalTok"/>
+        </w:rPr>
+        <w:t xml:space="preserve"> n</w:t>
+      </w:r>
+      <w:r>
+        <w:rPr>
+          <w:rStyle w:val="OperatorTok"/>
+        </w:rPr>
+        <w:t xml:space="preserve">)</w:t>
+      </w:r>
+      <w:r>
+        <w:rPr>
+          <w:rStyle w:val="NormalTok"/>
+        </w:rPr>
+        <w:t xml:space="preserve"> </w:t>
+      </w:r>
+      <w:r>
+        <w:rPr>
+          <w:rStyle w:val="OperatorTok"/>
+        </w:rPr>
+        <w:t xml:space="preserve">{</w:t>
+      </w:r>
+      <w:r>
+        <w:br/>
+      </w:r>
+      <w:r>
+        <w:rPr>
+          <w:rStyle w:val="NormalTok"/>
+        </w:rPr>
+        <w:t xml:space="preserve">        </w:t>
+      </w:r>
+      <w:r>
+        <w:rPr>
+          <w:rStyle w:val="ControlFlowTok"/>
+        </w:rPr>
+        <w:t xml:space="preserve">if</w:t>
+      </w:r>
+      <w:r>
+        <w:rPr>
+          <w:rStyle w:val="NormalTok"/>
+        </w:rPr>
+        <w:t xml:space="preserve"> </w:t>
+      </w:r>
+      <w:r>
+        <w:rPr>
+          <w:rStyle w:val="OperatorTok"/>
+        </w:rPr>
+        <w:t xml:space="preserve">(</w:t>
+      </w:r>
+      <w:r>
+        <w:rPr>
+          <w:rStyle w:val="NormalTok"/>
+        </w:rPr>
+        <w:t xml:space="preserve">n </w:t>
+      </w:r>
+      <w:r>
+        <w:rPr>
+          <w:rStyle w:val="OperatorTok"/>
+        </w:rPr>
+        <w:t xml:space="preserve">&lt;=</w:t>
+      </w:r>
+      <w:r>
+        <w:rPr>
+          <w:rStyle w:val="NormalTok"/>
+        </w:rPr>
+        <w:t xml:space="preserve"> </w:t>
+      </w:r>
+      <w:r>
+        <w:rPr>
+          <w:rStyle w:val="DecValTok"/>
+        </w:rPr>
+        <w:t xml:space="preserve">1</w:t>
+      </w:r>
+      <w:r>
+        <w:rPr>
+          <w:rStyle w:val="OperatorTok"/>
+        </w:rPr>
+        <w:t xml:space="preserve">)</w:t>
+      </w:r>
+      <w:r>
+        <w:br/>
+      </w:r>
+      <w:r>
+        <w:rPr>
+          <w:rStyle w:val="NormalTok"/>
+        </w:rPr>
+        <w:t xml:space="preserve">            </w:t>
+      </w:r>
+      <w:r>
+        <w:rPr>
+          <w:rStyle w:val="ControlFlowTok"/>
+        </w:rPr>
+        <w:t xml:space="preserve">return</w:t>
+      </w:r>
+      <w:r>
+        <w:rPr>
+          <w:rStyle w:val="NormalTok"/>
+        </w:rPr>
+        <w:t xml:space="preserve"> </w:t>
+      </w:r>
+      <w:r>
+        <w:rPr>
+          <w:rStyle w:val="DecValTok"/>
+        </w:rPr>
+        <w:t xml:space="preserve">1</w:t>
+      </w:r>
+      <w:r>
+        <w:rPr>
+          <w:rStyle w:val="OperatorTok"/>
+        </w:rPr>
+        <w:t xml:space="preserve">;</w:t>
+      </w:r>
+      <w:r>
+        <w:br/>
+      </w:r>
+      <w:r>
+        <w:rPr>
+          <w:rStyle w:val="NormalTok"/>
+        </w:rPr>
+        <w:t xml:space="preserve">        </w:t>
+      </w:r>
+      <w:r>
+        <w:rPr>
+          <w:rStyle w:val="ControlFlowTok"/>
+        </w:rPr>
+        <w:t xml:space="preserve">else</w:t>
+      </w:r>
+      <w:r>
+        <w:br/>
+      </w:r>
+      <w:r>
+        <w:rPr>
+          <w:rStyle w:val="NormalTok"/>
+        </w:rPr>
+        <w:t xml:space="preserve">            </w:t>
+      </w:r>
+      <w:r>
+        <w:rPr>
+          <w:rStyle w:val="ControlFlowTok"/>
+        </w:rPr>
+        <w:t xml:space="preserve">return</w:t>
+      </w:r>
+      <w:r>
+        <w:rPr>
+          <w:rStyle w:val="NormalTok"/>
+        </w:rPr>
+        <w:t xml:space="preserve"> n </w:t>
+      </w:r>
+      <w:r>
+        <w:rPr>
+          <w:rStyle w:val="OperatorTok"/>
+        </w:rPr>
+        <w:t xml:space="preserve">*</w:t>
+      </w:r>
+      <w:r>
+        <w:rPr>
+          <w:rStyle w:val="NormalTok"/>
+        </w:rPr>
+        <w:t xml:space="preserve"> </w:t>
+      </w:r>
+      <w:r>
+        <w:rPr>
+          <w:rStyle w:val="FunctionTok"/>
+        </w:rPr>
+        <w:t xml:space="preserve">factorial</w:t>
+      </w:r>
+      <w:r>
+        <w:rPr>
+          <w:rStyle w:val="OperatorTok"/>
+        </w:rPr>
+        <w:t xml:space="preserve">(</w:t>
+      </w:r>
+      <w:r>
+        <w:rPr>
+          <w:rStyle w:val="NormalTok"/>
+        </w:rPr>
+        <w:t xml:space="preserve">n </w:t>
+      </w:r>
+      <w:r>
+        <w:rPr>
+          <w:rStyle w:val="OperatorTok"/>
+        </w:rPr>
+        <w:t xml:space="preserve">-</w:t>
+      </w:r>
+      <w:r>
+        <w:rPr>
+          <w:rStyle w:val="NormalTok"/>
+        </w:rPr>
+        <w:t xml:space="preserve"> </w:t>
+      </w:r>
+      <w:r>
+        <w:rPr>
+          <w:rStyle w:val="DecValTok"/>
+        </w:rPr>
+        <w:t xml:space="preserve">1</w:t>
+      </w:r>
+      <w:r>
+        <w:rPr>
+          <w:rStyle w:val="OperatorTok"/>
+        </w:rPr>
+        <w:t xml:space="preserve">);</w:t>
+      </w:r>
+      <w:r>
+        <w:br/>
+      </w:r>
+      <w:r>
+        <w:rPr>
+          <w:rStyle w:val="NormalTok"/>
+        </w:rPr>
+        <w:t xml:space="preserve">    </w:t>
+      </w:r>
+      <w:r>
+        <w:rPr>
+          <w:rStyle w:val="OperatorTok"/>
+        </w:rPr>
+        <w:t xml:space="preserve">}</w:t>
+      </w:r>
+      <w:r>
+        <w:br/>
+      </w:r>
+      <w:r>
+        <w:br/>
+      </w:r>
+      <w:r>
+        <w:rPr>
+          <w:rStyle w:val="NormalTok"/>
+        </w:rPr>
+        <w:t xml:space="preserve">    </w:t>
+      </w:r>
+      <w:r>
+        <w:rPr>
+          <w:rStyle w:val="KeywordTok"/>
+        </w:rPr>
+        <w:t xml:space="preserve">public</w:t>
+      </w:r>
+      <w:r>
+        <w:rPr>
+          <w:rStyle w:val="NormalTok"/>
+        </w:rPr>
+        <w:t xml:space="preserve"> </w:t>
+      </w:r>
+      <w:r>
+        <w:rPr>
+          <w:rStyle w:val="DataTypeTok"/>
+        </w:rPr>
+        <w:t xml:space="preserve">static</w:t>
+      </w:r>
+      <w:r>
+        <w:rPr>
+          <w:rStyle w:val="NormalTok"/>
+        </w:rPr>
+        <w:t xml:space="preserve"> </w:t>
+      </w:r>
+      <w:r>
+        <w:rPr>
+          <w:rStyle w:val="DataTypeTok"/>
+        </w:rPr>
+        <w:t xml:space="preserve">void</w:t>
+      </w:r>
+      <w:r>
+        <w:rPr>
+          <w:rStyle w:val="NormalTok"/>
+        </w:rPr>
+        <w:t xml:space="preserve"> </w:t>
+      </w:r>
+      <w:r>
+        <w:rPr>
+          <w:rStyle w:val="FunctionTok"/>
+        </w:rPr>
+        <w:t xml:space="preserve">main</w:t>
+      </w:r>
+      <w:r>
+        <w:rPr>
+          <w:rStyle w:val="OperatorTok"/>
+        </w:rPr>
+        <w:t xml:space="preserve">(</w:t>
+      </w:r>
+      <w:r>
+        <w:rPr>
+          <w:rStyle w:val="BuiltInTok"/>
+        </w:rPr>
+        <w:t xml:space="preserve">String</w:t>
+      </w:r>
+      <w:r>
+        <w:rPr>
+          <w:rStyle w:val="OperatorTok"/>
+        </w:rPr>
+        <w:t xml:space="preserve">[]</w:t>
+      </w:r>
+      <w:r>
+        <w:rPr>
+          <w:rStyle w:val="NormalTok"/>
+        </w:rPr>
+        <w:t xml:space="preserve"> args</w:t>
+      </w:r>
+      <w:r>
+        <w:rPr>
+          <w:rStyle w:val="OperatorTok"/>
+        </w:rPr>
+        <w:t xml:space="preserve">)</w:t>
+      </w:r>
+      <w:r>
+        <w:rPr>
+          <w:rStyle w:val="NormalTok"/>
+        </w:rPr>
+        <w:t xml:space="preserve"> </w:t>
+      </w:r>
+      <w:r>
+        <w:rPr>
+          <w:rStyle w:val="OperatorTok"/>
+        </w:rPr>
+        <w:t xml:space="preserve">{</w:t>
+      </w:r>
+      <w:r>
+        <w:br/>
+      </w:r>
+      <w:r>
+        <w:rPr>
+          <w:rStyle w:val="NormalTok"/>
+        </w:rPr>
+        <w:t xml:space="preserve">        </w:t>
+      </w:r>
+      <w:r>
+        <w:rPr>
+          <w:rStyle w:val="CommentTok"/>
+        </w:rPr>
+        <w:t xml:space="preserve">// Example usage</w:t>
+      </w:r>
+      <w:r>
+        <w:br/>
+      </w:r>
+      <w:r>
+        <w:rPr>
+          <w:rStyle w:val="NormalTok"/>
+        </w:rPr>
+        <w:t xml:space="preserve">        </w:t>
+      </w:r>
+      <w:r>
+        <w:rPr>
+          <w:rStyle w:val="DataTypeTok"/>
+        </w:rPr>
+        <w:t xml:space="preserve">int</w:t>
+      </w:r>
+      <w:r>
+        <w:rPr>
+          <w:rStyle w:val="NormalTok"/>
+        </w:rPr>
+        <w:t xml:space="preserve"> number </w:t>
+      </w:r>
+      <w:r>
+        <w:rPr>
+          <w:rStyle w:val="OperatorTok"/>
+        </w:rPr>
+        <w:t xml:space="preserve">=</w:t>
+      </w:r>
+      <w:r>
+        <w:rPr>
+          <w:rStyle w:val="NormalTok"/>
+        </w:rPr>
+        <w:t xml:space="preserve"> </w:t>
+      </w:r>
+      <w:r>
+        <w:rPr>
+          <w:rStyle w:val="DecValTok"/>
+        </w:rPr>
+        <w:t xml:space="preserve">5</w:t>
+      </w:r>
+      <w:r>
+        <w:rPr>
+          <w:rStyle w:val="OperatorTok"/>
+        </w:rPr>
+        <w:t xml:space="preserve">;</w:t>
+      </w:r>
+      <w:r>
+        <w:br/>
+      </w:r>
+      <w:r>
+        <w:rPr>
+          <w:rStyle w:val="NormalTok"/>
+        </w:rPr>
+        <w:t xml:space="preserve">        </w:t>
+      </w:r>
+      <w:r>
+        <w:rPr>
+          <w:rStyle w:val="DataTypeTok"/>
+        </w:rPr>
+        <w:t xml:space="preserve">int</w:t>
+      </w:r>
+      <w:r>
+        <w:rPr>
+          <w:rStyle w:val="NormalTok"/>
+        </w:rPr>
+        <w:t xml:space="preserve"> result </w:t>
+      </w:r>
+      <w:r>
+        <w:rPr>
+          <w:rStyle w:val="OperatorTok"/>
+        </w:rPr>
+        <w:t xml:space="preserve">=</w:t>
+      </w:r>
+      <w:r>
+        <w:rPr>
+          <w:rStyle w:val="NormalTok"/>
+        </w:rPr>
+        <w:t xml:space="preserve"> </w:t>
+      </w:r>
+      <w:r>
+        <w:rPr>
+          <w:rStyle w:val="FunctionTok"/>
+        </w:rPr>
+        <w:t xml:space="preserve">factorial</w:t>
+      </w:r>
+      <w:r>
+        <w:rPr>
+          <w:rStyle w:val="OperatorTok"/>
+        </w:rPr>
+        <w:t xml:space="preserve">(</w:t>
+      </w:r>
+      <w:r>
+        <w:rPr>
+          <w:rStyle w:val="NormalTok"/>
+        </w:rPr>
+        <w:t xml:space="preserve">number</w:t>
+      </w:r>
+      <w:r>
+        <w:rPr>
+          <w:rStyle w:val="OperatorTok"/>
+        </w:rPr>
+        <w:t xml:space="preserve">);</w:t>
+      </w:r>
+      <w:r>
+        <w:br/>
+      </w:r>
+      <w:r>
+        <w:rPr>
+          <w:rStyle w:val="NormalTok"/>
+        </w:rPr>
+        <w:t xml:space="preserve">        </w:t>
+      </w:r>
+      <w:r>
+        <w:rPr>
+          <w:rStyle w:val="BuiltInTok"/>
+        </w:rPr>
+        <w:t xml:space="preserve">System</w:t>
+      </w:r>
+      <w:r>
+        <w:rPr>
+          <w:rStyle w:val="OperatorTok"/>
+        </w:rPr>
+        <w:t xml:space="preserve">.</w:t>
+      </w:r>
+      <w:r>
+        <w:rPr>
+          <w:rStyle w:val="FunctionTok"/>
+        </w:rPr>
+        <w:t xml:space="preserve">out</w:t>
+      </w:r>
+      <w:r>
+        <w:rPr>
+          <w:rStyle w:val="OperatorTok"/>
+        </w:rPr>
+        <w:t xml:space="preserve">.</w:t>
+      </w:r>
+      <w:r>
+        <w:rPr>
+          <w:rStyle w:val="FunctionTok"/>
+        </w:rPr>
+        <w:t xml:space="preserve">println</w:t>
+      </w:r>
+      <w:r>
+        <w:rPr>
+          <w:rStyle w:val="OperatorTok"/>
+        </w:rPr>
+        <w:t xml:space="preserve">(</w:t>
+      </w:r>
+      <w:r>
+        <w:rPr>
+          <w:rStyle w:val="StringTok"/>
+        </w:rPr>
+        <w:t xml:space="preserve">"The factorial of "</w:t>
+      </w:r>
+      <w:r>
+        <w:rPr>
+          <w:rStyle w:val="NormalTok"/>
+        </w:rPr>
+        <w:t xml:space="preserve"> </w:t>
+      </w:r>
+      <w:r>
+        <w:rPr>
+          <w:rStyle w:val="OperatorTok"/>
+        </w:rPr>
+        <w:t xml:space="preserve">+</w:t>
+      </w:r>
+      <w:r>
+        <w:rPr>
+          <w:rStyle w:val="NormalTok"/>
+        </w:rPr>
+        <w:t xml:space="preserve"> number </w:t>
+      </w:r>
+      <w:r>
+        <w:rPr>
+          <w:rStyle w:val="OperatorTok"/>
+        </w:rPr>
+        <w:t xml:space="preserve">+</w:t>
+      </w:r>
+      <w:r>
+        <w:rPr>
+          <w:rStyle w:val="NormalTok"/>
+        </w:rPr>
+        <w:t xml:space="preserve"> </w:t>
+      </w:r>
+      <w:r>
+        <w:rPr>
+          <w:rStyle w:val="StringTok"/>
+        </w:rPr>
+        <w:t xml:space="preserve">" is: "</w:t>
+      </w:r>
+      <w:r>
+        <w:rPr>
+          <w:rStyle w:val="NormalTok"/>
+        </w:rPr>
+        <w:t xml:space="preserve"> </w:t>
+      </w:r>
+      <w:r>
+        <w:rPr>
+          <w:rStyle w:val="OperatorTok"/>
+        </w:rPr>
+        <w:t xml:space="preserve">+</w:t>
+      </w:r>
+      <w:r>
+        <w:rPr>
+          <w:rStyle w:val="NormalTok"/>
+        </w:rPr>
+        <w:t xml:space="preserve"> result</w:t>
+      </w:r>
+      <w:r>
+        <w:rPr>
+          <w:rStyle w:val="OperatorTok"/>
+        </w:rPr>
+        <w:t xml:space="preserve">);</w:t>
+      </w:r>
+      <w:r>
+        <w:br/>
+      </w:r>
+      <w:r>
+        <w:rPr>
+          <w:rStyle w:val="NormalTok"/>
+        </w:rPr>
+        <w:t xml:space="preserve">    </w:t>
+      </w:r>
+      <w:r>
+        <w:rPr>
+          <w:rStyle w:val="OperatorTok"/>
+        </w:rPr>
+        <w:t xml:space="preserve">}</w:t>
+      </w:r>
+      <w:r>
+        <w:br/>
+      </w:r>
+      <w:r>
+        <w:rPr>
+          <w:rStyle w:val="OperatorTok"/>
+        </w:rPr>
+        <w:t xml:space="preserve">}</w:t>
+      </w:r>
+    </w:p>
+    <w:p>
+      <w:pPr>
+        <w:pStyle w:val="FirstParagraph"/>
+      </w:pPr>
+      <w:r>
+        <w:rPr>
+          <w:b/>
+          <w:bCs/>
+        </w:rPr>
+        <w:t xml:space="preserve">Output:</w:t>
+      </w:r>
+    </w:p>
+    <w:p>
+      <w:pPr>
+        <w:pStyle w:val="SourceCode"/>
+      </w:pPr>
+      <w:r>
         <w:rPr>
           <w:rStyle w:val="VerbatimChar"/>
         </w:rPr>
-        <w:t xml:space="preserve">Factorial: 120</w:t>
-      </w:r>
-      <w:r>
-        <w:br/>
-      </w:r>
-      <w:r>
-        <w:rPr>
-          <w:rStyle w:val="VerbatimChar"/>
-        </w:rPr>
-        <w:t xml:space="preserve">Hello, Prateek!</w:t>
+        <w:t xml:space="preserve">The factorial of 5 is: 120</w:t>
       </w:r>
     </w:p>
     <w:p>
@@ -1459,8 +3713,1595 @@
         </w:pict>
       </w:r>
     </w:p>
-    <w:bookmarkEnd w:id="14"/>
-    <w:bookmarkEnd w:id="15"/>
+    <w:p>
+      <w:r>
+        <w:pict>
+          <v:rect style="width:0;height:1.5pt" o:hralign="center" o:hrstd="t" o:hr="t"/>
+        </w:pict>
+      </w:r>
+    </w:p>
+    <w:bookmarkStart w:id="31" w:name="functiondef-greet"/>
+    <w:p>
+      <w:pPr>
+        <w:pStyle w:val="Heading3"/>
+      </w:pPr>
+      <w:r>
+        <w:rPr>
+          <w:rStyle w:val="SectionNumber"/>
+        </w:rPr>
+        <w:t xml:space="preserve">3.5.1</w:t>
+      </w:r>
+      <w:r>
+        <w:tab/>
+      </w:r>
+      <w:r>
+        <w:t xml:space="preserve">FunctionDef greet</w:t>
+      </w:r>
+    </w:p>
+    <w:bookmarkEnd w:id="31"/>
+    <w:bookmarkEnd w:id="32"/>
+    <w:bookmarkEnd w:id="33"/>
+    <w:bookmarkStart w:id="40" w:name="function-greetstring-name"/>
+    <w:p>
+      <w:pPr>
+        <w:pStyle w:val="Heading1"/>
+      </w:pPr>
+      <w:r>
+        <w:rPr>
+          <w:rStyle w:val="SectionNumber"/>
+        </w:rPr>
+        <w:t xml:space="preserve">4</w:t>
+      </w:r>
+      <w:r>
+        <w:tab/>
+      </w:r>
+      <w:r>
+        <w:t xml:space="preserve">Function: greet(String name)</w:t>
+      </w:r>
+    </w:p>
+    <w:bookmarkStart w:id="34" w:name="overview-3"/>
+    <w:p>
+      <w:pPr>
+        <w:pStyle w:val="Heading2"/>
+      </w:pPr>
+      <w:r>
+        <w:rPr>
+          <w:rStyle w:val="SectionNumber"/>
+        </w:rPr>
+        <w:t xml:space="preserve">4.1</w:t>
+      </w:r>
+      <w:r>
+        <w:tab/>
+      </w:r>
+      <w:r>
+        <w:t xml:space="preserve">Overview</w:t>
+      </w:r>
+    </w:p>
+    <w:p>
+      <w:pPr>
+        <w:pStyle w:val="FirstParagraph"/>
+      </w:pPr>
+      <w:r>
+        <w:t xml:space="preserve">The</w:t>
+      </w:r>
+      <w:r>
+        <w:t xml:space="preserve"> </w:t>
+      </w:r>
+      <w:r>
+        <w:rPr>
+          <w:rStyle w:val="VerbatimChar"/>
+        </w:rPr>
+        <w:t xml:space="preserve">greet</w:t>
+      </w:r>
+      <w:r>
+        <w:t xml:space="preserve"> </w:t>
+      </w:r>
+      <w:r>
+        <w:t xml:space="preserve">function prints a personalized greeting message to the standard output console.</w:t>
+      </w:r>
+    </w:p>
+    <w:bookmarkEnd w:id="34"/>
+    <w:bookmarkStart w:id="35" w:name="parameters-2"/>
+    <w:p>
+      <w:pPr>
+        <w:pStyle w:val="Heading2"/>
+      </w:pPr>
+      <w:r>
+        <w:rPr>
+          <w:rStyle w:val="SectionNumber"/>
+        </w:rPr>
+        <w:t xml:space="preserve">4.2</w:t>
+      </w:r>
+      <w:r>
+        <w:tab/>
+      </w:r>
+      <w:r>
+        <w:t xml:space="preserve">parameters</w:t>
+      </w:r>
+    </w:p>
+    <w:p>
+      <w:pPr>
+        <w:pStyle w:val="Compact"/>
+        <w:numPr>
+          <w:ilvl w:val="0"/>
+          <w:numId w:val="1006"/>
+        </w:numPr>
+      </w:pPr>
+      <w:r>
+        <w:rPr>
+          <w:rStyle w:val="VerbatimChar"/>
+        </w:rPr>
+        <w:t xml:space="preserve">name</w:t>
+      </w:r>
+      <w:r>
+        <w:t xml:space="preserve"> </w:t>
+      </w:r>
+      <w:r>
+        <w:t xml:space="preserve">(String): The name of the person or entity to be greeted. This string will be incorporated into the output message.</w:t>
+      </w:r>
+    </w:p>
+    <w:bookmarkEnd w:id="35"/>
+    <w:bookmarkStart w:id="36" w:name="description-3"/>
+    <w:p>
+      <w:pPr>
+        <w:pStyle w:val="Heading2"/>
+      </w:pPr>
+      <w:r>
+        <w:rPr>
+          <w:rStyle w:val="SectionNumber"/>
+        </w:rPr>
+        <w:t xml:space="preserve">4.3</w:t>
+      </w:r>
+      <w:r>
+        <w:tab/>
+      </w:r>
+      <w:r>
+        <w:t xml:space="preserve">Description</w:t>
+      </w:r>
+    </w:p>
+    <w:p>
+      <w:pPr>
+        <w:pStyle w:val="FirstParagraph"/>
+      </w:pPr>
+      <w:r>
+        <w:t xml:space="preserve">This</w:t>
+      </w:r>
+      <w:r>
+        <w:t xml:space="preserve"> </w:t>
+      </w:r>
+      <w:r>
+        <w:rPr>
+          <w:rStyle w:val="VerbatimChar"/>
+        </w:rPr>
+        <w:t xml:space="preserve">public static</w:t>
+      </w:r>
+      <w:r>
+        <w:t xml:space="preserve"> </w:t>
+      </w:r>
+      <w:r>
+        <w:t xml:space="preserve">method is designed to display a simple, formatted greeting. It accepts a single</w:t>
+      </w:r>
+      <w:r>
+        <w:t xml:space="preserve"> </w:t>
+      </w:r>
+      <w:r>
+        <w:rPr>
+          <w:rStyle w:val="VerbatimChar"/>
+        </w:rPr>
+        <w:t xml:space="preserve">String</w:t>
+      </w:r>
+      <w:r>
+        <w:t xml:space="preserve"> </w:t>
+      </w:r>
+      <w:r>
+        <w:t xml:space="preserve">argument named</w:t>
+      </w:r>
+      <w:r>
+        <w:t xml:space="preserve"> </w:t>
+      </w:r>
+      <w:r>
+        <w:rPr>
+          <w:rStyle w:val="VerbatimChar"/>
+        </w:rPr>
+        <w:t xml:space="preserve">name</w:t>
+      </w:r>
+      <w:r>
+        <w:t xml:space="preserve">.</w:t>
+      </w:r>
+    </w:p>
+    <w:p>
+      <w:pPr>
+        <w:pStyle w:val="BodyText"/>
+      </w:pPr>
+      <w:r>
+        <w:t xml:space="preserve">The core functionality is handled by the</w:t>
+      </w:r>
+      <w:r>
+        <w:t xml:space="preserve"> </w:t>
+      </w:r>
+      <w:r>
+        <w:rPr>
+          <w:rStyle w:val="VerbatimChar"/>
+        </w:rPr>
+        <w:t xml:space="preserve">System.out.println()</w:t>
+      </w:r>
+      <w:r>
+        <w:t xml:space="preserve"> </w:t>
+      </w:r>
+      <w:r>
+        <w:t xml:space="preserve">method, which prints a complete line of text to the console. The text is constructed by concatenating the literal string</w:t>
+      </w:r>
+      <w:r>
+        <w:t xml:space="preserve"> </w:t>
+      </w:r>
+      <w:r>
+        <w:rPr>
+          <w:rStyle w:val="VerbatimChar"/>
+        </w:rPr>
+        <w:t xml:space="preserve">"Hello, "</w:t>
+      </w:r>
+      <w:r>
+        <w:t xml:space="preserve">, the value of the</w:t>
+      </w:r>
+      <w:r>
+        <w:t xml:space="preserve"> </w:t>
+      </w:r>
+      <w:r>
+        <w:rPr>
+          <w:rStyle w:val="VerbatimChar"/>
+        </w:rPr>
+        <w:t xml:space="preserve">name</w:t>
+      </w:r>
+      <w:r>
+        <w:t xml:space="preserve"> </w:t>
+      </w:r>
+      <w:r>
+        <w:t xml:space="preserve">parameter, and the literal string</w:t>
+      </w:r>
+      <w:r>
+        <w:t xml:space="preserve"> </w:t>
+      </w:r>
+      <w:r>
+        <w:rPr>
+          <w:rStyle w:val="VerbatimChar"/>
+        </w:rPr>
+        <w:t xml:space="preserve">"!"</w:t>
+      </w:r>
+      <w:r>
+        <w:t xml:space="preserve">. For instance, if the</w:t>
+      </w:r>
+      <w:r>
+        <w:t xml:space="preserve"> </w:t>
+      </w:r>
+      <w:r>
+        <w:rPr>
+          <w:rStyle w:val="VerbatimChar"/>
+        </w:rPr>
+        <w:t xml:space="preserve">name</w:t>
+      </w:r>
+      <w:r>
+        <w:t xml:space="preserve"> </w:t>
+      </w:r>
+      <w:r>
+        <w:t xml:space="preserve">parameter is</w:t>
+      </w:r>
+      <w:r>
+        <w:t xml:space="preserve"> </w:t>
+      </w:r>
+      <w:r>
+        <w:rPr>
+          <w:rStyle w:val="VerbatimChar"/>
+        </w:rPr>
+        <w:t xml:space="preserve">"Alice"</w:t>
+      </w:r>
+      <w:r>
+        <w:t xml:space="preserve">, the function will print the line</w:t>
+      </w:r>
+      <w:r>
+        <w:t xml:space="preserve"> </w:t>
+      </w:r>
+      <w:r>
+        <w:rPr>
+          <w:rStyle w:val="VerbatimChar"/>
+        </w:rPr>
+        <w:t xml:space="preserve">"Hello, Alice!"</w:t>
+      </w:r>
+      <w:r>
+        <w:t xml:space="preserve">.</w:t>
+      </w:r>
+    </w:p>
+    <w:bookmarkEnd w:id="36"/>
+    <w:bookmarkStart w:id="37" w:name="usage-notes-3"/>
+    <w:p>
+      <w:pPr>
+        <w:pStyle w:val="Heading2"/>
+      </w:pPr>
+      <w:r>
+        <w:rPr>
+          <w:rStyle w:val="SectionNumber"/>
+        </w:rPr>
+        <w:t xml:space="preserve">4.4</w:t>
+      </w:r>
+      <w:r>
+        <w:tab/>
+      </w:r>
+      <w:r>
+        <w:t xml:space="preserve">Usage Notes</w:t>
+      </w:r>
+    </w:p>
+    <w:p>
+      <w:pPr>
+        <w:pStyle w:val="Compact"/>
+        <w:numPr>
+          <w:ilvl w:val="0"/>
+          <w:numId w:val="1007"/>
+        </w:numPr>
+      </w:pPr>
+      <w:r>
+        <w:t xml:space="preserve">This is a</w:t>
+      </w:r>
+      <w:r>
+        <w:t xml:space="preserve"> </w:t>
+      </w:r>
+      <w:r>
+        <w:rPr>
+          <w:rStyle w:val="VerbatimChar"/>
+        </w:rPr>
+        <w:t xml:space="preserve">void</w:t>
+      </w:r>
+      <w:r>
+        <w:t xml:space="preserve"> </w:t>
+      </w:r>
+      <w:r>
+        <w:t xml:space="preserve">method, meaning it does not return any value. Its only effect is printing to the console.</w:t>
+      </w:r>
+    </w:p>
+    <w:p>
+      <w:pPr>
+        <w:pStyle w:val="Compact"/>
+        <w:numPr>
+          <w:ilvl w:val="0"/>
+          <w:numId w:val="1007"/>
+        </w:numPr>
+      </w:pPr>
+      <w:r>
+        <w:t xml:space="preserve">As a</w:t>
+      </w:r>
+      <w:r>
+        <w:t xml:space="preserve"> </w:t>
+      </w:r>
+      <w:r>
+        <w:rPr>
+          <w:rStyle w:val="VerbatimChar"/>
+        </w:rPr>
+        <w:t xml:space="preserve">static</w:t>
+      </w:r>
+      <w:r>
+        <w:t xml:space="preserve"> </w:t>
+      </w:r>
+      <w:r>
+        <w:t xml:space="preserve">method, it should be called directly on the class, for example,</w:t>
+      </w:r>
+      <w:r>
+        <w:t xml:space="preserve"> </w:t>
+      </w:r>
+      <w:r>
+        <w:rPr>
+          <w:rStyle w:val="VerbatimChar"/>
+        </w:rPr>
+        <w:t xml:space="preserve">Main.greet("World")</w:t>
+      </w:r>
+      <w:r>
+        <w:t xml:space="preserve">, rather than on an instance of the</w:t>
+      </w:r>
+      <w:r>
+        <w:t xml:space="preserve"> </w:t>
+      </w:r>
+      <w:r>
+        <w:rPr>
+          <w:rStyle w:val="VerbatimChar"/>
+        </w:rPr>
+        <w:t xml:space="preserve">Main</w:t>
+      </w:r>
+      <w:r>
+        <w:t xml:space="preserve"> </w:t>
+      </w:r>
+      <w:r>
+        <w:t xml:space="preserve">class.</w:t>
+      </w:r>
+    </w:p>
+    <w:p>
+      <w:pPr>
+        <w:pStyle w:val="Compact"/>
+        <w:numPr>
+          <w:ilvl w:val="0"/>
+          <w:numId w:val="1007"/>
+        </w:numPr>
+      </w:pPr>
+      <w:r>
+        <w:t xml:space="preserve">The output is always directed to the standard output stream.</w:t>
+      </w:r>
+    </w:p>
+    <w:bookmarkEnd w:id="37"/>
+    <w:bookmarkStart w:id="39" w:name="example-3"/>
+    <w:p>
+      <w:pPr>
+        <w:pStyle w:val="Heading2"/>
+      </w:pPr>
+      <w:r>
+        <w:rPr>
+          <w:rStyle w:val="SectionNumber"/>
+        </w:rPr>
+        <w:t xml:space="preserve">4.5</w:t>
+      </w:r>
+      <w:r>
+        <w:tab/>
+      </w:r>
+      <w:r>
+        <w:t xml:space="preserve">Example</w:t>
+      </w:r>
+    </w:p>
+    <w:p>
+      <w:pPr>
+        <w:pStyle w:val="SourceCode"/>
+      </w:pPr>
+      <w:r>
+        <w:rPr>
+          <w:rStyle w:val="KeywordTok"/>
+        </w:rPr>
+        <w:t xml:space="preserve">public</w:t>
+      </w:r>
+      <w:r>
+        <w:rPr>
+          <w:rStyle w:val="NormalTok"/>
+        </w:rPr>
+        <w:t xml:space="preserve"> </w:t>
+      </w:r>
+      <w:r>
+        <w:rPr>
+          <w:rStyle w:val="KeywordTok"/>
+        </w:rPr>
+        <w:t xml:space="preserve">class</w:t>
+      </w:r>
+      <w:r>
+        <w:rPr>
+          <w:rStyle w:val="NormalTok"/>
+        </w:rPr>
+        <w:t xml:space="preserve"> Main </w:t>
+      </w:r>
+      <w:r>
+        <w:rPr>
+          <w:rStyle w:val="OperatorTok"/>
+        </w:rPr>
+        <w:t xml:space="preserve">{</w:t>
+      </w:r>
+      <w:r>
+        <w:br/>
+      </w:r>
+      <w:r>
+        <w:rPr>
+          <w:rStyle w:val="NormalTok"/>
+        </w:rPr>
+        <w:t xml:space="preserve">    </w:t>
+      </w:r>
+      <w:r>
+        <w:rPr>
+          <w:rStyle w:val="KeywordTok"/>
+        </w:rPr>
+        <w:t xml:space="preserve">public</w:t>
+      </w:r>
+      <w:r>
+        <w:rPr>
+          <w:rStyle w:val="NormalTok"/>
+        </w:rPr>
+        <w:t xml:space="preserve"> </w:t>
+      </w:r>
+      <w:r>
+        <w:rPr>
+          <w:rStyle w:val="DataTypeTok"/>
+        </w:rPr>
+        <w:t xml:space="preserve">static</w:t>
+      </w:r>
+      <w:r>
+        <w:rPr>
+          <w:rStyle w:val="NormalTok"/>
+        </w:rPr>
+        <w:t xml:space="preserve"> </w:t>
+      </w:r>
+      <w:r>
+        <w:rPr>
+          <w:rStyle w:val="DataTypeTok"/>
+        </w:rPr>
+        <w:t xml:space="preserve">void</w:t>
+      </w:r>
+      <w:r>
+        <w:rPr>
+          <w:rStyle w:val="NormalTok"/>
+        </w:rPr>
+        <w:t xml:space="preserve"> </w:t>
+      </w:r>
+      <w:r>
+        <w:rPr>
+          <w:rStyle w:val="FunctionTok"/>
+        </w:rPr>
+        <w:t xml:space="preserve">greet</w:t>
+      </w:r>
+      <w:r>
+        <w:rPr>
+          <w:rStyle w:val="OperatorTok"/>
+        </w:rPr>
+        <w:t xml:space="preserve">(</w:t>
+      </w:r>
+      <w:r>
+        <w:rPr>
+          <w:rStyle w:val="BuiltInTok"/>
+        </w:rPr>
+        <w:t xml:space="preserve">String</w:t>
+      </w:r>
+      <w:r>
+        <w:rPr>
+          <w:rStyle w:val="NormalTok"/>
+        </w:rPr>
+        <w:t xml:space="preserve"> name</w:t>
+      </w:r>
+      <w:r>
+        <w:rPr>
+          <w:rStyle w:val="OperatorTok"/>
+        </w:rPr>
+        <w:t xml:space="preserve">)</w:t>
+      </w:r>
+      <w:r>
+        <w:rPr>
+          <w:rStyle w:val="NormalTok"/>
+        </w:rPr>
+        <w:t xml:space="preserve"> </w:t>
+      </w:r>
+      <w:r>
+        <w:rPr>
+          <w:rStyle w:val="OperatorTok"/>
+        </w:rPr>
+        <w:t xml:space="preserve">{</w:t>
+      </w:r>
+      <w:r>
+        <w:br/>
+      </w:r>
+      <w:r>
+        <w:rPr>
+          <w:rStyle w:val="NormalTok"/>
+        </w:rPr>
+        <w:t xml:space="preserve">        </w:t>
+      </w:r>
+      <w:r>
+        <w:rPr>
+          <w:rStyle w:val="BuiltInTok"/>
+        </w:rPr>
+        <w:t xml:space="preserve">System</w:t>
+      </w:r>
+      <w:r>
+        <w:rPr>
+          <w:rStyle w:val="OperatorTok"/>
+        </w:rPr>
+        <w:t xml:space="preserve">.</w:t>
+      </w:r>
+      <w:r>
+        <w:rPr>
+          <w:rStyle w:val="FunctionTok"/>
+        </w:rPr>
+        <w:t xml:space="preserve">out</w:t>
+      </w:r>
+      <w:r>
+        <w:rPr>
+          <w:rStyle w:val="OperatorTok"/>
+        </w:rPr>
+        <w:t xml:space="preserve">.</w:t>
+      </w:r>
+      <w:r>
+        <w:rPr>
+          <w:rStyle w:val="FunctionTok"/>
+        </w:rPr>
+        <w:t xml:space="preserve">println</w:t>
+      </w:r>
+      <w:r>
+        <w:rPr>
+          <w:rStyle w:val="OperatorTok"/>
+        </w:rPr>
+        <w:t xml:space="preserve">(</w:t>
+      </w:r>
+      <w:r>
+        <w:rPr>
+          <w:rStyle w:val="StringTok"/>
+        </w:rPr>
+        <w:t xml:space="preserve">"Hello, "</w:t>
+      </w:r>
+      <w:r>
+        <w:rPr>
+          <w:rStyle w:val="NormalTok"/>
+        </w:rPr>
+        <w:t xml:space="preserve"> </w:t>
+      </w:r>
+      <w:r>
+        <w:rPr>
+          <w:rStyle w:val="OperatorTok"/>
+        </w:rPr>
+        <w:t xml:space="preserve">+</w:t>
+      </w:r>
+      <w:r>
+        <w:rPr>
+          <w:rStyle w:val="NormalTok"/>
+        </w:rPr>
+        <w:t xml:space="preserve"> name </w:t>
+      </w:r>
+      <w:r>
+        <w:rPr>
+          <w:rStyle w:val="OperatorTok"/>
+        </w:rPr>
+        <w:t xml:space="preserve">+</w:t>
+      </w:r>
+      <w:r>
+        <w:rPr>
+          <w:rStyle w:val="NormalTok"/>
+        </w:rPr>
+        <w:t xml:space="preserve"> </w:t>
+      </w:r>
+      <w:r>
+        <w:rPr>
+          <w:rStyle w:val="StringTok"/>
+        </w:rPr>
+        <w:t xml:space="preserve">"!"</w:t>
+      </w:r>
+      <w:r>
+        <w:rPr>
+          <w:rStyle w:val="OperatorTok"/>
+        </w:rPr>
+        <w:t xml:space="preserve">);</w:t>
+      </w:r>
+      <w:r>
+        <w:br/>
+      </w:r>
+      <w:r>
+        <w:rPr>
+          <w:rStyle w:val="NormalTok"/>
+        </w:rPr>
+        <w:t xml:space="preserve">    </w:t>
+      </w:r>
+      <w:r>
+        <w:rPr>
+          <w:rStyle w:val="OperatorTok"/>
+        </w:rPr>
+        <w:t xml:space="preserve">}</w:t>
+      </w:r>
+      <w:r>
+        <w:br/>
+      </w:r>
+      <w:r>
+        <w:br/>
+      </w:r>
+      <w:r>
+        <w:rPr>
+          <w:rStyle w:val="NormalTok"/>
+        </w:rPr>
+        <w:t xml:space="preserve">    </w:t>
+      </w:r>
+      <w:r>
+        <w:rPr>
+          <w:rStyle w:val="KeywordTok"/>
+        </w:rPr>
+        <w:t xml:space="preserve">public</w:t>
+      </w:r>
+      <w:r>
+        <w:rPr>
+          <w:rStyle w:val="NormalTok"/>
+        </w:rPr>
+        <w:t xml:space="preserve"> </w:t>
+      </w:r>
+      <w:r>
+        <w:rPr>
+          <w:rStyle w:val="DataTypeTok"/>
+        </w:rPr>
+        <w:t xml:space="preserve">static</w:t>
+      </w:r>
+      <w:r>
+        <w:rPr>
+          <w:rStyle w:val="NormalTok"/>
+        </w:rPr>
+        <w:t xml:space="preserve"> </w:t>
+      </w:r>
+      <w:r>
+        <w:rPr>
+          <w:rStyle w:val="DataTypeTok"/>
+        </w:rPr>
+        <w:t xml:space="preserve">void</w:t>
+      </w:r>
+      <w:r>
+        <w:rPr>
+          <w:rStyle w:val="NormalTok"/>
+        </w:rPr>
+        <w:t xml:space="preserve"> </w:t>
+      </w:r>
+      <w:r>
+        <w:rPr>
+          <w:rStyle w:val="FunctionTok"/>
+        </w:rPr>
+        <w:t xml:space="preserve">main</w:t>
+      </w:r>
+      <w:r>
+        <w:rPr>
+          <w:rStyle w:val="OperatorTok"/>
+        </w:rPr>
+        <w:t xml:space="preserve">(</w:t>
+      </w:r>
+      <w:r>
+        <w:rPr>
+          <w:rStyle w:val="BuiltInTok"/>
+        </w:rPr>
+        <w:t xml:space="preserve">String</w:t>
+      </w:r>
+      <w:r>
+        <w:rPr>
+          <w:rStyle w:val="OperatorTok"/>
+        </w:rPr>
+        <w:t xml:space="preserve">[]</w:t>
+      </w:r>
+      <w:r>
+        <w:rPr>
+          <w:rStyle w:val="NormalTok"/>
+        </w:rPr>
+        <w:t xml:space="preserve"> args</w:t>
+      </w:r>
+      <w:r>
+        <w:rPr>
+          <w:rStyle w:val="OperatorTok"/>
+        </w:rPr>
+        <w:t xml:space="preserve">)</w:t>
+      </w:r>
+      <w:r>
+        <w:rPr>
+          <w:rStyle w:val="NormalTok"/>
+        </w:rPr>
+        <w:t xml:space="preserve"> </w:t>
+      </w:r>
+      <w:r>
+        <w:rPr>
+          <w:rStyle w:val="OperatorTok"/>
+        </w:rPr>
+        <w:t xml:space="preserve">{</w:t>
+      </w:r>
+      <w:r>
+        <w:br/>
+      </w:r>
+      <w:r>
+        <w:rPr>
+          <w:rStyle w:val="NormalTok"/>
+        </w:rPr>
+        <w:t xml:space="preserve">        </w:t>
+      </w:r>
+      <w:r>
+        <w:rPr>
+          <w:rStyle w:val="CommentTok"/>
+        </w:rPr>
+        <w:t xml:space="preserve">// Example usage</w:t>
+      </w:r>
+      <w:r>
+        <w:br/>
+      </w:r>
+      <w:r>
+        <w:rPr>
+          <w:rStyle w:val="NormalTok"/>
+        </w:rPr>
+        <w:t xml:space="preserve">        </w:t>
+      </w:r>
+      <w:r>
+        <w:rPr>
+          <w:rStyle w:val="FunctionTok"/>
+        </w:rPr>
+        <w:t xml:space="preserve">greet</w:t>
+      </w:r>
+      <w:r>
+        <w:rPr>
+          <w:rStyle w:val="OperatorTok"/>
+        </w:rPr>
+        <w:t xml:space="preserve">(</w:t>
+      </w:r>
+      <w:r>
+        <w:rPr>
+          <w:rStyle w:val="StringTok"/>
+        </w:rPr>
+        <w:t xml:space="preserve">"Developer"</w:t>
+      </w:r>
+      <w:r>
+        <w:rPr>
+          <w:rStyle w:val="OperatorTok"/>
+        </w:rPr>
+        <w:t xml:space="preserve">);</w:t>
+      </w:r>
+      <w:r>
+        <w:br/>
+      </w:r>
+      <w:r>
+        <w:rPr>
+          <w:rStyle w:val="NormalTok"/>
+        </w:rPr>
+        <w:t xml:space="preserve">        </w:t>
+      </w:r>
+      <w:r>
+        <w:rPr>
+          <w:rStyle w:val="FunctionTok"/>
+        </w:rPr>
+        <w:t xml:space="preserve">greet</w:t>
+      </w:r>
+      <w:r>
+        <w:rPr>
+          <w:rStyle w:val="OperatorTok"/>
+        </w:rPr>
+        <w:t xml:space="preserve">(</w:t>
+      </w:r>
+      <w:r>
+        <w:rPr>
+          <w:rStyle w:val="StringTok"/>
+        </w:rPr>
+        <w:t xml:space="preserve">"User"</w:t>
+      </w:r>
+      <w:r>
+        <w:rPr>
+          <w:rStyle w:val="OperatorTok"/>
+        </w:rPr>
+        <w:t xml:space="preserve">);</w:t>
+      </w:r>
+      <w:r>
+        <w:br/>
+      </w:r>
+      <w:r>
+        <w:rPr>
+          <w:rStyle w:val="NormalTok"/>
+        </w:rPr>
+        <w:t xml:space="preserve">    </w:t>
+      </w:r>
+      <w:r>
+        <w:rPr>
+          <w:rStyle w:val="OperatorTok"/>
+        </w:rPr>
+        <w:t xml:space="preserve">}</w:t>
+      </w:r>
+      <w:r>
+        <w:br/>
+      </w:r>
+      <w:r>
+        <w:rPr>
+          <w:rStyle w:val="OperatorTok"/>
+        </w:rPr>
+        <w:t xml:space="preserve">}</w:t>
+      </w:r>
+    </w:p>
+    <w:p>
+      <w:pPr>
+        <w:pStyle w:val="FirstParagraph"/>
+      </w:pPr>
+      <w:r>
+        <w:rPr>
+          <w:b/>
+          <w:bCs/>
+        </w:rPr>
+        <w:t xml:space="preserve">Output:</w:t>
+      </w:r>
+    </w:p>
+    <w:p>
+      <w:pPr>
+        <w:pStyle w:val="SourceCode"/>
+      </w:pPr>
+      <w:r>
+        <w:rPr>
+          <w:rStyle w:val="VerbatimChar"/>
+        </w:rPr>
+        <w:t xml:space="preserve">Hello, Developer!</w:t>
+      </w:r>
+      <w:r>
+        <w:br/>
+      </w:r>
+      <w:r>
+        <w:rPr>
+          <w:rStyle w:val="VerbatimChar"/>
+        </w:rPr>
+        <w:t xml:space="preserve">Hello, User!</w:t>
+      </w:r>
+    </w:p>
+    <w:p>
+      <w:r>
+        <w:pict>
+          <v:rect style="width:0;height:1.5pt" o:hralign="center" o:hrstd="t" o:hr="t"/>
+        </w:pict>
+      </w:r>
+    </w:p>
+    <w:p>
+      <w:r>
+        <w:pict>
+          <v:rect style="width:0;height:1.5pt" o:hralign="center" o:hrstd="t" o:hr="t"/>
+        </w:pict>
+      </w:r>
+    </w:p>
+    <w:bookmarkStart w:id="38" w:name="functiondef-main"/>
+    <w:p>
+      <w:pPr>
+        <w:pStyle w:val="Heading3"/>
+      </w:pPr>
+      <w:r>
+        <w:rPr>
+          <w:rStyle w:val="SectionNumber"/>
+        </w:rPr>
+        <w:t xml:space="preserve">4.5.1</w:t>
+      </w:r>
+      <w:r>
+        <w:tab/>
+      </w:r>
+      <w:r>
+        <w:t xml:space="preserve">FunctionDef main</w:t>
+      </w:r>
+    </w:p>
+    <w:bookmarkEnd w:id="38"/>
+    <w:bookmarkEnd w:id="39"/>
+    <w:bookmarkEnd w:id="40"/>
+    <w:bookmarkStart w:id="46" w:name="function-mainstring-args"/>
+    <w:p>
+      <w:pPr>
+        <w:pStyle w:val="Heading1"/>
+      </w:pPr>
+      <w:r>
+        <w:rPr>
+          <w:rStyle w:val="SectionNumber"/>
+        </w:rPr>
+        <w:t xml:space="preserve">5</w:t>
+      </w:r>
+      <w:r>
+        <w:tab/>
+      </w:r>
+      <w:r>
+        <w:t xml:space="preserve">Function: main(String[] args)</w:t>
+      </w:r>
+    </w:p>
+    <w:bookmarkStart w:id="41" w:name="overview-4"/>
+    <w:p>
+      <w:pPr>
+        <w:pStyle w:val="Heading2"/>
+      </w:pPr>
+      <w:r>
+        <w:rPr>
+          <w:rStyle w:val="SectionNumber"/>
+        </w:rPr>
+        <w:t xml:space="preserve">5.1</w:t>
+      </w:r>
+      <w:r>
+        <w:tab/>
+      </w:r>
+      <w:r>
+        <w:t xml:space="preserve">Overview</w:t>
+      </w:r>
+    </w:p>
+    <w:p>
+      <w:pPr>
+        <w:pStyle w:val="FirstParagraph"/>
+      </w:pPr>
+      <w:r>
+        <w:t xml:space="preserve">The</w:t>
+      </w:r>
+      <w:r>
+        <w:t xml:space="preserve"> </w:t>
+      </w:r>
+      <w:r>
+        <w:rPr>
+          <w:rStyle w:val="VerbatimChar"/>
+        </w:rPr>
+        <w:t xml:space="preserve">main</w:t>
+      </w:r>
+      <w:r>
+        <w:t xml:space="preserve"> </w:t>
+      </w:r>
+      <w:r>
+        <w:t xml:space="preserve">function serves as the entry point for the Java application, demonstrating the functionality of the</w:t>
+      </w:r>
+      <w:r>
+        <w:t xml:space="preserve"> </w:t>
+      </w:r>
+      <w:r>
+        <w:rPr>
+          <w:rStyle w:val="VerbatimChar"/>
+        </w:rPr>
+        <w:t xml:space="preserve">add</w:t>
+      </w:r>
+      <w:r>
+        <w:t xml:space="preserve">,</w:t>
+      </w:r>
+      <w:r>
+        <w:t xml:space="preserve"> </w:t>
+      </w:r>
+      <w:r>
+        <w:rPr>
+          <w:rStyle w:val="VerbatimChar"/>
+        </w:rPr>
+        <w:t xml:space="preserve">factorial</w:t>
+      </w:r>
+      <w:r>
+        <w:t xml:space="preserve">, and</w:t>
+      </w:r>
+      <w:r>
+        <w:t xml:space="preserve"> </w:t>
+      </w:r>
+      <w:r>
+        <w:rPr>
+          <w:rStyle w:val="VerbatimChar"/>
+        </w:rPr>
+        <w:t xml:space="preserve">greet</w:t>
+      </w:r>
+      <w:r>
+        <w:t xml:space="preserve"> </w:t>
+      </w:r>
+      <w:r>
+        <w:t xml:space="preserve">methods by printing their results to the console.</w:t>
+      </w:r>
+    </w:p>
+    <w:bookmarkEnd w:id="41"/>
+    <w:bookmarkStart w:id="42" w:name="parameters-3"/>
+    <w:p>
+      <w:pPr>
+        <w:pStyle w:val="Heading2"/>
+      </w:pPr>
+      <w:r>
+        <w:rPr>
+          <w:rStyle w:val="SectionNumber"/>
+        </w:rPr>
+        <w:t xml:space="preserve">5.2</w:t>
+      </w:r>
+      <w:r>
+        <w:tab/>
+      </w:r>
+      <w:r>
+        <w:t xml:space="preserve">parameters</w:t>
+      </w:r>
+    </w:p>
+    <w:p>
+      <w:pPr>
+        <w:pStyle w:val="Compact"/>
+        <w:numPr>
+          <w:ilvl w:val="0"/>
+          <w:numId w:val="1008"/>
+        </w:numPr>
+      </w:pPr>
+      <w:r>
+        <w:rPr>
+          <w:rStyle w:val="VerbatimChar"/>
+        </w:rPr>
+        <w:t xml:space="preserve">args</w:t>
+      </w:r>
+      <w:r>
+        <w:t xml:space="preserve">:</w:t>
+      </w:r>
+      <w:r>
+        <w:t xml:space="preserve"> </w:t>
+      </w:r>
+      <w:r>
+        <w:rPr>
+          <w:rStyle w:val="VerbatimChar"/>
+        </w:rPr>
+        <w:t xml:space="preserve">String[]</w:t>
+      </w:r>
+      <w:r>
+        <w:t xml:space="preserve"> </w:t>
+      </w:r>
+      <w:r>
+        <w:t xml:space="preserve">- An array of</w:t>
+      </w:r>
+      <w:r>
+        <w:t xml:space="preserve"> </w:t>
+      </w:r>
+      <w:r>
+        <w:rPr>
+          <w:rStyle w:val="VerbatimChar"/>
+        </w:rPr>
+        <w:t xml:space="preserve">String</w:t>
+      </w:r>
+      <w:r>
+        <w:t xml:space="preserve"> </w:t>
+      </w:r>
+      <w:r>
+        <w:t xml:space="preserve">objects that allows passing command-line arguments to the application. This parameter is not utilized within the body of this function.</w:t>
+      </w:r>
+    </w:p>
+    <w:bookmarkEnd w:id="42"/>
+    <w:bookmarkStart w:id="43" w:name="description-4"/>
+    <w:p>
+      <w:pPr>
+        <w:pStyle w:val="Heading2"/>
+      </w:pPr>
+      <w:r>
+        <w:rPr>
+          <w:rStyle w:val="SectionNumber"/>
+        </w:rPr>
+        <w:t xml:space="preserve">5.3</w:t>
+      </w:r>
+      <w:r>
+        <w:tab/>
+      </w:r>
+      <w:r>
+        <w:t xml:space="preserve">Description</w:t>
+      </w:r>
+    </w:p>
+    <w:p>
+      <w:pPr>
+        <w:pStyle w:val="FirstParagraph"/>
+      </w:pPr>
+      <w:r>
+        <w:t xml:space="preserve">The</w:t>
+      </w:r>
+      <w:r>
+        <w:t xml:space="preserve"> </w:t>
+      </w:r>
+      <w:r>
+        <w:rPr>
+          <w:rStyle w:val="VerbatimChar"/>
+        </w:rPr>
+        <w:t xml:space="preserve">main</w:t>
+      </w:r>
+      <w:r>
+        <w:t xml:space="preserve"> </w:t>
+      </w:r>
+      <w:r>
+        <w:t xml:space="preserve">method is the starting point of execution for the Java program. When the program is run, the Java Virtual Machine (JVM) calls this method.</w:t>
+      </w:r>
+    </w:p>
+    <w:p>
+      <w:pPr>
+        <w:pStyle w:val="BodyText"/>
+      </w:pPr>
+      <w:r>
+        <w:t xml:space="preserve">The method performs the following operations in sequence:</w:t>
+      </w:r>
+    </w:p>
+    <w:p>
+      <w:pPr>
+        <w:pStyle w:val="Compact"/>
+        <w:numPr>
+          <w:ilvl w:val="0"/>
+          <w:numId w:val="1009"/>
+        </w:numPr>
+      </w:pPr>
+      <w:r>
+        <w:t xml:space="preserve">It calls the</w:t>
+      </w:r>
+      <w:r>
+        <w:t xml:space="preserve"> </w:t>
+      </w:r>
+      <w:r>
+        <w:rPr>
+          <w:rStyle w:val="VerbatimChar"/>
+        </w:rPr>
+        <w:t xml:space="preserve">add(5, 10)</w:t>
+      </w:r>
+      <w:r>
+        <w:t xml:space="preserve"> </w:t>
+      </w:r>
+      <w:r>
+        <w:t xml:space="preserve">method to calculate the sum of two integers. The result is concatenated with the string</w:t>
+      </w:r>
+      <w:r>
+        <w:t xml:space="preserve"> </w:t>
+      </w:r>
+      <w:r>
+        <w:rPr>
+          <w:rStyle w:val="VerbatimChar"/>
+        </w:rPr>
+        <w:t xml:space="preserve">"Sum: "</w:t>
+      </w:r>
+      <w:r>
+        <w:t xml:space="preserve"> </w:t>
+      </w:r>
+      <w:r>
+        <w:t xml:space="preserve">and printed to the standard output console.</w:t>
+      </w:r>
+    </w:p>
+    <w:p>
+      <w:pPr>
+        <w:pStyle w:val="Compact"/>
+        <w:numPr>
+          <w:ilvl w:val="0"/>
+          <w:numId w:val="1009"/>
+        </w:numPr>
+      </w:pPr>
+      <w:r>
+        <w:t xml:space="preserve">It calls the</w:t>
+      </w:r>
+      <w:r>
+        <w:t xml:space="preserve"> </w:t>
+      </w:r>
+      <w:r>
+        <w:rPr>
+          <w:rStyle w:val="VerbatimChar"/>
+        </w:rPr>
+        <w:t xml:space="preserve">factorial(5)</w:t>
+      </w:r>
+      <w:r>
+        <w:t xml:space="preserve"> </w:t>
+      </w:r>
+      <w:r>
+        <w:t xml:space="preserve">method to compute the factorial of the number 5. The result is then concatenated with the string</w:t>
+      </w:r>
+      <w:r>
+        <w:t xml:space="preserve"> </w:t>
+      </w:r>
+      <w:r>
+        <w:rPr>
+          <w:rStyle w:val="VerbatimChar"/>
+        </w:rPr>
+        <w:t xml:space="preserve">"Factorial: "</w:t>
+      </w:r>
+      <w:r>
+        <w:t xml:space="preserve"> </w:t>
+      </w:r>
+      <w:r>
+        <w:t xml:space="preserve">and printed to the console.</w:t>
+      </w:r>
+    </w:p>
+    <w:p>
+      <w:pPr>
+        <w:pStyle w:val="Compact"/>
+        <w:numPr>
+          <w:ilvl w:val="0"/>
+          <w:numId w:val="1009"/>
+        </w:numPr>
+      </w:pPr>
+      <w:r>
+        <w:t xml:space="preserve">Finally, it calls the</w:t>
+      </w:r>
+      <w:r>
+        <w:t xml:space="preserve"> </w:t>
+      </w:r>
+      <w:r>
+        <w:rPr>
+          <w:rStyle w:val="VerbatimChar"/>
+        </w:rPr>
+        <w:t xml:space="preserve">greet("Prateek")</w:t>
+      </w:r>
+      <w:r>
+        <w:t xml:space="preserve"> </w:t>
+      </w:r>
+      <w:r>
+        <w:t xml:space="preserve">method, which is expected to print a greeting message to the console using the provided name.</w:t>
+      </w:r>
+    </w:p>
+    <w:p>
+      <w:pPr>
+        <w:pStyle w:val="FirstParagraph"/>
+      </w:pPr>
+      <w:r>
+        <w:t xml:space="preserve">This method serves as a demonstration and test driver for other utility functions within the</w:t>
+      </w:r>
+      <w:r>
+        <w:t xml:space="preserve"> </w:t>
+      </w:r>
+      <w:r>
+        <w:rPr>
+          <w:rStyle w:val="VerbatimChar"/>
+        </w:rPr>
+        <w:t xml:space="preserve">Main</w:t>
+      </w:r>
+      <w:r>
+        <w:t xml:space="preserve"> </w:t>
+      </w:r>
+      <w:r>
+        <w:t xml:space="preserve">class.</w:t>
+      </w:r>
+    </w:p>
+    <w:bookmarkEnd w:id="43"/>
+    <w:bookmarkStart w:id="44" w:name="usage-notes-4"/>
+    <w:p>
+      <w:pPr>
+        <w:pStyle w:val="Heading2"/>
+      </w:pPr>
+      <w:r>
+        <w:rPr>
+          <w:rStyle w:val="SectionNumber"/>
+        </w:rPr>
+        <w:t xml:space="preserve">5.4</w:t>
+      </w:r>
+      <w:r>
+        <w:tab/>
+      </w:r>
+      <w:r>
+        <w:t xml:space="preserve">Usage Notes</w:t>
+      </w:r>
+    </w:p>
+    <w:p>
+      <w:pPr>
+        <w:pStyle w:val="Compact"/>
+        <w:numPr>
+          <w:ilvl w:val="0"/>
+          <w:numId w:val="1010"/>
+        </w:numPr>
+      </w:pPr>
+      <w:r>
+        <w:t xml:space="preserve">The</w:t>
+      </w:r>
+      <w:r>
+        <w:t xml:space="preserve"> </w:t>
+      </w:r>
+      <w:r>
+        <w:rPr>
+          <w:rStyle w:val="VerbatimChar"/>
+        </w:rPr>
+        <w:t xml:space="preserve">main</w:t>
+      </w:r>
+      <w:r>
+        <w:t xml:space="preserve"> </w:t>
+      </w:r>
+      <w:r>
+        <w:t xml:space="preserve">method must have the exact signature</w:t>
+      </w:r>
+      <w:r>
+        <w:t xml:space="preserve"> </w:t>
+      </w:r>
+      <w:r>
+        <w:rPr>
+          <w:rStyle w:val="VerbatimChar"/>
+        </w:rPr>
+        <w:t xml:space="preserve">public static void main(String[] args)</w:t>
+      </w:r>
+      <w:r>
+        <w:t xml:space="preserve"> </w:t>
+      </w:r>
+      <w:r>
+        <w:t xml:space="preserve">to be recognized as the application’s entry point by the JVM.</w:t>
+      </w:r>
+    </w:p>
+    <w:p>
+      <w:pPr>
+        <w:pStyle w:val="Compact"/>
+        <w:numPr>
+          <w:ilvl w:val="0"/>
+          <w:numId w:val="1010"/>
+        </w:numPr>
+      </w:pPr>
+      <w:r>
+        <w:t xml:space="preserve">This method is not intended to be called directly from other parts of the code; it is invoked by the JVM when the program starts.</w:t>
+      </w:r>
+    </w:p>
+    <w:p>
+      <w:pPr>
+        <w:pStyle w:val="Compact"/>
+        <w:numPr>
+          <w:ilvl w:val="0"/>
+          <w:numId w:val="1010"/>
+        </w:numPr>
+      </w:pPr>
+      <w:r>
+        <w:t xml:space="preserve">The</w:t>
+      </w:r>
+      <w:r>
+        <w:t xml:space="preserve"> </w:t>
+      </w:r>
+      <w:r>
+        <w:rPr>
+          <w:rStyle w:val="VerbatimChar"/>
+        </w:rPr>
+        <w:t xml:space="preserve">args</w:t>
+      </w:r>
+      <w:r>
+        <w:t xml:space="preserve"> </w:t>
+      </w:r>
+      <w:r>
+        <w:t xml:space="preserve">parameter can be used to provide configuration or data to the program at runtime from the command line, although it is unused in this specific implementation.</w:t>
+      </w:r>
+    </w:p>
+    <w:bookmarkEnd w:id="44"/>
+    <w:bookmarkStart w:id="45" w:name="example-4"/>
+    <w:p>
+      <w:pPr>
+        <w:pStyle w:val="Heading2"/>
+      </w:pPr>
+      <w:r>
+        <w:rPr>
+          <w:rStyle w:val="SectionNumber"/>
+        </w:rPr>
+        <w:t xml:space="preserve">5.5</w:t>
+      </w:r>
+      <w:r>
+        <w:tab/>
+      </w:r>
+      <w:r>
+        <w:t xml:space="preserve">Example</w:t>
+      </w:r>
+    </w:p>
+    <w:p>
+      <w:pPr>
+        <w:pStyle w:val="FirstParagraph"/>
+      </w:pPr>
+      <w:r>
+        <w:t xml:space="preserve">To run this</w:t>
+      </w:r>
+      <w:r>
+        <w:t xml:space="preserve"> </w:t>
+      </w:r>
+      <w:r>
+        <w:rPr>
+          <w:rStyle w:val="VerbatimChar"/>
+        </w:rPr>
+        <w:t xml:space="preserve">main</w:t>
+      </w:r>
+      <w:r>
+        <w:t xml:space="preserve"> </w:t>
+      </w:r>
+      <w:r>
+        <w:t xml:space="preserve">method, you would compile and execute the</w:t>
+      </w:r>
+      <w:r>
+        <w:t xml:space="preserve"> </w:t>
+      </w:r>
+      <w:r>
+        <w:rPr>
+          <w:rStyle w:val="VerbatimChar"/>
+        </w:rPr>
+        <w:t xml:space="preserve">Main.java</w:t>
+      </w:r>
+      <w:r>
+        <w:t xml:space="preserve"> </w:t>
+      </w:r>
+      <w:r>
+        <w:t xml:space="preserve">file from the command line.</w:t>
+      </w:r>
+    </w:p>
+    <w:p>
+      <w:pPr>
+        <w:pStyle w:val="SourceCode"/>
+      </w:pPr>
+      <w:r>
+        <w:rPr>
+          <w:rStyle w:val="CommentTok"/>
+        </w:rPr>
+        <w:t xml:space="preserve">// 1. Compile the Java code</w:t>
+      </w:r>
+      <w:r>
+        <w:br/>
+      </w:r>
+      <w:r>
+        <w:rPr>
+          <w:rStyle w:val="NormalTok"/>
+        </w:rPr>
+        <w:t xml:space="preserve">javac Main</w:t>
+      </w:r>
+      <w:r>
+        <w:rPr>
+          <w:rStyle w:val="OperatorTok"/>
+        </w:rPr>
+        <w:t xml:space="preserve">.</w:t>
+      </w:r>
+      <w:r>
+        <w:rPr>
+          <w:rStyle w:val="FunctionTok"/>
+        </w:rPr>
+        <w:t xml:space="preserve">java</w:t>
+      </w:r>
+      <w:r>
+        <w:br/>
+      </w:r>
+      <w:r>
+        <w:br/>
+      </w:r>
+      <w:r>
+        <w:rPr>
+          <w:rStyle w:val="CommentTok"/>
+        </w:rPr>
+        <w:t xml:space="preserve">// 2. Run the compiled code</w:t>
+      </w:r>
+      <w:r>
+        <w:br/>
+      </w:r>
+      <w:r>
+        <w:rPr>
+          <w:rStyle w:val="NormalTok"/>
+        </w:rPr>
+        <w:t xml:space="preserve">java Main</w:t>
+      </w:r>
+    </w:p>
+    <w:p>
+      <w:pPr>
+        <w:pStyle w:val="FirstParagraph"/>
+      </w:pPr>
+      <w:r>
+        <w:rPr>
+          <w:b/>
+          <w:bCs/>
+        </w:rPr>
+        <w:t xml:space="preserve">Output:</w:t>
+      </w:r>
+    </w:p>
+    <w:p>
+      <w:pPr>
+        <w:pStyle w:val="BodyText"/>
+      </w:pPr>
+      <w:r>
+        <w:t xml:space="preserve">Assuming the</w:t>
+      </w:r>
+      <w:r>
+        <w:t xml:space="preserve"> </w:t>
+      </w:r>
+      <w:r>
+        <w:rPr>
+          <w:rStyle w:val="VerbatimChar"/>
+        </w:rPr>
+        <w:t xml:space="preserve">add</w:t>
+      </w:r>
+      <w:r>
+        <w:t xml:space="preserve">,</w:t>
+      </w:r>
+      <w:r>
+        <w:t xml:space="preserve"> </w:t>
+      </w:r>
+      <w:r>
+        <w:rPr>
+          <w:rStyle w:val="VerbatimChar"/>
+        </w:rPr>
+        <w:t xml:space="preserve">factorial</w:t>
+      </w:r>
+      <w:r>
+        <w:t xml:space="preserve">, and</w:t>
+      </w:r>
+      <w:r>
+        <w:t xml:space="preserve"> </w:t>
+      </w:r>
+      <w:r>
+        <w:rPr>
+          <w:rStyle w:val="VerbatimChar"/>
+        </w:rPr>
+        <w:t xml:space="preserve">greet</w:t>
+      </w:r>
+      <w:r>
+        <w:t xml:space="preserve"> </w:t>
+      </w:r>
+      <w:r>
+        <w:t xml:space="preserve">methods are implemented to perform their respective tasks, the expected output would be:</w:t>
+      </w:r>
+    </w:p>
+    <w:p>
+      <w:pPr>
+        <w:pStyle w:val="SourceCode"/>
+      </w:pPr>
+      <w:r>
+        <w:rPr>
+          <w:rStyle w:val="VerbatimChar"/>
+        </w:rPr>
+        <w:t xml:space="preserve">Sum: 15</w:t>
+      </w:r>
+      <w:r>
+        <w:br/>
+      </w:r>
+      <w:r>
+        <w:rPr>
+          <w:rStyle w:val="VerbatimChar"/>
+        </w:rPr>
+        <w:t xml:space="preserve">Factorial: 120</w:t>
+      </w:r>
+      <w:r>
+        <w:br/>
+      </w:r>
+      <w:r>
+        <w:rPr>
+          <w:rStyle w:val="VerbatimChar"/>
+        </w:rPr>
+        <w:t xml:space="preserve">Hello, Prateek!</w:t>
+      </w:r>
+    </w:p>
+    <w:p>
+      <w:r>
+        <w:pict>
+          <v:rect style="width:0;height:1.5pt" o:hralign="center" o:hrstd="t" o:hr="t"/>
+        </w:pict>
+      </w:r>
+    </w:p>
+    <w:p>
+      <w:r>
+        <w:pict>
+          <v:rect style="width:0;height:1.5pt" o:hralign="center" o:hrstd="t" o:hr="t"/>
+        </w:pict>
+      </w:r>
+    </w:p>
+    <w:bookmarkEnd w:id="45"/>
+    <w:bookmarkEnd w:id="46"/>
     <w:sectPr>
       <w:pgSz w:h="15840" w:w="12240"/>
       <w:pgMar w:bottom="1440" w:footer="720" w:gutter="0" w:header="720" w:left="1800" w:right="1800" w:top="1440"/>
@@ -1844,6 +5685,91 @@
       <w:rPr>
         <w:rFonts w:ascii="Wingdings" w:hAnsi="Wingdings" w:cs="Wingdings" w:hint="default"/>
       </w:rPr>
+    </w:lvl>
+  </w:abstractNum>
+  <w:abstractNum w:abstractNumId="99411">
+    <w:nsid w:val="00A99411"/>
+    <w:multiLevelType w:val="multilevel"/>
+    <w:lvl w:ilvl="0">
+      <w:start w:val="1"/>
+      <w:numFmt w:val="decimal"/>
+      <w:lvlText w:val="%1."/>
+      <w:lvlJc w:val="left"/>
+      <w:pPr>
+        <w:ind w:left="720" w:hanging="360"/>
+      </w:pPr>
+    </w:lvl>
+    <w:lvl w:ilvl="1">
+      <w:start w:val="1"/>
+      <w:numFmt w:val="decimal"/>
+      <w:lvlText w:val="%2."/>
+      <w:lvlJc w:val="left"/>
+      <w:pPr>
+        <w:ind w:left="1440" w:hanging="360"/>
+      </w:pPr>
+    </w:lvl>
+    <w:lvl w:ilvl="2">
+      <w:start w:val="1"/>
+      <w:numFmt w:val="decimal"/>
+      <w:lvlText w:val="%3."/>
+      <w:lvlJc w:val="left"/>
+      <w:pPr>
+        <w:ind w:left="2160" w:hanging="360"/>
+      </w:pPr>
+    </w:lvl>
+    <w:lvl w:ilvl="3">
+      <w:start w:val="1"/>
+      <w:numFmt w:val="decimal"/>
+      <w:lvlText w:val="%4."/>
+      <w:lvlJc w:val="left"/>
+      <w:pPr>
+        <w:ind w:left="2880" w:hanging="360"/>
+      </w:pPr>
+    </w:lvl>
+    <w:lvl w:ilvl="4">
+      <w:start w:val="1"/>
+      <w:numFmt w:val="decimal"/>
+      <w:lvlText w:val="%5."/>
+      <w:lvlJc w:val="left"/>
+      <w:pPr>
+        <w:ind w:left="3600" w:hanging="360"/>
+      </w:pPr>
+    </w:lvl>
+    <w:lvl w:ilvl="5">
+      <w:start w:val="1"/>
+      <w:numFmt w:val="decimal"/>
+      <w:lvlText w:val="%6."/>
+      <w:lvlJc w:val="left"/>
+      <w:pPr>
+        <w:ind w:left="4320" w:hanging="360"/>
+      </w:pPr>
+    </w:lvl>
+    <w:lvl w:ilvl="6">
+      <w:start w:val="1"/>
+      <w:numFmt w:val="decimal"/>
+      <w:lvlText w:val="%7."/>
+      <w:lvlJc w:val="left"/>
+      <w:pPr>
+        <w:ind w:left="5040" w:hanging="360"/>
+      </w:pPr>
+    </w:lvl>
+    <w:lvl w:ilvl="7">
+      <w:start w:val="1"/>
+      <w:numFmt w:val="decimal"/>
+      <w:lvlText w:val="%8."/>
+      <w:lvlJc w:val="left"/>
+      <w:pPr>
+        <w:ind w:left="5760" w:hanging="360"/>
+      </w:pPr>
+    </w:lvl>
+    <w:lvl w:ilvl="8">
+      <w:start w:val="1"/>
+      <w:numFmt w:val="decimal"/>
+      <w:lvlText w:val="%9."/>
+      <w:lvlJc w:val="left"/>
+      <w:pPr>
+        <w:ind w:left="6480" w:hanging="360"/>
+      </w:pPr>
     </w:lvl>
   </w:abstractNum>
   <w:num w16cid:durableId="106237985" w:numId="1">
@@ -1880,6 +5806,84 @@
     <w:abstractNumId w:val="991"/>
   </w:num>
   <w:num w:numId="1002">
+    <w:abstractNumId w:val="991"/>
+  </w:num>
+  <w:num w:numId="1003">
+    <w:abstractNumId w:val="991"/>
+  </w:num>
+  <w:num w:numId="1004">
+    <w:abstractNumId w:val="99411"/>
+    <w:lvlOverride w:ilvl="0">
+      <w:startOverride w:val="1"/>
+    </w:lvlOverride>
+    <w:lvlOverride w:ilvl="1">
+      <w:startOverride w:val="1"/>
+    </w:lvlOverride>
+    <w:lvlOverride w:ilvl="2">
+      <w:startOverride w:val="1"/>
+    </w:lvlOverride>
+    <w:lvlOverride w:ilvl="3">
+      <w:startOverride w:val="1"/>
+    </w:lvlOverride>
+    <w:lvlOverride w:ilvl="4">
+      <w:startOverride w:val="1"/>
+    </w:lvlOverride>
+    <w:lvlOverride w:ilvl="5">
+      <w:startOverride w:val="1"/>
+    </w:lvlOverride>
+    <w:lvlOverride w:ilvl="6">
+      <w:startOverride w:val="1"/>
+    </w:lvlOverride>
+    <w:lvlOverride w:ilvl="7">
+      <w:startOverride w:val="1"/>
+    </w:lvlOverride>
+    <w:lvlOverride w:ilvl="8">
+      <w:startOverride w:val="1"/>
+    </w:lvlOverride>
+  </w:num>
+  <w:num w:numId="1005">
+    <w:abstractNumId w:val="991"/>
+  </w:num>
+  <w:num w:numId="1006">
+    <w:abstractNumId w:val="991"/>
+  </w:num>
+  <w:num w:numId="1007">
+    <w:abstractNumId w:val="991"/>
+  </w:num>
+  <w:num w:numId="1008">
+    <w:abstractNumId w:val="991"/>
+  </w:num>
+  <w:num w:numId="1009">
+    <w:abstractNumId w:val="99411"/>
+    <w:lvlOverride w:ilvl="0">
+      <w:startOverride w:val="1"/>
+    </w:lvlOverride>
+    <w:lvlOverride w:ilvl="1">
+      <w:startOverride w:val="1"/>
+    </w:lvlOverride>
+    <w:lvlOverride w:ilvl="2">
+      <w:startOverride w:val="1"/>
+    </w:lvlOverride>
+    <w:lvlOverride w:ilvl="3">
+      <w:startOverride w:val="1"/>
+    </w:lvlOverride>
+    <w:lvlOverride w:ilvl="4">
+      <w:startOverride w:val="1"/>
+    </w:lvlOverride>
+    <w:lvlOverride w:ilvl="5">
+      <w:startOverride w:val="1"/>
+    </w:lvlOverride>
+    <w:lvlOverride w:ilvl="6">
+      <w:startOverride w:val="1"/>
+    </w:lvlOverride>
+    <w:lvlOverride w:ilvl="7">
+      <w:startOverride w:val="1"/>
+    </w:lvlOverride>
+    <w:lvlOverride w:ilvl="8">
+      <w:startOverride w:val="1"/>
+    </w:lvlOverride>
+  </w:num>
+  <w:num w:numId="1010">
     <w:abstractNumId w:val="991"/>
   </w:num>
 </w:numbering>

--- a/Main.docx
+++ b/Main.docx
@@ -47,7 +47,7 @@
       </w:r>
     </w:p>
     <w:bookmarkEnd w:id="9"/>
-    <w:bookmarkStart w:id="19" w:name="class-main"/>
+    <w:bookmarkStart w:id="15" w:name="class-main"/>
     <w:p>
       <w:pPr>
         <w:pStyle w:val="Heading1"/>
@@ -103,11 +103,11 @@
         <w:t xml:space="preserve"> </w:t>
       </w:r>
       <w:r>
-        <w:t xml:space="preserve">class serves as the entry point for the application and provides a collection of static utility methods for basic mathematical operations and console output.</w:t>
+        <w:t xml:space="preserve">class serves as a container for several static utility methods and includes the main entry point for the Java application.</w:t>
       </w:r>
     </w:p>
     <w:bookmarkEnd w:id="10"/>
-    <w:bookmarkStart w:id="15" w:name="description"/>
+    <w:bookmarkStart w:id="11" w:name="description"/>
     <w:p>
       <w:pPr>
         <w:pStyle w:val="Heading2"/>
@@ -145,96 +145,178 @@
         <w:t xml:space="preserve"> </w:t>
       </w:r>
       <w:r>
-        <w:t xml:space="preserve">class is a public class that contains several</w:t>
-      </w:r>
-      <w:r>
-        <w:t xml:space="preserve"> </w:t>
-      </w:r>
-      <w:r>
-        <w:rPr>
-          <w:rStyle w:val="VerbatimChar"/>
-        </w:rPr>
-        <w:t xml:space="preserve">static</w:t>
-      </w:r>
-      <w:r>
-        <w:t xml:space="preserve"> </w:t>
-      </w:r>
-      <w:r>
-        <w:t xml:space="preserve">methods. As these methods are static, they belong to the class itself and can be invoked directly without needing to create an instance of the</w:t>
-      </w:r>
-      <w:r>
-        <w:t xml:space="preserve"> </w:t>
-      </w:r>
-      <w:r>
-        <w:rPr>
-          <w:rStyle w:val="VerbatimChar"/>
-        </w:rPr>
-        <w:t xml:space="preserve">Main</w:t>
-      </w:r>
-      <w:r>
-        <w:t xml:space="preserve"> </w:t>
-      </w:r>
-      <w:r>
-        <w:t xml:space="preserve">class. The class includes functions for addition, factorial calculation, and printing a greeting, along with the standard</w:t>
-      </w:r>
-      <w:r>
-        <w:t xml:space="preserve"> </w:t>
-      </w:r>
-      <w:r>
-        <w:rPr>
-          <w:rStyle w:val="VerbatimChar"/>
-        </w:rPr>
-        <w:t xml:space="preserve">main</w:t>
-      </w:r>
-      <w:r>
-        <w:t xml:space="preserve"> </w:t>
-      </w:r>
-      <w:r>
-        <w:t xml:space="preserve">method that executes the program.</w:t>
-      </w:r>
-    </w:p>
-    <w:bookmarkStart w:id="11" w:name="public-static-int-addint-a-int-b"/>
-    <w:p>
-      <w:pPr>
-        <w:pStyle w:val="Heading3"/>
-      </w:pPr>
-      <w:r>
-        <w:rPr>
-          <w:rStyle w:val="SectionNumber"/>
-        </w:rPr>
-        <w:t xml:space="preserve">1.2.1</w:t>
-      </w:r>
-      <w:r>
-        <w:tab/>
-      </w:r>
-      <w:r>
-        <w:rPr>
-          <w:rStyle w:val="VerbatimChar"/>
-        </w:rPr>
-        <w:t xml:space="preserve">public static int add(int a, int b)</w:t>
+        <w:t xml:space="preserve">class is designed as a utility class containing static methods, meaning they can be called directly on the class without needing to create an instance. It demonstrates basic programming concepts through its methods and serves as the executable entry point for the program.</w:t>
       </w:r>
     </w:p>
     <w:p>
       <w:pPr>
+        <w:pStyle w:val="BodyText"/>
+      </w:pPr>
+      <w:r>
+        <w:t xml:space="preserve">The class includes the following static methods:</w:t>
+      </w:r>
+    </w:p>
+    <w:p>
+      <w:pPr>
+        <w:pStyle w:val="BodyText"/>
+      </w:pPr>
+      <w:r>
+        <w:rPr>
+          <w:rStyle w:val="VerbatimChar"/>
+          <w:b/>
+          <w:bCs/>
+        </w:rPr>
+        <w:t xml:space="preserve">public static int add(int a, int b)</w:t>
+      </w:r>
+      <w:r>
+        <w:t xml:space="preserve"> </w:t>
+      </w:r>
+      <w:r>
+        <w:t xml:space="preserve">This method takes two integer parameters,</w:t>
+      </w:r>
+      <w:r>
+        <w:t xml:space="preserve"> </w:t>
+      </w:r>
+      <w:r>
+        <w:rPr>
+          <w:rStyle w:val="VerbatimChar"/>
+        </w:rPr>
+        <w:t xml:space="preserve">a</w:t>
+      </w:r>
+      <w:r>
+        <w:t xml:space="preserve"> </w:t>
+      </w:r>
+      <w:r>
+        <w:t xml:space="preserve">and</w:t>
+      </w:r>
+      <w:r>
+        <w:t xml:space="preserve"> </w:t>
+      </w:r>
+      <w:r>
+        <w:rPr>
+          <w:rStyle w:val="VerbatimChar"/>
+        </w:rPr>
+        <w:t xml:space="preserve">b</w:t>
+      </w:r>
+      <w:r>
+        <w:t xml:space="preserve">, and returns their sum. It performs a simple addition operation.</w:t>
+      </w:r>
+    </w:p>
+    <w:p>
+      <w:pPr>
+        <w:pStyle w:val="SourceCode"/>
+      </w:pPr>
+      <w:r>
+        <w:rPr>
+          <w:rStyle w:val="CommentTok"/>
+        </w:rPr>
+        <w:t xml:space="preserve">// Example of the add method</w:t>
+      </w:r>
+      <w:r>
+        <w:br/>
+      </w:r>
+      <w:r>
+        <w:rPr>
+          <w:rStyle w:val="DataTypeTok"/>
+        </w:rPr>
+        <w:t xml:space="preserve">int</w:t>
+      </w:r>
+      <w:r>
+        <w:rPr>
+          <w:rStyle w:val="NormalTok"/>
+        </w:rPr>
+        <w:t xml:space="preserve"> result </w:t>
+      </w:r>
+      <w:r>
+        <w:rPr>
+          <w:rStyle w:val="OperatorTok"/>
+        </w:rPr>
+        <w:t xml:space="preserve">=</w:t>
+      </w:r>
+      <w:r>
+        <w:rPr>
+          <w:rStyle w:val="NormalTok"/>
+        </w:rPr>
+        <w:t xml:space="preserve"> Main</w:t>
+      </w:r>
+      <w:r>
+        <w:rPr>
+          <w:rStyle w:val="OperatorTok"/>
+        </w:rPr>
+        <w:t xml:space="preserve">.</w:t>
+      </w:r>
+      <w:r>
+        <w:rPr>
+          <w:rStyle w:val="FunctionTok"/>
+        </w:rPr>
+        <w:t xml:space="preserve">add</w:t>
+      </w:r>
+      <w:r>
+        <w:rPr>
+          <w:rStyle w:val="OperatorTok"/>
+        </w:rPr>
+        <w:t xml:space="preserve">(</w:t>
+      </w:r>
+      <w:r>
+        <w:rPr>
+          <w:rStyle w:val="DecValTok"/>
+        </w:rPr>
+        <w:t xml:space="preserve">5</w:t>
+      </w:r>
+      <w:r>
+        <w:rPr>
+          <w:rStyle w:val="OperatorTok"/>
+        </w:rPr>
+        <w:t xml:space="preserve">,</w:t>
+      </w:r>
+      <w:r>
+        <w:rPr>
+          <w:rStyle w:val="NormalTok"/>
+        </w:rPr>
+        <w:t xml:space="preserve"> </w:t>
+      </w:r>
+      <w:r>
+        <w:rPr>
+          <w:rStyle w:val="DecValTok"/>
+        </w:rPr>
+        <w:t xml:space="preserve">10</w:t>
+      </w:r>
+      <w:r>
+        <w:rPr>
+          <w:rStyle w:val="OperatorTok"/>
+        </w:rPr>
+        <w:t xml:space="preserve">);</w:t>
+      </w:r>
+      <w:r>
+        <w:rPr>
+          <w:rStyle w:val="NormalTok"/>
+        </w:rPr>
+        <w:t xml:space="preserve"> </w:t>
+      </w:r>
+      <w:r>
+        <w:rPr>
+          <w:rStyle w:val="CommentTok"/>
+        </w:rPr>
+        <w:t xml:space="preserve">// result will be 15</w:t>
+      </w:r>
+    </w:p>
+    <w:p>
+      <w:pPr>
         <w:pStyle w:val="FirstParagraph"/>
       </w:pPr>
       <w:r>
-        <w:t xml:space="preserve">This method takes two integer parameters,</w:t>
-      </w:r>
-      <w:r>
-        <w:t xml:space="preserve"> </w:t>
-      </w:r>
-      <w:r>
         <w:rPr>
           <w:rStyle w:val="VerbatimChar"/>
-        </w:rPr>
-        <w:t xml:space="preserve">a</w:t>
-      </w:r>
-      <w:r>
-        <w:t xml:space="preserve"> </w:t>
-      </w:r>
-      <w:r>
-        <w:t xml:space="preserve">and</w:t>
+          <w:b/>
+          <w:bCs/>
+        </w:rPr>
+        <w:t xml:space="preserve">public static int factorial(int n)</w:t>
+      </w:r>
+      <w:r>
+        <w:t xml:space="preserve"> </w:t>
+      </w:r>
+      <w:r>
+        <w:t xml:space="preserve">This method calculates the factorial of a given non-negative integer</w:t>
       </w:r>
       <w:r>
         <w:t xml:space="preserve"> </w:t>
@@ -243,335 +325,353 @@
         <w:rPr>
           <w:rStyle w:val="VerbatimChar"/>
         </w:rPr>
-        <w:t xml:space="preserve">b</w:t>
-      </w:r>
-      <w:r>
-        <w:t xml:space="preserve">, and returns their sum. It performs a simple addition operation.</w:t>
+        <w:t xml:space="preserve">n</w:t>
+      </w:r>
+      <w:r>
+        <w:t xml:space="preserve"> </w:t>
+      </w:r>
+      <w:r>
+        <w:t xml:space="preserve">using recursion. The base case for the recursion is when</w:t>
+      </w:r>
+      <w:r>
+        <w:t xml:space="preserve"> </w:t>
+      </w:r>
+      <w:r>
+        <w:rPr>
+          <w:rStyle w:val="VerbatimChar"/>
+        </w:rPr>
+        <w:t xml:space="preserve">n</w:t>
+      </w:r>
+      <w:r>
+        <w:t xml:space="preserve"> </w:t>
+      </w:r>
+      <w:r>
+        <w:t xml:space="preserve">is less than or equal to 1, at which point the method returns 1. For any</w:t>
+      </w:r>
+      <w:r>
+        <w:t xml:space="preserve"> </w:t>
+      </w:r>
+      <w:r>
+        <w:rPr>
+          <w:rStyle w:val="VerbatimChar"/>
+        </w:rPr>
+        <w:t xml:space="preserve">n</w:t>
+      </w:r>
+      <w:r>
+        <w:t xml:space="preserve"> </w:t>
+      </w:r>
+      <w:r>
+        <w:t xml:space="preserve">greater than 1, it returns</w:t>
+      </w:r>
+      <w:r>
+        <w:t xml:space="preserve"> </w:t>
+      </w:r>
+      <w:r>
+        <w:rPr>
+          <w:rStyle w:val="VerbatimChar"/>
+        </w:rPr>
+        <w:t xml:space="preserve">n</w:t>
+      </w:r>
+      <w:r>
+        <w:t xml:space="preserve"> </w:t>
+      </w:r>
+      <w:r>
+        <w:t xml:space="preserve">multiplied by the factorial of</w:t>
+      </w:r>
+      <w:r>
+        <w:t xml:space="preserve"> </w:t>
+      </w:r>
+      <w:r>
+        <w:rPr>
+          <w:rStyle w:val="VerbatimChar"/>
+        </w:rPr>
+        <w:t xml:space="preserve">n - 1</w:t>
+      </w:r>
+      <w:r>
+        <w:t xml:space="preserve">.</w:t>
+      </w:r>
+    </w:p>
+    <w:p>
+      <w:pPr>
+        <w:pStyle w:val="SourceCode"/>
+      </w:pPr>
+      <w:r>
+        <w:rPr>
+          <w:rStyle w:val="CommentTok"/>
+        </w:rPr>
+        <w:t xml:space="preserve">// Example of the factorial method</w:t>
+      </w:r>
+      <w:r>
+        <w:br/>
+      </w:r>
+      <w:r>
+        <w:rPr>
+          <w:rStyle w:val="DataTypeTok"/>
+        </w:rPr>
+        <w:t xml:space="preserve">int</w:t>
+      </w:r>
+      <w:r>
+        <w:rPr>
+          <w:rStyle w:val="NormalTok"/>
+        </w:rPr>
+        <w:t xml:space="preserve"> fact </w:t>
+      </w:r>
+      <w:r>
+        <w:rPr>
+          <w:rStyle w:val="OperatorTok"/>
+        </w:rPr>
+        <w:t xml:space="preserve">=</w:t>
+      </w:r>
+      <w:r>
+        <w:rPr>
+          <w:rStyle w:val="NormalTok"/>
+        </w:rPr>
+        <w:t xml:space="preserve"> Main</w:t>
+      </w:r>
+      <w:r>
+        <w:rPr>
+          <w:rStyle w:val="OperatorTok"/>
+        </w:rPr>
+        <w:t xml:space="preserve">.</w:t>
+      </w:r>
+      <w:r>
+        <w:rPr>
+          <w:rStyle w:val="FunctionTok"/>
+        </w:rPr>
+        <w:t xml:space="preserve">factorial</w:t>
+      </w:r>
+      <w:r>
+        <w:rPr>
+          <w:rStyle w:val="OperatorTok"/>
+        </w:rPr>
+        <w:t xml:space="preserve">(</w:t>
+      </w:r>
+      <w:r>
+        <w:rPr>
+          <w:rStyle w:val="DecValTok"/>
+        </w:rPr>
+        <w:t xml:space="preserve">5</w:t>
+      </w:r>
+      <w:r>
+        <w:rPr>
+          <w:rStyle w:val="OperatorTok"/>
+        </w:rPr>
+        <w:t xml:space="preserve">);</w:t>
+      </w:r>
+      <w:r>
+        <w:rPr>
+          <w:rStyle w:val="NormalTok"/>
+        </w:rPr>
+        <w:t xml:space="preserve"> </w:t>
+      </w:r>
+      <w:r>
+        <w:rPr>
+          <w:rStyle w:val="CommentTok"/>
+        </w:rPr>
+        <w:t xml:space="preserve">// fact will be 120 (5 * 4 * 3 * 2 * 1)</w:t>
+      </w:r>
+    </w:p>
+    <w:p>
+      <w:pPr>
+        <w:pStyle w:val="FirstParagraph"/>
+      </w:pPr>
+      <w:r>
+        <w:rPr>
+          <w:rStyle w:val="VerbatimChar"/>
+          <w:b/>
+          <w:bCs/>
+        </w:rPr>
+        <w:t xml:space="preserve">public static void greet(String name)</w:t>
+      </w:r>
+      <w:r>
+        <w:t xml:space="preserve"> </w:t>
+      </w:r>
+      <w:r>
+        <w:t xml:space="preserve">This method takes a</w:t>
+      </w:r>
+      <w:r>
+        <w:t xml:space="preserve"> </w:t>
+      </w:r>
+      <w:r>
+        <w:rPr>
+          <w:rStyle w:val="VerbatimChar"/>
+        </w:rPr>
+        <w:t xml:space="preserve">String</w:t>
+      </w:r>
+      <w:r>
+        <w:t xml:space="preserve"> </w:t>
+      </w:r>
+      <w:r>
+        <w:t xml:space="preserve">parameter</w:t>
+      </w:r>
+      <w:r>
+        <w:t xml:space="preserve"> </w:t>
+      </w:r>
+      <w:r>
+        <w:rPr>
+          <w:rStyle w:val="VerbatimChar"/>
+        </w:rPr>
+        <w:t xml:space="preserve">name</w:t>
+      </w:r>
+      <w:r>
+        <w:t xml:space="preserve"> </w:t>
+      </w:r>
+      <w:r>
+        <w:t xml:space="preserve">and prints a formatted greeting message to the console. It is a</w:t>
+      </w:r>
+      <w:r>
+        <w:t xml:space="preserve"> </w:t>
+      </w:r>
+      <w:r>
+        <w:rPr>
+          <w:rStyle w:val="VerbatimChar"/>
+        </w:rPr>
+        <w:t xml:space="preserve">void</w:t>
+      </w:r>
+      <w:r>
+        <w:t xml:space="preserve"> </w:t>
+      </w:r>
+      <w:r>
+        <w:t xml:space="preserve">method, so it does not return any value.</w:t>
+      </w:r>
+    </w:p>
+    <w:p>
+      <w:pPr>
+        <w:pStyle w:val="SourceCode"/>
+      </w:pPr>
+      <w:r>
+        <w:rPr>
+          <w:rStyle w:val="CommentTok"/>
+        </w:rPr>
+        <w:t xml:space="preserve">// Example of the greet method</w:t>
+      </w:r>
+      <w:r>
+        <w:br/>
+      </w:r>
+      <w:r>
+        <w:rPr>
+          <w:rStyle w:val="NormalTok"/>
+        </w:rPr>
+        <w:t xml:space="preserve">Main</w:t>
+      </w:r>
+      <w:r>
+        <w:rPr>
+          <w:rStyle w:val="OperatorTok"/>
+        </w:rPr>
+        <w:t xml:space="preserve">.</w:t>
+      </w:r>
+      <w:r>
+        <w:rPr>
+          <w:rStyle w:val="FunctionTok"/>
+        </w:rPr>
+        <w:t xml:space="preserve">greet</w:t>
+      </w:r>
+      <w:r>
+        <w:rPr>
+          <w:rStyle w:val="OperatorTok"/>
+        </w:rPr>
+        <w:t xml:space="preserve">(</w:t>
+      </w:r>
+      <w:r>
+        <w:rPr>
+          <w:rStyle w:val="StringTok"/>
+        </w:rPr>
+        <w:t xml:space="preserve">"Prateek"</w:t>
+      </w:r>
+      <w:r>
+        <w:rPr>
+          <w:rStyle w:val="OperatorTok"/>
+        </w:rPr>
+        <w:t xml:space="preserve">);</w:t>
+      </w:r>
+      <w:r>
+        <w:rPr>
+          <w:rStyle w:val="NormalTok"/>
+        </w:rPr>
+        <w:t xml:space="preserve"> </w:t>
+      </w:r>
+      <w:r>
+        <w:rPr>
+          <w:rStyle w:val="CommentTok"/>
+        </w:rPr>
+        <w:t xml:space="preserve">// Prints "Hello, Prateek!" to the console</w:t>
+      </w:r>
+    </w:p>
+    <w:p>
+      <w:pPr>
+        <w:pStyle w:val="FirstParagraph"/>
+      </w:pPr>
+      <w:r>
+        <w:rPr>
+          <w:rStyle w:val="VerbatimChar"/>
+          <w:b/>
+          <w:bCs/>
+        </w:rPr>
+        <w:t xml:space="preserve">public static void main(String[] args)</w:t>
+      </w:r>
+      <w:r>
+        <w:t xml:space="preserve"> </w:t>
+      </w:r>
+      <w:r>
+        <w:t xml:space="preserve">This is the main entry point of the application. When the program is executed, the Java Virtual Machine (JVM) calls this method. The</w:t>
+      </w:r>
+      <w:r>
+        <w:t xml:space="preserve"> </w:t>
+      </w:r>
+      <w:r>
+        <w:rPr>
+          <w:rStyle w:val="VerbatimChar"/>
+        </w:rPr>
+        <w:t xml:space="preserve">main</w:t>
+      </w:r>
+      <w:r>
+        <w:t xml:space="preserve"> </w:t>
+      </w:r>
+      <w:r>
+        <w:t xml:space="preserve">method in this class demonstrates the usage of the</w:t>
+      </w:r>
+      <w:r>
+        <w:t xml:space="preserve"> </w:t>
+      </w:r>
+      <w:r>
+        <w:rPr>
+          <w:rStyle w:val="VerbatimChar"/>
+        </w:rPr>
+        <w:t xml:space="preserve">add</w:t>
+      </w:r>
+      <w:r>
+        <w:t xml:space="preserve">,</w:t>
+      </w:r>
+      <w:r>
+        <w:t xml:space="preserve"> </w:t>
+      </w:r>
+      <w:r>
+        <w:rPr>
+          <w:rStyle w:val="VerbatimChar"/>
+        </w:rPr>
+        <w:t xml:space="preserve">factorial</w:t>
+      </w:r>
+      <w:r>
+        <w:t xml:space="preserve">, and</w:t>
+      </w:r>
+      <w:r>
+        <w:t xml:space="preserve"> </w:t>
+      </w:r>
+      <w:r>
+        <w:rPr>
+          <w:rStyle w:val="VerbatimChar"/>
+        </w:rPr>
+        <w:t xml:space="preserve">greet</w:t>
+      </w:r>
+      <w:r>
+        <w:t xml:space="preserve"> </w:t>
+      </w:r>
+      <w:r>
+        <w:t xml:space="preserve">methods and prints their results to the standard output.</w:t>
       </w:r>
     </w:p>
     <w:bookmarkEnd w:id="11"/>
-    <w:bookmarkStart w:id="12" w:name="public-static-int-factorialint-n"/>
-    <w:p>
-      <w:pPr>
-        <w:pStyle w:val="Heading3"/>
-      </w:pPr>
-      <w:r>
-        <w:rPr>
-          <w:rStyle w:val="SectionNumber"/>
-        </w:rPr>
-        <w:t xml:space="preserve">1.2.2</w:t>
-      </w:r>
-      <w:r>
-        <w:tab/>
-      </w:r>
-      <w:r>
-        <w:rPr>
-          <w:rStyle w:val="VerbatimChar"/>
-        </w:rPr>
-        <w:t xml:space="preserve">public static int factorial(int n)</w:t>
-      </w:r>
-    </w:p>
-    <w:p>
-      <w:pPr>
-        <w:pStyle w:val="FirstParagraph"/>
-      </w:pPr>
-      <w:r>
-        <w:t xml:space="preserve">This method calculates the factorial of a non-negative integer</w:t>
-      </w:r>
-      <w:r>
-        <w:t xml:space="preserve"> </w:t>
-      </w:r>
-      <w:r>
-        <w:rPr>
-          <w:rStyle w:val="VerbatimChar"/>
-        </w:rPr>
-        <w:t xml:space="preserve">n</w:t>
-      </w:r>
-      <w:r>
-        <w:t xml:space="preserve"> </w:t>
-      </w:r>
-      <w:r>
-        <w:t xml:space="preserve">using recursion.</w:t>
-      </w:r>
-      <w:r>
-        <w:t xml:space="preserve"> </w:t>
-      </w:r>
-      <w:r>
-        <w:t xml:space="preserve">-</w:t>
-      </w:r>
-      <w:r>
-        <w:t xml:space="preserve"> </w:t>
-      </w:r>
-      <w:r>
-        <w:rPr>
-          <w:b/>
-          <w:bCs/>
-        </w:rPr>
-        <w:t xml:space="preserve">Base Case</w:t>
-      </w:r>
-      <w:r>
-        <w:t xml:space="preserve">: If</w:t>
-      </w:r>
-      <w:r>
-        <w:t xml:space="preserve"> </w:t>
-      </w:r>
-      <w:r>
-        <w:rPr>
-          <w:rStyle w:val="VerbatimChar"/>
-        </w:rPr>
-        <w:t xml:space="preserve">n</w:t>
-      </w:r>
-      <w:r>
-        <w:t xml:space="preserve"> </w:t>
-      </w:r>
-      <w:r>
-        <w:t xml:space="preserve">is less than or equal to 1, the method returns</w:t>
-      </w:r>
-      <w:r>
-        <w:t xml:space="preserve"> </w:t>
-      </w:r>
-      <w:r>
-        <w:rPr>
-          <w:rStyle w:val="VerbatimChar"/>
-        </w:rPr>
-        <w:t xml:space="preserve">1</w:t>
-      </w:r>
-      <w:r>
-        <w:t xml:space="preserve">.</w:t>
-      </w:r>
-      <w:r>
-        <w:t xml:space="preserve"> </w:t>
-      </w:r>
-      <w:r>
-        <w:t xml:space="preserve">-</w:t>
-      </w:r>
-      <w:r>
-        <w:t xml:space="preserve"> </w:t>
-      </w:r>
-      <w:r>
-        <w:rPr>
-          <w:b/>
-          <w:bCs/>
-        </w:rPr>
-        <w:t xml:space="preserve">Recursive Step</w:t>
-      </w:r>
-      <w:r>
-        <w:t xml:space="preserve">: Otherwise, it returns the product of</w:t>
-      </w:r>
-      <w:r>
-        <w:t xml:space="preserve"> </w:t>
-      </w:r>
-      <w:r>
-        <w:rPr>
-          <w:rStyle w:val="VerbatimChar"/>
-        </w:rPr>
-        <w:t xml:space="preserve">n</w:t>
-      </w:r>
-      <w:r>
-        <w:t xml:space="preserve"> </w:t>
-      </w:r>
-      <w:r>
-        <w:t xml:space="preserve">and the result of calling</w:t>
-      </w:r>
-      <w:r>
-        <w:t xml:space="preserve"> </w:t>
-      </w:r>
-      <w:r>
-        <w:rPr>
-          <w:rStyle w:val="VerbatimChar"/>
-        </w:rPr>
-        <w:t xml:space="preserve">factorial</w:t>
-      </w:r>
-      <w:r>
-        <w:t xml:space="preserve"> </w:t>
-      </w:r>
-      <w:r>
-        <w:t xml:space="preserve">with</w:t>
-      </w:r>
-      <w:r>
-        <w:t xml:space="preserve"> </w:t>
-      </w:r>
-      <w:r>
-        <w:rPr>
-          <w:rStyle w:val="VerbatimChar"/>
-        </w:rPr>
-        <w:t xml:space="preserve">n - 1</w:t>
-      </w:r>
-      <w:r>
-        <w:t xml:space="preserve">.</w:t>
-      </w:r>
-      <w:r>
-        <w:t xml:space="preserve"> </w:t>
-      </w:r>
-      <w:r>
-        <w:t xml:space="preserve">For example,</w:t>
-      </w:r>
-      <w:r>
-        <w:t xml:space="preserve"> </w:t>
-      </w:r>
-      <w:r>
-        <w:rPr>
-          <w:rStyle w:val="VerbatimChar"/>
-        </w:rPr>
-        <w:t xml:space="preserve">factorial(5)</w:t>
-      </w:r>
-      <w:r>
-        <w:t xml:space="preserve"> </w:t>
-      </w:r>
-      <w:r>
-        <w:t xml:space="preserve">is calculated as</w:t>
-      </w:r>
-      <w:r>
-        <w:t xml:space="preserve"> </w:t>
-      </w:r>
-      <w:r>
-        <w:rPr>
-          <w:rStyle w:val="VerbatimChar"/>
-        </w:rPr>
-        <w:t xml:space="preserve">5 * 4 * 3 * 2 * 1</w:t>
-      </w:r>
-      <w:r>
-        <w:t xml:space="preserve">.</w:t>
-      </w:r>
-    </w:p>
-    <w:bookmarkEnd w:id="12"/>
-    <w:bookmarkStart w:id="13" w:name="public-static-void-greetstring-name"/>
-    <w:p>
-      <w:pPr>
-        <w:pStyle w:val="Heading3"/>
-      </w:pPr>
-      <w:r>
-        <w:rPr>
-          <w:rStyle w:val="SectionNumber"/>
-        </w:rPr>
-        <w:t xml:space="preserve">1.2.3</w:t>
-      </w:r>
-      <w:r>
-        <w:tab/>
-      </w:r>
-      <w:r>
-        <w:rPr>
-          <w:rStyle w:val="VerbatimChar"/>
-        </w:rPr>
-        <w:t xml:space="preserve">public static void greet(String name)</w:t>
-      </w:r>
-    </w:p>
-    <w:p>
-      <w:pPr>
-        <w:pStyle w:val="FirstParagraph"/>
-      </w:pPr>
-      <w:r>
-        <w:t xml:space="preserve">This method accepts a</w:t>
-      </w:r>
-      <w:r>
-        <w:t xml:space="preserve"> </w:t>
-      </w:r>
-      <w:r>
-        <w:rPr>
-          <w:rStyle w:val="VerbatimChar"/>
-        </w:rPr>
-        <w:t xml:space="preserve">String</w:t>
-      </w:r>
-      <w:r>
-        <w:t xml:space="preserve"> </w:t>
-      </w:r>
-      <w:r>
-        <w:t xml:space="preserve">parameter</w:t>
-      </w:r>
-      <w:r>
-        <w:t xml:space="preserve"> </w:t>
-      </w:r>
-      <w:r>
-        <w:rPr>
-          <w:rStyle w:val="VerbatimChar"/>
-        </w:rPr>
-        <w:t xml:space="preserve">name</w:t>
-      </w:r>
-      <w:r>
-        <w:t xml:space="preserve"> </w:t>
-      </w:r>
-      <w:r>
-        <w:t xml:space="preserve">and prints a personalized greeting message to the standard console output. Since its return type is</w:t>
-      </w:r>
-      <w:r>
-        <w:t xml:space="preserve"> </w:t>
-      </w:r>
-      <w:r>
-        <w:rPr>
-          <w:rStyle w:val="VerbatimChar"/>
-        </w:rPr>
-        <w:t xml:space="preserve">void</w:t>
-      </w:r>
-      <w:r>
-        <w:t xml:space="preserve">, it does not return any value.</w:t>
-      </w:r>
-    </w:p>
-    <w:bookmarkEnd w:id="13"/>
-    <w:bookmarkStart w:id="14" w:name="public-static-void-mainstring-args"/>
-    <w:p>
-      <w:pPr>
-        <w:pStyle w:val="Heading3"/>
-      </w:pPr>
-      <w:r>
-        <w:rPr>
-          <w:rStyle w:val="SectionNumber"/>
-        </w:rPr>
-        <w:t xml:space="preserve">1.2.4</w:t>
-      </w:r>
-      <w:r>
-        <w:tab/>
-      </w:r>
-      <w:r>
-        <w:rPr>
-          <w:rStyle w:val="VerbatimChar"/>
-        </w:rPr>
-        <w:t xml:space="preserve">public static void main(String[] args)</w:t>
-      </w:r>
-    </w:p>
-    <w:p>
-      <w:pPr>
-        <w:pStyle w:val="FirstParagraph"/>
-      </w:pPr>
-      <w:r>
-        <w:t xml:space="preserve">This is the primary entry point for the Java application. When the program is run, the code within this method is executed. It demonstrates the usage of the other three static methods (</w:t>
-      </w:r>
-      <w:r>
-        <w:rPr>
-          <w:rStyle w:val="VerbatimChar"/>
-        </w:rPr>
-        <w:t xml:space="preserve">add</w:t>
-      </w:r>
-      <w:r>
-        <w:t xml:space="preserve">,</w:t>
-      </w:r>
-      <w:r>
-        <w:t xml:space="preserve"> </w:t>
-      </w:r>
-      <w:r>
-        <w:rPr>
-          <w:rStyle w:val="VerbatimChar"/>
-        </w:rPr>
-        <w:t xml:space="preserve">factorial</w:t>
-      </w:r>
-      <w:r>
-        <w:t xml:space="preserve">, and</w:t>
-      </w:r>
-      <w:r>
-        <w:t xml:space="preserve"> </w:t>
-      </w:r>
-      <w:r>
-        <w:rPr>
-          <w:rStyle w:val="VerbatimChar"/>
-        </w:rPr>
-        <w:t xml:space="preserve">greet</w:t>
-      </w:r>
-      <w:r>
-        <w:t xml:space="preserve">) by calling them with predefined values and printing their results or output to the console.</w:t>
-      </w:r>
-    </w:p>
-    <w:bookmarkEnd w:id="14"/>
-    <w:bookmarkEnd w:id="15"/>
-    <w:bookmarkStart w:id="16" w:name="usage-notes"/>
+    <w:bookmarkStart w:id="12" w:name="usage-notes"/>
     <w:p>
       <w:pPr>
         <w:pStyle w:val="Heading2"/>
@@ -610,7 +710,7 @@
         <w:t xml:space="preserve">static</w:t>
       </w:r>
       <w:r>
-        <w:t xml:space="preserve">, so they should be called directly on the</w:t>
+        <w:t xml:space="preserve">, so they should be invoked directly on the class itself (e.g.,</w:t>
       </w:r>
       <w:r>
         <w:t xml:space="preserve"> </w:t>
@@ -619,25 +719,10 @@
         <w:rPr>
           <w:rStyle w:val="VerbatimChar"/>
         </w:rPr>
-        <w:t xml:space="preserve">Main</w:t>
-      </w:r>
-      <w:r>
-        <w:t xml:space="preserve"> </w:t>
-      </w:r>
-      <w:r>
-        <w:t xml:space="preserve">class (e.g.,</w:t>
-      </w:r>
-      <w:r>
-        <w:t xml:space="preserve"> </w:t>
-      </w:r>
-      <w:r>
-        <w:rPr>
-          <w:rStyle w:val="VerbatimChar"/>
-        </w:rPr>
-        <w:t xml:space="preserve">Main.add(5, 10)</w:t>
-      </w:r>
-      <w:r>
-        <w:t xml:space="preserve">) rather than on an instance of the class.</w:t>
+        <w:t xml:space="preserve">Main.add(x, y)</w:t>
+      </w:r>
+      <w:r>
+        <w:t xml:space="preserve">), not on an instance of the class.</w:t>
       </w:r>
     </w:p>
     <w:p>
@@ -664,7 +749,7 @@
         <w:t xml:space="preserve"> </w:t>
       </w:r>
       <w:r>
-        <w:t xml:space="preserve">method is recursive. Providing a very large integer as input may lead to a</w:t>
+        <w:t xml:space="preserve">method uses recursion. Providing a very large integer as input may lead to a</w:t>
       </w:r>
       <w:r>
         <w:t xml:space="preserve"> </w:t>
@@ -673,13 +758,10 @@
         <w:rPr>
           <w:rStyle w:val="VerbatimChar"/>
         </w:rPr>
-        <w:t xml:space="preserve">StackOverflowError</w:t>
-      </w:r>
-      <w:r>
-        <w:t xml:space="preserve"> </w:t>
-      </w:r>
-      <w:r>
-        <w:t xml:space="preserve">due to excessive recursion depth.</w:t>
+        <w:t xml:space="preserve">java.lang.StackOverflowError</w:t>
+      </w:r>
+      <w:r>
+        <w:t xml:space="preserve">.</w:t>
       </w:r>
     </w:p>
     <w:p>
@@ -700,32 +782,17 @@
         <w:rPr>
           <w:rStyle w:val="VerbatimChar"/>
         </w:rPr>
-        <w:t xml:space="preserve">greet</w:t>
-      </w:r>
-      <w:r>
-        <w:t xml:space="preserve"> </w:t>
-      </w:r>
-      <w:r>
-        <w:t xml:space="preserve">method’s output is sent directly to</w:t>
-      </w:r>
-      <w:r>
-        <w:t xml:space="preserve"> </w:t>
-      </w:r>
-      <w:r>
-        <w:rPr>
-          <w:rStyle w:val="VerbatimChar"/>
-        </w:rPr>
-        <w:t xml:space="preserve">System.out</w:t>
-      </w:r>
-      <w:r>
-        <w:t xml:space="preserve"> </w:t>
-      </w:r>
-      <w:r>
-        <w:t xml:space="preserve">and cannot be captured as a return value from the method call.</w:t>
+        <w:t xml:space="preserve">main</w:t>
+      </w:r>
+      <w:r>
+        <w:t xml:space="preserve"> </w:t>
+      </w:r>
+      <w:r>
+        <w:t xml:space="preserve">method is the standard entry point for any Java application and is used here to demonstrate the functionality of the other methods.</w:t>
       </w:r>
     </w:p>
-    <w:bookmarkEnd w:id="16"/>
-    <w:bookmarkStart w:id="18" w:name="example"/>
+    <w:bookmarkEnd w:id="12"/>
+    <w:bookmarkStart w:id="14" w:name="example"/>
     <w:p>
       <w:pPr>
         <w:pStyle w:val="Heading2"/>
@@ -748,7 +815,7 @@
         <w:pStyle w:val="FirstParagraph"/>
       </w:pPr>
       <w:r>
-        <w:t xml:space="preserve">The following code demonstrates how to use the methods within the</w:t>
+        <w:t xml:space="preserve">The</w:t>
       </w:r>
       <w:r>
         <w:t xml:space="preserve"> </w:t>
@@ -757,13 +824,13 @@
         <w:rPr>
           <w:rStyle w:val="VerbatimChar"/>
         </w:rPr>
-        <w:t xml:space="preserve">Main</w:t>
-      </w:r>
-      <w:r>
-        <w:t xml:space="preserve"> </w:t>
-      </w:r>
-      <w:r>
-        <w:t xml:space="preserve">class. This is the content of the</w:t>
+        <w:t xml:space="preserve">main</w:t>
+      </w:r>
+      <w:r>
+        <w:t xml:space="preserve"> </w:t>
+      </w:r>
+      <w:r>
+        <w:t xml:space="preserve">method within the class provides a clear example of how to use the utility functions. To run this example, compile and execute the</w:t>
       </w:r>
       <w:r>
         <w:t xml:space="preserve"> </w:t>
@@ -772,13 +839,13 @@
         <w:rPr>
           <w:rStyle w:val="VerbatimChar"/>
         </w:rPr>
-        <w:t xml:space="preserve">main</w:t>
-      </w:r>
-      <w:r>
-        <w:t xml:space="preserve"> </w:t>
-      </w:r>
-      <w:r>
-        <w:t xml:space="preserve">method.</w:t>
+        <w:t xml:space="preserve">Main.java</w:t>
+      </w:r>
+      <w:r>
+        <w:t xml:space="preserve"> </w:t>
+      </w:r>
+      <w:r>
+        <w:t xml:space="preserve">file.</w:t>
       </w:r>
     </w:p>
     <w:p>
@@ -880,9 +947,105 @@
       </w:r>
       <w:r>
         <w:rPr>
-          <w:rStyle w:val="CommentTok"/>
-        </w:rPr>
-        <w:t xml:space="preserve">// Call the add method and print the sum</w:t>
+          <w:rStyle w:val="BuiltInTok"/>
+        </w:rPr>
+        <w:t xml:space="preserve">System</w:t>
+      </w:r>
+      <w:r>
+        <w:rPr>
+          <w:rStyle w:val="OperatorTok"/>
+        </w:rPr>
+        <w:t xml:space="preserve">.</w:t>
+      </w:r>
+      <w:r>
+        <w:rPr>
+          <w:rStyle w:val="FunctionTok"/>
+        </w:rPr>
+        <w:t xml:space="preserve">out</w:t>
+      </w:r>
+      <w:r>
+        <w:rPr>
+          <w:rStyle w:val="OperatorTok"/>
+        </w:rPr>
+        <w:t xml:space="preserve">.</w:t>
+      </w:r>
+      <w:r>
+        <w:rPr>
+          <w:rStyle w:val="FunctionTok"/>
+        </w:rPr>
+        <w:t xml:space="preserve">println</w:t>
+      </w:r>
+      <w:r>
+        <w:rPr>
+          <w:rStyle w:val="OperatorTok"/>
+        </w:rPr>
+        <w:t xml:space="preserve">(</w:t>
+      </w:r>
+      <w:r>
+        <w:rPr>
+          <w:rStyle w:val="StringTok"/>
+        </w:rPr>
+        <w:t xml:space="preserve">"Sum: "</w:t>
+      </w:r>
+      <w:r>
+        <w:rPr>
+          <w:rStyle w:val="NormalTok"/>
+        </w:rPr>
+        <w:t xml:space="preserve"> </w:t>
+      </w:r>
+      <w:r>
+        <w:rPr>
+          <w:rStyle w:val="OperatorTok"/>
+        </w:rPr>
+        <w:t xml:space="preserve">+</w:t>
+      </w:r>
+      <w:r>
+        <w:rPr>
+          <w:rStyle w:val="NormalTok"/>
+        </w:rPr>
+        <w:t xml:space="preserve"> </w:t>
+      </w:r>
+      <w:r>
+        <w:rPr>
+          <w:rStyle w:val="FunctionTok"/>
+        </w:rPr>
+        <w:t xml:space="preserve">add</w:t>
+      </w:r>
+      <w:r>
+        <w:rPr>
+          <w:rStyle w:val="OperatorTok"/>
+        </w:rPr>
+        <w:t xml:space="preserve">(</w:t>
+      </w:r>
+      <w:r>
+        <w:rPr>
+          <w:rStyle w:val="DecValTok"/>
+        </w:rPr>
+        <w:t xml:space="preserve">5</w:t>
+      </w:r>
+      <w:r>
+        <w:rPr>
+          <w:rStyle w:val="OperatorTok"/>
+        </w:rPr>
+        <w:t xml:space="preserve">,</w:t>
+      </w:r>
+      <w:r>
+        <w:rPr>
+          <w:rStyle w:val="NormalTok"/>
+        </w:rPr>
+        <w:t xml:space="preserve"> </w:t>
+      </w:r>
+      <w:r>
+        <w:rPr>
+          <w:rStyle w:val="DecValTok"/>
+        </w:rPr>
+        <w:t xml:space="preserve">10</w:t>
+      </w:r>
+      <w:r>
+        <w:rPr>
+          <w:rStyle w:val="OperatorTok"/>
+        </w:rPr>
+        <w:t xml:space="preserve">));</w:t>
       </w:r>
       <w:r>
         <w:br/>
@@ -933,7 +1096,7 @@
         <w:rPr>
           <w:rStyle w:val="StringTok"/>
         </w:rPr>
-        <w:t xml:space="preserve">"Sum: "</w:t>
+        <w:t xml:space="preserve">"Factorial: "</w:t>
       </w:r>
       <w:r>
         <w:rPr>
@@ -957,7 +1120,7 @@
         <w:rPr>
           <w:rStyle w:val="FunctionTok"/>
         </w:rPr>
-        <w:t xml:space="preserve">add</w:t>
+        <w:t xml:space="preserve">factorial</w:t>
       </w:r>
       <w:r>
         <w:rPr>
@@ -975,154 +1138,7 @@
         <w:rPr>
           <w:rStyle w:val="OperatorTok"/>
         </w:rPr>
-        <w:t xml:space="preserve">,</w:t>
-      </w:r>
-      <w:r>
-        <w:rPr>
-          <w:rStyle w:val="NormalTok"/>
-        </w:rPr>
-        <w:t xml:space="preserve"> </w:t>
-      </w:r>
-      <w:r>
-        <w:rPr>
-          <w:rStyle w:val="DecValTok"/>
-        </w:rPr>
-        <w:t xml:space="preserve">10</w:t>
-      </w:r>
-      <w:r>
-        <w:rPr>
-          <w:rStyle w:val="OperatorTok"/>
-        </w:rPr>
         <w:t xml:space="preserve">));</w:t>
-      </w:r>
-      <w:r>
-        <w:br/>
-      </w:r>
-      <w:r>
-        <w:br/>
-      </w:r>
-      <w:r>
-        <w:rPr>
-          <w:rStyle w:val="NormalTok"/>
-        </w:rPr>
-        <w:t xml:space="preserve">    </w:t>
-      </w:r>
-      <w:r>
-        <w:rPr>
-          <w:rStyle w:val="CommentTok"/>
-        </w:rPr>
-        <w:t xml:space="preserve">// Call the factorial method and print the result</w:t>
-      </w:r>
-      <w:r>
-        <w:br/>
-      </w:r>
-      <w:r>
-        <w:rPr>
-          <w:rStyle w:val="NormalTok"/>
-        </w:rPr>
-        <w:t xml:space="preserve">    </w:t>
-      </w:r>
-      <w:r>
-        <w:rPr>
-          <w:rStyle w:val="BuiltInTok"/>
-        </w:rPr>
-        <w:t xml:space="preserve">System</w:t>
-      </w:r>
-      <w:r>
-        <w:rPr>
-          <w:rStyle w:val="OperatorTok"/>
-        </w:rPr>
-        <w:t xml:space="preserve">.</w:t>
-      </w:r>
-      <w:r>
-        <w:rPr>
-          <w:rStyle w:val="FunctionTok"/>
-        </w:rPr>
-        <w:t xml:space="preserve">out</w:t>
-      </w:r>
-      <w:r>
-        <w:rPr>
-          <w:rStyle w:val="OperatorTok"/>
-        </w:rPr>
-        <w:t xml:space="preserve">.</w:t>
-      </w:r>
-      <w:r>
-        <w:rPr>
-          <w:rStyle w:val="FunctionTok"/>
-        </w:rPr>
-        <w:t xml:space="preserve">println</w:t>
-      </w:r>
-      <w:r>
-        <w:rPr>
-          <w:rStyle w:val="OperatorTok"/>
-        </w:rPr>
-        <w:t xml:space="preserve">(</w:t>
-      </w:r>
-      <w:r>
-        <w:rPr>
-          <w:rStyle w:val="StringTok"/>
-        </w:rPr>
-        <w:t xml:space="preserve">"Factorial: "</w:t>
-      </w:r>
-      <w:r>
-        <w:rPr>
-          <w:rStyle w:val="NormalTok"/>
-        </w:rPr>
-        <w:t xml:space="preserve"> </w:t>
-      </w:r>
-      <w:r>
-        <w:rPr>
-          <w:rStyle w:val="OperatorTok"/>
-        </w:rPr>
-        <w:t xml:space="preserve">+</w:t>
-      </w:r>
-      <w:r>
-        <w:rPr>
-          <w:rStyle w:val="NormalTok"/>
-        </w:rPr>
-        <w:t xml:space="preserve"> </w:t>
-      </w:r>
-      <w:r>
-        <w:rPr>
-          <w:rStyle w:val="FunctionTok"/>
-        </w:rPr>
-        <w:t xml:space="preserve">factorial</w:t>
-      </w:r>
-      <w:r>
-        <w:rPr>
-          <w:rStyle w:val="OperatorTok"/>
-        </w:rPr>
-        <w:t xml:space="preserve">(</w:t>
-      </w:r>
-      <w:r>
-        <w:rPr>
-          <w:rStyle w:val="DecValTok"/>
-        </w:rPr>
-        <w:t xml:space="preserve">5</w:t>
-      </w:r>
-      <w:r>
-        <w:rPr>
-          <w:rStyle w:val="OperatorTok"/>
-        </w:rPr>
-        <w:t xml:space="preserve">));</w:t>
-      </w:r>
-      <w:r>
-        <w:br/>
-      </w:r>
-      <w:r>
-        <w:br/>
-      </w:r>
-      <w:r>
-        <w:rPr>
-          <w:rStyle w:val="NormalTok"/>
-        </w:rPr>
-        <w:t xml:space="preserve">    </w:t>
-      </w:r>
-      <w:r>
-        <w:rPr>
-          <w:rStyle w:val="CommentTok"/>
-        </w:rPr>
-        <w:t xml:space="preserve">// Call the greet method to print a message</w:t>
       </w:r>
       <w:r>
         <w:br/>
@@ -1215,7 +1231,7 @@
         </w:pict>
       </w:r>
     </w:p>
-    <w:bookmarkStart w:id="17" w:name="functiondef-add"/>
+    <w:bookmarkStart w:id="13" w:name="functiondef-add"/>
     <w:p>
       <w:pPr>
         <w:pStyle w:val="Heading3"/>
@@ -1233,10 +1249,10 @@
         <w:t xml:space="preserve">FunctionDef add</w:t>
       </w:r>
     </w:p>
-    <w:bookmarkEnd w:id="17"/>
-    <w:bookmarkEnd w:id="18"/>
-    <w:bookmarkEnd w:id="19"/>
-    <w:bookmarkStart w:id="26" w:name="function-addint-a-int-b"/>
+    <w:bookmarkEnd w:id="13"/>
+    <w:bookmarkEnd w:id="14"/>
+    <w:bookmarkEnd w:id="15"/>
+    <w:bookmarkStart w:id="22" w:name="function-addint-a-int-b"/>
     <w:p>
       <w:pPr>
         <w:pStyle w:val="Heading1"/>
@@ -1254,7 +1270,7 @@
         <w:t xml:space="preserve">Function: add(int a, int b)</w:t>
       </w:r>
     </w:p>
-    <w:bookmarkStart w:id="20" w:name="overview-1"/>
+    <w:bookmarkStart w:id="16" w:name="overview-1"/>
     <w:p>
       <w:pPr>
         <w:pStyle w:val="Heading2"/>
@@ -1292,11 +1308,11 @@
         <w:t xml:space="preserve"> </w:t>
       </w:r>
       <w:r>
-        <w:t xml:space="preserve">function calculates and returns the sum of two integer numbers.</w:t>
+        <w:t xml:space="preserve">function computes the sum of two integer numbers.</w:t>
       </w:r>
     </w:p>
-    <w:bookmarkEnd w:id="20"/>
-    <w:bookmarkStart w:id="21" w:name="parameters"/>
+    <w:bookmarkEnd w:id="16"/>
+    <w:bookmarkStart w:id="17" w:name="parameters"/>
     <w:p>
       <w:pPr>
         <w:pStyle w:val="Heading2"/>
@@ -1385,9 +1401,6 @@
               <w:pStyle w:val="Compact"/>
             </w:pPr>
             <w:r>
-              <w:rPr>
-                <w:rStyle w:val="VerbatimChar"/>
-              </w:rPr>
               <w:t xml:space="preserve">int</w:t>
             </w:r>
           </w:p>
@@ -1426,9 +1439,6 @@
               <w:pStyle w:val="Compact"/>
             </w:pPr>
             <w:r>
-              <w:rPr>
-                <w:rStyle w:val="VerbatimChar"/>
-              </w:rPr>
               <w:t xml:space="preserve">int</w:t>
             </w:r>
           </w:p>
@@ -1446,8 +1456,8 @@
         </w:tc>
       </w:tr>
     </w:tbl>
-    <w:bookmarkEnd w:id="21"/>
-    <w:bookmarkStart w:id="22" w:name="description-1"/>
+    <w:bookmarkEnd w:id="17"/>
+    <w:bookmarkStart w:id="18" w:name="description-1"/>
     <w:p>
       <w:pPr>
         <w:pStyle w:val="Heading2"/>
@@ -1485,7 +1495,7 @@
         <w:t xml:space="preserve"> </w:t>
       </w:r>
       <w:r>
-        <w:t xml:space="preserve">function is a static method that performs a simple arithmetic addition. It takes two integer parameters,</w:t>
+        <w:t xml:space="preserve">function is a</w:t>
       </w:r>
       <w:r>
         <w:t xml:space="preserve"> </w:t>
@@ -1494,6 +1504,21 @@
         <w:rPr>
           <w:rStyle w:val="VerbatimChar"/>
         </w:rPr>
+        <w:t xml:space="preserve">public static</w:t>
+      </w:r>
+      <w:r>
+        <w:t xml:space="preserve"> </w:t>
+      </w:r>
+      <w:r>
+        <w:t xml:space="preserve">method that takes two integer parameters,</w:t>
+      </w:r>
+      <w:r>
+        <w:t xml:space="preserve"> </w:t>
+      </w:r>
+      <w:r>
+        <w:rPr>
+          <w:rStyle w:val="VerbatimChar"/>
+        </w:rPr>
         <w:t xml:space="preserve">a</w:t>
       </w:r>
       <w:r>
@@ -1512,7 +1537,7 @@
         <w:t xml:space="preserve">b</w:t>
       </w:r>
       <w:r>
-        <w:t xml:space="preserve">. The core logic of the function is the expression</w:t>
+        <w:t xml:space="preserve">. It performs a standard arithmetic addition operation on these two integers. The core logic is simply</w:t>
       </w:r>
       <w:r>
         <w:t xml:space="preserve"> </w:t>
@@ -1521,10 +1546,10 @@
         <w:rPr>
           <w:rStyle w:val="VerbatimChar"/>
         </w:rPr>
-        <w:t xml:space="preserve">a + b</w:t>
-      </w:r>
-      <w:r>
-        <w:t xml:space="preserve">, which computes the sum of the two input values. The resulting integer sum is then returned by the function. Because it is a</w:t>
+        <w:t xml:space="preserve">return a + b;</w:t>
+      </w:r>
+      <w:r>
+        <w:t xml:space="preserve">, which calculates the sum and immediately returns the resulting integer value. Because it is a</w:t>
       </w:r>
       <w:r>
         <w:t xml:space="preserve"> </w:t>
@@ -1554,7 +1579,7 @@
         <w:t xml:space="preserve"> </w:t>
       </w:r>
       <w:r>
-        <w:t xml:space="preserve">class without needing to create an instance of the class.</w:t>
+        <w:t xml:space="preserve">class without needing to create an object instance.</w:t>
       </w:r>
     </w:p>
     <w:p>
@@ -1565,7 +1590,7 @@
         <w:rPr>
           <w:rStyle w:val="CommentTok"/>
         </w:rPr>
-        <w:t xml:space="preserve">// The function returns the result of adding a and b</w:t>
+        <w:t xml:space="preserve">// The function returns the result of the addition of a and b.</w:t>
       </w:r>
       <w:r>
         <w:br/>
@@ -1601,8 +1626,8 @@
         <w:t xml:space="preserve">;</w:t>
       </w:r>
     </w:p>
-    <w:bookmarkEnd w:id="22"/>
-    <w:bookmarkStart w:id="23" w:name="usage-notes-1"/>
+    <w:bookmarkEnd w:id="18"/>
+    <w:bookmarkStart w:id="19" w:name="usage-notes-1"/>
     <w:p>
       <w:pPr>
         <w:pStyle w:val="Heading2"/>
@@ -1629,7 +1654,7 @@
         </w:numPr>
       </w:pPr>
       <w:r>
-        <w:t xml:space="preserve">This function is</w:t>
+        <w:t xml:space="preserve">As a</w:t>
       </w:r>
       <w:r>
         <w:t xml:space="preserve"> </w:t>
@@ -1644,7 +1669,7 @@
         <w:t xml:space="preserve"> </w:t>
       </w:r>
       <w:r>
-        <w:t xml:space="preserve">and should be called on the class itself, for example,</w:t>
+        <w:t xml:space="preserve">method, it should be invoked using the class name, for example,</w:t>
       </w:r>
       <w:r>
         <w:t xml:space="preserve"> </w:t>
@@ -1737,11 +1762,32 @@
         <w:t xml:space="preserve">Integer.MAX_VALUE</w:t>
       </w:r>
       <w:r>
-        <w:t xml:space="preserve">, which is 2,147,483,647).</w:t>
+        <w:t xml:space="preserve">) or falls below the minimum value (</w:t>
+      </w:r>
+      <w:r>
+        <w:rPr>
+          <w:rStyle w:val="VerbatimChar"/>
+        </w:rPr>
+        <w:t xml:space="preserve">Integer.MIN_VALUE</w:t>
+      </w:r>
+      <w:r>
+        <w:t xml:space="preserve">).</w:t>
       </w:r>
     </w:p>
     <w:p>
       <w:pPr>
+        <w:pStyle w:val="Compact"/>
+        <w:numPr>
+          <w:ilvl w:val="0"/>
+          <w:numId w:val="1002"/>
+        </w:numPr>
+      </w:pPr>
+      <w:r>
+        <w:t xml:space="preserve">The function does not perform any null checks or input validation.</w:t>
+      </w:r>
+    </w:p>
+    <w:p>
+      <w:pPr>
         <w:pStyle w:val="FirstParagraph"/>
       </w:pPr>
       <w:r>
@@ -1752,626 +1798,604 @@
         <w:t xml:space="preserve">Output Example</w:t>
       </w:r>
       <w:r>
-        <w:t xml:space="preserve">: A call to</w:t>
-      </w:r>
-      <w:r>
-        <w:t xml:space="preserve"> </w:t>
-      </w:r>
-      <w:r>
-        <w:rPr>
-          <w:rStyle w:val="VerbatimChar"/>
-        </w:rPr>
-        <w:t xml:space="preserve">add(15, 7)</w:t>
-      </w:r>
-      <w:r>
-        <w:t xml:space="preserve"> </w:t>
-      </w:r>
-      <w:r>
-        <w:t xml:space="preserve">would return the integer</w:t>
-      </w:r>
-      <w:r>
-        <w:t xml:space="preserve"> </w:t>
-      </w:r>
-      <w:r>
-        <w:rPr>
-          <w:rStyle w:val="VerbatimChar"/>
-        </w:rPr>
-        <w:t xml:space="preserve">22</w:t>
-      </w:r>
-      <w:r>
-        <w:t xml:space="preserve">.</w:t>
-      </w:r>
-    </w:p>
-    <w:bookmarkEnd w:id="23"/>
-    <w:bookmarkStart w:id="25" w:name="example-1"/>
-    <w:p>
-      <w:pPr>
-        <w:pStyle w:val="Heading2"/>
-      </w:pPr>
-      <w:r>
-        <w:rPr>
-          <w:rStyle w:val="SectionNumber"/>
-        </w:rPr>
-        <w:t xml:space="preserve">2.5</w:t>
-      </w:r>
-      <w:r>
-        <w:tab/>
-      </w:r>
-      <w:r>
-        <w:t xml:space="preserve">Example</w:t>
+        <w:t xml:space="preserve">: A single integer representing the sum.</w:t>
       </w:r>
     </w:p>
     <w:p>
       <w:pPr>
-        <w:pStyle w:val="SourceCode"/>
-      </w:pPr>
-      <w:r>
-        <w:rPr>
-          <w:rStyle w:val="CommentTok"/>
-        </w:rPr>
-        <w:t xml:space="preserve">// Example usage within the main method or another static context</w:t>
-      </w:r>
-      <w:r>
-        <w:br/>
-      </w:r>
-      <w:r>
-        <w:rPr>
-          <w:rStyle w:val="KeywordTok"/>
-        </w:rPr>
-        <w:t xml:space="preserve">public</w:t>
-      </w:r>
-      <w:r>
-        <w:rPr>
-          <w:rStyle w:val="NormalTok"/>
-        </w:rPr>
-        <w:t xml:space="preserve"> </w:t>
-      </w:r>
-      <w:r>
-        <w:rPr>
-          <w:rStyle w:val="KeywordTok"/>
-        </w:rPr>
-        <w:t xml:space="preserve">class</w:t>
-      </w:r>
-      <w:r>
-        <w:rPr>
-          <w:rStyle w:val="NormalTok"/>
-        </w:rPr>
-        <w:t xml:space="preserve"> Main </w:t>
-      </w:r>
-      <w:r>
-        <w:rPr>
-          <w:rStyle w:val="OperatorTok"/>
-        </w:rPr>
-        <w:t xml:space="preserve">{</w:t>
-      </w:r>
-      <w:r>
-        <w:br/>
-      </w:r>
-      <w:r>
-        <w:rPr>
-          <w:rStyle w:val="NormalTok"/>
-        </w:rPr>
-        <w:t xml:space="preserve">    </w:t>
-      </w:r>
-      <w:r>
-        <w:rPr>
-          <w:rStyle w:val="KeywordTok"/>
-        </w:rPr>
-        <w:t xml:space="preserve">public</w:t>
-      </w:r>
-      <w:r>
-        <w:rPr>
-          <w:rStyle w:val="NormalTok"/>
-        </w:rPr>
-        <w:t xml:space="preserve"> </w:t>
-      </w:r>
-      <w:r>
-        <w:rPr>
-          <w:rStyle w:val="DataTypeTok"/>
-        </w:rPr>
-        <w:t xml:space="preserve">static</w:t>
-      </w:r>
-      <w:r>
-        <w:rPr>
-          <w:rStyle w:val="NormalTok"/>
-        </w:rPr>
-        <w:t xml:space="preserve"> </w:t>
-      </w:r>
-      <w:r>
-        <w:rPr>
-          <w:rStyle w:val="DataTypeTok"/>
-        </w:rPr>
-        <w:t xml:space="preserve">int</w:t>
-      </w:r>
-      <w:r>
-        <w:rPr>
-          <w:rStyle w:val="NormalTok"/>
-        </w:rPr>
-        <w:t xml:space="preserve"> </w:t>
-      </w:r>
-      <w:r>
-        <w:rPr>
-          <w:rStyle w:val="FunctionTok"/>
-        </w:rPr>
-        <w:t xml:space="preserve">add</w:t>
-      </w:r>
-      <w:r>
-        <w:rPr>
-          <w:rStyle w:val="OperatorTok"/>
-        </w:rPr>
-        <w:t xml:space="preserve">(</w:t>
-      </w:r>
-      <w:r>
-        <w:rPr>
-          <w:rStyle w:val="DataTypeTok"/>
-        </w:rPr>
-        <w:t xml:space="preserve">int</w:t>
-      </w:r>
-      <w:r>
-        <w:rPr>
-          <w:rStyle w:val="NormalTok"/>
-        </w:rPr>
-        <w:t xml:space="preserve"> a</w:t>
-      </w:r>
-      <w:r>
-        <w:rPr>
-          <w:rStyle w:val="OperatorTok"/>
-        </w:rPr>
-        <w:t xml:space="preserve">,</w:t>
-      </w:r>
-      <w:r>
-        <w:rPr>
-          <w:rStyle w:val="NormalTok"/>
-        </w:rPr>
-        <w:t xml:space="preserve"> </w:t>
-      </w:r>
-      <w:r>
-        <w:rPr>
-          <w:rStyle w:val="DataTypeTok"/>
-        </w:rPr>
-        <w:t xml:space="preserve">int</w:t>
-      </w:r>
-      <w:r>
-        <w:rPr>
-          <w:rStyle w:val="NormalTok"/>
-        </w:rPr>
-        <w:t xml:space="preserve"> b</w:t>
-      </w:r>
-      <w:r>
-        <w:rPr>
-          <w:rStyle w:val="OperatorTok"/>
-        </w:rPr>
-        <w:t xml:space="preserve">)</w:t>
-      </w:r>
-      <w:r>
-        <w:rPr>
-          <w:rStyle w:val="NormalTok"/>
-        </w:rPr>
-        <w:t xml:space="preserve"> </w:t>
-      </w:r>
-      <w:r>
-        <w:rPr>
-          <w:rStyle w:val="OperatorTok"/>
-        </w:rPr>
-        <w:t xml:space="preserve">{</w:t>
-      </w:r>
-      <w:r>
-        <w:br/>
-      </w:r>
-      <w:r>
-        <w:rPr>
-          <w:rStyle w:val="NormalTok"/>
-        </w:rPr>
-        <w:t xml:space="preserve">        </w:t>
-      </w:r>
-      <w:r>
-        <w:rPr>
-          <w:rStyle w:val="ControlFlowTok"/>
-        </w:rPr>
-        <w:t xml:space="preserve">return</w:t>
-      </w:r>
-      <w:r>
-        <w:rPr>
-          <w:rStyle w:val="NormalTok"/>
-        </w:rPr>
-        <w:t xml:space="preserve"> a </w:t>
-      </w:r>
-      <w:r>
-        <w:rPr>
-          <w:rStyle w:val="OperatorTok"/>
-        </w:rPr>
-        <w:t xml:space="preserve">+</w:t>
-      </w:r>
-      <w:r>
-        <w:rPr>
-          <w:rStyle w:val="NormalTok"/>
-        </w:rPr>
-        <w:t xml:space="preserve"> b</w:t>
-      </w:r>
-      <w:r>
-        <w:rPr>
-          <w:rStyle w:val="OperatorTok"/>
-        </w:rPr>
-        <w:t xml:space="preserve">;</w:t>
-      </w:r>
-      <w:r>
-        <w:br/>
-      </w:r>
-      <w:r>
-        <w:rPr>
-          <w:rStyle w:val="NormalTok"/>
-        </w:rPr>
-        <w:t xml:space="preserve">    </w:t>
-      </w:r>
-      <w:r>
-        <w:rPr>
-          <w:rStyle w:val="OperatorTok"/>
-        </w:rPr>
-        <w:t xml:space="preserve">}</w:t>
-      </w:r>
-      <w:r>
-        <w:br/>
-      </w:r>
-      <w:r>
-        <w:br/>
-      </w:r>
-      <w:r>
-        <w:rPr>
-          <w:rStyle w:val="NormalTok"/>
-        </w:rPr>
-        <w:t xml:space="preserve">    </w:t>
-      </w:r>
-      <w:r>
-        <w:rPr>
-          <w:rStyle w:val="KeywordTok"/>
-        </w:rPr>
-        <w:t xml:space="preserve">public</w:t>
-      </w:r>
-      <w:r>
-        <w:rPr>
-          <w:rStyle w:val="NormalTok"/>
-        </w:rPr>
-        <w:t xml:space="preserve"> </w:t>
-      </w:r>
-      <w:r>
-        <w:rPr>
-          <w:rStyle w:val="DataTypeTok"/>
-        </w:rPr>
-        <w:t xml:space="preserve">static</w:t>
-      </w:r>
-      <w:r>
-        <w:rPr>
-          <w:rStyle w:val="NormalTok"/>
-        </w:rPr>
-        <w:t xml:space="preserve"> </w:t>
-      </w:r>
-      <w:r>
-        <w:rPr>
-          <w:rStyle w:val="DataTypeTok"/>
-        </w:rPr>
-        <w:t xml:space="preserve">void</w:t>
-      </w:r>
-      <w:r>
-        <w:rPr>
-          <w:rStyle w:val="NormalTok"/>
-        </w:rPr>
-        <w:t xml:space="preserve"> </w:t>
-      </w:r>
-      <w:r>
-        <w:rPr>
-          <w:rStyle w:val="FunctionTok"/>
-        </w:rPr>
-        <w:t xml:space="preserve">main</w:t>
-      </w:r>
-      <w:r>
-        <w:rPr>
-          <w:rStyle w:val="OperatorTok"/>
-        </w:rPr>
-        <w:t xml:space="preserve">(</w:t>
-      </w:r>
-      <w:r>
-        <w:rPr>
-          <w:rStyle w:val="BuiltInTok"/>
-        </w:rPr>
-        <w:t xml:space="preserve">String</w:t>
-      </w:r>
-      <w:r>
-        <w:rPr>
-          <w:rStyle w:val="OperatorTok"/>
-        </w:rPr>
-        <w:t xml:space="preserve">[]</w:t>
-      </w:r>
-      <w:r>
-        <w:rPr>
-          <w:rStyle w:val="NormalTok"/>
-        </w:rPr>
-        <w:t xml:space="preserve"> args</w:t>
-      </w:r>
-      <w:r>
-        <w:rPr>
-          <w:rStyle w:val="OperatorTok"/>
-        </w:rPr>
-        <w:t xml:space="preserve">)</w:t>
-      </w:r>
-      <w:r>
-        <w:rPr>
-          <w:rStyle w:val="NormalTok"/>
-        </w:rPr>
-        <w:t xml:space="preserve"> </w:t>
-      </w:r>
-      <w:r>
-        <w:rPr>
-          <w:rStyle w:val="OperatorTok"/>
-        </w:rPr>
-        <w:t xml:space="preserve">{</w:t>
-      </w:r>
-      <w:r>
-        <w:br/>
-      </w:r>
-      <w:r>
-        <w:rPr>
-          <w:rStyle w:val="NormalTok"/>
-        </w:rPr>
-        <w:t xml:space="preserve">        </w:t>
-      </w:r>
-      <w:r>
-        <w:rPr>
-          <w:rStyle w:val="DataTypeTok"/>
-        </w:rPr>
-        <w:t xml:space="preserve">int</w:t>
-      </w:r>
-      <w:r>
-        <w:rPr>
-          <w:rStyle w:val="NormalTok"/>
-        </w:rPr>
-        <w:t xml:space="preserve"> number1 </w:t>
-      </w:r>
-      <w:r>
-        <w:rPr>
-          <w:rStyle w:val="OperatorTok"/>
-        </w:rPr>
-        <w:t xml:space="preserve">=</w:t>
-      </w:r>
-      <w:r>
-        <w:rPr>
-          <w:rStyle w:val="NormalTok"/>
-        </w:rPr>
-        <w:t xml:space="preserve"> </w:t>
-      </w:r>
-      <w:r>
-        <w:rPr>
-          <w:rStyle w:val="DecValTok"/>
-        </w:rPr>
-        <w:t xml:space="preserve">25</w:t>
-      </w:r>
-      <w:r>
-        <w:rPr>
-          <w:rStyle w:val="OperatorTok"/>
-        </w:rPr>
-        <w:t xml:space="preserve">;</w:t>
-      </w:r>
-      <w:r>
-        <w:br/>
-      </w:r>
-      <w:r>
-        <w:rPr>
-          <w:rStyle w:val="NormalTok"/>
-        </w:rPr>
-        <w:t xml:space="preserve">        </w:t>
-      </w:r>
-      <w:r>
-        <w:rPr>
-          <w:rStyle w:val="DataTypeTok"/>
-        </w:rPr>
-        <w:t xml:space="preserve">int</w:t>
-      </w:r>
-      <w:r>
-        <w:rPr>
-          <w:rStyle w:val="NormalTok"/>
-        </w:rPr>
-        <w:t xml:space="preserve"> number2 </w:t>
-      </w:r>
-      <w:r>
-        <w:rPr>
-          <w:rStyle w:val="OperatorTok"/>
-        </w:rPr>
-        <w:t xml:space="preserve">=</w:t>
-      </w:r>
-      <w:r>
-        <w:rPr>
-          <w:rStyle w:val="NormalTok"/>
-        </w:rPr>
-        <w:t xml:space="preserve"> </w:t>
-      </w:r>
-      <w:r>
-        <w:rPr>
-          <w:rStyle w:val="DecValTok"/>
-        </w:rPr>
-        <w:t xml:space="preserve">17</w:t>
-      </w:r>
-      <w:r>
-        <w:rPr>
-          <w:rStyle w:val="OperatorTok"/>
-        </w:rPr>
-        <w:t xml:space="preserve">;</w:t>
-      </w:r>
-      <w:r>
-        <w:br/>
-      </w:r>
-      <w:r>
-        <w:rPr>
-          <w:rStyle w:val="NormalTok"/>
-        </w:rPr>
-        <w:t xml:space="preserve">        </w:t>
-      </w:r>
-      <w:r>
-        <w:rPr>
-          <w:rStyle w:val="DataTypeTok"/>
-        </w:rPr>
-        <w:t xml:space="preserve">int</w:t>
-      </w:r>
-      <w:r>
-        <w:rPr>
-          <w:rStyle w:val="NormalTok"/>
-        </w:rPr>
-        <w:t xml:space="preserve"> result </w:t>
-      </w:r>
-      <w:r>
-        <w:rPr>
-          <w:rStyle w:val="OperatorTok"/>
-        </w:rPr>
-        <w:t xml:space="preserve">=</w:t>
-      </w:r>
-      <w:r>
-        <w:rPr>
-          <w:rStyle w:val="NormalTok"/>
-        </w:rPr>
-        <w:t xml:space="preserve"> Main</w:t>
-      </w:r>
-      <w:r>
-        <w:rPr>
-          <w:rStyle w:val="OperatorTok"/>
-        </w:rPr>
-        <w:t xml:space="preserve">.</w:t>
-      </w:r>
-      <w:r>
-        <w:rPr>
-          <w:rStyle w:val="FunctionTok"/>
-        </w:rPr>
-        <w:t xml:space="preserve">add</w:t>
-      </w:r>
-      <w:r>
-        <w:rPr>
-          <w:rStyle w:val="OperatorTok"/>
-        </w:rPr>
-        <w:t xml:space="preserve">(</w:t>
-      </w:r>
-      <w:r>
-        <w:rPr>
-          <w:rStyle w:val="NormalTok"/>
-        </w:rPr>
-        <w:t xml:space="preserve">number1</w:t>
-      </w:r>
-      <w:r>
-        <w:rPr>
-          <w:rStyle w:val="OperatorTok"/>
-        </w:rPr>
-        <w:t xml:space="preserve">,</w:t>
-      </w:r>
-      <w:r>
-        <w:rPr>
-          <w:rStyle w:val="NormalTok"/>
-        </w:rPr>
-        <w:t xml:space="preserve"> number2</w:t>
-      </w:r>
-      <w:r>
-        <w:rPr>
-          <w:rStyle w:val="OperatorTok"/>
-        </w:rPr>
-        <w:t xml:space="preserve">);</w:t>
-      </w:r>
-      <w:r>
-        <w:br/>
-      </w:r>
-      <w:r>
-        <w:rPr>
-          <w:rStyle w:val="NormalTok"/>
-        </w:rPr>
-        <w:t xml:space="preserve">        </w:t>
-      </w:r>
-      <w:r>
-        <w:rPr>
-          <w:rStyle w:val="BuiltInTok"/>
-        </w:rPr>
-        <w:t xml:space="preserve">System</w:t>
-      </w:r>
-      <w:r>
-        <w:rPr>
-          <w:rStyle w:val="OperatorTok"/>
-        </w:rPr>
-        <w:t xml:space="preserve">.</w:t>
-      </w:r>
-      <w:r>
-        <w:rPr>
-          <w:rStyle w:val="FunctionTok"/>
-        </w:rPr>
-        <w:t xml:space="preserve">out</w:t>
-      </w:r>
-      <w:r>
-        <w:rPr>
-          <w:rStyle w:val="OperatorTok"/>
-        </w:rPr>
-        <w:t xml:space="preserve">.</w:t>
-      </w:r>
-      <w:r>
-        <w:rPr>
-          <w:rStyle w:val="FunctionTok"/>
-        </w:rPr>
-        <w:t xml:space="preserve">println</w:t>
-      </w:r>
-      <w:r>
-        <w:rPr>
-          <w:rStyle w:val="OperatorTok"/>
-        </w:rPr>
-        <w:t xml:space="preserve">(</w:t>
-      </w:r>
-      <w:r>
-        <w:rPr>
-          <w:rStyle w:val="StringTok"/>
-        </w:rPr>
-        <w:t xml:space="preserve">"The sum is: "</w:t>
-      </w:r>
-      <w:r>
-        <w:rPr>
-          <w:rStyle w:val="NormalTok"/>
-        </w:rPr>
-        <w:t xml:space="preserve"> </w:t>
-      </w:r>
-      <w:r>
-        <w:rPr>
-          <w:rStyle w:val="OperatorTok"/>
-        </w:rPr>
-        <w:t xml:space="preserve">+</w:t>
-      </w:r>
-      <w:r>
-        <w:rPr>
-          <w:rStyle w:val="NormalTok"/>
-        </w:rPr>
-        <w:t xml:space="preserve"> result</w:t>
-      </w:r>
-      <w:r>
-        <w:rPr>
-          <w:rStyle w:val="OperatorTok"/>
-        </w:rPr>
-        <w:t xml:space="preserve">);</w:t>
-      </w:r>
-      <w:r>
-        <w:br/>
-      </w:r>
-      <w:r>
-        <w:rPr>
-          <w:rStyle w:val="NormalTok"/>
-        </w:rPr>
-        <w:t xml:space="preserve">    </w:t>
-      </w:r>
-      <w:r>
-        <w:rPr>
-          <w:rStyle w:val="OperatorTok"/>
-        </w:rPr>
-        <w:t xml:space="preserve">}</w:t>
-      </w:r>
-      <w:r>
-        <w:br/>
-      </w:r>
-      <w:r>
-        <w:rPr>
-          <w:rStyle w:val="OperatorTok"/>
-        </w:rPr>
-        <w:t xml:space="preserve">}</w:t>
+        <w:pStyle w:val="BodyText"/>
+      </w:pPr>
+      <w:r>
+        <w:rPr>
+          <w:rStyle w:val="VerbatimChar"/>
+        </w:rPr>
+        <w:t xml:space="preserve">15</w:t>
+      </w:r>
+    </w:p>
+    <w:bookmarkEnd w:id="19"/>
+    <w:bookmarkStart w:id="21" w:name="example-1"/>
+    <w:p>
+      <w:pPr>
+        <w:pStyle w:val="Heading2"/>
+      </w:pPr>
+      <w:r>
+        <w:rPr>
+          <w:rStyle w:val="SectionNumber"/>
+        </w:rPr>
+        <w:t xml:space="preserve">2.5</w:t>
+      </w:r>
+      <w:r>
+        <w:tab/>
+      </w:r>
+      <w:r>
+        <w:t xml:space="preserve">Example</w:t>
       </w:r>
     </w:p>
     <w:p>
       <w:pPr>
+        <w:pStyle w:val="SourceCode"/>
+      </w:pPr>
+      <w:r>
+        <w:rPr>
+          <w:rStyle w:val="CommentTok"/>
+        </w:rPr>
+        <w:t xml:space="preserve">// Example usage</w:t>
+      </w:r>
+      <w:r>
+        <w:br/>
+      </w:r>
+      <w:r>
+        <w:rPr>
+          <w:rStyle w:val="KeywordTok"/>
+        </w:rPr>
+        <w:t xml:space="preserve">public</w:t>
+      </w:r>
+      <w:r>
+        <w:rPr>
+          <w:rStyle w:val="NormalTok"/>
+        </w:rPr>
+        <w:t xml:space="preserve"> </w:t>
+      </w:r>
+      <w:r>
+        <w:rPr>
+          <w:rStyle w:val="KeywordTok"/>
+        </w:rPr>
+        <w:t xml:space="preserve">class</w:t>
+      </w:r>
+      <w:r>
+        <w:rPr>
+          <w:rStyle w:val="NormalTok"/>
+        </w:rPr>
+        <w:t xml:space="preserve"> Main </w:t>
+      </w:r>
+      <w:r>
+        <w:rPr>
+          <w:rStyle w:val="OperatorTok"/>
+        </w:rPr>
+        <w:t xml:space="preserve">{</w:t>
+      </w:r>
+      <w:r>
+        <w:br/>
+      </w:r>
+      <w:r>
+        <w:rPr>
+          <w:rStyle w:val="NormalTok"/>
+        </w:rPr>
+        <w:t xml:space="preserve">    </w:t>
+      </w:r>
+      <w:r>
+        <w:rPr>
+          <w:rStyle w:val="KeywordTok"/>
+        </w:rPr>
+        <w:t xml:space="preserve">public</w:t>
+      </w:r>
+      <w:r>
+        <w:rPr>
+          <w:rStyle w:val="NormalTok"/>
+        </w:rPr>
+        <w:t xml:space="preserve"> </w:t>
+      </w:r>
+      <w:r>
+        <w:rPr>
+          <w:rStyle w:val="DataTypeTok"/>
+        </w:rPr>
+        <w:t xml:space="preserve">static</w:t>
+      </w:r>
+      <w:r>
+        <w:rPr>
+          <w:rStyle w:val="NormalTok"/>
+        </w:rPr>
+        <w:t xml:space="preserve"> </w:t>
+      </w:r>
+      <w:r>
+        <w:rPr>
+          <w:rStyle w:val="DataTypeTok"/>
+        </w:rPr>
+        <w:t xml:space="preserve">int</w:t>
+      </w:r>
+      <w:r>
+        <w:rPr>
+          <w:rStyle w:val="NormalTok"/>
+        </w:rPr>
+        <w:t xml:space="preserve"> </w:t>
+      </w:r>
+      <w:r>
+        <w:rPr>
+          <w:rStyle w:val="FunctionTok"/>
+        </w:rPr>
+        <w:t xml:space="preserve">add</w:t>
+      </w:r>
+      <w:r>
+        <w:rPr>
+          <w:rStyle w:val="OperatorTok"/>
+        </w:rPr>
+        <w:t xml:space="preserve">(</w:t>
+      </w:r>
+      <w:r>
+        <w:rPr>
+          <w:rStyle w:val="DataTypeTok"/>
+        </w:rPr>
+        <w:t xml:space="preserve">int</w:t>
+      </w:r>
+      <w:r>
+        <w:rPr>
+          <w:rStyle w:val="NormalTok"/>
+        </w:rPr>
+        <w:t xml:space="preserve"> a</w:t>
+      </w:r>
+      <w:r>
+        <w:rPr>
+          <w:rStyle w:val="OperatorTok"/>
+        </w:rPr>
+        <w:t xml:space="preserve">,</w:t>
+      </w:r>
+      <w:r>
+        <w:rPr>
+          <w:rStyle w:val="NormalTok"/>
+        </w:rPr>
+        <w:t xml:space="preserve"> </w:t>
+      </w:r>
+      <w:r>
+        <w:rPr>
+          <w:rStyle w:val="DataTypeTok"/>
+        </w:rPr>
+        <w:t xml:space="preserve">int</w:t>
+      </w:r>
+      <w:r>
+        <w:rPr>
+          <w:rStyle w:val="NormalTok"/>
+        </w:rPr>
+        <w:t xml:space="preserve"> b</w:t>
+      </w:r>
+      <w:r>
+        <w:rPr>
+          <w:rStyle w:val="OperatorTok"/>
+        </w:rPr>
+        <w:t xml:space="preserve">)</w:t>
+      </w:r>
+      <w:r>
+        <w:rPr>
+          <w:rStyle w:val="NormalTok"/>
+        </w:rPr>
+        <w:t xml:space="preserve"> </w:t>
+      </w:r>
+      <w:r>
+        <w:rPr>
+          <w:rStyle w:val="OperatorTok"/>
+        </w:rPr>
+        <w:t xml:space="preserve">{</w:t>
+      </w:r>
+      <w:r>
+        <w:br/>
+      </w:r>
+      <w:r>
+        <w:rPr>
+          <w:rStyle w:val="NormalTok"/>
+        </w:rPr>
+        <w:t xml:space="preserve">        </w:t>
+      </w:r>
+      <w:r>
+        <w:rPr>
+          <w:rStyle w:val="ControlFlowTok"/>
+        </w:rPr>
+        <w:t xml:space="preserve">return</w:t>
+      </w:r>
+      <w:r>
+        <w:rPr>
+          <w:rStyle w:val="NormalTok"/>
+        </w:rPr>
+        <w:t xml:space="preserve"> a </w:t>
+      </w:r>
+      <w:r>
+        <w:rPr>
+          <w:rStyle w:val="OperatorTok"/>
+        </w:rPr>
+        <w:t xml:space="preserve">+</w:t>
+      </w:r>
+      <w:r>
+        <w:rPr>
+          <w:rStyle w:val="NormalTok"/>
+        </w:rPr>
+        <w:t xml:space="preserve"> b</w:t>
+      </w:r>
+      <w:r>
+        <w:rPr>
+          <w:rStyle w:val="OperatorTok"/>
+        </w:rPr>
+        <w:t xml:space="preserve">;</w:t>
+      </w:r>
+      <w:r>
+        <w:br/>
+      </w:r>
+      <w:r>
+        <w:rPr>
+          <w:rStyle w:val="NormalTok"/>
+        </w:rPr>
+        <w:t xml:space="preserve">    </w:t>
+      </w:r>
+      <w:r>
+        <w:rPr>
+          <w:rStyle w:val="OperatorTok"/>
+        </w:rPr>
+        <w:t xml:space="preserve">}</w:t>
+      </w:r>
+      <w:r>
+        <w:br/>
+      </w:r>
+      <w:r>
+        <w:br/>
+      </w:r>
+      <w:r>
+        <w:rPr>
+          <w:rStyle w:val="NormalTok"/>
+        </w:rPr>
+        <w:t xml:space="preserve">    </w:t>
+      </w:r>
+      <w:r>
+        <w:rPr>
+          <w:rStyle w:val="KeywordTok"/>
+        </w:rPr>
+        <w:t xml:space="preserve">public</w:t>
+      </w:r>
+      <w:r>
+        <w:rPr>
+          <w:rStyle w:val="NormalTok"/>
+        </w:rPr>
+        <w:t xml:space="preserve"> </w:t>
+      </w:r>
+      <w:r>
+        <w:rPr>
+          <w:rStyle w:val="DataTypeTok"/>
+        </w:rPr>
+        <w:t xml:space="preserve">static</w:t>
+      </w:r>
+      <w:r>
+        <w:rPr>
+          <w:rStyle w:val="NormalTok"/>
+        </w:rPr>
+        <w:t xml:space="preserve"> </w:t>
+      </w:r>
+      <w:r>
+        <w:rPr>
+          <w:rStyle w:val="DataTypeTok"/>
+        </w:rPr>
+        <w:t xml:space="preserve">void</w:t>
+      </w:r>
+      <w:r>
+        <w:rPr>
+          <w:rStyle w:val="NormalTok"/>
+        </w:rPr>
+        <w:t xml:space="preserve"> </w:t>
+      </w:r>
+      <w:r>
+        <w:rPr>
+          <w:rStyle w:val="FunctionTok"/>
+        </w:rPr>
+        <w:t xml:space="preserve">main</w:t>
+      </w:r>
+      <w:r>
+        <w:rPr>
+          <w:rStyle w:val="OperatorTok"/>
+        </w:rPr>
+        <w:t xml:space="preserve">(</w:t>
+      </w:r>
+      <w:r>
+        <w:rPr>
+          <w:rStyle w:val="BuiltInTok"/>
+        </w:rPr>
+        <w:t xml:space="preserve">String</w:t>
+      </w:r>
+      <w:r>
+        <w:rPr>
+          <w:rStyle w:val="OperatorTok"/>
+        </w:rPr>
+        <w:t xml:space="preserve">[]</w:t>
+      </w:r>
+      <w:r>
+        <w:rPr>
+          <w:rStyle w:val="NormalTok"/>
+        </w:rPr>
+        <w:t xml:space="preserve"> args</w:t>
+      </w:r>
+      <w:r>
+        <w:rPr>
+          <w:rStyle w:val="OperatorTok"/>
+        </w:rPr>
+        <w:t xml:space="preserve">)</w:t>
+      </w:r>
+      <w:r>
+        <w:rPr>
+          <w:rStyle w:val="NormalTok"/>
+        </w:rPr>
+        <w:t xml:space="preserve"> </w:t>
+      </w:r>
+      <w:r>
+        <w:rPr>
+          <w:rStyle w:val="OperatorTok"/>
+        </w:rPr>
+        <w:t xml:space="preserve">{</w:t>
+      </w:r>
+      <w:r>
+        <w:br/>
+      </w:r>
+      <w:r>
+        <w:rPr>
+          <w:rStyle w:val="NormalTok"/>
+        </w:rPr>
+        <w:t xml:space="preserve">        </w:t>
+      </w:r>
+      <w:r>
+        <w:rPr>
+          <w:rStyle w:val="DataTypeTok"/>
+        </w:rPr>
+        <w:t xml:space="preserve">int</w:t>
+      </w:r>
+      <w:r>
+        <w:rPr>
+          <w:rStyle w:val="NormalTok"/>
+        </w:rPr>
+        <w:t xml:space="preserve"> number1 </w:t>
+      </w:r>
+      <w:r>
+        <w:rPr>
+          <w:rStyle w:val="OperatorTok"/>
+        </w:rPr>
+        <w:t xml:space="preserve">=</w:t>
+      </w:r>
+      <w:r>
+        <w:rPr>
+          <w:rStyle w:val="NormalTok"/>
+        </w:rPr>
+        <w:t xml:space="preserve"> </w:t>
+      </w:r>
+      <w:r>
+        <w:rPr>
+          <w:rStyle w:val="DecValTok"/>
+        </w:rPr>
+        <w:t xml:space="preserve">7</w:t>
+      </w:r>
+      <w:r>
+        <w:rPr>
+          <w:rStyle w:val="OperatorTok"/>
+        </w:rPr>
+        <w:t xml:space="preserve">;</w:t>
+      </w:r>
+      <w:r>
+        <w:br/>
+      </w:r>
+      <w:r>
+        <w:rPr>
+          <w:rStyle w:val="NormalTok"/>
+        </w:rPr>
+        <w:t xml:space="preserve">        </w:t>
+      </w:r>
+      <w:r>
+        <w:rPr>
+          <w:rStyle w:val="DataTypeTok"/>
+        </w:rPr>
+        <w:t xml:space="preserve">int</w:t>
+      </w:r>
+      <w:r>
+        <w:rPr>
+          <w:rStyle w:val="NormalTok"/>
+        </w:rPr>
+        <w:t xml:space="preserve"> number2 </w:t>
+      </w:r>
+      <w:r>
+        <w:rPr>
+          <w:rStyle w:val="OperatorTok"/>
+        </w:rPr>
+        <w:t xml:space="preserve">=</w:t>
+      </w:r>
+      <w:r>
+        <w:rPr>
+          <w:rStyle w:val="NormalTok"/>
+        </w:rPr>
+        <w:t xml:space="preserve"> </w:t>
+      </w:r>
+      <w:r>
+        <w:rPr>
+          <w:rStyle w:val="DecValTok"/>
+        </w:rPr>
+        <w:t xml:space="preserve">8</w:t>
+      </w:r>
+      <w:r>
+        <w:rPr>
+          <w:rStyle w:val="OperatorTok"/>
+        </w:rPr>
+        <w:t xml:space="preserve">;</w:t>
+      </w:r>
+      <w:r>
+        <w:br/>
+      </w:r>
+      <w:r>
+        <w:rPr>
+          <w:rStyle w:val="NormalTok"/>
+        </w:rPr>
+        <w:t xml:space="preserve">        </w:t>
+      </w:r>
+      <w:r>
+        <w:rPr>
+          <w:rStyle w:val="DataTypeTok"/>
+        </w:rPr>
+        <w:t xml:space="preserve">int</w:t>
+      </w:r>
+      <w:r>
+        <w:rPr>
+          <w:rStyle w:val="NormalTok"/>
+        </w:rPr>
+        <w:t xml:space="preserve"> sum </w:t>
+      </w:r>
+      <w:r>
+        <w:rPr>
+          <w:rStyle w:val="OperatorTok"/>
+        </w:rPr>
+        <w:t xml:space="preserve">=</w:t>
+      </w:r>
+      <w:r>
+        <w:rPr>
+          <w:rStyle w:val="NormalTok"/>
+        </w:rPr>
+        <w:t xml:space="preserve"> </w:t>
+      </w:r>
+      <w:r>
+        <w:rPr>
+          <w:rStyle w:val="FunctionTok"/>
+        </w:rPr>
+        <w:t xml:space="preserve">add</w:t>
+      </w:r>
+      <w:r>
+        <w:rPr>
+          <w:rStyle w:val="OperatorTok"/>
+        </w:rPr>
+        <w:t xml:space="preserve">(</w:t>
+      </w:r>
+      <w:r>
+        <w:rPr>
+          <w:rStyle w:val="NormalTok"/>
+        </w:rPr>
+        <w:t xml:space="preserve">number1</w:t>
+      </w:r>
+      <w:r>
+        <w:rPr>
+          <w:rStyle w:val="OperatorTok"/>
+        </w:rPr>
+        <w:t xml:space="preserve">,</w:t>
+      </w:r>
+      <w:r>
+        <w:rPr>
+          <w:rStyle w:val="NormalTok"/>
+        </w:rPr>
+        <w:t xml:space="preserve"> number2</w:t>
+      </w:r>
+      <w:r>
+        <w:rPr>
+          <w:rStyle w:val="OperatorTok"/>
+        </w:rPr>
+        <w:t xml:space="preserve">);</w:t>
+      </w:r>
+      <w:r>
+        <w:br/>
+      </w:r>
+      <w:r>
+        <w:rPr>
+          <w:rStyle w:val="NormalTok"/>
+        </w:rPr>
+        <w:t xml:space="preserve">        </w:t>
+      </w:r>
+      <w:r>
+        <w:rPr>
+          <w:rStyle w:val="BuiltInTok"/>
+        </w:rPr>
+        <w:t xml:space="preserve">System</w:t>
+      </w:r>
+      <w:r>
+        <w:rPr>
+          <w:rStyle w:val="OperatorTok"/>
+        </w:rPr>
+        <w:t xml:space="preserve">.</w:t>
+      </w:r>
+      <w:r>
+        <w:rPr>
+          <w:rStyle w:val="FunctionTok"/>
+        </w:rPr>
+        <w:t xml:space="preserve">out</w:t>
+      </w:r>
+      <w:r>
+        <w:rPr>
+          <w:rStyle w:val="OperatorTok"/>
+        </w:rPr>
+        <w:t xml:space="preserve">.</w:t>
+      </w:r>
+      <w:r>
+        <w:rPr>
+          <w:rStyle w:val="FunctionTok"/>
+        </w:rPr>
+        <w:t xml:space="preserve">println</w:t>
+      </w:r>
+      <w:r>
+        <w:rPr>
+          <w:rStyle w:val="OperatorTok"/>
+        </w:rPr>
+        <w:t xml:space="preserve">(</w:t>
+      </w:r>
+      <w:r>
+        <w:rPr>
+          <w:rStyle w:val="StringTok"/>
+        </w:rPr>
+        <w:t xml:space="preserve">"The sum is: "</w:t>
+      </w:r>
+      <w:r>
+        <w:rPr>
+          <w:rStyle w:val="NormalTok"/>
+        </w:rPr>
+        <w:t xml:space="preserve"> </w:t>
+      </w:r>
+      <w:r>
+        <w:rPr>
+          <w:rStyle w:val="OperatorTok"/>
+        </w:rPr>
+        <w:t xml:space="preserve">+</w:t>
+      </w:r>
+      <w:r>
+        <w:rPr>
+          <w:rStyle w:val="NormalTok"/>
+        </w:rPr>
+        <w:t xml:space="preserve"> sum</w:t>
+      </w:r>
+      <w:r>
+        <w:rPr>
+          <w:rStyle w:val="OperatorTok"/>
+        </w:rPr>
+        <w:t xml:space="preserve">);</w:t>
+      </w:r>
+      <w:r>
+        <w:br/>
+      </w:r>
+      <w:r>
+        <w:rPr>
+          <w:rStyle w:val="NormalTok"/>
+        </w:rPr>
+        <w:t xml:space="preserve">    </w:t>
+      </w:r>
+      <w:r>
+        <w:rPr>
+          <w:rStyle w:val="OperatorTok"/>
+        </w:rPr>
+        <w:t xml:space="preserve">}</w:t>
+      </w:r>
+      <w:r>
+        <w:br/>
+      </w:r>
+      <w:r>
+        <w:rPr>
+          <w:rStyle w:val="OperatorTok"/>
+        </w:rPr>
+        <w:t xml:space="preserve">}</w:t>
+      </w:r>
+    </w:p>
+    <w:p>
+      <w:pPr>
         <w:pStyle w:val="FirstParagraph"/>
       </w:pPr>
       <w:r>
@@ -2390,7 +2414,7 @@
         <w:rPr>
           <w:rStyle w:val="VerbatimChar"/>
         </w:rPr>
-        <w:t xml:space="preserve">The sum is: 42</w:t>
+        <w:t xml:space="preserve">The sum is: 15</w:t>
       </w:r>
     </w:p>
     <w:p>
@@ -2407,7 +2431,7 @@
         </w:pict>
       </w:r>
     </w:p>
-    <w:bookmarkStart w:id="24" w:name="functiondef-factorial"/>
+    <w:bookmarkStart w:id="20" w:name="functiondef-factorial"/>
     <w:p>
       <w:pPr>
         <w:pStyle w:val="Heading3"/>
@@ -2425,10 +2449,10 @@
         <w:t xml:space="preserve">FunctionDef factorial</w:t>
       </w:r>
     </w:p>
-    <w:bookmarkEnd w:id="24"/>
-    <w:bookmarkEnd w:id="25"/>
-    <w:bookmarkEnd w:id="26"/>
-    <w:bookmarkStart w:id="33" w:name="function-factorial"/>
+    <w:bookmarkEnd w:id="20"/>
+    <w:bookmarkEnd w:id="21"/>
+    <w:bookmarkEnd w:id="22"/>
+    <w:bookmarkStart w:id="29" w:name="function-factorial"/>
     <w:p>
       <w:pPr>
         <w:pStyle w:val="Heading1"/>
@@ -2446,7 +2470,7 @@
         <w:t xml:space="preserve">Function: factorial</w:t>
       </w:r>
     </w:p>
-    <w:bookmarkStart w:id="27" w:name="overview-2"/>
+    <w:bookmarkStart w:id="23" w:name="overview-2"/>
     <w:p>
       <w:pPr>
         <w:pStyle w:val="Heading2"/>
@@ -2487,8 +2511,8 @@
         <w:t xml:space="preserve">function recursively calculates the factorial of a given non-negative integer.</w:t>
       </w:r>
     </w:p>
-    <w:bookmarkEnd w:id="27"/>
-    <w:bookmarkStart w:id="28" w:name="parameters-1"/>
+    <w:bookmarkEnd w:id="23"/>
+    <w:bookmarkStart w:id="24" w:name="parameters-1"/>
     <w:p>
       <w:pPr>
         <w:pStyle w:val="Heading2"/>
@@ -2521,26 +2545,11 @@
         <w:t xml:space="preserve">n</w:t>
       </w:r>
       <w:r>
-        <w:t xml:space="preserve">:</w:t>
-      </w:r>
-      <w:r>
-        <w:t xml:space="preserve"> </w:t>
-      </w:r>
-      <w:r>
-        <w:rPr>
-          <w:rStyle w:val="VerbatimChar"/>
-        </w:rPr>
-        <w:t xml:space="preserve">int</w:t>
-      </w:r>
-      <w:r>
-        <w:t xml:space="preserve"> </w:t>
-      </w:r>
-      <w:r>
-        <w:t xml:space="preserve">- The non-negative integer for which to calculate the factorial.</w:t>
+        <w:t xml:space="preserve">: The non-negative integer for which the factorial will be calculated.</w:t>
       </w:r>
     </w:p>
-    <w:bookmarkEnd w:id="28"/>
-    <w:bookmarkStart w:id="29" w:name="description-2"/>
+    <w:bookmarkEnd w:id="24"/>
+    <w:bookmarkStart w:id="25" w:name="description-2"/>
     <w:p>
       <w:pPr>
         <w:pStyle w:val="Heading2"/>
@@ -2563,7 +2572,7 @@
         <w:pStyle w:val="FirstParagraph"/>
       </w:pPr>
       <w:r>
-        <w:t xml:space="preserve">This function computes the factorial of an integer</w:t>
+        <w:t xml:space="preserve">This function computes the factorial of a number</w:t>
       </w:r>
       <w:r>
         <w:t xml:space="preserve"> </w:t>
@@ -2590,7 +2599,7 @@
         <w:t xml:space="preserve"> </w:t>
       </w:r>
       <w:r>
-        <w:t xml:space="preserve">(i.e., n!). It employs a recursive approach.</w:t>
+        <w:t xml:space="preserve">(n!). It employs a recursive approach to solve the problem.</w:t>
       </w:r>
     </w:p>
     <w:p>
@@ -2598,25 +2607,338 @@
         <w:pStyle w:val="BodyText"/>
       </w:pPr>
       <w:r>
-        <w:t xml:space="preserve">The logic is divided into two main parts:</w:t>
+        <w:t xml:space="preserve">The logic follows two main paths:</w:t>
+      </w:r>
+      <w:r>
+        <w:t xml:space="preserve"> </w:t>
+      </w:r>
+      <w:r>
+        <w:t xml:space="preserve">1.</w:t>
+      </w:r>
+      <w:r>
+        <w:t xml:space="preserve"> </w:t>
+      </w:r>
+      <w:r>
+        <w:rPr>
+          <w:b/>
+          <w:bCs/>
+        </w:rPr>
+        <w:t xml:space="preserve">Base Case</w:t>
+      </w:r>
+      <w:r>
+        <w:t xml:space="preserve">: If the input</w:t>
+      </w:r>
+      <w:r>
+        <w:t xml:space="preserve"> </w:t>
+      </w:r>
+      <w:r>
+        <w:rPr>
+          <w:rStyle w:val="VerbatimChar"/>
+        </w:rPr>
+        <w:t xml:space="preserve">n</w:t>
+      </w:r>
+      <w:r>
+        <w:t xml:space="preserve"> </w:t>
+      </w:r>
+      <w:r>
+        <w:t xml:space="preserve">is less than or equal to 1, the function returns</w:t>
+      </w:r>
+      <w:r>
+        <w:t xml:space="preserve"> </w:t>
+      </w:r>
+      <w:r>
+        <w:rPr>
+          <w:rStyle w:val="VerbatimChar"/>
+        </w:rPr>
+        <w:t xml:space="preserve">1</w:t>
+      </w:r>
+      <w:r>
+        <w:t xml:space="preserve">. This is because the factorial of 0 (0!) and 1 (1!) are both defined as 1. This condition serves as the termination point for the recursion.</w:t>
+      </w:r>
+      <w:r>
+        <w:t xml:space="preserve"> </w:t>
+      </w:r>
+      <w:r>
+        <w:t xml:space="preserve">2.</w:t>
+      </w:r>
+      <w:r>
+        <w:t xml:space="preserve"> </w:t>
+      </w:r>
+      <w:r>
+        <w:rPr>
+          <w:b/>
+          <w:bCs/>
+        </w:rPr>
+        <w:t xml:space="preserve">Recursive Step</w:t>
+      </w:r>
+      <w:r>
+        <w:t xml:space="preserve">: If</w:t>
+      </w:r>
+      <w:r>
+        <w:t xml:space="preserve"> </w:t>
+      </w:r>
+      <w:r>
+        <w:rPr>
+          <w:rStyle w:val="VerbatimChar"/>
+        </w:rPr>
+        <w:t xml:space="preserve">n</w:t>
+      </w:r>
+      <w:r>
+        <w:t xml:space="preserve"> </w:t>
+      </w:r>
+      <w:r>
+        <w:t xml:space="preserve">is greater than 1, the function returns the product of</w:t>
+      </w:r>
+      <w:r>
+        <w:t xml:space="preserve"> </w:t>
+      </w:r>
+      <w:r>
+        <w:rPr>
+          <w:rStyle w:val="VerbatimChar"/>
+        </w:rPr>
+        <w:t xml:space="preserve">n</w:t>
+      </w:r>
+      <w:r>
+        <w:t xml:space="preserve"> </w:t>
+      </w:r>
+      <w:r>
+        <w:t xml:space="preserve">and the result of calling itself with</w:t>
+      </w:r>
+      <w:r>
+        <w:t xml:space="preserve"> </w:t>
+      </w:r>
+      <w:r>
+        <w:rPr>
+          <w:rStyle w:val="VerbatimChar"/>
+        </w:rPr>
+        <w:t xml:space="preserve">n - 1</w:t>
+      </w:r>
+      <w:r>
+        <w:t xml:space="preserve">.</w:t>
       </w:r>
     </w:p>
     <w:p>
       <w:pPr>
+        <w:pStyle w:val="BodyText"/>
+      </w:pPr>
+      <w:r>
+        <w:t xml:space="preserve">For example, a call to</w:t>
+      </w:r>
+      <w:r>
+        <w:t xml:space="preserve"> </w:t>
+      </w:r>
+      <w:r>
+        <w:rPr>
+          <w:rStyle w:val="VerbatimChar"/>
+        </w:rPr>
+        <w:t xml:space="preserve">factorial(4)</w:t>
+      </w:r>
+      <w:r>
+        <w:t xml:space="preserve"> </w:t>
+      </w:r>
+      <w:r>
+        <w:t xml:space="preserve">would execute as follows:</w:t>
+      </w:r>
+      <w:r>
+        <w:t xml:space="preserve"> </w:t>
+      </w:r>
+      <w:r>
+        <w:t xml:space="preserve">-</w:t>
+      </w:r>
+      <w:r>
+        <w:t xml:space="preserve"> </w:t>
+      </w:r>
+      <w:r>
+        <w:rPr>
+          <w:rStyle w:val="VerbatimChar"/>
+        </w:rPr>
+        <w:t xml:space="preserve">factorial(4)</w:t>
+      </w:r>
+      <w:r>
+        <w:t xml:space="preserve"> </w:t>
+      </w:r>
+      <w:r>
+        <w:t xml:space="preserve">returns</w:t>
+      </w:r>
+      <w:r>
+        <w:t xml:space="preserve"> </w:t>
+      </w:r>
+      <w:r>
+        <w:rPr>
+          <w:rStyle w:val="VerbatimChar"/>
+        </w:rPr>
+        <w:t xml:space="preserve">4 * factorial(3)</w:t>
+      </w:r>
+      <w:r>
+        <w:t xml:space="preserve"> </w:t>
+      </w:r>
+      <w:r>
+        <w:t xml:space="preserve">-</w:t>
+      </w:r>
+      <w:r>
+        <w:t xml:space="preserve"> </w:t>
+      </w:r>
+      <w:r>
+        <w:rPr>
+          <w:rStyle w:val="VerbatimChar"/>
+        </w:rPr>
+        <w:t xml:space="preserve">factorial(3)</w:t>
+      </w:r>
+      <w:r>
+        <w:t xml:space="preserve"> </w:t>
+      </w:r>
+      <w:r>
+        <w:t xml:space="preserve">returns</w:t>
+      </w:r>
+      <w:r>
+        <w:t xml:space="preserve"> </w:t>
+      </w:r>
+      <w:r>
+        <w:rPr>
+          <w:rStyle w:val="VerbatimChar"/>
+        </w:rPr>
+        <w:t xml:space="preserve">3 * factorial(2)</w:t>
+      </w:r>
+      <w:r>
+        <w:t xml:space="preserve"> </w:t>
+      </w:r>
+      <w:r>
+        <w:t xml:space="preserve">-</w:t>
+      </w:r>
+      <w:r>
+        <w:t xml:space="preserve"> </w:t>
+      </w:r>
+      <w:r>
+        <w:rPr>
+          <w:rStyle w:val="VerbatimChar"/>
+        </w:rPr>
+        <w:t xml:space="preserve">factorial(2)</w:t>
+      </w:r>
+      <w:r>
+        <w:t xml:space="preserve"> </w:t>
+      </w:r>
+      <w:r>
+        <w:t xml:space="preserve">returns</w:t>
+      </w:r>
+      <w:r>
+        <w:t xml:space="preserve"> </w:t>
+      </w:r>
+      <w:r>
+        <w:rPr>
+          <w:rStyle w:val="VerbatimChar"/>
+        </w:rPr>
+        <w:t xml:space="preserve">2 * factorial(1)</w:t>
+      </w:r>
+      <w:r>
+        <w:t xml:space="preserve"> </w:t>
+      </w:r>
+      <w:r>
+        <w:t xml:space="preserve">-</w:t>
+      </w:r>
+      <w:r>
+        <w:t xml:space="preserve"> </w:t>
+      </w:r>
+      <w:r>
+        <w:rPr>
+          <w:rStyle w:val="VerbatimChar"/>
+        </w:rPr>
+        <w:t xml:space="preserve">factorial(1)</w:t>
+      </w:r>
+      <w:r>
+        <w:t xml:space="preserve"> </w:t>
+      </w:r>
+      <w:r>
+        <w:t xml:space="preserve">returns</w:t>
+      </w:r>
+      <w:r>
+        <w:t xml:space="preserve"> </w:t>
+      </w:r>
+      <w:r>
+        <w:rPr>
+          <w:rStyle w:val="VerbatimChar"/>
+        </w:rPr>
+        <w:t xml:space="preserve">1</w:t>
+      </w:r>
+      <w:r>
+        <w:t xml:space="preserve"> </w:t>
+      </w:r>
+      <w:r>
+        <w:t xml:space="preserve">(base case)</w:t>
+      </w:r>
+    </w:p>
+    <w:p>
+      <w:pPr>
+        <w:pStyle w:val="BodyText"/>
+      </w:pPr>
+      <w:r>
+        <w:t xml:space="preserve">The results are then multiplied back up the call stack:</w:t>
+      </w:r>
+      <w:r>
+        <w:t xml:space="preserve"> </w:t>
+      </w:r>
+      <w:r>
+        <w:rPr>
+          <w:rStyle w:val="VerbatimChar"/>
+        </w:rPr>
+        <w:t xml:space="preserve">2 * 1 = 2</w:t>
+      </w:r>
+      <w:r>
+        <w:t xml:space="preserve">, then</w:t>
+      </w:r>
+      <w:r>
+        <w:t xml:space="preserve"> </w:t>
+      </w:r>
+      <w:r>
+        <w:rPr>
+          <w:rStyle w:val="VerbatimChar"/>
+        </w:rPr>
+        <w:t xml:space="preserve">3 * 2 = 6</w:t>
+      </w:r>
+      <w:r>
+        <w:t xml:space="preserve">, and finally</w:t>
+      </w:r>
+      <w:r>
+        <w:t xml:space="preserve"> </w:t>
+      </w:r>
+      <w:r>
+        <w:rPr>
+          <w:rStyle w:val="VerbatimChar"/>
+        </w:rPr>
+        <w:t xml:space="preserve">4 * 6 = 24</w:t>
+      </w:r>
+      <w:r>
+        <w:t xml:space="preserve">.</w:t>
+      </w:r>
+    </w:p>
+    <w:bookmarkEnd w:id="25"/>
+    <w:bookmarkStart w:id="26" w:name="usage-notes-2"/>
+    <w:p>
+      <w:pPr>
+        <w:pStyle w:val="Heading2"/>
+      </w:pPr>
+      <w:r>
+        <w:rPr>
+          <w:rStyle w:val="SectionNumber"/>
+        </w:rPr>
+        <w:t xml:space="preserve">3.4</w:t>
+      </w:r>
+      <w:r>
+        <w:tab/>
+      </w:r>
+      <w:r>
+        <w:t xml:space="preserve">Usage Notes</w:t>
+      </w:r>
+    </w:p>
+    <w:p>
+      <w:pPr>
+        <w:pStyle w:val="Compact"/>
         <w:numPr>
           <w:ilvl w:val="0"/>
           <w:numId w:val="1004"/>
         </w:numPr>
       </w:pPr>
       <w:r>
-        <w:rPr>
-          <w:b/>
-          <w:bCs/>
-        </w:rPr>
-        <w:t xml:space="preserve">Base Case</w:t>
-      </w:r>
-      <w:r>
-        <w:t xml:space="preserve">: The recursion terminates when the input</w:t>
+        <w:t xml:space="preserve">The function is intended for non-negative integers. Providing a negative integer will cause infinite recursion, leading to a</w:t>
       </w:r>
       <w:r>
         <w:t xml:space="preserve"> </w:t>
@@ -2625,61 +2947,106 @@
         <w:rPr>
           <w:rStyle w:val="VerbatimChar"/>
         </w:rPr>
-        <w:t xml:space="preserve">n</w:t>
-      </w:r>
-      <w:r>
-        <w:t xml:space="preserve"> </w:t>
-      </w:r>
-      <w:r>
-        <w:t xml:space="preserve">is less than or equal to 1. In this scenario, the function returns</w:t>
-      </w:r>
-      <w:r>
-        <w:t xml:space="preserve"> </w:t>
-      </w:r>
-      <w:r>
-        <w:rPr>
-          <w:rStyle w:val="VerbatimChar"/>
-        </w:rPr>
-        <w:t xml:space="preserve">1</w:t>
-      </w:r>
-      <w:r>
-        <w:t xml:space="preserve">. This is because the factorial of 1 (</w:t>
-      </w:r>
-      <w:r>
-        <w:rPr>
-          <w:rStyle w:val="VerbatimChar"/>
-        </w:rPr>
-        <w:t xml:space="preserve">1!</w:t>
-      </w:r>
-      <w:r>
-        <w:t xml:space="preserve">) is 1, and by convention, the factorial of 0 (</w:t>
-      </w:r>
-      <w:r>
-        <w:rPr>
-          <w:rStyle w:val="VerbatimChar"/>
-        </w:rPr>
-        <w:t xml:space="preserve">0!</w:t>
-      </w:r>
-      <w:r>
-        <w:t xml:space="preserve">) is also 1.</w:t>
+        <w:t xml:space="preserve">StackOverflowError</w:t>
+      </w:r>
+      <w:r>
+        <w:t xml:space="preserve">.</w:t>
       </w:r>
     </w:p>
     <w:p>
       <w:pPr>
+        <w:pStyle w:val="Compact"/>
         <w:numPr>
           <w:ilvl w:val="0"/>
           <w:numId w:val="1004"/>
         </w:numPr>
       </w:pPr>
       <w:r>
+        <w:t xml:space="preserve">The return type is</w:t>
+      </w:r>
+      <w:r>
+        <w:t xml:space="preserve"> </w:t>
+      </w:r>
+      <w:r>
+        <w:rPr>
+          <w:rStyle w:val="VerbatimChar"/>
+        </w:rPr>
+        <w:t xml:space="preserve">int</w:t>
+      </w:r>
+      <w:r>
+        <w:t xml:space="preserve">. Factorial values grow very rapidly. The largest factorial that can be stored in a standard 32-bit signed</w:t>
+      </w:r>
+      <w:r>
+        <w:t xml:space="preserve"> </w:t>
+      </w:r>
+      <w:r>
+        <w:rPr>
+          <w:rStyle w:val="VerbatimChar"/>
+        </w:rPr>
+        <w:t xml:space="preserve">int</w:t>
+      </w:r>
+      <w:r>
+        <w:t xml:space="preserve"> </w:t>
+      </w:r>
+      <w:r>
+        <w:t xml:space="preserve">is</w:t>
+      </w:r>
+      <w:r>
+        <w:t xml:space="preserve"> </w:t>
+      </w:r>
+      <w:r>
+        <w:rPr>
+          <w:rStyle w:val="VerbatimChar"/>
+        </w:rPr>
+        <w:t xml:space="preserve">12!</w:t>
+      </w:r>
+      <w:r>
+        <w:t xml:space="preserve">. Any input greater than 12 will result in an integer overflow, producing an incorrect value. For larger numbers, a data type like</w:t>
+      </w:r>
+      <w:r>
+        <w:t xml:space="preserve"> </w:t>
+      </w:r>
+      <w:r>
+        <w:rPr>
+          <w:rStyle w:val="VerbatimChar"/>
+        </w:rPr>
+        <w:t xml:space="preserve">long</w:t>
+      </w:r>
+      <w:r>
+        <w:t xml:space="preserve"> </w:t>
+      </w:r>
+      <w:r>
+        <w:t xml:space="preserve">or</w:t>
+      </w:r>
+      <w:r>
+        <w:t xml:space="preserve"> </w:t>
+      </w:r>
+      <w:r>
+        <w:rPr>
+          <w:rStyle w:val="VerbatimChar"/>
+        </w:rPr>
+        <w:t xml:space="preserve">BigInteger</w:t>
+      </w:r>
+      <w:r>
+        <w:t xml:space="preserve"> </w:t>
+      </w:r>
+      <w:r>
+        <w:t xml:space="preserve">would be required.</w:t>
+      </w:r>
+    </w:p>
+    <w:p>
+      <w:pPr>
+        <w:pStyle w:val="FirstParagraph"/>
+      </w:pPr>
+      <w:r>
         <w:rPr>
           <w:b/>
           <w:bCs/>
         </w:rPr>
-        <w:t xml:space="preserve">Recursive Step</w:t>
-      </w:r>
-      <w:r>
-        <w:t xml:space="preserve">: If</w:t>
+        <w:t xml:space="preserve">Output Example</w:t>
+      </w:r>
+      <w:r>
+        <w:t xml:space="preserve">: A call to</w:t>
       </w:r>
       <w:r>
         <w:t xml:space="preserve"> </w:t>
@@ -2688,13 +3055,13 @@
         <w:rPr>
           <w:rStyle w:val="VerbatimChar"/>
         </w:rPr>
-        <w:t xml:space="preserve">n</w:t>
-      </w:r>
-      <w:r>
-        <w:t xml:space="preserve"> </w:t>
-      </w:r>
-      <w:r>
-        <w:t xml:space="preserve">is greater than 1, the function multiplies</w:t>
+        <w:t xml:space="preserve">factorial(5)</w:t>
+      </w:r>
+      <w:r>
+        <w:t xml:space="preserve"> </w:t>
+      </w:r>
+      <w:r>
+        <w:t xml:space="preserve">would return the integer</w:t>
       </w:r>
       <w:r>
         <w:t xml:space="preserve"> </w:t>
@@ -2703,63 +3070,781 @@
         <w:rPr>
           <w:rStyle w:val="VerbatimChar"/>
         </w:rPr>
-        <w:t xml:space="preserve">n</w:t>
-      </w:r>
-      <w:r>
-        <w:t xml:space="preserve"> </w:t>
-      </w:r>
-      <w:r>
-        <w:t xml:space="preserve">by the result of calling itself with the argument</w:t>
-      </w:r>
-      <w:r>
-        <w:t xml:space="preserve"> </w:t>
-      </w:r>
-      <w:r>
-        <w:rPr>
-          <w:rStyle w:val="VerbatimChar"/>
-        </w:rPr>
-        <w:t xml:space="preserve">n - 1</w:t>
-      </w:r>
-      <w:r>
-        <w:t xml:space="preserve">. This process continues, decrementing</w:t>
-      </w:r>
-      <w:r>
-        <w:t xml:space="preserve"> </w:t>
-      </w:r>
-      <w:r>
-        <w:rPr>
-          <w:rStyle w:val="VerbatimChar"/>
-        </w:rPr>
-        <w:t xml:space="preserve">n</w:t>
-      </w:r>
-      <w:r>
-        <w:t xml:space="preserve"> </w:t>
-      </w:r>
-      <w:r>
-        <w:t xml:space="preserve">by 1 in each subsequent call, until the base case is reached.</w:t>
+        <w:t xml:space="preserve">120</w:t>
+      </w:r>
+      <w:r>
+        <w:t xml:space="preserve">.</w:t>
+      </w:r>
+    </w:p>
+    <w:bookmarkEnd w:id="26"/>
+    <w:bookmarkStart w:id="28" w:name="example-2"/>
+    <w:p>
+      <w:pPr>
+        <w:pStyle w:val="Heading2"/>
+      </w:pPr>
+      <w:r>
+        <w:rPr>
+          <w:rStyle w:val="SectionNumber"/>
+        </w:rPr>
+        <w:t xml:space="preserve">3.5</w:t>
+      </w:r>
+      <w:r>
+        <w:tab/>
+      </w:r>
+      <w:r>
+        <w:t xml:space="preserve">Example</w:t>
       </w:r>
     </w:p>
     <w:p>
       <w:pPr>
+        <w:pStyle w:val="SourceCode"/>
+      </w:pPr>
+      <w:r>
+        <w:rPr>
+          <w:rStyle w:val="KeywordTok"/>
+        </w:rPr>
+        <w:t xml:space="preserve">public</w:t>
+      </w:r>
+      <w:r>
+        <w:rPr>
+          <w:rStyle w:val="NormalTok"/>
+        </w:rPr>
+        <w:t xml:space="preserve"> </w:t>
+      </w:r>
+      <w:r>
+        <w:rPr>
+          <w:rStyle w:val="KeywordTok"/>
+        </w:rPr>
+        <w:t xml:space="preserve">class</w:t>
+      </w:r>
+      <w:r>
+        <w:rPr>
+          <w:rStyle w:val="NormalTok"/>
+        </w:rPr>
+        <w:t xml:space="preserve"> Main </w:t>
+      </w:r>
+      <w:r>
+        <w:rPr>
+          <w:rStyle w:val="OperatorTok"/>
+        </w:rPr>
+        <w:t xml:space="preserve">{</w:t>
+      </w:r>
+      <w:r>
+        <w:br/>
+      </w:r>
+      <w:r>
+        <w:rPr>
+          <w:rStyle w:val="NormalTok"/>
+        </w:rPr>
+        <w:t xml:space="preserve">    </w:t>
+      </w:r>
+      <w:r>
+        <w:rPr>
+          <w:rStyle w:val="KeywordTok"/>
+        </w:rPr>
+        <w:t xml:space="preserve">public</w:t>
+      </w:r>
+      <w:r>
+        <w:rPr>
+          <w:rStyle w:val="NormalTok"/>
+        </w:rPr>
+        <w:t xml:space="preserve"> </w:t>
+      </w:r>
+      <w:r>
+        <w:rPr>
+          <w:rStyle w:val="DataTypeTok"/>
+        </w:rPr>
+        <w:t xml:space="preserve">static</w:t>
+      </w:r>
+      <w:r>
+        <w:rPr>
+          <w:rStyle w:val="NormalTok"/>
+        </w:rPr>
+        <w:t xml:space="preserve"> </w:t>
+      </w:r>
+      <w:r>
+        <w:rPr>
+          <w:rStyle w:val="DataTypeTok"/>
+        </w:rPr>
+        <w:t xml:space="preserve">int</w:t>
+      </w:r>
+      <w:r>
+        <w:rPr>
+          <w:rStyle w:val="NormalTok"/>
+        </w:rPr>
+        <w:t xml:space="preserve"> </w:t>
+      </w:r>
+      <w:r>
+        <w:rPr>
+          <w:rStyle w:val="FunctionTok"/>
+        </w:rPr>
+        <w:t xml:space="preserve">factorial</w:t>
+      </w:r>
+      <w:r>
+        <w:rPr>
+          <w:rStyle w:val="OperatorTok"/>
+        </w:rPr>
+        <w:t xml:space="preserve">(</w:t>
+      </w:r>
+      <w:r>
+        <w:rPr>
+          <w:rStyle w:val="DataTypeTok"/>
+        </w:rPr>
+        <w:t xml:space="preserve">int</w:t>
+      </w:r>
+      <w:r>
+        <w:rPr>
+          <w:rStyle w:val="NormalTok"/>
+        </w:rPr>
+        <w:t xml:space="preserve"> n</w:t>
+      </w:r>
+      <w:r>
+        <w:rPr>
+          <w:rStyle w:val="OperatorTok"/>
+        </w:rPr>
+        <w:t xml:space="preserve">)</w:t>
+      </w:r>
+      <w:r>
+        <w:rPr>
+          <w:rStyle w:val="NormalTok"/>
+        </w:rPr>
+        <w:t xml:space="preserve"> </w:t>
+      </w:r>
+      <w:r>
+        <w:rPr>
+          <w:rStyle w:val="OperatorTok"/>
+        </w:rPr>
+        <w:t xml:space="preserve">{</w:t>
+      </w:r>
+      <w:r>
+        <w:br/>
+      </w:r>
+      <w:r>
+        <w:rPr>
+          <w:rStyle w:val="NormalTok"/>
+        </w:rPr>
+        <w:t xml:space="preserve">        </w:t>
+      </w:r>
+      <w:r>
+        <w:rPr>
+          <w:rStyle w:val="ControlFlowTok"/>
+        </w:rPr>
+        <w:t xml:space="preserve">if</w:t>
+      </w:r>
+      <w:r>
+        <w:rPr>
+          <w:rStyle w:val="NormalTok"/>
+        </w:rPr>
+        <w:t xml:space="preserve"> </w:t>
+      </w:r>
+      <w:r>
+        <w:rPr>
+          <w:rStyle w:val="OperatorTok"/>
+        </w:rPr>
+        <w:t xml:space="preserve">(</w:t>
+      </w:r>
+      <w:r>
+        <w:rPr>
+          <w:rStyle w:val="NormalTok"/>
+        </w:rPr>
+        <w:t xml:space="preserve">n </w:t>
+      </w:r>
+      <w:r>
+        <w:rPr>
+          <w:rStyle w:val="OperatorTok"/>
+        </w:rPr>
+        <w:t xml:space="preserve">&lt;=</w:t>
+      </w:r>
+      <w:r>
+        <w:rPr>
+          <w:rStyle w:val="NormalTok"/>
+        </w:rPr>
+        <w:t xml:space="preserve"> </w:t>
+      </w:r>
+      <w:r>
+        <w:rPr>
+          <w:rStyle w:val="DecValTok"/>
+        </w:rPr>
+        <w:t xml:space="preserve">1</w:t>
+      </w:r>
+      <w:r>
+        <w:rPr>
+          <w:rStyle w:val="OperatorTok"/>
+        </w:rPr>
+        <w:t xml:space="preserve">)</w:t>
+      </w:r>
+      <w:r>
+        <w:br/>
+      </w:r>
+      <w:r>
+        <w:rPr>
+          <w:rStyle w:val="NormalTok"/>
+        </w:rPr>
+        <w:t xml:space="preserve">            </w:t>
+      </w:r>
+      <w:r>
+        <w:rPr>
+          <w:rStyle w:val="ControlFlowTok"/>
+        </w:rPr>
+        <w:t xml:space="preserve">return</w:t>
+      </w:r>
+      <w:r>
+        <w:rPr>
+          <w:rStyle w:val="NormalTok"/>
+        </w:rPr>
+        <w:t xml:space="preserve"> </w:t>
+      </w:r>
+      <w:r>
+        <w:rPr>
+          <w:rStyle w:val="DecValTok"/>
+        </w:rPr>
+        <w:t xml:space="preserve">1</w:t>
+      </w:r>
+      <w:r>
+        <w:rPr>
+          <w:rStyle w:val="OperatorTok"/>
+        </w:rPr>
+        <w:t xml:space="preserve">;</w:t>
+      </w:r>
+      <w:r>
+        <w:br/>
+      </w:r>
+      <w:r>
+        <w:rPr>
+          <w:rStyle w:val="NormalTok"/>
+        </w:rPr>
+        <w:t xml:space="preserve">        </w:t>
+      </w:r>
+      <w:r>
+        <w:rPr>
+          <w:rStyle w:val="ControlFlowTok"/>
+        </w:rPr>
+        <w:t xml:space="preserve">else</w:t>
+      </w:r>
+      <w:r>
+        <w:br/>
+      </w:r>
+      <w:r>
+        <w:rPr>
+          <w:rStyle w:val="NormalTok"/>
+        </w:rPr>
+        <w:t xml:space="preserve">            </w:t>
+      </w:r>
+      <w:r>
+        <w:rPr>
+          <w:rStyle w:val="ControlFlowTok"/>
+        </w:rPr>
+        <w:t xml:space="preserve">return</w:t>
+      </w:r>
+      <w:r>
+        <w:rPr>
+          <w:rStyle w:val="NormalTok"/>
+        </w:rPr>
+        <w:t xml:space="preserve"> n </w:t>
+      </w:r>
+      <w:r>
+        <w:rPr>
+          <w:rStyle w:val="OperatorTok"/>
+        </w:rPr>
+        <w:t xml:space="preserve">*</w:t>
+      </w:r>
+      <w:r>
+        <w:rPr>
+          <w:rStyle w:val="NormalTok"/>
+        </w:rPr>
+        <w:t xml:space="preserve"> </w:t>
+      </w:r>
+      <w:r>
+        <w:rPr>
+          <w:rStyle w:val="FunctionTok"/>
+        </w:rPr>
+        <w:t xml:space="preserve">factorial</w:t>
+      </w:r>
+      <w:r>
+        <w:rPr>
+          <w:rStyle w:val="OperatorTok"/>
+        </w:rPr>
+        <w:t xml:space="preserve">(</w:t>
+      </w:r>
+      <w:r>
+        <w:rPr>
+          <w:rStyle w:val="NormalTok"/>
+        </w:rPr>
+        <w:t xml:space="preserve">n </w:t>
+      </w:r>
+      <w:r>
+        <w:rPr>
+          <w:rStyle w:val="OperatorTok"/>
+        </w:rPr>
+        <w:t xml:space="preserve">-</w:t>
+      </w:r>
+      <w:r>
+        <w:rPr>
+          <w:rStyle w:val="NormalTok"/>
+        </w:rPr>
+        <w:t xml:space="preserve"> </w:t>
+      </w:r>
+      <w:r>
+        <w:rPr>
+          <w:rStyle w:val="DecValTok"/>
+        </w:rPr>
+        <w:t xml:space="preserve">1</w:t>
+      </w:r>
+      <w:r>
+        <w:rPr>
+          <w:rStyle w:val="OperatorTok"/>
+        </w:rPr>
+        <w:t xml:space="preserve">);</w:t>
+      </w:r>
+      <w:r>
+        <w:br/>
+      </w:r>
+      <w:r>
+        <w:rPr>
+          <w:rStyle w:val="NormalTok"/>
+        </w:rPr>
+        <w:t xml:space="preserve">    </w:t>
+      </w:r>
+      <w:r>
+        <w:rPr>
+          <w:rStyle w:val="OperatorTok"/>
+        </w:rPr>
+        <w:t xml:space="preserve">}</w:t>
+      </w:r>
+      <w:r>
+        <w:br/>
+      </w:r>
+      <w:r>
+        <w:br/>
+      </w:r>
+      <w:r>
+        <w:rPr>
+          <w:rStyle w:val="NormalTok"/>
+        </w:rPr>
+        <w:t xml:space="preserve">    </w:t>
+      </w:r>
+      <w:r>
+        <w:rPr>
+          <w:rStyle w:val="KeywordTok"/>
+        </w:rPr>
+        <w:t xml:space="preserve">public</w:t>
+      </w:r>
+      <w:r>
+        <w:rPr>
+          <w:rStyle w:val="NormalTok"/>
+        </w:rPr>
+        <w:t xml:space="preserve"> </w:t>
+      </w:r>
+      <w:r>
+        <w:rPr>
+          <w:rStyle w:val="DataTypeTok"/>
+        </w:rPr>
+        <w:t xml:space="preserve">static</w:t>
+      </w:r>
+      <w:r>
+        <w:rPr>
+          <w:rStyle w:val="NormalTok"/>
+        </w:rPr>
+        <w:t xml:space="preserve"> </w:t>
+      </w:r>
+      <w:r>
+        <w:rPr>
+          <w:rStyle w:val="DataTypeTok"/>
+        </w:rPr>
+        <w:t xml:space="preserve">void</w:t>
+      </w:r>
+      <w:r>
+        <w:rPr>
+          <w:rStyle w:val="NormalTok"/>
+        </w:rPr>
+        <w:t xml:space="preserve"> </w:t>
+      </w:r>
+      <w:r>
+        <w:rPr>
+          <w:rStyle w:val="FunctionTok"/>
+        </w:rPr>
+        <w:t xml:space="preserve">main</w:t>
+      </w:r>
+      <w:r>
+        <w:rPr>
+          <w:rStyle w:val="OperatorTok"/>
+        </w:rPr>
+        <w:t xml:space="preserve">(</w:t>
+      </w:r>
+      <w:r>
+        <w:rPr>
+          <w:rStyle w:val="BuiltInTok"/>
+        </w:rPr>
+        <w:t xml:space="preserve">String</w:t>
+      </w:r>
+      <w:r>
+        <w:rPr>
+          <w:rStyle w:val="OperatorTok"/>
+        </w:rPr>
+        <w:t xml:space="preserve">[]</w:t>
+      </w:r>
+      <w:r>
+        <w:rPr>
+          <w:rStyle w:val="NormalTok"/>
+        </w:rPr>
+        <w:t xml:space="preserve"> args</w:t>
+      </w:r>
+      <w:r>
+        <w:rPr>
+          <w:rStyle w:val="OperatorTok"/>
+        </w:rPr>
+        <w:t xml:space="preserve">)</w:t>
+      </w:r>
+      <w:r>
+        <w:rPr>
+          <w:rStyle w:val="NormalTok"/>
+        </w:rPr>
+        <w:t xml:space="preserve"> </w:t>
+      </w:r>
+      <w:r>
+        <w:rPr>
+          <w:rStyle w:val="OperatorTok"/>
+        </w:rPr>
+        <w:t xml:space="preserve">{</w:t>
+      </w:r>
+      <w:r>
+        <w:br/>
+      </w:r>
+      <w:r>
+        <w:rPr>
+          <w:rStyle w:val="NormalTok"/>
+        </w:rPr>
+        <w:t xml:space="preserve">        </w:t>
+      </w:r>
+      <w:r>
+        <w:rPr>
+          <w:rStyle w:val="DataTypeTok"/>
+        </w:rPr>
+        <w:t xml:space="preserve">int</w:t>
+      </w:r>
+      <w:r>
+        <w:rPr>
+          <w:rStyle w:val="NormalTok"/>
+        </w:rPr>
+        <w:t xml:space="preserve"> number </w:t>
+      </w:r>
+      <w:r>
+        <w:rPr>
+          <w:rStyle w:val="OperatorTok"/>
+        </w:rPr>
+        <w:t xml:space="preserve">=</w:t>
+      </w:r>
+      <w:r>
+        <w:rPr>
+          <w:rStyle w:val="NormalTok"/>
+        </w:rPr>
+        <w:t xml:space="preserve"> </w:t>
+      </w:r>
+      <w:r>
+        <w:rPr>
+          <w:rStyle w:val="DecValTok"/>
+        </w:rPr>
+        <w:t xml:space="preserve">5</w:t>
+      </w:r>
+      <w:r>
+        <w:rPr>
+          <w:rStyle w:val="OperatorTok"/>
+        </w:rPr>
+        <w:t xml:space="preserve">;</w:t>
+      </w:r>
+      <w:r>
+        <w:br/>
+      </w:r>
+      <w:r>
+        <w:rPr>
+          <w:rStyle w:val="NormalTok"/>
+        </w:rPr>
+        <w:t xml:space="preserve">        </w:t>
+      </w:r>
+      <w:r>
+        <w:rPr>
+          <w:rStyle w:val="DataTypeTok"/>
+        </w:rPr>
+        <w:t xml:space="preserve">int</w:t>
+      </w:r>
+      <w:r>
+        <w:rPr>
+          <w:rStyle w:val="NormalTok"/>
+        </w:rPr>
+        <w:t xml:space="preserve"> result </w:t>
+      </w:r>
+      <w:r>
+        <w:rPr>
+          <w:rStyle w:val="OperatorTok"/>
+        </w:rPr>
+        <w:t xml:space="preserve">=</w:t>
+      </w:r>
+      <w:r>
+        <w:rPr>
+          <w:rStyle w:val="NormalTok"/>
+        </w:rPr>
+        <w:t xml:space="preserve"> </w:t>
+      </w:r>
+      <w:r>
+        <w:rPr>
+          <w:rStyle w:val="FunctionTok"/>
+        </w:rPr>
+        <w:t xml:space="preserve">factorial</w:t>
+      </w:r>
+      <w:r>
+        <w:rPr>
+          <w:rStyle w:val="OperatorTok"/>
+        </w:rPr>
+        <w:t xml:space="preserve">(</w:t>
+      </w:r>
+      <w:r>
+        <w:rPr>
+          <w:rStyle w:val="NormalTok"/>
+        </w:rPr>
+        <w:t xml:space="preserve">number</w:t>
+      </w:r>
+      <w:r>
+        <w:rPr>
+          <w:rStyle w:val="OperatorTok"/>
+        </w:rPr>
+        <w:t xml:space="preserve">);</w:t>
+      </w:r>
+      <w:r>
+        <w:br/>
+      </w:r>
+      <w:r>
+        <w:rPr>
+          <w:rStyle w:val="NormalTok"/>
+        </w:rPr>
+        <w:t xml:space="preserve">        </w:t>
+      </w:r>
+      <w:r>
+        <w:rPr>
+          <w:rStyle w:val="BuiltInTok"/>
+        </w:rPr>
+        <w:t xml:space="preserve">System</w:t>
+      </w:r>
+      <w:r>
+        <w:rPr>
+          <w:rStyle w:val="OperatorTok"/>
+        </w:rPr>
+        <w:t xml:space="preserve">.</w:t>
+      </w:r>
+      <w:r>
+        <w:rPr>
+          <w:rStyle w:val="FunctionTok"/>
+        </w:rPr>
+        <w:t xml:space="preserve">out</w:t>
+      </w:r>
+      <w:r>
+        <w:rPr>
+          <w:rStyle w:val="OperatorTok"/>
+        </w:rPr>
+        <w:t xml:space="preserve">.</w:t>
+      </w:r>
+      <w:r>
+        <w:rPr>
+          <w:rStyle w:val="FunctionTok"/>
+        </w:rPr>
+        <w:t xml:space="preserve">println</w:t>
+      </w:r>
+      <w:r>
+        <w:rPr>
+          <w:rStyle w:val="OperatorTok"/>
+        </w:rPr>
+        <w:t xml:space="preserve">(</w:t>
+      </w:r>
+      <w:r>
+        <w:rPr>
+          <w:rStyle w:val="StringTok"/>
+        </w:rPr>
+        <w:t xml:space="preserve">"The factorial of "</w:t>
+      </w:r>
+      <w:r>
+        <w:rPr>
+          <w:rStyle w:val="NormalTok"/>
+        </w:rPr>
+        <w:t xml:space="preserve"> </w:t>
+      </w:r>
+      <w:r>
+        <w:rPr>
+          <w:rStyle w:val="OperatorTok"/>
+        </w:rPr>
+        <w:t xml:space="preserve">+</w:t>
+      </w:r>
+      <w:r>
+        <w:rPr>
+          <w:rStyle w:val="NormalTok"/>
+        </w:rPr>
+        <w:t xml:space="preserve"> number </w:t>
+      </w:r>
+      <w:r>
+        <w:rPr>
+          <w:rStyle w:val="OperatorTok"/>
+        </w:rPr>
+        <w:t xml:space="preserve">+</w:t>
+      </w:r>
+      <w:r>
+        <w:rPr>
+          <w:rStyle w:val="NormalTok"/>
+        </w:rPr>
+        <w:t xml:space="preserve"> </w:t>
+      </w:r>
+      <w:r>
+        <w:rPr>
+          <w:rStyle w:val="StringTok"/>
+        </w:rPr>
+        <w:t xml:space="preserve">" is: "</w:t>
+      </w:r>
+      <w:r>
+        <w:rPr>
+          <w:rStyle w:val="NormalTok"/>
+        </w:rPr>
+        <w:t xml:space="preserve"> </w:t>
+      </w:r>
+      <w:r>
+        <w:rPr>
+          <w:rStyle w:val="OperatorTok"/>
+        </w:rPr>
+        <w:t xml:space="preserve">+</w:t>
+      </w:r>
+      <w:r>
+        <w:rPr>
+          <w:rStyle w:val="NormalTok"/>
+        </w:rPr>
+        <w:t xml:space="preserve"> result</w:t>
+      </w:r>
+      <w:r>
+        <w:rPr>
+          <w:rStyle w:val="OperatorTok"/>
+        </w:rPr>
+        <w:t xml:space="preserve">);</w:t>
+      </w:r>
+      <w:r>
+        <w:br/>
+      </w:r>
+      <w:r>
+        <w:rPr>
+          <w:rStyle w:val="NormalTok"/>
+        </w:rPr>
+        <w:t xml:space="preserve">    </w:t>
+      </w:r>
+      <w:r>
+        <w:rPr>
+          <w:rStyle w:val="OperatorTok"/>
+        </w:rPr>
+        <w:t xml:space="preserve">}</w:t>
+      </w:r>
+      <w:r>
+        <w:br/>
+      </w:r>
+      <w:r>
+        <w:rPr>
+          <w:rStyle w:val="OperatorTok"/>
+        </w:rPr>
+        <w:t xml:space="preserve">}</w:t>
+      </w:r>
+    </w:p>
+    <w:p>
+      <w:pPr>
         <w:pStyle w:val="FirstParagraph"/>
       </w:pPr>
       <w:r>
-        <w:t xml:space="preserve">For example, a call to</w:t>
-      </w:r>
-      <w:r>
-        <w:t xml:space="preserve"> </w:t>
-      </w:r>
+        <w:rPr>
+          <w:b/>
+          <w:bCs/>
+        </w:rPr>
+        <w:t xml:space="preserve">Output:</w:t>
+      </w:r>
+    </w:p>
+    <w:p>
+      <w:pPr>
+        <w:pStyle w:val="SourceCode"/>
+      </w:pPr>
       <w:r>
         <w:rPr>
           <w:rStyle w:val="VerbatimChar"/>
         </w:rPr>
-        <w:t xml:space="preserve">factorial(4)</w:t>
-      </w:r>
-      <w:r>
-        <w:t xml:space="preserve"> </w:t>
-      </w:r>
-      <w:r>
-        <w:t xml:space="preserve">would unfold as follows:</w:t>
+        <w:t xml:space="preserve">The factorial of 5 is: 120</w:t>
+      </w:r>
+    </w:p>
+    <w:p>
+      <w:r>
+        <w:pict>
+          <v:rect style="width:0;height:1.5pt" o:hralign="center" o:hrstd="t" o:hr="t"/>
+        </w:pict>
+      </w:r>
+    </w:p>
+    <w:p>
+      <w:r>
+        <w:pict>
+          <v:rect style="width:0;height:1.5pt" o:hralign="center" o:hrstd="t" o:hr="t"/>
+        </w:pict>
+      </w:r>
+    </w:p>
+    <w:bookmarkStart w:id="27" w:name="functiondef-greet"/>
+    <w:p>
+      <w:pPr>
+        <w:pStyle w:val="Heading3"/>
+      </w:pPr>
+      <w:r>
+        <w:rPr>
+          <w:rStyle w:val="SectionNumber"/>
+        </w:rPr>
+        <w:t xml:space="preserve">3.5.1</w:t>
+      </w:r>
+      <w:r>
+        <w:tab/>
+      </w:r>
+      <w:r>
+        <w:t xml:space="preserve">FunctionDef greet</w:t>
+      </w:r>
+    </w:p>
+    <w:bookmarkEnd w:id="27"/>
+    <w:bookmarkEnd w:id="28"/>
+    <w:bookmarkEnd w:id="29"/>
+    <w:bookmarkStart w:id="36" w:name="function-greet"/>
+    <w:p>
+      <w:pPr>
+        <w:pStyle w:val="Heading1"/>
+      </w:pPr>
+      <w:r>
+        <w:rPr>
+          <w:rStyle w:val="SectionNumber"/>
+        </w:rPr>
+        <w:t xml:space="preserve">4</w:t>
+      </w:r>
+      <w:r>
+        <w:tab/>
+      </w:r>
+      <w:r>
+        <w:t xml:space="preserve">Function: greet</w:t>
+      </w:r>
+    </w:p>
+    <w:bookmarkStart w:id="30" w:name="overview-3"/>
+    <w:p>
+      <w:pPr>
+        <w:pStyle w:val="Heading2"/>
+      </w:pPr>
+      <w:r>
+        <w:rPr>
+          <w:rStyle w:val="SectionNumber"/>
+        </w:rPr>
+        <w:t xml:space="preserve">4.1</w:t>
+      </w:r>
+      <w:r>
+        <w:tab/>
+      </w:r>
+      <w:r>
+        <w:t xml:space="preserve">Overview</w:t>
+      </w:r>
+    </w:p>
+    <w:p>
+      <w:pPr>
+        <w:pStyle w:val="FirstParagraph"/>
+      </w:pPr>
+      <w:r>
+        <w:t xml:space="preserve">The</w:t>
       </w:r>
       <w:r>
         <w:t xml:space="preserve"> </w:t>
@@ -2768,56 +3853,17 @@
         <w:rPr>
           <w:rStyle w:val="VerbatimChar"/>
         </w:rPr>
-        <w:t xml:space="preserve">4 * factorial(3)</w:t>
-      </w:r>
-      <w:r>
-        <w:t xml:space="preserve"> </w:t>
-      </w:r>
-      <w:r>
-        <w:rPr>
-          <w:rStyle w:val="VerbatimChar"/>
-        </w:rPr>
-        <w:t xml:space="preserve">4 * (3 * factorial(2))</w:t>
-      </w:r>
-      <w:r>
-        <w:t xml:space="preserve"> </w:t>
-      </w:r>
-      <w:r>
-        <w:rPr>
-          <w:rStyle w:val="VerbatimChar"/>
-        </w:rPr>
-        <w:t xml:space="preserve">4 * (3 * (2 * factorial(1)))</w:t>
-      </w:r>
-      <w:r>
-        <w:t xml:space="preserve"> </w:t>
-      </w:r>
-      <w:r>
-        <w:rPr>
-          <w:rStyle w:val="VerbatimChar"/>
-        </w:rPr>
-        <w:t xml:space="preserve">4 * (3 * (2 * 1))</w:t>
-      </w:r>
-      <w:r>
-        <w:t xml:space="preserve"> </w:t>
-      </w:r>
-      <w:r>
-        <w:t xml:space="preserve">The final result is</w:t>
-      </w:r>
-      <w:r>
-        <w:t xml:space="preserve"> </w:t>
-      </w:r>
-      <w:r>
-        <w:rPr>
-          <w:rStyle w:val="VerbatimChar"/>
-        </w:rPr>
-        <w:t xml:space="preserve">24</w:t>
-      </w:r>
-      <w:r>
-        <w:t xml:space="preserve">.</w:t>
+        <w:t xml:space="preserve">greet</w:t>
+      </w:r>
+      <w:r>
+        <w:t xml:space="preserve"> </w:t>
+      </w:r>
+      <w:r>
+        <w:t xml:space="preserve">function prints a personalized greeting message to the standard output console.</w:t>
       </w:r>
     </w:p>
-    <w:bookmarkEnd w:id="29"/>
-    <w:bookmarkStart w:id="30" w:name="usage-notes-2"/>
+    <w:bookmarkEnd w:id="30"/>
+    <w:bookmarkStart w:id="31" w:name="parameters-2"/>
     <w:p>
       <w:pPr>
         <w:pStyle w:val="Heading2"/>
@@ -2826,13 +3872,13 @@
         <w:rPr>
           <w:rStyle w:val="SectionNumber"/>
         </w:rPr>
-        <w:t xml:space="preserve">3.4</w:t>
+        <w:t xml:space="preserve">4.2</w:t>
       </w:r>
       <w:r>
         <w:tab/>
       </w:r>
       <w:r>
-        <w:t xml:space="preserve">Usage Notes</w:t>
+        <w:t xml:space="preserve">parameters</w:t>
       </w:r>
     </w:p>
     <w:p>
@@ -2844,34 +3890,43 @@
         </w:numPr>
       </w:pPr>
       <w:r>
-        <w:t xml:space="preserve">The function is designed for non-negative integers. Providing a negative number will result in a</w:t>
-      </w:r>
-      <w:r>
-        <w:t xml:space="preserve"> </w:t>
-      </w:r>
-      <w:r>
         <w:rPr>
           <w:rStyle w:val="VerbatimChar"/>
         </w:rPr>
-        <w:t xml:space="preserve">StackOverflowError</w:t>
-      </w:r>
-      <w:r>
-        <w:t xml:space="preserve"> </w:t>
-      </w:r>
-      <w:r>
-        <w:t xml:space="preserve">due to infinite recursion.</w:t>
+        <w:t xml:space="preserve">name</w:t>
+      </w:r>
+      <w:r>
+        <w:t xml:space="preserve"> </w:t>
+      </w:r>
+      <w:r>
+        <w:t xml:space="preserve">(String): The name of the person or entity to be greeted.</w:t>
+      </w:r>
+    </w:p>
+    <w:bookmarkEnd w:id="31"/>
+    <w:bookmarkStart w:id="32" w:name="description-3"/>
+    <w:p>
+      <w:pPr>
+        <w:pStyle w:val="Heading2"/>
+      </w:pPr>
+      <w:r>
+        <w:rPr>
+          <w:rStyle w:val="SectionNumber"/>
+        </w:rPr>
+        <w:t xml:space="preserve">4.3</w:t>
+      </w:r>
+      <w:r>
+        <w:tab/>
+      </w:r>
+      <w:r>
+        <w:t xml:space="preserve">Description</w:t>
       </w:r>
     </w:p>
     <w:p>
       <w:pPr>
-        <w:pStyle w:val="Compact"/>
-        <w:numPr>
-          <w:ilvl w:val="0"/>
-          <w:numId w:val="1005"/>
-        </w:numPr>
-      </w:pPr>
-      <w:r>
-        <w:t xml:space="preserve">The return type is</w:t>
+        <w:pStyle w:val="FirstParagraph"/>
+      </w:pPr>
+      <w:r>
+        <w:t xml:space="preserve">The</w:t>
       </w:r>
       <w:r>
         <w:t xml:space="preserve"> </w:t>
@@ -2880,10 +3935,13 @@
         <w:rPr>
           <w:rStyle w:val="VerbatimChar"/>
         </w:rPr>
-        <w:t xml:space="preserve">int</w:t>
-      </w:r>
-      <w:r>
-        <w:t xml:space="preserve">. Factorial values grow very rapidly. For larger values of</w:t>
+        <w:t xml:space="preserve">greet</w:t>
+      </w:r>
+      <w:r>
+        <w:t xml:space="preserve"> </w:t>
+      </w:r>
+      <w:r>
+        <w:t xml:space="preserve">function is a</w:t>
       </w:r>
       <w:r>
         <w:t xml:space="preserve"> </w:t>
@@ -2892,13 +3950,13 @@
         <w:rPr>
           <w:rStyle w:val="VerbatimChar"/>
         </w:rPr>
-        <w:t xml:space="preserve">n</w:t>
-      </w:r>
-      <w:r>
-        <w:t xml:space="preserve"> </w:t>
-      </w:r>
-      <w:r>
-        <w:t xml:space="preserve">(typically</w:t>
+        <w:t xml:space="preserve">public static</w:t>
+      </w:r>
+      <w:r>
+        <w:t xml:space="preserve"> </w:t>
+      </w:r>
+      <w:r>
+        <w:t xml:space="preserve">method, meaning it can be called directly on the</w:t>
       </w:r>
       <w:r>
         <w:t xml:space="preserve"> </w:t>
@@ -2907,67 +3965,21 @@
         <w:rPr>
           <w:rStyle w:val="VerbatimChar"/>
         </w:rPr>
-        <w:t xml:space="preserve">n &gt; 12</w:t>
-      </w:r>
-      <w:r>
-        <w:t xml:space="preserve">), the result will exceed the maximum value of a standard</w:t>
-      </w:r>
-      <w:r>
-        <w:t xml:space="preserve"> </w:t>
-      </w:r>
-      <w:r>
-        <w:rPr>
-          <w:rStyle w:val="VerbatimChar"/>
-        </w:rPr>
-        <w:t xml:space="preserve">int</w:t>
-      </w:r>
-      <w:r>
-        <w:t xml:space="preserve">, leading to an integer overflow and an incorrect result. For larger numbers, a</w:t>
-      </w:r>
-      <w:r>
-        <w:t xml:space="preserve"> </w:t>
-      </w:r>
-      <w:r>
-        <w:rPr>
-          <w:rStyle w:val="VerbatimChar"/>
-        </w:rPr>
-        <w:t xml:space="preserve">long</w:t>
-      </w:r>
-      <w:r>
-        <w:t xml:space="preserve"> </w:t>
-      </w:r>
-      <w:r>
-        <w:t xml:space="preserve">or</w:t>
-      </w:r>
-      <w:r>
-        <w:t xml:space="preserve"> </w:t>
-      </w:r>
-      <w:r>
-        <w:rPr>
-          <w:rStyle w:val="VerbatimChar"/>
-        </w:rPr>
-        <w:t xml:space="preserve">BigInteger</w:t>
-      </w:r>
-      <w:r>
-        <w:t xml:space="preserve"> </w:t>
-      </w:r>
-      <w:r>
-        <w:t xml:space="preserve">return type would be more appropriate.</w:t>
+        <w:t xml:space="preserve">Main</w:t>
+      </w:r>
+      <w:r>
+        <w:t xml:space="preserve"> </w:t>
+      </w:r>
+      <w:r>
+        <w:t xml:space="preserve">class without needing to create an instance of the class. It is designed to perform a simple action: displaying a greeting.</w:t>
       </w:r>
     </w:p>
     <w:p>
       <w:pPr>
-        <w:pStyle w:val="FirstParagraph"/>
-      </w:pPr>
-      <w:r>
-        <w:rPr>
-          <w:b/>
-          <w:bCs/>
-        </w:rPr>
-        <w:t xml:space="preserve">Output Example</w:t>
-      </w:r>
-      <w:r>
-        <w:t xml:space="preserve">: A call to</w:t>
+        <w:pStyle w:val="BodyText"/>
+      </w:pPr>
+      <w:r>
+        <w:t xml:space="preserve">The function accepts a single parameter,</w:t>
       </w:r>
       <w:r>
         <w:t xml:space="preserve"> </w:t>
@@ -2976,28 +3988,145 @@
         <w:rPr>
           <w:rStyle w:val="VerbatimChar"/>
         </w:rPr>
-        <w:t xml:space="preserve">factorial(5)</w:t>
-      </w:r>
-      <w:r>
-        <w:t xml:space="preserve"> </w:t>
-      </w:r>
-      <w:r>
-        <w:t xml:space="preserve">will return an integer value.</w:t>
+        <w:t xml:space="preserve">name</w:t>
+      </w:r>
+      <w:r>
+        <w:t xml:space="preserve">, which is a</w:t>
+      </w:r>
+      <w:r>
+        <w:t xml:space="preserve"> </w:t>
+      </w:r>
+      <w:r>
+        <w:rPr>
+          <w:rStyle w:val="VerbatimChar"/>
+        </w:rPr>
+        <w:t xml:space="preserve">String</w:t>
+      </w:r>
+      <w:r>
+        <w:t xml:space="preserve">. It then uses the</w:t>
+      </w:r>
+      <w:r>
+        <w:t xml:space="preserve"> </w:t>
+      </w:r>
+      <w:r>
+        <w:rPr>
+          <w:rStyle w:val="VerbatimChar"/>
+        </w:rPr>
+        <w:t xml:space="preserve">System.out.println()</w:t>
+      </w:r>
+      <w:r>
+        <w:t xml:space="preserve"> </w:t>
+      </w:r>
+      <w:r>
+        <w:t xml:space="preserve">method to print a formatted string to the console. The output string is constructed by concatenating the literal string</w:t>
+      </w:r>
+      <w:r>
+        <w:t xml:space="preserve"> </w:t>
+      </w:r>
+      <w:r>
+        <w:rPr>
+          <w:rStyle w:val="VerbatimChar"/>
+        </w:rPr>
+        <w:t xml:space="preserve">"Hello, "</w:t>
+      </w:r>
+      <w:r>
+        <w:t xml:space="preserve">, the value passed in the</w:t>
+      </w:r>
+      <w:r>
+        <w:t xml:space="preserve"> </w:t>
+      </w:r>
+      <w:r>
+        <w:rPr>
+          <w:rStyle w:val="VerbatimChar"/>
+        </w:rPr>
+        <w:t xml:space="preserve">name</w:t>
+      </w:r>
+      <w:r>
+        <w:t xml:space="preserve"> </w:t>
+      </w:r>
+      <w:r>
+        <w:t xml:space="preserve">parameter, and the literal string</w:t>
+      </w:r>
+      <w:r>
+        <w:t xml:space="preserve"> </w:t>
+      </w:r>
+      <w:r>
+        <w:rPr>
+          <w:rStyle w:val="VerbatimChar"/>
+        </w:rPr>
+        <w:t xml:space="preserve">"!"</w:t>
+      </w:r>
+      <w:r>
+        <w:t xml:space="preserve">. Because its return type is</w:t>
+      </w:r>
+      <w:r>
+        <w:t xml:space="preserve"> </w:t>
+      </w:r>
+      <w:r>
+        <w:rPr>
+          <w:rStyle w:val="VerbatimChar"/>
+        </w:rPr>
+        <w:t xml:space="preserve">void</w:t>
+      </w:r>
+      <w:r>
+        <w:t xml:space="preserve">, the function does not return any value upon completion.</w:t>
       </w:r>
     </w:p>
     <w:p>
       <w:pPr>
-        <w:pStyle w:val="SourceCode"/>
-      </w:pPr>
+        <w:pStyle w:val="BodyText"/>
+      </w:pPr>
+      <w:r>
+        <w:t xml:space="preserve">For example, if the string</w:t>
+      </w:r>
+      <w:r>
+        <w:t xml:space="preserve"> </w:t>
+      </w:r>
       <w:r>
         <w:rPr>
           <w:rStyle w:val="VerbatimChar"/>
         </w:rPr>
-        <w:t xml:space="preserve">120</w:t>
+        <w:t xml:space="preserve">"World"</w:t>
+      </w:r>
+      <w:r>
+        <w:t xml:space="preserve"> </w:t>
+      </w:r>
+      <w:r>
+        <w:t xml:space="preserve">is passed as the</w:t>
+      </w:r>
+      <w:r>
+        <w:t xml:space="preserve"> </w:t>
+      </w:r>
+      <w:r>
+        <w:rPr>
+          <w:rStyle w:val="VerbatimChar"/>
+        </w:rPr>
+        <w:t xml:space="preserve">name</w:t>
+      </w:r>
+      <w:r>
+        <w:t xml:space="preserve"> </w:t>
+      </w:r>
+      <w:r>
+        <w:t xml:space="preserve">argument, the function will print</w:t>
+      </w:r>
+      <w:r>
+        <w:t xml:space="preserve"> </w:t>
+      </w:r>
+      <w:r>
+        <w:rPr>
+          <w:rStyle w:val="VerbatimChar"/>
+        </w:rPr>
+        <w:t xml:space="preserve">"Hello, World!"</w:t>
+      </w:r>
+      <w:r>
+        <w:t xml:space="preserve"> </w:t>
+      </w:r>
+      <w:r>
+        <w:t xml:space="preserve">to the console.</w:t>
       </w:r>
     </w:p>
-    <w:bookmarkEnd w:id="30"/>
-    <w:bookmarkStart w:id="32" w:name="example-2"/>
+    <w:bookmarkEnd w:id="32"/>
+    <w:bookmarkStart w:id="33" w:name="usage-notes-3"/>
     <w:p>
       <w:pPr>
         <w:pStyle w:val="Heading2"/>
@@ -3006,817 +4135,13 @@
         <w:rPr>
           <w:rStyle w:val="SectionNumber"/>
         </w:rPr>
-        <w:t xml:space="preserve">3.5</w:t>
+        <w:t xml:space="preserve">4.4</w:t>
       </w:r>
       <w:r>
         <w:tab/>
       </w:r>
       <w:r>
-        <w:t xml:space="preserve">Example</w:t>
-      </w:r>
-    </w:p>
-    <w:p>
-      <w:pPr>
-        <w:pStyle w:val="SourceCode"/>
-      </w:pPr>
-      <w:r>
-        <w:rPr>
-          <w:rStyle w:val="KeywordTok"/>
-        </w:rPr>
-        <w:t xml:space="preserve">public</w:t>
-      </w:r>
-      <w:r>
-        <w:rPr>
-          <w:rStyle w:val="NormalTok"/>
-        </w:rPr>
-        <w:t xml:space="preserve"> </w:t>
-      </w:r>
-      <w:r>
-        <w:rPr>
-          <w:rStyle w:val="KeywordTok"/>
-        </w:rPr>
-        <w:t xml:space="preserve">class</w:t>
-      </w:r>
-      <w:r>
-        <w:rPr>
-          <w:rStyle w:val="NormalTok"/>
-        </w:rPr>
-        <w:t xml:space="preserve"> Main </w:t>
-      </w:r>
-      <w:r>
-        <w:rPr>
-          <w:rStyle w:val="OperatorTok"/>
-        </w:rPr>
-        <w:t xml:space="preserve">{</w:t>
-      </w:r>
-      <w:r>
-        <w:br/>
-      </w:r>
-      <w:r>
-        <w:br/>
-      </w:r>
-      <w:r>
-        <w:rPr>
-          <w:rStyle w:val="NormalTok"/>
-        </w:rPr>
-        <w:t xml:space="preserve">    </w:t>
-      </w:r>
-      <w:r>
-        <w:rPr>
-          <w:rStyle w:val="KeywordTok"/>
-        </w:rPr>
-        <w:t xml:space="preserve">public</w:t>
-      </w:r>
-      <w:r>
-        <w:rPr>
-          <w:rStyle w:val="NormalTok"/>
-        </w:rPr>
-        <w:t xml:space="preserve"> </w:t>
-      </w:r>
-      <w:r>
-        <w:rPr>
-          <w:rStyle w:val="DataTypeTok"/>
-        </w:rPr>
-        <w:t xml:space="preserve">static</w:t>
-      </w:r>
-      <w:r>
-        <w:rPr>
-          <w:rStyle w:val="NormalTok"/>
-        </w:rPr>
-        <w:t xml:space="preserve"> </w:t>
-      </w:r>
-      <w:r>
-        <w:rPr>
-          <w:rStyle w:val="DataTypeTok"/>
-        </w:rPr>
-        <w:t xml:space="preserve">int</w:t>
-      </w:r>
-      <w:r>
-        <w:rPr>
-          <w:rStyle w:val="NormalTok"/>
-        </w:rPr>
-        <w:t xml:space="preserve"> </w:t>
-      </w:r>
-      <w:r>
-        <w:rPr>
-          <w:rStyle w:val="FunctionTok"/>
-        </w:rPr>
-        <w:t xml:space="preserve">factorial</w:t>
-      </w:r>
-      <w:r>
-        <w:rPr>
-          <w:rStyle w:val="OperatorTok"/>
-        </w:rPr>
-        <w:t xml:space="preserve">(</w:t>
-      </w:r>
-      <w:r>
-        <w:rPr>
-          <w:rStyle w:val="DataTypeTok"/>
-        </w:rPr>
-        <w:t xml:space="preserve">int</w:t>
-      </w:r>
-      <w:r>
-        <w:rPr>
-          <w:rStyle w:val="NormalTok"/>
-        </w:rPr>
-        <w:t xml:space="preserve"> n</w:t>
-      </w:r>
-      <w:r>
-        <w:rPr>
-          <w:rStyle w:val="OperatorTok"/>
-        </w:rPr>
-        <w:t xml:space="preserve">)</w:t>
-      </w:r>
-      <w:r>
-        <w:rPr>
-          <w:rStyle w:val="NormalTok"/>
-        </w:rPr>
-        <w:t xml:space="preserve"> </w:t>
-      </w:r>
-      <w:r>
-        <w:rPr>
-          <w:rStyle w:val="OperatorTok"/>
-        </w:rPr>
-        <w:t xml:space="preserve">{</w:t>
-      </w:r>
-      <w:r>
-        <w:br/>
-      </w:r>
-      <w:r>
-        <w:rPr>
-          <w:rStyle w:val="NormalTok"/>
-        </w:rPr>
-        <w:t xml:space="preserve">        </w:t>
-      </w:r>
-      <w:r>
-        <w:rPr>
-          <w:rStyle w:val="ControlFlowTok"/>
-        </w:rPr>
-        <w:t xml:space="preserve">if</w:t>
-      </w:r>
-      <w:r>
-        <w:rPr>
-          <w:rStyle w:val="NormalTok"/>
-        </w:rPr>
-        <w:t xml:space="preserve"> </w:t>
-      </w:r>
-      <w:r>
-        <w:rPr>
-          <w:rStyle w:val="OperatorTok"/>
-        </w:rPr>
-        <w:t xml:space="preserve">(</w:t>
-      </w:r>
-      <w:r>
-        <w:rPr>
-          <w:rStyle w:val="NormalTok"/>
-        </w:rPr>
-        <w:t xml:space="preserve">n </w:t>
-      </w:r>
-      <w:r>
-        <w:rPr>
-          <w:rStyle w:val="OperatorTok"/>
-        </w:rPr>
-        <w:t xml:space="preserve">&lt;=</w:t>
-      </w:r>
-      <w:r>
-        <w:rPr>
-          <w:rStyle w:val="NormalTok"/>
-        </w:rPr>
-        <w:t xml:space="preserve"> </w:t>
-      </w:r>
-      <w:r>
-        <w:rPr>
-          <w:rStyle w:val="DecValTok"/>
-        </w:rPr>
-        <w:t xml:space="preserve">1</w:t>
-      </w:r>
-      <w:r>
-        <w:rPr>
-          <w:rStyle w:val="OperatorTok"/>
-        </w:rPr>
-        <w:t xml:space="preserve">)</w:t>
-      </w:r>
-      <w:r>
-        <w:br/>
-      </w:r>
-      <w:r>
-        <w:rPr>
-          <w:rStyle w:val="NormalTok"/>
-        </w:rPr>
-        <w:t xml:space="preserve">            </w:t>
-      </w:r>
-      <w:r>
-        <w:rPr>
-          <w:rStyle w:val="ControlFlowTok"/>
-        </w:rPr>
-        <w:t xml:space="preserve">return</w:t>
-      </w:r>
-      <w:r>
-        <w:rPr>
-          <w:rStyle w:val="NormalTok"/>
-        </w:rPr>
-        <w:t xml:space="preserve"> </w:t>
-      </w:r>
-      <w:r>
-        <w:rPr>
-          <w:rStyle w:val="DecValTok"/>
-        </w:rPr>
-        <w:t xml:space="preserve">1</w:t>
-      </w:r>
-      <w:r>
-        <w:rPr>
-          <w:rStyle w:val="OperatorTok"/>
-        </w:rPr>
-        <w:t xml:space="preserve">;</w:t>
-      </w:r>
-      <w:r>
-        <w:br/>
-      </w:r>
-      <w:r>
-        <w:rPr>
-          <w:rStyle w:val="NormalTok"/>
-        </w:rPr>
-        <w:t xml:space="preserve">        </w:t>
-      </w:r>
-      <w:r>
-        <w:rPr>
-          <w:rStyle w:val="ControlFlowTok"/>
-        </w:rPr>
-        <w:t xml:space="preserve">else</w:t>
-      </w:r>
-      <w:r>
-        <w:br/>
-      </w:r>
-      <w:r>
-        <w:rPr>
-          <w:rStyle w:val="NormalTok"/>
-        </w:rPr>
-        <w:t xml:space="preserve">            </w:t>
-      </w:r>
-      <w:r>
-        <w:rPr>
-          <w:rStyle w:val="ControlFlowTok"/>
-        </w:rPr>
-        <w:t xml:space="preserve">return</w:t>
-      </w:r>
-      <w:r>
-        <w:rPr>
-          <w:rStyle w:val="NormalTok"/>
-        </w:rPr>
-        <w:t xml:space="preserve"> n </w:t>
-      </w:r>
-      <w:r>
-        <w:rPr>
-          <w:rStyle w:val="OperatorTok"/>
-        </w:rPr>
-        <w:t xml:space="preserve">*</w:t>
-      </w:r>
-      <w:r>
-        <w:rPr>
-          <w:rStyle w:val="NormalTok"/>
-        </w:rPr>
-        <w:t xml:space="preserve"> </w:t>
-      </w:r>
-      <w:r>
-        <w:rPr>
-          <w:rStyle w:val="FunctionTok"/>
-        </w:rPr>
-        <w:t xml:space="preserve">factorial</w:t>
-      </w:r>
-      <w:r>
-        <w:rPr>
-          <w:rStyle w:val="OperatorTok"/>
-        </w:rPr>
-        <w:t xml:space="preserve">(</w:t>
-      </w:r>
-      <w:r>
-        <w:rPr>
-          <w:rStyle w:val="NormalTok"/>
-        </w:rPr>
-        <w:t xml:space="preserve">n </w:t>
-      </w:r>
-      <w:r>
-        <w:rPr>
-          <w:rStyle w:val="OperatorTok"/>
-        </w:rPr>
-        <w:t xml:space="preserve">-</w:t>
-      </w:r>
-      <w:r>
-        <w:rPr>
-          <w:rStyle w:val="NormalTok"/>
-        </w:rPr>
-        <w:t xml:space="preserve"> </w:t>
-      </w:r>
-      <w:r>
-        <w:rPr>
-          <w:rStyle w:val="DecValTok"/>
-        </w:rPr>
-        <w:t xml:space="preserve">1</w:t>
-      </w:r>
-      <w:r>
-        <w:rPr>
-          <w:rStyle w:val="OperatorTok"/>
-        </w:rPr>
-        <w:t xml:space="preserve">);</w:t>
-      </w:r>
-      <w:r>
-        <w:br/>
-      </w:r>
-      <w:r>
-        <w:rPr>
-          <w:rStyle w:val="NormalTok"/>
-        </w:rPr>
-        <w:t xml:space="preserve">    </w:t>
-      </w:r>
-      <w:r>
-        <w:rPr>
-          <w:rStyle w:val="OperatorTok"/>
-        </w:rPr>
-        <w:t xml:space="preserve">}</w:t>
-      </w:r>
-      <w:r>
-        <w:br/>
-      </w:r>
-      <w:r>
-        <w:br/>
-      </w:r>
-      <w:r>
-        <w:rPr>
-          <w:rStyle w:val="NormalTok"/>
-        </w:rPr>
-        <w:t xml:space="preserve">    </w:t>
-      </w:r>
-      <w:r>
-        <w:rPr>
-          <w:rStyle w:val="KeywordTok"/>
-        </w:rPr>
-        <w:t xml:space="preserve">public</w:t>
-      </w:r>
-      <w:r>
-        <w:rPr>
-          <w:rStyle w:val="NormalTok"/>
-        </w:rPr>
-        <w:t xml:space="preserve"> </w:t>
-      </w:r>
-      <w:r>
-        <w:rPr>
-          <w:rStyle w:val="DataTypeTok"/>
-        </w:rPr>
-        <w:t xml:space="preserve">static</w:t>
-      </w:r>
-      <w:r>
-        <w:rPr>
-          <w:rStyle w:val="NormalTok"/>
-        </w:rPr>
-        <w:t xml:space="preserve"> </w:t>
-      </w:r>
-      <w:r>
-        <w:rPr>
-          <w:rStyle w:val="DataTypeTok"/>
-        </w:rPr>
-        <w:t xml:space="preserve">void</w:t>
-      </w:r>
-      <w:r>
-        <w:rPr>
-          <w:rStyle w:val="NormalTok"/>
-        </w:rPr>
-        <w:t xml:space="preserve"> </w:t>
-      </w:r>
-      <w:r>
-        <w:rPr>
-          <w:rStyle w:val="FunctionTok"/>
-        </w:rPr>
-        <w:t xml:space="preserve">main</w:t>
-      </w:r>
-      <w:r>
-        <w:rPr>
-          <w:rStyle w:val="OperatorTok"/>
-        </w:rPr>
-        <w:t xml:space="preserve">(</w:t>
-      </w:r>
-      <w:r>
-        <w:rPr>
-          <w:rStyle w:val="BuiltInTok"/>
-        </w:rPr>
-        <w:t xml:space="preserve">String</w:t>
-      </w:r>
-      <w:r>
-        <w:rPr>
-          <w:rStyle w:val="OperatorTok"/>
-        </w:rPr>
-        <w:t xml:space="preserve">[]</w:t>
-      </w:r>
-      <w:r>
-        <w:rPr>
-          <w:rStyle w:val="NormalTok"/>
-        </w:rPr>
-        <w:t xml:space="preserve"> args</w:t>
-      </w:r>
-      <w:r>
-        <w:rPr>
-          <w:rStyle w:val="OperatorTok"/>
-        </w:rPr>
-        <w:t xml:space="preserve">)</w:t>
-      </w:r>
-      <w:r>
-        <w:rPr>
-          <w:rStyle w:val="NormalTok"/>
-        </w:rPr>
-        <w:t xml:space="preserve"> </w:t>
-      </w:r>
-      <w:r>
-        <w:rPr>
-          <w:rStyle w:val="OperatorTok"/>
-        </w:rPr>
-        <w:t xml:space="preserve">{</w:t>
-      </w:r>
-      <w:r>
-        <w:br/>
-      </w:r>
-      <w:r>
-        <w:rPr>
-          <w:rStyle w:val="NormalTok"/>
-        </w:rPr>
-        <w:t xml:space="preserve">        </w:t>
-      </w:r>
-      <w:r>
-        <w:rPr>
-          <w:rStyle w:val="CommentTok"/>
-        </w:rPr>
-        <w:t xml:space="preserve">// Example usage</w:t>
-      </w:r>
-      <w:r>
-        <w:br/>
-      </w:r>
-      <w:r>
-        <w:rPr>
-          <w:rStyle w:val="NormalTok"/>
-        </w:rPr>
-        <w:t xml:space="preserve">        </w:t>
-      </w:r>
-      <w:r>
-        <w:rPr>
-          <w:rStyle w:val="DataTypeTok"/>
-        </w:rPr>
-        <w:t xml:space="preserve">int</w:t>
-      </w:r>
-      <w:r>
-        <w:rPr>
-          <w:rStyle w:val="NormalTok"/>
-        </w:rPr>
-        <w:t xml:space="preserve"> number </w:t>
-      </w:r>
-      <w:r>
-        <w:rPr>
-          <w:rStyle w:val="OperatorTok"/>
-        </w:rPr>
-        <w:t xml:space="preserve">=</w:t>
-      </w:r>
-      <w:r>
-        <w:rPr>
-          <w:rStyle w:val="NormalTok"/>
-        </w:rPr>
-        <w:t xml:space="preserve"> </w:t>
-      </w:r>
-      <w:r>
-        <w:rPr>
-          <w:rStyle w:val="DecValTok"/>
-        </w:rPr>
-        <w:t xml:space="preserve">5</w:t>
-      </w:r>
-      <w:r>
-        <w:rPr>
-          <w:rStyle w:val="OperatorTok"/>
-        </w:rPr>
-        <w:t xml:space="preserve">;</w:t>
-      </w:r>
-      <w:r>
-        <w:br/>
-      </w:r>
-      <w:r>
-        <w:rPr>
-          <w:rStyle w:val="NormalTok"/>
-        </w:rPr>
-        <w:t xml:space="preserve">        </w:t>
-      </w:r>
-      <w:r>
-        <w:rPr>
-          <w:rStyle w:val="DataTypeTok"/>
-        </w:rPr>
-        <w:t xml:space="preserve">int</w:t>
-      </w:r>
-      <w:r>
-        <w:rPr>
-          <w:rStyle w:val="NormalTok"/>
-        </w:rPr>
-        <w:t xml:space="preserve"> result </w:t>
-      </w:r>
-      <w:r>
-        <w:rPr>
-          <w:rStyle w:val="OperatorTok"/>
-        </w:rPr>
-        <w:t xml:space="preserve">=</w:t>
-      </w:r>
-      <w:r>
-        <w:rPr>
-          <w:rStyle w:val="NormalTok"/>
-        </w:rPr>
-        <w:t xml:space="preserve"> </w:t>
-      </w:r>
-      <w:r>
-        <w:rPr>
-          <w:rStyle w:val="FunctionTok"/>
-        </w:rPr>
-        <w:t xml:space="preserve">factorial</w:t>
-      </w:r>
-      <w:r>
-        <w:rPr>
-          <w:rStyle w:val="OperatorTok"/>
-        </w:rPr>
-        <w:t xml:space="preserve">(</w:t>
-      </w:r>
-      <w:r>
-        <w:rPr>
-          <w:rStyle w:val="NormalTok"/>
-        </w:rPr>
-        <w:t xml:space="preserve">number</w:t>
-      </w:r>
-      <w:r>
-        <w:rPr>
-          <w:rStyle w:val="OperatorTok"/>
-        </w:rPr>
-        <w:t xml:space="preserve">);</w:t>
-      </w:r>
-      <w:r>
-        <w:br/>
-      </w:r>
-      <w:r>
-        <w:rPr>
-          <w:rStyle w:val="NormalTok"/>
-        </w:rPr>
-        <w:t xml:space="preserve">        </w:t>
-      </w:r>
-      <w:r>
-        <w:rPr>
-          <w:rStyle w:val="BuiltInTok"/>
-        </w:rPr>
-        <w:t xml:space="preserve">System</w:t>
-      </w:r>
-      <w:r>
-        <w:rPr>
-          <w:rStyle w:val="OperatorTok"/>
-        </w:rPr>
-        <w:t xml:space="preserve">.</w:t>
-      </w:r>
-      <w:r>
-        <w:rPr>
-          <w:rStyle w:val="FunctionTok"/>
-        </w:rPr>
-        <w:t xml:space="preserve">out</w:t>
-      </w:r>
-      <w:r>
-        <w:rPr>
-          <w:rStyle w:val="OperatorTok"/>
-        </w:rPr>
-        <w:t xml:space="preserve">.</w:t>
-      </w:r>
-      <w:r>
-        <w:rPr>
-          <w:rStyle w:val="FunctionTok"/>
-        </w:rPr>
-        <w:t xml:space="preserve">println</w:t>
-      </w:r>
-      <w:r>
-        <w:rPr>
-          <w:rStyle w:val="OperatorTok"/>
-        </w:rPr>
-        <w:t xml:space="preserve">(</w:t>
-      </w:r>
-      <w:r>
-        <w:rPr>
-          <w:rStyle w:val="StringTok"/>
-        </w:rPr>
-        <w:t xml:space="preserve">"The factorial of "</w:t>
-      </w:r>
-      <w:r>
-        <w:rPr>
-          <w:rStyle w:val="NormalTok"/>
-        </w:rPr>
-        <w:t xml:space="preserve"> </w:t>
-      </w:r>
-      <w:r>
-        <w:rPr>
-          <w:rStyle w:val="OperatorTok"/>
-        </w:rPr>
-        <w:t xml:space="preserve">+</w:t>
-      </w:r>
-      <w:r>
-        <w:rPr>
-          <w:rStyle w:val="NormalTok"/>
-        </w:rPr>
-        <w:t xml:space="preserve"> number </w:t>
-      </w:r>
-      <w:r>
-        <w:rPr>
-          <w:rStyle w:val="OperatorTok"/>
-        </w:rPr>
-        <w:t xml:space="preserve">+</w:t>
-      </w:r>
-      <w:r>
-        <w:rPr>
-          <w:rStyle w:val="NormalTok"/>
-        </w:rPr>
-        <w:t xml:space="preserve"> </w:t>
-      </w:r>
-      <w:r>
-        <w:rPr>
-          <w:rStyle w:val="StringTok"/>
-        </w:rPr>
-        <w:t xml:space="preserve">" is: "</w:t>
-      </w:r>
-      <w:r>
-        <w:rPr>
-          <w:rStyle w:val="NormalTok"/>
-        </w:rPr>
-        <w:t xml:space="preserve"> </w:t>
-      </w:r>
-      <w:r>
-        <w:rPr>
-          <w:rStyle w:val="OperatorTok"/>
-        </w:rPr>
-        <w:t xml:space="preserve">+</w:t>
-      </w:r>
-      <w:r>
-        <w:rPr>
-          <w:rStyle w:val="NormalTok"/>
-        </w:rPr>
-        <w:t xml:space="preserve"> result</w:t>
-      </w:r>
-      <w:r>
-        <w:rPr>
-          <w:rStyle w:val="OperatorTok"/>
-        </w:rPr>
-        <w:t xml:space="preserve">);</w:t>
-      </w:r>
-      <w:r>
-        <w:br/>
-      </w:r>
-      <w:r>
-        <w:rPr>
-          <w:rStyle w:val="NormalTok"/>
-        </w:rPr>
-        <w:t xml:space="preserve">    </w:t>
-      </w:r>
-      <w:r>
-        <w:rPr>
-          <w:rStyle w:val="OperatorTok"/>
-        </w:rPr>
-        <w:t xml:space="preserve">}</w:t>
-      </w:r>
-      <w:r>
-        <w:br/>
-      </w:r>
-      <w:r>
-        <w:rPr>
-          <w:rStyle w:val="OperatorTok"/>
-        </w:rPr>
-        <w:t xml:space="preserve">}</w:t>
-      </w:r>
-    </w:p>
-    <w:p>
-      <w:pPr>
-        <w:pStyle w:val="FirstParagraph"/>
-      </w:pPr>
-      <w:r>
-        <w:rPr>
-          <w:b/>
-          <w:bCs/>
-        </w:rPr>
-        <w:t xml:space="preserve">Output:</w:t>
-      </w:r>
-    </w:p>
-    <w:p>
-      <w:pPr>
-        <w:pStyle w:val="SourceCode"/>
-      </w:pPr>
-      <w:r>
-        <w:rPr>
-          <w:rStyle w:val="VerbatimChar"/>
-        </w:rPr>
-        <w:t xml:space="preserve">The factorial of 5 is: 120</w:t>
-      </w:r>
-    </w:p>
-    <w:p>
-      <w:r>
-        <w:pict>
-          <v:rect style="width:0;height:1.5pt" o:hralign="center" o:hrstd="t" o:hr="t"/>
-        </w:pict>
-      </w:r>
-    </w:p>
-    <w:p>
-      <w:r>
-        <w:pict>
-          <v:rect style="width:0;height:1.5pt" o:hralign="center" o:hrstd="t" o:hr="t"/>
-        </w:pict>
-      </w:r>
-    </w:p>
-    <w:bookmarkStart w:id="31" w:name="functiondef-greet"/>
-    <w:p>
-      <w:pPr>
-        <w:pStyle w:val="Heading3"/>
-      </w:pPr>
-      <w:r>
-        <w:rPr>
-          <w:rStyle w:val="SectionNumber"/>
-        </w:rPr>
-        <w:t xml:space="preserve">3.5.1</w:t>
-      </w:r>
-      <w:r>
-        <w:tab/>
-      </w:r>
-      <w:r>
-        <w:t xml:space="preserve">FunctionDef greet</w:t>
-      </w:r>
-    </w:p>
-    <w:bookmarkEnd w:id="31"/>
-    <w:bookmarkEnd w:id="32"/>
-    <w:bookmarkEnd w:id="33"/>
-    <w:bookmarkStart w:id="40" w:name="function-greetstring-name"/>
-    <w:p>
-      <w:pPr>
-        <w:pStyle w:val="Heading1"/>
-      </w:pPr>
-      <w:r>
-        <w:rPr>
-          <w:rStyle w:val="SectionNumber"/>
-        </w:rPr>
-        <w:t xml:space="preserve">4</w:t>
-      </w:r>
-      <w:r>
-        <w:tab/>
-      </w:r>
-      <w:r>
-        <w:t xml:space="preserve">Function: greet(String name)</w:t>
-      </w:r>
-    </w:p>
-    <w:bookmarkStart w:id="34" w:name="overview-3"/>
-    <w:p>
-      <w:pPr>
-        <w:pStyle w:val="Heading2"/>
-      </w:pPr>
-      <w:r>
-        <w:rPr>
-          <w:rStyle w:val="SectionNumber"/>
-        </w:rPr>
-        <w:t xml:space="preserve">4.1</w:t>
-      </w:r>
-      <w:r>
-        <w:tab/>
-      </w:r>
-      <w:r>
-        <w:t xml:space="preserve">Overview</w:t>
-      </w:r>
-    </w:p>
-    <w:p>
-      <w:pPr>
-        <w:pStyle w:val="FirstParagraph"/>
-      </w:pPr>
-      <w:r>
-        <w:t xml:space="preserve">The</w:t>
-      </w:r>
-      <w:r>
-        <w:t xml:space="preserve"> </w:t>
-      </w:r>
-      <w:r>
-        <w:rPr>
-          <w:rStyle w:val="VerbatimChar"/>
-        </w:rPr>
-        <w:t xml:space="preserve">greet</w:t>
-      </w:r>
-      <w:r>
-        <w:t xml:space="preserve"> </w:t>
-      </w:r>
-      <w:r>
-        <w:t xml:space="preserve">function prints a personalized greeting message to the standard output console.</w:t>
-      </w:r>
-    </w:p>
-    <w:bookmarkEnd w:id="34"/>
-    <w:bookmarkStart w:id="35" w:name="parameters-2"/>
-    <w:p>
-      <w:pPr>
-        <w:pStyle w:val="Heading2"/>
-      </w:pPr>
-      <w:r>
-        <w:rPr>
-          <w:rStyle w:val="SectionNumber"/>
-        </w:rPr>
-        <w:t xml:space="preserve">4.2</w:t>
-      </w:r>
-      <w:r>
-        <w:tab/>
-      </w:r>
-      <w:r>
-        <w:t xml:space="preserve">parameters</w:t>
+        <w:t xml:space="preserve">Usage Notes</w:t>
       </w:r>
     </w:p>
     <w:p>
@@ -3828,43 +4153,34 @@
         </w:numPr>
       </w:pPr>
       <w:r>
+        <w:t xml:space="preserve">This function prints directly to the standard output and does not return the greeting string. If you need to store or manipulate the greeting message, you will need to modify the function to return a</w:t>
+      </w:r>
+      <w:r>
+        <w:t xml:space="preserve"> </w:t>
+      </w:r>
+      <w:r>
         <w:rPr>
           <w:rStyle w:val="VerbatimChar"/>
         </w:rPr>
-        <w:t xml:space="preserve">name</w:t>
-      </w:r>
-      <w:r>
-        <w:t xml:space="preserve"> </w:t>
-      </w:r>
-      <w:r>
-        <w:t xml:space="preserve">(String): The name of the person or entity to be greeted. This string will be incorporated into the output message.</w:t>
-      </w:r>
-    </w:p>
-    <w:bookmarkEnd w:id="35"/>
-    <w:bookmarkStart w:id="36" w:name="description-3"/>
-    <w:p>
-      <w:pPr>
-        <w:pStyle w:val="Heading2"/>
-      </w:pPr>
-      <w:r>
-        <w:rPr>
-          <w:rStyle w:val="SectionNumber"/>
-        </w:rPr>
-        <w:t xml:space="preserve">4.3</w:t>
-      </w:r>
-      <w:r>
-        <w:tab/>
-      </w:r>
-      <w:r>
-        <w:t xml:space="preserve">Description</w:t>
+        <w:t xml:space="preserve">String</w:t>
+      </w:r>
+      <w:r>
+        <w:t xml:space="preserve"> </w:t>
+      </w:r>
+      <w:r>
+        <w:t xml:space="preserve">instead.</w:t>
       </w:r>
     </w:p>
     <w:p>
       <w:pPr>
-        <w:pStyle w:val="FirstParagraph"/>
-      </w:pPr>
-      <w:r>
-        <w:t xml:space="preserve">This</w:t>
+        <w:pStyle w:val="Compact"/>
+        <w:numPr>
+          <w:ilvl w:val="0"/>
+          <w:numId w:val="1006"/>
+        </w:numPr>
+      </w:pPr>
+      <w:r>
+        <w:t xml:space="preserve">The function will concatenate the provided</w:t>
       </w:r>
       <w:r>
         <w:t xml:space="preserve"> </w:t>
@@ -3873,37 +4189,19 @@
         <w:rPr>
           <w:rStyle w:val="VerbatimChar"/>
         </w:rPr>
-        <w:t xml:space="preserve">public static</w:t>
-      </w:r>
-      <w:r>
-        <w:t xml:space="preserve"> </w:t>
-      </w:r>
-      <w:r>
-        <w:t xml:space="preserve">method is designed to display a simple, formatted greeting. It accepts a single</w:t>
-      </w:r>
-      <w:r>
-        <w:t xml:space="preserve"> </w:t>
-      </w:r>
-      <w:r>
-        <w:rPr>
-          <w:rStyle w:val="VerbatimChar"/>
-        </w:rPr>
-        <w:t xml:space="preserve">String</w:t>
-      </w:r>
-      <w:r>
-        <w:t xml:space="preserve"> </w:t>
-      </w:r>
-      <w:r>
-        <w:t xml:space="preserve">argument named</w:t>
-      </w:r>
-      <w:r>
-        <w:t xml:space="preserve"> </w:t>
-      </w:r>
-      <w:r>
-        <w:rPr>
-          <w:rStyle w:val="VerbatimChar"/>
-        </w:rPr>
         <w:t xml:space="preserve">name</w:t>
+      </w:r>
+      <w:r>
+        <w:t xml:space="preserve"> </w:t>
+      </w:r>
+      <w:r>
+        <w:t xml:space="preserve">as-is. If an empty string is passed, the output will be</w:t>
+      </w:r>
+      <w:r>
+        <w:t xml:space="preserve"> </w:t>
+      </w:r>
+      <w:r>
+        <w:t xml:space="preserve">“Hello, !”</w:t>
       </w:r>
       <w:r>
         <w:t xml:space="preserve">.</w:t>
@@ -3911,10 +4209,14 @@
     </w:p>
     <w:p>
       <w:pPr>
-        <w:pStyle w:val="BodyText"/>
-      </w:pPr>
-      <w:r>
-        <w:t xml:space="preserve">The core functionality is handled by the</w:t>
+        <w:pStyle w:val="Compact"/>
+        <w:numPr>
+          <w:ilvl w:val="0"/>
+          <w:numId w:val="1006"/>
+        </w:numPr>
+      </w:pPr>
+      <w:r>
+        <w:t xml:space="preserve">If</w:t>
       </w:r>
       <w:r>
         <w:t xml:space="preserve"> </w:t>
@@ -3923,40 +4225,592 @@
         <w:rPr>
           <w:rStyle w:val="VerbatimChar"/>
         </w:rPr>
-        <w:t xml:space="preserve">System.out.println()</w:t>
-      </w:r>
-      <w:r>
-        <w:t xml:space="preserve"> </w:t>
-      </w:r>
-      <w:r>
-        <w:t xml:space="preserve">method, which prints a complete line of text to the console. The text is constructed by concatenating the literal string</w:t>
-      </w:r>
-      <w:r>
-        <w:t xml:space="preserve"> </w:t>
-      </w:r>
+        <w:t xml:space="preserve">null</w:t>
+      </w:r>
+      <w:r>
+        <w:t xml:space="preserve"> </w:t>
+      </w:r>
+      <w:r>
+        <w:t xml:space="preserve">is passed as the argument, Java’s string concatenation will convert it to the string</w:t>
+      </w:r>
+      <w:r>
+        <w:t xml:space="preserve"> </w:t>
+      </w:r>
+      <w:r>
+        <w:t xml:space="preserve">“null”</w:t>
+      </w:r>
+      <w:r>
+        <w:t xml:space="preserve">, resulting in the output</w:t>
+      </w:r>
+      <w:r>
+        <w:t xml:space="preserve"> </w:t>
+      </w:r>
+      <w:r>
+        <w:t xml:space="preserve">“Hello, null!”</w:t>
+      </w:r>
+      <w:r>
+        <w:t xml:space="preserve">.</w:t>
+      </w:r>
+    </w:p>
+    <w:bookmarkEnd w:id="33"/>
+    <w:bookmarkStart w:id="35" w:name="example-3"/>
+    <w:p>
+      <w:pPr>
+        <w:pStyle w:val="Heading2"/>
+      </w:pPr>
+      <w:r>
+        <w:rPr>
+          <w:rStyle w:val="SectionNumber"/>
+        </w:rPr>
+        <w:t xml:space="preserve">4.5</w:t>
+      </w:r>
+      <w:r>
+        <w:tab/>
+      </w:r>
+      <w:r>
+        <w:t xml:space="preserve">Example</w:t>
+      </w:r>
+    </w:p>
+    <w:p>
+      <w:pPr>
+        <w:pStyle w:val="SourceCode"/>
+      </w:pPr>
+      <w:r>
+        <w:rPr>
+          <w:rStyle w:val="KeywordTok"/>
+        </w:rPr>
+        <w:t xml:space="preserve">public</w:t>
+      </w:r>
+      <w:r>
+        <w:rPr>
+          <w:rStyle w:val="NormalTok"/>
+        </w:rPr>
+        <w:t xml:space="preserve"> </w:t>
+      </w:r>
+      <w:r>
+        <w:rPr>
+          <w:rStyle w:val="KeywordTok"/>
+        </w:rPr>
+        <w:t xml:space="preserve">class</w:t>
+      </w:r>
+      <w:r>
+        <w:rPr>
+          <w:rStyle w:val="NormalTok"/>
+        </w:rPr>
+        <w:t xml:space="preserve"> Main </w:t>
+      </w:r>
+      <w:r>
+        <w:rPr>
+          <w:rStyle w:val="OperatorTok"/>
+        </w:rPr>
+        <w:t xml:space="preserve">{</w:t>
+      </w:r>
+      <w:r>
+        <w:br/>
+      </w:r>
+      <w:r>
+        <w:rPr>
+          <w:rStyle w:val="NormalTok"/>
+        </w:rPr>
+        <w:t xml:space="preserve">    </w:t>
+      </w:r>
+      <w:r>
+        <w:rPr>
+          <w:rStyle w:val="KeywordTok"/>
+        </w:rPr>
+        <w:t xml:space="preserve">public</w:t>
+      </w:r>
+      <w:r>
+        <w:rPr>
+          <w:rStyle w:val="NormalTok"/>
+        </w:rPr>
+        <w:t xml:space="preserve"> </w:t>
+      </w:r>
+      <w:r>
+        <w:rPr>
+          <w:rStyle w:val="DataTypeTok"/>
+        </w:rPr>
+        <w:t xml:space="preserve">static</w:t>
+      </w:r>
+      <w:r>
+        <w:rPr>
+          <w:rStyle w:val="NormalTok"/>
+        </w:rPr>
+        <w:t xml:space="preserve"> </w:t>
+      </w:r>
+      <w:r>
+        <w:rPr>
+          <w:rStyle w:val="DataTypeTok"/>
+        </w:rPr>
+        <w:t xml:space="preserve">void</w:t>
+      </w:r>
+      <w:r>
+        <w:rPr>
+          <w:rStyle w:val="NormalTok"/>
+        </w:rPr>
+        <w:t xml:space="preserve"> </w:t>
+      </w:r>
+      <w:r>
+        <w:rPr>
+          <w:rStyle w:val="FunctionTok"/>
+        </w:rPr>
+        <w:t xml:space="preserve">greet</w:t>
+      </w:r>
+      <w:r>
+        <w:rPr>
+          <w:rStyle w:val="OperatorTok"/>
+        </w:rPr>
+        <w:t xml:space="preserve">(</w:t>
+      </w:r>
+      <w:r>
+        <w:rPr>
+          <w:rStyle w:val="BuiltInTok"/>
+        </w:rPr>
+        <w:t xml:space="preserve">String</w:t>
+      </w:r>
+      <w:r>
+        <w:rPr>
+          <w:rStyle w:val="NormalTok"/>
+        </w:rPr>
+        <w:t xml:space="preserve"> name</w:t>
+      </w:r>
+      <w:r>
+        <w:rPr>
+          <w:rStyle w:val="OperatorTok"/>
+        </w:rPr>
+        <w:t xml:space="preserve">)</w:t>
+      </w:r>
+      <w:r>
+        <w:rPr>
+          <w:rStyle w:val="NormalTok"/>
+        </w:rPr>
+        <w:t xml:space="preserve"> </w:t>
+      </w:r>
+      <w:r>
+        <w:rPr>
+          <w:rStyle w:val="OperatorTok"/>
+        </w:rPr>
+        <w:t xml:space="preserve">{</w:t>
+      </w:r>
+      <w:r>
+        <w:br/>
+      </w:r>
+      <w:r>
+        <w:rPr>
+          <w:rStyle w:val="NormalTok"/>
+        </w:rPr>
+        <w:t xml:space="preserve">        </w:t>
+      </w:r>
+      <w:r>
+        <w:rPr>
+          <w:rStyle w:val="BuiltInTok"/>
+        </w:rPr>
+        <w:t xml:space="preserve">System</w:t>
+      </w:r>
+      <w:r>
+        <w:rPr>
+          <w:rStyle w:val="OperatorTok"/>
+        </w:rPr>
+        <w:t xml:space="preserve">.</w:t>
+      </w:r>
+      <w:r>
+        <w:rPr>
+          <w:rStyle w:val="FunctionTok"/>
+        </w:rPr>
+        <w:t xml:space="preserve">out</w:t>
+      </w:r>
+      <w:r>
+        <w:rPr>
+          <w:rStyle w:val="OperatorTok"/>
+        </w:rPr>
+        <w:t xml:space="preserve">.</w:t>
+      </w:r>
+      <w:r>
+        <w:rPr>
+          <w:rStyle w:val="FunctionTok"/>
+        </w:rPr>
+        <w:t xml:space="preserve">println</w:t>
+      </w:r>
+      <w:r>
+        <w:rPr>
+          <w:rStyle w:val="OperatorTok"/>
+        </w:rPr>
+        <w:t xml:space="preserve">(</w:t>
+      </w:r>
+      <w:r>
+        <w:rPr>
+          <w:rStyle w:val="StringTok"/>
+        </w:rPr>
+        <w:t xml:space="preserve">"Hello, "</w:t>
+      </w:r>
+      <w:r>
+        <w:rPr>
+          <w:rStyle w:val="NormalTok"/>
+        </w:rPr>
+        <w:t xml:space="preserve"> </w:t>
+      </w:r>
+      <w:r>
+        <w:rPr>
+          <w:rStyle w:val="OperatorTok"/>
+        </w:rPr>
+        <w:t xml:space="preserve">+</w:t>
+      </w:r>
+      <w:r>
+        <w:rPr>
+          <w:rStyle w:val="NormalTok"/>
+        </w:rPr>
+        <w:t xml:space="preserve"> name </w:t>
+      </w:r>
+      <w:r>
+        <w:rPr>
+          <w:rStyle w:val="OperatorTok"/>
+        </w:rPr>
+        <w:t xml:space="preserve">+</w:t>
+      </w:r>
+      <w:r>
+        <w:rPr>
+          <w:rStyle w:val="NormalTok"/>
+        </w:rPr>
+        <w:t xml:space="preserve"> </w:t>
+      </w:r>
+      <w:r>
+        <w:rPr>
+          <w:rStyle w:val="StringTok"/>
+        </w:rPr>
+        <w:t xml:space="preserve">"!"</w:t>
+      </w:r>
+      <w:r>
+        <w:rPr>
+          <w:rStyle w:val="OperatorTok"/>
+        </w:rPr>
+        <w:t xml:space="preserve">);</w:t>
+      </w:r>
+      <w:r>
+        <w:br/>
+      </w:r>
+      <w:r>
+        <w:rPr>
+          <w:rStyle w:val="NormalTok"/>
+        </w:rPr>
+        <w:t xml:space="preserve">    </w:t>
+      </w:r>
+      <w:r>
+        <w:rPr>
+          <w:rStyle w:val="OperatorTok"/>
+        </w:rPr>
+        <w:t xml:space="preserve">}</w:t>
+      </w:r>
+      <w:r>
+        <w:br/>
+      </w:r>
+      <w:r>
+        <w:br/>
+      </w:r>
+      <w:r>
+        <w:rPr>
+          <w:rStyle w:val="NormalTok"/>
+        </w:rPr>
+        <w:t xml:space="preserve">    </w:t>
+      </w:r>
+      <w:r>
+        <w:rPr>
+          <w:rStyle w:val="KeywordTok"/>
+        </w:rPr>
+        <w:t xml:space="preserve">public</w:t>
+      </w:r>
+      <w:r>
+        <w:rPr>
+          <w:rStyle w:val="NormalTok"/>
+        </w:rPr>
+        <w:t xml:space="preserve"> </w:t>
+      </w:r>
+      <w:r>
+        <w:rPr>
+          <w:rStyle w:val="DataTypeTok"/>
+        </w:rPr>
+        <w:t xml:space="preserve">static</w:t>
+      </w:r>
+      <w:r>
+        <w:rPr>
+          <w:rStyle w:val="NormalTok"/>
+        </w:rPr>
+        <w:t xml:space="preserve"> </w:t>
+      </w:r>
+      <w:r>
+        <w:rPr>
+          <w:rStyle w:val="DataTypeTok"/>
+        </w:rPr>
+        <w:t xml:space="preserve">void</w:t>
+      </w:r>
+      <w:r>
+        <w:rPr>
+          <w:rStyle w:val="NormalTok"/>
+        </w:rPr>
+        <w:t xml:space="preserve"> </w:t>
+      </w:r>
+      <w:r>
+        <w:rPr>
+          <w:rStyle w:val="FunctionTok"/>
+        </w:rPr>
+        <w:t xml:space="preserve">main</w:t>
+      </w:r>
+      <w:r>
+        <w:rPr>
+          <w:rStyle w:val="OperatorTok"/>
+        </w:rPr>
+        <w:t xml:space="preserve">(</w:t>
+      </w:r>
+      <w:r>
+        <w:rPr>
+          <w:rStyle w:val="BuiltInTok"/>
+        </w:rPr>
+        <w:t xml:space="preserve">String</w:t>
+      </w:r>
+      <w:r>
+        <w:rPr>
+          <w:rStyle w:val="OperatorTok"/>
+        </w:rPr>
+        <w:t xml:space="preserve">[]</w:t>
+      </w:r>
+      <w:r>
+        <w:rPr>
+          <w:rStyle w:val="NormalTok"/>
+        </w:rPr>
+        <w:t xml:space="preserve"> args</w:t>
+      </w:r>
+      <w:r>
+        <w:rPr>
+          <w:rStyle w:val="OperatorTok"/>
+        </w:rPr>
+        <w:t xml:space="preserve">)</w:t>
+      </w:r>
+      <w:r>
+        <w:rPr>
+          <w:rStyle w:val="NormalTok"/>
+        </w:rPr>
+        <w:t xml:space="preserve"> </w:t>
+      </w:r>
+      <w:r>
+        <w:rPr>
+          <w:rStyle w:val="OperatorTok"/>
+        </w:rPr>
+        <w:t xml:space="preserve">{</w:t>
+      </w:r>
+      <w:r>
+        <w:br/>
+      </w:r>
+      <w:r>
+        <w:rPr>
+          <w:rStyle w:val="NormalTok"/>
+        </w:rPr>
+        <w:t xml:space="preserve">        </w:t>
+      </w:r>
+      <w:r>
+        <w:rPr>
+          <w:rStyle w:val="CommentTok"/>
+        </w:rPr>
+        <w:t xml:space="preserve">// Example usage</w:t>
+      </w:r>
+      <w:r>
+        <w:br/>
+      </w:r>
+      <w:r>
+        <w:rPr>
+          <w:rStyle w:val="NormalTok"/>
+        </w:rPr>
+        <w:t xml:space="preserve">        </w:t>
+      </w:r>
+      <w:r>
+        <w:rPr>
+          <w:rStyle w:val="FunctionTok"/>
+        </w:rPr>
+        <w:t xml:space="preserve">greet</w:t>
+      </w:r>
+      <w:r>
+        <w:rPr>
+          <w:rStyle w:val="OperatorTok"/>
+        </w:rPr>
+        <w:t xml:space="preserve">(</w:t>
+      </w:r>
+      <w:r>
+        <w:rPr>
+          <w:rStyle w:val="StringTok"/>
+        </w:rPr>
+        <w:t xml:space="preserve">"Alice"</w:t>
+      </w:r>
+      <w:r>
+        <w:rPr>
+          <w:rStyle w:val="OperatorTok"/>
+        </w:rPr>
+        <w:t xml:space="preserve">);</w:t>
+      </w:r>
+      <w:r>
+        <w:br/>
+      </w:r>
+      <w:r>
+        <w:rPr>
+          <w:rStyle w:val="NormalTok"/>
+        </w:rPr>
+        <w:t xml:space="preserve">        </w:t>
+      </w:r>
+      <w:r>
+        <w:rPr>
+          <w:rStyle w:val="FunctionTok"/>
+        </w:rPr>
+        <w:t xml:space="preserve">greet</w:t>
+      </w:r>
+      <w:r>
+        <w:rPr>
+          <w:rStyle w:val="OperatorTok"/>
+        </w:rPr>
+        <w:t xml:space="preserve">(</w:t>
+      </w:r>
+      <w:r>
+        <w:rPr>
+          <w:rStyle w:val="StringTok"/>
+        </w:rPr>
+        <w:t xml:space="preserve">"Developer"</w:t>
+      </w:r>
+      <w:r>
+        <w:rPr>
+          <w:rStyle w:val="OperatorTok"/>
+        </w:rPr>
+        <w:t xml:space="preserve">);</w:t>
+      </w:r>
+      <w:r>
+        <w:br/>
+      </w:r>
+      <w:r>
+        <w:rPr>
+          <w:rStyle w:val="NormalTok"/>
+        </w:rPr>
+        <w:t xml:space="preserve">    </w:t>
+      </w:r>
+      <w:r>
+        <w:rPr>
+          <w:rStyle w:val="OperatorTok"/>
+        </w:rPr>
+        <w:t xml:space="preserve">}</w:t>
+      </w:r>
+      <w:r>
+        <w:br/>
+      </w:r>
+      <w:r>
+        <w:rPr>
+          <w:rStyle w:val="OperatorTok"/>
+        </w:rPr>
+        <w:t xml:space="preserve">}</w:t>
+      </w:r>
+    </w:p>
+    <w:p>
+      <w:pPr>
+        <w:pStyle w:val="FirstParagraph"/>
+      </w:pPr>
+      <w:r>
+        <w:rPr>
+          <w:b/>
+          <w:bCs/>
+        </w:rPr>
+        <w:t xml:space="preserve">Output:</w:t>
+      </w:r>
+    </w:p>
+    <w:p>
+      <w:pPr>
+        <w:pStyle w:val="SourceCode"/>
+      </w:pPr>
       <w:r>
         <w:rPr>
           <w:rStyle w:val="VerbatimChar"/>
         </w:rPr>
-        <w:t xml:space="preserve">"Hello, "</w:t>
-      </w:r>
-      <w:r>
-        <w:t xml:space="preserve">, the value of the</w:t>
-      </w:r>
-      <w:r>
-        <w:t xml:space="preserve"> </w:t>
+        <w:t xml:space="preserve">Hello, Alice!</w:t>
+      </w:r>
+      <w:r>
+        <w:br/>
       </w:r>
       <w:r>
         <w:rPr>
           <w:rStyle w:val="VerbatimChar"/>
         </w:rPr>
-        <w:t xml:space="preserve">name</w:t>
-      </w:r>
-      <w:r>
-        <w:t xml:space="preserve"> </w:t>
-      </w:r>
-      <w:r>
-        <w:t xml:space="preserve">parameter, and the literal string</w:t>
+        <w:t xml:space="preserve">Hello, Developer!</w:t>
+      </w:r>
+    </w:p>
+    <w:p>
+      <w:r>
+        <w:pict>
+          <v:rect style="width:0;height:1.5pt" o:hralign="center" o:hrstd="t" o:hr="t"/>
+        </w:pict>
+      </w:r>
+    </w:p>
+    <w:p>
+      <w:r>
+        <w:pict>
+          <v:rect style="width:0;height:1.5pt" o:hralign="center" o:hrstd="t" o:hr="t"/>
+        </w:pict>
+      </w:r>
+    </w:p>
+    <w:bookmarkStart w:id="34" w:name="functiondef-main"/>
+    <w:p>
+      <w:pPr>
+        <w:pStyle w:val="Heading3"/>
+      </w:pPr>
+      <w:r>
+        <w:rPr>
+          <w:rStyle w:val="SectionNumber"/>
+        </w:rPr>
+        <w:t xml:space="preserve">4.5.1</w:t>
+      </w:r>
+      <w:r>
+        <w:tab/>
+      </w:r>
+      <w:r>
+        <w:t xml:space="preserve">FunctionDef main</w:t>
+      </w:r>
+    </w:p>
+    <w:bookmarkEnd w:id="34"/>
+    <w:bookmarkEnd w:id="35"/>
+    <w:bookmarkEnd w:id="36"/>
+    <w:bookmarkStart w:id="42" w:name="function-main"/>
+    <w:p>
+      <w:pPr>
+        <w:pStyle w:val="Heading1"/>
+      </w:pPr>
+      <w:r>
+        <w:rPr>
+          <w:rStyle w:val="SectionNumber"/>
+        </w:rPr>
+        <w:t xml:space="preserve">5</w:t>
+      </w:r>
+      <w:r>
+        <w:tab/>
+      </w:r>
+      <w:r>
+        <w:t xml:space="preserve">Function: main</w:t>
+      </w:r>
+    </w:p>
+    <w:bookmarkStart w:id="37" w:name="overview-4"/>
+    <w:p>
+      <w:pPr>
+        <w:pStyle w:val="Heading2"/>
+      </w:pPr>
+      <w:r>
+        <w:rPr>
+          <w:rStyle w:val="SectionNumber"/>
+        </w:rPr>
+        <w:t xml:space="preserve">5.1</w:t>
+      </w:r>
+      <w:r>
+        <w:tab/>
+      </w:r>
+      <w:r>
+        <w:t xml:space="preserve">Overview</w:t>
+      </w:r>
+    </w:p>
+    <w:p>
+      <w:pPr>
+        <w:pStyle w:val="FirstParagraph"/>
+      </w:pPr>
+      <w:r>
+        <w:t xml:space="preserve">The</w:t>
       </w:r>
       <w:r>
         <w:t xml:space="preserve"> </w:t>
@@ -3965,10 +4819,163 @@
         <w:rPr>
           <w:rStyle w:val="VerbatimChar"/>
         </w:rPr>
-        <w:t xml:space="preserve">"!"</w:t>
-      </w:r>
-      <w:r>
-        <w:t xml:space="preserve">. For instance, if the</w:t>
+        <w:t xml:space="preserve">main</w:t>
+      </w:r>
+      <w:r>
+        <w:t xml:space="preserve"> </w:t>
+      </w:r>
+      <w:r>
+        <w:t xml:space="preserve">function serves as the primary entry point for the Java application, executing a series of method calls to demonstrate the program’s functionality.</w:t>
+      </w:r>
+    </w:p>
+    <w:bookmarkEnd w:id="37"/>
+    <w:bookmarkStart w:id="38" w:name="parameters-3"/>
+    <w:p>
+      <w:pPr>
+        <w:pStyle w:val="Heading2"/>
+      </w:pPr>
+      <w:r>
+        <w:rPr>
+          <w:rStyle w:val="SectionNumber"/>
+        </w:rPr>
+        <w:t xml:space="preserve">5.2</w:t>
+      </w:r>
+      <w:r>
+        <w:tab/>
+      </w:r>
+      <w:r>
+        <w:t xml:space="preserve">parameters</w:t>
+      </w:r>
+    </w:p>
+    <w:tbl>
+      <w:tblPr>
+        <w:tblStyle w:val="Table"/>
+        <w:tblW w:type="pct" w:w="5000"/>
+        <w:tblLayout w:type="fixed"/>
+        <w:tblLook w:firstRow="1" w:lastRow="0" w:firstColumn="0" w:lastColumn="0" w:noHBand="0" w:noVBand="0" w:val="0020"/>
+      </w:tblPr>
+      <w:tblGrid>
+        <w:gridCol w:w="2904"/>
+        <w:gridCol w:w="1584"/>
+        <w:gridCol w:w="3432"/>
+      </w:tblGrid>
+      <w:tr>
+        <w:trPr>
+          <w:tblHeader w:val="on"/>
+        </w:trPr>
+        <w:tc>
+          <w:tcPr/>
+          <w:p>
+            <w:pPr>
+              <w:pStyle w:val="Compact"/>
+            </w:pPr>
+            <w:r>
+              <w:t xml:space="preserve">Parameter</w:t>
+            </w:r>
+          </w:p>
+        </w:tc>
+        <w:tc>
+          <w:tcPr/>
+          <w:p>
+            <w:pPr>
+              <w:pStyle w:val="Compact"/>
+            </w:pPr>
+            <w:r>
+              <w:t xml:space="preserve">Type</w:t>
+            </w:r>
+          </w:p>
+        </w:tc>
+        <w:tc>
+          <w:tcPr/>
+          <w:p>
+            <w:pPr>
+              <w:pStyle w:val="Compact"/>
+            </w:pPr>
+            <w:r>
+              <w:t xml:space="preserve">Description</w:t>
+            </w:r>
+          </w:p>
+        </w:tc>
+      </w:tr>
+      <w:tr>
+        <w:tc>
+          <w:tcPr/>
+          <w:p>
+            <w:pPr>
+              <w:pStyle w:val="Compact"/>
+            </w:pPr>
+            <w:r>
+              <w:rPr>
+                <w:rStyle w:val="VerbatimChar"/>
+              </w:rPr>
+              <w:t xml:space="preserve">args</w:t>
+            </w:r>
+          </w:p>
+        </w:tc>
+        <w:tc>
+          <w:tcPr/>
+          <w:p>
+            <w:pPr>
+              <w:pStyle w:val="Compact"/>
+            </w:pPr>
+            <w:r>
+              <w:t xml:space="preserve">String[]</w:t>
+            </w:r>
+          </w:p>
+        </w:tc>
+        <w:tc>
+          <w:tcPr/>
+          <w:p>
+            <w:pPr>
+              <w:pStyle w:val="Compact"/>
+            </w:pPr>
+            <w:r>
+              <w:t xml:space="preserve">An array of</w:t>
+            </w:r>
+            <w:r>
+              <w:t xml:space="preserve"> </w:t>
+            </w:r>
+            <w:r>
+              <w:rPr>
+                <w:rStyle w:val="VerbatimChar"/>
+              </w:rPr>
+              <w:t xml:space="preserve">String</w:t>
+            </w:r>
+            <w:r>
+              <w:t xml:space="preserve"> </w:t>
+            </w:r>
+            <w:r>
+              <w:t xml:space="preserve">objects that holds any command-line arguments passed to the program upon execution. This parameter is not utilized within the current implementation.</w:t>
+            </w:r>
+          </w:p>
+        </w:tc>
+      </w:tr>
+    </w:tbl>
+    <w:bookmarkEnd w:id="38"/>
+    <w:bookmarkStart w:id="39" w:name="description-4"/>
+    <w:p>
+      <w:pPr>
+        <w:pStyle w:val="Heading2"/>
+      </w:pPr>
+      <w:r>
+        <w:rPr>
+          <w:rStyle w:val="SectionNumber"/>
+        </w:rPr>
+        <w:t xml:space="preserve">5.3</w:t>
+      </w:r>
+      <w:r>
+        <w:tab/>
+      </w:r>
+      <w:r>
+        <w:t xml:space="preserve">Description</w:t>
+      </w:r>
+    </w:p>
+    <w:p>
+      <w:pPr>
+        <w:pStyle w:val="FirstParagraph"/>
+      </w:pPr>
+      <w:r>
+        <w:t xml:space="preserve">The</w:t>
       </w:r>
       <w:r>
         <w:t xml:space="preserve"> </w:t>
@@ -3977,56 +4984,13 @@
         <w:rPr>
           <w:rStyle w:val="VerbatimChar"/>
         </w:rPr>
-        <w:t xml:space="preserve">name</w:t>
-      </w:r>
-      <w:r>
-        <w:t xml:space="preserve"> </w:t>
-      </w:r>
-      <w:r>
-        <w:t xml:space="preserve">parameter is</w:t>
-      </w:r>
-      <w:r>
-        <w:t xml:space="preserve"> </w:t>
-      </w:r>
-      <w:r>
-        <w:rPr>
-          <w:rStyle w:val="VerbatimChar"/>
-        </w:rPr>
-        <w:t xml:space="preserve">"Alice"</w:t>
-      </w:r>
-      <w:r>
-        <w:t xml:space="preserve">, the function will print the line</w:t>
-      </w:r>
-      <w:r>
-        <w:t xml:space="preserve"> </w:t>
-      </w:r>
-      <w:r>
-        <w:rPr>
-          <w:rStyle w:val="VerbatimChar"/>
-        </w:rPr>
-        <w:t xml:space="preserve">"Hello, Alice!"</w:t>
-      </w:r>
-      <w:r>
-        <w:t xml:space="preserve">.</w:t>
-      </w:r>
-    </w:p>
-    <w:bookmarkEnd w:id="36"/>
-    <w:bookmarkStart w:id="37" w:name="usage-notes-3"/>
-    <w:p>
-      <w:pPr>
-        <w:pStyle w:val="Heading2"/>
-      </w:pPr>
-      <w:r>
-        <w:rPr>
-          <w:rStyle w:val="SectionNumber"/>
-        </w:rPr>
-        <w:t xml:space="preserve">4.4</w:t>
-      </w:r>
-      <w:r>
-        <w:tab/>
-      </w:r>
-      <w:r>
-        <w:t xml:space="preserve">Usage Notes</w:t>
+        <w:t xml:space="preserve">main</w:t>
+      </w:r>
+      <w:r>
+        <w:t xml:space="preserve"> </w:t>
+      </w:r>
+      <w:r>
+        <w:t xml:space="preserve">method is the starting point of execution for the program. Its logic proceeds as follows:</w:t>
       </w:r>
     </w:p>
     <w:p>
@@ -4038,7 +5002,7 @@
         </w:numPr>
       </w:pPr>
       <w:r>
-        <w:t xml:space="preserve">This is a</w:t>
+        <w:t xml:space="preserve">It first calls the static method</w:t>
       </w:r>
       <w:r>
         <w:t xml:space="preserve"> </w:t>
@@ -4047,13 +5011,28 @@
         <w:rPr>
           <w:rStyle w:val="VerbatimChar"/>
         </w:rPr>
-        <w:t xml:space="preserve">void</w:t>
-      </w:r>
-      <w:r>
-        <w:t xml:space="preserve"> </w:t>
-      </w:r>
-      <w:r>
-        <w:t xml:space="preserve">method, meaning it does not return any value. Its only effect is printing to the console.</w:t>
+        <w:t xml:space="preserve">add(5, 10)</w:t>
+      </w:r>
+      <w:r>
+        <w:t xml:space="preserve"> </w:t>
+      </w:r>
+      <w:r>
+        <w:t xml:space="preserve">to calculate the sum of two integers. The result is concatenated with the string</w:t>
+      </w:r>
+      <w:r>
+        <w:t xml:space="preserve"> </w:t>
+      </w:r>
+      <w:r>
+        <w:rPr>
+          <w:rStyle w:val="VerbatimChar"/>
+        </w:rPr>
+        <w:t xml:space="preserve">"Sum: "</w:t>
+      </w:r>
+      <w:r>
+        <w:t xml:space="preserve"> </w:t>
+      </w:r>
+      <w:r>
+        <w:t xml:space="preserve">and printed to the standard console output.</w:t>
       </w:r>
     </w:p>
     <w:p>
@@ -4065,7 +5044,7 @@
         </w:numPr>
       </w:pPr>
       <w:r>
-        <w:t xml:space="preserve">As a</w:t>
+        <w:t xml:space="preserve">Next, it calls the</w:t>
       </w:r>
       <w:r>
         <w:t xml:space="preserve"> </w:t>
@@ -4074,13 +5053,13 @@
         <w:rPr>
           <w:rStyle w:val="VerbatimChar"/>
         </w:rPr>
-        <w:t xml:space="preserve">static</w:t>
-      </w:r>
-      <w:r>
-        <w:t xml:space="preserve"> </w:t>
-      </w:r>
-      <w:r>
-        <w:t xml:space="preserve">method, it should be called directly on the class, for example,</w:t>
+        <w:t xml:space="preserve">factorial(5)</w:t>
+      </w:r>
+      <w:r>
+        <w:t xml:space="preserve"> </w:t>
+      </w:r>
+      <w:r>
+        <w:t xml:space="preserve">method to compute the factorial of the number 5. The returned value is then concatenated with the string</w:t>
       </w:r>
       <w:r>
         <w:t xml:space="preserve"> </w:t>
@@ -4089,25 +5068,13 @@
         <w:rPr>
           <w:rStyle w:val="VerbatimChar"/>
         </w:rPr>
-        <w:t xml:space="preserve">Main.greet("World")</w:t>
-      </w:r>
-      <w:r>
-        <w:t xml:space="preserve">, rather than on an instance of the</w:t>
-      </w:r>
-      <w:r>
-        <w:t xml:space="preserve"> </w:t>
-      </w:r>
-      <w:r>
-        <w:rPr>
-          <w:rStyle w:val="VerbatimChar"/>
-        </w:rPr>
-        <w:t xml:space="preserve">Main</w:t>
-      </w:r>
-      <w:r>
-        <w:t xml:space="preserve"> </w:t>
-      </w:r>
-      <w:r>
-        <w:t xml:space="preserve">class.</w:t>
+        <w:t xml:space="preserve">"Factorial: "</w:t>
+      </w:r>
+      <w:r>
+        <w:t xml:space="preserve"> </w:t>
+      </w:r>
+      <w:r>
+        <w:t xml:space="preserve">and displayed on the console.</w:t>
       </w:r>
     </w:p>
     <w:p>
@@ -4119,26 +5086,22 @@
         </w:numPr>
       </w:pPr>
       <w:r>
-        <w:t xml:space="preserve">The output is always directed to the standard output stream.</w:t>
-      </w:r>
-    </w:p>
-    <w:bookmarkEnd w:id="37"/>
-    <w:bookmarkStart w:id="39" w:name="example-3"/>
-    <w:p>
-      <w:pPr>
-        <w:pStyle w:val="Heading2"/>
-      </w:pPr>
-      <w:r>
-        <w:rPr>
-          <w:rStyle w:val="SectionNumber"/>
-        </w:rPr>
-        <w:t xml:space="preserve">4.5</w:t>
-      </w:r>
-      <w:r>
-        <w:tab/>
-      </w:r>
-      <w:r>
-        <w:t xml:space="preserve">Example</w:t>
+        <w:t xml:space="preserve">Finally, it invokes the</w:t>
+      </w:r>
+      <w:r>
+        <w:t xml:space="preserve"> </w:t>
+      </w:r>
+      <w:r>
+        <w:rPr>
+          <w:rStyle w:val="VerbatimChar"/>
+        </w:rPr>
+        <w:t xml:space="preserve">greet("Prateek")</w:t>
+      </w:r>
+      <w:r>
+        <w:t xml:space="preserve"> </w:t>
+      </w:r>
+      <w:r>
+        <w:t xml:space="preserve">method, passing a string literal as an argument. This method is expected to perform an action, such as printing a greeting message directly to the console.</w:t>
       </w:r>
     </w:p>
     <w:p>
@@ -4147,9 +5110,54 @@
       </w:pPr>
       <w:r>
         <w:rPr>
-          <w:rStyle w:val="KeywordTok"/>
-        </w:rPr>
-        <w:t xml:space="preserve">public</w:t>
+          <w:rStyle w:val="CommentTok"/>
+        </w:rPr>
+        <w:t xml:space="preserve">// The main method demonstrates calls to other utility functions.</w:t>
+      </w:r>
+      <w:r>
+        <w:br/>
+      </w:r>
+      <w:r>
+        <w:rPr>
+          <w:rStyle w:val="BuiltInTok"/>
+        </w:rPr>
+        <w:t xml:space="preserve">System</w:t>
+      </w:r>
+      <w:r>
+        <w:rPr>
+          <w:rStyle w:val="OperatorTok"/>
+        </w:rPr>
+        <w:t xml:space="preserve">.</w:t>
+      </w:r>
+      <w:r>
+        <w:rPr>
+          <w:rStyle w:val="FunctionTok"/>
+        </w:rPr>
+        <w:t xml:space="preserve">out</w:t>
+      </w:r>
+      <w:r>
+        <w:rPr>
+          <w:rStyle w:val="OperatorTok"/>
+        </w:rPr>
+        <w:t xml:space="preserve">.</w:t>
+      </w:r>
+      <w:r>
+        <w:rPr>
+          <w:rStyle w:val="FunctionTok"/>
+        </w:rPr>
+        <w:t xml:space="preserve">println</w:t>
+      </w:r>
+      <w:r>
+        <w:rPr>
+          <w:rStyle w:val="OperatorTok"/>
+        </w:rPr>
+        <w:t xml:space="preserve">(</w:t>
+      </w:r>
+      <w:r>
+        <w:rPr>
+          <w:rStyle w:val="StringTok"/>
+        </w:rPr>
+        <w:t xml:space="preserve">"Sum: "</w:t>
       </w:r>
       <w:r>
         <w:rPr>
@@ -4159,36 +5167,114 @@
       </w:r>
       <w:r>
         <w:rPr>
-          <w:rStyle w:val="KeywordTok"/>
-        </w:rPr>
-        <w:t xml:space="preserve">class</w:t>
+          <w:rStyle w:val="OperatorTok"/>
+        </w:rPr>
+        <w:t xml:space="preserve">+</w:t>
       </w:r>
       <w:r>
         <w:rPr>
           <w:rStyle w:val="NormalTok"/>
         </w:rPr>
-        <w:t xml:space="preserve"> Main </w:t>
+        <w:t xml:space="preserve"> </w:t>
+      </w:r>
+      <w:r>
+        <w:rPr>
+          <w:rStyle w:val="FunctionTok"/>
+        </w:rPr>
+        <w:t xml:space="preserve">add</w:t>
       </w:r>
       <w:r>
         <w:rPr>
           <w:rStyle w:val="OperatorTok"/>
         </w:rPr>
-        <w:t xml:space="preserve">{</w:t>
+        <w:t xml:space="preserve">(</w:t>
+      </w:r>
+      <w:r>
+        <w:rPr>
+          <w:rStyle w:val="DecValTok"/>
+        </w:rPr>
+        <w:t xml:space="preserve">5</w:t>
+      </w:r>
+      <w:r>
+        <w:rPr>
+          <w:rStyle w:val="OperatorTok"/>
+        </w:rPr>
+        <w:t xml:space="preserve">,</w:t>
+      </w:r>
+      <w:r>
+        <w:rPr>
+          <w:rStyle w:val="NormalTok"/>
+        </w:rPr>
+        <w:t xml:space="preserve"> </w:t>
+      </w:r>
+      <w:r>
+        <w:rPr>
+          <w:rStyle w:val="DecValTok"/>
+        </w:rPr>
+        <w:t xml:space="preserve">10</w:t>
+      </w:r>
+      <w:r>
+        <w:rPr>
+          <w:rStyle w:val="OperatorTok"/>
+        </w:rPr>
+        <w:t xml:space="preserve">));</w:t>
       </w:r>
       <w:r>
         <w:br/>
       </w:r>
       <w:r>
         <w:rPr>
+          <w:rStyle w:val="BuiltInTok"/>
+        </w:rPr>
+        <w:t xml:space="preserve">System</w:t>
+      </w:r>
+      <w:r>
+        <w:rPr>
+          <w:rStyle w:val="OperatorTok"/>
+        </w:rPr>
+        <w:t xml:space="preserve">.</w:t>
+      </w:r>
+      <w:r>
+        <w:rPr>
+          <w:rStyle w:val="FunctionTok"/>
+        </w:rPr>
+        <w:t xml:space="preserve">out</w:t>
+      </w:r>
+      <w:r>
+        <w:rPr>
+          <w:rStyle w:val="OperatorTok"/>
+        </w:rPr>
+        <w:t xml:space="preserve">.</w:t>
+      </w:r>
+      <w:r>
+        <w:rPr>
+          <w:rStyle w:val="FunctionTok"/>
+        </w:rPr>
+        <w:t xml:space="preserve">println</w:t>
+      </w:r>
+      <w:r>
+        <w:rPr>
+          <w:rStyle w:val="OperatorTok"/>
+        </w:rPr>
+        <w:t xml:space="preserve">(</w:t>
+      </w:r>
+      <w:r>
+        <w:rPr>
+          <w:rStyle w:val="StringTok"/>
+        </w:rPr>
+        <w:t xml:space="preserve">"Factorial: "</w:t>
+      </w:r>
+      <w:r>
+        <w:rPr>
           <w:rStyle w:val="NormalTok"/>
         </w:rPr>
-        <w:t xml:space="preserve">    </w:t>
-      </w:r>
-      <w:r>
-        <w:rPr>
-          <w:rStyle w:val="KeywordTok"/>
-        </w:rPr>
-        <w:t xml:space="preserve">public</w:t>
+        <w:t xml:space="preserve"> </w:t>
+      </w:r>
+      <w:r>
+        <w:rPr>
+          <w:rStyle w:val="OperatorTok"/>
+        </w:rPr>
+        <w:t xml:space="preserve">+</w:t>
       </w:r>
       <w:r>
         <w:rPr>
@@ -4198,32 +5284,35 @@
       </w:r>
       <w:r>
         <w:rPr>
-          <w:rStyle w:val="DataTypeTok"/>
-        </w:rPr>
-        <w:t xml:space="preserve">static</w:t>
-      </w:r>
-      <w:r>
-        <w:rPr>
-          <w:rStyle w:val="NormalTok"/>
-        </w:rPr>
-        <w:t xml:space="preserve"> </w:t>
-      </w:r>
-      <w:r>
-        <w:rPr>
-          <w:rStyle w:val="DataTypeTok"/>
-        </w:rPr>
-        <w:t xml:space="preserve">void</w:t>
-      </w:r>
-      <w:r>
-        <w:rPr>
-          <w:rStyle w:val="NormalTok"/>
-        </w:rPr>
-        <w:t xml:space="preserve"> </w:t>
-      </w:r>
-      <w:r>
-        <w:rPr>
           <w:rStyle w:val="FunctionTok"/>
         </w:rPr>
+        <w:t xml:space="preserve">factorial</w:t>
+      </w:r>
+      <w:r>
+        <w:rPr>
+          <w:rStyle w:val="OperatorTok"/>
+        </w:rPr>
+        <w:t xml:space="preserve">(</w:t>
+      </w:r>
+      <w:r>
+        <w:rPr>
+          <w:rStyle w:val="DecValTok"/>
+        </w:rPr>
+        <w:t xml:space="preserve">5</w:t>
+      </w:r>
+      <w:r>
+        <w:rPr>
+          <w:rStyle w:val="OperatorTok"/>
+        </w:rPr>
+        <w:t xml:space="preserve">));</w:t>
+      </w:r>
+      <w:r>
+        <w:br/>
+      </w:r>
+      <w:r>
+        <w:rPr>
+          <w:rStyle w:val="FunctionTok"/>
+        </w:rPr>
         <w:t xml:space="preserve">greet</w:t>
       </w:r>
       <w:r>
@@ -4234,526 +5323,34 @@
       </w:r>
       <w:r>
         <w:rPr>
-          <w:rStyle w:val="BuiltInTok"/>
-        </w:rPr>
-        <w:t xml:space="preserve">String</w:t>
-      </w:r>
-      <w:r>
-        <w:rPr>
-          <w:rStyle w:val="NormalTok"/>
-        </w:rPr>
-        <w:t xml:space="preserve"> name</w:t>
+          <w:rStyle w:val="StringTok"/>
+        </w:rPr>
+        <w:t xml:space="preserve">"Prateek"</w:t>
       </w:r>
       <w:r>
         <w:rPr>
           <w:rStyle w:val="OperatorTok"/>
         </w:rPr>
-        <w:t xml:space="preserve">)</w:t>
-      </w:r>
-      <w:r>
-        <w:rPr>
-          <w:rStyle w:val="NormalTok"/>
-        </w:rPr>
-        <w:t xml:space="preserve"> </w:t>
-      </w:r>
-      <w:r>
-        <w:rPr>
-          <w:rStyle w:val="OperatorTok"/>
-        </w:rPr>
-        <w:t xml:space="preserve">{</w:t>
-      </w:r>
-      <w:r>
-        <w:br/>
-      </w:r>
-      <w:r>
-        <w:rPr>
-          <w:rStyle w:val="NormalTok"/>
-        </w:rPr>
-        <w:t xml:space="preserve">        </w:t>
-      </w:r>
-      <w:r>
-        <w:rPr>
-          <w:rStyle w:val="BuiltInTok"/>
-        </w:rPr>
-        <w:t xml:space="preserve">System</w:t>
-      </w:r>
-      <w:r>
-        <w:rPr>
-          <w:rStyle w:val="OperatorTok"/>
-        </w:rPr>
-        <w:t xml:space="preserve">.</w:t>
-      </w:r>
-      <w:r>
-        <w:rPr>
-          <w:rStyle w:val="FunctionTok"/>
-        </w:rPr>
-        <w:t xml:space="preserve">out</w:t>
-      </w:r>
-      <w:r>
-        <w:rPr>
-          <w:rStyle w:val="OperatorTok"/>
-        </w:rPr>
-        <w:t xml:space="preserve">.</w:t>
-      </w:r>
-      <w:r>
-        <w:rPr>
-          <w:rStyle w:val="FunctionTok"/>
-        </w:rPr>
-        <w:t xml:space="preserve">println</w:t>
-      </w:r>
-      <w:r>
-        <w:rPr>
-          <w:rStyle w:val="OperatorTok"/>
-        </w:rPr>
-        <w:t xml:space="preserve">(</w:t>
-      </w:r>
-      <w:r>
-        <w:rPr>
-          <w:rStyle w:val="StringTok"/>
-        </w:rPr>
-        <w:t xml:space="preserve">"Hello, "</w:t>
-      </w:r>
-      <w:r>
-        <w:rPr>
-          <w:rStyle w:val="NormalTok"/>
-        </w:rPr>
-        <w:t xml:space="preserve"> </w:t>
-      </w:r>
-      <w:r>
-        <w:rPr>
-          <w:rStyle w:val="OperatorTok"/>
-        </w:rPr>
-        <w:t xml:space="preserve">+</w:t>
-      </w:r>
-      <w:r>
-        <w:rPr>
-          <w:rStyle w:val="NormalTok"/>
-        </w:rPr>
-        <w:t xml:space="preserve"> name </w:t>
-      </w:r>
-      <w:r>
-        <w:rPr>
-          <w:rStyle w:val="OperatorTok"/>
-        </w:rPr>
-        <w:t xml:space="preserve">+</w:t>
-      </w:r>
-      <w:r>
-        <w:rPr>
-          <w:rStyle w:val="NormalTok"/>
-        </w:rPr>
-        <w:t xml:space="preserve"> </w:t>
-      </w:r>
-      <w:r>
-        <w:rPr>
-          <w:rStyle w:val="StringTok"/>
-        </w:rPr>
-        <w:t xml:space="preserve">"!"</w:t>
-      </w:r>
-      <w:r>
-        <w:rPr>
-          <w:rStyle w:val="OperatorTok"/>
-        </w:rPr>
         <w:t xml:space="preserve">);</w:t>
       </w:r>
-      <w:r>
-        <w:br/>
-      </w:r>
-      <w:r>
-        <w:rPr>
-          <w:rStyle w:val="NormalTok"/>
-        </w:rPr>
-        <w:t xml:space="preserve">    </w:t>
-      </w:r>
-      <w:r>
-        <w:rPr>
-          <w:rStyle w:val="OperatorTok"/>
-        </w:rPr>
-        <w:t xml:space="preserve">}</w:t>
-      </w:r>
-      <w:r>
-        <w:br/>
-      </w:r>
-      <w:r>
-        <w:br/>
-      </w:r>
-      <w:r>
-        <w:rPr>
-          <w:rStyle w:val="NormalTok"/>
-        </w:rPr>
-        <w:t xml:space="preserve">    </w:t>
-      </w:r>
-      <w:r>
-        <w:rPr>
-          <w:rStyle w:val="KeywordTok"/>
-        </w:rPr>
-        <w:t xml:space="preserve">public</w:t>
-      </w:r>
-      <w:r>
-        <w:rPr>
-          <w:rStyle w:val="NormalTok"/>
-        </w:rPr>
-        <w:t xml:space="preserve"> </w:t>
-      </w:r>
-      <w:r>
-        <w:rPr>
-          <w:rStyle w:val="DataTypeTok"/>
-        </w:rPr>
-        <w:t xml:space="preserve">static</w:t>
-      </w:r>
-      <w:r>
-        <w:rPr>
-          <w:rStyle w:val="NormalTok"/>
-        </w:rPr>
-        <w:t xml:space="preserve"> </w:t>
-      </w:r>
-      <w:r>
-        <w:rPr>
-          <w:rStyle w:val="DataTypeTok"/>
-        </w:rPr>
-        <w:t xml:space="preserve">void</w:t>
-      </w:r>
-      <w:r>
-        <w:rPr>
-          <w:rStyle w:val="NormalTok"/>
-        </w:rPr>
-        <w:t xml:space="preserve"> </w:t>
-      </w:r>
-      <w:r>
-        <w:rPr>
-          <w:rStyle w:val="FunctionTok"/>
-        </w:rPr>
-        <w:t xml:space="preserve">main</w:t>
-      </w:r>
-      <w:r>
-        <w:rPr>
-          <w:rStyle w:val="OperatorTok"/>
-        </w:rPr>
-        <w:t xml:space="preserve">(</w:t>
-      </w:r>
-      <w:r>
-        <w:rPr>
-          <w:rStyle w:val="BuiltInTok"/>
-        </w:rPr>
-        <w:t xml:space="preserve">String</w:t>
-      </w:r>
-      <w:r>
-        <w:rPr>
-          <w:rStyle w:val="OperatorTok"/>
-        </w:rPr>
-        <w:t xml:space="preserve">[]</w:t>
-      </w:r>
-      <w:r>
-        <w:rPr>
-          <w:rStyle w:val="NormalTok"/>
-        </w:rPr>
-        <w:t xml:space="preserve"> args</w:t>
-      </w:r>
-      <w:r>
-        <w:rPr>
-          <w:rStyle w:val="OperatorTok"/>
-        </w:rPr>
-        <w:t xml:space="preserve">)</w:t>
-      </w:r>
-      <w:r>
-        <w:rPr>
-          <w:rStyle w:val="NormalTok"/>
-        </w:rPr>
-        <w:t xml:space="preserve"> </w:t>
-      </w:r>
-      <w:r>
-        <w:rPr>
-          <w:rStyle w:val="OperatorTok"/>
-        </w:rPr>
-        <w:t xml:space="preserve">{</w:t>
-      </w:r>
-      <w:r>
-        <w:br/>
-      </w:r>
-      <w:r>
-        <w:rPr>
-          <w:rStyle w:val="NormalTok"/>
-        </w:rPr>
-        <w:t xml:space="preserve">        </w:t>
-      </w:r>
-      <w:r>
-        <w:rPr>
-          <w:rStyle w:val="CommentTok"/>
-        </w:rPr>
-        <w:t xml:space="preserve">// Example usage</w:t>
-      </w:r>
-      <w:r>
-        <w:br/>
-      </w:r>
-      <w:r>
-        <w:rPr>
-          <w:rStyle w:val="NormalTok"/>
-        </w:rPr>
-        <w:t xml:space="preserve">        </w:t>
-      </w:r>
-      <w:r>
-        <w:rPr>
-          <w:rStyle w:val="FunctionTok"/>
-        </w:rPr>
-        <w:t xml:space="preserve">greet</w:t>
-      </w:r>
-      <w:r>
-        <w:rPr>
-          <w:rStyle w:val="OperatorTok"/>
-        </w:rPr>
-        <w:t xml:space="preserve">(</w:t>
-      </w:r>
-      <w:r>
-        <w:rPr>
-          <w:rStyle w:val="StringTok"/>
-        </w:rPr>
-        <w:t xml:space="preserve">"Developer"</w:t>
-      </w:r>
-      <w:r>
-        <w:rPr>
-          <w:rStyle w:val="OperatorTok"/>
-        </w:rPr>
-        <w:t xml:space="preserve">);</w:t>
-      </w:r>
-      <w:r>
-        <w:br/>
-      </w:r>
-      <w:r>
-        <w:rPr>
-          <w:rStyle w:val="NormalTok"/>
-        </w:rPr>
-        <w:t xml:space="preserve">        </w:t>
-      </w:r>
-      <w:r>
-        <w:rPr>
-          <w:rStyle w:val="FunctionTok"/>
-        </w:rPr>
-        <w:t xml:space="preserve">greet</w:t>
-      </w:r>
-      <w:r>
-        <w:rPr>
-          <w:rStyle w:val="OperatorTok"/>
-        </w:rPr>
-        <w:t xml:space="preserve">(</w:t>
-      </w:r>
-      <w:r>
-        <w:rPr>
-          <w:rStyle w:val="StringTok"/>
-        </w:rPr>
-        <w:t xml:space="preserve">"User"</w:t>
-      </w:r>
-      <w:r>
-        <w:rPr>
-          <w:rStyle w:val="OperatorTok"/>
-        </w:rPr>
-        <w:t xml:space="preserve">);</w:t>
-      </w:r>
-      <w:r>
-        <w:br/>
-      </w:r>
-      <w:r>
-        <w:rPr>
-          <w:rStyle w:val="NormalTok"/>
-        </w:rPr>
-        <w:t xml:space="preserve">    </w:t>
-      </w:r>
-      <w:r>
-        <w:rPr>
-          <w:rStyle w:val="OperatorTok"/>
-        </w:rPr>
-        <w:t xml:space="preserve">}</w:t>
-      </w:r>
-      <w:r>
-        <w:br/>
-      </w:r>
-      <w:r>
-        <w:rPr>
-          <w:rStyle w:val="OperatorTok"/>
-        </w:rPr>
-        <w:t xml:space="preserve">}</w:t>
-      </w:r>
     </w:p>
+    <w:bookmarkEnd w:id="39"/>
+    <w:bookmarkStart w:id="40" w:name="usage-notes-4"/>
     <w:p>
       <w:pPr>
-        <w:pStyle w:val="FirstParagraph"/>
-      </w:pPr>
-      <w:r>
-        <w:rPr>
-          <w:b/>
-          <w:bCs/>
-        </w:rPr>
-        <w:t xml:space="preserve">Output:</w:t>
-      </w:r>
-    </w:p>
-    <w:p>
-      <w:pPr>
-        <w:pStyle w:val="SourceCode"/>
-      </w:pPr>
-      <w:r>
-        <w:rPr>
-          <w:rStyle w:val="VerbatimChar"/>
-        </w:rPr>
-        <w:t xml:space="preserve">Hello, Developer!</w:t>
-      </w:r>
-      <w:r>
-        <w:br/>
-      </w:r>
-      <w:r>
-        <w:rPr>
-          <w:rStyle w:val="VerbatimChar"/>
-        </w:rPr>
-        <w:t xml:space="preserve">Hello, User!</w:t>
-      </w:r>
-    </w:p>
-    <w:p>
-      <w:r>
-        <w:pict>
-          <v:rect style="width:0;height:1.5pt" o:hralign="center" o:hrstd="t" o:hr="t"/>
-        </w:pict>
-      </w:r>
-    </w:p>
-    <w:p>
-      <w:r>
-        <w:pict>
-          <v:rect style="width:0;height:1.5pt" o:hralign="center" o:hrstd="t" o:hr="t"/>
-        </w:pict>
-      </w:r>
-    </w:p>
-    <w:bookmarkStart w:id="38" w:name="functiondef-main"/>
-    <w:p>
-      <w:pPr>
-        <w:pStyle w:val="Heading3"/>
+        <w:pStyle w:val="Heading2"/>
       </w:pPr>
       <w:r>
         <w:rPr>
           <w:rStyle w:val="SectionNumber"/>
         </w:rPr>
-        <w:t xml:space="preserve">4.5.1</w:t>
+        <w:t xml:space="preserve">5.4</w:t>
       </w:r>
       <w:r>
         <w:tab/>
       </w:r>
       <w:r>
-        <w:t xml:space="preserve">FunctionDef main</w:t>
-      </w:r>
-    </w:p>
-    <w:bookmarkEnd w:id="38"/>
-    <w:bookmarkEnd w:id="39"/>
-    <w:bookmarkEnd w:id="40"/>
-    <w:bookmarkStart w:id="46" w:name="function-mainstring-args"/>
-    <w:p>
-      <w:pPr>
-        <w:pStyle w:val="Heading1"/>
-      </w:pPr>
-      <w:r>
-        <w:rPr>
-          <w:rStyle w:val="SectionNumber"/>
-        </w:rPr>
-        <w:t xml:space="preserve">5</w:t>
-      </w:r>
-      <w:r>
-        <w:tab/>
-      </w:r>
-      <w:r>
-        <w:t xml:space="preserve">Function: main(String[] args)</w:t>
-      </w:r>
-    </w:p>
-    <w:bookmarkStart w:id="41" w:name="overview-4"/>
-    <w:p>
-      <w:pPr>
-        <w:pStyle w:val="Heading2"/>
-      </w:pPr>
-      <w:r>
-        <w:rPr>
-          <w:rStyle w:val="SectionNumber"/>
-        </w:rPr>
-        <w:t xml:space="preserve">5.1</w:t>
-      </w:r>
-      <w:r>
-        <w:tab/>
-      </w:r>
-      <w:r>
-        <w:t xml:space="preserve">Overview</w:t>
-      </w:r>
-    </w:p>
-    <w:p>
-      <w:pPr>
-        <w:pStyle w:val="FirstParagraph"/>
-      </w:pPr>
-      <w:r>
-        <w:t xml:space="preserve">The</w:t>
-      </w:r>
-      <w:r>
-        <w:t xml:space="preserve"> </w:t>
-      </w:r>
-      <w:r>
-        <w:rPr>
-          <w:rStyle w:val="VerbatimChar"/>
-        </w:rPr>
-        <w:t xml:space="preserve">main</w:t>
-      </w:r>
-      <w:r>
-        <w:t xml:space="preserve"> </w:t>
-      </w:r>
-      <w:r>
-        <w:t xml:space="preserve">function serves as the entry point for the Java application, demonstrating the functionality of the</w:t>
-      </w:r>
-      <w:r>
-        <w:t xml:space="preserve"> </w:t>
-      </w:r>
-      <w:r>
-        <w:rPr>
-          <w:rStyle w:val="VerbatimChar"/>
-        </w:rPr>
-        <w:t xml:space="preserve">add</w:t>
-      </w:r>
-      <w:r>
-        <w:t xml:space="preserve">,</w:t>
-      </w:r>
-      <w:r>
-        <w:t xml:space="preserve"> </w:t>
-      </w:r>
-      <w:r>
-        <w:rPr>
-          <w:rStyle w:val="VerbatimChar"/>
-        </w:rPr>
-        <w:t xml:space="preserve">factorial</w:t>
-      </w:r>
-      <w:r>
-        <w:t xml:space="preserve">, and</w:t>
-      </w:r>
-      <w:r>
-        <w:t xml:space="preserve"> </w:t>
-      </w:r>
-      <w:r>
-        <w:rPr>
-          <w:rStyle w:val="VerbatimChar"/>
-        </w:rPr>
-        <w:t xml:space="preserve">greet</w:t>
-      </w:r>
-      <w:r>
-        <w:t xml:space="preserve"> </w:t>
-      </w:r>
-      <w:r>
-        <w:t xml:space="preserve">methods by printing their results to the console.</w:t>
-      </w:r>
-    </w:p>
-    <w:bookmarkEnd w:id="41"/>
-    <w:bookmarkStart w:id="42" w:name="parameters-3"/>
-    <w:p>
-      <w:pPr>
-        <w:pStyle w:val="Heading2"/>
-      </w:pPr>
-      <w:r>
-        <w:rPr>
-          <w:rStyle w:val="SectionNumber"/>
-        </w:rPr>
-        <w:t xml:space="preserve">5.2</w:t>
-      </w:r>
-      <w:r>
-        <w:tab/>
-      </w:r>
-      <w:r>
-        <w:t xml:space="preserve">parameters</w:t>
+        <w:t xml:space="preserve">Usage Notes</w:t>
       </w:r>
     </w:p>
     <w:p>
@@ -4765,93 +5362,16 @@
         </w:numPr>
       </w:pPr>
       <w:r>
+        <w:t xml:space="preserve">This method has a specific signature (</w:t>
+      </w:r>
+      <w:r>
         <w:rPr>
           <w:rStyle w:val="VerbatimChar"/>
         </w:rPr>
-        <w:t xml:space="preserve">args</w:t>
-      </w:r>
-      <w:r>
-        <w:t xml:space="preserve">:</w:t>
-      </w:r>
-      <w:r>
-        <w:t xml:space="preserve"> </w:t>
-      </w:r>
-      <w:r>
-        <w:rPr>
-          <w:rStyle w:val="VerbatimChar"/>
-        </w:rPr>
-        <w:t xml:space="preserve">String[]</w:t>
-      </w:r>
-      <w:r>
-        <w:t xml:space="preserve"> </w:t>
-      </w:r>
-      <w:r>
-        <w:t xml:space="preserve">- An array of</w:t>
-      </w:r>
-      <w:r>
-        <w:t xml:space="preserve"> </w:t>
-      </w:r>
-      <w:r>
-        <w:rPr>
-          <w:rStyle w:val="VerbatimChar"/>
-        </w:rPr>
-        <w:t xml:space="preserve">String</w:t>
-      </w:r>
-      <w:r>
-        <w:t xml:space="preserve"> </w:t>
-      </w:r>
-      <w:r>
-        <w:t xml:space="preserve">objects that allows passing command-line arguments to the application. This parameter is not utilized within the body of this function.</w:t>
-      </w:r>
-    </w:p>
-    <w:bookmarkEnd w:id="42"/>
-    <w:bookmarkStart w:id="43" w:name="description-4"/>
-    <w:p>
-      <w:pPr>
-        <w:pStyle w:val="Heading2"/>
-      </w:pPr>
-      <w:r>
-        <w:rPr>
-          <w:rStyle w:val="SectionNumber"/>
-        </w:rPr>
-        <w:t xml:space="preserve">5.3</w:t>
-      </w:r>
-      <w:r>
-        <w:tab/>
-      </w:r>
-      <w:r>
-        <w:t xml:space="preserve">Description</w:t>
-      </w:r>
-    </w:p>
-    <w:p>
-      <w:pPr>
-        <w:pStyle w:val="FirstParagraph"/>
-      </w:pPr>
-      <w:r>
-        <w:t xml:space="preserve">The</w:t>
-      </w:r>
-      <w:r>
-        <w:t xml:space="preserve"> </w:t>
-      </w:r>
-      <w:r>
-        <w:rPr>
-          <w:rStyle w:val="VerbatimChar"/>
-        </w:rPr>
-        <w:t xml:space="preserve">main</w:t>
-      </w:r>
-      <w:r>
-        <w:t xml:space="preserve"> </w:t>
-      </w:r>
-      <w:r>
-        <w:t xml:space="preserve">method is the starting point of execution for the Java program. When the program is run, the Java Virtual Machine (JVM) calls this method.</w:t>
-      </w:r>
-    </w:p>
-    <w:p>
-      <w:pPr>
-        <w:pStyle w:val="BodyText"/>
-      </w:pPr>
-      <w:r>
-        <w:t xml:space="preserve">The method performs the following operations in sequence:</w:t>
+        <w:t xml:space="preserve">public static void main(String[] args)</w:t>
+      </w:r>
+      <w:r>
+        <w:t xml:space="preserve">) that is recognized by the Java Virtual Machine (JVM) as the entry point of the application.</w:t>
       </w:r>
     </w:p>
     <w:p>
@@ -4859,41 +5379,11 @@
         <w:pStyle w:val="Compact"/>
         <w:numPr>
           <w:ilvl w:val="0"/>
-          <w:numId w:val="1009"/>
+          <w:numId w:val="1008"/>
         </w:numPr>
       </w:pPr>
       <w:r>
-        <w:t xml:space="preserve">It calls the</w:t>
-      </w:r>
-      <w:r>
-        <w:t xml:space="preserve"> </w:t>
-      </w:r>
-      <w:r>
-        <w:rPr>
-          <w:rStyle w:val="VerbatimChar"/>
-        </w:rPr>
-        <w:t xml:space="preserve">add(5, 10)</w:t>
-      </w:r>
-      <w:r>
-        <w:t xml:space="preserve"> </w:t>
-      </w:r>
-      <w:r>
-        <w:t xml:space="preserve">method to calculate the sum of two integers. The result is concatenated with the string</w:t>
-      </w:r>
-      <w:r>
-        <w:t xml:space="preserve"> </w:t>
-      </w:r>
-      <w:r>
-        <w:rPr>
-          <w:rStyle w:val="VerbatimChar"/>
-        </w:rPr>
-        <w:t xml:space="preserve">"Sum: "</w:t>
-      </w:r>
-      <w:r>
-        <w:t xml:space="preserve"> </w:t>
-      </w:r>
-      <w:r>
-        <w:t xml:space="preserve">and printed to the standard output console.</w:t>
+        <w:t xml:space="preserve">The program must be executed for this method to run; it is not intended to be called directly from other parts of the code.</w:t>
       </w:r>
     </w:p>
     <w:p>
@@ -4901,11 +5391,11 @@
         <w:pStyle w:val="Compact"/>
         <w:numPr>
           <w:ilvl w:val="0"/>
-          <w:numId w:val="1009"/>
+          <w:numId w:val="1008"/>
         </w:numPr>
       </w:pPr>
       <w:r>
-        <w:t xml:space="preserve">It calls the</w:t>
+        <w:t xml:space="preserve">The functionality demonstrated depends on the implementations of the</w:t>
       </w:r>
       <w:r>
         <w:t xml:space="preserve"> </w:t>
@@ -4914,13 +5404,10 @@
         <w:rPr>
           <w:rStyle w:val="VerbatimChar"/>
         </w:rPr>
-        <w:t xml:space="preserve">factorial(5)</w:t>
-      </w:r>
-      <w:r>
-        <w:t xml:space="preserve"> </w:t>
-      </w:r>
-      <w:r>
-        <w:t xml:space="preserve">method to compute the factorial of the number 5. The result is then concatenated with the string</w:t>
+        <w:t xml:space="preserve">add</w:t>
+      </w:r>
+      <w:r>
+        <w:t xml:space="preserve">,</w:t>
       </w:r>
       <w:r>
         <w:t xml:space="preserve"> </w:t>
@@ -4929,25 +5416,64 @@
         <w:rPr>
           <w:rStyle w:val="VerbatimChar"/>
         </w:rPr>
-        <w:t xml:space="preserve">"Factorial: "</w:t>
-      </w:r>
-      <w:r>
-        <w:t xml:space="preserve"> </w:t>
-      </w:r>
-      <w:r>
-        <w:t xml:space="preserve">and printed to the console.</w:t>
+        <w:t xml:space="preserve">factorial</w:t>
+      </w:r>
+      <w:r>
+        <w:t xml:space="preserve">, and</w:t>
+      </w:r>
+      <w:r>
+        <w:t xml:space="preserve"> </w:t>
+      </w:r>
+      <w:r>
+        <w:rPr>
+          <w:rStyle w:val="VerbatimChar"/>
+        </w:rPr>
+        <w:t xml:space="preserve">greet</w:t>
+      </w:r>
+      <w:r>
+        <w:t xml:space="preserve"> </w:t>
+      </w:r>
+      <w:r>
+        <w:t xml:space="preserve">methods, which are called from within</w:t>
+      </w:r>
+      <w:r>
+        <w:t xml:space="preserve"> </w:t>
+      </w:r>
+      <w:r>
+        <w:rPr>
+          <w:rStyle w:val="VerbatimChar"/>
+        </w:rPr>
+        <w:t xml:space="preserve">main</w:t>
+      </w:r>
+      <w:r>
+        <w:t xml:space="preserve">.</w:t>
+      </w:r>
+    </w:p>
+    <w:bookmarkEnd w:id="40"/>
+    <w:bookmarkStart w:id="41" w:name="example-4"/>
+    <w:p>
+      <w:pPr>
+        <w:pStyle w:val="Heading2"/>
+      </w:pPr>
+      <w:r>
+        <w:rPr>
+          <w:rStyle w:val="SectionNumber"/>
+        </w:rPr>
+        <w:t xml:space="preserve">5.5</w:t>
+      </w:r>
+      <w:r>
+        <w:tab/>
+      </w:r>
+      <w:r>
+        <w:t xml:space="preserve">Example</w:t>
       </w:r>
     </w:p>
     <w:p>
       <w:pPr>
-        <w:pStyle w:val="Compact"/>
-        <w:numPr>
-          <w:ilvl w:val="0"/>
-          <w:numId w:val="1009"/>
-        </w:numPr>
-      </w:pPr>
-      <w:r>
-        <w:t xml:space="preserve">Finally, it calls the</w:t>
+        <w:pStyle w:val="FirstParagraph"/>
+      </w:pPr>
+      <w:r>
+        <w:t xml:space="preserve">To run this</w:t>
       </w:r>
       <w:r>
         <w:t xml:space="preserve"> </w:t>
@@ -4956,305 +5482,113 @@
         <w:rPr>
           <w:rStyle w:val="VerbatimChar"/>
         </w:rPr>
-        <w:t xml:space="preserve">greet("Prateek")</w:t>
-      </w:r>
-      <w:r>
-        <w:t xml:space="preserve"> </w:t>
-      </w:r>
-      <w:r>
-        <w:t xml:space="preserve">method, which is expected to print a greeting message to the console using the provided name.</w:t>
+        <w:t xml:space="preserve">main</w:t>
+      </w:r>
+      <w:r>
+        <w:t xml:space="preserve"> </w:t>
+      </w:r>
+      <w:r>
+        <w:t xml:space="preserve">method, you would compile the</w:t>
+      </w:r>
+      <w:r>
+        <w:t xml:space="preserve"> </w:t>
+      </w:r>
+      <w:r>
+        <w:rPr>
+          <w:rStyle w:val="VerbatimChar"/>
+        </w:rPr>
+        <w:t xml:space="preserve">Main.java</w:t>
+      </w:r>
+      <w:r>
+        <w:t xml:space="preserve"> </w:t>
+      </w:r>
+      <w:r>
+        <w:t xml:space="preserve">file and then execute the resulting class file from the command line.</w:t>
       </w:r>
     </w:p>
     <w:p>
       <w:pPr>
-        <w:pStyle w:val="FirstParagraph"/>
-      </w:pPr>
-      <w:r>
-        <w:t xml:space="preserve">This method serves as a demonstration and test driver for other utility functions within the</w:t>
-      </w:r>
-      <w:r>
-        <w:t xml:space="preserve"> </w:t>
-      </w:r>
-      <w:r>
-        <w:rPr>
-          <w:rStyle w:val="VerbatimChar"/>
-        </w:rPr>
-        <w:t xml:space="preserve">Main</w:t>
-      </w:r>
-      <w:r>
-        <w:t xml:space="preserve"> </w:t>
-      </w:r>
-      <w:r>
-        <w:t xml:space="preserve">class.</w:t>
-      </w:r>
-    </w:p>
-    <w:bookmarkEnd w:id="43"/>
-    <w:bookmarkStart w:id="44" w:name="usage-notes-4"/>
-    <w:p>
-      <w:pPr>
-        <w:pStyle w:val="Heading2"/>
-      </w:pPr>
-      <w:r>
-        <w:rPr>
-          <w:rStyle w:val="SectionNumber"/>
-        </w:rPr>
-        <w:t xml:space="preserve">5.4</w:t>
-      </w:r>
-      <w:r>
-        <w:tab/>
-      </w:r>
-      <w:r>
-        <w:t xml:space="preserve">Usage Notes</w:t>
+        <w:pStyle w:val="BodyText"/>
+      </w:pPr>
+      <w:r>
+        <w:rPr>
+          <w:b/>
+          <w:bCs/>
+        </w:rPr>
+        <w:t xml:space="preserve">Execution:</w:t>
       </w:r>
     </w:p>
     <w:p>
       <w:pPr>
-        <w:pStyle w:val="Compact"/>
-        <w:numPr>
-          <w:ilvl w:val="0"/>
-          <w:numId w:val="1010"/>
-        </w:numPr>
-      </w:pPr>
-      <w:r>
-        <w:t xml:space="preserve">The</w:t>
-      </w:r>
-      <w:r>
-        <w:t xml:space="preserve"> </w:t>
-      </w:r>
-      <w:r>
-        <w:rPr>
-          <w:rStyle w:val="VerbatimChar"/>
-        </w:rPr>
-        <w:t xml:space="preserve">main</w:t>
-      </w:r>
-      <w:r>
-        <w:t xml:space="preserve"> </w:t>
-      </w:r>
-      <w:r>
-        <w:t xml:space="preserve">method must have the exact signature</w:t>
-      </w:r>
-      <w:r>
-        <w:t xml:space="preserve"> </w:t>
-      </w:r>
-      <w:r>
-        <w:rPr>
-          <w:rStyle w:val="VerbatimChar"/>
-        </w:rPr>
-        <w:t xml:space="preserve">public static void main(String[] args)</w:t>
-      </w:r>
-      <w:r>
-        <w:t xml:space="preserve"> </w:t>
-      </w:r>
-      <w:r>
-        <w:t xml:space="preserve">to be recognized as the application’s entry point by the JVM.</w:t>
+        <w:pStyle w:val="SourceCode"/>
+      </w:pPr>
+      <w:r>
+        <w:rPr>
+          <w:rStyle w:val="CommentTok"/>
+        </w:rPr>
+        <w:t xml:space="preserve"># Compile the Java source file</w:t>
+      </w:r>
+      <w:r>
+        <w:br/>
+      </w:r>
+      <w:r>
+        <w:rPr>
+          <w:rStyle w:val="ExtensionTok"/>
+        </w:rPr>
+        <w:t xml:space="preserve">javac</w:t>
+      </w:r>
+      <w:r>
+        <w:rPr>
+          <w:rStyle w:val="NormalTok"/>
+        </w:rPr>
+        <w:t xml:space="preserve"> Main.java</w:t>
+      </w:r>
+      <w:r>
+        <w:br/>
+      </w:r>
+      <w:r>
+        <w:br/>
+      </w:r>
+      <w:r>
+        <w:rPr>
+          <w:rStyle w:val="CommentTok"/>
+        </w:rPr>
+        <w:t xml:space="preserve"># Run the compiled Java class</w:t>
+      </w:r>
+      <w:r>
+        <w:br/>
+      </w:r>
+      <w:r>
+        <w:rPr>
+          <w:rStyle w:val="ExtensionTok"/>
+        </w:rPr>
+        <w:t xml:space="preserve">java</w:t>
+      </w:r>
+      <w:r>
+        <w:rPr>
+          <w:rStyle w:val="NormalTok"/>
+        </w:rPr>
+        <w:t xml:space="preserve"> Main</w:t>
       </w:r>
     </w:p>
     <w:p>
       <w:pPr>
-        <w:pStyle w:val="Compact"/>
-        <w:numPr>
-          <w:ilvl w:val="0"/>
-          <w:numId w:val="1010"/>
-        </w:numPr>
-      </w:pPr>
-      <w:r>
-        <w:t xml:space="preserve">This method is not intended to be called directly from other parts of the code; it is invoked by the JVM when the program starts.</w:t>
+        <w:pStyle w:val="FirstParagraph"/>
+      </w:pPr>
+      <w:r>
+        <w:rPr>
+          <w:b/>
+          <w:bCs/>
+        </w:rPr>
+        <w:t xml:space="preserve">Output:</w:t>
       </w:r>
     </w:p>
     <w:p>
       <w:pPr>
-        <w:pStyle w:val="Compact"/>
-        <w:numPr>
-          <w:ilvl w:val="0"/>
-          <w:numId w:val="1010"/>
-        </w:numPr>
-      </w:pPr>
-      <w:r>
-        <w:t xml:space="preserve">The</w:t>
-      </w:r>
-      <w:r>
-        <w:t xml:space="preserve"> </w:t>
-      </w:r>
-      <w:r>
-        <w:rPr>
-          <w:rStyle w:val="VerbatimChar"/>
-        </w:rPr>
-        <w:t xml:space="preserve">args</w:t>
-      </w:r>
-      <w:r>
-        <w:t xml:space="preserve"> </w:t>
-      </w:r>
-      <w:r>
-        <w:t xml:space="preserve">parameter can be used to provide configuration or data to the program at runtime from the command line, although it is unused in this specific implementation.</w:t>
-      </w:r>
-    </w:p>
-    <w:bookmarkEnd w:id="44"/>
-    <w:bookmarkStart w:id="45" w:name="example-4"/>
-    <w:p>
-      <w:pPr>
-        <w:pStyle w:val="Heading2"/>
-      </w:pPr>
-      <w:r>
-        <w:rPr>
-          <w:rStyle w:val="SectionNumber"/>
-        </w:rPr>
-        <w:t xml:space="preserve">5.5</w:t>
-      </w:r>
-      <w:r>
-        <w:tab/>
-      </w:r>
-      <w:r>
-        <w:t xml:space="preserve">Example</w:t>
-      </w:r>
-    </w:p>
-    <w:p>
-      <w:pPr>
-        <w:pStyle w:val="FirstParagraph"/>
-      </w:pPr>
-      <w:r>
-        <w:t xml:space="preserve">To run this</w:t>
-      </w:r>
-      <w:r>
-        <w:t xml:space="preserve"> </w:t>
-      </w:r>
-      <w:r>
-        <w:rPr>
-          <w:rStyle w:val="VerbatimChar"/>
-        </w:rPr>
-        <w:t xml:space="preserve">main</w:t>
-      </w:r>
-      <w:r>
-        <w:t xml:space="preserve"> </w:t>
-      </w:r>
-      <w:r>
-        <w:t xml:space="preserve">method, you would compile and execute the</w:t>
-      </w:r>
-      <w:r>
-        <w:t xml:space="preserve"> </w:t>
-      </w:r>
-      <w:r>
-        <w:rPr>
-          <w:rStyle w:val="VerbatimChar"/>
-        </w:rPr>
-        <w:t xml:space="preserve">Main.java</w:t>
-      </w:r>
-      <w:r>
-        <w:t xml:space="preserve"> </w:t>
-      </w:r>
-      <w:r>
-        <w:t xml:space="preserve">file from the command line.</w:t>
-      </w:r>
-    </w:p>
-    <w:p>
-      <w:pPr>
-        <w:pStyle w:val="SourceCode"/>
-      </w:pPr>
-      <w:r>
-        <w:rPr>
-          <w:rStyle w:val="CommentTok"/>
-        </w:rPr>
-        <w:t xml:space="preserve">// 1. Compile the Java code</w:t>
-      </w:r>
-      <w:r>
-        <w:br/>
-      </w:r>
-      <w:r>
-        <w:rPr>
-          <w:rStyle w:val="NormalTok"/>
-        </w:rPr>
-        <w:t xml:space="preserve">javac Main</w:t>
-      </w:r>
-      <w:r>
-        <w:rPr>
-          <w:rStyle w:val="OperatorTok"/>
-        </w:rPr>
-        <w:t xml:space="preserve">.</w:t>
-      </w:r>
-      <w:r>
-        <w:rPr>
-          <w:rStyle w:val="FunctionTok"/>
-        </w:rPr>
-        <w:t xml:space="preserve">java</w:t>
-      </w:r>
-      <w:r>
-        <w:br/>
-      </w:r>
-      <w:r>
-        <w:br/>
-      </w:r>
-      <w:r>
-        <w:rPr>
-          <w:rStyle w:val="CommentTok"/>
-        </w:rPr>
-        <w:t xml:space="preserve">// 2. Run the compiled code</w:t>
-      </w:r>
-      <w:r>
-        <w:br/>
-      </w:r>
-      <w:r>
-        <w:rPr>
-          <w:rStyle w:val="NormalTok"/>
-        </w:rPr>
-        <w:t xml:space="preserve">java Main</w:t>
-      </w:r>
-    </w:p>
-    <w:p>
-      <w:pPr>
-        <w:pStyle w:val="FirstParagraph"/>
-      </w:pPr>
-      <w:r>
-        <w:rPr>
-          <w:b/>
-          <w:bCs/>
-        </w:rPr>
-        <w:t xml:space="preserve">Output:</w:t>
-      </w:r>
-    </w:p>
-    <w:p>
-      <w:pPr>
         <w:pStyle w:val="BodyText"/>
       </w:pPr>
       <w:r>
-        <w:t xml:space="preserve">Assuming the</w:t>
-      </w:r>
-      <w:r>
-        <w:t xml:space="preserve"> </w:t>
-      </w:r>
-      <w:r>
-        <w:rPr>
-          <w:rStyle w:val="VerbatimChar"/>
-        </w:rPr>
-        <w:t xml:space="preserve">add</w:t>
-      </w:r>
-      <w:r>
-        <w:t xml:space="preserve">,</w:t>
-      </w:r>
-      <w:r>
-        <w:t xml:space="preserve"> </w:t>
-      </w:r>
-      <w:r>
-        <w:rPr>
-          <w:rStyle w:val="VerbatimChar"/>
-        </w:rPr>
-        <w:t xml:space="preserve">factorial</w:t>
-      </w:r>
-      <w:r>
-        <w:t xml:space="preserve">, and</w:t>
-      </w:r>
-      <w:r>
-        <w:t xml:space="preserve"> </w:t>
-      </w:r>
-      <w:r>
-        <w:rPr>
-          <w:rStyle w:val="VerbatimChar"/>
-        </w:rPr>
-        <w:t xml:space="preserve">greet</w:t>
-      </w:r>
-      <w:r>
-        <w:t xml:space="preserve"> </w:t>
-      </w:r>
-      <w:r>
-        <w:t xml:space="preserve">methods are implemented to perform their respective tasks, the expected output would be:</w:t>
+        <w:t xml:space="preserve">Assuming standard implementations for the called methods, the console output will be:</w:t>
       </w:r>
     </w:p>
     <w:p>
@@ -5300,8 +5634,8 @@
         </w:pict>
       </w:r>
     </w:p>
-    <w:bookmarkEnd w:id="45"/>
-    <w:bookmarkEnd w:id="46"/>
+    <w:bookmarkEnd w:id="41"/>
+    <w:bookmarkEnd w:id="42"/>
     <w:sectPr>
       <w:pgSz w:h="15840" w:w="12240"/>
       <w:pgMar w:bottom="1440" w:footer="720" w:gutter="0" w:header="720" w:left="1800" w:right="1800" w:top="1440"/>
@@ -5812,6 +6146,15 @@
     <w:abstractNumId w:val="991"/>
   </w:num>
   <w:num w:numId="1004">
+    <w:abstractNumId w:val="991"/>
+  </w:num>
+  <w:num w:numId="1005">
+    <w:abstractNumId w:val="991"/>
+  </w:num>
+  <w:num w:numId="1006">
+    <w:abstractNumId w:val="991"/>
+  </w:num>
+  <w:num w:numId="1007">
     <w:abstractNumId w:val="99411"/>
     <w:lvlOverride w:ilvl="0">
       <w:startOverride w:val="1"/>
@@ -5841,49 +6184,7 @@
       <w:startOverride w:val="1"/>
     </w:lvlOverride>
   </w:num>
-  <w:num w:numId="1005">
-    <w:abstractNumId w:val="991"/>
-  </w:num>
-  <w:num w:numId="1006">
-    <w:abstractNumId w:val="991"/>
-  </w:num>
-  <w:num w:numId="1007">
-    <w:abstractNumId w:val="991"/>
-  </w:num>
   <w:num w:numId="1008">
-    <w:abstractNumId w:val="991"/>
-  </w:num>
-  <w:num w:numId="1009">
-    <w:abstractNumId w:val="99411"/>
-    <w:lvlOverride w:ilvl="0">
-      <w:startOverride w:val="1"/>
-    </w:lvlOverride>
-    <w:lvlOverride w:ilvl="1">
-      <w:startOverride w:val="1"/>
-    </w:lvlOverride>
-    <w:lvlOverride w:ilvl="2">
-      <w:startOverride w:val="1"/>
-    </w:lvlOverride>
-    <w:lvlOverride w:ilvl="3">
-      <w:startOverride w:val="1"/>
-    </w:lvlOverride>
-    <w:lvlOverride w:ilvl="4">
-      <w:startOverride w:val="1"/>
-    </w:lvlOverride>
-    <w:lvlOverride w:ilvl="5">
-      <w:startOverride w:val="1"/>
-    </w:lvlOverride>
-    <w:lvlOverride w:ilvl="6">
-      <w:startOverride w:val="1"/>
-    </w:lvlOverride>
-    <w:lvlOverride w:ilvl="7">
-      <w:startOverride w:val="1"/>
-    </w:lvlOverride>
-    <w:lvlOverride w:ilvl="8">
-      <w:startOverride w:val="1"/>
-    </w:lvlOverride>
-  </w:num>
-  <w:num w:numId="1010">
     <w:abstractNumId w:val="991"/>
   </w:num>
 </w:numbering>

--- a/Main.docx
+++ b/Main.docx
@@ -103,7 +103,7 @@
         <w:t xml:space="preserve"> </w:t>
       </w:r>
       <w:r>
-        <w:t xml:space="preserve">class serves as a container for several static utility methods and includes the main entry point for the Java application.</w:t>
+        <w:t xml:space="preserve">class is a container for several static utility methods, including a function for addition, a recursive function for factorial calculation, and a procedure to print a greeting.</w:t>
       </w:r>
     </w:p>
     <w:bookmarkEnd w:id="10"/>
@@ -145,7 +145,22 @@
         <w:t xml:space="preserve"> </w:t>
       </w:r>
       <w:r>
-        <w:t xml:space="preserve">class is designed as a utility class containing static methods, meaning they can be called directly on the class without needing to create an instance. It demonstrates basic programming concepts through its methods and serves as the executable entry point for the program.</w:t>
+        <w:t xml:space="preserve">class provides a set of standalone, static methods that can be called without creating an instance of the class. It also contains the primary</w:t>
+      </w:r>
+      <w:r>
+        <w:t xml:space="preserve"> </w:t>
+      </w:r>
+      <w:r>
+        <w:rPr>
+          <w:rStyle w:val="VerbatimChar"/>
+        </w:rPr>
+        <w:t xml:space="preserve">main</w:t>
+      </w:r>
+      <w:r>
+        <w:t xml:space="preserve"> </w:t>
+      </w:r>
+      <w:r>
+        <w:t xml:space="preserve">method, which serves as the entry point for the Java application.</w:t>
       </w:r>
     </w:p>
     <w:p>
@@ -153,26 +168,24 @@
         <w:pStyle w:val="BodyText"/>
       </w:pPr>
       <w:r>
-        <w:t xml:space="preserve">The class includes the following static methods:</w:t>
+        <w:t xml:space="preserve">The class includes the following methods:</w:t>
       </w:r>
     </w:p>
     <w:p>
       <w:pPr>
-        <w:pStyle w:val="BodyText"/>
+        <w:numPr>
+          <w:ilvl w:val="0"/>
+          <w:numId w:val="1001"/>
+        </w:numPr>
       </w:pPr>
       <w:r>
         <w:rPr>
           <w:rStyle w:val="VerbatimChar"/>
-          <w:b/>
-          <w:bCs/>
         </w:rPr>
         <w:t xml:space="preserve">public static int add(int a, int b)</w:t>
       </w:r>
       <w:r>
-        <w:t xml:space="preserve"> </w:t>
-      </w:r>
-      <w:r>
-        <w:t xml:space="preserve">This method takes two integer parameters,</w:t>
+        <w:t xml:space="preserve">: This function takes two integer parameters,</w:t>
       </w:r>
       <w:r>
         <w:t xml:space="preserve"> </w:t>
@@ -199,124 +212,98 @@
         <w:t xml:space="preserve">b</w:t>
       </w:r>
       <w:r>
-        <w:t xml:space="preserve">, and returns their sum. It performs a simple addition operation.</w:t>
+        <w:t xml:space="preserve">, and returns their sum.</w:t>
       </w:r>
     </w:p>
     <w:p>
       <w:pPr>
-        <w:pStyle w:val="SourceCode"/>
-      </w:pPr>
-      <w:r>
-        <w:rPr>
-          <w:rStyle w:val="CommentTok"/>
-        </w:rPr>
-        <w:t xml:space="preserve">// Example of the add method</w:t>
-      </w:r>
-      <w:r>
-        <w:br/>
-      </w:r>
-      <w:r>
-        <w:rPr>
-          <w:rStyle w:val="DataTypeTok"/>
-        </w:rPr>
-        <w:t xml:space="preserve">int</w:t>
-      </w:r>
-      <w:r>
-        <w:rPr>
-          <w:rStyle w:val="NormalTok"/>
-        </w:rPr>
-        <w:t xml:space="preserve"> result </w:t>
-      </w:r>
-      <w:r>
-        <w:rPr>
-          <w:rStyle w:val="OperatorTok"/>
-        </w:rPr>
-        <w:t xml:space="preserve">=</w:t>
-      </w:r>
-      <w:r>
-        <w:rPr>
-          <w:rStyle w:val="NormalTok"/>
-        </w:rPr>
-        <w:t xml:space="preserve"> Main</w:t>
-      </w:r>
-      <w:r>
-        <w:rPr>
-          <w:rStyle w:val="OperatorTok"/>
-        </w:rPr>
+        <w:numPr>
+          <w:ilvl w:val="0"/>
+          <w:numId w:val="1001"/>
+        </w:numPr>
+      </w:pPr>
+      <w:r>
+        <w:rPr>
+          <w:rStyle w:val="VerbatimChar"/>
+        </w:rPr>
+        <w:t xml:space="preserve">public static int factorial(int n)</w:t>
+      </w:r>
+      <w:r>
+        <w:t xml:space="preserve">: This function calculates the factorial of a non-negative integer</w:t>
+      </w:r>
+      <w:r>
+        <w:t xml:space="preserve"> </w:t>
+      </w:r>
+      <w:r>
+        <w:rPr>
+          <w:rStyle w:val="VerbatimChar"/>
+        </w:rPr>
+        <w:t xml:space="preserve">n</w:t>
+      </w:r>
+      <w:r>
+        <w:t xml:space="preserve"> </w:t>
+      </w:r>
+      <w:r>
+        <w:t xml:space="preserve">using recursion. The base case for the recursion is when</w:t>
+      </w:r>
+      <w:r>
+        <w:t xml:space="preserve"> </w:t>
+      </w:r>
+      <w:r>
+        <w:rPr>
+          <w:rStyle w:val="VerbatimChar"/>
+        </w:rPr>
+        <w:t xml:space="preserve">n</w:t>
+      </w:r>
+      <w:r>
+        <w:t xml:space="preserve"> </w:t>
+      </w:r>
+      <w:r>
+        <w:t xml:space="preserve">is less than or equal to 1, in which case it returns 1. Otherwise, it returns</w:t>
+      </w:r>
+      <w:r>
+        <w:t xml:space="preserve"> </w:t>
+      </w:r>
+      <w:r>
+        <w:rPr>
+          <w:rStyle w:val="VerbatimChar"/>
+        </w:rPr>
+        <w:t xml:space="preserve">n</w:t>
+      </w:r>
+      <w:r>
+        <w:t xml:space="preserve"> </w:t>
+      </w:r>
+      <w:r>
+        <w:t xml:space="preserve">multiplied by the factorial of</w:t>
+      </w:r>
+      <w:r>
+        <w:t xml:space="preserve"> </w:t>
+      </w:r>
+      <w:r>
+        <w:rPr>
+          <w:rStyle w:val="VerbatimChar"/>
+        </w:rPr>
+        <w:t xml:space="preserve">n - 1</w:t>
+      </w:r>
+      <w:r>
         <w:t xml:space="preserve">.</w:t>
-      </w:r>
-      <w:r>
-        <w:rPr>
-          <w:rStyle w:val="FunctionTok"/>
-        </w:rPr>
-        <w:t xml:space="preserve">add</w:t>
-      </w:r>
-      <w:r>
-        <w:rPr>
-          <w:rStyle w:val="OperatorTok"/>
-        </w:rPr>
-        <w:t xml:space="preserve">(</w:t>
-      </w:r>
-      <w:r>
-        <w:rPr>
-          <w:rStyle w:val="DecValTok"/>
-        </w:rPr>
-        <w:t xml:space="preserve">5</w:t>
-      </w:r>
-      <w:r>
-        <w:rPr>
-          <w:rStyle w:val="OperatorTok"/>
-        </w:rPr>
-        <w:t xml:space="preserve">,</w:t>
-      </w:r>
-      <w:r>
-        <w:rPr>
-          <w:rStyle w:val="NormalTok"/>
-        </w:rPr>
-        <w:t xml:space="preserve"> </w:t>
-      </w:r>
-      <w:r>
-        <w:rPr>
-          <w:rStyle w:val="DecValTok"/>
-        </w:rPr>
-        <w:t xml:space="preserve">10</w:t>
-      </w:r>
-      <w:r>
-        <w:rPr>
-          <w:rStyle w:val="OperatorTok"/>
-        </w:rPr>
-        <w:t xml:space="preserve">);</w:t>
-      </w:r>
-      <w:r>
-        <w:rPr>
-          <w:rStyle w:val="NormalTok"/>
-        </w:rPr>
-        <w:t xml:space="preserve"> </w:t>
-      </w:r>
-      <w:r>
-        <w:rPr>
-          <w:rStyle w:val="CommentTok"/>
-        </w:rPr>
-        <w:t xml:space="preserve">// result will be 15</w:t>
       </w:r>
     </w:p>
     <w:p>
       <w:pPr>
-        <w:pStyle w:val="FirstParagraph"/>
+        <w:numPr>
+          <w:ilvl w:val="0"/>
+          <w:numId w:val="1001"/>
+        </w:numPr>
       </w:pPr>
       <w:r>
         <w:rPr>
           <w:rStyle w:val="VerbatimChar"/>
-          <w:b/>
-          <w:bCs/>
-        </w:rPr>
-        <w:t xml:space="preserve">public static int factorial(int n)</w:t>
-      </w:r>
-      <w:r>
-        <w:t xml:space="preserve"> </w:t>
-      </w:r>
-      <w:r>
-        <w:t xml:space="preserve">This method calculates the factorial of a given non-negative integer</w:t>
+        </w:rPr>
+        <w:t xml:space="preserve">public static void greet(String name)</w:t>
+      </w:r>
+      <w:r>
+        <w:t xml:space="preserve">: This is a void method that takes a</w:t>
       </w:r>
       <w:r>
         <w:t xml:space="preserve"> </w:t>
@@ -325,13 +312,13 @@
         <w:rPr>
           <w:rStyle w:val="VerbatimChar"/>
         </w:rPr>
-        <w:t xml:space="preserve">n</w:t>
-      </w:r>
-      <w:r>
-        <w:t xml:space="preserve"> </w:t>
-      </w:r>
-      <w:r>
-        <w:t xml:space="preserve">using recursion. The base case for the recursion is when</w:t>
+        <w:t xml:space="preserve">String</w:t>
+      </w:r>
+      <w:r>
+        <w:t xml:space="preserve"> </w:t>
+      </w:r>
+      <w:r>
+        <w:t xml:space="preserve">parameter</w:t>
       </w:r>
       <w:r>
         <w:t xml:space="preserve"> </w:t>
@@ -340,334 +327,78 @@
         <w:rPr>
           <w:rStyle w:val="VerbatimChar"/>
         </w:rPr>
-        <w:t xml:space="preserve">n</w:t>
-      </w:r>
-      <w:r>
-        <w:t xml:space="preserve"> </w:t>
-      </w:r>
-      <w:r>
-        <w:t xml:space="preserve">is less than or equal to 1, at which point the method returns 1. For any</w:t>
-      </w:r>
-      <w:r>
-        <w:t xml:space="preserve"> </w:t>
-      </w:r>
-      <w:r>
-        <w:rPr>
-          <w:rStyle w:val="VerbatimChar"/>
-        </w:rPr>
-        <w:t xml:space="preserve">n</w:t>
-      </w:r>
-      <w:r>
-        <w:t xml:space="preserve"> </w:t>
-      </w:r>
-      <w:r>
-        <w:t xml:space="preserve">greater than 1, it returns</w:t>
-      </w:r>
-      <w:r>
-        <w:t xml:space="preserve"> </w:t>
-      </w:r>
-      <w:r>
-        <w:rPr>
-          <w:rStyle w:val="VerbatimChar"/>
-        </w:rPr>
-        <w:t xml:space="preserve">n</w:t>
-      </w:r>
-      <w:r>
-        <w:t xml:space="preserve"> </w:t>
-      </w:r>
-      <w:r>
-        <w:t xml:space="preserve">multiplied by the factorial of</w:t>
-      </w:r>
-      <w:r>
-        <w:t xml:space="preserve"> </w:t>
-      </w:r>
-      <w:r>
-        <w:rPr>
-          <w:rStyle w:val="VerbatimChar"/>
-        </w:rPr>
-        <w:t xml:space="preserve">n - 1</w:t>
-      </w:r>
-      <w:r>
-        <w:t xml:space="preserve">.</w:t>
+        <w:t xml:space="preserve">name</w:t>
+      </w:r>
+      <w:r>
+        <w:t xml:space="preserve"> </w:t>
+      </w:r>
+      <w:r>
+        <w:t xml:space="preserve">and prints a formatted greeting message,</w:t>
+      </w:r>
+      <w:r>
+        <w:t xml:space="preserve"> </w:t>
+      </w:r>
+      <w:r>
+        <w:t xml:space="preserve">“Hello, [name]!”</w:t>
+      </w:r>
+      <w:r>
+        <w:t xml:space="preserve">, to the standard output console.</w:t>
       </w:r>
     </w:p>
     <w:p>
       <w:pPr>
-        <w:pStyle w:val="SourceCode"/>
-      </w:pPr>
-      <w:r>
-        <w:rPr>
-          <w:rStyle w:val="CommentTok"/>
-        </w:rPr>
-        <w:t xml:space="preserve">// Example of the factorial method</w:t>
-      </w:r>
-      <w:r>
-        <w:br/>
-      </w:r>
-      <w:r>
-        <w:rPr>
-          <w:rStyle w:val="DataTypeTok"/>
-        </w:rPr>
-        <w:t xml:space="preserve">int</w:t>
-      </w:r>
-      <w:r>
-        <w:rPr>
-          <w:rStyle w:val="NormalTok"/>
-        </w:rPr>
-        <w:t xml:space="preserve"> fact </w:t>
-      </w:r>
-      <w:r>
-        <w:rPr>
-          <w:rStyle w:val="OperatorTok"/>
-        </w:rPr>
-        <w:t xml:space="preserve">=</w:t>
-      </w:r>
-      <w:r>
-        <w:rPr>
-          <w:rStyle w:val="NormalTok"/>
-        </w:rPr>
-        <w:t xml:space="preserve"> Main</w:t>
-      </w:r>
-      <w:r>
-        <w:rPr>
-          <w:rStyle w:val="OperatorTok"/>
-        </w:rPr>
-        <w:t xml:space="preserve">.</w:t>
-      </w:r>
-      <w:r>
-        <w:rPr>
-          <w:rStyle w:val="FunctionTok"/>
+        <w:numPr>
+          <w:ilvl w:val="0"/>
+          <w:numId w:val="1001"/>
+        </w:numPr>
+      </w:pPr>
+      <w:r>
+        <w:rPr>
+          <w:rStyle w:val="VerbatimChar"/>
+        </w:rPr>
+        <w:t xml:space="preserve">public static void main(String[] args)</w:t>
+      </w:r>
+      <w:r>
+        <w:t xml:space="preserve">: This is the main entry point of the program. It demonstrates the usage of the</w:t>
+      </w:r>
+      <w:r>
+        <w:t xml:space="preserve"> </w:t>
+      </w:r>
+      <w:r>
+        <w:rPr>
+          <w:rStyle w:val="VerbatimChar"/>
+        </w:rPr>
+        <w:t xml:space="preserve">add</w:t>
+      </w:r>
+      <w:r>
+        <w:t xml:space="preserve">,</w:t>
+      </w:r>
+      <w:r>
+        <w:t xml:space="preserve"> </w:t>
+      </w:r>
+      <w:r>
+        <w:rPr>
+          <w:rStyle w:val="VerbatimChar"/>
         </w:rPr>
         <w:t xml:space="preserve">factorial</w:t>
       </w:r>
       <w:r>
-        <w:rPr>
-          <w:rStyle w:val="OperatorTok"/>
-        </w:rPr>
-        <w:t xml:space="preserve">(</w:t>
-      </w:r>
-      <w:r>
-        <w:rPr>
-          <w:rStyle w:val="DecValTok"/>
-        </w:rPr>
-        <w:t xml:space="preserve">5</w:t>
-      </w:r>
-      <w:r>
-        <w:rPr>
-          <w:rStyle w:val="OperatorTok"/>
-        </w:rPr>
-        <w:t xml:space="preserve">);</w:t>
-      </w:r>
-      <w:r>
-        <w:rPr>
-          <w:rStyle w:val="NormalTok"/>
-        </w:rPr>
-        <w:t xml:space="preserve"> </w:t>
-      </w:r>
-      <w:r>
-        <w:rPr>
-          <w:rStyle w:val="CommentTok"/>
-        </w:rPr>
-        <w:t xml:space="preserve">// fact will be 120 (5 * 4 * 3 * 2 * 1)</w:t>
-      </w:r>
-    </w:p>
-    <w:p>
-      <w:pPr>
-        <w:pStyle w:val="FirstParagraph"/>
-      </w:pPr>
+        <w:t xml:space="preserve">, and</w:t>
+      </w:r>
+      <w:r>
+        <w:t xml:space="preserve"> </w:t>
+      </w:r>
       <w:r>
         <w:rPr>
           <w:rStyle w:val="VerbatimChar"/>
-          <w:b/>
-          <w:bCs/>
-        </w:rPr>
-        <w:t xml:space="preserve">public static void greet(String name)</w:t>
-      </w:r>
-      <w:r>
-        <w:t xml:space="preserve"> </w:t>
-      </w:r>
-      <w:r>
-        <w:t xml:space="preserve">This method takes a</w:t>
-      </w:r>
-      <w:r>
-        <w:t xml:space="preserve"> </w:t>
-      </w:r>
-      <w:r>
-        <w:rPr>
-          <w:rStyle w:val="VerbatimChar"/>
-        </w:rPr>
-        <w:t xml:space="preserve">String</w:t>
-      </w:r>
-      <w:r>
-        <w:t xml:space="preserve"> </w:t>
-      </w:r>
-      <w:r>
-        <w:t xml:space="preserve">parameter</w:t>
-      </w:r>
-      <w:r>
-        <w:t xml:space="preserve"> </w:t>
-      </w:r>
-      <w:r>
-        <w:rPr>
-          <w:rStyle w:val="VerbatimChar"/>
-        </w:rPr>
-        <w:t xml:space="preserve">name</w:t>
-      </w:r>
-      <w:r>
-        <w:t xml:space="preserve"> </w:t>
-      </w:r>
-      <w:r>
-        <w:t xml:space="preserve">and prints a formatted greeting message to the console. It is a</w:t>
-      </w:r>
-      <w:r>
-        <w:t xml:space="preserve"> </w:t>
-      </w:r>
-      <w:r>
-        <w:rPr>
-          <w:rStyle w:val="VerbatimChar"/>
-        </w:rPr>
-        <w:t xml:space="preserve">void</w:t>
-      </w:r>
-      <w:r>
-        <w:t xml:space="preserve"> </w:t>
-      </w:r>
-      <w:r>
-        <w:t xml:space="preserve">method, so it does not return any value.</w:t>
-      </w:r>
-    </w:p>
-    <w:p>
-      <w:pPr>
-        <w:pStyle w:val="SourceCode"/>
-      </w:pPr>
-      <w:r>
-        <w:rPr>
-          <w:rStyle w:val="CommentTok"/>
-        </w:rPr>
-        <w:t xml:space="preserve">// Example of the greet method</w:t>
-      </w:r>
-      <w:r>
-        <w:br/>
-      </w:r>
-      <w:r>
-        <w:rPr>
-          <w:rStyle w:val="NormalTok"/>
-        </w:rPr>
-        <w:t xml:space="preserve">Main</w:t>
-      </w:r>
-      <w:r>
-        <w:rPr>
-          <w:rStyle w:val="OperatorTok"/>
-        </w:rPr>
-        <w:t xml:space="preserve">.</w:t>
-      </w:r>
-      <w:r>
-        <w:rPr>
-          <w:rStyle w:val="FunctionTok"/>
         </w:rPr>
         <w:t xml:space="preserve">greet</w:t>
       </w:r>
       <w:r>
-        <w:rPr>
-          <w:rStyle w:val="OperatorTok"/>
-        </w:rPr>
-        <w:t xml:space="preserve">(</w:t>
-      </w:r>
-      <w:r>
-        <w:rPr>
-          <w:rStyle w:val="StringTok"/>
-        </w:rPr>
-        <w:t xml:space="preserve">"Prateek"</w:t>
-      </w:r>
-      <w:r>
-        <w:rPr>
-          <w:rStyle w:val="OperatorTok"/>
-        </w:rPr>
-        <w:t xml:space="preserve">);</w:t>
-      </w:r>
-      <w:r>
-        <w:rPr>
-          <w:rStyle w:val="NormalTok"/>
-        </w:rPr>
-        <w:t xml:space="preserve"> </w:t>
-      </w:r>
-      <w:r>
-        <w:rPr>
-          <w:rStyle w:val="CommentTok"/>
-        </w:rPr>
-        <w:t xml:space="preserve">// Prints "Hello, Prateek!" to the console</w:t>
-      </w:r>
-    </w:p>
-    <w:p>
-      <w:pPr>
-        <w:pStyle w:val="FirstParagraph"/>
-      </w:pPr>
-      <w:r>
-        <w:rPr>
-          <w:rStyle w:val="VerbatimChar"/>
-          <w:b/>
-          <w:bCs/>
-        </w:rPr>
-        <w:t xml:space="preserve">public static void main(String[] args)</w:t>
-      </w:r>
-      <w:r>
-        <w:t xml:space="preserve"> </w:t>
-      </w:r>
-      <w:r>
-        <w:t xml:space="preserve">This is the main entry point of the application. When the program is executed, the Java Virtual Machine (JVM) calls this method. The</w:t>
-      </w:r>
-      <w:r>
-        <w:t xml:space="preserve"> </w:t>
-      </w:r>
-      <w:r>
-        <w:rPr>
-          <w:rStyle w:val="VerbatimChar"/>
-        </w:rPr>
-        <w:t xml:space="preserve">main</w:t>
-      </w:r>
-      <w:r>
-        <w:t xml:space="preserve"> </w:t>
-      </w:r>
-      <w:r>
-        <w:t xml:space="preserve">method in this class demonstrates the usage of the</w:t>
-      </w:r>
-      <w:r>
-        <w:t xml:space="preserve"> </w:t>
-      </w:r>
-      <w:r>
-        <w:rPr>
-          <w:rStyle w:val="VerbatimChar"/>
-        </w:rPr>
-        <w:t xml:space="preserve">add</w:t>
-      </w:r>
-      <w:r>
-        <w:t xml:space="preserve">,</w:t>
-      </w:r>
-      <w:r>
-        <w:t xml:space="preserve"> </w:t>
-      </w:r>
-      <w:r>
-        <w:rPr>
-          <w:rStyle w:val="VerbatimChar"/>
-        </w:rPr>
-        <w:t xml:space="preserve">factorial</w:t>
-      </w:r>
-      <w:r>
-        <w:t xml:space="preserve">, and</w:t>
-      </w:r>
-      <w:r>
-        <w:t xml:space="preserve"> </w:t>
-      </w:r>
-      <w:r>
-        <w:rPr>
-          <w:rStyle w:val="VerbatimChar"/>
-        </w:rPr>
-        <w:t xml:space="preserve">greet</w:t>
-      </w:r>
-      <w:r>
-        <w:t xml:space="preserve"> </w:t>
-      </w:r>
-      <w:r>
-        <w:t xml:space="preserve">methods and prints their results to the standard output.</w:t>
+        <w:t xml:space="preserve"> </w:t>
+      </w:r>
+      <w:r>
+        <w:t xml:space="preserve">methods and prints their results to the console.</w:t>
       </w:r>
     </w:p>
     <w:bookmarkEnd w:id="11"/>
@@ -694,7 +425,7 @@
         <w:pStyle w:val="Compact"/>
         <w:numPr>
           <w:ilvl w:val="0"/>
-          <w:numId w:val="1001"/>
+          <w:numId w:val="1002"/>
         </w:numPr>
       </w:pPr>
       <w:r>
@@ -710,7 +441,7 @@
         <w:t xml:space="preserve">static</w:t>
       </w:r>
       <w:r>
-        <w:t xml:space="preserve">, so they should be invoked directly on the class itself (e.g.,</w:t>
+        <w:t xml:space="preserve">, meaning they should be called directly on the class itself (e.g.,</w:t>
       </w:r>
       <w:r>
         <w:t xml:space="preserve"> </w:t>
@@ -719,10 +450,10 @@
         <w:rPr>
           <w:rStyle w:val="VerbatimChar"/>
         </w:rPr>
-        <w:t xml:space="preserve">Main.add(x, y)</w:t>
-      </w:r>
-      <w:r>
-        <w:t xml:space="preserve">), not on an instance of the class.</w:t>
+        <w:t xml:space="preserve">Main.add(5, 10)</w:t>
+      </w:r>
+      <w:r>
+        <w:t xml:space="preserve">), and no object instantiation is required.</w:t>
       </w:r>
     </w:p>
     <w:p>
@@ -730,7 +461,7 @@
         <w:pStyle w:val="Compact"/>
         <w:numPr>
           <w:ilvl w:val="0"/>
-          <w:numId w:val="1001"/>
+          <w:numId w:val="1002"/>
         </w:numPr>
       </w:pPr>
       <w:r>
@@ -749,7 +480,7 @@
         <w:t xml:space="preserve"> </w:t>
       </w:r>
       <w:r>
-        <w:t xml:space="preserve">method uses recursion. Providing a very large integer as input may lead to a</w:t>
+        <w:t xml:space="preserve">method is recursive. Inputting a very large number can lead to a</w:t>
       </w:r>
       <w:r>
         <w:t xml:space="preserve"> </w:t>
@@ -758,7 +489,7 @@
         <w:rPr>
           <w:rStyle w:val="VerbatimChar"/>
         </w:rPr>
-        <w:t xml:space="preserve">java.lang.StackOverflowError</w:t>
+        <w:t xml:space="preserve">StackOverflowError</w:t>
       </w:r>
       <w:r>
         <w:t xml:space="preserve">.</w:t>
@@ -769,7 +500,7 @@
         <w:pStyle w:val="Compact"/>
         <w:numPr>
           <w:ilvl w:val="0"/>
-          <w:numId w:val="1001"/>
+          <w:numId w:val="1002"/>
         </w:numPr>
       </w:pPr>
       <w:r>
@@ -782,13 +513,13 @@
         <w:rPr>
           <w:rStyle w:val="VerbatimChar"/>
         </w:rPr>
-        <w:t xml:space="preserve">main</w:t>
-      </w:r>
-      <w:r>
-        <w:t xml:space="preserve"> </w:t>
-      </w:r>
-      <w:r>
-        <w:t xml:space="preserve">method is the standard entry point for any Java application and is used here to demonstrate the functionality of the other methods.</w:t>
+        <w:t xml:space="preserve">greet</w:t>
+      </w:r>
+      <w:r>
+        <w:t xml:space="preserve"> </w:t>
+      </w:r>
+      <w:r>
+        <w:t xml:space="preserve">method prints directly to the console and does not return a value.</w:t>
       </w:r>
     </w:p>
     <w:bookmarkEnd w:id="12"/>
@@ -830,22 +561,7 @@
         <w:t xml:space="preserve"> </w:t>
       </w:r>
       <w:r>
-        <w:t xml:space="preserve">method within the class provides a clear example of how to use the utility functions. To run this example, compile and execute the</w:t>
-      </w:r>
-      <w:r>
-        <w:t xml:space="preserve"> </w:t>
-      </w:r>
-      <w:r>
-        <w:rPr>
-          <w:rStyle w:val="VerbatimChar"/>
-        </w:rPr>
-        <w:t xml:space="preserve">Main.java</w:t>
-      </w:r>
-      <w:r>
-        <w:t xml:space="preserve"> </w:t>
-      </w:r>
-      <w:r>
-        <w:t xml:space="preserve">file.</w:t>
+        <w:t xml:space="preserve">method within the class provides a clear example of how to use the other static methods.</w:t>
       </w:r>
     </w:p>
     <w:p>
@@ -947,6 +663,21 @@
       </w:r>
       <w:r>
         <w:rPr>
+          <w:rStyle w:val="CommentTok"/>
+        </w:rPr>
+        <w:t xml:space="preserve">// Calling the add function</w:t>
+      </w:r>
+      <w:r>
+        <w:br/>
+      </w:r>
+      <w:r>
+        <w:rPr>
+          <w:rStyle w:val="NormalTok"/>
+        </w:rPr>
+        <w:t xml:space="preserve">    </w:t>
+      </w:r>
+      <w:r>
+        <w:rPr>
           <w:rStyle w:val="BuiltInTok"/>
         </w:rPr>
         <w:t xml:space="preserve">System</w:t>
@@ -1051,6 +782,9 @@
         <w:br/>
       </w:r>
       <w:r>
+        <w:br/>
+      </w:r>
+      <w:r>
         <w:rPr>
           <w:rStyle w:val="NormalTok"/>
         </w:rPr>
@@ -1058,6 +792,21 @@
       </w:r>
       <w:r>
         <w:rPr>
+          <w:rStyle w:val="CommentTok"/>
+        </w:rPr>
+        <w:t xml:space="preserve">// Calling the factorial function</w:t>
+      </w:r>
+      <w:r>
+        <w:br/>
+      </w:r>
+      <w:r>
+        <w:rPr>
+          <w:rStyle w:val="NormalTok"/>
+        </w:rPr>
+        <w:t xml:space="preserve">    </w:t>
+      </w:r>
+      <w:r>
+        <w:rPr>
           <w:rStyle w:val="BuiltInTok"/>
         </w:rPr>
         <w:t xml:space="preserve">System</w:t>
@@ -1139,6 +888,24 @@
           <w:rStyle w:val="OperatorTok"/>
         </w:rPr>
         <w:t xml:space="preserve">));</w:t>
+      </w:r>
+      <w:r>
+        <w:br/>
+      </w:r>
+      <w:r>
+        <w:br/>
+      </w:r>
+      <w:r>
+        <w:rPr>
+          <w:rStyle w:val="NormalTok"/>
+        </w:rPr>
+        <w:t xml:space="preserve">    </w:t>
+      </w:r>
+      <w:r>
+        <w:rPr>
+          <w:rStyle w:val="CommentTok"/>
+        </w:rPr>
+        <w:t xml:space="preserve">// Calling the greet function</w:t>
       </w:r>
       <w:r>
         <w:br/>
@@ -1252,7 +1019,7 @@
     <w:bookmarkEnd w:id="13"/>
     <w:bookmarkEnd w:id="14"/>
     <w:bookmarkEnd w:id="15"/>
-    <w:bookmarkStart w:id="22" w:name="function-addint-a-int-b"/>
+    <w:bookmarkStart w:id="22" w:name="function-add"/>
     <w:p>
       <w:pPr>
         <w:pStyle w:val="Heading1"/>
@@ -1267,7 +1034,7 @@
         <w:tab/>
       </w:r>
       <w:r>
-        <w:t xml:space="preserve">Function: add(int a, int b)</w:t>
+        <w:t xml:space="preserve">Function: add</w:t>
       </w:r>
     </w:p>
     <w:bookmarkStart w:id="16" w:name="overview-1"/>
@@ -1308,7 +1075,7 @@
         <w:t xml:space="preserve"> </w:t>
       </w:r>
       <w:r>
-        <w:t xml:space="preserve">function computes the sum of two integer numbers.</w:t>
+        <w:t xml:space="preserve">function calculates and returns the sum of two integer values.</w:t>
       </w:r>
     </w:p>
     <w:bookmarkEnd w:id="16"/>
@@ -1401,6 +1168,9 @@
               <w:pStyle w:val="Compact"/>
             </w:pPr>
             <w:r>
+              <w:rPr>
+                <w:rStyle w:val="VerbatimChar"/>
+              </w:rPr>
               <w:t xml:space="preserve">int</w:t>
             </w:r>
           </w:p>
@@ -1439,6 +1209,9 @@
               <w:pStyle w:val="Compact"/>
             </w:pPr>
             <w:r>
+              <w:rPr>
+                <w:rStyle w:val="VerbatimChar"/>
+              </w:rPr>
               <w:t xml:space="preserve">int</w:t>
             </w:r>
           </w:p>
@@ -1510,7 +1283,7 @@
         <w:t xml:space="preserve"> </w:t>
       </w:r>
       <w:r>
-        <w:t xml:space="preserve">method that takes two integer parameters,</w:t>
+        <w:t xml:space="preserve">method that performs a simple arithmetic addition. It takes two integer parameters,</w:t>
       </w:r>
       <w:r>
         <w:t xml:space="preserve"> </w:t>
@@ -1537,64 +1310,57 @@
         <w:t xml:space="preserve">b</w:t>
       </w:r>
       <w:r>
-        <w:t xml:space="preserve">. It performs a standard arithmetic addition operation on these two integers. The core logic is simply</w:t>
-      </w:r>
-      <w:r>
-        <w:t xml:space="preserve"> </w:t>
+        <w:t xml:space="preserve">. Inside the function, the addition operator (</w:t>
       </w:r>
       <w:r>
         <w:rPr>
           <w:rStyle w:val="VerbatimChar"/>
         </w:rPr>
-        <w:t xml:space="preserve">return a + b;</w:t>
-      </w:r>
-      <w:r>
-        <w:t xml:space="preserve">, which calculates the sum and immediately returns the resulting integer value. Because it is a</w:t>
-      </w:r>
-      <w:r>
-        <w:t xml:space="preserve"> </w:t>
-      </w:r>
-      <w:r>
-        <w:rPr>
-          <w:rStyle w:val="VerbatimChar"/>
-        </w:rPr>
-        <w:t xml:space="preserve">static</w:t>
-      </w:r>
-      <w:r>
-        <w:t xml:space="preserve"> </w:t>
-      </w:r>
-      <w:r>
-        <w:t xml:space="preserve">method, it can be called directly on the</w:t>
-      </w:r>
-      <w:r>
-        <w:t xml:space="preserve"> </w:t>
-      </w:r>
-      <w:r>
-        <w:rPr>
-          <w:rStyle w:val="VerbatimChar"/>
-        </w:rPr>
-        <w:t xml:space="preserve">Main</w:t>
-      </w:r>
-      <w:r>
-        <w:t xml:space="preserve"> </w:t>
-      </w:r>
-      <w:r>
-        <w:t xml:space="preserve">class without needing to create an object instance.</w:t>
+        <w:t xml:space="preserve">+</w:t>
+      </w:r>
+      <w:r>
+        <w:t xml:space="preserve">) is used to compute the sum of these two numbers. The resulting integer value is then returned by the function.</w:t>
       </w:r>
     </w:p>
     <w:p>
       <w:pPr>
+        <w:pStyle w:val="BodyText"/>
+      </w:pPr>
+      <w:r>
+        <w:t xml:space="preserve">Because the method is</w:t>
+      </w:r>
+      <w:r>
+        <w:t xml:space="preserve"> </w:t>
+      </w:r>
+      <w:r>
+        <w:rPr>
+          <w:rStyle w:val="VerbatimChar"/>
+        </w:rPr>
+        <w:t xml:space="preserve">static</w:t>
+      </w:r>
+      <w:r>
+        <w:t xml:space="preserve">, it can be called directly on the</w:t>
+      </w:r>
+      <w:r>
+        <w:t xml:space="preserve"> </w:t>
+      </w:r>
+      <w:r>
+        <w:rPr>
+          <w:rStyle w:val="VerbatimChar"/>
+        </w:rPr>
+        <w:t xml:space="preserve">Main</w:t>
+      </w:r>
+      <w:r>
+        <w:t xml:space="preserve"> </w:t>
+      </w:r>
+      <w:r>
+        <w:t xml:space="preserve">class without needing to create an instance of the class.</w:t>
+      </w:r>
+    </w:p>
+    <w:p>
+      <w:pPr>
         <w:pStyle w:val="SourceCode"/>
       </w:pPr>
-      <w:r>
-        <w:rPr>
-          <w:rStyle w:val="CommentTok"/>
-        </w:rPr>
-        <w:t xml:space="preserve">// The function returns the result of the addition of a and b.</w:t>
-      </w:r>
-      <w:r>
-        <w:br/>
-      </w:r>
       <w:r>
         <w:rPr>
           <w:rStyle w:val="ControlFlowTok"/>
@@ -1643,891 +1409,6 @@
       </w:r>
       <w:r>
         <w:t xml:space="preserve">Usage Notes</w:t>
-      </w:r>
-    </w:p>
-    <w:p>
-      <w:pPr>
-        <w:pStyle w:val="Compact"/>
-        <w:numPr>
-          <w:ilvl w:val="0"/>
-          <w:numId w:val="1002"/>
-        </w:numPr>
-      </w:pPr>
-      <w:r>
-        <w:t xml:space="preserve">As a</w:t>
-      </w:r>
-      <w:r>
-        <w:t xml:space="preserve"> </w:t>
-      </w:r>
-      <w:r>
-        <w:rPr>
-          <w:rStyle w:val="VerbatimChar"/>
-        </w:rPr>
-        <w:t xml:space="preserve">static</w:t>
-      </w:r>
-      <w:r>
-        <w:t xml:space="preserve"> </w:t>
-      </w:r>
-      <w:r>
-        <w:t xml:space="preserve">method, it should be invoked using the class name, for example,</w:t>
-      </w:r>
-      <w:r>
-        <w:t xml:space="preserve"> </w:t>
-      </w:r>
-      <w:r>
-        <w:rPr>
-          <w:rStyle w:val="VerbatimChar"/>
-        </w:rPr>
-        <w:t xml:space="preserve">Main.add(5, 10)</w:t>
-      </w:r>
-      <w:r>
-        <w:t xml:space="preserve">.</w:t>
-      </w:r>
-    </w:p>
-    <w:p>
-      <w:pPr>
-        <w:pStyle w:val="Compact"/>
-        <w:numPr>
-          <w:ilvl w:val="0"/>
-          <w:numId w:val="1002"/>
-        </w:numPr>
-      </w:pPr>
-      <w:r>
-        <w:t xml:space="preserve">The function operates on primitive</w:t>
-      </w:r>
-      <w:r>
-        <w:t xml:space="preserve"> </w:t>
-      </w:r>
-      <w:r>
-        <w:rPr>
-          <w:rStyle w:val="VerbatimChar"/>
-        </w:rPr>
-        <w:t xml:space="preserve">int</w:t>
-      </w:r>
-      <w:r>
-        <w:t xml:space="preserve"> </w:t>
-      </w:r>
-      <w:r>
-        <w:t xml:space="preserve">types. Be aware of potential integer overflow if the sum of</w:t>
-      </w:r>
-      <w:r>
-        <w:t xml:space="preserve"> </w:t>
-      </w:r>
-      <w:r>
-        <w:rPr>
-          <w:rStyle w:val="VerbatimChar"/>
-        </w:rPr>
-        <w:t xml:space="preserve">a</w:t>
-      </w:r>
-      <w:r>
-        <w:t xml:space="preserve"> </w:t>
-      </w:r>
-      <w:r>
-        <w:t xml:space="preserve">and</w:t>
-      </w:r>
-      <w:r>
-        <w:t xml:space="preserve"> </w:t>
-      </w:r>
-      <w:r>
-        <w:rPr>
-          <w:rStyle w:val="VerbatimChar"/>
-        </w:rPr>
-        <w:t xml:space="preserve">b</w:t>
-      </w:r>
-      <w:r>
-        <w:t xml:space="preserve"> </w:t>
-      </w:r>
-      <w:r>
-        <w:t xml:space="preserve">exceeds the maximum value for an</w:t>
-      </w:r>
-      <w:r>
-        <w:t xml:space="preserve"> </w:t>
-      </w:r>
-      <w:r>
-        <w:rPr>
-          <w:rStyle w:val="VerbatimChar"/>
-        </w:rPr>
-        <w:t xml:space="preserve">int</w:t>
-      </w:r>
-      <w:r>
-        <w:t xml:space="preserve"> </w:t>
-      </w:r>
-      <w:r>
-        <w:t xml:space="preserve">(</w:t>
-      </w:r>
-      <w:r>
-        <w:rPr>
-          <w:rStyle w:val="VerbatimChar"/>
-        </w:rPr>
-        <w:t xml:space="preserve">Integer.MAX_VALUE</w:t>
-      </w:r>
-      <w:r>
-        <w:t xml:space="preserve">) or falls below the minimum value (</w:t>
-      </w:r>
-      <w:r>
-        <w:rPr>
-          <w:rStyle w:val="VerbatimChar"/>
-        </w:rPr>
-        <w:t xml:space="preserve">Integer.MIN_VALUE</w:t>
-      </w:r>
-      <w:r>
-        <w:t xml:space="preserve">).</w:t>
-      </w:r>
-    </w:p>
-    <w:p>
-      <w:pPr>
-        <w:pStyle w:val="Compact"/>
-        <w:numPr>
-          <w:ilvl w:val="0"/>
-          <w:numId w:val="1002"/>
-        </w:numPr>
-      </w:pPr>
-      <w:r>
-        <w:t xml:space="preserve">The function does not perform any null checks or input validation.</w:t>
-      </w:r>
-    </w:p>
-    <w:p>
-      <w:pPr>
-        <w:pStyle w:val="FirstParagraph"/>
-      </w:pPr>
-      <w:r>
-        <w:rPr>
-          <w:b/>
-          <w:bCs/>
-        </w:rPr>
-        <w:t xml:space="preserve">Output Example</w:t>
-      </w:r>
-      <w:r>
-        <w:t xml:space="preserve">: A single integer representing the sum.</w:t>
-      </w:r>
-    </w:p>
-    <w:p>
-      <w:pPr>
-        <w:pStyle w:val="BodyText"/>
-      </w:pPr>
-      <w:r>
-        <w:rPr>
-          <w:rStyle w:val="VerbatimChar"/>
-        </w:rPr>
-        <w:t xml:space="preserve">15</w:t>
-      </w:r>
-    </w:p>
-    <w:bookmarkEnd w:id="19"/>
-    <w:bookmarkStart w:id="21" w:name="example-1"/>
-    <w:p>
-      <w:pPr>
-        <w:pStyle w:val="Heading2"/>
-      </w:pPr>
-      <w:r>
-        <w:rPr>
-          <w:rStyle w:val="SectionNumber"/>
-        </w:rPr>
-        <w:t xml:space="preserve">2.5</w:t>
-      </w:r>
-      <w:r>
-        <w:tab/>
-      </w:r>
-      <w:r>
-        <w:t xml:space="preserve">Example</w:t>
-      </w:r>
-    </w:p>
-    <w:p>
-      <w:pPr>
-        <w:pStyle w:val="SourceCode"/>
-      </w:pPr>
-      <w:r>
-        <w:rPr>
-          <w:rStyle w:val="CommentTok"/>
-        </w:rPr>
-        <w:t xml:space="preserve">// Example usage</w:t>
-      </w:r>
-      <w:r>
-        <w:br/>
-      </w:r>
-      <w:r>
-        <w:rPr>
-          <w:rStyle w:val="KeywordTok"/>
-        </w:rPr>
-        <w:t xml:space="preserve">public</w:t>
-      </w:r>
-      <w:r>
-        <w:rPr>
-          <w:rStyle w:val="NormalTok"/>
-        </w:rPr>
-        <w:t xml:space="preserve"> </w:t>
-      </w:r>
-      <w:r>
-        <w:rPr>
-          <w:rStyle w:val="KeywordTok"/>
-        </w:rPr>
-        <w:t xml:space="preserve">class</w:t>
-      </w:r>
-      <w:r>
-        <w:rPr>
-          <w:rStyle w:val="NormalTok"/>
-        </w:rPr>
-        <w:t xml:space="preserve"> Main </w:t>
-      </w:r>
-      <w:r>
-        <w:rPr>
-          <w:rStyle w:val="OperatorTok"/>
-        </w:rPr>
-        <w:t xml:space="preserve">{</w:t>
-      </w:r>
-      <w:r>
-        <w:br/>
-      </w:r>
-      <w:r>
-        <w:rPr>
-          <w:rStyle w:val="NormalTok"/>
-        </w:rPr>
-        <w:t xml:space="preserve">    </w:t>
-      </w:r>
-      <w:r>
-        <w:rPr>
-          <w:rStyle w:val="KeywordTok"/>
-        </w:rPr>
-        <w:t xml:space="preserve">public</w:t>
-      </w:r>
-      <w:r>
-        <w:rPr>
-          <w:rStyle w:val="NormalTok"/>
-        </w:rPr>
-        <w:t xml:space="preserve"> </w:t>
-      </w:r>
-      <w:r>
-        <w:rPr>
-          <w:rStyle w:val="DataTypeTok"/>
-        </w:rPr>
-        <w:t xml:space="preserve">static</w:t>
-      </w:r>
-      <w:r>
-        <w:rPr>
-          <w:rStyle w:val="NormalTok"/>
-        </w:rPr>
-        <w:t xml:space="preserve"> </w:t>
-      </w:r>
-      <w:r>
-        <w:rPr>
-          <w:rStyle w:val="DataTypeTok"/>
-        </w:rPr>
-        <w:t xml:space="preserve">int</w:t>
-      </w:r>
-      <w:r>
-        <w:rPr>
-          <w:rStyle w:val="NormalTok"/>
-        </w:rPr>
-        <w:t xml:space="preserve"> </w:t>
-      </w:r>
-      <w:r>
-        <w:rPr>
-          <w:rStyle w:val="FunctionTok"/>
-        </w:rPr>
-        <w:t xml:space="preserve">add</w:t>
-      </w:r>
-      <w:r>
-        <w:rPr>
-          <w:rStyle w:val="OperatorTok"/>
-        </w:rPr>
-        <w:t xml:space="preserve">(</w:t>
-      </w:r>
-      <w:r>
-        <w:rPr>
-          <w:rStyle w:val="DataTypeTok"/>
-        </w:rPr>
-        <w:t xml:space="preserve">int</w:t>
-      </w:r>
-      <w:r>
-        <w:rPr>
-          <w:rStyle w:val="NormalTok"/>
-        </w:rPr>
-        <w:t xml:space="preserve"> a</w:t>
-      </w:r>
-      <w:r>
-        <w:rPr>
-          <w:rStyle w:val="OperatorTok"/>
-        </w:rPr>
-        <w:t xml:space="preserve">,</w:t>
-      </w:r>
-      <w:r>
-        <w:rPr>
-          <w:rStyle w:val="NormalTok"/>
-        </w:rPr>
-        <w:t xml:space="preserve"> </w:t>
-      </w:r>
-      <w:r>
-        <w:rPr>
-          <w:rStyle w:val="DataTypeTok"/>
-        </w:rPr>
-        <w:t xml:space="preserve">int</w:t>
-      </w:r>
-      <w:r>
-        <w:rPr>
-          <w:rStyle w:val="NormalTok"/>
-        </w:rPr>
-        <w:t xml:space="preserve"> b</w:t>
-      </w:r>
-      <w:r>
-        <w:rPr>
-          <w:rStyle w:val="OperatorTok"/>
-        </w:rPr>
-        <w:t xml:space="preserve">)</w:t>
-      </w:r>
-      <w:r>
-        <w:rPr>
-          <w:rStyle w:val="NormalTok"/>
-        </w:rPr>
-        <w:t xml:space="preserve"> </w:t>
-      </w:r>
-      <w:r>
-        <w:rPr>
-          <w:rStyle w:val="OperatorTok"/>
-        </w:rPr>
-        <w:t xml:space="preserve">{</w:t>
-      </w:r>
-      <w:r>
-        <w:br/>
-      </w:r>
-      <w:r>
-        <w:rPr>
-          <w:rStyle w:val="NormalTok"/>
-        </w:rPr>
-        <w:t xml:space="preserve">        </w:t>
-      </w:r>
-      <w:r>
-        <w:rPr>
-          <w:rStyle w:val="ControlFlowTok"/>
-        </w:rPr>
-        <w:t xml:space="preserve">return</w:t>
-      </w:r>
-      <w:r>
-        <w:rPr>
-          <w:rStyle w:val="NormalTok"/>
-        </w:rPr>
-        <w:t xml:space="preserve"> a </w:t>
-      </w:r>
-      <w:r>
-        <w:rPr>
-          <w:rStyle w:val="OperatorTok"/>
-        </w:rPr>
-        <w:t xml:space="preserve">+</w:t>
-      </w:r>
-      <w:r>
-        <w:rPr>
-          <w:rStyle w:val="NormalTok"/>
-        </w:rPr>
-        <w:t xml:space="preserve"> b</w:t>
-      </w:r>
-      <w:r>
-        <w:rPr>
-          <w:rStyle w:val="OperatorTok"/>
-        </w:rPr>
-        <w:t xml:space="preserve">;</w:t>
-      </w:r>
-      <w:r>
-        <w:br/>
-      </w:r>
-      <w:r>
-        <w:rPr>
-          <w:rStyle w:val="NormalTok"/>
-        </w:rPr>
-        <w:t xml:space="preserve">    </w:t>
-      </w:r>
-      <w:r>
-        <w:rPr>
-          <w:rStyle w:val="OperatorTok"/>
-        </w:rPr>
-        <w:t xml:space="preserve">}</w:t>
-      </w:r>
-      <w:r>
-        <w:br/>
-      </w:r>
-      <w:r>
-        <w:br/>
-      </w:r>
-      <w:r>
-        <w:rPr>
-          <w:rStyle w:val="NormalTok"/>
-        </w:rPr>
-        <w:t xml:space="preserve">    </w:t>
-      </w:r>
-      <w:r>
-        <w:rPr>
-          <w:rStyle w:val="KeywordTok"/>
-        </w:rPr>
-        <w:t xml:space="preserve">public</w:t>
-      </w:r>
-      <w:r>
-        <w:rPr>
-          <w:rStyle w:val="NormalTok"/>
-        </w:rPr>
-        <w:t xml:space="preserve"> </w:t>
-      </w:r>
-      <w:r>
-        <w:rPr>
-          <w:rStyle w:val="DataTypeTok"/>
-        </w:rPr>
-        <w:t xml:space="preserve">static</w:t>
-      </w:r>
-      <w:r>
-        <w:rPr>
-          <w:rStyle w:val="NormalTok"/>
-        </w:rPr>
-        <w:t xml:space="preserve"> </w:t>
-      </w:r>
-      <w:r>
-        <w:rPr>
-          <w:rStyle w:val="DataTypeTok"/>
-        </w:rPr>
-        <w:t xml:space="preserve">void</w:t>
-      </w:r>
-      <w:r>
-        <w:rPr>
-          <w:rStyle w:val="NormalTok"/>
-        </w:rPr>
-        <w:t xml:space="preserve"> </w:t>
-      </w:r>
-      <w:r>
-        <w:rPr>
-          <w:rStyle w:val="FunctionTok"/>
-        </w:rPr>
-        <w:t xml:space="preserve">main</w:t>
-      </w:r>
-      <w:r>
-        <w:rPr>
-          <w:rStyle w:val="OperatorTok"/>
-        </w:rPr>
-        <w:t xml:space="preserve">(</w:t>
-      </w:r>
-      <w:r>
-        <w:rPr>
-          <w:rStyle w:val="BuiltInTok"/>
-        </w:rPr>
-        <w:t xml:space="preserve">String</w:t>
-      </w:r>
-      <w:r>
-        <w:rPr>
-          <w:rStyle w:val="OperatorTok"/>
-        </w:rPr>
-        <w:t xml:space="preserve">[]</w:t>
-      </w:r>
-      <w:r>
-        <w:rPr>
-          <w:rStyle w:val="NormalTok"/>
-        </w:rPr>
-        <w:t xml:space="preserve"> args</w:t>
-      </w:r>
-      <w:r>
-        <w:rPr>
-          <w:rStyle w:val="OperatorTok"/>
-        </w:rPr>
-        <w:t xml:space="preserve">)</w:t>
-      </w:r>
-      <w:r>
-        <w:rPr>
-          <w:rStyle w:val="NormalTok"/>
-        </w:rPr>
-        <w:t xml:space="preserve"> </w:t>
-      </w:r>
-      <w:r>
-        <w:rPr>
-          <w:rStyle w:val="OperatorTok"/>
-        </w:rPr>
-        <w:t xml:space="preserve">{</w:t>
-      </w:r>
-      <w:r>
-        <w:br/>
-      </w:r>
-      <w:r>
-        <w:rPr>
-          <w:rStyle w:val="NormalTok"/>
-        </w:rPr>
-        <w:t xml:space="preserve">        </w:t>
-      </w:r>
-      <w:r>
-        <w:rPr>
-          <w:rStyle w:val="DataTypeTok"/>
-        </w:rPr>
-        <w:t xml:space="preserve">int</w:t>
-      </w:r>
-      <w:r>
-        <w:rPr>
-          <w:rStyle w:val="NormalTok"/>
-        </w:rPr>
-        <w:t xml:space="preserve"> number1 </w:t>
-      </w:r>
-      <w:r>
-        <w:rPr>
-          <w:rStyle w:val="OperatorTok"/>
-        </w:rPr>
-        <w:t xml:space="preserve">=</w:t>
-      </w:r>
-      <w:r>
-        <w:rPr>
-          <w:rStyle w:val="NormalTok"/>
-        </w:rPr>
-        <w:t xml:space="preserve"> </w:t>
-      </w:r>
-      <w:r>
-        <w:rPr>
-          <w:rStyle w:val="DecValTok"/>
-        </w:rPr>
-        <w:t xml:space="preserve">7</w:t>
-      </w:r>
-      <w:r>
-        <w:rPr>
-          <w:rStyle w:val="OperatorTok"/>
-        </w:rPr>
-        <w:t xml:space="preserve">;</w:t>
-      </w:r>
-      <w:r>
-        <w:br/>
-      </w:r>
-      <w:r>
-        <w:rPr>
-          <w:rStyle w:val="NormalTok"/>
-        </w:rPr>
-        <w:t xml:space="preserve">        </w:t>
-      </w:r>
-      <w:r>
-        <w:rPr>
-          <w:rStyle w:val="DataTypeTok"/>
-        </w:rPr>
-        <w:t xml:space="preserve">int</w:t>
-      </w:r>
-      <w:r>
-        <w:rPr>
-          <w:rStyle w:val="NormalTok"/>
-        </w:rPr>
-        <w:t xml:space="preserve"> number2 </w:t>
-      </w:r>
-      <w:r>
-        <w:rPr>
-          <w:rStyle w:val="OperatorTok"/>
-        </w:rPr>
-        <w:t xml:space="preserve">=</w:t>
-      </w:r>
-      <w:r>
-        <w:rPr>
-          <w:rStyle w:val="NormalTok"/>
-        </w:rPr>
-        <w:t xml:space="preserve"> </w:t>
-      </w:r>
-      <w:r>
-        <w:rPr>
-          <w:rStyle w:val="DecValTok"/>
-        </w:rPr>
-        <w:t xml:space="preserve">8</w:t>
-      </w:r>
-      <w:r>
-        <w:rPr>
-          <w:rStyle w:val="OperatorTok"/>
-        </w:rPr>
-        <w:t xml:space="preserve">;</w:t>
-      </w:r>
-      <w:r>
-        <w:br/>
-      </w:r>
-      <w:r>
-        <w:rPr>
-          <w:rStyle w:val="NormalTok"/>
-        </w:rPr>
-        <w:t xml:space="preserve">        </w:t>
-      </w:r>
-      <w:r>
-        <w:rPr>
-          <w:rStyle w:val="DataTypeTok"/>
-        </w:rPr>
-        <w:t xml:space="preserve">int</w:t>
-      </w:r>
-      <w:r>
-        <w:rPr>
-          <w:rStyle w:val="NormalTok"/>
-        </w:rPr>
-        <w:t xml:space="preserve"> sum </w:t>
-      </w:r>
-      <w:r>
-        <w:rPr>
-          <w:rStyle w:val="OperatorTok"/>
-        </w:rPr>
-        <w:t xml:space="preserve">=</w:t>
-      </w:r>
-      <w:r>
-        <w:rPr>
-          <w:rStyle w:val="NormalTok"/>
-        </w:rPr>
-        <w:t xml:space="preserve"> </w:t>
-      </w:r>
-      <w:r>
-        <w:rPr>
-          <w:rStyle w:val="FunctionTok"/>
-        </w:rPr>
-        <w:t xml:space="preserve">add</w:t>
-      </w:r>
-      <w:r>
-        <w:rPr>
-          <w:rStyle w:val="OperatorTok"/>
-        </w:rPr>
-        <w:t xml:space="preserve">(</w:t>
-      </w:r>
-      <w:r>
-        <w:rPr>
-          <w:rStyle w:val="NormalTok"/>
-        </w:rPr>
-        <w:t xml:space="preserve">number1</w:t>
-      </w:r>
-      <w:r>
-        <w:rPr>
-          <w:rStyle w:val="OperatorTok"/>
-        </w:rPr>
-        <w:t xml:space="preserve">,</w:t>
-      </w:r>
-      <w:r>
-        <w:rPr>
-          <w:rStyle w:val="NormalTok"/>
-        </w:rPr>
-        <w:t xml:space="preserve"> number2</w:t>
-      </w:r>
-      <w:r>
-        <w:rPr>
-          <w:rStyle w:val="OperatorTok"/>
-        </w:rPr>
-        <w:t xml:space="preserve">);</w:t>
-      </w:r>
-      <w:r>
-        <w:br/>
-      </w:r>
-      <w:r>
-        <w:rPr>
-          <w:rStyle w:val="NormalTok"/>
-        </w:rPr>
-        <w:t xml:space="preserve">        </w:t>
-      </w:r>
-      <w:r>
-        <w:rPr>
-          <w:rStyle w:val="BuiltInTok"/>
-        </w:rPr>
-        <w:t xml:space="preserve">System</w:t>
-      </w:r>
-      <w:r>
-        <w:rPr>
-          <w:rStyle w:val="OperatorTok"/>
-        </w:rPr>
-        <w:t xml:space="preserve">.</w:t>
-      </w:r>
-      <w:r>
-        <w:rPr>
-          <w:rStyle w:val="FunctionTok"/>
-        </w:rPr>
-        <w:t xml:space="preserve">out</w:t>
-      </w:r>
-      <w:r>
-        <w:rPr>
-          <w:rStyle w:val="OperatorTok"/>
-        </w:rPr>
-        <w:t xml:space="preserve">.</w:t>
-      </w:r>
-      <w:r>
-        <w:rPr>
-          <w:rStyle w:val="FunctionTok"/>
-        </w:rPr>
-        <w:t xml:space="preserve">println</w:t>
-      </w:r>
-      <w:r>
-        <w:rPr>
-          <w:rStyle w:val="OperatorTok"/>
-        </w:rPr>
-        <w:t xml:space="preserve">(</w:t>
-      </w:r>
-      <w:r>
-        <w:rPr>
-          <w:rStyle w:val="StringTok"/>
-        </w:rPr>
-        <w:t xml:space="preserve">"The sum is: "</w:t>
-      </w:r>
-      <w:r>
-        <w:rPr>
-          <w:rStyle w:val="NormalTok"/>
-        </w:rPr>
-        <w:t xml:space="preserve"> </w:t>
-      </w:r>
-      <w:r>
-        <w:rPr>
-          <w:rStyle w:val="OperatorTok"/>
-        </w:rPr>
-        <w:t xml:space="preserve">+</w:t>
-      </w:r>
-      <w:r>
-        <w:rPr>
-          <w:rStyle w:val="NormalTok"/>
-        </w:rPr>
-        <w:t xml:space="preserve"> sum</w:t>
-      </w:r>
-      <w:r>
-        <w:rPr>
-          <w:rStyle w:val="OperatorTok"/>
-        </w:rPr>
-        <w:t xml:space="preserve">);</w:t>
-      </w:r>
-      <w:r>
-        <w:br/>
-      </w:r>
-      <w:r>
-        <w:rPr>
-          <w:rStyle w:val="NormalTok"/>
-        </w:rPr>
-        <w:t xml:space="preserve">    </w:t>
-      </w:r>
-      <w:r>
-        <w:rPr>
-          <w:rStyle w:val="OperatorTok"/>
-        </w:rPr>
-        <w:t xml:space="preserve">}</w:t>
-      </w:r>
-      <w:r>
-        <w:br/>
-      </w:r>
-      <w:r>
-        <w:rPr>
-          <w:rStyle w:val="OperatorTok"/>
-        </w:rPr>
-        <w:t xml:space="preserve">}</w:t>
-      </w:r>
-    </w:p>
-    <w:p>
-      <w:pPr>
-        <w:pStyle w:val="FirstParagraph"/>
-      </w:pPr>
-      <w:r>
-        <w:rPr>
-          <w:b/>
-          <w:bCs/>
-        </w:rPr>
-        <w:t xml:space="preserve">Output:</w:t>
-      </w:r>
-    </w:p>
-    <w:p>
-      <w:pPr>
-        <w:pStyle w:val="SourceCode"/>
-      </w:pPr>
-      <w:r>
-        <w:rPr>
-          <w:rStyle w:val="VerbatimChar"/>
-        </w:rPr>
-        <w:t xml:space="preserve">The sum is: 15</w:t>
-      </w:r>
-    </w:p>
-    <w:p>
-      <w:r>
-        <w:pict>
-          <v:rect style="width:0;height:1.5pt" o:hralign="center" o:hrstd="t" o:hr="t"/>
-        </w:pict>
-      </w:r>
-    </w:p>
-    <w:p>
-      <w:r>
-        <w:pict>
-          <v:rect style="width:0;height:1.5pt" o:hralign="center" o:hrstd="t" o:hr="t"/>
-        </w:pict>
-      </w:r>
-    </w:p>
-    <w:bookmarkStart w:id="20" w:name="functiondef-factorial"/>
-    <w:p>
-      <w:pPr>
-        <w:pStyle w:val="Heading3"/>
-      </w:pPr>
-      <w:r>
-        <w:rPr>
-          <w:rStyle w:val="SectionNumber"/>
-        </w:rPr>
-        <w:t xml:space="preserve">2.5.1</w:t>
-      </w:r>
-      <w:r>
-        <w:tab/>
-      </w:r>
-      <w:r>
-        <w:t xml:space="preserve">FunctionDef factorial</w:t>
-      </w:r>
-    </w:p>
-    <w:bookmarkEnd w:id="20"/>
-    <w:bookmarkEnd w:id="21"/>
-    <w:bookmarkEnd w:id="22"/>
-    <w:bookmarkStart w:id="29" w:name="function-factorial"/>
-    <w:p>
-      <w:pPr>
-        <w:pStyle w:val="Heading1"/>
-      </w:pPr>
-      <w:r>
-        <w:rPr>
-          <w:rStyle w:val="SectionNumber"/>
-        </w:rPr>
-        <w:t xml:space="preserve">3</w:t>
-      </w:r>
-      <w:r>
-        <w:tab/>
-      </w:r>
-      <w:r>
-        <w:t xml:space="preserve">Function: factorial</w:t>
-      </w:r>
-    </w:p>
-    <w:bookmarkStart w:id="23" w:name="overview-2"/>
-    <w:p>
-      <w:pPr>
-        <w:pStyle w:val="Heading2"/>
-      </w:pPr>
-      <w:r>
-        <w:rPr>
-          <w:rStyle w:val="SectionNumber"/>
-        </w:rPr>
-        <w:t xml:space="preserve">3.1</w:t>
-      </w:r>
-      <w:r>
-        <w:tab/>
-      </w:r>
-      <w:r>
-        <w:t xml:space="preserve">Overview</w:t>
-      </w:r>
-    </w:p>
-    <w:p>
-      <w:pPr>
-        <w:pStyle w:val="FirstParagraph"/>
-      </w:pPr>
-      <w:r>
-        <w:t xml:space="preserve">The</w:t>
-      </w:r>
-      <w:r>
-        <w:t xml:space="preserve"> </w:t>
-      </w:r>
-      <w:r>
-        <w:rPr>
-          <w:rStyle w:val="VerbatimChar"/>
-        </w:rPr>
-        <w:t xml:space="preserve">factorial</w:t>
-      </w:r>
-      <w:r>
-        <w:t xml:space="preserve"> </w:t>
-      </w:r>
-      <w:r>
-        <w:t xml:space="preserve">function recursively calculates the factorial of a given non-negative integer.</w:t>
-      </w:r>
-    </w:p>
-    <w:bookmarkEnd w:id="23"/>
-    <w:bookmarkStart w:id="24" w:name="parameters-1"/>
-    <w:p>
-      <w:pPr>
-        <w:pStyle w:val="Heading2"/>
-      </w:pPr>
-      <w:r>
-        <w:rPr>
-          <w:rStyle w:val="SectionNumber"/>
-        </w:rPr>
-        <w:t xml:space="preserve">3.2</w:t>
-      </w:r>
-      <w:r>
-        <w:tab/>
-      </w:r>
-      <w:r>
-        <w:t xml:space="preserve">parameters</w:t>
       </w:r>
     </w:p>
     <w:p>
@@ -2539,40 +1420,34 @@
         </w:numPr>
       </w:pPr>
       <w:r>
+        <w:t xml:space="preserve">This function is designed specifically for</w:t>
+      </w:r>
+      <w:r>
+        <w:t xml:space="preserve"> </w:t>
+      </w:r>
+      <w:r>
         <w:rPr>
           <w:rStyle w:val="VerbatimChar"/>
         </w:rPr>
-        <w:t xml:space="preserve">n</w:t>
-      </w:r>
-      <w:r>
-        <w:t xml:space="preserve">: The non-negative integer for which the factorial will be calculated.</w:t>
-      </w:r>
-    </w:p>
-    <w:bookmarkEnd w:id="24"/>
-    <w:bookmarkStart w:id="25" w:name="description-2"/>
-    <w:p>
-      <w:pPr>
-        <w:pStyle w:val="Heading2"/>
-      </w:pPr>
-      <w:r>
-        <w:rPr>
-          <w:rStyle w:val="SectionNumber"/>
-        </w:rPr>
-        <w:t xml:space="preserve">3.3</w:t>
-      </w:r>
-      <w:r>
-        <w:tab/>
-      </w:r>
-      <w:r>
-        <w:t xml:space="preserve">Description</w:t>
+        <w:t xml:space="preserve">int</w:t>
+      </w:r>
+      <w:r>
+        <w:t xml:space="preserve"> </w:t>
+      </w:r>
+      <w:r>
+        <w:t xml:space="preserve">data types. Providing arguments of other types will cause a compile-time error.</w:t>
       </w:r>
     </w:p>
     <w:p>
       <w:pPr>
-        <w:pStyle w:val="FirstParagraph"/>
-      </w:pPr>
-      <w:r>
-        <w:t xml:space="preserve">This function computes the factorial of a number</w:t>
+        <w:pStyle w:val="Compact"/>
+        <w:numPr>
+          <w:ilvl w:val="0"/>
+          <w:numId w:val="1003"/>
+        </w:numPr>
+      </w:pPr>
+      <w:r>
+        <w:t xml:space="preserve">The return value is also an</w:t>
       </w:r>
       <w:r>
         <w:t xml:space="preserve"> </w:t>
@@ -2581,10 +1456,10 @@
         <w:rPr>
           <w:rStyle w:val="VerbatimChar"/>
         </w:rPr>
-        <w:t xml:space="preserve">n</w:t>
-      </w:r>
-      <w:r>
-        <w:t xml:space="preserve">, which is the product of all positive integers up to</w:t>
+        <w:t xml:space="preserve">int</w:t>
+      </w:r>
+      <w:r>
+        <w:t xml:space="preserve">. Be mindful of potential integer overflow if the sum of</w:t>
       </w:r>
       <w:r>
         <w:t xml:space="preserve"> </w:t>
@@ -2593,285 +1468,520 @@
         <w:rPr>
           <w:rStyle w:val="VerbatimChar"/>
         </w:rPr>
-        <w:t xml:space="preserve">n</w:t>
-      </w:r>
-      <w:r>
-        <w:t xml:space="preserve"> </w:t>
-      </w:r>
-      <w:r>
-        <w:t xml:space="preserve">(n!). It employs a recursive approach to solve the problem.</w:t>
+        <w:t xml:space="preserve">a</w:t>
+      </w:r>
+      <w:r>
+        <w:t xml:space="preserve"> </w:t>
+      </w:r>
+      <w:r>
+        <w:t xml:space="preserve">and</w:t>
+      </w:r>
+      <w:r>
+        <w:t xml:space="preserve"> </w:t>
+      </w:r>
+      <w:r>
+        <w:rPr>
+          <w:rStyle w:val="VerbatimChar"/>
+        </w:rPr>
+        <w:t xml:space="preserve">b</w:t>
+      </w:r>
+      <w:r>
+        <w:t xml:space="preserve"> </w:t>
+      </w:r>
+      <w:r>
+        <w:t xml:space="preserve">exceeds the maximum value for an</w:t>
+      </w:r>
+      <w:r>
+        <w:t xml:space="preserve"> </w:t>
+      </w:r>
+      <w:r>
+        <w:rPr>
+          <w:rStyle w:val="VerbatimChar"/>
+        </w:rPr>
+        <w:t xml:space="preserve">int</w:t>
+      </w:r>
+      <w:r>
+        <w:t xml:space="preserve"> </w:t>
+      </w:r>
+      <w:r>
+        <w:t xml:space="preserve">(2,147,483,647). If an overflow occurs, the value will wrap around to the negative range.</w:t>
       </w:r>
     </w:p>
     <w:p>
       <w:pPr>
-        <w:pStyle w:val="BodyText"/>
-      </w:pPr>
-      <w:r>
-        <w:t xml:space="preserve">The logic follows two main paths:</w:t>
-      </w:r>
-      <w:r>
-        <w:t xml:space="preserve"> </w:t>
-      </w:r>
-      <w:r>
-        <w:t xml:space="preserve">1.</w:t>
-      </w:r>
-      <w:r>
-        <w:t xml:space="preserve"> </w:t>
-      </w:r>
+        <w:pStyle w:val="FirstParagraph"/>
+      </w:pPr>
       <w:r>
         <w:rPr>
           <w:b/>
           <w:bCs/>
         </w:rPr>
-        <w:t xml:space="preserve">Base Case</w:t>
-      </w:r>
-      <w:r>
-        <w:t xml:space="preserve">: If the input</w:t>
-      </w:r>
-      <w:r>
-        <w:t xml:space="preserve"> </w:t>
-      </w:r>
-      <w:r>
-        <w:rPr>
-          <w:rStyle w:val="VerbatimChar"/>
-        </w:rPr>
-        <w:t xml:space="preserve">n</w:t>
-      </w:r>
-      <w:r>
-        <w:t xml:space="preserve"> </w:t>
-      </w:r>
-      <w:r>
-        <w:t xml:space="preserve">is less than or equal to 1, the function returns</w:t>
-      </w:r>
-      <w:r>
-        <w:t xml:space="preserve"> </w:t>
-      </w:r>
-      <w:r>
-        <w:rPr>
-          <w:rStyle w:val="VerbatimChar"/>
-        </w:rPr>
-        <w:t xml:space="preserve">1</w:t>
-      </w:r>
-      <w:r>
-        <w:t xml:space="preserve">. This is because the factorial of 0 (0!) and 1 (1!) are both defined as 1. This condition serves as the termination point for the recursion.</w:t>
-      </w:r>
-      <w:r>
-        <w:t xml:space="preserve"> </w:t>
-      </w:r>
-      <w:r>
-        <w:t xml:space="preserve">2.</w:t>
-      </w:r>
-      <w:r>
-        <w:t xml:space="preserve"> </w:t>
-      </w:r>
+        <w:t xml:space="preserve">Output Example</w:t>
+      </w:r>
+      <w:r>
+        <w:t xml:space="preserve">: A single integer representing the sum.</w:t>
+      </w:r>
+    </w:p>
+    <w:bookmarkEnd w:id="19"/>
+    <w:bookmarkStart w:id="21" w:name="example-1"/>
+    <w:p>
+      <w:pPr>
+        <w:pStyle w:val="Heading2"/>
+      </w:pPr>
+      <w:r>
+        <w:rPr>
+          <w:rStyle w:val="SectionNumber"/>
+        </w:rPr>
+        <w:t xml:space="preserve">2.5</w:t>
+      </w:r>
+      <w:r>
+        <w:tab/>
+      </w:r>
+      <w:r>
+        <w:t xml:space="preserve">Example</w:t>
+      </w:r>
+    </w:p>
+    <w:p>
+      <w:pPr>
+        <w:pStyle w:val="SourceCode"/>
+      </w:pPr>
+      <w:r>
+        <w:rPr>
+          <w:rStyle w:val="CommentTok"/>
+        </w:rPr>
+        <w:t xml:space="preserve">// Example usage within the Main class</w:t>
+      </w:r>
+      <w:r>
+        <w:br/>
+      </w:r>
+      <w:r>
+        <w:rPr>
+          <w:rStyle w:val="KeywordTok"/>
+        </w:rPr>
+        <w:t xml:space="preserve">public</w:t>
+      </w:r>
+      <w:r>
+        <w:rPr>
+          <w:rStyle w:val="NormalTok"/>
+        </w:rPr>
+        <w:t xml:space="preserve"> </w:t>
+      </w:r>
+      <w:r>
+        <w:rPr>
+          <w:rStyle w:val="DataTypeTok"/>
+        </w:rPr>
+        <w:t xml:space="preserve">static</w:t>
+      </w:r>
+      <w:r>
+        <w:rPr>
+          <w:rStyle w:val="NormalTok"/>
+        </w:rPr>
+        <w:t xml:space="preserve"> </w:t>
+      </w:r>
+      <w:r>
+        <w:rPr>
+          <w:rStyle w:val="DataTypeTok"/>
+        </w:rPr>
+        <w:t xml:space="preserve">void</w:t>
+      </w:r>
+      <w:r>
+        <w:rPr>
+          <w:rStyle w:val="NormalTok"/>
+        </w:rPr>
+        <w:t xml:space="preserve"> </w:t>
+      </w:r>
+      <w:r>
+        <w:rPr>
+          <w:rStyle w:val="FunctionTok"/>
+        </w:rPr>
+        <w:t xml:space="preserve">main</w:t>
+      </w:r>
+      <w:r>
+        <w:rPr>
+          <w:rStyle w:val="OperatorTok"/>
+        </w:rPr>
+        <w:t xml:space="preserve">(</w:t>
+      </w:r>
+      <w:r>
+        <w:rPr>
+          <w:rStyle w:val="BuiltInTok"/>
+        </w:rPr>
+        <w:t xml:space="preserve">String</w:t>
+      </w:r>
+      <w:r>
+        <w:rPr>
+          <w:rStyle w:val="OperatorTok"/>
+        </w:rPr>
+        <w:t xml:space="preserve">[]</w:t>
+      </w:r>
+      <w:r>
+        <w:rPr>
+          <w:rStyle w:val="NormalTok"/>
+        </w:rPr>
+        <w:t xml:space="preserve"> args</w:t>
+      </w:r>
+      <w:r>
+        <w:rPr>
+          <w:rStyle w:val="OperatorTok"/>
+        </w:rPr>
+        <w:t xml:space="preserve">)</w:t>
+      </w:r>
+      <w:r>
+        <w:rPr>
+          <w:rStyle w:val="NormalTok"/>
+        </w:rPr>
+        <w:t xml:space="preserve"> </w:t>
+      </w:r>
+      <w:r>
+        <w:rPr>
+          <w:rStyle w:val="OperatorTok"/>
+        </w:rPr>
+        <w:t xml:space="preserve">{</w:t>
+      </w:r>
+      <w:r>
+        <w:br/>
+      </w:r>
+      <w:r>
+        <w:rPr>
+          <w:rStyle w:val="NormalTok"/>
+        </w:rPr>
+        <w:t xml:space="preserve">    </w:t>
+      </w:r>
+      <w:r>
+        <w:rPr>
+          <w:rStyle w:val="DataTypeTok"/>
+        </w:rPr>
+        <w:t xml:space="preserve">int</w:t>
+      </w:r>
+      <w:r>
+        <w:rPr>
+          <w:rStyle w:val="NormalTok"/>
+        </w:rPr>
+        <w:t xml:space="preserve"> number1 </w:t>
+      </w:r>
+      <w:r>
+        <w:rPr>
+          <w:rStyle w:val="OperatorTok"/>
+        </w:rPr>
+        <w:t xml:space="preserve">=</w:t>
+      </w:r>
+      <w:r>
+        <w:rPr>
+          <w:rStyle w:val="NormalTok"/>
+        </w:rPr>
+        <w:t xml:space="preserve"> </w:t>
+      </w:r>
+      <w:r>
+        <w:rPr>
+          <w:rStyle w:val="DecValTok"/>
+        </w:rPr>
+        <w:t xml:space="preserve">15</w:t>
+      </w:r>
+      <w:r>
+        <w:rPr>
+          <w:rStyle w:val="OperatorTok"/>
+        </w:rPr>
+        <w:t xml:space="preserve">;</w:t>
+      </w:r>
+      <w:r>
+        <w:br/>
+      </w:r>
+      <w:r>
+        <w:rPr>
+          <w:rStyle w:val="NormalTok"/>
+        </w:rPr>
+        <w:t xml:space="preserve">    </w:t>
+      </w:r>
+      <w:r>
+        <w:rPr>
+          <w:rStyle w:val="DataTypeTok"/>
+        </w:rPr>
+        <w:t xml:space="preserve">int</w:t>
+      </w:r>
+      <w:r>
+        <w:rPr>
+          <w:rStyle w:val="NormalTok"/>
+        </w:rPr>
+        <w:t xml:space="preserve"> number2 </w:t>
+      </w:r>
+      <w:r>
+        <w:rPr>
+          <w:rStyle w:val="OperatorTok"/>
+        </w:rPr>
+        <w:t xml:space="preserve">=</w:t>
+      </w:r>
+      <w:r>
+        <w:rPr>
+          <w:rStyle w:val="NormalTok"/>
+        </w:rPr>
+        <w:t xml:space="preserve"> </w:t>
+      </w:r>
+      <w:r>
+        <w:rPr>
+          <w:rStyle w:val="DecValTok"/>
+        </w:rPr>
+        <w:t xml:space="preserve">10</w:t>
+      </w:r>
+      <w:r>
+        <w:rPr>
+          <w:rStyle w:val="OperatorTok"/>
+        </w:rPr>
+        <w:t xml:space="preserve">;</w:t>
+      </w:r>
+      <w:r>
+        <w:br/>
+      </w:r>
+      <w:r>
+        <w:rPr>
+          <w:rStyle w:val="NormalTok"/>
+        </w:rPr>
+        <w:t xml:space="preserve">    </w:t>
+      </w:r>
+      <w:r>
+        <w:rPr>
+          <w:rStyle w:val="DataTypeTok"/>
+        </w:rPr>
+        <w:t xml:space="preserve">int</w:t>
+      </w:r>
+      <w:r>
+        <w:rPr>
+          <w:rStyle w:val="NormalTok"/>
+        </w:rPr>
+        <w:t xml:space="preserve"> result </w:t>
+      </w:r>
+      <w:r>
+        <w:rPr>
+          <w:rStyle w:val="OperatorTok"/>
+        </w:rPr>
+        <w:t xml:space="preserve">=</w:t>
+      </w:r>
+      <w:r>
+        <w:rPr>
+          <w:rStyle w:val="NormalTok"/>
+        </w:rPr>
+        <w:t xml:space="preserve"> </w:t>
+      </w:r>
+      <w:r>
+        <w:rPr>
+          <w:rStyle w:val="FunctionTok"/>
+        </w:rPr>
+        <w:t xml:space="preserve">add</w:t>
+      </w:r>
+      <w:r>
+        <w:rPr>
+          <w:rStyle w:val="OperatorTok"/>
+        </w:rPr>
+        <w:t xml:space="preserve">(</w:t>
+      </w:r>
+      <w:r>
+        <w:rPr>
+          <w:rStyle w:val="NormalTok"/>
+        </w:rPr>
+        <w:t xml:space="preserve">number1</w:t>
+      </w:r>
+      <w:r>
+        <w:rPr>
+          <w:rStyle w:val="OperatorTok"/>
+        </w:rPr>
+        <w:t xml:space="preserve">,</w:t>
+      </w:r>
+      <w:r>
+        <w:rPr>
+          <w:rStyle w:val="NormalTok"/>
+        </w:rPr>
+        <w:t xml:space="preserve"> number2</w:t>
+      </w:r>
+      <w:r>
+        <w:rPr>
+          <w:rStyle w:val="OperatorTok"/>
+        </w:rPr>
+        <w:t xml:space="preserve">);</w:t>
+      </w:r>
+      <w:r>
+        <w:br/>
+      </w:r>
+      <w:r>
+        <w:rPr>
+          <w:rStyle w:val="NormalTok"/>
+        </w:rPr>
+        <w:t xml:space="preserve">    </w:t>
+      </w:r>
+      <w:r>
+        <w:rPr>
+          <w:rStyle w:val="BuiltInTok"/>
+        </w:rPr>
+        <w:t xml:space="preserve">System</w:t>
+      </w:r>
+      <w:r>
+        <w:rPr>
+          <w:rStyle w:val="OperatorTok"/>
+        </w:rPr>
+        <w:t xml:space="preserve">.</w:t>
+      </w:r>
+      <w:r>
+        <w:rPr>
+          <w:rStyle w:val="FunctionTok"/>
+        </w:rPr>
+        <w:t xml:space="preserve">out</w:t>
+      </w:r>
+      <w:r>
+        <w:rPr>
+          <w:rStyle w:val="OperatorTok"/>
+        </w:rPr>
+        <w:t xml:space="preserve">.</w:t>
+      </w:r>
+      <w:r>
+        <w:rPr>
+          <w:rStyle w:val="FunctionTok"/>
+        </w:rPr>
+        <w:t xml:space="preserve">println</w:t>
+      </w:r>
+      <w:r>
+        <w:rPr>
+          <w:rStyle w:val="OperatorTok"/>
+        </w:rPr>
+        <w:t xml:space="preserve">(</w:t>
+      </w:r>
+      <w:r>
+        <w:rPr>
+          <w:rStyle w:val="StringTok"/>
+        </w:rPr>
+        <w:t xml:space="preserve">"The sum is: "</w:t>
+      </w:r>
+      <w:r>
+        <w:rPr>
+          <w:rStyle w:val="NormalTok"/>
+        </w:rPr>
+        <w:t xml:space="preserve"> </w:t>
+      </w:r>
+      <w:r>
+        <w:rPr>
+          <w:rStyle w:val="OperatorTok"/>
+        </w:rPr>
+        <w:t xml:space="preserve">+</w:t>
+      </w:r>
+      <w:r>
+        <w:rPr>
+          <w:rStyle w:val="NormalTok"/>
+        </w:rPr>
+        <w:t xml:space="preserve"> result</w:t>
+      </w:r>
+      <w:r>
+        <w:rPr>
+          <w:rStyle w:val="OperatorTok"/>
+        </w:rPr>
+        <w:t xml:space="preserve">);</w:t>
+      </w:r>
+      <w:r>
+        <w:br/>
+      </w:r>
+      <w:r>
+        <w:rPr>
+          <w:rStyle w:val="OperatorTok"/>
+        </w:rPr>
+        <w:t xml:space="preserve">}</w:t>
+      </w:r>
+    </w:p>
+    <w:p>
+      <w:pPr>
+        <w:pStyle w:val="FirstParagraph"/>
+      </w:pPr>
       <w:r>
         <w:rPr>
           <w:b/>
           <w:bCs/>
         </w:rPr>
-        <w:t xml:space="preserve">Recursive Step</w:t>
-      </w:r>
-      <w:r>
-        <w:t xml:space="preserve">: If</w:t>
-      </w:r>
-      <w:r>
-        <w:t xml:space="preserve"> </w:t>
-      </w:r>
-      <w:r>
-        <w:rPr>
-          <w:rStyle w:val="VerbatimChar"/>
-        </w:rPr>
-        <w:t xml:space="preserve">n</w:t>
-      </w:r>
-      <w:r>
-        <w:t xml:space="preserve"> </w:t>
-      </w:r>
-      <w:r>
-        <w:t xml:space="preserve">is greater than 1, the function returns the product of</w:t>
-      </w:r>
-      <w:r>
-        <w:t xml:space="preserve"> </w:t>
-      </w:r>
-      <w:r>
-        <w:rPr>
-          <w:rStyle w:val="VerbatimChar"/>
-        </w:rPr>
-        <w:t xml:space="preserve">n</w:t>
-      </w:r>
-      <w:r>
-        <w:t xml:space="preserve"> </w:t>
-      </w:r>
-      <w:r>
-        <w:t xml:space="preserve">and the result of calling itself with</w:t>
-      </w:r>
-      <w:r>
-        <w:t xml:space="preserve"> </w:t>
-      </w:r>
-      <w:r>
-        <w:rPr>
-          <w:rStyle w:val="VerbatimChar"/>
-        </w:rPr>
-        <w:t xml:space="preserve">n - 1</w:t>
-      </w:r>
-      <w:r>
-        <w:t xml:space="preserve">.</w:t>
+        <w:t xml:space="preserve">Output:</w:t>
       </w:r>
     </w:p>
     <w:p>
       <w:pPr>
-        <w:pStyle w:val="BodyText"/>
-      </w:pPr>
-      <w:r>
-        <w:t xml:space="preserve">For example, a call to</w:t>
-      </w:r>
-      <w:r>
-        <w:t xml:space="preserve"> </w:t>
-      </w:r>
+        <w:pStyle w:val="SourceCode"/>
+      </w:pPr>
       <w:r>
         <w:rPr>
           <w:rStyle w:val="VerbatimChar"/>
         </w:rPr>
-        <w:t xml:space="preserve">factorial(4)</w:t>
-      </w:r>
-      <w:r>
-        <w:t xml:space="preserve"> </w:t>
-      </w:r>
-      <w:r>
-        <w:t xml:space="preserve">would execute as follows:</w:t>
-      </w:r>
-      <w:r>
-        <w:t xml:space="preserve"> </w:t>
-      </w:r>
-      <w:r>
-        <w:t xml:space="preserve">-</w:t>
-      </w:r>
-      <w:r>
-        <w:t xml:space="preserve"> </w:t>
-      </w:r>
-      <w:r>
-        <w:rPr>
-          <w:rStyle w:val="VerbatimChar"/>
-        </w:rPr>
-        <w:t xml:space="preserve">factorial(4)</w:t>
-      </w:r>
-      <w:r>
-        <w:t xml:space="preserve"> </w:t>
-      </w:r>
-      <w:r>
-        <w:t xml:space="preserve">returns</w:t>
-      </w:r>
-      <w:r>
-        <w:t xml:space="preserve"> </w:t>
-      </w:r>
-      <w:r>
-        <w:rPr>
-          <w:rStyle w:val="VerbatimChar"/>
-        </w:rPr>
-        <w:t xml:space="preserve">4 * factorial(3)</w:t>
-      </w:r>
-      <w:r>
-        <w:t xml:space="preserve"> </w:t>
-      </w:r>
-      <w:r>
-        <w:t xml:space="preserve">-</w:t>
-      </w:r>
-      <w:r>
-        <w:t xml:space="preserve"> </w:t>
-      </w:r>
-      <w:r>
-        <w:rPr>
-          <w:rStyle w:val="VerbatimChar"/>
-        </w:rPr>
-        <w:t xml:space="preserve">factorial(3)</w:t>
-      </w:r>
-      <w:r>
-        <w:t xml:space="preserve"> </w:t>
-      </w:r>
-      <w:r>
-        <w:t xml:space="preserve">returns</w:t>
-      </w:r>
-      <w:r>
-        <w:t xml:space="preserve"> </w:t>
-      </w:r>
-      <w:r>
-        <w:rPr>
-          <w:rStyle w:val="VerbatimChar"/>
-        </w:rPr>
-        <w:t xml:space="preserve">3 * factorial(2)</w:t>
-      </w:r>
-      <w:r>
-        <w:t xml:space="preserve"> </w:t>
-      </w:r>
-      <w:r>
-        <w:t xml:space="preserve">-</w:t>
-      </w:r>
-      <w:r>
-        <w:t xml:space="preserve"> </w:t>
-      </w:r>
-      <w:r>
-        <w:rPr>
-          <w:rStyle w:val="VerbatimChar"/>
-        </w:rPr>
-        <w:t xml:space="preserve">factorial(2)</w:t>
-      </w:r>
-      <w:r>
-        <w:t xml:space="preserve"> </w:t>
-      </w:r>
-      <w:r>
-        <w:t xml:space="preserve">returns</w:t>
-      </w:r>
-      <w:r>
-        <w:t xml:space="preserve"> </w:t>
-      </w:r>
-      <w:r>
-        <w:rPr>
-          <w:rStyle w:val="VerbatimChar"/>
-        </w:rPr>
-        <w:t xml:space="preserve">2 * factorial(1)</w:t>
-      </w:r>
-      <w:r>
-        <w:t xml:space="preserve"> </w:t>
-      </w:r>
-      <w:r>
-        <w:t xml:space="preserve">-</w:t>
-      </w:r>
-      <w:r>
-        <w:t xml:space="preserve"> </w:t>
-      </w:r>
-      <w:r>
-        <w:rPr>
-          <w:rStyle w:val="VerbatimChar"/>
-        </w:rPr>
-        <w:t xml:space="preserve">factorial(1)</w:t>
-      </w:r>
-      <w:r>
-        <w:t xml:space="preserve"> </w:t>
-      </w:r>
-      <w:r>
-        <w:t xml:space="preserve">returns</w:t>
-      </w:r>
-      <w:r>
-        <w:t xml:space="preserve"> </w:t>
-      </w:r>
-      <w:r>
-        <w:rPr>
-          <w:rStyle w:val="VerbatimChar"/>
-        </w:rPr>
-        <w:t xml:space="preserve">1</w:t>
-      </w:r>
-      <w:r>
-        <w:t xml:space="preserve"> </w:t>
-      </w:r>
-      <w:r>
-        <w:t xml:space="preserve">(base case)</w:t>
+        <w:t xml:space="preserve">The sum is: 25</w:t>
       </w:r>
     </w:p>
     <w:p>
-      <w:pPr>
-        <w:pStyle w:val="BodyText"/>
-      </w:pPr>
-      <w:r>
-        <w:t xml:space="preserve">The results are then multiplied back up the call stack:</w:t>
+      <w:r>
+        <w:pict>
+          <v:rect style="width:0;height:1.5pt" o:hralign="center" o:hrstd="t" o:hr="t"/>
+        </w:pict>
+      </w:r>
+    </w:p>
+    <w:p>
+      <w:r>
+        <w:pict>
+          <v:rect style="width:0;height:1.5pt" o:hralign="center" o:hrstd="t" o:hr="t"/>
+        </w:pict>
+      </w:r>
+    </w:p>
+    <w:bookmarkStart w:id="20" w:name="functiondef-factorial"/>
+    <w:p>
+      <w:pPr>
+        <w:pStyle w:val="Heading3"/>
+      </w:pPr>
+      <w:r>
+        <w:rPr>
+          <w:rStyle w:val="SectionNumber"/>
+        </w:rPr>
+        <w:t xml:space="preserve">2.5.1</w:t>
+      </w:r>
+      <w:r>
+        <w:tab/>
+      </w:r>
+      <w:r>
+        <w:t xml:space="preserve">FunctionDef factorial</w:t>
+      </w:r>
+    </w:p>
+    <w:bookmarkEnd w:id="20"/>
+    <w:bookmarkEnd w:id="21"/>
+    <w:bookmarkEnd w:id="22"/>
+    <w:bookmarkStart w:id="29" w:name="function-factorialint-n"/>
+    <w:p>
+      <w:pPr>
+        <w:pStyle w:val="Heading1"/>
+      </w:pPr>
+      <w:r>
+        <w:rPr>
+          <w:rStyle w:val="SectionNumber"/>
+        </w:rPr>
+        <w:t xml:space="preserve">3</w:t>
+      </w:r>
+      <w:r>
+        <w:tab/>
+      </w:r>
+      <w:r>
+        <w:t xml:space="preserve">Function: factorial(int n)</w:t>
+      </w:r>
+    </w:p>
+    <w:bookmarkStart w:id="23" w:name="overview-2"/>
+    <w:p>
+      <w:pPr>
+        <w:pStyle w:val="Heading2"/>
+      </w:pPr>
+      <w:r>
+        <w:rPr>
+          <w:rStyle w:val="SectionNumber"/>
+        </w:rPr>
+        <w:t xml:space="preserve">3.1</w:t>
+      </w:r>
+      <w:r>
+        <w:tab/>
+      </w:r>
+      <w:r>
+        <w:t xml:space="preserve">Overview</w:t>
+      </w:r>
+    </w:p>
+    <w:p>
+      <w:pPr>
+        <w:pStyle w:val="FirstParagraph"/>
+      </w:pPr>
+      <w:r>
+        <w:t xml:space="preserve">The</w:t>
       </w:r>
       <w:r>
         <w:t xml:space="preserve"> </w:t>
@@ -2880,38 +1990,17 @@
         <w:rPr>
           <w:rStyle w:val="VerbatimChar"/>
         </w:rPr>
-        <w:t xml:space="preserve">2 * 1 = 2</w:t>
-      </w:r>
-      <w:r>
-        <w:t xml:space="preserve">, then</w:t>
-      </w:r>
-      <w:r>
-        <w:t xml:space="preserve"> </w:t>
-      </w:r>
-      <w:r>
-        <w:rPr>
-          <w:rStyle w:val="VerbatimChar"/>
-        </w:rPr>
-        <w:t xml:space="preserve">3 * 2 = 6</w:t>
-      </w:r>
-      <w:r>
-        <w:t xml:space="preserve">, and finally</w:t>
-      </w:r>
-      <w:r>
-        <w:t xml:space="preserve"> </w:t>
-      </w:r>
-      <w:r>
-        <w:rPr>
-          <w:rStyle w:val="VerbatimChar"/>
-        </w:rPr>
-        <w:t xml:space="preserve">4 * 6 = 24</w:t>
-      </w:r>
-      <w:r>
-        <w:t xml:space="preserve">.</w:t>
+        <w:t xml:space="preserve">factorial</w:t>
+      </w:r>
+      <w:r>
+        <w:t xml:space="preserve"> </w:t>
+      </w:r>
+      <w:r>
+        <w:t xml:space="preserve">function recursively calculates the factorial of a given non-negative integer.</w:t>
       </w:r>
     </w:p>
-    <w:bookmarkEnd w:id="25"/>
-    <w:bookmarkStart w:id="26" w:name="usage-notes-2"/>
+    <w:bookmarkEnd w:id="23"/>
+    <w:bookmarkStart w:id="24" w:name="parameters-1"/>
     <w:p>
       <w:pPr>
         <w:pStyle w:val="Heading2"/>
@@ -2920,13 +2009,13 @@
         <w:rPr>
           <w:rStyle w:val="SectionNumber"/>
         </w:rPr>
-        <w:t xml:space="preserve">3.4</w:t>
+        <w:t xml:space="preserve">3.2</w:t>
       </w:r>
       <w:r>
         <w:tab/>
       </w:r>
       <w:r>
-        <w:t xml:space="preserve">Usage Notes</w:t>
+        <w:t xml:space="preserve">parameters</w:t>
       </w:r>
     </w:p>
     <w:p>
@@ -2938,31 +2027,43 @@
         </w:numPr>
       </w:pPr>
       <w:r>
-        <w:t xml:space="preserve">The function is intended for non-negative integers. Providing a negative integer will cause infinite recursion, leading to a</w:t>
-      </w:r>
-      <w:r>
-        <w:t xml:space="preserve"> </w:t>
-      </w:r>
-      <w:r>
         <w:rPr>
           <w:rStyle w:val="VerbatimChar"/>
         </w:rPr>
-        <w:t xml:space="preserve">StackOverflowError</w:t>
-      </w:r>
-      <w:r>
-        <w:t xml:space="preserve">.</w:t>
+        <w:t xml:space="preserve">n</w:t>
+      </w:r>
+      <w:r>
+        <w:t xml:space="preserve"> </w:t>
+      </w:r>
+      <w:r>
+        <w:t xml:space="preserve">(int): The non-negative integer for which the factorial will be computed.</w:t>
+      </w:r>
+    </w:p>
+    <w:bookmarkEnd w:id="24"/>
+    <w:bookmarkStart w:id="25" w:name="description-2"/>
+    <w:p>
+      <w:pPr>
+        <w:pStyle w:val="Heading2"/>
+      </w:pPr>
+      <w:r>
+        <w:rPr>
+          <w:rStyle w:val="SectionNumber"/>
+        </w:rPr>
+        <w:t xml:space="preserve">3.3</w:t>
+      </w:r>
+      <w:r>
+        <w:tab/>
+      </w:r>
+      <w:r>
+        <w:t xml:space="preserve">Description</w:t>
       </w:r>
     </w:p>
     <w:p>
       <w:pPr>
-        <w:pStyle w:val="Compact"/>
-        <w:numPr>
-          <w:ilvl w:val="0"/>
-          <w:numId w:val="1004"/>
-        </w:numPr>
-      </w:pPr>
-      <w:r>
-        <w:t xml:space="preserve">The return type is</w:t>
+        <w:pStyle w:val="FirstParagraph"/>
+      </w:pPr>
+      <w:r>
+        <w:t xml:space="preserve">This function provides a classic recursive implementation to compute the factorial of a number</w:t>
       </w:r>
       <w:r>
         <w:t xml:space="preserve"> </w:t>
@@ -2971,10 +2072,13 @@
         <w:rPr>
           <w:rStyle w:val="VerbatimChar"/>
         </w:rPr>
-        <w:t xml:space="preserve">int</w:t>
-      </w:r>
-      <w:r>
-        <w:t xml:space="preserve">. Factorial values grow very rapidly. The largest factorial that can be stored in a standard 32-bit signed</w:t>
+        <w:t xml:space="preserve">n</w:t>
+      </w:r>
+      <w:r>
+        <w:t xml:space="preserve"> </w:t>
+      </w:r>
+      <w:r>
+        <w:t xml:space="preserve">(denoted as</w:t>
       </w:r>
       <w:r>
         <w:t xml:space="preserve"> </w:t>
@@ -2983,778 +2087,336 @@
         <w:rPr>
           <w:rStyle w:val="VerbatimChar"/>
         </w:rPr>
-        <w:t xml:space="preserve">int</w:t>
-      </w:r>
-      <w:r>
-        <w:t xml:space="preserve"> </w:t>
-      </w:r>
-      <w:r>
-        <w:t xml:space="preserve">is</w:t>
-      </w:r>
-      <w:r>
-        <w:t xml:space="preserve"> </w:t>
-      </w:r>
-      <w:r>
-        <w:rPr>
-          <w:rStyle w:val="VerbatimChar"/>
-        </w:rPr>
-        <w:t xml:space="preserve">12!</w:t>
-      </w:r>
-      <w:r>
-        <w:t xml:space="preserve">. Any input greater than 12 will result in an integer overflow, producing an incorrect value. For larger numbers, a data type like</w:t>
-      </w:r>
-      <w:r>
-        <w:t xml:space="preserve"> </w:t>
-      </w:r>
-      <w:r>
-        <w:rPr>
-          <w:rStyle w:val="VerbatimChar"/>
-        </w:rPr>
-        <w:t xml:space="preserve">long</w:t>
-      </w:r>
-      <w:r>
-        <w:t xml:space="preserve"> </w:t>
-      </w:r>
-      <w:r>
-        <w:t xml:space="preserve">or</w:t>
-      </w:r>
-      <w:r>
-        <w:t xml:space="preserve"> </w:t>
-      </w:r>
-      <w:r>
-        <w:rPr>
-          <w:rStyle w:val="VerbatimChar"/>
-        </w:rPr>
-        <w:t xml:space="preserve">BigInteger</w:t>
-      </w:r>
-      <w:r>
-        <w:t xml:space="preserve"> </w:t>
-      </w:r>
-      <w:r>
-        <w:t xml:space="preserve">would be required.</w:t>
+        <w:t xml:space="preserve">n!</w:t>
+      </w:r>
+      <w:r>
+        <w:t xml:space="preserve">).</w:t>
       </w:r>
     </w:p>
     <w:p>
       <w:pPr>
-        <w:pStyle w:val="FirstParagraph"/>
-      </w:pPr>
+        <w:pStyle w:val="BodyText"/>
+      </w:pPr>
+      <w:r>
+        <w:t xml:space="preserve">The logic follows the mathematical definition of a factorial:</w:t>
+      </w:r>
+      <w:r>
+        <w:t xml:space="preserve"> </w:t>
+      </w:r>
+      <w:r>
+        <w:t xml:space="preserve">1.</w:t>
+      </w:r>
+      <w:r>
+        <w:t xml:space="preserve"> </w:t>
+      </w:r>
       <w:r>
         <w:rPr>
           <w:b/>
           <w:bCs/>
         </w:rPr>
-        <w:t xml:space="preserve">Output Example</w:t>
-      </w:r>
-      <w:r>
-        <w:t xml:space="preserve">: A call to</w:t>
-      </w:r>
-      <w:r>
-        <w:t xml:space="preserve"> </w:t>
+        <w:t xml:space="preserve">Base Case</w:t>
+      </w:r>
+      <w:r>
+        <w:t xml:space="preserve">: The factorial of 0 (</w:t>
       </w:r>
       <w:r>
         <w:rPr>
           <w:rStyle w:val="VerbatimChar"/>
         </w:rPr>
-        <w:t xml:space="preserve">factorial(5)</w:t>
-      </w:r>
-      <w:r>
-        <w:t xml:space="preserve"> </w:t>
-      </w:r>
-      <w:r>
-        <w:t xml:space="preserve">would return the integer</w:t>
-      </w:r>
-      <w:r>
-        <w:t xml:space="preserve"> </w:t>
+        <w:t xml:space="preserve">0!</w:t>
+      </w:r>
+      <w:r>
+        <w:t xml:space="preserve">) and 1 (</w:t>
       </w:r>
       <w:r>
         <w:rPr>
           <w:rStyle w:val="VerbatimChar"/>
         </w:rPr>
-        <w:t xml:space="preserve">120</w:t>
+        <w:t xml:space="preserve">1!</w:t>
+      </w:r>
+      <w:r>
+        <w:t xml:space="preserve">) is 1. The function checks if the input</w:t>
+      </w:r>
+      <w:r>
+        <w:t xml:space="preserve"> </w:t>
+      </w:r>
+      <w:r>
+        <w:rPr>
+          <w:rStyle w:val="VerbatimChar"/>
+        </w:rPr>
+        <w:t xml:space="preserve">n</w:t>
+      </w:r>
+      <w:r>
+        <w:t xml:space="preserve"> </w:t>
+      </w:r>
+      <w:r>
+        <w:t xml:space="preserve">is less than or equal to 1. If it is, the function terminates the recursion and returns</w:t>
+      </w:r>
+      <w:r>
+        <w:t xml:space="preserve"> </w:t>
+      </w:r>
+      <w:r>
+        <w:rPr>
+          <w:rStyle w:val="VerbatimChar"/>
+        </w:rPr>
+        <w:t xml:space="preserve">1</w:t>
       </w:r>
       <w:r>
         <w:t xml:space="preserve">.</w:t>
       </w:r>
-    </w:p>
-    <w:bookmarkEnd w:id="26"/>
-    <w:bookmarkStart w:id="28" w:name="example-2"/>
-    <w:p>
-      <w:pPr>
-        <w:pStyle w:val="Heading2"/>
-      </w:pPr>
-      <w:r>
-        <w:rPr>
-          <w:rStyle w:val="SectionNumber"/>
-        </w:rPr>
-        <w:t xml:space="preserve">3.5</w:t>
-      </w:r>
-      <w:r>
-        <w:tab/>
-      </w:r>
-      <w:r>
-        <w:t xml:space="preserve">Example</w:t>
+      <w:r>
+        <w:t xml:space="preserve"> </w:t>
+      </w:r>
+      <w:r>
+        <w:t xml:space="preserve">2.</w:t>
+      </w:r>
+      <w:r>
+        <w:t xml:space="preserve"> </w:t>
+      </w:r>
+      <w:r>
+        <w:rPr>
+          <w:b/>
+          <w:bCs/>
+        </w:rPr>
+        <w:t xml:space="preserve">Recursive Step</w:t>
+      </w:r>
+      <w:r>
+        <w:t xml:space="preserve">: If</w:t>
+      </w:r>
+      <w:r>
+        <w:t xml:space="preserve"> </w:t>
+      </w:r>
+      <w:r>
+        <w:rPr>
+          <w:rStyle w:val="VerbatimChar"/>
+        </w:rPr>
+        <w:t xml:space="preserve">n</w:t>
+      </w:r>
+      <w:r>
+        <w:t xml:space="preserve"> </w:t>
+      </w:r>
+      <w:r>
+        <w:t xml:space="preserve">is greater than 1, the function multiplies</w:t>
+      </w:r>
+      <w:r>
+        <w:t xml:space="preserve"> </w:t>
+      </w:r>
+      <w:r>
+        <w:rPr>
+          <w:rStyle w:val="VerbatimChar"/>
+        </w:rPr>
+        <w:t xml:space="preserve">n</w:t>
+      </w:r>
+      <w:r>
+        <w:t xml:space="preserve"> </w:t>
+      </w:r>
+      <w:r>
+        <w:t xml:space="preserve">by the result of calling itself with the argument</w:t>
+      </w:r>
+      <w:r>
+        <w:t xml:space="preserve"> </w:t>
+      </w:r>
+      <w:r>
+        <w:rPr>
+          <w:rStyle w:val="VerbatimChar"/>
+        </w:rPr>
+        <w:t xml:space="preserve">n - 1</w:t>
+      </w:r>
+      <w:r>
+        <w:t xml:space="preserve">.</w:t>
       </w:r>
     </w:p>
     <w:p>
       <w:pPr>
-        <w:pStyle w:val="SourceCode"/>
-      </w:pPr>
-      <w:r>
-        <w:rPr>
-          <w:rStyle w:val="KeywordTok"/>
-        </w:rPr>
-        <w:t xml:space="preserve">public</w:t>
-      </w:r>
-      <w:r>
-        <w:rPr>
-          <w:rStyle w:val="NormalTok"/>
-        </w:rPr>
-        <w:t xml:space="preserve"> </w:t>
-      </w:r>
-      <w:r>
-        <w:rPr>
-          <w:rStyle w:val="KeywordTok"/>
-        </w:rPr>
-        <w:t xml:space="preserve">class</w:t>
-      </w:r>
-      <w:r>
-        <w:rPr>
-          <w:rStyle w:val="NormalTok"/>
-        </w:rPr>
-        <w:t xml:space="preserve"> Main </w:t>
-      </w:r>
-      <w:r>
-        <w:rPr>
-          <w:rStyle w:val="OperatorTok"/>
-        </w:rPr>
-        <w:t xml:space="preserve">{</w:t>
-      </w:r>
-      <w:r>
-        <w:br/>
-      </w:r>
-      <w:r>
-        <w:rPr>
-          <w:rStyle w:val="NormalTok"/>
-        </w:rPr>
-        <w:t xml:space="preserve">    </w:t>
-      </w:r>
-      <w:r>
-        <w:rPr>
-          <w:rStyle w:val="KeywordTok"/>
-        </w:rPr>
-        <w:t xml:space="preserve">public</w:t>
-      </w:r>
-      <w:r>
-        <w:rPr>
-          <w:rStyle w:val="NormalTok"/>
-        </w:rPr>
-        <w:t xml:space="preserve"> </w:t>
-      </w:r>
-      <w:r>
-        <w:rPr>
-          <w:rStyle w:val="DataTypeTok"/>
-        </w:rPr>
-        <w:t xml:space="preserve">static</w:t>
-      </w:r>
-      <w:r>
-        <w:rPr>
-          <w:rStyle w:val="NormalTok"/>
-        </w:rPr>
-        <w:t xml:space="preserve"> </w:t>
-      </w:r>
-      <w:r>
-        <w:rPr>
-          <w:rStyle w:val="DataTypeTok"/>
-        </w:rPr>
-        <w:t xml:space="preserve">int</w:t>
-      </w:r>
-      <w:r>
-        <w:rPr>
-          <w:rStyle w:val="NormalTok"/>
-        </w:rPr>
-        <w:t xml:space="preserve"> </w:t>
-      </w:r>
-      <w:r>
-        <w:rPr>
-          <w:rStyle w:val="FunctionTok"/>
-        </w:rPr>
-        <w:t xml:space="preserve">factorial</w:t>
-      </w:r>
-      <w:r>
-        <w:rPr>
-          <w:rStyle w:val="OperatorTok"/>
-        </w:rPr>
-        <w:t xml:space="preserve">(</w:t>
-      </w:r>
-      <w:r>
-        <w:rPr>
-          <w:rStyle w:val="DataTypeTok"/>
-        </w:rPr>
-        <w:t xml:space="preserve">int</w:t>
-      </w:r>
-      <w:r>
-        <w:rPr>
-          <w:rStyle w:val="NormalTok"/>
-        </w:rPr>
-        <w:t xml:space="preserve"> n</w:t>
-      </w:r>
-      <w:r>
-        <w:rPr>
-          <w:rStyle w:val="OperatorTok"/>
-        </w:rPr>
-        <w:t xml:space="preserve">)</w:t>
-      </w:r>
-      <w:r>
-        <w:rPr>
-          <w:rStyle w:val="NormalTok"/>
-        </w:rPr>
-        <w:t xml:space="preserve"> </w:t>
-      </w:r>
-      <w:r>
-        <w:rPr>
-          <w:rStyle w:val="OperatorTok"/>
-        </w:rPr>
-        <w:t xml:space="preserve">{</w:t>
-      </w:r>
-      <w:r>
-        <w:br/>
-      </w:r>
-      <w:r>
-        <w:rPr>
-          <w:rStyle w:val="NormalTok"/>
-        </w:rPr>
-        <w:t xml:space="preserve">        </w:t>
-      </w:r>
-      <w:r>
-        <w:rPr>
-          <w:rStyle w:val="ControlFlowTok"/>
-        </w:rPr>
-        <w:t xml:space="preserve">if</w:t>
-      </w:r>
-      <w:r>
-        <w:rPr>
-          <w:rStyle w:val="NormalTok"/>
-        </w:rPr>
-        <w:t xml:space="preserve"> </w:t>
-      </w:r>
-      <w:r>
-        <w:rPr>
-          <w:rStyle w:val="OperatorTok"/>
-        </w:rPr>
-        <w:t xml:space="preserve">(</w:t>
-      </w:r>
-      <w:r>
-        <w:rPr>
-          <w:rStyle w:val="NormalTok"/>
-        </w:rPr>
-        <w:t xml:space="preserve">n </w:t>
-      </w:r>
-      <w:r>
-        <w:rPr>
-          <w:rStyle w:val="OperatorTok"/>
-        </w:rPr>
-        <w:t xml:space="preserve">&lt;=</w:t>
-      </w:r>
-      <w:r>
-        <w:rPr>
-          <w:rStyle w:val="NormalTok"/>
-        </w:rPr>
-        <w:t xml:space="preserve"> </w:t>
-      </w:r>
-      <w:r>
-        <w:rPr>
-          <w:rStyle w:val="DecValTok"/>
+        <w:pStyle w:val="BodyText"/>
+      </w:pPr>
+      <w:r>
+        <w:t xml:space="preserve">For example,</w:t>
+      </w:r>
+      <w:r>
+        <w:t xml:space="preserve"> </w:t>
+      </w:r>
+      <w:r>
+        <w:rPr>
+          <w:rStyle w:val="VerbatimChar"/>
+        </w:rPr>
+        <w:t xml:space="preserve">factorial(4)</w:t>
+      </w:r>
+      <w:r>
+        <w:t xml:space="preserve"> </w:t>
+      </w:r>
+      <w:r>
+        <w:t xml:space="preserve">is computed as follows:</w:t>
+      </w:r>
+      <w:r>
+        <w:t xml:space="preserve"> </w:t>
+      </w:r>
+      <w:r>
+        <w:t xml:space="preserve">-</w:t>
+      </w:r>
+      <w:r>
+        <w:t xml:space="preserve"> </w:t>
+      </w:r>
+      <w:r>
+        <w:rPr>
+          <w:rStyle w:val="VerbatimChar"/>
+        </w:rPr>
+        <w:t xml:space="preserve">factorial(4)</w:t>
+      </w:r>
+      <w:r>
+        <w:t xml:space="preserve"> </w:t>
+      </w:r>
+      <w:r>
+        <w:t xml:space="preserve">returns</w:t>
+      </w:r>
+      <w:r>
+        <w:t xml:space="preserve"> </w:t>
+      </w:r>
+      <w:r>
+        <w:rPr>
+          <w:rStyle w:val="VerbatimChar"/>
+        </w:rPr>
+        <w:t xml:space="preserve">4 * factorial(3)</w:t>
+      </w:r>
+      <w:r>
+        <w:t xml:space="preserve"> </w:t>
+      </w:r>
+      <w:r>
+        <w:t xml:space="preserve">-</w:t>
+      </w:r>
+      <w:r>
+        <w:t xml:space="preserve"> </w:t>
+      </w:r>
+      <w:r>
+        <w:rPr>
+          <w:rStyle w:val="VerbatimChar"/>
+        </w:rPr>
+        <w:t xml:space="preserve">factorial(3)</w:t>
+      </w:r>
+      <w:r>
+        <w:t xml:space="preserve"> </w:t>
+      </w:r>
+      <w:r>
+        <w:t xml:space="preserve">returns</w:t>
+      </w:r>
+      <w:r>
+        <w:t xml:space="preserve"> </w:t>
+      </w:r>
+      <w:r>
+        <w:rPr>
+          <w:rStyle w:val="VerbatimChar"/>
+        </w:rPr>
+        <w:t xml:space="preserve">3 * factorial(2)</w:t>
+      </w:r>
+      <w:r>
+        <w:t xml:space="preserve"> </w:t>
+      </w:r>
+      <w:r>
+        <w:t xml:space="preserve">-</w:t>
+      </w:r>
+      <w:r>
+        <w:t xml:space="preserve"> </w:t>
+      </w:r>
+      <w:r>
+        <w:rPr>
+          <w:rStyle w:val="VerbatimChar"/>
+        </w:rPr>
+        <w:t xml:space="preserve">factorial(2)</w:t>
+      </w:r>
+      <w:r>
+        <w:t xml:space="preserve"> </w:t>
+      </w:r>
+      <w:r>
+        <w:t xml:space="preserve">returns</w:t>
+      </w:r>
+      <w:r>
+        <w:t xml:space="preserve"> </w:t>
+      </w:r>
+      <w:r>
+        <w:rPr>
+          <w:rStyle w:val="VerbatimChar"/>
+        </w:rPr>
+        <w:t xml:space="preserve">2 * factorial(1)</w:t>
+      </w:r>
+      <w:r>
+        <w:t xml:space="preserve"> </w:t>
+      </w:r>
+      <w:r>
+        <w:t xml:space="preserve">-</w:t>
+      </w:r>
+      <w:r>
+        <w:t xml:space="preserve"> </w:t>
+      </w:r>
+      <w:r>
+        <w:rPr>
+          <w:rStyle w:val="VerbatimChar"/>
+        </w:rPr>
+        <w:t xml:space="preserve">factorial(1)</w:t>
+      </w:r>
+      <w:r>
+        <w:t xml:space="preserve"> </w:t>
+      </w:r>
+      <w:r>
+        <w:t xml:space="preserve">returns</w:t>
+      </w:r>
+      <w:r>
+        <w:t xml:space="preserve"> </w:t>
+      </w:r>
+      <w:r>
+        <w:rPr>
+          <w:rStyle w:val="VerbatimChar"/>
         </w:rPr>
         <w:t xml:space="preserve">1</w:t>
       </w:r>
       <w:r>
-        <w:rPr>
-          <w:rStyle w:val="OperatorTok"/>
-        </w:rPr>
-        <w:t xml:space="preserve">)</w:t>
-      </w:r>
-      <w:r>
-        <w:br/>
-      </w:r>
-      <w:r>
-        <w:rPr>
-          <w:rStyle w:val="NormalTok"/>
-        </w:rPr>
-        <w:t xml:space="preserve">            </w:t>
-      </w:r>
-      <w:r>
-        <w:rPr>
-          <w:rStyle w:val="ControlFlowTok"/>
-        </w:rPr>
-        <w:t xml:space="preserve">return</w:t>
-      </w:r>
-      <w:r>
-        <w:rPr>
-          <w:rStyle w:val="NormalTok"/>
-        </w:rPr>
-        <w:t xml:space="preserve"> </w:t>
-      </w:r>
-      <w:r>
-        <w:rPr>
-          <w:rStyle w:val="DecValTok"/>
-        </w:rPr>
-        <w:t xml:space="preserve">1</w:t>
-      </w:r>
-      <w:r>
-        <w:rPr>
-          <w:rStyle w:val="OperatorTok"/>
-        </w:rPr>
-        <w:t xml:space="preserve">;</w:t>
-      </w:r>
-      <w:r>
-        <w:br/>
-      </w:r>
-      <w:r>
-        <w:rPr>
-          <w:rStyle w:val="NormalTok"/>
-        </w:rPr>
-        <w:t xml:space="preserve">        </w:t>
-      </w:r>
-      <w:r>
-        <w:rPr>
-          <w:rStyle w:val="ControlFlowTok"/>
-        </w:rPr>
-        <w:t xml:space="preserve">else</w:t>
-      </w:r>
-      <w:r>
-        <w:br/>
-      </w:r>
-      <w:r>
-        <w:rPr>
-          <w:rStyle w:val="NormalTok"/>
-        </w:rPr>
-        <w:t xml:space="preserve">            </w:t>
-      </w:r>
-      <w:r>
-        <w:rPr>
-          <w:rStyle w:val="ControlFlowTok"/>
-        </w:rPr>
-        <w:t xml:space="preserve">return</w:t>
-      </w:r>
-      <w:r>
-        <w:rPr>
-          <w:rStyle w:val="NormalTok"/>
-        </w:rPr>
-        <w:t xml:space="preserve"> n </w:t>
-      </w:r>
-      <w:r>
-        <w:rPr>
-          <w:rStyle w:val="OperatorTok"/>
-        </w:rPr>
-        <w:t xml:space="preserve">*</w:t>
-      </w:r>
-      <w:r>
-        <w:rPr>
-          <w:rStyle w:val="NormalTok"/>
-        </w:rPr>
-        <w:t xml:space="preserve"> </w:t>
-      </w:r>
-      <w:r>
-        <w:rPr>
-          <w:rStyle w:val="FunctionTok"/>
-        </w:rPr>
-        <w:t xml:space="preserve">factorial</w:t>
-      </w:r>
-      <w:r>
-        <w:rPr>
-          <w:rStyle w:val="OperatorTok"/>
-        </w:rPr>
-        <w:t xml:space="preserve">(</w:t>
-      </w:r>
-      <w:r>
-        <w:rPr>
-          <w:rStyle w:val="NormalTok"/>
-        </w:rPr>
-        <w:t xml:space="preserve">n </w:t>
-      </w:r>
-      <w:r>
-        <w:rPr>
-          <w:rStyle w:val="OperatorTok"/>
-        </w:rPr>
-        <w:t xml:space="preserve">-</w:t>
-      </w:r>
-      <w:r>
-        <w:rPr>
-          <w:rStyle w:val="NormalTok"/>
-        </w:rPr>
-        <w:t xml:space="preserve"> </w:t>
-      </w:r>
-      <w:r>
-        <w:rPr>
-          <w:rStyle w:val="DecValTok"/>
-        </w:rPr>
-        <w:t xml:space="preserve">1</w:t>
-      </w:r>
-      <w:r>
-        <w:rPr>
-          <w:rStyle w:val="OperatorTok"/>
-        </w:rPr>
-        <w:t xml:space="preserve">);</w:t>
-      </w:r>
-      <w:r>
-        <w:br/>
-      </w:r>
-      <w:r>
-        <w:rPr>
-          <w:rStyle w:val="NormalTok"/>
-        </w:rPr>
-        <w:t xml:space="preserve">    </w:t>
-      </w:r>
-      <w:r>
-        <w:rPr>
-          <w:rStyle w:val="OperatorTok"/>
-        </w:rPr>
-        <w:t xml:space="preserve">}</w:t>
-      </w:r>
-      <w:r>
-        <w:br/>
-      </w:r>
-      <w:r>
-        <w:br/>
-      </w:r>
-      <w:r>
-        <w:rPr>
-          <w:rStyle w:val="NormalTok"/>
-        </w:rPr>
-        <w:t xml:space="preserve">    </w:t>
-      </w:r>
-      <w:r>
-        <w:rPr>
-          <w:rStyle w:val="KeywordTok"/>
-        </w:rPr>
-        <w:t xml:space="preserve">public</w:t>
-      </w:r>
-      <w:r>
-        <w:rPr>
-          <w:rStyle w:val="NormalTok"/>
-        </w:rPr>
-        <w:t xml:space="preserve"> </w:t>
-      </w:r>
-      <w:r>
-        <w:rPr>
-          <w:rStyle w:val="DataTypeTok"/>
-        </w:rPr>
-        <w:t xml:space="preserve">static</w:t>
-      </w:r>
-      <w:r>
-        <w:rPr>
-          <w:rStyle w:val="NormalTok"/>
-        </w:rPr>
-        <w:t xml:space="preserve"> </w:t>
-      </w:r>
-      <w:r>
-        <w:rPr>
-          <w:rStyle w:val="DataTypeTok"/>
-        </w:rPr>
-        <w:t xml:space="preserve">void</w:t>
-      </w:r>
-      <w:r>
-        <w:rPr>
-          <w:rStyle w:val="NormalTok"/>
-        </w:rPr>
-        <w:t xml:space="preserve"> </w:t>
-      </w:r>
-      <w:r>
-        <w:rPr>
-          <w:rStyle w:val="FunctionTok"/>
-        </w:rPr>
-        <w:t xml:space="preserve">main</w:t>
-      </w:r>
-      <w:r>
-        <w:rPr>
-          <w:rStyle w:val="OperatorTok"/>
-        </w:rPr>
-        <w:t xml:space="preserve">(</w:t>
-      </w:r>
-      <w:r>
-        <w:rPr>
-          <w:rStyle w:val="BuiltInTok"/>
-        </w:rPr>
-        <w:t xml:space="preserve">String</w:t>
-      </w:r>
-      <w:r>
-        <w:rPr>
-          <w:rStyle w:val="OperatorTok"/>
-        </w:rPr>
-        <w:t xml:space="preserve">[]</w:t>
-      </w:r>
-      <w:r>
-        <w:rPr>
-          <w:rStyle w:val="NormalTok"/>
-        </w:rPr>
-        <w:t xml:space="preserve"> args</w:t>
-      </w:r>
-      <w:r>
-        <w:rPr>
-          <w:rStyle w:val="OperatorTok"/>
-        </w:rPr>
-        <w:t xml:space="preserve">)</w:t>
-      </w:r>
-      <w:r>
-        <w:rPr>
-          <w:rStyle w:val="NormalTok"/>
-        </w:rPr>
-        <w:t xml:space="preserve"> </w:t>
-      </w:r>
-      <w:r>
-        <w:rPr>
-          <w:rStyle w:val="OperatorTok"/>
-        </w:rPr>
-        <w:t xml:space="preserve">{</w:t>
-      </w:r>
-      <w:r>
-        <w:br/>
-      </w:r>
-      <w:r>
-        <w:rPr>
-          <w:rStyle w:val="NormalTok"/>
-        </w:rPr>
-        <w:t xml:space="preserve">        </w:t>
-      </w:r>
-      <w:r>
-        <w:rPr>
-          <w:rStyle w:val="DataTypeTok"/>
-        </w:rPr>
-        <w:t xml:space="preserve">int</w:t>
-      </w:r>
-      <w:r>
-        <w:rPr>
-          <w:rStyle w:val="NormalTok"/>
-        </w:rPr>
-        <w:t xml:space="preserve"> number </w:t>
-      </w:r>
-      <w:r>
-        <w:rPr>
-          <w:rStyle w:val="OperatorTok"/>
-        </w:rPr>
-        <w:t xml:space="preserve">=</w:t>
-      </w:r>
-      <w:r>
-        <w:rPr>
-          <w:rStyle w:val="NormalTok"/>
-        </w:rPr>
-        <w:t xml:space="preserve"> </w:t>
-      </w:r>
-      <w:r>
-        <w:rPr>
-          <w:rStyle w:val="DecValTok"/>
-        </w:rPr>
-        <w:t xml:space="preserve">5</w:t>
-      </w:r>
-      <w:r>
-        <w:rPr>
-          <w:rStyle w:val="OperatorTok"/>
-        </w:rPr>
-        <w:t xml:space="preserve">;</w:t>
-      </w:r>
-      <w:r>
-        <w:br/>
-      </w:r>
-      <w:r>
-        <w:rPr>
-          <w:rStyle w:val="NormalTok"/>
-        </w:rPr>
-        <w:t xml:space="preserve">        </w:t>
-      </w:r>
-      <w:r>
-        <w:rPr>
-          <w:rStyle w:val="DataTypeTok"/>
-        </w:rPr>
-        <w:t xml:space="preserve">int</w:t>
-      </w:r>
-      <w:r>
-        <w:rPr>
-          <w:rStyle w:val="NormalTok"/>
-        </w:rPr>
-        <w:t xml:space="preserve"> result </w:t>
-      </w:r>
-      <w:r>
-        <w:rPr>
-          <w:rStyle w:val="OperatorTok"/>
-        </w:rPr>
-        <w:t xml:space="preserve">=</w:t>
-      </w:r>
-      <w:r>
-        <w:rPr>
-          <w:rStyle w:val="NormalTok"/>
-        </w:rPr>
-        <w:t xml:space="preserve"> </w:t>
-      </w:r>
-      <w:r>
-        <w:rPr>
-          <w:rStyle w:val="FunctionTok"/>
-        </w:rPr>
-        <w:t xml:space="preserve">factorial</w:t>
-      </w:r>
-      <w:r>
-        <w:rPr>
-          <w:rStyle w:val="OperatorTok"/>
-        </w:rPr>
-        <w:t xml:space="preserve">(</w:t>
-      </w:r>
-      <w:r>
-        <w:rPr>
-          <w:rStyle w:val="NormalTok"/>
-        </w:rPr>
-        <w:t xml:space="preserve">number</w:t>
-      </w:r>
-      <w:r>
-        <w:rPr>
-          <w:rStyle w:val="OperatorTok"/>
-        </w:rPr>
-        <w:t xml:space="preserve">);</w:t>
-      </w:r>
-      <w:r>
-        <w:br/>
-      </w:r>
-      <w:r>
-        <w:rPr>
-          <w:rStyle w:val="NormalTok"/>
-        </w:rPr>
-        <w:t xml:space="preserve">        </w:t>
-      </w:r>
-      <w:r>
-        <w:rPr>
-          <w:rStyle w:val="BuiltInTok"/>
-        </w:rPr>
-        <w:t xml:space="preserve">System</w:t>
-      </w:r>
-      <w:r>
-        <w:rPr>
-          <w:rStyle w:val="OperatorTok"/>
-        </w:rPr>
-        <w:t xml:space="preserve">.</w:t>
-      </w:r>
-      <w:r>
-        <w:rPr>
-          <w:rStyle w:val="FunctionTok"/>
-        </w:rPr>
-        <w:t xml:space="preserve">out</w:t>
-      </w:r>
-      <w:r>
-        <w:rPr>
-          <w:rStyle w:val="OperatorTok"/>
-        </w:rPr>
-        <w:t xml:space="preserve">.</w:t>
-      </w:r>
-      <w:r>
-        <w:rPr>
-          <w:rStyle w:val="FunctionTok"/>
-        </w:rPr>
-        <w:t xml:space="preserve">println</w:t>
-      </w:r>
-      <w:r>
-        <w:rPr>
-          <w:rStyle w:val="OperatorTok"/>
-        </w:rPr>
-        <w:t xml:space="preserve">(</w:t>
-      </w:r>
-      <w:r>
-        <w:rPr>
-          <w:rStyle w:val="StringTok"/>
-        </w:rPr>
-        <w:t xml:space="preserve">"The factorial of "</w:t>
-      </w:r>
-      <w:r>
-        <w:rPr>
-          <w:rStyle w:val="NormalTok"/>
-        </w:rPr>
-        <w:t xml:space="preserve"> </w:t>
-      </w:r>
-      <w:r>
-        <w:rPr>
-          <w:rStyle w:val="OperatorTok"/>
-        </w:rPr>
-        <w:t xml:space="preserve">+</w:t>
-      </w:r>
-      <w:r>
-        <w:rPr>
-          <w:rStyle w:val="NormalTok"/>
-        </w:rPr>
-        <w:t xml:space="preserve"> number </w:t>
-      </w:r>
-      <w:r>
-        <w:rPr>
-          <w:rStyle w:val="OperatorTok"/>
-        </w:rPr>
-        <w:t xml:space="preserve">+</w:t>
-      </w:r>
-      <w:r>
-        <w:rPr>
-          <w:rStyle w:val="NormalTok"/>
-        </w:rPr>
-        <w:t xml:space="preserve"> </w:t>
-      </w:r>
-      <w:r>
-        <w:rPr>
-          <w:rStyle w:val="StringTok"/>
-        </w:rPr>
-        <w:t xml:space="preserve">" is: "</w:t>
-      </w:r>
-      <w:r>
-        <w:rPr>
-          <w:rStyle w:val="NormalTok"/>
-        </w:rPr>
-        <w:t xml:space="preserve"> </w:t>
-      </w:r>
-      <w:r>
-        <w:rPr>
-          <w:rStyle w:val="OperatorTok"/>
-        </w:rPr>
-        <w:t xml:space="preserve">+</w:t>
-      </w:r>
-      <w:r>
-        <w:rPr>
-          <w:rStyle w:val="NormalTok"/>
-        </w:rPr>
-        <w:t xml:space="preserve"> result</w:t>
-      </w:r>
-      <w:r>
-        <w:rPr>
-          <w:rStyle w:val="OperatorTok"/>
-        </w:rPr>
-        <w:t xml:space="preserve">);</w:t>
-      </w:r>
-      <w:r>
-        <w:br/>
-      </w:r>
-      <w:r>
-        <w:rPr>
-          <w:rStyle w:val="NormalTok"/>
-        </w:rPr>
-        <w:t xml:space="preserve">    </w:t>
-      </w:r>
-      <w:r>
-        <w:rPr>
-          <w:rStyle w:val="OperatorTok"/>
-        </w:rPr>
-        <w:t xml:space="preserve">}</w:t>
-      </w:r>
-      <w:r>
-        <w:br/>
-      </w:r>
-      <w:r>
-        <w:rPr>
-          <w:rStyle w:val="OperatorTok"/>
-        </w:rPr>
-        <w:t xml:space="preserve">}</w:t>
+        <w:t xml:space="preserve"> </w:t>
+      </w:r>
+      <w:r>
+        <w:t xml:space="preserve">(base case is met)</w:t>
       </w:r>
     </w:p>
     <w:p>
       <w:pPr>
-        <w:pStyle w:val="FirstParagraph"/>
-      </w:pPr>
-      <w:r>
-        <w:rPr>
-          <w:b/>
-          <w:bCs/>
-        </w:rPr>
-        <w:t xml:space="preserve">Output:</w:t>
+        <w:pStyle w:val="BodyText"/>
+      </w:pPr>
+      <w:r>
+        <w:t xml:space="preserve">The results are then multiplied up the call stack:</w:t>
+      </w:r>
+      <w:r>
+        <w:t xml:space="preserve"> </w:t>
+      </w:r>
+      <w:r>
+        <w:rPr>
+          <w:rStyle w:val="VerbatimChar"/>
+        </w:rPr>
+        <w:t xml:space="preserve">2 * 1 = 2</w:t>
+      </w:r>
+      <w:r>
+        <w:t xml:space="preserve">, then</w:t>
+      </w:r>
+      <w:r>
+        <w:t xml:space="preserve"> </w:t>
+      </w:r>
+      <w:r>
+        <w:rPr>
+          <w:rStyle w:val="VerbatimChar"/>
+        </w:rPr>
+        <w:t xml:space="preserve">3 * 2 = 6</w:t>
+      </w:r>
+      <w:r>
+        <w:t xml:space="preserve">, and finally</w:t>
+      </w:r>
+      <w:r>
+        <w:t xml:space="preserve"> </w:t>
+      </w:r>
+      <w:r>
+        <w:rPr>
+          <w:rStyle w:val="VerbatimChar"/>
+        </w:rPr>
+        <w:t xml:space="preserve">4 * 6 = 24</w:t>
+      </w:r>
+      <w:r>
+        <w:t xml:space="preserve">.</w:t>
       </w:r>
     </w:p>
     <w:p>
@@ -3763,122 +2425,205 @@
       </w:pPr>
       <w:r>
         <w:rPr>
-          <w:rStyle w:val="VerbatimChar"/>
-        </w:rPr>
-        <w:t xml:space="preserve">The factorial of 5 is: 120</w:t>
+          <w:rStyle w:val="CommentTok"/>
+        </w:rPr>
+        <w:t xml:space="preserve">// Base case for n=1 or n=0</w:t>
+      </w:r>
+      <w:r>
+        <w:br/>
+      </w:r>
+      <w:r>
+        <w:rPr>
+          <w:rStyle w:val="ControlFlowTok"/>
+        </w:rPr>
+        <w:t xml:space="preserve">if</w:t>
+      </w:r>
+      <w:r>
+        <w:rPr>
+          <w:rStyle w:val="NormalTok"/>
+        </w:rPr>
+        <w:t xml:space="preserve"> </w:t>
+      </w:r>
+      <w:r>
+        <w:rPr>
+          <w:rStyle w:val="OperatorTok"/>
+        </w:rPr>
+        <w:t xml:space="preserve">(</w:t>
+      </w:r>
+      <w:r>
+        <w:rPr>
+          <w:rStyle w:val="NormalTok"/>
+        </w:rPr>
+        <w:t xml:space="preserve">n </w:t>
+      </w:r>
+      <w:r>
+        <w:rPr>
+          <w:rStyle w:val="OperatorTok"/>
+        </w:rPr>
+        <w:t xml:space="preserve">&lt;=</w:t>
+      </w:r>
+      <w:r>
+        <w:rPr>
+          <w:rStyle w:val="NormalTok"/>
+        </w:rPr>
+        <w:t xml:space="preserve"> </w:t>
+      </w:r>
+      <w:r>
+        <w:rPr>
+          <w:rStyle w:val="DecValTok"/>
+        </w:rPr>
+        <w:t xml:space="preserve">1</w:t>
+      </w:r>
+      <w:r>
+        <w:rPr>
+          <w:rStyle w:val="OperatorTok"/>
+        </w:rPr>
+        <w:t xml:space="preserve">)</w:t>
+      </w:r>
+      <w:r>
+        <w:br/>
+      </w:r>
+      <w:r>
+        <w:rPr>
+          <w:rStyle w:val="NormalTok"/>
+        </w:rPr>
+        <w:t xml:space="preserve">    </w:t>
+      </w:r>
+      <w:r>
+        <w:rPr>
+          <w:rStyle w:val="ControlFlowTok"/>
+        </w:rPr>
+        <w:t xml:space="preserve">return</w:t>
+      </w:r>
+      <w:r>
+        <w:rPr>
+          <w:rStyle w:val="NormalTok"/>
+        </w:rPr>
+        <w:t xml:space="preserve"> </w:t>
+      </w:r>
+      <w:r>
+        <w:rPr>
+          <w:rStyle w:val="DecValTok"/>
+        </w:rPr>
+        <w:t xml:space="preserve">1</w:t>
+      </w:r>
+      <w:r>
+        <w:rPr>
+          <w:rStyle w:val="OperatorTok"/>
+        </w:rPr>
+        <w:t xml:space="preserve">;</w:t>
+      </w:r>
+      <w:r>
+        <w:br/>
+      </w:r>
+      <w:r>
+        <w:rPr>
+          <w:rStyle w:val="CommentTok"/>
+        </w:rPr>
+        <w:t xml:space="preserve">// Recursive step for n &gt; 1</w:t>
+      </w:r>
+      <w:r>
+        <w:br/>
+      </w:r>
+      <w:r>
+        <w:rPr>
+          <w:rStyle w:val="ControlFlowTok"/>
+        </w:rPr>
+        <w:t xml:space="preserve">else</w:t>
+      </w:r>
+      <w:r>
+        <w:br/>
+      </w:r>
+      <w:r>
+        <w:rPr>
+          <w:rStyle w:val="NormalTok"/>
+        </w:rPr>
+        <w:t xml:space="preserve">    </w:t>
+      </w:r>
+      <w:r>
+        <w:rPr>
+          <w:rStyle w:val="ControlFlowTok"/>
+        </w:rPr>
+        <w:t xml:space="preserve">return</w:t>
+      </w:r>
+      <w:r>
+        <w:rPr>
+          <w:rStyle w:val="NormalTok"/>
+        </w:rPr>
+        <w:t xml:space="preserve"> n </w:t>
+      </w:r>
+      <w:r>
+        <w:rPr>
+          <w:rStyle w:val="OperatorTok"/>
+        </w:rPr>
+        <w:t xml:space="preserve">*</w:t>
+      </w:r>
+      <w:r>
+        <w:rPr>
+          <w:rStyle w:val="NormalTok"/>
+        </w:rPr>
+        <w:t xml:space="preserve"> </w:t>
+      </w:r>
+      <w:r>
+        <w:rPr>
+          <w:rStyle w:val="FunctionTok"/>
+        </w:rPr>
+        <w:t xml:space="preserve">factorial</w:t>
+      </w:r>
+      <w:r>
+        <w:rPr>
+          <w:rStyle w:val="OperatorTok"/>
+        </w:rPr>
+        <w:t xml:space="preserve">(</w:t>
+      </w:r>
+      <w:r>
+        <w:rPr>
+          <w:rStyle w:val="NormalTok"/>
+        </w:rPr>
+        <w:t xml:space="preserve">n </w:t>
+      </w:r>
+      <w:r>
+        <w:rPr>
+          <w:rStyle w:val="OperatorTok"/>
+        </w:rPr>
+        <w:t xml:space="preserve">-</w:t>
+      </w:r>
+      <w:r>
+        <w:rPr>
+          <w:rStyle w:val="NormalTok"/>
+        </w:rPr>
+        <w:t xml:space="preserve"> </w:t>
+      </w:r>
+      <w:r>
+        <w:rPr>
+          <w:rStyle w:val="DecValTok"/>
+        </w:rPr>
+        <w:t xml:space="preserve">1</w:t>
+      </w:r>
+      <w:r>
+        <w:rPr>
+          <w:rStyle w:val="OperatorTok"/>
+        </w:rPr>
+        <w:t xml:space="preserve">);</w:t>
       </w:r>
     </w:p>
+    <w:bookmarkEnd w:id="25"/>
+    <w:bookmarkStart w:id="26" w:name="usage-notes-2"/>
     <w:p>
-      <w:r>
-        <w:pict>
-          <v:rect style="width:0;height:1.5pt" o:hralign="center" o:hrstd="t" o:hr="t"/>
-        </w:pict>
-      </w:r>
-    </w:p>
-    <w:p>
-      <w:r>
-        <w:pict>
-          <v:rect style="width:0;height:1.5pt" o:hralign="center" o:hrstd="t" o:hr="t"/>
-        </w:pict>
-      </w:r>
-    </w:p>
-    <w:bookmarkStart w:id="27" w:name="functiondef-greet"/>
-    <w:p>
-      <w:pPr>
-        <w:pStyle w:val="Heading3"/>
+      <w:pPr>
+        <w:pStyle w:val="Heading2"/>
       </w:pPr>
       <w:r>
         <w:rPr>
           <w:rStyle w:val="SectionNumber"/>
         </w:rPr>
-        <w:t xml:space="preserve">3.5.1</w:t>
+        <w:t xml:space="preserve">3.4</w:t>
       </w:r>
       <w:r>
         <w:tab/>
       </w:r>
       <w:r>
-        <w:t xml:space="preserve">FunctionDef greet</w:t>
-      </w:r>
-    </w:p>
-    <w:bookmarkEnd w:id="27"/>
-    <w:bookmarkEnd w:id="28"/>
-    <w:bookmarkEnd w:id="29"/>
-    <w:bookmarkStart w:id="36" w:name="function-greet"/>
-    <w:p>
-      <w:pPr>
-        <w:pStyle w:val="Heading1"/>
-      </w:pPr>
-      <w:r>
-        <w:rPr>
-          <w:rStyle w:val="SectionNumber"/>
-        </w:rPr>
-        <w:t xml:space="preserve">4</w:t>
-      </w:r>
-      <w:r>
-        <w:tab/>
-      </w:r>
-      <w:r>
-        <w:t xml:space="preserve">Function: greet</w:t>
-      </w:r>
-    </w:p>
-    <w:bookmarkStart w:id="30" w:name="overview-3"/>
-    <w:p>
-      <w:pPr>
-        <w:pStyle w:val="Heading2"/>
-      </w:pPr>
-      <w:r>
-        <w:rPr>
-          <w:rStyle w:val="SectionNumber"/>
-        </w:rPr>
-        <w:t xml:space="preserve">4.1</w:t>
-      </w:r>
-      <w:r>
-        <w:tab/>
-      </w:r>
-      <w:r>
-        <w:t xml:space="preserve">Overview</w:t>
-      </w:r>
-    </w:p>
-    <w:p>
-      <w:pPr>
-        <w:pStyle w:val="FirstParagraph"/>
-      </w:pPr>
-      <w:r>
-        <w:t xml:space="preserve">The</w:t>
-      </w:r>
-      <w:r>
-        <w:t xml:space="preserve"> </w:t>
-      </w:r>
-      <w:r>
-        <w:rPr>
-          <w:rStyle w:val="VerbatimChar"/>
-        </w:rPr>
-        <w:t xml:space="preserve">greet</w:t>
-      </w:r>
-      <w:r>
-        <w:t xml:space="preserve"> </w:t>
-      </w:r>
-      <w:r>
-        <w:t xml:space="preserve">function prints a personalized greeting message to the standard output console.</w:t>
-      </w:r>
-    </w:p>
-    <w:bookmarkEnd w:id="30"/>
-    <w:bookmarkStart w:id="31" w:name="parameters-2"/>
-    <w:p>
-      <w:pPr>
-        <w:pStyle w:val="Heading2"/>
-      </w:pPr>
-      <w:r>
-        <w:rPr>
-          <w:rStyle w:val="SectionNumber"/>
-        </w:rPr>
-        <w:t xml:space="preserve">4.2</w:t>
-      </w:r>
-      <w:r>
-        <w:tab/>
-      </w:r>
-      <w:r>
-        <w:t xml:space="preserve">parameters</w:t>
+        <w:t xml:space="preserve">Usage Notes</w:t>
       </w:r>
     </w:p>
     <w:p>
@@ -3890,43 +2635,46 @@
         </w:numPr>
       </w:pPr>
       <w:r>
+        <w:t xml:space="preserve">This function is designed for non-negative integers. Passing a negative value for</w:t>
+      </w:r>
+      <w:r>
+        <w:t xml:space="preserve"> </w:t>
+      </w:r>
+      <w:r>
         <w:rPr>
           <w:rStyle w:val="VerbatimChar"/>
         </w:rPr>
-        <w:t xml:space="preserve">name</w:t>
-      </w:r>
-      <w:r>
-        <w:t xml:space="preserve"> </w:t>
-      </w:r>
-      <w:r>
-        <w:t xml:space="preserve">(String): The name of the person or entity to be greeted.</w:t>
-      </w:r>
-    </w:p>
-    <w:bookmarkEnd w:id="31"/>
-    <w:bookmarkStart w:id="32" w:name="description-3"/>
-    <w:p>
-      <w:pPr>
-        <w:pStyle w:val="Heading2"/>
-      </w:pPr>
-      <w:r>
-        <w:rPr>
-          <w:rStyle w:val="SectionNumber"/>
-        </w:rPr>
-        <w:t xml:space="preserve">4.3</w:t>
-      </w:r>
-      <w:r>
-        <w:tab/>
-      </w:r>
-      <w:r>
-        <w:t xml:space="preserve">Description</w:t>
+        <w:t xml:space="preserve">n</w:t>
+      </w:r>
+      <w:r>
+        <w:t xml:space="preserve"> </w:t>
+      </w:r>
+      <w:r>
+        <w:t xml:space="preserve">will cause infinite recursion, leading to a</w:t>
+      </w:r>
+      <w:r>
+        <w:t xml:space="preserve"> </w:t>
+      </w:r>
+      <w:r>
+        <w:rPr>
+          <w:rStyle w:val="VerbatimChar"/>
+        </w:rPr>
+        <w:t xml:space="preserve">java.lang.StackOverflowError</w:t>
+      </w:r>
+      <w:r>
+        <w:t xml:space="preserve">.</w:t>
       </w:r>
     </w:p>
     <w:p>
       <w:pPr>
-        <w:pStyle w:val="FirstParagraph"/>
-      </w:pPr>
-      <w:r>
-        <w:t xml:space="preserve">The</w:t>
+        <w:pStyle w:val="Compact"/>
+        <w:numPr>
+          <w:ilvl w:val="0"/>
+          <w:numId w:val="1005"/>
+        </w:numPr>
+      </w:pPr>
+      <w:r>
+        <w:t xml:space="preserve">The return type is</w:t>
       </w:r>
       <w:r>
         <w:t xml:space="preserve"> </w:t>
@@ -3935,13 +2683,10 @@
         <w:rPr>
           <w:rStyle w:val="VerbatimChar"/>
         </w:rPr>
-        <w:t xml:space="preserve">greet</w:t>
-      </w:r>
-      <w:r>
-        <w:t xml:space="preserve"> </w:t>
-      </w:r>
-      <w:r>
-        <w:t xml:space="preserve">function is a</w:t>
+        <w:t xml:space="preserve">int</w:t>
+      </w:r>
+      <w:r>
+        <w:t xml:space="preserve">. Factorial values grow very quickly, and an integer overflow will occur for</w:t>
       </w:r>
       <w:r>
         <w:t xml:space="preserve"> </w:t>
@@ -3950,13 +2695,10 @@
         <w:rPr>
           <w:rStyle w:val="VerbatimChar"/>
         </w:rPr>
-        <w:t xml:space="preserve">public static</w:t>
-      </w:r>
-      <w:r>
-        <w:t xml:space="preserve"> </w:t>
-      </w:r>
-      <w:r>
-        <w:t xml:space="preserve">method, meaning it can be called directly on the</w:t>
+        <w:t xml:space="preserve">n &gt; 12</w:t>
+      </w:r>
+      <w:r>
+        <w:t xml:space="preserve">. The result of an overflow will be an incorrect, often negative, value. For calculating factorials of larger numbers, consider using a data type with a larger range, such as</w:t>
       </w:r>
       <w:r>
         <w:t xml:space="preserve"> </w:t>
@@ -3965,21 +2707,40 @@
         <w:rPr>
           <w:rStyle w:val="VerbatimChar"/>
         </w:rPr>
-        <w:t xml:space="preserve">Main</w:t>
-      </w:r>
-      <w:r>
-        <w:t xml:space="preserve"> </w:t>
-      </w:r>
-      <w:r>
-        <w:t xml:space="preserve">class without needing to create an instance of the class. It is designed to perform a simple action: displaying a greeting.</w:t>
+        <w:t xml:space="preserve">long</w:t>
+      </w:r>
+      <w:r>
+        <w:t xml:space="preserve"> </w:t>
+      </w:r>
+      <w:r>
+        <w:t xml:space="preserve">or</w:t>
+      </w:r>
+      <w:r>
+        <w:t xml:space="preserve"> </w:t>
+      </w:r>
+      <w:r>
+        <w:rPr>
+          <w:rStyle w:val="VerbatimChar"/>
+        </w:rPr>
+        <w:t xml:space="preserve">java.math.BigInteger</w:t>
+      </w:r>
+      <w:r>
+        <w:t xml:space="preserve">.</w:t>
       </w:r>
     </w:p>
     <w:p>
       <w:pPr>
-        <w:pStyle w:val="BodyText"/>
-      </w:pPr>
-      <w:r>
-        <w:t xml:space="preserve">The function accepts a single parameter,</w:t>
+        <w:pStyle w:val="FirstParagraph"/>
+      </w:pPr>
+      <w:r>
+        <w:rPr>
+          <w:b/>
+          <w:bCs/>
+        </w:rPr>
+        <w:t xml:space="preserve">Output Example</w:t>
+      </w:r>
+      <w:r>
+        <w:t xml:space="preserve">: A single integer representing the calculated factorial.</w:t>
       </w:r>
       <w:r>
         <w:t xml:space="preserve"> </w:t>
@@ -3988,111 +2749,787 @@
         <w:rPr>
           <w:rStyle w:val="VerbatimChar"/>
         </w:rPr>
-        <w:t xml:space="preserve">name</w:t>
-      </w:r>
-      <w:r>
-        <w:t xml:space="preserve">, which is a</w:t>
-      </w:r>
-      <w:r>
-        <w:t xml:space="preserve"> </w:t>
-      </w:r>
-      <w:r>
-        <w:rPr>
-          <w:rStyle w:val="VerbatimChar"/>
-        </w:rPr>
-        <w:t xml:space="preserve">String</w:t>
-      </w:r>
-      <w:r>
-        <w:t xml:space="preserve">. It then uses the</w:t>
-      </w:r>
-      <w:r>
-        <w:t xml:space="preserve"> </w:t>
-      </w:r>
-      <w:r>
-        <w:rPr>
-          <w:rStyle w:val="VerbatimChar"/>
-        </w:rPr>
-        <w:t xml:space="preserve">System.out.println()</w:t>
-      </w:r>
-      <w:r>
-        <w:t xml:space="preserve"> </w:t>
-      </w:r>
-      <w:r>
-        <w:t xml:space="preserve">method to print a formatted string to the console. The output string is constructed by concatenating the literal string</w:t>
-      </w:r>
-      <w:r>
-        <w:t xml:space="preserve"> </w:t>
-      </w:r>
-      <w:r>
-        <w:rPr>
-          <w:rStyle w:val="VerbatimChar"/>
-        </w:rPr>
-        <w:t xml:space="preserve">"Hello, "</w:t>
-      </w:r>
-      <w:r>
-        <w:t xml:space="preserve">, the value passed in the</w:t>
-      </w:r>
-      <w:r>
-        <w:t xml:space="preserve"> </w:t>
-      </w:r>
-      <w:r>
-        <w:rPr>
-          <w:rStyle w:val="VerbatimChar"/>
-        </w:rPr>
-        <w:t xml:space="preserve">name</w:t>
-      </w:r>
-      <w:r>
-        <w:t xml:space="preserve"> </w:t>
-      </w:r>
-      <w:r>
-        <w:t xml:space="preserve">parameter, and the literal string</w:t>
-      </w:r>
-      <w:r>
-        <w:t xml:space="preserve"> </w:t>
-      </w:r>
-      <w:r>
-        <w:rPr>
-          <w:rStyle w:val="VerbatimChar"/>
-        </w:rPr>
-        <w:t xml:space="preserve">"!"</w:t>
-      </w:r>
-      <w:r>
-        <w:t xml:space="preserve">. Because its return type is</w:t>
-      </w:r>
-      <w:r>
-        <w:t xml:space="preserve"> </w:t>
-      </w:r>
-      <w:r>
-        <w:rPr>
-          <w:rStyle w:val="VerbatimChar"/>
-        </w:rPr>
-        <w:t xml:space="preserve">void</w:t>
-      </w:r>
-      <w:r>
-        <w:t xml:space="preserve">, the function does not return any value upon completion.</w:t>
+        <w:t xml:space="preserve">120</w:t>
+      </w:r>
+    </w:p>
+    <w:bookmarkEnd w:id="26"/>
+    <w:bookmarkStart w:id="28" w:name="example-2"/>
+    <w:p>
+      <w:pPr>
+        <w:pStyle w:val="Heading2"/>
+      </w:pPr>
+      <w:r>
+        <w:rPr>
+          <w:rStyle w:val="SectionNumber"/>
+        </w:rPr>
+        <w:t xml:space="preserve">3.5</w:t>
+      </w:r>
+      <w:r>
+        <w:tab/>
+      </w:r>
+      <w:r>
+        <w:t xml:space="preserve">Example</w:t>
       </w:r>
     </w:p>
     <w:p>
       <w:pPr>
-        <w:pStyle w:val="BodyText"/>
-      </w:pPr>
-      <w:r>
-        <w:t xml:space="preserve">For example, if the string</w:t>
-      </w:r>
-      <w:r>
-        <w:t xml:space="preserve"> </w:t>
-      </w:r>
+        <w:pStyle w:val="SourceCode"/>
+      </w:pPr>
+      <w:r>
+        <w:rPr>
+          <w:rStyle w:val="CommentTok"/>
+        </w:rPr>
+        <w:t xml:space="preserve">// Example usage of the factorial function</w:t>
+      </w:r>
+      <w:r>
+        <w:br/>
+      </w:r>
+      <w:r>
+        <w:rPr>
+          <w:rStyle w:val="KeywordTok"/>
+        </w:rPr>
+        <w:t xml:space="preserve">public</w:t>
+      </w:r>
+      <w:r>
+        <w:rPr>
+          <w:rStyle w:val="NormalTok"/>
+        </w:rPr>
+        <w:t xml:space="preserve"> </w:t>
+      </w:r>
+      <w:r>
+        <w:rPr>
+          <w:rStyle w:val="KeywordTok"/>
+        </w:rPr>
+        <w:t xml:space="preserve">class</w:t>
+      </w:r>
+      <w:r>
+        <w:rPr>
+          <w:rStyle w:val="NormalTok"/>
+        </w:rPr>
+        <w:t xml:space="preserve"> Main </w:t>
+      </w:r>
+      <w:r>
+        <w:rPr>
+          <w:rStyle w:val="OperatorTok"/>
+        </w:rPr>
+        <w:t xml:space="preserve">{</w:t>
+      </w:r>
+      <w:r>
+        <w:br/>
+      </w:r>
+      <w:r>
+        <w:rPr>
+          <w:rStyle w:val="NormalTok"/>
+        </w:rPr>
+        <w:t xml:space="preserve">    </w:t>
+      </w:r>
+      <w:r>
+        <w:rPr>
+          <w:rStyle w:val="KeywordTok"/>
+        </w:rPr>
+        <w:t xml:space="preserve">public</w:t>
+      </w:r>
+      <w:r>
+        <w:rPr>
+          <w:rStyle w:val="NormalTok"/>
+        </w:rPr>
+        <w:t xml:space="preserve"> </w:t>
+      </w:r>
+      <w:r>
+        <w:rPr>
+          <w:rStyle w:val="DataTypeTok"/>
+        </w:rPr>
+        <w:t xml:space="preserve">static</w:t>
+      </w:r>
+      <w:r>
+        <w:rPr>
+          <w:rStyle w:val="NormalTok"/>
+        </w:rPr>
+        <w:t xml:space="preserve"> </w:t>
+      </w:r>
+      <w:r>
+        <w:rPr>
+          <w:rStyle w:val="DataTypeTok"/>
+        </w:rPr>
+        <w:t xml:space="preserve">int</w:t>
+      </w:r>
+      <w:r>
+        <w:rPr>
+          <w:rStyle w:val="NormalTok"/>
+        </w:rPr>
+        <w:t xml:space="preserve"> </w:t>
+      </w:r>
+      <w:r>
+        <w:rPr>
+          <w:rStyle w:val="FunctionTok"/>
+        </w:rPr>
+        <w:t xml:space="preserve">factorial</w:t>
+      </w:r>
+      <w:r>
+        <w:rPr>
+          <w:rStyle w:val="OperatorTok"/>
+        </w:rPr>
+        <w:t xml:space="preserve">(</w:t>
+      </w:r>
+      <w:r>
+        <w:rPr>
+          <w:rStyle w:val="DataTypeTok"/>
+        </w:rPr>
+        <w:t xml:space="preserve">int</w:t>
+      </w:r>
+      <w:r>
+        <w:rPr>
+          <w:rStyle w:val="NormalTok"/>
+        </w:rPr>
+        <w:t xml:space="preserve"> n</w:t>
+      </w:r>
+      <w:r>
+        <w:rPr>
+          <w:rStyle w:val="OperatorTok"/>
+        </w:rPr>
+        <w:t xml:space="preserve">)</w:t>
+      </w:r>
+      <w:r>
+        <w:rPr>
+          <w:rStyle w:val="NormalTok"/>
+        </w:rPr>
+        <w:t xml:space="preserve"> </w:t>
+      </w:r>
+      <w:r>
+        <w:rPr>
+          <w:rStyle w:val="OperatorTok"/>
+        </w:rPr>
+        <w:t xml:space="preserve">{</w:t>
+      </w:r>
+      <w:r>
+        <w:br/>
+      </w:r>
+      <w:r>
+        <w:rPr>
+          <w:rStyle w:val="NormalTok"/>
+        </w:rPr>
+        <w:t xml:space="preserve">        </w:t>
+      </w:r>
+      <w:r>
+        <w:rPr>
+          <w:rStyle w:val="ControlFlowTok"/>
+        </w:rPr>
+        <w:t xml:space="preserve">if</w:t>
+      </w:r>
+      <w:r>
+        <w:rPr>
+          <w:rStyle w:val="NormalTok"/>
+        </w:rPr>
+        <w:t xml:space="preserve"> </w:t>
+      </w:r>
+      <w:r>
+        <w:rPr>
+          <w:rStyle w:val="OperatorTok"/>
+        </w:rPr>
+        <w:t xml:space="preserve">(</w:t>
+      </w:r>
+      <w:r>
+        <w:rPr>
+          <w:rStyle w:val="NormalTok"/>
+        </w:rPr>
+        <w:t xml:space="preserve">n </w:t>
+      </w:r>
+      <w:r>
+        <w:rPr>
+          <w:rStyle w:val="OperatorTok"/>
+        </w:rPr>
+        <w:t xml:space="preserve">&lt;=</w:t>
+      </w:r>
+      <w:r>
+        <w:rPr>
+          <w:rStyle w:val="NormalTok"/>
+        </w:rPr>
+        <w:t xml:space="preserve"> </w:t>
+      </w:r>
+      <w:r>
+        <w:rPr>
+          <w:rStyle w:val="DecValTok"/>
+        </w:rPr>
+        <w:t xml:space="preserve">1</w:t>
+      </w:r>
+      <w:r>
+        <w:rPr>
+          <w:rStyle w:val="OperatorTok"/>
+        </w:rPr>
+        <w:t xml:space="preserve">)</w:t>
+      </w:r>
+      <w:r>
+        <w:br/>
+      </w:r>
+      <w:r>
+        <w:rPr>
+          <w:rStyle w:val="NormalTok"/>
+        </w:rPr>
+        <w:t xml:space="preserve">            </w:t>
+      </w:r>
+      <w:r>
+        <w:rPr>
+          <w:rStyle w:val="ControlFlowTok"/>
+        </w:rPr>
+        <w:t xml:space="preserve">return</w:t>
+      </w:r>
+      <w:r>
+        <w:rPr>
+          <w:rStyle w:val="NormalTok"/>
+        </w:rPr>
+        <w:t xml:space="preserve"> </w:t>
+      </w:r>
+      <w:r>
+        <w:rPr>
+          <w:rStyle w:val="DecValTok"/>
+        </w:rPr>
+        <w:t xml:space="preserve">1</w:t>
+      </w:r>
+      <w:r>
+        <w:rPr>
+          <w:rStyle w:val="OperatorTok"/>
+        </w:rPr>
+        <w:t xml:space="preserve">;</w:t>
+      </w:r>
+      <w:r>
+        <w:br/>
+      </w:r>
+      <w:r>
+        <w:rPr>
+          <w:rStyle w:val="NormalTok"/>
+        </w:rPr>
+        <w:t xml:space="preserve">        </w:t>
+      </w:r>
+      <w:r>
+        <w:rPr>
+          <w:rStyle w:val="ControlFlowTok"/>
+        </w:rPr>
+        <w:t xml:space="preserve">else</w:t>
+      </w:r>
+      <w:r>
+        <w:br/>
+      </w:r>
+      <w:r>
+        <w:rPr>
+          <w:rStyle w:val="NormalTok"/>
+        </w:rPr>
+        <w:t xml:space="preserve">            </w:t>
+      </w:r>
+      <w:r>
+        <w:rPr>
+          <w:rStyle w:val="ControlFlowTok"/>
+        </w:rPr>
+        <w:t xml:space="preserve">return</w:t>
+      </w:r>
+      <w:r>
+        <w:rPr>
+          <w:rStyle w:val="NormalTok"/>
+        </w:rPr>
+        <w:t xml:space="preserve"> n </w:t>
+      </w:r>
+      <w:r>
+        <w:rPr>
+          <w:rStyle w:val="OperatorTok"/>
+        </w:rPr>
+        <w:t xml:space="preserve">*</w:t>
+      </w:r>
+      <w:r>
+        <w:rPr>
+          <w:rStyle w:val="NormalTok"/>
+        </w:rPr>
+        <w:t xml:space="preserve"> </w:t>
+      </w:r>
+      <w:r>
+        <w:rPr>
+          <w:rStyle w:val="FunctionTok"/>
+        </w:rPr>
+        <w:t xml:space="preserve">factorial</w:t>
+      </w:r>
+      <w:r>
+        <w:rPr>
+          <w:rStyle w:val="OperatorTok"/>
+        </w:rPr>
+        <w:t xml:space="preserve">(</w:t>
+      </w:r>
+      <w:r>
+        <w:rPr>
+          <w:rStyle w:val="NormalTok"/>
+        </w:rPr>
+        <w:t xml:space="preserve">n </w:t>
+      </w:r>
+      <w:r>
+        <w:rPr>
+          <w:rStyle w:val="OperatorTok"/>
+        </w:rPr>
+        <w:t xml:space="preserve">-</w:t>
+      </w:r>
+      <w:r>
+        <w:rPr>
+          <w:rStyle w:val="NormalTok"/>
+        </w:rPr>
+        <w:t xml:space="preserve"> </w:t>
+      </w:r>
+      <w:r>
+        <w:rPr>
+          <w:rStyle w:val="DecValTok"/>
+        </w:rPr>
+        <w:t xml:space="preserve">1</w:t>
+      </w:r>
+      <w:r>
+        <w:rPr>
+          <w:rStyle w:val="OperatorTok"/>
+        </w:rPr>
+        <w:t xml:space="preserve">);</w:t>
+      </w:r>
+      <w:r>
+        <w:br/>
+      </w:r>
+      <w:r>
+        <w:rPr>
+          <w:rStyle w:val="NormalTok"/>
+        </w:rPr>
+        <w:t xml:space="preserve">    </w:t>
+      </w:r>
+      <w:r>
+        <w:rPr>
+          <w:rStyle w:val="OperatorTok"/>
+        </w:rPr>
+        <w:t xml:space="preserve">}</w:t>
+      </w:r>
+      <w:r>
+        <w:br/>
+      </w:r>
+      <w:r>
+        <w:br/>
+      </w:r>
+      <w:r>
+        <w:rPr>
+          <w:rStyle w:val="NormalTok"/>
+        </w:rPr>
+        <w:t xml:space="preserve">    </w:t>
+      </w:r>
+      <w:r>
+        <w:rPr>
+          <w:rStyle w:val="KeywordTok"/>
+        </w:rPr>
+        <w:t xml:space="preserve">public</w:t>
+      </w:r>
+      <w:r>
+        <w:rPr>
+          <w:rStyle w:val="NormalTok"/>
+        </w:rPr>
+        <w:t xml:space="preserve"> </w:t>
+      </w:r>
+      <w:r>
+        <w:rPr>
+          <w:rStyle w:val="DataTypeTok"/>
+        </w:rPr>
+        <w:t xml:space="preserve">static</w:t>
+      </w:r>
+      <w:r>
+        <w:rPr>
+          <w:rStyle w:val="NormalTok"/>
+        </w:rPr>
+        <w:t xml:space="preserve"> </w:t>
+      </w:r>
+      <w:r>
+        <w:rPr>
+          <w:rStyle w:val="DataTypeTok"/>
+        </w:rPr>
+        <w:t xml:space="preserve">void</w:t>
+      </w:r>
+      <w:r>
+        <w:rPr>
+          <w:rStyle w:val="NormalTok"/>
+        </w:rPr>
+        <w:t xml:space="preserve"> </w:t>
+      </w:r>
+      <w:r>
+        <w:rPr>
+          <w:rStyle w:val="FunctionTok"/>
+        </w:rPr>
+        <w:t xml:space="preserve">main</w:t>
+      </w:r>
+      <w:r>
+        <w:rPr>
+          <w:rStyle w:val="OperatorTok"/>
+        </w:rPr>
+        <w:t xml:space="preserve">(</w:t>
+      </w:r>
+      <w:r>
+        <w:rPr>
+          <w:rStyle w:val="BuiltInTok"/>
+        </w:rPr>
+        <w:t xml:space="preserve">String</w:t>
+      </w:r>
+      <w:r>
+        <w:rPr>
+          <w:rStyle w:val="OperatorTok"/>
+        </w:rPr>
+        <w:t xml:space="preserve">[]</w:t>
+      </w:r>
+      <w:r>
+        <w:rPr>
+          <w:rStyle w:val="NormalTok"/>
+        </w:rPr>
+        <w:t xml:space="preserve"> args</w:t>
+      </w:r>
+      <w:r>
+        <w:rPr>
+          <w:rStyle w:val="OperatorTok"/>
+        </w:rPr>
+        <w:t xml:space="preserve">)</w:t>
+      </w:r>
+      <w:r>
+        <w:rPr>
+          <w:rStyle w:val="NormalTok"/>
+        </w:rPr>
+        <w:t xml:space="preserve"> </w:t>
+      </w:r>
+      <w:r>
+        <w:rPr>
+          <w:rStyle w:val="OperatorTok"/>
+        </w:rPr>
+        <w:t xml:space="preserve">{</w:t>
+      </w:r>
+      <w:r>
+        <w:br/>
+      </w:r>
+      <w:r>
+        <w:rPr>
+          <w:rStyle w:val="NormalTok"/>
+        </w:rPr>
+        <w:t xml:space="preserve">        </w:t>
+      </w:r>
+      <w:r>
+        <w:rPr>
+          <w:rStyle w:val="DataTypeTok"/>
+        </w:rPr>
+        <w:t xml:space="preserve">int</w:t>
+      </w:r>
+      <w:r>
+        <w:rPr>
+          <w:rStyle w:val="NormalTok"/>
+        </w:rPr>
+        <w:t xml:space="preserve"> number </w:t>
+      </w:r>
+      <w:r>
+        <w:rPr>
+          <w:rStyle w:val="OperatorTok"/>
+        </w:rPr>
+        <w:t xml:space="preserve">=</w:t>
+      </w:r>
+      <w:r>
+        <w:rPr>
+          <w:rStyle w:val="NormalTok"/>
+        </w:rPr>
+        <w:t xml:space="preserve"> </w:t>
+      </w:r>
+      <w:r>
+        <w:rPr>
+          <w:rStyle w:val="DecValTok"/>
+        </w:rPr>
+        <w:t xml:space="preserve">5</w:t>
+      </w:r>
+      <w:r>
+        <w:rPr>
+          <w:rStyle w:val="OperatorTok"/>
+        </w:rPr>
+        <w:t xml:space="preserve">;</w:t>
+      </w:r>
+      <w:r>
+        <w:br/>
+      </w:r>
+      <w:r>
+        <w:rPr>
+          <w:rStyle w:val="NormalTok"/>
+        </w:rPr>
+        <w:t xml:space="preserve">        </w:t>
+      </w:r>
+      <w:r>
+        <w:rPr>
+          <w:rStyle w:val="DataTypeTok"/>
+        </w:rPr>
+        <w:t xml:space="preserve">int</w:t>
+      </w:r>
+      <w:r>
+        <w:rPr>
+          <w:rStyle w:val="NormalTok"/>
+        </w:rPr>
+        <w:t xml:space="preserve"> result </w:t>
+      </w:r>
+      <w:r>
+        <w:rPr>
+          <w:rStyle w:val="OperatorTok"/>
+        </w:rPr>
+        <w:t xml:space="preserve">=</w:t>
+      </w:r>
+      <w:r>
+        <w:rPr>
+          <w:rStyle w:val="NormalTok"/>
+        </w:rPr>
+        <w:t xml:space="preserve"> </w:t>
+      </w:r>
+      <w:r>
+        <w:rPr>
+          <w:rStyle w:val="FunctionTok"/>
+        </w:rPr>
+        <w:t xml:space="preserve">factorial</w:t>
+      </w:r>
+      <w:r>
+        <w:rPr>
+          <w:rStyle w:val="OperatorTok"/>
+        </w:rPr>
+        <w:t xml:space="preserve">(</w:t>
+      </w:r>
+      <w:r>
+        <w:rPr>
+          <w:rStyle w:val="NormalTok"/>
+        </w:rPr>
+        <w:t xml:space="preserve">number</w:t>
+      </w:r>
+      <w:r>
+        <w:rPr>
+          <w:rStyle w:val="OperatorTok"/>
+        </w:rPr>
+        <w:t xml:space="preserve">);</w:t>
+      </w:r>
+      <w:r>
+        <w:br/>
+      </w:r>
+      <w:r>
+        <w:rPr>
+          <w:rStyle w:val="NormalTok"/>
+        </w:rPr>
+        <w:t xml:space="preserve">        </w:t>
+      </w:r>
+      <w:r>
+        <w:rPr>
+          <w:rStyle w:val="BuiltInTok"/>
+        </w:rPr>
+        <w:t xml:space="preserve">System</w:t>
+      </w:r>
+      <w:r>
+        <w:rPr>
+          <w:rStyle w:val="OperatorTok"/>
+        </w:rPr>
+        <w:t xml:space="preserve">.</w:t>
+      </w:r>
+      <w:r>
+        <w:rPr>
+          <w:rStyle w:val="FunctionTok"/>
+        </w:rPr>
+        <w:t xml:space="preserve">out</w:t>
+      </w:r>
+      <w:r>
+        <w:rPr>
+          <w:rStyle w:val="OperatorTok"/>
+        </w:rPr>
+        <w:t xml:space="preserve">.</w:t>
+      </w:r>
+      <w:r>
+        <w:rPr>
+          <w:rStyle w:val="FunctionTok"/>
+        </w:rPr>
+        <w:t xml:space="preserve">println</w:t>
+      </w:r>
+      <w:r>
+        <w:rPr>
+          <w:rStyle w:val="OperatorTok"/>
+        </w:rPr>
+        <w:t xml:space="preserve">(</w:t>
+      </w:r>
+      <w:r>
+        <w:rPr>
+          <w:rStyle w:val="StringTok"/>
+        </w:rPr>
+        <w:t xml:space="preserve">"The factorial of "</w:t>
+      </w:r>
+      <w:r>
+        <w:rPr>
+          <w:rStyle w:val="NormalTok"/>
+        </w:rPr>
+        <w:t xml:space="preserve"> </w:t>
+      </w:r>
+      <w:r>
+        <w:rPr>
+          <w:rStyle w:val="OperatorTok"/>
+        </w:rPr>
+        <w:t xml:space="preserve">+</w:t>
+      </w:r>
+      <w:r>
+        <w:rPr>
+          <w:rStyle w:val="NormalTok"/>
+        </w:rPr>
+        <w:t xml:space="preserve"> number </w:t>
+      </w:r>
+      <w:r>
+        <w:rPr>
+          <w:rStyle w:val="OperatorTok"/>
+        </w:rPr>
+        <w:t xml:space="preserve">+</w:t>
+      </w:r>
+      <w:r>
+        <w:rPr>
+          <w:rStyle w:val="NormalTok"/>
+        </w:rPr>
+        <w:t xml:space="preserve"> </w:t>
+      </w:r>
+      <w:r>
+        <w:rPr>
+          <w:rStyle w:val="StringTok"/>
+        </w:rPr>
+        <w:t xml:space="preserve">" is: "</w:t>
+      </w:r>
+      <w:r>
+        <w:rPr>
+          <w:rStyle w:val="NormalTok"/>
+        </w:rPr>
+        <w:t xml:space="preserve"> </w:t>
+      </w:r>
+      <w:r>
+        <w:rPr>
+          <w:rStyle w:val="OperatorTok"/>
+        </w:rPr>
+        <w:t xml:space="preserve">+</w:t>
+      </w:r>
+      <w:r>
+        <w:rPr>
+          <w:rStyle w:val="NormalTok"/>
+        </w:rPr>
+        <w:t xml:space="preserve"> result</w:t>
+      </w:r>
+      <w:r>
+        <w:rPr>
+          <w:rStyle w:val="OperatorTok"/>
+        </w:rPr>
+        <w:t xml:space="preserve">);</w:t>
+      </w:r>
+      <w:r>
+        <w:br/>
+      </w:r>
+      <w:r>
+        <w:rPr>
+          <w:rStyle w:val="NormalTok"/>
+        </w:rPr>
+        <w:t xml:space="preserve">    </w:t>
+      </w:r>
+      <w:r>
+        <w:rPr>
+          <w:rStyle w:val="OperatorTok"/>
+        </w:rPr>
+        <w:t xml:space="preserve">}</w:t>
+      </w:r>
+      <w:r>
+        <w:br/>
+      </w:r>
+      <w:r>
+        <w:rPr>
+          <w:rStyle w:val="OperatorTok"/>
+        </w:rPr>
+        <w:t xml:space="preserve">}</w:t>
+      </w:r>
+    </w:p>
+    <w:p>
+      <w:pPr>
+        <w:pStyle w:val="FirstParagraph"/>
+      </w:pPr>
+      <w:r>
+        <w:rPr>
+          <w:b/>
+          <w:bCs/>
+        </w:rPr>
+        <w:t xml:space="preserve">Output:</w:t>
+      </w:r>
+    </w:p>
+    <w:p>
+      <w:pPr>
+        <w:pStyle w:val="SourceCode"/>
+      </w:pPr>
       <w:r>
         <w:rPr>
           <w:rStyle w:val="VerbatimChar"/>
         </w:rPr>
-        <w:t xml:space="preserve">"World"</w:t>
-      </w:r>
-      <w:r>
-        <w:t xml:space="preserve"> </w:t>
-      </w:r>
-      <w:r>
-        <w:t xml:space="preserve">is passed as the</w:t>
+        <w:t xml:space="preserve">The factorial of 5 is: 120</w:t>
+      </w:r>
+    </w:p>
+    <w:p>
+      <w:r>
+        <w:pict>
+          <v:rect style="width:0;height:1.5pt" o:hralign="center" o:hrstd="t" o:hr="t"/>
+        </w:pict>
+      </w:r>
+    </w:p>
+    <w:p>
+      <w:r>
+        <w:pict>
+          <v:rect style="width:0;height:1.5pt" o:hralign="center" o:hrstd="t" o:hr="t"/>
+        </w:pict>
+      </w:r>
+    </w:p>
+    <w:bookmarkStart w:id="27" w:name="functiondef-greet"/>
+    <w:p>
+      <w:pPr>
+        <w:pStyle w:val="Heading3"/>
+      </w:pPr>
+      <w:r>
+        <w:rPr>
+          <w:rStyle w:val="SectionNumber"/>
+        </w:rPr>
+        <w:t xml:space="preserve">3.5.1</w:t>
+      </w:r>
+      <w:r>
+        <w:tab/>
+      </w:r>
+      <w:r>
+        <w:t xml:space="preserve">FunctionDef greet</w:t>
+      </w:r>
+    </w:p>
+    <w:bookmarkEnd w:id="27"/>
+    <w:bookmarkEnd w:id="28"/>
+    <w:bookmarkEnd w:id="29"/>
+    <w:bookmarkStart w:id="36" w:name="function-greetstring-name"/>
+    <w:p>
+      <w:pPr>
+        <w:pStyle w:val="Heading1"/>
+      </w:pPr>
+      <w:r>
+        <w:rPr>
+          <w:rStyle w:val="SectionNumber"/>
+        </w:rPr>
+        <w:t xml:space="preserve">4</w:t>
+      </w:r>
+      <w:r>
+        <w:tab/>
+      </w:r>
+      <w:r>
+        <w:t xml:space="preserve">Function: greet(String name)</w:t>
+      </w:r>
+    </w:p>
+    <w:bookmarkStart w:id="30" w:name="overview-3"/>
+    <w:p>
+      <w:pPr>
+        <w:pStyle w:val="Heading2"/>
+      </w:pPr>
+      <w:r>
+        <w:rPr>
+          <w:rStyle w:val="SectionNumber"/>
+        </w:rPr>
+        <w:t xml:space="preserve">4.1</w:t>
+      </w:r>
+      <w:r>
+        <w:tab/>
+      </w:r>
+      <w:r>
+        <w:t xml:space="preserve">Overview</w:t>
+      </w:r>
+    </w:p>
+    <w:p>
+      <w:pPr>
+        <w:pStyle w:val="FirstParagraph"/>
+      </w:pPr>
+      <w:r>
+        <w:t xml:space="preserve">The</w:t>
       </w:r>
       <w:r>
         <w:t xml:space="preserve"> </w:t>
@@ -4101,32 +3538,17 @@
         <w:rPr>
           <w:rStyle w:val="VerbatimChar"/>
         </w:rPr>
-        <w:t xml:space="preserve">name</w:t>
-      </w:r>
-      <w:r>
-        <w:t xml:space="preserve"> </w:t>
-      </w:r>
-      <w:r>
-        <w:t xml:space="preserve">argument, the function will print</w:t>
-      </w:r>
-      <w:r>
-        <w:t xml:space="preserve"> </w:t>
-      </w:r>
-      <w:r>
-        <w:rPr>
-          <w:rStyle w:val="VerbatimChar"/>
-        </w:rPr>
-        <w:t xml:space="preserve">"Hello, World!"</w:t>
-      </w:r>
-      <w:r>
-        <w:t xml:space="preserve"> </w:t>
-      </w:r>
-      <w:r>
-        <w:t xml:space="preserve">to the console.</w:t>
+        <w:t xml:space="preserve">greet</w:t>
+      </w:r>
+      <w:r>
+        <w:t xml:space="preserve"> </w:t>
+      </w:r>
+      <w:r>
+        <w:t xml:space="preserve">function prints a personalized greeting message to the standard output.</w:t>
       </w:r>
     </w:p>
-    <w:bookmarkEnd w:id="32"/>
-    <w:bookmarkStart w:id="33" w:name="usage-notes-3"/>
+    <w:bookmarkEnd w:id="30"/>
+    <w:bookmarkStart w:id="31" w:name="parameters-2"/>
     <w:p>
       <w:pPr>
         <w:pStyle w:val="Heading2"/>
@@ -4135,13 +3557,13 @@
         <w:rPr>
           <w:rStyle w:val="SectionNumber"/>
         </w:rPr>
-        <w:t xml:space="preserve">4.4</w:t>
+        <w:t xml:space="preserve">4.2</w:t>
       </w:r>
       <w:r>
         <w:tab/>
       </w:r>
       <w:r>
-        <w:t xml:space="preserve">Usage Notes</w:t>
+        <w:t xml:space="preserve">parameters</w:t>
       </w:r>
     </w:p>
     <w:p>
@@ -4153,22 +3575,179 @@
         </w:numPr>
       </w:pPr>
       <w:r>
-        <w:t xml:space="preserve">This function prints directly to the standard output and does not return the greeting string. If you need to store or manipulate the greeting message, you will need to modify the function to return a</w:t>
-      </w:r>
-      <w:r>
-        <w:t xml:space="preserve"> </w:t>
-      </w:r>
-      <w:r>
         <w:rPr>
           <w:rStyle w:val="VerbatimChar"/>
         </w:rPr>
+        <w:t xml:space="preserve">name</w:t>
+      </w:r>
+      <w:r>
+        <w:t xml:space="preserve">:</w:t>
+      </w:r>
+      <w:r>
+        <w:t xml:space="preserve"> </w:t>
+      </w:r>
+      <w:r>
+        <w:rPr>
+          <w:rStyle w:val="VerbatimChar"/>
+        </w:rPr>
         <w:t xml:space="preserve">String</w:t>
       </w:r>
       <w:r>
         <w:t xml:space="preserve"> </w:t>
       </w:r>
       <w:r>
-        <w:t xml:space="preserve">instead.</w:t>
+        <w:t xml:space="preserve">- The name of the person or entity to greet. This string will be incorporated into the output message.</w:t>
+      </w:r>
+    </w:p>
+    <w:bookmarkEnd w:id="31"/>
+    <w:bookmarkStart w:id="32" w:name="description-3"/>
+    <w:p>
+      <w:pPr>
+        <w:pStyle w:val="Heading2"/>
+      </w:pPr>
+      <w:r>
+        <w:rPr>
+          <w:rStyle w:val="SectionNumber"/>
+        </w:rPr>
+        <w:t xml:space="preserve">4.3</w:t>
+      </w:r>
+      <w:r>
+        <w:tab/>
+      </w:r>
+      <w:r>
+        <w:t xml:space="preserve">Description</w:t>
+      </w:r>
+    </w:p>
+    <w:p>
+      <w:pPr>
+        <w:pStyle w:val="FirstParagraph"/>
+      </w:pPr>
+      <w:r>
+        <w:t xml:space="preserve">This</w:t>
+      </w:r>
+      <w:r>
+        <w:t xml:space="preserve"> </w:t>
+      </w:r>
+      <w:r>
+        <w:rPr>
+          <w:rStyle w:val="VerbatimChar"/>
+        </w:rPr>
+        <w:t xml:space="preserve">static</w:t>
+      </w:r>
+      <w:r>
+        <w:t xml:space="preserve"> </w:t>
+      </w:r>
+      <w:r>
+        <w:t xml:space="preserve">method provides a simple way to display a standardized greeting. It accepts a single</w:t>
+      </w:r>
+      <w:r>
+        <w:t xml:space="preserve"> </w:t>
+      </w:r>
+      <w:r>
+        <w:rPr>
+          <w:rStyle w:val="VerbatimChar"/>
+        </w:rPr>
+        <w:t xml:space="preserve">String</w:t>
+      </w:r>
+      <w:r>
+        <w:t xml:space="preserve"> </w:t>
+      </w:r>
+      <w:r>
+        <w:t xml:space="preserve">parameter,</w:t>
+      </w:r>
+      <w:r>
+        <w:t xml:space="preserve"> </w:t>
+      </w:r>
+      <w:r>
+        <w:rPr>
+          <w:rStyle w:val="VerbatimChar"/>
+        </w:rPr>
+        <w:t xml:space="preserve">name</w:t>
+      </w:r>
+      <w:r>
+        <w:t xml:space="preserve">. The core logic involves string concatenation: it combines the literal string</w:t>
+      </w:r>
+      <w:r>
+        <w:t xml:space="preserve"> </w:t>
+      </w:r>
+      <w:r>
+        <w:rPr>
+          <w:rStyle w:val="VerbatimChar"/>
+        </w:rPr>
+        <w:t xml:space="preserve">"Hello, "</w:t>
+      </w:r>
+      <w:r>
+        <w:t xml:space="preserve">, the value passed in the</w:t>
+      </w:r>
+      <w:r>
+        <w:t xml:space="preserve"> </w:t>
+      </w:r>
+      <w:r>
+        <w:rPr>
+          <w:rStyle w:val="VerbatimChar"/>
+        </w:rPr>
+        <w:t xml:space="preserve">name</w:t>
+      </w:r>
+      <w:r>
+        <w:t xml:space="preserve"> </w:t>
+      </w:r>
+      <w:r>
+        <w:t xml:space="preserve">parameter, and the literal string</w:t>
+      </w:r>
+      <w:r>
+        <w:t xml:space="preserve"> </w:t>
+      </w:r>
+      <w:r>
+        <w:rPr>
+          <w:rStyle w:val="VerbatimChar"/>
+        </w:rPr>
+        <w:t xml:space="preserve">"!"</w:t>
+      </w:r>
+      <w:r>
+        <w:t xml:space="preserve">. The resulting string is then printed to the standard console output using</w:t>
+      </w:r>
+      <w:r>
+        <w:t xml:space="preserve"> </w:t>
+      </w:r>
+      <w:r>
+        <w:rPr>
+          <w:rStyle w:val="VerbatimChar"/>
+        </w:rPr>
+        <w:t xml:space="preserve">System.out.println()</w:t>
+      </w:r>
+      <w:r>
+        <w:t xml:space="preserve">, which also appends a newline character at the end. Because the method is declared as</w:t>
+      </w:r>
+      <w:r>
+        <w:t xml:space="preserve"> </w:t>
+      </w:r>
+      <w:r>
+        <w:rPr>
+          <w:rStyle w:val="VerbatimChar"/>
+        </w:rPr>
+        <w:t xml:space="preserve">void</w:t>
+      </w:r>
+      <w:r>
+        <w:t xml:space="preserve">, it does not return any value.</w:t>
+      </w:r>
+    </w:p>
+    <w:bookmarkEnd w:id="32"/>
+    <w:bookmarkStart w:id="33" w:name="usage-notes-3"/>
+    <w:p>
+      <w:pPr>
+        <w:pStyle w:val="Heading2"/>
+      </w:pPr>
+      <w:r>
+        <w:rPr>
+          <w:rStyle w:val="SectionNumber"/>
+        </w:rPr>
+        <w:t xml:space="preserve">4.4</w:t>
+      </w:r>
+      <w:r>
+        <w:tab/>
+      </w:r>
+      <w:r>
+        <w:t xml:space="preserve">Usage Notes</w:t>
       </w:r>
     </w:p>
     <w:p>
@@ -4176,11 +3755,11 @@
         <w:pStyle w:val="Compact"/>
         <w:numPr>
           <w:ilvl w:val="0"/>
-          <w:numId w:val="1006"/>
+          <w:numId w:val="1007"/>
         </w:numPr>
       </w:pPr>
       <w:r>
-        <w:t xml:space="preserve">The function will concatenate the provided</w:t>
+        <w:t xml:space="preserve">This is a</w:t>
       </w:r>
       <w:r>
         <w:t xml:space="preserve"> </w:t>
@@ -4189,19 +3768,22 @@
         <w:rPr>
           <w:rStyle w:val="VerbatimChar"/>
         </w:rPr>
-        <w:t xml:space="preserve">name</w:t>
-      </w:r>
-      <w:r>
-        <w:t xml:space="preserve"> </w:t>
-      </w:r>
-      <w:r>
-        <w:t xml:space="preserve">as-is. If an empty string is passed, the output will be</w:t>
-      </w:r>
-      <w:r>
-        <w:t xml:space="preserve"> </w:t>
-      </w:r>
-      <w:r>
-        <w:t xml:space="preserve">“Hello, !”</w:t>
+        <w:t xml:space="preserve">static</w:t>
+      </w:r>
+      <w:r>
+        <w:t xml:space="preserve"> </w:t>
+      </w:r>
+      <w:r>
+        <w:t xml:space="preserve">method and should be called on the class, for example,</w:t>
+      </w:r>
+      <w:r>
+        <w:t xml:space="preserve"> </w:t>
+      </w:r>
+      <w:r>
+        <w:rPr>
+          <w:rStyle w:val="VerbatimChar"/>
+        </w:rPr>
+        <w:t xml:space="preserve">Main.greet("World")</w:t>
       </w:r>
       <w:r>
         <w:t xml:space="preserve">.</w:t>
@@ -4212,11 +3794,23 @@
         <w:pStyle w:val="Compact"/>
         <w:numPr>
           <w:ilvl w:val="0"/>
-          <w:numId w:val="1006"/>
+          <w:numId w:val="1007"/>
         </w:numPr>
       </w:pPr>
       <w:r>
-        <w:t xml:space="preserve">If</w:t>
+        <w:t xml:space="preserve">The method prints directly to the console; it does not return the greeting string.</w:t>
+      </w:r>
+    </w:p>
+    <w:p>
+      <w:pPr>
+        <w:pStyle w:val="Compact"/>
+        <w:numPr>
+          <w:ilvl w:val="0"/>
+          <w:numId w:val="1007"/>
+        </w:numPr>
+      </w:pPr>
+      <w:r>
+        <w:t xml:space="preserve">If a</w:t>
       </w:r>
       <w:r>
         <w:t xml:space="preserve"> </w:t>
@@ -4231,16 +3825,19 @@
         <w:t xml:space="preserve"> </w:t>
       </w:r>
       <w:r>
-        <w:t xml:space="preserve">is passed as the argument, Java’s string concatenation will convert it to the string</w:t>
-      </w:r>
-      <w:r>
-        <w:t xml:space="preserve"> </w:t>
-      </w:r>
-      <w:r>
-        <w:t xml:space="preserve">“null”</w:t>
-      </w:r>
-      <w:r>
-        <w:t xml:space="preserve">, resulting in the output</w:t>
+        <w:t xml:space="preserve">value is passed as the</w:t>
+      </w:r>
+      <w:r>
+        <w:t xml:space="preserve"> </w:t>
+      </w:r>
+      <w:r>
+        <w:rPr>
+          <w:rStyle w:val="VerbatimChar"/>
+        </w:rPr>
+        <w:t xml:space="preserve">name</w:t>
+      </w:r>
+      <w:r>
+        <w:t xml:space="preserve">, the output will be</w:t>
       </w:r>
       <w:r>
         <w:t xml:space="preserve"> </w:t>
@@ -4277,33 +3874,93 @@
       </w:pPr>
       <w:r>
         <w:rPr>
+          <w:rStyle w:val="NormalTok"/>
+        </w:rPr>
+        <w:t xml:space="preserve">public </w:t>
+      </w:r>
+      <w:r>
+        <w:rPr>
           <w:rStyle w:val="KeywordTok"/>
         </w:rPr>
-        <w:t xml:space="preserve">public</w:t>
+        <w:t xml:space="preserve">class</w:t>
       </w:r>
       <w:r>
         <w:rPr>
           <w:rStyle w:val="NormalTok"/>
         </w:rPr>
-        <w:t xml:space="preserve"> </w:t>
-      </w:r>
-      <w:r>
-        <w:rPr>
-          <w:rStyle w:val="KeywordTok"/>
-        </w:rPr>
-        <w:t xml:space="preserve">class</w:t>
+        <w:t xml:space="preserve"> Main {</w:t>
+      </w:r>
+      <w:r>
+        <w:br/>
       </w:r>
       <w:r>
         <w:rPr>
           <w:rStyle w:val="NormalTok"/>
         </w:rPr>
-        <w:t xml:space="preserve"> Main </w:t>
+        <w:t xml:space="preserve">    public static void greet(String name) {</w:t>
+      </w:r>
+      <w:r>
+        <w:br/>
+      </w:r>
+      <w:r>
+        <w:rPr>
+          <w:rStyle w:val="NormalTok"/>
+        </w:rPr>
+        <w:t xml:space="preserve">        System.out.println(</w:t>
+      </w:r>
+      <w:r>
+        <w:rPr>
+          <w:rStyle w:val="StringTok"/>
+        </w:rPr>
+        <w:t xml:space="preserve">"Hello, "</w:t>
+      </w:r>
+      <w:r>
+        <w:rPr>
+          <w:rStyle w:val="NormalTok"/>
+        </w:rPr>
+        <w:t xml:space="preserve"> </w:t>
       </w:r>
       <w:r>
         <w:rPr>
           <w:rStyle w:val="OperatorTok"/>
         </w:rPr>
-        <w:t xml:space="preserve">{</w:t>
+        <w:t xml:space="preserve">+</w:t>
+      </w:r>
+      <w:r>
+        <w:rPr>
+          <w:rStyle w:val="NormalTok"/>
+        </w:rPr>
+        <w:t xml:space="preserve"> name </w:t>
+      </w:r>
+      <w:r>
+        <w:rPr>
+          <w:rStyle w:val="OperatorTok"/>
+        </w:rPr>
+        <w:t xml:space="preserve">+</w:t>
+      </w:r>
+      <w:r>
+        <w:rPr>
+          <w:rStyle w:val="NormalTok"/>
+        </w:rPr>
+        <w:t xml:space="preserve"> </w:t>
+      </w:r>
+      <w:r>
+        <w:rPr>
+          <w:rStyle w:val="StringTok"/>
+        </w:rPr>
+        <w:t xml:space="preserve">"!"</w:t>
+      </w:r>
+      <w:r>
+        <w:rPr>
+          <w:rStyle w:val="NormalTok"/>
+        </w:rPr>
+        <w:t xml:space="preserve">)</w:t>
+      </w:r>
+      <w:r>
+        <w:rPr>
+          <w:rStyle w:val="OperatorTok"/>
+        </w:rPr>
+        <w:t xml:space="preserve">;</w:t>
       </w:r>
       <w:r>
         <w:br/>
@@ -4312,85 +3969,103 @@
         <w:rPr>
           <w:rStyle w:val="NormalTok"/>
         </w:rPr>
-        <w:t xml:space="preserve">    </w:t>
-      </w:r>
-      <w:r>
-        <w:rPr>
-          <w:rStyle w:val="KeywordTok"/>
-        </w:rPr>
-        <w:t xml:space="preserve">public</w:t>
+        <w:t xml:space="preserve">    }</w:t>
+      </w:r>
+      <w:r>
+        <w:br/>
+      </w:r>
+      <w:r>
+        <w:br/>
       </w:r>
       <w:r>
         <w:rPr>
           <w:rStyle w:val="NormalTok"/>
         </w:rPr>
-        <w:t xml:space="preserve"> </w:t>
-      </w:r>
-      <w:r>
-        <w:rPr>
-          <w:rStyle w:val="DataTypeTok"/>
-        </w:rPr>
-        <w:t xml:space="preserve">static</w:t>
+        <w:t xml:space="preserve">    public static void main(String[] args) {</w:t>
+      </w:r>
+      <w:r>
+        <w:br/>
       </w:r>
       <w:r>
         <w:rPr>
           <w:rStyle w:val="NormalTok"/>
         </w:rPr>
-        <w:t xml:space="preserve"> </w:t>
-      </w:r>
-      <w:r>
-        <w:rPr>
-          <w:rStyle w:val="DataTypeTok"/>
-        </w:rPr>
-        <w:t xml:space="preserve">void</w:t>
+        <w:t xml:space="preserve">        </w:t>
+      </w:r>
+      <w:r>
+        <w:rPr>
+          <w:rStyle w:val="OperatorTok"/>
+        </w:rPr>
+        <w:t xml:space="preserve">//</w:t>
       </w:r>
       <w:r>
         <w:rPr>
           <w:rStyle w:val="NormalTok"/>
         </w:rPr>
-        <w:t xml:space="preserve"> </w:t>
-      </w:r>
-      <w:r>
-        <w:rPr>
-          <w:rStyle w:val="FunctionTok"/>
-        </w:rPr>
-        <w:t xml:space="preserve">greet</w:t>
+        <w:t xml:space="preserve"> Example usage</w:t>
+      </w:r>
+      <w:r>
+        <w:br/>
+      </w:r>
+      <w:r>
+        <w:rPr>
+          <w:rStyle w:val="NormalTok"/>
+        </w:rPr>
+        <w:t xml:space="preserve">        greet(</w:t>
+      </w:r>
+      <w:r>
+        <w:rPr>
+          <w:rStyle w:val="StringTok"/>
+        </w:rPr>
+        <w:t xml:space="preserve">"Alice"</w:t>
+      </w:r>
+      <w:r>
+        <w:rPr>
+          <w:rStyle w:val="NormalTok"/>
+        </w:rPr>
+        <w:t xml:space="preserve">)</w:t>
       </w:r>
       <w:r>
         <w:rPr>
           <w:rStyle w:val="OperatorTok"/>
         </w:rPr>
-        <w:t xml:space="preserve">(</w:t>
-      </w:r>
-      <w:r>
-        <w:rPr>
-          <w:rStyle w:val="BuiltInTok"/>
-        </w:rPr>
-        <w:t xml:space="preserve">String</w:t>
+        <w:t xml:space="preserve">;</w:t>
+      </w:r>
+      <w:r>
+        <w:br/>
       </w:r>
       <w:r>
         <w:rPr>
           <w:rStyle w:val="NormalTok"/>
         </w:rPr>
-        <w:t xml:space="preserve"> name</w:t>
+        <w:t xml:space="preserve">        greet(</w:t>
+      </w:r>
+      <w:r>
+        <w:rPr>
+          <w:rStyle w:val="StringTok"/>
+        </w:rPr>
+        <w:t xml:space="preserve">"Developer"</w:t>
+      </w:r>
+      <w:r>
+        <w:rPr>
+          <w:rStyle w:val="NormalTok"/>
+        </w:rPr>
+        <w:t xml:space="preserve">)</w:t>
       </w:r>
       <w:r>
         <w:rPr>
           <w:rStyle w:val="OperatorTok"/>
         </w:rPr>
-        <w:t xml:space="preserve">)</w:t>
+        <w:t xml:space="preserve">;</w:t>
+      </w:r>
+      <w:r>
+        <w:br/>
       </w:r>
       <w:r>
         <w:rPr>
           <w:rStyle w:val="NormalTok"/>
         </w:rPr>
-        <w:t xml:space="preserve"> </w:t>
-      </w:r>
-      <w:r>
-        <w:rPr>
-          <w:rStyle w:val="OperatorTok"/>
-        </w:rPr>
-        <w:t xml:space="preserve">{</w:t>
+        <w:t xml:space="preserve">    }</w:t>
       </w:r>
       <w:r>
         <w:br/>
@@ -4398,306 +4073,6 @@
       <w:r>
         <w:rPr>
           <w:rStyle w:val="NormalTok"/>
-        </w:rPr>
-        <w:t xml:space="preserve">        </w:t>
-      </w:r>
-      <w:r>
-        <w:rPr>
-          <w:rStyle w:val="BuiltInTok"/>
-        </w:rPr>
-        <w:t xml:space="preserve">System</w:t>
-      </w:r>
-      <w:r>
-        <w:rPr>
-          <w:rStyle w:val="OperatorTok"/>
-        </w:rPr>
-        <w:t xml:space="preserve">.</w:t>
-      </w:r>
-      <w:r>
-        <w:rPr>
-          <w:rStyle w:val="FunctionTok"/>
-        </w:rPr>
-        <w:t xml:space="preserve">out</w:t>
-      </w:r>
-      <w:r>
-        <w:rPr>
-          <w:rStyle w:val="OperatorTok"/>
-        </w:rPr>
-        <w:t xml:space="preserve">.</w:t>
-      </w:r>
-      <w:r>
-        <w:rPr>
-          <w:rStyle w:val="FunctionTok"/>
-        </w:rPr>
-        <w:t xml:space="preserve">println</w:t>
-      </w:r>
-      <w:r>
-        <w:rPr>
-          <w:rStyle w:val="OperatorTok"/>
-        </w:rPr>
-        <w:t xml:space="preserve">(</w:t>
-      </w:r>
-      <w:r>
-        <w:rPr>
-          <w:rStyle w:val="StringTok"/>
-        </w:rPr>
-        <w:t xml:space="preserve">"Hello, "</w:t>
-      </w:r>
-      <w:r>
-        <w:rPr>
-          <w:rStyle w:val="NormalTok"/>
-        </w:rPr>
-        <w:t xml:space="preserve"> </w:t>
-      </w:r>
-      <w:r>
-        <w:rPr>
-          <w:rStyle w:val="OperatorTok"/>
-        </w:rPr>
-        <w:t xml:space="preserve">+</w:t>
-      </w:r>
-      <w:r>
-        <w:rPr>
-          <w:rStyle w:val="NormalTok"/>
-        </w:rPr>
-        <w:t xml:space="preserve"> name </w:t>
-      </w:r>
-      <w:r>
-        <w:rPr>
-          <w:rStyle w:val="OperatorTok"/>
-        </w:rPr>
-        <w:t xml:space="preserve">+</w:t>
-      </w:r>
-      <w:r>
-        <w:rPr>
-          <w:rStyle w:val="NormalTok"/>
-        </w:rPr>
-        <w:t xml:space="preserve"> </w:t>
-      </w:r>
-      <w:r>
-        <w:rPr>
-          <w:rStyle w:val="StringTok"/>
-        </w:rPr>
-        <w:t xml:space="preserve">"!"</w:t>
-      </w:r>
-      <w:r>
-        <w:rPr>
-          <w:rStyle w:val="OperatorTok"/>
-        </w:rPr>
-        <w:t xml:space="preserve">);</w:t>
-      </w:r>
-      <w:r>
-        <w:br/>
-      </w:r>
-      <w:r>
-        <w:rPr>
-          <w:rStyle w:val="NormalTok"/>
-        </w:rPr>
-        <w:t xml:space="preserve">    </w:t>
-      </w:r>
-      <w:r>
-        <w:rPr>
-          <w:rStyle w:val="OperatorTok"/>
-        </w:rPr>
-        <w:t xml:space="preserve">}</w:t>
-      </w:r>
-      <w:r>
-        <w:br/>
-      </w:r>
-      <w:r>
-        <w:br/>
-      </w:r>
-      <w:r>
-        <w:rPr>
-          <w:rStyle w:val="NormalTok"/>
-        </w:rPr>
-        <w:t xml:space="preserve">    </w:t>
-      </w:r>
-      <w:r>
-        <w:rPr>
-          <w:rStyle w:val="KeywordTok"/>
-        </w:rPr>
-        <w:t xml:space="preserve">public</w:t>
-      </w:r>
-      <w:r>
-        <w:rPr>
-          <w:rStyle w:val="NormalTok"/>
-        </w:rPr>
-        <w:t xml:space="preserve"> </w:t>
-      </w:r>
-      <w:r>
-        <w:rPr>
-          <w:rStyle w:val="DataTypeTok"/>
-        </w:rPr>
-        <w:t xml:space="preserve">static</w:t>
-      </w:r>
-      <w:r>
-        <w:rPr>
-          <w:rStyle w:val="NormalTok"/>
-        </w:rPr>
-        <w:t xml:space="preserve"> </w:t>
-      </w:r>
-      <w:r>
-        <w:rPr>
-          <w:rStyle w:val="DataTypeTok"/>
-        </w:rPr>
-        <w:t xml:space="preserve">void</w:t>
-      </w:r>
-      <w:r>
-        <w:rPr>
-          <w:rStyle w:val="NormalTok"/>
-        </w:rPr>
-        <w:t xml:space="preserve"> </w:t>
-      </w:r>
-      <w:r>
-        <w:rPr>
-          <w:rStyle w:val="FunctionTok"/>
-        </w:rPr>
-        <w:t xml:space="preserve">main</w:t>
-      </w:r>
-      <w:r>
-        <w:rPr>
-          <w:rStyle w:val="OperatorTok"/>
-        </w:rPr>
-        <w:t xml:space="preserve">(</w:t>
-      </w:r>
-      <w:r>
-        <w:rPr>
-          <w:rStyle w:val="BuiltInTok"/>
-        </w:rPr>
-        <w:t xml:space="preserve">String</w:t>
-      </w:r>
-      <w:r>
-        <w:rPr>
-          <w:rStyle w:val="OperatorTok"/>
-        </w:rPr>
-        <w:t xml:space="preserve">[]</w:t>
-      </w:r>
-      <w:r>
-        <w:rPr>
-          <w:rStyle w:val="NormalTok"/>
-        </w:rPr>
-        <w:t xml:space="preserve"> args</w:t>
-      </w:r>
-      <w:r>
-        <w:rPr>
-          <w:rStyle w:val="OperatorTok"/>
-        </w:rPr>
-        <w:t xml:space="preserve">)</w:t>
-      </w:r>
-      <w:r>
-        <w:rPr>
-          <w:rStyle w:val="NormalTok"/>
-        </w:rPr>
-        <w:t xml:space="preserve"> </w:t>
-      </w:r>
-      <w:r>
-        <w:rPr>
-          <w:rStyle w:val="OperatorTok"/>
-        </w:rPr>
-        <w:t xml:space="preserve">{</w:t>
-      </w:r>
-      <w:r>
-        <w:br/>
-      </w:r>
-      <w:r>
-        <w:rPr>
-          <w:rStyle w:val="NormalTok"/>
-        </w:rPr>
-        <w:t xml:space="preserve">        </w:t>
-      </w:r>
-      <w:r>
-        <w:rPr>
-          <w:rStyle w:val="CommentTok"/>
-        </w:rPr>
-        <w:t xml:space="preserve">// Example usage</w:t>
-      </w:r>
-      <w:r>
-        <w:br/>
-      </w:r>
-      <w:r>
-        <w:rPr>
-          <w:rStyle w:val="NormalTok"/>
-        </w:rPr>
-        <w:t xml:space="preserve">        </w:t>
-      </w:r>
-      <w:r>
-        <w:rPr>
-          <w:rStyle w:val="FunctionTok"/>
-        </w:rPr>
-        <w:t xml:space="preserve">greet</w:t>
-      </w:r>
-      <w:r>
-        <w:rPr>
-          <w:rStyle w:val="OperatorTok"/>
-        </w:rPr>
-        <w:t xml:space="preserve">(</w:t>
-      </w:r>
-      <w:r>
-        <w:rPr>
-          <w:rStyle w:val="StringTok"/>
-        </w:rPr>
-        <w:t xml:space="preserve">"Alice"</w:t>
-      </w:r>
-      <w:r>
-        <w:rPr>
-          <w:rStyle w:val="OperatorTok"/>
-        </w:rPr>
-        <w:t xml:space="preserve">);</w:t>
-      </w:r>
-      <w:r>
-        <w:br/>
-      </w:r>
-      <w:r>
-        <w:rPr>
-          <w:rStyle w:val="NormalTok"/>
-        </w:rPr>
-        <w:t xml:space="preserve">        </w:t>
-      </w:r>
-      <w:r>
-        <w:rPr>
-          <w:rStyle w:val="FunctionTok"/>
-        </w:rPr>
-        <w:t xml:space="preserve">greet</w:t>
-      </w:r>
-      <w:r>
-        <w:rPr>
-          <w:rStyle w:val="OperatorTok"/>
-        </w:rPr>
-        <w:t xml:space="preserve">(</w:t>
-      </w:r>
-      <w:r>
-        <w:rPr>
-          <w:rStyle w:val="StringTok"/>
-        </w:rPr>
-        <w:t xml:space="preserve">"Developer"</w:t>
-      </w:r>
-      <w:r>
-        <w:rPr>
-          <w:rStyle w:val="OperatorTok"/>
-        </w:rPr>
-        <w:t xml:space="preserve">);</w:t>
-      </w:r>
-      <w:r>
-        <w:br/>
-      </w:r>
-      <w:r>
-        <w:rPr>
-          <w:rStyle w:val="NormalTok"/>
-        </w:rPr>
-        <w:t xml:space="preserve">    </w:t>
-      </w:r>
-      <w:r>
-        <w:rPr>
-          <w:rStyle w:val="OperatorTok"/>
-        </w:rPr>
-        <w:t xml:space="preserve">}</w:t>
-      </w:r>
-      <w:r>
-        <w:br/>
-      </w:r>
-      <w:r>
-        <w:rPr>
-          <w:rStyle w:val="OperatorTok"/>
         </w:rPr>
         <w:t xml:space="preserve">}</w:t>
       </w:r>
@@ -4825,7 +4200,7 @@
         <w:t xml:space="preserve"> </w:t>
       </w:r>
       <w:r>
-        <w:t xml:space="preserve">function serves as the primary entry point for the Java application, executing a series of method calls to demonstrate the program’s functionality.</w:t>
+        <w:t xml:space="preserve">function serves as the entry point for the Java application, executing a sequence of calls to other methods and printing their results to the console.</w:t>
       </w:r>
     </w:p>
     <w:bookmarkEnd w:id="37"/>
@@ -4919,6 +4294,9 @@
               <w:pStyle w:val="Compact"/>
             </w:pPr>
             <w:r>
+              <w:rPr>
+                <w:rStyle w:val="VerbatimChar"/>
+              </w:rPr>
               <w:t xml:space="preserve">String[]</w:t>
             </w:r>
           </w:p>
@@ -4945,7 +4323,7 @@
               <w:t xml:space="preserve"> </w:t>
             </w:r>
             <w:r>
-              <w:t xml:space="preserve">objects that holds any command-line arguments passed to the program upon execution. This parameter is not utilized within the current implementation.</w:t>
+              <w:t xml:space="preserve">objects that can hold command-line arguments passed to the application upon execution. This parameter is not utilized in this function’s body.</w:t>
             </w:r>
           </w:p>
         </w:tc>
@@ -4990,367 +4368,57 @@
         <w:t xml:space="preserve"> </w:t>
       </w:r>
       <w:r>
-        <w:t xml:space="preserve">method is the starting point of execution for the program. Its logic proceeds as follows:</w:t>
+        <w:t xml:space="preserve">method is the starting point for the execution of the program. It is declared as</w:t>
+      </w:r>
+      <w:r>
+        <w:t xml:space="preserve"> </w:t>
+      </w:r>
+      <w:r>
+        <w:rPr>
+          <w:rStyle w:val="VerbatimChar"/>
+        </w:rPr>
+        <w:t xml:space="preserve">public</w:t>
+      </w:r>
+      <w:r>
+        <w:t xml:space="preserve"> </w:t>
+      </w:r>
+      <w:r>
+        <w:t xml:space="preserve">and</w:t>
+      </w:r>
+      <w:r>
+        <w:t xml:space="preserve"> </w:t>
+      </w:r>
+      <w:r>
+        <w:rPr>
+          <w:rStyle w:val="VerbatimChar"/>
+        </w:rPr>
+        <w:t xml:space="preserve">static</w:t>
+      </w:r>
+      <w:r>
+        <w:t xml:space="preserve">, meaning it can be called by the Java Virtual Machine (JVM) without creating an instance of the</w:t>
+      </w:r>
+      <w:r>
+        <w:t xml:space="preserve"> </w:t>
+      </w:r>
+      <w:r>
+        <w:rPr>
+          <w:rStyle w:val="VerbatimChar"/>
+        </w:rPr>
+        <w:t xml:space="preserve">Main</w:t>
+      </w:r>
+      <w:r>
+        <w:t xml:space="preserve"> </w:t>
+      </w:r>
+      <w:r>
+        <w:t xml:space="preserve">class.</w:t>
       </w:r>
     </w:p>
     <w:p>
       <w:pPr>
-        <w:pStyle w:val="Compact"/>
-        <w:numPr>
-          <w:ilvl w:val="0"/>
-          <w:numId w:val="1007"/>
-        </w:numPr>
-      </w:pPr>
-      <w:r>
-        <w:t xml:space="preserve">It first calls the static method</w:t>
-      </w:r>
-      <w:r>
-        <w:t xml:space="preserve"> </w:t>
-      </w:r>
-      <w:r>
-        <w:rPr>
-          <w:rStyle w:val="VerbatimChar"/>
-        </w:rPr>
-        <w:t xml:space="preserve">add(5, 10)</w:t>
-      </w:r>
-      <w:r>
-        <w:t xml:space="preserve"> </w:t>
-      </w:r>
-      <w:r>
-        <w:t xml:space="preserve">to calculate the sum of two integers. The result is concatenated with the string</w:t>
-      </w:r>
-      <w:r>
-        <w:t xml:space="preserve"> </w:t>
-      </w:r>
-      <w:r>
-        <w:rPr>
-          <w:rStyle w:val="VerbatimChar"/>
-        </w:rPr>
-        <w:t xml:space="preserve">"Sum: "</w:t>
-      </w:r>
-      <w:r>
-        <w:t xml:space="preserve"> </w:t>
-      </w:r>
-      <w:r>
-        <w:t xml:space="preserve">and printed to the standard console output.</w:t>
-      </w:r>
-    </w:p>
-    <w:p>
-      <w:pPr>
-        <w:pStyle w:val="Compact"/>
-        <w:numPr>
-          <w:ilvl w:val="0"/>
-          <w:numId w:val="1007"/>
-        </w:numPr>
-      </w:pPr>
-      <w:r>
-        <w:t xml:space="preserve">Next, it calls the</w:t>
-      </w:r>
-      <w:r>
-        <w:t xml:space="preserve"> </w:t>
-      </w:r>
-      <w:r>
-        <w:rPr>
-          <w:rStyle w:val="VerbatimChar"/>
-        </w:rPr>
-        <w:t xml:space="preserve">factorial(5)</w:t>
-      </w:r>
-      <w:r>
-        <w:t xml:space="preserve"> </w:t>
-      </w:r>
-      <w:r>
-        <w:t xml:space="preserve">method to compute the factorial of the number 5. The returned value is then concatenated with the string</w:t>
-      </w:r>
-      <w:r>
-        <w:t xml:space="preserve"> </w:t>
-      </w:r>
-      <w:r>
-        <w:rPr>
-          <w:rStyle w:val="VerbatimChar"/>
-        </w:rPr>
-        <w:t xml:space="preserve">"Factorial: "</w:t>
-      </w:r>
-      <w:r>
-        <w:t xml:space="preserve"> </w:t>
-      </w:r>
-      <w:r>
-        <w:t xml:space="preserve">and displayed on the console.</w:t>
-      </w:r>
-    </w:p>
-    <w:p>
-      <w:pPr>
-        <w:pStyle w:val="Compact"/>
-        <w:numPr>
-          <w:ilvl w:val="0"/>
-          <w:numId w:val="1007"/>
-        </w:numPr>
-      </w:pPr>
-      <w:r>
-        <w:t xml:space="preserve">Finally, it invokes the</w:t>
-      </w:r>
-      <w:r>
-        <w:t xml:space="preserve"> </w:t>
-      </w:r>
-      <w:r>
-        <w:rPr>
-          <w:rStyle w:val="VerbatimChar"/>
-        </w:rPr>
-        <w:t xml:space="preserve">greet("Prateek")</w:t>
-      </w:r>
-      <w:r>
-        <w:t xml:space="preserve"> </w:t>
-      </w:r>
-      <w:r>
-        <w:t xml:space="preserve">method, passing a string literal as an argument. This method is expected to perform an action, such as printing a greeting message directly to the console.</w:t>
-      </w:r>
-    </w:p>
-    <w:p>
-      <w:pPr>
-        <w:pStyle w:val="SourceCode"/>
-      </w:pPr>
-      <w:r>
-        <w:rPr>
-          <w:rStyle w:val="CommentTok"/>
-        </w:rPr>
-        <w:t xml:space="preserve">// The main method demonstrates calls to other utility functions.</w:t>
-      </w:r>
-      <w:r>
-        <w:br/>
-      </w:r>
-      <w:r>
-        <w:rPr>
-          <w:rStyle w:val="BuiltInTok"/>
-        </w:rPr>
-        <w:t xml:space="preserve">System</w:t>
-      </w:r>
-      <w:r>
-        <w:rPr>
-          <w:rStyle w:val="OperatorTok"/>
-        </w:rPr>
-        <w:t xml:space="preserve">.</w:t>
-      </w:r>
-      <w:r>
-        <w:rPr>
-          <w:rStyle w:val="FunctionTok"/>
-        </w:rPr>
-        <w:t xml:space="preserve">out</w:t>
-      </w:r>
-      <w:r>
-        <w:rPr>
-          <w:rStyle w:val="OperatorTok"/>
-        </w:rPr>
-        <w:t xml:space="preserve">.</w:t>
-      </w:r>
-      <w:r>
-        <w:rPr>
-          <w:rStyle w:val="FunctionTok"/>
-        </w:rPr>
-        <w:t xml:space="preserve">println</w:t>
-      </w:r>
-      <w:r>
-        <w:rPr>
-          <w:rStyle w:val="OperatorTok"/>
-        </w:rPr>
-        <w:t xml:space="preserve">(</w:t>
-      </w:r>
-      <w:r>
-        <w:rPr>
-          <w:rStyle w:val="StringTok"/>
-        </w:rPr>
-        <w:t xml:space="preserve">"Sum: "</w:t>
-      </w:r>
-      <w:r>
-        <w:rPr>
-          <w:rStyle w:val="NormalTok"/>
-        </w:rPr>
-        <w:t xml:space="preserve"> </w:t>
-      </w:r>
-      <w:r>
-        <w:rPr>
-          <w:rStyle w:val="OperatorTok"/>
-        </w:rPr>
-        <w:t xml:space="preserve">+</w:t>
-      </w:r>
-      <w:r>
-        <w:rPr>
-          <w:rStyle w:val="NormalTok"/>
-        </w:rPr>
-        <w:t xml:space="preserve"> </w:t>
-      </w:r>
-      <w:r>
-        <w:rPr>
-          <w:rStyle w:val="FunctionTok"/>
-        </w:rPr>
-        <w:t xml:space="preserve">add</w:t>
-      </w:r>
-      <w:r>
-        <w:rPr>
-          <w:rStyle w:val="OperatorTok"/>
-        </w:rPr>
-        <w:t xml:space="preserve">(</w:t>
-      </w:r>
-      <w:r>
-        <w:rPr>
-          <w:rStyle w:val="DecValTok"/>
-        </w:rPr>
-        <w:t xml:space="preserve">5</w:t>
-      </w:r>
-      <w:r>
-        <w:rPr>
-          <w:rStyle w:val="OperatorTok"/>
-        </w:rPr>
-        <w:t xml:space="preserve">,</w:t>
-      </w:r>
-      <w:r>
-        <w:rPr>
-          <w:rStyle w:val="NormalTok"/>
-        </w:rPr>
-        <w:t xml:space="preserve"> </w:t>
-      </w:r>
-      <w:r>
-        <w:rPr>
-          <w:rStyle w:val="DecValTok"/>
-        </w:rPr>
-        <w:t xml:space="preserve">10</w:t>
-      </w:r>
-      <w:r>
-        <w:rPr>
-          <w:rStyle w:val="OperatorTok"/>
-        </w:rPr>
-        <w:t xml:space="preserve">));</w:t>
-      </w:r>
-      <w:r>
-        <w:br/>
-      </w:r>
-      <w:r>
-        <w:rPr>
-          <w:rStyle w:val="BuiltInTok"/>
-        </w:rPr>
-        <w:t xml:space="preserve">System</w:t>
-      </w:r>
-      <w:r>
-        <w:rPr>
-          <w:rStyle w:val="OperatorTok"/>
-        </w:rPr>
-        <w:t xml:space="preserve">.</w:t>
-      </w:r>
-      <w:r>
-        <w:rPr>
-          <w:rStyle w:val="FunctionTok"/>
-        </w:rPr>
-        <w:t xml:space="preserve">out</w:t>
-      </w:r>
-      <w:r>
-        <w:rPr>
-          <w:rStyle w:val="OperatorTok"/>
-        </w:rPr>
-        <w:t xml:space="preserve">.</w:t>
-      </w:r>
-      <w:r>
-        <w:rPr>
-          <w:rStyle w:val="FunctionTok"/>
-        </w:rPr>
-        <w:t xml:space="preserve">println</w:t>
-      </w:r>
-      <w:r>
-        <w:rPr>
-          <w:rStyle w:val="OperatorTok"/>
-        </w:rPr>
-        <w:t xml:space="preserve">(</w:t>
-      </w:r>
-      <w:r>
-        <w:rPr>
-          <w:rStyle w:val="StringTok"/>
-        </w:rPr>
-        <w:t xml:space="preserve">"Factorial: "</w:t>
-      </w:r>
-      <w:r>
-        <w:rPr>
-          <w:rStyle w:val="NormalTok"/>
-        </w:rPr>
-        <w:t xml:space="preserve"> </w:t>
-      </w:r>
-      <w:r>
-        <w:rPr>
-          <w:rStyle w:val="OperatorTok"/>
-        </w:rPr>
-        <w:t xml:space="preserve">+</w:t>
-      </w:r>
-      <w:r>
-        <w:rPr>
-          <w:rStyle w:val="NormalTok"/>
-        </w:rPr>
-        <w:t xml:space="preserve"> </w:t>
-      </w:r>
-      <w:r>
-        <w:rPr>
-          <w:rStyle w:val="FunctionTok"/>
-        </w:rPr>
-        <w:t xml:space="preserve">factorial</w:t>
-      </w:r>
-      <w:r>
-        <w:rPr>
-          <w:rStyle w:val="OperatorTok"/>
-        </w:rPr>
-        <w:t xml:space="preserve">(</w:t>
-      </w:r>
-      <w:r>
-        <w:rPr>
-          <w:rStyle w:val="DecValTok"/>
-        </w:rPr>
-        <w:t xml:space="preserve">5</w:t>
-      </w:r>
-      <w:r>
-        <w:rPr>
-          <w:rStyle w:val="OperatorTok"/>
-        </w:rPr>
-        <w:t xml:space="preserve">));</w:t>
-      </w:r>
-      <w:r>
-        <w:br/>
-      </w:r>
-      <w:r>
-        <w:rPr>
-          <w:rStyle w:val="FunctionTok"/>
-        </w:rPr>
-        <w:t xml:space="preserve">greet</w:t>
-      </w:r>
-      <w:r>
-        <w:rPr>
-          <w:rStyle w:val="OperatorTok"/>
-        </w:rPr>
-        <w:t xml:space="preserve">(</w:t>
-      </w:r>
-      <w:r>
-        <w:rPr>
-          <w:rStyle w:val="StringTok"/>
-        </w:rPr>
-        <w:t xml:space="preserve">"Prateek"</w:t>
-      </w:r>
-      <w:r>
-        <w:rPr>
-          <w:rStyle w:val="OperatorTok"/>
-        </w:rPr>
-        <w:t xml:space="preserve">);</w:t>
-      </w:r>
-    </w:p>
-    <w:bookmarkEnd w:id="39"/>
-    <w:bookmarkStart w:id="40" w:name="usage-notes-4"/>
-    <w:p>
-      <w:pPr>
-        <w:pStyle w:val="Heading2"/>
-      </w:pPr>
-      <w:r>
-        <w:rPr>
-          <w:rStyle w:val="SectionNumber"/>
-        </w:rPr>
-        <w:t xml:space="preserve">5.4</w:t>
-      </w:r>
-      <w:r>
-        <w:tab/>
-      </w:r>
-      <w:r>
-        <w:t xml:space="preserve">Usage Notes</w:t>
+        <w:pStyle w:val="BodyText"/>
+      </w:pPr>
+      <w:r>
+        <w:t xml:space="preserve">The method performs the following operations in sequence:</w:t>
       </w:r>
     </w:p>
     <w:p>
@@ -5362,16 +4430,37 @@
         </w:numPr>
       </w:pPr>
       <w:r>
-        <w:t xml:space="preserve">This method has a specific signature (</w:t>
+        <w:t xml:space="preserve">It calls the</w:t>
+      </w:r>
+      <w:r>
+        <w:t xml:space="preserve"> </w:t>
       </w:r>
       <w:r>
         <w:rPr>
           <w:rStyle w:val="VerbatimChar"/>
         </w:rPr>
-        <w:t xml:space="preserve">public static void main(String[] args)</w:t>
-      </w:r>
-      <w:r>
-        <w:t xml:space="preserve">) that is recognized by the Java Virtual Machine (JVM) as the entry point of the application.</w:t>
+        <w:t xml:space="preserve">add(5, 10)</w:t>
+      </w:r>
+      <w:r>
+        <w:t xml:space="preserve"> </w:t>
+      </w:r>
+      <w:r>
+        <w:t xml:space="preserve">method. The return value of this call is concatenated with the string</w:t>
+      </w:r>
+      <w:r>
+        <w:t xml:space="preserve"> </w:t>
+      </w:r>
+      <w:r>
+        <w:rPr>
+          <w:rStyle w:val="VerbatimChar"/>
+        </w:rPr>
+        <w:t xml:space="preserve">"Sum: "</w:t>
+      </w:r>
+      <w:r>
+        <w:t xml:space="preserve"> </w:t>
+      </w:r>
+      <w:r>
+        <w:t xml:space="preserve">and the entire resulting string is printed to the standard output console.</w:t>
       </w:r>
     </w:p>
     <w:p>
@@ -5383,7 +4472,37 @@
         </w:numPr>
       </w:pPr>
       <w:r>
-        <w:t xml:space="preserve">The program must be executed for this method to run; it is not intended to be called directly from other parts of the code.</w:t>
+        <w:t xml:space="preserve">It calls the</w:t>
+      </w:r>
+      <w:r>
+        <w:t xml:space="preserve"> </w:t>
+      </w:r>
+      <w:r>
+        <w:rPr>
+          <w:rStyle w:val="VerbatimChar"/>
+        </w:rPr>
+        <w:t xml:space="preserve">factorial(5)</w:t>
+      </w:r>
+      <w:r>
+        <w:t xml:space="preserve"> </w:t>
+      </w:r>
+      <w:r>
+        <w:t xml:space="preserve">method. The integer result is concatenated with the string</w:t>
+      </w:r>
+      <w:r>
+        <w:t xml:space="preserve"> </w:t>
+      </w:r>
+      <w:r>
+        <w:rPr>
+          <w:rStyle w:val="VerbatimChar"/>
+        </w:rPr>
+        <w:t xml:space="preserve">"Factorial: "</w:t>
+      </w:r>
+      <w:r>
+        <w:t xml:space="preserve"> </w:t>
+      </w:r>
+      <w:r>
+        <w:t xml:space="preserve">and printed to the console.</w:t>
       </w:r>
     </w:p>
     <w:p>
@@ -5395,7 +4514,7 @@
         </w:numPr>
       </w:pPr>
       <w:r>
-        <w:t xml:space="preserve">The functionality demonstrated depends on the implementations of the</w:t>
+        <w:t xml:space="preserve">It calls the</w:t>
       </w:r>
       <w:r>
         <w:t xml:space="preserve"> </w:t>
@@ -5404,6 +4523,41 @@
         <w:rPr>
           <w:rStyle w:val="VerbatimChar"/>
         </w:rPr>
+        <w:t xml:space="preserve">greet("Prateek")</w:t>
+      </w:r>
+      <w:r>
+        <w:t xml:space="preserve"> </w:t>
+      </w:r>
+      <w:r>
+        <w:t xml:space="preserve">method, passing the string</w:t>
+      </w:r>
+      <w:r>
+        <w:t xml:space="preserve"> </w:t>
+      </w:r>
+      <w:r>
+        <w:rPr>
+          <w:rStyle w:val="VerbatimChar"/>
+        </w:rPr>
+        <w:t xml:space="preserve">"Prateek"</w:t>
+      </w:r>
+      <w:r>
+        <w:t xml:space="preserve"> </w:t>
+      </w:r>
+      <w:r>
+        <w:t xml:space="preserve">as an argument. This method is expected to perform an action, such as printing a greeting, as it is a standalone statement.</w:t>
+      </w:r>
+    </w:p>
+    <w:p>
+      <w:pPr>
+        <w:pStyle w:val="FirstParagraph"/>
+      </w:pPr>
+      <w:r>
+        <w:t xml:space="preserve">This function demonstrates a simple procedural execution flow and the integration of different helper methods (</w:t>
+      </w:r>
+      <w:r>
+        <w:rPr>
+          <w:rStyle w:val="VerbatimChar"/>
+        </w:rPr>
         <w:t xml:space="preserve">add</w:t>
       </w:r>
       <w:r>
@@ -5419,6 +4573,127 @@
         <w:t xml:space="preserve">factorial</w:t>
       </w:r>
       <w:r>
+        <w:t xml:space="preserve">,</w:t>
+      </w:r>
+      <w:r>
+        <w:t xml:space="preserve"> </w:t>
+      </w:r>
+      <w:r>
+        <w:rPr>
+          <w:rStyle w:val="VerbatimChar"/>
+        </w:rPr>
+        <w:t xml:space="preserve">greet</w:t>
+      </w:r>
+      <w:r>
+        <w:t xml:space="preserve">) to perform specific tasks.</w:t>
+      </w:r>
+    </w:p>
+    <w:bookmarkEnd w:id="39"/>
+    <w:bookmarkStart w:id="40" w:name="usage-notes-4"/>
+    <w:p>
+      <w:pPr>
+        <w:pStyle w:val="Heading2"/>
+      </w:pPr>
+      <w:r>
+        <w:rPr>
+          <w:rStyle w:val="SectionNumber"/>
+        </w:rPr>
+        <w:t xml:space="preserve">5.4</w:t>
+      </w:r>
+      <w:r>
+        <w:tab/>
+      </w:r>
+      <w:r>
+        <w:t xml:space="preserve">Usage Notes</w:t>
+      </w:r>
+    </w:p>
+    <w:p>
+      <w:pPr>
+        <w:pStyle w:val="Compact"/>
+        <w:numPr>
+          <w:ilvl w:val="0"/>
+          <w:numId w:val="1009"/>
+        </w:numPr>
+      </w:pPr>
+      <w:r>
+        <w:t xml:space="preserve">The</w:t>
+      </w:r>
+      <w:r>
+        <w:t xml:space="preserve"> </w:t>
+      </w:r>
+      <w:r>
+        <w:rPr>
+          <w:rStyle w:val="VerbatimChar"/>
+        </w:rPr>
+        <w:t xml:space="preserve">main</w:t>
+      </w:r>
+      <w:r>
+        <w:t xml:space="preserve"> </w:t>
+      </w:r>
+      <w:r>
+        <w:t xml:space="preserve">method is a special method in Java that the JVM looks for as the starting point of any Java program.</w:t>
+      </w:r>
+    </w:p>
+    <w:p>
+      <w:pPr>
+        <w:pStyle w:val="Compact"/>
+        <w:numPr>
+          <w:ilvl w:val="0"/>
+          <w:numId w:val="1009"/>
+        </w:numPr>
+      </w:pPr>
+      <w:r>
+        <w:t xml:space="preserve">The method signature must be</w:t>
+      </w:r>
+      <w:r>
+        <w:t xml:space="preserve"> </w:t>
+      </w:r>
+      <w:r>
+        <w:rPr>
+          <w:rStyle w:val="VerbatimChar"/>
+        </w:rPr>
+        <w:t xml:space="preserve">public static void main(String[] args)</w:t>
+      </w:r>
+      <w:r>
+        <w:t xml:space="preserve"> </w:t>
+      </w:r>
+      <w:r>
+        <w:t xml:space="preserve">for the application to be launchable.</w:t>
+      </w:r>
+    </w:p>
+    <w:p>
+      <w:pPr>
+        <w:pStyle w:val="Compact"/>
+        <w:numPr>
+          <w:ilvl w:val="0"/>
+          <w:numId w:val="1009"/>
+        </w:numPr>
+      </w:pPr>
+      <w:r>
+        <w:t xml:space="preserve">This implementation depends on the existence of three other methods:</w:t>
+      </w:r>
+      <w:r>
+        <w:t xml:space="preserve"> </w:t>
+      </w:r>
+      <w:r>
+        <w:rPr>
+          <w:rStyle w:val="VerbatimChar"/>
+        </w:rPr>
+        <w:t xml:space="preserve">add(int, int)</w:t>
+      </w:r>
+      <w:r>
+        <w:t xml:space="preserve">,</w:t>
+      </w:r>
+      <w:r>
+        <w:t xml:space="preserve"> </w:t>
+      </w:r>
+      <w:r>
+        <w:rPr>
+          <w:rStyle w:val="VerbatimChar"/>
+        </w:rPr>
+        <w:t xml:space="preserve">factorial(int)</w:t>
+      </w:r>
+      <w:r>
         <w:t xml:space="preserve">, and</w:t>
       </w:r>
       <w:r>
@@ -5428,13 +4703,10 @@
         <w:rPr>
           <w:rStyle w:val="VerbatimChar"/>
         </w:rPr>
-        <w:t xml:space="preserve">greet</w:t>
-      </w:r>
-      <w:r>
-        <w:t xml:space="preserve"> </w:t>
-      </w:r>
-      <w:r>
-        <w:t xml:space="preserve">methods, which are called from within</w:t>
+        <w:t xml:space="preserve">greet(String)</w:t>
+      </w:r>
+      <w:r>
+        <w:t xml:space="preserve">. These methods must be defined within the</w:t>
       </w:r>
       <w:r>
         <w:t xml:space="preserve"> </w:t>
@@ -5443,10 +4715,13 @@
         <w:rPr>
           <w:rStyle w:val="VerbatimChar"/>
         </w:rPr>
-        <w:t xml:space="preserve">main</w:t>
-      </w:r>
-      <w:r>
-        <w:t xml:space="preserve">.</w:t>
+        <w:t xml:space="preserve">Main</w:t>
+      </w:r>
+      <w:r>
+        <w:t xml:space="preserve"> </w:t>
+      </w:r>
+      <w:r>
+        <w:t xml:space="preserve">class or be otherwise accessible at compile time.</w:t>
       </w:r>
     </w:p>
     <w:bookmarkEnd w:id="40"/>
@@ -5470,125 +4745,429 @@
     </w:p>
     <w:p>
       <w:pPr>
-        <w:pStyle w:val="FirstParagraph"/>
-      </w:pPr>
-      <w:r>
-        <w:t xml:space="preserve">To run this</w:t>
-      </w:r>
-      <w:r>
-        <w:t xml:space="preserve"> </w:t>
-      </w:r>
-      <w:r>
-        <w:rPr>
-          <w:rStyle w:val="VerbatimChar"/>
+        <w:pStyle w:val="SourceCode"/>
+      </w:pPr>
+      <w:r>
+        <w:rPr>
+          <w:rStyle w:val="CommentTok"/>
+        </w:rPr>
+        <w:t xml:space="preserve">// This is the code for the main method itself. It is executed when the</w:t>
+      </w:r>
+      <w:r>
+        <w:br/>
+      </w:r>
+      <w:r>
+        <w:rPr>
+          <w:rStyle w:val="CommentTok"/>
+        </w:rPr>
+        <w:t xml:space="preserve">// Java application is run.</w:t>
+      </w:r>
+      <w:r>
+        <w:br/>
+      </w:r>
+      <w:r>
+        <w:br/>
+      </w:r>
+      <w:r>
+        <w:rPr>
+          <w:rStyle w:val="KeywordTok"/>
+        </w:rPr>
+        <w:t xml:space="preserve">public</w:t>
+      </w:r>
+      <w:r>
+        <w:rPr>
+          <w:rStyle w:val="NormalTok"/>
+        </w:rPr>
+        <w:t xml:space="preserve"> </w:t>
+      </w:r>
+      <w:r>
+        <w:rPr>
+          <w:rStyle w:val="DataTypeTok"/>
+        </w:rPr>
+        <w:t xml:space="preserve">static</w:t>
+      </w:r>
+      <w:r>
+        <w:rPr>
+          <w:rStyle w:val="NormalTok"/>
+        </w:rPr>
+        <w:t xml:space="preserve"> </w:t>
+      </w:r>
+      <w:r>
+        <w:rPr>
+          <w:rStyle w:val="DataTypeTok"/>
+        </w:rPr>
+        <w:t xml:space="preserve">void</w:t>
+      </w:r>
+      <w:r>
+        <w:rPr>
+          <w:rStyle w:val="NormalTok"/>
+        </w:rPr>
+        <w:t xml:space="preserve"> </w:t>
+      </w:r>
+      <w:r>
+        <w:rPr>
+          <w:rStyle w:val="FunctionTok"/>
         </w:rPr>
         <w:t xml:space="preserve">main</w:t>
       </w:r>
       <w:r>
-        <w:t xml:space="preserve"> </w:t>
-      </w:r>
-      <w:r>
-        <w:t xml:space="preserve">method, you would compile the</w:t>
-      </w:r>
-      <w:r>
-        <w:t xml:space="preserve"> </w:t>
-      </w:r>
-      <w:r>
-        <w:rPr>
-          <w:rStyle w:val="VerbatimChar"/>
-        </w:rPr>
-        <w:t xml:space="preserve">Main.java</w:t>
-      </w:r>
-      <w:r>
-        <w:t xml:space="preserve"> </w:t>
-      </w:r>
-      <w:r>
-        <w:t xml:space="preserve">file and then execute the resulting class file from the command line.</w:t>
+        <w:rPr>
+          <w:rStyle w:val="OperatorTok"/>
+        </w:rPr>
+        <w:t xml:space="preserve">(</w:t>
+      </w:r>
+      <w:r>
+        <w:rPr>
+          <w:rStyle w:val="BuiltInTok"/>
+        </w:rPr>
+        <w:t xml:space="preserve">String</w:t>
+      </w:r>
+      <w:r>
+        <w:rPr>
+          <w:rStyle w:val="OperatorTok"/>
+        </w:rPr>
+        <w:t xml:space="preserve">[]</w:t>
+      </w:r>
+      <w:r>
+        <w:rPr>
+          <w:rStyle w:val="NormalTok"/>
+        </w:rPr>
+        <w:t xml:space="preserve"> args</w:t>
+      </w:r>
+      <w:r>
+        <w:rPr>
+          <w:rStyle w:val="OperatorTok"/>
+        </w:rPr>
+        <w:t xml:space="preserve">)</w:t>
+      </w:r>
+      <w:r>
+        <w:rPr>
+          <w:rStyle w:val="NormalTok"/>
+        </w:rPr>
+        <w:t xml:space="preserve"> </w:t>
+      </w:r>
+      <w:r>
+        <w:rPr>
+          <w:rStyle w:val="OperatorTok"/>
+        </w:rPr>
+        <w:t xml:space="preserve">{</w:t>
+      </w:r>
+      <w:r>
+        <w:br/>
+      </w:r>
+      <w:r>
+        <w:rPr>
+          <w:rStyle w:val="NormalTok"/>
+        </w:rPr>
+        <w:t xml:space="preserve">    </w:t>
+      </w:r>
+      <w:r>
+        <w:rPr>
+          <w:rStyle w:val="CommentTok"/>
+        </w:rPr>
+        <w:t xml:space="preserve">// Assuming add(5, 10) returns 15</w:t>
+      </w:r>
+      <w:r>
+        <w:br/>
+      </w:r>
+      <w:r>
+        <w:rPr>
+          <w:rStyle w:val="NormalTok"/>
+        </w:rPr>
+        <w:t xml:space="preserve">    </w:t>
+      </w:r>
+      <w:r>
+        <w:rPr>
+          <w:rStyle w:val="BuiltInTok"/>
+        </w:rPr>
+        <w:t xml:space="preserve">System</w:t>
+      </w:r>
+      <w:r>
+        <w:rPr>
+          <w:rStyle w:val="OperatorTok"/>
+        </w:rPr>
+        <w:t xml:space="preserve">.</w:t>
+      </w:r>
+      <w:r>
+        <w:rPr>
+          <w:rStyle w:val="FunctionTok"/>
+        </w:rPr>
+        <w:t xml:space="preserve">out</w:t>
+      </w:r>
+      <w:r>
+        <w:rPr>
+          <w:rStyle w:val="OperatorTok"/>
+        </w:rPr>
+        <w:t xml:space="preserve">.</w:t>
+      </w:r>
+      <w:r>
+        <w:rPr>
+          <w:rStyle w:val="FunctionTok"/>
+        </w:rPr>
+        <w:t xml:space="preserve">println</w:t>
+      </w:r>
+      <w:r>
+        <w:rPr>
+          <w:rStyle w:val="OperatorTok"/>
+        </w:rPr>
+        <w:t xml:space="preserve">(</w:t>
+      </w:r>
+      <w:r>
+        <w:rPr>
+          <w:rStyle w:val="StringTok"/>
+        </w:rPr>
+        <w:t xml:space="preserve">"Sum: "</w:t>
+      </w:r>
+      <w:r>
+        <w:rPr>
+          <w:rStyle w:val="NormalTok"/>
+        </w:rPr>
+        <w:t xml:space="preserve"> </w:t>
+      </w:r>
+      <w:r>
+        <w:rPr>
+          <w:rStyle w:val="OperatorTok"/>
+        </w:rPr>
+        <w:t xml:space="preserve">+</w:t>
+      </w:r>
+      <w:r>
+        <w:rPr>
+          <w:rStyle w:val="NormalTok"/>
+        </w:rPr>
+        <w:t xml:space="preserve"> </w:t>
+      </w:r>
+      <w:r>
+        <w:rPr>
+          <w:rStyle w:val="FunctionTok"/>
+        </w:rPr>
+        <w:t xml:space="preserve">add</w:t>
+      </w:r>
+      <w:r>
+        <w:rPr>
+          <w:rStyle w:val="OperatorTok"/>
+        </w:rPr>
+        <w:t xml:space="preserve">(</w:t>
+      </w:r>
+      <w:r>
+        <w:rPr>
+          <w:rStyle w:val="DecValTok"/>
+        </w:rPr>
+        <w:t xml:space="preserve">5</w:t>
+      </w:r>
+      <w:r>
+        <w:rPr>
+          <w:rStyle w:val="OperatorTok"/>
+        </w:rPr>
+        <w:t xml:space="preserve">,</w:t>
+      </w:r>
+      <w:r>
+        <w:rPr>
+          <w:rStyle w:val="NormalTok"/>
+        </w:rPr>
+        <w:t xml:space="preserve"> </w:t>
+      </w:r>
+      <w:r>
+        <w:rPr>
+          <w:rStyle w:val="DecValTok"/>
+        </w:rPr>
+        <w:t xml:space="preserve">10</w:t>
+      </w:r>
+      <w:r>
+        <w:rPr>
+          <w:rStyle w:val="OperatorTok"/>
+        </w:rPr>
+        <w:t xml:space="preserve">));</w:t>
+      </w:r>
+      <w:r>
+        <w:br/>
+      </w:r>
+      <w:r>
+        <w:br/>
+      </w:r>
+      <w:r>
+        <w:rPr>
+          <w:rStyle w:val="NormalTok"/>
+        </w:rPr>
+        <w:t xml:space="preserve">    </w:t>
+      </w:r>
+      <w:r>
+        <w:rPr>
+          <w:rStyle w:val="CommentTok"/>
+        </w:rPr>
+        <w:t xml:space="preserve">// Assuming factorial(5) returns 120</w:t>
+      </w:r>
+      <w:r>
+        <w:br/>
+      </w:r>
+      <w:r>
+        <w:rPr>
+          <w:rStyle w:val="NormalTok"/>
+        </w:rPr>
+        <w:t xml:space="preserve">    </w:t>
+      </w:r>
+      <w:r>
+        <w:rPr>
+          <w:rStyle w:val="BuiltInTok"/>
+        </w:rPr>
+        <w:t xml:space="preserve">System</w:t>
+      </w:r>
+      <w:r>
+        <w:rPr>
+          <w:rStyle w:val="OperatorTok"/>
+        </w:rPr>
+        <w:t xml:space="preserve">.</w:t>
+      </w:r>
+      <w:r>
+        <w:rPr>
+          <w:rStyle w:val="FunctionTok"/>
+        </w:rPr>
+        <w:t xml:space="preserve">out</w:t>
+      </w:r>
+      <w:r>
+        <w:rPr>
+          <w:rStyle w:val="OperatorTok"/>
+        </w:rPr>
+        <w:t xml:space="preserve">.</w:t>
+      </w:r>
+      <w:r>
+        <w:rPr>
+          <w:rStyle w:val="FunctionTok"/>
+        </w:rPr>
+        <w:t xml:space="preserve">println</w:t>
+      </w:r>
+      <w:r>
+        <w:rPr>
+          <w:rStyle w:val="OperatorTok"/>
+        </w:rPr>
+        <w:t xml:space="preserve">(</w:t>
+      </w:r>
+      <w:r>
+        <w:rPr>
+          <w:rStyle w:val="StringTok"/>
+        </w:rPr>
+        <w:t xml:space="preserve">"Factorial: "</w:t>
+      </w:r>
+      <w:r>
+        <w:rPr>
+          <w:rStyle w:val="NormalTok"/>
+        </w:rPr>
+        <w:t xml:space="preserve"> </w:t>
+      </w:r>
+      <w:r>
+        <w:rPr>
+          <w:rStyle w:val="OperatorTok"/>
+        </w:rPr>
+        <w:t xml:space="preserve">+</w:t>
+      </w:r>
+      <w:r>
+        <w:rPr>
+          <w:rStyle w:val="NormalTok"/>
+        </w:rPr>
+        <w:t xml:space="preserve"> </w:t>
+      </w:r>
+      <w:r>
+        <w:rPr>
+          <w:rStyle w:val="FunctionTok"/>
+        </w:rPr>
+        <w:t xml:space="preserve">factorial</w:t>
+      </w:r>
+      <w:r>
+        <w:rPr>
+          <w:rStyle w:val="OperatorTok"/>
+        </w:rPr>
+        <w:t xml:space="preserve">(</w:t>
+      </w:r>
+      <w:r>
+        <w:rPr>
+          <w:rStyle w:val="DecValTok"/>
+        </w:rPr>
+        <w:t xml:space="preserve">5</w:t>
+      </w:r>
+      <w:r>
+        <w:rPr>
+          <w:rStyle w:val="OperatorTok"/>
+        </w:rPr>
+        <w:t xml:space="preserve">));</w:t>
+      </w:r>
+      <w:r>
+        <w:br/>
+      </w:r>
+      <w:r>
+        <w:br/>
+      </w:r>
+      <w:r>
+        <w:rPr>
+          <w:rStyle w:val="NormalTok"/>
+        </w:rPr>
+        <w:t xml:space="preserve">    </w:t>
+      </w:r>
+      <w:r>
+        <w:rPr>
+          <w:rStyle w:val="CommentTok"/>
+        </w:rPr>
+        <w:t xml:space="preserve">// Assuming greet("Prateek") prints a greeting to the console</w:t>
+      </w:r>
+      <w:r>
+        <w:br/>
+      </w:r>
+      <w:r>
+        <w:rPr>
+          <w:rStyle w:val="NormalTok"/>
+        </w:rPr>
+        <w:t xml:space="preserve">    </w:t>
+      </w:r>
+      <w:r>
+        <w:rPr>
+          <w:rStyle w:val="FunctionTok"/>
+        </w:rPr>
+        <w:t xml:space="preserve">greet</w:t>
+      </w:r>
+      <w:r>
+        <w:rPr>
+          <w:rStyle w:val="OperatorTok"/>
+        </w:rPr>
+        <w:t xml:space="preserve">(</w:t>
+      </w:r>
+      <w:r>
+        <w:rPr>
+          <w:rStyle w:val="StringTok"/>
+        </w:rPr>
+        <w:t xml:space="preserve">"Prateek"</w:t>
+      </w:r>
+      <w:r>
+        <w:rPr>
+          <w:rStyle w:val="OperatorTok"/>
+        </w:rPr>
+        <w:t xml:space="preserve">);</w:t>
+      </w:r>
+      <w:r>
+        <w:br/>
+      </w:r>
+      <w:r>
+        <w:rPr>
+          <w:rStyle w:val="OperatorTok"/>
+        </w:rPr>
+        <w:t xml:space="preserve">}</w:t>
       </w:r>
     </w:p>
     <w:p>
       <w:pPr>
-        <w:pStyle w:val="BodyText"/>
+        <w:pStyle w:val="FirstParagraph"/>
       </w:pPr>
       <w:r>
         <w:rPr>
           <w:b/>
           <w:bCs/>
         </w:rPr>
-        <w:t xml:space="preserve">Execution:</w:t>
+        <w:t xml:space="preserve">Output:</w:t>
       </w:r>
     </w:p>
     <w:p>
       <w:pPr>
-        <w:pStyle w:val="SourceCode"/>
-      </w:pPr>
-      <w:r>
-        <w:rPr>
-          <w:rStyle w:val="CommentTok"/>
-        </w:rPr>
-        <w:t xml:space="preserve"># Compile the Java source file</w:t>
-      </w:r>
-      <w:r>
-        <w:br/>
-      </w:r>
-      <w:r>
-        <w:rPr>
-          <w:rStyle w:val="ExtensionTok"/>
-        </w:rPr>
-        <w:t xml:space="preserve">javac</w:t>
-      </w:r>
-      <w:r>
-        <w:rPr>
-          <w:rStyle w:val="NormalTok"/>
-        </w:rPr>
-        <w:t xml:space="preserve"> Main.java</w:t>
-      </w:r>
-      <w:r>
-        <w:br/>
-      </w:r>
-      <w:r>
-        <w:br/>
-      </w:r>
-      <w:r>
-        <w:rPr>
-          <w:rStyle w:val="CommentTok"/>
-        </w:rPr>
-        <w:t xml:space="preserve"># Run the compiled Java class</w:t>
-      </w:r>
-      <w:r>
-        <w:br/>
-      </w:r>
-      <w:r>
-        <w:rPr>
-          <w:rStyle w:val="ExtensionTok"/>
-        </w:rPr>
-        <w:t xml:space="preserve">java</w:t>
-      </w:r>
-      <w:r>
-        <w:rPr>
-          <w:rStyle w:val="NormalTok"/>
-        </w:rPr>
-        <w:t xml:space="preserve"> Main</w:t>
-      </w:r>
-    </w:p>
-    <w:p>
-      <w:pPr>
-        <w:pStyle w:val="FirstParagraph"/>
-      </w:pPr>
-      <w:r>
-        <w:rPr>
-          <w:b/>
-          <w:bCs/>
-        </w:rPr>
-        <w:t xml:space="preserve">Output:</w:t>
-      </w:r>
-    </w:p>
-    <w:p>
-      <w:pPr>
         <w:pStyle w:val="BodyText"/>
       </w:pPr>
       <w:r>
-        <w:t xml:space="preserve">Assuming standard implementations for the called methods, the console output will be:</w:t>
+        <w:t xml:space="preserve">Assuming standard implementations for the called methods, the console output would be:</w:t>
       </w:r>
     </w:p>
     <w:p>
@@ -6155,6 +5734,9 @@
     <w:abstractNumId w:val="991"/>
   </w:num>
   <w:num w:numId="1007">
+    <w:abstractNumId w:val="991"/>
+  </w:num>
+  <w:num w:numId="1008">
     <w:abstractNumId w:val="99411"/>
     <w:lvlOverride w:ilvl="0">
       <w:startOverride w:val="1"/>
@@ -6184,7 +5766,7 @@
       <w:startOverride w:val="1"/>
     </w:lvlOverride>
   </w:num>
-  <w:num w:numId="1008">
+  <w:num w:numId="1009">
     <w:abstractNumId w:val="991"/>
   </w:num>
 </w:numbering>

--- a/Main.docx
+++ b/Main.docx
@@ -47,7 +47,7 @@
       </w:r>
     </w:p>
     <w:bookmarkEnd w:id="9"/>
-    <w:bookmarkStart w:id="15" w:name="class-main"/>
+    <w:bookmarkStart w:id="16" w:name="class-main"/>
     <w:p>
       <w:pPr>
         <w:pStyle w:val="Heading1"/>
@@ -103,11 +103,11 @@
         <w:t xml:space="preserve"> </w:t>
       </w:r>
       <w:r>
-        <w:t xml:space="preserve">class is a container for several static utility methods, including a function for addition, a recursive function for factorial calculation, and a procedure to print a greeting.</w:t>
+        <w:t xml:space="preserve">class serves as the entry point for the application and provides a collection of static utility methods for basic arithmetic, factorial calculation, and printing greetings.</w:t>
       </w:r>
     </w:p>
     <w:bookmarkEnd w:id="10"/>
-    <w:bookmarkStart w:id="11" w:name="description"/>
+    <w:bookmarkStart w:id="11" w:name="attributes"/>
     <w:p>
       <w:pPr>
         <w:pStyle w:val="Heading2"/>
@@ -122,7 +122,7 @@
         <w:tab/>
       </w:r>
       <w:r>
-        <w:t xml:space="preserve">Description</w:t>
+        <w:t xml:space="preserve">attributes</w:t>
       </w:r>
     </w:p>
     <w:p>
@@ -130,45 +130,76 @@
         <w:pStyle w:val="FirstParagraph"/>
       </w:pPr>
       <w:r>
-        <w:t xml:space="preserve">The</w:t>
-      </w:r>
-      <w:r>
-        <w:t xml:space="preserve"> </w:t>
-      </w:r>
-      <w:r>
-        <w:rPr>
-          <w:rStyle w:val="VerbatimChar"/>
-        </w:rPr>
-        <w:t xml:space="preserve">Main</w:t>
-      </w:r>
-      <w:r>
-        <w:t xml:space="preserve"> </w:t>
-      </w:r>
-      <w:r>
-        <w:t xml:space="preserve">class provides a set of standalone, static methods that can be called without creating an instance of the class. It also contains the primary</w:t>
-      </w:r>
-      <w:r>
-        <w:t xml:space="preserve"> </w:t>
-      </w:r>
-      <w:r>
-        <w:rPr>
-          <w:rStyle w:val="VerbatimChar"/>
-        </w:rPr>
-        <w:t xml:space="preserve">main</w:t>
-      </w:r>
-      <w:r>
-        <w:t xml:space="preserve"> </w:t>
-      </w:r>
-      <w:r>
-        <w:t xml:space="preserve">method, which serves as the entry point for the Java application.</w:t>
+        <w:t xml:space="preserve">This class does not have any instance attributes as it primarily consists of static methods. The methods themselves accept parameters which are detailed in the description below.</w:t>
+      </w:r>
+    </w:p>
+    <w:bookmarkEnd w:id="11"/>
+    <w:bookmarkStart w:id="12" w:name="description"/>
+    <w:p>
+      <w:pPr>
+        <w:pStyle w:val="Heading2"/>
+      </w:pPr>
+      <w:r>
+        <w:rPr>
+          <w:rStyle w:val="SectionNumber"/>
+        </w:rPr>
+        <w:t xml:space="preserve">1.3</w:t>
+      </w:r>
+      <w:r>
+        <w:tab/>
+      </w:r>
+      <w:r>
+        <w:t xml:space="preserve">Description</w:t>
       </w:r>
     </w:p>
     <w:p>
       <w:pPr>
+        <w:pStyle w:val="FirstParagraph"/>
+      </w:pPr>
+      <w:r>
+        <w:t xml:space="preserve">The</w:t>
+      </w:r>
+      <w:r>
+        <w:t xml:space="preserve"> </w:t>
+      </w:r>
+      <w:r>
+        <w:rPr>
+          <w:rStyle w:val="VerbatimChar"/>
+        </w:rPr>
+        <w:t xml:space="preserve">Main</w:t>
+      </w:r>
+      <w:r>
+        <w:t xml:space="preserve"> </w:t>
+      </w:r>
+      <w:r>
+        <w:t xml:space="preserve">class is a container for several independent, static helper functions and the primary</w:t>
+      </w:r>
+      <w:r>
+        <w:t xml:space="preserve"> </w:t>
+      </w:r>
+      <w:r>
+        <w:rPr>
+          <w:rStyle w:val="VerbatimChar"/>
+        </w:rPr>
+        <w:t xml:space="preserve">main</w:t>
+      </w:r>
+      <w:r>
+        <w:t xml:space="preserve"> </w:t>
+      </w:r>
+      <w:r>
+        <w:t xml:space="preserve">method which executes the program.</w:t>
+      </w:r>
+    </w:p>
+    <w:p>
+      <w:pPr>
         <w:pStyle w:val="BodyText"/>
       </w:pPr>
       <w:r>
-        <w:t xml:space="preserve">The class includes the following methods:</w:t>
+        <w:rPr>
+          <w:b/>
+          <w:bCs/>
+        </w:rPr>
+        <w:t xml:space="preserve">Methods:</w:t>
       </w:r>
     </w:p>
     <w:p>
@@ -185,7 +216,7 @@
         <w:t xml:space="preserve">public static int add(int a, int b)</w:t>
       </w:r>
       <w:r>
-        <w:t xml:space="preserve">: This function takes two integer parameters,</w:t>
+        <w:t xml:space="preserve">: This function takes two integer arguments,</w:t>
       </w:r>
       <w:r>
         <w:t xml:space="preserve"> </w:t>
@@ -212,7 +243,7 @@
         <w:t xml:space="preserve">b</w:t>
       </w:r>
       <w:r>
-        <w:t xml:space="preserve">, and returns their sum.</w:t>
+        <w:t xml:space="preserve">, and returns their sum. It performs a simple addition operation.</w:t>
       </w:r>
     </w:p>
     <w:p>
@@ -229,7 +260,7 @@
         <w:t xml:space="preserve">public static int factorial(int n)</w:t>
       </w:r>
       <w:r>
-        <w:t xml:space="preserve">: This function calculates the factorial of a non-negative integer</w:t>
+        <w:t xml:space="preserve">: This function calculates the factorial of a given non-negative integer</w:t>
       </w:r>
       <w:r>
         <w:t xml:space="preserve"> </w:t>
@@ -244,7 +275,26 @@
         <w:t xml:space="preserve"> </w:t>
       </w:r>
       <w:r>
-        <w:t xml:space="preserve">using recursion. The base case for the recursion is when</w:t>
+        <w:t xml:space="preserve">using recursion.</w:t>
+      </w:r>
+    </w:p>
+    <w:p>
+      <w:pPr>
+        <w:pStyle w:val="Compact"/>
+        <w:numPr>
+          <w:ilvl w:val="1"/>
+          <w:numId w:val="1002"/>
+        </w:numPr>
+      </w:pPr>
+      <w:r>
+        <w:rPr>
+          <w:b/>
+          <w:bCs/>
+        </w:rPr>
+        <w:t xml:space="preserve">Base Case</w:t>
+      </w:r>
+      <w:r>
+        <w:t xml:space="preserve">: If</w:t>
       </w:r>
       <w:r>
         <w:t xml:space="preserve"> </w:t>
@@ -259,7 +309,26 @@
         <w:t xml:space="preserve"> </w:t>
       </w:r>
       <w:r>
-        <w:t xml:space="preserve">is less than or equal to 1, in which case it returns 1. Otherwise, it returns</w:t>
+        <w:t xml:space="preserve">is less than or equal to 1, the function returns 1.</w:t>
+      </w:r>
+    </w:p>
+    <w:p>
+      <w:pPr>
+        <w:pStyle w:val="Compact"/>
+        <w:numPr>
+          <w:ilvl w:val="1"/>
+          <w:numId w:val="1002"/>
+        </w:numPr>
+      </w:pPr>
+      <w:r>
+        <w:rPr>
+          <w:b/>
+          <w:bCs/>
+        </w:rPr>
+        <w:t xml:space="preserve">Recursive Step</w:t>
+      </w:r>
+      <w:r>
+        <w:t xml:space="preserve">: Otherwise, it returns the product of</w:t>
       </w:r>
       <w:r>
         <w:t xml:space="preserve"> </w:t>
@@ -274,7 +343,7 @@
         <w:t xml:space="preserve"> </w:t>
       </w:r>
       <w:r>
-        <w:t xml:space="preserve">multiplied by the factorial of</w:t>
+        <w:t xml:space="preserve">and the factorial of</w:t>
       </w:r>
       <w:r>
         <w:t xml:space="preserve"> </w:t>
@@ -303,7 +372,7 @@
         <w:t xml:space="preserve">public static void greet(String name)</w:t>
       </w:r>
       <w:r>
-        <w:t xml:space="preserve">: This is a void method that takes a</w:t>
+        <w:t xml:space="preserve">: This function takes a</w:t>
       </w:r>
       <w:r>
         <w:t xml:space="preserve"> </w:t>
@@ -318,7 +387,7 @@
         <w:t xml:space="preserve"> </w:t>
       </w:r>
       <w:r>
-        <w:t xml:space="preserve">parameter</w:t>
+        <w:t xml:space="preserve">argument</w:t>
       </w:r>
       <w:r>
         <w:t xml:space="preserve"> </w:t>
@@ -333,16 +402,22 @@
         <w:t xml:space="preserve"> </w:t>
       </w:r>
       <w:r>
-        <w:t xml:space="preserve">and prints a formatted greeting message,</w:t>
-      </w:r>
-      <w:r>
-        <w:t xml:space="preserve"> </w:t>
-      </w:r>
-      <w:r>
-        <w:t xml:space="preserve">“Hello, [name]!”</w:t>
-      </w:r>
-      <w:r>
-        <w:t xml:space="preserve">, to the standard output console.</w:t>
+        <w:t xml:space="preserve">and prints a formatted greeting message to the console. It has a</w:t>
+      </w:r>
+      <w:r>
+        <w:t xml:space="preserve"> </w:t>
+      </w:r>
+      <w:r>
+        <w:rPr>
+          <w:rStyle w:val="VerbatimChar"/>
+        </w:rPr>
+        <w:t xml:space="preserve">void</w:t>
+      </w:r>
+      <w:r>
+        <w:t xml:space="preserve"> </w:t>
+      </w:r>
+      <w:r>
+        <w:t xml:space="preserve">return type, meaning it does not return any value.</w:t>
       </w:r>
     </w:p>
     <w:p>
@@ -359,7 +434,19 @@
         <w:t xml:space="preserve">public static void main(String[] args)</w:t>
       </w:r>
       <w:r>
-        <w:t xml:space="preserve">: This is the main entry point of the program. It demonstrates the usage of the</w:t>
+        <w:t xml:space="preserve">: This is the main entry point of the Java application. When the program is run, this method is executed. It demonstrates the usage of the other three methods by:</w:t>
+      </w:r>
+    </w:p>
+    <w:p>
+      <w:pPr>
+        <w:pStyle w:val="Compact"/>
+        <w:numPr>
+          <w:ilvl w:val="1"/>
+          <w:numId w:val="1003"/>
+        </w:numPr>
+      </w:pPr>
+      <w:r>
+        <w:t xml:space="preserve">Calling</w:t>
       </w:r>
       <w:r>
         <w:t xml:space="preserve"> </w:t>
@@ -368,10 +455,25 @@
         <w:rPr>
           <w:rStyle w:val="VerbatimChar"/>
         </w:rPr>
-        <w:t xml:space="preserve">add</w:t>
-      </w:r>
-      <w:r>
-        <w:t xml:space="preserve">,</w:t>
+        <w:t xml:space="preserve">add(5, 10)</w:t>
+      </w:r>
+      <w:r>
+        <w:t xml:space="preserve"> </w:t>
+      </w:r>
+      <w:r>
+        <w:t xml:space="preserve">and printing the result.</w:t>
+      </w:r>
+    </w:p>
+    <w:p>
+      <w:pPr>
+        <w:pStyle w:val="Compact"/>
+        <w:numPr>
+          <w:ilvl w:val="1"/>
+          <w:numId w:val="1003"/>
+        </w:numPr>
+      </w:pPr>
+      <w:r>
+        <w:t xml:space="preserve">Calling</w:t>
       </w:r>
       <w:r>
         <w:t xml:space="preserve"> </w:t>
@@ -380,10 +482,25 @@
         <w:rPr>
           <w:rStyle w:val="VerbatimChar"/>
         </w:rPr>
-        <w:t xml:space="preserve">factorial</w:t>
-      </w:r>
-      <w:r>
-        <w:t xml:space="preserve">, and</w:t>
+        <w:t xml:space="preserve">factorial(5)</w:t>
+      </w:r>
+      <w:r>
+        <w:t xml:space="preserve"> </w:t>
+      </w:r>
+      <w:r>
+        <w:t xml:space="preserve">and printing the result.</w:t>
+      </w:r>
+    </w:p>
+    <w:p>
+      <w:pPr>
+        <w:pStyle w:val="Compact"/>
+        <w:numPr>
+          <w:ilvl w:val="1"/>
+          <w:numId w:val="1003"/>
+        </w:numPr>
+      </w:pPr>
+      <w:r>
+        <w:t xml:space="preserve">Calling</w:t>
       </w:r>
       <w:r>
         <w:t xml:space="preserve"> </w:t>
@@ -392,26 +509,49 @@
         <w:rPr>
           <w:rStyle w:val="VerbatimChar"/>
         </w:rPr>
-        <w:t xml:space="preserve">greet</w:t>
-      </w:r>
-      <w:r>
-        <w:t xml:space="preserve"> </w:t>
-      </w:r>
-      <w:r>
-        <w:t xml:space="preserve">methods and prints their results to the console.</w:t>
+        <w:t xml:space="preserve">greet("Prateek")</w:t>
+      </w:r>
+      <w:r>
+        <w:t xml:space="preserve"> </w:t>
+      </w:r>
+      <w:r>
+        <w:t xml:space="preserve">to print a message.</w:t>
       </w:r>
     </w:p>
-    <w:bookmarkEnd w:id="11"/>
-    <w:bookmarkStart w:id="12" w:name="usage-notes"/>
     <w:p>
       <w:pPr>
+        <w:pStyle w:val="FirstParagraph"/>
+      </w:pPr>
+      <w:r>
+        <w:t xml:space="preserve">The</w:t>
+      </w:r>
+      <w:r>
+        <w:t xml:space="preserve"> </w:t>
+      </w:r>
+      <w:r>
+        <w:rPr>
+          <w:rStyle w:val="VerbatimChar"/>
+        </w:rPr>
+        <w:t xml:space="preserve">main</w:t>
+      </w:r>
+      <w:r>
+        <w:t xml:space="preserve"> </w:t>
+      </w:r>
+      <w:r>
+        <w:t xml:space="preserve">method serves as a self-contained example of how to use the utility functions within the class.</w:t>
+      </w:r>
+    </w:p>
+    <w:bookmarkEnd w:id="12"/>
+    <w:bookmarkStart w:id="13" w:name="usage-notes"/>
+    <w:p>
+      <w:pPr>
         <w:pStyle w:val="Heading2"/>
       </w:pPr>
       <w:r>
         <w:rPr>
           <w:rStyle w:val="SectionNumber"/>
         </w:rPr>
-        <w:t xml:space="preserve">1.3</w:t>
+        <w:t xml:space="preserve">1.4</w:t>
       </w:r>
       <w:r>
         <w:tab/>
@@ -425,7 +565,7 @@
         <w:pStyle w:val="Compact"/>
         <w:numPr>
           <w:ilvl w:val="0"/>
-          <w:numId w:val="1002"/>
+          <w:numId w:val="1004"/>
         </w:numPr>
       </w:pPr>
       <w:r>
@@ -441,7 +581,10 @@
         <w:t xml:space="preserve">static</w:t>
       </w:r>
       <w:r>
-        <w:t xml:space="preserve">, meaning they should be called directly on the class itself (e.g.,</w:t>
+        <w:t xml:space="preserve"> </w:t>
+      </w:r>
+      <w:r>
+        <w:t xml:space="preserve">and should be invoked directly on the class, e.g.,</w:t>
       </w:r>
       <w:r>
         <w:t xml:space="preserve"> </w:t>
@@ -450,10 +593,25 @@
         <w:rPr>
           <w:rStyle w:val="VerbatimChar"/>
         </w:rPr>
-        <w:t xml:space="preserve">Main.add(5, 10)</w:t>
-      </w:r>
-      <w:r>
-        <w:t xml:space="preserve">), and no object instantiation is required.</w:t>
+        <w:t xml:space="preserve">Main.add(5, 3)</w:t>
+      </w:r>
+      <w:r>
+        <w:t xml:space="preserve">. There is no need to instantiate the</w:t>
+      </w:r>
+      <w:r>
+        <w:t xml:space="preserve"> </w:t>
+      </w:r>
+      <w:r>
+        <w:rPr>
+          <w:rStyle w:val="VerbatimChar"/>
+        </w:rPr>
+        <w:t xml:space="preserve">Main</w:t>
+      </w:r>
+      <w:r>
+        <w:t xml:space="preserve"> </w:t>
+      </w:r>
+      <w:r>
+        <w:t xml:space="preserve">class.</w:t>
       </w:r>
     </w:p>
     <w:p>
@@ -461,7 +619,7 @@
         <w:pStyle w:val="Compact"/>
         <w:numPr>
           <w:ilvl w:val="0"/>
-          <w:numId w:val="1002"/>
+          <w:numId w:val="1004"/>
         </w:numPr>
       </w:pPr>
       <w:r>
@@ -480,7 +638,7 @@
         <w:t xml:space="preserve"> </w:t>
       </w:r>
       <w:r>
-        <w:t xml:space="preserve">method is recursive. Inputting a very large number can lead to a</w:t>
+        <w:t xml:space="preserve">method is recursive. Providing a very large integer as input may lead to a</w:t>
       </w:r>
       <w:r>
         <w:t xml:space="preserve"> </w:t>
@@ -500,7 +658,7 @@
         <w:pStyle w:val="Compact"/>
         <w:numPr>
           <w:ilvl w:val="0"/>
-          <w:numId w:val="1002"/>
+          <w:numId w:val="1004"/>
         </w:numPr>
       </w:pPr>
       <w:r>
@@ -519,11 +677,11 @@
         <w:t xml:space="preserve"> </w:t>
       </w:r>
       <w:r>
-        <w:t xml:space="preserve">method prints directly to the console and does not return a value.</w:t>
+        <w:t xml:space="preserve">method prints its output directly to the standard output (console) and does not return the greeting string.</w:t>
       </w:r>
     </w:p>
-    <w:bookmarkEnd w:id="12"/>
-    <w:bookmarkStart w:id="14" w:name="example"/>
+    <w:bookmarkEnd w:id="13"/>
+    <w:bookmarkStart w:id="15" w:name="example"/>
     <w:p>
       <w:pPr>
         <w:pStyle w:val="Heading2"/>
@@ -532,7 +690,7 @@
         <w:rPr>
           <w:rStyle w:val="SectionNumber"/>
         </w:rPr>
-        <w:t xml:space="preserve">1.4</w:t>
+        <w:t xml:space="preserve">1.5</w:t>
       </w:r>
       <w:r>
         <w:tab/>
@@ -546,7 +704,7 @@
         <w:pStyle w:val="FirstParagraph"/>
       </w:pPr>
       <w:r>
-        <w:t xml:space="preserve">The</w:t>
+        <w:t xml:space="preserve">The following code shows the complete class and its</w:t>
       </w:r>
       <w:r>
         <w:t xml:space="preserve"> </w:t>
@@ -561,7 +719,7 @@
         <w:t xml:space="preserve"> </w:t>
       </w:r>
       <w:r>
-        <w:t xml:space="preserve">method within the class provides a clear example of how to use the other static methods.</w:t>
+        <w:t xml:space="preserve">method, which demonstrates the functionality.</w:t>
       </w:r>
     </w:p>
     <w:p>
@@ -582,6 +740,63 @@
       </w:r>
       <w:r>
         <w:rPr>
+          <w:rStyle w:val="KeywordTok"/>
+        </w:rPr>
+        <w:t xml:space="preserve">class</w:t>
+      </w:r>
+      <w:r>
+        <w:rPr>
+          <w:rStyle w:val="NormalTok"/>
+        </w:rPr>
+        <w:t xml:space="preserve"> Main </w:t>
+      </w:r>
+      <w:r>
+        <w:rPr>
+          <w:rStyle w:val="OperatorTok"/>
+        </w:rPr>
+        <w:t xml:space="preserve">{</w:t>
+      </w:r>
+      <w:r>
+        <w:br/>
+      </w:r>
+      <w:r>
+        <w:br/>
+      </w:r>
+      <w:r>
+        <w:rPr>
+          <w:rStyle w:val="NormalTok"/>
+        </w:rPr>
+        <w:t xml:space="preserve">    </w:t>
+      </w:r>
+      <w:r>
+        <w:rPr>
+          <w:rStyle w:val="CommentTok"/>
+        </w:rPr>
+        <w:t xml:space="preserve">// Function to add two numbers</w:t>
+      </w:r>
+      <w:r>
+        <w:br/>
+      </w:r>
+      <w:r>
+        <w:rPr>
+          <w:rStyle w:val="NormalTok"/>
+        </w:rPr>
+        <w:t xml:space="preserve">    </w:t>
+      </w:r>
+      <w:r>
+        <w:rPr>
+          <w:rStyle w:val="KeywordTok"/>
+        </w:rPr>
+        <w:t xml:space="preserve">public</w:t>
+      </w:r>
+      <w:r>
+        <w:rPr>
+          <w:rStyle w:val="NormalTok"/>
+        </w:rPr>
+        <w:t xml:space="preserve"> </w:t>
+      </w:r>
+      <w:r>
+        <w:rPr>
           <w:rStyle w:val="DataTypeTok"/>
         </w:rPr>
         <w:t xml:space="preserve">static</w:t>
@@ -596,6 +811,489 @@
         <w:rPr>
           <w:rStyle w:val="DataTypeTok"/>
         </w:rPr>
+        <w:t xml:space="preserve">int</w:t>
+      </w:r>
+      <w:r>
+        <w:rPr>
+          <w:rStyle w:val="NormalTok"/>
+        </w:rPr>
+        <w:t xml:space="preserve"> </w:t>
+      </w:r>
+      <w:r>
+        <w:rPr>
+          <w:rStyle w:val="FunctionTok"/>
+        </w:rPr>
+        <w:t xml:space="preserve">add</w:t>
+      </w:r>
+      <w:r>
+        <w:rPr>
+          <w:rStyle w:val="OperatorTok"/>
+        </w:rPr>
+        <w:t xml:space="preserve">(</w:t>
+      </w:r>
+      <w:r>
+        <w:rPr>
+          <w:rStyle w:val="DataTypeTok"/>
+        </w:rPr>
+        <w:t xml:space="preserve">int</w:t>
+      </w:r>
+      <w:r>
+        <w:rPr>
+          <w:rStyle w:val="NormalTok"/>
+        </w:rPr>
+        <w:t xml:space="preserve"> a</w:t>
+      </w:r>
+      <w:r>
+        <w:rPr>
+          <w:rStyle w:val="OperatorTok"/>
+        </w:rPr>
+        <w:t xml:space="preserve">,</w:t>
+      </w:r>
+      <w:r>
+        <w:rPr>
+          <w:rStyle w:val="NormalTok"/>
+        </w:rPr>
+        <w:t xml:space="preserve"> </w:t>
+      </w:r>
+      <w:r>
+        <w:rPr>
+          <w:rStyle w:val="DataTypeTok"/>
+        </w:rPr>
+        <w:t xml:space="preserve">int</w:t>
+      </w:r>
+      <w:r>
+        <w:rPr>
+          <w:rStyle w:val="NormalTok"/>
+        </w:rPr>
+        <w:t xml:space="preserve"> b</w:t>
+      </w:r>
+      <w:r>
+        <w:rPr>
+          <w:rStyle w:val="OperatorTok"/>
+        </w:rPr>
+        <w:t xml:space="preserve">)</w:t>
+      </w:r>
+      <w:r>
+        <w:rPr>
+          <w:rStyle w:val="NormalTok"/>
+        </w:rPr>
+        <w:t xml:space="preserve"> </w:t>
+      </w:r>
+      <w:r>
+        <w:rPr>
+          <w:rStyle w:val="OperatorTok"/>
+        </w:rPr>
+        <w:t xml:space="preserve">{</w:t>
+      </w:r>
+      <w:r>
+        <w:br/>
+      </w:r>
+      <w:r>
+        <w:rPr>
+          <w:rStyle w:val="NormalTok"/>
+        </w:rPr>
+        <w:t xml:space="preserve">        </w:t>
+      </w:r>
+      <w:r>
+        <w:rPr>
+          <w:rStyle w:val="ControlFlowTok"/>
+        </w:rPr>
+        <w:t xml:space="preserve">return</w:t>
+      </w:r>
+      <w:r>
+        <w:rPr>
+          <w:rStyle w:val="NormalTok"/>
+        </w:rPr>
+        <w:t xml:space="preserve"> a </w:t>
+      </w:r>
+      <w:r>
+        <w:rPr>
+          <w:rStyle w:val="OperatorTok"/>
+        </w:rPr>
+        <w:t xml:space="preserve">+</w:t>
+      </w:r>
+      <w:r>
+        <w:rPr>
+          <w:rStyle w:val="NormalTok"/>
+        </w:rPr>
+        <w:t xml:space="preserve"> b</w:t>
+      </w:r>
+      <w:r>
+        <w:rPr>
+          <w:rStyle w:val="OperatorTok"/>
+        </w:rPr>
+        <w:t xml:space="preserve">;</w:t>
+      </w:r>
+      <w:r>
+        <w:br/>
+      </w:r>
+      <w:r>
+        <w:rPr>
+          <w:rStyle w:val="NormalTok"/>
+        </w:rPr>
+        <w:t xml:space="preserve">    </w:t>
+      </w:r>
+      <w:r>
+        <w:rPr>
+          <w:rStyle w:val="OperatorTok"/>
+        </w:rPr>
+        <w:t xml:space="preserve">}</w:t>
+      </w:r>
+      <w:r>
+        <w:br/>
+      </w:r>
+      <w:r>
+        <w:br/>
+      </w:r>
+      <w:r>
+        <w:rPr>
+          <w:rStyle w:val="NormalTok"/>
+        </w:rPr>
+        <w:t xml:space="preserve">    </w:t>
+      </w:r>
+      <w:r>
+        <w:rPr>
+          <w:rStyle w:val="CommentTok"/>
+        </w:rPr>
+        <w:t xml:space="preserve">// Function to find factorial of a number</w:t>
+      </w:r>
+      <w:r>
+        <w:br/>
+      </w:r>
+      <w:r>
+        <w:rPr>
+          <w:rStyle w:val="NormalTok"/>
+        </w:rPr>
+        <w:t xml:space="preserve">    </w:t>
+      </w:r>
+      <w:r>
+        <w:rPr>
+          <w:rStyle w:val="KeywordTok"/>
+        </w:rPr>
+        <w:t xml:space="preserve">public</w:t>
+      </w:r>
+      <w:r>
+        <w:rPr>
+          <w:rStyle w:val="NormalTok"/>
+        </w:rPr>
+        <w:t xml:space="preserve"> </w:t>
+      </w:r>
+      <w:r>
+        <w:rPr>
+          <w:rStyle w:val="DataTypeTok"/>
+        </w:rPr>
+        <w:t xml:space="preserve">static</w:t>
+      </w:r>
+      <w:r>
+        <w:rPr>
+          <w:rStyle w:val="NormalTok"/>
+        </w:rPr>
+        <w:t xml:space="preserve"> </w:t>
+      </w:r>
+      <w:r>
+        <w:rPr>
+          <w:rStyle w:val="DataTypeTok"/>
+        </w:rPr>
+        <w:t xml:space="preserve">int</w:t>
+      </w:r>
+      <w:r>
+        <w:rPr>
+          <w:rStyle w:val="NormalTok"/>
+        </w:rPr>
+        <w:t xml:space="preserve"> </w:t>
+      </w:r>
+      <w:r>
+        <w:rPr>
+          <w:rStyle w:val="FunctionTok"/>
+        </w:rPr>
+        <w:t xml:space="preserve">factorial</w:t>
+      </w:r>
+      <w:r>
+        <w:rPr>
+          <w:rStyle w:val="OperatorTok"/>
+        </w:rPr>
+        <w:t xml:space="preserve">(</w:t>
+      </w:r>
+      <w:r>
+        <w:rPr>
+          <w:rStyle w:val="DataTypeTok"/>
+        </w:rPr>
+        <w:t xml:space="preserve">int</w:t>
+      </w:r>
+      <w:r>
+        <w:rPr>
+          <w:rStyle w:val="NormalTok"/>
+        </w:rPr>
+        <w:t xml:space="preserve"> n</w:t>
+      </w:r>
+      <w:r>
+        <w:rPr>
+          <w:rStyle w:val="OperatorTok"/>
+        </w:rPr>
+        <w:t xml:space="preserve">)</w:t>
+      </w:r>
+      <w:r>
+        <w:rPr>
+          <w:rStyle w:val="NormalTok"/>
+        </w:rPr>
+        <w:t xml:space="preserve"> </w:t>
+      </w:r>
+      <w:r>
+        <w:rPr>
+          <w:rStyle w:val="OperatorTok"/>
+        </w:rPr>
+        <w:t xml:space="preserve">{</w:t>
+      </w:r>
+      <w:r>
+        <w:br/>
+      </w:r>
+      <w:r>
+        <w:rPr>
+          <w:rStyle w:val="NormalTok"/>
+        </w:rPr>
+        <w:t xml:space="preserve">        </w:t>
+      </w:r>
+      <w:r>
+        <w:rPr>
+          <w:rStyle w:val="ControlFlowTok"/>
+        </w:rPr>
+        <w:t xml:space="preserve">if</w:t>
+      </w:r>
+      <w:r>
+        <w:rPr>
+          <w:rStyle w:val="NormalTok"/>
+        </w:rPr>
+        <w:t xml:space="preserve"> </w:t>
+      </w:r>
+      <w:r>
+        <w:rPr>
+          <w:rStyle w:val="OperatorTok"/>
+        </w:rPr>
+        <w:t xml:space="preserve">(</w:t>
+      </w:r>
+      <w:r>
+        <w:rPr>
+          <w:rStyle w:val="NormalTok"/>
+        </w:rPr>
+        <w:t xml:space="preserve">n </w:t>
+      </w:r>
+      <w:r>
+        <w:rPr>
+          <w:rStyle w:val="OperatorTok"/>
+        </w:rPr>
+        <w:t xml:space="preserve">&lt;=</w:t>
+      </w:r>
+      <w:r>
+        <w:rPr>
+          <w:rStyle w:val="NormalTok"/>
+        </w:rPr>
+        <w:t xml:space="preserve"> </w:t>
+      </w:r>
+      <w:r>
+        <w:rPr>
+          <w:rStyle w:val="DecValTok"/>
+        </w:rPr>
+        <w:t xml:space="preserve">1</w:t>
+      </w:r>
+      <w:r>
+        <w:rPr>
+          <w:rStyle w:val="OperatorTok"/>
+        </w:rPr>
+        <w:t xml:space="preserve">)</w:t>
+      </w:r>
+      <w:r>
+        <w:br/>
+      </w:r>
+      <w:r>
+        <w:rPr>
+          <w:rStyle w:val="NormalTok"/>
+        </w:rPr>
+        <w:t xml:space="preserve">            </w:t>
+      </w:r>
+      <w:r>
+        <w:rPr>
+          <w:rStyle w:val="ControlFlowTok"/>
+        </w:rPr>
+        <w:t xml:space="preserve">return</w:t>
+      </w:r>
+      <w:r>
+        <w:rPr>
+          <w:rStyle w:val="NormalTok"/>
+        </w:rPr>
+        <w:t xml:space="preserve"> </w:t>
+      </w:r>
+      <w:r>
+        <w:rPr>
+          <w:rStyle w:val="DecValTok"/>
+        </w:rPr>
+        <w:t xml:space="preserve">1</w:t>
+      </w:r>
+      <w:r>
+        <w:rPr>
+          <w:rStyle w:val="OperatorTok"/>
+        </w:rPr>
+        <w:t xml:space="preserve">;</w:t>
+      </w:r>
+      <w:r>
+        <w:br/>
+      </w:r>
+      <w:r>
+        <w:rPr>
+          <w:rStyle w:val="NormalTok"/>
+        </w:rPr>
+        <w:t xml:space="preserve">        </w:t>
+      </w:r>
+      <w:r>
+        <w:rPr>
+          <w:rStyle w:val="ControlFlowTok"/>
+        </w:rPr>
+        <w:t xml:space="preserve">else</w:t>
+      </w:r>
+      <w:r>
+        <w:br/>
+      </w:r>
+      <w:r>
+        <w:rPr>
+          <w:rStyle w:val="NormalTok"/>
+        </w:rPr>
+        <w:t xml:space="preserve">            </w:t>
+      </w:r>
+      <w:r>
+        <w:rPr>
+          <w:rStyle w:val="ControlFlowTok"/>
+        </w:rPr>
+        <w:t xml:space="preserve">return</w:t>
+      </w:r>
+      <w:r>
+        <w:rPr>
+          <w:rStyle w:val="NormalTok"/>
+        </w:rPr>
+        <w:t xml:space="preserve"> n </w:t>
+      </w:r>
+      <w:r>
+        <w:rPr>
+          <w:rStyle w:val="OperatorTok"/>
+        </w:rPr>
+        <w:t xml:space="preserve">*</w:t>
+      </w:r>
+      <w:r>
+        <w:rPr>
+          <w:rStyle w:val="NormalTok"/>
+        </w:rPr>
+        <w:t xml:space="preserve"> </w:t>
+      </w:r>
+      <w:r>
+        <w:rPr>
+          <w:rStyle w:val="FunctionTok"/>
+        </w:rPr>
+        <w:t xml:space="preserve">factorial</w:t>
+      </w:r>
+      <w:r>
+        <w:rPr>
+          <w:rStyle w:val="OperatorTok"/>
+        </w:rPr>
+        <w:t xml:space="preserve">(</w:t>
+      </w:r>
+      <w:r>
+        <w:rPr>
+          <w:rStyle w:val="NormalTok"/>
+        </w:rPr>
+        <w:t xml:space="preserve">n </w:t>
+      </w:r>
+      <w:r>
+        <w:rPr>
+          <w:rStyle w:val="OperatorTok"/>
+        </w:rPr>
+        <w:t xml:space="preserve">-</w:t>
+      </w:r>
+      <w:r>
+        <w:rPr>
+          <w:rStyle w:val="NormalTok"/>
+        </w:rPr>
+        <w:t xml:space="preserve"> </w:t>
+      </w:r>
+      <w:r>
+        <w:rPr>
+          <w:rStyle w:val="DecValTok"/>
+        </w:rPr>
+        <w:t xml:space="preserve">1</w:t>
+      </w:r>
+      <w:r>
+        <w:rPr>
+          <w:rStyle w:val="OperatorTok"/>
+        </w:rPr>
+        <w:t xml:space="preserve">);</w:t>
+      </w:r>
+      <w:r>
+        <w:br/>
+      </w:r>
+      <w:r>
+        <w:rPr>
+          <w:rStyle w:val="NormalTok"/>
+        </w:rPr>
+        <w:t xml:space="preserve">    </w:t>
+      </w:r>
+      <w:r>
+        <w:rPr>
+          <w:rStyle w:val="OperatorTok"/>
+        </w:rPr>
+        <w:t xml:space="preserve">}</w:t>
+      </w:r>
+      <w:r>
+        <w:br/>
+      </w:r>
+      <w:r>
+        <w:br/>
+      </w:r>
+      <w:r>
+        <w:rPr>
+          <w:rStyle w:val="NormalTok"/>
+        </w:rPr>
+        <w:t xml:space="preserve">    </w:t>
+      </w:r>
+      <w:r>
+        <w:rPr>
+          <w:rStyle w:val="CommentTok"/>
+        </w:rPr>
+        <w:t xml:space="preserve">// Function to print a greeting message</w:t>
+      </w:r>
+      <w:r>
+        <w:br/>
+      </w:r>
+      <w:r>
+        <w:rPr>
+          <w:rStyle w:val="NormalTok"/>
+        </w:rPr>
+        <w:t xml:space="preserve">    </w:t>
+      </w:r>
+      <w:r>
+        <w:rPr>
+          <w:rStyle w:val="KeywordTok"/>
+        </w:rPr>
+        <w:t xml:space="preserve">public</w:t>
+      </w:r>
+      <w:r>
+        <w:rPr>
+          <w:rStyle w:val="NormalTok"/>
+        </w:rPr>
+        <w:t xml:space="preserve"> </w:t>
+      </w:r>
+      <w:r>
+        <w:rPr>
+          <w:rStyle w:val="DataTypeTok"/>
+        </w:rPr>
+        <w:t xml:space="preserve">static</w:t>
+      </w:r>
+      <w:r>
+        <w:rPr>
+          <w:rStyle w:val="NormalTok"/>
+        </w:rPr>
+        <w:t xml:space="preserve"> </w:t>
+      </w:r>
+      <w:r>
+        <w:rPr>
+          <w:rStyle w:val="DataTypeTok"/>
+        </w:rPr>
         <w:t xml:space="preserve">void</w:t>
       </w:r>
       <w:r>
@@ -608,6 +1306,204 @@
         <w:rPr>
           <w:rStyle w:val="FunctionTok"/>
         </w:rPr>
+        <w:t xml:space="preserve">greet</w:t>
+      </w:r>
+      <w:r>
+        <w:rPr>
+          <w:rStyle w:val="OperatorTok"/>
+        </w:rPr>
+        <w:t xml:space="preserve">(</w:t>
+      </w:r>
+      <w:r>
+        <w:rPr>
+          <w:rStyle w:val="BuiltInTok"/>
+        </w:rPr>
+        <w:t xml:space="preserve">String</w:t>
+      </w:r>
+      <w:r>
+        <w:rPr>
+          <w:rStyle w:val="NormalTok"/>
+        </w:rPr>
+        <w:t xml:space="preserve"> name</w:t>
+      </w:r>
+      <w:r>
+        <w:rPr>
+          <w:rStyle w:val="OperatorTok"/>
+        </w:rPr>
+        <w:t xml:space="preserve">)</w:t>
+      </w:r>
+      <w:r>
+        <w:rPr>
+          <w:rStyle w:val="NormalTok"/>
+        </w:rPr>
+        <w:t xml:space="preserve"> </w:t>
+      </w:r>
+      <w:r>
+        <w:rPr>
+          <w:rStyle w:val="OperatorTok"/>
+        </w:rPr>
+        <w:t xml:space="preserve">{</w:t>
+      </w:r>
+      <w:r>
+        <w:br/>
+      </w:r>
+      <w:r>
+        <w:rPr>
+          <w:rStyle w:val="NormalTok"/>
+        </w:rPr>
+        <w:t xml:space="preserve">        </w:t>
+      </w:r>
+      <w:r>
+        <w:rPr>
+          <w:rStyle w:val="BuiltInTok"/>
+        </w:rPr>
+        <w:t xml:space="preserve">System</w:t>
+      </w:r>
+      <w:r>
+        <w:rPr>
+          <w:rStyle w:val="OperatorTok"/>
+        </w:rPr>
+        <w:t xml:space="preserve">.</w:t>
+      </w:r>
+      <w:r>
+        <w:rPr>
+          <w:rStyle w:val="FunctionTok"/>
+        </w:rPr>
+        <w:t xml:space="preserve">out</w:t>
+      </w:r>
+      <w:r>
+        <w:rPr>
+          <w:rStyle w:val="OperatorTok"/>
+        </w:rPr>
+        <w:t xml:space="preserve">.</w:t>
+      </w:r>
+      <w:r>
+        <w:rPr>
+          <w:rStyle w:val="FunctionTok"/>
+        </w:rPr>
+        <w:t xml:space="preserve">println</w:t>
+      </w:r>
+      <w:r>
+        <w:rPr>
+          <w:rStyle w:val="OperatorTok"/>
+        </w:rPr>
+        <w:t xml:space="preserve">(</w:t>
+      </w:r>
+      <w:r>
+        <w:rPr>
+          <w:rStyle w:val="StringTok"/>
+        </w:rPr>
+        <w:t xml:space="preserve">"Hello, "</w:t>
+      </w:r>
+      <w:r>
+        <w:rPr>
+          <w:rStyle w:val="NormalTok"/>
+        </w:rPr>
+        <w:t xml:space="preserve"> </w:t>
+      </w:r>
+      <w:r>
+        <w:rPr>
+          <w:rStyle w:val="OperatorTok"/>
+        </w:rPr>
+        <w:t xml:space="preserve">+</w:t>
+      </w:r>
+      <w:r>
+        <w:rPr>
+          <w:rStyle w:val="NormalTok"/>
+        </w:rPr>
+        <w:t xml:space="preserve"> name </w:t>
+      </w:r>
+      <w:r>
+        <w:rPr>
+          <w:rStyle w:val="OperatorTok"/>
+        </w:rPr>
+        <w:t xml:space="preserve">+</w:t>
+      </w:r>
+      <w:r>
+        <w:rPr>
+          <w:rStyle w:val="NormalTok"/>
+        </w:rPr>
+        <w:t xml:space="preserve"> </w:t>
+      </w:r>
+      <w:r>
+        <w:rPr>
+          <w:rStyle w:val="StringTok"/>
+        </w:rPr>
+        <w:t xml:space="preserve">"!"</w:t>
+      </w:r>
+      <w:r>
+        <w:rPr>
+          <w:rStyle w:val="OperatorTok"/>
+        </w:rPr>
+        <w:t xml:space="preserve">);</w:t>
+      </w:r>
+      <w:r>
+        <w:br/>
+      </w:r>
+      <w:r>
+        <w:rPr>
+          <w:rStyle w:val="NormalTok"/>
+        </w:rPr>
+        <w:t xml:space="preserve">    </w:t>
+      </w:r>
+      <w:r>
+        <w:rPr>
+          <w:rStyle w:val="OperatorTok"/>
+        </w:rPr>
+        <w:t xml:space="preserve">}</w:t>
+      </w:r>
+      <w:r>
+        <w:br/>
+      </w:r>
+      <w:r>
+        <w:br/>
+      </w:r>
+      <w:r>
+        <w:rPr>
+          <w:rStyle w:val="NormalTok"/>
+        </w:rPr>
+        <w:t xml:space="preserve">    </w:t>
+      </w:r>
+      <w:r>
+        <w:rPr>
+          <w:rStyle w:val="KeywordTok"/>
+        </w:rPr>
+        <w:t xml:space="preserve">public</w:t>
+      </w:r>
+      <w:r>
+        <w:rPr>
+          <w:rStyle w:val="NormalTok"/>
+        </w:rPr>
+        <w:t xml:space="preserve"> </w:t>
+      </w:r>
+      <w:r>
+        <w:rPr>
+          <w:rStyle w:val="DataTypeTok"/>
+        </w:rPr>
+        <w:t xml:space="preserve">static</w:t>
+      </w:r>
+      <w:r>
+        <w:rPr>
+          <w:rStyle w:val="NormalTok"/>
+        </w:rPr>
+        <w:t xml:space="preserve"> </w:t>
+      </w:r>
+      <w:r>
+        <w:rPr>
+          <w:rStyle w:val="DataTypeTok"/>
+        </w:rPr>
+        <w:t xml:space="preserve">void</w:t>
+      </w:r>
+      <w:r>
+        <w:rPr>
+          <w:rStyle w:val="NormalTok"/>
+        </w:rPr>
+        <w:t xml:space="preserve"> </w:t>
+      </w:r>
+      <w:r>
+        <w:rPr>
+          <w:rStyle w:val="FunctionTok"/>
+        </w:rPr>
         <w:t xml:space="preserve">main</w:t>
       </w:r>
       <w:r>
@@ -659,286 +1555,250 @@
         <w:rPr>
           <w:rStyle w:val="NormalTok"/>
         </w:rPr>
+        <w:t xml:space="preserve">        </w:t>
+      </w:r>
+      <w:r>
+        <w:rPr>
+          <w:rStyle w:val="BuiltInTok"/>
+        </w:rPr>
+        <w:t xml:space="preserve">System</w:t>
+      </w:r>
+      <w:r>
+        <w:rPr>
+          <w:rStyle w:val="OperatorTok"/>
+        </w:rPr>
+        <w:t xml:space="preserve">.</w:t>
+      </w:r>
+      <w:r>
+        <w:rPr>
+          <w:rStyle w:val="FunctionTok"/>
+        </w:rPr>
+        <w:t xml:space="preserve">out</w:t>
+      </w:r>
+      <w:r>
+        <w:rPr>
+          <w:rStyle w:val="OperatorTok"/>
+        </w:rPr>
+        <w:t xml:space="preserve">.</w:t>
+      </w:r>
+      <w:r>
+        <w:rPr>
+          <w:rStyle w:val="FunctionTok"/>
+        </w:rPr>
+        <w:t xml:space="preserve">println</w:t>
+      </w:r>
+      <w:r>
+        <w:rPr>
+          <w:rStyle w:val="OperatorTok"/>
+        </w:rPr>
+        <w:t xml:space="preserve">(</w:t>
+      </w:r>
+      <w:r>
+        <w:rPr>
+          <w:rStyle w:val="StringTok"/>
+        </w:rPr>
+        <w:t xml:space="preserve">"Sum: "</w:t>
+      </w:r>
+      <w:r>
+        <w:rPr>
+          <w:rStyle w:val="NormalTok"/>
+        </w:rPr>
+        <w:t xml:space="preserve"> </w:t>
+      </w:r>
+      <w:r>
+        <w:rPr>
+          <w:rStyle w:val="OperatorTok"/>
+        </w:rPr>
+        <w:t xml:space="preserve">+</w:t>
+      </w:r>
+      <w:r>
+        <w:rPr>
+          <w:rStyle w:val="NormalTok"/>
+        </w:rPr>
+        <w:t xml:space="preserve"> </w:t>
+      </w:r>
+      <w:r>
+        <w:rPr>
+          <w:rStyle w:val="FunctionTok"/>
+        </w:rPr>
+        <w:t xml:space="preserve">add</w:t>
+      </w:r>
+      <w:r>
+        <w:rPr>
+          <w:rStyle w:val="OperatorTok"/>
+        </w:rPr>
+        <w:t xml:space="preserve">(</w:t>
+      </w:r>
+      <w:r>
+        <w:rPr>
+          <w:rStyle w:val="DecValTok"/>
+        </w:rPr>
+        <w:t xml:space="preserve">5</w:t>
+      </w:r>
+      <w:r>
+        <w:rPr>
+          <w:rStyle w:val="OperatorTok"/>
+        </w:rPr>
+        <w:t xml:space="preserve">,</w:t>
+      </w:r>
+      <w:r>
+        <w:rPr>
+          <w:rStyle w:val="NormalTok"/>
+        </w:rPr>
+        <w:t xml:space="preserve"> </w:t>
+      </w:r>
+      <w:r>
+        <w:rPr>
+          <w:rStyle w:val="DecValTok"/>
+        </w:rPr>
+        <w:t xml:space="preserve">10</w:t>
+      </w:r>
+      <w:r>
+        <w:rPr>
+          <w:rStyle w:val="OperatorTok"/>
+        </w:rPr>
+        <w:t xml:space="preserve">));</w:t>
+      </w:r>
+      <w:r>
+        <w:br/>
+      </w:r>
+      <w:r>
+        <w:rPr>
+          <w:rStyle w:val="NormalTok"/>
+        </w:rPr>
+        <w:t xml:space="preserve">        </w:t>
+      </w:r>
+      <w:r>
+        <w:rPr>
+          <w:rStyle w:val="BuiltInTok"/>
+        </w:rPr>
+        <w:t xml:space="preserve">System</w:t>
+      </w:r>
+      <w:r>
+        <w:rPr>
+          <w:rStyle w:val="OperatorTok"/>
+        </w:rPr>
+        <w:t xml:space="preserve">.</w:t>
+      </w:r>
+      <w:r>
+        <w:rPr>
+          <w:rStyle w:val="FunctionTok"/>
+        </w:rPr>
+        <w:t xml:space="preserve">out</w:t>
+      </w:r>
+      <w:r>
+        <w:rPr>
+          <w:rStyle w:val="OperatorTok"/>
+        </w:rPr>
+        <w:t xml:space="preserve">.</w:t>
+      </w:r>
+      <w:r>
+        <w:rPr>
+          <w:rStyle w:val="FunctionTok"/>
+        </w:rPr>
+        <w:t xml:space="preserve">println</w:t>
+      </w:r>
+      <w:r>
+        <w:rPr>
+          <w:rStyle w:val="OperatorTok"/>
+        </w:rPr>
+        <w:t xml:space="preserve">(</w:t>
+      </w:r>
+      <w:r>
+        <w:rPr>
+          <w:rStyle w:val="StringTok"/>
+        </w:rPr>
+        <w:t xml:space="preserve">"Factorial: "</w:t>
+      </w:r>
+      <w:r>
+        <w:rPr>
+          <w:rStyle w:val="NormalTok"/>
+        </w:rPr>
+        <w:t xml:space="preserve"> </w:t>
+      </w:r>
+      <w:r>
+        <w:rPr>
+          <w:rStyle w:val="OperatorTok"/>
+        </w:rPr>
+        <w:t xml:space="preserve">+</w:t>
+      </w:r>
+      <w:r>
+        <w:rPr>
+          <w:rStyle w:val="NormalTok"/>
+        </w:rPr>
+        <w:t xml:space="preserve"> </w:t>
+      </w:r>
+      <w:r>
+        <w:rPr>
+          <w:rStyle w:val="FunctionTok"/>
+        </w:rPr>
+        <w:t xml:space="preserve">factorial</w:t>
+      </w:r>
+      <w:r>
+        <w:rPr>
+          <w:rStyle w:val="OperatorTok"/>
+        </w:rPr>
+        <w:t xml:space="preserve">(</w:t>
+      </w:r>
+      <w:r>
+        <w:rPr>
+          <w:rStyle w:val="DecValTok"/>
+        </w:rPr>
+        <w:t xml:space="preserve">5</w:t>
+      </w:r>
+      <w:r>
+        <w:rPr>
+          <w:rStyle w:val="OperatorTok"/>
+        </w:rPr>
+        <w:t xml:space="preserve">));</w:t>
+      </w:r>
+      <w:r>
+        <w:br/>
+      </w:r>
+      <w:r>
+        <w:rPr>
+          <w:rStyle w:val="NormalTok"/>
+        </w:rPr>
+        <w:t xml:space="preserve">        </w:t>
+      </w:r>
+      <w:r>
+        <w:rPr>
+          <w:rStyle w:val="FunctionTok"/>
+        </w:rPr>
+        <w:t xml:space="preserve">greet</w:t>
+      </w:r>
+      <w:r>
+        <w:rPr>
+          <w:rStyle w:val="OperatorTok"/>
+        </w:rPr>
+        <w:t xml:space="preserve">(</w:t>
+      </w:r>
+      <w:r>
+        <w:rPr>
+          <w:rStyle w:val="StringTok"/>
+        </w:rPr>
+        <w:t xml:space="preserve">"Prateek"</w:t>
+      </w:r>
+      <w:r>
+        <w:rPr>
+          <w:rStyle w:val="OperatorTok"/>
+        </w:rPr>
+        <w:t xml:space="preserve">);</w:t>
+      </w:r>
+      <w:r>
+        <w:br/>
+      </w:r>
+      <w:r>
+        <w:rPr>
+          <w:rStyle w:val="NormalTok"/>
+        </w:rPr>
         <w:t xml:space="preserve">    </w:t>
       </w:r>
       <w:r>
         <w:rPr>
-          <w:rStyle w:val="CommentTok"/>
-        </w:rPr>
-        <w:t xml:space="preserve">// Calling the add function</w:t>
-      </w:r>
-      <w:r>
-        <w:br/>
-      </w:r>
-      <w:r>
-        <w:rPr>
-          <w:rStyle w:val="NormalTok"/>
-        </w:rPr>
-        <w:t xml:space="preserve">    </w:t>
-      </w:r>
-      <w:r>
-        <w:rPr>
-          <w:rStyle w:val="BuiltInTok"/>
-        </w:rPr>
-        <w:t xml:space="preserve">System</w:t>
-      </w:r>
-      <w:r>
-        <w:rPr>
           <w:rStyle w:val="OperatorTok"/>
         </w:rPr>
-        <w:t xml:space="preserve">.</w:t>
-      </w:r>
-      <w:r>
-        <w:rPr>
-          <w:rStyle w:val="FunctionTok"/>
-        </w:rPr>
-        <w:t xml:space="preserve">out</w:t>
-      </w:r>
-      <w:r>
-        <w:rPr>
-          <w:rStyle w:val="OperatorTok"/>
-        </w:rPr>
-        <w:t xml:space="preserve">.</w:t>
-      </w:r>
-      <w:r>
-        <w:rPr>
-          <w:rStyle w:val="FunctionTok"/>
-        </w:rPr>
-        <w:t xml:space="preserve">println</w:t>
-      </w:r>
-      <w:r>
-        <w:rPr>
-          <w:rStyle w:val="OperatorTok"/>
-        </w:rPr>
-        <w:t xml:space="preserve">(</w:t>
-      </w:r>
-      <w:r>
-        <w:rPr>
-          <w:rStyle w:val="StringTok"/>
-        </w:rPr>
-        <w:t xml:space="preserve">"Sum: "</w:t>
-      </w:r>
-      <w:r>
-        <w:rPr>
-          <w:rStyle w:val="NormalTok"/>
-        </w:rPr>
-        <w:t xml:space="preserve"> </w:t>
-      </w:r>
-      <w:r>
-        <w:rPr>
-          <w:rStyle w:val="OperatorTok"/>
-        </w:rPr>
-        <w:t xml:space="preserve">+</w:t>
-      </w:r>
-      <w:r>
-        <w:rPr>
-          <w:rStyle w:val="NormalTok"/>
-        </w:rPr>
-        <w:t xml:space="preserve"> </w:t>
-      </w:r>
-      <w:r>
-        <w:rPr>
-          <w:rStyle w:val="FunctionTok"/>
-        </w:rPr>
-        <w:t xml:space="preserve">add</w:t>
-      </w:r>
-      <w:r>
-        <w:rPr>
-          <w:rStyle w:val="OperatorTok"/>
-        </w:rPr>
-        <w:t xml:space="preserve">(</w:t>
-      </w:r>
-      <w:r>
-        <w:rPr>
-          <w:rStyle w:val="DecValTok"/>
-        </w:rPr>
-        <w:t xml:space="preserve">5</w:t>
-      </w:r>
-      <w:r>
-        <w:rPr>
-          <w:rStyle w:val="OperatorTok"/>
-        </w:rPr>
-        <w:t xml:space="preserve">,</w:t>
-      </w:r>
-      <w:r>
-        <w:rPr>
-          <w:rStyle w:val="NormalTok"/>
-        </w:rPr>
-        <w:t xml:space="preserve"> </w:t>
-      </w:r>
-      <w:r>
-        <w:rPr>
-          <w:rStyle w:val="DecValTok"/>
-        </w:rPr>
-        <w:t xml:space="preserve">10</w:t>
-      </w:r>
-      <w:r>
-        <w:rPr>
-          <w:rStyle w:val="OperatorTok"/>
-        </w:rPr>
-        <w:t xml:space="preserve">));</w:t>
-      </w:r>
-      <w:r>
-        <w:br/>
-      </w:r>
-      <w:r>
-        <w:br/>
-      </w:r>
-      <w:r>
-        <w:rPr>
-          <w:rStyle w:val="NormalTok"/>
-        </w:rPr>
-        <w:t xml:space="preserve">    </w:t>
-      </w:r>
-      <w:r>
-        <w:rPr>
-          <w:rStyle w:val="CommentTok"/>
-        </w:rPr>
-        <w:t xml:space="preserve">// Calling the factorial function</w:t>
-      </w:r>
-      <w:r>
-        <w:br/>
-      </w:r>
-      <w:r>
-        <w:rPr>
-          <w:rStyle w:val="NormalTok"/>
-        </w:rPr>
-        <w:t xml:space="preserve">    </w:t>
-      </w:r>
-      <w:r>
-        <w:rPr>
-          <w:rStyle w:val="BuiltInTok"/>
-        </w:rPr>
-        <w:t xml:space="preserve">System</w:t>
-      </w:r>
-      <w:r>
-        <w:rPr>
-          <w:rStyle w:val="OperatorTok"/>
-        </w:rPr>
-        <w:t xml:space="preserve">.</w:t>
-      </w:r>
-      <w:r>
-        <w:rPr>
-          <w:rStyle w:val="FunctionTok"/>
-        </w:rPr>
-        <w:t xml:space="preserve">out</w:t>
-      </w:r>
-      <w:r>
-        <w:rPr>
-          <w:rStyle w:val="OperatorTok"/>
-        </w:rPr>
-        <w:t xml:space="preserve">.</w:t>
-      </w:r>
-      <w:r>
-        <w:rPr>
-          <w:rStyle w:val="FunctionTok"/>
-        </w:rPr>
-        <w:t xml:space="preserve">println</w:t>
-      </w:r>
-      <w:r>
-        <w:rPr>
-          <w:rStyle w:val="OperatorTok"/>
-        </w:rPr>
-        <w:t xml:space="preserve">(</w:t>
-      </w:r>
-      <w:r>
-        <w:rPr>
-          <w:rStyle w:val="StringTok"/>
-        </w:rPr>
-        <w:t xml:space="preserve">"Factorial: "</w:t>
-      </w:r>
-      <w:r>
-        <w:rPr>
-          <w:rStyle w:val="NormalTok"/>
-        </w:rPr>
-        <w:t xml:space="preserve"> </w:t>
-      </w:r>
-      <w:r>
-        <w:rPr>
-          <w:rStyle w:val="OperatorTok"/>
-        </w:rPr>
-        <w:t xml:space="preserve">+</w:t>
-      </w:r>
-      <w:r>
-        <w:rPr>
-          <w:rStyle w:val="NormalTok"/>
-        </w:rPr>
-        <w:t xml:space="preserve"> </w:t>
-      </w:r>
-      <w:r>
-        <w:rPr>
-          <w:rStyle w:val="FunctionTok"/>
-        </w:rPr>
-        <w:t xml:space="preserve">factorial</w:t>
-      </w:r>
-      <w:r>
-        <w:rPr>
-          <w:rStyle w:val="OperatorTok"/>
-        </w:rPr>
-        <w:t xml:space="preserve">(</w:t>
-      </w:r>
-      <w:r>
-        <w:rPr>
-          <w:rStyle w:val="DecValTok"/>
-        </w:rPr>
-        <w:t xml:space="preserve">5</w:t>
-      </w:r>
-      <w:r>
-        <w:rPr>
-          <w:rStyle w:val="OperatorTok"/>
-        </w:rPr>
-        <w:t xml:space="preserve">));</w:t>
-      </w:r>
-      <w:r>
-        <w:br/>
-      </w:r>
-      <w:r>
-        <w:br/>
-      </w:r>
-      <w:r>
-        <w:rPr>
-          <w:rStyle w:val="NormalTok"/>
-        </w:rPr>
-        <w:t xml:space="preserve">    </w:t>
-      </w:r>
-      <w:r>
-        <w:rPr>
-          <w:rStyle w:val="CommentTok"/>
-        </w:rPr>
-        <w:t xml:space="preserve">// Calling the greet function</w:t>
-      </w:r>
-      <w:r>
-        <w:br/>
-      </w:r>
-      <w:r>
-        <w:rPr>
-          <w:rStyle w:val="NormalTok"/>
-        </w:rPr>
-        <w:t xml:space="preserve">    </w:t>
-      </w:r>
-      <w:r>
-        <w:rPr>
-          <w:rStyle w:val="FunctionTok"/>
-        </w:rPr>
-        <w:t xml:space="preserve">greet</w:t>
-      </w:r>
-      <w:r>
-        <w:rPr>
-          <w:rStyle w:val="OperatorTok"/>
-        </w:rPr>
-        <w:t xml:space="preserve">(</w:t>
-      </w:r>
-      <w:r>
-        <w:rPr>
-          <w:rStyle w:val="StringTok"/>
-        </w:rPr>
-        <w:t xml:space="preserve">"Prateek"</w:t>
-      </w:r>
-      <w:r>
-        <w:rPr>
-          <w:rStyle w:val="OperatorTok"/>
-        </w:rPr>
-        <w:t xml:space="preserve">);</w:t>
+        <w:t xml:space="preserve">}</w:t>
       </w:r>
       <w:r>
         <w:br/>
@@ -960,6 +1820,29 @@
           <w:bCs/>
         </w:rPr>
         <w:t xml:space="preserve">Output:</w:t>
+      </w:r>
+    </w:p>
+    <w:p>
+      <w:pPr>
+        <w:pStyle w:val="BodyText"/>
+      </w:pPr>
+      <w:r>
+        <w:t xml:space="preserve">When the</w:t>
+      </w:r>
+      <w:r>
+        <w:t xml:space="preserve"> </w:t>
+      </w:r>
+      <w:r>
+        <w:rPr>
+          <w:rStyle w:val="VerbatimChar"/>
+        </w:rPr>
+        <w:t xml:space="preserve">main</w:t>
+      </w:r>
+      <w:r>
+        <w:t xml:space="preserve"> </w:t>
+      </w:r>
+      <w:r>
+        <w:t xml:space="preserve">method is executed, the following output is printed to the console:</w:t>
       </w:r>
     </w:p>
     <w:p>
@@ -998,7 +1881,7 @@
         </w:pict>
       </w:r>
     </w:p>
-    <w:bookmarkStart w:id="13" w:name="functiondef-add"/>
+    <w:bookmarkStart w:id="14" w:name="functiondef-adda-b"/>
     <w:p>
       <w:pPr>
         <w:pStyle w:val="Heading3"/>
@@ -1007,19 +1890,19 @@
         <w:rPr>
           <w:rStyle w:val="SectionNumber"/>
         </w:rPr>
-        <w:t xml:space="preserve">1.4.1</w:t>
+        <w:t xml:space="preserve">1.5.1</w:t>
       </w:r>
       <w:r>
         <w:tab/>
       </w:r>
       <w:r>
-        <w:t xml:space="preserve">FunctionDef add</w:t>
+        <w:t xml:space="preserve">FunctionDef add(a, b)</w:t>
       </w:r>
     </w:p>
-    <w:bookmarkEnd w:id="13"/>
     <w:bookmarkEnd w:id="14"/>
     <w:bookmarkEnd w:id="15"/>
-    <w:bookmarkStart w:id="22" w:name="function-add"/>
+    <w:bookmarkEnd w:id="16"/>
+    <w:bookmarkStart w:id="23" w:name="function-addint-a-int-b"/>
     <w:p>
       <w:pPr>
         <w:pStyle w:val="Heading1"/>
@@ -1034,10 +1917,10 @@
         <w:tab/>
       </w:r>
       <w:r>
-        <w:t xml:space="preserve">Function: add</w:t>
+        <w:t xml:space="preserve">Function: add(int a, int b)</w:t>
       </w:r>
     </w:p>
-    <w:bookmarkStart w:id="16" w:name="overview-1"/>
+    <w:bookmarkStart w:id="17" w:name="overview-1"/>
     <w:p>
       <w:pPr>
         <w:pStyle w:val="Heading2"/>
@@ -1075,11 +1958,11 @@
         <w:t xml:space="preserve"> </w:t>
       </w:r>
       <w:r>
-        <w:t xml:space="preserve">function calculates and returns the sum of two integer values.</w:t>
+        <w:t xml:space="preserve">function computes the sum of two integer numbers.</w:t>
       </w:r>
     </w:p>
-    <w:bookmarkEnd w:id="16"/>
-    <w:bookmarkStart w:id="17" w:name="parameters"/>
+    <w:bookmarkEnd w:id="17"/>
+    <w:bookmarkStart w:id="18" w:name="parameters"/>
     <w:p>
       <w:pPr>
         <w:pStyle w:val="Heading2"/>
@@ -1168,9 +2051,6 @@
               <w:pStyle w:val="Compact"/>
             </w:pPr>
             <w:r>
-              <w:rPr>
-                <w:rStyle w:val="VerbatimChar"/>
-              </w:rPr>
               <w:t xml:space="preserve">int</w:t>
             </w:r>
           </w:p>
@@ -1182,7 +2062,7 @@
               <w:pStyle w:val="Compact"/>
             </w:pPr>
             <w:r>
-              <w:t xml:space="preserve">The first integer to be added.</w:t>
+              <w:t xml:space="preserve">The first integer operand to be added.</w:t>
             </w:r>
           </w:p>
         </w:tc>
@@ -1209,9 +2089,6 @@
               <w:pStyle w:val="Compact"/>
             </w:pPr>
             <w:r>
-              <w:rPr>
-                <w:rStyle w:val="VerbatimChar"/>
-              </w:rPr>
               <w:t xml:space="preserve">int</w:t>
             </w:r>
           </w:p>
@@ -1223,14 +2100,14 @@
               <w:pStyle w:val="Compact"/>
             </w:pPr>
             <w:r>
-              <w:t xml:space="preserve">The second integer to be added.</w:t>
+              <w:t xml:space="preserve">The second integer operand to be added.</w:t>
             </w:r>
           </w:p>
         </w:tc>
       </w:tr>
     </w:tbl>
-    <w:bookmarkEnd w:id="17"/>
-    <w:bookmarkStart w:id="18" w:name="description-1"/>
+    <w:bookmarkEnd w:id="18"/>
+    <w:bookmarkStart w:id="19" w:name="description-1"/>
     <w:p>
       <w:pPr>
         <w:pStyle w:val="Heading2"/>
@@ -1283,7 +2160,7 @@
         <w:t xml:space="preserve"> </w:t>
       </w:r>
       <w:r>
-        <w:t xml:space="preserve">method that performs a simple arithmetic addition. It takes two integer parameters,</w:t>
+        <w:t xml:space="preserve">method that takes two integer parameters,</w:t>
       </w:r>
       <w:r>
         <w:t xml:space="preserve"> </w:t>
@@ -1310,59 +2187,69 @@
         <w:t xml:space="preserve">b</w:t>
       </w:r>
       <w:r>
-        <w:t xml:space="preserve">. Inside the function, the addition operator (</w:t>
+        <w:t xml:space="preserve">. The core logic of the function is to perform a standard arithmetic addition operation on these two integers. The expression</w:t>
+      </w:r>
+      <w:r>
+        <w:t xml:space="preserve"> </w:t>
       </w:r>
       <w:r>
         <w:rPr>
           <w:rStyle w:val="VerbatimChar"/>
         </w:rPr>
-        <w:t xml:space="preserve">+</w:t>
-      </w:r>
-      <w:r>
-        <w:t xml:space="preserve">) is used to compute the sum of these two numbers. The resulting integer value is then returned by the function.</w:t>
+        <w:t xml:space="preserve">a + b</w:t>
+      </w:r>
+      <w:r>
+        <w:t xml:space="preserve"> </w:t>
+      </w:r>
+      <w:r>
+        <w:t xml:space="preserve">calculates their sum. The resulting integer value is then returned by the function. Because it is a</w:t>
+      </w:r>
+      <w:r>
+        <w:t xml:space="preserve"> </w:t>
+      </w:r>
+      <w:r>
+        <w:rPr>
+          <w:rStyle w:val="VerbatimChar"/>
+        </w:rPr>
+        <w:t xml:space="preserve">static</w:t>
+      </w:r>
+      <w:r>
+        <w:t xml:space="preserve"> </w:t>
+      </w:r>
+      <w:r>
+        <w:t xml:space="preserve">method, it can be called directly on the</w:t>
+      </w:r>
+      <w:r>
+        <w:t xml:space="preserve"> </w:t>
+      </w:r>
+      <w:r>
+        <w:rPr>
+          <w:rStyle w:val="VerbatimChar"/>
+        </w:rPr>
+        <w:t xml:space="preserve">Main</w:t>
+      </w:r>
+      <w:r>
+        <w:t xml:space="preserve"> </w:t>
+      </w:r>
+      <w:r>
+        <w:t xml:space="preserve">class without needing to create an instance of the class.</w:t>
       </w:r>
     </w:p>
     <w:p>
       <w:pPr>
-        <w:pStyle w:val="BodyText"/>
-      </w:pPr>
-      <w:r>
-        <w:t xml:space="preserve">Because the method is</w:t>
-      </w:r>
-      <w:r>
-        <w:t xml:space="preserve"> </w:t>
-      </w:r>
-      <w:r>
-        <w:rPr>
-          <w:rStyle w:val="VerbatimChar"/>
-        </w:rPr>
-        <w:t xml:space="preserve">static</w:t>
-      </w:r>
-      <w:r>
-        <w:t xml:space="preserve">, it can be called directly on the</w:t>
-      </w:r>
-      <w:r>
-        <w:t xml:space="preserve"> </w:t>
-      </w:r>
-      <w:r>
-        <w:rPr>
-          <w:rStyle w:val="VerbatimChar"/>
-        </w:rPr>
-        <w:t xml:space="preserve">Main</w:t>
-      </w:r>
-      <w:r>
-        <w:t xml:space="preserve"> </w:t>
-      </w:r>
-      <w:r>
-        <w:t xml:space="preserve">class without needing to create an instance of the class.</w:t>
-      </w:r>
-    </w:p>
-    <w:p>
-      <w:pPr>
         <w:pStyle w:val="SourceCode"/>
       </w:pPr>
       <w:r>
         <w:rPr>
+          <w:rStyle w:val="CommentTok"/>
+        </w:rPr>
+        <w:t xml:space="preserve">// The function simply returns the result of the addition</w:t>
+      </w:r>
+      <w:r>
+        <w:br/>
+      </w:r>
+      <w:r>
+        <w:rPr>
           <w:rStyle w:val="ControlFlowTok"/>
         </w:rPr>
         <w:t xml:space="preserve">return</w:t>
@@ -1390,140 +2277,10 @@
           <w:rStyle w:val="OperatorTok"/>
         </w:rPr>
         <w:t xml:space="preserve">;</w:t>
-      </w:r>
-    </w:p>
-    <w:bookmarkEnd w:id="18"/>
-    <w:bookmarkStart w:id="19" w:name="usage-notes-1"/>
-    <w:p>
-      <w:pPr>
-        <w:pStyle w:val="Heading2"/>
-      </w:pPr>
-      <w:r>
-        <w:rPr>
-          <w:rStyle w:val="SectionNumber"/>
-        </w:rPr>
-        <w:t xml:space="preserve">2.4</w:t>
-      </w:r>
-      <w:r>
-        <w:tab/>
-      </w:r>
-      <w:r>
-        <w:t xml:space="preserve">Usage Notes</w:t>
-      </w:r>
-    </w:p>
-    <w:p>
-      <w:pPr>
-        <w:pStyle w:val="Compact"/>
-        <w:numPr>
-          <w:ilvl w:val="0"/>
-          <w:numId w:val="1003"/>
-        </w:numPr>
-      </w:pPr>
-      <w:r>
-        <w:t xml:space="preserve">This function is designed specifically for</w:t>
-      </w:r>
-      <w:r>
-        <w:t xml:space="preserve"> </w:t>
-      </w:r>
-      <w:r>
-        <w:rPr>
-          <w:rStyle w:val="VerbatimChar"/>
-        </w:rPr>
-        <w:t xml:space="preserve">int</w:t>
-      </w:r>
-      <w:r>
-        <w:t xml:space="preserve"> </w:t>
-      </w:r>
-      <w:r>
-        <w:t xml:space="preserve">data types. Providing arguments of other types will cause a compile-time error.</w:t>
-      </w:r>
-    </w:p>
-    <w:p>
-      <w:pPr>
-        <w:pStyle w:val="Compact"/>
-        <w:numPr>
-          <w:ilvl w:val="0"/>
-          <w:numId w:val="1003"/>
-        </w:numPr>
-      </w:pPr>
-      <w:r>
-        <w:t xml:space="preserve">The return value is also an</w:t>
-      </w:r>
-      <w:r>
-        <w:t xml:space="preserve"> </w:t>
-      </w:r>
-      <w:r>
-        <w:rPr>
-          <w:rStyle w:val="VerbatimChar"/>
-        </w:rPr>
-        <w:t xml:space="preserve">int</w:t>
-      </w:r>
-      <w:r>
-        <w:t xml:space="preserve">. Be mindful of potential integer overflow if the sum of</w:t>
-      </w:r>
-      <w:r>
-        <w:t xml:space="preserve"> </w:t>
-      </w:r>
-      <w:r>
-        <w:rPr>
-          <w:rStyle w:val="VerbatimChar"/>
-        </w:rPr>
-        <w:t xml:space="preserve">a</w:t>
-      </w:r>
-      <w:r>
-        <w:t xml:space="preserve"> </w:t>
-      </w:r>
-      <w:r>
-        <w:t xml:space="preserve">and</w:t>
-      </w:r>
-      <w:r>
-        <w:t xml:space="preserve"> </w:t>
-      </w:r>
-      <w:r>
-        <w:rPr>
-          <w:rStyle w:val="VerbatimChar"/>
-        </w:rPr>
-        <w:t xml:space="preserve">b</w:t>
-      </w:r>
-      <w:r>
-        <w:t xml:space="preserve"> </w:t>
-      </w:r>
-      <w:r>
-        <w:t xml:space="preserve">exceeds the maximum value for an</w:t>
-      </w:r>
-      <w:r>
-        <w:t xml:space="preserve"> </w:t>
-      </w:r>
-      <w:r>
-        <w:rPr>
-          <w:rStyle w:val="VerbatimChar"/>
-        </w:rPr>
-        <w:t xml:space="preserve">int</w:t>
-      </w:r>
-      <w:r>
-        <w:t xml:space="preserve"> </w:t>
-      </w:r>
-      <w:r>
-        <w:t xml:space="preserve">(2,147,483,647). If an overflow occurs, the value will wrap around to the negative range.</w:t>
-      </w:r>
-    </w:p>
-    <w:p>
-      <w:pPr>
-        <w:pStyle w:val="FirstParagraph"/>
-      </w:pPr>
-      <w:r>
-        <w:rPr>
-          <w:b/>
-          <w:bCs/>
-        </w:rPr>
-        <w:t xml:space="preserve">Output Example</w:t>
-      </w:r>
-      <w:r>
-        <w:t xml:space="preserve">: A single integer representing the sum.</w:t>
       </w:r>
     </w:p>
     <w:bookmarkEnd w:id="19"/>
-    <w:bookmarkStart w:id="21" w:name="example-1"/>
+    <w:bookmarkStart w:id="20" w:name="usage-notes-1"/>
     <w:p>
       <w:pPr>
         <w:pStyle w:val="Heading2"/>
@@ -1532,1092 +2289,7 @@
         <w:rPr>
           <w:rStyle w:val="SectionNumber"/>
         </w:rPr>
-        <w:t xml:space="preserve">2.5</w:t>
-      </w:r>
-      <w:r>
-        <w:tab/>
-      </w:r>
-      <w:r>
-        <w:t xml:space="preserve">Example</w:t>
-      </w:r>
-    </w:p>
-    <w:p>
-      <w:pPr>
-        <w:pStyle w:val="SourceCode"/>
-      </w:pPr>
-      <w:r>
-        <w:rPr>
-          <w:rStyle w:val="CommentTok"/>
-        </w:rPr>
-        <w:t xml:space="preserve">// Example usage within the Main class</w:t>
-      </w:r>
-      <w:r>
-        <w:br/>
-      </w:r>
-      <w:r>
-        <w:rPr>
-          <w:rStyle w:val="KeywordTok"/>
-        </w:rPr>
-        <w:t xml:space="preserve">public</w:t>
-      </w:r>
-      <w:r>
-        <w:rPr>
-          <w:rStyle w:val="NormalTok"/>
-        </w:rPr>
-        <w:t xml:space="preserve"> </w:t>
-      </w:r>
-      <w:r>
-        <w:rPr>
-          <w:rStyle w:val="DataTypeTok"/>
-        </w:rPr>
-        <w:t xml:space="preserve">static</w:t>
-      </w:r>
-      <w:r>
-        <w:rPr>
-          <w:rStyle w:val="NormalTok"/>
-        </w:rPr>
-        <w:t xml:space="preserve"> </w:t>
-      </w:r>
-      <w:r>
-        <w:rPr>
-          <w:rStyle w:val="DataTypeTok"/>
-        </w:rPr>
-        <w:t xml:space="preserve">void</w:t>
-      </w:r>
-      <w:r>
-        <w:rPr>
-          <w:rStyle w:val="NormalTok"/>
-        </w:rPr>
-        <w:t xml:space="preserve"> </w:t>
-      </w:r>
-      <w:r>
-        <w:rPr>
-          <w:rStyle w:val="FunctionTok"/>
-        </w:rPr>
-        <w:t xml:space="preserve">main</w:t>
-      </w:r>
-      <w:r>
-        <w:rPr>
-          <w:rStyle w:val="OperatorTok"/>
-        </w:rPr>
-        <w:t xml:space="preserve">(</w:t>
-      </w:r>
-      <w:r>
-        <w:rPr>
-          <w:rStyle w:val="BuiltInTok"/>
-        </w:rPr>
-        <w:t xml:space="preserve">String</w:t>
-      </w:r>
-      <w:r>
-        <w:rPr>
-          <w:rStyle w:val="OperatorTok"/>
-        </w:rPr>
-        <w:t xml:space="preserve">[]</w:t>
-      </w:r>
-      <w:r>
-        <w:rPr>
-          <w:rStyle w:val="NormalTok"/>
-        </w:rPr>
-        <w:t xml:space="preserve"> args</w:t>
-      </w:r>
-      <w:r>
-        <w:rPr>
-          <w:rStyle w:val="OperatorTok"/>
-        </w:rPr>
-        <w:t xml:space="preserve">)</w:t>
-      </w:r>
-      <w:r>
-        <w:rPr>
-          <w:rStyle w:val="NormalTok"/>
-        </w:rPr>
-        <w:t xml:space="preserve"> </w:t>
-      </w:r>
-      <w:r>
-        <w:rPr>
-          <w:rStyle w:val="OperatorTok"/>
-        </w:rPr>
-        <w:t xml:space="preserve">{</w:t>
-      </w:r>
-      <w:r>
-        <w:br/>
-      </w:r>
-      <w:r>
-        <w:rPr>
-          <w:rStyle w:val="NormalTok"/>
-        </w:rPr>
-        <w:t xml:space="preserve">    </w:t>
-      </w:r>
-      <w:r>
-        <w:rPr>
-          <w:rStyle w:val="DataTypeTok"/>
-        </w:rPr>
-        <w:t xml:space="preserve">int</w:t>
-      </w:r>
-      <w:r>
-        <w:rPr>
-          <w:rStyle w:val="NormalTok"/>
-        </w:rPr>
-        <w:t xml:space="preserve"> number1 </w:t>
-      </w:r>
-      <w:r>
-        <w:rPr>
-          <w:rStyle w:val="OperatorTok"/>
-        </w:rPr>
-        <w:t xml:space="preserve">=</w:t>
-      </w:r>
-      <w:r>
-        <w:rPr>
-          <w:rStyle w:val="NormalTok"/>
-        </w:rPr>
-        <w:t xml:space="preserve"> </w:t>
-      </w:r>
-      <w:r>
-        <w:rPr>
-          <w:rStyle w:val="DecValTok"/>
-        </w:rPr>
-        <w:t xml:space="preserve">15</w:t>
-      </w:r>
-      <w:r>
-        <w:rPr>
-          <w:rStyle w:val="OperatorTok"/>
-        </w:rPr>
-        <w:t xml:space="preserve">;</w:t>
-      </w:r>
-      <w:r>
-        <w:br/>
-      </w:r>
-      <w:r>
-        <w:rPr>
-          <w:rStyle w:val="NormalTok"/>
-        </w:rPr>
-        <w:t xml:space="preserve">    </w:t>
-      </w:r>
-      <w:r>
-        <w:rPr>
-          <w:rStyle w:val="DataTypeTok"/>
-        </w:rPr>
-        <w:t xml:space="preserve">int</w:t>
-      </w:r>
-      <w:r>
-        <w:rPr>
-          <w:rStyle w:val="NormalTok"/>
-        </w:rPr>
-        <w:t xml:space="preserve"> number2 </w:t>
-      </w:r>
-      <w:r>
-        <w:rPr>
-          <w:rStyle w:val="OperatorTok"/>
-        </w:rPr>
-        <w:t xml:space="preserve">=</w:t>
-      </w:r>
-      <w:r>
-        <w:rPr>
-          <w:rStyle w:val="NormalTok"/>
-        </w:rPr>
-        <w:t xml:space="preserve"> </w:t>
-      </w:r>
-      <w:r>
-        <w:rPr>
-          <w:rStyle w:val="DecValTok"/>
-        </w:rPr>
-        <w:t xml:space="preserve">10</w:t>
-      </w:r>
-      <w:r>
-        <w:rPr>
-          <w:rStyle w:val="OperatorTok"/>
-        </w:rPr>
-        <w:t xml:space="preserve">;</w:t>
-      </w:r>
-      <w:r>
-        <w:br/>
-      </w:r>
-      <w:r>
-        <w:rPr>
-          <w:rStyle w:val="NormalTok"/>
-        </w:rPr>
-        <w:t xml:space="preserve">    </w:t>
-      </w:r>
-      <w:r>
-        <w:rPr>
-          <w:rStyle w:val="DataTypeTok"/>
-        </w:rPr>
-        <w:t xml:space="preserve">int</w:t>
-      </w:r>
-      <w:r>
-        <w:rPr>
-          <w:rStyle w:val="NormalTok"/>
-        </w:rPr>
-        <w:t xml:space="preserve"> result </w:t>
-      </w:r>
-      <w:r>
-        <w:rPr>
-          <w:rStyle w:val="OperatorTok"/>
-        </w:rPr>
-        <w:t xml:space="preserve">=</w:t>
-      </w:r>
-      <w:r>
-        <w:rPr>
-          <w:rStyle w:val="NormalTok"/>
-        </w:rPr>
-        <w:t xml:space="preserve"> </w:t>
-      </w:r>
-      <w:r>
-        <w:rPr>
-          <w:rStyle w:val="FunctionTok"/>
-        </w:rPr>
-        <w:t xml:space="preserve">add</w:t>
-      </w:r>
-      <w:r>
-        <w:rPr>
-          <w:rStyle w:val="OperatorTok"/>
-        </w:rPr>
-        <w:t xml:space="preserve">(</w:t>
-      </w:r>
-      <w:r>
-        <w:rPr>
-          <w:rStyle w:val="NormalTok"/>
-        </w:rPr>
-        <w:t xml:space="preserve">number1</w:t>
-      </w:r>
-      <w:r>
-        <w:rPr>
-          <w:rStyle w:val="OperatorTok"/>
-        </w:rPr>
-        <w:t xml:space="preserve">,</w:t>
-      </w:r>
-      <w:r>
-        <w:rPr>
-          <w:rStyle w:val="NormalTok"/>
-        </w:rPr>
-        <w:t xml:space="preserve"> number2</w:t>
-      </w:r>
-      <w:r>
-        <w:rPr>
-          <w:rStyle w:val="OperatorTok"/>
-        </w:rPr>
-        <w:t xml:space="preserve">);</w:t>
-      </w:r>
-      <w:r>
-        <w:br/>
-      </w:r>
-      <w:r>
-        <w:rPr>
-          <w:rStyle w:val="NormalTok"/>
-        </w:rPr>
-        <w:t xml:space="preserve">    </w:t>
-      </w:r>
-      <w:r>
-        <w:rPr>
-          <w:rStyle w:val="BuiltInTok"/>
-        </w:rPr>
-        <w:t xml:space="preserve">System</w:t>
-      </w:r>
-      <w:r>
-        <w:rPr>
-          <w:rStyle w:val="OperatorTok"/>
-        </w:rPr>
-        <w:t xml:space="preserve">.</w:t>
-      </w:r>
-      <w:r>
-        <w:rPr>
-          <w:rStyle w:val="FunctionTok"/>
-        </w:rPr>
-        <w:t xml:space="preserve">out</w:t>
-      </w:r>
-      <w:r>
-        <w:rPr>
-          <w:rStyle w:val="OperatorTok"/>
-        </w:rPr>
-        <w:t xml:space="preserve">.</w:t>
-      </w:r>
-      <w:r>
-        <w:rPr>
-          <w:rStyle w:val="FunctionTok"/>
-        </w:rPr>
-        <w:t xml:space="preserve">println</w:t>
-      </w:r>
-      <w:r>
-        <w:rPr>
-          <w:rStyle w:val="OperatorTok"/>
-        </w:rPr>
-        <w:t xml:space="preserve">(</w:t>
-      </w:r>
-      <w:r>
-        <w:rPr>
-          <w:rStyle w:val="StringTok"/>
-        </w:rPr>
-        <w:t xml:space="preserve">"The sum is: "</w:t>
-      </w:r>
-      <w:r>
-        <w:rPr>
-          <w:rStyle w:val="NormalTok"/>
-        </w:rPr>
-        <w:t xml:space="preserve"> </w:t>
-      </w:r>
-      <w:r>
-        <w:rPr>
-          <w:rStyle w:val="OperatorTok"/>
-        </w:rPr>
-        <w:t xml:space="preserve">+</w:t>
-      </w:r>
-      <w:r>
-        <w:rPr>
-          <w:rStyle w:val="NormalTok"/>
-        </w:rPr>
-        <w:t xml:space="preserve"> result</w:t>
-      </w:r>
-      <w:r>
-        <w:rPr>
-          <w:rStyle w:val="OperatorTok"/>
-        </w:rPr>
-        <w:t xml:space="preserve">);</w:t>
-      </w:r>
-      <w:r>
-        <w:br/>
-      </w:r>
-      <w:r>
-        <w:rPr>
-          <w:rStyle w:val="OperatorTok"/>
-        </w:rPr>
-        <w:t xml:space="preserve">}</w:t>
-      </w:r>
-    </w:p>
-    <w:p>
-      <w:pPr>
-        <w:pStyle w:val="FirstParagraph"/>
-      </w:pPr>
-      <w:r>
-        <w:rPr>
-          <w:b/>
-          <w:bCs/>
-        </w:rPr>
-        <w:t xml:space="preserve">Output:</w:t>
-      </w:r>
-    </w:p>
-    <w:p>
-      <w:pPr>
-        <w:pStyle w:val="SourceCode"/>
-      </w:pPr>
-      <w:r>
-        <w:rPr>
-          <w:rStyle w:val="VerbatimChar"/>
-        </w:rPr>
-        <w:t xml:space="preserve">The sum is: 25</w:t>
-      </w:r>
-    </w:p>
-    <w:p>
-      <w:r>
-        <w:pict>
-          <v:rect style="width:0;height:1.5pt" o:hralign="center" o:hrstd="t" o:hr="t"/>
-        </w:pict>
-      </w:r>
-    </w:p>
-    <w:p>
-      <w:r>
-        <w:pict>
-          <v:rect style="width:0;height:1.5pt" o:hralign="center" o:hrstd="t" o:hr="t"/>
-        </w:pict>
-      </w:r>
-    </w:p>
-    <w:bookmarkStart w:id="20" w:name="functiondef-factorial"/>
-    <w:p>
-      <w:pPr>
-        <w:pStyle w:val="Heading3"/>
-      </w:pPr>
-      <w:r>
-        <w:rPr>
-          <w:rStyle w:val="SectionNumber"/>
-        </w:rPr>
-        <w:t xml:space="preserve">2.5.1</w:t>
-      </w:r>
-      <w:r>
-        <w:tab/>
-      </w:r>
-      <w:r>
-        <w:t xml:space="preserve">FunctionDef factorial</w:t>
-      </w:r>
-    </w:p>
-    <w:bookmarkEnd w:id="20"/>
-    <w:bookmarkEnd w:id="21"/>
-    <w:bookmarkEnd w:id="22"/>
-    <w:bookmarkStart w:id="29" w:name="function-factorialint-n"/>
-    <w:p>
-      <w:pPr>
-        <w:pStyle w:val="Heading1"/>
-      </w:pPr>
-      <w:r>
-        <w:rPr>
-          <w:rStyle w:val="SectionNumber"/>
-        </w:rPr>
-        <w:t xml:space="preserve">3</w:t>
-      </w:r>
-      <w:r>
-        <w:tab/>
-      </w:r>
-      <w:r>
-        <w:t xml:space="preserve">Function: factorial(int n)</w:t>
-      </w:r>
-    </w:p>
-    <w:bookmarkStart w:id="23" w:name="overview-2"/>
-    <w:p>
-      <w:pPr>
-        <w:pStyle w:val="Heading2"/>
-      </w:pPr>
-      <w:r>
-        <w:rPr>
-          <w:rStyle w:val="SectionNumber"/>
-        </w:rPr>
-        <w:t xml:space="preserve">3.1</w:t>
-      </w:r>
-      <w:r>
-        <w:tab/>
-      </w:r>
-      <w:r>
-        <w:t xml:space="preserve">Overview</w:t>
-      </w:r>
-    </w:p>
-    <w:p>
-      <w:pPr>
-        <w:pStyle w:val="FirstParagraph"/>
-      </w:pPr>
-      <w:r>
-        <w:t xml:space="preserve">The</w:t>
-      </w:r>
-      <w:r>
-        <w:t xml:space="preserve"> </w:t>
-      </w:r>
-      <w:r>
-        <w:rPr>
-          <w:rStyle w:val="VerbatimChar"/>
-        </w:rPr>
-        <w:t xml:space="preserve">factorial</w:t>
-      </w:r>
-      <w:r>
-        <w:t xml:space="preserve"> </w:t>
-      </w:r>
-      <w:r>
-        <w:t xml:space="preserve">function recursively calculates the factorial of a given non-negative integer.</w:t>
-      </w:r>
-    </w:p>
-    <w:bookmarkEnd w:id="23"/>
-    <w:bookmarkStart w:id="24" w:name="parameters-1"/>
-    <w:p>
-      <w:pPr>
-        <w:pStyle w:val="Heading2"/>
-      </w:pPr>
-      <w:r>
-        <w:rPr>
-          <w:rStyle w:val="SectionNumber"/>
-        </w:rPr>
-        <w:t xml:space="preserve">3.2</w:t>
-      </w:r>
-      <w:r>
-        <w:tab/>
-      </w:r>
-      <w:r>
-        <w:t xml:space="preserve">parameters</w:t>
-      </w:r>
-    </w:p>
-    <w:p>
-      <w:pPr>
-        <w:pStyle w:val="Compact"/>
-        <w:numPr>
-          <w:ilvl w:val="0"/>
-          <w:numId w:val="1004"/>
-        </w:numPr>
-      </w:pPr>
-      <w:r>
-        <w:rPr>
-          <w:rStyle w:val="VerbatimChar"/>
-        </w:rPr>
-        <w:t xml:space="preserve">n</w:t>
-      </w:r>
-      <w:r>
-        <w:t xml:space="preserve"> </w:t>
-      </w:r>
-      <w:r>
-        <w:t xml:space="preserve">(int): The non-negative integer for which the factorial will be computed.</w:t>
-      </w:r>
-    </w:p>
-    <w:bookmarkEnd w:id="24"/>
-    <w:bookmarkStart w:id="25" w:name="description-2"/>
-    <w:p>
-      <w:pPr>
-        <w:pStyle w:val="Heading2"/>
-      </w:pPr>
-      <w:r>
-        <w:rPr>
-          <w:rStyle w:val="SectionNumber"/>
-        </w:rPr>
-        <w:t xml:space="preserve">3.3</w:t>
-      </w:r>
-      <w:r>
-        <w:tab/>
-      </w:r>
-      <w:r>
-        <w:t xml:space="preserve">Description</w:t>
-      </w:r>
-    </w:p>
-    <w:p>
-      <w:pPr>
-        <w:pStyle w:val="FirstParagraph"/>
-      </w:pPr>
-      <w:r>
-        <w:t xml:space="preserve">This function provides a classic recursive implementation to compute the factorial of a number</w:t>
-      </w:r>
-      <w:r>
-        <w:t xml:space="preserve"> </w:t>
-      </w:r>
-      <w:r>
-        <w:rPr>
-          <w:rStyle w:val="VerbatimChar"/>
-        </w:rPr>
-        <w:t xml:space="preserve">n</w:t>
-      </w:r>
-      <w:r>
-        <w:t xml:space="preserve"> </w:t>
-      </w:r>
-      <w:r>
-        <w:t xml:space="preserve">(denoted as</w:t>
-      </w:r>
-      <w:r>
-        <w:t xml:space="preserve"> </w:t>
-      </w:r>
-      <w:r>
-        <w:rPr>
-          <w:rStyle w:val="VerbatimChar"/>
-        </w:rPr>
-        <w:t xml:space="preserve">n!</w:t>
-      </w:r>
-      <w:r>
-        <w:t xml:space="preserve">).</w:t>
-      </w:r>
-    </w:p>
-    <w:p>
-      <w:pPr>
-        <w:pStyle w:val="BodyText"/>
-      </w:pPr>
-      <w:r>
-        <w:t xml:space="preserve">The logic follows the mathematical definition of a factorial:</w:t>
-      </w:r>
-      <w:r>
-        <w:t xml:space="preserve"> </w:t>
-      </w:r>
-      <w:r>
-        <w:t xml:space="preserve">1.</w:t>
-      </w:r>
-      <w:r>
-        <w:t xml:space="preserve"> </w:t>
-      </w:r>
-      <w:r>
-        <w:rPr>
-          <w:b/>
-          <w:bCs/>
-        </w:rPr>
-        <w:t xml:space="preserve">Base Case</w:t>
-      </w:r>
-      <w:r>
-        <w:t xml:space="preserve">: The factorial of 0 (</w:t>
-      </w:r>
-      <w:r>
-        <w:rPr>
-          <w:rStyle w:val="VerbatimChar"/>
-        </w:rPr>
-        <w:t xml:space="preserve">0!</w:t>
-      </w:r>
-      <w:r>
-        <w:t xml:space="preserve">) and 1 (</w:t>
-      </w:r>
-      <w:r>
-        <w:rPr>
-          <w:rStyle w:val="VerbatimChar"/>
-        </w:rPr>
-        <w:t xml:space="preserve">1!</w:t>
-      </w:r>
-      <w:r>
-        <w:t xml:space="preserve">) is 1. The function checks if the input</w:t>
-      </w:r>
-      <w:r>
-        <w:t xml:space="preserve"> </w:t>
-      </w:r>
-      <w:r>
-        <w:rPr>
-          <w:rStyle w:val="VerbatimChar"/>
-        </w:rPr>
-        <w:t xml:space="preserve">n</w:t>
-      </w:r>
-      <w:r>
-        <w:t xml:space="preserve"> </w:t>
-      </w:r>
-      <w:r>
-        <w:t xml:space="preserve">is less than or equal to 1. If it is, the function terminates the recursion and returns</w:t>
-      </w:r>
-      <w:r>
-        <w:t xml:space="preserve"> </w:t>
-      </w:r>
-      <w:r>
-        <w:rPr>
-          <w:rStyle w:val="VerbatimChar"/>
-        </w:rPr>
-        <w:t xml:space="preserve">1</w:t>
-      </w:r>
-      <w:r>
-        <w:t xml:space="preserve">.</w:t>
-      </w:r>
-      <w:r>
-        <w:t xml:space="preserve"> </w:t>
-      </w:r>
-      <w:r>
-        <w:t xml:space="preserve">2.</w:t>
-      </w:r>
-      <w:r>
-        <w:t xml:space="preserve"> </w:t>
-      </w:r>
-      <w:r>
-        <w:rPr>
-          <w:b/>
-          <w:bCs/>
-        </w:rPr>
-        <w:t xml:space="preserve">Recursive Step</w:t>
-      </w:r>
-      <w:r>
-        <w:t xml:space="preserve">: If</w:t>
-      </w:r>
-      <w:r>
-        <w:t xml:space="preserve"> </w:t>
-      </w:r>
-      <w:r>
-        <w:rPr>
-          <w:rStyle w:val="VerbatimChar"/>
-        </w:rPr>
-        <w:t xml:space="preserve">n</w:t>
-      </w:r>
-      <w:r>
-        <w:t xml:space="preserve"> </w:t>
-      </w:r>
-      <w:r>
-        <w:t xml:space="preserve">is greater than 1, the function multiplies</w:t>
-      </w:r>
-      <w:r>
-        <w:t xml:space="preserve"> </w:t>
-      </w:r>
-      <w:r>
-        <w:rPr>
-          <w:rStyle w:val="VerbatimChar"/>
-        </w:rPr>
-        <w:t xml:space="preserve">n</w:t>
-      </w:r>
-      <w:r>
-        <w:t xml:space="preserve"> </w:t>
-      </w:r>
-      <w:r>
-        <w:t xml:space="preserve">by the result of calling itself with the argument</w:t>
-      </w:r>
-      <w:r>
-        <w:t xml:space="preserve"> </w:t>
-      </w:r>
-      <w:r>
-        <w:rPr>
-          <w:rStyle w:val="VerbatimChar"/>
-        </w:rPr>
-        <w:t xml:space="preserve">n - 1</w:t>
-      </w:r>
-      <w:r>
-        <w:t xml:space="preserve">.</w:t>
-      </w:r>
-    </w:p>
-    <w:p>
-      <w:pPr>
-        <w:pStyle w:val="BodyText"/>
-      </w:pPr>
-      <w:r>
-        <w:t xml:space="preserve">For example,</w:t>
-      </w:r>
-      <w:r>
-        <w:t xml:space="preserve"> </w:t>
-      </w:r>
-      <w:r>
-        <w:rPr>
-          <w:rStyle w:val="VerbatimChar"/>
-        </w:rPr>
-        <w:t xml:space="preserve">factorial(4)</w:t>
-      </w:r>
-      <w:r>
-        <w:t xml:space="preserve"> </w:t>
-      </w:r>
-      <w:r>
-        <w:t xml:space="preserve">is computed as follows:</w:t>
-      </w:r>
-      <w:r>
-        <w:t xml:space="preserve"> </w:t>
-      </w:r>
-      <w:r>
-        <w:t xml:space="preserve">-</w:t>
-      </w:r>
-      <w:r>
-        <w:t xml:space="preserve"> </w:t>
-      </w:r>
-      <w:r>
-        <w:rPr>
-          <w:rStyle w:val="VerbatimChar"/>
-        </w:rPr>
-        <w:t xml:space="preserve">factorial(4)</w:t>
-      </w:r>
-      <w:r>
-        <w:t xml:space="preserve"> </w:t>
-      </w:r>
-      <w:r>
-        <w:t xml:space="preserve">returns</w:t>
-      </w:r>
-      <w:r>
-        <w:t xml:space="preserve"> </w:t>
-      </w:r>
-      <w:r>
-        <w:rPr>
-          <w:rStyle w:val="VerbatimChar"/>
-        </w:rPr>
-        <w:t xml:space="preserve">4 * factorial(3)</w:t>
-      </w:r>
-      <w:r>
-        <w:t xml:space="preserve"> </w:t>
-      </w:r>
-      <w:r>
-        <w:t xml:space="preserve">-</w:t>
-      </w:r>
-      <w:r>
-        <w:t xml:space="preserve"> </w:t>
-      </w:r>
-      <w:r>
-        <w:rPr>
-          <w:rStyle w:val="VerbatimChar"/>
-        </w:rPr>
-        <w:t xml:space="preserve">factorial(3)</w:t>
-      </w:r>
-      <w:r>
-        <w:t xml:space="preserve"> </w:t>
-      </w:r>
-      <w:r>
-        <w:t xml:space="preserve">returns</w:t>
-      </w:r>
-      <w:r>
-        <w:t xml:space="preserve"> </w:t>
-      </w:r>
-      <w:r>
-        <w:rPr>
-          <w:rStyle w:val="VerbatimChar"/>
-        </w:rPr>
-        <w:t xml:space="preserve">3 * factorial(2)</w:t>
-      </w:r>
-      <w:r>
-        <w:t xml:space="preserve"> </w:t>
-      </w:r>
-      <w:r>
-        <w:t xml:space="preserve">-</w:t>
-      </w:r>
-      <w:r>
-        <w:t xml:space="preserve"> </w:t>
-      </w:r>
-      <w:r>
-        <w:rPr>
-          <w:rStyle w:val="VerbatimChar"/>
-        </w:rPr>
-        <w:t xml:space="preserve">factorial(2)</w:t>
-      </w:r>
-      <w:r>
-        <w:t xml:space="preserve"> </w:t>
-      </w:r>
-      <w:r>
-        <w:t xml:space="preserve">returns</w:t>
-      </w:r>
-      <w:r>
-        <w:t xml:space="preserve"> </w:t>
-      </w:r>
-      <w:r>
-        <w:rPr>
-          <w:rStyle w:val="VerbatimChar"/>
-        </w:rPr>
-        <w:t xml:space="preserve">2 * factorial(1)</w:t>
-      </w:r>
-      <w:r>
-        <w:t xml:space="preserve"> </w:t>
-      </w:r>
-      <w:r>
-        <w:t xml:space="preserve">-</w:t>
-      </w:r>
-      <w:r>
-        <w:t xml:space="preserve"> </w:t>
-      </w:r>
-      <w:r>
-        <w:rPr>
-          <w:rStyle w:val="VerbatimChar"/>
-        </w:rPr>
-        <w:t xml:space="preserve">factorial(1)</w:t>
-      </w:r>
-      <w:r>
-        <w:t xml:space="preserve"> </w:t>
-      </w:r>
-      <w:r>
-        <w:t xml:space="preserve">returns</w:t>
-      </w:r>
-      <w:r>
-        <w:t xml:space="preserve"> </w:t>
-      </w:r>
-      <w:r>
-        <w:rPr>
-          <w:rStyle w:val="VerbatimChar"/>
-        </w:rPr>
-        <w:t xml:space="preserve">1</w:t>
-      </w:r>
-      <w:r>
-        <w:t xml:space="preserve"> </w:t>
-      </w:r>
-      <w:r>
-        <w:t xml:space="preserve">(base case is met)</w:t>
-      </w:r>
-    </w:p>
-    <w:p>
-      <w:pPr>
-        <w:pStyle w:val="BodyText"/>
-      </w:pPr>
-      <w:r>
-        <w:t xml:space="preserve">The results are then multiplied up the call stack:</w:t>
-      </w:r>
-      <w:r>
-        <w:t xml:space="preserve"> </w:t>
-      </w:r>
-      <w:r>
-        <w:rPr>
-          <w:rStyle w:val="VerbatimChar"/>
-        </w:rPr>
-        <w:t xml:space="preserve">2 * 1 = 2</w:t>
-      </w:r>
-      <w:r>
-        <w:t xml:space="preserve">, then</w:t>
-      </w:r>
-      <w:r>
-        <w:t xml:space="preserve"> </w:t>
-      </w:r>
-      <w:r>
-        <w:rPr>
-          <w:rStyle w:val="VerbatimChar"/>
-        </w:rPr>
-        <w:t xml:space="preserve">3 * 2 = 6</w:t>
-      </w:r>
-      <w:r>
-        <w:t xml:space="preserve">, and finally</w:t>
-      </w:r>
-      <w:r>
-        <w:t xml:space="preserve"> </w:t>
-      </w:r>
-      <w:r>
-        <w:rPr>
-          <w:rStyle w:val="VerbatimChar"/>
-        </w:rPr>
-        <w:t xml:space="preserve">4 * 6 = 24</w:t>
-      </w:r>
-      <w:r>
-        <w:t xml:space="preserve">.</w:t>
-      </w:r>
-    </w:p>
-    <w:p>
-      <w:pPr>
-        <w:pStyle w:val="SourceCode"/>
-      </w:pPr>
-      <w:r>
-        <w:rPr>
-          <w:rStyle w:val="CommentTok"/>
-        </w:rPr>
-        <w:t xml:space="preserve">// Base case for n=1 or n=0</w:t>
-      </w:r>
-      <w:r>
-        <w:br/>
-      </w:r>
-      <w:r>
-        <w:rPr>
-          <w:rStyle w:val="ControlFlowTok"/>
-        </w:rPr>
-        <w:t xml:space="preserve">if</w:t>
-      </w:r>
-      <w:r>
-        <w:rPr>
-          <w:rStyle w:val="NormalTok"/>
-        </w:rPr>
-        <w:t xml:space="preserve"> </w:t>
-      </w:r>
-      <w:r>
-        <w:rPr>
-          <w:rStyle w:val="OperatorTok"/>
-        </w:rPr>
-        <w:t xml:space="preserve">(</w:t>
-      </w:r>
-      <w:r>
-        <w:rPr>
-          <w:rStyle w:val="NormalTok"/>
-        </w:rPr>
-        <w:t xml:space="preserve">n </w:t>
-      </w:r>
-      <w:r>
-        <w:rPr>
-          <w:rStyle w:val="OperatorTok"/>
-        </w:rPr>
-        <w:t xml:space="preserve">&lt;=</w:t>
-      </w:r>
-      <w:r>
-        <w:rPr>
-          <w:rStyle w:val="NormalTok"/>
-        </w:rPr>
-        <w:t xml:space="preserve"> </w:t>
-      </w:r>
-      <w:r>
-        <w:rPr>
-          <w:rStyle w:val="DecValTok"/>
-        </w:rPr>
-        <w:t xml:space="preserve">1</w:t>
-      </w:r>
-      <w:r>
-        <w:rPr>
-          <w:rStyle w:val="OperatorTok"/>
-        </w:rPr>
-        <w:t xml:space="preserve">)</w:t>
-      </w:r>
-      <w:r>
-        <w:br/>
-      </w:r>
-      <w:r>
-        <w:rPr>
-          <w:rStyle w:val="NormalTok"/>
-        </w:rPr>
-        <w:t xml:space="preserve">    </w:t>
-      </w:r>
-      <w:r>
-        <w:rPr>
-          <w:rStyle w:val="ControlFlowTok"/>
-        </w:rPr>
-        <w:t xml:space="preserve">return</w:t>
-      </w:r>
-      <w:r>
-        <w:rPr>
-          <w:rStyle w:val="NormalTok"/>
-        </w:rPr>
-        <w:t xml:space="preserve"> </w:t>
-      </w:r>
-      <w:r>
-        <w:rPr>
-          <w:rStyle w:val="DecValTok"/>
-        </w:rPr>
-        <w:t xml:space="preserve">1</w:t>
-      </w:r>
-      <w:r>
-        <w:rPr>
-          <w:rStyle w:val="OperatorTok"/>
-        </w:rPr>
-        <w:t xml:space="preserve">;</w:t>
-      </w:r>
-      <w:r>
-        <w:br/>
-      </w:r>
-      <w:r>
-        <w:rPr>
-          <w:rStyle w:val="CommentTok"/>
-        </w:rPr>
-        <w:t xml:space="preserve">// Recursive step for n &gt; 1</w:t>
-      </w:r>
-      <w:r>
-        <w:br/>
-      </w:r>
-      <w:r>
-        <w:rPr>
-          <w:rStyle w:val="ControlFlowTok"/>
-        </w:rPr>
-        <w:t xml:space="preserve">else</w:t>
-      </w:r>
-      <w:r>
-        <w:br/>
-      </w:r>
-      <w:r>
-        <w:rPr>
-          <w:rStyle w:val="NormalTok"/>
-        </w:rPr>
-        <w:t xml:space="preserve">    </w:t>
-      </w:r>
-      <w:r>
-        <w:rPr>
-          <w:rStyle w:val="ControlFlowTok"/>
-        </w:rPr>
-        <w:t xml:space="preserve">return</w:t>
-      </w:r>
-      <w:r>
-        <w:rPr>
-          <w:rStyle w:val="NormalTok"/>
-        </w:rPr>
-        <w:t xml:space="preserve"> n </w:t>
-      </w:r>
-      <w:r>
-        <w:rPr>
-          <w:rStyle w:val="OperatorTok"/>
-        </w:rPr>
-        <w:t xml:space="preserve">*</w:t>
-      </w:r>
-      <w:r>
-        <w:rPr>
-          <w:rStyle w:val="NormalTok"/>
-        </w:rPr>
-        <w:t xml:space="preserve"> </w:t>
-      </w:r>
-      <w:r>
-        <w:rPr>
-          <w:rStyle w:val="FunctionTok"/>
-        </w:rPr>
-        <w:t xml:space="preserve">factorial</w:t>
-      </w:r>
-      <w:r>
-        <w:rPr>
-          <w:rStyle w:val="OperatorTok"/>
-        </w:rPr>
-        <w:t xml:space="preserve">(</w:t>
-      </w:r>
-      <w:r>
-        <w:rPr>
-          <w:rStyle w:val="NormalTok"/>
-        </w:rPr>
-        <w:t xml:space="preserve">n </w:t>
-      </w:r>
-      <w:r>
-        <w:rPr>
-          <w:rStyle w:val="OperatorTok"/>
-        </w:rPr>
-        <w:t xml:space="preserve">-</w:t>
-      </w:r>
-      <w:r>
-        <w:rPr>
-          <w:rStyle w:val="NormalTok"/>
-        </w:rPr>
-        <w:t xml:space="preserve"> </w:t>
-      </w:r>
-      <w:r>
-        <w:rPr>
-          <w:rStyle w:val="DecValTok"/>
-        </w:rPr>
-        <w:t xml:space="preserve">1</w:t>
-      </w:r>
-      <w:r>
-        <w:rPr>
-          <w:rStyle w:val="OperatorTok"/>
-        </w:rPr>
-        <w:t xml:space="preserve">);</w:t>
-      </w:r>
-    </w:p>
-    <w:bookmarkEnd w:id="25"/>
-    <w:bookmarkStart w:id="26" w:name="usage-notes-2"/>
-    <w:p>
-      <w:pPr>
-        <w:pStyle w:val="Heading2"/>
-      </w:pPr>
-      <w:r>
-        <w:rPr>
-          <w:rStyle w:val="SectionNumber"/>
-        </w:rPr>
-        <w:t xml:space="preserve">3.4</w:t>
+        <w:t xml:space="preserve">2.4</w:t>
       </w:r>
       <w:r>
         <w:tab/>
@@ -2635,7 +2307,7 @@
         </w:numPr>
       </w:pPr>
       <w:r>
-        <w:t xml:space="preserve">This function is designed for non-negative integers. Passing a negative value for</w:t>
+        <w:t xml:space="preserve">As a</w:t>
       </w:r>
       <w:r>
         <w:t xml:space="preserve"> </w:t>
@@ -2644,13 +2316,13 @@
         <w:rPr>
           <w:rStyle w:val="VerbatimChar"/>
         </w:rPr>
-        <w:t xml:space="preserve">n</w:t>
-      </w:r>
-      <w:r>
-        <w:t xml:space="preserve"> </w:t>
-      </w:r>
-      <w:r>
-        <w:t xml:space="preserve">will cause infinite recursion, leading to a</w:t>
+        <w:t xml:space="preserve">static</w:t>
+      </w:r>
+      <w:r>
+        <w:t xml:space="preserve"> </w:t>
+      </w:r>
+      <w:r>
+        <w:t xml:space="preserve">method, it should be invoked directly on the class, for example,</w:t>
       </w:r>
       <w:r>
         <w:t xml:space="preserve"> </w:t>
@@ -2659,7 +2331,7 @@
         <w:rPr>
           <w:rStyle w:val="VerbatimChar"/>
         </w:rPr>
-        <w:t xml:space="preserve">java.lang.StackOverflowError</w:t>
+        <w:t xml:space="preserve">Main.add(5, 10)</w:t>
       </w:r>
       <w:r>
         <w:t xml:space="preserve">.</w:t>
@@ -2674,7 +2346,7 @@
         </w:numPr>
       </w:pPr>
       <w:r>
-        <w:t xml:space="preserve">The return type is</w:t>
+        <w:t xml:space="preserve">The function operates within the standard range of a Java</w:t>
       </w:r>
       <w:r>
         <w:t xml:space="preserve"> </w:t>
@@ -2686,7 +2358,7 @@
         <w:t xml:space="preserve">int</w:t>
       </w:r>
       <w:r>
-        <w:t xml:space="preserve">. Factorial values grow very quickly, and an integer overflow will occur for</w:t>
+        <w:t xml:space="preserve">. If the sum of</w:t>
       </w:r>
       <w:r>
         <w:t xml:space="preserve"> </w:t>
@@ -2695,10 +2367,13 @@
         <w:rPr>
           <w:rStyle w:val="VerbatimChar"/>
         </w:rPr>
-        <w:t xml:space="preserve">n &gt; 12</w:t>
-      </w:r>
-      <w:r>
-        <w:t xml:space="preserve">. The result of an overflow will be an incorrect, often negative, value. For calculating factorials of larger numbers, consider using a data type with a larger range, such as</w:t>
+        <w:t xml:space="preserve">a</w:t>
+      </w:r>
+      <w:r>
+        <w:t xml:space="preserve"> </w:t>
+      </w:r>
+      <w:r>
+        <w:t xml:space="preserve">and</w:t>
       </w:r>
       <w:r>
         <w:t xml:space="preserve"> </w:t>
@@ -2707,13 +2382,13 @@
         <w:rPr>
           <w:rStyle w:val="VerbatimChar"/>
         </w:rPr>
-        <w:t xml:space="preserve">long</w:t>
-      </w:r>
-      <w:r>
-        <w:t xml:space="preserve"> </w:t>
-      </w:r>
-      <w:r>
-        <w:t xml:space="preserve">or</w:t>
+        <w:t xml:space="preserve">b</w:t>
+      </w:r>
+      <w:r>
+        <w:t xml:space="preserve"> </w:t>
+      </w:r>
+      <w:r>
+        <w:t xml:space="preserve">exceeds</w:t>
       </w:r>
       <w:r>
         <w:t xml:space="preserve"> </w:t>
@@ -2722,14 +2397,68 @@
         <w:rPr>
           <w:rStyle w:val="VerbatimChar"/>
         </w:rPr>
-        <w:t xml:space="preserve">java.math.BigInteger</w:t>
-      </w:r>
-      <w:r>
-        <w:t xml:space="preserve">.</w:t>
+        <w:t xml:space="preserve">Integer.MAX_VALUE</w:t>
+      </w:r>
+      <w:r>
+        <w:t xml:space="preserve"> </w:t>
+      </w:r>
+      <w:r>
+        <w:t xml:space="preserve">or is less than</w:t>
+      </w:r>
+      <w:r>
+        <w:t xml:space="preserve"> </w:t>
+      </w:r>
+      <w:r>
+        <w:rPr>
+          <w:rStyle w:val="VerbatimChar"/>
+        </w:rPr>
+        <w:t xml:space="preserve">Integer.MIN_VALUE</w:t>
+      </w:r>
+      <w:r>
+        <w:t xml:space="preserve">, an integer overflow will occur, and the result will wrap around.</w:t>
       </w:r>
     </w:p>
     <w:p>
       <w:pPr>
+        <w:pStyle w:val="Compact"/>
+        <w:numPr>
+          <w:ilvl w:val="0"/>
+          <w:numId w:val="1005"/>
+        </w:numPr>
+      </w:pPr>
+      <w:r>
+        <w:t xml:space="preserve">The function only accepts</w:t>
+      </w:r>
+      <w:r>
+        <w:t xml:space="preserve"> </w:t>
+      </w:r>
+      <w:r>
+        <w:rPr>
+          <w:rStyle w:val="VerbatimChar"/>
+        </w:rPr>
+        <w:t xml:space="preserve">int</w:t>
+      </w:r>
+      <w:r>
+        <w:t xml:space="preserve"> </w:t>
+      </w:r>
+      <w:r>
+        <w:t xml:space="preserve">types. Passing other numeric types will require an explicit cast to</w:t>
+      </w:r>
+      <w:r>
+        <w:t xml:space="preserve"> </w:t>
+      </w:r>
+      <w:r>
+        <w:rPr>
+          <w:rStyle w:val="VerbatimChar"/>
+        </w:rPr>
+        <w:t xml:space="preserve">int</w:t>
+      </w:r>
+      <w:r>
+        <w:t xml:space="preserve">.</w:t>
+      </w:r>
+    </w:p>
+    <w:p>
+      <w:pPr>
         <w:pStyle w:val="FirstParagraph"/>
       </w:pPr>
       <w:r>
@@ -2740,20 +2469,11 @@
         <w:t xml:space="preserve">Output Example</w:t>
       </w:r>
       <w:r>
-        <w:t xml:space="preserve">: A single integer representing the calculated factorial.</w:t>
-      </w:r>
-      <w:r>
-        <w:t xml:space="preserve"> </w:t>
-      </w:r>
-      <w:r>
-        <w:rPr>
-          <w:rStyle w:val="VerbatimChar"/>
-        </w:rPr>
-        <w:t xml:space="preserve">120</w:t>
+        <w:t xml:space="preserve">: The function returns a single integer value representing the sum.</w:t>
       </w:r>
     </w:p>
-    <w:bookmarkEnd w:id="26"/>
-    <w:bookmarkStart w:id="28" w:name="example-2"/>
+    <w:bookmarkEnd w:id="20"/>
+    <w:bookmarkStart w:id="22" w:name="example-1"/>
     <w:p>
       <w:pPr>
         <w:pStyle w:val="Heading2"/>
@@ -2762,7 +2482,7 @@
         <w:rPr>
           <w:rStyle w:val="SectionNumber"/>
         </w:rPr>
-        <w:t xml:space="preserve">3.5</w:t>
+        <w:t xml:space="preserve">2.5</w:t>
       </w:r>
       <w:r>
         <w:tab/>
@@ -2779,7 +2499,7 @@
         <w:rPr>
           <w:rStyle w:val="CommentTok"/>
         </w:rPr>
-        <w:t xml:space="preserve">// Example usage of the factorial function</w:t>
+        <w:t xml:space="preserve">// Example usage within a main method</w:t>
       </w:r>
       <w:r>
         <w:br/>
@@ -2798,20 +2518,74 @@
       </w:r>
       <w:r>
         <w:rPr>
-          <w:rStyle w:val="KeywordTok"/>
-        </w:rPr>
-        <w:t xml:space="preserve">class</w:t>
+          <w:rStyle w:val="DataTypeTok"/>
+        </w:rPr>
+        <w:t xml:space="preserve">static</w:t>
       </w:r>
       <w:r>
         <w:rPr>
           <w:rStyle w:val="NormalTok"/>
         </w:rPr>
-        <w:t xml:space="preserve"> Main </w:t>
+        <w:t xml:space="preserve"> </w:t>
+      </w:r>
+      <w:r>
+        <w:rPr>
+          <w:rStyle w:val="DataTypeTok"/>
+        </w:rPr>
+        <w:t xml:space="preserve">void</w:t>
+      </w:r>
+      <w:r>
+        <w:rPr>
+          <w:rStyle w:val="NormalTok"/>
+        </w:rPr>
+        <w:t xml:space="preserve"> </w:t>
+      </w:r>
+      <w:r>
+        <w:rPr>
+          <w:rStyle w:val="FunctionTok"/>
+        </w:rPr>
+        <w:t xml:space="preserve">main</w:t>
       </w:r>
       <w:r>
         <w:rPr>
           <w:rStyle w:val="OperatorTok"/>
         </w:rPr>
+        <w:t xml:space="preserve">(</w:t>
+      </w:r>
+      <w:r>
+        <w:rPr>
+          <w:rStyle w:val="BuiltInTok"/>
+        </w:rPr>
+        <w:t xml:space="preserve">String</w:t>
+      </w:r>
+      <w:r>
+        <w:rPr>
+          <w:rStyle w:val="OperatorTok"/>
+        </w:rPr>
+        <w:t xml:space="preserve">[]</w:t>
+      </w:r>
+      <w:r>
+        <w:rPr>
+          <w:rStyle w:val="NormalTok"/>
+        </w:rPr>
+        <w:t xml:space="preserve"> args</w:t>
+      </w:r>
+      <w:r>
+        <w:rPr>
+          <w:rStyle w:val="OperatorTok"/>
+        </w:rPr>
+        <w:t xml:space="preserve">)</w:t>
+      </w:r>
+      <w:r>
+        <w:rPr>
+          <w:rStyle w:val="NormalTok"/>
+        </w:rPr>
+        <w:t xml:space="preserve"> </w:t>
+      </w:r>
+      <w:r>
+        <w:rPr>
+          <w:rStyle w:val="OperatorTok"/>
+        </w:rPr>
         <w:t xml:space="preserve">{</w:t>
       </w:r>
       <w:r>
@@ -2825,27 +2599,93 @@
       </w:r>
       <w:r>
         <w:rPr>
-          <w:rStyle w:val="KeywordTok"/>
-        </w:rPr>
-        <w:t xml:space="preserve">public</w:t>
+          <w:rStyle w:val="DataTypeTok"/>
+        </w:rPr>
+        <w:t xml:space="preserve">int</w:t>
       </w:r>
       <w:r>
         <w:rPr>
           <w:rStyle w:val="NormalTok"/>
         </w:rPr>
-        <w:t xml:space="preserve"> </w:t>
+        <w:t xml:space="preserve"> number1 </w:t>
+      </w:r>
+      <w:r>
+        <w:rPr>
+          <w:rStyle w:val="OperatorTok"/>
+        </w:rPr>
+        <w:t xml:space="preserve">=</w:t>
+      </w:r>
+      <w:r>
+        <w:rPr>
+          <w:rStyle w:val="NormalTok"/>
+        </w:rPr>
+        <w:t xml:space="preserve"> </w:t>
+      </w:r>
+      <w:r>
+        <w:rPr>
+          <w:rStyle w:val="DecValTok"/>
+        </w:rPr>
+        <w:t xml:space="preserve">15</w:t>
+      </w:r>
+      <w:r>
+        <w:rPr>
+          <w:rStyle w:val="OperatorTok"/>
+        </w:rPr>
+        <w:t xml:space="preserve">;</w:t>
+      </w:r>
+      <w:r>
+        <w:br/>
+      </w:r>
+      <w:r>
+        <w:rPr>
+          <w:rStyle w:val="NormalTok"/>
+        </w:rPr>
+        <w:t xml:space="preserve">    </w:t>
       </w:r>
       <w:r>
         <w:rPr>
           <w:rStyle w:val="DataTypeTok"/>
         </w:rPr>
-        <w:t xml:space="preserve">static</w:t>
+        <w:t xml:space="preserve">int</w:t>
       </w:r>
       <w:r>
         <w:rPr>
           <w:rStyle w:val="NormalTok"/>
         </w:rPr>
-        <w:t xml:space="preserve"> </w:t>
+        <w:t xml:space="preserve"> number2 </w:t>
+      </w:r>
+      <w:r>
+        <w:rPr>
+          <w:rStyle w:val="OperatorTok"/>
+        </w:rPr>
+        <w:t xml:space="preserve">=</w:t>
+      </w:r>
+      <w:r>
+        <w:rPr>
+          <w:rStyle w:val="NormalTok"/>
+        </w:rPr>
+        <w:t xml:space="preserve"> </w:t>
+      </w:r>
+      <w:r>
+        <w:rPr>
+          <w:rStyle w:val="DecValTok"/>
+        </w:rPr>
+        <w:t xml:space="preserve">7</w:t>
+      </w:r>
+      <w:r>
+        <w:rPr>
+          <w:rStyle w:val="OperatorTok"/>
+        </w:rPr>
+        <w:t xml:space="preserve">;</w:t>
+      </w:r>
+      <w:r>
+        <w:br/>
+      </w:r>
+      <w:r>
+        <w:rPr>
+          <w:rStyle w:val="NormalTok"/>
+        </w:rPr>
+        <w:t xml:space="preserve">    </w:t>
       </w:r>
       <w:r>
         <w:rPr>
@@ -2857,13 +2697,31 @@
         <w:rPr>
           <w:rStyle w:val="NormalTok"/>
         </w:rPr>
-        <w:t xml:space="preserve"> </w:t>
+        <w:t xml:space="preserve"> result </w:t>
+      </w:r>
+      <w:r>
+        <w:rPr>
+          <w:rStyle w:val="OperatorTok"/>
+        </w:rPr>
+        <w:t xml:space="preserve">=</w:t>
+      </w:r>
+      <w:r>
+        <w:rPr>
+          <w:rStyle w:val="NormalTok"/>
+        </w:rPr>
+        <w:t xml:space="preserve"> Main</w:t>
+      </w:r>
+      <w:r>
+        <w:rPr>
+          <w:rStyle w:val="OperatorTok"/>
+        </w:rPr>
+        <w:t xml:space="preserve">.</w:t>
       </w:r>
       <w:r>
         <w:rPr>
           <w:rStyle w:val="FunctionTok"/>
         </w:rPr>
-        <w:t xml:space="preserve">factorial</w:t>
+        <w:t xml:space="preserve">add</w:t>
       </w:r>
       <w:r>
         <w:rPr>
@@ -2873,33 +2731,27 @@
       </w:r>
       <w:r>
         <w:rPr>
-          <w:rStyle w:val="DataTypeTok"/>
-        </w:rPr>
-        <w:t xml:space="preserve">int</w:t>
-      </w:r>
-      <w:r>
-        <w:rPr>
           <w:rStyle w:val="NormalTok"/>
         </w:rPr>
-        <w:t xml:space="preserve"> n</w:t>
+        <w:t xml:space="preserve">number1</w:t>
       </w:r>
       <w:r>
         <w:rPr>
           <w:rStyle w:val="OperatorTok"/>
         </w:rPr>
-        <w:t xml:space="preserve">)</w:t>
+        <w:t xml:space="preserve">,</w:t>
       </w:r>
       <w:r>
         <w:rPr>
           <w:rStyle w:val="NormalTok"/>
         </w:rPr>
-        <w:t xml:space="preserve"> </w:t>
+        <w:t xml:space="preserve"> number2</w:t>
       </w:r>
       <w:r>
         <w:rPr>
           <w:rStyle w:val="OperatorTok"/>
         </w:rPr>
-        <w:t xml:space="preserve">{</w:t>
+        <w:t xml:space="preserve">);</w:t>
       </w:r>
       <w:r>
         <w:br/>
@@ -2908,13 +2760,49 @@
         <w:rPr>
           <w:rStyle w:val="NormalTok"/>
         </w:rPr>
-        <w:t xml:space="preserve">        </w:t>
-      </w:r>
-      <w:r>
-        <w:rPr>
-          <w:rStyle w:val="ControlFlowTok"/>
-        </w:rPr>
-        <w:t xml:space="preserve">if</w:t>
+        <w:t xml:space="preserve">    </w:t>
+      </w:r>
+      <w:r>
+        <w:rPr>
+          <w:rStyle w:val="BuiltInTok"/>
+        </w:rPr>
+        <w:t xml:space="preserve">System</w:t>
+      </w:r>
+      <w:r>
+        <w:rPr>
+          <w:rStyle w:val="OperatorTok"/>
+        </w:rPr>
+        <w:t xml:space="preserve">.</w:t>
+      </w:r>
+      <w:r>
+        <w:rPr>
+          <w:rStyle w:val="FunctionTok"/>
+        </w:rPr>
+        <w:t xml:space="preserve">out</w:t>
+      </w:r>
+      <w:r>
+        <w:rPr>
+          <w:rStyle w:val="OperatorTok"/>
+        </w:rPr>
+        <w:t xml:space="preserve">.</w:t>
+      </w:r>
+      <w:r>
+        <w:rPr>
+          <w:rStyle w:val="FunctionTok"/>
+        </w:rPr>
+        <w:t xml:space="preserve">println</w:t>
+      </w:r>
+      <w:r>
+        <w:rPr>
+          <w:rStyle w:val="OperatorTok"/>
+        </w:rPr>
+        <w:t xml:space="preserve">(</w:t>
+      </w:r>
+      <w:r>
+        <w:rPr>
+          <w:rStyle w:val="StringTok"/>
+        </w:rPr>
+        <w:t xml:space="preserve">"The sum is: "</w:t>
       </w:r>
       <w:r>
         <w:rPr>
@@ -2926,499 +2814,19 @@
         <w:rPr>
           <w:rStyle w:val="OperatorTok"/>
         </w:rPr>
-        <w:t xml:space="preserve">(</w:t>
+        <w:t xml:space="preserve">+</w:t>
       </w:r>
       <w:r>
         <w:rPr>
           <w:rStyle w:val="NormalTok"/>
         </w:rPr>
-        <w:t xml:space="preserve">n </w:t>
+        <w:t xml:space="preserve"> result</w:t>
       </w:r>
       <w:r>
         <w:rPr>
           <w:rStyle w:val="OperatorTok"/>
         </w:rPr>
-        <w:t xml:space="preserve">&lt;=</w:t>
-      </w:r>
-      <w:r>
-        <w:rPr>
-          <w:rStyle w:val="NormalTok"/>
-        </w:rPr>
-        <w:t xml:space="preserve"> </w:t>
-      </w:r>
-      <w:r>
-        <w:rPr>
-          <w:rStyle w:val="DecValTok"/>
-        </w:rPr>
-        <w:t xml:space="preserve">1</w:t>
-      </w:r>
-      <w:r>
-        <w:rPr>
-          <w:rStyle w:val="OperatorTok"/>
-        </w:rPr>
-        <w:t xml:space="preserve">)</w:t>
-      </w:r>
-      <w:r>
-        <w:br/>
-      </w:r>
-      <w:r>
-        <w:rPr>
-          <w:rStyle w:val="NormalTok"/>
-        </w:rPr>
-        <w:t xml:space="preserve">            </w:t>
-      </w:r>
-      <w:r>
-        <w:rPr>
-          <w:rStyle w:val="ControlFlowTok"/>
-        </w:rPr>
-        <w:t xml:space="preserve">return</w:t>
-      </w:r>
-      <w:r>
-        <w:rPr>
-          <w:rStyle w:val="NormalTok"/>
-        </w:rPr>
-        <w:t xml:space="preserve"> </w:t>
-      </w:r>
-      <w:r>
-        <w:rPr>
-          <w:rStyle w:val="DecValTok"/>
-        </w:rPr>
-        <w:t xml:space="preserve">1</w:t>
-      </w:r>
-      <w:r>
-        <w:rPr>
-          <w:rStyle w:val="OperatorTok"/>
-        </w:rPr>
-        <w:t xml:space="preserve">;</w:t>
-      </w:r>
-      <w:r>
-        <w:br/>
-      </w:r>
-      <w:r>
-        <w:rPr>
-          <w:rStyle w:val="NormalTok"/>
-        </w:rPr>
-        <w:t xml:space="preserve">        </w:t>
-      </w:r>
-      <w:r>
-        <w:rPr>
-          <w:rStyle w:val="ControlFlowTok"/>
-        </w:rPr>
-        <w:t xml:space="preserve">else</w:t>
-      </w:r>
-      <w:r>
-        <w:br/>
-      </w:r>
-      <w:r>
-        <w:rPr>
-          <w:rStyle w:val="NormalTok"/>
-        </w:rPr>
-        <w:t xml:space="preserve">            </w:t>
-      </w:r>
-      <w:r>
-        <w:rPr>
-          <w:rStyle w:val="ControlFlowTok"/>
-        </w:rPr>
-        <w:t xml:space="preserve">return</w:t>
-      </w:r>
-      <w:r>
-        <w:rPr>
-          <w:rStyle w:val="NormalTok"/>
-        </w:rPr>
-        <w:t xml:space="preserve"> n </w:t>
-      </w:r>
-      <w:r>
-        <w:rPr>
-          <w:rStyle w:val="OperatorTok"/>
-        </w:rPr>
-        <w:t xml:space="preserve">*</w:t>
-      </w:r>
-      <w:r>
-        <w:rPr>
-          <w:rStyle w:val="NormalTok"/>
-        </w:rPr>
-        <w:t xml:space="preserve"> </w:t>
-      </w:r>
-      <w:r>
-        <w:rPr>
-          <w:rStyle w:val="FunctionTok"/>
-        </w:rPr>
-        <w:t xml:space="preserve">factorial</w:t>
-      </w:r>
-      <w:r>
-        <w:rPr>
-          <w:rStyle w:val="OperatorTok"/>
-        </w:rPr>
-        <w:t xml:space="preserve">(</w:t>
-      </w:r>
-      <w:r>
-        <w:rPr>
-          <w:rStyle w:val="NormalTok"/>
-        </w:rPr>
-        <w:t xml:space="preserve">n </w:t>
-      </w:r>
-      <w:r>
-        <w:rPr>
-          <w:rStyle w:val="OperatorTok"/>
-        </w:rPr>
-        <w:t xml:space="preserve">-</w:t>
-      </w:r>
-      <w:r>
-        <w:rPr>
-          <w:rStyle w:val="NormalTok"/>
-        </w:rPr>
-        <w:t xml:space="preserve"> </w:t>
-      </w:r>
-      <w:r>
-        <w:rPr>
-          <w:rStyle w:val="DecValTok"/>
-        </w:rPr>
-        <w:t xml:space="preserve">1</w:t>
-      </w:r>
-      <w:r>
-        <w:rPr>
-          <w:rStyle w:val="OperatorTok"/>
-        </w:rPr>
         <w:t xml:space="preserve">);</w:t>
-      </w:r>
-      <w:r>
-        <w:br/>
-      </w:r>
-      <w:r>
-        <w:rPr>
-          <w:rStyle w:val="NormalTok"/>
-        </w:rPr>
-        <w:t xml:space="preserve">    </w:t>
-      </w:r>
-      <w:r>
-        <w:rPr>
-          <w:rStyle w:val="OperatorTok"/>
-        </w:rPr>
-        <w:t xml:space="preserve">}</w:t>
-      </w:r>
-      <w:r>
-        <w:br/>
-      </w:r>
-      <w:r>
-        <w:br/>
-      </w:r>
-      <w:r>
-        <w:rPr>
-          <w:rStyle w:val="NormalTok"/>
-        </w:rPr>
-        <w:t xml:space="preserve">    </w:t>
-      </w:r>
-      <w:r>
-        <w:rPr>
-          <w:rStyle w:val="KeywordTok"/>
-        </w:rPr>
-        <w:t xml:space="preserve">public</w:t>
-      </w:r>
-      <w:r>
-        <w:rPr>
-          <w:rStyle w:val="NormalTok"/>
-        </w:rPr>
-        <w:t xml:space="preserve"> </w:t>
-      </w:r>
-      <w:r>
-        <w:rPr>
-          <w:rStyle w:val="DataTypeTok"/>
-        </w:rPr>
-        <w:t xml:space="preserve">static</w:t>
-      </w:r>
-      <w:r>
-        <w:rPr>
-          <w:rStyle w:val="NormalTok"/>
-        </w:rPr>
-        <w:t xml:space="preserve"> </w:t>
-      </w:r>
-      <w:r>
-        <w:rPr>
-          <w:rStyle w:val="DataTypeTok"/>
-        </w:rPr>
-        <w:t xml:space="preserve">void</w:t>
-      </w:r>
-      <w:r>
-        <w:rPr>
-          <w:rStyle w:val="NormalTok"/>
-        </w:rPr>
-        <w:t xml:space="preserve"> </w:t>
-      </w:r>
-      <w:r>
-        <w:rPr>
-          <w:rStyle w:val="FunctionTok"/>
-        </w:rPr>
-        <w:t xml:space="preserve">main</w:t>
-      </w:r>
-      <w:r>
-        <w:rPr>
-          <w:rStyle w:val="OperatorTok"/>
-        </w:rPr>
-        <w:t xml:space="preserve">(</w:t>
-      </w:r>
-      <w:r>
-        <w:rPr>
-          <w:rStyle w:val="BuiltInTok"/>
-        </w:rPr>
-        <w:t xml:space="preserve">String</w:t>
-      </w:r>
-      <w:r>
-        <w:rPr>
-          <w:rStyle w:val="OperatorTok"/>
-        </w:rPr>
-        <w:t xml:space="preserve">[]</w:t>
-      </w:r>
-      <w:r>
-        <w:rPr>
-          <w:rStyle w:val="NormalTok"/>
-        </w:rPr>
-        <w:t xml:space="preserve"> args</w:t>
-      </w:r>
-      <w:r>
-        <w:rPr>
-          <w:rStyle w:val="OperatorTok"/>
-        </w:rPr>
-        <w:t xml:space="preserve">)</w:t>
-      </w:r>
-      <w:r>
-        <w:rPr>
-          <w:rStyle w:val="NormalTok"/>
-        </w:rPr>
-        <w:t xml:space="preserve"> </w:t>
-      </w:r>
-      <w:r>
-        <w:rPr>
-          <w:rStyle w:val="OperatorTok"/>
-        </w:rPr>
-        <w:t xml:space="preserve">{</w:t>
-      </w:r>
-      <w:r>
-        <w:br/>
-      </w:r>
-      <w:r>
-        <w:rPr>
-          <w:rStyle w:val="NormalTok"/>
-        </w:rPr>
-        <w:t xml:space="preserve">        </w:t>
-      </w:r>
-      <w:r>
-        <w:rPr>
-          <w:rStyle w:val="DataTypeTok"/>
-        </w:rPr>
-        <w:t xml:space="preserve">int</w:t>
-      </w:r>
-      <w:r>
-        <w:rPr>
-          <w:rStyle w:val="NormalTok"/>
-        </w:rPr>
-        <w:t xml:space="preserve"> number </w:t>
-      </w:r>
-      <w:r>
-        <w:rPr>
-          <w:rStyle w:val="OperatorTok"/>
-        </w:rPr>
-        <w:t xml:space="preserve">=</w:t>
-      </w:r>
-      <w:r>
-        <w:rPr>
-          <w:rStyle w:val="NormalTok"/>
-        </w:rPr>
-        <w:t xml:space="preserve"> </w:t>
-      </w:r>
-      <w:r>
-        <w:rPr>
-          <w:rStyle w:val="DecValTok"/>
-        </w:rPr>
-        <w:t xml:space="preserve">5</w:t>
-      </w:r>
-      <w:r>
-        <w:rPr>
-          <w:rStyle w:val="OperatorTok"/>
-        </w:rPr>
-        <w:t xml:space="preserve">;</w:t>
-      </w:r>
-      <w:r>
-        <w:br/>
-      </w:r>
-      <w:r>
-        <w:rPr>
-          <w:rStyle w:val="NormalTok"/>
-        </w:rPr>
-        <w:t xml:space="preserve">        </w:t>
-      </w:r>
-      <w:r>
-        <w:rPr>
-          <w:rStyle w:val="DataTypeTok"/>
-        </w:rPr>
-        <w:t xml:space="preserve">int</w:t>
-      </w:r>
-      <w:r>
-        <w:rPr>
-          <w:rStyle w:val="NormalTok"/>
-        </w:rPr>
-        <w:t xml:space="preserve"> result </w:t>
-      </w:r>
-      <w:r>
-        <w:rPr>
-          <w:rStyle w:val="OperatorTok"/>
-        </w:rPr>
-        <w:t xml:space="preserve">=</w:t>
-      </w:r>
-      <w:r>
-        <w:rPr>
-          <w:rStyle w:val="NormalTok"/>
-        </w:rPr>
-        <w:t xml:space="preserve"> </w:t>
-      </w:r>
-      <w:r>
-        <w:rPr>
-          <w:rStyle w:val="FunctionTok"/>
-        </w:rPr>
-        <w:t xml:space="preserve">factorial</w:t>
-      </w:r>
-      <w:r>
-        <w:rPr>
-          <w:rStyle w:val="OperatorTok"/>
-        </w:rPr>
-        <w:t xml:space="preserve">(</w:t>
-      </w:r>
-      <w:r>
-        <w:rPr>
-          <w:rStyle w:val="NormalTok"/>
-        </w:rPr>
-        <w:t xml:space="preserve">number</w:t>
-      </w:r>
-      <w:r>
-        <w:rPr>
-          <w:rStyle w:val="OperatorTok"/>
-        </w:rPr>
-        <w:t xml:space="preserve">);</w:t>
-      </w:r>
-      <w:r>
-        <w:br/>
-      </w:r>
-      <w:r>
-        <w:rPr>
-          <w:rStyle w:val="NormalTok"/>
-        </w:rPr>
-        <w:t xml:space="preserve">        </w:t>
-      </w:r>
-      <w:r>
-        <w:rPr>
-          <w:rStyle w:val="BuiltInTok"/>
-        </w:rPr>
-        <w:t xml:space="preserve">System</w:t>
-      </w:r>
-      <w:r>
-        <w:rPr>
-          <w:rStyle w:val="OperatorTok"/>
-        </w:rPr>
-        <w:t xml:space="preserve">.</w:t>
-      </w:r>
-      <w:r>
-        <w:rPr>
-          <w:rStyle w:val="FunctionTok"/>
-        </w:rPr>
-        <w:t xml:space="preserve">out</w:t>
-      </w:r>
-      <w:r>
-        <w:rPr>
-          <w:rStyle w:val="OperatorTok"/>
-        </w:rPr>
-        <w:t xml:space="preserve">.</w:t>
-      </w:r>
-      <w:r>
-        <w:rPr>
-          <w:rStyle w:val="FunctionTok"/>
-        </w:rPr>
-        <w:t xml:space="preserve">println</w:t>
-      </w:r>
-      <w:r>
-        <w:rPr>
-          <w:rStyle w:val="OperatorTok"/>
-        </w:rPr>
-        <w:t xml:space="preserve">(</w:t>
-      </w:r>
-      <w:r>
-        <w:rPr>
-          <w:rStyle w:val="StringTok"/>
-        </w:rPr>
-        <w:t xml:space="preserve">"The factorial of "</w:t>
-      </w:r>
-      <w:r>
-        <w:rPr>
-          <w:rStyle w:val="NormalTok"/>
-        </w:rPr>
-        <w:t xml:space="preserve"> </w:t>
-      </w:r>
-      <w:r>
-        <w:rPr>
-          <w:rStyle w:val="OperatorTok"/>
-        </w:rPr>
-        <w:t xml:space="preserve">+</w:t>
-      </w:r>
-      <w:r>
-        <w:rPr>
-          <w:rStyle w:val="NormalTok"/>
-        </w:rPr>
-        <w:t xml:space="preserve"> number </w:t>
-      </w:r>
-      <w:r>
-        <w:rPr>
-          <w:rStyle w:val="OperatorTok"/>
-        </w:rPr>
-        <w:t xml:space="preserve">+</w:t>
-      </w:r>
-      <w:r>
-        <w:rPr>
-          <w:rStyle w:val="NormalTok"/>
-        </w:rPr>
-        <w:t xml:space="preserve"> </w:t>
-      </w:r>
-      <w:r>
-        <w:rPr>
-          <w:rStyle w:val="StringTok"/>
-        </w:rPr>
-        <w:t xml:space="preserve">" is: "</w:t>
-      </w:r>
-      <w:r>
-        <w:rPr>
-          <w:rStyle w:val="NormalTok"/>
-        </w:rPr>
-        <w:t xml:space="preserve"> </w:t>
-      </w:r>
-      <w:r>
-        <w:rPr>
-          <w:rStyle w:val="OperatorTok"/>
-        </w:rPr>
-        <w:t xml:space="preserve">+</w:t>
-      </w:r>
-      <w:r>
-        <w:rPr>
-          <w:rStyle w:val="NormalTok"/>
-        </w:rPr>
-        <w:t xml:space="preserve"> result</w:t>
-      </w:r>
-      <w:r>
-        <w:rPr>
-          <w:rStyle w:val="OperatorTok"/>
-        </w:rPr>
-        <w:t xml:space="preserve">);</w:t>
-      </w:r>
-      <w:r>
-        <w:br/>
-      </w:r>
-      <w:r>
-        <w:rPr>
-          <w:rStyle w:val="NormalTok"/>
-        </w:rPr>
-        <w:t xml:space="preserve">    </w:t>
-      </w:r>
-      <w:r>
-        <w:rPr>
-          <w:rStyle w:val="OperatorTok"/>
-        </w:rPr>
-        <w:t xml:space="preserve">}</w:t>
       </w:r>
       <w:r>
         <w:br/>
@@ -3450,7 +2858,7 @@
         <w:rPr>
           <w:rStyle w:val="VerbatimChar"/>
         </w:rPr>
-        <w:t xml:space="preserve">The factorial of 5 is: 120</w:t>
+        <w:t xml:space="preserve">The sum is: 22</w:t>
       </w:r>
     </w:p>
     <w:p>
@@ -3467,7 +2875,7 @@
         </w:pict>
       </w:r>
     </w:p>
-    <w:bookmarkStart w:id="27" w:name="functiondef-greet"/>
+    <w:bookmarkStart w:id="21" w:name="functiondef-factorialn"/>
     <w:p>
       <w:pPr>
         <w:pStyle w:val="Heading3"/>
@@ -3476,19 +2884,19 @@
         <w:rPr>
           <w:rStyle w:val="SectionNumber"/>
         </w:rPr>
-        <w:t xml:space="preserve">3.5.1</w:t>
+        <w:t xml:space="preserve">2.5.1</w:t>
       </w:r>
       <w:r>
         <w:tab/>
       </w:r>
       <w:r>
-        <w:t xml:space="preserve">FunctionDef greet</w:t>
+        <w:t xml:space="preserve">FunctionDef factorial(n)</w:t>
       </w:r>
     </w:p>
-    <w:bookmarkEnd w:id="27"/>
-    <w:bookmarkEnd w:id="28"/>
-    <w:bookmarkEnd w:id="29"/>
-    <w:bookmarkStart w:id="36" w:name="function-greetstring-name"/>
+    <w:bookmarkEnd w:id="21"/>
+    <w:bookmarkEnd w:id="22"/>
+    <w:bookmarkEnd w:id="23"/>
+    <w:bookmarkStart w:id="30" w:name="function-factorialint-n"/>
     <w:p>
       <w:pPr>
         <w:pStyle w:val="Heading1"/>
@@ -3497,16 +2905,16 @@
         <w:rPr>
           <w:rStyle w:val="SectionNumber"/>
         </w:rPr>
-        <w:t xml:space="preserve">4</w:t>
+        <w:t xml:space="preserve">3</w:t>
       </w:r>
       <w:r>
         <w:tab/>
       </w:r>
       <w:r>
-        <w:t xml:space="preserve">Function: greet(String name)</w:t>
+        <w:t xml:space="preserve">Function: factorial(int n)</w:t>
       </w:r>
     </w:p>
-    <w:bookmarkStart w:id="30" w:name="overview-3"/>
+    <w:bookmarkStart w:id="24" w:name="overview-2"/>
     <w:p>
       <w:pPr>
         <w:pStyle w:val="Heading2"/>
@@ -3515,7 +2923,7 @@
         <w:rPr>
           <w:rStyle w:val="SectionNumber"/>
         </w:rPr>
-        <w:t xml:space="preserve">4.1</w:t>
+        <w:t xml:space="preserve">3.1</w:t>
       </w:r>
       <w:r>
         <w:tab/>
@@ -3538,17 +2946,17 @@
         <w:rPr>
           <w:rStyle w:val="VerbatimChar"/>
         </w:rPr>
-        <w:t xml:space="preserve">greet</w:t>
-      </w:r>
-      <w:r>
-        <w:t xml:space="preserve"> </w:t>
-      </w:r>
-      <w:r>
-        <w:t xml:space="preserve">function prints a personalized greeting message to the standard output.</w:t>
+        <w:t xml:space="preserve">factorial</w:t>
+      </w:r>
+      <w:r>
+        <w:t xml:space="preserve"> </w:t>
+      </w:r>
+      <w:r>
+        <w:t xml:space="preserve">function recursively calculates the factorial of a given non-negative integer.</w:t>
       </w:r>
     </w:p>
-    <w:bookmarkEnd w:id="30"/>
-    <w:bookmarkStart w:id="31" w:name="parameters-2"/>
+    <w:bookmarkEnd w:id="24"/>
+    <w:bookmarkStart w:id="25" w:name="parameters-1"/>
     <w:p>
       <w:pPr>
         <w:pStyle w:val="Heading2"/>
@@ -3557,7 +2965,7 @@
         <w:rPr>
           <w:rStyle w:val="SectionNumber"/>
         </w:rPr>
-        <w:t xml:space="preserve">4.2</w:t>
+        <w:t xml:space="preserve">3.2</w:t>
       </w:r>
       <w:r>
         <w:tab/>
@@ -3578,29 +2986,17 @@
         <w:rPr>
           <w:rStyle w:val="VerbatimChar"/>
         </w:rPr>
-        <w:t xml:space="preserve">name</w:t>
-      </w:r>
-      <w:r>
-        <w:t xml:space="preserve">:</w:t>
-      </w:r>
-      <w:r>
-        <w:t xml:space="preserve"> </w:t>
-      </w:r>
-      <w:r>
-        <w:rPr>
-          <w:rStyle w:val="VerbatimChar"/>
-        </w:rPr>
-        <w:t xml:space="preserve">String</w:t>
-      </w:r>
-      <w:r>
-        <w:t xml:space="preserve"> </w:t>
-      </w:r>
-      <w:r>
-        <w:t xml:space="preserve">- The name of the person or entity to greet. This string will be incorporated into the output message.</w:t>
+        <w:t xml:space="preserve">n</w:t>
+      </w:r>
+      <w:r>
+        <w:t xml:space="preserve"> </w:t>
+      </w:r>
+      <w:r>
+        <w:t xml:space="preserve">(int): The non-negative integer for which the factorial will be computed.</w:t>
       </w:r>
     </w:p>
-    <w:bookmarkEnd w:id="31"/>
-    <w:bookmarkStart w:id="32" w:name="description-3"/>
+    <w:bookmarkEnd w:id="25"/>
+    <w:bookmarkStart w:id="26" w:name="description-2"/>
     <w:p>
       <w:pPr>
         <w:pStyle w:val="Heading2"/>
@@ -3609,7 +3005,7 @@
         <w:rPr>
           <w:rStyle w:val="SectionNumber"/>
         </w:rPr>
-        <w:t xml:space="preserve">4.3</w:t>
+        <w:t xml:space="preserve">3.3</w:t>
       </w:r>
       <w:r>
         <w:tab/>
@@ -3623,7 +3019,7 @@
         <w:pStyle w:val="FirstParagraph"/>
       </w:pPr>
       <w:r>
-        <w:t xml:space="preserve">This</w:t>
+        <w:t xml:space="preserve">This function implements the mathematical factorial operation using recursion. The factorial of a non-negative integer</w:t>
       </w:r>
       <w:r>
         <w:t xml:space="preserve"> </w:t>
@@ -3632,13 +3028,10 @@
         <w:rPr>
           <w:rStyle w:val="VerbatimChar"/>
         </w:rPr>
-        <w:t xml:space="preserve">static</w:t>
-      </w:r>
-      <w:r>
-        <w:t xml:space="preserve"> </w:t>
-      </w:r>
-      <w:r>
-        <w:t xml:space="preserve">method provides a simple way to display a standardized greeting. It accepts a single</w:t>
+        <w:t xml:space="preserve">n</w:t>
+      </w:r>
+      <w:r>
+        <w:t xml:space="preserve">, denoted by</w:t>
       </w:r>
       <w:r>
         <w:t xml:space="preserve"> </w:t>
@@ -3647,13 +3040,10 @@
         <w:rPr>
           <w:rStyle w:val="VerbatimChar"/>
         </w:rPr>
-        <w:t xml:space="preserve">String</w:t>
-      </w:r>
-      <w:r>
-        <w:t xml:space="preserve"> </w:t>
-      </w:r>
-      <w:r>
-        <w:t xml:space="preserve">parameter,</w:t>
+        <w:t xml:space="preserve">n!</w:t>
+      </w:r>
+      <w:r>
+        <w:t xml:space="preserve">, is the product of all positive integers less than or equal to</w:t>
       </w:r>
       <w:r>
         <w:t xml:space="preserve"> </w:t>
@@ -3662,10 +3052,37 @@
         <w:rPr>
           <w:rStyle w:val="VerbatimChar"/>
         </w:rPr>
-        <w:t xml:space="preserve">name</w:t>
-      </w:r>
-      <w:r>
-        <w:t xml:space="preserve">. The core logic involves string concatenation: it combines the literal string</w:t>
+        <w:t xml:space="preserve">n</w:t>
+      </w:r>
+      <w:r>
+        <w:t xml:space="preserve">.</w:t>
+      </w:r>
+    </w:p>
+    <w:p>
+      <w:pPr>
+        <w:pStyle w:val="BodyText"/>
+      </w:pPr>
+      <w:r>
+        <w:t xml:space="preserve">The logic follows two main paths:</w:t>
+      </w:r>
+      <w:r>
+        <w:t xml:space="preserve"> </w:t>
+      </w:r>
+      <w:r>
+        <w:t xml:space="preserve">1.</w:t>
+      </w:r>
+      <w:r>
+        <w:t xml:space="preserve"> </w:t>
+      </w:r>
+      <w:r>
+        <w:rPr>
+          <w:b/>
+          <w:bCs/>
+        </w:rPr>
+        <w:t xml:space="preserve">Base Case</w:t>
+      </w:r>
+      <w:r>
+        <w:t xml:space="preserve">: If the input</w:t>
       </w:r>
       <w:r>
         <w:t xml:space="preserve"> </w:t>
@@ -3674,10 +3091,13 @@
         <w:rPr>
           <w:rStyle w:val="VerbatimChar"/>
         </w:rPr>
-        <w:t xml:space="preserve">"Hello, "</w:t>
-      </w:r>
-      <w:r>
-        <w:t xml:space="preserve">, the value passed in the</w:t>
+        <w:t xml:space="preserve">n</w:t>
+      </w:r>
+      <w:r>
+        <w:t xml:space="preserve"> </w:t>
+      </w:r>
+      <w:r>
+        <w:t xml:space="preserve">is less than or equal to 1 (i.e., 0 or 1), the function returns</w:t>
       </w:r>
       <w:r>
         <w:t xml:space="preserve"> </w:t>
@@ -3686,13 +3106,10 @@
         <w:rPr>
           <w:rStyle w:val="VerbatimChar"/>
         </w:rPr>
-        <w:t xml:space="preserve">name</w:t>
-      </w:r>
-      <w:r>
-        <w:t xml:space="preserve"> </w:t>
-      </w:r>
-      <w:r>
-        <w:t xml:space="preserve">parameter, and the literal string</w:t>
+        <w:t xml:space="preserve">1</w:t>
+      </w:r>
+      <w:r>
+        <w:t xml:space="preserve">. This is because</w:t>
       </w:r>
       <w:r>
         <w:t xml:space="preserve"> </w:t>
@@ -3701,10 +3118,13 @@
         <w:rPr>
           <w:rStyle w:val="VerbatimChar"/>
         </w:rPr>
-        <w:t xml:space="preserve">"!"</w:t>
-      </w:r>
-      <w:r>
-        <w:t xml:space="preserve">. The resulting string is then printed to the standard console output using</w:t>
+        <w:t xml:space="preserve">0!</w:t>
+      </w:r>
+      <w:r>
+        <w:t xml:space="preserve"> </w:t>
+      </w:r>
+      <w:r>
+        <w:t xml:space="preserve">and</w:t>
       </w:r>
       <w:r>
         <w:t xml:space="preserve"> </w:t>
@@ -3713,10 +3133,32 @@
         <w:rPr>
           <w:rStyle w:val="VerbatimChar"/>
         </w:rPr>
-        <w:t xml:space="preserve">System.out.println()</w:t>
-      </w:r>
-      <w:r>
-        <w:t xml:space="preserve">, which also appends a newline character at the end. Because the method is declared as</w:t>
+        <w:t xml:space="preserve">1!</w:t>
+      </w:r>
+      <w:r>
+        <w:t xml:space="preserve"> </w:t>
+      </w:r>
+      <w:r>
+        <w:t xml:space="preserve">are both defined as 1, and this condition serves as the termination point for the recursion.</w:t>
+      </w:r>
+      <w:r>
+        <w:t xml:space="preserve"> </w:t>
+      </w:r>
+      <w:r>
+        <w:t xml:space="preserve">2.</w:t>
+      </w:r>
+      <w:r>
+        <w:t xml:space="preserve"> </w:t>
+      </w:r>
+      <w:r>
+        <w:rPr>
+          <w:b/>
+          <w:bCs/>
+        </w:rPr>
+        <w:t xml:space="preserve">Recursive Step</w:t>
+      </w:r>
+      <w:r>
+        <w:t xml:space="preserve">: If</w:t>
       </w:r>
       <w:r>
         <w:t xml:space="preserve"> </w:t>
@@ -3725,23 +3167,237 @@
         <w:rPr>
           <w:rStyle w:val="VerbatimChar"/>
         </w:rPr>
-        <w:t xml:space="preserve">void</w:t>
-      </w:r>
-      <w:r>
-        <w:t xml:space="preserve">, it does not return any value.</w:t>
+        <w:t xml:space="preserve">n</w:t>
+      </w:r>
+      <w:r>
+        <w:t xml:space="preserve"> </w:t>
+      </w:r>
+      <w:r>
+        <w:t xml:space="preserve">is greater than 1, the function returns the product of</w:t>
+      </w:r>
+      <w:r>
+        <w:t xml:space="preserve"> </w:t>
+      </w:r>
+      <w:r>
+        <w:rPr>
+          <w:rStyle w:val="VerbatimChar"/>
+        </w:rPr>
+        <w:t xml:space="preserve">n</w:t>
+      </w:r>
+      <w:r>
+        <w:t xml:space="preserve"> </w:t>
+      </w:r>
+      <w:r>
+        <w:t xml:space="preserve">and the result of calling itself with the argument</w:t>
+      </w:r>
+      <w:r>
+        <w:t xml:space="preserve"> </w:t>
+      </w:r>
+      <w:r>
+        <w:rPr>
+          <w:rStyle w:val="VerbatimChar"/>
+        </w:rPr>
+        <w:t xml:space="preserve">n - 1</w:t>
+      </w:r>
+      <w:r>
+        <w:t xml:space="preserve">. This process repeats, decrementing</w:t>
+      </w:r>
+      <w:r>
+        <w:t xml:space="preserve"> </w:t>
+      </w:r>
+      <w:r>
+        <w:rPr>
+          <w:rStyle w:val="VerbatimChar"/>
+        </w:rPr>
+        <w:t xml:space="preserve">n</w:t>
+      </w:r>
+      <w:r>
+        <w:t xml:space="preserve"> </w:t>
+      </w:r>
+      <w:r>
+        <w:t xml:space="preserve">by 1 in each subsequent call, until the base case is reached.</w:t>
       </w:r>
     </w:p>
-    <w:bookmarkEnd w:id="32"/>
-    <w:bookmarkStart w:id="33" w:name="usage-notes-3"/>
     <w:p>
       <w:pPr>
+        <w:pStyle w:val="BodyText"/>
+      </w:pPr>
+      <w:r>
+        <w:t xml:space="preserve">For example, a call to</w:t>
+      </w:r>
+      <w:r>
+        <w:t xml:space="preserve"> </w:t>
+      </w:r>
+      <w:r>
+        <w:rPr>
+          <w:rStyle w:val="VerbatimChar"/>
+        </w:rPr>
+        <w:t xml:space="preserve">factorial(4)</w:t>
+      </w:r>
+      <w:r>
+        <w:t xml:space="preserve"> </w:t>
+      </w:r>
+      <w:r>
+        <w:t xml:space="preserve">would execute as follows:</w:t>
+      </w:r>
+      <w:r>
+        <w:t xml:space="preserve"> </w:t>
+      </w:r>
+      <w:r>
+        <w:t xml:space="preserve">-</w:t>
+      </w:r>
+      <w:r>
+        <w:t xml:space="preserve"> </w:t>
+      </w:r>
+      <w:r>
+        <w:rPr>
+          <w:rStyle w:val="VerbatimChar"/>
+        </w:rPr>
+        <w:t xml:space="preserve">factorial(4)</w:t>
+      </w:r>
+      <w:r>
+        <w:t xml:space="preserve"> </w:t>
+      </w:r>
+      <w:r>
+        <w:t xml:space="preserve">returns</w:t>
+      </w:r>
+      <w:r>
+        <w:t xml:space="preserve"> </w:t>
+      </w:r>
+      <w:r>
+        <w:rPr>
+          <w:rStyle w:val="VerbatimChar"/>
+        </w:rPr>
+        <w:t xml:space="preserve">4 * factorial(3)</w:t>
+      </w:r>
+      <w:r>
+        <w:t xml:space="preserve"> </w:t>
+      </w:r>
+      <w:r>
+        <w:t xml:space="preserve">-</w:t>
+      </w:r>
+      <w:r>
+        <w:t xml:space="preserve"> </w:t>
+      </w:r>
+      <w:r>
+        <w:rPr>
+          <w:rStyle w:val="VerbatimChar"/>
+        </w:rPr>
+        <w:t xml:space="preserve">factorial(3)</w:t>
+      </w:r>
+      <w:r>
+        <w:t xml:space="preserve"> </w:t>
+      </w:r>
+      <w:r>
+        <w:t xml:space="preserve">returns</w:t>
+      </w:r>
+      <w:r>
+        <w:t xml:space="preserve"> </w:t>
+      </w:r>
+      <w:r>
+        <w:rPr>
+          <w:rStyle w:val="VerbatimChar"/>
+        </w:rPr>
+        <w:t xml:space="preserve">3 * factorial(2)</w:t>
+      </w:r>
+      <w:r>
+        <w:t xml:space="preserve"> </w:t>
+      </w:r>
+      <w:r>
+        <w:t xml:space="preserve">-</w:t>
+      </w:r>
+      <w:r>
+        <w:t xml:space="preserve"> </w:t>
+      </w:r>
+      <w:r>
+        <w:rPr>
+          <w:rStyle w:val="VerbatimChar"/>
+        </w:rPr>
+        <w:t xml:space="preserve">factorial(2)</w:t>
+      </w:r>
+      <w:r>
+        <w:t xml:space="preserve"> </w:t>
+      </w:r>
+      <w:r>
+        <w:t xml:space="preserve">returns</w:t>
+      </w:r>
+      <w:r>
+        <w:t xml:space="preserve"> </w:t>
+      </w:r>
+      <w:r>
+        <w:rPr>
+          <w:rStyle w:val="VerbatimChar"/>
+        </w:rPr>
+        <w:t xml:space="preserve">2 * factorial(1)</w:t>
+      </w:r>
+      <w:r>
+        <w:t xml:space="preserve"> </w:t>
+      </w:r>
+      <w:r>
+        <w:t xml:space="preserve">-</w:t>
+      </w:r>
+      <w:r>
+        <w:t xml:space="preserve"> </w:t>
+      </w:r>
+      <w:r>
+        <w:rPr>
+          <w:rStyle w:val="VerbatimChar"/>
+        </w:rPr>
+        <w:t xml:space="preserve">factorial(1)</w:t>
+      </w:r>
+      <w:r>
+        <w:t xml:space="preserve"> </w:t>
+      </w:r>
+      <w:r>
+        <w:t xml:space="preserve">returns</w:t>
+      </w:r>
+      <w:r>
+        <w:t xml:space="preserve"> </w:t>
+      </w:r>
+      <w:r>
+        <w:rPr>
+          <w:rStyle w:val="VerbatimChar"/>
+        </w:rPr>
+        <w:t xml:space="preserve">1</w:t>
+      </w:r>
+      <w:r>
+        <w:t xml:space="preserve"> </w:t>
+      </w:r>
+      <w:r>
+        <w:t xml:space="preserve">(base case)</w:t>
+      </w:r>
+    </w:p>
+    <w:p>
+      <w:pPr>
+        <w:pStyle w:val="BodyText"/>
+      </w:pPr>
+      <w:r>
+        <w:t xml:space="preserve">The results are then multiplied back up the call stack, yielding</w:t>
+      </w:r>
+      <w:r>
+        <w:t xml:space="preserve"> </w:t>
+      </w:r>
+      <w:r>
+        <w:rPr>
+          <w:rStyle w:val="VerbatimChar"/>
+        </w:rPr>
+        <w:t xml:space="preserve">4 * 3 * 2 * 1 = 24</w:t>
+      </w:r>
+      <w:r>
+        <w:t xml:space="preserve">.</w:t>
+      </w:r>
+    </w:p>
+    <w:bookmarkEnd w:id="26"/>
+    <w:bookmarkStart w:id="27" w:name="usage-notes-2"/>
+    <w:p>
+      <w:pPr>
         <w:pStyle w:val="Heading2"/>
       </w:pPr>
       <w:r>
         <w:rPr>
           <w:rStyle w:val="SectionNumber"/>
         </w:rPr>
-        <w:t xml:space="preserve">4.4</w:t>
+        <w:t xml:space="preserve">3.4</w:t>
       </w:r>
       <w:r>
         <w:tab/>
@@ -3759,7 +3415,7 @@
         </w:numPr>
       </w:pPr>
       <w:r>
-        <w:t xml:space="preserve">This is a</w:t>
+        <w:t xml:space="preserve">This function is intended for non-negative integers. Providing a negative number will lead to infinite recursion and result in a</w:t>
       </w:r>
       <w:r>
         <w:t xml:space="preserve"> </w:t>
@@ -3768,22 +3424,7 @@
         <w:rPr>
           <w:rStyle w:val="VerbatimChar"/>
         </w:rPr>
-        <w:t xml:space="preserve">static</w:t>
-      </w:r>
-      <w:r>
-        <w:t xml:space="preserve"> </w:t>
-      </w:r>
-      <w:r>
-        <w:t xml:space="preserve">method and should be called on the class, for example,</w:t>
-      </w:r>
-      <w:r>
-        <w:t xml:space="preserve"> </w:t>
-      </w:r>
-      <w:r>
-        <w:rPr>
-          <w:rStyle w:val="VerbatimChar"/>
-        </w:rPr>
-        <w:t xml:space="preserve">Main.greet("World")</w:t>
+        <w:t xml:space="preserve">StackOverflowError</w:t>
       </w:r>
       <w:r>
         <w:t xml:space="preserve">.</w:t>
@@ -3798,7 +3439,37 @@
         </w:numPr>
       </w:pPr>
       <w:r>
-        <w:t xml:space="preserve">The method prints directly to the console; it does not return the greeting string.</w:t>
+        <w:t xml:space="preserve">Due to the recursive implementation, very large values of</w:t>
+      </w:r>
+      <w:r>
+        <w:t xml:space="preserve"> </w:t>
+      </w:r>
+      <w:r>
+        <w:rPr>
+          <w:rStyle w:val="VerbatimChar"/>
+        </w:rPr>
+        <w:t xml:space="preserve">n</w:t>
+      </w:r>
+      <w:r>
+        <w:t xml:space="preserve"> </w:t>
+      </w:r>
+      <w:r>
+        <w:t xml:space="preserve">can also cause a</w:t>
+      </w:r>
+      <w:r>
+        <w:t xml:space="preserve"> </w:t>
+      </w:r>
+      <w:r>
+        <w:rPr>
+          <w:rStyle w:val="VerbatimChar"/>
+        </w:rPr>
+        <w:t xml:space="preserve">StackOverflowError</w:t>
+      </w:r>
+      <w:r>
+        <w:t xml:space="preserve"> </w:t>
+      </w:r>
+      <w:r>
+        <w:t xml:space="preserve">by exceeding the call stack depth limit.</w:t>
       </w:r>
     </w:p>
     <w:p>
@@ -3810,7 +3481,7 @@
         </w:numPr>
       </w:pPr>
       <w:r>
-        <w:t xml:space="preserve">If a</w:t>
+        <w:t xml:space="preserve">The return type is</w:t>
       </w:r>
       <w:r>
         <w:t xml:space="preserve"> </w:t>
@@ -3819,13 +3490,10 @@
         <w:rPr>
           <w:rStyle w:val="VerbatimChar"/>
         </w:rPr>
-        <w:t xml:space="preserve">null</w:t>
-      </w:r>
-      <w:r>
-        <w:t xml:space="preserve"> </w:t>
-      </w:r>
-      <w:r>
-        <w:t xml:space="preserve">value is passed as the</w:t>
+        <w:t xml:space="preserve">int</w:t>
+      </w:r>
+      <w:r>
+        <w:t xml:space="preserve">. Factorials grow very rapidly, and the result will overflow the standard 32-bit</w:t>
       </w:r>
       <w:r>
         <w:t xml:space="preserve"> </w:t>
@@ -3834,251 +3502,785 @@
         <w:rPr>
           <w:rStyle w:val="VerbatimChar"/>
         </w:rPr>
-        <w:t xml:space="preserve">name</w:t>
-      </w:r>
-      <w:r>
-        <w:t xml:space="preserve">, the output will be</w:t>
-      </w:r>
-      <w:r>
-        <w:t xml:space="preserve"> </w:t>
-      </w:r>
-      <w:r>
-        <w:t xml:space="preserve">“Hello, null!”</w:t>
-      </w:r>
-      <w:r>
-        <w:t xml:space="preserve">.</w:t>
-      </w:r>
-    </w:p>
-    <w:bookmarkEnd w:id="33"/>
-    <w:bookmarkStart w:id="35" w:name="example-3"/>
-    <w:p>
-      <w:pPr>
-        <w:pStyle w:val="Heading2"/>
-      </w:pPr>
-      <w:r>
-        <w:rPr>
-          <w:rStyle w:val="SectionNumber"/>
-        </w:rPr>
-        <w:t xml:space="preserve">4.5</w:t>
-      </w:r>
-      <w:r>
-        <w:tab/>
-      </w:r>
-      <w:r>
-        <w:t xml:space="preserve">Example</w:t>
+        <w:t xml:space="preserve">int</w:t>
+      </w:r>
+      <w:r>
+        <w:t xml:space="preserve"> </w:t>
+      </w:r>
+      <w:r>
+        <w:t xml:space="preserve">data type for</w:t>
+      </w:r>
+      <w:r>
+        <w:t xml:space="preserve"> </w:t>
+      </w:r>
+      <w:r>
+        <w:rPr>
+          <w:rStyle w:val="VerbatimChar"/>
+        </w:rPr>
+        <w:t xml:space="preserve">n &gt; 12</w:t>
+      </w:r>
+      <w:r>
+        <w:t xml:space="preserve">. For larger numbers, a</w:t>
+      </w:r>
+      <w:r>
+        <w:t xml:space="preserve"> </w:t>
+      </w:r>
+      <w:r>
+        <w:rPr>
+          <w:rStyle w:val="VerbatimChar"/>
+        </w:rPr>
+        <w:t xml:space="preserve">long</w:t>
+      </w:r>
+      <w:r>
+        <w:t xml:space="preserve"> </w:t>
+      </w:r>
+      <w:r>
+        <w:t xml:space="preserve">or</w:t>
+      </w:r>
+      <w:r>
+        <w:t xml:space="preserve"> </w:t>
+      </w:r>
+      <w:r>
+        <w:rPr>
+          <w:rStyle w:val="VerbatimChar"/>
+        </w:rPr>
+        <w:t xml:space="preserve">java.math.BigInteger</w:t>
+      </w:r>
+      <w:r>
+        <w:t xml:space="preserve"> </w:t>
+      </w:r>
+      <w:r>
+        <w:t xml:space="preserve">implementation would be necessary.</w:t>
       </w:r>
     </w:p>
     <w:p>
       <w:pPr>
-        <w:pStyle w:val="SourceCode"/>
-      </w:pPr>
-      <w:r>
-        <w:rPr>
-          <w:rStyle w:val="NormalTok"/>
-        </w:rPr>
-        <w:t xml:space="preserve">public </w:t>
-      </w:r>
-      <w:r>
-        <w:rPr>
-          <w:rStyle w:val="KeywordTok"/>
-        </w:rPr>
-        <w:t xml:space="preserve">class</w:t>
-      </w:r>
-      <w:r>
-        <w:rPr>
-          <w:rStyle w:val="NormalTok"/>
-        </w:rPr>
-        <w:t xml:space="preserve"> Main {</w:t>
-      </w:r>
-      <w:r>
-        <w:br/>
-      </w:r>
-      <w:r>
-        <w:rPr>
-          <w:rStyle w:val="NormalTok"/>
-        </w:rPr>
-        <w:t xml:space="preserve">    public static void greet(String name) {</w:t>
-      </w:r>
-      <w:r>
-        <w:br/>
-      </w:r>
-      <w:r>
-        <w:rPr>
-          <w:rStyle w:val="NormalTok"/>
-        </w:rPr>
-        <w:t xml:space="preserve">        System.out.println(</w:t>
-      </w:r>
-      <w:r>
-        <w:rPr>
-          <w:rStyle w:val="StringTok"/>
-        </w:rPr>
-        <w:t xml:space="preserve">"Hello, "</w:t>
-      </w:r>
-      <w:r>
-        <w:rPr>
-          <w:rStyle w:val="NormalTok"/>
-        </w:rPr>
-        <w:t xml:space="preserve"> </w:t>
-      </w:r>
-      <w:r>
-        <w:rPr>
-          <w:rStyle w:val="OperatorTok"/>
-        </w:rPr>
-        <w:t xml:space="preserve">+</w:t>
-      </w:r>
-      <w:r>
-        <w:rPr>
-          <w:rStyle w:val="NormalTok"/>
-        </w:rPr>
-        <w:t xml:space="preserve"> name </w:t>
-      </w:r>
-      <w:r>
-        <w:rPr>
-          <w:rStyle w:val="OperatorTok"/>
-        </w:rPr>
-        <w:t xml:space="preserve">+</w:t>
-      </w:r>
-      <w:r>
-        <w:rPr>
-          <w:rStyle w:val="NormalTok"/>
-        </w:rPr>
-        <w:t xml:space="preserve"> </w:t>
-      </w:r>
-      <w:r>
-        <w:rPr>
-          <w:rStyle w:val="StringTok"/>
-        </w:rPr>
-        <w:t xml:space="preserve">"!"</w:t>
-      </w:r>
-      <w:r>
-        <w:rPr>
-          <w:rStyle w:val="NormalTok"/>
-        </w:rPr>
-        <w:t xml:space="preserve">)</w:t>
-      </w:r>
-      <w:r>
-        <w:rPr>
-          <w:rStyle w:val="OperatorTok"/>
-        </w:rPr>
-        <w:t xml:space="preserve">;</w:t>
-      </w:r>
-      <w:r>
-        <w:br/>
-      </w:r>
-      <w:r>
-        <w:rPr>
-          <w:rStyle w:val="NormalTok"/>
-        </w:rPr>
-        <w:t xml:space="preserve">    }</w:t>
-      </w:r>
-      <w:r>
-        <w:br/>
-      </w:r>
-      <w:r>
-        <w:br/>
-      </w:r>
-      <w:r>
-        <w:rPr>
-          <w:rStyle w:val="NormalTok"/>
-        </w:rPr>
-        <w:t xml:space="preserve">    public static void main(String[] args) {</w:t>
-      </w:r>
-      <w:r>
-        <w:br/>
-      </w:r>
-      <w:r>
-        <w:rPr>
-          <w:rStyle w:val="NormalTok"/>
-        </w:rPr>
-        <w:t xml:space="preserve">        </w:t>
-      </w:r>
-      <w:r>
-        <w:rPr>
-          <w:rStyle w:val="OperatorTok"/>
-        </w:rPr>
-        <w:t xml:space="preserve">//</w:t>
-      </w:r>
-      <w:r>
-        <w:rPr>
-          <w:rStyle w:val="NormalTok"/>
-        </w:rPr>
-        <w:t xml:space="preserve"> Example usage</w:t>
-      </w:r>
-      <w:r>
-        <w:br/>
-      </w:r>
-      <w:r>
-        <w:rPr>
-          <w:rStyle w:val="NormalTok"/>
-        </w:rPr>
-        <w:t xml:space="preserve">        greet(</w:t>
-      </w:r>
-      <w:r>
-        <w:rPr>
-          <w:rStyle w:val="StringTok"/>
-        </w:rPr>
-        <w:t xml:space="preserve">"Alice"</w:t>
-      </w:r>
-      <w:r>
-        <w:rPr>
-          <w:rStyle w:val="NormalTok"/>
-        </w:rPr>
-        <w:t xml:space="preserve">)</w:t>
-      </w:r>
-      <w:r>
-        <w:rPr>
-          <w:rStyle w:val="OperatorTok"/>
-        </w:rPr>
-        <w:t xml:space="preserve">;</w:t>
-      </w:r>
-      <w:r>
-        <w:br/>
-      </w:r>
-      <w:r>
-        <w:rPr>
-          <w:rStyle w:val="NormalTok"/>
-        </w:rPr>
-        <w:t xml:space="preserve">        greet(</w:t>
-      </w:r>
-      <w:r>
-        <w:rPr>
-          <w:rStyle w:val="StringTok"/>
-        </w:rPr>
-        <w:t xml:space="preserve">"Developer"</w:t>
-      </w:r>
-      <w:r>
-        <w:rPr>
-          <w:rStyle w:val="NormalTok"/>
-        </w:rPr>
-        <w:t xml:space="preserve">)</w:t>
-      </w:r>
-      <w:r>
-        <w:rPr>
-          <w:rStyle w:val="OperatorTok"/>
-        </w:rPr>
-        <w:t xml:space="preserve">;</w:t>
-      </w:r>
-      <w:r>
-        <w:br/>
-      </w:r>
-      <w:r>
-        <w:rPr>
-          <w:rStyle w:val="NormalTok"/>
-        </w:rPr>
-        <w:t xml:space="preserve">    }</w:t>
-      </w:r>
-      <w:r>
-        <w:br/>
-      </w:r>
-      <w:r>
-        <w:rPr>
-          <w:rStyle w:val="NormalTok"/>
-        </w:rPr>
-        <w:t xml:space="preserve">}</w:t>
+        <w:pStyle w:val="FirstParagraph"/>
+      </w:pPr>
+      <w:r>
+        <w:rPr>
+          <w:b/>
+          <w:bCs/>
+        </w:rPr>
+        <w:t xml:space="preserve">Output Example</w:t>
+      </w:r>
+      <w:r>
+        <w:t xml:space="preserve">: A call to</w:t>
+      </w:r>
+      <w:r>
+        <w:t xml:space="preserve"> </w:t>
+      </w:r>
+      <w:r>
+        <w:rPr>
+          <w:rStyle w:val="VerbatimChar"/>
+        </w:rPr>
+        <w:t xml:space="preserve">factorial(5)</w:t>
+      </w:r>
+      <w:r>
+        <w:t xml:space="preserve"> </w:t>
+      </w:r>
+      <w:r>
+        <w:t xml:space="preserve">would return the integer</w:t>
+      </w:r>
+      <w:r>
+        <w:t xml:space="preserve"> </w:t>
+      </w:r>
+      <w:r>
+        <w:rPr>
+          <w:rStyle w:val="VerbatimChar"/>
+        </w:rPr>
+        <w:t xml:space="preserve">120</w:t>
+      </w:r>
+      <w:r>
+        <w:t xml:space="preserve">.</w:t>
+      </w:r>
+    </w:p>
+    <w:bookmarkEnd w:id="27"/>
+    <w:bookmarkStart w:id="29" w:name="example-2"/>
+    <w:p>
+      <w:pPr>
+        <w:pStyle w:val="Heading2"/>
+      </w:pPr>
+      <w:r>
+        <w:rPr>
+          <w:rStyle w:val="SectionNumber"/>
+        </w:rPr>
+        <w:t xml:space="preserve">3.5</w:t>
+      </w:r>
+      <w:r>
+        <w:tab/>
+      </w:r>
+      <w:r>
+        <w:t xml:space="preserve">Example</w:t>
       </w:r>
     </w:p>
     <w:p>
       <w:pPr>
+        <w:pStyle w:val="SourceCode"/>
+      </w:pPr>
+      <w:r>
+        <w:rPr>
+          <w:rStyle w:val="KeywordTok"/>
+        </w:rPr>
+        <w:t xml:space="preserve">public</w:t>
+      </w:r>
+      <w:r>
+        <w:rPr>
+          <w:rStyle w:val="NormalTok"/>
+        </w:rPr>
+        <w:t xml:space="preserve"> </w:t>
+      </w:r>
+      <w:r>
+        <w:rPr>
+          <w:rStyle w:val="KeywordTok"/>
+        </w:rPr>
+        <w:t xml:space="preserve">class</w:t>
+      </w:r>
+      <w:r>
+        <w:rPr>
+          <w:rStyle w:val="NormalTok"/>
+        </w:rPr>
+        <w:t xml:space="preserve"> Main </w:t>
+      </w:r>
+      <w:r>
+        <w:rPr>
+          <w:rStyle w:val="OperatorTok"/>
+        </w:rPr>
+        <w:t xml:space="preserve">{</w:t>
+      </w:r>
+      <w:r>
+        <w:br/>
+      </w:r>
+      <w:r>
+        <w:rPr>
+          <w:rStyle w:val="NormalTok"/>
+        </w:rPr>
+        <w:t xml:space="preserve">    </w:t>
+      </w:r>
+      <w:r>
+        <w:rPr>
+          <w:rStyle w:val="KeywordTok"/>
+        </w:rPr>
+        <w:t xml:space="preserve">public</w:t>
+      </w:r>
+      <w:r>
+        <w:rPr>
+          <w:rStyle w:val="NormalTok"/>
+        </w:rPr>
+        <w:t xml:space="preserve"> </w:t>
+      </w:r>
+      <w:r>
+        <w:rPr>
+          <w:rStyle w:val="DataTypeTok"/>
+        </w:rPr>
+        <w:t xml:space="preserve">static</w:t>
+      </w:r>
+      <w:r>
+        <w:rPr>
+          <w:rStyle w:val="NormalTok"/>
+        </w:rPr>
+        <w:t xml:space="preserve"> </w:t>
+      </w:r>
+      <w:r>
+        <w:rPr>
+          <w:rStyle w:val="DataTypeTok"/>
+        </w:rPr>
+        <w:t xml:space="preserve">int</w:t>
+      </w:r>
+      <w:r>
+        <w:rPr>
+          <w:rStyle w:val="NormalTok"/>
+        </w:rPr>
+        <w:t xml:space="preserve"> </w:t>
+      </w:r>
+      <w:r>
+        <w:rPr>
+          <w:rStyle w:val="FunctionTok"/>
+        </w:rPr>
+        <w:t xml:space="preserve">factorial</w:t>
+      </w:r>
+      <w:r>
+        <w:rPr>
+          <w:rStyle w:val="OperatorTok"/>
+        </w:rPr>
+        <w:t xml:space="preserve">(</w:t>
+      </w:r>
+      <w:r>
+        <w:rPr>
+          <w:rStyle w:val="DataTypeTok"/>
+        </w:rPr>
+        <w:t xml:space="preserve">int</w:t>
+      </w:r>
+      <w:r>
+        <w:rPr>
+          <w:rStyle w:val="NormalTok"/>
+        </w:rPr>
+        <w:t xml:space="preserve"> n</w:t>
+      </w:r>
+      <w:r>
+        <w:rPr>
+          <w:rStyle w:val="OperatorTok"/>
+        </w:rPr>
+        <w:t xml:space="preserve">)</w:t>
+      </w:r>
+      <w:r>
+        <w:rPr>
+          <w:rStyle w:val="NormalTok"/>
+        </w:rPr>
+        <w:t xml:space="preserve"> </w:t>
+      </w:r>
+      <w:r>
+        <w:rPr>
+          <w:rStyle w:val="OperatorTok"/>
+        </w:rPr>
+        <w:t xml:space="preserve">{</w:t>
+      </w:r>
+      <w:r>
+        <w:br/>
+      </w:r>
+      <w:r>
+        <w:rPr>
+          <w:rStyle w:val="NormalTok"/>
+        </w:rPr>
+        <w:t xml:space="preserve">        </w:t>
+      </w:r>
+      <w:r>
+        <w:rPr>
+          <w:rStyle w:val="ControlFlowTok"/>
+        </w:rPr>
+        <w:t xml:space="preserve">if</w:t>
+      </w:r>
+      <w:r>
+        <w:rPr>
+          <w:rStyle w:val="NormalTok"/>
+        </w:rPr>
+        <w:t xml:space="preserve"> </w:t>
+      </w:r>
+      <w:r>
+        <w:rPr>
+          <w:rStyle w:val="OperatorTok"/>
+        </w:rPr>
+        <w:t xml:space="preserve">(</w:t>
+      </w:r>
+      <w:r>
+        <w:rPr>
+          <w:rStyle w:val="NormalTok"/>
+        </w:rPr>
+        <w:t xml:space="preserve">n </w:t>
+      </w:r>
+      <w:r>
+        <w:rPr>
+          <w:rStyle w:val="OperatorTok"/>
+        </w:rPr>
+        <w:t xml:space="preserve">&lt;=</w:t>
+      </w:r>
+      <w:r>
+        <w:rPr>
+          <w:rStyle w:val="NormalTok"/>
+        </w:rPr>
+        <w:t xml:space="preserve"> </w:t>
+      </w:r>
+      <w:r>
+        <w:rPr>
+          <w:rStyle w:val="DecValTok"/>
+        </w:rPr>
+        <w:t xml:space="preserve">1</w:t>
+      </w:r>
+      <w:r>
+        <w:rPr>
+          <w:rStyle w:val="OperatorTok"/>
+        </w:rPr>
+        <w:t xml:space="preserve">)</w:t>
+      </w:r>
+      <w:r>
+        <w:br/>
+      </w:r>
+      <w:r>
+        <w:rPr>
+          <w:rStyle w:val="NormalTok"/>
+        </w:rPr>
+        <w:t xml:space="preserve">            </w:t>
+      </w:r>
+      <w:r>
+        <w:rPr>
+          <w:rStyle w:val="ControlFlowTok"/>
+        </w:rPr>
+        <w:t xml:space="preserve">return</w:t>
+      </w:r>
+      <w:r>
+        <w:rPr>
+          <w:rStyle w:val="NormalTok"/>
+        </w:rPr>
+        <w:t xml:space="preserve"> </w:t>
+      </w:r>
+      <w:r>
+        <w:rPr>
+          <w:rStyle w:val="DecValTok"/>
+        </w:rPr>
+        <w:t xml:space="preserve">1</w:t>
+      </w:r>
+      <w:r>
+        <w:rPr>
+          <w:rStyle w:val="OperatorTok"/>
+        </w:rPr>
+        <w:t xml:space="preserve">;</w:t>
+      </w:r>
+      <w:r>
+        <w:br/>
+      </w:r>
+      <w:r>
+        <w:rPr>
+          <w:rStyle w:val="NormalTok"/>
+        </w:rPr>
+        <w:t xml:space="preserve">        </w:t>
+      </w:r>
+      <w:r>
+        <w:rPr>
+          <w:rStyle w:val="ControlFlowTok"/>
+        </w:rPr>
+        <w:t xml:space="preserve">else</w:t>
+      </w:r>
+      <w:r>
+        <w:br/>
+      </w:r>
+      <w:r>
+        <w:rPr>
+          <w:rStyle w:val="NormalTok"/>
+        </w:rPr>
+        <w:t xml:space="preserve">            </w:t>
+      </w:r>
+      <w:r>
+        <w:rPr>
+          <w:rStyle w:val="ControlFlowTok"/>
+        </w:rPr>
+        <w:t xml:space="preserve">return</w:t>
+      </w:r>
+      <w:r>
+        <w:rPr>
+          <w:rStyle w:val="NormalTok"/>
+        </w:rPr>
+        <w:t xml:space="preserve"> n </w:t>
+      </w:r>
+      <w:r>
+        <w:rPr>
+          <w:rStyle w:val="OperatorTok"/>
+        </w:rPr>
+        <w:t xml:space="preserve">*</w:t>
+      </w:r>
+      <w:r>
+        <w:rPr>
+          <w:rStyle w:val="NormalTok"/>
+        </w:rPr>
+        <w:t xml:space="preserve"> </w:t>
+      </w:r>
+      <w:r>
+        <w:rPr>
+          <w:rStyle w:val="FunctionTok"/>
+        </w:rPr>
+        <w:t xml:space="preserve">factorial</w:t>
+      </w:r>
+      <w:r>
+        <w:rPr>
+          <w:rStyle w:val="OperatorTok"/>
+        </w:rPr>
+        <w:t xml:space="preserve">(</w:t>
+      </w:r>
+      <w:r>
+        <w:rPr>
+          <w:rStyle w:val="NormalTok"/>
+        </w:rPr>
+        <w:t xml:space="preserve">n </w:t>
+      </w:r>
+      <w:r>
+        <w:rPr>
+          <w:rStyle w:val="OperatorTok"/>
+        </w:rPr>
+        <w:t xml:space="preserve">-</w:t>
+      </w:r>
+      <w:r>
+        <w:rPr>
+          <w:rStyle w:val="NormalTok"/>
+        </w:rPr>
+        <w:t xml:space="preserve"> </w:t>
+      </w:r>
+      <w:r>
+        <w:rPr>
+          <w:rStyle w:val="DecValTok"/>
+        </w:rPr>
+        <w:t xml:space="preserve">1</w:t>
+      </w:r>
+      <w:r>
+        <w:rPr>
+          <w:rStyle w:val="OperatorTok"/>
+        </w:rPr>
+        <w:t xml:space="preserve">);</w:t>
+      </w:r>
+      <w:r>
+        <w:br/>
+      </w:r>
+      <w:r>
+        <w:rPr>
+          <w:rStyle w:val="NormalTok"/>
+        </w:rPr>
+        <w:t xml:space="preserve">    </w:t>
+      </w:r>
+      <w:r>
+        <w:rPr>
+          <w:rStyle w:val="OperatorTok"/>
+        </w:rPr>
+        <w:t xml:space="preserve">}</w:t>
+      </w:r>
+      <w:r>
+        <w:br/>
+      </w:r>
+      <w:r>
+        <w:br/>
+      </w:r>
+      <w:r>
+        <w:rPr>
+          <w:rStyle w:val="NormalTok"/>
+        </w:rPr>
+        <w:t xml:space="preserve">    </w:t>
+      </w:r>
+      <w:r>
+        <w:rPr>
+          <w:rStyle w:val="KeywordTok"/>
+        </w:rPr>
+        <w:t xml:space="preserve">public</w:t>
+      </w:r>
+      <w:r>
+        <w:rPr>
+          <w:rStyle w:val="NormalTok"/>
+        </w:rPr>
+        <w:t xml:space="preserve"> </w:t>
+      </w:r>
+      <w:r>
+        <w:rPr>
+          <w:rStyle w:val="DataTypeTok"/>
+        </w:rPr>
+        <w:t xml:space="preserve">static</w:t>
+      </w:r>
+      <w:r>
+        <w:rPr>
+          <w:rStyle w:val="NormalTok"/>
+        </w:rPr>
+        <w:t xml:space="preserve"> </w:t>
+      </w:r>
+      <w:r>
+        <w:rPr>
+          <w:rStyle w:val="DataTypeTok"/>
+        </w:rPr>
+        <w:t xml:space="preserve">void</w:t>
+      </w:r>
+      <w:r>
+        <w:rPr>
+          <w:rStyle w:val="NormalTok"/>
+        </w:rPr>
+        <w:t xml:space="preserve"> </w:t>
+      </w:r>
+      <w:r>
+        <w:rPr>
+          <w:rStyle w:val="FunctionTok"/>
+        </w:rPr>
+        <w:t xml:space="preserve">main</w:t>
+      </w:r>
+      <w:r>
+        <w:rPr>
+          <w:rStyle w:val="OperatorTok"/>
+        </w:rPr>
+        <w:t xml:space="preserve">(</w:t>
+      </w:r>
+      <w:r>
+        <w:rPr>
+          <w:rStyle w:val="BuiltInTok"/>
+        </w:rPr>
+        <w:t xml:space="preserve">String</w:t>
+      </w:r>
+      <w:r>
+        <w:rPr>
+          <w:rStyle w:val="OperatorTok"/>
+        </w:rPr>
+        <w:t xml:space="preserve">[]</w:t>
+      </w:r>
+      <w:r>
+        <w:rPr>
+          <w:rStyle w:val="NormalTok"/>
+        </w:rPr>
+        <w:t xml:space="preserve"> args</w:t>
+      </w:r>
+      <w:r>
+        <w:rPr>
+          <w:rStyle w:val="OperatorTok"/>
+        </w:rPr>
+        <w:t xml:space="preserve">)</w:t>
+      </w:r>
+      <w:r>
+        <w:rPr>
+          <w:rStyle w:val="NormalTok"/>
+        </w:rPr>
+        <w:t xml:space="preserve"> </w:t>
+      </w:r>
+      <w:r>
+        <w:rPr>
+          <w:rStyle w:val="OperatorTok"/>
+        </w:rPr>
+        <w:t xml:space="preserve">{</w:t>
+      </w:r>
+      <w:r>
+        <w:br/>
+      </w:r>
+      <w:r>
+        <w:rPr>
+          <w:rStyle w:val="NormalTok"/>
+        </w:rPr>
+        <w:t xml:space="preserve">        </w:t>
+      </w:r>
+      <w:r>
+        <w:rPr>
+          <w:rStyle w:val="CommentTok"/>
+        </w:rPr>
+        <w:t xml:space="preserve">// Example usage</w:t>
+      </w:r>
+      <w:r>
+        <w:br/>
+      </w:r>
+      <w:r>
+        <w:rPr>
+          <w:rStyle w:val="NormalTok"/>
+        </w:rPr>
+        <w:t xml:space="preserve">        </w:t>
+      </w:r>
+      <w:r>
+        <w:rPr>
+          <w:rStyle w:val="DataTypeTok"/>
+        </w:rPr>
+        <w:t xml:space="preserve">int</w:t>
+      </w:r>
+      <w:r>
+        <w:rPr>
+          <w:rStyle w:val="NormalTok"/>
+        </w:rPr>
+        <w:t xml:space="preserve"> number </w:t>
+      </w:r>
+      <w:r>
+        <w:rPr>
+          <w:rStyle w:val="OperatorTok"/>
+        </w:rPr>
+        <w:t xml:space="preserve">=</w:t>
+      </w:r>
+      <w:r>
+        <w:rPr>
+          <w:rStyle w:val="NormalTok"/>
+        </w:rPr>
+        <w:t xml:space="preserve"> </w:t>
+      </w:r>
+      <w:r>
+        <w:rPr>
+          <w:rStyle w:val="DecValTok"/>
+        </w:rPr>
+        <w:t xml:space="preserve">5</w:t>
+      </w:r>
+      <w:r>
+        <w:rPr>
+          <w:rStyle w:val="OperatorTok"/>
+        </w:rPr>
+        <w:t xml:space="preserve">;</w:t>
+      </w:r>
+      <w:r>
+        <w:br/>
+      </w:r>
+      <w:r>
+        <w:rPr>
+          <w:rStyle w:val="NormalTok"/>
+        </w:rPr>
+        <w:t xml:space="preserve">        </w:t>
+      </w:r>
+      <w:r>
+        <w:rPr>
+          <w:rStyle w:val="DataTypeTok"/>
+        </w:rPr>
+        <w:t xml:space="preserve">int</w:t>
+      </w:r>
+      <w:r>
+        <w:rPr>
+          <w:rStyle w:val="NormalTok"/>
+        </w:rPr>
+        <w:t xml:space="preserve"> result </w:t>
+      </w:r>
+      <w:r>
+        <w:rPr>
+          <w:rStyle w:val="OperatorTok"/>
+        </w:rPr>
+        <w:t xml:space="preserve">=</w:t>
+      </w:r>
+      <w:r>
+        <w:rPr>
+          <w:rStyle w:val="NormalTok"/>
+        </w:rPr>
+        <w:t xml:space="preserve"> </w:t>
+      </w:r>
+      <w:r>
+        <w:rPr>
+          <w:rStyle w:val="FunctionTok"/>
+        </w:rPr>
+        <w:t xml:space="preserve">factorial</w:t>
+      </w:r>
+      <w:r>
+        <w:rPr>
+          <w:rStyle w:val="OperatorTok"/>
+        </w:rPr>
+        <w:t xml:space="preserve">(</w:t>
+      </w:r>
+      <w:r>
+        <w:rPr>
+          <w:rStyle w:val="NormalTok"/>
+        </w:rPr>
+        <w:t xml:space="preserve">number</w:t>
+      </w:r>
+      <w:r>
+        <w:rPr>
+          <w:rStyle w:val="OperatorTok"/>
+        </w:rPr>
+        <w:t xml:space="preserve">);</w:t>
+      </w:r>
+      <w:r>
+        <w:br/>
+      </w:r>
+      <w:r>
+        <w:rPr>
+          <w:rStyle w:val="NormalTok"/>
+        </w:rPr>
+        <w:t xml:space="preserve">        </w:t>
+      </w:r>
+      <w:r>
+        <w:rPr>
+          <w:rStyle w:val="BuiltInTok"/>
+        </w:rPr>
+        <w:t xml:space="preserve">System</w:t>
+      </w:r>
+      <w:r>
+        <w:rPr>
+          <w:rStyle w:val="OperatorTok"/>
+        </w:rPr>
+        <w:t xml:space="preserve">.</w:t>
+      </w:r>
+      <w:r>
+        <w:rPr>
+          <w:rStyle w:val="FunctionTok"/>
+        </w:rPr>
+        <w:t xml:space="preserve">out</w:t>
+      </w:r>
+      <w:r>
+        <w:rPr>
+          <w:rStyle w:val="OperatorTok"/>
+        </w:rPr>
+        <w:t xml:space="preserve">.</w:t>
+      </w:r>
+      <w:r>
+        <w:rPr>
+          <w:rStyle w:val="FunctionTok"/>
+        </w:rPr>
+        <w:t xml:space="preserve">println</w:t>
+      </w:r>
+      <w:r>
+        <w:rPr>
+          <w:rStyle w:val="OperatorTok"/>
+        </w:rPr>
+        <w:t xml:space="preserve">(</w:t>
+      </w:r>
+      <w:r>
+        <w:rPr>
+          <w:rStyle w:val="StringTok"/>
+        </w:rPr>
+        <w:t xml:space="preserve">"The factorial of "</w:t>
+      </w:r>
+      <w:r>
+        <w:rPr>
+          <w:rStyle w:val="NormalTok"/>
+        </w:rPr>
+        <w:t xml:space="preserve"> </w:t>
+      </w:r>
+      <w:r>
+        <w:rPr>
+          <w:rStyle w:val="OperatorTok"/>
+        </w:rPr>
+        <w:t xml:space="preserve">+</w:t>
+      </w:r>
+      <w:r>
+        <w:rPr>
+          <w:rStyle w:val="NormalTok"/>
+        </w:rPr>
+        <w:t xml:space="preserve"> number </w:t>
+      </w:r>
+      <w:r>
+        <w:rPr>
+          <w:rStyle w:val="OperatorTok"/>
+        </w:rPr>
+        <w:t xml:space="preserve">+</w:t>
+      </w:r>
+      <w:r>
+        <w:rPr>
+          <w:rStyle w:val="NormalTok"/>
+        </w:rPr>
+        <w:t xml:space="preserve"> </w:t>
+      </w:r>
+      <w:r>
+        <w:rPr>
+          <w:rStyle w:val="StringTok"/>
+        </w:rPr>
+        <w:t xml:space="preserve">" is: "</w:t>
+      </w:r>
+      <w:r>
+        <w:rPr>
+          <w:rStyle w:val="NormalTok"/>
+        </w:rPr>
+        <w:t xml:space="preserve"> </w:t>
+      </w:r>
+      <w:r>
+        <w:rPr>
+          <w:rStyle w:val="OperatorTok"/>
+        </w:rPr>
+        <w:t xml:space="preserve">+</w:t>
+      </w:r>
+      <w:r>
+        <w:rPr>
+          <w:rStyle w:val="NormalTok"/>
+        </w:rPr>
+        <w:t xml:space="preserve"> result</w:t>
+      </w:r>
+      <w:r>
+        <w:rPr>
+          <w:rStyle w:val="OperatorTok"/>
+        </w:rPr>
+        <w:t xml:space="preserve">);</w:t>
+      </w:r>
+      <w:r>
+        <w:br/>
+      </w:r>
+      <w:r>
+        <w:rPr>
+          <w:rStyle w:val="NormalTok"/>
+        </w:rPr>
+        <w:t xml:space="preserve">    </w:t>
+      </w:r>
+      <w:r>
+        <w:rPr>
+          <w:rStyle w:val="OperatorTok"/>
+        </w:rPr>
+        <w:t xml:space="preserve">}</w:t>
+      </w:r>
+      <w:r>
+        <w:br/>
+      </w:r>
+      <w:r>
+        <w:rPr>
+          <w:rStyle w:val="OperatorTok"/>
+        </w:rPr>
+        <w:t xml:space="preserve">}</w:t>
+      </w:r>
+    </w:p>
+    <w:p>
+      <w:pPr>
         <w:pStyle w:val="FirstParagraph"/>
       </w:pPr>
       <w:r>
@@ -4097,16 +4299,7 @@
         <w:rPr>
           <w:rStyle w:val="VerbatimChar"/>
         </w:rPr>
-        <w:t xml:space="preserve">Hello, Alice!</w:t>
-      </w:r>
-      <w:r>
-        <w:br/>
-      </w:r>
-      <w:r>
-        <w:rPr>
-          <w:rStyle w:val="VerbatimChar"/>
-        </w:rPr>
-        <w:t xml:space="preserve">Hello, Developer!</w:t>
+        <w:t xml:space="preserve">The factorial of 5 is: 120</w:t>
       </w:r>
     </w:p>
     <w:p>
@@ -4123,7 +4316,7 @@
         </w:pict>
       </w:r>
     </w:p>
-    <w:bookmarkStart w:id="34" w:name="functiondef-main"/>
+    <w:bookmarkStart w:id="28" w:name="functiondef-greetname"/>
     <w:p>
       <w:pPr>
         <w:pStyle w:val="Heading3"/>
@@ -4132,19 +4325,1024 @@
         <w:rPr>
           <w:rStyle w:val="SectionNumber"/>
         </w:rPr>
-        <w:t xml:space="preserve">4.5.1</w:t>
+        <w:t xml:space="preserve">3.5.1</w:t>
       </w:r>
       <w:r>
         <w:tab/>
       </w:r>
       <w:r>
-        <w:t xml:space="preserve">FunctionDef main</w:t>
+        <w:t xml:space="preserve">FunctionDef greet(name)</w:t>
+      </w:r>
+    </w:p>
+    <w:bookmarkEnd w:id="28"/>
+    <w:bookmarkEnd w:id="29"/>
+    <w:bookmarkEnd w:id="30"/>
+    <w:bookmarkStart w:id="37" w:name="function-greet"/>
+    <w:p>
+      <w:pPr>
+        <w:pStyle w:val="Heading1"/>
+      </w:pPr>
+      <w:r>
+        <w:rPr>
+          <w:rStyle w:val="SectionNumber"/>
+        </w:rPr>
+        <w:t xml:space="preserve">4</w:t>
+      </w:r>
+      <w:r>
+        <w:tab/>
+      </w:r>
+      <w:r>
+        <w:t xml:space="preserve">Function: greet</w:t>
+      </w:r>
+    </w:p>
+    <w:bookmarkStart w:id="31" w:name="overview-3"/>
+    <w:p>
+      <w:pPr>
+        <w:pStyle w:val="Heading2"/>
+      </w:pPr>
+      <w:r>
+        <w:rPr>
+          <w:rStyle w:val="SectionNumber"/>
+        </w:rPr>
+        <w:t xml:space="preserve">4.1</w:t>
+      </w:r>
+      <w:r>
+        <w:tab/>
+      </w:r>
+      <w:r>
+        <w:t xml:space="preserve">Overview</w:t>
+      </w:r>
+    </w:p>
+    <w:p>
+      <w:pPr>
+        <w:pStyle w:val="FirstParagraph"/>
+      </w:pPr>
+      <w:r>
+        <w:t xml:space="preserve">The</w:t>
+      </w:r>
+      <w:r>
+        <w:t xml:space="preserve"> </w:t>
+      </w:r>
+      <w:r>
+        <w:rPr>
+          <w:rStyle w:val="VerbatimChar"/>
+        </w:rPr>
+        <w:t xml:space="preserve">greet</w:t>
+      </w:r>
+      <w:r>
+        <w:t xml:space="preserve"> </w:t>
+      </w:r>
+      <w:r>
+        <w:t xml:space="preserve">function prints a personalized greeting message to the standard output console.</w:t>
+      </w:r>
+    </w:p>
+    <w:bookmarkEnd w:id="31"/>
+    <w:bookmarkStart w:id="32" w:name="parameters-2"/>
+    <w:p>
+      <w:pPr>
+        <w:pStyle w:val="Heading2"/>
+      </w:pPr>
+      <w:r>
+        <w:rPr>
+          <w:rStyle w:val="SectionNumber"/>
+        </w:rPr>
+        <w:t xml:space="preserve">4.2</w:t>
+      </w:r>
+      <w:r>
+        <w:tab/>
+      </w:r>
+      <w:r>
+        <w:t xml:space="preserve">parameters</w:t>
+      </w:r>
+    </w:p>
+    <w:p>
+      <w:pPr>
+        <w:pStyle w:val="Compact"/>
+        <w:numPr>
+          <w:ilvl w:val="0"/>
+          <w:numId w:val="1008"/>
+        </w:numPr>
+      </w:pPr>
+      <w:r>
+        <w:rPr>
+          <w:rStyle w:val="VerbatimChar"/>
+        </w:rPr>
+        <w:t xml:space="preserve">name</w:t>
+      </w:r>
+      <w:r>
+        <w:t xml:space="preserve"> </w:t>
+      </w:r>
+      <w:r>
+        <w:t xml:space="preserve">(String): The name to be included in the greeting message.</w:t>
+      </w:r>
+    </w:p>
+    <w:bookmarkEnd w:id="32"/>
+    <w:bookmarkStart w:id="33" w:name="description-3"/>
+    <w:p>
+      <w:pPr>
+        <w:pStyle w:val="Heading2"/>
+      </w:pPr>
+      <w:r>
+        <w:rPr>
+          <w:rStyle w:val="SectionNumber"/>
+        </w:rPr>
+        <w:t xml:space="preserve">4.3</w:t>
+      </w:r>
+      <w:r>
+        <w:tab/>
+      </w:r>
+      <w:r>
+        <w:t xml:space="preserve">Description</w:t>
+      </w:r>
+    </w:p>
+    <w:p>
+      <w:pPr>
+        <w:pStyle w:val="FirstParagraph"/>
+      </w:pPr>
+      <w:r>
+        <w:t xml:space="preserve">This static function provides a simple way to display a standardized greeting. It takes a single</w:t>
+      </w:r>
+      <w:r>
+        <w:t xml:space="preserve"> </w:t>
+      </w:r>
+      <w:r>
+        <w:rPr>
+          <w:rStyle w:val="VerbatimChar"/>
+        </w:rPr>
+        <w:t xml:space="preserve">String</w:t>
+      </w:r>
+      <w:r>
+        <w:t xml:space="preserve"> </w:t>
+      </w:r>
+      <w:r>
+        <w:t xml:space="preserve">argument,</w:t>
+      </w:r>
+      <w:r>
+        <w:t xml:space="preserve"> </w:t>
+      </w:r>
+      <w:r>
+        <w:rPr>
+          <w:rStyle w:val="VerbatimChar"/>
+        </w:rPr>
+        <w:t xml:space="preserve">name</w:t>
+      </w:r>
+      <w:r>
+        <w:t xml:space="preserve">. The core logic involves string concatenation: it combines the literal string</w:t>
+      </w:r>
+      <w:r>
+        <w:t xml:space="preserve"> </w:t>
+      </w:r>
+      <w:r>
+        <w:rPr>
+          <w:rStyle w:val="VerbatimChar"/>
+        </w:rPr>
+        <w:t xml:space="preserve">"Hello, "</w:t>
+      </w:r>
+      <w:r>
+        <w:t xml:space="preserve">, the value passed in the</w:t>
+      </w:r>
+      <w:r>
+        <w:t xml:space="preserve"> </w:t>
+      </w:r>
+      <w:r>
+        <w:rPr>
+          <w:rStyle w:val="VerbatimChar"/>
+        </w:rPr>
+        <w:t xml:space="preserve">name</w:t>
+      </w:r>
+      <w:r>
+        <w:t xml:space="preserve"> </w:t>
+      </w:r>
+      <w:r>
+        <w:t xml:space="preserve">parameter, and the literal string</w:t>
+      </w:r>
+      <w:r>
+        <w:t xml:space="preserve"> </w:t>
+      </w:r>
+      <w:r>
+        <w:rPr>
+          <w:rStyle w:val="VerbatimChar"/>
+        </w:rPr>
+        <w:t xml:space="preserve">"!"</w:t>
+      </w:r>
+      <w:r>
+        <w:t xml:space="preserve">. This complete string is then passed to the</w:t>
+      </w:r>
+      <w:r>
+        <w:t xml:space="preserve"> </w:t>
+      </w:r>
+      <w:r>
+        <w:rPr>
+          <w:rStyle w:val="VerbatimChar"/>
+        </w:rPr>
+        <w:t xml:space="preserve">System.out.println()</w:t>
+      </w:r>
+      <w:r>
+        <w:t xml:space="preserve"> </w:t>
+      </w:r>
+      <w:r>
+        <w:t xml:space="preserve">method, which prints the message to the console and appends a newline character.</w:t>
+      </w:r>
+    </w:p>
+    <w:p>
+      <w:pPr>
+        <w:pStyle w:val="BodyText"/>
+      </w:pPr>
+      <w:r>
+        <w:t xml:space="preserve">For example, if the</w:t>
+      </w:r>
+      <w:r>
+        <w:t xml:space="preserve"> </w:t>
+      </w:r>
+      <w:r>
+        <w:rPr>
+          <w:rStyle w:val="VerbatimChar"/>
+        </w:rPr>
+        <w:t xml:space="preserve">name</w:t>
+      </w:r>
+      <w:r>
+        <w:t xml:space="preserve"> </w:t>
+      </w:r>
+      <w:r>
+        <w:t xml:space="preserve">parameter is</w:t>
+      </w:r>
+      <w:r>
+        <w:t xml:space="preserve"> </w:t>
+      </w:r>
+      <w:r>
+        <w:rPr>
+          <w:rStyle w:val="VerbatimChar"/>
+        </w:rPr>
+        <w:t xml:space="preserve">"World"</w:t>
+      </w:r>
+      <w:r>
+        <w:t xml:space="preserve">, the function will concatenate</w:t>
+      </w:r>
+      <w:r>
+        <w:t xml:space="preserve"> </w:t>
+      </w:r>
+      <w:r>
+        <w:rPr>
+          <w:rStyle w:val="VerbatimChar"/>
+        </w:rPr>
+        <w:t xml:space="preserve">"Hello, "</w:t>
+      </w:r>
+      <w:r>
+        <w:t xml:space="preserve">,</w:t>
+      </w:r>
+      <w:r>
+        <w:t xml:space="preserve"> </w:t>
+      </w:r>
+      <w:r>
+        <w:rPr>
+          <w:rStyle w:val="VerbatimChar"/>
+        </w:rPr>
+        <w:t xml:space="preserve">"World"</w:t>
+      </w:r>
+      <w:r>
+        <w:t xml:space="preserve">, and</w:t>
+      </w:r>
+      <w:r>
+        <w:t xml:space="preserve"> </w:t>
+      </w:r>
+      <w:r>
+        <w:rPr>
+          <w:rStyle w:val="VerbatimChar"/>
+        </w:rPr>
+        <w:t xml:space="preserve">"!"</w:t>
+      </w:r>
+      <w:r>
+        <w:t xml:space="preserve"> </w:t>
+      </w:r>
+      <w:r>
+        <w:t xml:space="preserve">to form the final string</w:t>
+      </w:r>
+      <w:r>
+        <w:t xml:space="preserve"> </w:t>
+      </w:r>
+      <w:r>
+        <w:rPr>
+          <w:rStyle w:val="VerbatimChar"/>
+        </w:rPr>
+        <w:t xml:space="preserve">"Hello, World!"</w:t>
+      </w:r>
+      <w:r>
+        <w:t xml:space="preserve"> </w:t>
+      </w:r>
+      <w:r>
+        <w:t xml:space="preserve">before printing it.</w:t>
+      </w:r>
+    </w:p>
+    <w:p>
+      <w:pPr>
+        <w:pStyle w:val="SourceCode"/>
+      </w:pPr>
+      <w:r>
+        <w:rPr>
+          <w:rStyle w:val="CommentTok"/>
+        </w:rPr>
+        <w:t xml:space="preserve">// The function concatenates strings and prints the result</w:t>
+      </w:r>
+      <w:r>
+        <w:br/>
+      </w:r>
+      <w:r>
+        <w:rPr>
+          <w:rStyle w:val="BuiltInTok"/>
+        </w:rPr>
+        <w:t xml:space="preserve">System</w:t>
+      </w:r>
+      <w:r>
+        <w:rPr>
+          <w:rStyle w:val="OperatorTok"/>
+        </w:rPr>
+        <w:t xml:space="preserve">.</w:t>
+      </w:r>
+      <w:r>
+        <w:rPr>
+          <w:rStyle w:val="FunctionTok"/>
+        </w:rPr>
+        <w:t xml:space="preserve">out</w:t>
+      </w:r>
+      <w:r>
+        <w:rPr>
+          <w:rStyle w:val="OperatorTok"/>
+        </w:rPr>
+        <w:t xml:space="preserve">.</w:t>
+      </w:r>
+      <w:r>
+        <w:rPr>
+          <w:rStyle w:val="FunctionTok"/>
+        </w:rPr>
+        <w:t xml:space="preserve">println</w:t>
+      </w:r>
+      <w:r>
+        <w:rPr>
+          <w:rStyle w:val="OperatorTok"/>
+        </w:rPr>
+        <w:t xml:space="preserve">(</w:t>
+      </w:r>
+      <w:r>
+        <w:rPr>
+          <w:rStyle w:val="StringTok"/>
+        </w:rPr>
+        <w:t xml:space="preserve">"Hello, "</w:t>
+      </w:r>
+      <w:r>
+        <w:rPr>
+          <w:rStyle w:val="NormalTok"/>
+        </w:rPr>
+        <w:t xml:space="preserve"> </w:t>
+      </w:r>
+      <w:r>
+        <w:rPr>
+          <w:rStyle w:val="OperatorTok"/>
+        </w:rPr>
+        <w:t xml:space="preserve">+</w:t>
+      </w:r>
+      <w:r>
+        <w:rPr>
+          <w:rStyle w:val="NormalTok"/>
+        </w:rPr>
+        <w:t xml:space="preserve"> name </w:t>
+      </w:r>
+      <w:r>
+        <w:rPr>
+          <w:rStyle w:val="OperatorTok"/>
+        </w:rPr>
+        <w:t xml:space="preserve">+</w:t>
+      </w:r>
+      <w:r>
+        <w:rPr>
+          <w:rStyle w:val="NormalTok"/>
+        </w:rPr>
+        <w:t xml:space="preserve"> </w:t>
+      </w:r>
+      <w:r>
+        <w:rPr>
+          <w:rStyle w:val="StringTok"/>
+        </w:rPr>
+        <w:t xml:space="preserve">"!"</w:t>
+      </w:r>
+      <w:r>
+        <w:rPr>
+          <w:rStyle w:val="OperatorTok"/>
+        </w:rPr>
+        <w:t xml:space="preserve">);</w:t>
+      </w:r>
+    </w:p>
+    <w:bookmarkEnd w:id="33"/>
+    <w:bookmarkStart w:id="34" w:name="usage-notes-3"/>
+    <w:p>
+      <w:pPr>
+        <w:pStyle w:val="Heading2"/>
+      </w:pPr>
+      <w:r>
+        <w:rPr>
+          <w:rStyle w:val="SectionNumber"/>
+        </w:rPr>
+        <w:t xml:space="preserve">4.4</w:t>
+      </w:r>
+      <w:r>
+        <w:tab/>
+      </w:r>
+      <w:r>
+        <w:t xml:space="preserve">Usage Notes</w:t>
+      </w:r>
+    </w:p>
+    <w:p>
+      <w:pPr>
+        <w:pStyle w:val="Compact"/>
+        <w:numPr>
+          <w:ilvl w:val="0"/>
+          <w:numId w:val="1009"/>
+        </w:numPr>
+      </w:pPr>
+      <w:r>
+        <w:t xml:space="preserve">This is a</w:t>
+      </w:r>
+      <w:r>
+        <w:t xml:space="preserve"> </w:t>
+      </w:r>
+      <w:r>
+        <w:rPr>
+          <w:rStyle w:val="VerbatimChar"/>
+        </w:rPr>
+        <w:t xml:space="preserve">static</w:t>
+      </w:r>
+      <w:r>
+        <w:t xml:space="preserve"> </w:t>
+      </w:r>
+      <w:r>
+        <w:t xml:space="preserve">method, so it should be called directly on the</w:t>
+      </w:r>
+      <w:r>
+        <w:t xml:space="preserve"> </w:t>
+      </w:r>
+      <w:r>
+        <w:rPr>
+          <w:rStyle w:val="VerbatimChar"/>
+        </w:rPr>
+        <w:t xml:space="preserve">Main</w:t>
+      </w:r>
+      <w:r>
+        <w:t xml:space="preserve"> </w:t>
+      </w:r>
+      <w:r>
+        <w:t xml:space="preserve">class, like</w:t>
+      </w:r>
+      <w:r>
+        <w:t xml:space="preserve"> </w:t>
+      </w:r>
+      <w:r>
+        <w:rPr>
+          <w:rStyle w:val="VerbatimChar"/>
+        </w:rPr>
+        <w:t xml:space="preserve">Main.greet("Alice")</w:t>
+      </w:r>
+      <w:r>
+        <w:t xml:space="preserve">.</w:t>
+      </w:r>
+    </w:p>
+    <w:p>
+      <w:pPr>
+        <w:pStyle w:val="Compact"/>
+        <w:numPr>
+          <w:ilvl w:val="0"/>
+          <w:numId w:val="1009"/>
+        </w:numPr>
+      </w:pPr>
+      <w:r>
+        <w:t xml:space="preserve">The function has a</w:t>
+      </w:r>
+      <w:r>
+        <w:t xml:space="preserve"> </w:t>
+      </w:r>
+      <w:r>
+        <w:rPr>
+          <w:rStyle w:val="VerbatimChar"/>
+        </w:rPr>
+        <w:t xml:space="preserve">void</w:t>
+      </w:r>
+      <w:r>
+        <w:t xml:space="preserve"> </w:t>
+      </w:r>
+      <w:r>
+        <w:t xml:space="preserve">return type, meaning it does not return any value. Its only effect is printing to the console.</w:t>
+      </w:r>
+    </w:p>
+    <w:p>
+      <w:pPr>
+        <w:pStyle w:val="Compact"/>
+        <w:numPr>
+          <w:ilvl w:val="0"/>
+          <w:numId w:val="1009"/>
+        </w:numPr>
+      </w:pPr>
+      <w:r>
+        <w:t xml:space="preserve">If</w:t>
+      </w:r>
+      <w:r>
+        <w:t xml:space="preserve"> </w:t>
+      </w:r>
+      <w:r>
+        <w:rPr>
+          <w:rStyle w:val="VerbatimChar"/>
+        </w:rPr>
+        <w:t xml:space="preserve">null</w:t>
+      </w:r>
+      <w:r>
+        <w:t xml:space="preserve"> </w:t>
+      </w:r>
+      <w:r>
+        <w:t xml:space="preserve">is passed as the argument, the output will be</w:t>
+      </w:r>
+      <w:r>
+        <w:t xml:space="preserve"> </w:t>
+      </w:r>
+      <w:r>
+        <w:t xml:space="preserve">“Hello, null!”</w:t>
+      </w:r>
+      <w:r>
+        <w:t xml:space="preserve">.</w:t>
       </w:r>
     </w:p>
     <w:bookmarkEnd w:id="34"/>
+    <w:bookmarkStart w:id="36" w:name="example-3"/>
+    <w:p>
+      <w:pPr>
+        <w:pStyle w:val="Heading2"/>
+      </w:pPr>
+      <w:r>
+        <w:rPr>
+          <w:rStyle w:val="SectionNumber"/>
+        </w:rPr>
+        <w:t xml:space="preserve">4.5</w:t>
+      </w:r>
+      <w:r>
+        <w:tab/>
+      </w:r>
+      <w:r>
+        <w:t xml:space="preserve">Example</w:t>
+      </w:r>
+    </w:p>
+    <w:p>
+      <w:pPr>
+        <w:pStyle w:val="SourceCode"/>
+      </w:pPr>
+      <w:r>
+        <w:rPr>
+          <w:rStyle w:val="KeywordTok"/>
+        </w:rPr>
+        <w:t xml:space="preserve">public</w:t>
+      </w:r>
+      <w:r>
+        <w:rPr>
+          <w:rStyle w:val="NormalTok"/>
+        </w:rPr>
+        <w:t xml:space="preserve"> </w:t>
+      </w:r>
+      <w:r>
+        <w:rPr>
+          <w:rStyle w:val="KeywordTok"/>
+        </w:rPr>
+        <w:t xml:space="preserve">class</w:t>
+      </w:r>
+      <w:r>
+        <w:rPr>
+          <w:rStyle w:val="NormalTok"/>
+        </w:rPr>
+        <w:t xml:space="preserve"> Main </w:t>
+      </w:r>
+      <w:r>
+        <w:rPr>
+          <w:rStyle w:val="OperatorTok"/>
+        </w:rPr>
+        <w:t xml:space="preserve">{</w:t>
+      </w:r>
+      <w:r>
+        <w:br/>
+      </w:r>
+      <w:r>
+        <w:rPr>
+          <w:rStyle w:val="NormalTok"/>
+        </w:rPr>
+        <w:t xml:space="preserve">    </w:t>
+      </w:r>
+      <w:r>
+        <w:rPr>
+          <w:rStyle w:val="KeywordTok"/>
+        </w:rPr>
+        <w:t xml:space="preserve">public</w:t>
+      </w:r>
+      <w:r>
+        <w:rPr>
+          <w:rStyle w:val="NormalTok"/>
+        </w:rPr>
+        <w:t xml:space="preserve"> </w:t>
+      </w:r>
+      <w:r>
+        <w:rPr>
+          <w:rStyle w:val="DataTypeTok"/>
+        </w:rPr>
+        <w:t xml:space="preserve">static</w:t>
+      </w:r>
+      <w:r>
+        <w:rPr>
+          <w:rStyle w:val="NormalTok"/>
+        </w:rPr>
+        <w:t xml:space="preserve"> </w:t>
+      </w:r>
+      <w:r>
+        <w:rPr>
+          <w:rStyle w:val="DataTypeTok"/>
+        </w:rPr>
+        <w:t xml:space="preserve">void</w:t>
+      </w:r>
+      <w:r>
+        <w:rPr>
+          <w:rStyle w:val="NormalTok"/>
+        </w:rPr>
+        <w:t xml:space="preserve"> </w:t>
+      </w:r>
+      <w:r>
+        <w:rPr>
+          <w:rStyle w:val="FunctionTok"/>
+        </w:rPr>
+        <w:t xml:space="preserve">greet</w:t>
+      </w:r>
+      <w:r>
+        <w:rPr>
+          <w:rStyle w:val="OperatorTok"/>
+        </w:rPr>
+        <w:t xml:space="preserve">(</w:t>
+      </w:r>
+      <w:r>
+        <w:rPr>
+          <w:rStyle w:val="BuiltInTok"/>
+        </w:rPr>
+        <w:t xml:space="preserve">String</w:t>
+      </w:r>
+      <w:r>
+        <w:rPr>
+          <w:rStyle w:val="NormalTok"/>
+        </w:rPr>
+        <w:t xml:space="preserve"> name</w:t>
+      </w:r>
+      <w:r>
+        <w:rPr>
+          <w:rStyle w:val="OperatorTok"/>
+        </w:rPr>
+        <w:t xml:space="preserve">)</w:t>
+      </w:r>
+      <w:r>
+        <w:rPr>
+          <w:rStyle w:val="NormalTok"/>
+        </w:rPr>
+        <w:t xml:space="preserve"> </w:t>
+      </w:r>
+      <w:r>
+        <w:rPr>
+          <w:rStyle w:val="OperatorTok"/>
+        </w:rPr>
+        <w:t xml:space="preserve">{</w:t>
+      </w:r>
+      <w:r>
+        <w:br/>
+      </w:r>
+      <w:r>
+        <w:rPr>
+          <w:rStyle w:val="NormalTok"/>
+        </w:rPr>
+        <w:t xml:space="preserve">        </w:t>
+      </w:r>
+      <w:r>
+        <w:rPr>
+          <w:rStyle w:val="BuiltInTok"/>
+        </w:rPr>
+        <w:t xml:space="preserve">System</w:t>
+      </w:r>
+      <w:r>
+        <w:rPr>
+          <w:rStyle w:val="OperatorTok"/>
+        </w:rPr>
+        <w:t xml:space="preserve">.</w:t>
+      </w:r>
+      <w:r>
+        <w:rPr>
+          <w:rStyle w:val="FunctionTok"/>
+        </w:rPr>
+        <w:t xml:space="preserve">out</w:t>
+      </w:r>
+      <w:r>
+        <w:rPr>
+          <w:rStyle w:val="OperatorTok"/>
+        </w:rPr>
+        <w:t xml:space="preserve">.</w:t>
+      </w:r>
+      <w:r>
+        <w:rPr>
+          <w:rStyle w:val="FunctionTok"/>
+        </w:rPr>
+        <w:t xml:space="preserve">println</w:t>
+      </w:r>
+      <w:r>
+        <w:rPr>
+          <w:rStyle w:val="OperatorTok"/>
+        </w:rPr>
+        <w:t xml:space="preserve">(</w:t>
+      </w:r>
+      <w:r>
+        <w:rPr>
+          <w:rStyle w:val="StringTok"/>
+        </w:rPr>
+        <w:t xml:space="preserve">"Hello, "</w:t>
+      </w:r>
+      <w:r>
+        <w:rPr>
+          <w:rStyle w:val="NormalTok"/>
+        </w:rPr>
+        <w:t xml:space="preserve"> </w:t>
+      </w:r>
+      <w:r>
+        <w:rPr>
+          <w:rStyle w:val="OperatorTok"/>
+        </w:rPr>
+        <w:t xml:space="preserve">+</w:t>
+      </w:r>
+      <w:r>
+        <w:rPr>
+          <w:rStyle w:val="NormalTok"/>
+        </w:rPr>
+        <w:t xml:space="preserve"> name </w:t>
+      </w:r>
+      <w:r>
+        <w:rPr>
+          <w:rStyle w:val="OperatorTok"/>
+        </w:rPr>
+        <w:t xml:space="preserve">+</w:t>
+      </w:r>
+      <w:r>
+        <w:rPr>
+          <w:rStyle w:val="NormalTok"/>
+        </w:rPr>
+        <w:t xml:space="preserve"> </w:t>
+      </w:r>
+      <w:r>
+        <w:rPr>
+          <w:rStyle w:val="StringTok"/>
+        </w:rPr>
+        <w:t xml:space="preserve">"!"</w:t>
+      </w:r>
+      <w:r>
+        <w:rPr>
+          <w:rStyle w:val="OperatorTok"/>
+        </w:rPr>
+        <w:t xml:space="preserve">);</w:t>
+      </w:r>
+      <w:r>
+        <w:br/>
+      </w:r>
+      <w:r>
+        <w:rPr>
+          <w:rStyle w:val="NormalTok"/>
+        </w:rPr>
+        <w:t xml:space="preserve">    </w:t>
+      </w:r>
+      <w:r>
+        <w:rPr>
+          <w:rStyle w:val="OperatorTok"/>
+        </w:rPr>
+        <w:t xml:space="preserve">}</w:t>
+      </w:r>
+      <w:r>
+        <w:br/>
+      </w:r>
+      <w:r>
+        <w:br/>
+      </w:r>
+      <w:r>
+        <w:rPr>
+          <w:rStyle w:val="NormalTok"/>
+        </w:rPr>
+        <w:t xml:space="preserve">    </w:t>
+      </w:r>
+      <w:r>
+        <w:rPr>
+          <w:rStyle w:val="KeywordTok"/>
+        </w:rPr>
+        <w:t xml:space="preserve">public</w:t>
+      </w:r>
+      <w:r>
+        <w:rPr>
+          <w:rStyle w:val="NormalTok"/>
+        </w:rPr>
+        <w:t xml:space="preserve"> </w:t>
+      </w:r>
+      <w:r>
+        <w:rPr>
+          <w:rStyle w:val="DataTypeTok"/>
+        </w:rPr>
+        <w:t xml:space="preserve">static</w:t>
+      </w:r>
+      <w:r>
+        <w:rPr>
+          <w:rStyle w:val="NormalTok"/>
+        </w:rPr>
+        <w:t xml:space="preserve"> </w:t>
+      </w:r>
+      <w:r>
+        <w:rPr>
+          <w:rStyle w:val="DataTypeTok"/>
+        </w:rPr>
+        <w:t xml:space="preserve">void</w:t>
+      </w:r>
+      <w:r>
+        <w:rPr>
+          <w:rStyle w:val="NormalTok"/>
+        </w:rPr>
+        <w:t xml:space="preserve"> </w:t>
+      </w:r>
+      <w:r>
+        <w:rPr>
+          <w:rStyle w:val="FunctionTok"/>
+        </w:rPr>
+        <w:t xml:space="preserve">main</w:t>
+      </w:r>
+      <w:r>
+        <w:rPr>
+          <w:rStyle w:val="OperatorTok"/>
+        </w:rPr>
+        <w:t xml:space="preserve">(</w:t>
+      </w:r>
+      <w:r>
+        <w:rPr>
+          <w:rStyle w:val="BuiltInTok"/>
+        </w:rPr>
+        <w:t xml:space="preserve">String</w:t>
+      </w:r>
+      <w:r>
+        <w:rPr>
+          <w:rStyle w:val="OperatorTok"/>
+        </w:rPr>
+        <w:t xml:space="preserve">[]</w:t>
+      </w:r>
+      <w:r>
+        <w:rPr>
+          <w:rStyle w:val="NormalTok"/>
+        </w:rPr>
+        <w:t xml:space="preserve"> args</w:t>
+      </w:r>
+      <w:r>
+        <w:rPr>
+          <w:rStyle w:val="OperatorTok"/>
+        </w:rPr>
+        <w:t xml:space="preserve">)</w:t>
+      </w:r>
+      <w:r>
+        <w:rPr>
+          <w:rStyle w:val="NormalTok"/>
+        </w:rPr>
+        <w:t xml:space="preserve"> </w:t>
+      </w:r>
+      <w:r>
+        <w:rPr>
+          <w:rStyle w:val="OperatorTok"/>
+        </w:rPr>
+        <w:t xml:space="preserve">{</w:t>
+      </w:r>
+      <w:r>
+        <w:br/>
+      </w:r>
+      <w:r>
+        <w:rPr>
+          <w:rStyle w:val="NormalTok"/>
+        </w:rPr>
+        <w:t xml:space="preserve">        </w:t>
+      </w:r>
+      <w:r>
+        <w:rPr>
+          <w:rStyle w:val="CommentTok"/>
+        </w:rPr>
+        <w:t xml:space="preserve">// Example usage</w:t>
+      </w:r>
+      <w:r>
+        <w:br/>
+      </w:r>
+      <w:r>
+        <w:rPr>
+          <w:rStyle w:val="NormalTok"/>
+        </w:rPr>
+        <w:t xml:space="preserve">        </w:t>
+      </w:r>
+      <w:r>
+        <w:rPr>
+          <w:rStyle w:val="FunctionTok"/>
+        </w:rPr>
+        <w:t xml:space="preserve">greet</w:t>
+      </w:r>
+      <w:r>
+        <w:rPr>
+          <w:rStyle w:val="OperatorTok"/>
+        </w:rPr>
+        <w:t xml:space="preserve">(</w:t>
+      </w:r>
+      <w:r>
+        <w:rPr>
+          <w:rStyle w:val="StringTok"/>
+        </w:rPr>
+        <w:t xml:space="preserve">"Developer"</w:t>
+      </w:r>
+      <w:r>
+        <w:rPr>
+          <w:rStyle w:val="OperatorTok"/>
+        </w:rPr>
+        <w:t xml:space="preserve">);</w:t>
+      </w:r>
+      <w:r>
+        <w:br/>
+      </w:r>
+      <w:r>
+        <w:rPr>
+          <w:rStyle w:val="NormalTok"/>
+        </w:rPr>
+        <w:t xml:space="preserve">    </w:t>
+      </w:r>
+      <w:r>
+        <w:rPr>
+          <w:rStyle w:val="OperatorTok"/>
+        </w:rPr>
+        <w:t xml:space="preserve">}</w:t>
+      </w:r>
+      <w:r>
+        <w:br/>
+      </w:r>
+      <w:r>
+        <w:rPr>
+          <w:rStyle w:val="OperatorTok"/>
+        </w:rPr>
+        <w:t xml:space="preserve">}</w:t>
+      </w:r>
+    </w:p>
+    <w:p>
+      <w:pPr>
+        <w:pStyle w:val="FirstParagraph"/>
+      </w:pPr>
+      <w:r>
+        <w:rPr>
+          <w:b/>
+          <w:bCs/>
+        </w:rPr>
+        <w:t xml:space="preserve">Output:</w:t>
+      </w:r>
+    </w:p>
+    <w:p>
+      <w:pPr>
+        <w:pStyle w:val="SourceCode"/>
+      </w:pPr>
+      <w:r>
+        <w:rPr>
+          <w:rStyle w:val="VerbatimChar"/>
+        </w:rPr>
+        <w:t xml:space="preserve">Hello, Developer!</w:t>
+      </w:r>
+    </w:p>
+    <w:p>
+      <w:r>
+        <w:pict>
+          <v:rect style="width:0;height:1.5pt" o:hralign="center" o:hrstd="t" o:hr="t"/>
+        </w:pict>
+      </w:r>
+    </w:p>
+    <w:p>
+      <w:r>
+        <w:pict>
+          <v:rect style="width:0;height:1.5pt" o:hralign="center" o:hrstd="t" o:hr="t"/>
+        </w:pict>
+      </w:r>
+    </w:p>
+    <w:bookmarkStart w:id="35" w:name="functiondef-mainargs"/>
+    <w:p>
+      <w:pPr>
+        <w:pStyle w:val="Heading3"/>
+      </w:pPr>
+      <w:r>
+        <w:rPr>
+          <w:rStyle w:val="SectionNumber"/>
+        </w:rPr>
+        <w:t xml:space="preserve">4.5.1</w:t>
+      </w:r>
+      <w:r>
+        <w:tab/>
+      </w:r>
+      <w:r>
+        <w:t xml:space="preserve">FunctionDef main(args)</w:t>
+      </w:r>
+    </w:p>
     <w:bookmarkEnd w:id="35"/>
     <w:bookmarkEnd w:id="36"/>
-    <w:bookmarkStart w:id="42" w:name="function-main"/>
+    <w:bookmarkEnd w:id="37"/>
+    <w:bookmarkStart w:id="43" w:name="function-main"/>
     <w:p>
       <w:pPr>
         <w:pStyle w:val="Heading1"/>
@@ -4162,7 +5360,7 @@
         <w:t xml:space="preserve">Function: main</w:t>
       </w:r>
     </w:p>
-    <w:bookmarkStart w:id="37" w:name="overview-4"/>
+    <w:bookmarkStart w:id="38" w:name="overview-4"/>
     <w:p>
       <w:pPr>
         <w:pStyle w:val="Heading2"/>
@@ -4200,11 +5398,11 @@
         <w:t xml:space="preserve"> </w:t>
       </w:r>
       <w:r>
-        <w:t xml:space="preserve">function serves as the entry point for the Java application, executing a sequence of calls to other methods and printing their results to the console.</w:t>
+        <w:t xml:space="preserve">function serves as the primary entry point for the Java application, demonstrating the functionality of other methods within the class by calling them with predefined values and printing the results to the console.</w:t>
       </w:r>
     </w:p>
-    <w:bookmarkEnd w:id="37"/>
-    <w:bookmarkStart w:id="38" w:name="parameters-3"/>
+    <w:bookmarkEnd w:id="38"/>
+    <w:bookmarkStart w:id="39" w:name="parameters-3"/>
     <w:p>
       <w:pPr>
         <w:pStyle w:val="Heading2"/>
@@ -4308,29 +5506,14 @@
               <w:pStyle w:val="Compact"/>
             </w:pPr>
             <w:r>
-              <w:t xml:space="preserve">An array of</w:t>
-            </w:r>
-            <w:r>
-              <w:t xml:space="preserve"> </w:t>
-            </w:r>
-            <w:r>
-              <w:rPr>
-                <w:rStyle w:val="VerbatimChar"/>
-              </w:rPr>
-              <w:t xml:space="preserve">String</w:t>
-            </w:r>
-            <w:r>
-              <w:t xml:space="preserve"> </w:t>
-            </w:r>
-            <w:r>
-              <w:t xml:space="preserve">objects that can hold command-line arguments passed to the application upon execution. This parameter is not utilized in this function’s body.</w:t>
+              <w:t xml:space="preserve">An array of strings that accepts command-line arguments passed to the program at runtime. This parameter is not utilized within the current implementation of the method.</w:t>
             </w:r>
           </w:p>
         </w:tc>
       </w:tr>
     </w:tbl>
-    <w:bookmarkEnd w:id="38"/>
-    <w:bookmarkStart w:id="39" w:name="description-4"/>
+    <w:bookmarkEnd w:id="39"/>
+    <w:bookmarkStart w:id="40" w:name="description-4"/>
     <w:p>
       <w:pPr>
         <w:pStyle w:val="Heading2"/>
@@ -4368,7 +5551,7 @@
         <w:t xml:space="preserve"> </w:t>
       </w:r>
       <w:r>
-        <w:t xml:space="preserve">method is the starting point for the execution of the program. It is declared as</w:t>
+        <w:t xml:space="preserve">method is the starting point of execution for the Java program. The Java Virtual Machine (JVM) invokes this method when the program is run. The method is declared as</w:t>
       </w:r>
       <w:r>
         <w:t xml:space="preserve"> </w:t>
@@ -4395,7 +5578,7 @@
         <w:t xml:space="preserve">static</w:t>
       </w:r>
       <w:r>
-        <w:t xml:space="preserve">, meaning it can be called by the Java Virtual Machine (JVM) without creating an instance of the</w:t>
+        <w:t xml:space="preserve">, allowing it to be called without creating an instance of the</w:t>
       </w:r>
       <w:r>
         <w:t xml:space="preserve"> </w:t>
@@ -4418,7 +5601,7 @@
         <w:pStyle w:val="BodyText"/>
       </w:pPr>
       <w:r>
-        <w:t xml:space="preserve">The method performs the following operations in sequence:</w:t>
+        <w:t xml:space="preserve">The method’s execution flow is as follows:</w:t>
       </w:r>
     </w:p>
     <w:p>
@@ -4426,11 +5609,11 @@
         <w:pStyle w:val="Compact"/>
         <w:numPr>
           <w:ilvl w:val="0"/>
-          <w:numId w:val="1008"/>
+          <w:numId w:val="1010"/>
         </w:numPr>
       </w:pPr>
       <w:r>
-        <w:t xml:space="preserve">It calls the</w:t>
+        <w:t xml:space="preserve">It first calls the</w:t>
       </w:r>
       <w:r>
         <w:t xml:space="preserve"> </w:t>
@@ -4445,7 +5628,7 @@
         <w:t xml:space="preserve"> </w:t>
       </w:r>
       <w:r>
-        <w:t xml:space="preserve">method. The return value of this call is concatenated with the string</w:t>
+        <w:t xml:space="preserve">method. The return value (the sum of 5 and 10) is concatenated with the string</w:t>
       </w:r>
       <w:r>
         <w:t xml:space="preserve"> </w:t>
@@ -4460,7 +5643,7 @@
         <w:t xml:space="preserve"> </w:t>
       </w:r>
       <w:r>
-        <w:t xml:space="preserve">and the entire resulting string is printed to the standard output console.</w:t>
+        <w:t xml:space="preserve">and printed to the standard output console.</w:t>
       </w:r>
     </w:p>
     <w:p>
@@ -4468,11 +5651,11 @@
         <w:pStyle w:val="Compact"/>
         <w:numPr>
           <w:ilvl w:val="0"/>
-          <w:numId w:val="1008"/>
+          <w:numId w:val="1010"/>
         </w:numPr>
       </w:pPr>
       <w:r>
-        <w:t xml:space="preserve">It calls the</w:t>
+        <w:t xml:space="preserve">Next, it calls the</w:t>
       </w:r>
       <w:r>
         <w:t xml:space="preserve"> </w:t>
@@ -4487,7 +5670,7 @@
         <w:t xml:space="preserve"> </w:t>
       </w:r>
       <w:r>
-        <w:t xml:space="preserve">method. The integer result is concatenated with the string</w:t>
+        <w:t xml:space="preserve">method. The calculated factorial of 5 is then concatenated with the string</w:t>
       </w:r>
       <w:r>
         <w:t xml:space="preserve"> </w:t>
@@ -4510,11 +5693,11 @@
         <w:pStyle w:val="Compact"/>
         <w:numPr>
           <w:ilvl w:val="0"/>
-          <w:numId w:val="1008"/>
+          <w:numId w:val="1010"/>
         </w:numPr>
       </w:pPr>
       <w:r>
-        <w:t xml:space="preserve">It calls the</w:t>
+        <w:t xml:space="preserve">Finally, it calls the</w:t>
       </w:r>
       <w:r>
         <w:t xml:space="preserve"> </w:t>
@@ -4544,52 +5727,409 @@
         <w:t xml:space="preserve"> </w:t>
       </w:r>
       <w:r>
-        <w:t xml:space="preserve">as an argument. This method is expected to perform an action, such as printing a greeting, as it is a standalone statement.</w:t>
+        <w:t xml:space="preserve">as an argument. This method is expected to perform an action, such as printing a greeting message to the console.</w:t>
       </w:r>
     </w:p>
     <w:p>
       <w:pPr>
-        <w:pStyle w:val="FirstParagraph"/>
-      </w:pPr>
-      <w:r>
-        <w:t xml:space="preserve">This function demonstrates a simple procedural execution flow and the integration of different helper methods (</w:t>
-      </w:r>
-      <w:r>
-        <w:rPr>
-          <w:rStyle w:val="VerbatimChar"/>
+        <w:pStyle w:val="SourceCode"/>
+      </w:pPr>
+      <w:r>
+        <w:rPr>
+          <w:rStyle w:val="KeywordTok"/>
+        </w:rPr>
+        <w:t xml:space="preserve">public</w:t>
+      </w:r>
+      <w:r>
+        <w:rPr>
+          <w:rStyle w:val="NormalTok"/>
+        </w:rPr>
+        <w:t xml:space="preserve"> </w:t>
+      </w:r>
+      <w:r>
+        <w:rPr>
+          <w:rStyle w:val="DataTypeTok"/>
+        </w:rPr>
+        <w:t xml:space="preserve">static</w:t>
+      </w:r>
+      <w:r>
+        <w:rPr>
+          <w:rStyle w:val="NormalTok"/>
+        </w:rPr>
+        <w:t xml:space="preserve"> </w:t>
+      </w:r>
+      <w:r>
+        <w:rPr>
+          <w:rStyle w:val="DataTypeTok"/>
+        </w:rPr>
+        <w:t xml:space="preserve">void</w:t>
+      </w:r>
+      <w:r>
+        <w:rPr>
+          <w:rStyle w:val="NormalTok"/>
+        </w:rPr>
+        <w:t xml:space="preserve"> </w:t>
+      </w:r>
+      <w:r>
+        <w:rPr>
+          <w:rStyle w:val="FunctionTok"/>
+        </w:rPr>
+        <w:t xml:space="preserve">main</w:t>
+      </w:r>
+      <w:r>
+        <w:rPr>
+          <w:rStyle w:val="OperatorTok"/>
+        </w:rPr>
+        <w:t xml:space="preserve">(</w:t>
+      </w:r>
+      <w:r>
+        <w:rPr>
+          <w:rStyle w:val="BuiltInTok"/>
+        </w:rPr>
+        <w:t xml:space="preserve">String</w:t>
+      </w:r>
+      <w:r>
+        <w:rPr>
+          <w:rStyle w:val="OperatorTok"/>
+        </w:rPr>
+        <w:t xml:space="preserve">[]</w:t>
+      </w:r>
+      <w:r>
+        <w:rPr>
+          <w:rStyle w:val="NormalTok"/>
+        </w:rPr>
+        <w:t xml:space="preserve"> args</w:t>
+      </w:r>
+      <w:r>
+        <w:rPr>
+          <w:rStyle w:val="OperatorTok"/>
+        </w:rPr>
+        <w:t xml:space="preserve">)</w:t>
+      </w:r>
+      <w:r>
+        <w:rPr>
+          <w:rStyle w:val="NormalTok"/>
+        </w:rPr>
+        <w:t xml:space="preserve"> </w:t>
+      </w:r>
+      <w:r>
+        <w:rPr>
+          <w:rStyle w:val="OperatorTok"/>
+        </w:rPr>
+        <w:t xml:space="preserve">{</w:t>
+      </w:r>
+      <w:r>
+        <w:br/>
+      </w:r>
+      <w:r>
+        <w:rPr>
+          <w:rStyle w:val="NormalTok"/>
+        </w:rPr>
+        <w:t xml:space="preserve">    </w:t>
+      </w:r>
+      <w:r>
+        <w:rPr>
+          <w:rStyle w:val="CommentTok"/>
+        </w:rPr>
+        <w:t xml:space="preserve">// Calls the add method and prints the sum</w:t>
+      </w:r>
+      <w:r>
+        <w:br/>
+      </w:r>
+      <w:r>
+        <w:rPr>
+          <w:rStyle w:val="NormalTok"/>
+        </w:rPr>
+        <w:t xml:space="preserve">    </w:t>
+      </w:r>
+      <w:r>
+        <w:rPr>
+          <w:rStyle w:val="BuiltInTok"/>
+        </w:rPr>
+        <w:t xml:space="preserve">System</w:t>
+      </w:r>
+      <w:r>
+        <w:rPr>
+          <w:rStyle w:val="OperatorTok"/>
+        </w:rPr>
+        <w:t xml:space="preserve">.</w:t>
+      </w:r>
+      <w:r>
+        <w:rPr>
+          <w:rStyle w:val="FunctionTok"/>
+        </w:rPr>
+        <w:t xml:space="preserve">out</w:t>
+      </w:r>
+      <w:r>
+        <w:rPr>
+          <w:rStyle w:val="OperatorTok"/>
+        </w:rPr>
+        <w:t xml:space="preserve">.</w:t>
+      </w:r>
+      <w:r>
+        <w:rPr>
+          <w:rStyle w:val="FunctionTok"/>
+        </w:rPr>
+        <w:t xml:space="preserve">println</w:t>
+      </w:r>
+      <w:r>
+        <w:rPr>
+          <w:rStyle w:val="OperatorTok"/>
+        </w:rPr>
+        <w:t xml:space="preserve">(</w:t>
+      </w:r>
+      <w:r>
+        <w:rPr>
+          <w:rStyle w:val="StringTok"/>
+        </w:rPr>
+        <w:t xml:space="preserve">"Sum: "</w:t>
+      </w:r>
+      <w:r>
+        <w:rPr>
+          <w:rStyle w:val="NormalTok"/>
+        </w:rPr>
+        <w:t xml:space="preserve"> </w:t>
+      </w:r>
+      <w:r>
+        <w:rPr>
+          <w:rStyle w:val="OperatorTok"/>
+        </w:rPr>
+        <w:t xml:space="preserve">+</w:t>
+      </w:r>
+      <w:r>
+        <w:rPr>
+          <w:rStyle w:val="NormalTok"/>
+        </w:rPr>
+        <w:t xml:space="preserve"> </w:t>
+      </w:r>
+      <w:r>
+        <w:rPr>
+          <w:rStyle w:val="FunctionTok"/>
         </w:rPr>
         <w:t xml:space="preserve">add</w:t>
       </w:r>
       <w:r>
+        <w:rPr>
+          <w:rStyle w:val="OperatorTok"/>
+        </w:rPr>
+        <w:t xml:space="preserve">(</w:t>
+      </w:r>
+      <w:r>
+        <w:rPr>
+          <w:rStyle w:val="DecValTok"/>
+        </w:rPr>
+        <w:t xml:space="preserve">5</w:t>
+      </w:r>
+      <w:r>
+        <w:rPr>
+          <w:rStyle w:val="OperatorTok"/>
+        </w:rPr>
         <w:t xml:space="preserve">,</w:t>
       </w:r>
       <w:r>
-        <w:t xml:space="preserve"> </w:t>
-      </w:r>
-      <w:r>
-        <w:rPr>
-          <w:rStyle w:val="VerbatimChar"/>
+        <w:rPr>
+          <w:rStyle w:val="NormalTok"/>
+        </w:rPr>
+        <w:t xml:space="preserve"> </w:t>
+      </w:r>
+      <w:r>
+        <w:rPr>
+          <w:rStyle w:val="DecValTok"/>
+        </w:rPr>
+        <w:t xml:space="preserve">10</w:t>
+      </w:r>
+      <w:r>
+        <w:rPr>
+          <w:rStyle w:val="OperatorTok"/>
+        </w:rPr>
+        <w:t xml:space="preserve">));</w:t>
+      </w:r>
+      <w:r>
+        <w:br/>
+      </w:r>
+      <w:r>
+        <w:rPr>
+          <w:rStyle w:val="NormalTok"/>
+        </w:rPr>
+        <w:t xml:space="preserve">    </w:t>
+      </w:r>
+      <w:r>
+        <w:br/>
+      </w:r>
+      <w:r>
+        <w:rPr>
+          <w:rStyle w:val="NormalTok"/>
+        </w:rPr>
+        <w:t xml:space="preserve">    </w:t>
+      </w:r>
+      <w:r>
+        <w:rPr>
+          <w:rStyle w:val="CommentTok"/>
+        </w:rPr>
+        <w:t xml:space="preserve">// Calls the factorial method and prints the result</w:t>
+      </w:r>
+      <w:r>
+        <w:br/>
+      </w:r>
+      <w:r>
+        <w:rPr>
+          <w:rStyle w:val="NormalTok"/>
+        </w:rPr>
+        <w:t xml:space="preserve">    </w:t>
+      </w:r>
+      <w:r>
+        <w:rPr>
+          <w:rStyle w:val="BuiltInTok"/>
+        </w:rPr>
+        <w:t xml:space="preserve">System</w:t>
+      </w:r>
+      <w:r>
+        <w:rPr>
+          <w:rStyle w:val="OperatorTok"/>
+        </w:rPr>
+        <w:t xml:space="preserve">.</w:t>
+      </w:r>
+      <w:r>
+        <w:rPr>
+          <w:rStyle w:val="FunctionTok"/>
+        </w:rPr>
+        <w:t xml:space="preserve">out</w:t>
+      </w:r>
+      <w:r>
+        <w:rPr>
+          <w:rStyle w:val="OperatorTok"/>
+        </w:rPr>
+        <w:t xml:space="preserve">.</w:t>
+      </w:r>
+      <w:r>
+        <w:rPr>
+          <w:rStyle w:val="FunctionTok"/>
+        </w:rPr>
+        <w:t xml:space="preserve">println</w:t>
+      </w:r>
+      <w:r>
+        <w:rPr>
+          <w:rStyle w:val="OperatorTok"/>
+        </w:rPr>
+        <w:t xml:space="preserve">(</w:t>
+      </w:r>
+      <w:r>
+        <w:rPr>
+          <w:rStyle w:val="StringTok"/>
+        </w:rPr>
+        <w:t xml:space="preserve">"Factorial: "</w:t>
+      </w:r>
+      <w:r>
+        <w:rPr>
+          <w:rStyle w:val="NormalTok"/>
+        </w:rPr>
+        <w:t xml:space="preserve"> </w:t>
+      </w:r>
+      <w:r>
+        <w:rPr>
+          <w:rStyle w:val="OperatorTok"/>
+        </w:rPr>
+        <w:t xml:space="preserve">+</w:t>
+      </w:r>
+      <w:r>
+        <w:rPr>
+          <w:rStyle w:val="NormalTok"/>
+        </w:rPr>
+        <w:t xml:space="preserve"> </w:t>
+      </w:r>
+      <w:r>
+        <w:rPr>
+          <w:rStyle w:val="FunctionTok"/>
         </w:rPr>
         <w:t xml:space="preserve">factorial</w:t>
       </w:r>
       <w:r>
-        <w:t xml:space="preserve">,</w:t>
-      </w:r>
-      <w:r>
-        <w:t xml:space="preserve"> </w:t>
-      </w:r>
-      <w:r>
-        <w:rPr>
-          <w:rStyle w:val="VerbatimChar"/>
+        <w:rPr>
+          <w:rStyle w:val="OperatorTok"/>
+        </w:rPr>
+        <w:t xml:space="preserve">(</w:t>
+      </w:r>
+      <w:r>
+        <w:rPr>
+          <w:rStyle w:val="DecValTok"/>
+        </w:rPr>
+        <w:t xml:space="preserve">5</w:t>
+      </w:r>
+      <w:r>
+        <w:rPr>
+          <w:rStyle w:val="OperatorTok"/>
+        </w:rPr>
+        <w:t xml:space="preserve">));</w:t>
+      </w:r>
+      <w:r>
+        <w:br/>
+      </w:r>
+      <w:r>
+        <w:rPr>
+          <w:rStyle w:val="NormalTok"/>
+        </w:rPr>
+        <w:t xml:space="preserve">    </w:t>
+      </w:r>
+      <w:r>
+        <w:br/>
+      </w:r>
+      <w:r>
+        <w:rPr>
+          <w:rStyle w:val="NormalTok"/>
+        </w:rPr>
+        <w:t xml:space="preserve">    </w:t>
+      </w:r>
+      <w:r>
+        <w:rPr>
+          <w:rStyle w:val="CommentTok"/>
+        </w:rPr>
+        <w:t xml:space="preserve">// Calls the greet method with a name</w:t>
+      </w:r>
+      <w:r>
+        <w:br/>
+      </w:r>
+      <w:r>
+        <w:rPr>
+          <w:rStyle w:val="NormalTok"/>
+        </w:rPr>
+        <w:t xml:space="preserve">    </w:t>
+      </w:r>
+      <w:r>
+        <w:rPr>
+          <w:rStyle w:val="FunctionTok"/>
         </w:rPr>
         <w:t xml:space="preserve">greet</w:t>
       </w:r>
       <w:r>
-        <w:t xml:space="preserve">) to perform specific tasks.</w:t>
+        <w:rPr>
+          <w:rStyle w:val="OperatorTok"/>
+        </w:rPr>
+        <w:t xml:space="preserve">(</w:t>
+      </w:r>
+      <w:r>
+        <w:rPr>
+          <w:rStyle w:val="StringTok"/>
+        </w:rPr>
+        <w:t xml:space="preserve">"Prateek"</w:t>
+      </w:r>
+      <w:r>
+        <w:rPr>
+          <w:rStyle w:val="OperatorTok"/>
+        </w:rPr>
+        <w:t xml:space="preserve">);</w:t>
+      </w:r>
+      <w:r>
+        <w:br/>
+      </w:r>
+      <w:r>
+        <w:rPr>
+          <w:rStyle w:val="OperatorTok"/>
+        </w:rPr>
+        <w:t xml:space="preserve">}</w:t>
       </w:r>
     </w:p>
-    <w:bookmarkEnd w:id="39"/>
-    <w:bookmarkStart w:id="40" w:name="usage-notes-4"/>
+    <w:bookmarkEnd w:id="40"/>
+    <w:bookmarkStart w:id="41" w:name="usage-notes-4"/>
     <w:p>
       <w:pPr>
         <w:pStyle w:val="Heading2"/>
@@ -4612,26 +6152,11 @@
         <w:pStyle w:val="Compact"/>
         <w:numPr>
           <w:ilvl w:val="0"/>
-          <w:numId w:val="1009"/>
+          <w:numId w:val="1011"/>
         </w:numPr>
       </w:pPr>
       <w:r>
-        <w:t xml:space="preserve">The</w:t>
-      </w:r>
-      <w:r>
-        <w:t xml:space="preserve"> </w:t>
-      </w:r>
-      <w:r>
-        <w:rPr>
-          <w:rStyle w:val="VerbatimChar"/>
-        </w:rPr>
-        <w:t xml:space="preserve">main</w:t>
-      </w:r>
-      <w:r>
-        <w:t xml:space="preserve"> </w:t>
-      </w:r>
-      <w:r>
-        <w:t xml:space="preserve">method is a special method in Java that the JVM looks for as the starting point of any Java program.</w:t>
+        <w:t xml:space="preserve">This method is the designated entry point for the application and is automatically called by the JVM. It should not be called directly from other parts of the code.</w:t>
       </w:r>
     </w:p>
     <w:p>
@@ -4639,11 +6164,11 @@
         <w:pStyle w:val="Compact"/>
         <w:numPr>
           <w:ilvl w:val="0"/>
-          <w:numId w:val="1009"/>
+          <w:numId w:val="1011"/>
         </w:numPr>
       </w:pPr>
       <w:r>
-        <w:t xml:space="preserve">The method signature must be</w:t>
+        <w:t xml:space="preserve">The functionality of this method is dependent on the</w:t>
       </w:r>
       <w:r>
         <w:t xml:space="preserve"> </w:t>
@@ -4652,13 +6177,37 @@
         <w:rPr>
           <w:rStyle w:val="VerbatimChar"/>
         </w:rPr>
-        <w:t xml:space="preserve">public static void main(String[] args)</w:t>
-      </w:r>
-      <w:r>
-        <w:t xml:space="preserve"> </w:t>
-      </w:r>
-      <w:r>
-        <w:t xml:space="preserve">for the application to be launchable.</w:t>
+        <w:t xml:space="preserve">add</w:t>
+      </w:r>
+      <w:r>
+        <w:t xml:space="preserve">,</w:t>
+      </w:r>
+      <w:r>
+        <w:t xml:space="preserve"> </w:t>
+      </w:r>
+      <w:r>
+        <w:rPr>
+          <w:rStyle w:val="VerbatimChar"/>
+        </w:rPr>
+        <w:t xml:space="preserve">factorial</w:t>
+      </w:r>
+      <w:r>
+        <w:t xml:space="preserve">, and</w:t>
+      </w:r>
+      <w:r>
+        <w:t xml:space="preserve"> </w:t>
+      </w:r>
+      <w:r>
+        <w:rPr>
+          <w:rStyle w:val="VerbatimChar"/>
+        </w:rPr>
+        <w:t xml:space="preserve">greet</w:t>
+      </w:r>
+      <w:r>
+        <w:t xml:space="preserve"> </w:t>
+      </w:r>
+      <w:r>
+        <w:t xml:space="preserve">methods being defined and accessible within the same scope.</w:t>
       </w:r>
     </w:p>
     <w:p>
@@ -4666,11 +6215,11 @@
         <w:pStyle w:val="Compact"/>
         <w:numPr>
           <w:ilvl w:val="0"/>
-          <w:numId w:val="1009"/>
+          <w:numId w:val="1011"/>
         </w:numPr>
       </w:pPr>
       <w:r>
-        <w:t xml:space="preserve">This implementation depends on the existence of three other methods:</w:t>
+        <w:t xml:space="preserve">While the</w:t>
       </w:r>
       <w:r>
         <w:t xml:space="preserve"> </w:t>
@@ -4679,53 +6228,17 @@
         <w:rPr>
           <w:rStyle w:val="VerbatimChar"/>
         </w:rPr>
-        <w:t xml:space="preserve">add(int, int)</w:t>
-      </w:r>
-      <w:r>
-        <w:t xml:space="preserve">,</w:t>
-      </w:r>
-      <w:r>
-        <w:t xml:space="preserve"> </w:t>
-      </w:r>
-      <w:r>
-        <w:rPr>
-          <w:rStyle w:val="VerbatimChar"/>
-        </w:rPr>
-        <w:t xml:space="preserve">factorial(int)</w:t>
-      </w:r>
-      <w:r>
-        <w:t xml:space="preserve">, and</w:t>
-      </w:r>
-      <w:r>
-        <w:t xml:space="preserve"> </w:t>
-      </w:r>
-      <w:r>
-        <w:rPr>
-          <w:rStyle w:val="VerbatimChar"/>
-        </w:rPr>
-        <w:t xml:space="preserve">greet(String)</w:t>
-      </w:r>
-      <w:r>
-        <w:t xml:space="preserve">. These methods must be defined within the</w:t>
-      </w:r>
-      <w:r>
-        <w:t xml:space="preserve"> </w:t>
-      </w:r>
-      <w:r>
-        <w:rPr>
-          <w:rStyle w:val="VerbatimChar"/>
-        </w:rPr>
-        <w:t xml:space="preserve">Main</w:t>
-      </w:r>
-      <w:r>
-        <w:t xml:space="preserve"> </w:t>
-      </w:r>
-      <w:r>
-        <w:t xml:space="preserve">class or be otherwise accessible at compile time.</w:t>
+        <w:t xml:space="preserve">args</w:t>
+      </w:r>
+      <w:r>
+        <w:t xml:space="preserve"> </w:t>
+      </w:r>
+      <w:r>
+        <w:t xml:space="preserve">parameter is defined, it is not used in this specific implementation. However, it can be used to pass external data to the application from the command line.</w:t>
       </w:r>
     </w:p>
-    <w:bookmarkEnd w:id="40"/>
-    <w:bookmarkStart w:id="41" w:name="example-4"/>
+    <w:bookmarkEnd w:id="41"/>
+    <w:bookmarkStart w:id="42" w:name="example-4"/>
     <w:p>
       <w:pPr>
         <w:pStyle w:val="Heading2"/>
@@ -4745,433 +6258,129 @@
     </w:p>
     <w:p>
       <w:pPr>
-        <w:pStyle w:val="SourceCode"/>
-      </w:pPr>
-      <w:r>
-        <w:rPr>
-          <w:rStyle w:val="CommentTok"/>
-        </w:rPr>
-        <w:t xml:space="preserve">// This is the code for the main method itself. It is executed when the</w:t>
-      </w:r>
-      <w:r>
-        <w:br/>
-      </w:r>
-      <w:r>
-        <w:rPr>
-          <w:rStyle w:val="CommentTok"/>
-        </w:rPr>
-        <w:t xml:space="preserve">// Java application is run.</w:t>
-      </w:r>
-      <w:r>
-        <w:br/>
-      </w:r>
-      <w:r>
-        <w:br/>
-      </w:r>
-      <w:r>
-        <w:rPr>
-          <w:rStyle w:val="KeywordTok"/>
-        </w:rPr>
-        <w:t xml:space="preserve">public</w:t>
-      </w:r>
-      <w:r>
-        <w:rPr>
-          <w:rStyle w:val="NormalTok"/>
-        </w:rPr>
-        <w:t xml:space="preserve"> </w:t>
-      </w:r>
-      <w:r>
-        <w:rPr>
-          <w:rStyle w:val="DataTypeTok"/>
-        </w:rPr>
-        <w:t xml:space="preserve">static</w:t>
-      </w:r>
-      <w:r>
-        <w:rPr>
-          <w:rStyle w:val="NormalTok"/>
-        </w:rPr>
-        <w:t xml:space="preserve"> </w:t>
-      </w:r>
-      <w:r>
-        <w:rPr>
-          <w:rStyle w:val="DataTypeTok"/>
-        </w:rPr>
-        <w:t xml:space="preserve">void</w:t>
-      </w:r>
-      <w:r>
-        <w:rPr>
-          <w:rStyle w:val="NormalTok"/>
-        </w:rPr>
-        <w:t xml:space="preserve"> </w:t>
-      </w:r>
-      <w:r>
-        <w:rPr>
-          <w:rStyle w:val="FunctionTok"/>
+        <w:pStyle w:val="FirstParagraph"/>
+      </w:pPr>
+      <w:r>
+        <w:t xml:space="preserve">To run this</w:t>
+      </w:r>
+      <w:r>
+        <w:t xml:space="preserve"> </w:t>
+      </w:r>
+      <w:r>
+        <w:rPr>
+          <w:rStyle w:val="VerbatimChar"/>
         </w:rPr>
         <w:t xml:space="preserve">main</w:t>
       </w:r>
       <w:r>
-        <w:rPr>
-          <w:rStyle w:val="OperatorTok"/>
-        </w:rPr>
-        <w:t xml:space="preserve">(</w:t>
-      </w:r>
-      <w:r>
-        <w:rPr>
-          <w:rStyle w:val="BuiltInTok"/>
-        </w:rPr>
-        <w:t xml:space="preserve">String</w:t>
-      </w:r>
-      <w:r>
-        <w:rPr>
-          <w:rStyle w:val="OperatorTok"/>
-        </w:rPr>
-        <w:t xml:space="preserve">[]</w:t>
-      </w:r>
-      <w:r>
-        <w:rPr>
-          <w:rStyle w:val="NormalTok"/>
-        </w:rPr>
-        <w:t xml:space="preserve"> args</w:t>
-      </w:r>
-      <w:r>
-        <w:rPr>
-          <w:rStyle w:val="OperatorTok"/>
-        </w:rPr>
-        <w:t xml:space="preserve">)</w:t>
-      </w:r>
-      <w:r>
-        <w:rPr>
-          <w:rStyle w:val="NormalTok"/>
-        </w:rPr>
-        <w:t xml:space="preserve"> </w:t>
-      </w:r>
-      <w:r>
-        <w:rPr>
-          <w:rStyle w:val="OperatorTok"/>
-        </w:rPr>
-        <w:t xml:space="preserve">{</w:t>
-      </w:r>
-      <w:r>
-        <w:br/>
-      </w:r>
-      <w:r>
-        <w:rPr>
-          <w:rStyle w:val="NormalTok"/>
-        </w:rPr>
-        <w:t xml:space="preserve">    </w:t>
-      </w:r>
-      <w:r>
-        <w:rPr>
-          <w:rStyle w:val="CommentTok"/>
-        </w:rPr>
-        <w:t xml:space="preserve">// Assuming add(5, 10) returns 15</w:t>
-      </w:r>
-      <w:r>
-        <w:br/>
-      </w:r>
-      <w:r>
-        <w:rPr>
-          <w:rStyle w:val="NormalTok"/>
-        </w:rPr>
-        <w:t xml:space="preserve">    </w:t>
-      </w:r>
-      <w:r>
-        <w:rPr>
-          <w:rStyle w:val="BuiltInTok"/>
-        </w:rPr>
-        <w:t xml:space="preserve">System</w:t>
-      </w:r>
-      <w:r>
-        <w:rPr>
-          <w:rStyle w:val="OperatorTok"/>
-        </w:rPr>
-        <w:t xml:space="preserve">.</w:t>
-      </w:r>
-      <w:r>
-        <w:rPr>
-          <w:rStyle w:val="FunctionTok"/>
-        </w:rPr>
-        <w:t xml:space="preserve">out</w:t>
-      </w:r>
-      <w:r>
-        <w:rPr>
-          <w:rStyle w:val="OperatorTok"/>
-        </w:rPr>
-        <w:t xml:space="preserve">.</w:t>
-      </w:r>
-      <w:r>
-        <w:rPr>
-          <w:rStyle w:val="FunctionTok"/>
-        </w:rPr>
-        <w:t xml:space="preserve">println</w:t>
-      </w:r>
-      <w:r>
-        <w:rPr>
-          <w:rStyle w:val="OperatorTok"/>
-        </w:rPr>
-        <w:t xml:space="preserve">(</w:t>
-      </w:r>
-      <w:r>
-        <w:rPr>
-          <w:rStyle w:val="StringTok"/>
-        </w:rPr>
-        <w:t xml:space="preserve">"Sum: "</w:t>
-      </w:r>
-      <w:r>
-        <w:rPr>
-          <w:rStyle w:val="NormalTok"/>
-        </w:rPr>
-        <w:t xml:space="preserve"> </w:t>
-      </w:r>
-      <w:r>
-        <w:rPr>
-          <w:rStyle w:val="OperatorTok"/>
-        </w:rPr>
-        <w:t xml:space="preserve">+</w:t>
-      </w:r>
-      <w:r>
-        <w:rPr>
-          <w:rStyle w:val="NormalTok"/>
-        </w:rPr>
-        <w:t xml:space="preserve"> </w:t>
-      </w:r>
-      <w:r>
-        <w:rPr>
-          <w:rStyle w:val="FunctionTok"/>
-        </w:rPr>
-        <w:t xml:space="preserve">add</w:t>
-      </w:r>
-      <w:r>
-        <w:rPr>
-          <w:rStyle w:val="OperatorTok"/>
-        </w:rPr>
-        <w:t xml:space="preserve">(</w:t>
-      </w:r>
-      <w:r>
-        <w:rPr>
-          <w:rStyle w:val="DecValTok"/>
-        </w:rPr>
-        <w:t xml:space="preserve">5</w:t>
-      </w:r>
-      <w:r>
-        <w:rPr>
-          <w:rStyle w:val="OperatorTok"/>
-        </w:rPr>
-        <w:t xml:space="preserve">,</w:t>
-      </w:r>
-      <w:r>
-        <w:rPr>
-          <w:rStyle w:val="NormalTok"/>
-        </w:rPr>
-        <w:t xml:space="preserve"> </w:t>
-      </w:r>
-      <w:r>
-        <w:rPr>
-          <w:rStyle w:val="DecValTok"/>
-        </w:rPr>
-        <w:t xml:space="preserve">10</w:t>
-      </w:r>
-      <w:r>
-        <w:rPr>
-          <w:rStyle w:val="OperatorTok"/>
-        </w:rPr>
-        <w:t xml:space="preserve">));</w:t>
-      </w:r>
-      <w:r>
-        <w:br/>
-      </w:r>
-      <w:r>
-        <w:br/>
-      </w:r>
-      <w:r>
-        <w:rPr>
-          <w:rStyle w:val="NormalTok"/>
-        </w:rPr>
-        <w:t xml:space="preserve">    </w:t>
-      </w:r>
-      <w:r>
-        <w:rPr>
-          <w:rStyle w:val="CommentTok"/>
-        </w:rPr>
-        <w:t xml:space="preserve">// Assuming factorial(5) returns 120</w:t>
-      </w:r>
-      <w:r>
-        <w:br/>
-      </w:r>
-      <w:r>
-        <w:rPr>
-          <w:rStyle w:val="NormalTok"/>
-        </w:rPr>
-        <w:t xml:space="preserve">    </w:t>
-      </w:r>
-      <w:r>
-        <w:rPr>
-          <w:rStyle w:val="BuiltInTok"/>
-        </w:rPr>
-        <w:t xml:space="preserve">System</w:t>
-      </w:r>
-      <w:r>
-        <w:rPr>
-          <w:rStyle w:val="OperatorTok"/>
-        </w:rPr>
-        <w:t xml:space="preserve">.</w:t>
-      </w:r>
-      <w:r>
-        <w:rPr>
-          <w:rStyle w:val="FunctionTok"/>
-        </w:rPr>
-        <w:t xml:space="preserve">out</w:t>
-      </w:r>
-      <w:r>
-        <w:rPr>
-          <w:rStyle w:val="OperatorTok"/>
-        </w:rPr>
-        <w:t xml:space="preserve">.</w:t>
-      </w:r>
-      <w:r>
-        <w:rPr>
-          <w:rStyle w:val="FunctionTok"/>
-        </w:rPr>
-        <w:t xml:space="preserve">println</w:t>
-      </w:r>
-      <w:r>
-        <w:rPr>
-          <w:rStyle w:val="OperatorTok"/>
-        </w:rPr>
-        <w:t xml:space="preserve">(</w:t>
-      </w:r>
-      <w:r>
-        <w:rPr>
-          <w:rStyle w:val="StringTok"/>
-        </w:rPr>
-        <w:t xml:space="preserve">"Factorial: "</w:t>
-      </w:r>
-      <w:r>
-        <w:rPr>
-          <w:rStyle w:val="NormalTok"/>
-        </w:rPr>
-        <w:t xml:space="preserve"> </w:t>
-      </w:r>
-      <w:r>
-        <w:rPr>
-          <w:rStyle w:val="OperatorTok"/>
-        </w:rPr>
-        <w:t xml:space="preserve">+</w:t>
-      </w:r>
-      <w:r>
-        <w:rPr>
-          <w:rStyle w:val="NormalTok"/>
-        </w:rPr>
-        <w:t xml:space="preserve"> </w:t>
-      </w:r>
-      <w:r>
-        <w:rPr>
-          <w:rStyle w:val="FunctionTok"/>
-        </w:rPr>
-        <w:t xml:space="preserve">factorial</w:t>
-      </w:r>
-      <w:r>
-        <w:rPr>
-          <w:rStyle w:val="OperatorTok"/>
-        </w:rPr>
-        <w:t xml:space="preserve">(</w:t>
-      </w:r>
-      <w:r>
-        <w:rPr>
-          <w:rStyle w:val="DecValTok"/>
-        </w:rPr>
-        <w:t xml:space="preserve">5</w:t>
-      </w:r>
-      <w:r>
-        <w:rPr>
-          <w:rStyle w:val="OperatorTok"/>
-        </w:rPr>
-        <w:t xml:space="preserve">));</w:t>
-      </w:r>
-      <w:r>
-        <w:br/>
-      </w:r>
-      <w:r>
-        <w:br/>
-      </w:r>
-      <w:r>
-        <w:rPr>
-          <w:rStyle w:val="NormalTok"/>
-        </w:rPr>
-        <w:t xml:space="preserve">    </w:t>
-      </w:r>
-      <w:r>
-        <w:rPr>
-          <w:rStyle w:val="CommentTok"/>
-        </w:rPr>
-        <w:t xml:space="preserve">// Assuming greet("Prateek") prints a greeting to the console</w:t>
-      </w:r>
-      <w:r>
-        <w:br/>
-      </w:r>
-      <w:r>
-        <w:rPr>
-          <w:rStyle w:val="NormalTok"/>
-        </w:rPr>
-        <w:t xml:space="preserve">    </w:t>
-      </w:r>
-      <w:r>
-        <w:rPr>
-          <w:rStyle w:val="FunctionTok"/>
-        </w:rPr>
-        <w:t xml:space="preserve">greet</w:t>
-      </w:r>
-      <w:r>
-        <w:rPr>
-          <w:rStyle w:val="OperatorTok"/>
-        </w:rPr>
-        <w:t xml:space="preserve">(</w:t>
-      </w:r>
-      <w:r>
-        <w:rPr>
-          <w:rStyle w:val="StringTok"/>
-        </w:rPr>
-        <w:t xml:space="preserve">"Prateek"</w:t>
-      </w:r>
-      <w:r>
-        <w:rPr>
-          <w:rStyle w:val="OperatorTok"/>
-        </w:rPr>
-        <w:t xml:space="preserve">);</w:t>
-      </w:r>
-      <w:r>
-        <w:br/>
-      </w:r>
-      <w:r>
-        <w:rPr>
-          <w:rStyle w:val="OperatorTok"/>
-        </w:rPr>
-        <w:t xml:space="preserve">}</w:t>
+        <w:t xml:space="preserve"> </w:t>
+      </w:r>
+      <w:r>
+        <w:t xml:space="preserve">method, you would compile the</w:t>
+      </w:r>
+      <w:r>
+        <w:t xml:space="preserve"> </w:t>
+      </w:r>
+      <w:r>
+        <w:rPr>
+          <w:rStyle w:val="VerbatimChar"/>
+        </w:rPr>
+        <w:t xml:space="preserve">Main.java</w:t>
+      </w:r>
+      <w:r>
+        <w:t xml:space="preserve"> </w:t>
+      </w:r>
+      <w:r>
+        <w:t xml:space="preserve">file and then execute the resulting class file from the command line.</w:t>
       </w:r>
     </w:p>
     <w:p>
       <w:pPr>
-        <w:pStyle w:val="FirstParagraph"/>
+        <w:pStyle w:val="BodyText"/>
       </w:pPr>
       <w:r>
         <w:rPr>
           <w:b/>
           <w:bCs/>
         </w:rPr>
-        <w:t xml:space="preserve">Output:</w:t>
+        <w:t xml:space="preserve">Command:</w:t>
       </w:r>
     </w:p>
     <w:p>
       <w:pPr>
-        <w:pStyle w:val="BodyText"/>
-      </w:pPr>
-      <w:r>
-        <w:t xml:space="preserve">Assuming standard implementations for the called methods, the console output would be:</w:t>
+        <w:pStyle w:val="SourceCode"/>
+      </w:pPr>
+      <w:r>
+        <w:rPr>
+          <w:rStyle w:val="CommentTok"/>
+        </w:rPr>
+        <w:t xml:space="preserve"># First, compile the Java source file</w:t>
+      </w:r>
+      <w:r>
+        <w:br/>
+      </w:r>
+      <w:r>
+        <w:rPr>
+          <w:rStyle w:val="ExtensionTok"/>
+        </w:rPr>
+        <w:t xml:space="preserve">javac</w:t>
+      </w:r>
+      <w:r>
+        <w:rPr>
+          <w:rStyle w:val="NormalTok"/>
+        </w:rPr>
+        <w:t xml:space="preserve"> Main.java</w:t>
+      </w:r>
+      <w:r>
+        <w:br/>
+      </w:r>
+      <w:r>
+        <w:br/>
+      </w:r>
+      <w:r>
+        <w:rPr>
+          <w:rStyle w:val="CommentTok"/>
+        </w:rPr>
+        <w:t xml:space="preserve"># Then, run the compiled class</w:t>
+      </w:r>
+      <w:r>
+        <w:br/>
+      </w:r>
+      <w:r>
+        <w:rPr>
+          <w:rStyle w:val="ExtensionTok"/>
+        </w:rPr>
+        <w:t xml:space="preserve">java</w:t>
+      </w:r>
+      <w:r>
+        <w:rPr>
+          <w:rStyle w:val="NormalTok"/>
+        </w:rPr>
+        <w:t xml:space="preserve"> Main</w:t>
       </w:r>
     </w:p>
     <w:p>
       <w:pPr>
+        <w:pStyle w:val="FirstParagraph"/>
+      </w:pPr>
+      <w:r>
+        <w:rPr>
+          <w:b/>
+          <w:bCs/>
+        </w:rPr>
+        <w:t xml:space="preserve">Output:</w:t>
+      </w:r>
+    </w:p>
+    <w:p>
+      <w:pPr>
+        <w:pStyle w:val="BodyText"/>
+      </w:pPr>
+      <w:r>
+        <w:t xml:space="preserve">The expected output printed to the console would be:</w:t>
+      </w:r>
+    </w:p>
+    <w:p>
+      <w:pPr>
         <w:pStyle w:val="SourceCode"/>
       </w:pPr>
       <w:r>
@@ -5197,6 +6406,47 @@
           <w:rStyle w:val="VerbatimChar"/>
         </w:rPr>
         <w:t xml:space="preserve">Hello, Prateek!</w:t>
+      </w:r>
+    </w:p>
+    <w:p>
+      <w:pPr>
+        <w:pStyle w:val="FirstParagraph"/>
+      </w:pPr>
+      <w:r>
+        <w:rPr>
+          <w:i/>
+          <w:iCs/>
+        </w:rPr>
+        <w:t xml:space="preserve">(Note: The output of the</w:t>
+      </w:r>
+      <w:r>
+        <w:rPr>
+          <w:i/>
+          <w:iCs/>
+        </w:rPr>
+        <w:t xml:space="preserve"> </w:t>
+      </w:r>
+      <w:r>
+        <w:rPr>
+          <w:rStyle w:val="VerbatimChar"/>
+          <w:i/>
+          <w:iCs/>
+        </w:rPr>
+        <w:t xml:space="preserve">greet</w:t>
+      </w:r>
+      <w:r>
+        <w:rPr>
+          <w:i/>
+          <w:iCs/>
+        </w:rPr>
+        <w:t xml:space="preserve"> </w:t>
+      </w:r>
+      <w:r>
+        <w:rPr>
+          <w:i/>
+          <w:iCs/>
+        </w:rPr>
+        <w:t xml:space="preserve">method is assumed based on its name and argument.)</w:t>
       </w:r>
     </w:p>
     <w:p>
@@ -5213,8 +6463,8 @@
         </w:pict>
       </w:r>
     </w:p>
-    <w:bookmarkEnd w:id="41"/>
     <w:bookmarkEnd w:id="42"/>
+    <w:bookmarkEnd w:id="43"/>
     <w:sectPr>
       <w:pgSz w:h="15840" w:w="12240"/>
       <w:pgMar w:bottom="1440" w:footer="720" w:gutter="0" w:header="720" w:left="1800" w:right="1800" w:top="1440"/>
@@ -5722,21 +6972,6 @@
     <w:abstractNumId w:val="991"/>
   </w:num>
   <w:num w:numId="1003">
-    <w:abstractNumId w:val="991"/>
-  </w:num>
-  <w:num w:numId="1004">
-    <w:abstractNumId w:val="991"/>
-  </w:num>
-  <w:num w:numId="1005">
-    <w:abstractNumId w:val="991"/>
-  </w:num>
-  <w:num w:numId="1006">
-    <w:abstractNumId w:val="991"/>
-  </w:num>
-  <w:num w:numId="1007">
-    <w:abstractNumId w:val="991"/>
-  </w:num>
-  <w:num w:numId="1008">
     <w:abstractNumId w:val="99411"/>
     <w:lvlOverride w:ilvl="0">
       <w:startOverride w:val="1"/>
@@ -5766,7 +7001,55 @@
       <w:startOverride w:val="1"/>
     </w:lvlOverride>
   </w:num>
+  <w:num w:numId="1004">
+    <w:abstractNumId w:val="991"/>
+  </w:num>
+  <w:num w:numId="1005">
+    <w:abstractNumId w:val="991"/>
+  </w:num>
+  <w:num w:numId="1006">
+    <w:abstractNumId w:val="991"/>
+  </w:num>
+  <w:num w:numId="1007">
+    <w:abstractNumId w:val="991"/>
+  </w:num>
+  <w:num w:numId="1008">
+    <w:abstractNumId w:val="991"/>
+  </w:num>
   <w:num w:numId="1009">
+    <w:abstractNumId w:val="991"/>
+  </w:num>
+  <w:num w:numId="1010">
+    <w:abstractNumId w:val="99411"/>
+    <w:lvlOverride w:ilvl="0">
+      <w:startOverride w:val="1"/>
+    </w:lvlOverride>
+    <w:lvlOverride w:ilvl="1">
+      <w:startOverride w:val="1"/>
+    </w:lvlOverride>
+    <w:lvlOverride w:ilvl="2">
+      <w:startOverride w:val="1"/>
+    </w:lvlOverride>
+    <w:lvlOverride w:ilvl="3">
+      <w:startOverride w:val="1"/>
+    </w:lvlOverride>
+    <w:lvlOverride w:ilvl="4">
+      <w:startOverride w:val="1"/>
+    </w:lvlOverride>
+    <w:lvlOverride w:ilvl="5">
+      <w:startOverride w:val="1"/>
+    </w:lvlOverride>
+    <w:lvlOverride w:ilvl="6">
+      <w:startOverride w:val="1"/>
+    </w:lvlOverride>
+    <w:lvlOverride w:ilvl="7">
+      <w:startOverride w:val="1"/>
+    </w:lvlOverride>
+    <w:lvlOverride w:ilvl="8">
+      <w:startOverride w:val="1"/>
+    </w:lvlOverride>
+  </w:num>
+  <w:num w:numId="1011">
     <w:abstractNumId w:val="991"/>
   </w:num>
 </w:numbering>

--- a/Main.docx
+++ b/Main.docx
@@ -103,7 +103,7 @@
         <w:t xml:space="preserve"> </w:t>
       </w:r>
       <w:r>
-        <w:t xml:space="preserve">class serves as the entry point for the application and provides a collection of static utility methods for basic arithmetic, factorial calculation, and printing greetings.</w:t>
+        <w:t xml:space="preserve">class serves as a container for several static utility methods and the primary entry point for the Java application.</w:t>
       </w:r>
     </w:p>
     <w:bookmarkEnd w:id="10"/>
@@ -130,7 +130,7 @@
         <w:pStyle w:val="FirstParagraph"/>
       </w:pPr>
       <w:r>
-        <w:t xml:space="preserve">This class does not have any instance attributes as it primarily consists of static methods. The methods themselves accept parameters which are detailed in the description below.</w:t>
+        <w:t xml:space="preserve">This class does not have any instance attributes. It is a collection of static methods.</w:t>
       </w:r>
     </w:p>
     <w:bookmarkEnd w:id="11"/>
@@ -172,7 +172,7 @@
         <w:t xml:space="preserve"> </w:t>
       </w:r>
       <w:r>
-        <w:t xml:space="preserve">class is a container for several independent, static helper functions and the primary</w:t>
+        <w:t xml:space="preserve">class is a utility class that provides a set of simple, independent functions. As all methods are declared</w:t>
       </w:r>
       <w:r>
         <w:t xml:space="preserve"> </w:t>
@@ -181,13 +181,25 @@
         <w:rPr>
           <w:rStyle w:val="VerbatimChar"/>
         </w:rPr>
-        <w:t xml:space="preserve">main</w:t>
-      </w:r>
-      <w:r>
-        <w:t xml:space="preserve"> </w:t>
-      </w:r>
-      <w:r>
-        <w:t xml:space="preserve">method which executes the program.</w:t>
+        <w:t xml:space="preserve">static</w:t>
+      </w:r>
+      <w:r>
+        <w:t xml:space="preserve">, they belong to the class itself and can be called directly without needing to create an instance of the</w:t>
+      </w:r>
+      <w:r>
+        <w:t xml:space="preserve"> </w:t>
+      </w:r>
+      <w:r>
+        <w:rPr>
+          <w:rStyle w:val="VerbatimChar"/>
+        </w:rPr>
+        <w:t xml:space="preserve">Main</w:t>
+      </w:r>
+      <w:r>
+        <w:t xml:space="preserve"> </w:t>
+      </w:r>
+      <w:r>
+        <w:t xml:space="preserve">class.</w:t>
       </w:r>
     </w:p>
     <w:p>
@@ -195,15 +207,12 @@
         <w:pStyle w:val="BodyText"/>
       </w:pPr>
       <w:r>
-        <w:rPr>
-          <w:b/>
-          <w:bCs/>
-        </w:rPr>
-        <w:t xml:space="preserve">Methods:</w:t>
+        <w:t xml:space="preserve">The class contains the following methods:</w:t>
       </w:r>
     </w:p>
     <w:p>
       <w:pPr>
+        <w:pStyle w:val="Compact"/>
         <w:numPr>
           <w:ilvl w:val="0"/>
           <w:numId w:val="1001"/>
@@ -213,10 +222,10 @@
         <w:rPr>
           <w:rStyle w:val="VerbatimChar"/>
         </w:rPr>
-        <w:t xml:space="preserve">public static int add(int a, int b)</w:t>
-      </w:r>
-      <w:r>
-        <w:t xml:space="preserve">: This function takes two integer arguments,</w:t>
+        <w:t xml:space="preserve">add(int a, int b)</w:t>
+      </w:r>
+      <w:r>
+        <w:t xml:space="preserve">: This function takes two integers,</w:t>
       </w:r>
       <w:r>
         <w:t xml:space="preserve"> </w:t>
@@ -243,11 +252,12 @@
         <w:t xml:space="preserve">b</w:t>
       </w:r>
       <w:r>
-        <w:t xml:space="preserve">, and returns their sum. It performs a simple addition operation.</w:t>
+        <w:t xml:space="preserve">, as input and returns their sum.</w:t>
       </w:r>
     </w:p>
     <w:p>
       <w:pPr>
+        <w:pStyle w:val="Compact"/>
         <w:numPr>
           <w:ilvl w:val="0"/>
           <w:numId w:val="1001"/>
@@ -257,10 +267,10 @@
         <w:rPr>
           <w:rStyle w:val="VerbatimChar"/>
         </w:rPr>
-        <w:t xml:space="preserve">public static int factorial(int n)</w:t>
-      </w:r>
-      <w:r>
-        <w:t xml:space="preserve">: This function calculates the factorial of a given non-negative integer</w:t>
+        <w:t xml:space="preserve">factorial(int n)</w:t>
+      </w:r>
+      <w:r>
+        <w:t xml:space="preserve">: This function calculates the factorial of a given integer</w:t>
       </w:r>
       <w:r>
         <w:t xml:space="preserve"> </w:t>
@@ -275,91 +285,69 @@
         <w:t xml:space="preserve"> </w:t>
       </w:r>
       <w:r>
-        <w:t xml:space="preserve">using recursion.</w:t>
+        <w:t xml:space="preserve">using recursion. The base case for the recursion is when</w:t>
+      </w:r>
+      <w:r>
+        <w:t xml:space="preserve"> </w:t>
+      </w:r>
+      <w:r>
+        <w:rPr>
+          <w:rStyle w:val="VerbatimChar"/>
+        </w:rPr>
+        <w:t xml:space="preserve">n</w:t>
+      </w:r>
+      <w:r>
+        <w:t xml:space="preserve"> </w:t>
+      </w:r>
+      <w:r>
+        <w:t xml:space="preserve">is less than or equal to 1, at which point it returns 1. For any</w:t>
+      </w:r>
+      <w:r>
+        <w:t xml:space="preserve"> </w:t>
+      </w:r>
+      <w:r>
+        <w:rPr>
+          <w:rStyle w:val="VerbatimChar"/>
+        </w:rPr>
+        <w:t xml:space="preserve">n</w:t>
+      </w:r>
+      <w:r>
+        <w:t xml:space="preserve"> </w:t>
+      </w:r>
+      <w:r>
+        <w:t xml:space="preserve">greater than 1, it returns the product of</w:t>
+      </w:r>
+      <w:r>
+        <w:t xml:space="preserve"> </w:t>
+      </w:r>
+      <w:r>
+        <w:rPr>
+          <w:rStyle w:val="VerbatimChar"/>
+        </w:rPr>
+        <w:t xml:space="preserve">n</w:t>
+      </w:r>
+      <w:r>
+        <w:t xml:space="preserve"> </w:t>
+      </w:r>
+      <w:r>
+        <w:t xml:space="preserve">and the factorial of</w:t>
+      </w:r>
+      <w:r>
+        <w:t xml:space="preserve"> </w:t>
+      </w:r>
+      <w:r>
+        <w:rPr>
+          <w:rStyle w:val="VerbatimChar"/>
+        </w:rPr>
+        <w:t xml:space="preserve">n - 1</w:t>
+      </w:r>
+      <w:r>
+        <w:t xml:space="preserve">.</w:t>
       </w:r>
     </w:p>
     <w:p>
       <w:pPr>
         <w:pStyle w:val="Compact"/>
-        <w:numPr>
-          <w:ilvl w:val="1"/>
-          <w:numId w:val="1002"/>
-        </w:numPr>
-      </w:pPr>
-      <w:r>
-        <w:rPr>
-          <w:b/>
-          <w:bCs/>
-        </w:rPr>
-        <w:t xml:space="preserve">Base Case</w:t>
-      </w:r>
-      <w:r>
-        <w:t xml:space="preserve">: If</w:t>
-      </w:r>
-      <w:r>
-        <w:t xml:space="preserve"> </w:t>
-      </w:r>
-      <w:r>
-        <w:rPr>
-          <w:rStyle w:val="VerbatimChar"/>
-        </w:rPr>
-        <w:t xml:space="preserve">n</w:t>
-      </w:r>
-      <w:r>
-        <w:t xml:space="preserve"> </w:t>
-      </w:r>
-      <w:r>
-        <w:t xml:space="preserve">is less than or equal to 1, the function returns 1.</w:t>
-      </w:r>
-    </w:p>
-    <w:p>
-      <w:pPr>
-        <w:pStyle w:val="Compact"/>
-        <w:numPr>
-          <w:ilvl w:val="1"/>
-          <w:numId w:val="1002"/>
-        </w:numPr>
-      </w:pPr>
-      <w:r>
-        <w:rPr>
-          <w:b/>
-          <w:bCs/>
-        </w:rPr>
-        <w:t xml:space="preserve">Recursive Step</w:t>
-      </w:r>
-      <w:r>
-        <w:t xml:space="preserve">: Otherwise, it returns the product of</w:t>
-      </w:r>
-      <w:r>
-        <w:t xml:space="preserve"> </w:t>
-      </w:r>
-      <w:r>
-        <w:rPr>
-          <w:rStyle w:val="VerbatimChar"/>
-        </w:rPr>
-        <w:t xml:space="preserve">n</w:t>
-      </w:r>
-      <w:r>
-        <w:t xml:space="preserve"> </w:t>
-      </w:r>
-      <w:r>
-        <w:t xml:space="preserve">and the factorial of</w:t>
-      </w:r>
-      <w:r>
-        <w:t xml:space="preserve"> </w:t>
-      </w:r>
-      <w:r>
-        <w:rPr>
-          <w:rStyle w:val="VerbatimChar"/>
-        </w:rPr>
-        <w:t xml:space="preserve">n - 1</w:t>
-      </w:r>
-      <w:r>
-        <w:t xml:space="preserve">.</w:t>
-      </w:r>
-    </w:p>
-    <w:p>
-      <w:pPr>
         <w:numPr>
           <w:ilvl w:val="0"/>
           <w:numId w:val="1001"/>
@@ -369,10 +357,10 @@
         <w:rPr>
           <w:rStyle w:val="VerbatimChar"/>
         </w:rPr>
-        <w:t xml:space="preserve">public static void greet(String name)</w:t>
-      </w:r>
-      <w:r>
-        <w:t xml:space="preserve">: This function takes a</w:t>
+        <w:t xml:space="preserve">greet(String name)</w:t>
+      </w:r>
+      <w:r>
+        <w:t xml:space="preserve">: This is a</w:t>
       </w:r>
       <w:r>
         <w:t xml:space="preserve"> </w:t>
@@ -381,18 +369,27 @@
         <w:rPr>
           <w:rStyle w:val="VerbatimChar"/>
         </w:rPr>
+        <w:t xml:space="preserve">void</w:t>
+      </w:r>
+      <w:r>
+        <w:t xml:space="preserve"> </w:t>
+      </w:r>
+      <w:r>
+        <w:t xml:space="preserve">function that accepts a</w:t>
+      </w:r>
+      <w:r>
+        <w:t xml:space="preserve"> </w:t>
+      </w:r>
+      <w:r>
+        <w:rPr>
+          <w:rStyle w:val="VerbatimChar"/>
+        </w:rPr>
         <w:t xml:space="preserve">String</w:t>
       </w:r>
       <w:r>
         <w:t xml:space="preserve"> </w:t>
       </w:r>
       <w:r>
-        <w:t xml:space="preserve">argument</w:t>
-      </w:r>
-      <w:r>
-        <w:t xml:space="preserve"> </w:t>
-      </w:r>
-      <w:r>
         <w:rPr>
           <w:rStyle w:val="VerbatimChar"/>
         </w:rPr>
@@ -402,26 +399,12 @@
         <w:t xml:space="preserve"> </w:t>
       </w:r>
       <w:r>
-        <w:t xml:space="preserve">and prints a formatted greeting message to the console. It has a</w:t>
-      </w:r>
-      <w:r>
-        <w:t xml:space="preserve"> </w:t>
-      </w:r>
-      <w:r>
-        <w:rPr>
-          <w:rStyle w:val="VerbatimChar"/>
-        </w:rPr>
-        <w:t xml:space="preserve">void</w:t>
-      </w:r>
-      <w:r>
-        <w:t xml:space="preserve"> </w:t>
-      </w:r>
-      <w:r>
-        <w:t xml:space="preserve">return type, meaning it does not return any value.</w:t>
+        <w:t xml:space="preserve">and prints a personalized greeting message to the standard output console.</w:t>
       </w:r>
     </w:p>
     <w:p>
       <w:pPr>
+        <w:pStyle w:val="Compact"/>
         <w:numPr>
           <w:ilvl w:val="0"/>
           <w:numId w:val="1001"/>
@@ -431,114 +414,189 @@
         <w:rPr>
           <w:rStyle w:val="VerbatimChar"/>
         </w:rPr>
-        <w:t xml:space="preserve">public static void main(String[] args)</w:t>
-      </w:r>
-      <w:r>
-        <w:t xml:space="preserve">: This is the main entry point of the Java application. When the program is run, this method is executed. It demonstrates the usage of the other three methods by:</w:t>
+        <w:t xml:space="preserve">main(String[] args)</w:t>
+      </w:r>
+      <w:r>
+        <w:t xml:space="preserve">: This is the standard entry point for a Java application. The code within this method is executed when the program starts. It demonstrates the usage of the other three methods by calling them with sample values and printing the results.</w:t>
       </w:r>
     </w:p>
     <w:p>
       <w:pPr>
-        <w:pStyle w:val="Compact"/>
-        <w:numPr>
-          <w:ilvl w:val="1"/>
-          <w:numId w:val="1003"/>
-        </w:numPr>
-      </w:pPr>
-      <w:r>
-        <w:t xml:space="preserve">Calling</w:t>
-      </w:r>
-      <w:r>
-        <w:t xml:space="preserve"> </w:t>
-      </w:r>
-      <w:r>
-        <w:rPr>
-          <w:rStyle w:val="VerbatimChar"/>
-        </w:rPr>
-        <w:t xml:space="preserve">add(5, 10)</w:t>
-      </w:r>
-      <w:r>
-        <w:t xml:space="preserve"> </w:t>
-      </w:r>
-      <w:r>
-        <w:t xml:space="preserve">and printing the result.</w:t>
-      </w:r>
-    </w:p>
-    <w:p>
-      <w:pPr>
-        <w:pStyle w:val="Compact"/>
-        <w:numPr>
-          <w:ilvl w:val="1"/>
-          <w:numId w:val="1003"/>
-        </w:numPr>
-      </w:pPr>
-      <w:r>
-        <w:t xml:space="preserve">Calling</w:t>
-      </w:r>
-      <w:r>
-        <w:t xml:space="preserve"> </w:t>
-      </w:r>
-      <w:r>
-        <w:rPr>
-          <w:rStyle w:val="VerbatimChar"/>
-        </w:rPr>
-        <w:t xml:space="preserve">factorial(5)</w:t>
-      </w:r>
-      <w:r>
-        <w:t xml:space="preserve"> </w:t>
-      </w:r>
-      <w:r>
-        <w:t xml:space="preserve">and printing the result.</w:t>
-      </w:r>
-    </w:p>
-    <w:p>
-      <w:pPr>
-        <w:pStyle w:val="Compact"/>
-        <w:numPr>
-          <w:ilvl w:val="1"/>
-          <w:numId w:val="1003"/>
-        </w:numPr>
-      </w:pPr>
-      <w:r>
-        <w:t xml:space="preserve">Calling</w:t>
-      </w:r>
-      <w:r>
-        <w:t xml:space="preserve"> </w:t>
-      </w:r>
-      <w:r>
-        <w:rPr>
-          <w:rStyle w:val="VerbatimChar"/>
-        </w:rPr>
-        <w:t xml:space="preserve">greet("Prateek")</w:t>
-      </w:r>
-      <w:r>
-        <w:t xml:space="preserve"> </w:t>
-      </w:r>
-      <w:r>
-        <w:t xml:space="preserve">to print a message.</w:t>
-      </w:r>
-    </w:p>
-    <w:p>
-      <w:pPr>
-        <w:pStyle w:val="FirstParagraph"/>
-      </w:pPr>
-      <w:r>
-        <w:t xml:space="preserve">The</w:t>
-      </w:r>
-      <w:r>
-        <w:t xml:space="preserve"> </w:t>
-      </w:r>
-      <w:r>
-        <w:rPr>
-          <w:rStyle w:val="VerbatimChar"/>
-        </w:rPr>
-        <w:t xml:space="preserve">main</w:t>
-      </w:r>
-      <w:r>
-        <w:t xml:space="preserve"> </w:t>
-      </w:r>
-      <w:r>
-        <w:t xml:space="preserve">method serves as a self-contained example of how to use the utility functions within the class.</w:t>
+        <w:pStyle w:val="SourceCode"/>
+      </w:pPr>
+      <w:r>
+        <w:rPr>
+          <w:rStyle w:val="CommentTok"/>
+        </w:rPr>
+        <w:t xml:space="preserve">// Example of the factorial logic</w:t>
+      </w:r>
+      <w:r>
+        <w:br/>
+      </w:r>
+      <w:r>
+        <w:rPr>
+          <w:rStyle w:val="ControlFlowTok"/>
+        </w:rPr>
+        <w:t xml:space="preserve">if</w:t>
+      </w:r>
+      <w:r>
+        <w:rPr>
+          <w:rStyle w:val="NormalTok"/>
+        </w:rPr>
+        <w:t xml:space="preserve"> </w:t>
+      </w:r>
+      <w:r>
+        <w:rPr>
+          <w:rStyle w:val="OperatorTok"/>
+        </w:rPr>
+        <w:t xml:space="preserve">(</w:t>
+      </w:r>
+      <w:r>
+        <w:rPr>
+          <w:rStyle w:val="NormalTok"/>
+        </w:rPr>
+        <w:t xml:space="preserve">n </w:t>
+      </w:r>
+      <w:r>
+        <w:rPr>
+          <w:rStyle w:val="OperatorTok"/>
+        </w:rPr>
+        <w:t xml:space="preserve">&lt;=</w:t>
+      </w:r>
+      <w:r>
+        <w:rPr>
+          <w:rStyle w:val="NormalTok"/>
+        </w:rPr>
+        <w:t xml:space="preserve"> </w:t>
+      </w:r>
+      <w:r>
+        <w:rPr>
+          <w:rStyle w:val="DecValTok"/>
+        </w:rPr>
+        <w:t xml:space="preserve">1</w:t>
+      </w:r>
+      <w:r>
+        <w:rPr>
+          <w:rStyle w:val="OperatorTok"/>
+        </w:rPr>
+        <w:t xml:space="preserve">)</w:t>
+      </w:r>
+      <w:r>
+        <w:br/>
+      </w:r>
+      <w:r>
+        <w:rPr>
+          <w:rStyle w:val="NormalTok"/>
+        </w:rPr>
+        <w:t xml:space="preserve">    </w:t>
+      </w:r>
+      <w:r>
+        <w:rPr>
+          <w:rStyle w:val="ControlFlowTok"/>
+        </w:rPr>
+        <w:t xml:space="preserve">return</w:t>
+      </w:r>
+      <w:r>
+        <w:rPr>
+          <w:rStyle w:val="NormalTok"/>
+        </w:rPr>
+        <w:t xml:space="preserve"> </w:t>
+      </w:r>
+      <w:r>
+        <w:rPr>
+          <w:rStyle w:val="DecValTok"/>
+        </w:rPr>
+        <w:t xml:space="preserve">1</w:t>
+      </w:r>
+      <w:r>
+        <w:rPr>
+          <w:rStyle w:val="OperatorTok"/>
+        </w:rPr>
+        <w:t xml:space="preserve">;</w:t>
+      </w:r>
+      <w:r>
+        <w:br/>
+      </w:r>
+      <w:r>
+        <w:rPr>
+          <w:rStyle w:val="ControlFlowTok"/>
+        </w:rPr>
+        <w:t xml:space="preserve">else</w:t>
+      </w:r>
+      <w:r>
+        <w:br/>
+      </w:r>
+      <w:r>
+        <w:rPr>
+          <w:rStyle w:val="NormalTok"/>
+        </w:rPr>
+        <w:t xml:space="preserve">    </w:t>
+      </w:r>
+      <w:r>
+        <w:rPr>
+          <w:rStyle w:val="ControlFlowTok"/>
+        </w:rPr>
+        <w:t xml:space="preserve">return</w:t>
+      </w:r>
+      <w:r>
+        <w:rPr>
+          <w:rStyle w:val="NormalTok"/>
+        </w:rPr>
+        <w:t xml:space="preserve"> n </w:t>
+      </w:r>
+      <w:r>
+        <w:rPr>
+          <w:rStyle w:val="OperatorTok"/>
+        </w:rPr>
+        <w:t xml:space="preserve">*</w:t>
+      </w:r>
+      <w:r>
+        <w:rPr>
+          <w:rStyle w:val="NormalTok"/>
+        </w:rPr>
+        <w:t xml:space="preserve"> </w:t>
+      </w:r>
+      <w:r>
+        <w:rPr>
+          <w:rStyle w:val="FunctionTok"/>
+        </w:rPr>
+        <w:t xml:space="preserve">factorial</w:t>
+      </w:r>
+      <w:r>
+        <w:rPr>
+          <w:rStyle w:val="OperatorTok"/>
+        </w:rPr>
+        <w:t xml:space="preserve">(</w:t>
+      </w:r>
+      <w:r>
+        <w:rPr>
+          <w:rStyle w:val="NormalTok"/>
+        </w:rPr>
+        <w:t xml:space="preserve">n </w:t>
+      </w:r>
+      <w:r>
+        <w:rPr>
+          <w:rStyle w:val="OperatorTok"/>
+        </w:rPr>
+        <w:t xml:space="preserve">-</w:t>
+      </w:r>
+      <w:r>
+        <w:rPr>
+          <w:rStyle w:val="NormalTok"/>
+        </w:rPr>
+        <w:t xml:space="preserve"> </w:t>
+      </w:r>
+      <w:r>
+        <w:rPr>
+          <w:rStyle w:val="DecValTok"/>
+        </w:rPr>
+        <w:t xml:space="preserve">1</w:t>
+      </w:r>
+      <w:r>
+        <w:rPr>
+          <w:rStyle w:val="OperatorTok"/>
+        </w:rPr>
+        <w:t xml:space="preserve">);</w:t>
       </w:r>
     </w:p>
     <w:bookmarkEnd w:id="12"/>
@@ -565,11 +623,11 @@
         <w:pStyle w:val="Compact"/>
         <w:numPr>
           <w:ilvl w:val="0"/>
-          <w:numId w:val="1004"/>
+          <w:numId w:val="1002"/>
         </w:numPr>
       </w:pPr>
       <w:r>
-        <w:t xml:space="preserve">All methods in this class are</w:t>
+        <w:t xml:space="preserve">All methods are</w:t>
       </w:r>
       <w:r>
         <w:t xml:space="preserve"> </w:t>
@@ -584,7 +642,7 @@
         <w:t xml:space="preserve"> </w:t>
       </w:r>
       <w:r>
-        <w:t xml:space="preserve">and should be invoked directly on the class, e.g.,</w:t>
+        <w:t xml:space="preserve">and should be called directly on the class (e.g.,</w:t>
       </w:r>
       <w:r>
         <w:t xml:space="preserve"> </w:t>
@@ -593,25 +651,10 @@
         <w:rPr>
           <w:rStyle w:val="VerbatimChar"/>
         </w:rPr>
-        <w:t xml:space="preserve">Main.add(5, 3)</w:t>
-      </w:r>
-      <w:r>
-        <w:t xml:space="preserve">. There is no need to instantiate the</w:t>
-      </w:r>
-      <w:r>
-        <w:t xml:space="preserve"> </w:t>
-      </w:r>
-      <w:r>
-        <w:rPr>
-          <w:rStyle w:val="VerbatimChar"/>
-        </w:rPr>
-        <w:t xml:space="preserve">Main</w:t>
-      </w:r>
-      <w:r>
-        <w:t xml:space="preserve"> </w:t>
-      </w:r>
-      <w:r>
-        <w:t xml:space="preserve">class.</w:t>
+        <w:t xml:space="preserve">Main.add(5, 10)</w:t>
+      </w:r>
+      <w:r>
+        <w:t xml:space="preserve">).</w:t>
       </w:r>
     </w:p>
     <w:p>
@@ -619,7 +662,7 @@
         <w:pStyle w:val="Compact"/>
         <w:numPr>
           <w:ilvl w:val="0"/>
-          <w:numId w:val="1004"/>
+          <w:numId w:val="1002"/>
         </w:numPr>
       </w:pPr>
       <w:r>
@@ -638,7 +681,22 @@
         <w:t xml:space="preserve"> </w:t>
       </w:r>
       <w:r>
-        <w:t xml:space="preserve">method is recursive. Providing a very large integer as input may lead to a</w:t>
+        <w:t xml:space="preserve">method is recursive. Using a very large input value for</w:t>
+      </w:r>
+      <w:r>
+        <w:t xml:space="preserve"> </w:t>
+      </w:r>
+      <w:r>
+        <w:rPr>
+          <w:rStyle w:val="VerbatimChar"/>
+        </w:rPr>
+        <w:t xml:space="preserve">n</w:t>
+      </w:r>
+      <w:r>
+        <w:t xml:space="preserve"> </w:t>
+      </w:r>
+      <w:r>
+        <w:t xml:space="preserve">can cause a</w:t>
       </w:r>
       <w:r>
         <w:t xml:space="preserve"> </w:t>
@@ -658,7 +716,7 @@
         <w:pStyle w:val="Compact"/>
         <w:numPr>
           <w:ilvl w:val="0"/>
-          <w:numId w:val="1004"/>
+          <w:numId w:val="1002"/>
         </w:numPr>
       </w:pPr>
       <w:r>
@@ -677,7 +735,7 @@
         <w:t xml:space="preserve"> </w:t>
       </w:r>
       <w:r>
-        <w:t xml:space="preserve">method prints its output directly to the standard output (console) and does not return the greeting string.</w:t>
+        <w:t xml:space="preserve">method does not return a value; its purpose is to produce a side effect by printing to the console.</w:t>
       </w:r>
     </w:p>
     <w:bookmarkEnd w:id="13"/>
@@ -704,7 +762,7 @@
         <w:pStyle w:val="FirstParagraph"/>
       </w:pPr>
       <w:r>
-        <w:t xml:space="preserve">The following code shows the complete class and its</w:t>
+        <w:t xml:space="preserve">The</w:t>
       </w:r>
       <w:r>
         <w:t xml:space="preserve"> </w:t>
@@ -719,7 +777,7 @@
         <w:t xml:space="preserve"> </w:t>
       </w:r>
       <w:r>
-        <w:t xml:space="preserve">method, which demonstrates the functionality.</w:t>
+        <w:t xml:space="preserve">method within the class provides a clear example of how to use the utility functions.</w:t>
       </w:r>
     </w:p>
     <w:p>
@@ -740,26 +798,92 @@
       </w:r>
       <w:r>
         <w:rPr>
-          <w:rStyle w:val="KeywordTok"/>
-        </w:rPr>
-        <w:t xml:space="preserve">class</w:t>
+          <w:rStyle w:val="DataTypeTok"/>
+        </w:rPr>
+        <w:t xml:space="preserve">static</w:t>
       </w:r>
       <w:r>
         <w:rPr>
           <w:rStyle w:val="NormalTok"/>
         </w:rPr>
-        <w:t xml:space="preserve"> Main </w:t>
+        <w:t xml:space="preserve"> </w:t>
+      </w:r>
+      <w:r>
+        <w:rPr>
+          <w:rStyle w:val="DataTypeTok"/>
+        </w:rPr>
+        <w:t xml:space="preserve">void</w:t>
+      </w:r>
+      <w:r>
+        <w:rPr>
+          <w:rStyle w:val="NormalTok"/>
+        </w:rPr>
+        <w:t xml:space="preserve"> </w:t>
+      </w:r>
+      <w:r>
+        <w:rPr>
+          <w:rStyle w:val="FunctionTok"/>
+        </w:rPr>
+        <w:t xml:space="preserve">main</w:t>
       </w:r>
       <w:r>
         <w:rPr>
           <w:rStyle w:val="OperatorTok"/>
         </w:rPr>
+        <w:t xml:space="preserve">(</w:t>
+      </w:r>
+      <w:r>
+        <w:rPr>
+          <w:rStyle w:val="BuiltInTok"/>
+        </w:rPr>
+        <w:t xml:space="preserve">String</w:t>
+      </w:r>
+      <w:r>
+        <w:rPr>
+          <w:rStyle w:val="OperatorTok"/>
+        </w:rPr>
+        <w:t xml:space="preserve">[]</w:t>
+      </w:r>
+      <w:r>
+        <w:rPr>
+          <w:rStyle w:val="NormalTok"/>
+        </w:rPr>
+        <w:t xml:space="preserve"> args</w:t>
+      </w:r>
+      <w:r>
+        <w:rPr>
+          <w:rStyle w:val="OperatorTok"/>
+        </w:rPr>
+        <w:t xml:space="preserve">)</w:t>
+      </w:r>
+      <w:r>
+        <w:rPr>
+          <w:rStyle w:val="NormalTok"/>
+        </w:rPr>
+        <w:t xml:space="preserve"> </w:t>
+      </w:r>
+      <w:r>
+        <w:rPr>
+          <w:rStyle w:val="OperatorTok"/>
+        </w:rPr>
         <w:t xml:space="preserve">{</w:t>
       </w:r>
       <w:r>
         <w:br/>
       </w:r>
       <w:r>
+        <w:rPr>
+          <w:rStyle w:val="NormalTok"/>
+        </w:rPr>
+        <w:t xml:space="preserve">    </w:t>
+      </w:r>
+      <w:r>
+        <w:rPr>
+          <w:rStyle w:val="CommentTok"/>
+        </w:rPr>
+        <w:t xml:space="preserve">// Calling the add method</w:t>
+      </w:r>
+      <w:r>
         <w:br/>
       </w:r>
       <w:r>
@@ -770,9 +894,129 @@
       </w:r>
       <w:r>
         <w:rPr>
+          <w:rStyle w:val="BuiltInTok"/>
+        </w:rPr>
+        <w:t xml:space="preserve">System</w:t>
+      </w:r>
+      <w:r>
+        <w:rPr>
+          <w:rStyle w:val="OperatorTok"/>
+        </w:rPr>
+        <w:t xml:space="preserve">.</w:t>
+      </w:r>
+      <w:r>
+        <w:rPr>
+          <w:rStyle w:val="FunctionTok"/>
+        </w:rPr>
+        <w:t xml:space="preserve">out</w:t>
+      </w:r>
+      <w:r>
+        <w:rPr>
+          <w:rStyle w:val="OperatorTok"/>
+        </w:rPr>
+        <w:t xml:space="preserve">.</w:t>
+      </w:r>
+      <w:r>
+        <w:rPr>
+          <w:rStyle w:val="FunctionTok"/>
+        </w:rPr>
+        <w:t xml:space="preserve">println</w:t>
+      </w:r>
+      <w:r>
+        <w:rPr>
+          <w:rStyle w:val="OperatorTok"/>
+        </w:rPr>
+        <w:t xml:space="preserve">(</w:t>
+      </w:r>
+      <w:r>
+        <w:rPr>
+          <w:rStyle w:val="StringTok"/>
+        </w:rPr>
+        <w:t xml:space="preserve">"Sum: "</w:t>
+      </w:r>
+      <w:r>
+        <w:rPr>
+          <w:rStyle w:val="NormalTok"/>
+        </w:rPr>
+        <w:t xml:space="preserve"> </w:t>
+      </w:r>
+      <w:r>
+        <w:rPr>
+          <w:rStyle w:val="OperatorTok"/>
+        </w:rPr>
+        <w:t xml:space="preserve">+</w:t>
+      </w:r>
+      <w:r>
+        <w:rPr>
+          <w:rStyle w:val="NormalTok"/>
+        </w:rPr>
+        <w:t xml:space="preserve"> Main</w:t>
+      </w:r>
+      <w:r>
+        <w:rPr>
+          <w:rStyle w:val="OperatorTok"/>
+        </w:rPr>
+        <w:t xml:space="preserve">.</w:t>
+      </w:r>
+      <w:r>
+        <w:rPr>
+          <w:rStyle w:val="FunctionTok"/>
+        </w:rPr>
+        <w:t xml:space="preserve">add</w:t>
+      </w:r>
+      <w:r>
+        <w:rPr>
+          <w:rStyle w:val="OperatorTok"/>
+        </w:rPr>
+        <w:t xml:space="preserve">(</w:t>
+      </w:r>
+      <w:r>
+        <w:rPr>
+          <w:rStyle w:val="DecValTok"/>
+        </w:rPr>
+        <w:t xml:space="preserve">5</w:t>
+      </w:r>
+      <w:r>
+        <w:rPr>
+          <w:rStyle w:val="OperatorTok"/>
+        </w:rPr>
+        <w:t xml:space="preserve">,</w:t>
+      </w:r>
+      <w:r>
+        <w:rPr>
+          <w:rStyle w:val="NormalTok"/>
+        </w:rPr>
+        <w:t xml:space="preserve"> </w:t>
+      </w:r>
+      <w:r>
+        <w:rPr>
+          <w:rStyle w:val="DecValTok"/>
+        </w:rPr>
+        <w:t xml:space="preserve">10</w:t>
+      </w:r>
+      <w:r>
+        <w:rPr>
+          <w:rStyle w:val="OperatorTok"/>
+        </w:rPr>
+        <w:t xml:space="preserve">));</w:t>
+      </w:r>
+      <w:r>
+        <w:br/>
+      </w:r>
+      <w:r>
+        <w:br/>
+      </w:r>
+      <w:r>
+        <w:rPr>
+          <w:rStyle w:val="NormalTok"/>
+        </w:rPr>
+        <w:t xml:space="preserve">    </w:t>
+      </w:r>
+      <w:r>
+        <w:rPr>
           <w:rStyle w:val="CommentTok"/>
         </w:rPr>
-        <w:t xml:space="preserve">// Function to add two numbers</w:t>
+        <w:t xml:space="preserve">// Calling the factorial method</w:t>
       </w:r>
       <w:r>
         <w:br/>
@@ -785,9 +1029,45 @@
       </w:r>
       <w:r>
         <w:rPr>
-          <w:rStyle w:val="KeywordTok"/>
-        </w:rPr>
-        <w:t xml:space="preserve">public</w:t>
+          <w:rStyle w:val="BuiltInTok"/>
+        </w:rPr>
+        <w:t xml:space="preserve">System</w:t>
+      </w:r>
+      <w:r>
+        <w:rPr>
+          <w:rStyle w:val="OperatorTok"/>
+        </w:rPr>
+        <w:t xml:space="preserve">.</w:t>
+      </w:r>
+      <w:r>
+        <w:rPr>
+          <w:rStyle w:val="FunctionTok"/>
+        </w:rPr>
+        <w:t xml:space="preserve">out</w:t>
+      </w:r>
+      <w:r>
+        <w:rPr>
+          <w:rStyle w:val="OperatorTok"/>
+        </w:rPr>
+        <w:t xml:space="preserve">.</w:t>
+      </w:r>
+      <w:r>
+        <w:rPr>
+          <w:rStyle w:val="FunctionTok"/>
+        </w:rPr>
+        <w:t xml:space="preserve">println</w:t>
+      </w:r>
+      <w:r>
+        <w:rPr>
+          <w:rStyle w:val="OperatorTok"/>
+        </w:rPr>
+        <w:t xml:space="preserve">(</w:t>
+      </w:r>
+      <w:r>
+        <w:rPr>
+          <w:rStyle w:val="StringTok"/>
+        </w:rPr>
+        <w:t xml:space="preserve">"Factorial: "</w:t>
       </w:r>
       <w:r>
         <w:rPr>
@@ -797,33 +1077,84 @@
       </w:r>
       <w:r>
         <w:rPr>
-          <w:rStyle w:val="DataTypeTok"/>
-        </w:rPr>
-        <w:t xml:space="preserve">static</w:t>
+          <w:rStyle w:val="OperatorTok"/>
+        </w:rPr>
+        <w:t xml:space="preserve">+</w:t>
       </w:r>
       <w:r>
         <w:rPr>
           <w:rStyle w:val="NormalTok"/>
         </w:rPr>
-        <w:t xml:space="preserve"> </w:t>
-      </w:r>
-      <w:r>
-        <w:rPr>
-          <w:rStyle w:val="DataTypeTok"/>
-        </w:rPr>
-        <w:t xml:space="preserve">int</w:t>
+        <w:t xml:space="preserve"> Main</w:t>
+      </w:r>
+      <w:r>
+        <w:rPr>
+          <w:rStyle w:val="OperatorTok"/>
+        </w:rPr>
+        <w:t xml:space="preserve">.</w:t>
+      </w:r>
+      <w:r>
+        <w:rPr>
+          <w:rStyle w:val="FunctionTok"/>
+        </w:rPr>
+        <w:t xml:space="preserve">factorial</w:t>
+      </w:r>
+      <w:r>
+        <w:rPr>
+          <w:rStyle w:val="OperatorTok"/>
+        </w:rPr>
+        <w:t xml:space="preserve">(</w:t>
+      </w:r>
+      <w:r>
+        <w:rPr>
+          <w:rStyle w:val="DecValTok"/>
+        </w:rPr>
+        <w:t xml:space="preserve">5</w:t>
+      </w:r>
+      <w:r>
+        <w:rPr>
+          <w:rStyle w:val="OperatorTok"/>
+        </w:rPr>
+        <w:t xml:space="preserve">));</w:t>
+      </w:r>
+      <w:r>
+        <w:br/>
+      </w:r>
+      <w:r>
+        <w:br/>
       </w:r>
       <w:r>
         <w:rPr>
           <w:rStyle w:val="NormalTok"/>
         </w:rPr>
-        <w:t xml:space="preserve"> </w:t>
+        <w:t xml:space="preserve">    </w:t>
+      </w:r>
+      <w:r>
+        <w:rPr>
+          <w:rStyle w:val="CommentTok"/>
+        </w:rPr>
+        <w:t xml:space="preserve">// Calling the greet method</w:t>
+      </w:r>
+      <w:r>
+        <w:br/>
+      </w:r>
+      <w:r>
+        <w:rPr>
+          <w:rStyle w:val="NormalTok"/>
+        </w:rPr>
+        <w:t xml:space="preserve">    Main</w:t>
+      </w:r>
+      <w:r>
+        <w:rPr>
+          <w:rStyle w:val="OperatorTok"/>
+        </w:rPr>
+        <w:t xml:space="preserve">.</w:t>
       </w:r>
       <w:r>
         <w:rPr>
           <w:rStyle w:val="FunctionTok"/>
         </w:rPr>
-        <w:t xml:space="preserve">add</w:t>
+        <w:t xml:space="preserve">greet</w:t>
       </w:r>
       <w:r>
         <w:rPr>
@@ -833,972 +1164,15 @@
       </w:r>
       <w:r>
         <w:rPr>
-          <w:rStyle w:val="DataTypeTok"/>
-        </w:rPr>
-        <w:t xml:space="preserve">int</w:t>
-      </w:r>
-      <w:r>
-        <w:rPr>
-          <w:rStyle w:val="NormalTok"/>
-        </w:rPr>
-        <w:t xml:space="preserve"> a</w:t>
+          <w:rStyle w:val="StringTok"/>
+        </w:rPr>
+        <w:t xml:space="preserve">"Prateek"</w:t>
       </w:r>
       <w:r>
         <w:rPr>
           <w:rStyle w:val="OperatorTok"/>
         </w:rPr>
-        <w:t xml:space="preserve">,</w:t>
-      </w:r>
-      <w:r>
-        <w:rPr>
-          <w:rStyle w:val="NormalTok"/>
-        </w:rPr>
-        <w:t xml:space="preserve"> </w:t>
-      </w:r>
-      <w:r>
-        <w:rPr>
-          <w:rStyle w:val="DataTypeTok"/>
-        </w:rPr>
-        <w:t xml:space="preserve">int</w:t>
-      </w:r>
-      <w:r>
-        <w:rPr>
-          <w:rStyle w:val="NormalTok"/>
-        </w:rPr>
-        <w:t xml:space="preserve"> b</w:t>
-      </w:r>
-      <w:r>
-        <w:rPr>
-          <w:rStyle w:val="OperatorTok"/>
-        </w:rPr>
-        <w:t xml:space="preserve">)</w:t>
-      </w:r>
-      <w:r>
-        <w:rPr>
-          <w:rStyle w:val="NormalTok"/>
-        </w:rPr>
-        <w:t xml:space="preserve"> </w:t>
-      </w:r>
-      <w:r>
-        <w:rPr>
-          <w:rStyle w:val="OperatorTok"/>
-        </w:rPr>
-        <w:t xml:space="preserve">{</w:t>
-      </w:r>
-      <w:r>
-        <w:br/>
-      </w:r>
-      <w:r>
-        <w:rPr>
-          <w:rStyle w:val="NormalTok"/>
-        </w:rPr>
-        <w:t xml:space="preserve">        </w:t>
-      </w:r>
-      <w:r>
-        <w:rPr>
-          <w:rStyle w:val="ControlFlowTok"/>
-        </w:rPr>
-        <w:t xml:space="preserve">return</w:t>
-      </w:r>
-      <w:r>
-        <w:rPr>
-          <w:rStyle w:val="NormalTok"/>
-        </w:rPr>
-        <w:t xml:space="preserve"> a </w:t>
-      </w:r>
-      <w:r>
-        <w:rPr>
-          <w:rStyle w:val="OperatorTok"/>
-        </w:rPr>
-        <w:t xml:space="preserve">+</w:t>
-      </w:r>
-      <w:r>
-        <w:rPr>
-          <w:rStyle w:val="NormalTok"/>
-        </w:rPr>
-        <w:t xml:space="preserve"> b</w:t>
-      </w:r>
-      <w:r>
-        <w:rPr>
-          <w:rStyle w:val="OperatorTok"/>
-        </w:rPr>
-        <w:t xml:space="preserve">;</w:t>
-      </w:r>
-      <w:r>
-        <w:br/>
-      </w:r>
-      <w:r>
-        <w:rPr>
-          <w:rStyle w:val="NormalTok"/>
-        </w:rPr>
-        <w:t xml:space="preserve">    </w:t>
-      </w:r>
-      <w:r>
-        <w:rPr>
-          <w:rStyle w:val="OperatorTok"/>
-        </w:rPr>
-        <w:t xml:space="preserve">}</w:t>
-      </w:r>
-      <w:r>
-        <w:br/>
-      </w:r>
-      <w:r>
-        <w:br/>
-      </w:r>
-      <w:r>
-        <w:rPr>
-          <w:rStyle w:val="NormalTok"/>
-        </w:rPr>
-        <w:t xml:space="preserve">    </w:t>
-      </w:r>
-      <w:r>
-        <w:rPr>
-          <w:rStyle w:val="CommentTok"/>
-        </w:rPr>
-        <w:t xml:space="preserve">// Function to find factorial of a number</w:t>
-      </w:r>
-      <w:r>
-        <w:br/>
-      </w:r>
-      <w:r>
-        <w:rPr>
-          <w:rStyle w:val="NormalTok"/>
-        </w:rPr>
-        <w:t xml:space="preserve">    </w:t>
-      </w:r>
-      <w:r>
-        <w:rPr>
-          <w:rStyle w:val="KeywordTok"/>
-        </w:rPr>
-        <w:t xml:space="preserve">public</w:t>
-      </w:r>
-      <w:r>
-        <w:rPr>
-          <w:rStyle w:val="NormalTok"/>
-        </w:rPr>
-        <w:t xml:space="preserve"> </w:t>
-      </w:r>
-      <w:r>
-        <w:rPr>
-          <w:rStyle w:val="DataTypeTok"/>
-        </w:rPr>
-        <w:t xml:space="preserve">static</w:t>
-      </w:r>
-      <w:r>
-        <w:rPr>
-          <w:rStyle w:val="NormalTok"/>
-        </w:rPr>
-        <w:t xml:space="preserve"> </w:t>
-      </w:r>
-      <w:r>
-        <w:rPr>
-          <w:rStyle w:val="DataTypeTok"/>
-        </w:rPr>
-        <w:t xml:space="preserve">int</w:t>
-      </w:r>
-      <w:r>
-        <w:rPr>
-          <w:rStyle w:val="NormalTok"/>
-        </w:rPr>
-        <w:t xml:space="preserve"> </w:t>
-      </w:r>
-      <w:r>
-        <w:rPr>
-          <w:rStyle w:val="FunctionTok"/>
-        </w:rPr>
-        <w:t xml:space="preserve">factorial</w:t>
-      </w:r>
-      <w:r>
-        <w:rPr>
-          <w:rStyle w:val="OperatorTok"/>
-        </w:rPr>
-        <w:t xml:space="preserve">(</w:t>
-      </w:r>
-      <w:r>
-        <w:rPr>
-          <w:rStyle w:val="DataTypeTok"/>
-        </w:rPr>
-        <w:t xml:space="preserve">int</w:t>
-      </w:r>
-      <w:r>
-        <w:rPr>
-          <w:rStyle w:val="NormalTok"/>
-        </w:rPr>
-        <w:t xml:space="preserve"> n</w:t>
-      </w:r>
-      <w:r>
-        <w:rPr>
-          <w:rStyle w:val="OperatorTok"/>
-        </w:rPr>
-        <w:t xml:space="preserve">)</w:t>
-      </w:r>
-      <w:r>
-        <w:rPr>
-          <w:rStyle w:val="NormalTok"/>
-        </w:rPr>
-        <w:t xml:space="preserve"> </w:t>
-      </w:r>
-      <w:r>
-        <w:rPr>
-          <w:rStyle w:val="OperatorTok"/>
-        </w:rPr>
-        <w:t xml:space="preserve">{</w:t>
-      </w:r>
-      <w:r>
-        <w:br/>
-      </w:r>
-      <w:r>
-        <w:rPr>
-          <w:rStyle w:val="NormalTok"/>
-        </w:rPr>
-        <w:t xml:space="preserve">        </w:t>
-      </w:r>
-      <w:r>
-        <w:rPr>
-          <w:rStyle w:val="ControlFlowTok"/>
-        </w:rPr>
-        <w:t xml:space="preserve">if</w:t>
-      </w:r>
-      <w:r>
-        <w:rPr>
-          <w:rStyle w:val="NormalTok"/>
-        </w:rPr>
-        <w:t xml:space="preserve"> </w:t>
-      </w:r>
-      <w:r>
-        <w:rPr>
-          <w:rStyle w:val="OperatorTok"/>
-        </w:rPr>
-        <w:t xml:space="preserve">(</w:t>
-      </w:r>
-      <w:r>
-        <w:rPr>
-          <w:rStyle w:val="NormalTok"/>
-        </w:rPr>
-        <w:t xml:space="preserve">n </w:t>
-      </w:r>
-      <w:r>
-        <w:rPr>
-          <w:rStyle w:val="OperatorTok"/>
-        </w:rPr>
-        <w:t xml:space="preserve">&lt;=</w:t>
-      </w:r>
-      <w:r>
-        <w:rPr>
-          <w:rStyle w:val="NormalTok"/>
-        </w:rPr>
-        <w:t xml:space="preserve"> </w:t>
-      </w:r>
-      <w:r>
-        <w:rPr>
-          <w:rStyle w:val="DecValTok"/>
-        </w:rPr>
-        <w:t xml:space="preserve">1</w:t>
-      </w:r>
-      <w:r>
-        <w:rPr>
-          <w:rStyle w:val="OperatorTok"/>
-        </w:rPr>
-        <w:t xml:space="preserve">)</w:t>
-      </w:r>
-      <w:r>
-        <w:br/>
-      </w:r>
-      <w:r>
-        <w:rPr>
-          <w:rStyle w:val="NormalTok"/>
-        </w:rPr>
-        <w:t xml:space="preserve">            </w:t>
-      </w:r>
-      <w:r>
-        <w:rPr>
-          <w:rStyle w:val="ControlFlowTok"/>
-        </w:rPr>
-        <w:t xml:space="preserve">return</w:t>
-      </w:r>
-      <w:r>
-        <w:rPr>
-          <w:rStyle w:val="NormalTok"/>
-        </w:rPr>
-        <w:t xml:space="preserve"> </w:t>
-      </w:r>
-      <w:r>
-        <w:rPr>
-          <w:rStyle w:val="DecValTok"/>
-        </w:rPr>
-        <w:t xml:space="preserve">1</w:t>
-      </w:r>
-      <w:r>
-        <w:rPr>
-          <w:rStyle w:val="OperatorTok"/>
-        </w:rPr>
-        <w:t xml:space="preserve">;</w:t>
-      </w:r>
-      <w:r>
-        <w:br/>
-      </w:r>
-      <w:r>
-        <w:rPr>
-          <w:rStyle w:val="NormalTok"/>
-        </w:rPr>
-        <w:t xml:space="preserve">        </w:t>
-      </w:r>
-      <w:r>
-        <w:rPr>
-          <w:rStyle w:val="ControlFlowTok"/>
-        </w:rPr>
-        <w:t xml:space="preserve">else</w:t>
-      </w:r>
-      <w:r>
-        <w:br/>
-      </w:r>
-      <w:r>
-        <w:rPr>
-          <w:rStyle w:val="NormalTok"/>
-        </w:rPr>
-        <w:t xml:space="preserve">            </w:t>
-      </w:r>
-      <w:r>
-        <w:rPr>
-          <w:rStyle w:val="ControlFlowTok"/>
-        </w:rPr>
-        <w:t xml:space="preserve">return</w:t>
-      </w:r>
-      <w:r>
-        <w:rPr>
-          <w:rStyle w:val="NormalTok"/>
-        </w:rPr>
-        <w:t xml:space="preserve"> n </w:t>
-      </w:r>
-      <w:r>
-        <w:rPr>
-          <w:rStyle w:val="OperatorTok"/>
-        </w:rPr>
-        <w:t xml:space="preserve">*</w:t>
-      </w:r>
-      <w:r>
-        <w:rPr>
-          <w:rStyle w:val="NormalTok"/>
-        </w:rPr>
-        <w:t xml:space="preserve"> </w:t>
-      </w:r>
-      <w:r>
-        <w:rPr>
-          <w:rStyle w:val="FunctionTok"/>
-        </w:rPr>
-        <w:t xml:space="preserve">factorial</w:t>
-      </w:r>
-      <w:r>
-        <w:rPr>
-          <w:rStyle w:val="OperatorTok"/>
-        </w:rPr>
-        <w:t xml:space="preserve">(</w:t>
-      </w:r>
-      <w:r>
-        <w:rPr>
-          <w:rStyle w:val="NormalTok"/>
-        </w:rPr>
-        <w:t xml:space="preserve">n </w:t>
-      </w:r>
-      <w:r>
-        <w:rPr>
-          <w:rStyle w:val="OperatorTok"/>
-        </w:rPr>
-        <w:t xml:space="preserve">-</w:t>
-      </w:r>
-      <w:r>
-        <w:rPr>
-          <w:rStyle w:val="NormalTok"/>
-        </w:rPr>
-        <w:t xml:space="preserve"> </w:t>
-      </w:r>
-      <w:r>
-        <w:rPr>
-          <w:rStyle w:val="DecValTok"/>
-        </w:rPr>
-        <w:t xml:space="preserve">1</w:t>
-      </w:r>
-      <w:r>
-        <w:rPr>
-          <w:rStyle w:val="OperatorTok"/>
-        </w:rPr>
         <w:t xml:space="preserve">);</w:t>
-      </w:r>
-      <w:r>
-        <w:br/>
-      </w:r>
-      <w:r>
-        <w:rPr>
-          <w:rStyle w:val="NormalTok"/>
-        </w:rPr>
-        <w:t xml:space="preserve">    </w:t>
-      </w:r>
-      <w:r>
-        <w:rPr>
-          <w:rStyle w:val="OperatorTok"/>
-        </w:rPr>
-        <w:t xml:space="preserve">}</w:t>
-      </w:r>
-      <w:r>
-        <w:br/>
-      </w:r>
-      <w:r>
-        <w:br/>
-      </w:r>
-      <w:r>
-        <w:rPr>
-          <w:rStyle w:val="NormalTok"/>
-        </w:rPr>
-        <w:t xml:space="preserve">    </w:t>
-      </w:r>
-      <w:r>
-        <w:rPr>
-          <w:rStyle w:val="CommentTok"/>
-        </w:rPr>
-        <w:t xml:space="preserve">// Function to print a greeting message</w:t>
-      </w:r>
-      <w:r>
-        <w:br/>
-      </w:r>
-      <w:r>
-        <w:rPr>
-          <w:rStyle w:val="NormalTok"/>
-        </w:rPr>
-        <w:t xml:space="preserve">    </w:t>
-      </w:r>
-      <w:r>
-        <w:rPr>
-          <w:rStyle w:val="KeywordTok"/>
-        </w:rPr>
-        <w:t xml:space="preserve">public</w:t>
-      </w:r>
-      <w:r>
-        <w:rPr>
-          <w:rStyle w:val="NormalTok"/>
-        </w:rPr>
-        <w:t xml:space="preserve"> </w:t>
-      </w:r>
-      <w:r>
-        <w:rPr>
-          <w:rStyle w:val="DataTypeTok"/>
-        </w:rPr>
-        <w:t xml:space="preserve">static</w:t>
-      </w:r>
-      <w:r>
-        <w:rPr>
-          <w:rStyle w:val="NormalTok"/>
-        </w:rPr>
-        <w:t xml:space="preserve"> </w:t>
-      </w:r>
-      <w:r>
-        <w:rPr>
-          <w:rStyle w:val="DataTypeTok"/>
-        </w:rPr>
-        <w:t xml:space="preserve">void</w:t>
-      </w:r>
-      <w:r>
-        <w:rPr>
-          <w:rStyle w:val="NormalTok"/>
-        </w:rPr>
-        <w:t xml:space="preserve"> </w:t>
-      </w:r>
-      <w:r>
-        <w:rPr>
-          <w:rStyle w:val="FunctionTok"/>
-        </w:rPr>
-        <w:t xml:space="preserve">greet</w:t>
-      </w:r>
-      <w:r>
-        <w:rPr>
-          <w:rStyle w:val="OperatorTok"/>
-        </w:rPr>
-        <w:t xml:space="preserve">(</w:t>
-      </w:r>
-      <w:r>
-        <w:rPr>
-          <w:rStyle w:val="BuiltInTok"/>
-        </w:rPr>
-        <w:t xml:space="preserve">String</w:t>
-      </w:r>
-      <w:r>
-        <w:rPr>
-          <w:rStyle w:val="NormalTok"/>
-        </w:rPr>
-        <w:t xml:space="preserve"> name</w:t>
-      </w:r>
-      <w:r>
-        <w:rPr>
-          <w:rStyle w:val="OperatorTok"/>
-        </w:rPr>
-        <w:t xml:space="preserve">)</w:t>
-      </w:r>
-      <w:r>
-        <w:rPr>
-          <w:rStyle w:val="NormalTok"/>
-        </w:rPr>
-        <w:t xml:space="preserve"> </w:t>
-      </w:r>
-      <w:r>
-        <w:rPr>
-          <w:rStyle w:val="OperatorTok"/>
-        </w:rPr>
-        <w:t xml:space="preserve">{</w:t>
-      </w:r>
-      <w:r>
-        <w:br/>
-      </w:r>
-      <w:r>
-        <w:rPr>
-          <w:rStyle w:val="NormalTok"/>
-        </w:rPr>
-        <w:t xml:space="preserve">        </w:t>
-      </w:r>
-      <w:r>
-        <w:rPr>
-          <w:rStyle w:val="BuiltInTok"/>
-        </w:rPr>
-        <w:t xml:space="preserve">System</w:t>
-      </w:r>
-      <w:r>
-        <w:rPr>
-          <w:rStyle w:val="OperatorTok"/>
-        </w:rPr>
-        <w:t xml:space="preserve">.</w:t>
-      </w:r>
-      <w:r>
-        <w:rPr>
-          <w:rStyle w:val="FunctionTok"/>
-        </w:rPr>
-        <w:t xml:space="preserve">out</w:t>
-      </w:r>
-      <w:r>
-        <w:rPr>
-          <w:rStyle w:val="OperatorTok"/>
-        </w:rPr>
-        <w:t xml:space="preserve">.</w:t>
-      </w:r>
-      <w:r>
-        <w:rPr>
-          <w:rStyle w:val="FunctionTok"/>
-        </w:rPr>
-        <w:t xml:space="preserve">println</w:t>
-      </w:r>
-      <w:r>
-        <w:rPr>
-          <w:rStyle w:val="OperatorTok"/>
-        </w:rPr>
-        <w:t xml:space="preserve">(</w:t>
-      </w:r>
-      <w:r>
-        <w:rPr>
-          <w:rStyle w:val="StringTok"/>
-        </w:rPr>
-        <w:t xml:space="preserve">"Hello, "</w:t>
-      </w:r>
-      <w:r>
-        <w:rPr>
-          <w:rStyle w:val="NormalTok"/>
-        </w:rPr>
-        <w:t xml:space="preserve"> </w:t>
-      </w:r>
-      <w:r>
-        <w:rPr>
-          <w:rStyle w:val="OperatorTok"/>
-        </w:rPr>
-        <w:t xml:space="preserve">+</w:t>
-      </w:r>
-      <w:r>
-        <w:rPr>
-          <w:rStyle w:val="NormalTok"/>
-        </w:rPr>
-        <w:t xml:space="preserve"> name </w:t>
-      </w:r>
-      <w:r>
-        <w:rPr>
-          <w:rStyle w:val="OperatorTok"/>
-        </w:rPr>
-        <w:t xml:space="preserve">+</w:t>
-      </w:r>
-      <w:r>
-        <w:rPr>
-          <w:rStyle w:val="NormalTok"/>
-        </w:rPr>
-        <w:t xml:space="preserve"> </w:t>
-      </w:r>
-      <w:r>
-        <w:rPr>
-          <w:rStyle w:val="StringTok"/>
-        </w:rPr>
-        <w:t xml:space="preserve">"!"</w:t>
-      </w:r>
-      <w:r>
-        <w:rPr>
-          <w:rStyle w:val="OperatorTok"/>
-        </w:rPr>
-        <w:t xml:space="preserve">);</w:t>
-      </w:r>
-      <w:r>
-        <w:br/>
-      </w:r>
-      <w:r>
-        <w:rPr>
-          <w:rStyle w:val="NormalTok"/>
-        </w:rPr>
-        <w:t xml:space="preserve">    </w:t>
-      </w:r>
-      <w:r>
-        <w:rPr>
-          <w:rStyle w:val="OperatorTok"/>
-        </w:rPr>
-        <w:t xml:space="preserve">}</w:t>
-      </w:r>
-      <w:r>
-        <w:br/>
-      </w:r>
-      <w:r>
-        <w:br/>
-      </w:r>
-      <w:r>
-        <w:rPr>
-          <w:rStyle w:val="NormalTok"/>
-        </w:rPr>
-        <w:t xml:space="preserve">    </w:t>
-      </w:r>
-      <w:r>
-        <w:rPr>
-          <w:rStyle w:val="KeywordTok"/>
-        </w:rPr>
-        <w:t xml:space="preserve">public</w:t>
-      </w:r>
-      <w:r>
-        <w:rPr>
-          <w:rStyle w:val="NormalTok"/>
-        </w:rPr>
-        <w:t xml:space="preserve"> </w:t>
-      </w:r>
-      <w:r>
-        <w:rPr>
-          <w:rStyle w:val="DataTypeTok"/>
-        </w:rPr>
-        <w:t xml:space="preserve">static</w:t>
-      </w:r>
-      <w:r>
-        <w:rPr>
-          <w:rStyle w:val="NormalTok"/>
-        </w:rPr>
-        <w:t xml:space="preserve"> </w:t>
-      </w:r>
-      <w:r>
-        <w:rPr>
-          <w:rStyle w:val="DataTypeTok"/>
-        </w:rPr>
-        <w:t xml:space="preserve">void</w:t>
-      </w:r>
-      <w:r>
-        <w:rPr>
-          <w:rStyle w:val="NormalTok"/>
-        </w:rPr>
-        <w:t xml:space="preserve"> </w:t>
-      </w:r>
-      <w:r>
-        <w:rPr>
-          <w:rStyle w:val="FunctionTok"/>
-        </w:rPr>
-        <w:t xml:space="preserve">main</w:t>
-      </w:r>
-      <w:r>
-        <w:rPr>
-          <w:rStyle w:val="OperatorTok"/>
-        </w:rPr>
-        <w:t xml:space="preserve">(</w:t>
-      </w:r>
-      <w:r>
-        <w:rPr>
-          <w:rStyle w:val="BuiltInTok"/>
-        </w:rPr>
-        <w:t xml:space="preserve">String</w:t>
-      </w:r>
-      <w:r>
-        <w:rPr>
-          <w:rStyle w:val="OperatorTok"/>
-        </w:rPr>
-        <w:t xml:space="preserve">[]</w:t>
-      </w:r>
-      <w:r>
-        <w:rPr>
-          <w:rStyle w:val="NormalTok"/>
-        </w:rPr>
-        <w:t xml:space="preserve"> args</w:t>
-      </w:r>
-      <w:r>
-        <w:rPr>
-          <w:rStyle w:val="OperatorTok"/>
-        </w:rPr>
-        <w:t xml:space="preserve">)</w:t>
-      </w:r>
-      <w:r>
-        <w:rPr>
-          <w:rStyle w:val="NormalTok"/>
-        </w:rPr>
-        <w:t xml:space="preserve"> </w:t>
-      </w:r>
-      <w:r>
-        <w:rPr>
-          <w:rStyle w:val="OperatorTok"/>
-        </w:rPr>
-        <w:t xml:space="preserve">{</w:t>
-      </w:r>
-      <w:r>
-        <w:br/>
-      </w:r>
-      <w:r>
-        <w:rPr>
-          <w:rStyle w:val="NormalTok"/>
-        </w:rPr>
-        <w:t xml:space="preserve">        </w:t>
-      </w:r>
-      <w:r>
-        <w:rPr>
-          <w:rStyle w:val="BuiltInTok"/>
-        </w:rPr>
-        <w:t xml:space="preserve">System</w:t>
-      </w:r>
-      <w:r>
-        <w:rPr>
-          <w:rStyle w:val="OperatorTok"/>
-        </w:rPr>
-        <w:t xml:space="preserve">.</w:t>
-      </w:r>
-      <w:r>
-        <w:rPr>
-          <w:rStyle w:val="FunctionTok"/>
-        </w:rPr>
-        <w:t xml:space="preserve">out</w:t>
-      </w:r>
-      <w:r>
-        <w:rPr>
-          <w:rStyle w:val="OperatorTok"/>
-        </w:rPr>
-        <w:t xml:space="preserve">.</w:t>
-      </w:r>
-      <w:r>
-        <w:rPr>
-          <w:rStyle w:val="FunctionTok"/>
-        </w:rPr>
-        <w:t xml:space="preserve">println</w:t>
-      </w:r>
-      <w:r>
-        <w:rPr>
-          <w:rStyle w:val="OperatorTok"/>
-        </w:rPr>
-        <w:t xml:space="preserve">(</w:t>
-      </w:r>
-      <w:r>
-        <w:rPr>
-          <w:rStyle w:val="StringTok"/>
-        </w:rPr>
-        <w:t xml:space="preserve">"Sum: "</w:t>
-      </w:r>
-      <w:r>
-        <w:rPr>
-          <w:rStyle w:val="NormalTok"/>
-        </w:rPr>
-        <w:t xml:space="preserve"> </w:t>
-      </w:r>
-      <w:r>
-        <w:rPr>
-          <w:rStyle w:val="OperatorTok"/>
-        </w:rPr>
-        <w:t xml:space="preserve">+</w:t>
-      </w:r>
-      <w:r>
-        <w:rPr>
-          <w:rStyle w:val="NormalTok"/>
-        </w:rPr>
-        <w:t xml:space="preserve"> </w:t>
-      </w:r>
-      <w:r>
-        <w:rPr>
-          <w:rStyle w:val="FunctionTok"/>
-        </w:rPr>
-        <w:t xml:space="preserve">add</w:t>
-      </w:r>
-      <w:r>
-        <w:rPr>
-          <w:rStyle w:val="OperatorTok"/>
-        </w:rPr>
-        <w:t xml:space="preserve">(</w:t>
-      </w:r>
-      <w:r>
-        <w:rPr>
-          <w:rStyle w:val="DecValTok"/>
-        </w:rPr>
-        <w:t xml:space="preserve">5</w:t>
-      </w:r>
-      <w:r>
-        <w:rPr>
-          <w:rStyle w:val="OperatorTok"/>
-        </w:rPr>
-        <w:t xml:space="preserve">,</w:t>
-      </w:r>
-      <w:r>
-        <w:rPr>
-          <w:rStyle w:val="NormalTok"/>
-        </w:rPr>
-        <w:t xml:space="preserve"> </w:t>
-      </w:r>
-      <w:r>
-        <w:rPr>
-          <w:rStyle w:val="DecValTok"/>
-        </w:rPr>
-        <w:t xml:space="preserve">10</w:t>
-      </w:r>
-      <w:r>
-        <w:rPr>
-          <w:rStyle w:val="OperatorTok"/>
-        </w:rPr>
-        <w:t xml:space="preserve">));</w:t>
-      </w:r>
-      <w:r>
-        <w:br/>
-      </w:r>
-      <w:r>
-        <w:rPr>
-          <w:rStyle w:val="NormalTok"/>
-        </w:rPr>
-        <w:t xml:space="preserve">        </w:t>
-      </w:r>
-      <w:r>
-        <w:rPr>
-          <w:rStyle w:val="BuiltInTok"/>
-        </w:rPr>
-        <w:t xml:space="preserve">System</w:t>
-      </w:r>
-      <w:r>
-        <w:rPr>
-          <w:rStyle w:val="OperatorTok"/>
-        </w:rPr>
-        <w:t xml:space="preserve">.</w:t>
-      </w:r>
-      <w:r>
-        <w:rPr>
-          <w:rStyle w:val="FunctionTok"/>
-        </w:rPr>
-        <w:t xml:space="preserve">out</w:t>
-      </w:r>
-      <w:r>
-        <w:rPr>
-          <w:rStyle w:val="OperatorTok"/>
-        </w:rPr>
-        <w:t xml:space="preserve">.</w:t>
-      </w:r>
-      <w:r>
-        <w:rPr>
-          <w:rStyle w:val="FunctionTok"/>
-        </w:rPr>
-        <w:t xml:space="preserve">println</w:t>
-      </w:r>
-      <w:r>
-        <w:rPr>
-          <w:rStyle w:val="OperatorTok"/>
-        </w:rPr>
-        <w:t xml:space="preserve">(</w:t>
-      </w:r>
-      <w:r>
-        <w:rPr>
-          <w:rStyle w:val="StringTok"/>
-        </w:rPr>
-        <w:t xml:space="preserve">"Factorial: "</w:t>
-      </w:r>
-      <w:r>
-        <w:rPr>
-          <w:rStyle w:val="NormalTok"/>
-        </w:rPr>
-        <w:t xml:space="preserve"> </w:t>
-      </w:r>
-      <w:r>
-        <w:rPr>
-          <w:rStyle w:val="OperatorTok"/>
-        </w:rPr>
-        <w:t xml:space="preserve">+</w:t>
-      </w:r>
-      <w:r>
-        <w:rPr>
-          <w:rStyle w:val="NormalTok"/>
-        </w:rPr>
-        <w:t xml:space="preserve"> </w:t>
-      </w:r>
-      <w:r>
-        <w:rPr>
-          <w:rStyle w:val="FunctionTok"/>
-        </w:rPr>
-        <w:t xml:space="preserve">factorial</w:t>
-      </w:r>
-      <w:r>
-        <w:rPr>
-          <w:rStyle w:val="OperatorTok"/>
-        </w:rPr>
-        <w:t xml:space="preserve">(</w:t>
-      </w:r>
-      <w:r>
-        <w:rPr>
-          <w:rStyle w:val="DecValTok"/>
-        </w:rPr>
-        <w:t xml:space="preserve">5</w:t>
-      </w:r>
-      <w:r>
-        <w:rPr>
-          <w:rStyle w:val="OperatorTok"/>
-        </w:rPr>
-        <w:t xml:space="preserve">));</w:t>
-      </w:r>
-      <w:r>
-        <w:br/>
-      </w:r>
-      <w:r>
-        <w:rPr>
-          <w:rStyle w:val="NormalTok"/>
-        </w:rPr>
-        <w:t xml:space="preserve">        </w:t>
-      </w:r>
-      <w:r>
-        <w:rPr>
-          <w:rStyle w:val="FunctionTok"/>
-        </w:rPr>
-        <w:t xml:space="preserve">greet</w:t>
-      </w:r>
-      <w:r>
-        <w:rPr>
-          <w:rStyle w:val="OperatorTok"/>
-        </w:rPr>
-        <w:t xml:space="preserve">(</w:t>
-      </w:r>
-      <w:r>
-        <w:rPr>
-          <w:rStyle w:val="StringTok"/>
-        </w:rPr>
-        <w:t xml:space="preserve">"Prateek"</w:t>
-      </w:r>
-      <w:r>
-        <w:rPr>
-          <w:rStyle w:val="OperatorTok"/>
-        </w:rPr>
-        <w:t xml:space="preserve">);</w:t>
-      </w:r>
-      <w:r>
-        <w:br/>
-      </w:r>
-      <w:r>
-        <w:rPr>
-          <w:rStyle w:val="NormalTok"/>
-        </w:rPr>
-        <w:t xml:space="preserve">    </w:t>
-      </w:r>
-      <w:r>
-        <w:rPr>
-          <w:rStyle w:val="OperatorTok"/>
-        </w:rPr>
-        <w:t xml:space="preserve">}</w:t>
       </w:r>
       <w:r>
         <w:br/>
@@ -1820,29 +1194,6 @@
           <w:bCs/>
         </w:rPr>
         <w:t xml:space="preserve">Output:</w:t>
-      </w:r>
-    </w:p>
-    <w:p>
-      <w:pPr>
-        <w:pStyle w:val="BodyText"/>
-      </w:pPr>
-      <w:r>
-        <w:t xml:space="preserve">When the</w:t>
-      </w:r>
-      <w:r>
-        <w:t xml:space="preserve"> </w:t>
-      </w:r>
-      <w:r>
-        <w:rPr>
-          <w:rStyle w:val="VerbatimChar"/>
-        </w:rPr>
-        <w:t xml:space="preserve">main</w:t>
-      </w:r>
-      <w:r>
-        <w:t xml:space="preserve"> </w:t>
-      </w:r>
-      <w:r>
-        <w:t xml:space="preserve">method is executed, the following output is printed to the console:</w:t>
       </w:r>
     </w:p>
     <w:p>
@@ -1958,7 +1309,7 @@
         <w:t xml:space="preserve"> </w:t>
       </w:r>
       <w:r>
-        <w:t xml:space="preserve">function computes the sum of two integer numbers.</w:t>
+        <w:t xml:space="preserve">function calculates and returns the sum of two integer numbers.</w:t>
       </w:r>
     </w:p>
     <w:bookmarkEnd w:id="17"/>
@@ -2051,6 +1402,9 @@
               <w:pStyle w:val="Compact"/>
             </w:pPr>
             <w:r>
+              <w:rPr>
+                <w:rStyle w:val="VerbatimChar"/>
+              </w:rPr>
               <w:t xml:space="preserve">int</w:t>
             </w:r>
           </w:p>
@@ -2062,7 +1416,7 @@
               <w:pStyle w:val="Compact"/>
             </w:pPr>
             <w:r>
-              <w:t xml:space="preserve">The first integer operand to be added.</w:t>
+              <w:t xml:space="preserve">The first integer operand.</w:t>
             </w:r>
           </w:p>
         </w:tc>
@@ -2089,6 +1443,9 @@
               <w:pStyle w:val="Compact"/>
             </w:pPr>
             <w:r>
+              <w:rPr>
+                <w:rStyle w:val="VerbatimChar"/>
+              </w:rPr>
               <w:t xml:space="preserve">int</w:t>
             </w:r>
           </w:p>
@@ -2100,7 +1457,7 @@
               <w:pStyle w:val="Compact"/>
             </w:pPr>
             <w:r>
-              <w:t xml:space="preserve">The second integer operand to be added.</w:t>
+              <w:t xml:space="preserve">The second integer operand.</w:t>
             </w:r>
           </w:p>
         </w:tc>
@@ -2130,7 +1487,7 @@
         <w:pStyle w:val="FirstParagraph"/>
       </w:pPr>
       <w:r>
-        <w:t xml:space="preserve">The</w:t>
+        <w:t xml:space="preserve">This function provides a straightforward implementation of integer addition. It accepts two integer parameters,</w:t>
       </w:r>
       <w:r>
         <w:t xml:space="preserve"> </w:t>
@@ -2139,13 +1496,13 @@
         <w:rPr>
           <w:rStyle w:val="VerbatimChar"/>
         </w:rPr>
-        <w:t xml:space="preserve">add</w:t>
-      </w:r>
-      <w:r>
-        <w:t xml:space="preserve"> </w:t>
-      </w:r>
-      <w:r>
-        <w:t xml:space="preserve">function is a</w:t>
+        <w:t xml:space="preserve">a</w:t>
+      </w:r>
+      <w:r>
+        <w:t xml:space="preserve"> </w:t>
+      </w:r>
+      <w:r>
+        <w:t xml:space="preserve">and</w:t>
       </w:r>
       <w:r>
         <w:t xml:space="preserve"> </w:t>
@@ -2154,85 +1511,19 @@
         <w:rPr>
           <w:rStyle w:val="VerbatimChar"/>
         </w:rPr>
-        <w:t xml:space="preserve">public static</w:t>
-      </w:r>
-      <w:r>
-        <w:t xml:space="preserve"> </w:t>
-      </w:r>
-      <w:r>
-        <w:t xml:space="preserve">method that takes two integer parameters,</w:t>
-      </w:r>
-      <w:r>
-        <w:t xml:space="preserve"> </w:t>
+        <w:t xml:space="preserve">b</w:t>
+      </w:r>
+      <w:r>
+        <w:t xml:space="preserve">. Internally, it uses the standard arithmetic addition operator (</w:t>
       </w:r>
       <w:r>
         <w:rPr>
           <w:rStyle w:val="VerbatimChar"/>
         </w:rPr>
-        <w:t xml:space="preserve">a</w:t>
-      </w:r>
-      <w:r>
-        <w:t xml:space="preserve"> </w:t>
-      </w:r>
-      <w:r>
-        <w:t xml:space="preserve">and</w:t>
-      </w:r>
-      <w:r>
-        <w:t xml:space="preserve"> </w:t>
-      </w:r>
-      <w:r>
-        <w:rPr>
-          <w:rStyle w:val="VerbatimChar"/>
-        </w:rPr>
-        <w:t xml:space="preserve">b</w:t>
-      </w:r>
-      <w:r>
-        <w:t xml:space="preserve">. The core logic of the function is to perform a standard arithmetic addition operation on these two integers. The expression</w:t>
-      </w:r>
-      <w:r>
-        <w:t xml:space="preserve"> </w:t>
-      </w:r>
-      <w:r>
-        <w:rPr>
-          <w:rStyle w:val="VerbatimChar"/>
-        </w:rPr>
-        <w:t xml:space="preserve">a + b</w:t>
-      </w:r>
-      <w:r>
-        <w:t xml:space="preserve"> </w:t>
-      </w:r>
-      <w:r>
-        <w:t xml:space="preserve">calculates their sum. The resulting integer value is then returned by the function. Because it is a</w:t>
-      </w:r>
-      <w:r>
-        <w:t xml:space="preserve"> </w:t>
-      </w:r>
-      <w:r>
-        <w:rPr>
-          <w:rStyle w:val="VerbatimChar"/>
-        </w:rPr>
-        <w:t xml:space="preserve">static</w:t>
-      </w:r>
-      <w:r>
-        <w:t xml:space="preserve"> </w:t>
-      </w:r>
-      <w:r>
-        <w:t xml:space="preserve">method, it can be called directly on the</w:t>
-      </w:r>
-      <w:r>
-        <w:t xml:space="preserve"> </w:t>
-      </w:r>
-      <w:r>
-        <w:rPr>
-          <w:rStyle w:val="VerbatimChar"/>
-        </w:rPr>
-        <w:t xml:space="preserve">Main</w:t>
-      </w:r>
-      <w:r>
-        <w:t xml:space="preserve"> </w:t>
-      </w:r>
-      <w:r>
-        <w:t xml:space="preserve">class without needing to create an instance of the class.</w:t>
+        <w:t xml:space="preserve">+</w:t>
+      </w:r>
+      <w:r>
+        <w:t xml:space="preserve">) to compute the sum of these two values. The resulting integer sum is then returned by the function.</w:t>
       </w:r>
     </w:p>
     <w:p>
@@ -2243,7 +1534,7 @@
         <w:rPr>
           <w:rStyle w:val="CommentTok"/>
         </w:rPr>
-        <w:t xml:space="preserve">// The function simply returns the result of the addition</w:t>
+        <w:t xml:space="preserve">// The function returns the result of a + b</w:t>
       </w:r>
       <w:r>
         <w:br/>
@@ -2303,11 +1594,11 @@
         <w:pStyle w:val="Compact"/>
         <w:numPr>
           <w:ilvl w:val="0"/>
-          <w:numId w:val="1005"/>
+          <w:numId w:val="1003"/>
         </w:numPr>
       </w:pPr>
       <w:r>
-        <w:t xml:space="preserve">As a</w:t>
+        <w:t xml:space="preserve">This is a</w:t>
       </w:r>
       <w:r>
         <w:t xml:space="preserve"> </w:t>
@@ -2322,7 +1613,7 @@
         <w:t xml:space="preserve"> </w:t>
       </w:r>
       <w:r>
-        <w:t xml:space="preserve">method, it should be invoked directly on the class, for example,</w:t>
+        <w:t xml:space="preserve">method, meaning it should be called on the class itself (e.g.,</w:t>
       </w:r>
       <w:r>
         <w:t xml:space="preserve"> </w:t>
@@ -2334,7 +1625,7 @@
         <w:t xml:space="preserve">Main.add(5, 10)</w:t>
       </w:r>
       <w:r>
-        <w:t xml:space="preserve">.</w:t>
+        <w:t xml:space="preserve">) rather than on an instance of the class.</w:t>
       </w:r>
     </w:p>
     <w:p>
@@ -2342,11 +1633,11 @@
         <w:pStyle w:val="Compact"/>
         <w:numPr>
           <w:ilvl w:val="0"/>
-          <w:numId w:val="1005"/>
+          <w:numId w:val="1003"/>
         </w:numPr>
       </w:pPr>
       <w:r>
-        <w:t xml:space="preserve">The function operates within the standard range of a Java</w:t>
+        <w:t xml:space="preserve">The function operates within the standard range of Java’s</w:t>
       </w:r>
       <w:r>
         <w:t xml:space="preserve"> </w:t>
@@ -2358,7 +1649,10 @@
         <w:t xml:space="preserve">int</w:t>
       </w:r>
       <w:r>
-        <w:t xml:space="preserve">. If the sum of</w:t>
+        <w:t xml:space="preserve"> </w:t>
+      </w:r>
+      <w:r>
+        <w:t xml:space="preserve">type. Be aware of potential integer overflow if the sum of</w:t>
       </w:r>
       <w:r>
         <w:t xml:space="preserve"> </w:t>
@@ -2403,7 +1697,7 @@
         <w:t xml:space="preserve"> </w:t>
       </w:r>
       <w:r>
-        <w:t xml:space="preserve">or is less than</w:t>
+        <w:t xml:space="preserve">or falls below</w:t>
       </w:r>
       <w:r>
         <w:t xml:space="preserve"> </w:t>
@@ -2415,50 +1709,11 @@
         <w:t xml:space="preserve">Integer.MIN_VALUE</w:t>
       </w:r>
       <w:r>
-        <w:t xml:space="preserve">, an integer overflow will occur, and the result will wrap around.</w:t>
+        <w:t xml:space="preserve">, which will cause the value to wrap around.</w:t>
       </w:r>
     </w:p>
     <w:p>
       <w:pPr>
-        <w:pStyle w:val="Compact"/>
-        <w:numPr>
-          <w:ilvl w:val="0"/>
-          <w:numId w:val="1005"/>
-        </w:numPr>
-      </w:pPr>
-      <w:r>
-        <w:t xml:space="preserve">The function only accepts</w:t>
-      </w:r>
-      <w:r>
-        <w:t xml:space="preserve"> </w:t>
-      </w:r>
-      <w:r>
-        <w:rPr>
-          <w:rStyle w:val="VerbatimChar"/>
-        </w:rPr>
-        <w:t xml:space="preserve">int</w:t>
-      </w:r>
-      <w:r>
-        <w:t xml:space="preserve"> </w:t>
-      </w:r>
-      <w:r>
-        <w:t xml:space="preserve">types. Passing other numeric types will require an explicit cast to</w:t>
-      </w:r>
-      <w:r>
-        <w:t xml:space="preserve"> </w:t>
-      </w:r>
-      <w:r>
-        <w:rPr>
-          <w:rStyle w:val="VerbatimChar"/>
-        </w:rPr>
-        <w:t xml:space="preserve">int</w:t>
-      </w:r>
-      <w:r>
-        <w:t xml:space="preserve">.</w:t>
-      </w:r>
-    </w:p>
-    <w:p>
-      <w:pPr>
         <w:pStyle w:val="FirstParagraph"/>
       </w:pPr>
       <w:r>
@@ -2469,7 +1724,7 @@
         <w:t xml:space="preserve">Output Example</w:t>
       </w:r>
       <w:r>
-        <w:t xml:space="preserve">: The function returns a single integer value representing the sum.</w:t>
+        <w:t xml:space="preserve">: The function returns a single integer value representing the sum of the inputs.</w:t>
       </w:r>
     </w:p>
     <w:bookmarkEnd w:id="20"/>
@@ -2497,42 +1752,336 @@
       </w:pPr>
       <w:r>
         <w:rPr>
+          <w:rStyle w:val="KeywordTok"/>
+        </w:rPr>
+        <w:t xml:space="preserve">public</w:t>
+      </w:r>
+      <w:r>
+        <w:rPr>
+          <w:rStyle w:val="NormalTok"/>
+        </w:rPr>
+        <w:t xml:space="preserve"> </w:t>
+      </w:r>
+      <w:r>
+        <w:rPr>
+          <w:rStyle w:val="KeywordTok"/>
+        </w:rPr>
+        <w:t xml:space="preserve">class</w:t>
+      </w:r>
+      <w:r>
+        <w:rPr>
+          <w:rStyle w:val="NormalTok"/>
+        </w:rPr>
+        <w:t xml:space="preserve"> Main </w:t>
+      </w:r>
+      <w:r>
+        <w:rPr>
+          <w:rStyle w:val="OperatorTok"/>
+        </w:rPr>
+        <w:t xml:space="preserve">{</w:t>
+      </w:r>
+      <w:r>
+        <w:br/>
+      </w:r>
+      <w:r>
+        <w:rPr>
+          <w:rStyle w:val="NormalTok"/>
+        </w:rPr>
+        <w:t xml:space="preserve">    </w:t>
+      </w:r>
+      <w:r>
+        <w:rPr>
+          <w:rStyle w:val="KeywordTok"/>
+        </w:rPr>
+        <w:t xml:space="preserve">public</w:t>
+      </w:r>
+      <w:r>
+        <w:rPr>
+          <w:rStyle w:val="NormalTok"/>
+        </w:rPr>
+        <w:t xml:space="preserve"> </w:t>
+      </w:r>
+      <w:r>
+        <w:rPr>
+          <w:rStyle w:val="DataTypeTok"/>
+        </w:rPr>
+        <w:t xml:space="preserve">static</w:t>
+      </w:r>
+      <w:r>
+        <w:rPr>
+          <w:rStyle w:val="NormalTok"/>
+        </w:rPr>
+        <w:t xml:space="preserve"> </w:t>
+      </w:r>
+      <w:r>
+        <w:rPr>
+          <w:rStyle w:val="DataTypeTok"/>
+        </w:rPr>
+        <w:t xml:space="preserve">int</w:t>
+      </w:r>
+      <w:r>
+        <w:rPr>
+          <w:rStyle w:val="NormalTok"/>
+        </w:rPr>
+        <w:t xml:space="preserve"> </w:t>
+      </w:r>
+      <w:r>
+        <w:rPr>
+          <w:rStyle w:val="FunctionTok"/>
+        </w:rPr>
+        <w:t xml:space="preserve">add</w:t>
+      </w:r>
+      <w:r>
+        <w:rPr>
+          <w:rStyle w:val="OperatorTok"/>
+        </w:rPr>
+        <w:t xml:space="preserve">(</w:t>
+      </w:r>
+      <w:r>
+        <w:rPr>
+          <w:rStyle w:val="DataTypeTok"/>
+        </w:rPr>
+        <w:t xml:space="preserve">int</w:t>
+      </w:r>
+      <w:r>
+        <w:rPr>
+          <w:rStyle w:val="NormalTok"/>
+        </w:rPr>
+        <w:t xml:space="preserve"> a</w:t>
+      </w:r>
+      <w:r>
+        <w:rPr>
+          <w:rStyle w:val="OperatorTok"/>
+        </w:rPr>
+        <w:t xml:space="preserve">,</w:t>
+      </w:r>
+      <w:r>
+        <w:rPr>
+          <w:rStyle w:val="NormalTok"/>
+        </w:rPr>
+        <w:t xml:space="preserve"> </w:t>
+      </w:r>
+      <w:r>
+        <w:rPr>
+          <w:rStyle w:val="DataTypeTok"/>
+        </w:rPr>
+        <w:t xml:space="preserve">int</w:t>
+      </w:r>
+      <w:r>
+        <w:rPr>
+          <w:rStyle w:val="NormalTok"/>
+        </w:rPr>
+        <w:t xml:space="preserve"> b</w:t>
+      </w:r>
+      <w:r>
+        <w:rPr>
+          <w:rStyle w:val="OperatorTok"/>
+        </w:rPr>
+        <w:t xml:space="preserve">)</w:t>
+      </w:r>
+      <w:r>
+        <w:rPr>
+          <w:rStyle w:val="NormalTok"/>
+        </w:rPr>
+        <w:t xml:space="preserve"> </w:t>
+      </w:r>
+      <w:r>
+        <w:rPr>
+          <w:rStyle w:val="OperatorTok"/>
+        </w:rPr>
+        <w:t xml:space="preserve">{</w:t>
+      </w:r>
+      <w:r>
+        <w:br/>
+      </w:r>
+      <w:r>
+        <w:rPr>
+          <w:rStyle w:val="NormalTok"/>
+        </w:rPr>
+        <w:t xml:space="preserve">        </w:t>
+      </w:r>
+      <w:r>
+        <w:rPr>
+          <w:rStyle w:val="ControlFlowTok"/>
+        </w:rPr>
+        <w:t xml:space="preserve">return</w:t>
+      </w:r>
+      <w:r>
+        <w:rPr>
+          <w:rStyle w:val="NormalTok"/>
+        </w:rPr>
+        <w:t xml:space="preserve"> a </w:t>
+      </w:r>
+      <w:r>
+        <w:rPr>
+          <w:rStyle w:val="OperatorTok"/>
+        </w:rPr>
+        <w:t xml:space="preserve">+</w:t>
+      </w:r>
+      <w:r>
+        <w:rPr>
+          <w:rStyle w:val="NormalTok"/>
+        </w:rPr>
+        <w:t xml:space="preserve"> b</w:t>
+      </w:r>
+      <w:r>
+        <w:rPr>
+          <w:rStyle w:val="OperatorTok"/>
+        </w:rPr>
+        <w:t xml:space="preserve">;</w:t>
+      </w:r>
+      <w:r>
+        <w:br/>
+      </w:r>
+      <w:r>
+        <w:rPr>
+          <w:rStyle w:val="NormalTok"/>
+        </w:rPr>
+        <w:t xml:space="preserve">    </w:t>
+      </w:r>
+      <w:r>
+        <w:rPr>
+          <w:rStyle w:val="OperatorTok"/>
+        </w:rPr>
+        <w:t xml:space="preserve">}</w:t>
+      </w:r>
+      <w:r>
+        <w:br/>
+      </w:r>
+      <w:r>
+        <w:br/>
+      </w:r>
+      <w:r>
+        <w:rPr>
+          <w:rStyle w:val="NormalTok"/>
+        </w:rPr>
+        <w:t xml:space="preserve">    </w:t>
+      </w:r>
+      <w:r>
+        <w:rPr>
+          <w:rStyle w:val="KeywordTok"/>
+        </w:rPr>
+        <w:t xml:space="preserve">public</w:t>
+      </w:r>
+      <w:r>
+        <w:rPr>
+          <w:rStyle w:val="NormalTok"/>
+        </w:rPr>
+        <w:t xml:space="preserve"> </w:t>
+      </w:r>
+      <w:r>
+        <w:rPr>
+          <w:rStyle w:val="DataTypeTok"/>
+        </w:rPr>
+        <w:t xml:space="preserve">static</w:t>
+      </w:r>
+      <w:r>
+        <w:rPr>
+          <w:rStyle w:val="NormalTok"/>
+        </w:rPr>
+        <w:t xml:space="preserve"> </w:t>
+      </w:r>
+      <w:r>
+        <w:rPr>
+          <w:rStyle w:val="DataTypeTok"/>
+        </w:rPr>
+        <w:t xml:space="preserve">void</w:t>
+      </w:r>
+      <w:r>
+        <w:rPr>
+          <w:rStyle w:val="NormalTok"/>
+        </w:rPr>
+        <w:t xml:space="preserve"> </w:t>
+      </w:r>
+      <w:r>
+        <w:rPr>
+          <w:rStyle w:val="FunctionTok"/>
+        </w:rPr>
+        <w:t xml:space="preserve">main</w:t>
+      </w:r>
+      <w:r>
+        <w:rPr>
+          <w:rStyle w:val="OperatorTok"/>
+        </w:rPr>
+        <w:t xml:space="preserve">(</w:t>
+      </w:r>
+      <w:r>
+        <w:rPr>
+          <w:rStyle w:val="BuiltInTok"/>
+        </w:rPr>
+        <w:t xml:space="preserve">String</w:t>
+      </w:r>
+      <w:r>
+        <w:rPr>
+          <w:rStyle w:val="OperatorTok"/>
+        </w:rPr>
+        <w:t xml:space="preserve">[]</w:t>
+      </w:r>
+      <w:r>
+        <w:rPr>
+          <w:rStyle w:val="NormalTok"/>
+        </w:rPr>
+        <w:t xml:space="preserve"> args</w:t>
+      </w:r>
+      <w:r>
+        <w:rPr>
+          <w:rStyle w:val="OperatorTok"/>
+        </w:rPr>
+        <w:t xml:space="preserve">)</w:t>
+      </w:r>
+      <w:r>
+        <w:rPr>
+          <w:rStyle w:val="NormalTok"/>
+        </w:rPr>
+        <w:t xml:space="preserve"> </w:t>
+      </w:r>
+      <w:r>
+        <w:rPr>
+          <w:rStyle w:val="OperatorTok"/>
+        </w:rPr>
+        <w:t xml:space="preserve">{</w:t>
+      </w:r>
+      <w:r>
+        <w:br/>
+      </w:r>
+      <w:r>
+        <w:rPr>
+          <w:rStyle w:val="NormalTok"/>
+        </w:rPr>
+        <w:t xml:space="preserve">        </w:t>
+      </w:r>
+      <w:r>
+        <w:rPr>
           <w:rStyle w:val="CommentTok"/>
         </w:rPr>
-        <w:t xml:space="preserve">// Example usage within a main method</w:t>
+        <w:t xml:space="preserve">// Example usage</w:t>
       </w:r>
       <w:r>
         <w:br/>
       </w:r>
       <w:r>
         <w:rPr>
-          <w:rStyle w:val="KeywordTok"/>
-        </w:rPr>
-        <w:t xml:space="preserve">public</w:t>
-      </w:r>
-      <w:r>
-        <w:rPr>
           <w:rStyle w:val="NormalTok"/>
         </w:rPr>
-        <w:t xml:space="preserve"> </w:t>
+        <w:t xml:space="preserve">        </w:t>
       </w:r>
       <w:r>
         <w:rPr>
           <w:rStyle w:val="DataTypeTok"/>
         </w:rPr>
-        <w:t xml:space="preserve">static</w:t>
+        <w:t xml:space="preserve">int</w:t>
       </w:r>
       <w:r>
         <w:rPr>
           <w:rStyle w:val="NormalTok"/>
         </w:rPr>
-        <w:t xml:space="preserve"> </w:t>
-      </w:r>
-      <w:r>
-        <w:rPr>
-          <w:rStyle w:val="DataTypeTok"/>
-        </w:rPr>
-        <w:t xml:space="preserve">void</w:t>
+        <w:t xml:space="preserve"> result </w:t>
+      </w:r>
+      <w:r>
+        <w:rPr>
+          <w:rStyle w:val="OperatorTok"/>
+        </w:rPr>
+        <w:t xml:space="preserve">=</w:t>
       </w:r>
       <w:r>
         <w:rPr>
@@ -2544,7 +2093,7 @@
         <w:rPr>
           <w:rStyle w:val="FunctionTok"/>
         </w:rPr>
-        <w:t xml:space="preserve">main</w:t>
+        <w:t xml:space="preserve">add</w:t>
       </w:r>
       <w:r>
         <w:rPr>
@@ -2554,39 +2103,108 @@
       </w:r>
       <w:r>
         <w:rPr>
+          <w:rStyle w:val="DecValTok"/>
+        </w:rPr>
+        <w:t xml:space="preserve">15</w:t>
+      </w:r>
+      <w:r>
+        <w:rPr>
+          <w:rStyle w:val="OperatorTok"/>
+        </w:rPr>
+        <w:t xml:space="preserve">,</w:t>
+      </w:r>
+      <w:r>
+        <w:rPr>
+          <w:rStyle w:val="NormalTok"/>
+        </w:rPr>
+        <w:t xml:space="preserve"> </w:t>
+      </w:r>
+      <w:r>
+        <w:rPr>
+          <w:rStyle w:val="DecValTok"/>
+        </w:rPr>
+        <w:t xml:space="preserve">7</w:t>
+      </w:r>
+      <w:r>
+        <w:rPr>
+          <w:rStyle w:val="OperatorTok"/>
+        </w:rPr>
+        <w:t xml:space="preserve">);</w:t>
+      </w:r>
+      <w:r>
+        <w:br/>
+      </w:r>
+      <w:r>
+        <w:rPr>
+          <w:rStyle w:val="NormalTok"/>
+        </w:rPr>
+        <w:t xml:space="preserve">        </w:t>
+      </w:r>
+      <w:r>
+        <w:rPr>
           <w:rStyle w:val="BuiltInTok"/>
         </w:rPr>
-        <w:t xml:space="preserve">String</w:t>
+        <w:t xml:space="preserve">System</w:t>
       </w:r>
       <w:r>
         <w:rPr>
           <w:rStyle w:val="OperatorTok"/>
         </w:rPr>
-        <w:t xml:space="preserve">[]</w:t>
+        <w:t xml:space="preserve">.</w:t>
+      </w:r>
+      <w:r>
+        <w:rPr>
+          <w:rStyle w:val="FunctionTok"/>
+        </w:rPr>
+        <w:t xml:space="preserve">out</w:t>
+      </w:r>
+      <w:r>
+        <w:rPr>
+          <w:rStyle w:val="OperatorTok"/>
+        </w:rPr>
+        <w:t xml:space="preserve">.</w:t>
+      </w:r>
+      <w:r>
+        <w:rPr>
+          <w:rStyle w:val="FunctionTok"/>
+        </w:rPr>
+        <w:t xml:space="preserve">println</w:t>
+      </w:r>
+      <w:r>
+        <w:rPr>
+          <w:rStyle w:val="OperatorTok"/>
+        </w:rPr>
+        <w:t xml:space="preserve">(</w:t>
+      </w:r>
+      <w:r>
+        <w:rPr>
+          <w:rStyle w:val="StringTok"/>
+        </w:rPr>
+        <w:t xml:space="preserve">"The sum is: "</w:t>
       </w:r>
       <w:r>
         <w:rPr>
           <w:rStyle w:val="NormalTok"/>
         </w:rPr>
-        <w:t xml:space="preserve"> args</w:t>
+        <w:t xml:space="preserve"> </w:t>
       </w:r>
       <w:r>
         <w:rPr>
           <w:rStyle w:val="OperatorTok"/>
         </w:rPr>
-        <w:t xml:space="preserve">)</w:t>
+        <w:t xml:space="preserve">+</w:t>
       </w:r>
       <w:r>
         <w:rPr>
           <w:rStyle w:val="NormalTok"/>
         </w:rPr>
-        <w:t xml:space="preserve"> </w:t>
+        <w:t xml:space="preserve"> result</w:t>
       </w:r>
       <w:r>
         <w:rPr>
           <w:rStyle w:val="OperatorTok"/>
         </w:rPr>
-        <w:t xml:space="preserve">{</w:t>
+        <w:t xml:space="preserve">);</w:t>
       </w:r>
       <w:r>
         <w:br/>
@@ -2599,234 +2217,9 @@
       </w:r>
       <w:r>
         <w:rPr>
-          <w:rStyle w:val="DataTypeTok"/>
-        </w:rPr>
-        <w:t xml:space="preserve">int</w:t>
-      </w:r>
-      <w:r>
-        <w:rPr>
-          <w:rStyle w:val="NormalTok"/>
-        </w:rPr>
-        <w:t xml:space="preserve"> number1 </w:t>
-      </w:r>
-      <w:r>
-        <w:rPr>
           <w:rStyle w:val="OperatorTok"/>
         </w:rPr>
-        <w:t xml:space="preserve">=</w:t>
-      </w:r>
-      <w:r>
-        <w:rPr>
-          <w:rStyle w:val="NormalTok"/>
-        </w:rPr>
-        <w:t xml:space="preserve"> </w:t>
-      </w:r>
-      <w:r>
-        <w:rPr>
-          <w:rStyle w:val="DecValTok"/>
-        </w:rPr>
-        <w:t xml:space="preserve">15</w:t>
-      </w:r>
-      <w:r>
-        <w:rPr>
-          <w:rStyle w:val="OperatorTok"/>
-        </w:rPr>
-        <w:t xml:space="preserve">;</w:t>
-      </w:r>
-      <w:r>
-        <w:br/>
-      </w:r>
-      <w:r>
-        <w:rPr>
-          <w:rStyle w:val="NormalTok"/>
-        </w:rPr>
-        <w:t xml:space="preserve">    </w:t>
-      </w:r>
-      <w:r>
-        <w:rPr>
-          <w:rStyle w:val="DataTypeTok"/>
-        </w:rPr>
-        <w:t xml:space="preserve">int</w:t>
-      </w:r>
-      <w:r>
-        <w:rPr>
-          <w:rStyle w:val="NormalTok"/>
-        </w:rPr>
-        <w:t xml:space="preserve"> number2 </w:t>
-      </w:r>
-      <w:r>
-        <w:rPr>
-          <w:rStyle w:val="OperatorTok"/>
-        </w:rPr>
-        <w:t xml:space="preserve">=</w:t>
-      </w:r>
-      <w:r>
-        <w:rPr>
-          <w:rStyle w:val="NormalTok"/>
-        </w:rPr>
-        <w:t xml:space="preserve"> </w:t>
-      </w:r>
-      <w:r>
-        <w:rPr>
-          <w:rStyle w:val="DecValTok"/>
-        </w:rPr>
-        <w:t xml:space="preserve">7</w:t>
-      </w:r>
-      <w:r>
-        <w:rPr>
-          <w:rStyle w:val="OperatorTok"/>
-        </w:rPr>
-        <w:t xml:space="preserve">;</w:t>
-      </w:r>
-      <w:r>
-        <w:br/>
-      </w:r>
-      <w:r>
-        <w:rPr>
-          <w:rStyle w:val="NormalTok"/>
-        </w:rPr>
-        <w:t xml:space="preserve">    </w:t>
-      </w:r>
-      <w:r>
-        <w:rPr>
-          <w:rStyle w:val="DataTypeTok"/>
-        </w:rPr>
-        <w:t xml:space="preserve">int</w:t>
-      </w:r>
-      <w:r>
-        <w:rPr>
-          <w:rStyle w:val="NormalTok"/>
-        </w:rPr>
-        <w:t xml:space="preserve"> result </w:t>
-      </w:r>
-      <w:r>
-        <w:rPr>
-          <w:rStyle w:val="OperatorTok"/>
-        </w:rPr>
-        <w:t xml:space="preserve">=</w:t>
-      </w:r>
-      <w:r>
-        <w:rPr>
-          <w:rStyle w:val="NormalTok"/>
-        </w:rPr>
-        <w:t xml:space="preserve"> Main</w:t>
-      </w:r>
-      <w:r>
-        <w:rPr>
-          <w:rStyle w:val="OperatorTok"/>
-        </w:rPr>
-        <w:t xml:space="preserve">.</w:t>
-      </w:r>
-      <w:r>
-        <w:rPr>
-          <w:rStyle w:val="FunctionTok"/>
-        </w:rPr>
-        <w:t xml:space="preserve">add</w:t>
-      </w:r>
-      <w:r>
-        <w:rPr>
-          <w:rStyle w:val="OperatorTok"/>
-        </w:rPr>
-        <w:t xml:space="preserve">(</w:t>
-      </w:r>
-      <w:r>
-        <w:rPr>
-          <w:rStyle w:val="NormalTok"/>
-        </w:rPr>
-        <w:t xml:space="preserve">number1</w:t>
-      </w:r>
-      <w:r>
-        <w:rPr>
-          <w:rStyle w:val="OperatorTok"/>
-        </w:rPr>
-        <w:t xml:space="preserve">,</w:t>
-      </w:r>
-      <w:r>
-        <w:rPr>
-          <w:rStyle w:val="NormalTok"/>
-        </w:rPr>
-        <w:t xml:space="preserve"> number2</w:t>
-      </w:r>
-      <w:r>
-        <w:rPr>
-          <w:rStyle w:val="OperatorTok"/>
-        </w:rPr>
-        <w:t xml:space="preserve">);</w:t>
-      </w:r>
-      <w:r>
-        <w:br/>
-      </w:r>
-      <w:r>
-        <w:rPr>
-          <w:rStyle w:val="NormalTok"/>
-        </w:rPr>
-        <w:t xml:space="preserve">    </w:t>
-      </w:r>
-      <w:r>
-        <w:rPr>
-          <w:rStyle w:val="BuiltInTok"/>
-        </w:rPr>
-        <w:t xml:space="preserve">System</w:t>
-      </w:r>
-      <w:r>
-        <w:rPr>
-          <w:rStyle w:val="OperatorTok"/>
-        </w:rPr>
-        <w:t xml:space="preserve">.</w:t>
-      </w:r>
-      <w:r>
-        <w:rPr>
-          <w:rStyle w:val="FunctionTok"/>
-        </w:rPr>
-        <w:t xml:space="preserve">out</w:t>
-      </w:r>
-      <w:r>
-        <w:rPr>
-          <w:rStyle w:val="OperatorTok"/>
-        </w:rPr>
-        <w:t xml:space="preserve">.</w:t>
-      </w:r>
-      <w:r>
-        <w:rPr>
-          <w:rStyle w:val="FunctionTok"/>
-        </w:rPr>
-        <w:t xml:space="preserve">println</w:t>
-      </w:r>
-      <w:r>
-        <w:rPr>
-          <w:rStyle w:val="OperatorTok"/>
-        </w:rPr>
-        <w:t xml:space="preserve">(</w:t>
-      </w:r>
-      <w:r>
-        <w:rPr>
-          <w:rStyle w:val="StringTok"/>
-        </w:rPr>
-        <w:t xml:space="preserve">"The sum is: "</w:t>
-      </w:r>
-      <w:r>
-        <w:rPr>
-          <w:rStyle w:val="NormalTok"/>
-        </w:rPr>
-        <w:t xml:space="preserve"> </w:t>
-      </w:r>
-      <w:r>
-        <w:rPr>
-          <w:rStyle w:val="OperatorTok"/>
-        </w:rPr>
-        <w:t xml:space="preserve">+</w:t>
-      </w:r>
-      <w:r>
-        <w:rPr>
-          <w:rStyle w:val="NormalTok"/>
-        </w:rPr>
-        <w:t xml:space="preserve"> result</w:t>
-      </w:r>
-      <w:r>
-        <w:rPr>
-          <w:rStyle w:val="OperatorTok"/>
-        </w:rPr>
-        <w:t xml:space="preserve">);</w:t>
+        <w:t xml:space="preserve">}</w:t>
       </w:r>
       <w:r>
         <w:br/>
@@ -2979,7 +2372,7 @@
         <w:pStyle w:val="Compact"/>
         <w:numPr>
           <w:ilvl w:val="0"/>
-          <w:numId w:val="1006"/>
+          <w:numId w:val="1004"/>
         </w:numPr>
       </w:pPr>
       <w:r>
@@ -2989,10 +2382,22 @@
         <w:t xml:space="preserve">n</w:t>
       </w:r>
       <w:r>
-        <w:t xml:space="preserve"> </w:t>
-      </w:r>
-      <w:r>
-        <w:t xml:space="preserve">(int): The non-negative integer for which the factorial will be computed.</w:t>
+        <w:t xml:space="preserve">:</w:t>
+      </w:r>
+      <w:r>
+        <w:t xml:space="preserve"> </w:t>
+      </w:r>
+      <w:r>
+        <w:rPr>
+          <w:rStyle w:val="VerbatimChar"/>
+        </w:rPr>
+        <w:t xml:space="preserve">int</w:t>
+      </w:r>
+      <w:r>
+        <w:t xml:space="preserve"> </w:t>
+      </w:r>
+      <w:r>
+        <w:t xml:space="preserve">- The non-negative integer for which to calculate the factorial.</w:t>
       </w:r>
     </w:p>
     <w:bookmarkEnd w:id="25"/>
@@ -3019,7 +2424,7 @@
         <w:pStyle w:val="FirstParagraph"/>
       </w:pPr>
       <w:r>
-        <w:t xml:space="preserve">This function implements the mathematical factorial operation using recursion. The factorial of a non-negative integer</w:t>
+        <w:t xml:space="preserve">This function provides a classic recursive implementation for calculating the factorial of a number</w:t>
       </w:r>
       <w:r>
         <w:t xml:space="preserve"> </w:t>
@@ -3031,7 +2436,7 @@
         <w:t xml:space="preserve">n</w:t>
       </w:r>
       <w:r>
-        <w:t xml:space="preserve">, denoted by</w:t>
+        <w:t xml:space="preserve">, denoted as</w:t>
       </w:r>
       <w:r>
         <w:t xml:space="preserve"> </w:t>
@@ -3041,18 +2446,6 @@
           <w:rStyle w:val="VerbatimChar"/>
         </w:rPr>
         <w:t xml:space="preserve">n!</w:t>
-      </w:r>
-      <w:r>
-        <w:t xml:space="preserve">, is the product of all positive integers less than or equal to</w:t>
-      </w:r>
-      <w:r>
-        <w:t xml:space="preserve"> </w:t>
-      </w:r>
-      <w:r>
-        <w:rPr>
-          <w:rStyle w:val="VerbatimChar"/>
-        </w:rPr>
-        <w:t xml:space="preserve">n</w:t>
       </w:r>
       <w:r>
         <w:t xml:space="preserve">.</w:t>
@@ -3063,7 +2456,7 @@
         <w:pStyle w:val="BodyText"/>
       </w:pPr>
       <w:r>
-        <w:t xml:space="preserve">The logic follows two main paths:</w:t>
+        <w:t xml:space="preserve">The logic operates based on two conditions:</w:t>
       </w:r>
       <w:r>
         <w:t xml:space="preserve"> </w:t>
@@ -3097,7 +2490,7 @@
         <w:t xml:space="preserve"> </w:t>
       </w:r>
       <w:r>
-        <w:t xml:space="preserve">is less than or equal to 1 (i.e., 0 or 1), the function returns</w:t>
+        <w:t xml:space="preserve">is less than or equal to</w:t>
       </w:r>
       <w:r>
         <w:t xml:space="preserve"> </w:t>
@@ -3109,7 +2502,7 @@
         <w:t xml:space="preserve">1</w:t>
       </w:r>
       <w:r>
-        <w:t xml:space="preserve">. This is because</w:t>
+        <w:t xml:space="preserve">, the function returns</w:t>
       </w:r>
       <w:r>
         <w:t xml:space="preserve"> </w:t>
@@ -3118,28 +2511,28 @@
         <w:rPr>
           <w:rStyle w:val="VerbatimChar"/>
         </w:rPr>
+        <w:t xml:space="preserve">1</w:t>
+      </w:r>
+      <w:r>
+        <w:t xml:space="preserve">. This is the termination condition for the recursion, as the factorial of 1 (</w:t>
+      </w:r>
+      <w:r>
+        <w:rPr>
+          <w:rStyle w:val="VerbatimChar"/>
+        </w:rPr>
+        <w:t xml:space="preserve">1!</w:t>
+      </w:r>
+      <w:r>
+        <w:t xml:space="preserve">) and 0 (</w:t>
+      </w:r>
+      <w:r>
+        <w:rPr>
+          <w:rStyle w:val="VerbatimChar"/>
+        </w:rPr>
         <w:t xml:space="preserve">0!</w:t>
       </w:r>
       <w:r>
-        <w:t xml:space="preserve"> </w:t>
-      </w:r>
-      <w:r>
-        <w:t xml:space="preserve">and</w:t>
-      </w:r>
-      <w:r>
-        <w:t xml:space="preserve"> </w:t>
-      </w:r>
-      <w:r>
-        <w:rPr>
-          <w:rStyle w:val="VerbatimChar"/>
-        </w:rPr>
-        <w:t xml:space="preserve">1!</w:t>
-      </w:r>
-      <w:r>
-        <w:t xml:space="preserve"> </w:t>
-      </w:r>
-      <w:r>
-        <w:t xml:space="preserve">are both defined as 1, and this condition serves as the termination point for the recursion.</w:t>
+        <w:t xml:space="preserve">) is defined as 1.</w:t>
       </w:r>
       <w:r>
         <w:t xml:space="preserve"> </w:t>
@@ -3173,7 +2566,7 @@
         <w:t xml:space="preserve"> </w:t>
       </w:r>
       <w:r>
-        <w:t xml:space="preserve">is greater than 1, the function returns the product of</w:t>
+        <w:t xml:space="preserve">is greater than</w:t>
       </w:r>
       <w:r>
         <w:t xml:space="preserve"> </w:t>
@@ -3182,6 +2575,18 @@
         <w:rPr>
           <w:rStyle w:val="VerbatimChar"/>
         </w:rPr>
+        <w:t xml:space="preserve">1</w:t>
+      </w:r>
+      <w:r>
+        <w:t xml:space="preserve">, the function returns the product of</w:t>
+      </w:r>
+      <w:r>
+        <w:t xml:space="preserve"> </w:t>
+      </w:r>
+      <w:r>
+        <w:rPr>
+          <w:rStyle w:val="VerbatimChar"/>
+        </w:rPr>
         <w:t xml:space="preserve">n</w:t>
       </w:r>
       <w:r>
@@ -3200,22 +2605,7 @@
         <w:t xml:space="preserve">n - 1</w:t>
       </w:r>
       <w:r>
-        <w:t xml:space="preserve">. This process repeats, decrementing</w:t>
-      </w:r>
-      <w:r>
-        <w:t xml:space="preserve"> </w:t>
-      </w:r>
-      <w:r>
-        <w:rPr>
-          <w:rStyle w:val="VerbatimChar"/>
-        </w:rPr>
-        <w:t xml:space="preserve">n</w:t>
-      </w:r>
-      <w:r>
-        <w:t xml:space="preserve"> </w:t>
-      </w:r>
-      <w:r>
-        <w:t xml:space="preserve">by 1 in each subsequent call, until the base case is reached.</w:t>
+        <w:t xml:space="preserve">. This process continues to break down the problem into smaller subproblems until the base case is reached.</w:t>
       </w:r>
     </w:p>
     <w:p>
@@ -3223,7 +2613,7 @@
         <w:pStyle w:val="BodyText"/>
       </w:pPr>
       <w:r>
-        <w:t xml:space="preserve">For example, a call to</w:t>
+        <w:t xml:space="preserve">For example,</w:t>
       </w:r>
       <w:r>
         <w:t xml:space="preserve"> </w:t>
@@ -3238,13 +2628,7 @@
         <w:t xml:space="preserve"> </w:t>
       </w:r>
       <w:r>
-        <w:t xml:space="preserve">would execute as follows:</w:t>
-      </w:r>
-      <w:r>
-        <w:t xml:space="preserve"> </w:t>
-      </w:r>
-      <w:r>
-        <w:t xml:space="preserve">-</w:t>
+        <w:t xml:space="preserve">would be calculated as</w:t>
       </w:r>
       <w:r>
         <w:t xml:space="preserve"> </w:t>
@@ -3253,13 +2637,10 @@
         <w:rPr>
           <w:rStyle w:val="VerbatimChar"/>
         </w:rPr>
-        <w:t xml:space="preserve">factorial(4)</w:t>
-      </w:r>
-      <w:r>
-        <w:t xml:space="preserve"> </w:t>
-      </w:r>
-      <w:r>
-        <w:t xml:space="preserve">returns</w:t>
+        <w:t xml:space="preserve">4 * factorial(3)</w:t>
+      </w:r>
+      <w:r>
+        <w:t xml:space="preserve">, which expands to</w:t>
       </w:r>
       <w:r>
         <w:t xml:space="preserve"> </w:t>
@@ -3268,13 +2649,10 @@
         <w:rPr>
           <w:rStyle w:val="VerbatimChar"/>
         </w:rPr>
-        <w:t xml:space="preserve">4 * factorial(3)</w:t>
-      </w:r>
-      <w:r>
-        <w:t xml:space="preserve"> </w:t>
-      </w:r>
-      <w:r>
-        <w:t xml:space="preserve">-</w:t>
+        <w:t xml:space="preserve">4 * 3 * factorial(2)</w:t>
+      </w:r>
+      <w:r>
+        <w:t xml:space="preserve">, then</w:t>
       </w:r>
       <w:r>
         <w:t xml:space="preserve"> </w:t>
@@ -3283,13 +2661,10 @@
         <w:rPr>
           <w:rStyle w:val="VerbatimChar"/>
         </w:rPr>
-        <w:t xml:space="preserve">factorial(3)</w:t>
-      </w:r>
-      <w:r>
-        <w:t xml:space="preserve"> </w:t>
-      </w:r>
-      <w:r>
-        <w:t xml:space="preserve">returns</w:t>
+        <w:t xml:space="preserve">4 * 3 * 2 * factorial(1)</w:t>
+      </w:r>
+      <w:r>
+        <w:t xml:space="preserve">, and finally</w:t>
       </w:r>
       <w:r>
         <w:t xml:space="preserve"> </w:t>
@@ -3298,13 +2673,10 @@
         <w:rPr>
           <w:rStyle w:val="VerbatimChar"/>
         </w:rPr>
-        <w:t xml:space="preserve">3 * factorial(2)</w:t>
-      </w:r>
-      <w:r>
-        <w:t xml:space="preserve"> </w:t>
-      </w:r>
-      <w:r>
-        <w:t xml:space="preserve">-</w:t>
+        <w:t xml:space="preserve">4 * 3 * 2 * 1</w:t>
+      </w:r>
+      <w:r>
+        <w:t xml:space="preserve">, yielding</w:t>
       </w:r>
       <w:r>
         <w:t xml:space="preserve"> </w:t>
@@ -3313,75 +2685,7 @@
         <w:rPr>
           <w:rStyle w:val="VerbatimChar"/>
         </w:rPr>
-        <w:t xml:space="preserve">factorial(2)</w:t>
-      </w:r>
-      <w:r>
-        <w:t xml:space="preserve"> </w:t>
-      </w:r>
-      <w:r>
-        <w:t xml:space="preserve">returns</w:t>
-      </w:r>
-      <w:r>
-        <w:t xml:space="preserve"> </w:t>
-      </w:r>
-      <w:r>
-        <w:rPr>
-          <w:rStyle w:val="VerbatimChar"/>
-        </w:rPr>
-        <w:t xml:space="preserve">2 * factorial(1)</w:t>
-      </w:r>
-      <w:r>
-        <w:t xml:space="preserve"> </w:t>
-      </w:r>
-      <w:r>
-        <w:t xml:space="preserve">-</w:t>
-      </w:r>
-      <w:r>
-        <w:t xml:space="preserve"> </w:t>
-      </w:r>
-      <w:r>
-        <w:rPr>
-          <w:rStyle w:val="VerbatimChar"/>
-        </w:rPr>
-        <w:t xml:space="preserve">factorial(1)</w:t>
-      </w:r>
-      <w:r>
-        <w:t xml:space="preserve"> </w:t>
-      </w:r>
-      <w:r>
-        <w:t xml:space="preserve">returns</w:t>
-      </w:r>
-      <w:r>
-        <w:t xml:space="preserve"> </w:t>
-      </w:r>
-      <w:r>
-        <w:rPr>
-          <w:rStyle w:val="VerbatimChar"/>
-        </w:rPr>
-        <w:t xml:space="preserve">1</w:t>
-      </w:r>
-      <w:r>
-        <w:t xml:space="preserve"> </w:t>
-      </w:r>
-      <w:r>
-        <w:t xml:space="preserve">(base case)</w:t>
-      </w:r>
-    </w:p>
-    <w:p>
-      <w:pPr>
-        <w:pStyle w:val="BodyText"/>
-      </w:pPr>
-      <w:r>
-        <w:t xml:space="preserve">The results are then multiplied back up the call stack, yielding</w:t>
-      </w:r>
-      <w:r>
-        <w:t xml:space="preserve"> </w:t>
-      </w:r>
-      <w:r>
-        <w:rPr>
-          <w:rStyle w:val="VerbatimChar"/>
-        </w:rPr>
-        <w:t xml:space="preserve">4 * 3 * 2 * 1 = 24</w:t>
+        <w:t xml:space="preserve">24</w:t>
       </w:r>
       <w:r>
         <w:t xml:space="preserve">.</w:t>
@@ -3411,11 +2715,18 @@
         <w:pStyle w:val="Compact"/>
         <w:numPr>
           <w:ilvl w:val="0"/>
-          <w:numId w:val="1007"/>
+          <w:numId w:val="1005"/>
         </w:numPr>
       </w:pPr>
       <w:r>
-        <w:t xml:space="preserve">This function is intended for non-negative integers. Providing a negative number will lead to infinite recursion and result in a</w:t>
+        <w:rPr>
+          <w:b/>
+          <w:bCs/>
+        </w:rPr>
+        <w:t xml:space="preserve">Input Domain</w:t>
+      </w:r>
+      <w:r>
+        <w:t xml:space="preserve">: This function is intended for non-negative integers. Providing a negative number will result in infinite recursion, leading to a</w:t>
       </w:r>
       <w:r>
         <w:t xml:space="preserve"> </w:t>
@@ -3435,11 +2746,18 @@
         <w:pStyle w:val="Compact"/>
         <w:numPr>
           <w:ilvl w:val="0"/>
-          <w:numId w:val="1007"/>
+          <w:numId w:val="1005"/>
         </w:numPr>
       </w:pPr>
       <w:r>
-        <w:t xml:space="preserve">Due to the recursive implementation, very large values of</w:t>
+        <w:rPr>
+          <w:b/>
+          <w:bCs/>
+        </w:rPr>
+        <w:t xml:space="preserve">Integer Overflow</w:t>
+      </w:r>
+      <w:r>
+        <w:t xml:space="preserve">: The return type is</w:t>
       </w:r>
       <w:r>
         <w:t xml:space="preserve"> </w:t>
@@ -3448,13 +2766,10 @@
         <w:rPr>
           <w:rStyle w:val="VerbatimChar"/>
         </w:rPr>
-        <w:t xml:space="preserve">n</w:t>
-      </w:r>
-      <w:r>
-        <w:t xml:space="preserve"> </w:t>
-      </w:r>
-      <w:r>
-        <w:t xml:space="preserve">can also cause a</w:t>
+        <w:t xml:space="preserve">int</w:t>
+      </w:r>
+      <w:r>
+        <w:t xml:space="preserve">. Factorial values grow very quickly. For inputs greater than 12, the result will exceed the maximum value of a Java</w:t>
       </w:r>
       <w:r>
         <w:t xml:space="preserve"> </w:t>
@@ -3463,13 +2778,13 @@
         <w:rPr>
           <w:rStyle w:val="VerbatimChar"/>
         </w:rPr>
-        <w:t xml:space="preserve">StackOverflowError</w:t>
-      </w:r>
-      <w:r>
-        <w:t xml:space="preserve"> </w:t>
-      </w:r>
-      <w:r>
-        <w:t xml:space="preserve">by exceeding the call stack depth limit.</w:t>
+        <w:t xml:space="preserve">int</w:t>
+      </w:r>
+      <w:r>
+        <w:t xml:space="preserve"> </w:t>
+      </w:r>
+      <w:r>
+        <w:t xml:space="preserve">(2,147,483,647), causing an integer overflow and producing an incorrect result.</w:t>
       </w:r>
     </w:p>
     <w:p>
@@ -3477,11 +2792,18 @@
         <w:pStyle w:val="Compact"/>
         <w:numPr>
           <w:ilvl w:val="0"/>
-          <w:numId w:val="1007"/>
+          <w:numId w:val="1005"/>
         </w:numPr>
       </w:pPr>
       <w:r>
-        <w:t xml:space="preserve">The return type is</w:t>
+        <w:rPr>
+          <w:b/>
+          <w:bCs/>
+        </w:rPr>
+        <w:t xml:space="preserve">Recursion Depth</w:t>
+      </w:r>
+      <w:r>
+        <w:t xml:space="preserve">: As a recursive function, very large input values (even if they did not cause an overflow) could potentially lead to a</w:t>
       </w:r>
       <w:r>
         <w:t xml:space="preserve"> </w:t>
@@ -3490,67 +2812,13 @@
         <w:rPr>
           <w:rStyle w:val="VerbatimChar"/>
         </w:rPr>
-        <w:t xml:space="preserve">int</w:t>
-      </w:r>
-      <w:r>
-        <w:t xml:space="preserve">. Factorials grow very rapidly, and the result will overflow the standard 32-bit</w:t>
-      </w:r>
-      <w:r>
-        <w:t xml:space="preserve"> </w:t>
-      </w:r>
-      <w:r>
-        <w:rPr>
-          <w:rStyle w:val="VerbatimChar"/>
-        </w:rPr>
-        <w:t xml:space="preserve">int</w:t>
-      </w:r>
-      <w:r>
-        <w:t xml:space="preserve"> </w:t>
-      </w:r>
-      <w:r>
-        <w:t xml:space="preserve">data type for</w:t>
-      </w:r>
-      <w:r>
-        <w:t xml:space="preserve"> </w:t>
-      </w:r>
-      <w:r>
-        <w:rPr>
-          <w:rStyle w:val="VerbatimChar"/>
-        </w:rPr>
-        <w:t xml:space="preserve">n &gt; 12</w:t>
-      </w:r>
-      <w:r>
-        <w:t xml:space="preserve">. For larger numbers, a</w:t>
-      </w:r>
-      <w:r>
-        <w:t xml:space="preserve"> </w:t>
-      </w:r>
-      <w:r>
-        <w:rPr>
-          <w:rStyle w:val="VerbatimChar"/>
-        </w:rPr>
-        <w:t xml:space="preserve">long</w:t>
-      </w:r>
-      <w:r>
-        <w:t xml:space="preserve"> </w:t>
-      </w:r>
-      <w:r>
-        <w:t xml:space="preserve">or</w:t>
-      </w:r>
-      <w:r>
-        <w:t xml:space="preserve"> </w:t>
-      </w:r>
-      <w:r>
-        <w:rPr>
-          <w:rStyle w:val="VerbatimChar"/>
-        </w:rPr>
-        <w:t xml:space="preserve">java.math.BigInteger</w:t>
-      </w:r>
-      <w:r>
-        <w:t xml:space="preserve"> </w:t>
-      </w:r>
-      <w:r>
-        <w:t xml:space="preserve">implementation would be necessary.</w:t>
+        <w:t xml:space="preserve">StackOverflowError</w:t>
+      </w:r>
+      <w:r>
+        <w:t xml:space="preserve"> </w:t>
+      </w:r>
+      <w:r>
+        <w:t xml:space="preserve">due to excessive recursion depth.</w:t>
       </w:r>
     </w:p>
     <w:p>
@@ -3565,7 +2833,7 @@
         <w:t xml:space="preserve">Output Example</w:t>
       </w:r>
       <w:r>
-        <w:t xml:space="preserve">: A call to</w:t>
+        <w:t xml:space="preserve">: The function returns a single integer value representing the calculated factorial. For an input of</w:t>
       </w:r>
       <w:r>
         <w:t xml:space="preserve"> </w:t>
@@ -3574,13 +2842,10 @@
         <w:rPr>
           <w:rStyle w:val="VerbatimChar"/>
         </w:rPr>
-        <w:t xml:space="preserve">factorial(5)</w:t>
-      </w:r>
-      <w:r>
-        <w:t xml:space="preserve"> </w:t>
-      </w:r>
-      <w:r>
-        <w:t xml:space="preserve">would return the integer</w:t>
+        <w:t xml:space="preserve">5</w:t>
+      </w:r>
+      <w:r>
+        <w:t xml:space="preserve">, the output would be</w:t>
       </w:r>
       <w:r>
         <w:t xml:space="preserve"> </w:t>
@@ -3620,6 +2885,15 @@
       </w:pPr>
       <w:r>
         <w:rPr>
+          <w:rStyle w:val="CommentTok"/>
+        </w:rPr>
+        <w:t xml:space="preserve">// Example usage within the Main class</w:t>
+      </w:r>
+      <w:r>
+        <w:br/>
+      </w:r>
+      <w:r>
+        <w:rPr>
           <w:rStyle w:val="KeywordTok"/>
         </w:rPr>
         <w:t xml:space="preserve">public</w:t>
@@ -3632,20 +2906,74 @@
       </w:r>
       <w:r>
         <w:rPr>
-          <w:rStyle w:val="KeywordTok"/>
-        </w:rPr>
-        <w:t xml:space="preserve">class</w:t>
+          <w:rStyle w:val="DataTypeTok"/>
+        </w:rPr>
+        <w:t xml:space="preserve">static</w:t>
       </w:r>
       <w:r>
         <w:rPr>
           <w:rStyle w:val="NormalTok"/>
         </w:rPr>
-        <w:t xml:space="preserve"> Main </w:t>
+        <w:t xml:space="preserve"> </w:t>
+      </w:r>
+      <w:r>
+        <w:rPr>
+          <w:rStyle w:val="DataTypeTok"/>
+        </w:rPr>
+        <w:t xml:space="preserve">void</w:t>
+      </w:r>
+      <w:r>
+        <w:rPr>
+          <w:rStyle w:val="NormalTok"/>
+        </w:rPr>
+        <w:t xml:space="preserve"> </w:t>
+      </w:r>
+      <w:r>
+        <w:rPr>
+          <w:rStyle w:val="FunctionTok"/>
+        </w:rPr>
+        <w:t xml:space="preserve">main</w:t>
       </w:r>
       <w:r>
         <w:rPr>
           <w:rStyle w:val="OperatorTok"/>
         </w:rPr>
+        <w:t xml:space="preserve">(</w:t>
+      </w:r>
+      <w:r>
+        <w:rPr>
+          <w:rStyle w:val="BuiltInTok"/>
+        </w:rPr>
+        <w:t xml:space="preserve">String</w:t>
+      </w:r>
+      <w:r>
+        <w:rPr>
+          <w:rStyle w:val="OperatorTok"/>
+        </w:rPr>
+        <w:t xml:space="preserve">[]</w:t>
+      </w:r>
+      <w:r>
+        <w:rPr>
+          <w:rStyle w:val="NormalTok"/>
+        </w:rPr>
+        <w:t xml:space="preserve"> args</w:t>
+      </w:r>
+      <w:r>
+        <w:rPr>
+          <w:rStyle w:val="OperatorTok"/>
+        </w:rPr>
+        <w:t xml:space="preserve">)</w:t>
+      </w:r>
+      <w:r>
+        <w:rPr>
+          <w:rStyle w:val="NormalTok"/>
+        </w:rPr>
+        <w:t xml:space="preserve"> </w:t>
+      </w:r>
+      <w:r>
+        <w:rPr>
+          <w:rStyle w:val="OperatorTok"/>
+        </w:rPr>
         <w:t xml:space="preserve">{</w:t>
       </w:r>
       <w:r>
@@ -3659,33 +2987,66 @@
       </w:r>
       <w:r>
         <w:rPr>
-          <w:rStyle w:val="KeywordTok"/>
-        </w:rPr>
-        <w:t xml:space="preserve">public</w:t>
+          <w:rStyle w:val="DataTypeTok"/>
+        </w:rPr>
+        <w:t xml:space="preserve">int</w:t>
       </w:r>
       <w:r>
         <w:rPr>
           <w:rStyle w:val="NormalTok"/>
         </w:rPr>
-        <w:t xml:space="preserve"> </w:t>
+        <w:t xml:space="preserve"> number </w:t>
+      </w:r>
+      <w:r>
+        <w:rPr>
+          <w:rStyle w:val="OperatorTok"/>
+        </w:rPr>
+        <w:t xml:space="preserve">=</w:t>
+      </w:r>
+      <w:r>
+        <w:rPr>
+          <w:rStyle w:val="NormalTok"/>
+        </w:rPr>
+        <w:t xml:space="preserve"> </w:t>
+      </w:r>
+      <w:r>
+        <w:rPr>
+          <w:rStyle w:val="DecValTok"/>
+        </w:rPr>
+        <w:t xml:space="preserve">5</w:t>
+      </w:r>
+      <w:r>
+        <w:rPr>
+          <w:rStyle w:val="OperatorTok"/>
+        </w:rPr>
+        <w:t xml:space="preserve">;</w:t>
+      </w:r>
+      <w:r>
+        <w:br/>
+      </w:r>
+      <w:r>
+        <w:rPr>
+          <w:rStyle w:val="NormalTok"/>
+        </w:rPr>
+        <w:t xml:space="preserve">    </w:t>
       </w:r>
       <w:r>
         <w:rPr>
           <w:rStyle w:val="DataTypeTok"/>
         </w:rPr>
-        <w:t xml:space="preserve">static</w:t>
+        <w:t xml:space="preserve">int</w:t>
       </w:r>
       <w:r>
         <w:rPr>
           <w:rStyle w:val="NormalTok"/>
         </w:rPr>
-        <w:t xml:space="preserve"> </w:t>
-      </w:r>
-      <w:r>
-        <w:rPr>
-          <w:rStyle w:val="DataTypeTok"/>
-        </w:rPr>
-        <w:t xml:space="preserve">int</w:t>
+        <w:t xml:space="preserve"> result </w:t>
+      </w:r>
+      <w:r>
+        <w:rPr>
+          <w:rStyle w:val="OperatorTok"/>
+        </w:rPr>
+        <w:t xml:space="preserve">=</w:t>
       </w:r>
       <w:r>
         <w:rPr>
@@ -3707,567 +3068,126 @@
       </w:r>
       <w:r>
         <w:rPr>
-          <w:rStyle w:val="DataTypeTok"/>
-        </w:rPr>
-        <w:t xml:space="preserve">int</w:t>
-      </w:r>
-      <w:r>
-        <w:rPr>
           <w:rStyle w:val="NormalTok"/>
         </w:rPr>
-        <w:t xml:space="preserve"> n</w:t>
+        <w:t xml:space="preserve">number</w:t>
       </w:r>
       <w:r>
         <w:rPr>
           <w:rStyle w:val="OperatorTok"/>
         </w:rPr>
-        <w:t xml:space="preserve">)</w:t>
+        <w:t xml:space="preserve">);</w:t>
+      </w:r>
+      <w:r>
+        <w:br/>
       </w:r>
       <w:r>
         <w:rPr>
           <w:rStyle w:val="NormalTok"/>
         </w:rPr>
-        <w:t xml:space="preserve"> </w:t>
+        <w:t xml:space="preserve">    </w:t>
+      </w:r>
+      <w:r>
+        <w:rPr>
+          <w:rStyle w:val="BuiltInTok"/>
+        </w:rPr>
+        <w:t xml:space="preserve">System</w:t>
       </w:r>
       <w:r>
         <w:rPr>
           <w:rStyle w:val="OperatorTok"/>
         </w:rPr>
-        <w:t xml:space="preserve">{</w:t>
-      </w:r>
-      <w:r>
-        <w:br/>
+        <w:t xml:space="preserve">.</w:t>
+      </w:r>
+      <w:r>
+        <w:rPr>
+          <w:rStyle w:val="FunctionTok"/>
+        </w:rPr>
+        <w:t xml:space="preserve">out</w:t>
+      </w:r>
+      <w:r>
+        <w:rPr>
+          <w:rStyle w:val="OperatorTok"/>
+        </w:rPr>
+        <w:t xml:space="preserve">.</w:t>
+      </w:r>
+      <w:r>
+        <w:rPr>
+          <w:rStyle w:val="FunctionTok"/>
+        </w:rPr>
+        <w:t xml:space="preserve">println</w:t>
+      </w:r>
+      <w:r>
+        <w:rPr>
+          <w:rStyle w:val="OperatorTok"/>
+        </w:rPr>
+        <w:t xml:space="preserve">(</w:t>
+      </w:r>
+      <w:r>
+        <w:rPr>
+          <w:rStyle w:val="StringTok"/>
+        </w:rPr>
+        <w:t xml:space="preserve">"The factorial of "</w:t>
       </w:r>
       <w:r>
         <w:rPr>
           <w:rStyle w:val="NormalTok"/>
         </w:rPr>
-        <w:t xml:space="preserve">        </w:t>
-      </w:r>
-      <w:r>
-        <w:rPr>
-          <w:rStyle w:val="ControlFlowTok"/>
-        </w:rPr>
-        <w:t xml:space="preserve">if</w:t>
+        <w:t xml:space="preserve"> </w:t>
+      </w:r>
+      <w:r>
+        <w:rPr>
+          <w:rStyle w:val="OperatorTok"/>
+        </w:rPr>
+        <w:t xml:space="preserve">+</w:t>
       </w:r>
       <w:r>
         <w:rPr>
           <w:rStyle w:val="NormalTok"/>
         </w:rPr>
-        <w:t xml:space="preserve"> </w:t>
+        <w:t xml:space="preserve"> number </w:t>
       </w:r>
       <w:r>
         <w:rPr>
           <w:rStyle w:val="OperatorTok"/>
         </w:rPr>
-        <w:t xml:space="preserve">(</w:t>
+        <w:t xml:space="preserve">+</w:t>
       </w:r>
       <w:r>
         <w:rPr>
           <w:rStyle w:val="NormalTok"/>
         </w:rPr>
-        <w:t xml:space="preserve">n </w:t>
+        <w:t xml:space="preserve"> </w:t>
+      </w:r>
+      <w:r>
+        <w:rPr>
+          <w:rStyle w:val="StringTok"/>
+        </w:rPr>
+        <w:t xml:space="preserve">" is "</w:t>
+      </w:r>
+      <w:r>
+        <w:rPr>
+          <w:rStyle w:val="NormalTok"/>
+        </w:rPr>
+        <w:t xml:space="preserve"> </w:t>
       </w:r>
       <w:r>
         <w:rPr>
           <w:rStyle w:val="OperatorTok"/>
         </w:rPr>
-        <w:t xml:space="preserve">&lt;=</w:t>
+        <w:t xml:space="preserve">+</w:t>
       </w:r>
       <w:r>
         <w:rPr>
           <w:rStyle w:val="NormalTok"/>
         </w:rPr>
-        <w:t xml:space="preserve"> </w:t>
-      </w:r>
-      <w:r>
-        <w:rPr>
-          <w:rStyle w:val="DecValTok"/>
-        </w:rPr>
-        <w:t xml:space="preserve">1</w:t>
+        <w:t xml:space="preserve"> result</w:t>
       </w:r>
       <w:r>
         <w:rPr>
           <w:rStyle w:val="OperatorTok"/>
         </w:rPr>
-        <w:t xml:space="preserve">)</w:t>
-      </w:r>
-      <w:r>
-        <w:br/>
-      </w:r>
-      <w:r>
-        <w:rPr>
-          <w:rStyle w:val="NormalTok"/>
-        </w:rPr>
-        <w:t xml:space="preserve">            </w:t>
-      </w:r>
-      <w:r>
-        <w:rPr>
-          <w:rStyle w:val="ControlFlowTok"/>
-        </w:rPr>
-        <w:t xml:space="preserve">return</w:t>
-      </w:r>
-      <w:r>
-        <w:rPr>
-          <w:rStyle w:val="NormalTok"/>
-        </w:rPr>
-        <w:t xml:space="preserve"> </w:t>
-      </w:r>
-      <w:r>
-        <w:rPr>
-          <w:rStyle w:val="DecValTok"/>
-        </w:rPr>
-        <w:t xml:space="preserve">1</w:t>
-      </w:r>
-      <w:r>
-        <w:rPr>
-          <w:rStyle w:val="OperatorTok"/>
-        </w:rPr>
-        <w:t xml:space="preserve">;</w:t>
-      </w:r>
-      <w:r>
-        <w:br/>
-      </w:r>
-      <w:r>
-        <w:rPr>
-          <w:rStyle w:val="NormalTok"/>
-        </w:rPr>
-        <w:t xml:space="preserve">        </w:t>
-      </w:r>
-      <w:r>
-        <w:rPr>
-          <w:rStyle w:val="ControlFlowTok"/>
-        </w:rPr>
-        <w:t xml:space="preserve">else</w:t>
-      </w:r>
-      <w:r>
-        <w:br/>
-      </w:r>
-      <w:r>
-        <w:rPr>
-          <w:rStyle w:val="NormalTok"/>
-        </w:rPr>
-        <w:t xml:space="preserve">            </w:t>
-      </w:r>
-      <w:r>
-        <w:rPr>
-          <w:rStyle w:val="ControlFlowTok"/>
-        </w:rPr>
-        <w:t xml:space="preserve">return</w:t>
-      </w:r>
-      <w:r>
-        <w:rPr>
-          <w:rStyle w:val="NormalTok"/>
-        </w:rPr>
-        <w:t xml:space="preserve"> n </w:t>
-      </w:r>
-      <w:r>
-        <w:rPr>
-          <w:rStyle w:val="OperatorTok"/>
-        </w:rPr>
-        <w:t xml:space="preserve">*</w:t>
-      </w:r>
-      <w:r>
-        <w:rPr>
-          <w:rStyle w:val="NormalTok"/>
-        </w:rPr>
-        <w:t xml:space="preserve"> </w:t>
-      </w:r>
-      <w:r>
-        <w:rPr>
-          <w:rStyle w:val="FunctionTok"/>
-        </w:rPr>
-        <w:t xml:space="preserve">factorial</w:t>
-      </w:r>
-      <w:r>
-        <w:rPr>
-          <w:rStyle w:val="OperatorTok"/>
-        </w:rPr>
-        <w:t xml:space="preserve">(</w:t>
-      </w:r>
-      <w:r>
-        <w:rPr>
-          <w:rStyle w:val="NormalTok"/>
-        </w:rPr>
-        <w:t xml:space="preserve">n </w:t>
-      </w:r>
-      <w:r>
-        <w:rPr>
-          <w:rStyle w:val="OperatorTok"/>
-        </w:rPr>
-        <w:t xml:space="preserve">-</w:t>
-      </w:r>
-      <w:r>
-        <w:rPr>
-          <w:rStyle w:val="NormalTok"/>
-        </w:rPr>
-        <w:t xml:space="preserve"> </w:t>
-      </w:r>
-      <w:r>
-        <w:rPr>
-          <w:rStyle w:val="DecValTok"/>
-        </w:rPr>
-        <w:t xml:space="preserve">1</w:t>
-      </w:r>
-      <w:r>
-        <w:rPr>
-          <w:rStyle w:val="OperatorTok"/>
-        </w:rPr>
         <w:t xml:space="preserve">);</w:t>
-      </w:r>
-      <w:r>
-        <w:br/>
-      </w:r>
-      <w:r>
-        <w:rPr>
-          <w:rStyle w:val="NormalTok"/>
-        </w:rPr>
-        <w:t xml:space="preserve">    </w:t>
-      </w:r>
-      <w:r>
-        <w:rPr>
-          <w:rStyle w:val="OperatorTok"/>
-        </w:rPr>
-        <w:t xml:space="preserve">}</w:t>
-      </w:r>
-      <w:r>
-        <w:br/>
-      </w:r>
-      <w:r>
-        <w:br/>
-      </w:r>
-      <w:r>
-        <w:rPr>
-          <w:rStyle w:val="NormalTok"/>
-        </w:rPr>
-        <w:t xml:space="preserve">    </w:t>
-      </w:r>
-      <w:r>
-        <w:rPr>
-          <w:rStyle w:val="KeywordTok"/>
-        </w:rPr>
-        <w:t xml:space="preserve">public</w:t>
-      </w:r>
-      <w:r>
-        <w:rPr>
-          <w:rStyle w:val="NormalTok"/>
-        </w:rPr>
-        <w:t xml:space="preserve"> </w:t>
-      </w:r>
-      <w:r>
-        <w:rPr>
-          <w:rStyle w:val="DataTypeTok"/>
-        </w:rPr>
-        <w:t xml:space="preserve">static</w:t>
-      </w:r>
-      <w:r>
-        <w:rPr>
-          <w:rStyle w:val="NormalTok"/>
-        </w:rPr>
-        <w:t xml:space="preserve"> </w:t>
-      </w:r>
-      <w:r>
-        <w:rPr>
-          <w:rStyle w:val="DataTypeTok"/>
-        </w:rPr>
-        <w:t xml:space="preserve">void</w:t>
-      </w:r>
-      <w:r>
-        <w:rPr>
-          <w:rStyle w:val="NormalTok"/>
-        </w:rPr>
-        <w:t xml:space="preserve"> </w:t>
-      </w:r>
-      <w:r>
-        <w:rPr>
-          <w:rStyle w:val="FunctionTok"/>
-        </w:rPr>
-        <w:t xml:space="preserve">main</w:t>
-      </w:r>
-      <w:r>
-        <w:rPr>
-          <w:rStyle w:val="OperatorTok"/>
-        </w:rPr>
-        <w:t xml:space="preserve">(</w:t>
-      </w:r>
-      <w:r>
-        <w:rPr>
-          <w:rStyle w:val="BuiltInTok"/>
-        </w:rPr>
-        <w:t xml:space="preserve">String</w:t>
-      </w:r>
-      <w:r>
-        <w:rPr>
-          <w:rStyle w:val="OperatorTok"/>
-        </w:rPr>
-        <w:t xml:space="preserve">[]</w:t>
-      </w:r>
-      <w:r>
-        <w:rPr>
-          <w:rStyle w:val="NormalTok"/>
-        </w:rPr>
-        <w:t xml:space="preserve"> args</w:t>
-      </w:r>
-      <w:r>
-        <w:rPr>
-          <w:rStyle w:val="OperatorTok"/>
-        </w:rPr>
-        <w:t xml:space="preserve">)</w:t>
-      </w:r>
-      <w:r>
-        <w:rPr>
-          <w:rStyle w:val="NormalTok"/>
-        </w:rPr>
-        <w:t xml:space="preserve"> </w:t>
-      </w:r>
-      <w:r>
-        <w:rPr>
-          <w:rStyle w:val="OperatorTok"/>
-        </w:rPr>
-        <w:t xml:space="preserve">{</w:t>
-      </w:r>
-      <w:r>
-        <w:br/>
-      </w:r>
-      <w:r>
-        <w:rPr>
-          <w:rStyle w:val="NormalTok"/>
-        </w:rPr>
-        <w:t xml:space="preserve">        </w:t>
-      </w:r>
-      <w:r>
-        <w:rPr>
-          <w:rStyle w:val="CommentTok"/>
-        </w:rPr>
-        <w:t xml:space="preserve">// Example usage</w:t>
-      </w:r>
-      <w:r>
-        <w:br/>
-      </w:r>
-      <w:r>
-        <w:rPr>
-          <w:rStyle w:val="NormalTok"/>
-        </w:rPr>
-        <w:t xml:space="preserve">        </w:t>
-      </w:r>
-      <w:r>
-        <w:rPr>
-          <w:rStyle w:val="DataTypeTok"/>
-        </w:rPr>
-        <w:t xml:space="preserve">int</w:t>
-      </w:r>
-      <w:r>
-        <w:rPr>
-          <w:rStyle w:val="NormalTok"/>
-        </w:rPr>
-        <w:t xml:space="preserve"> number </w:t>
-      </w:r>
-      <w:r>
-        <w:rPr>
-          <w:rStyle w:val="OperatorTok"/>
-        </w:rPr>
-        <w:t xml:space="preserve">=</w:t>
-      </w:r>
-      <w:r>
-        <w:rPr>
-          <w:rStyle w:val="NormalTok"/>
-        </w:rPr>
-        <w:t xml:space="preserve"> </w:t>
-      </w:r>
-      <w:r>
-        <w:rPr>
-          <w:rStyle w:val="DecValTok"/>
-        </w:rPr>
-        <w:t xml:space="preserve">5</w:t>
-      </w:r>
-      <w:r>
-        <w:rPr>
-          <w:rStyle w:val="OperatorTok"/>
-        </w:rPr>
-        <w:t xml:space="preserve">;</w:t>
-      </w:r>
-      <w:r>
-        <w:br/>
-      </w:r>
-      <w:r>
-        <w:rPr>
-          <w:rStyle w:val="NormalTok"/>
-        </w:rPr>
-        <w:t xml:space="preserve">        </w:t>
-      </w:r>
-      <w:r>
-        <w:rPr>
-          <w:rStyle w:val="DataTypeTok"/>
-        </w:rPr>
-        <w:t xml:space="preserve">int</w:t>
-      </w:r>
-      <w:r>
-        <w:rPr>
-          <w:rStyle w:val="NormalTok"/>
-        </w:rPr>
-        <w:t xml:space="preserve"> result </w:t>
-      </w:r>
-      <w:r>
-        <w:rPr>
-          <w:rStyle w:val="OperatorTok"/>
-        </w:rPr>
-        <w:t xml:space="preserve">=</w:t>
-      </w:r>
-      <w:r>
-        <w:rPr>
-          <w:rStyle w:val="NormalTok"/>
-        </w:rPr>
-        <w:t xml:space="preserve"> </w:t>
-      </w:r>
-      <w:r>
-        <w:rPr>
-          <w:rStyle w:val="FunctionTok"/>
-        </w:rPr>
-        <w:t xml:space="preserve">factorial</w:t>
-      </w:r>
-      <w:r>
-        <w:rPr>
-          <w:rStyle w:val="OperatorTok"/>
-        </w:rPr>
-        <w:t xml:space="preserve">(</w:t>
-      </w:r>
-      <w:r>
-        <w:rPr>
-          <w:rStyle w:val="NormalTok"/>
-        </w:rPr>
-        <w:t xml:space="preserve">number</w:t>
-      </w:r>
-      <w:r>
-        <w:rPr>
-          <w:rStyle w:val="OperatorTok"/>
-        </w:rPr>
-        <w:t xml:space="preserve">);</w:t>
-      </w:r>
-      <w:r>
-        <w:br/>
-      </w:r>
-      <w:r>
-        <w:rPr>
-          <w:rStyle w:val="NormalTok"/>
-        </w:rPr>
-        <w:t xml:space="preserve">        </w:t>
-      </w:r>
-      <w:r>
-        <w:rPr>
-          <w:rStyle w:val="BuiltInTok"/>
-        </w:rPr>
-        <w:t xml:space="preserve">System</w:t>
-      </w:r>
-      <w:r>
-        <w:rPr>
-          <w:rStyle w:val="OperatorTok"/>
-        </w:rPr>
-        <w:t xml:space="preserve">.</w:t>
-      </w:r>
-      <w:r>
-        <w:rPr>
-          <w:rStyle w:val="FunctionTok"/>
-        </w:rPr>
-        <w:t xml:space="preserve">out</w:t>
-      </w:r>
-      <w:r>
-        <w:rPr>
-          <w:rStyle w:val="OperatorTok"/>
-        </w:rPr>
-        <w:t xml:space="preserve">.</w:t>
-      </w:r>
-      <w:r>
-        <w:rPr>
-          <w:rStyle w:val="FunctionTok"/>
-        </w:rPr>
-        <w:t xml:space="preserve">println</w:t>
-      </w:r>
-      <w:r>
-        <w:rPr>
-          <w:rStyle w:val="OperatorTok"/>
-        </w:rPr>
-        <w:t xml:space="preserve">(</w:t>
-      </w:r>
-      <w:r>
-        <w:rPr>
-          <w:rStyle w:val="StringTok"/>
-        </w:rPr>
-        <w:t xml:space="preserve">"The factorial of "</w:t>
-      </w:r>
-      <w:r>
-        <w:rPr>
-          <w:rStyle w:val="NormalTok"/>
-        </w:rPr>
-        <w:t xml:space="preserve"> </w:t>
-      </w:r>
-      <w:r>
-        <w:rPr>
-          <w:rStyle w:val="OperatorTok"/>
-        </w:rPr>
-        <w:t xml:space="preserve">+</w:t>
-      </w:r>
-      <w:r>
-        <w:rPr>
-          <w:rStyle w:val="NormalTok"/>
-        </w:rPr>
-        <w:t xml:space="preserve"> number </w:t>
-      </w:r>
-      <w:r>
-        <w:rPr>
-          <w:rStyle w:val="OperatorTok"/>
-        </w:rPr>
-        <w:t xml:space="preserve">+</w:t>
-      </w:r>
-      <w:r>
-        <w:rPr>
-          <w:rStyle w:val="NormalTok"/>
-        </w:rPr>
-        <w:t xml:space="preserve"> </w:t>
-      </w:r>
-      <w:r>
-        <w:rPr>
-          <w:rStyle w:val="StringTok"/>
-        </w:rPr>
-        <w:t xml:space="preserve">" is: "</w:t>
-      </w:r>
-      <w:r>
-        <w:rPr>
-          <w:rStyle w:val="NormalTok"/>
-        </w:rPr>
-        <w:t xml:space="preserve"> </w:t>
-      </w:r>
-      <w:r>
-        <w:rPr>
-          <w:rStyle w:val="OperatorTok"/>
-        </w:rPr>
-        <w:t xml:space="preserve">+</w:t>
-      </w:r>
-      <w:r>
-        <w:rPr>
-          <w:rStyle w:val="NormalTok"/>
-        </w:rPr>
-        <w:t xml:space="preserve"> result</w:t>
-      </w:r>
-      <w:r>
-        <w:rPr>
-          <w:rStyle w:val="OperatorTok"/>
-        </w:rPr>
-        <w:t xml:space="preserve">);</w:t>
-      </w:r>
-      <w:r>
-        <w:br/>
-      </w:r>
-      <w:r>
-        <w:rPr>
-          <w:rStyle w:val="NormalTok"/>
-        </w:rPr>
-        <w:t xml:space="preserve">    </w:t>
-      </w:r>
-      <w:r>
-        <w:rPr>
-          <w:rStyle w:val="OperatorTok"/>
-        </w:rPr>
-        <w:t xml:space="preserve">}</w:t>
       </w:r>
       <w:r>
         <w:br/>
@@ -4299,7 +3219,7 @@
         <w:rPr>
           <w:rStyle w:val="VerbatimChar"/>
         </w:rPr>
-        <w:t xml:space="preserve">The factorial of 5 is: 120</w:t>
+        <w:t xml:space="preserve">The factorial of 5 is 120</w:t>
       </w:r>
     </w:p>
     <w:p>
@@ -4393,7 +3313,7 @@
         <w:t xml:space="preserve"> </w:t>
       </w:r>
       <w:r>
-        <w:t xml:space="preserve">function prints a personalized greeting message to the standard output console.</w:t>
+        <w:t xml:space="preserve">function prints a personalized greeting message to the standard console output.</w:t>
       </w:r>
     </w:p>
     <w:bookmarkEnd w:id="31"/>
@@ -4420,7 +3340,7 @@
         <w:pStyle w:val="Compact"/>
         <w:numPr>
           <w:ilvl w:val="0"/>
-          <w:numId w:val="1008"/>
+          <w:numId w:val="1006"/>
         </w:numPr>
       </w:pPr>
       <w:r>
@@ -4460,7 +3380,7 @@
         <w:pStyle w:val="FirstParagraph"/>
       </w:pPr>
       <w:r>
-        <w:t xml:space="preserve">This static function provides a simple way to display a standardized greeting. It takes a single</w:t>
+        <w:t xml:space="preserve">This</w:t>
       </w:r>
       <w:r>
         <w:t xml:space="preserve"> </w:t>
@@ -4469,13 +3389,28 @@
         <w:rPr>
           <w:rStyle w:val="VerbatimChar"/>
         </w:rPr>
+        <w:t xml:space="preserve">public static</w:t>
+      </w:r>
+      <w:r>
+        <w:t xml:space="preserve"> </w:t>
+      </w:r>
+      <w:r>
+        <w:t xml:space="preserve">function is designed to provide a simple greeting. It accepts a single</w:t>
+      </w:r>
+      <w:r>
+        <w:t xml:space="preserve"> </w:t>
+      </w:r>
+      <w:r>
+        <w:rPr>
+          <w:rStyle w:val="VerbatimChar"/>
+        </w:rPr>
         <w:t xml:space="preserve">String</w:t>
       </w:r>
       <w:r>
         <w:t xml:space="preserve"> </w:t>
       </w:r>
       <w:r>
-        <w:t xml:space="preserve">argument,</w:t>
+        <w:t xml:space="preserve">parameter called</w:t>
       </w:r>
       <w:r>
         <w:t xml:space="preserve"> </w:t>
@@ -4487,61 +3422,7 @@
         <w:t xml:space="preserve">name</w:t>
       </w:r>
       <w:r>
-        <w:t xml:space="preserve">. The core logic involves string concatenation: it combines the literal string</w:t>
-      </w:r>
-      <w:r>
-        <w:t xml:space="preserve"> </w:t>
-      </w:r>
-      <w:r>
-        <w:rPr>
-          <w:rStyle w:val="VerbatimChar"/>
-        </w:rPr>
-        <w:t xml:space="preserve">"Hello, "</w:t>
-      </w:r>
-      <w:r>
-        <w:t xml:space="preserve">, the value passed in the</w:t>
-      </w:r>
-      <w:r>
-        <w:t xml:space="preserve"> </w:t>
-      </w:r>
-      <w:r>
-        <w:rPr>
-          <w:rStyle w:val="VerbatimChar"/>
-        </w:rPr>
-        <w:t xml:space="preserve">name</w:t>
-      </w:r>
-      <w:r>
-        <w:t xml:space="preserve"> </w:t>
-      </w:r>
-      <w:r>
-        <w:t xml:space="preserve">parameter, and the literal string</w:t>
-      </w:r>
-      <w:r>
-        <w:t xml:space="preserve"> </w:t>
-      </w:r>
-      <w:r>
-        <w:rPr>
-          <w:rStyle w:val="VerbatimChar"/>
-        </w:rPr>
-        <w:t xml:space="preserve">"!"</w:t>
-      </w:r>
-      <w:r>
-        <w:t xml:space="preserve">. This complete string is then passed to the</w:t>
-      </w:r>
-      <w:r>
-        <w:t xml:space="preserve"> </w:t>
-      </w:r>
-      <w:r>
-        <w:rPr>
-          <w:rStyle w:val="VerbatimChar"/>
-        </w:rPr>
-        <w:t xml:space="preserve">System.out.println()</w:t>
-      </w:r>
-      <w:r>
-        <w:t xml:space="preserve"> </w:t>
-      </w:r>
-      <w:r>
-        <w:t xml:space="preserve">method, which prints the message to the console and appends a newline character.</w:t>
+        <w:t xml:space="preserve">.</w:t>
       </w:r>
     </w:p>
     <w:p>
@@ -4549,7 +3430,7 @@
         <w:pStyle w:val="BodyText"/>
       </w:pPr>
       <w:r>
-        <w:t xml:space="preserve">For example, if the</w:t>
+        <w:t xml:space="preserve">The core logic of the function involves string concatenation. It combines the literal string</w:t>
       </w:r>
       <w:r>
         <w:t xml:space="preserve"> </w:t>
@@ -4558,13 +3439,25 @@
         <w:rPr>
           <w:rStyle w:val="VerbatimChar"/>
         </w:rPr>
+        <w:t xml:space="preserve">"Hello, "</w:t>
+      </w:r>
+      <w:r>
+        <w:t xml:space="preserve">, the value of the</w:t>
+      </w:r>
+      <w:r>
+        <w:t xml:space="preserve"> </w:t>
+      </w:r>
+      <w:r>
+        <w:rPr>
+          <w:rStyle w:val="VerbatimChar"/>
+        </w:rPr>
         <w:t xml:space="preserve">name</w:t>
       </w:r>
       <w:r>
         <w:t xml:space="preserve"> </w:t>
       </w:r>
       <w:r>
-        <w:t xml:space="preserve">parameter is</w:t>
+        <w:t xml:space="preserve">parameter, and the literal string</w:t>
       </w:r>
       <w:r>
         <w:t xml:space="preserve"> </w:t>
@@ -4573,10 +3466,13 @@
         <w:rPr>
           <w:rStyle w:val="VerbatimChar"/>
         </w:rPr>
-        <w:t xml:space="preserve">"World"</w:t>
-      </w:r>
-      <w:r>
-        <w:t xml:space="preserve">, the function will concatenate</w:t>
+        <w:t xml:space="preserve">"!"</w:t>
+      </w:r>
+      <w:r>
+        <w:t xml:space="preserve"> </w:t>
+      </w:r>
+      <w:r>
+        <w:t xml:space="preserve">into a single message. This resulting string is then printed to the console using</w:t>
       </w:r>
       <w:r>
         <w:t xml:space="preserve"> </w:t>
@@ -4585,150 +3481,30 @@
         <w:rPr>
           <w:rStyle w:val="VerbatimChar"/>
         </w:rPr>
-        <w:t xml:space="preserve">"Hello, "</w:t>
-      </w:r>
-      <w:r>
-        <w:t xml:space="preserve">,</w:t>
-      </w:r>
-      <w:r>
-        <w:t xml:space="preserve"> </w:t>
-      </w:r>
-      <w:r>
-        <w:rPr>
-          <w:rStyle w:val="VerbatimChar"/>
-        </w:rPr>
-        <w:t xml:space="preserve">"World"</w:t>
-      </w:r>
-      <w:r>
-        <w:t xml:space="preserve">, and</w:t>
-      </w:r>
-      <w:r>
-        <w:t xml:space="preserve"> </w:t>
-      </w:r>
-      <w:r>
-        <w:rPr>
-          <w:rStyle w:val="VerbatimChar"/>
-        </w:rPr>
-        <w:t xml:space="preserve">"!"</w:t>
-      </w:r>
-      <w:r>
-        <w:t xml:space="preserve"> </w:t>
-      </w:r>
-      <w:r>
-        <w:t xml:space="preserve">to form the final string</w:t>
-      </w:r>
-      <w:r>
-        <w:t xml:space="preserve"> </w:t>
-      </w:r>
-      <w:r>
-        <w:rPr>
-          <w:rStyle w:val="VerbatimChar"/>
-        </w:rPr>
-        <w:t xml:space="preserve">"Hello, World!"</w:t>
-      </w:r>
-      <w:r>
-        <w:t xml:space="preserve"> </w:t>
-      </w:r>
-      <w:r>
-        <w:t xml:space="preserve">before printing it.</w:t>
+        <w:t xml:space="preserve">System.out.println()</w:t>
+      </w:r>
+      <w:r>
+        <w:t xml:space="preserve">, which also appends a newline character at the end.</w:t>
       </w:r>
     </w:p>
     <w:p>
       <w:pPr>
-        <w:pStyle w:val="SourceCode"/>
-      </w:pPr>
-      <w:r>
-        <w:rPr>
-          <w:rStyle w:val="CommentTok"/>
-        </w:rPr>
-        <w:t xml:space="preserve">// The function concatenates strings and prints the result</w:t>
-      </w:r>
-      <w:r>
-        <w:br/>
-      </w:r>
-      <w:r>
-        <w:rPr>
-          <w:rStyle w:val="BuiltInTok"/>
-        </w:rPr>
-        <w:t xml:space="preserve">System</w:t>
-      </w:r>
-      <w:r>
-        <w:rPr>
-          <w:rStyle w:val="OperatorTok"/>
-        </w:rPr>
-        <w:t xml:space="preserve">.</w:t>
-      </w:r>
-      <w:r>
-        <w:rPr>
-          <w:rStyle w:val="FunctionTok"/>
-        </w:rPr>
-        <w:t xml:space="preserve">out</w:t>
-      </w:r>
-      <w:r>
-        <w:rPr>
-          <w:rStyle w:val="OperatorTok"/>
-        </w:rPr>
-        <w:t xml:space="preserve">.</w:t>
-      </w:r>
-      <w:r>
-        <w:rPr>
-          <w:rStyle w:val="FunctionTok"/>
-        </w:rPr>
-        <w:t xml:space="preserve">println</w:t>
-      </w:r>
-      <w:r>
-        <w:rPr>
-          <w:rStyle w:val="OperatorTok"/>
-        </w:rPr>
-        <w:t xml:space="preserve">(</w:t>
-      </w:r>
-      <w:r>
-        <w:rPr>
-          <w:rStyle w:val="StringTok"/>
-        </w:rPr>
-        <w:t xml:space="preserve">"Hello, "</w:t>
-      </w:r>
-      <w:r>
-        <w:rPr>
-          <w:rStyle w:val="NormalTok"/>
-        </w:rPr>
-        <w:t xml:space="preserve"> </w:t>
-      </w:r>
-      <w:r>
-        <w:rPr>
-          <w:rStyle w:val="OperatorTok"/>
-        </w:rPr>
-        <w:t xml:space="preserve">+</w:t>
-      </w:r>
-      <w:r>
-        <w:rPr>
-          <w:rStyle w:val="NormalTok"/>
-        </w:rPr>
-        <w:t xml:space="preserve"> name </w:t>
-      </w:r>
-      <w:r>
-        <w:rPr>
-          <w:rStyle w:val="OperatorTok"/>
-        </w:rPr>
-        <w:t xml:space="preserve">+</w:t>
-      </w:r>
-      <w:r>
-        <w:rPr>
-          <w:rStyle w:val="NormalTok"/>
-        </w:rPr>
-        <w:t xml:space="preserve"> </w:t>
-      </w:r>
-      <w:r>
-        <w:rPr>
-          <w:rStyle w:val="StringTok"/>
-        </w:rPr>
-        <w:t xml:space="preserve">"!"</w:t>
-      </w:r>
-      <w:r>
-        <w:rPr>
-          <w:rStyle w:val="OperatorTok"/>
-        </w:rPr>
-        <w:t xml:space="preserve">);</w:t>
+        <w:pStyle w:val="BodyText"/>
+      </w:pPr>
+      <w:r>
+        <w:t xml:space="preserve">Because the function is declared as</w:t>
+      </w:r>
+      <w:r>
+        <w:t xml:space="preserve"> </w:t>
+      </w:r>
+      <w:r>
+        <w:rPr>
+          <w:rStyle w:val="VerbatimChar"/>
+        </w:rPr>
+        <w:t xml:space="preserve">void</w:t>
+      </w:r>
+      <w:r>
+        <w:t xml:space="preserve">, it does not return any value. Its sole purpose is to produce output on the console.</w:t>
       </w:r>
     </w:p>
     <w:bookmarkEnd w:id="33"/>
@@ -4755,7 +3531,7 @@
         <w:pStyle w:val="Compact"/>
         <w:numPr>
           <w:ilvl w:val="0"/>
-          <w:numId w:val="1009"/>
+          <w:numId w:val="1007"/>
         </w:numPr>
       </w:pPr>
       <w:r>
@@ -4774,7 +3550,7 @@
         <w:t xml:space="preserve"> </w:t>
       </w:r>
       <w:r>
-        <w:t xml:space="preserve">method, so it should be called directly on the</w:t>
+        <w:t xml:space="preserve">method, so it should be called on the class itself (e.g.,</w:t>
       </w:r>
       <w:r>
         <w:t xml:space="preserve"> </w:t>
@@ -4783,25 +3559,10 @@
         <w:rPr>
           <w:rStyle w:val="VerbatimChar"/>
         </w:rPr>
-        <w:t xml:space="preserve">Main</w:t>
-      </w:r>
-      <w:r>
-        <w:t xml:space="preserve"> </w:t>
-      </w:r>
-      <w:r>
-        <w:t xml:space="preserve">class, like</w:t>
-      </w:r>
-      <w:r>
-        <w:t xml:space="preserve"> </w:t>
-      </w:r>
-      <w:r>
-        <w:rPr>
-          <w:rStyle w:val="VerbatimChar"/>
-        </w:rPr>
-        <w:t xml:space="preserve">Main.greet("Alice")</w:t>
-      </w:r>
-      <w:r>
-        <w:t xml:space="preserve">.</w:t>
+        <w:t xml:space="preserve">Main.greet("World")</w:t>
+      </w:r>
+      <w:r>
+        <w:t xml:space="preserve">) rather than on an instance of the class.</w:t>
       </w:r>
     </w:p>
     <w:p>
@@ -4809,26 +3570,11 @@
         <w:pStyle w:val="Compact"/>
         <w:numPr>
           <w:ilvl w:val="0"/>
-          <w:numId w:val="1009"/>
+          <w:numId w:val="1007"/>
         </w:numPr>
       </w:pPr>
       <w:r>
-        <w:t xml:space="preserve">The function has a</w:t>
-      </w:r>
-      <w:r>
-        <w:t xml:space="preserve"> </w:t>
-      </w:r>
-      <w:r>
-        <w:rPr>
-          <w:rStyle w:val="VerbatimChar"/>
-        </w:rPr>
-        <w:t xml:space="preserve">void</w:t>
-      </w:r>
-      <w:r>
-        <w:t xml:space="preserve"> </w:t>
-      </w:r>
-      <w:r>
-        <w:t xml:space="preserve">return type, meaning it does not return any value. Its only effect is printing to the console.</w:t>
+        <w:t xml:space="preserve">The function’s output is sent directly to the standard output stream. It does not return the greeting string for further processing.</w:t>
       </w:r>
     </w:p>
     <w:p>
@@ -4836,11 +3582,11 @@
         <w:pStyle w:val="Compact"/>
         <w:numPr>
           <w:ilvl w:val="0"/>
-          <w:numId w:val="1009"/>
+          <w:numId w:val="1007"/>
         </w:numPr>
       </w:pPr>
       <w:r>
-        <w:t xml:space="preserve">If</w:t>
+        <w:t xml:space="preserve">If a</w:t>
       </w:r>
       <w:r>
         <w:t xml:space="preserve"> </w:t>
@@ -4855,7 +3601,22 @@
         <w:t xml:space="preserve"> </w:t>
       </w:r>
       <w:r>
-        <w:t xml:space="preserve">is passed as the argument, the output will be</w:t>
+        <w:t xml:space="preserve">value is passed for the</w:t>
+      </w:r>
+      <w:r>
+        <w:t xml:space="preserve"> </w:t>
+      </w:r>
+      <w:r>
+        <w:rPr>
+          <w:rStyle w:val="VerbatimChar"/>
+        </w:rPr>
+        <w:t xml:space="preserve">name</w:t>
+      </w:r>
+      <w:r>
+        <w:t xml:space="preserve"> </w:t>
+      </w:r>
+      <w:r>
+        <w:t xml:space="preserve">parameter, the output will be</w:t>
       </w:r>
       <w:r>
         <w:t xml:space="preserve"> </w:t>
@@ -4892,78 +3653,24 @@
       </w:pPr>
       <w:r>
         <w:rPr>
-          <w:rStyle w:val="KeywordTok"/>
-        </w:rPr>
-        <w:t xml:space="preserve">public</w:t>
+          <w:rStyle w:val="CommentTok"/>
+        </w:rPr>
+        <w:t xml:space="preserve">// Example usage within the same project</w:t>
+      </w:r>
+      <w:r>
+        <w:br/>
       </w:r>
       <w:r>
         <w:rPr>
           <w:rStyle w:val="NormalTok"/>
         </w:rPr>
-        <w:t xml:space="preserve"> </w:t>
-      </w:r>
-      <w:r>
-        <w:rPr>
-          <w:rStyle w:val="KeywordTok"/>
-        </w:rPr>
-        <w:t xml:space="preserve">class</w:t>
-      </w:r>
-      <w:r>
-        <w:rPr>
-          <w:rStyle w:val="NormalTok"/>
-        </w:rPr>
-        <w:t xml:space="preserve"> Main </w:t>
+        <w:t xml:space="preserve">Main</w:t>
       </w:r>
       <w:r>
         <w:rPr>
           <w:rStyle w:val="OperatorTok"/>
         </w:rPr>
-        <w:t xml:space="preserve">{</w:t>
-      </w:r>
-      <w:r>
-        <w:br/>
-      </w:r>
-      <w:r>
-        <w:rPr>
-          <w:rStyle w:val="NormalTok"/>
-        </w:rPr>
-        <w:t xml:space="preserve">    </w:t>
-      </w:r>
-      <w:r>
-        <w:rPr>
-          <w:rStyle w:val="KeywordTok"/>
-        </w:rPr>
-        <w:t xml:space="preserve">public</w:t>
-      </w:r>
-      <w:r>
-        <w:rPr>
-          <w:rStyle w:val="NormalTok"/>
-        </w:rPr>
-        <w:t xml:space="preserve"> </w:t>
-      </w:r>
-      <w:r>
-        <w:rPr>
-          <w:rStyle w:val="DataTypeTok"/>
-        </w:rPr>
-        <w:t xml:space="preserve">static</w:t>
-      </w:r>
-      <w:r>
-        <w:rPr>
-          <w:rStyle w:val="NormalTok"/>
-        </w:rPr>
-        <w:t xml:space="preserve"> </w:t>
-      </w:r>
-      <w:r>
-        <w:rPr>
-          <w:rStyle w:val="DataTypeTok"/>
-        </w:rPr>
-        <w:t xml:space="preserve">void</w:t>
-      </w:r>
-      <w:r>
-        <w:rPr>
-          <w:rStyle w:val="NormalTok"/>
-        </w:rPr>
-        <w:t xml:space="preserve"> </w:t>
+        <w:t xml:space="preserve">.</w:t>
       </w:r>
       <w:r>
         <w:rPr>
@@ -4979,309 +3686,15 @@
       </w:r>
       <w:r>
         <w:rPr>
-          <w:rStyle w:val="BuiltInTok"/>
-        </w:rPr>
-        <w:t xml:space="preserve">String</w:t>
-      </w:r>
-      <w:r>
-        <w:rPr>
-          <w:rStyle w:val="NormalTok"/>
-        </w:rPr>
-        <w:t xml:space="preserve"> name</w:t>
+          <w:rStyle w:val="StringTok"/>
+        </w:rPr>
+        <w:t xml:space="preserve">"Alice"</w:t>
       </w:r>
       <w:r>
         <w:rPr>
           <w:rStyle w:val="OperatorTok"/>
         </w:rPr>
-        <w:t xml:space="preserve">)</w:t>
-      </w:r>
-      <w:r>
-        <w:rPr>
-          <w:rStyle w:val="NormalTok"/>
-        </w:rPr>
-        <w:t xml:space="preserve"> </w:t>
-      </w:r>
-      <w:r>
-        <w:rPr>
-          <w:rStyle w:val="OperatorTok"/>
-        </w:rPr>
-        <w:t xml:space="preserve">{</w:t>
-      </w:r>
-      <w:r>
-        <w:br/>
-      </w:r>
-      <w:r>
-        <w:rPr>
-          <w:rStyle w:val="NormalTok"/>
-        </w:rPr>
-        <w:t xml:space="preserve">        </w:t>
-      </w:r>
-      <w:r>
-        <w:rPr>
-          <w:rStyle w:val="BuiltInTok"/>
-        </w:rPr>
-        <w:t xml:space="preserve">System</w:t>
-      </w:r>
-      <w:r>
-        <w:rPr>
-          <w:rStyle w:val="OperatorTok"/>
-        </w:rPr>
-        <w:t xml:space="preserve">.</w:t>
-      </w:r>
-      <w:r>
-        <w:rPr>
-          <w:rStyle w:val="FunctionTok"/>
-        </w:rPr>
-        <w:t xml:space="preserve">out</w:t>
-      </w:r>
-      <w:r>
-        <w:rPr>
-          <w:rStyle w:val="OperatorTok"/>
-        </w:rPr>
-        <w:t xml:space="preserve">.</w:t>
-      </w:r>
-      <w:r>
-        <w:rPr>
-          <w:rStyle w:val="FunctionTok"/>
-        </w:rPr>
-        <w:t xml:space="preserve">println</w:t>
-      </w:r>
-      <w:r>
-        <w:rPr>
-          <w:rStyle w:val="OperatorTok"/>
-        </w:rPr>
-        <w:t xml:space="preserve">(</w:t>
-      </w:r>
-      <w:r>
-        <w:rPr>
-          <w:rStyle w:val="StringTok"/>
-        </w:rPr>
-        <w:t xml:space="preserve">"Hello, "</w:t>
-      </w:r>
-      <w:r>
-        <w:rPr>
-          <w:rStyle w:val="NormalTok"/>
-        </w:rPr>
-        <w:t xml:space="preserve"> </w:t>
-      </w:r>
-      <w:r>
-        <w:rPr>
-          <w:rStyle w:val="OperatorTok"/>
-        </w:rPr>
-        <w:t xml:space="preserve">+</w:t>
-      </w:r>
-      <w:r>
-        <w:rPr>
-          <w:rStyle w:val="NormalTok"/>
-        </w:rPr>
-        <w:t xml:space="preserve"> name </w:t>
-      </w:r>
-      <w:r>
-        <w:rPr>
-          <w:rStyle w:val="OperatorTok"/>
-        </w:rPr>
-        <w:t xml:space="preserve">+</w:t>
-      </w:r>
-      <w:r>
-        <w:rPr>
-          <w:rStyle w:val="NormalTok"/>
-        </w:rPr>
-        <w:t xml:space="preserve"> </w:t>
-      </w:r>
-      <w:r>
-        <w:rPr>
-          <w:rStyle w:val="StringTok"/>
-        </w:rPr>
-        <w:t xml:space="preserve">"!"</w:t>
-      </w:r>
-      <w:r>
-        <w:rPr>
-          <w:rStyle w:val="OperatorTok"/>
-        </w:rPr>
         <w:t xml:space="preserve">);</w:t>
-      </w:r>
-      <w:r>
-        <w:br/>
-      </w:r>
-      <w:r>
-        <w:rPr>
-          <w:rStyle w:val="NormalTok"/>
-        </w:rPr>
-        <w:t xml:space="preserve">    </w:t>
-      </w:r>
-      <w:r>
-        <w:rPr>
-          <w:rStyle w:val="OperatorTok"/>
-        </w:rPr>
-        <w:t xml:space="preserve">}</w:t>
-      </w:r>
-      <w:r>
-        <w:br/>
-      </w:r>
-      <w:r>
-        <w:br/>
-      </w:r>
-      <w:r>
-        <w:rPr>
-          <w:rStyle w:val="NormalTok"/>
-        </w:rPr>
-        <w:t xml:space="preserve">    </w:t>
-      </w:r>
-      <w:r>
-        <w:rPr>
-          <w:rStyle w:val="KeywordTok"/>
-        </w:rPr>
-        <w:t xml:space="preserve">public</w:t>
-      </w:r>
-      <w:r>
-        <w:rPr>
-          <w:rStyle w:val="NormalTok"/>
-        </w:rPr>
-        <w:t xml:space="preserve"> </w:t>
-      </w:r>
-      <w:r>
-        <w:rPr>
-          <w:rStyle w:val="DataTypeTok"/>
-        </w:rPr>
-        <w:t xml:space="preserve">static</w:t>
-      </w:r>
-      <w:r>
-        <w:rPr>
-          <w:rStyle w:val="NormalTok"/>
-        </w:rPr>
-        <w:t xml:space="preserve"> </w:t>
-      </w:r>
-      <w:r>
-        <w:rPr>
-          <w:rStyle w:val="DataTypeTok"/>
-        </w:rPr>
-        <w:t xml:space="preserve">void</w:t>
-      </w:r>
-      <w:r>
-        <w:rPr>
-          <w:rStyle w:val="NormalTok"/>
-        </w:rPr>
-        <w:t xml:space="preserve"> </w:t>
-      </w:r>
-      <w:r>
-        <w:rPr>
-          <w:rStyle w:val="FunctionTok"/>
-        </w:rPr>
-        <w:t xml:space="preserve">main</w:t>
-      </w:r>
-      <w:r>
-        <w:rPr>
-          <w:rStyle w:val="OperatorTok"/>
-        </w:rPr>
-        <w:t xml:space="preserve">(</w:t>
-      </w:r>
-      <w:r>
-        <w:rPr>
-          <w:rStyle w:val="BuiltInTok"/>
-        </w:rPr>
-        <w:t xml:space="preserve">String</w:t>
-      </w:r>
-      <w:r>
-        <w:rPr>
-          <w:rStyle w:val="OperatorTok"/>
-        </w:rPr>
-        <w:t xml:space="preserve">[]</w:t>
-      </w:r>
-      <w:r>
-        <w:rPr>
-          <w:rStyle w:val="NormalTok"/>
-        </w:rPr>
-        <w:t xml:space="preserve"> args</w:t>
-      </w:r>
-      <w:r>
-        <w:rPr>
-          <w:rStyle w:val="OperatorTok"/>
-        </w:rPr>
-        <w:t xml:space="preserve">)</w:t>
-      </w:r>
-      <w:r>
-        <w:rPr>
-          <w:rStyle w:val="NormalTok"/>
-        </w:rPr>
-        <w:t xml:space="preserve"> </w:t>
-      </w:r>
-      <w:r>
-        <w:rPr>
-          <w:rStyle w:val="OperatorTok"/>
-        </w:rPr>
-        <w:t xml:space="preserve">{</w:t>
-      </w:r>
-      <w:r>
-        <w:br/>
-      </w:r>
-      <w:r>
-        <w:rPr>
-          <w:rStyle w:val="NormalTok"/>
-        </w:rPr>
-        <w:t xml:space="preserve">        </w:t>
-      </w:r>
-      <w:r>
-        <w:rPr>
-          <w:rStyle w:val="CommentTok"/>
-        </w:rPr>
-        <w:t xml:space="preserve">// Example usage</w:t>
-      </w:r>
-      <w:r>
-        <w:br/>
-      </w:r>
-      <w:r>
-        <w:rPr>
-          <w:rStyle w:val="NormalTok"/>
-        </w:rPr>
-        <w:t xml:space="preserve">        </w:t>
-      </w:r>
-      <w:r>
-        <w:rPr>
-          <w:rStyle w:val="FunctionTok"/>
-        </w:rPr>
-        <w:t xml:space="preserve">greet</w:t>
-      </w:r>
-      <w:r>
-        <w:rPr>
-          <w:rStyle w:val="OperatorTok"/>
-        </w:rPr>
-        <w:t xml:space="preserve">(</w:t>
-      </w:r>
-      <w:r>
-        <w:rPr>
-          <w:rStyle w:val="StringTok"/>
-        </w:rPr>
-        <w:t xml:space="preserve">"Developer"</w:t>
-      </w:r>
-      <w:r>
-        <w:rPr>
-          <w:rStyle w:val="OperatorTok"/>
-        </w:rPr>
-        <w:t xml:space="preserve">);</w:t>
-      </w:r>
-      <w:r>
-        <w:br/>
-      </w:r>
-      <w:r>
-        <w:rPr>
-          <w:rStyle w:val="NormalTok"/>
-        </w:rPr>
-        <w:t xml:space="preserve">    </w:t>
-      </w:r>
-      <w:r>
-        <w:rPr>
-          <w:rStyle w:val="OperatorTok"/>
-        </w:rPr>
-        <w:t xml:space="preserve">}</w:t>
-      </w:r>
-      <w:r>
-        <w:br/>
-      </w:r>
-      <w:r>
-        <w:rPr>
-          <w:rStyle w:val="OperatorTok"/>
-        </w:rPr>
-        <w:t xml:space="preserve">}</w:t>
       </w:r>
     </w:p>
     <w:p>
@@ -5304,7 +3717,7 @@
         <w:rPr>
           <w:rStyle w:val="VerbatimChar"/>
         </w:rPr>
-        <w:t xml:space="preserve">Hello, Developer!</w:t>
+        <w:t xml:space="preserve">Hello, Alice!</w:t>
       </w:r>
     </w:p>
     <w:p>
@@ -5342,7 +3755,7 @@
     <w:bookmarkEnd w:id="35"/>
     <w:bookmarkEnd w:id="36"/>
     <w:bookmarkEnd w:id="37"/>
-    <w:bookmarkStart w:id="43" w:name="function-main"/>
+    <w:bookmarkStart w:id="43" w:name="function-mainstring-args"/>
     <w:p>
       <w:pPr>
         <w:pStyle w:val="Heading1"/>
@@ -5357,7 +3770,7 @@
         <w:tab/>
       </w:r>
       <w:r>
-        <w:t xml:space="preserve">Function: main</w:t>
+        <w:t xml:space="preserve">Function: main(String[] args)</w:t>
       </w:r>
     </w:p>
     <w:bookmarkStart w:id="38" w:name="overview-4"/>
@@ -5398,7 +3811,7 @@
         <w:t xml:space="preserve"> </w:t>
       </w:r>
       <w:r>
-        <w:t xml:space="preserve">function serves as the primary entry point for the Java application, demonstrating the functionality of other methods within the class by calling them with predefined values and printing the results to the console.</w:t>
+        <w:t xml:space="preserve">function serves as the primary entry point for the Java application, executing a sequence of method calls to demonstrate various functionalities and print their results to the console.</w:t>
       </w:r>
     </w:p>
     <w:bookmarkEnd w:id="38"/>
@@ -5506,7 +3919,7 @@
               <w:pStyle w:val="Compact"/>
             </w:pPr>
             <w:r>
-              <w:t xml:space="preserve">An array of strings that accepts command-line arguments passed to the program at runtime. This parameter is not utilized within the current implementation of the method.</w:t>
+              <w:t xml:space="preserve">An array of strings that can receive command-line arguments passed to the application. This parameter is not utilized within the body of this specific function.</w:t>
             </w:r>
           </w:p>
         </w:tc>
@@ -5551,57 +3964,7 @@
         <w:t xml:space="preserve"> </w:t>
       </w:r>
       <w:r>
-        <w:t xml:space="preserve">method is the starting point of execution for the Java program. The Java Virtual Machine (JVM) invokes this method when the program is run. The method is declared as</w:t>
-      </w:r>
-      <w:r>
-        <w:t xml:space="preserve"> </w:t>
-      </w:r>
-      <w:r>
-        <w:rPr>
-          <w:rStyle w:val="VerbatimChar"/>
-        </w:rPr>
-        <w:t xml:space="preserve">public</w:t>
-      </w:r>
-      <w:r>
-        <w:t xml:space="preserve"> </w:t>
-      </w:r>
-      <w:r>
-        <w:t xml:space="preserve">and</w:t>
-      </w:r>
-      <w:r>
-        <w:t xml:space="preserve"> </w:t>
-      </w:r>
-      <w:r>
-        <w:rPr>
-          <w:rStyle w:val="VerbatimChar"/>
-        </w:rPr>
-        <w:t xml:space="preserve">static</w:t>
-      </w:r>
-      <w:r>
-        <w:t xml:space="preserve">, allowing it to be called without creating an instance of the</w:t>
-      </w:r>
-      <w:r>
-        <w:t xml:space="preserve"> </w:t>
-      </w:r>
-      <w:r>
-        <w:rPr>
-          <w:rStyle w:val="VerbatimChar"/>
-        </w:rPr>
-        <w:t xml:space="preserve">Main</w:t>
-      </w:r>
-      <w:r>
-        <w:t xml:space="preserve"> </w:t>
-      </w:r>
-      <w:r>
-        <w:t xml:space="preserve">class.</w:t>
-      </w:r>
-    </w:p>
-    <w:p>
-      <w:pPr>
-        <w:pStyle w:val="BodyText"/>
-      </w:pPr>
-      <w:r>
-        <w:t xml:space="preserve">The method’s execution flow is as follows:</w:t>
+        <w:t xml:space="preserve">method is the starting point that the Java Virtual Machine (JVM) calls when the program begins execution. Its logic proceeds in three distinct steps:</w:t>
       </w:r>
     </w:p>
     <w:p>
@@ -5609,7 +3972,7 @@
         <w:pStyle w:val="Compact"/>
         <w:numPr>
           <w:ilvl w:val="0"/>
-          <w:numId w:val="1010"/>
+          <w:numId w:val="1008"/>
         </w:numPr>
       </w:pPr>
       <w:r>
@@ -5628,7 +3991,7 @@
         <w:t xml:space="preserve"> </w:t>
       </w:r>
       <w:r>
-        <w:t xml:space="preserve">method. The return value (the sum of 5 and 10) is concatenated with the string</w:t>
+        <w:t xml:space="preserve">method. The integer result from this method is concatenated with the string</w:t>
       </w:r>
       <w:r>
         <w:t xml:space="preserve"> </w:t>
@@ -5643,7 +4006,19 @@
         <w:t xml:space="preserve"> </w:t>
       </w:r>
       <w:r>
-        <w:t xml:space="preserve">and printed to the standard output console.</w:t>
+        <w:t xml:space="preserve">and the complete string is printed to the standard output console using</w:t>
+      </w:r>
+      <w:r>
+        <w:t xml:space="preserve"> </w:t>
+      </w:r>
+      <w:r>
+        <w:rPr>
+          <w:rStyle w:val="VerbatimChar"/>
+        </w:rPr>
+        <w:t xml:space="preserve">System.out.println()</w:t>
+      </w:r>
+      <w:r>
+        <w:t xml:space="preserve">.</w:t>
       </w:r>
     </w:p>
     <w:p>
@@ -5651,7 +4026,7 @@
         <w:pStyle w:val="Compact"/>
         <w:numPr>
           <w:ilvl w:val="0"/>
-          <w:numId w:val="1010"/>
+          <w:numId w:val="1008"/>
         </w:numPr>
       </w:pPr>
       <w:r>
@@ -5670,7 +4045,7 @@
         <w:t xml:space="preserve"> </w:t>
       </w:r>
       <w:r>
-        <w:t xml:space="preserve">method. The calculated factorial of 5 is then concatenated with the string</w:t>
+        <w:t xml:space="preserve">method. Similar to the previous step, the returned value is concatenated with the string</w:t>
       </w:r>
       <w:r>
         <w:t xml:space="preserve"> </w:t>
@@ -5685,7 +4060,7 @@
         <w:t xml:space="preserve"> </w:t>
       </w:r>
       <w:r>
-        <w:t xml:space="preserve">and printed to the console.</w:t>
+        <w:t xml:space="preserve">and the result is printed to the console.</w:t>
       </w:r>
     </w:p>
     <w:p>
@@ -5693,7 +4068,7 @@
         <w:pStyle w:val="Compact"/>
         <w:numPr>
           <w:ilvl w:val="0"/>
-          <w:numId w:val="1010"/>
+          <w:numId w:val="1008"/>
         </w:numPr>
       </w:pPr>
       <w:r>
@@ -5727,405 +4102,54 @@
         <w:t xml:space="preserve"> </w:t>
       </w:r>
       <w:r>
-        <w:t xml:space="preserve">as an argument. This method is expected to perform an action, such as printing a greeting message to the console.</w:t>
+        <w:t xml:space="preserve">as an argument. This method is expected to perform an action, such as printing a greeting message directly to the console.</w:t>
       </w:r>
     </w:p>
     <w:p>
       <w:pPr>
-        <w:pStyle w:val="SourceCode"/>
-      </w:pPr>
-      <w:r>
-        <w:rPr>
-          <w:rStyle w:val="KeywordTok"/>
-        </w:rPr>
-        <w:t xml:space="preserve">public</w:t>
-      </w:r>
-      <w:r>
-        <w:rPr>
-          <w:rStyle w:val="NormalTok"/>
-        </w:rPr>
-        <w:t xml:space="preserve"> </w:t>
-      </w:r>
-      <w:r>
-        <w:rPr>
-          <w:rStyle w:val="DataTypeTok"/>
-        </w:rPr>
-        <w:t xml:space="preserve">static</w:t>
-      </w:r>
-      <w:r>
-        <w:rPr>
-          <w:rStyle w:val="NormalTok"/>
-        </w:rPr>
-        <w:t xml:space="preserve"> </w:t>
-      </w:r>
-      <w:r>
-        <w:rPr>
-          <w:rStyle w:val="DataTypeTok"/>
-        </w:rPr>
-        <w:t xml:space="preserve">void</w:t>
-      </w:r>
-      <w:r>
-        <w:rPr>
-          <w:rStyle w:val="NormalTok"/>
-        </w:rPr>
-        <w:t xml:space="preserve"> </w:t>
-      </w:r>
-      <w:r>
-        <w:rPr>
-          <w:rStyle w:val="FunctionTok"/>
-        </w:rPr>
-        <w:t xml:space="preserve">main</w:t>
-      </w:r>
-      <w:r>
-        <w:rPr>
-          <w:rStyle w:val="OperatorTok"/>
-        </w:rPr>
-        <w:t xml:space="preserve">(</w:t>
-      </w:r>
-      <w:r>
-        <w:rPr>
-          <w:rStyle w:val="BuiltInTok"/>
-        </w:rPr>
-        <w:t xml:space="preserve">String</w:t>
-      </w:r>
-      <w:r>
-        <w:rPr>
-          <w:rStyle w:val="OperatorTok"/>
-        </w:rPr>
-        <w:t xml:space="preserve">[]</w:t>
-      </w:r>
-      <w:r>
-        <w:rPr>
-          <w:rStyle w:val="NormalTok"/>
-        </w:rPr>
-        <w:t xml:space="preserve"> args</w:t>
-      </w:r>
-      <w:r>
-        <w:rPr>
-          <w:rStyle w:val="OperatorTok"/>
-        </w:rPr>
-        <w:t xml:space="preserve">)</w:t>
-      </w:r>
-      <w:r>
-        <w:rPr>
-          <w:rStyle w:val="NormalTok"/>
-        </w:rPr>
-        <w:t xml:space="preserve"> </w:t>
-      </w:r>
-      <w:r>
-        <w:rPr>
-          <w:rStyle w:val="OperatorTok"/>
-        </w:rPr>
-        <w:t xml:space="preserve">{</w:t>
-      </w:r>
-      <w:r>
-        <w:br/>
-      </w:r>
-      <w:r>
-        <w:rPr>
-          <w:rStyle w:val="NormalTok"/>
-        </w:rPr>
-        <w:t xml:space="preserve">    </w:t>
-      </w:r>
-      <w:r>
-        <w:rPr>
-          <w:rStyle w:val="CommentTok"/>
-        </w:rPr>
-        <w:t xml:space="preserve">// Calls the add method and prints the sum</w:t>
-      </w:r>
-      <w:r>
-        <w:br/>
-      </w:r>
-      <w:r>
-        <w:rPr>
-          <w:rStyle w:val="NormalTok"/>
-        </w:rPr>
-        <w:t xml:space="preserve">    </w:t>
-      </w:r>
-      <w:r>
-        <w:rPr>
-          <w:rStyle w:val="BuiltInTok"/>
-        </w:rPr>
-        <w:t xml:space="preserve">System</w:t>
-      </w:r>
-      <w:r>
-        <w:rPr>
-          <w:rStyle w:val="OperatorTok"/>
-        </w:rPr>
-        <w:t xml:space="preserve">.</w:t>
-      </w:r>
-      <w:r>
-        <w:rPr>
-          <w:rStyle w:val="FunctionTok"/>
-        </w:rPr>
-        <w:t xml:space="preserve">out</w:t>
-      </w:r>
-      <w:r>
-        <w:rPr>
-          <w:rStyle w:val="OperatorTok"/>
-        </w:rPr>
-        <w:t xml:space="preserve">.</w:t>
-      </w:r>
-      <w:r>
-        <w:rPr>
-          <w:rStyle w:val="FunctionTok"/>
-        </w:rPr>
-        <w:t xml:space="preserve">println</w:t>
-      </w:r>
-      <w:r>
-        <w:rPr>
-          <w:rStyle w:val="OperatorTok"/>
-        </w:rPr>
-        <w:t xml:space="preserve">(</w:t>
-      </w:r>
-      <w:r>
-        <w:rPr>
-          <w:rStyle w:val="StringTok"/>
-        </w:rPr>
-        <w:t xml:space="preserve">"Sum: "</w:t>
-      </w:r>
-      <w:r>
-        <w:rPr>
-          <w:rStyle w:val="NormalTok"/>
-        </w:rPr>
-        <w:t xml:space="preserve"> </w:t>
-      </w:r>
-      <w:r>
-        <w:rPr>
-          <w:rStyle w:val="OperatorTok"/>
-        </w:rPr>
-        <w:t xml:space="preserve">+</w:t>
-      </w:r>
-      <w:r>
-        <w:rPr>
-          <w:rStyle w:val="NormalTok"/>
-        </w:rPr>
-        <w:t xml:space="preserve"> </w:t>
-      </w:r>
-      <w:r>
-        <w:rPr>
-          <w:rStyle w:val="FunctionTok"/>
+        <w:pStyle w:val="FirstParagraph"/>
+      </w:pPr>
+      <w:r>
+        <w:t xml:space="preserve">This method demonstrates a simple, sequential execution flow and serves as a testbed for the</w:t>
+      </w:r>
+      <w:r>
+        <w:t xml:space="preserve"> </w:t>
+      </w:r>
+      <w:r>
+        <w:rPr>
+          <w:rStyle w:val="VerbatimChar"/>
         </w:rPr>
         <w:t xml:space="preserve">add</w:t>
       </w:r>
       <w:r>
-        <w:rPr>
-          <w:rStyle w:val="OperatorTok"/>
-        </w:rPr>
-        <w:t xml:space="preserve">(</w:t>
-      </w:r>
-      <w:r>
-        <w:rPr>
-          <w:rStyle w:val="DecValTok"/>
-        </w:rPr>
-        <w:t xml:space="preserve">5</w:t>
-      </w:r>
-      <w:r>
-        <w:rPr>
-          <w:rStyle w:val="OperatorTok"/>
-        </w:rPr>
         <w:t xml:space="preserve">,</w:t>
       </w:r>
       <w:r>
-        <w:rPr>
-          <w:rStyle w:val="NormalTok"/>
-        </w:rPr>
-        <w:t xml:space="preserve"> </w:t>
-      </w:r>
-      <w:r>
-        <w:rPr>
-          <w:rStyle w:val="DecValTok"/>
-        </w:rPr>
-        <w:t xml:space="preserve">10</w:t>
-      </w:r>
-      <w:r>
-        <w:rPr>
-          <w:rStyle w:val="OperatorTok"/>
-        </w:rPr>
-        <w:t xml:space="preserve">));</w:t>
-      </w:r>
-      <w:r>
-        <w:br/>
-      </w:r>
-      <w:r>
-        <w:rPr>
-          <w:rStyle w:val="NormalTok"/>
-        </w:rPr>
-        <w:t xml:space="preserve">    </w:t>
-      </w:r>
-      <w:r>
-        <w:br/>
-      </w:r>
-      <w:r>
-        <w:rPr>
-          <w:rStyle w:val="NormalTok"/>
-        </w:rPr>
-        <w:t xml:space="preserve">    </w:t>
-      </w:r>
-      <w:r>
-        <w:rPr>
-          <w:rStyle w:val="CommentTok"/>
-        </w:rPr>
-        <w:t xml:space="preserve">// Calls the factorial method and prints the result</w:t>
-      </w:r>
-      <w:r>
-        <w:br/>
-      </w:r>
-      <w:r>
-        <w:rPr>
-          <w:rStyle w:val="NormalTok"/>
-        </w:rPr>
-        <w:t xml:space="preserve">    </w:t>
-      </w:r>
-      <w:r>
-        <w:rPr>
-          <w:rStyle w:val="BuiltInTok"/>
-        </w:rPr>
-        <w:t xml:space="preserve">System</w:t>
-      </w:r>
-      <w:r>
-        <w:rPr>
-          <w:rStyle w:val="OperatorTok"/>
-        </w:rPr>
-        <w:t xml:space="preserve">.</w:t>
-      </w:r>
-      <w:r>
-        <w:rPr>
-          <w:rStyle w:val="FunctionTok"/>
-        </w:rPr>
-        <w:t xml:space="preserve">out</w:t>
-      </w:r>
-      <w:r>
-        <w:rPr>
-          <w:rStyle w:val="OperatorTok"/>
-        </w:rPr>
-        <w:t xml:space="preserve">.</w:t>
-      </w:r>
-      <w:r>
-        <w:rPr>
-          <w:rStyle w:val="FunctionTok"/>
-        </w:rPr>
-        <w:t xml:space="preserve">println</w:t>
-      </w:r>
-      <w:r>
-        <w:rPr>
-          <w:rStyle w:val="OperatorTok"/>
-        </w:rPr>
-        <w:t xml:space="preserve">(</w:t>
-      </w:r>
-      <w:r>
-        <w:rPr>
-          <w:rStyle w:val="StringTok"/>
-        </w:rPr>
-        <w:t xml:space="preserve">"Factorial: "</w:t>
-      </w:r>
-      <w:r>
-        <w:rPr>
-          <w:rStyle w:val="NormalTok"/>
-        </w:rPr>
-        <w:t xml:space="preserve"> </w:t>
-      </w:r>
-      <w:r>
-        <w:rPr>
-          <w:rStyle w:val="OperatorTok"/>
-        </w:rPr>
-        <w:t xml:space="preserve">+</w:t>
-      </w:r>
-      <w:r>
-        <w:rPr>
-          <w:rStyle w:val="NormalTok"/>
-        </w:rPr>
-        <w:t xml:space="preserve"> </w:t>
-      </w:r>
-      <w:r>
-        <w:rPr>
-          <w:rStyle w:val="FunctionTok"/>
+        <w:t xml:space="preserve"> </w:t>
+      </w:r>
+      <w:r>
+        <w:rPr>
+          <w:rStyle w:val="VerbatimChar"/>
         </w:rPr>
         <w:t xml:space="preserve">factorial</w:t>
       </w:r>
       <w:r>
-        <w:rPr>
-          <w:rStyle w:val="OperatorTok"/>
-        </w:rPr>
-        <w:t xml:space="preserve">(</w:t>
-      </w:r>
-      <w:r>
-        <w:rPr>
-          <w:rStyle w:val="DecValTok"/>
-        </w:rPr>
-        <w:t xml:space="preserve">5</w:t>
-      </w:r>
-      <w:r>
-        <w:rPr>
-          <w:rStyle w:val="OperatorTok"/>
-        </w:rPr>
-        <w:t xml:space="preserve">));</w:t>
-      </w:r>
-      <w:r>
-        <w:br/>
-      </w:r>
-      <w:r>
-        <w:rPr>
-          <w:rStyle w:val="NormalTok"/>
-        </w:rPr>
-        <w:t xml:space="preserve">    </w:t>
-      </w:r>
-      <w:r>
-        <w:br/>
-      </w:r>
-      <w:r>
-        <w:rPr>
-          <w:rStyle w:val="NormalTok"/>
-        </w:rPr>
-        <w:t xml:space="preserve">    </w:t>
-      </w:r>
-      <w:r>
-        <w:rPr>
-          <w:rStyle w:val="CommentTok"/>
-        </w:rPr>
-        <w:t xml:space="preserve">// Calls the greet method with a name</w:t>
-      </w:r>
-      <w:r>
-        <w:br/>
-      </w:r>
-      <w:r>
-        <w:rPr>
-          <w:rStyle w:val="NormalTok"/>
-        </w:rPr>
-        <w:t xml:space="preserve">    </w:t>
-      </w:r>
-      <w:r>
-        <w:rPr>
-          <w:rStyle w:val="FunctionTok"/>
+        <w:t xml:space="preserve">, and</w:t>
+      </w:r>
+      <w:r>
+        <w:t xml:space="preserve"> </w:t>
+      </w:r>
+      <w:r>
+        <w:rPr>
+          <w:rStyle w:val="VerbatimChar"/>
         </w:rPr>
         <w:t xml:space="preserve">greet</w:t>
       </w:r>
       <w:r>
-        <w:rPr>
-          <w:rStyle w:val="OperatorTok"/>
-        </w:rPr>
-        <w:t xml:space="preserve">(</w:t>
-      </w:r>
-      <w:r>
-        <w:rPr>
-          <w:rStyle w:val="StringTok"/>
-        </w:rPr>
-        <w:t xml:space="preserve">"Prateek"</w:t>
-      </w:r>
-      <w:r>
-        <w:rPr>
-          <w:rStyle w:val="OperatorTok"/>
-        </w:rPr>
-        <w:t xml:space="preserve">);</w:t>
-      </w:r>
-      <w:r>
-        <w:br/>
-      </w:r>
-      <w:r>
-        <w:rPr>
-          <w:rStyle w:val="OperatorTok"/>
-        </w:rPr>
-        <w:t xml:space="preserve">}</w:t>
+        <w:t xml:space="preserve"> </w:t>
+      </w:r>
+      <w:r>
+        <w:t xml:space="preserve">functions.</w:t>
       </w:r>
     </w:p>
     <w:bookmarkEnd w:id="40"/>
@@ -6152,11 +4176,11 @@
         <w:pStyle w:val="Compact"/>
         <w:numPr>
           <w:ilvl w:val="0"/>
-          <w:numId w:val="1011"/>
+          <w:numId w:val="1009"/>
         </w:numPr>
       </w:pPr>
       <w:r>
-        <w:t xml:space="preserve">This method is the designated entry point for the application and is automatically called by the JVM. It should not be called directly from other parts of the code.</w:t>
+        <w:t xml:space="preserve">This method is the designated entry point for a Java application and is automatically invoked by the JVM. It should not be called directly from other parts of your code.</w:t>
       </w:r>
     </w:p>
     <w:p>
@@ -6164,11 +4188,11 @@
         <w:pStyle w:val="Compact"/>
         <w:numPr>
           <w:ilvl w:val="0"/>
-          <w:numId w:val="1011"/>
+          <w:numId w:val="1009"/>
         </w:numPr>
       </w:pPr>
       <w:r>
-        <w:t xml:space="preserve">The functionality of this method is dependent on the</w:t>
+        <w:t xml:space="preserve">For this method to compile and run correctly, the</w:t>
       </w:r>
       <w:r>
         <w:t xml:space="preserve"> </w:t>
@@ -6207,7 +4231,22 @@
         <w:t xml:space="preserve"> </w:t>
       </w:r>
       <w:r>
-        <w:t xml:space="preserve">methods being defined and accessible within the same scope.</w:t>
+        <w:t xml:space="preserve">methods must be defined and accessible from within the</w:t>
+      </w:r>
+      <w:r>
+        <w:t xml:space="preserve"> </w:t>
+      </w:r>
+      <w:r>
+        <w:rPr>
+          <w:rStyle w:val="VerbatimChar"/>
+        </w:rPr>
+        <w:t xml:space="preserve">Main</w:t>
+      </w:r>
+      <w:r>
+        <w:t xml:space="preserve"> </w:t>
+      </w:r>
+      <w:r>
+        <w:t xml:space="preserve">class.</w:t>
       </w:r>
     </w:p>
     <w:p>
@@ -6215,26 +4254,44 @@
         <w:pStyle w:val="Compact"/>
         <w:numPr>
           <w:ilvl w:val="0"/>
-          <w:numId w:val="1011"/>
+          <w:numId w:val="1009"/>
         </w:numPr>
       </w:pPr>
       <w:r>
-        <w:t xml:space="preserve">While the</w:t>
-      </w:r>
-      <w:r>
-        <w:t xml:space="preserve"> </w:t>
+        <w:t xml:space="preserve">The arguments passed to the called methods (</w:t>
       </w:r>
       <w:r>
         <w:rPr>
           <w:rStyle w:val="VerbatimChar"/>
         </w:rPr>
-        <w:t xml:space="preserve">args</w:t>
-      </w:r>
-      <w:r>
-        <w:t xml:space="preserve"> </w:t>
-      </w:r>
-      <w:r>
-        <w:t xml:space="preserve">parameter is defined, it is not used in this specific implementation. However, it can be used to pass external data to the application from the command line.</w:t>
+        <w:t xml:space="preserve">5</w:t>
+      </w:r>
+      <w:r>
+        <w:t xml:space="preserve">,</w:t>
+      </w:r>
+      <w:r>
+        <w:t xml:space="preserve"> </w:t>
+      </w:r>
+      <w:r>
+        <w:rPr>
+          <w:rStyle w:val="VerbatimChar"/>
+        </w:rPr>
+        <w:t xml:space="preserve">10</w:t>
+      </w:r>
+      <w:r>
+        <w:t xml:space="preserve">, and</w:t>
+      </w:r>
+      <w:r>
+        <w:t xml:space="preserve"> </w:t>
+      </w:r>
+      <w:r>
+        <w:rPr>
+          <w:rStyle w:val="VerbatimChar"/>
+        </w:rPr>
+        <w:t xml:space="preserve">"Prateek"</w:t>
+      </w:r>
+      <w:r>
+        <w:t xml:space="preserve">) are hardcoded. Therefore, the program will produce the same output each time it is executed, unless the code is modified.</w:t>
       </w:r>
     </w:p>
     <w:bookmarkEnd w:id="41"/>
@@ -6258,129 +4315,490 @@
     </w:p>
     <w:p>
       <w:pPr>
-        <w:pStyle w:val="FirstParagraph"/>
-      </w:pPr>
-      <w:r>
-        <w:t xml:space="preserve">To run this</w:t>
-      </w:r>
-      <w:r>
-        <w:t xml:space="preserve"> </w:t>
-      </w:r>
-      <w:r>
-        <w:rPr>
-          <w:rStyle w:val="VerbatimChar"/>
+        <w:pStyle w:val="SourceCode"/>
+      </w:pPr>
+      <w:r>
+        <w:rPr>
+          <w:rStyle w:val="CommentTok"/>
+        </w:rPr>
+        <w:t xml:space="preserve">/**</w:t>
+      </w:r>
+      <w:r>
+        <w:br/>
+      </w:r>
+      <w:r>
+        <w:rPr>
+          <w:rStyle w:val="NormalTok"/>
+        </w:rPr>
+        <w:t xml:space="preserve"> </w:t>
+      </w:r>
+      <w:r>
+        <w:rPr>
+          <w:rStyle w:val="CommentTok"/>
+        </w:rPr>
+        <w:t xml:space="preserve">*</w:t>
+      </w:r>
+      <w:r>
+        <w:rPr>
+          <w:rStyle w:val="NormalTok"/>
+        </w:rPr>
+        <w:t xml:space="preserve"> The main method serves as the entry point for the application</w:t>
+      </w:r>
+      <w:r>
+        <w:rPr>
+          <w:rStyle w:val="CommentTok"/>
+        </w:rPr>
+        <w:t xml:space="preserve">.</w:t>
+      </w:r>
+      <w:r>
+        <w:br/>
+      </w:r>
+      <w:r>
+        <w:rPr>
+          <w:rStyle w:val="NormalTok"/>
+        </w:rPr>
+        <w:t xml:space="preserve"> </w:t>
+      </w:r>
+      <w:r>
+        <w:rPr>
+          <w:rStyle w:val="CommentTok"/>
+        </w:rPr>
+        <w:t xml:space="preserve">*</w:t>
+      </w:r>
+      <w:r>
+        <w:rPr>
+          <w:rStyle w:val="NormalTok"/>
+        </w:rPr>
+        <w:t xml:space="preserve"> It demonstrates calls to other methods and prints their results</w:t>
+      </w:r>
+      <w:r>
+        <w:rPr>
+          <w:rStyle w:val="CommentTok"/>
+        </w:rPr>
+        <w:t xml:space="preserve">.</w:t>
+      </w:r>
+      <w:r>
+        <w:br/>
+      </w:r>
+      <w:r>
+        <w:rPr>
+          <w:rStyle w:val="NormalTok"/>
+        </w:rPr>
+        <w:t xml:space="preserve"> </w:t>
+      </w:r>
+      <w:r>
+        <w:rPr>
+          <w:rStyle w:val="CommentTok"/>
+        </w:rPr>
+        <w:t xml:space="preserve">*/</w:t>
+      </w:r>
+      <w:r>
+        <w:br/>
+      </w:r>
+      <w:r>
+        <w:rPr>
+          <w:rStyle w:val="KeywordTok"/>
+        </w:rPr>
+        <w:t xml:space="preserve">public</w:t>
+      </w:r>
+      <w:r>
+        <w:rPr>
+          <w:rStyle w:val="NormalTok"/>
+        </w:rPr>
+        <w:t xml:space="preserve"> </w:t>
+      </w:r>
+      <w:r>
+        <w:rPr>
+          <w:rStyle w:val="DataTypeTok"/>
+        </w:rPr>
+        <w:t xml:space="preserve">static</w:t>
+      </w:r>
+      <w:r>
+        <w:rPr>
+          <w:rStyle w:val="NormalTok"/>
+        </w:rPr>
+        <w:t xml:space="preserve"> </w:t>
+      </w:r>
+      <w:r>
+        <w:rPr>
+          <w:rStyle w:val="DataTypeTok"/>
+        </w:rPr>
+        <w:t xml:space="preserve">void</w:t>
+      </w:r>
+      <w:r>
+        <w:rPr>
+          <w:rStyle w:val="NormalTok"/>
+        </w:rPr>
+        <w:t xml:space="preserve"> </w:t>
+      </w:r>
+      <w:r>
+        <w:rPr>
+          <w:rStyle w:val="FunctionTok"/>
         </w:rPr>
         <w:t xml:space="preserve">main</w:t>
       </w:r>
       <w:r>
-        <w:t xml:space="preserve"> </w:t>
-      </w:r>
-      <w:r>
-        <w:t xml:space="preserve">method, you would compile the</w:t>
-      </w:r>
-      <w:r>
-        <w:t xml:space="preserve"> </w:t>
-      </w:r>
-      <w:r>
-        <w:rPr>
-          <w:rStyle w:val="VerbatimChar"/>
-        </w:rPr>
-        <w:t xml:space="preserve">Main.java</w:t>
-      </w:r>
-      <w:r>
-        <w:t xml:space="preserve"> </w:t>
-      </w:r>
-      <w:r>
-        <w:t xml:space="preserve">file and then execute the resulting class file from the command line.</w:t>
+        <w:rPr>
+          <w:rStyle w:val="OperatorTok"/>
+        </w:rPr>
+        <w:t xml:space="preserve">(</w:t>
+      </w:r>
+      <w:r>
+        <w:rPr>
+          <w:rStyle w:val="BuiltInTok"/>
+        </w:rPr>
+        <w:t xml:space="preserve">String</w:t>
+      </w:r>
+      <w:r>
+        <w:rPr>
+          <w:rStyle w:val="OperatorTok"/>
+        </w:rPr>
+        <w:t xml:space="preserve">[]</w:t>
+      </w:r>
+      <w:r>
+        <w:rPr>
+          <w:rStyle w:val="NormalTok"/>
+        </w:rPr>
+        <w:t xml:space="preserve"> args</w:t>
+      </w:r>
+      <w:r>
+        <w:rPr>
+          <w:rStyle w:val="OperatorTok"/>
+        </w:rPr>
+        <w:t xml:space="preserve">)</w:t>
+      </w:r>
+      <w:r>
+        <w:rPr>
+          <w:rStyle w:val="NormalTok"/>
+        </w:rPr>
+        <w:t xml:space="preserve"> </w:t>
+      </w:r>
+      <w:r>
+        <w:rPr>
+          <w:rStyle w:val="OperatorTok"/>
+        </w:rPr>
+        <w:t xml:space="preserve">{</w:t>
+      </w:r>
+      <w:r>
+        <w:br/>
+      </w:r>
+      <w:r>
+        <w:rPr>
+          <w:rStyle w:val="NormalTok"/>
+        </w:rPr>
+        <w:t xml:space="preserve">    </w:t>
+      </w:r>
+      <w:r>
+        <w:rPr>
+          <w:rStyle w:val="CommentTok"/>
+        </w:rPr>
+        <w:t xml:space="preserve">// Calls the add method and prints the sum</w:t>
+      </w:r>
+      <w:r>
+        <w:br/>
+      </w:r>
+      <w:r>
+        <w:rPr>
+          <w:rStyle w:val="NormalTok"/>
+        </w:rPr>
+        <w:t xml:space="preserve">    </w:t>
+      </w:r>
+      <w:r>
+        <w:rPr>
+          <w:rStyle w:val="BuiltInTok"/>
+        </w:rPr>
+        <w:t xml:space="preserve">System</w:t>
+      </w:r>
+      <w:r>
+        <w:rPr>
+          <w:rStyle w:val="OperatorTok"/>
+        </w:rPr>
+        <w:t xml:space="preserve">.</w:t>
+      </w:r>
+      <w:r>
+        <w:rPr>
+          <w:rStyle w:val="FunctionTok"/>
+        </w:rPr>
+        <w:t xml:space="preserve">out</w:t>
+      </w:r>
+      <w:r>
+        <w:rPr>
+          <w:rStyle w:val="OperatorTok"/>
+        </w:rPr>
+        <w:t xml:space="preserve">.</w:t>
+      </w:r>
+      <w:r>
+        <w:rPr>
+          <w:rStyle w:val="FunctionTok"/>
+        </w:rPr>
+        <w:t xml:space="preserve">println</w:t>
+      </w:r>
+      <w:r>
+        <w:rPr>
+          <w:rStyle w:val="OperatorTok"/>
+        </w:rPr>
+        <w:t xml:space="preserve">(</w:t>
+      </w:r>
+      <w:r>
+        <w:rPr>
+          <w:rStyle w:val="StringTok"/>
+        </w:rPr>
+        <w:t xml:space="preserve">"Sum: "</w:t>
+      </w:r>
+      <w:r>
+        <w:rPr>
+          <w:rStyle w:val="NormalTok"/>
+        </w:rPr>
+        <w:t xml:space="preserve"> </w:t>
+      </w:r>
+      <w:r>
+        <w:rPr>
+          <w:rStyle w:val="OperatorTok"/>
+        </w:rPr>
+        <w:t xml:space="preserve">+</w:t>
+      </w:r>
+      <w:r>
+        <w:rPr>
+          <w:rStyle w:val="NormalTok"/>
+        </w:rPr>
+        <w:t xml:space="preserve"> </w:t>
+      </w:r>
+      <w:r>
+        <w:rPr>
+          <w:rStyle w:val="FunctionTok"/>
+        </w:rPr>
+        <w:t xml:space="preserve">add</w:t>
+      </w:r>
+      <w:r>
+        <w:rPr>
+          <w:rStyle w:val="OperatorTok"/>
+        </w:rPr>
+        <w:t xml:space="preserve">(</w:t>
+      </w:r>
+      <w:r>
+        <w:rPr>
+          <w:rStyle w:val="DecValTok"/>
+        </w:rPr>
+        <w:t xml:space="preserve">5</w:t>
+      </w:r>
+      <w:r>
+        <w:rPr>
+          <w:rStyle w:val="OperatorTok"/>
+        </w:rPr>
+        <w:t xml:space="preserve">,</w:t>
+      </w:r>
+      <w:r>
+        <w:rPr>
+          <w:rStyle w:val="NormalTok"/>
+        </w:rPr>
+        <w:t xml:space="preserve"> </w:t>
+      </w:r>
+      <w:r>
+        <w:rPr>
+          <w:rStyle w:val="DecValTok"/>
+        </w:rPr>
+        <w:t xml:space="preserve">10</w:t>
+      </w:r>
+      <w:r>
+        <w:rPr>
+          <w:rStyle w:val="OperatorTok"/>
+        </w:rPr>
+        <w:t xml:space="preserve">));</w:t>
+      </w:r>
+      <w:r>
+        <w:br/>
+      </w:r>
+      <w:r>
+        <w:br/>
+      </w:r>
+      <w:r>
+        <w:rPr>
+          <w:rStyle w:val="NormalTok"/>
+        </w:rPr>
+        <w:t xml:space="preserve">    </w:t>
+      </w:r>
+      <w:r>
+        <w:rPr>
+          <w:rStyle w:val="CommentTok"/>
+        </w:rPr>
+        <w:t xml:space="preserve">// Calls the factorial method and prints the result</w:t>
+      </w:r>
+      <w:r>
+        <w:br/>
+      </w:r>
+      <w:r>
+        <w:rPr>
+          <w:rStyle w:val="NormalTok"/>
+        </w:rPr>
+        <w:t xml:space="preserve">    </w:t>
+      </w:r>
+      <w:r>
+        <w:rPr>
+          <w:rStyle w:val="BuiltInTok"/>
+        </w:rPr>
+        <w:t xml:space="preserve">System</w:t>
+      </w:r>
+      <w:r>
+        <w:rPr>
+          <w:rStyle w:val="OperatorTok"/>
+        </w:rPr>
+        <w:t xml:space="preserve">.</w:t>
+      </w:r>
+      <w:r>
+        <w:rPr>
+          <w:rStyle w:val="FunctionTok"/>
+        </w:rPr>
+        <w:t xml:space="preserve">out</w:t>
+      </w:r>
+      <w:r>
+        <w:rPr>
+          <w:rStyle w:val="OperatorTok"/>
+        </w:rPr>
+        <w:t xml:space="preserve">.</w:t>
+      </w:r>
+      <w:r>
+        <w:rPr>
+          <w:rStyle w:val="FunctionTok"/>
+        </w:rPr>
+        <w:t xml:space="preserve">println</w:t>
+      </w:r>
+      <w:r>
+        <w:rPr>
+          <w:rStyle w:val="OperatorTok"/>
+        </w:rPr>
+        <w:t xml:space="preserve">(</w:t>
+      </w:r>
+      <w:r>
+        <w:rPr>
+          <w:rStyle w:val="StringTok"/>
+        </w:rPr>
+        <w:t xml:space="preserve">"Factorial: "</w:t>
+      </w:r>
+      <w:r>
+        <w:rPr>
+          <w:rStyle w:val="NormalTok"/>
+        </w:rPr>
+        <w:t xml:space="preserve"> </w:t>
+      </w:r>
+      <w:r>
+        <w:rPr>
+          <w:rStyle w:val="OperatorTok"/>
+        </w:rPr>
+        <w:t xml:space="preserve">+</w:t>
+      </w:r>
+      <w:r>
+        <w:rPr>
+          <w:rStyle w:val="NormalTok"/>
+        </w:rPr>
+        <w:t xml:space="preserve"> </w:t>
+      </w:r>
+      <w:r>
+        <w:rPr>
+          <w:rStyle w:val="FunctionTok"/>
+        </w:rPr>
+        <w:t xml:space="preserve">factorial</w:t>
+      </w:r>
+      <w:r>
+        <w:rPr>
+          <w:rStyle w:val="OperatorTok"/>
+        </w:rPr>
+        <w:t xml:space="preserve">(</w:t>
+      </w:r>
+      <w:r>
+        <w:rPr>
+          <w:rStyle w:val="DecValTok"/>
+        </w:rPr>
+        <w:t xml:space="preserve">5</w:t>
+      </w:r>
+      <w:r>
+        <w:rPr>
+          <w:rStyle w:val="OperatorTok"/>
+        </w:rPr>
+        <w:t xml:space="preserve">));</w:t>
+      </w:r>
+      <w:r>
+        <w:br/>
+      </w:r>
+      <w:r>
+        <w:br/>
+      </w:r>
+      <w:r>
+        <w:rPr>
+          <w:rStyle w:val="NormalTok"/>
+        </w:rPr>
+        <w:t xml:space="preserve">    </w:t>
+      </w:r>
+      <w:r>
+        <w:rPr>
+          <w:rStyle w:val="CommentTok"/>
+        </w:rPr>
+        <w:t xml:space="preserve">// Calls the greet method to print a message</w:t>
+      </w:r>
+      <w:r>
+        <w:br/>
+      </w:r>
+      <w:r>
+        <w:rPr>
+          <w:rStyle w:val="NormalTok"/>
+        </w:rPr>
+        <w:t xml:space="preserve">    </w:t>
+      </w:r>
+      <w:r>
+        <w:rPr>
+          <w:rStyle w:val="FunctionTok"/>
+        </w:rPr>
+        <w:t xml:space="preserve">greet</w:t>
+      </w:r>
+      <w:r>
+        <w:rPr>
+          <w:rStyle w:val="OperatorTok"/>
+        </w:rPr>
+        <w:t xml:space="preserve">(</w:t>
+      </w:r>
+      <w:r>
+        <w:rPr>
+          <w:rStyle w:val="StringTok"/>
+        </w:rPr>
+        <w:t xml:space="preserve">"Prateek"</w:t>
+      </w:r>
+      <w:r>
+        <w:rPr>
+          <w:rStyle w:val="OperatorTok"/>
+        </w:rPr>
+        <w:t xml:space="preserve">);</w:t>
+      </w:r>
+      <w:r>
+        <w:br/>
+      </w:r>
+      <w:r>
+        <w:rPr>
+          <w:rStyle w:val="OperatorTok"/>
+        </w:rPr>
+        <w:t xml:space="preserve">}</w:t>
       </w:r>
     </w:p>
     <w:p>
       <w:pPr>
-        <w:pStyle w:val="BodyText"/>
+        <w:pStyle w:val="FirstParagraph"/>
       </w:pPr>
       <w:r>
         <w:rPr>
           <w:b/>
           <w:bCs/>
         </w:rPr>
-        <w:t xml:space="preserve">Command:</w:t>
+        <w:t xml:space="preserve">Output:</w:t>
       </w:r>
     </w:p>
     <w:p>
       <w:pPr>
-        <w:pStyle w:val="SourceCode"/>
-      </w:pPr>
-      <w:r>
-        <w:rPr>
-          <w:rStyle w:val="CommentTok"/>
-        </w:rPr>
-        <w:t xml:space="preserve"># First, compile the Java source file</w:t>
-      </w:r>
-      <w:r>
-        <w:br/>
-      </w:r>
-      <w:r>
-        <w:rPr>
-          <w:rStyle w:val="ExtensionTok"/>
-        </w:rPr>
-        <w:t xml:space="preserve">javac</w:t>
-      </w:r>
-      <w:r>
-        <w:rPr>
-          <w:rStyle w:val="NormalTok"/>
-        </w:rPr>
-        <w:t xml:space="preserve"> Main.java</w:t>
-      </w:r>
-      <w:r>
-        <w:br/>
-      </w:r>
-      <w:r>
-        <w:br/>
-      </w:r>
-      <w:r>
-        <w:rPr>
-          <w:rStyle w:val="CommentTok"/>
-        </w:rPr>
-        <w:t xml:space="preserve"># Then, run the compiled class</w:t>
-      </w:r>
-      <w:r>
-        <w:br/>
-      </w:r>
-      <w:r>
-        <w:rPr>
-          <w:rStyle w:val="ExtensionTok"/>
-        </w:rPr>
-        <w:t xml:space="preserve">java</w:t>
-      </w:r>
-      <w:r>
-        <w:rPr>
-          <w:rStyle w:val="NormalTok"/>
-        </w:rPr>
-        <w:t xml:space="preserve"> Main</w:t>
+        <w:pStyle w:val="BodyText"/>
+      </w:pPr>
+      <w:r>
+        <w:t xml:space="preserve">Assuming standard implementations for the called methods, the console output would be:</w:t>
       </w:r>
     </w:p>
     <w:p>
       <w:pPr>
-        <w:pStyle w:val="FirstParagraph"/>
-      </w:pPr>
-      <w:r>
-        <w:rPr>
-          <w:b/>
-          <w:bCs/>
-        </w:rPr>
-        <w:t xml:space="preserve">Output:</w:t>
-      </w:r>
-    </w:p>
-    <w:p>
-      <w:pPr>
-        <w:pStyle w:val="BodyText"/>
-      </w:pPr>
-      <w:r>
-        <w:t xml:space="preserve">The expected output printed to the console would be:</w:t>
-      </w:r>
-    </w:p>
-    <w:p>
-      <w:pPr>
         <w:pStyle w:val="SourceCode"/>
       </w:pPr>
       <w:r>
@@ -6405,48 +4823,7 @@
         <w:rPr>
           <w:rStyle w:val="VerbatimChar"/>
         </w:rPr>
-        <w:t xml:space="preserve">Hello, Prateek!</w:t>
-      </w:r>
-    </w:p>
-    <w:p>
-      <w:pPr>
-        <w:pStyle w:val="FirstParagraph"/>
-      </w:pPr>
-      <w:r>
-        <w:rPr>
-          <w:i/>
-          <w:iCs/>
-        </w:rPr>
-        <w:t xml:space="preserve">(Note: The output of the</w:t>
-      </w:r>
-      <w:r>
-        <w:rPr>
-          <w:i/>
-          <w:iCs/>
-        </w:rPr>
-        <w:t xml:space="preserve"> </w:t>
-      </w:r>
-      <w:r>
-        <w:rPr>
-          <w:rStyle w:val="VerbatimChar"/>
-          <w:i/>
-          <w:iCs/>
-        </w:rPr>
-        <w:t xml:space="preserve">greet</w:t>
-      </w:r>
-      <w:r>
-        <w:rPr>
-          <w:i/>
-          <w:iCs/>
-        </w:rPr>
-        <w:t xml:space="preserve"> </w:t>
-      </w:r>
-      <w:r>
-        <w:rPr>
-          <w:i/>
-          <w:iCs/>
-        </w:rPr>
-        <w:t xml:space="preserve">method is assumed based on its name and argument.)</w:t>
+        <w:t xml:space="preserve">// Plus any output generated by the greet("Prateek") call.</w:t>
       </w:r>
     </w:p>
     <w:p>
@@ -6972,6 +5349,21 @@
     <w:abstractNumId w:val="991"/>
   </w:num>
   <w:num w:numId="1003">
+    <w:abstractNumId w:val="991"/>
+  </w:num>
+  <w:num w:numId="1004">
+    <w:abstractNumId w:val="991"/>
+  </w:num>
+  <w:num w:numId="1005">
+    <w:abstractNumId w:val="991"/>
+  </w:num>
+  <w:num w:numId="1006">
+    <w:abstractNumId w:val="991"/>
+  </w:num>
+  <w:num w:numId="1007">
+    <w:abstractNumId w:val="991"/>
+  </w:num>
+  <w:num w:numId="1008">
     <w:abstractNumId w:val="99411"/>
     <w:lvlOverride w:ilvl="0">
       <w:startOverride w:val="1"/>
@@ -7001,55 +5393,7 @@
       <w:startOverride w:val="1"/>
     </w:lvlOverride>
   </w:num>
-  <w:num w:numId="1004">
-    <w:abstractNumId w:val="991"/>
-  </w:num>
-  <w:num w:numId="1005">
-    <w:abstractNumId w:val="991"/>
-  </w:num>
-  <w:num w:numId="1006">
-    <w:abstractNumId w:val="991"/>
-  </w:num>
-  <w:num w:numId="1007">
-    <w:abstractNumId w:val="991"/>
-  </w:num>
-  <w:num w:numId="1008">
-    <w:abstractNumId w:val="991"/>
-  </w:num>
   <w:num w:numId="1009">
-    <w:abstractNumId w:val="991"/>
-  </w:num>
-  <w:num w:numId="1010">
-    <w:abstractNumId w:val="99411"/>
-    <w:lvlOverride w:ilvl="0">
-      <w:startOverride w:val="1"/>
-    </w:lvlOverride>
-    <w:lvlOverride w:ilvl="1">
-      <w:startOverride w:val="1"/>
-    </w:lvlOverride>
-    <w:lvlOverride w:ilvl="2">
-      <w:startOverride w:val="1"/>
-    </w:lvlOverride>
-    <w:lvlOverride w:ilvl="3">
-      <w:startOverride w:val="1"/>
-    </w:lvlOverride>
-    <w:lvlOverride w:ilvl="4">
-      <w:startOverride w:val="1"/>
-    </w:lvlOverride>
-    <w:lvlOverride w:ilvl="5">
-      <w:startOverride w:val="1"/>
-    </w:lvlOverride>
-    <w:lvlOverride w:ilvl="6">
-      <w:startOverride w:val="1"/>
-    </w:lvlOverride>
-    <w:lvlOverride w:ilvl="7">
-      <w:startOverride w:val="1"/>
-    </w:lvlOverride>
-    <w:lvlOverride w:ilvl="8">
-      <w:startOverride w:val="1"/>
-    </w:lvlOverride>
-  </w:num>
-  <w:num w:numId="1011">
     <w:abstractNumId w:val="991"/>
   </w:num>
 </w:numbering>

--- a/Main.docx
+++ b/Main.docx
@@ -103,7 +103,7 @@
         <w:t xml:space="preserve"> </w:t>
       </w:r>
       <w:r>
-        <w:t xml:space="preserve">class serves as a container for several static utility methods and the primary entry point for the Java application.</w:t>
+        <w:t xml:space="preserve">class serves as the primary entry point for the Java application and contains a collection of static utility methods for performing basic calculations and printing messages.</w:t>
       </w:r>
     </w:p>
     <w:bookmarkEnd w:id="10"/>
@@ -130,7 +130,7 @@
         <w:pStyle w:val="FirstParagraph"/>
       </w:pPr>
       <w:r>
-        <w:t xml:space="preserve">This class does not have any instance attributes. It is a collection of static methods.</w:t>
+        <w:t xml:space="preserve">This class does not have any attributes. It only contains static methods.</w:t>
       </w:r>
     </w:p>
     <w:bookmarkEnd w:id="11"/>
@@ -172,7 +172,7 @@
         <w:t xml:space="preserve"> </w:t>
       </w:r>
       <w:r>
-        <w:t xml:space="preserve">class is a utility class that provides a set of simple, independent functions. As all methods are declared</w:t>
+        <w:t xml:space="preserve">class is a container for several independent, static methods and the</w:t>
       </w:r>
       <w:r>
         <w:t xml:space="preserve"> </w:t>
@@ -181,25 +181,13 @@
         <w:rPr>
           <w:rStyle w:val="VerbatimChar"/>
         </w:rPr>
-        <w:t xml:space="preserve">static</w:t>
-      </w:r>
-      <w:r>
-        <w:t xml:space="preserve">, they belong to the class itself and can be called directly without needing to create an instance of the</w:t>
-      </w:r>
-      <w:r>
-        <w:t xml:space="preserve"> </w:t>
-      </w:r>
-      <w:r>
-        <w:rPr>
-          <w:rStyle w:val="VerbatimChar"/>
-        </w:rPr>
-        <w:t xml:space="preserve">Main</w:t>
-      </w:r>
-      <w:r>
-        <w:t xml:space="preserve"> </w:t>
-      </w:r>
-      <w:r>
-        <w:t xml:space="preserve">class.</w:t>
+        <w:t xml:space="preserve">main</w:t>
+      </w:r>
+      <w:r>
+        <w:t xml:space="preserve"> </w:t>
+      </w:r>
+      <w:r>
+        <w:t xml:space="preserve">method, which orchestrates the execution of the program.</w:t>
       </w:r>
     </w:p>
     <w:p>
@@ -207,12 +195,15 @@
         <w:pStyle w:val="BodyText"/>
       </w:pPr>
       <w:r>
-        <w:t xml:space="preserve">The class contains the following methods:</w:t>
+        <w:rPr>
+          <w:b/>
+          <w:bCs/>
+        </w:rPr>
+        <w:t xml:space="preserve">Methods:</w:t>
       </w:r>
     </w:p>
     <w:p>
       <w:pPr>
-        <w:pStyle w:val="Compact"/>
         <w:numPr>
           <w:ilvl w:val="0"/>
           <w:numId w:val="1001"/>
@@ -222,10 +213,10 @@
         <w:rPr>
           <w:rStyle w:val="VerbatimChar"/>
         </w:rPr>
-        <w:t xml:space="preserve">add(int a, int b)</w:t>
-      </w:r>
-      <w:r>
-        <w:t xml:space="preserve">: This function takes two integers,</w:t>
+        <w:t xml:space="preserve">public static int add(int a, int b)</w:t>
+      </w:r>
+      <w:r>
+        <w:t xml:space="preserve">: This function takes two integer arguments,</w:t>
       </w:r>
       <w:r>
         <w:t xml:space="preserve"> </w:t>
@@ -252,12 +243,11 @@
         <w:t xml:space="preserve">b</w:t>
       </w:r>
       <w:r>
-        <w:t xml:space="preserve">, as input and returns their sum.</w:t>
+        <w:t xml:space="preserve">, and returns their sum. It performs a simple addition operation.</w:t>
       </w:r>
     </w:p>
     <w:p>
       <w:pPr>
-        <w:pStyle w:val="Compact"/>
         <w:numPr>
           <w:ilvl w:val="0"/>
           <w:numId w:val="1001"/>
@@ -267,10 +257,10 @@
         <w:rPr>
           <w:rStyle w:val="VerbatimChar"/>
         </w:rPr>
-        <w:t xml:space="preserve">factorial(int n)</w:t>
-      </w:r>
-      <w:r>
-        <w:t xml:space="preserve">: This function calculates the factorial of a given integer</w:t>
+        <w:t xml:space="preserve">public static int factorial(int n)</w:t>
+      </w:r>
+      <w:r>
+        <w:t xml:space="preserve">: This function calculates the factorial of a non-negative integer</w:t>
       </w:r>
       <w:r>
         <w:t xml:space="preserve"> </w:t>
@@ -285,69 +275,104 @@
         <w:t xml:space="preserve"> </w:t>
       </w:r>
       <w:r>
-        <w:t xml:space="preserve">using recursion. The base case for the recursion is when</w:t>
-      </w:r>
-      <w:r>
-        <w:t xml:space="preserve"> </w:t>
-      </w:r>
-      <w:r>
-        <w:rPr>
-          <w:rStyle w:val="VerbatimChar"/>
-        </w:rPr>
-        <w:t xml:space="preserve">n</w:t>
-      </w:r>
-      <w:r>
-        <w:t xml:space="preserve"> </w:t>
-      </w:r>
-      <w:r>
-        <w:t xml:space="preserve">is less than or equal to 1, at which point it returns 1. For any</w:t>
-      </w:r>
-      <w:r>
-        <w:t xml:space="preserve"> </w:t>
-      </w:r>
-      <w:r>
-        <w:rPr>
-          <w:rStyle w:val="VerbatimChar"/>
-        </w:rPr>
-        <w:t xml:space="preserve">n</w:t>
-      </w:r>
-      <w:r>
-        <w:t xml:space="preserve"> </w:t>
-      </w:r>
-      <w:r>
-        <w:t xml:space="preserve">greater than 1, it returns the product of</w:t>
-      </w:r>
-      <w:r>
-        <w:t xml:space="preserve"> </w:t>
-      </w:r>
-      <w:r>
-        <w:rPr>
-          <w:rStyle w:val="VerbatimChar"/>
-        </w:rPr>
-        <w:t xml:space="preserve">n</w:t>
-      </w:r>
-      <w:r>
-        <w:t xml:space="preserve"> </w:t>
-      </w:r>
-      <w:r>
-        <w:t xml:space="preserve">and the factorial of</w:t>
-      </w:r>
-      <w:r>
-        <w:t xml:space="preserve"> </w:t>
-      </w:r>
-      <w:r>
-        <w:rPr>
-          <w:rStyle w:val="VerbatimChar"/>
-        </w:rPr>
-        <w:t xml:space="preserve">n - 1</w:t>
-      </w:r>
-      <w:r>
-        <w:t xml:space="preserve">.</w:t>
+        <w:t xml:space="preserve">using recursion.</w:t>
       </w:r>
     </w:p>
     <w:p>
       <w:pPr>
         <w:pStyle w:val="Compact"/>
+        <w:numPr>
+          <w:ilvl w:val="1"/>
+          <w:numId w:val="1002"/>
+        </w:numPr>
+      </w:pPr>
+      <w:r>
+        <w:t xml:space="preserve">The base case for the recursion is when</w:t>
+      </w:r>
+      <w:r>
+        <w:t xml:space="preserve"> </w:t>
+      </w:r>
+      <w:r>
+        <w:rPr>
+          <w:rStyle w:val="VerbatimChar"/>
+        </w:rPr>
+        <w:t xml:space="preserve">n</w:t>
+      </w:r>
+      <w:r>
+        <w:t xml:space="preserve"> </w:t>
+      </w:r>
+      <w:r>
+        <w:t xml:space="preserve">is less than or equal to 1, in which case the function returns</w:t>
+      </w:r>
+      <w:r>
+        <w:t xml:space="preserve"> </w:t>
+      </w:r>
+      <w:r>
+        <w:rPr>
+          <w:rStyle w:val="VerbatimChar"/>
+        </w:rPr>
+        <w:t xml:space="preserve">1</w:t>
+      </w:r>
+      <w:r>
+        <w:t xml:space="preserve">.</w:t>
+      </w:r>
+    </w:p>
+    <w:p>
+      <w:pPr>
+        <w:pStyle w:val="Compact"/>
+        <w:numPr>
+          <w:ilvl w:val="1"/>
+          <w:numId w:val="1002"/>
+        </w:numPr>
+      </w:pPr>
+      <w:r>
+        <w:t xml:space="preserve">For any</w:t>
+      </w:r>
+      <w:r>
+        <w:t xml:space="preserve"> </w:t>
+      </w:r>
+      <w:r>
+        <w:rPr>
+          <w:rStyle w:val="VerbatimChar"/>
+        </w:rPr>
+        <w:t xml:space="preserve">n</w:t>
+      </w:r>
+      <w:r>
+        <w:t xml:space="preserve"> </w:t>
+      </w:r>
+      <w:r>
+        <w:t xml:space="preserve">greater than 1, it recursively calls itself with</w:t>
+      </w:r>
+      <w:r>
+        <w:t xml:space="preserve"> </w:t>
+      </w:r>
+      <w:r>
+        <w:rPr>
+          <w:rStyle w:val="VerbatimChar"/>
+        </w:rPr>
+        <w:t xml:space="preserve">n - 1</w:t>
+      </w:r>
+      <w:r>
+        <w:t xml:space="preserve"> </w:t>
+      </w:r>
+      <w:r>
+        <w:t xml:space="preserve">and multiplies the result by</w:t>
+      </w:r>
+      <w:r>
+        <w:t xml:space="preserve"> </w:t>
+      </w:r>
+      <w:r>
+        <w:rPr>
+          <w:rStyle w:val="VerbatimChar"/>
+        </w:rPr>
+        <w:t xml:space="preserve">n</w:t>
+      </w:r>
+      <w:r>
+        <w:t xml:space="preserve">.</w:t>
+      </w:r>
+    </w:p>
+    <w:p>
+      <w:pPr>
         <w:numPr>
           <w:ilvl w:val="0"/>
           <w:numId w:val="1001"/>
@@ -357,10 +382,10 @@
         <w:rPr>
           <w:rStyle w:val="VerbatimChar"/>
         </w:rPr>
-        <w:t xml:space="preserve">greet(String name)</w:t>
-      </w:r>
-      <w:r>
-        <w:t xml:space="preserve">: This is a</w:t>
+        <w:t xml:space="preserve">public static void greet(String name)</w:t>
+      </w:r>
+      <w:r>
+        <w:t xml:space="preserve">: This function takes a</w:t>
       </w:r>
       <w:r>
         <w:t xml:space="preserve"> </w:t>
@@ -369,42 +394,41 @@
         <w:rPr>
           <w:rStyle w:val="VerbatimChar"/>
         </w:rPr>
+        <w:t xml:space="preserve">String</w:t>
+      </w:r>
+      <w:r>
+        <w:t xml:space="preserve"> </w:t>
+      </w:r>
+      <w:r>
+        <w:t xml:space="preserve">argument</w:t>
+      </w:r>
+      <w:r>
+        <w:t xml:space="preserve"> </w:t>
+      </w:r>
+      <w:r>
+        <w:rPr>
+          <w:rStyle w:val="VerbatimChar"/>
+        </w:rPr>
+        <w:t xml:space="preserve">name</w:t>
+      </w:r>
+      <w:r>
+        <w:t xml:space="preserve"> </w:t>
+      </w:r>
+      <w:r>
+        <w:t xml:space="preserve">and prints a personalized greeting message to the standard output. It does not return any value (</w:t>
+      </w:r>
+      <w:r>
+        <w:rPr>
+          <w:rStyle w:val="VerbatimChar"/>
+        </w:rPr>
         <w:t xml:space="preserve">void</w:t>
       </w:r>
       <w:r>
-        <w:t xml:space="preserve"> </w:t>
-      </w:r>
-      <w:r>
-        <w:t xml:space="preserve">function that accepts a</w:t>
-      </w:r>
-      <w:r>
-        <w:t xml:space="preserve"> </w:t>
-      </w:r>
-      <w:r>
-        <w:rPr>
-          <w:rStyle w:val="VerbatimChar"/>
-        </w:rPr>
-        <w:t xml:space="preserve">String</w:t>
-      </w:r>
-      <w:r>
-        <w:t xml:space="preserve"> </w:t>
-      </w:r>
-      <w:r>
-        <w:rPr>
-          <w:rStyle w:val="VerbatimChar"/>
-        </w:rPr>
-        <w:t xml:space="preserve">name</w:t>
-      </w:r>
-      <w:r>
-        <w:t xml:space="preserve"> </w:t>
-      </w:r>
-      <w:r>
-        <w:t xml:space="preserve">and prints a personalized greeting message to the standard output console.</w:t>
+        <w:t xml:space="preserve">).</w:t>
       </w:r>
     </w:p>
     <w:p>
       <w:pPr>
-        <w:pStyle w:val="Compact"/>
         <w:numPr>
           <w:ilvl w:val="0"/>
           <w:numId w:val="1001"/>
@@ -414,189 +438,51 @@
         <w:rPr>
           <w:rStyle w:val="VerbatimChar"/>
         </w:rPr>
-        <w:t xml:space="preserve">main(String[] args)</w:t>
-      </w:r>
-      <w:r>
-        <w:t xml:space="preserve">: This is the standard entry point for a Java application. The code within this method is executed when the program starts. It demonstrates the usage of the other three methods by calling them with sample values and printing the results.</w:t>
+        <w:t xml:space="preserve">public static void main(String[] args)</w:t>
+      </w:r>
+      <w:r>
+        <w:t xml:space="preserve">: This is the main entry point of the application. When the program is run, the Java Virtual Machine (JVM) calls this method. It demonstrates the usage of the other utility methods (</w:t>
+      </w:r>
+      <w:r>
+        <w:rPr>
+          <w:rStyle w:val="VerbatimChar"/>
+        </w:rPr>
+        <w:t xml:space="preserve">add</w:t>
+      </w:r>
+      <w:r>
+        <w:t xml:space="preserve">,</w:t>
+      </w:r>
+      <w:r>
+        <w:t xml:space="preserve"> </w:t>
+      </w:r>
+      <w:r>
+        <w:rPr>
+          <w:rStyle w:val="VerbatimChar"/>
+        </w:rPr>
+        <w:t xml:space="preserve">factorial</w:t>
+      </w:r>
+      <w:r>
+        <w:t xml:space="preserve">, and</w:t>
+      </w:r>
+      <w:r>
+        <w:t xml:space="preserve"> </w:t>
+      </w:r>
+      <w:r>
+        <w:rPr>
+          <w:rStyle w:val="VerbatimChar"/>
+        </w:rPr>
+        <w:t xml:space="preserve">greet</w:t>
+      </w:r>
+      <w:r>
+        <w:t xml:space="preserve">) by calling them with sample values and printing the results to the console.</w:t>
       </w:r>
     </w:p>
     <w:p>
       <w:pPr>
-        <w:pStyle w:val="SourceCode"/>
-      </w:pPr>
-      <w:r>
-        <w:rPr>
-          <w:rStyle w:val="CommentTok"/>
-        </w:rPr>
-        <w:t xml:space="preserve">// Example of the factorial logic</w:t>
-      </w:r>
-      <w:r>
-        <w:br/>
-      </w:r>
-      <w:r>
-        <w:rPr>
-          <w:rStyle w:val="ControlFlowTok"/>
-        </w:rPr>
-        <w:t xml:space="preserve">if</w:t>
-      </w:r>
-      <w:r>
-        <w:rPr>
-          <w:rStyle w:val="NormalTok"/>
-        </w:rPr>
-        <w:t xml:space="preserve"> </w:t>
-      </w:r>
-      <w:r>
-        <w:rPr>
-          <w:rStyle w:val="OperatorTok"/>
-        </w:rPr>
-        <w:t xml:space="preserve">(</w:t>
-      </w:r>
-      <w:r>
-        <w:rPr>
-          <w:rStyle w:val="NormalTok"/>
-        </w:rPr>
-        <w:t xml:space="preserve">n </w:t>
-      </w:r>
-      <w:r>
-        <w:rPr>
-          <w:rStyle w:val="OperatorTok"/>
-        </w:rPr>
-        <w:t xml:space="preserve">&lt;=</w:t>
-      </w:r>
-      <w:r>
-        <w:rPr>
-          <w:rStyle w:val="NormalTok"/>
-        </w:rPr>
-        <w:t xml:space="preserve"> </w:t>
-      </w:r>
-      <w:r>
-        <w:rPr>
-          <w:rStyle w:val="DecValTok"/>
-        </w:rPr>
-        <w:t xml:space="preserve">1</w:t>
-      </w:r>
-      <w:r>
-        <w:rPr>
-          <w:rStyle w:val="OperatorTok"/>
-        </w:rPr>
-        <w:t xml:space="preserve">)</w:t>
-      </w:r>
-      <w:r>
-        <w:br/>
-      </w:r>
-      <w:r>
-        <w:rPr>
-          <w:rStyle w:val="NormalTok"/>
-        </w:rPr>
-        <w:t xml:space="preserve">    </w:t>
-      </w:r>
-      <w:r>
-        <w:rPr>
-          <w:rStyle w:val="ControlFlowTok"/>
-        </w:rPr>
-        <w:t xml:space="preserve">return</w:t>
-      </w:r>
-      <w:r>
-        <w:rPr>
-          <w:rStyle w:val="NormalTok"/>
-        </w:rPr>
-        <w:t xml:space="preserve"> </w:t>
-      </w:r>
-      <w:r>
-        <w:rPr>
-          <w:rStyle w:val="DecValTok"/>
-        </w:rPr>
-        <w:t xml:space="preserve">1</w:t>
-      </w:r>
-      <w:r>
-        <w:rPr>
-          <w:rStyle w:val="OperatorTok"/>
-        </w:rPr>
-        <w:t xml:space="preserve">;</w:t>
-      </w:r>
-      <w:r>
-        <w:br/>
-      </w:r>
-      <w:r>
-        <w:rPr>
-          <w:rStyle w:val="ControlFlowTok"/>
-        </w:rPr>
-        <w:t xml:space="preserve">else</w:t>
-      </w:r>
-      <w:r>
-        <w:br/>
-      </w:r>
-      <w:r>
-        <w:rPr>
-          <w:rStyle w:val="NormalTok"/>
-        </w:rPr>
-        <w:t xml:space="preserve">    </w:t>
-      </w:r>
-      <w:r>
-        <w:rPr>
-          <w:rStyle w:val="ControlFlowTok"/>
-        </w:rPr>
-        <w:t xml:space="preserve">return</w:t>
-      </w:r>
-      <w:r>
-        <w:rPr>
-          <w:rStyle w:val="NormalTok"/>
-        </w:rPr>
-        <w:t xml:space="preserve"> n </w:t>
-      </w:r>
-      <w:r>
-        <w:rPr>
-          <w:rStyle w:val="OperatorTok"/>
-        </w:rPr>
-        <w:t xml:space="preserve">*</w:t>
-      </w:r>
-      <w:r>
-        <w:rPr>
-          <w:rStyle w:val="NormalTok"/>
-        </w:rPr>
-        <w:t xml:space="preserve"> </w:t>
-      </w:r>
-      <w:r>
-        <w:rPr>
-          <w:rStyle w:val="FunctionTok"/>
-        </w:rPr>
-        <w:t xml:space="preserve">factorial</w:t>
-      </w:r>
-      <w:r>
-        <w:rPr>
-          <w:rStyle w:val="OperatorTok"/>
-        </w:rPr>
-        <w:t xml:space="preserve">(</w:t>
-      </w:r>
-      <w:r>
-        <w:rPr>
-          <w:rStyle w:val="NormalTok"/>
-        </w:rPr>
-        <w:t xml:space="preserve">n </w:t>
-      </w:r>
-      <w:r>
-        <w:rPr>
-          <w:rStyle w:val="OperatorTok"/>
-        </w:rPr>
-        <w:t xml:space="preserve">-</w:t>
-      </w:r>
-      <w:r>
-        <w:rPr>
-          <w:rStyle w:val="NormalTok"/>
-        </w:rPr>
-        <w:t xml:space="preserve"> </w:t>
-      </w:r>
-      <w:r>
-        <w:rPr>
-          <w:rStyle w:val="DecValTok"/>
-        </w:rPr>
-        <w:t xml:space="preserve">1</w:t>
-      </w:r>
-      <w:r>
-        <w:rPr>
-          <w:rStyle w:val="OperatorTok"/>
-        </w:rPr>
-        <w:t xml:space="preserve">);</w:t>
+        <w:pStyle w:val="FirstParagraph"/>
+      </w:pPr>
+      <w:r>
+        <w:t xml:space="preserve">The overall structure is common for simple command-line applications where functionality is grouped logically within a single class.</w:t>
       </w:r>
     </w:p>
     <w:bookmarkEnd w:id="12"/>
@@ -623,11 +509,11 @@
         <w:pStyle w:val="Compact"/>
         <w:numPr>
           <w:ilvl w:val="0"/>
-          <w:numId w:val="1002"/>
+          <w:numId w:val="1003"/>
         </w:numPr>
       </w:pPr>
       <w:r>
-        <w:t xml:space="preserve">All methods are</w:t>
+        <w:t xml:space="preserve">All methods in this class are</w:t>
       </w:r>
       <w:r>
         <w:t xml:space="preserve"> </w:t>
@@ -639,10 +525,7 @@
         <w:t xml:space="preserve">static</w:t>
       </w:r>
       <w:r>
-        <w:t xml:space="preserve"> </w:t>
-      </w:r>
-      <w:r>
-        <w:t xml:space="preserve">and should be called directly on the class (e.g.,</w:t>
+        <w:t xml:space="preserve">, meaning they belong to the class itself and can be called directly using the class name (e.g.,</w:t>
       </w:r>
       <w:r>
         <w:t xml:space="preserve"> </w:t>
@@ -654,7 +537,22 @@
         <w:t xml:space="preserve">Main.add(5, 10)</w:t>
       </w:r>
       <w:r>
-        <w:t xml:space="preserve">).</w:t>
+        <w:t xml:space="preserve">) without needing to create an instance of the</w:t>
+      </w:r>
+      <w:r>
+        <w:t xml:space="preserve"> </w:t>
+      </w:r>
+      <w:r>
+        <w:rPr>
+          <w:rStyle w:val="VerbatimChar"/>
+        </w:rPr>
+        <w:t xml:space="preserve">Main</w:t>
+      </w:r>
+      <w:r>
+        <w:t xml:space="preserve"> </w:t>
+      </w:r>
+      <w:r>
+        <w:t xml:space="preserve">class.</w:t>
       </w:r>
     </w:p>
     <w:p>
@@ -662,7 +560,7 @@
         <w:pStyle w:val="Compact"/>
         <w:numPr>
           <w:ilvl w:val="0"/>
-          <w:numId w:val="1002"/>
+          <w:numId w:val="1003"/>
         </w:numPr>
       </w:pPr>
       <w:r>
@@ -681,7 +579,7 @@
         <w:t xml:space="preserve"> </w:t>
       </w:r>
       <w:r>
-        <w:t xml:space="preserve">method is recursive. Using a very large input value for</w:t>
+        <w:t xml:space="preserve">method is recursive. Providing a very large integer as input may result in a</w:t>
       </w:r>
       <w:r>
         <w:t xml:space="preserve"> </w:t>
@@ -690,25 +588,13 @@
         <w:rPr>
           <w:rStyle w:val="VerbatimChar"/>
         </w:rPr>
-        <w:t xml:space="preserve">n</w:t>
-      </w:r>
-      <w:r>
-        <w:t xml:space="preserve"> </w:t>
-      </w:r>
-      <w:r>
-        <w:t xml:space="preserve">can cause a</w:t>
-      </w:r>
-      <w:r>
-        <w:t xml:space="preserve"> </w:t>
-      </w:r>
-      <w:r>
-        <w:rPr>
-          <w:rStyle w:val="VerbatimChar"/>
-        </w:rPr>
         <w:t xml:space="preserve">StackOverflowError</w:t>
       </w:r>
       <w:r>
-        <w:t xml:space="preserve">.</w:t>
+        <w:t xml:space="preserve"> </w:t>
+      </w:r>
+      <w:r>
+        <w:t xml:space="preserve">due to excessive recursion depth.</w:t>
       </w:r>
     </w:p>
     <w:p>
@@ -716,7 +602,7 @@
         <w:pStyle w:val="Compact"/>
         <w:numPr>
           <w:ilvl w:val="0"/>
-          <w:numId w:val="1002"/>
+          <w:numId w:val="1003"/>
         </w:numPr>
       </w:pPr>
       <w:r>
@@ -735,7 +621,52 @@
         <w:t xml:space="preserve"> </w:t>
       </w:r>
       <w:r>
-        <w:t xml:space="preserve">method does not return a value; its purpose is to produce a side effect by printing to the console.</w:t>
+        <w:t xml:space="preserve">method prints directly to the console and has a</w:t>
+      </w:r>
+      <w:r>
+        <w:t xml:space="preserve"> </w:t>
+      </w:r>
+      <w:r>
+        <w:rPr>
+          <w:rStyle w:val="VerbatimChar"/>
+        </w:rPr>
+        <w:t xml:space="preserve">void</w:t>
+      </w:r>
+      <w:r>
+        <w:t xml:space="preserve"> </w:t>
+      </w:r>
+      <w:r>
+        <w:t xml:space="preserve">return type, so it cannot be used in an expression to assign a value.</w:t>
+      </w:r>
+    </w:p>
+    <w:p>
+      <w:pPr>
+        <w:pStyle w:val="FirstParagraph"/>
+      </w:pPr>
+      <w:r>
+        <w:rPr>
+          <w:b/>
+          <w:bCs/>
+        </w:rPr>
+        <w:t xml:space="preserve">Output Example</w:t>
+      </w:r>
+      <w:r>
+        <w:t xml:space="preserve">: The</w:t>
+      </w:r>
+      <w:r>
+        <w:t xml:space="preserve"> </w:t>
+      </w:r>
+      <w:r>
+        <w:rPr>
+          <w:rStyle w:val="VerbatimChar"/>
+        </w:rPr>
+        <w:t xml:space="preserve">main</w:t>
+      </w:r>
+      <w:r>
+        <w:t xml:space="preserve"> </w:t>
+      </w:r>
+      <w:r>
+        <w:t xml:space="preserve">method demonstrates the typical output when the program is executed.</w:t>
       </w:r>
     </w:p>
     <w:bookmarkEnd w:id="13"/>
@@ -762,7 +693,7 @@
         <w:pStyle w:val="FirstParagraph"/>
       </w:pPr>
       <w:r>
-        <w:t xml:space="preserve">The</w:t>
+        <w:t xml:space="preserve">The following code is from the</w:t>
       </w:r>
       <w:r>
         <w:t xml:space="preserve"> </w:t>
@@ -777,7 +708,22 @@
         <w:t xml:space="preserve"> </w:t>
       </w:r>
       <w:r>
-        <w:t xml:space="preserve">method within the class provides a clear example of how to use the utility functions.</w:t>
+        <w:t xml:space="preserve">method and demonstrates how to use the functions within the</w:t>
+      </w:r>
+      <w:r>
+        <w:t xml:space="preserve"> </w:t>
+      </w:r>
+      <w:r>
+        <w:rPr>
+          <w:rStyle w:val="VerbatimChar"/>
+        </w:rPr>
+        <w:t xml:space="preserve">Main</w:t>
+      </w:r>
+      <w:r>
+        <w:t xml:space="preserve"> </w:t>
+      </w:r>
+      <w:r>
+        <w:t xml:space="preserve">class.</w:t>
       </w:r>
     </w:p>
     <w:p>
@@ -879,9 +825,105 @@
       </w:r>
       <w:r>
         <w:rPr>
-          <w:rStyle w:val="CommentTok"/>
-        </w:rPr>
-        <w:t xml:space="preserve">// Calling the add method</w:t>
+          <w:rStyle w:val="BuiltInTok"/>
+        </w:rPr>
+        <w:t xml:space="preserve">System</w:t>
+      </w:r>
+      <w:r>
+        <w:rPr>
+          <w:rStyle w:val="OperatorTok"/>
+        </w:rPr>
+        <w:t xml:space="preserve">.</w:t>
+      </w:r>
+      <w:r>
+        <w:rPr>
+          <w:rStyle w:val="FunctionTok"/>
+        </w:rPr>
+        <w:t xml:space="preserve">out</w:t>
+      </w:r>
+      <w:r>
+        <w:rPr>
+          <w:rStyle w:val="OperatorTok"/>
+        </w:rPr>
+        <w:t xml:space="preserve">.</w:t>
+      </w:r>
+      <w:r>
+        <w:rPr>
+          <w:rStyle w:val="FunctionTok"/>
+        </w:rPr>
+        <w:t xml:space="preserve">println</w:t>
+      </w:r>
+      <w:r>
+        <w:rPr>
+          <w:rStyle w:val="OperatorTok"/>
+        </w:rPr>
+        <w:t xml:space="preserve">(</w:t>
+      </w:r>
+      <w:r>
+        <w:rPr>
+          <w:rStyle w:val="StringTok"/>
+        </w:rPr>
+        <w:t xml:space="preserve">"Sum: "</w:t>
+      </w:r>
+      <w:r>
+        <w:rPr>
+          <w:rStyle w:val="NormalTok"/>
+        </w:rPr>
+        <w:t xml:space="preserve"> </w:t>
+      </w:r>
+      <w:r>
+        <w:rPr>
+          <w:rStyle w:val="OperatorTok"/>
+        </w:rPr>
+        <w:t xml:space="preserve">+</w:t>
+      </w:r>
+      <w:r>
+        <w:rPr>
+          <w:rStyle w:val="NormalTok"/>
+        </w:rPr>
+        <w:t xml:space="preserve"> </w:t>
+      </w:r>
+      <w:r>
+        <w:rPr>
+          <w:rStyle w:val="FunctionTok"/>
+        </w:rPr>
+        <w:t xml:space="preserve">add</w:t>
+      </w:r>
+      <w:r>
+        <w:rPr>
+          <w:rStyle w:val="OperatorTok"/>
+        </w:rPr>
+        <w:t xml:space="preserve">(</w:t>
+      </w:r>
+      <w:r>
+        <w:rPr>
+          <w:rStyle w:val="DecValTok"/>
+        </w:rPr>
+        <w:t xml:space="preserve">5</w:t>
+      </w:r>
+      <w:r>
+        <w:rPr>
+          <w:rStyle w:val="OperatorTok"/>
+        </w:rPr>
+        <w:t xml:space="preserve">,</w:t>
+      </w:r>
+      <w:r>
+        <w:rPr>
+          <w:rStyle w:val="NormalTok"/>
+        </w:rPr>
+        <w:t xml:space="preserve"> </w:t>
+      </w:r>
+      <w:r>
+        <w:rPr>
+          <w:rStyle w:val="DecValTok"/>
+        </w:rPr>
+        <w:t xml:space="preserve">10</w:t>
+      </w:r>
+      <w:r>
+        <w:rPr>
+          <w:rStyle w:val="OperatorTok"/>
+        </w:rPr>
+        <w:t xml:space="preserve">));</w:t>
       </w:r>
       <w:r>
         <w:br/>
@@ -932,7 +974,7 @@
         <w:rPr>
           <w:rStyle w:val="StringTok"/>
         </w:rPr>
-        <w:t xml:space="preserve">"Sum: "</w:t>
+        <w:t xml:space="preserve">"Factorial: "</w:t>
       </w:r>
       <w:r>
         <w:rPr>
@@ -950,205 +992,40 @@
         <w:rPr>
           <w:rStyle w:val="NormalTok"/>
         </w:rPr>
-        <w:t xml:space="preserve"> Main</w:t>
+        <w:t xml:space="preserve"> </w:t>
+      </w:r>
+      <w:r>
+        <w:rPr>
+          <w:rStyle w:val="FunctionTok"/>
+        </w:rPr>
+        <w:t xml:space="preserve">factorial</w:t>
       </w:r>
       <w:r>
         <w:rPr>
           <w:rStyle w:val="OperatorTok"/>
         </w:rPr>
-        <w:t xml:space="preserve">.</w:t>
-      </w:r>
-      <w:r>
-        <w:rPr>
-          <w:rStyle w:val="FunctionTok"/>
-        </w:rPr>
-        <w:t xml:space="preserve">add</w:t>
+        <w:t xml:space="preserve">(</w:t>
+      </w:r>
+      <w:r>
+        <w:rPr>
+          <w:rStyle w:val="DecValTok"/>
+        </w:rPr>
+        <w:t xml:space="preserve">5</w:t>
       </w:r>
       <w:r>
         <w:rPr>
           <w:rStyle w:val="OperatorTok"/>
         </w:rPr>
-        <w:t xml:space="preserve">(</w:t>
-      </w:r>
-      <w:r>
-        <w:rPr>
-          <w:rStyle w:val="DecValTok"/>
-        </w:rPr>
-        <w:t xml:space="preserve">5</w:t>
-      </w:r>
-      <w:r>
-        <w:rPr>
-          <w:rStyle w:val="OperatorTok"/>
-        </w:rPr>
-        <w:t xml:space="preserve">,</w:t>
+        <w:t xml:space="preserve">));</w:t>
+      </w:r>
+      <w:r>
+        <w:br/>
       </w:r>
       <w:r>
         <w:rPr>
           <w:rStyle w:val="NormalTok"/>
         </w:rPr>
-        <w:t xml:space="preserve"> </w:t>
-      </w:r>
-      <w:r>
-        <w:rPr>
-          <w:rStyle w:val="DecValTok"/>
-        </w:rPr>
-        <w:t xml:space="preserve">10</w:t>
-      </w:r>
-      <w:r>
-        <w:rPr>
-          <w:rStyle w:val="OperatorTok"/>
-        </w:rPr>
-        <w:t xml:space="preserve">));</w:t>
-      </w:r>
-      <w:r>
-        <w:br/>
-      </w:r>
-      <w:r>
-        <w:br/>
-      </w:r>
-      <w:r>
-        <w:rPr>
-          <w:rStyle w:val="NormalTok"/>
-        </w:rPr>
         <w:t xml:space="preserve">    </w:t>
-      </w:r>
-      <w:r>
-        <w:rPr>
-          <w:rStyle w:val="CommentTok"/>
-        </w:rPr>
-        <w:t xml:space="preserve">// Calling the factorial method</w:t>
-      </w:r>
-      <w:r>
-        <w:br/>
-      </w:r>
-      <w:r>
-        <w:rPr>
-          <w:rStyle w:val="NormalTok"/>
-        </w:rPr>
-        <w:t xml:space="preserve">    </w:t>
-      </w:r>
-      <w:r>
-        <w:rPr>
-          <w:rStyle w:val="BuiltInTok"/>
-        </w:rPr>
-        <w:t xml:space="preserve">System</w:t>
-      </w:r>
-      <w:r>
-        <w:rPr>
-          <w:rStyle w:val="OperatorTok"/>
-        </w:rPr>
-        <w:t xml:space="preserve">.</w:t>
-      </w:r>
-      <w:r>
-        <w:rPr>
-          <w:rStyle w:val="FunctionTok"/>
-        </w:rPr>
-        <w:t xml:space="preserve">out</w:t>
-      </w:r>
-      <w:r>
-        <w:rPr>
-          <w:rStyle w:val="OperatorTok"/>
-        </w:rPr>
-        <w:t xml:space="preserve">.</w:t>
-      </w:r>
-      <w:r>
-        <w:rPr>
-          <w:rStyle w:val="FunctionTok"/>
-        </w:rPr>
-        <w:t xml:space="preserve">println</w:t>
-      </w:r>
-      <w:r>
-        <w:rPr>
-          <w:rStyle w:val="OperatorTok"/>
-        </w:rPr>
-        <w:t xml:space="preserve">(</w:t>
-      </w:r>
-      <w:r>
-        <w:rPr>
-          <w:rStyle w:val="StringTok"/>
-        </w:rPr>
-        <w:t xml:space="preserve">"Factorial: "</w:t>
-      </w:r>
-      <w:r>
-        <w:rPr>
-          <w:rStyle w:val="NormalTok"/>
-        </w:rPr>
-        <w:t xml:space="preserve"> </w:t>
-      </w:r>
-      <w:r>
-        <w:rPr>
-          <w:rStyle w:val="OperatorTok"/>
-        </w:rPr>
-        <w:t xml:space="preserve">+</w:t>
-      </w:r>
-      <w:r>
-        <w:rPr>
-          <w:rStyle w:val="NormalTok"/>
-        </w:rPr>
-        <w:t xml:space="preserve"> Main</w:t>
-      </w:r>
-      <w:r>
-        <w:rPr>
-          <w:rStyle w:val="OperatorTok"/>
-        </w:rPr>
-        <w:t xml:space="preserve">.</w:t>
-      </w:r>
-      <w:r>
-        <w:rPr>
-          <w:rStyle w:val="FunctionTok"/>
-        </w:rPr>
-        <w:t xml:space="preserve">factorial</w:t>
-      </w:r>
-      <w:r>
-        <w:rPr>
-          <w:rStyle w:val="OperatorTok"/>
-        </w:rPr>
-        <w:t xml:space="preserve">(</w:t>
-      </w:r>
-      <w:r>
-        <w:rPr>
-          <w:rStyle w:val="DecValTok"/>
-        </w:rPr>
-        <w:t xml:space="preserve">5</w:t>
-      </w:r>
-      <w:r>
-        <w:rPr>
-          <w:rStyle w:val="OperatorTok"/>
-        </w:rPr>
-        <w:t xml:space="preserve">));</w:t>
-      </w:r>
-      <w:r>
-        <w:br/>
-      </w:r>
-      <w:r>
-        <w:br/>
-      </w:r>
-      <w:r>
-        <w:rPr>
-          <w:rStyle w:val="NormalTok"/>
-        </w:rPr>
-        <w:t xml:space="preserve">    </w:t>
-      </w:r>
-      <w:r>
-        <w:rPr>
-          <w:rStyle w:val="CommentTok"/>
-        </w:rPr>
-        <w:t xml:space="preserve">// Calling the greet method</w:t>
-      </w:r>
-      <w:r>
-        <w:br/>
-      </w:r>
-      <w:r>
-        <w:rPr>
-          <w:rStyle w:val="NormalTok"/>
-        </w:rPr>
-        <w:t xml:space="preserve">    Main</w:t>
-      </w:r>
-      <w:r>
-        <w:rPr>
-          <w:rStyle w:val="OperatorTok"/>
-        </w:rPr>
-        <w:t xml:space="preserve">.</w:t>
       </w:r>
       <w:r>
         <w:rPr>
@@ -1194,6 +1071,14 @@
           <w:bCs/>
         </w:rPr>
         <w:t xml:space="preserve">Output:</w:t>
+      </w:r>
+    </w:p>
+    <w:p>
+      <w:pPr>
+        <w:pStyle w:val="BodyText"/>
+      </w:pPr>
+      <w:r>
+        <w:t xml:space="preserve">When the program is compiled and run, the console will display the following output:</w:t>
       </w:r>
     </w:p>
     <w:p>
@@ -1309,7 +1194,7 @@
         <w:t xml:space="preserve"> </w:t>
       </w:r>
       <w:r>
-        <w:t xml:space="preserve">function calculates and returns the sum of two integer numbers.</w:t>
+        <w:t xml:space="preserve">function calculates the sum of two integer values.</w:t>
       </w:r>
     </w:p>
     <w:bookmarkEnd w:id="17"/>
@@ -1487,7 +1372,7 @@
         <w:pStyle w:val="FirstParagraph"/>
       </w:pPr>
       <w:r>
-        <w:t xml:space="preserve">This function provides a straightforward implementation of integer addition. It accepts two integer parameters,</w:t>
+        <w:t xml:space="preserve">This</w:t>
       </w:r>
       <w:r>
         <w:t xml:space="preserve"> </w:t>
@@ -1496,6 +1381,21 @@
         <w:rPr>
           <w:rStyle w:val="VerbatimChar"/>
         </w:rPr>
+        <w:t xml:space="preserve">static</w:t>
+      </w:r>
+      <w:r>
+        <w:t xml:space="preserve"> </w:t>
+      </w:r>
+      <w:r>
+        <w:t xml:space="preserve">function provides a straightforward implementation of integer addition. It accepts two integer arguments,</w:t>
+      </w:r>
+      <w:r>
+        <w:t xml:space="preserve"> </w:t>
+      </w:r>
+      <w:r>
+        <w:rPr>
+          <w:rStyle w:val="VerbatimChar"/>
+        </w:rPr>
         <w:t xml:space="preserve">a</w:t>
       </w:r>
       <w:r>
@@ -1514,7 +1414,7 @@
         <w:t xml:space="preserve">b</w:t>
       </w:r>
       <w:r>
-        <w:t xml:space="preserve">. Internally, it uses the standard arithmetic addition operator (</w:t>
+        <w:t xml:space="preserve">. The core logic uses the standard arithmetic addition operator (</w:t>
       </w:r>
       <w:r>
         <w:rPr>
@@ -1523,7 +1423,7 @@
         <w:t xml:space="preserve">+</w:t>
       </w:r>
       <w:r>
-        <w:t xml:space="preserve">) to compute the sum of these two values. The resulting integer sum is then returned by the function.</w:t>
+        <w:t xml:space="preserve">) to compute the sum of these two numbers. The function then returns the resulting integer value.</w:t>
       </w:r>
     </w:p>
     <w:p>
@@ -1594,11 +1494,11 @@
         <w:pStyle w:val="Compact"/>
         <w:numPr>
           <w:ilvl w:val="0"/>
-          <w:numId w:val="1003"/>
+          <w:numId w:val="1004"/>
         </w:numPr>
       </w:pPr>
       <w:r>
-        <w:t xml:space="preserve">This is a</w:t>
+        <w:t xml:space="preserve">As a</w:t>
       </w:r>
       <w:r>
         <w:t xml:space="preserve"> </w:t>
@@ -1613,7 +1513,7 @@
         <w:t xml:space="preserve"> </w:t>
       </w:r>
       <w:r>
-        <w:t xml:space="preserve">method, meaning it should be called on the class itself (e.g.,</w:t>
+        <w:t xml:space="preserve">method, it should be called on the class itself, not on an instance of the class (e.g.,</w:t>
       </w:r>
       <w:r>
         <w:t xml:space="preserve"> </w:t>
@@ -1625,7 +1525,7 @@
         <w:t xml:space="preserve">Main.add(5, 10)</w:t>
       </w:r>
       <w:r>
-        <w:t xml:space="preserve">) rather than on an instance of the class.</w:t>
+        <w:t xml:space="preserve">).</w:t>
       </w:r>
     </w:p>
     <w:p>
@@ -1633,11 +1533,11 @@
         <w:pStyle w:val="Compact"/>
         <w:numPr>
           <w:ilvl w:val="0"/>
-          <w:numId w:val="1003"/>
+          <w:numId w:val="1004"/>
         </w:numPr>
       </w:pPr>
       <w:r>
-        <w:t xml:space="preserve">The function operates within the standard range of Java’s</w:t>
+        <w:t xml:space="preserve">Users should be aware of potential integer overflow. If the sum of</w:t>
       </w:r>
       <w:r>
         <w:t xml:space="preserve"> </w:t>
@@ -1646,70 +1546,61 @@
         <w:rPr>
           <w:rStyle w:val="VerbatimChar"/>
         </w:rPr>
+        <w:t xml:space="preserve">a</w:t>
+      </w:r>
+      <w:r>
+        <w:t xml:space="preserve"> </w:t>
+      </w:r>
+      <w:r>
+        <w:t xml:space="preserve">and</w:t>
+      </w:r>
+      <w:r>
+        <w:t xml:space="preserve"> </w:t>
+      </w:r>
+      <w:r>
+        <w:rPr>
+          <w:rStyle w:val="VerbatimChar"/>
+        </w:rPr>
+        <w:t xml:space="preserve">b</w:t>
+      </w:r>
+      <w:r>
+        <w:t xml:space="preserve"> </w:t>
+      </w:r>
+      <w:r>
+        <w:t xml:space="preserve">exceeds the maximum value of an</w:t>
+      </w:r>
+      <w:r>
+        <w:t xml:space="preserve"> </w:t>
+      </w:r>
+      <w:r>
+        <w:rPr>
+          <w:rStyle w:val="VerbatimChar"/>
+        </w:rPr>
         <w:t xml:space="preserve">int</w:t>
       </w:r>
       <w:r>
         <w:t xml:space="preserve"> </w:t>
       </w:r>
       <w:r>
-        <w:t xml:space="preserve">type. Be aware of potential integer overflow if the sum of</w:t>
-      </w:r>
-      <w:r>
-        <w:t xml:space="preserve"> </w:t>
+        <w:t xml:space="preserve">(</w:t>
       </w:r>
       <w:r>
         <w:rPr>
           <w:rStyle w:val="VerbatimChar"/>
         </w:rPr>
-        <w:t xml:space="preserve">a</w:t>
-      </w:r>
-      <w:r>
-        <w:t xml:space="preserve"> </w:t>
-      </w:r>
-      <w:r>
-        <w:t xml:space="preserve">and</w:t>
-      </w:r>
-      <w:r>
-        <w:t xml:space="preserve"> </w:t>
+        <w:t xml:space="preserve">Integer.MAX_VALUE</w:t>
+      </w:r>
+      <w:r>
+        <w:t xml:space="preserve">) or is less than the minimum value (</w:t>
       </w:r>
       <w:r>
         <w:rPr>
           <w:rStyle w:val="VerbatimChar"/>
         </w:rPr>
-        <w:t xml:space="preserve">b</w:t>
-      </w:r>
-      <w:r>
-        <w:t xml:space="preserve"> </w:t>
-      </w:r>
-      <w:r>
-        <w:t xml:space="preserve">exceeds</w:t>
-      </w:r>
-      <w:r>
-        <w:t xml:space="preserve"> </w:t>
-      </w:r>
-      <w:r>
-        <w:rPr>
-          <w:rStyle w:val="VerbatimChar"/>
-        </w:rPr>
-        <w:t xml:space="preserve">Integer.MAX_VALUE</w:t>
-      </w:r>
-      <w:r>
-        <w:t xml:space="preserve"> </w:t>
-      </w:r>
-      <w:r>
-        <w:t xml:space="preserve">or falls below</w:t>
-      </w:r>
-      <w:r>
-        <w:t xml:space="preserve"> </w:t>
-      </w:r>
-      <w:r>
-        <w:rPr>
-          <w:rStyle w:val="VerbatimChar"/>
-        </w:rPr>
         <w:t xml:space="preserve">Integer.MIN_VALUE</w:t>
       </w:r>
       <w:r>
-        <w:t xml:space="preserve">, which will cause the value to wrap around.</w:t>
+        <w:t xml:space="preserve">), the result will wrap around according to Java’s two’s complement arithmetic.</w:t>
       </w:r>
     </w:p>
     <w:p>
@@ -1724,7 +1615,46 @@
         <w:t xml:space="preserve">Output Example</w:t>
       </w:r>
       <w:r>
-        <w:t xml:space="preserve">: The function returns a single integer value representing the sum of the inputs.</w:t>
+        <w:t xml:space="preserve">: The function returns a single</w:t>
+      </w:r>
+      <w:r>
+        <w:t xml:space="preserve"> </w:t>
+      </w:r>
+      <w:r>
+        <w:rPr>
+          <w:rStyle w:val="VerbatimChar"/>
+        </w:rPr>
+        <w:t xml:space="preserve">int</w:t>
+      </w:r>
+      <w:r>
+        <w:t xml:space="preserve"> </w:t>
+      </w:r>
+      <w:r>
+        <w:t xml:space="preserve">value representing the sum. For an input of</w:t>
+      </w:r>
+      <w:r>
+        <w:t xml:space="preserve"> </w:t>
+      </w:r>
+      <w:r>
+        <w:rPr>
+          <w:rStyle w:val="VerbatimChar"/>
+        </w:rPr>
+        <w:t xml:space="preserve">(5, 3)</w:t>
+      </w:r>
+      <w:r>
+        <w:t xml:space="preserve">, the output would be</w:t>
+      </w:r>
+      <w:r>
+        <w:t xml:space="preserve"> </w:t>
+      </w:r>
+      <w:r>
+        <w:rPr>
+          <w:rStyle w:val="VerbatimChar"/>
+        </w:rPr>
+        <w:t xml:space="preserve">8</w:t>
+      </w:r>
+      <w:r>
+        <w:t xml:space="preserve">.</w:t>
       </w:r>
     </w:p>
     <w:bookmarkEnd w:id="20"/>
@@ -1752,6 +1682,15 @@
       </w:pPr>
       <w:r>
         <w:rPr>
+          <w:rStyle w:val="CommentTok"/>
+        </w:rPr>
+        <w:t xml:space="preserve">// Example usage</w:t>
+      </w:r>
+      <w:r>
+        <w:br/>
+      </w:r>
+      <w:r>
+        <w:rPr>
           <w:rStyle w:val="KeywordTok"/>
         </w:rPr>
         <w:t xml:space="preserve">public</w:t>
@@ -2052,9 +1991,75 @@
       </w:r>
       <w:r>
         <w:rPr>
-          <w:rStyle w:val="CommentTok"/>
-        </w:rPr>
-        <w:t xml:space="preserve">// Example usage</w:t>
+          <w:rStyle w:val="DataTypeTok"/>
+        </w:rPr>
+        <w:t xml:space="preserve">int</w:t>
+      </w:r>
+      <w:r>
+        <w:rPr>
+          <w:rStyle w:val="NormalTok"/>
+        </w:rPr>
+        <w:t xml:space="preserve"> result </w:t>
+      </w:r>
+      <w:r>
+        <w:rPr>
+          <w:rStyle w:val="OperatorTok"/>
+        </w:rPr>
+        <w:t xml:space="preserve">=</w:t>
+      </w:r>
+      <w:r>
+        <w:rPr>
+          <w:rStyle w:val="NormalTok"/>
+        </w:rPr>
+        <w:t xml:space="preserve"> Main</w:t>
+      </w:r>
+      <w:r>
+        <w:rPr>
+          <w:rStyle w:val="OperatorTok"/>
+        </w:rPr>
+        <w:t xml:space="preserve">.</w:t>
+      </w:r>
+      <w:r>
+        <w:rPr>
+          <w:rStyle w:val="FunctionTok"/>
+        </w:rPr>
+        <w:t xml:space="preserve">add</w:t>
+      </w:r>
+      <w:r>
+        <w:rPr>
+          <w:rStyle w:val="OperatorTok"/>
+        </w:rPr>
+        <w:t xml:space="preserve">(</w:t>
+      </w:r>
+      <w:r>
+        <w:rPr>
+          <w:rStyle w:val="DecValTok"/>
+        </w:rPr>
+        <w:t xml:space="preserve">25</w:t>
+      </w:r>
+      <w:r>
+        <w:rPr>
+          <w:rStyle w:val="OperatorTok"/>
+        </w:rPr>
+        <w:t xml:space="preserve">,</w:t>
+      </w:r>
+      <w:r>
+        <w:rPr>
+          <w:rStyle w:val="NormalTok"/>
+        </w:rPr>
+        <w:t xml:space="preserve"> </w:t>
+      </w:r>
+      <w:r>
+        <w:rPr>
+          <w:rStyle w:val="DecValTok"/>
+        </w:rPr>
+        <w:t xml:space="preserve">17</w:t>
+      </w:r>
+      <w:r>
+        <w:rPr>
+          <w:rStyle w:val="OperatorTok"/>
+        </w:rPr>
+        <w:t xml:space="preserve">);</w:t>
       </w:r>
       <w:r>
         <w:br/>
@@ -2067,120 +2072,45 @@
       </w:r>
       <w:r>
         <w:rPr>
-          <w:rStyle w:val="DataTypeTok"/>
-        </w:rPr>
-        <w:t xml:space="preserve">int</w:t>
-      </w:r>
-      <w:r>
-        <w:rPr>
-          <w:rStyle w:val="NormalTok"/>
-        </w:rPr>
-        <w:t xml:space="preserve"> result </w:t>
+          <w:rStyle w:val="BuiltInTok"/>
+        </w:rPr>
+        <w:t xml:space="preserve">System</w:t>
       </w:r>
       <w:r>
         <w:rPr>
           <w:rStyle w:val="OperatorTok"/>
         </w:rPr>
-        <w:t xml:space="preserve">=</w:t>
-      </w:r>
-      <w:r>
-        <w:rPr>
-          <w:rStyle w:val="NormalTok"/>
-        </w:rPr>
-        <w:t xml:space="preserve"> </w:t>
+        <w:t xml:space="preserve">.</w:t>
       </w:r>
       <w:r>
         <w:rPr>
           <w:rStyle w:val="FunctionTok"/>
         </w:rPr>
-        <w:t xml:space="preserve">add</w:t>
+        <w:t xml:space="preserve">out</w:t>
       </w:r>
       <w:r>
         <w:rPr>
           <w:rStyle w:val="OperatorTok"/>
         </w:rPr>
+        <w:t xml:space="preserve">.</w:t>
+      </w:r>
+      <w:r>
+        <w:rPr>
+          <w:rStyle w:val="FunctionTok"/>
+        </w:rPr>
+        <w:t xml:space="preserve">println</w:t>
+      </w:r>
+      <w:r>
+        <w:rPr>
+          <w:rStyle w:val="OperatorTok"/>
+        </w:rPr>
         <w:t xml:space="preserve">(</w:t>
       </w:r>
       <w:r>
         <w:rPr>
-          <w:rStyle w:val="DecValTok"/>
-        </w:rPr>
-        <w:t xml:space="preserve">15</w:t>
-      </w:r>
-      <w:r>
-        <w:rPr>
-          <w:rStyle w:val="OperatorTok"/>
-        </w:rPr>
-        <w:t xml:space="preserve">,</w:t>
-      </w:r>
-      <w:r>
-        <w:rPr>
-          <w:rStyle w:val="NormalTok"/>
-        </w:rPr>
-        <w:t xml:space="preserve"> </w:t>
-      </w:r>
-      <w:r>
-        <w:rPr>
-          <w:rStyle w:val="DecValTok"/>
-        </w:rPr>
-        <w:t xml:space="preserve">7</w:t>
-      </w:r>
-      <w:r>
-        <w:rPr>
-          <w:rStyle w:val="OperatorTok"/>
-        </w:rPr>
-        <w:t xml:space="preserve">);</w:t>
-      </w:r>
-      <w:r>
-        <w:br/>
-      </w:r>
-      <w:r>
-        <w:rPr>
-          <w:rStyle w:val="NormalTok"/>
-        </w:rPr>
-        <w:t xml:space="preserve">        </w:t>
-      </w:r>
-      <w:r>
-        <w:rPr>
-          <w:rStyle w:val="BuiltInTok"/>
-        </w:rPr>
-        <w:t xml:space="preserve">System</w:t>
-      </w:r>
-      <w:r>
-        <w:rPr>
-          <w:rStyle w:val="OperatorTok"/>
-        </w:rPr>
-        <w:t xml:space="preserve">.</w:t>
-      </w:r>
-      <w:r>
-        <w:rPr>
-          <w:rStyle w:val="FunctionTok"/>
-        </w:rPr>
-        <w:t xml:space="preserve">out</w:t>
-      </w:r>
-      <w:r>
-        <w:rPr>
-          <w:rStyle w:val="OperatorTok"/>
-        </w:rPr>
-        <w:t xml:space="preserve">.</w:t>
-      </w:r>
-      <w:r>
-        <w:rPr>
-          <w:rStyle w:val="FunctionTok"/>
-        </w:rPr>
-        <w:t xml:space="preserve">println</w:t>
-      </w:r>
-      <w:r>
-        <w:rPr>
-          <w:rStyle w:val="OperatorTok"/>
-        </w:rPr>
-        <w:t xml:space="preserve">(</w:t>
-      </w:r>
-      <w:r>
-        <w:rPr>
           <w:rStyle w:val="StringTok"/>
         </w:rPr>
-        <w:t xml:space="preserve">"The sum is: "</w:t>
+        <w:t xml:space="preserve">"The result is: "</w:t>
       </w:r>
       <w:r>
         <w:rPr>
@@ -2251,7 +2181,7 @@
         <w:rPr>
           <w:rStyle w:val="VerbatimChar"/>
         </w:rPr>
-        <w:t xml:space="preserve">The sum is: 22</w:t>
+        <w:t xml:space="preserve">The result is: 42</w:t>
       </w:r>
     </w:p>
     <w:p>
@@ -2372,32 +2302,22 @@
         <w:pStyle w:val="Compact"/>
         <w:numPr>
           <w:ilvl w:val="0"/>
-          <w:numId w:val="1004"/>
+          <w:numId w:val="1005"/>
         </w:numPr>
       </w:pPr>
       <w:r>
         <w:rPr>
           <w:rStyle w:val="VerbatimChar"/>
+          <w:b/>
+          <w:bCs/>
         </w:rPr>
         <w:t xml:space="preserve">n</w:t>
       </w:r>
       <w:r>
-        <w:t xml:space="preserve">:</w:t>
-      </w:r>
-      <w:r>
-        <w:t xml:space="preserve"> </w:t>
-      </w:r>
-      <w:r>
-        <w:rPr>
-          <w:rStyle w:val="VerbatimChar"/>
-        </w:rPr>
-        <w:t xml:space="preserve">int</w:t>
-      </w:r>
-      <w:r>
-        <w:t xml:space="preserve"> </w:t>
-      </w:r>
-      <w:r>
-        <w:t xml:space="preserve">- The non-negative integer for which to calculate the factorial.</w:t>
+        <w:t xml:space="preserve"> </w:t>
+      </w:r>
+      <w:r>
+        <w:t xml:space="preserve">(int): The non-negative integer for which the factorial will be computed.</w:t>
       </w:r>
     </w:p>
     <w:bookmarkEnd w:id="25"/>
@@ -2424,49 +2344,16 @@
         <w:pStyle w:val="FirstParagraph"/>
       </w:pPr>
       <w:r>
-        <w:t xml:space="preserve">This function provides a classic recursive implementation for calculating the factorial of a number</w:t>
-      </w:r>
-      <w:r>
-        <w:t xml:space="preserve"> </w:t>
-      </w:r>
-      <w:r>
-        <w:rPr>
-          <w:rStyle w:val="VerbatimChar"/>
-        </w:rPr>
-        <w:t xml:space="preserve">n</w:t>
-      </w:r>
-      <w:r>
-        <w:t xml:space="preserve">, denoted as</w:t>
-      </w:r>
-      <w:r>
-        <w:t xml:space="preserve"> </w:t>
-      </w:r>
-      <w:r>
-        <w:rPr>
-          <w:rStyle w:val="VerbatimChar"/>
-        </w:rPr>
-        <w:t xml:space="preserve">n!</w:t>
-      </w:r>
-      <w:r>
-        <w:t xml:space="preserve">.</w:t>
+        <w:t xml:space="preserve">This function implements the factorial calculation using a recursive approach. The logic is divided into two main parts:</w:t>
       </w:r>
     </w:p>
     <w:p>
       <w:pPr>
-        <w:pStyle w:val="BodyText"/>
-      </w:pPr>
-      <w:r>
-        <w:t xml:space="preserve">The logic operates based on two conditions:</w:t>
-      </w:r>
-      <w:r>
-        <w:t xml:space="preserve"> </w:t>
-      </w:r>
-      <w:r>
-        <w:t xml:space="preserve">1.</w:t>
-      </w:r>
-      <w:r>
-        <w:t xml:space="preserve"> </w:t>
-      </w:r>
+        <w:numPr>
+          <w:ilvl w:val="0"/>
+          <w:numId w:val="1006"/>
+        </w:numPr>
+      </w:pPr>
       <w:r>
         <w:rPr>
           <w:b/>
@@ -2475,7 +2362,7 @@
         <w:t xml:space="preserve">Base Case</w:t>
       </w:r>
       <w:r>
-        <w:t xml:space="preserve">: If the input</w:t>
+        <w:t xml:space="preserve">: The recursion terminates when the input</w:t>
       </w:r>
       <w:r>
         <w:t xml:space="preserve"> </w:t>
@@ -2502,47 +2389,61 @@
         <w:t xml:space="preserve">1</w:t>
       </w:r>
       <w:r>
-        <w:t xml:space="preserve">, the function returns</w:t>
-      </w:r>
-      <w:r>
-        <w:t xml:space="preserve"> </w:t>
+        <w:t xml:space="preserve">. In mathematics, the factorial of 0 (</w:t>
       </w:r>
       <w:r>
         <w:rPr>
           <w:rStyle w:val="VerbatimChar"/>
         </w:rPr>
+        <w:t xml:space="preserve">0!</w:t>
+      </w:r>
+      <w:r>
+        <w:t xml:space="preserve">) and 1 (</w:t>
+      </w:r>
+      <w:r>
+        <w:rPr>
+          <w:rStyle w:val="VerbatimChar"/>
+        </w:rPr>
+        <w:t xml:space="preserve">1!</w:t>
+      </w:r>
+      <w:r>
+        <w:t xml:space="preserve">) are both defined as</w:t>
+      </w:r>
+      <w:r>
+        <w:t xml:space="preserve"> </w:t>
+      </w:r>
+      <w:r>
+        <w:rPr>
+          <w:rStyle w:val="VerbatimChar"/>
+        </w:rPr>
         <w:t xml:space="preserve">1</w:t>
       </w:r>
       <w:r>
-        <w:t xml:space="preserve">. This is the termination condition for the recursion, as the factorial of 1 (</w:t>
+        <w:t xml:space="preserve">. The function handles this by returning</w:t>
+      </w:r>
+      <w:r>
+        <w:t xml:space="preserve"> </w:t>
       </w:r>
       <w:r>
         <w:rPr>
           <w:rStyle w:val="VerbatimChar"/>
         </w:rPr>
-        <w:t xml:space="preserve">1!</w:t>
-      </w:r>
-      <w:r>
-        <w:t xml:space="preserve">) and 0 (</w:t>
-      </w:r>
-      <w:r>
-        <w:rPr>
-          <w:rStyle w:val="VerbatimChar"/>
-        </w:rPr>
-        <w:t xml:space="preserve">0!</w:t>
-      </w:r>
-      <w:r>
-        <w:t xml:space="preserve">) is defined as 1.</w:t>
-      </w:r>
-      <w:r>
-        <w:t xml:space="preserve"> </w:t>
-      </w:r>
-      <w:r>
-        <w:t xml:space="preserve">2.</w:t>
-      </w:r>
-      <w:r>
-        <w:t xml:space="preserve"> </w:t>
-      </w:r>
+        <w:t xml:space="preserve">1</w:t>
+      </w:r>
+      <w:r>
+        <w:t xml:space="preserve"> </w:t>
+      </w:r>
+      <w:r>
+        <w:t xml:space="preserve">directly, which prevents an infinite loop.</w:t>
+      </w:r>
+    </w:p>
+    <w:p>
+      <w:pPr>
+        <w:numPr>
+          <w:ilvl w:val="0"/>
+          <w:numId w:val="1006"/>
+        </w:numPr>
+      </w:pPr>
       <w:r>
         <w:rPr>
           <w:b/>
@@ -2578,7 +2479,7 @@
         <w:t xml:space="preserve">1</w:t>
       </w:r>
       <w:r>
-        <w:t xml:space="preserve">, the function returns the product of</w:t>
+        <w:t xml:space="preserve">, the function multiplies</w:t>
       </w:r>
       <w:r>
         <w:t xml:space="preserve"> </w:t>
@@ -2593,7 +2494,7 @@
         <w:t xml:space="preserve"> </w:t>
       </w:r>
       <w:r>
-        <w:t xml:space="preserve">and the result of calling itself with the argument</w:t>
+        <w:t xml:space="preserve">by the result of calling itself with the argument</w:t>
       </w:r>
       <w:r>
         <w:t xml:space="preserve"> </w:t>
@@ -2605,15 +2506,164 @@
         <w:t xml:space="preserve">n - 1</w:t>
       </w:r>
       <w:r>
-        <w:t xml:space="preserve">. This process continues to break down the problem into smaller subproblems until the base case is reached.</w:t>
+        <w:t xml:space="preserve">. This process continues, breaking down the problem into smaller subproblems until the base case is reached.</w:t>
       </w:r>
     </w:p>
     <w:p>
       <w:pPr>
+        <w:pStyle w:val="FirstParagraph"/>
+      </w:pPr>
+      <w:r>
+        <w:t xml:space="preserve">For example, calculating</w:t>
+      </w:r>
+      <w:r>
+        <w:t xml:space="preserve"> </w:t>
+      </w:r>
+      <w:r>
+        <w:rPr>
+          <w:rStyle w:val="VerbatimChar"/>
+        </w:rPr>
+        <w:t xml:space="preserve">factorial(4)</w:t>
+      </w:r>
+      <w:r>
+        <w:t xml:space="preserve"> </w:t>
+      </w:r>
+      <w:r>
+        <w:t xml:space="preserve">unfolds as follows:</w:t>
+      </w:r>
+      <w:r>
+        <w:t xml:space="preserve"> </w:t>
+      </w:r>
+      <w:r>
+        <w:t xml:space="preserve">-</w:t>
+      </w:r>
+      <w:r>
+        <w:t xml:space="preserve"> </w:t>
+      </w:r>
+      <w:r>
+        <w:rPr>
+          <w:rStyle w:val="VerbatimChar"/>
+        </w:rPr>
+        <w:t xml:space="preserve">factorial(4)</w:t>
+      </w:r>
+      <w:r>
+        <w:t xml:space="preserve"> </w:t>
+      </w:r>
+      <w:r>
+        <w:t xml:space="preserve">returns</w:t>
+      </w:r>
+      <w:r>
+        <w:t xml:space="preserve"> </w:t>
+      </w:r>
+      <w:r>
+        <w:rPr>
+          <w:rStyle w:val="VerbatimChar"/>
+        </w:rPr>
+        <w:t xml:space="preserve">4 * factorial(3)</w:t>
+      </w:r>
+      <w:r>
+        <w:t xml:space="preserve"> </w:t>
+      </w:r>
+      <w:r>
+        <w:t xml:space="preserve">-</w:t>
+      </w:r>
+      <w:r>
+        <w:t xml:space="preserve"> </w:t>
+      </w:r>
+      <w:r>
+        <w:rPr>
+          <w:rStyle w:val="VerbatimChar"/>
+        </w:rPr>
+        <w:t xml:space="preserve">factorial(3)</w:t>
+      </w:r>
+      <w:r>
+        <w:t xml:space="preserve"> </w:t>
+      </w:r>
+      <w:r>
+        <w:t xml:space="preserve">returns</w:t>
+      </w:r>
+      <w:r>
+        <w:t xml:space="preserve"> </w:t>
+      </w:r>
+      <w:r>
+        <w:rPr>
+          <w:rStyle w:val="VerbatimChar"/>
+        </w:rPr>
+        <w:t xml:space="preserve">3 * factorial(2)</w:t>
+      </w:r>
+      <w:r>
+        <w:t xml:space="preserve"> </w:t>
+      </w:r>
+      <w:r>
+        <w:t xml:space="preserve">-</w:t>
+      </w:r>
+      <w:r>
+        <w:t xml:space="preserve"> </w:t>
+      </w:r>
+      <w:r>
+        <w:rPr>
+          <w:rStyle w:val="VerbatimChar"/>
+        </w:rPr>
+        <w:t xml:space="preserve">factorial(2)</w:t>
+      </w:r>
+      <w:r>
+        <w:t xml:space="preserve"> </w:t>
+      </w:r>
+      <w:r>
+        <w:t xml:space="preserve">returns</w:t>
+      </w:r>
+      <w:r>
+        <w:t xml:space="preserve"> </w:t>
+      </w:r>
+      <w:r>
+        <w:rPr>
+          <w:rStyle w:val="VerbatimChar"/>
+        </w:rPr>
+        <w:t xml:space="preserve">2 * factorial(1)</w:t>
+      </w:r>
+      <w:r>
+        <w:t xml:space="preserve"> </w:t>
+      </w:r>
+      <w:r>
+        <w:t xml:space="preserve">-</w:t>
+      </w:r>
+      <w:r>
+        <w:t xml:space="preserve"> </w:t>
+      </w:r>
+      <w:r>
+        <w:rPr>
+          <w:rStyle w:val="VerbatimChar"/>
+        </w:rPr>
+        <w:t xml:space="preserve">factorial(1)</w:t>
+      </w:r>
+      <w:r>
+        <w:t xml:space="preserve"> </w:t>
+      </w:r>
+      <w:r>
+        <w:t xml:space="preserve">returns</w:t>
+      </w:r>
+      <w:r>
+        <w:t xml:space="preserve"> </w:t>
+      </w:r>
+      <w:r>
+        <w:rPr>
+          <w:rStyle w:val="VerbatimChar"/>
+        </w:rPr>
+        <w:t xml:space="preserve">1</w:t>
+      </w:r>
+      <w:r>
+        <w:t xml:space="preserve"> </w:t>
+      </w:r>
+      <w:r>
+        <w:t xml:space="preserve">(base case)</w:t>
+      </w:r>
+    </w:p>
+    <w:p>
+      <w:pPr>
         <w:pStyle w:val="BodyText"/>
       </w:pPr>
       <w:r>
-        <w:t xml:space="preserve">For example,</w:t>
+        <w:t xml:space="preserve">The results are then multiplied back up the call stack:</w:t>
       </w:r>
       <w:r>
         <w:t xml:space="preserve"> </w:t>
@@ -2622,70 +2672,7 @@
         <w:rPr>
           <w:rStyle w:val="VerbatimChar"/>
         </w:rPr>
-        <w:t xml:space="preserve">factorial(4)</w:t>
-      </w:r>
-      <w:r>
-        <w:t xml:space="preserve"> </w:t>
-      </w:r>
-      <w:r>
-        <w:t xml:space="preserve">would be calculated as</w:t>
-      </w:r>
-      <w:r>
-        <w:t xml:space="preserve"> </w:t>
-      </w:r>
-      <w:r>
-        <w:rPr>
-          <w:rStyle w:val="VerbatimChar"/>
-        </w:rPr>
-        <w:t xml:space="preserve">4 * factorial(3)</w:t>
-      </w:r>
-      <w:r>
-        <w:t xml:space="preserve">, which expands to</w:t>
-      </w:r>
-      <w:r>
-        <w:t xml:space="preserve"> </w:t>
-      </w:r>
-      <w:r>
-        <w:rPr>
-          <w:rStyle w:val="VerbatimChar"/>
-        </w:rPr>
-        <w:t xml:space="preserve">4 * 3 * factorial(2)</w:t>
-      </w:r>
-      <w:r>
-        <w:t xml:space="preserve">, then</w:t>
-      </w:r>
-      <w:r>
-        <w:t xml:space="preserve"> </w:t>
-      </w:r>
-      <w:r>
-        <w:rPr>
-          <w:rStyle w:val="VerbatimChar"/>
-        </w:rPr>
-        <w:t xml:space="preserve">4 * 3 * 2 * factorial(1)</w:t>
-      </w:r>
-      <w:r>
-        <w:t xml:space="preserve">, and finally</w:t>
-      </w:r>
-      <w:r>
-        <w:t xml:space="preserve"> </w:t>
-      </w:r>
-      <w:r>
-        <w:rPr>
-          <w:rStyle w:val="VerbatimChar"/>
-        </w:rPr>
-        <w:t xml:space="preserve">4 * 3 * 2 * 1</w:t>
-      </w:r>
-      <w:r>
-        <w:t xml:space="preserve">, yielding</w:t>
-      </w:r>
-      <w:r>
-        <w:t xml:space="preserve"> </w:t>
-      </w:r>
-      <w:r>
-        <w:rPr>
-          <w:rStyle w:val="VerbatimChar"/>
-        </w:rPr>
-        <w:t xml:space="preserve">24</w:t>
+        <w:t xml:space="preserve">4 * (3 * (2 * 1)) = 24</w:t>
       </w:r>
       <w:r>
         <w:t xml:space="preserve">.</w:t>
@@ -2702,822 +2689,6 @@
           <w:rStyle w:val="SectionNumber"/>
         </w:rPr>
         <w:t xml:space="preserve">3.4</w:t>
-      </w:r>
-      <w:r>
-        <w:tab/>
-      </w:r>
-      <w:r>
-        <w:t xml:space="preserve">Usage Notes</w:t>
-      </w:r>
-    </w:p>
-    <w:p>
-      <w:pPr>
-        <w:pStyle w:val="Compact"/>
-        <w:numPr>
-          <w:ilvl w:val="0"/>
-          <w:numId w:val="1005"/>
-        </w:numPr>
-      </w:pPr>
-      <w:r>
-        <w:rPr>
-          <w:b/>
-          <w:bCs/>
-        </w:rPr>
-        <w:t xml:space="preserve">Input Domain</w:t>
-      </w:r>
-      <w:r>
-        <w:t xml:space="preserve">: This function is intended for non-negative integers. Providing a negative number will result in infinite recursion, leading to a</w:t>
-      </w:r>
-      <w:r>
-        <w:t xml:space="preserve"> </w:t>
-      </w:r>
-      <w:r>
-        <w:rPr>
-          <w:rStyle w:val="VerbatimChar"/>
-        </w:rPr>
-        <w:t xml:space="preserve">StackOverflowError</w:t>
-      </w:r>
-      <w:r>
-        <w:t xml:space="preserve">.</w:t>
-      </w:r>
-    </w:p>
-    <w:p>
-      <w:pPr>
-        <w:pStyle w:val="Compact"/>
-        <w:numPr>
-          <w:ilvl w:val="0"/>
-          <w:numId w:val="1005"/>
-        </w:numPr>
-      </w:pPr>
-      <w:r>
-        <w:rPr>
-          <w:b/>
-          <w:bCs/>
-        </w:rPr>
-        <w:t xml:space="preserve">Integer Overflow</w:t>
-      </w:r>
-      <w:r>
-        <w:t xml:space="preserve">: The return type is</w:t>
-      </w:r>
-      <w:r>
-        <w:t xml:space="preserve"> </w:t>
-      </w:r>
-      <w:r>
-        <w:rPr>
-          <w:rStyle w:val="VerbatimChar"/>
-        </w:rPr>
-        <w:t xml:space="preserve">int</w:t>
-      </w:r>
-      <w:r>
-        <w:t xml:space="preserve">. Factorial values grow very quickly. For inputs greater than 12, the result will exceed the maximum value of a Java</w:t>
-      </w:r>
-      <w:r>
-        <w:t xml:space="preserve"> </w:t>
-      </w:r>
-      <w:r>
-        <w:rPr>
-          <w:rStyle w:val="VerbatimChar"/>
-        </w:rPr>
-        <w:t xml:space="preserve">int</w:t>
-      </w:r>
-      <w:r>
-        <w:t xml:space="preserve"> </w:t>
-      </w:r>
-      <w:r>
-        <w:t xml:space="preserve">(2,147,483,647), causing an integer overflow and producing an incorrect result.</w:t>
-      </w:r>
-    </w:p>
-    <w:p>
-      <w:pPr>
-        <w:pStyle w:val="Compact"/>
-        <w:numPr>
-          <w:ilvl w:val="0"/>
-          <w:numId w:val="1005"/>
-        </w:numPr>
-      </w:pPr>
-      <w:r>
-        <w:rPr>
-          <w:b/>
-          <w:bCs/>
-        </w:rPr>
-        <w:t xml:space="preserve">Recursion Depth</w:t>
-      </w:r>
-      <w:r>
-        <w:t xml:space="preserve">: As a recursive function, very large input values (even if they did not cause an overflow) could potentially lead to a</w:t>
-      </w:r>
-      <w:r>
-        <w:t xml:space="preserve"> </w:t>
-      </w:r>
-      <w:r>
-        <w:rPr>
-          <w:rStyle w:val="VerbatimChar"/>
-        </w:rPr>
-        <w:t xml:space="preserve">StackOverflowError</w:t>
-      </w:r>
-      <w:r>
-        <w:t xml:space="preserve"> </w:t>
-      </w:r>
-      <w:r>
-        <w:t xml:space="preserve">due to excessive recursion depth.</w:t>
-      </w:r>
-    </w:p>
-    <w:p>
-      <w:pPr>
-        <w:pStyle w:val="FirstParagraph"/>
-      </w:pPr>
-      <w:r>
-        <w:rPr>
-          <w:b/>
-          <w:bCs/>
-        </w:rPr>
-        <w:t xml:space="preserve">Output Example</w:t>
-      </w:r>
-      <w:r>
-        <w:t xml:space="preserve">: The function returns a single integer value representing the calculated factorial. For an input of</w:t>
-      </w:r>
-      <w:r>
-        <w:t xml:space="preserve"> </w:t>
-      </w:r>
-      <w:r>
-        <w:rPr>
-          <w:rStyle w:val="VerbatimChar"/>
-        </w:rPr>
-        <w:t xml:space="preserve">5</w:t>
-      </w:r>
-      <w:r>
-        <w:t xml:space="preserve">, the output would be</w:t>
-      </w:r>
-      <w:r>
-        <w:t xml:space="preserve"> </w:t>
-      </w:r>
-      <w:r>
-        <w:rPr>
-          <w:rStyle w:val="VerbatimChar"/>
-        </w:rPr>
-        <w:t xml:space="preserve">120</w:t>
-      </w:r>
-      <w:r>
-        <w:t xml:space="preserve">.</w:t>
-      </w:r>
-    </w:p>
-    <w:bookmarkEnd w:id="27"/>
-    <w:bookmarkStart w:id="29" w:name="example-2"/>
-    <w:p>
-      <w:pPr>
-        <w:pStyle w:val="Heading2"/>
-      </w:pPr>
-      <w:r>
-        <w:rPr>
-          <w:rStyle w:val="SectionNumber"/>
-        </w:rPr>
-        <w:t xml:space="preserve">3.5</w:t>
-      </w:r>
-      <w:r>
-        <w:tab/>
-      </w:r>
-      <w:r>
-        <w:t xml:space="preserve">Example</w:t>
-      </w:r>
-    </w:p>
-    <w:p>
-      <w:pPr>
-        <w:pStyle w:val="SourceCode"/>
-      </w:pPr>
-      <w:r>
-        <w:rPr>
-          <w:rStyle w:val="CommentTok"/>
-        </w:rPr>
-        <w:t xml:space="preserve">// Example usage within the Main class</w:t>
-      </w:r>
-      <w:r>
-        <w:br/>
-      </w:r>
-      <w:r>
-        <w:rPr>
-          <w:rStyle w:val="KeywordTok"/>
-        </w:rPr>
-        <w:t xml:space="preserve">public</w:t>
-      </w:r>
-      <w:r>
-        <w:rPr>
-          <w:rStyle w:val="NormalTok"/>
-        </w:rPr>
-        <w:t xml:space="preserve"> </w:t>
-      </w:r>
-      <w:r>
-        <w:rPr>
-          <w:rStyle w:val="DataTypeTok"/>
-        </w:rPr>
-        <w:t xml:space="preserve">static</w:t>
-      </w:r>
-      <w:r>
-        <w:rPr>
-          <w:rStyle w:val="NormalTok"/>
-        </w:rPr>
-        <w:t xml:space="preserve"> </w:t>
-      </w:r>
-      <w:r>
-        <w:rPr>
-          <w:rStyle w:val="DataTypeTok"/>
-        </w:rPr>
-        <w:t xml:space="preserve">void</w:t>
-      </w:r>
-      <w:r>
-        <w:rPr>
-          <w:rStyle w:val="NormalTok"/>
-        </w:rPr>
-        <w:t xml:space="preserve"> </w:t>
-      </w:r>
-      <w:r>
-        <w:rPr>
-          <w:rStyle w:val="FunctionTok"/>
-        </w:rPr>
-        <w:t xml:space="preserve">main</w:t>
-      </w:r>
-      <w:r>
-        <w:rPr>
-          <w:rStyle w:val="OperatorTok"/>
-        </w:rPr>
-        <w:t xml:space="preserve">(</w:t>
-      </w:r>
-      <w:r>
-        <w:rPr>
-          <w:rStyle w:val="BuiltInTok"/>
-        </w:rPr>
-        <w:t xml:space="preserve">String</w:t>
-      </w:r>
-      <w:r>
-        <w:rPr>
-          <w:rStyle w:val="OperatorTok"/>
-        </w:rPr>
-        <w:t xml:space="preserve">[]</w:t>
-      </w:r>
-      <w:r>
-        <w:rPr>
-          <w:rStyle w:val="NormalTok"/>
-        </w:rPr>
-        <w:t xml:space="preserve"> args</w:t>
-      </w:r>
-      <w:r>
-        <w:rPr>
-          <w:rStyle w:val="OperatorTok"/>
-        </w:rPr>
-        <w:t xml:space="preserve">)</w:t>
-      </w:r>
-      <w:r>
-        <w:rPr>
-          <w:rStyle w:val="NormalTok"/>
-        </w:rPr>
-        <w:t xml:space="preserve"> </w:t>
-      </w:r>
-      <w:r>
-        <w:rPr>
-          <w:rStyle w:val="OperatorTok"/>
-        </w:rPr>
-        <w:t xml:space="preserve">{</w:t>
-      </w:r>
-      <w:r>
-        <w:br/>
-      </w:r>
-      <w:r>
-        <w:rPr>
-          <w:rStyle w:val="NormalTok"/>
-        </w:rPr>
-        <w:t xml:space="preserve">    </w:t>
-      </w:r>
-      <w:r>
-        <w:rPr>
-          <w:rStyle w:val="DataTypeTok"/>
-        </w:rPr>
-        <w:t xml:space="preserve">int</w:t>
-      </w:r>
-      <w:r>
-        <w:rPr>
-          <w:rStyle w:val="NormalTok"/>
-        </w:rPr>
-        <w:t xml:space="preserve"> number </w:t>
-      </w:r>
-      <w:r>
-        <w:rPr>
-          <w:rStyle w:val="OperatorTok"/>
-        </w:rPr>
-        <w:t xml:space="preserve">=</w:t>
-      </w:r>
-      <w:r>
-        <w:rPr>
-          <w:rStyle w:val="NormalTok"/>
-        </w:rPr>
-        <w:t xml:space="preserve"> </w:t>
-      </w:r>
-      <w:r>
-        <w:rPr>
-          <w:rStyle w:val="DecValTok"/>
-        </w:rPr>
-        <w:t xml:space="preserve">5</w:t>
-      </w:r>
-      <w:r>
-        <w:rPr>
-          <w:rStyle w:val="OperatorTok"/>
-        </w:rPr>
-        <w:t xml:space="preserve">;</w:t>
-      </w:r>
-      <w:r>
-        <w:br/>
-      </w:r>
-      <w:r>
-        <w:rPr>
-          <w:rStyle w:val="NormalTok"/>
-        </w:rPr>
-        <w:t xml:space="preserve">    </w:t>
-      </w:r>
-      <w:r>
-        <w:rPr>
-          <w:rStyle w:val="DataTypeTok"/>
-        </w:rPr>
-        <w:t xml:space="preserve">int</w:t>
-      </w:r>
-      <w:r>
-        <w:rPr>
-          <w:rStyle w:val="NormalTok"/>
-        </w:rPr>
-        <w:t xml:space="preserve"> result </w:t>
-      </w:r>
-      <w:r>
-        <w:rPr>
-          <w:rStyle w:val="OperatorTok"/>
-        </w:rPr>
-        <w:t xml:space="preserve">=</w:t>
-      </w:r>
-      <w:r>
-        <w:rPr>
-          <w:rStyle w:val="NormalTok"/>
-        </w:rPr>
-        <w:t xml:space="preserve"> </w:t>
-      </w:r>
-      <w:r>
-        <w:rPr>
-          <w:rStyle w:val="FunctionTok"/>
-        </w:rPr>
-        <w:t xml:space="preserve">factorial</w:t>
-      </w:r>
-      <w:r>
-        <w:rPr>
-          <w:rStyle w:val="OperatorTok"/>
-        </w:rPr>
-        <w:t xml:space="preserve">(</w:t>
-      </w:r>
-      <w:r>
-        <w:rPr>
-          <w:rStyle w:val="NormalTok"/>
-        </w:rPr>
-        <w:t xml:space="preserve">number</w:t>
-      </w:r>
-      <w:r>
-        <w:rPr>
-          <w:rStyle w:val="OperatorTok"/>
-        </w:rPr>
-        <w:t xml:space="preserve">);</w:t>
-      </w:r>
-      <w:r>
-        <w:br/>
-      </w:r>
-      <w:r>
-        <w:rPr>
-          <w:rStyle w:val="NormalTok"/>
-        </w:rPr>
-        <w:t xml:space="preserve">    </w:t>
-      </w:r>
-      <w:r>
-        <w:rPr>
-          <w:rStyle w:val="BuiltInTok"/>
-        </w:rPr>
-        <w:t xml:space="preserve">System</w:t>
-      </w:r>
-      <w:r>
-        <w:rPr>
-          <w:rStyle w:val="OperatorTok"/>
-        </w:rPr>
-        <w:t xml:space="preserve">.</w:t>
-      </w:r>
-      <w:r>
-        <w:rPr>
-          <w:rStyle w:val="FunctionTok"/>
-        </w:rPr>
-        <w:t xml:space="preserve">out</w:t>
-      </w:r>
-      <w:r>
-        <w:rPr>
-          <w:rStyle w:val="OperatorTok"/>
-        </w:rPr>
-        <w:t xml:space="preserve">.</w:t>
-      </w:r>
-      <w:r>
-        <w:rPr>
-          <w:rStyle w:val="FunctionTok"/>
-        </w:rPr>
-        <w:t xml:space="preserve">println</w:t>
-      </w:r>
-      <w:r>
-        <w:rPr>
-          <w:rStyle w:val="OperatorTok"/>
-        </w:rPr>
-        <w:t xml:space="preserve">(</w:t>
-      </w:r>
-      <w:r>
-        <w:rPr>
-          <w:rStyle w:val="StringTok"/>
-        </w:rPr>
-        <w:t xml:space="preserve">"The factorial of "</w:t>
-      </w:r>
-      <w:r>
-        <w:rPr>
-          <w:rStyle w:val="NormalTok"/>
-        </w:rPr>
-        <w:t xml:space="preserve"> </w:t>
-      </w:r>
-      <w:r>
-        <w:rPr>
-          <w:rStyle w:val="OperatorTok"/>
-        </w:rPr>
-        <w:t xml:space="preserve">+</w:t>
-      </w:r>
-      <w:r>
-        <w:rPr>
-          <w:rStyle w:val="NormalTok"/>
-        </w:rPr>
-        <w:t xml:space="preserve"> number </w:t>
-      </w:r>
-      <w:r>
-        <w:rPr>
-          <w:rStyle w:val="OperatorTok"/>
-        </w:rPr>
-        <w:t xml:space="preserve">+</w:t>
-      </w:r>
-      <w:r>
-        <w:rPr>
-          <w:rStyle w:val="NormalTok"/>
-        </w:rPr>
-        <w:t xml:space="preserve"> </w:t>
-      </w:r>
-      <w:r>
-        <w:rPr>
-          <w:rStyle w:val="StringTok"/>
-        </w:rPr>
-        <w:t xml:space="preserve">" is "</w:t>
-      </w:r>
-      <w:r>
-        <w:rPr>
-          <w:rStyle w:val="NormalTok"/>
-        </w:rPr>
-        <w:t xml:space="preserve"> </w:t>
-      </w:r>
-      <w:r>
-        <w:rPr>
-          <w:rStyle w:val="OperatorTok"/>
-        </w:rPr>
-        <w:t xml:space="preserve">+</w:t>
-      </w:r>
-      <w:r>
-        <w:rPr>
-          <w:rStyle w:val="NormalTok"/>
-        </w:rPr>
-        <w:t xml:space="preserve"> result</w:t>
-      </w:r>
-      <w:r>
-        <w:rPr>
-          <w:rStyle w:val="OperatorTok"/>
-        </w:rPr>
-        <w:t xml:space="preserve">);</w:t>
-      </w:r>
-      <w:r>
-        <w:br/>
-      </w:r>
-      <w:r>
-        <w:rPr>
-          <w:rStyle w:val="OperatorTok"/>
-        </w:rPr>
-        <w:t xml:space="preserve">}</w:t>
-      </w:r>
-    </w:p>
-    <w:p>
-      <w:pPr>
-        <w:pStyle w:val="FirstParagraph"/>
-      </w:pPr>
-      <w:r>
-        <w:rPr>
-          <w:b/>
-          <w:bCs/>
-        </w:rPr>
-        <w:t xml:space="preserve">Output:</w:t>
-      </w:r>
-    </w:p>
-    <w:p>
-      <w:pPr>
-        <w:pStyle w:val="SourceCode"/>
-      </w:pPr>
-      <w:r>
-        <w:rPr>
-          <w:rStyle w:val="VerbatimChar"/>
-        </w:rPr>
-        <w:t xml:space="preserve">The factorial of 5 is 120</w:t>
-      </w:r>
-    </w:p>
-    <w:p>
-      <w:r>
-        <w:pict>
-          <v:rect style="width:0;height:1.5pt" o:hralign="center" o:hrstd="t" o:hr="t"/>
-        </w:pict>
-      </w:r>
-    </w:p>
-    <w:p>
-      <w:r>
-        <w:pict>
-          <v:rect style="width:0;height:1.5pt" o:hralign="center" o:hrstd="t" o:hr="t"/>
-        </w:pict>
-      </w:r>
-    </w:p>
-    <w:bookmarkStart w:id="28" w:name="functiondef-greetname"/>
-    <w:p>
-      <w:pPr>
-        <w:pStyle w:val="Heading3"/>
-      </w:pPr>
-      <w:r>
-        <w:rPr>
-          <w:rStyle w:val="SectionNumber"/>
-        </w:rPr>
-        <w:t xml:space="preserve">3.5.1</w:t>
-      </w:r>
-      <w:r>
-        <w:tab/>
-      </w:r>
-      <w:r>
-        <w:t xml:space="preserve">FunctionDef greet(name)</w:t>
-      </w:r>
-    </w:p>
-    <w:bookmarkEnd w:id="28"/>
-    <w:bookmarkEnd w:id="29"/>
-    <w:bookmarkEnd w:id="30"/>
-    <w:bookmarkStart w:id="37" w:name="function-greet"/>
-    <w:p>
-      <w:pPr>
-        <w:pStyle w:val="Heading1"/>
-      </w:pPr>
-      <w:r>
-        <w:rPr>
-          <w:rStyle w:val="SectionNumber"/>
-        </w:rPr>
-        <w:t xml:space="preserve">4</w:t>
-      </w:r>
-      <w:r>
-        <w:tab/>
-      </w:r>
-      <w:r>
-        <w:t xml:space="preserve">Function: greet</w:t>
-      </w:r>
-    </w:p>
-    <w:bookmarkStart w:id="31" w:name="overview-3"/>
-    <w:p>
-      <w:pPr>
-        <w:pStyle w:val="Heading2"/>
-      </w:pPr>
-      <w:r>
-        <w:rPr>
-          <w:rStyle w:val="SectionNumber"/>
-        </w:rPr>
-        <w:t xml:space="preserve">4.1</w:t>
-      </w:r>
-      <w:r>
-        <w:tab/>
-      </w:r>
-      <w:r>
-        <w:t xml:space="preserve">Overview</w:t>
-      </w:r>
-    </w:p>
-    <w:p>
-      <w:pPr>
-        <w:pStyle w:val="FirstParagraph"/>
-      </w:pPr>
-      <w:r>
-        <w:t xml:space="preserve">The</w:t>
-      </w:r>
-      <w:r>
-        <w:t xml:space="preserve"> </w:t>
-      </w:r>
-      <w:r>
-        <w:rPr>
-          <w:rStyle w:val="VerbatimChar"/>
-        </w:rPr>
-        <w:t xml:space="preserve">greet</w:t>
-      </w:r>
-      <w:r>
-        <w:t xml:space="preserve"> </w:t>
-      </w:r>
-      <w:r>
-        <w:t xml:space="preserve">function prints a personalized greeting message to the standard console output.</w:t>
-      </w:r>
-    </w:p>
-    <w:bookmarkEnd w:id="31"/>
-    <w:bookmarkStart w:id="32" w:name="parameters-2"/>
-    <w:p>
-      <w:pPr>
-        <w:pStyle w:val="Heading2"/>
-      </w:pPr>
-      <w:r>
-        <w:rPr>
-          <w:rStyle w:val="SectionNumber"/>
-        </w:rPr>
-        <w:t xml:space="preserve">4.2</w:t>
-      </w:r>
-      <w:r>
-        <w:tab/>
-      </w:r>
-      <w:r>
-        <w:t xml:space="preserve">parameters</w:t>
-      </w:r>
-    </w:p>
-    <w:p>
-      <w:pPr>
-        <w:pStyle w:val="Compact"/>
-        <w:numPr>
-          <w:ilvl w:val="0"/>
-          <w:numId w:val="1006"/>
-        </w:numPr>
-      </w:pPr>
-      <w:r>
-        <w:rPr>
-          <w:rStyle w:val="VerbatimChar"/>
-        </w:rPr>
-        <w:t xml:space="preserve">name</w:t>
-      </w:r>
-      <w:r>
-        <w:t xml:space="preserve"> </w:t>
-      </w:r>
-      <w:r>
-        <w:t xml:space="preserve">(String): The name to be included in the greeting message.</w:t>
-      </w:r>
-    </w:p>
-    <w:bookmarkEnd w:id="32"/>
-    <w:bookmarkStart w:id="33" w:name="description-3"/>
-    <w:p>
-      <w:pPr>
-        <w:pStyle w:val="Heading2"/>
-      </w:pPr>
-      <w:r>
-        <w:rPr>
-          <w:rStyle w:val="SectionNumber"/>
-        </w:rPr>
-        <w:t xml:space="preserve">4.3</w:t>
-      </w:r>
-      <w:r>
-        <w:tab/>
-      </w:r>
-      <w:r>
-        <w:t xml:space="preserve">Description</w:t>
-      </w:r>
-    </w:p>
-    <w:p>
-      <w:pPr>
-        <w:pStyle w:val="FirstParagraph"/>
-      </w:pPr>
-      <w:r>
-        <w:t xml:space="preserve">This</w:t>
-      </w:r>
-      <w:r>
-        <w:t xml:space="preserve"> </w:t>
-      </w:r>
-      <w:r>
-        <w:rPr>
-          <w:rStyle w:val="VerbatimChar"/>
-        </w:rPr>
-        <w:t xml:space="preserve">public static</w:t>
-      </w:r>
-      <w:r>
-        <w:t xml:space="preserve"> </w:t>
-      </w:r>
-      <w:r>
-        <w:t xml:space="preserve">function is designed to provide a simple greeting. It accepts a single</w:t>
-      </w:r>
-      <w:r>
-        <w:t xml:space="preserve"> </w:t>
-      </w:r>
-      <w:r>
-        <w:rPr>
-          <w:rStyle w:val="VerbatimChar"/>
-        </w:rPr>
-        <w:t xml:space="preserve">String</w:t>
-      </w:r>
-      <w:r>
-        <w:t xml:space="preserve"> </w:t>
-      </w:r>
-      <w:r>
-        <w:t xml:space="preserve">parameter called</w:t>
-      </w:r>
-      <w:r>
-        <w:t xml:space="preserve"> </w:t>
-      </w:r>
-      <w:r>
-        <w:rPr>
-          <w:rStyle w:val="VerbatimChar"/>
-        </w:rPr>
-        <w:t xml:space="preserve">name</w:t>
-      </w:r>
-      <w:r>
-        <w:t xml:space="preserve">.</w:t>
-      </w:r>
-    </w:p>
-    <w:p>
-      <w:pPr>
-        <w:pStyle w:val="BodyText"/>
-      </w:pPr>
-      <w:r>
-        <w:t xml:space="preserve">The core logic of the function involves string concatenation. It combines the literal string</w:t>
-      </w:r>
-      <w:r>
-        <w:t xml:space="preserve"> </w:t>
-      </w:r>
-      <w:r>
-        <w:rPr>
-          <w:rStyle w:val="VerbatimChar"/>
-        </w:rPr>
-        <w:t xml:space="preserve">"Hello, "</w:t>
-      </w:r>
-      <w:r>
-        <w:t xml:space="preserve">, the value of the</w:t>
-      </w:r>
-      <w:r>
-        <w:t xml:space="preserve"> </w:t>
-      </w:r>
-      <w:r>
-        <w:rPr>
-          <w:rStyle w:val="VerbatimChar"/>
-        </w:rPr>
-        <w:t xml:space="preserve">name</w:t>
-      </w:r>
-      <w:r>
-        <w:t xml:space="preserve"> </w:t>
-      </w:r>
-      <w:r>
-        <w:t xml:space="preserve">parameter, and the literal string</w:t>
-      </w:r>
-      <w:r>
-        <w:t xml:space="preserve"> </w:t>
-      </w:r>
-      <w:r>
-        <w:rPr>
-          <w:rStyle w:val="VerbatimChar"/>
-        </w:rPr>
-        <w:t xml:space="preserve">"!"</w:t>
-      </w:r>
-      <w:r>
-        <w:t xml:space="preserve"> </w:t>
-      </w:r>
-      <w:r>
-        <w:t xml:space="preserve">into a single message. This resulting string is then printed to the console using</w:t>
-      </w:r>
-      <w:r>
-        <w:t xml:space="preserve"> </w:t>
-      </w:r>
-      <w:r>
-        <w:rPr>
-          <w:rStyle w:val="VerbatimChar"/>
-        </w:rPr>
-        <w:t xml:space="preserve">System.out.println()</w:t>
-      </w:r>
-      <w:r>
-        <w:t xml:space="preserve">, which also appends a newline character at the end.</w:t>
-      </w:r>
-    </w:p>
-    <w:p>
-      <w:pPr>
-        <w:pStyle w:val="BodyText"/>
-      </w:pPr>
-      <w:r>
-        <w:t xml:space="preserve">Because the function is declared as</w:t>
-      </w:r>
-      <w:r>
-        <w:t xml:space="preserve"> </w:t>
-      </w:r>
-      <w:r>
-        <w:rPr>
-          <w:rStyle w:val="VerbatimChar"/>
-        </w:rPr>
-        <w:t xml:space="preserve">void</w:t>
-      </w:r>
-      <w:r>
-        <w:t xml:space="preserve">, it does not return any value. Its sole purpose is to produce output on the console.</w:t>
-      </w:r>
-    </w:p>
-    <w:bookmarkEnd w:id="33"/>
-    <w:bookmarkStart w:id="34" w:name="usage-notes-3"/>
-    <w:p>
-      <w:pPr>
-        <w:pStyle w:val="Heading2"/>
-      </w:pPr>
-      <w:r>
-        <w:rPr>
-          <w:rStyle w:val="SectionNumber"/>
-        </w:rPr>
-        <w:t xml:space="preserve">4.4</w:t>
       </w:r>
       <w:r>
         <w:tab/>
@@ -3535,7 +2706,7 @@
         </w:numPr>
       </w:pPr>
       <w:r>
-        <w:t xml:space="preserve">This is a</w:t>
+        <w:t xml:space="preserve">The function is intended for non-negative integers. Providing a negative number will lead to infinite recursion, resulting in a</w:t>
       </w:r>
       <w:r>
         <w:t xml:space="preserve"> </w:t>
@@ -3544,25 +2715,10 @@
         <w:rPr>
           <w:rStyle w:val="VerbatimChar"/>
         </w:rPr>
-        <w:t xml:space="preserve">static</w:t>
-      </w:r>
-      <w:r>
-        <w:t xml:space="preserve"> </w:t>
-      </w:r>
-      <w:r>
-        <w:t xml:space="preserve">method, so it should be called on the class itself (e.g.,</w:t>
-      </w:r>
-      <w:r>
-        <w:t xml:space="preserve"> </w:t>
-      </w:r>
-      <w:r>
-        <w:rPr>
-          <w:rStyle w:val="VerbatimChar"/>
-        </w:rPr>
-        <w:t xml:space="preserve">Main.greet("World")</w:t>
-      </w:r>
-      <w:r>
-        <w:t xml:space="preserve">) rather than on an instance of the class.</w:t>
+        <w:t xml:space="preserve">StackOverflowError</w:t>
+      </w:r>
+      <w:r>
+        <w:t xml:space="preserve">.</w:t>
       </w:r>
     </w:p>
     <w:p>
@@ -3574,7 +2730,73 @@
         </w:numPr>
       </w:pPr>
       <w:r>
-        <w:t xml:space="preserve">The function’s output is sent directly to the standard output stream. It does not return the greeting string for further processing.</w:t>
+        <w:t xml:space="preserve">The return type is</w:t>
+      </w:r>
+      <w:r>
+        <w:t xml:space="preserve"> </w:t>
+      </w:r>
+      <w:r>
+        <w:rPr>
+          <w:rStyle w:val="VerbatimChar"/>
+        </w:rPr>
+        <w:t xml:space="preserve">int</w:t>
+      </w:r>
+      <w:r>
+        <w:t xml:space="preserve">. Factorial values grow very quickly. The maximum value for a standard 32-bit signed integer in Java is</w:t>
+      </w:r>
+      <w:r>
+        <w:t xml:space="preserve"> </w:t>
+      </w:r>
+      <w:r>
+        <w:rPr>
+          <w:rStyle w:val="VerbatimChar"/>
+        </w:rPr>
+        <w:t xml:space="preserve">2,147,483,647</w:t>
+      </w:r>
+      <w:r>
+        <w:t xml:space="preserve">. The largest factorial that can be stored in an</w:t>
+      </w:r>
+      <w:r>
+        <w:t xml:space="preserve"> </w:t>
+      </w:r>
+      <w:r>
+        <w:rPr>
+          <w:rStyle w:val="VerbatimChar"/>
+        </w:rPr>
+        <w:t xml:space="preserve">int</w:t>
+      </w:r>
+      <w:r>
+        <w:t xml:space="preserve"> </w:t>
+      </w:r>
+      <w:r>
+        <w:t xml:space="preserve">is</w:t>
+      </w:r>
+      <w:r>
+        <w:t xml:space="preserve"> </w:t>
+      </w:r>
+      <w:r>
+        <w:rPr>
+          <w:rStyle w:val="VerbatimChar"/>
+        </w:rPr>
+        <w:t xml:space="preserve">12!</w:t>
+      </w:r>
+      <w:r>
+        <w:t xml:space="preserve">. Any input</w:t>
+      </w:r>
+      <w:r>
+        <w:t xml:space="preserve"> </w:t>
+      </w:r>
+      <w:r>
+        <w:rPr>
+          <w:rStyle w:val="VerbatimChar"/>
+        </w:rPr>
+        <w:t xml:space="preserve">n &gt; 12</w:t>
+      </w:r>
+      <w:r>
+        <w:t xml:space="preserve"> </w:t>
+      </w:r>
+      <w:r>
+        <w:t xml:space="preserve">will cause an integer overflow, leading to an incorrect result.</w:t>
       </w:r>
     </w:p>
     <w:p>
@@ -3586,7 +2808,7 @@
         </w:numPr>
       </w:pPr>
       <w:r>
-        <w:t xml:space="preserve">If a</w:t>
+        <w:t xml:space="preserve">The function correctly handles</w:t>
       </w:r>
       <w:r>
         <w:t xml:space="preserve"> </w:t>
@@ -3595,13 +2817,824 @@
         <w:rPr>
           <w:rStyle w:val="VerbatimChar"/>
         </w:rPr>
+        <w:t xml:space="preserve">factorial(0)</w:t>
+      </w:r>
+      <w:r>
+        <w:t xml:space="preserve"> </w:t>
+      </w:r>
+      <w:r>
+        <w:t xml:space="preserve">and</w:t>
+      </w:r>
+      <w:r>
+        <w:t xml:space="preserve"> </w:t>
+      </w:r>
+      <w:r>
+        <w:rPr>
+          <w:rStyle w:val="VerbatimChar"/>
+        </w:rPr>
+        <w:t xml:space="preserve">factorial(1)</w:t>
+      </w:r>
+      <w:r>
+        <w:t xml:space="preserve">, both of which return</w:t>
+      </w:r>
+      <w:r>
+        <w:t xml:space="preserve"> </w:t>
+      </w:r>
+      <w:r>
+        <w:rPr>
+          <w:rStyle w:val="VerbatimChar"/>
+        </w:rPr>
+        <w:t xml:space="preserve">1</w:t>
+      </w:r>
+      <w:r>
+        <w:t xml:space="preserve">.</w:t>
+      </w:r>
+    </w:p>
+    <w:p>
+      <w:pPr>
+        <w:pStyle w:val="FirstParagraph"/>
+      </w:pPr>
+      <w:r>
+        <w:rPr>
+          <w:b/>
+          <w:bCs/>
+        </w:rPr>
+        <w:t xml:space="preserve">Output Example</w:t>
+      </w:r>
+      <w:r>
+        <w:t xml:space="preserve">: The function returns a single integer value representing the calculated factorial.</w:t>
+      </w:r>
+    </w:p>
+    <w:bookmarkEnd w:id="27"/>
+    <w:bookmarkStart w:id="29" w:name="example-2"/>
+    <w:p>
+      <w:pPr>
+        <w:pStyle w:val="Heading2"/>
+      </w:pPr>
+      <w:r>
+        <w:rPr>
+          <w:rStyle w:val="SectionNumber"/>
+        </w:rPr>
+        <w:t xml:space="preserve">3.5</w:t>
+      </w:r>
+      <w:r>
+        <w:tab/>
+      </w:r>
+      <w:r>
+        <w:t xml:space="preserve">Example</w:t>
+      </w:r>
+    </w:p>
+    <w:p>
+      <w:pPr>
+        <w:pStyle w:val="SourceCode"/>
+      </w:pPr>
+      <w:r>
+        <w:rPr>
+          <w:rStyle w:val="CommentTok"/>
+        </w:rPr>
+        <w:t xml:space="preserve">// Example usage within the Main class</w:t>
+      </w:r>
+      <w:r>
+        <w:br/>
+      </w:r>
+      <w:r>
+        <w:rPr>
+          <w:rStyle w:val="KeywordTok"/>
+        </w:rPr>
+        <w:t xml:space="preserve">public</w:t>
+      </w:r>
+      <w:r>
+        <w:rPr>
+          <w:rStyle w:val="NormalTok"/>
+        </w:rPr>
+        <w:t xml:space="preserve"> </w:t>
+      </w:r>
+      <w:r>
+        <w:rPr>
+          <w:rStyle w:val="DataTypeTok"/>
+        </w:rPr>
+        <w:t xml:space="preserve">static</w:t>
+      </w:r>
+      <w:r>
+        <w:rPr>
+          <w:rStyle w:val="NormalTok"/>
+        </w:rPr>
+        <w:t xml:space="preserve"> </w:t>
+      </w:r>
+      <w:r>
+        <w:rPr>
+          <w:rStyle w:val="DataTypeTok"/>
+        </w:rPr>
+        <w:t xml:space="preserve">void</w:t>
+      </w:r>
+      <w:r>
+        <w:rPr>
+          <w:rStyle w:val="NormalTok"/>
+        </w:rPr>
+        <w:t xml:space="preserve"> </w:t>
+      </w:r>
+      <w:r>
+        <w:rPr>
+          <w:rStyle w:val="FunctionTok"/>
+        </w:rPr>
+        <w:t xml:space="preserve">main</w:t>
+      </w:r>
+      <w:r>
+        <w:rPr>
+          <w:rStyle w:val="OperatorTok"/>
+        </w:rPr>
+        <w:t xml:space="preserve">(</w:t>
+      </w:r>
+      <w:r>
+        <w:rPr>
+          <w:rStyle w:val="BuiltInTok"/>
+        </w:rPr>
+        <w:t xml:space="preserve">String</w:t>
+      </w:r>
+      <w:r>
+        <w:rPr>
+          <w:rStyle w:val="OperatorTok"/>
+        </w:rPr>
+        <w:t xml:space="preserve">[]</w:t>
+      </w:r>
+      <w:r>
+        <w:rPr>
+          <w:rStyle w:val="NormalTok"/>
+        </w:rPr>
+        <w:t xml:space="preserve"> args</w:t>
+      </w:r>
+      <w:r>
+        <w:rPr>
+          <w:rStyle w:val="OperatorTok"/>
+        </w:rPr>
+        <w:t xml:space="preserve">)</w:t>
+      </w:r>
+      <w:r>
+        <w:rPr>
+          <w:rStyle w:val="NormalTok"/>
+        </w:rPr>
+        <w:t xml:space="preserve"> </w:t>
+      </w:r>
+      <w:r>
+        <w:rPr>
+          <w:rStyle w:val="OperatorTok"/>
+        </w:rPr>
+        <w:t xml:space="preserve">{</w:t>
+      </w:r>
+      <w:r>
+        <w:br/>
+      </w:r>
+      <w:r>
+        <w:rPr>
+          <w:rStyle w:val="NormalTok"/>
+        </w:rPr>
+        <w:t xml:space="preserve">    </w:t>
+      </w:r>
+      <w:r>
+        <w:rPr>
+          <w:rStyle w:val="DataTypeTok"/>
+        </w:rPr>
+        <w:t xml:space="preserve">int</w:t>
+      </w:r>
+      <w:r>
+        <w:rPr>
+          <w:rStyle w:val="NormalTok"/>
+        </w:rPr>
+        <w:t xml:space="preserve"> number </w:t>
+      </w:r>
+      <w:r>
+        <w:rPr>
+          <w:rStyle w:val="OperatorTok"/>
+        </w:rPr>
+        <w:t xml:space="preserve">=</w:t>
+      </w:r>
+      <w:r>
+        <w:rPr>
+          <w:rStyle w:val="NormalTok"/>
+        </w:rPr>
+        <w:t xml:space="preserve"> </w:t>
+      </w:r>
+      <w:r>
+        <w:rPr>
+          <w:rStyle w:val="DecValTok"/>
+        </w:rPr>
+        <w:t xml:space="preserve">5</w:t>
+      </w:r>
+      <w:r>
+        <w:rPr>
+          <w:rStyle w:val="OperatorTok"/>
+        </w:rPr>
+        <w:t xml:space="preserve">;</w:t>
+      </w:r>
+      <w:r>
+        <w:br/>
+      </w:r>
+      <w:r>
+        <w:rPr>
+          <w:rStyle w:val="NormalTok"/>
+        </w:rPr>
+        <w:t xml:space="preserve">    </w:t>
+      </w:r>
+      <w:r>
+        <w:rPr>
+          <w:rStyle w:val="DataTypeTok"/>
+        </w:rPr>
+        <w:t xml:space="preserve">int</w:t>
+      </w:r>
+      <w:r>
+        <w:rPr>
+          <w:rStyle w:val="NormalTok"/>
+        </w:rPr>
+        <w:t xml:space="preserve"> result </w:t>
+      </w:r>
+      <w:r>
+        <w:rPr>
+          <w:rStyle w:val="OperatorTok"/>
+        </w:rPr>
+        <w:t xml:space="preserve">=</w:t>
+      </w:r>
+      <w:r>
+        <w:rPr>
+          <w:rStyle w:val="NormalTok"/>
+        </w:rPr>
+        <w:t xml:space="preserve"> </w:t>
+      </w:r>
+      <w:r>
+        <w:rPr>
+          <w:rStyle w:val="FunctionTok"/>
+        </w:rPr>
+        <w:t xml:space="preserve">factorial</w:t>
+      </w:r>
+      <w:r>
+        <w:rPr>
+          <w:rStyle w:val="OperatorTok"/>
+        </w:rPr>
+        <w:t xml:space="preserve">(</w:t>
+      </w:r>
+      <w:r>
+        <w:rPr>
+          <w:rStyle w:val="NormalTok"/>
+        </w:rPr>
+        <w:t xml:space="preserve">number</w:t>
+      </w:r>
+      <w:r>
+        <w:rPr>
+          <w:rStyle w:val="OperatorTok"/>
+        </w:rPr>
+        <w:t xml:space="preserve">);</w:t>
+      </w:r>
+      <w:r>
+        <w:br/>
+      </w:r>
+      <w:r>
+        <w:rPr>
+          <w:rStyle w:val="NormalTok"/>
+        </w:rPr>
+        <w:t xml:space="preserve">    </w:t>
+      </w:r>
+      <w:r>
+        <w:rPr>
+          <w:rStyle w:val="BuiltInTok"/>
+        </w:rPr>
+        <w:t xml:space="preserve">System</w:t>
+      </w:r>
+      <w:r>
+        <w:rPr>
+          <w:rStyle w:val="OperatorTok"/>
+        </w:rPr>
+        <w:t xml:space="preserve">.</w:t>
+      </w:r>
+      <w:r>
+        <w:rPr>
+          <w:rStyle w:val="FunctionTok"/>
+        </w:rPr>
+        <w:t xml:space="preserve">out</w:t>
+      </w:r>
+      <w:r>
+        <w:rPr>
+          <w:rStyle w:val="OperatorTok"/>
+        </w:rPr>
+        <w:t xml:space="preserve">.</w:t>
+      </w:r>
+      <w:r>
+        <w:rPr>
+          <w:rStyle w:val="FunctionTok"/>
+        </w:rPr>
+        <w:t xml:space="preserve">println</w:t>
+      </w:r>
+      <w:r>
+        <w:rPr>
+          <w:rStyle w:val="OperatorTok"/>
+        </w:rPr>
+        <w:t xml:space="preserve">(</w:t>
+      </w:r>
+      <w:r>
+        <w:rPr>
+          <w:rStyle w:val="StringTok"/>
+        </w:rPr>
+        <w:t xml:space="preserve">"The factorial of "</w:t>
+      </w:r>
+      <w:r>
+        <w:rPr>
+          <w:rStyle w:val="NormalTok"/>
+        </w:rPr>
+        <w:t xml:space="preserve"> </w:t>
+      </w:r>
+      <w:r>
+        <w:rPr>
+          <w:rStyle w:val="OperatorTok"/>
+        </w:rPr>
+        <w:t xml:space="preserve">+</w:t>
+      </w:r>
+      <w:r>
+        <w:rPr>
+          <w:rStyle w:val="NormalTok"/>
+        </w:rPr>
+        <w:t xml:space="preserve"> number </w:t>
+      </w:r>
+      <w:r>
+        <w:rPr>
+          <w:rStyle w:val="OperatorTok"/>
+        </w:rPr>
+        <w:t xml:space="preserve">+</w:t>
+      </w:r>
+      <w:r>
+        <w:rPr>
+          <w:rStyle w:val="NormalTok"/>
+        </w:rPr>
+        <w:t xml:space="preserve"> </w:t>
+      </w:r>
+      <w:r>
+        <w:rPr>
+          <w:rStyle w:val="StringTok"/>
+        </w:rPr>
+        <w:t xml:space="preserve">" is: "</w:t>
+      </w:r>
+      <w:r>
+        <w:rPr>
+          <w:rStyle w:val="NormalTok"/>
+        </w:rPr>
+        <w:t xml:space="preserve"> </w:t>
+      </w:r>
+      <w:r>
+        <w:rPr>
+          <w:rStyle w:val="OperatorTok"/>
+        </w:rPr>
+        <w:t xml:space="preserve">+</w:t>
+      </w:r>
+      <w:r>
+        <w:rPr>
+          <w:rStyle w:val="NormalTok"/>
+        </w:rPr>
+        <w:t xml:space="preserve"> result</w:t>
+      </w:r>
+      <w:r>
+        <w:rPr>
+          <w:rStyle w:val="OperatorTok"/>
+        </w:rPr>
+        <w:t xml:space="preserve">);</w:t>
+      </w:r>
+      <w:r>
+        <w:br/>
+      </w:r>
+      <w:r>
+        <w:rPr>
+          <w:rStyle w:val="OperatorTok"/>
+        </w:rPr>
+        <w:t xml:space="preserve">}</w:t>
+      </w:r>
+    </w:p>
+    <w:p>
+      <w:pPr>
+        <w:pStyle w:val="FirstParagraph"/>
+      </w:pPr>
+      <w:r>
+        <w:rPr>
+          <w:b/>
+          <w:bCs/>
+        </w:rPr>
+        <w:t xml:space="preserve">Output:</w:t>
+      </w:r>
+    </w:p>
+    <w:p>
+      <w:pPr>
+        <w:pStyle w:val="SourceCode"/>
+      </w:pPr>
+      <w:r>
+        <w:rPr>
+          <w:rStyle w:val="VerbatimChar"/>
+        </w:rPr>
+        <w:t xml:space="preserve">The factorial of 5 is: 120</w:t>
+      </w:r>
+    </w:p>
+    <w:p>
+      <w:r>
+        <w:pict>
+          <v:rect style="width:0;height:1.5pt" o:hralign="center" o:hrstd="t" o:hr="t"/>
+        </w:pict>
+      </w:r>
+    </w:p>
+    <w:p>
+      <w:r>
+        <w:pict>
+          <v:rect style="width:0;height:1.5pt" o:hralign="center" o:hrstd="t" o:hr="t"/>
+        </w:pict>
+      </w:r>
+    </w:p>
+    <w:bookmarkStart w:id="28" w:name="functiondef-greetname"/>
+    <w:p>
+      <w:pPr>
+        <w:pStyle w:val="Heading3"/>
+      </w:pPr>
+      <w:r>
+        <w:rPr>
+          <w:rStyle w:val="SectionNumber"/>
+        </w:rPr>
+        <w:t xml:space="preserve">3.5.1</w:t>
+      </w:r>
+      <w:r>
+        <w:tab/>
+      </w:r>
+      <w:r>
+        <w:t xml:space="preserve">FunctionDef greet(name)</w:t>
+      </w:r>
+    </w:p>
+    <w:bookmarkEnd w:id="28"/>
+    <w:bookmarkEnd w:id="29"/>
+    <w:bookmarkEnd w:id="30"/>
+    <w:bookmarkStart w:id="37" w:name="function-greetstring-name"/>
+    <w:p>
+      <w:pPr>
+        <w:pStyle w:val="Heading1"/>
+      </w:pPr>
+      <w:r>
+        <w:rPr>
+          <w:rStyle w:val="SectionNumber"/>
+        </w:rPr>
+        <w:t xml:space="preserve">4</w:t>
+      </w:r>
+      <w:r>
+        <w:tab/>
+      </w:r>
+      <w:r>
+        <w:t xml:space="preserve">Function: greet(String name)</w:t>
+      </w:r>
+    </w:p>
+    <w:bookmarkStart w:id="31" w:name="overview-3"/>
+    <w:p>
+      <w:pPr>
+        <w:pStyle w:val="Heading2"/>
+      </w:pPr>
+      <w:r>
+        <w:rPr>
+          <w:rStyle w:val="SectionNumber"/>
+        </w:rPr>
+        <w:t xml:space="preserve">4.1</w:t>
+      </w:r>
+      <w:r>
+        <w:tab/>
+      </w:r>
+      <w:r>
+        <w:t xml:space="preserve">Overview</w:t>
+      </w:r>
+    </w:p>
+    <w:p>
+      <w:pPr>
+        <w:pStyle w:val="FirstParagraph"/>
+      </w:pPr>
+      <w:r>
+        <w:t xml:space="preserve">The</w:t>
+      </w:r>
+      <w:r>
+        <w:t xml:space="preserve"> </w:t>
+      </w:r>
+      <w:r>
+        <w:rPr>
+          <w:rStyle w:val="VerbatimChar"/>
+        </w:rPr>
+        <w:t xml:space="preserve">greet</w:t>
+      </w:r>
+      <w:r>
+        <w:t xml:space="preserve"> </w:t>
+      </w:r>
+      <w:r>
+        <w:t xml:space="preserve">function prints a personalized greeting message to the standard console output.</w:t>
+      </w:r>
+    </w:p>
+    <w:bookmarkEnd w:id="31"/>
+    <w:bookmarkStart w:id="32" w:name="parameters-2"/>
+    <w:p>
+      <w:pPr>
+        <w:pStyle w:val="Heading2"/>
+      </w:pPr>
+      <w:r>
+        <w:rPr>
+          <w:rStyle w:val="SectionNumber"/>
+        </w:rPr>
+        <w:t xml:space="preserve">4.2</w:t>
+      </w:r>
+      <w:r>
+        <w:tab/>
+      </w:r>
+      <w:r>
+        <w:t xml:space="preserve">parameters</w:t>
+      </w:r>
+    </w:p>
+    <w:p>
+      <w:pPr>
+        <w:pStyle w:val="Compact"/>
+        <w:numPr>
+          <w:ilvl w:val="0"/>
+          <w:numId w:val="1008"/>
+        </w:numPr>
+      </w:pPr>
+      <w:r>
+        <w:rPr>
+          <w:rStyle w:val="VerbatimChar"/>
+        </w:rPr>
+        <w:t xml:space="preserve">name</w:t>
+      </w:r>
+      <w:r>
+        <w:t xml:space="preserve">: (String) The name to be included in the greeting message.</w:t>
+      </w:r>
+    </w:p>
+    <w:bookmarkEnd w:id="32"/>
+    <w:bookmarkStart w:id="33" w:name="description-3"/>
+    <w:p>
+      <w:pPr>
+        <w:pStyle w:val="Heading2"/>
+      </w:pPr>
+      <w:r>
+        <w:rPr>
+          <w:rStyle w:val="SectionNumber"/>
+        </w:rPr>
+        <w:t xml:space="preserve">4.3</w:t>
+      </w:r>
+      <w:r>
+        <w:tab/>
+      </w:r>
+      <w:r>
+        <w:t xml:space="preserve">Description</w:t>
+      </w:r>
+    </w:p>
+    <w:p>
+      <w:pPr>
+        <w:pStyle w:val="FirstParagraph"/>
+      </w:pPr>
+      <w:r>
+        <w:t xml:space="preserve">This</w:t>
+      </w:r>
+      <w:r>
+        <w:t xml:space="preserve"> </w:t>
+      </w:r>
+      <w:r>
+        <w:rPr>
+          <w:rStyle w:val="VerbatimChar"/>
+        </w:rPr>
+        <w:t xml:space="preserve">public static</w:t>
+      </w:r>
+      <w:r>
+        <w:t xml:space="preserve"> </w:t>
+      </w:r>
+      <w:r>
+        <w:t xml:space="preserve">method provides a simple way to display a greeting. It is accessible from anywhere in the project and can be called directly on the</w:t>
+      </w:r>
+      <w:r>
+        <w:t xml:space="preserve"> </w:t>
+      </w:r>
+      <w:r>
+        <w:rPr>
+          <w:rStyle w:val="VerbatimChar"/>
+        </w:rPr>
+        <w:t xml:space="preserve">Main</w:t>
+      </w:r>
+      <w:r>
+        <w:t xml:space="preserve"> </w:t>
+      </w:r>
+      <w:r>
+        <w:t xml:space="preserve">class without needing to create an instance of it.</w:t>
+      </w:r>
+    </w:p>
+    <w:p>
+      <w:pPr>
+        <w:pStyle w:val="BodyText"/>
+      </w:pPr>
+      <w:r>
+        <w:t xml:space="preserve">The function takes a single</w:t>
+      </w:r>
+      <w:r>
+        <w:t xml:space="preserve"> </w:t>
+      </w:r>
+      <w:r>
+        <w:rPr>
+          <w:rStyle w:val="VerbatimChar"/>
+        </w:rPr>
+        <w:t xml:space="preserve">String</w:t>
+      </w:r>
+      <w:r>
+        <w:t xml:space="preserve"> </w:t>
+      </w:r>
+      <w:r>
+        <w:t xml:space="preserve">parameter,</w:t>
+      </w:r>
+      <w:r>
+        <w:t xml:space="preserve"> </w:t>
+      </w:r>
+      <w:r>
+        <w:rPr>
+          <w:rStyle w:val="VerbatimChar"/>
+        </w:rPr>
+        <w:t xml:space="preserve">name</w:t>
+      </w:r>
+      <w:r>
+        <w:t xml:space="preserve">. It then constructs a new string by concatenating the literal string</w:t>
+      </w:r>
+      <w:r>
+        <w:t xml:space="preserve"> </w:t>
+      </w:r>
+      <w:r>
+        <w:rPr>
+          <w:rStyle w:val="VerbatimChar"/>
+        </w:rPr>
+        <w:t xml:space="preserve">"Hello, "</w:t>
+      </w:r>
+      <w:r>
+        <w:t xml:space="preserve">, the value of the</w:t>
+      </w:r>
+      <w:r>
+        <w:t xml:space="preserve"> </w:t>
+      </w:r>
+      <w:r>
+        <w:rPr>
+          <w:rStyle w:val="VerbatimChar"/>
+        </w:rPr>
+        <w:t xml:space="preserve">name</w:t>
+      </w:r>
+      <w:r>
+        <w:t xml:space="preserve"> </w:t>
+      </w:r>
+      <w:r>
+        <w:t xml:space="preserve">parameter, and the literal string</w:t>
+      </w:r>
+      <w:r>
+        <w:t xml:space="preserve"> </w:t>
+      </w:r>
+      <w:r>
+        <w:rPr>
+          <w:rStyle w:val="VerbatimChar"/>
+        </w:rPr>
+        <w:t xml:space="preserve">"!"</w:t>
+      </w:r>
+      <w:r>
+        <w:t xml:space="preserve">. Finally, it uses the</w:t>
+      </w:r>
+      <w:r>
+        <w:t xml:space="preserve"> </w:t>
+      </w:r>
+      <w:r>
+        <w:rPr>
+          <w:rStyle w:val="VerbatimChar"/>
+        </w:rPr>
+        <w:t xml:space="preserve">System.out.println()</w:t>
+      </w:r>
+      <w:r>
+        <w:t xml:space="preserve"> </w:t>
+      </w:r>
+      <w:r>
+        <w:t xml:space="preserve">method to print the resulting string to the console, automatically appending a newline character at the end. Because its return type is</w:t>
+      </w:r>
+      <w:r>
+        <w:t xml:space="preserve"> </w:t>
+      </w:r>
+      <w:r>
+        <w:rPr>
+          <w:rStyle w:val="VerbatimChar"/>
+        </w:rPr>
+        <w:t xml:space="preserve">void</w:t>
+      </w:r>
+      <w:r>
+        <w:t xml:space="preserve">, the function does not return any value.</w:t>
+      </w:r>
+    </w:p>
+    <w:bookmarkEnd w:id="33"/>
+    <w:bookmarkStart w:id="34" w:name="usage-notes-3"/>
+    <w:p>
+      <w:pPr>
+        <w:pStyle w:val="Heading2"/>
+      </w:pPr>
+      <w:r>
+        <w:rPr>
+          <w:rStyle w:val="SectionNumber"/>
+        </w:rPr>
+        <w:t xml:space="preserve">4.4</w:t>
+      </w:r>
+      <w:r>
+        <w:tab/>
+      </w:r>
+      <w:r>
+        <w:t xml:space="preserve">Usage Notes</w:t>
+      </w:r>
+    </w:p>
+    <w:p>
+      <w:pPr>
+        <w:pStyle w:val="Compact"/>
+        <w:numPr>
+          <w:ilvl w:val="0"/>
+          <w:numId w:val="1009"/>
+        </w:numPr>
+      </w:pPr>
+      <w:r>
+        <w:t xml:space="preserve">This function prints directly to the console and does not return the greeting string. If you need to manipulate the string itself, the function would need to be modified to return a</w:t>
+      </w:r>
+      <w:r>
+        <w:t xml:space="preserve"> </w:t>
+      </w:r>
+      <w:r>
+        <w:rPr>
+          <w:rStyle w:val="VerbatimChar"/>
+        </w:rPr>
+        <w:t xml:space="preserve">String</w:t>
+      </w:r>
+      <w:r>
+        <w:t xml:space="preserve"> </w:t>
+      </w:r>
+      <w:r>
+        <w:t xml:space="preserve">instead of being</w:t>
+      </w:r>
+      <w:r>
+        <w:t xml:space="preserve"> </w:t>
+      </w:r>
+      <w:r>
+        <w:rPr>
+          <w:rStyle w:val="VerbatimChar"/>
+        </w:rPr>
+        <w:t xml:space="preserve">void</w:t>
+      </w:r>
+      <w:r>
+        <w:t xml:space="preserve">.</w:t>
+      </w:r>
+    </w:p>
+    <w:p>
+      <w:pPr>
+        <w:pStyle w:val="Compact"/>
+        <w:numPr>
+          <w:ilvl w:val="0"/>
+          <w:numId w:val="1009"/>
+        </w:numPr>
+      </w:pPr>
+      <w:r>
+        <w:t xml:space="preserve">The method is</w:t>
+      </w:r>
+      <w:r>
+        <w:t xml:space="preserve"> </w:t>
+      </w:r>
+      <w:r>
+        <w:rPr>
+          <w:rStyle w:val="VerbatimChar"/>
+        </w:rPr>
+        <w:t xml:space="preserve">static</w:t>
+      </w:r>
+      <w:r>
+        <w:t xml:space="preserve">, so it should be called using the class name:</w:t>
+      </w:r>
+      <w:r>
+        <w:t xml:space="preserve"> </w:t>
+      </w:r>
+      <w:r>
+        <w:rPr>
+          <w:rStyle w:val="VerbatimChar"/>
+        </w:rPr>
+        <w:t xml:space="preserve">Main.greet("your_name");</w:t>
+      </w:r>
+      <w:r>
+        <w:t xml:space="preserve">.</w:t>
+      </w:r>
+    </w:p>
+    <w:p>
+      <w:pPr>
+        <w:pStyle w:val="Compact"/>
+        <w:numPr>
+          <w:ilvl w:val="0"/>
+          <w:numId w:val="1009"/>
+        </w:numPr>
+      </w:pPr>
+      <w:r>
+        <w:t xml:space="preserve">Passing</w:t>
+      </w:r>
+      <w:r>
+        <w:t xml:space="preserve"> </w:t>
+      </w:r>
+      <w:r>
+        <w:rPr>
+          <w:rStyle w:val="VerbatimChar"/>
+        </w:rPr>
         <w:t xml:space="preserve">null</w:t>
       </w:r>
       <w:r>
         <w:t xml:space="preserve"> </w:t>
       </w:r>
       <w:r>
-        <w:t xml:space="preserve">value is passed for the</w:t>
+        <w:t xml:space="preserve">as the</w:t>
       </w:r>
       <w:r>
         <w:t xml:space="preserve"> </w:t>
@@ -3616,7 +3649,7 @@
         <w:t xml:space="preserve"> </w:t>
       </w:r>
       <w:r>
-        <w:t xml:space="preserve">parameter, the output will be</w:t>
+        <w:t xml:space="preserve">argument will not cause an error but will result in the output</w:t>
       </w:r>
       <w:r>
         <w:t xml:space="preserve"> </w:t>
@@ -3653,9 +3686,141 @@
       </w:pPr>
       <w:r>
         <w:rPr>
+          <w:rStyle w:val="KeywordTok"/>
+        </w:rPr>
+        <w:t xml:space="preserve">public</w:t>
+      </w:r>
+      <w:r>
+        <w:rPr>
+          <w:rStyle w:val="NormalTok"/>
+        </w:rPr>
+        <w:t xml:space="preserve"> </w:t>
+      </w:r>
+      <w:r>
+        <w:rPr>
+          <w:rStyle w:val="KeywordTok"/>
+        </w:rPr>
+        <w:t xml:space="preserve">class</w:t>
+      </w:r>
+      <w:r>
+        <w:rPr>
+          <w:rStyle w:val="NormalTok"/>
+        </w:rPr>
+        <w:t xml:space="preserve"> Application </w:t>
+      </w:r>
+      <w:r>
+        <w:rPr>
+          <w:rStyle w:val="OperatorTok"/>
+        </w:rPr>
+        <w:t xml:space="preserve">{</w:t>
+      </w:r>
+      <w:r>
+        <w:br/>
+      </w:r>
+      <w:r>
+        <w:rPr>
+          <w:rStyle w:val="NormalTok"/>
+        </w:rPr>
+        <w:t xml:space="preserve">    </w:t>
+      </w:r>
+      <w:r>
+        <w:rPr>
+          <w:rStyle w:val="KeywordTok"/>
+        </w:rPr>
+        <w:t xml:space="preserve">public</w:t>
+      </w:r>
+      <w:r>
+        <w:rPr>
+          <w:rStyle w:val="NormalTok"/>
+        </w:rPr>
+        <w:t xml:space="preserve"> </w:t>
+      </w:r>
+      <w:r>
+        <w:rPr>
+          <w:rStyle w:val="DataTypeTok"/>
+        </w:rPr>
+        <w:t xml:space="preserve">static</w:t>
+      </w:r>
+      <w:r>
+        <w:rPr>
+          <w:rStyle w:val="NormalTok"/>
+        </w:rPr>
+        <w:t xml:space="preserve"> </w:t>
+      </w:r>
+      <w:r>
+        <w:rPr>
+          <w:rStyle w:val="DataTypeTok"/>
+        </w:rPr>
+        <w:t xml:space="preserve">void</w:t>
+      </w:r>
+      <w:r>
+        <w:rPr>
+          <w:rStyle w:val="NormalTok"/>
+        </w:rPr>
+        <w:t xml:space="preserve"> </w:t>
+      </w:r>
+      <w:r>
+        <w:rPr>
+          <w:rStyle w:val="FunctionTok"/>
+        </w:rPr>
+        <w:t xml:space="preserve">main</w:t>
+      </w:r>
+      <w:r>
+        <w:rPr>
+          <w:rStyle w:val="OperatorTok"/>
+        </w:rPr>
+        <w:t xml:space="preserve">(</w:t>
+      </w:r>
+      <w:r>
+        <w:rPr>
+          <w:rStyle w:val="BuiltInTok"/>
+        </w:rPr>
+        <w:t xml:space="preserve">String</w:t>
+      </w:r>
+      <w:r>
+        <w:rPr>
+          <w:rStyle w:val="OperatorTok"/>
+        </w:rPr>
+        <w:t xml:space="preserve">[]</w:t>
+      </w:r>
+      <w:r>
+        <w:rPr>
+          <w:rStyle w:val="NormalTok"/>
+        </w:rPr>
+        <w:t xml:space="preserve"> args</w:t>
+      </w:r>
+      <w:r>
+        <w:rPr>
+          <w:rStyle w:val="OperatorTok"/>
+        </w:rPr>
+        <w:t xml:space="preserve">)</w:t>
+      </w:r>
+      <w:r>
+        <w:rPr>
+          <w:rStyle w:val="NormalTok"/>
+        </w:rPr>
+        <w:t xml:space="preserve"> </w:t>
+      </w:r>
+      <w:r>
+        <w:rPr>
+          <w:rStyle w:val="OperatorTok"/>
+        </w:rPr>
+        <w:t xml:space="preserve">{</w:t>
+      </w:r>
+      <w:r>
+        <w:br/>
+      </w:r>
+      <w:r>
+        <w:rPr>
+          <w:rStyle w:val="NormalTok"/>
+        </w:rPr>
+        <w:t xml:space="preserve">        </w:t>
+      </w:r>
+      <w:r>
+        <w:rPr>
           <w:rStyle w:val="CommentTok"/>
         </w:rPr>
-        <w:t xml:space="preserve">// Example usage within the same project</w:t>
+        <w:t xml:space="preserve">// Example usage of the greet function</w:t>
       </w:r>
       <w:r>
         <w:br/>
@@ -3664,7 +3829,7 @@
         <w:rPr>
           <w:rStyle w:val="NormalTok"/>
         </w:rPr>
-        <w:t xml:space="preserve">Main</w:t>
+        <w:t xml:space="preserve">        Main</w:t>
       </w:r>
       <w:r>
         <w:rPr>
@@ -3688,6 +3853,45 @@
         <w:rPr>
           <w:rStyle w:val="StringTok"/>
         </w:rPr>
+        <w:t xml:space="preserve">"World"</w:t>
+      </w:r>
+      <w:r>
+        <w:rPr>
+          <w:rStyle w:val="OperatorTok"/>
+        </w:rPr>
+        <w:t xml:space="preserve">);</w:t>
+      </w:r>
+      <w:r>
+        <w:br/>
+      </w:r>
+      <w:r>
+        <w:rPr>
+          <w:rStyle w:val="NormalTok"/>
+        </w:rPr>
+        <w:t xml:space="preserve">        Main</w:t>
+      </w:r>
+      <w:r>
+        <w:rPr>
+          <w:rStyle w:val="OperatorTok"/>
+        </w:rPr>
+        <w:t xml:space="preserve">.</w:t>
+      </w:r>
+      <w:r>
+        <w:rPr>
+          <w:rStyle w:val="FunctionTok"/>
+        </w:rPr>
+        <w:t xml:space="preserve">greet</w:t>
+      </w:r>
+      <w:r>
+        <w:rPr>
+          <w:rStyle w:val="OperatorTok"/>
+        </w:rPr>
+        <w:t xml:space="preserve">(</w:t>
+      </w:r>
+      <w:r>
+        <w:rPr>
+          <w:rStyle w:val="StringTok"/>
+        </w:rPr>
         <w:t xml:space="preserve">"Alice"</w:t>
       </w:r>
       <w:r>
@@ -3695,6 +3899,267 @@
           <w:rStyle w:val="OperatorTok"/>
         </w:rPr>
         <w:t xml:space="preserve">);</w:t>
+      </w:r>
+      <w:r>
+        <w:br/>
+      </w:r>
+      <w:r>
+        <w:rPr>
+          <w:rStyle w:val="NormalTok"/>
+        </w:rPr>
+        <w:t xml:space="preserve">    </w:t>
+      </w:r>
+      <w:r>
+        <w:rPr>
+          <w:rStyle w:val="OperatorTok"/>
+        </w:rPr>
+        <w:t xml:space="preserve">}</w:t>
+      </w:r>
+      <w:r>
+        <w:br/>
+      </w:r>
+      <w:r>
+        <w:rPr>
+          <w:rStyle w:val="OperatorTok"/>
+        </w:rPr>
+        <w:t xml:space="preserve">}</w:t>
+      </w:r>
+      <w:r>
+        <w:br/>
+      </w:r>
+      <w:r>
+        <w:br/>
+      </w:r>
+      <w:r>
+        <w:rPr>
+          <w:rStyle w:val="CommentTok"/>
+        </w:rPr>
+        <w:t xml:space="preserve">// Assuming Main.java contains the greet method</w:t>
+      </w:r>
+      <w:r>
+        <w:br/>
+      </w:r>
+      <w:r>
+        <w:rPr>
+          <w:rStyle w:val="KeywordTok"/>
+        </w:rPr>
+        <w:t xml:space="preserve">class</w:t>
+      </w:r>
+      <w:r>
+        <w:rPr>
+          <w:rStyle w:val="NormalTok"/>
+        </w:rPr>
+        <w:t xml:space="preserve"> Main </w:t>
+      </w:r>
+      <w:r>
+        <w:rPr>
+          <w:rStyle w:val="OperatorTok"/>
+        </w:rPr>
+        <w:t xml:space="preserve">{</w:t>
+      </w:r>
+      <w:r>
+        <w:br/>
+      </w:r>
+      <w:r>
+        <w:rPr>
+          <w:rStyle w:val="NormalTok"/>
+        </w:rPr>
+        <w:t xml:space="preserve">    </w:t>
+      </w:r>
+      <w:r>
+        <w:rPr>
+          <w:rStyle w:val="KeywordTok"/>
+        </w:rPr>
+        <w:t xml:space="preserve">public</w:t>
+      </w:r>
+      <w:r>
+        <w:rPr>
+          <w:rStyle w:val="NormalTok"/>
+        </w:rPr>
+        <w:t xml:space="preserve"> </w:t>
+      </w:r>
+      <w:r>
+        <w:rPr>
+          <w:rStyle w:val="DataTypeTok"/>
+        </w:rPr>
+        <w:t xml:space="preserve">static</w:t>
+      </w:r>
+      <w:r>
+        <w:rPr>
+          <w:rStyle w:val="NormalTok"/>
+        </w:rPr>
+        <w:t xml:space="preserve"> </w:t>
+      </w:r>
+      <w:r>
+        <w:rPr>
+          <w:rStyle w:val="DataTypeTok"/>
+        </w:rPr>
+        <w:t xml:space="preserve">void</w:t>
+      </w:r>
+      <w:r>
+        <w:rPr>
+          <w:rStyle w:val="NormalTok"/>
+        </w:rPr>
+        <w:t xml:space="preserve"> </w:t>
+      </w:r>
+      <w:r>
+        <w:rPr>
+          <w:rStyle w:val="FunctionTok"/>
+        </w:rPr>
+        <w:t xml:space="preserve">greet</w:t>
+      </w:r>
+      <w:r>
+        <w:rPr>
+          <w:rStyle w:val="OperatorTok"/>
+        </w:rPr>
+        <w:t xml:space="preserve">(</w:t>
+      </w:r>
+      <w:r>
+        <w:rPr>
+          <w:rStyle w:val="BuiltInTok"/>
+        </w:rPr>
+        <w:t xml:space="preserve">String</w:t>
+      </w:r>
+      <w:r>
+        <w:rPr>
+          <w:rStyle w:val="NormalTok"/>
+        </w:rPr>
+        <w:t xml:space="preserve"> name</w:t>
+      </w:r>
+      <w:r>
+        <w:rPr>
+          <w:rStyle w:val="OperatorTok"/>
+        </w:rPr>
+        <w:t xml:space="preserve">)</w:t>
+      </w:r>
+      <w:r>
+        <w:rPr>
+          <w:rStyle w:val="NormalTok"/>
+        </w:rPr>
+        <w:t xml:space="preserve"> </w:t>
+      </w:r>
+      <w:r>
+        <w:rPr>
+          <w:rStyle w:val="OperatorTok"/>
+        </w:rPr>
+        <w:t xml:space="preserve">{</w:t>
+      </w:r>
+      <w:r>
+        <w:br/>
+      </w:r>
+      <w:r>
+        <w:rPr>
+          <w:rStyle w:val="NormalTok"/>
+        </w:rPr>
+        <w:t xml:space="preserve">        </w:t>
+      </w:r>
+      <w:r>
+        <w:rPr>
+          <w:rStyle w:val="BuiltInTok"/>
+        </w:rPr>
+        <w:t xml:space="preserve">System</w:t>
+      </w:r>
+      <w:r>
+        <w:rPr>
+          <w:rStyle w:val="OperatorTok"/>
+        </w:rPr>
+        <w:t xml:space="preserve">.</w:t>
+      </w:r>
+      <w:r>
+        <w:rPr>
+          <w:rStyle w:val="FunctionTok"/>
+        </w:rPr>
+        <w:t xml:space="preserve">out</w:t>
+      </w:r>
+      <w:r>
+        <w:rPr>
+          <w:rStyle w:val="OperatorTok"/>
+        </w:rPr>
+        <w:t xml:space="preserve">.</w:t>
+      </w:r>
+      <w:r>
+        <w:rPr>
+          <w:rStyle w:val="FunctionTok"/>
+        </w:rPr>
+        <w:t xml:space="preserve">println</w:t>
+      </w:r>
+      <w:r>
+        <w:rPr>
+          <w:rStyle w:val="OperatorTok"/>
+        </w:rPr>
+        <w:t xml:space="preserve">(</w:t>
+      </w:r>
+      <w:r>
+        <w:rPr>
+          <w:rStyle w:val="StringTok"/>
+        </w:rPr>
+        <w:t xml:space="preserve">"Hello, "</w:t>
+      </w:r>
+      <w:r>
+        <w:rPr>
+          <w:rStyle w:val="NormalTok"/>
+        </w:rPr>
+        <w:t xml:space="preserve"> </w:t>
+      </w:r>
+      <w:r>
+        <w:rPr>
+          <w:rStyle w:val="OperatorTok"/>
+        </w:rPr>
+        <w:t xml:space="preserve">+</w:t>
+      </w:r>
+      <w:r>
+        <w:rPr>
+          <w:rStyle w:val="NormalTok"/>
+        </w:rPr>
+        <w:t xml:space="preserve"> name </w:t>
+      </w:r>
+      <w:r>
+        <w:rPr>
+          <w:rStyle w:val="OperatorTok"/>
+        </w:rPr>
+        <w:t xml:space="preserve">+</w:t>
+      </w:r>
+      <w:r>
+        <w:rPr>
+          <w:rStyle w:val="NormalTok"/>
+        </w:rPr>
+        <w:t xml:space="preserve"> </w:t>
+      </w:r>
+      <w:r>
+        <w:rPr>
+          <w:rStyle w:val="StringTok"/>
+        </w:rPr>
+        <w:t xml:space="preserve">"!"</w:t>
+      </w:r>
+      <w:r>
+        <w:rPr>
+          <w:rStyle w:val="OperatorTok"/>
+        </w:rPr>
+        <w:t xml:space="preserve">);</w:t>
+      </w:r>
+      <w:r>
+        <w:br/>
+      </w:r>
+      <w:r>
+        <w:rPr>
+          <w:rStyle w:val="NormalTok"/>
+        </w:rPr>
+        <w:t xml:space="preserve">    </w:t>
+      </w:r>
+      <w:r>
+        <w:rPr>
+          <w:rStyle w:val="OperatorTok"/>
+        </w:rPr>
+        <w:t xml:space="preserve">}</w:t>
+      </w:r>
+      <w:r>
+        <w:br/>
+      </w:r>
+      <w:r>
+        <w:rPr>
+          <w:rStyle w:val="OperatorTok"/>
+        </w:rPr>
+        <w:t xml:space="preserve">}</w:t>
       </w:r>
     </w:p>
     <w:p>
@@ -3713,6 +4178,15 @@
       <w:pPr>
         <w:pStyle w:val="SourceCode"/>
       </w:pPr>
+      <w:r>
+        <w:rPr>
+          <w:rStyle w:val="VerbatimChar"/>
+        </w:rPr>
+        <w:t xml:space="preserve">Hello, World!</w:t>
+      </w:r>
+      <w:r>
+        <w:br/>
+      </w:r>
       <w:r>
         <w:rPr>
           <w:rStyle w:val="VerbatimChar"/>
@@ -3811,7 +4285,7 @@
         <w:t xml:space="preserve"> </w:t>
       </w:r>
       <w:r>
-        <w:t xml:space="preserve">function serves as the primary entry point for the Java application, executing a sequence of method calls to demonstrate various functionalities and print their results to the console.</w:t>
+        <w:t xml:space="preserve">function serves as the primary entry point for the Java application, executing a series of predefined method calls to demonstrate their functionality.</w:t>
       </w:r>
     </w:p>
     <w:bookmarkEnd w:id="38"/>
@@ -3919,7 +4393,7 @@
               <w:pStyle w:val="Compact"/>
             </w:pPr>
             <w:r>
-              <w:t xml:space="preserve">An array of strings that can receive command-line arguments passed to the application. This parameter is not utilized within the body of this specific function.</w:t>
+              <w:t xml:space="preserve">An array of strings that holds command-line arguments passed to the application at runtime. This parameter is not utilized in the current implementation.</w:t>
             </w:r>
           </w:p>
         </w:tc>
@@ -3949,7 +4423,7 @@
         <w:pStyle w:val="FirstParagraph"/>
       </w:pPr>
       <w:r>
-        <w:t xml:space="preserve">The</w:t>
+        <w:t xml:space="preserve">As the standard entry point for a Java program, the</w:t>
       </w:r>
       <w:r>
         <w:t xml:space="preserve"> </w:t>
@@ -3964,7 +4438,7 @@
         <w:t xml:space="preserve"> </w:t>
       </w:r>
       <w:r>
-        <w:t xml:space="preserve">method is the starting point that the Java Virtual Machine (JVM) calls when the program begins execution. Its logic proceeds in three distinct steps:</w:t>
+        <w:t xml:space="preserve">function is executed automatically when the application starts. Its logic proceeds in three distinct steps:</w:t>
       </w:r>
     </w:p>
     <w:p>
@@ -3972,7 +4446,7 @@
         <w:pStyle w:val="Compact"/>
         <w:numPr>
           <w:ilvl w:val="0"/>
-          <w:numId w:val="1008"/>
+          <w:numId w:val="1010"/>
         </w:numPr>
       </w:pPr>
       <w:r>
@@ -3991,7 +4465,7 @@
         <w:t xml:space="preserve"> </w:t>
       </w:r>
       <w:r>
-        <w:t xml:space="preserve">method. The integer result from this method is concatenated with the string</w:t>
+        <w:t xml:space="preserve">method to calculate the sum of two integers. The result is then concatenated with the string</w:t>
       </w:r>
       <w:r>
         <w:t xml:space="preserve"> </w:t>
@@ -4006,19 +4480,7 @@
         <w:t xml:space="preserve"> </w:t>
       </w:r>
       <w:r>
-        <w:t xml:space="preserve">and the complete string is printed to the standard output console using</w:t>
-      </w:r>
-      <w:r>
-        <w:t xml:space="preserve"> </w:t>
-      </w:r>
-      <w:r>
-        <w:rPr>
-          <w:rStyle w:val="VerbatimChar"/>
-        </w:rPr>
-        <w:t xml:space="preserve">System.out.println()</w:t>
-      </w:r>
-      <w:r>
-        <w:t xml:space="preserve">.</w:t>
+        <w:t xml:space="preserve">and printed to the standard output console.</w:t>
       </w:r>
     </w:p>
     <w:p>
@@ -4026,7 +4488,7 @@
         <w:pStyle w:val="Compact"/>
         <w:numPr>
           <w:ilvl w:val="0"/>
-          <w:numId w:val="1008"/>
+          <w:numId w:val="1010"/>
         </w:numPr>
       </w:pPr>
       <w:r>
@@ -4045,7 +4507,7 @@
         <w:t xml:space="preserve"> </w:t>
       </w:r>
       <w:r>
-        <w:t xml:space="preserve">method. Similar to the previous step, the returned value is concatenated with the string</w:t>
+        <w:t xml:space="preserve">method to compute the factorial of the number 5. The returned value is concatenated with the string</w:t>
       </w:r>
       <w:r>
         <w:t xml:space="preserve"> </w:t>
@@ -4060,7 +4522,7 @@
         <w:t xml:space="preserve"> </w:t>
       </w:r>
       <w:r>
-        <w:t xml:space="preserve">and the result is printed to the console.</w:t>
+        <w:t xml:space="preserve">and also printed to the console.</w:t>
       </w:r>
     </w:p>
     <w:p>
@@ -4068,7 +4530,7 @@
         <w:pStyle w:val="Compact"/>
         <w:numPr>
           <w:ilvl w:val="0"/>
-          <w:numId w:val="1008"/>
+          <w:numId w:val="1010"/>
         </w:numPr>
       </w:pPr>
       <w:r>
@@ -4087,7 +4549,7 @@
         <w:t xml:space="preserve"> </w:t>
       </w:r>
       <w:r>
-        <w:t xml:space="preserve">method, passing the string</w:t>
+        <w:t xml:space="preserve">method, passing a string literal as an argument. This method is expected to perform an action, such as printing a greeting, but it does not return a value to the</w:t>
       </w:r>
       <w:r>
         <w:t xml:space="preserve"> </w:t>
@@ -4096,13 +4558,13 @@
         <w:rPr>
           <w:rStyle w:val="VerbatimChar"/>
         </w:rPr>
-        <w:t xml:space="preserve">"Prateek"</w:t>
-      </w:r>
-      <w:r>
-        <w:t xml:space="preserve"> </w:t>
-      </w:r>
-      <w:r>
-        <w:t xml:space="preserve">as an argument. This method is expected to perform an action, such as printing a greeting message directly to the console.</w:t>
+        <w:t xml:space="preserve">main</w:t>
+      </w:r>
+      <w:r>
+        <w:t xml:space="preserve"> </w:t>
+      </w:r>
+      <w:r>
+        <w:t xml:space="preserve">function.</w:t>
       </w:r>
     </w:p>
     <w:p>
@@ -4110,46 +4572,7 @@
         <w:pStyle w:val="FirstParagraph"/>
       </w:pPr>
       <w:r>
-        <w:t xml:space="preserve">This method demonstrates a simple, sequential execution flow and serves as a testbed for the</w:t>
-      </w:r>
-      <w:r>
-        <w:t xml:space="preserve"> </w:t>
-      </w:r>
-      <w:r>
-        <w:rPr>
-          <w:rStyle w:val="VerbatimChar"/>
-        </w:rPr>
-        <w:t xml:space="preserve">add</w:t>
-      </w:r>
-      <w:r>
-        <w:t xml:space="preserve">,</w:t>
-      </w:r>
-      <w:r>
-        <w:t xml:space="preserve"> </w:t>
-      </w:r>
-      <w:r>
-        <w:rPr>
-          <w:rStyle w:val="VerbatimChar"/>
-        </w:rPr>
-        <w:t xml:space="preserve">factorial</w:t>
-      </w:r>
-      <w:r>
-        <w:t xml:space="preserve">, and</w:t>
-      </w:r>
-      <w:r>
-        <w:t xml:space="preserve"> </w:t>
-      </w:r>
-      <w:r>
-        <w:rPr>
-          <w:rStyle w:val="VerbatimChar"/>
-        </w:rPr>
-        <w:t xml:space="preserve">greet</w:t>
-      </w:r>
-      <w:r>
-        <w:t xml:space="preserve"> </w:t>
-      </w:r>
-      <w:r>
-        <w:t xml:space="preserve">functions.</w:t>
+        <w:t xml:space="preserve">This function demonstrates a simple, sequential execution flow and showcases how other methods within the class can be called and their results displayed.</w:t>
       </w:r>
     </w:p>
     <w:bookmarkEnd w:id="40"/>
@@ -4176,11 +4599,20 @@
         <w:pStyle w:val="Compact"/>
         <w:numPr>
           <w:ilvl w:val="0"/>
-          <w:numId w:val="1009"/>
+          <w:numId w:val="1011"/>
         </w:numPr>
       </w:pPr>
       <w:r>
-        <w:t xml:space="preserve">This method is the designated entry point for a Java application and is automatically invoked by the JVM. It should not be called directly from other parts of your code.</w:t>
+        <w:t xml:space="preserve">This method signature (</w:t>
+      </w:r>
+      <w:r>
+        <w:rPr>
+          <w:rStyle w:val="VerbatimChar"/>
+        </w:rPr>
+        <w:t xml:space="preserve">public static void main(String[] args)</w:t>
+      </w:r>
+      <w:r>
+        <w:t xml:space="preserve">) is the mandatory entry point for any executable Java class.</w:t>
       </w:r>
     </w:p>
     <w:p>
@@ -4188,11 +4620,11 @@
         <w:pStyle w:val="Compact"/>
         <w:numPr>
           <w:ilvl w:val="0"/>
-          <w:numId w:val="1009"/>
+          <w:numId w:val="1011"/>
         </w:numPr>
       </w:pPr>
       <w:r>
-        <w:t xml:space="preserve">For this method to compile and run correctly, the</w:t>
+        <w:t xml:space="preserve">The</w:t>
       </w:r>
       <w:r>
         <w:t xml:space="preserve"> </w:t>
@@ -4201,52 +4633,13 @@
         <w:rPr>
           <w:rStyle w:val="VerbatimChar"/>
         </w:rPr>
-        <w:t xml:space="preserve">add</w:t>
-      </w:r>
-      <w:r>
-        <w:t xml:space="preserve">,</w:t>
-      </w:r>
-      <w:r>
-        <w:t xml:space="preserve"> </w:t>
-      </w:r>
-      <w:r>
-        <w:rPr>
-          <w:rStyle w:val="VerbatimChar"/>
-        </w:rPr>
-        <w:t xml:space="preserve">factorial</w:t>
-      </w:r>
-      <w:r>
-        <w:t xml:space="preserve">, and</w:t>
-      </w:r>
-      <w:r>
-        <w:t xml:space="preserve"> </w:t>
-      </w:r>
-      <w:r>
-        <w:rPr>
-          <w:rStyle w:val="VerbatimChar"/>
-        </w:rPr>
-        <w:t xml:space="preserve">greet</w:t>
-      </w:r>
-      <w:r>
-        <w:t xml:space="preserve"> </w:t>
-      </w:r>
-      <w:r>
-        <w:t xml:space="preserve">methods must be defined and accessible from within the</w:t>
-      </w:r>
-      <w:r>
-        <w:t xml:space="preserve"> </w:t>
-      </w:r>
-      <w:r>
-        <w:rPr>
-          <w:rStyle w:val="VerbatimChar"/>
-        </w:rPr>
-        <w:t xml:space="preserve">Main</w:t>
-      </w:r>
-      <w:r>
-        <w:t xml:space="preserve"> </w:t>
-      </w:r>
-      <w:r>
-        <w:t xml:space="preserve">class.</w:t>
+        <w:t xml:space="preserve">args</w:t>
+      </w:r>
+      <w:r>
+        <w:t xml:space="preserve"> </w:t>
+      </w:r>
+      <w:r>
+        <w:t xml:space="preserve">parameter allows for passing configuration or data to the program from the command line, although it is not used in this specific code.</w:t>
       </w:r>
     </w:p>
     <w:p>
@@ -4254,17 +4647,35 @@
         <w:pStyle w:val="Compact"/>
         <w:numPr>
           <w:ilvl w:val="0"/>
-          <w:numId w:val="1009"/>
+          <w:numId w:val="1011"/>
         </w:numPr>
       </w:pPr>
       <w:r>
-        <w:t xml:space="preserve">The arguments passed to the called methods (</w:t>
+        <w:t xml:space="preserve">The primary purpose of this</w:t>
+      </w:r>
+      <w:r>
+        <w:t xml:space="preserve"> </w:t>
       </w:r>
       <w:r>
         <w:rPr>
           <w:rStyle w:val="VerbatimChar"/>
         </w:rPr>
-        <w:t xml:space="preserve">5</w:t>
+        <w:t xml:space="preserve">main</w:t>
+      </w:r>
+      <w:r>
+        <w:t xml:space="preserve"> </w:t>
+      </w:r>
+      <w:r>
+        <w:t xml:space="preserve">function is to demonstrate the functionality of the</w:t>
+      </w:r>
+      <w:r>
+        <w:t xml:space="preserve"> </w:t>
+      </w:r>
+      <w:r>
+        <w:rPr>
+          <w:rStyle w:val="VerbatimChar"/>
+        </w:rPr>
+        <w:t xml:space="preserve">add</w:t>
       </w:r>
       <w:r>
         <w:t xml:space="preserve">,</w:t>
@@ -4276,7 +4687,7 @@
         <w:rPr>
           <w:rStyle w:val="VerbatimChar"/>
         </w:rPr>
-        <w:t xml:space="preserve">10</w:t>
+        <w:t xml:space="preserve">factorial</w:t>
       </w:r>
       <w:r>
         <w:t xml:space="preserve">, and</w:t>
@@ -4288,10 +4699,13 @@
         <w:rPr>
           <w:rStyle w:val="VerbatimChar"/>
         </w:rPr>
-        <w:t xml:space="preserve">"Prateek"</w:t>
-      </w:r>
-      <w:r>
-        <w:t xml:space="preserve">) are hardcoded. Therefore, the program will produce the same output each time it is executed, unless the code is modified.</w:t>
+        <w:t xml:space="preserve">greet</w:t>
+      </w:r>
+      <w:r>
+        <w:t xml:space="preserve"> </w:t>
+      </w:r>
+      <w:r>
+        <w:t xml:space="preserve">methods.</w:t>
       </w:r>
     </w:p>
     <w:bookmarkEnd w:id="41"/>
@@ -4315,470 +4729,97 @@
     </w:p>
     <w:p>
       <w:pPr>
-        <w:pStyle w:val="SourceCode"/>
-      </w:pPr>
-      <w:r>
-        <w:rPr>
-          <w:rStyle w:val="CommentTok"/>
-        </w:rPr>
-        <w:t xml:space="preserve">/**</w:t>
-      </w:r>
-      <w:r>
-        <w:br/>
-      </w:r>
-      <w:r>
-        <w:rPr>
-          <w:rStyle w:val="NormalTok"/>
-        </w:rPr>
-        <w:t xml:space="preserve"> </w:t>
-      </w:r>
-      <w:r>
-        <w:rPr>
-          <w:rStyle w:val="CommentTok"/>
-        </w:rPr>
-        <w:t xml:space="preserve">*</w:t>
-      </w:r>
-      <w:r>
-        <w:rPr>
-          <w:rStyle w:val="NormalTok"/>
-        </w:rPr>
-        <w:t xml:space="preserve"> The main method serves as the entry point for the application</w:t>
-      </w:r>
-      <w:r>
-        <w:rPr>
-          <w:rStyle w:val="CommentTok"/>
-        </w:rPr>
-        <w:t xml:space="preserve">.</w:t>
-      </w:r>
-      <w:r>
-        <w:br/>
-      </w:r>
-      <w:r>
-        <w:rPr>
-          <w:rStyle w:val="NormalTok"/>
-        </w:rPr>
-        <w:t xml:space="preserve"> </w:t>
-      </w:r>
-      <w:r>
-        <w:rPr>
-          <w:rStyle w:val="CommentTok"/>
-        </w:rPr>
-        <w:t xml:space="preserve">*</w:t>
-      </w:r>
-      <w:r>
-        <w:rPr>
-          <w:rStyle w:val="NormalTok"/>
-        </w:rPr>
-        <w:t xml:space="preserve"> It demonstrates calls to other methods and prints their results</w:t>
-      </w:r>
-      <w:r>
-        <w:rPr>
-          <w:rStyle w:val="CommentTok"/>
-        </w:rPr>
-        <w:t xml:space="preserve">.</w:t>
-      </w:r>
-      <w:r>
-        <w:br/>
-      </w:r>
-      <w:r>
-        <w:rPr>
-          <w:rStyle w:val="NormalTok"/>
-        </w:rPr>
-        <w:t xml:space="preserve"> </w:t>
-      </w:r>
-      <w:r>
-        <w:rPr>
-          <w:rStyle w:val="CommentTok"/>
-        </w:rPr>
-        <w:t xml:space="preserve">*/</w:t>
-      </w:r>
-      <w:r>
-        <w:br/>
-      </w:r>
-      <w:r>
-        <w:rPr>
-          <w:rStyle w:val="KeywordTok"/>
-        </w:rPr>
-        <w:t xml:space="preserve">public</w:t>
-      </w:r>
-      <w:r>
-        <w:rPr>
-          <w:rStyle w:val="NormalTok"/>
-        </w:rPr>
-        <w:t xml:space="preserve"> </w:t>
-      </w:r>
-      <w:r>
-        <w:rPr>
-          <w:rStyle w:val="DataTypeTok"/>
-        </w:rPr>
-        <w:t xml:space="preserve">static</w:t>
-      </w:r>
-      <w:r>
-        <w:rPr>
-          <w:rStyle w:val="NormalTok"/>
-        </w:rPr>
-        <w:t xml:space="preserve"> </w:t>
-      </w:r>
-      <w:r>
-        <w:rPr>
-          <w:rStyle w:val="DataTypeTok"/>
-        </w:rPr>
-        <w:t xml:space="preserve">void</w:t>
-      </w:r>
-      <w:r>
-        <w:rPr>
-          <w:rStyle w:val="NormalTok"/>
-        </w:rPr>
-        <w:t xml:space="preserve"> </w:t>
-      </w:r>
-      <w:r>
-        <w:rPr>
-          <w:rStyle w:val="FunctionTok"/>
+        <w:pStyle w:val="FirstParagraph"/>
+      </w:pPr>
+      <w:r>
+        <w:t xml:space="preserve">To run this</w:t>
+      </w:r>
+      <w:r>
+        <w:t xml:space="preserve"> </w:t>
+      </w:r>
+      <w:r>
+        <w:rPr>
+          <w:rStyle w:val="VerbatimChar"/>
         </w:rPr>
         <w:t xml:space="preserve">main</w:t>
       </w:r>
       <w:r>
-        <w:rPr>
-          <w:rStyle w:val="OperatorTok"/>
-        </w:rPr>
-        <w:t xml:space="preserve">(</w:t>
-      </w:r>
-      <w:r>
-        <w:rPr>
-          <w:rStyle w:val="BuiltInTok"/>
-        </w:rPr>
-        <w:t xml:space="preserve">String</w:t>
-      </w:r>
-      <w:r>
-        <w:rPr>
-          <w:rStyle w:val="OperatorTok"/>
-        </w:rPr>
-        <w:t xml:space="preserve">[]</w:t>
-      </w:r>
-      <w:r>
-        <w:rPr>
-          <w:rStyle w:val="NormalTok"/>
-        </w:rPr>
-        <w:t xml:space="preserve"> args</w:t>
-      </w:r>
-      <w:r>
-        <w:rPr>
-          <w:rStyle w:val="OperatorTok"/>
-        </w:rPr>
-        <w:t xml:space="preserve">)</w:t>
-      </w:r>
-      <w:r>
-        <w:rPr>
-          <w:rStyle w:val="NormalTok"/>
-        </w:rPr>
-        <w:t xml:space="preserve"> </w:t>
-      </w:r>
-      <w:r>
-        <w:rPr>
-          <w:rStyle w:val="OperatorTok"/>
-        </w:rPr>
-        <w:t xml:space="preserve">{</w:t>
-      </w:r>
-      <w:r>
-        <w:br/>
-      </w:r>
-      <w:r>
-        <w:rPr>
-          <w:rStyle w:val="NormalTok"/>
-        </w:rPr>
-        <w:t xml:space="preserve">    </w:t>
-      </w:r>
-      <w:r>
-        <w:rPr>
-          <w:rStyle w:val="CommentTok"/>
-        </w:rPr>
-        <w:t xml:space="preserve">// Calls the add method and prints the sum</w:t>
-      </w:r>
-      <w:r>
-        <w:br/>
-      </w:r>
-      <w:r>
-        <w:rPr>
-          <w:rStyle w:val="NormalTok"/>
-        </w:rPr>
-        <w:t xml:space="preserve">    </w:t>
-      </w:r>
-      <w:r>
-        <w:rPr>
-          <w:rStyle w:val="BuiltInTok"/>
-        </w:rPr>
-        <w:t xml:space="preserve">System</w:t>
-      </w:r>
-      <w:r>
-        <w:rPr>
-          <w:rStyle w:val="OperatorTok"/>
-        </w:rPr>
-        <w:t xml:space="preserve">.</w:t>
-      </w:r>
-      <w:r>
-        <w:rPr>
-          <w:rStyle w:val="FunctionTok"/>
-        </w:rPr>
-        <w:t xml:space="preserve">out</w:t>
-      </w:r>
-      <w:r>
-        <w:rPr>
-          <w:rStyle w:val="OperatorTok"/>
-        </w:rPr>
-        <w:t xml:space="preserve">.</w:t>
-      </w:r>
-      <w:r>
-        <w:rPr>
-          <w:rStyle w:val="FunctionTok"/>
-        </w:rPr>
-        <w:t xml:space="preserve">println</w:t>
-      </w:r>
-      <w:r>
-        <w:rPr>
-          <w:rStyle w:val="OperatorTok"/>
-        </w:rPr>
-        <w:t xml:space="preserve">(</w:t>
-      </w:r>
-      <w:r>
-        <w:rPr>
-          <w:rStyle w:val="StringTok"/>
-        </w:rPr>
-        <w:t xml:space="preserve">"Sum: "</w:t>
-      </w:r>
-      <w:r>
-        <w:rPr>
-          <w:rStyle w:val="NormalTok"/>
-        </w:rPr>
-        <w:t xml:space="preserve"> </w:t>
-      </w:r>
-      <w:r>
-        <w:rPr>
-          <w:rStyle w:val="OperatorTok"/>
-        </w:rPr>
-        <w:t xml:space="preserve">+</w:t>
-      </w:r>
-      <w:r>
-        <w:rPr>
-          <w:rStyle w:val="NormalTok"/>
-        </w:rPr>
-        <w:t xml:space="preserve"> </w:t>
-      </w:r>
-      <w:r>
-        <w:rPr>
-          <w:rStyle w:val="FunctionTok"/>
-        </w:rPr>
-        <w:t xml:space="preserve">add</w:t>
-      </w:r>
-      <w:r>
-        <w:rPr>
-          <w:rStyle w:val="OperatorTok"/>
-        </w:rPr>
-        <w:t xml:space="preserve">(</w:t>
-      </w:r>
-      <w:r>
-        <w:rPr>
-          <w:rStyle w:val="DecValTok"/>
-        </w:rPr>
-        <w:t xml:space="preserve">5</w:t>
-      </w:r>
-      <w:r>
-        <w:rPr>
-          <w:rStyle w:val="OperatorTok"/>
-        </w:rPr>
-        <w:t xml:space="preserve">,</w:t>
-      </w:r>
-      <w:r>
-        <w:rPr>
-          <w:rStyle w:val="NormalTok"/>
-        </w:rPr>
-        <w:t xml:space="preserve"> </w:t>
-      </w:r>
-      <w:r>
-        <w:rPr>
-          <w:rStyle w:val="DecValTok"/>
-        </w:rPr>
-        <w:t xml:space="preserve">10</w:t>
-      </w:r>
-      <w:r>
-        <w:rPr>
-          <w:rStyle w:val="OperatorTok"/>
-        </w:rPr>
-        <w:t xml:space="preserve">));</w:t>
-      </w:r>
-      <w:r>
-        <w:br/>
-      </w:r>
-      <w:r>
-        <w:br/>
-      </w:r>
-      <w:r>
-        <w:rPr>
-          <w:rStyle w:val="NormalTok"/>
-        </w:rPr>
-        <w:t xml:space="preserve">    </w:t>
-      </w:r>
-      <w:r>
-        <w:rPr>
-          <w:rStyle w:val="CommentTok"/>
-        </w:rPr>
-        <w:t xml:space="preserve">// Calls the factorial method and prints the result</w:t>
-      </w:r>
-      <w:r>
-        <w:br/>
-      </w:r>
-      <w:r>
-        <w:rPr>
-          <w:rStyle w:val="NormalTok"/>
-        </w:rPr>
-        <w:t xml:space="preserve">    </w:t>
-      </w:r>
-      <w:r>
-        <w:rPr>
-          <w:rStyle w:val="BuiltInTok"/>
-        </w:rPr>
-        <w:t xml:space="preserve">System</w:t>
-      </w:r>
-      <w:r>
-        <w:rPr>
-          <w:rStyle w:val="OperatorTok"/>
-        </w:rPr>
-        <w:t xml:space="preserve">.</w:t>
-      </w:r>
-      <w:r>
-        <w:rPr>
-          <w:rStyle w:val="FunctionTok"/>
-        </w:rPr>
-        <w:t xml:space="preserve">out</w:t>
-      </w:r>
-      <w:r>
-        <w:rPr>
-          <w:rStyle w:val="OperatorTok"/>
-        </w:rPr>
-        <w:t xml:space="preserve">.</w:t>
-      </w:r>
-      <w:r>
-        <w:rPr>
-          <w:rStyle w:val="FunctionTok"/>
-        </w:rPr>
-        <w:t xml:space="preserve">println</w:t>
-      </w:r>
-      <w:r>
-        <w:rPr>
-          <w:rStyle w:val="OperatorTok"/>
-        </w:rPr>
-        <w:t xml:space="preserve">(</w:t>
-      </w:r>
-      <w:r>
-        <w:rPr>
-          <w:rStyle w:val="StringTok"/>
-        </w:rPr>
-        <w:t xml:space="preserve">"Factorial: "</w:t>
-      </w:r>
-      <w:r>
-        <w:rPr>
-          <w:rStyle w:val="NormalTok"/>
-        </w:rPr>
-        <w:t xml:space="preserve"> </w:t>
-      </w:r>
-      <w:r>
-        <w:rPr>
-          <w:rStyle w:val="OperatorTok"/>
-        </w:rPr>
-        <w:t xml:space="preserve">+</w:t>
-      </w:r>
-      <w:r>
-        <w:rPr>
-          <w:rStyle w:val="NormalTok"/>
-        </w:rPr>
-        <w:t xml:space="preserve"> </w:t>
-      </w:r>
-      <w:r>
-        <w:rPr>
-          <w:rStyle w:val="FunctionTok"/>
-        </w:rPr>
-        <w:t xml:space="preserve">factorial</w:t>
-      </w:r>
-      <w:r>
-        <w:rPr>
-          <w:rStyle w:val="OperatorTok"/>
-        </w:rPr>
-        <w:t xml:space="preserve">(</w:t>
-      </w:r>
-      <w:r>
-        <w:rPr>
-          <w:rStyle w:val="DecValTok"/>
-        </w:rPr>
-        <w:t xml:space="preserve">5</w:t>
-      </w:r>
-      <w:r>
-        <w:rPr>
-          <w:rStyle w:val="OperatorTok"/>
-        </w:rPr>
-        <w:t xml:space="preserve">));</w:t>
-      </w:r>
-      <w:r>
-        <w:br/>
-      </w:r>
-      <w:r>
-        <w:br/>
-      </w:r>
-      <w:r>
-        <w:rPr>
-          <w:rStyle w:val="NormalTok"/>
-        </w:rPr>
-        <w:t xml:space="preserve">    </w:t>
-      </w:r>
-      <w:r>
-        <w:rPr>
-          <w:rStyle w:val="CommentTok"/>
-        </w:rPr>
-        <w:t xml:space="preserve">// Calls the greet method to print a message</w:t>
-      </w:r>
-      <w:r>
-        <w:br/>
-      </w:r>
-      <w:r>
-        <w:rPr>
-          <w:rStyle w:val="NormalTok"/>
-        </w:rPr>
-        <w:t xml:space="preserve">    </w:t>
-      </w:r>
-      <w:r>
-        <w:rPr>
-          <w:rStyle w:val="FunctionTok"/>
-        </w:rPr>
-        <w:t xml:space="preserve">greet</w:t>
-      </w:r>
-      <w:r>
-        <w:rPr>
-          <w:rStyle w:val="OperatorTok"/>
-        </w:rPr>
-        <w:t xml:space="preserve">(</w:t>
-      </w:r>
-      <w:r>
-        <w:rPr>
-          <w:rStyle w:val="StringTok"/>
-        </w:rPr>
-        <w:t xml:space="preserve">"Prateek"</w:t>
-      </w:r>
-      <w:r>
-        <w:rPr>
-          <w:rStyle w:val="OperatorTok"/>
-        </w:rPr>
-        <w:t xml:space="preserve">);</w:t>
-      </w:r>
-      <w:r>
-        <w:br/>
-      </w:r>
-      <w:r>
-        <w:rPr>
-          <w:rStyle w:val="OperatorTok"/>
-        </w:rPr>
-        <w:t xml:space="preserve">}</w:t>
+        <w:t xml:space="preserve"> </w:t>
+      </w:r>
+      <w:r>
+        <w:t xml:space="preserve">function, you would compile and execute the</w:t>
+      </w:r>
+      <w:r>
+        <w:t xml:space="preserve"> </w:t>
+      </w:r>
+      <w:r>
+        <w:rPr>
+          <w:rStyle w:val="VerbatimChar"/>
+        </w:rPr>
+        <w:t xml:space="preserve">Main.java</w:t>
+      </w:r>
+      <w:r>
+        <w:t xml:space="preserve"> </w:t>
+      </w:r>
+      <w:r>
+        <w:t xml:space="preserve">file from the command line.</w:t>
       </w:r>
     </w:p>
     <w:p>
       <w:pPr>
+        <w:pStyle w:val="SourceCode"/>
+      </w:pPr>
+      <w:r>
+        <w:rPr>
+          <w:rStyle w:val="CommentTok"/>
+        </w:rPr>
+        <w:t xml:space="preserve">// 1. Compile the code</w:t>
+      </w:r>
+      <w:r>
+        <w:br/>
+      </w:r>
+      <w:r>
+        <w:rPr>
+          <w:rStyle w:val="NormalTok"/>
+        </w:rPr>
+        <w:t xml:space="preserve">javac Main</w:t>
+      </w:r>
+      <w:r>
+        <w:rPr>
+          <w:rStyle w:val="OperatorTok"/>
+        </w:rPr>
+        <w:t xml:space="preserve">.</w:t>
+      </w:r>
+      <w:r>
+        <w:rPr>
+          <w:rStyle w:val="FunctionTok"/>
+        </w:rPr>
+        <w:t xml:space="preserve">java</w:t>
+      </w:r>
+      <w:r>
+        <w:br/>
+      </w:r>
+      <w:r>
+        <w:br/>
+      </w:r>
+      <w:r>
+        <w:rPr>
+          <w:rStyle w:val="CommentTok"/>
+        </w:rPr>
+        <w:t xml:space="preserve">// 2. Run the compiled code</w:t>
+      </w:r>
+      <w:r>
+        <w:br/>
+      </w:r>
+      <w:r>
+        <w:rPr>
+          <w:rStyle w:val="NormalTok"/>
+        </w:rPr>
+        <w:t xml:space="preserve">java Main</w:t>
+      </w:r>
+    </w:p>
+    <w:p>
+      <w:pPr>
         <w:pStyle w:val="FirstParagraph"/>
       </w:pPr>
       <w:r>
@@ -4794,7 +4835,46 @@
         <w:pStyle w:val="BodyText"/>
       </w:pPr>
       <w:r>
-        <w:t xml:space="preserve">Assuming standard implementations for the called methods, the console output would be:</w:t>
+        <w:t xml:space="preserve">Assuming the</w:t>
+      </w:r>
+      <w:r>
+        <w:t xml:space="preserve"> </w:t>
+      </w:r>
+      <w:r>
+        <w:rPr>
+          <w:rStyle w:val="VerbatimChar"/>
+        </w:rPr>
+        <w:t xml:space="preserve">add</w:t>
+      </w:r>
+      <w:r>
+        <w:t xml:space="preserve">,</w:t>
+      </w:r>
+      <w:r>
+        <w:t xml:space="preserve"> </w:t>
+      </w:r>
+      <w:r>
+        <w:rPr>
+          <w:rStyle w:val="VerbatimChar"/>
+        </w:rPr>
+        <w:t xml:space="preserve">factorial</w:t>
+      </w:r>
+      <w:r>
+        <w:t xml:space="preserve">, and</w:t>
+      </w:r>
+      <w:r>
+        <w:t xml:space="preserve"> </w:t>
+      </w:r>
+      <w:r>
+        <w:rPr>
+          <w:rStyle w:val="VerbatimChar"/>
+        </w:rPr>
+        <w:t xml:space="preserve">greet</w:t>
+      </w:r>
+      <w:r>
+        <w:t xml:space="preserve"> </w:t>
+      </w:r>
+      <w:r>
+        <w:t xml:space="preserve">methods are implemented as expected, the console output will be:</w:t>
       </w:r>
     </w:p>
     <w:p>
@@ -4823,7 +4903,7 @@
         <w:rPr>
           <w:rStyle w:val="VerbatimChar"/>
         </w:rPr>
-        <w:t xml:space="preserve">// Plus any output generated by the greet("Prateek") call.</w:t>
+        <w:t xml:space="preserve">Hello, Prateek!</w:t>
       </w:r>
     </w:p>
     <w:p>
@@ -5358,12 +5438,6 @@
     <w:abstractNumId w:val="991"/>
   </w:num>
   <w:num w:numId="1006">
-    <w:abstractNumId w:val="991"/>
-  </w:num>
-  <w:num w:numId="1007">
-    <w:abstractNumId w:val="991"/>
-  </w:num>
-  <w:num w:numId="1008">
     <w:abstractNumId w:val="99411"/>
     <w:lvlOverride w:ilvl="0">
       <w:startOverride w:val="1"/>
@@ -5393,7 +5467,46 @@
       <w:startOverride w:val="1"/>
     </w:lvlOverride>
   </w:num>
+  <w:num w:numId="1007">
+    <w:abstractNumId w:val="991"/>
+  </w:num>
+  <w:num w:numId="1008">
+    <w:abstractNumId w:val="991"/>
+  </w:num>
   <w:num w:numId="1009">
+    <w:abstractNumId w:val="991"/>
+  </w:num>
+  <w:num w:numId="1010">
+    <w:abstractNumId w:val="99411"/>
+    <w:lvlOverride w:ilvl="0">
+      <w:startOverride w:val="1"/>
+    </w:lvlOverride>
+    <w:lvlOverride w:ilvl="1">
+      <w:startOverride w:val="1"/>
+    </w:lvlOverride>
+    <w:lvlOverride w:ilvl="2">
+      <w:startOverride w:val="1"/>
+    </w:lvlOverride>
+    <w:lvlOverride w:ilvl="3">
+      <w:startOverride w:val="1"/>
+    </w:lvlOverride>
+    <w:lvlOverride w:ilvl="4">
+      <w:startOverride w:val="1"/>
+    </w:lvlOverride>
+    <w:lvlOverride w:ilvl="5">
+      <w:startOverride w:val="1"/>
+    </w:lvlOverride>
+    <w:lvlOverride w:ilvl="6">
+      <w:startOverride w:val="1"/>
+    </w:lvlOverride>
+    <w:lvlOverride w:ilvl="7">
+      <w:startOverride w:val="1"/>
+    </w:lvlOverride>
+    <w:lvlOverride w:ilvl="8">
+      <w:startOverride w:val="1"/>
+    </w:lvlOverride>
+  </w:num>
+  <w:num w:numId="1011">
     <w:abstractNumId w:val="991"/>
   </w:num>
 </w:numbering>

--- a/Main.docx
+++ b/Main.docx
@@ -2,46 +2,11 @@
 <file path=word/document.xml><?xml version="1.0" encoding="utf-8"?>
 <w:document xmlns:w="http://schemas.openxmlformats.org/wordprocessingml/2006/main" xmlns:m="http://schemas.openxmlformats.org/officeDocument/2006/math" xmlns:r="http://schemas.openxmlformats.org/officeDocument/2006/relationships" xmlns:o="urn:schemas-microsoft-com:office:office" xmlns:v="urn:schemas-microsoft-com:vml" xmlns:w10="urn:schemas-microsoft-com:office:word" xmlns:a="http://schemas.openxmlformats.org/drawingml/2006/main" xmlns:pic="http://schemas.openxmlformats.org/drawingml/2006/picture" xmlns:wp="http://schemas.openxmlformats.org/drawingml/2006/wordprocessingDrawing">
   <w:body>
-    <w:sdt>
-      <w:sdtPr>
-        <w:docPartObj>
-          <w:docPartGallery w:val="Table of Contents"/>
-          <w:docPartUnique/>
-        </w:docPartObj>
-      </w:sdtPr>
-      <w:sdtContent>
-        <w:p>
-          <w:pPr>
-            <w:pStyle w:val="TOCHeading"/>
-          </w:pPr>
-          <w:r>
-            <w:t xml:space="preserve">Table of Contents</w:t>
-          </w:r>
-        </w:p>
-        <w:p>
-          <w:r>
-            <w:fldChar w:fldCharType="begin" w:dirty="true"/>
-            <w:instrText xml:space="preserve">TOC \o "1-3" \h \z \u</w:instrText>
-            <w:fldChar w:fldCharType="separate"/>
-            <w:fldChar w:fldCharType="end"/>
-          </w:r>
-        </w:p>
-      </w:sdtContent>
-    </w:sdt>
     <w:bookmarkStart w:id="9" w:name="classdef-main"/>
     <w:p>
       <w:pPr>
         <w:pStyle w:val="Heading2"/>
       </w:pPr>
-      <w:r>
-        <w:rPr>
-          <w:rStyle w:val="SectionNumber"/>
-        </w:rPr>
-        <w:t xml:space="preserve">0.1</w:t>
-      </w:r>
-      <w:r>
-        <w:tab/>
-      </w:r>
       <w:r>
         <w:t xml:space="preserve">ClassDef Main</w:t>
       </w:r>
@@ -53,15 +18,6 @@
         <w:pStyle w:val="Heading1"/>
       </w:pPr>
       <w:r>
-        <w:rPr>
-          <w:rStyle w:val="SectionNumber"/>
-        </w:rPr>
-        <w:t xml:space="preserve">1</w:t>
-      </w:r>
-      <w:r>
-        <w:tab/>
-      </w:r>
-      <w:r>
         <w:t xml:space="preserve">Class: Main</w:t>
       </w:r>
     </w:p>
@@ -70,15 +26,6 @@
       <w:pPr>
         <w:pStyle w:val="Heading2"/>
       </w:pPr>
-      <w:r>
-        <w:rPr>
-          <w:rStyle w:val="SectionNumber"/>
-        </w:rPr>
-        <w:t xml:space="preserve">1.1</w:t>
-      </w:r>
-      <w:r>
-        <w:tab/>
-      </w:r>
       <w:r>
         <w:t xml:space="preserve">Overview</w:t>
       </w:r>
@@ -113,15 +60,6 @@
         <w:pStyle w:val="Heading2"/>
       </w:pPr>
       <w:r>
-        <w:rPr>
-          <w:rStyle w:val="SectionNumber"/>
-        </w:rPr>
-        <w:t xml:space="preserve">1.2</w:t>
-      </w:r>
-      <w:r>
-        <w:tab/>
-      </w:r>
-      <w:r>
         <w:t xml:space="preserve">attributes</w:t>
       </w:r>
     </w:p>
@@ -139,15 +77,6 @@
       <w:pPr>
         <w:pStyle w:val="Heading2"/>
       </w:pPr>
-      <w:r>
-        <w:rPr>
-          <w:rStyle w:val="SectionNumber"/>
-        </w:rPr>
-        <w:t xml:space="preserve">1.3</w:t>
-      </w:r>
-      <w:r>
-        <w:tab/>
-      </w:r>
       <w:r>
         <w:t xml:space="preserve">Description</w:t>
       </w:r>
@@ -492,15 +421,6 @@
         <w:pStyle w:val="Heading2"/>
       </w:pPr>
       <w:r>
-        <w:rPr>
-          <w:rStyle w:val="SectionNumber"/>
-        </w:rPr>
-        <w:t xml:space="preserve">1.4</w:t>
-      </w:r>
-      <w:r>
-        <w:tab/>
-      </w:r>
-      <w:r>
         <w:t xml:space="preserve">Usage Notes</w:t>
       </w:r>
     </w:p>
@@ -676,15 +596,6 @@
         <w:pStyle w:val="Heading2"/>
       </w:pPr>
       <w:r>
-        <w:rPr>
-          <w:rStyle w:val="SectionNumber"/>
-        </w:rPr>
-        <w:t xml:space="preserve">1.5</w:t>
-      </w:r>
-      <w:r>
-        <w:tab/>
-      </w:r>
-      <w:r>
         <w:t xml:space="preserve">Example</w:t>
       </w:r>
     </w:p>
@@ -1122,15 +1033,6 @@
       <w:pPr>
         <w:pStyle w:val="Heading3"/>
       </w:pPr>
-      <w:r>
-        <w:rPr>
-          <w:rStyle w:val="SectionNumber"/>
-        </w:rPr>
-        <w:t xml:space="preserve">1.5.1</w:t>
-      </w:r>
-      <w:r>
-        <w:tab/>
-      </w:r>
       <w:r>
         <w:t xml:space="preserve">FunctionDef add(a, b)</w:t>
       </w:r>
@@ -1144,15 +1046,6 @@
         <w:pStyle w:val="Heading1"/>
       </w:pPr>
       <w:r>
-        <w:rPr>
-          <w:rStyle w:val="SectionNumber"/>
-        </w:rPr>
-        <w:t xml:space="preserve">2</w:t>
-      </w:r>
-      <w:r>
-        <w:tab/>
-      </w:r>
-      <w:r>
         <w:t xml:space="preserve">Function: add(int a, int b)</w:t>
       </w:r>
     </w:p>
@@ -1161,15 +1054,6 @@
       <w:pPr>
         <w:pStyle w:val="Heading2"/>
       </w:pPr>
-      <w:r>
-        <w:rPr>
-          <w:rStyle w:val="SectionNumber"/>
-        </w:rPr>
-        <w:t xml:space="preserve">2.1</w:t>
-      </w:r>
-      <w:r>
-        <w:tab/>
-      </w:r>
       <w:r>
         <w:t xml:space="preserve">Overview</w:t>
       </w:r>
@@ -1203,15 +1087,6 @@
       <w:pPr>
         <w:pStyle w:val="Heading2"/>
       </w:pPr>
-      <w:r>
-        <w:rPr>
-          <w:rStyle w:val="SectionNumber"/>
-        </w:rPr>
-        <w:t xml:space="preserve">2.2</w:t>
-      </w:r>
-      <w:r>
-        <w:tab/>
-      </w:r>
       <w:r>
         <w:t xml:space="preserve">parameters</w:t>
       </w:r>
@@ -1355,15 +1230,6 @@
         <w:pStyle w:val="Heading2"/>
       </w:pPr>
       <w:r>
-        <w:rPr>
-          <w:rStyle w:val="SectionNumber"/>
-        </w:rPr>
-        <w:t xml:space="preserve">2.3</w:t>
-      </w:r>
-      <w:r>
-        <w:tab/>
-      </w:r>
-      <w:r>
         <w:t xml:space="preserve">Description</w:t>
       </w:r>
     </w:p>
@@ -1476,15 +1342,6 @@
       <w:pPr>
         <w:pStyle w:val="Heading2"/>
       </w:pPr>
-      <w:r>
-        <w:rPr>
-          <w:rStyle w:val="SectionNumber"/>
-        </w:rPr>
-        <w:t xml:space="preserve">2.4</w:t>
-      </w:r>
-      <w:r>
-        <w:tab/>
-      </w:r>
       <w:r>
         <w:t xml:space="preserve">Usage Notes</w:t>
       </w:r>
@@ -1664,15 +1521,6 @@
         <w:pStyle w:val="Heading2"/>
       </w:pPr>
       <w:r>
-        <w:rPr>
-          <w:rStyle w:val="SectionNumber"/>
-        </w:rPr>
-        <w:t xml:space="preserve">2.5</w:t>
-      </w:r>
-      <w:r>
-        <w:tab/>
-      </w:r>
-      <w:r>
         <w:t xml:space="preserve">Example</w:t>
       </w:r>
     </w:p>
@@ -2203,15 +2051,6 @@
       <w:pPr>
         <w:pStyle w:val="Heading3"/>
       </w:pPr>
-      <w:r>
-        <w:rPr>
-          <w:rStyle w:val="SectionNumber"/>
-        </w:rPr>
-        <w:t xml:space="preserve">2.5.1</w:t>
-      </w:r>
-      <w:r>
-        <w:tab/>
-      </w:r>
       <w:r>
         <w:t xml:space="preserve">FunctionDef factorial(n)</w:t>
       </w:r>
@@ -2225,15 +2064,6 @@
         <w:pStyle w:val="Heading1"/>
       </w:pPr>
       <w:r>
-        <w:rPr>
-          <w:rStyle w:val="SectionNumber"/>
-        </w:rPr>
-        <w:t xml:space="preserve">3</w:t>
-      </w:r>
-      <w:r>
-        <w:tab/>
-      </w:r>
-      <w:r>
         <w:t xml:space="preserve">Function: factorial(int n)</w:t>
       </w:r>
     </w:p>
@@ -2242,15 +2072,6 @@
       <w:pPr>
         <w:pStyle w:val="Heading2"/>
       </w:pPr>
-      <w:r>
-        <w:rPr>
-          <w:rStyle w:val="SectionNumber"/>
-        </w:rPr>
-        <w:t xml:space="preserve">3.1</w:t>
-      </w:r>
-      <w:r>
-        <w:tab/>
-      </w:r>
       <w:r>
         <w:t xml:space="preserve">Overview</w:t>
       </w:r>
@@ -2284,15 +2105,6 @@
       <w:pPr>
         <w:pStyle w:val="Heading2"/>
       </w:pPr>
-      <w:r>
-        <w:rPr>
-          <w:rStyle w:val="SectionNumber"/>
-        </w:rPr>
-        <w:t xml:space="preserve">3.2</w:t>
-      </w:r>
-      <w:r>
-        <w:tab/>
-      </w:r>
       <w:r>
         <w:t xml:space="preserve">parameters</w:t>
       </w:r>
@@ -2327,15 +2139,6 @@
         <w:pStyle w:val="Heading2"/>
       </w:pPr>
       <w:r>
-        <w:rPr>
-          <w:rStyle w:val="SectionNumber"/>
-        </w:rPr>
-        <w:t xml:space="preserve">3.3</w:t>
-      </w:r>
-      <w:r>
-        <w:tab/>
-      </w:r>
-      <w:r>
         <w:t xml:space="preserve">Description</w:t>
       </w:r>
     </w:p>
@@ -2684,15 +2487,6 @@
       <w:pPr>
         <w:pStyle w:val="Heading2"/>
       </w:pPr>
-      <w:r>
-        <w:rPr>
-          <w:rStyle w:val="SectionNumber"/>
-        </w:rPr>
-        <w:t xml:space="preserve">3.4</w:t>
-      </w:r>
-      <w:r>
-        <w:tab/>
-      </w:r>
       <w:r>
         <w:t xml:space="preserve">Usage Notes</w:t>
       </w:r>
@@ -2872,15 +2666,6 @@
         <w:pStyle w:val="Heading2"/>
       </w:pPr>
       <w:r>
-        <w:rPr>
-          <w:rStyle w:val="SectionNumber"/>
-        </w:rPr>
-        <w:t xml:space="preserve">3.5</w:t>
-      </w:r>
-      <w:r>
-        <w:tab/>
-      </w:r>
-      <w:r>
         <w:t xml:space="preserve">Example</w:t>
       </w:r>
     </w:p>
@@ -3246,15 +3031,6 @@
       <w:pPr>
         <w:pStyle w:val="Heading3"/>
       </w:pPr>
-      <w:r>
-        <w:rPr>
-          <w:rStyle w:val="SectionNumber"/>
-        </w:rPr>
-        <w:t xml:space="preserve">3.5.1</w:t>
-      </w:r>
-      <w:r>
-        <w:tab/>
-      </w:r>
       <w:r>
         <w:t xml:space="preserve">FunctionDef greet(name)</w:t>
       </w:r>
@@ -3268,15 +3044,6 @@
         <w:pStyle w:val="Heading1"/>
       </w:pPr>
       <w:r>
-        <w:rPr>
-          <w:rStyle w:val="SectionNumber"/>
-        </w:rPr>
-        <w:t xml:space="preserve">4</w:t>
-      </w:r>
-      <w:r>
-        <w:tab/>
-      </w:r>
-      <w:r>
         <w:t xml:space="preserve">Function: greet(String name)</w:t>
       </w:r>
     </w:p>
@@ -3285,15 +3052,6 @@
       <w:pPr>
         <w:pStyle w:val="Heading2"/>
       </w:pPr>
-      <w:r>
-        <w:rPr>
-          <w:rStyle w:val="SectionNumber"/>
-        </w:rPr>
-        <w:t xml:space="preserve">4.1</w:t>
-      </w:r>
-      <w:r>
-        <w:tab/>
-      </w:r>
       <w:r>
         <w:t xml:space="preserve">Overview</w:t>
       </w:r>
@@ -3327,15 +3085,6 @@
       <w:pPr>
         <w:pStyle w:val="Heading2"/>
       </w:pPr>
-      <w:r>
-        <w:rPr>
-          <w:rStyle w:val="SectionNumber"/>
-        </w:rPr>
-        <w:t xml:space="preserve">4.2</w:t>
-      </w:r>
-      <w:r>
-        <w:tab/>
-      </w:r>
       <w:r>
         <w:t xml:space="preserve">parameters</w:t>
       </w:r>
@@ -3365,15 +3114,6 @@
         <w:pStyle w:val="Heading2"/>
       </w:pPr>
       <w:r>
-        <w:rPr>
-          <w:rStyle w:val="SectionNumber"/>
-        </w:rPr>
-        <w:t xml:space="preserve">4.3</w:t>
-      </w:r>
-      <w:r>
-        <w:tab/>
-      </w:r>
-      <w:r>
         <w:t xml:space="preserve">Description</w:t>
       </w:r>
     </w:p>
@@ -3522,15 +3262,6 @@
       <w:pPr>
         <w:pStyle w:val="Heading2"/>
       </w:pPr>
-      <w:r>
-        <w:rPr>
-          <w:rStyle w:val="SectionNumber"/>
-        </w:rPr>
-        <w:t xml:space="preserve">4.4</w:t>
-      </w:r>
-      <w:r>
-        <w:tab/>
-      </w:r>
       <w:r>
         <w:t xml:space="preserve">Usage Notes</w:t>
       </w:r>
@@ -3668,15 +3399,6 @@
         <w:pStyle w:val="Heading2"/>
       </w:pPr>
       <w:r>
-        <w:rPr>
-          <w:rStyle w:val="SectionNumber"/>
-        </w:rPr>
-        <w:t xml:space="preserve">4.5</w:t>
-      </w:r>
-      <w:r>
-        <w:tab/>
-      </w:r>
-      <w:r>
         <w:t xml:space="preserve">Example</w:t>
       </w:r>
     </w:p>
@@ -4213,15 +3935,6 @@
       <w:pPr>
         <w:pStyle w:val="Heading3"/>
       </w:pPr>
-      <w:r>
-        <w:rPr>
-          <w:rStyle w:val="SectionNumber"/>
-        </w:rPr>
-        <w:t xml:space="preserve">4.5.1</w:t>
-      </w:r>
-      <w:r>
-        <w:tab/>
-      </w:r>
       <w:r>
         <w:t xml:space="preserve">FunctionDef main(args)</w:t>
       </w:r>
@@ -4235,15 +3948,6 @@
         <w:pStyle w:val="Heading1"/>
       </w:pPr>
       <w:r>
-        <w:rPr>
-          <w:rStyle w:val="SectionNumber"/>
-        </w:rPr>
-        <w:t xml:space="preserve">5</w:t>
-      </w:r>
-      <w:r>
-        <w:tab/>
-      </w:r>
-      <w:r>
         <w:t xml:space="preserve">Function: main(String[] args)</w:t>
       </w:r>
     </w:p>
@@ -4252,15 +3956,6 @@
       <w:pPr>
         <w:pStyle w:val="Heading2"/>
       </w:pPr>
-      <w:r>
-        <w:rPr>
-          <w:rStyle w:val="SectionNumber"/>
-        </w:rPr>
-        <w:t xml:space="preserve">5.1</w:t>
-      </w:r>
-      <w:r>
-        <w:tab/>
-      </w:r>
       <w:r>
         <w:t xml:space="preserve">Overview</w:t>
       </w:r>
@@ -4294,15 +3989,6 @@
       <w:pPr>
         <w:pStyle w:val="Heading2"/>
       </w:pPr>
-      <w:r>
-        <w:rPr>
-          <w:rStyle w:val="SectionNumber"/>
-        </w:rPr>
-        <w:t xml:space="preserve">5.2</w:t>
-      </w:r>
-      <w:r>
-        <w:tab/>
-      </w:r>
       <w:r>
         <w:t xml:space="preserve">parameters</w:t>
       </w:r>
@@ -4406,15 +4092,6 @@
         <w:pStyle w:val="Heading2"/>
       </w:pPr>
       <w:r>
-        <w:rPr>
-          <w:rStyle w:val="SectionNumber"/>
-        </w:rPr>
-        <w:t xml:space="preserve">5.3</w:t>
-      </w:r>
-      <w:r>
-        <w:tab/>
-      </w:r>
-      <w:r>
         <w:t xml:space="preserve">Description</w:t>
       </w:r>
     </w:p>
@@ -4582,15 +4259,6 @@
         <w:pStyle w:val="Heading2"/>
       </w:pPr>
       <w:r>
-        <w:rPr>
-          <w:rStyle w:val="SectionNumber"/>
-        </w:rPr>
-        <w:t xml:space="preserve">5.4</w:t>
-      </w:r>
-      <w:r>
-        <w:tab/>
-      </w:r>
-      <w:r>
         <w:t xml:space="preserve">Usage Notes</w:t>
       </w:r>
     </w:p>
@@ -4714,15 +4382,6 @@
       <w:pPr>
         <w:pStyle w:val="Heading2"/>
       </w:pPr>
-      <w:r>
-        <w:rPr>
-          <w:rStyle w:val="SectionNumber"/>
-        </w:rPr>
-        <w:t xml:space="preserve">5.5</w:t>
-      </w:r>
-      <w:r>
-        <w:tab/>
-      </w:r>
       <w:r>
         <w:t xml:space="preserve">Example</w:t>
       </w:r>

--- a/Main.docx
+++ b/Main.docx
@@ -2,11 +2,46 @@
 <file path=word/document.xml><?xml version="1.0" encoding="utf-8"?>
 <w:document xmlns:w="http://schemas.openxmlformats.org/wordprocessingml/2006/main" xmlns:m="http://schemas.openxmlformats.org/officeDocument/2006/math" xmlns:r="http://schemas.openxmlformats.org/officeDocument/2006/relationships" xmlns:o="urn:schemas-microsoft-com:office:office" xmlns:v="urn:schemas-microsoft-com:vml" xmlns:w10="urn:schemas-microsoft-com:office:word" xmlns:a="http://schemas.openxmlformats.org/drawingml/2006/main" xmlns:pic="http://schemas.openxmlformats.org/drawingml/2006/picture" xmlns:wp="http://schemas.openxmlformats.org/drawingml/2006/wordprocessingDrawing">
   <w:body>
+    <w:sdt>
+      <w:sdtPr>
+        <w:docPartObj>
+          <w:docPartGallery w:val="Table of Contents"/>
+          <w:docPartUnique/>
+        </w:docPartObj>
+      </w:sdtPr>
+      <w:sdtContent>
+        <w:p>
+          <w:pPr>
+            <w:pStyle w:val="TOCHeading"/>
+          </w:pPr>
+          <w:r>
+            <w:t xml:space="preserve">Table of Contents</w:t>
+          </w:r>
+        </w:p>
+        <w:p>
+          <w:r>
+            <w:fldChar w:fldCharType="begin" w:dirty="true"/>
+            <w:instrText xml:space="preserve">TOC \o "1-3" \h \z \u</w:instrText>
+            <w:fldChar w:fldCharType="separate"/>
+            <w:fldChar w:fldCharType="end"/>
+          </w:r>
+        </w:p>
+      </w:sdtContent>
+    </w:sdt>
     <w:bookmarkStart w:id="9" w:name="classdef-main"/>
     <w:p>
       <w:pPr>
         <w:pStyle w:val="Heading2"/>
       </w:pPr>
+      <w:r>
+        <w:rPr>
+          <w:rStyle w:val="SectionNumber"/>
+        </w:rPr>
+        <w:t xml:space="preserve">0.1</w:t>
+      </w:r>
+      <w:r>
+        <w:tab/>
+      </w:r>
       <w:r>
         <w:t xml:space="preserve">ClassDef Main</w:t>
       </w:r>
@@ -18,6 +53,15 @@
         <w:pStyle w:val="Heading1"/>
       </w:pPr>
       <w:r>
+        <w:rPr>
+          <w:rStyle w:val="SectionNumber"/>
+        </w:rPr>
+        <w:t xml:space="preserve">1</w:t>
+      </w:r>
+      <w:r>
+        <w:tab/>
+      </w:r>
+      <w:r>
         <w:t xml:space="preserve">Class: Main</w:t>
       </w:r>
     </w:p>
@@ -26,6 +70,15 @@
       <w:pPr>
         <w:pStyle w:val="Heading2"/>
       </w:pPr>
+      <w:r>
+        <w:rPr>
+          <w:rStyle w:val="SectionNumber"/>
+        </w:rPr>
+        <w:t xml:space="preserve">1.1</w:t>
+      </w:r>
+      <w:r>
+        <w:tab/>
+      </w:r>
       <w:r>
         <w:t xml:space="preserve">Overview</w:t>
       </w:r>
@@ -60,6 +113,15 @@
         <w:pStyle w:val="Heading2"/>
       </w:pPr>
       <w:r>
+        <w:rPr>
+          <w:rStyle w:val="SectionNumber"/>
+        </w:rPr>
+        <w:t xml:space="preserve">1.2</w:t>
+      </w:r>
+      <w:r>
+        <w:tab/>
+      </w:r>
+      <w:r>
         <w:t xml:space="preserve">attributes</w:t>
       </w:r>
     </w:p>
@@ -77,6 +139,15 @@
       <w:pPr>
         <w:pStyle w:val="Heading2"/>
       </w:pPr>
+      <w:r>
+        <w:rPr>
+          <w:rStyle w:val="SectionNumber"/>
+        </w:rPr>
+        <w:t xml:space="preserve">1.3</w:t>
+      </w:r>
+      <w:r>
+        <w:tab/>
+      </w:r>
       <w:r>
         <w:t xml:space="preserve">Description</w:t>
       </w:r>
@@ -421,6 +492,15 @@
         <w:pStyle w:val="Heading2"/>
       </w:pPr>
       <w:r>
+        <w:rPr>
+          <w:rStyle w:val="SectionNumber"/>
+        </w:rPr>
+        <w:t xml:space="preserve">1.4</w:t>
+      </w:r>
+      <w:r>
+        <w:tab/>
+      </w:r>
+      <w:r>
         <w:t xml:space="preserve">Usage Notes</w:t>
       </w:r>
     </w:p>
@@ -596,6 +676,15 @@
         <w:pStyle w:val="Heading2"/>
       </w:pPr>
       <w:r>
+        <w:rPr>
+          <w:rStyle w:val="SectionNumber"/>
+        </w:rPr>
+        <w:t xml:space="preserve">1.5</w:t>
+      </w:r>
+      <w:r>
+        <w:tab/>
+      </w:r>
+      <w:r>
         <w:t xml:space="preserve">Example</w:t>
       </w:r>
     </w:p>
@@ -1033,6 +1122,15 @@
       <w:pPr>
         <w:pStyle w:val="Heading3"/>
       </w:pPr>
+      <w:r>
+        <w:rPr>
+          <w:rStyle w:val="SectionNumber"/>
+        </w:rPr>
+        <w:t xml:space="preserve">1.5.1</w:t>
+      </w:r>
+      <w:r>
+        <w:tab/>
+      </w:r>
       <w:r>
         <w:t xml:space="preserve">FunctionDef add(a, b)</w:t>
       </w:r>
@@ -1046,6 +1144,15 @@
         <w:pStyle w:val="Heading1"/>
       </w:pPr>
       <w:r>
+        <w:rPr>
+          <w:rStyle w:val="SectionNumber"/>
+        </w:rPr>
+        <w:t xml:space="preserve">2</w:t>
+      </w:r>
+      <w:r>
+        <w:tab/>
+      </w:r>
+      <w:r>
         <w:t xml:space="preserve">Function: add(int a, int b)</w:t>
       </w:r>
     </w:p>
@@ -1054,6 +1161,15 @@
       <w:pPr>
         <w:pStyle w:val="Heading2"/>
       </w:pPr>
+      <w:r>
+        <w:rPr>
+          <w:rStyle w:val="SectionNumber"/>
+        </w:rPr>
+        <w:t xml:space="preserve">2.1</w:t>
+      </w:r>
+      <w:r>
+        <w:tab/>
+      </w:r>
       <w:r>
         <w:t xml:space="preserve">Overview</w:t>
       </w:r>
@@ -1087,6 +1203,15 @@
       <w:pPr>
         <w:pStyle w:val="Heading2"/>
       </w:pPr>
+      <w:r>
+        <w:rPr>
+          <w:rStyle w:val="SectionNumber"/>
+        </w:rPr>
+        <w:t xml:space="preserve">2.2</w:t>
+      </w:r>
+      <w:r>
+        <w:tab/>
+      </w:r>
       <w:r>
         <w:t xml:space="preserve">parameters</w:t>
       </w:r>
@@ -1230,6 +1355,15 @@
         <w:pStyle w:val="Heading2"/>
       </w:pPr>
       <w:r>
+        <w:rPr>
+          <w:rStyle w:val="SectionNumber"/>
+        </w:rPr>
+        <w:t xml:space="preserve">2.3</w:t>
+      </w:r>
+      <w:r>
+        <w:tab/>
+      </w:r>
+      <w:r>
         <w:t xml:space="preserve">Description</w:t>
       </w:r>
     </w:p>
@@ -1342,6 +1476,15 @@
       <w:pPr>
         <w:pStyle w:val="Heading2"/>
       </w:pPr>
+      <w:r>
+        <w:rPr>
+          <w:rStyle w:val="SectionNumber"/>
+        </w:rPr>
+        <w:t xml:space="preserve">2.4</w:t>
+      </w:r>
+      <w:r>
+        <w:tab/>
+      </w:r>
       <w:r>
         <w:t xml:space="preserve">Usage Notes</w:t>
       </w:r>
@@ -1521,6 +1664,15 @@
         <w:pStyle w:val="Heading2"/>
       </w:pPr>
       <w:r>
+        <w:rPr>
+          <w:rStyle w:val="SectionNumber"/>
+        </w:rPr>
+        <w:t xml:space="preserve">2.5</w:t>
+      </w:r>
+      <w:r>
+        <w:tab/>
+      </w:r>
+      <w:r>
         <w:t xml:space="preserve">Example</w:t>
       </w:r>
     </w:p>
@@ -2051,6 +2203,15 @@
       <w:pPr>
         <w:pStyle w:val="Heading3"/>
       </w:pPr>
+      <w:r>
+        <w:rPr>
+          <w:rStyle w:val="SectionNumber"/>
+        </w:rPr>
+        <w:t xml:space="preserve">2.5.1</w:t>
+      </w:r>
+      <w:r>
+        <w:tab/>
+      </w:r>
       <w:r>
         <w:t xml:space="preserve">FunctionDef factorial(n)</w:t>
       </w:r>
@@ -2064,6 +2225,15 @@
         <w:pStyle w:val="Heading1"/>
       </w:pPr>
       <w:r>
+        <w:rPr>
+          <w:rStyle w:val="SectionNumber"/>
+        </w:rPr>
+        <w:t xml:space="preserve">3</w:t>
+      </w:r>
+      <w:r>
+        <w:tab/>
+      </w:r>
+      <w:r>
         <w:t xml:space="preserve">Function: factorial(int n)</w:t>
       </w:r>
     </w:p>
@@ -2072,6 +2242,15 @@
       <w:pPr>
         <w:pStyle w:val="Heading2"/>
       </w:pPr>
+      <w:r>
+        <w:rPr>
+          <w:rStyle w:val="SectionNumber"/>
+        </w:rPr>
+        <w:t xml:space="preserve">3.1</w:t>
+      </w:r>
+      <w:r>
+        <w:tab/>
+      </w:r>
       <w:r>
         <w:t xml:space="preserve">Overview</w:t>
       </w:r>
@@ -2105,6 +2284,15 @@
       <w:pPr>
         <w:pStyle w:val="Heading2"/>
       </w:pPr>
+      <w:r>
+        <w:rPr>
+          <w:rStyle w:val="SectionNumber"/>
+        </w:rPr>
+        <w:t xml:space="preserve">3.2</w:t>
+      </w:r>
+      <w:r>
+        <w:tab/>
+      </w:r>
       <w:r>
         <w:t xml:space="preserve">parameters</w:t>
       </w:r>
@@ -2139,6 +2327,15 @@
         <w:pStyle w:val="Heading2"/>
       </w:pPr>
       <w:r>
+        <w:rPr>
+          <w:rStyle w:val="SectionNumber"/>
+        </w:rPr>
+        <w:t xml:space="preserve">3.3</w:t>
+      </w:r>
+      <w:r>
+        <w:tab/>
+      </w:r>
+      <w:r>
         <w:t xml:space="preserve">Description</w:t>
       </w:r>
     </w:p>
@@ -2487,6 +2684,15 @@
       <w:pPr>
         <w:pStyle w:val="Heading2"/>
       </w:pPr>
+      <w:r>
+        <w:rPr>
+          <w:rStyle w:val="SectionNumber"/>
+        </w:rPr>
+        <w:t xml:space="preserve">3.4</w:t>
+      </w:r>
+      <w:r>
+        <w:tab/>
+      </w:r>
       <w:r>
         <w:t xml:space="preserve">Usage Notes</w:t>
       </w:r>
@@ -2666,6 +2872,15 @@
         <w:pStyle w:val="Heading2"/>
       </w:pPr>
       <w:r>
+        <w:rPr>
+          <w:rStyle w:val="SectionNumber"/>
+        </w:rPr>
+        <w:t xml:space="preserve">3.5</w:t>
+      </w:r>
+      <w:r>
+        <w:tab/>
+      </w:r>
+      <w:r>
         <w:t xml:space="preserve">Example</w:t>
       </w:r>
     </w:p>
@@ -3031,6 +3246,15 @@
       <w:pPr>
         <w:pStyle w:val="Heading3"/>
       </w:pPr>
+      <w:r>
+        <w:rPr>
+          <w:rStyle w:val="SectionNumber"/>
+        </w:rPr>
+        <w:t xml:space="preserve">3.5.1</w:t>
+      </w:r>
+      <w:r>
+        <w:tab/>
+      </w:r>
       <w:r>
         <w:t xml:space="preserve">FunctionDef greet(name)</w:t>
       </w:r>
@@ -3044,6 +3268,15 @@
         <w:pStyle w:val="Heading1"/>
       </w:pPr>
       <w:r>
+        <w:rPr>
+          <w:rStyle w:val="SectionNumber"/>
+        </w:rPr>
+        <w:t xml:space="preserve">4</w:t>
+      </w:r>
+      <w:r>
+        <w:tab/>
+      </w:r>
+      <w:r>
         <w:t xml:space="preserve">Function: greet(String name)</w:t>
       </w:r>
     </w:p>
@@ -3052,6 +3285,15 @@
       <w:pPr>
         <w:pStyle w:val="Heading2"/>
       </w:pPr>
+      <w:r>
+        <w:rPr>
+          <w:rStyle w:val="SectionNumber"/>
+        </w:rPr>
+        <w:t xml:space="preserve">4.1</w:t>
+      </w:r>
+      <w:r>
+        <w:tab/>
+      </w:r>
       <w:r>
         <w:t xml:space="preserve">Overview</w:t>
       </w:r>
@@ -3085,6 +3327,15 @@
       <w:pPr>
         <w:pStyle w:val="Heading2"/>
       </w:pPr>
+      <w:r>
+        <w:rPr>
+          <w:rStyle w:val="SectionNumber"/>
+        </w:rPr>
+        <w:t xml:space="preserve">4.2</w:t>
+      </w:r>
+      <w:r>
+        <w:tab/>
+      </w:r>
       <w:r>
         <w:t xml:space="preserve">parameters</w:t>
       </w:r>
@@ -3114,6 +3365,15 @@
         <w:pStyle w:val="Heading2"/>
       </w:pPr>
       <w:r>
+        <w:rPr>
+          <w:rStyle w:val="SectionNumber"/>
+        </w:rPr>
+        <w:t xml:space="preserve">4.3</w:t>
+      </w:r>
+      <w:r>
+        <w:tab/>
+      </w:r>
+      <w:r>
         <w:t xml:space="preserve">Description</w:t>
       </w:r>
     </w:p>
@@ -3262,6 +3522,15 @@
       <w:pPr>
         <w:pStyle w:val="Heading2"/>
       </w:pPr>
+      <w:r>
+        <w:rPr>
+          <w:rStyle w:val="SectionNumber"/>
+        </w:rPr>
+        <w:t xml:space="preserve">4.4</w:t>
+      </w:r>
+      <w:r>
+        <w:tab/>
+      </w:r>
       <w:r>
         <w:t xml:space="preserve">Usage Notes</w:t>
       </w:r>
@@ -3399,6 +3668,15 @@
         <w:pStyle w:val="Heading2"/>
       </w:pPr>
       <w:r>
+        <w:rPr>
+          <w:rStyle w:val="SectionNumber"/>
+        </w:rPr>
+        <w:t xml:space="preserve">4.5</w:t>
+      </w:r>
+      <w:r>
+        <w:tab/>
+      </w:r>
+      <w:r>
         <w:t xml:space="preserve">Example</w:t>
       </w:r>
     </w:p>
@@ -3935,6 +4213,15 @@
       <w:pPr>
         <w:pStyle w:val="Heading3"/>
       </w:pPr>
+      <w:r>
+        <w:rPr>
+          <w:rStyle w:val="SectionNumber"/>
+        </w:rPr>
+        <w:t xml:space="preserve">4.5.1</w:t>
+      </w:r>
+      <w:r>
+        <w:tab/>
+      </w:r>
       <w:r>
         <w:t xml:space="preserve">FunctionDef main(args)</w:t>
       </w:r>
@@ -3948,6 +4235,15 @@
         <w:pStyle w:val="Heading1"/>
       </w:pPr>
       <w:r>
+        <w:rPr>
+          <w:rStyle w:val="SectionNumber"/>
+        </w:rPr>
+        <w:t xml:space="preserve">5</w:t>
+      </w:r>
+      <w:r>
+        <w:tab/>
+      </w:r>
+      <w:r>
         <w:t xml:space="preserve">Function: main(String[] args)</w:t>
       </w:r>
     </w:p>
@@ -3956,6 +4252,15 @@
       <w:pPr>
         <w:pStyle w:val="Heading2"/>
       </w:pPr>
+      <w:r>
+        <w:rPr>
+          <w:rStyle w:val="SectionNumber"/>
+        </w:rPr>
+        <w:t xml:space="preserve">5.1</w:t>
+      </w:r>
+      <w:r>
+        <w:tab/>
+      </w:r>
       <w:r>
         <w:t xml:space="preserve">Overview</w:t>
       </w:r>
@@ -3989,6 +4294,15 @@
       <w:pPr>
         <w:pStyle w:val="Heading2"/>
       </w:pPr>
+      <w:r>
+        <w:rPr>
+          <w:rStyle w:val="SectionNumber"/>
+        </w:rPr>
+        <w:t xml:space="preserve">5.2</w:t>
+      </w:r>
+      <w:r>
+        <w:tab/>
+      </w:r>
       <w:r>
         <w:t xml:space="preserve">parameters</w:t>
       </w:r>
@@ -4092,6 +4406,15 @@
         <w:pStyle w:val="Heading2"/>
       </w:pPr>
       <w:r>
+        <w:rPr>
+          <w:rStyle w:val="SectionNumber"/>
+        </w:rPr>
+        <w:t xml:space="preserve">5.3</w:t>
+      </w:r>
+      <w:r>
+        <w:tab/>
+      </w:r>
+      <w:r>
         <w:t xml:space="preserve">Description</w:t>
       </w:r>
     </w:p>
@@ -4259,6 +4582,15 @@
         <w:pStyle w:val="Heading2"/>
       </w:pPr>
       <w:r>
+        <w:rPr>
+          <w:rStyle w:val="SectionNumber"/>
+        </w:rPr>
+        <w:t xml:space="preserve">5.4</w:t>
+      </w:r>
+      <w:r>
+        <w:tab/>
+      </w:r>
+      <w:r>
         <w:t xml:space="preserve">Usage Notes</w:t>
       </w:r>
     </w:p>
@@ -4382,6 +4714,15 @@
       <w:pPr>
         <w:pStyle w:val="Heading2"/>
       </w:pPr>
+      <w:r>
+        <w:rPr>
+          <w:rStyle w:val="SectionNumber"/>
+        </w:rPr>
+        <w:t xml:space="preserve">5.5</w:t>
+      </w:r>
+      <w:r>
+        <w:tab/>
+      </w:r>
       <w:r>
         <w:t xml:space="preserve">Example</w:t>
       </w:r>

--- a/Main.docx
+++ b/Main.docx
@@ -37,7 +37,7 @@
         <w:rPr>
           <w:rStyle w:val="SectionNumber"/>
         </w:rPr>
-        <w:t xml:space="preserve">0.1</w:t>
+        <w:t xml:space="preserve">1</w:t>
       </w:r>
       <w:r>
         <w:tab/>
@@ -46,4882 +46,135 @@
         <w:t xml:space="preserve">ClassDef Main</w:t>
       </w:r>
     </w:p>
-    <w:bookmarkEnd w:id="9"/>
-    <w:bookmarkStart w:id="16" w:name="class-main"/>
-    <w:p>
-      <w:pPr>
-        <w:pStyle w:val="Heading1"/>
-      </w:pPr>
-      <w:r>
-        <w:rPr>
-          <w:rStyle w:val="SectionNumber"/>
-        </w:rPr>
-        <w:t xml:space="preserve">1</w:t>
-      </w:r>
-      <w:r>
-        <w:tab/>
-      </w:r>
-      <w:r>
-        <w:t xml:space="preserve">Class: Main</w:t>
-      </w:r>
-    </w:p>
-    <w:bookmarkStart w:id="10" w:name="overview"/>
-    <w:p>
-      <w:pPr>
-        <w:pStyle w:val="Heading2"/>
-      </w:pPr>
-      <w:r>
-        <w:rPr>
-          <w:rStyle w:val="SectionNumber"/>
-        </w:rPr>
-        <w:t xml:space="preserve">1.1</w:t>
-      </w:r>
-      <w:r>
-        <w:tab/>
-      </w:r>
-      <w:r>
-        <w:t xml:space="preserve">Overview</w:t>
-      </w:r>
-    </w:p>
     <w:p>
       <w:pPr>
         <w:pStyle w:val="FirstParagraph"/>
       </w:pPr>
       <w:r>
-        <w:t xml:space="preserve">The</w:t>
+        <w:t xml:space="preserve">Doc is waiting to be generated…</w:t>
+      </w:r>
+      <w:r>
+        <w:t xml:space="preserve"> </w:t>
+      </w:r>
+      <w:r>
+        <w:t xml:space="preserve">### FunctionDef add(a, b)</w:t>
+      </w:r>
+      <w:r>
+        <w:t xml:space="preserve"> </w:t>
+      </w:r>
+      <w:r>
+        <w:t xml:space="preserve">Doc is waiting to be generated…</w:t>
       </w:r>
       <w:r>
         <w:t xml:space="preserve"> </w:t>
       </w:r>
       <w:r>
         <w:rPr>
-          <w:rStyle w:val="VerbatimChar"/>
+          <w:b/>
+          <w:bCs/>
+          <w:i/>
+          <w:iCs/>
         </w:rPr>
-        <w:t xml:space="preserve">Main</w:t>
+        <w:t xml:space="preserve"> </w:t>
+      </w:r>
+      <w:r>
+        <w:rPr>
+          <w:b/>
+          <w:bCs/>
+          <w:i/>
+          <w:iCs/>
+        </w:rPr>
+        <w:t xml:space="preserve">### FunctionDef factorial(n)</w:t>
+      </w:r>
+      <w:r>
+        <w:rPr>
+          <w:b/>
+          <w:bCs/>
+          <w:i/>
+          <w:iCs/>
+        </w:rPr>
+        <w:t xml:space="preserve"> </w:t>
+      </w:r>
+      <w:r>
+        <w:rPr>
+          <w:b/>
+          <w:bCs/>
+          <w:i/>
+          <w:iCs/>
+        </w:rPr>
+        <w:t xml:space="preserve">Doc is waiting to be generated…</w:t>
+      </w:r>
+      <w:r>
+        <w:rPr>
+          <w:b/>
+          <w:bCs/>
+          <w:i/>
+          <w:iCs/>
+        </w:rPr>
+        <w:t xml:space="preserve"> </w:t>
       </w:r>
       <w:r>
         <w:t xml:space="preserve"> </w:t>
       </w:r>
       <w:r>
-        <w:t xml:space="preserve">class serves as the primary entry point for the Java application and contains a collection of static utility methods for performing basic calculations and printing messages.</w:t>
-      </w:r>
-    </w:p>
-    <w:bookmarkEnd w:id="10"/>
-    <w:bookmarkStart w:id="11" w:name="attributes"/>
-    <w:p>
-      <w:pPr>
-        <w:pStyle w:val="Heading2"/>
-      </w:pPr>
-      <w:r>
-        <w:rPr>
-          <w:rStyle w:val="SectionNumber"/>
-        </w:rPr>
-        <w:t xml:space="preserve">1.2</w:t>
+        <w:t xml:space="preserve">### FunctionDef greet(name)</w:t>
       </w:r>
       <w:r>
-        <w:tab/>
+        <w:t xml:space="preserve"> </w:t>
       </w:r>
       <w:r>
-        <w:t xml:space="preserve">attributes</w:t>
-      </w:r>
-    </w:p>
-    <w:p>
-      <w:pPr>
-        <w:pStyle w:val="FirstParagraph"/>
-      </w:pPr>
-      <w:r>
-        <w:t xml:space="preserve">This class does not have any attributes. It only contains static methods.</w:t>
-      </w:r>
-    </w:p>
-    <w:bookmarkEnd w:id="11"/>
-    <w:bookmarkStart w:id="12" w:name="description"/>
-    <w:p>
-      <w:pPr>
-        <w:pStyle w:val="Heading2"/>
-      </w:pPr>
-      <w:r>
-        <w:rPr>
-          <w:rStyle w:val="SectionNumber"/>
-        </w:rPr>
-        <w:t xml:space="preserve">1.3</w:t>
-      </w:r>
-      <w:r>
-        <w:tab/>
-      </w:r>
-      <w:r>
-        <w:t xml:space="preserve">Description</w:t>
-      </w:r>
-    </w:p>
-    <w:p>
-      <w:pPr>
-        <w:pStyle w:val="FirstParagraph"/>
-      </w:pPr>
-      <w:r>
-        <w:t xml:space="preserve">The</w:t>
+        <w:t xml:space="preserve">Doc is waiting to be generated…</w:t>
       </w:r>
       <w:r>
         <w:t xml:space="preserve"> </w:t>
       </w:r>
       <w:r>
         <w:rPr>
-          <w:rStyle w:val="VerbatimChar"/>
-        </w:rPr>
-        <w:t xml:space="preserve">Main</w:t>
-      </w:r>
-      <w:r>
-        <w:t xml:space="preserve"> </w:t>
-      </w:r>
-      <w:r>
-        <w:t xml:space="preserve">class is a container for several independent, static methods and the</w:t>
-      </w:r>
-      <w:r>
-        <w:t xml:space="preserve"> </w:t>
-      </w:r>
-      <w:r>
-        <w:rPr>
-          <w:rStyle w:val="VerbatimChar"/>
-        </w:rPr>
-        <w:t xml:space="preserve">main</w:t>
-      </w:r>
-      <w:r>
-        <w:t xml:space="preserve"> </w:t>
-      </w:r>
-      <w:r>
-        <w:t xml:space="preserve">method, which orchestrates the execution of the program.</w:t>
-      </w:r>
-    </w:p>
-    <w:p>
-      <w:pPr>
-        <w:pStyle w:val="BodyText"/>
-      </w:pPr>
-      <w:r>
-        <w:rPr>
           <w:b/>
           <w:bCs/>
-        </w:rPr>
-        <w:t xml:space="preserve">Methods:</w:t>
-      </w:r>
-    </w:p>
-    <w:p>
-      <w:pPr>
-        <w:numPr>
-          <w:ilvl w:val="0"/>
-          <w:numId w:val="1001"/>
-        </w:numPr>
-      </w:pPr>
-      <w:r>
-        <w:rPr>
-          <w:rStyle w:val="VerbatimChar"/>
-        </w:rPr>
-        <w:t xml:space="preserve">public static int add(int a, int b)</w:t>
-      </w:r>
-      <w:r>
-        <w:t xml:space="preserve">: This function takes two integer arguments,</w:t>
-      </w:r>
-      <w:r>
-        <w:t xml:space="preserve"> </w:t>
-      </w:r>
-      <w:r>
-        <w:rPr>
-          <w:rStyle w:val="VerbatimChar"/>
-        </w:rPr>
-        <w:t xml:space="preserve">a</w:t>
-      </w:r>
-      <w:r>
-        <w:t xml:space="preserve"> </w:t>
-      </w:r>
-      <w:r>
-        <w:t xml:space="preserve">and</w:t>
-      </w:r>
-      <w:r>
-        <w:t xml:space="preserve"> </w:t>
-      </w:r>
-      <w:r>
-        <w:rPr>
-          <w:rStyle w:val="VerbatimChar"/>
-        </w:rPr>
-        <w:t xml:space="preserve">b</w:t>
-      </w:r>
-      <w:r>
-        <w:t xml:space="preserve">, and returns their sum. It performs a simple addition operation.</w:t>
-      </w:r>
-    </w:p>
-    <w:p>
-      <w:pPr>
-        <w:numPr>
-          <w:ilvl w:val="0"/>
-          <w:numId w:val="1001"/>
-        </w:numPr>
-      </w:pPr>
-      <w:r>
-        <w:rPr>
-          <w:rStyle w:val="VerbatimChar"/>
-        </w:rPr>
-        <w:t xml:space="preserve">public static int factorial(int n)</w:t>
-      </w:r>
-      <w:r>
-        <w:t xml:space="preserve">: This function calculates the factorial of a non-negative integer</w:t>
-      </w:r>
-      <w:r>
-        <w:t xml:space="preserve"> </w:t>
-      </w:r>
-      <w:r>
-        <w:rPr>
-          <w:rStyle w:val="VerbatimChar"/>
-        </w:rPr>
-        <w:t xml:space="preserve">n</w:t>
-      </w:r>
-      <w:r>
-        <w:t xml:space="preserve"> </w:t>
-      </w:r>
-      <w:r>
-        <w:t xml:space="preserve">using recursion.</w:t>
-      </w:r>
-    </w:p>
-    <w:p>
-      <w:pPr>
-        <w:pStyle w:val="Compact"/>
-        <w:numPr>
-          <w:ilvl w:val="1"/>
-          <w:numId w:val="1002"/>
-        </w:numPr>
-      </w:pPr>
-      <w:r>
-        <w:t xml:space="preserve">The base case for the recursion is when</w:t>
-      </w:r>
-      <w:r>
-        <w:t xml:space="preserve"> </w:t>
-      </w:r>
-      <w:r>
-        <w:rPr>
-          <w:rStyle w:val="VerbatimChar"/>
-        </w:rPr>
-        <w:t xml:space="preserve">n</w:t>
-      </w:r>
-      <w:r>
-        <w:t xml:space="preserve"> </w:t>
-      </w:r>
-      <w:r>
-        <w:t xml:space="preserve">is less than or equal to 1, in which case the function returns</w:t>
-      </w:r>
-      <w:r>
-        <w:t xml:space="preserve"> </w:t>
-      </w:r>
-      <w:r>
-        <w:rPr>
-          <w:rStyle w:val="VerbatimChar"/>
-        </w:rPr>
-        <w:t xml:space="preserve">1</w:t>
-      </w:r>
-      <w:r>
-        <w:t xml:space="preserve">.</w:t>
-      </w:r>
-    </w:p>
-    <w:p>
-      <w:pPr>
-        <w:pStyle w:val="Compact"/>
-        <w:numPr>
-          <w:ilvl w:val="1"/>
-          <w:numId w:val="1002"/>
-        </w:numPr>
-      </w:pPr>
-      <w:r>
-        <w:t xml:space="preserve">For any</w:t>
-      </w:r>
-      <w:r>
-        <w:t xml:space="preserve"> </w:t>
-      </w:r>
-      <w:r>
-        <w:rPr>
-          <w:rStyle w:val="VerbatimChar"/>
-        </w:rPr>
-        <w:t xml:space="preserve">n</w:t>
-      </w:r>
-      <w:r>
-        <w:t xml:space="preserve"> </w:t>
-      </w:r>
-      <w:r>
-        <w:t xml:space="preserve">greater than 1, it recursively calls itself with</w:t>
-      </w:r>
-      <w:r>
-        <w:t xml:space="preserve"> </w:t>
-      </w:r>
-      <w:r>
-        <w:rPr>
-          <w:rStyle w:val="VerbatimChar"/>
-        </w:rPr>
-        <w:t xml:space="preserve">n - 1</w:t>
-      </w:r>
-      <w:r>
-        <w:t xml:space="preserve"> </w:t>
-      </w:r>
-      <w:r>
-        <w:t xml:space="preserve">and multiplies the result by</w:t>
-      </w:r>
-      <w:r>
-        <w:t xml:space="preserve"> </w:t>
-      </w:r>
-      <w:r>
-        <w:rPr>
-          <w:rStyle w:val="VerbatimChar"/>
-        </w:rPr>
-        <w:t xml:space="preserve">n</w:t>
-      </w:r>
-      <w:r>
-        <w:t xml:space="preserve">.</w:t>
-      </w:r>
-    </w:p>
-    <w:p>
-      <w:pPr>
-        <w:numPr>
-          <w:ilvl w:val="0"/>
-          <w:numId w:val="1001"/>
-        </w:numPr>
-      </w:pPr>
-      <w:r>
-        <w:rPr>
-          <w:rStyle w:val="VerbatimChar"/>
-        </w:rPr>
-        <w:t xml:space="preserve">public static void greet(String name)</w:t>
-      </w:r>
-      <w:r>
-        <w:t xml:space="preserve">: This function takes a</w:t>
-      </w:r>
-      <w:r>
-        <w:t xml:space="preserve"> </w:t>
-      </w:r>
-      <w:r>
-        <w:rPr>
-          <w:rStyle w:val="VerbatimChar"/>
-        </w:rPr>
-        <w:t xml:space="preserve">String</w:t>
-      </w:r>
-      <w:r>
-        <w:t xml:space="preserve"> </w:t>
-      </w:r>
-      <w:r>
-        <w:t xml:space="preserve">argument</w:t>
-      </w:r>
-      <w:r>
-        <w:t xml:space="preserve"> </w:t>
-      </w:r>
-      <w:r>
-        <w:rPr>
-          <w:rStyle w:val="VerbatimChar"/>
-        </w:rPr>
-        <w:t xml:space="preserve">name</w:t>
-      </w:r>
-      <w:r>
-        <w:t xml:space="preserve"> </w:t>
-      </w:r>
-      <w:r>
-        <w:t xml:space="preserve">and prints a personalized greeting message to the standard output. It does not return any value (</w:t>
-      </w:r>
-      <w:r>
-        <w:rPr>
-          <w:rStyle w:val="VerbatimChar"/>
-        </w:rPr>
-        <w:t xml:space="preserve">void</w:t>
-      </w:r>
-      <w:r>
-        <w:t xml:space="preserve">).</w:t>
-      </w:r>
-    </w:p>
-    <w:p>
-      <w:pPr>
-        <w:numPr>
-          <w:ilvl w:val="0"/>
-          <w:numId w:val="1001"/>
-        </w:numPr>
-      </w:pPr>
-      <w:r>
-        <w:rPr>
-          <w:rStyle w:val="VerbatimChar"/>
-        </w:rPr>
-        <w:t xml:space="preserve">public static void main(String[] args)</w:t>
-      </w:r>
-      <w:r>
-        <w:t xml:space="preserve">: This is the main entry point of the application. When the program is run, the Java Virtual Machine (JVM) calls this method. It demonstrates the usage of the other utility methods (</w:t>
-      </w:r>
-      <w:r>
-        <w:rPr>
-          <w:rStyle w:val="VerbatimChar"/>
-        </w:rPr>
-        <w:t xml:space="preserve">add</w:t>
-      </w:r>
-      <w:r>
-        <w:t xml:space="preserve">,</w:t>
-      </w:r>
-      <w:r>
-        <w:t xml:space="preserve"> </w:t>
-      </w:r>
-      <w:r>
-        <w:rPr>
-          <w:rStyle w:val="VerbatimChar"/>
-        </w:rPr>
-        <w:t xml:space="preserve">factorial</w:t>
-      </w:r>
-      <w:r>
-        <w:t xml:space="preserve">, and</w:t>
-      </w:r>
-      <w:r>
-        <w:t xml:space="preserve"> </w:t>
-      </w:r>
-      <w:r>
-        <w:rPr>
-          <w:rStyle w:val="VerbatimChar"/>
-        </w:rPr>
-        <w:t xml:space="preserve">greet</w:t>
-      </w:r>
-      <w:r>
-        <w:t xml:space="preserve">) by calling them with sample values and printing the results to the console.</w:t>
-      </w:r>
-    </w:p>
-    <w:p>
-      <w:pPr>
-        <w:pStyle w:val="FirstParagraph"/>
-      </w:pPr>
-      <w:r>
-        <w:t xml:space="preserve">The overall structure is common for simple command-line applications where functionality is grouped logically within a single class.</w:t>
-      </w:r>
-    </w:p>
-    <w:bookmarkEnd w:id="12"/>
-    <w:bookmarkStart w:id="13" w:name="usage-notes"/>
-    <w:p>
-      <w:pPr>
-        <w:pStyle w:val="Heading2"/>
-      </w:pPr>
-      <w:r>
-        <w:rPr>
-          <w:rStyle w:val="SectionNumber"/>
-        </w:rPr>
-        <w:t xml:space="preserve">1.4</w:t>
-      </w:r>
-      <w:r>
-        <w:tab/>
-      </w:r>
-      <w:r>
-        <w:t xml:space="preserve">Usage Notes</w:t>
-      </w:r>
-    </w:p>
-    <w:p>
-      <w:pPr>
-        <w:pStyle w:val="Compact"/>
-        <w:numPr>
-          <w:ilvl w:val="0"/>
-          <w:numId w:val="1003"/>
-        </w:numPr>
-      </w:pPr>
-      <w:r>
-        <w:t xml:space="preserve">All methods in this class are</w:t>
-      </w:r>
-      <w:r>
-        <w:t xml:space="preserve"> </w:t>
-      </w:r>
-      <w:r>
-        <w:rPr>
-          <w:rStyle w:val="VerbatimChar"/>
-        </w:rPr>
-        <w:t xml:space="preserve">static</w:t>
-      </w:r>
-      <w:r>
-        <w:t xml:space="preserve">, meaning they belong to the class itself and can be called directly using the class name (e.g.,</w:t>
-      </w:r>
-      <w:r>
-        <w:t xml:space="preserve"> </w:t>
-      </w:r>
-      <w:r>
-        <w:rPr>
-          <w:rStyle w:val="VerbatimChar"/>
-        </w:rPr>
-        <w:t xml:space="preserve">Main.add(5, 10)</w:t>
-      </w:r>
-      <w:r>
-        <w:t xml:space="preserve">) without needing to create an instance of the</w:t>
-      </w:r>
-      <w:r>
-        <w:t xml:space="preserve"> </w:t>
-      </w:r>
-      <w:r>
-        <w:rPr>
-          <w:rStyle w:val="VerbatimChar"/>
-        </w:rPr>
-        <w:t xml:space="preserve">Main</w:t>
-      </w:r>
-      <w:r>
-        <w:t xml:space="preserve"> </w:t>
-      </w:r>
-      <w:r>
-        <w:t xml:space="preserve">class.</w:t>
-      </w:r>
-    </w:p>
-    <w:p>
-      <w:pPr>
-        <w:pStyle w:val="Compact"/>
-        <w:numPr>
-          <w:ilvl w:val="0"/>
-          <w:numId w:val="1003"/>
-        </w:numPr>
-      </w:pPr>
-      <w:r>
-        <w:t xml:space="preserve">The</w:t>
-      </w:r>
-      <w:r>
-        <w:t xml:space="preserve"> </w:t>
-      </w:r>
-      <w:r>
-        <w:rPr>
-          <w:rStyle w:val="VerbatimChar"/>
-        </w:rPr>
-        <w:t xml:space="preserve">factorial</w:t>
-      </w:r>
-      <w:r>
-        <w:t xml:space="preserve"> </w:t>
-      </w:r>
-      <w:r>
-        <w:t xml:space="preserve">method is recursive. Providing a very large integer as input may result in a</w:t>
-      </w:r>
-      <w:r>
-        <w:t xml:space="preserve"> </w:t>
-      </w:r>
-      <w:r>
-        <w:rPr>
-          <w:rStyle w:val="VerbatimChar"/>
-        </w:rPr>
-        <w:t xml:space="preserve">StackOverflowError</w:t>
-      </w:r>
-      <w:r>
-        <w:t xml:space="preserve"> </w:t>
-      </w:r>
-      <w:r>
-        <w:t xml:space="preserve">due to excessive recursion depth.</w:t>
-      </w:r>
-    </w:p>
-    <w:p>
-      <w:pPr>
-        <w:pStyle w:val="Compact"/>
-        <w:numPr>
-          <w:ilvl w:val="0"/>
-          <w:numId w:val="1003"/>
-        </w:numPr>
-      </w:pPr>
-      <w:r>
-        <w:t xml:space="preserve">The</w:t>
-      </w:r>
-      <w:r>
-        <w:t xml:space="preserve"> </w:t>
-      </w:r>
-      <w:r>
-        <w:rPr>
-          <w:rStyle w:val="VerbatimChar"/>
-        </w:rPr>
-        <w:t xml:space="preserve">greet</w:t>
-      </w:r>
-      <w:r>
-        <w:t xml:space="preserve"> </w:t>
-      </w:r>
-      <w:r>
-        <w:t xml:space="preserve">method prints directly to the console and has a</w:t>
-      </w:r>
-      <w:r>
-        <w:t xml:space="preserve"> </w:t>
-      </w:r>
-      <w:r>
-        <w:rPr>
-          <w:rStyle w:val="VerbatimChar"/>
-        </w:rPr>
-        <w:t xml:space="preserve">void</w:t>
-      </w:r>
-      <w:r>
-        <w:t xml:space="preserve"> </w:t>
-      </w:r>
-      <w:r>
-        <w:t xml:space="preserve">return type, so it cannot be used in an expression to assign a value.</w:t>
-      </w:r>
-    </w:p>
-    <w:p>
-      <w:pPr>
-        <w:pStyle w:val="FirstParagraph"/>
-      </w:pPr>
-      <w:r>
-        <w:rPr>
-          <w:b/>
-          <w:bCs/>
-        </w:rPr>
-        <w:t xml:space="preserve">Output Example</w:t>
-      </w:r>
-      <w:r>
-        <w:t xml:space="preserve">: The</w:t>
-      </w:r>
-      <w:r>
-        <w:t xml:space="preserve"> </w:t>
-      </w:r>
-      <w:r>
-        <w:rPr>
-          <w:rStyle w:val="VerbatimChar"/>
-        </w:rPr>
-        <w:t xml:space="preserve">main</w:t>
-      </w:r>
-      <w:r>
-        <w:t xml:space="preserve"> </w:t>
-      </w:r>
-      <w:r>
-        <w:t xml:space="preserve">method demonstrates the typical output when the program is executed.</w:t>
-      </w:r>
-    </w:p>
-    <w:bookmarkEnd w:id="13"/>
-    <w:bookmarkStart w:id="15" w:name="example"/>
-    <w:p>
-      <w:pPr>
-        <w:pStyle w:val="Heading2"/>
-      </w:pPr>
-      <w:r>
-        <w:rPr>
-          <w:rStyle w:val="SectionNumber"/>
-        </w:rPr>
-        <w:t xml:space="preserve">1.5</w:t>
-      </w:r>
-      <w:r>
-        <w:tab/>
-      </w:r>
-      <w:r>
-        <w:t xml:space="preserve">Example</w:t>
-      </w:r>
-    </w:p>
-    <w:p>
-      <w:pPr>
-        <w:pStyle w:val="FirstParagraph"/>
-      </w:pPr>
-      <w:r>
-        <w:t xml:space="preserve">The following code is from the</w:t>
-      </w:r>
-      <w:r>
-        <w:t xml:space="preserve"> </w:t>
-      </w:r>
-      <w:r>
-        <w:rPr>
-          <w:rStyle w:val="VerbatimChar"/>
-        </w:rPr>
-        <w:t xml:space="preserve">main</w:t>
-      </w:r>
-      <w:r>
-        <w:t xml:space="preserve"> </w:t>
-      </w:r>
-      <w:r>
-        <w:t xml:space="preserve">method and demonstrates how to use the functions within the</w:t>
-      </w:r>
-      <w:r>
-        <w:t xml:space="preserve"> </w:t>
-      </w:r>
-      <w:r>
-        <w:rPr>
-          <w:rStyle w:val="VerbatimChar"/>
-        </w:rPr>
-        <w:t xml:space="preserve">Main</w:t>
-      </w:r>
-      <w:r>
-        <w:t xml:space="preserve"> </w:t>
-      </w:r>
-      <w:r>
-        <w:t xml:space="preserve">class.</w:t>
-      </w:r>
-    </w:p>
-    <w:p>
-      <w:pPr>
-        <w:pStyle w:val="SourceCode"/>
-      </w:pPr>
-      <w:r>
-        <w:rPr>
-          <w:rStyle w:val="KeywordTok"/>
-        </w:rPr>
-        <w:t xml:space="preserve">public</w:t>
-      </w:r>
-      <w:r>
-        <w:rPr>
-          <w:rStyle w:val="NormalTok"/>
+          <w:i/>
+          <w:iCs/>
         </w:rPr>
         <w:t xml:space="preserve"> </w:t>
       </w:r>
       <w:r>
         <w:rPr>
-          <w:rStyle w:val="DataTypeTok"/>
+          <w:b/>
+          <w:bCs/>
+          <w:i/>
+          <w:iCs/>
         </w:rPr>
-        <w:t xml:space="preserve">static</w:t>
+        <w:t xml:space="preserve">### FunctionDef main(args)</w:t>
       </w:r>
       <w:r>
         <w:rPr>
-          <w:rStyle w:val="NormalTok"/>
+          <w:b/>
+          <w:bCs/>
+          <w:i/>
+          <w:iCs/>
         </w:rPr>
         <w:t xml:space="preserve"> </w:t>
       </w:r>
       <w:r>
         <w:rPr>
-          <w:rStyle w:val="DataTypeTok"/>
+          <w:b/>
+          <w:bCs/>
+          <w:i/>
+          <w:iCs/>
         </w:rPr>
-        <w:t xml:space="preserve">void</w:t>
+        <w:t xml:space="preserve">Doc is waiting to be generated…</w:t>
       </w:r>
-      <w:r>
-        <w:rPr>
-          <w:rStyle w:val="NormalTok"/>
-        </w:rPr>
-        <w:t xml:space="preserve"> </w:t>
-      </w:r>
-      <w:r>
-        <w:rPr>
-          <w:rStyle w:val="FunctionTok"/>
-        </w:rPr>
-        <w:t xml:space="preserve">main</w:t>
-      </w:r>
-      <w:r>
-        <w:rPr>
-          <w:rStyle w:val="OperatorTok"/>
-        </w:rPr>
-        <w:t xml:space="preserve">(</w:t>
-      </w:r>
-      <w:r>
-        <w:rPr>
-          <w:rStyle w:val="BuiltInTok"/>
-        </w:rPr>
-        <w:t xml:space="preserve">String</w:t>
-      </w:r>
-      <w:r>
-        <w:rPr>
-          <w:rStyle w:val="OperatorTok"/>
-        </w:rPr>
-        <w:t xml:space="preserve">[]</w:t>
-      </w:r>
-      <w:r>
-        <w:rPr>
-          <w:rStyle w:val="NormalTok"/>
-        </w:rPr>
-        <w:t xml:space="preserve"> args</w:t>
-      </w:r>
-      <w:r>
-        <w:rPr>
-          <w:rStyle w:val="OperatorTok"/>
-        </w:rPr>
-        <w:t xml:space="preserve">)</w:t>
-      </w:r>
-      <w:r>
-        <w:rPr>
-          <w:rStyle w:val="NormalTok"/>
-        </w:rPr>
-        <w:t xml:space="preserve"> </w:t>
-      </w:r>
-      <w:r>
-        <w:rPr>
-          <w:rStyle w:val="OperatorTok"/>
-        </w:rPr>
-        <w:t xml:space="preserve">{</w:t>
-      </w:r>
-      <w:r>
-        <w:br/>
-      </w:r>
-      <w:r>
-        <w:rPr>
-          <w:rStyle w:val="NormalTok"/>
-        </w:rPr>
-        <w:t xml:space="preserve">    </w:t>
-      </w:r>
-      <w:r>
-        <w:rPr>
-          <w:rStyle w:val="BuiltInTok"/>
-        </w:rPr>
-        <w:t xml:space="preserve">System</w:t>
-      </w:r>
-      <w:r>
-        <w:rPr>
-          <w:rStyle w:val="OperatorTok"/>
-        </w:rPr>
-        <w:t xml:space="preserve">.</w:t>
-      </w:r>
-      <w:r>
-        <w:rPr>
-          <w:rStyle w:val="FunctionTok"/>
-        </w:rPr>
-        <w:t xml:space="preserve">out</w:t>
-      </w:r>
-      <w:r>
-        <w:rPr>
-          <w:rStyle w:val="OperatorTok"/>
-        </w:rPr>
-        <w:t xml:space="preserve">.</w:t>
-      </w:r>
-      <w:r>
-        <w:rPr>
-          <w:rStyle w:val="FunctionTok"/>
-        </w:rPr>
-        <w:t xml:space="preserve">println</w:t>
-      </w:r>
-      <w:r>
-        <w:rPr>
-          <w:rStyle w:val="OperatorTok"/>
-        </w:rPr>
-        <w:t xml:space="preserve">(</w:t>
-      </w:r>
-      <w:r>
-        <w:rPr>
-          <w:rStyle w:val="StringTok"/>
-        </w:rPr>
-        <w:t xml:space="preserve">"Sum: "</w:t>
-      </w:r>
-      <w:r>
-        <w:rPr>
-          <w:rStyle w:val="NormalTok"/>
-        </w:rPr>
-        <w:t xml:space="preserve"> </w:t>
-      </w:r>
-      <w:r>
-        <w:rPr>
-          <w:rStyle w:val="OperatorTok"/>
-        </w:rPr>
-        <w:t xml:space="preserve">+</w:t>
-      </w:r>
-      <w:r>
-        <w:rPr>
-          <w:rStyle w:val="NormalTok"/>
-        </w:rPr>
-        <w:t xml:space="preserve"> </w:t>
-      </w:r>
-      <w:r>
-        <w:rPr>
-          <w:rStyle w:val="FunctionTok"/>
-        </w:rPr>
-        <w:t xml:space="preserve">add</w:t>
-      </w:r>
-      <w:r>
-        <w:rPr>
-          <w:rStyle w:val="OperatorTok"/>
-        </w:rPr>
-        <w:t xml:space="preserve">(</w:t>
-      </w:r>
-      <w:r>
-        <w:rPr>
-          <w:rStyle w:val="DecValTok"/>
-        </w:rPr>
-        <w:t xml:space="preserve">5</w:t>
-      </w:r>
-      <w:r>
-        <w:rPr>
-          <w:rStyle w:val="OperatorTok"/>
-        </w:rPr>
-        <w:t xml:space="preserve">,</w:t>
-      </w:r>
-      <w:r>
-        <w:rPr>
-          <w:rStyle w:val="NormalTok"/>
-        </w:rPr>
-        <w:t xml:space="preserve"> </w:t>
-      </w:r>
-      <w:r>
-        <w:rPr>
-          <w:rStyle w:val="DecValTok"/>
-        </w:rPr>
-        <w:t xml:space="preserve">10</w:t>
-      </w:r>
-      <w:r>
-        <w:rPr>
-          <w:rStyle w:val="OperatorTok"/>
-        </w:rPr>
-        <w:t xml:space="preserve">));</w:t>
-      </w:r>
-      <w:r>
-        <w:br/>
-      </w:r>
-      <w:r>
-        <w:rPr>
-          <w:rStyle w:val="NormalTok"/>
-        </w:rPr>
-        <w:t xml:space="preserve">    </w:t>
-      </w:r>
-      <w:r>
-        <w:rPr>
-          <w:rStyle w:val="BuiltInTok"/>
-        </w:rPr>
-        <w:t xml:space="preserve">System</w:t>
-      </w:r>
-      <w:r>
-        <w:rPr>
-          <w:rStyle w:val="OperatorTok"/>
-        </w:rPr>
-        <w:t xml:space="preserve">.</w:t>
-      </w:r>
-      <w:r>
-        <w:rPr>
-          <w:rStyle w:val="FunctionTok"/>
-        </w:rPr>
-        <w:t xml:space="preserve">out</w:t>
-      </w:r>
-      <w:r>
-        <w:rPr>
-          <w:rStyle w:val="OperatorTok"/>
-        </w:rPr>
-        <w:t xml:space="preserve">.</w:t>
-      </w:r>
-      <w:r>
-        <w:rPr>
-          <w:rStyle w:val="FunctionTok"/>
-        </w:rPr>
-        <w:t xml:space="preserve">println</w:t>
-      </w:r>
-      <w:r>
-        <w:rPr>
-          <w:rStyle w:val="OperatorTok"/>
-        </w:rPr>
-        <w:t xml:space="preserve">(</w:t>
-      </w:r>
-      <w:r>
-        <w:rPr>
-          <w:rStyle w:val="StringTok"/>
-        </w:rPr>
-        <w:t xml:space="preserve">"Factorial: "</w:t>
-      </w:r>
-      <w:r>
-        <w:rPr>
-          <w:rStyle w:val="NormalTok"/>
-        </w:rPr>
-        <w:t xml:space="preserve"> </w:t>
-      </w:r>
-      <w:r>
-        <w:rPr>
-          <w:rStyle w:val="OperatorTok"/>
-        </w:rPr>
-        <w:t xml:space="preserve">+</w:t>
-      </w:r>
-      <w:r>
-        <w:rPr>
-          <w:rStyle w:val="NormalTok"/>
-        </w:rPr>
-        <w:t xml:space="preserve"> </w:t>
-      </w:r>
-      <w:r>
-        <w:rPr>
-          <w:rStyle w:val="FunctionTok"/>
-        </w:rPr>
-        <w:t xml:space="preserve">factorial</w:t>
-      </w:r>
-      <w:r>
-        <w:rPr>
-          <w:rStyle w:val="OperatorTok"/>
-        </w:rPr>
-        <w:t xml:space="preserve">(</w:t>
-      </w:r>
-      <w:r>
-        <w:rPr>
-          <w:rStyle w:val="DecValTok"/>
-        </w:rPr>
-        <w:t xml:space="preserve">5</w:t>
-      </w:r>
-      <w:r>
-        <w:rPr>
-          <w:rStyle w:val="OperatorTok"/>
-        </w:rPr>
-        <w:t xml:space="preserve">));</w:t>
-      </w:r>
-      <w:r>
-        <w:br/>
-      </w:r>
-      <w:r>
-        <w:rPr>
-          <w:rStyle w:val="NormalTok"/>
-        </w:rPr>
-        <w:t xml:space="preserve">    </w:t>
-      </w:r>
-      <w:r>
-        <w:rPr>
-          <w:rStyle w:val="FunctionTok"/>
-        </w:rPr>
-        <w:t xml:space="preserve">greet</w:t>
-      </w:r>
-      <w:r>
-        <w:rPr>
-          <w:rStyle w:val="OperatorTok"/>
-        </w:rPr>
-        <w:t xml:space="preserve">(</w:t>
-      </w:r>
-      <w:r>
-        <w:rPr>
-          <w:rStyle w:val="StringTok"/>
-        </w:rPr>
-        <w:t xml:space="preserve">"Prateek"</w:t>
-      </w:r>
-      <w:r>
-        <w:rPr>
-          <w:rStyle w:val="OperatorTok"/>
-        </w:rPr>
-        <w:t xml:space="preserve">);</w:t>
-      </w:r>
-      <w:r>
-        <w:br/>
-      </w:r>
-      <w:r>
-        <w:rPr>
-          <w:rStyle w:val="OperatorTok"/>
-        </w:rPr>
-        <w:t xml:space="preserve">}</w:t>
-      </w:r>
-    </w:p>
-    <w:p>
-      <w:pPr>
-        <w:pStyle w:val="FirstParagraph"/>
-      </w:pPr>
       <w:r>
         <w:rPr>
           <w:b/>
           <w:bCs/>
-        </w:rPr>
-        <w:t xml:space="preserve">Output:</w:t>
-      </w:r>
-    </w:p>
-    <w:p>
-      <w:pPr>
-        <w:pStyle w:val="BodyText"/>
-      </w:pPr>
-      <w:r>
-        <w:t xml:space="preserve">When the program is compiled and run, the console will display the following output:</w:t>
-      </w:r>
-    </w:p>
-    <w:p>
-      <w:pPr>
-        <w:pStyle w:val="SourceCode"/>
-      </w:pPr>
-      <w:r>
-        <w:rPr>
-          <w:rStyle w:val="VerbatimChar"/>
-        </w:rPr>
-        <w:t xml:space="preserve">Sum: 15</w:t>
-      </w:r>
-      <w:r>
-        <w:br/>
-      </w:r>
-      <w:r>
-        <w:rPr>
-          <w:rStyle w:val="VerbatimChar"/>
-        </w:rPr>
-        <w:t xml:space="preserve">Factorial: 120</w:t>
-      </w:r>
-      <w:r>
-        <w:br/>
-      </w:r>
-      <w:r>
-        <w:rPr>
-          <w:rStyle w:val="VerbatimChar"/>
-        </w:rPr>
-        <w:t xml:space="preserve">Hello, Prateek!</w:t>
-      </w:r>
-    </w:p>
-    <w:p>
-      <w:r>
-        <w:pict>
-          <v:rect style="width:0;height:1.5pt" o:hralign="center" o:hrstd="t" o:hr="t"/>
-        </w:pict>
-      </w:r>
-    </w:p>
-    <w:bookmarkStart w:id="14" w:name="functiondef-adda-b"/>
-    <w:p>
-      <w:pPr>
-        <w:pStyle w:val="Heading3"/>
-      </w:pPr>
-      <w:r>
-        <w:rPr>
-          <w:rStyle w:val="SectionNumber"/>
-        </w:rPr>
-        <w:t xml:space="preserve">1.5.1</w:t>
-      </w:r>
-      <w:r>
-        <w:tab/>
-      </w:r>
-      <w:r>
-        <w:t xml:space="preserve">FunctionDef add(a, b)</w:t>
-      </w:r>
-    </w:p>
-    <w:bookmarkEnd w:id="14"/>
-    <w:bookmarkEnd w:id="15"/>
-    <w:bookmarkEnd w:id="16"/>
-    <w:bookmarkStart w:id="23" w:name="function-addint-a-int-b"/>
-    <w:p>
-      <w:pPr>
-        <w:pStyle w:val="Heading1"/>
-      </w:pPr>
-      <w:r>
-        <w:rPr>
-          <w:rStyle w:val="SectionNumber"/>
-        </w:rPr>
-        <w:t xml:space="preserve">2</w:t>
-      </w:r>
-      <w:r>
-        <w:tab/>
-      </w:r>
-      <w:r>
-        <w:t xml:space="preserve">Function: add(int a, int b)</w:t>
-      </w:r>
-    </w:p>
-    <w:bookmarkStart w:id="17" w:name="overview-1"/>
-    <w:p>
-      <w:pPr>
-        <w:pStyle w:val="Heading2"/>
-      </w:pPr>
-      <w:r>
-        <w:rPr>
-          <w:rStyle w:val="SectionNumber"/>
-        </w:rPr>
-        <w:t xml:space="preserve">2.1</w:t>
-      </w:r>
-      <w:r>
-        <w:tab/>
-      </w:r>
-      <w:r>
-        <w:t xml:space="preserve">Overview</w:t>
-      </w:r>
-    </w:p>
-    <w:p>
-      <w:pPr>
-        <w:pStyle w:val="FirstParagraph"/>
-      </w:pPr>
-      <w:r>
-        <w:t xml:space="preserve">The</w:t>
-      </w:r>
-      <w:r>
-        <w:t xml:space="preserve"> </w:t>
-      </w:r>
-      <w:r>
-        <w:rPr>
-          <w:rStyle w:val="VerbatimChar"/>
-        </w:rPr>
-        <w:t xml:space="preserve">add</w:t>
-      </w:r>
-      <w:r>
-        <w:t xml:space="preserve"> </w:t>
-      </w:r>
-      <w:r>
-        <w:t xml:space="preserve">function calculates the sum of two integer values.</w:t>
-      </w:r>
-    </w:p>
-    <w:bookmarkEnd w:id="17"/>
-    <w:bookmarkStart w:id="18" w:name="parameters"/>
-    <w:p>
-      <w:pPr>
-        <w:pStyle w:val="Heading2"/>
-      </w:pPr>
-      <w:r>
-        <w:rPr>
-          <w:rStyle w:val="SectionNumber"/>
-        </w:rPr>
-        <w:t xml:space="preserve">2.2</w:t>
-      </w:r>
-      <w:r>
-        <w:tab/>
-      </w:r>
-      <w:r>
-        <w:t xml:space="preserve">parameters</w:t>
-      </w:r>
-    </w:p>
-    <w:tbl>
-      <w:tblPr>
-        <w:tblStyle w:val="Table"/>
-        <w:tblW w:type="auto" w:w="0"/>
-        <w:tblLook w:firstRow="1" w:lastRow="0" w:firstColumn="0" w:lastColumn="0" w:noHBand="0" w:noVBand="0" w:val="0020"/>
-      </w:tblPr>
-      <w:tblGrid>
-        <w:gridCol w:w="2640"/>
-        <w:gridCol w:w="2640"/>
-        <w:gridCol w:w="2640"/>
-      </w:tblGrid>
-      <w:tr>
-        <w:trPr>
-          <w:tblHeader w:val="on"/>
-        </w:trPr>
-        <w:tc>
-          <w:tcPr/>
-          <w:p>
-            <w:pPr>
-              <w:pStyle w:val="Compact"/>
-            </w:pPr>
-            <w:r>
-              <w:t xml:space="preserve">Parameter</w:t>
-            </w:r>
-          </w:p>
-        </w:tc>
-        <w:tc>
-          <w:tcPr/>
-          <w:p>
-            <w:pPr>
-              <w:pStyle w:val="Compact"/>
-            </w:pPr>
-            <w:r>
-              <w:t xml:space="preserve">Type</w:t>
-            </w:r>
-          </w:p>
-        </w:tc>
-        <w:tc>
-          <w:tcPr/>
-          <w:p>
-            <w:pPr>
-              <w:pStyle w:val="Compact"/>
-            </w:pPr>
-            <w:r>
-              <w:t xml:space="preserve">Description</w:t>
-            </w:r>
-          </w:p>
-        </w:tc>
-      </w:tr>
-      <w:tr>
-        <w:tc>
-          <w:tcPr/>
-          <w:p>
-            <w:pPr>
-              <w:pStyle w:val="Compact"/>
-            </w:pPr>
-            <w:r>
-              <w:rPr>
-                <w:rStyle w:val="VerbatimChar"/>
-              </w:rPr>
-              <w:t xml:space="preserve">a</w:t>
-            </w:r>
-          </w:p>
-        </w:tc>
-        <w:tc>
-          <w:tcPr/>
-          <w:p>
-            <w:pPr>
-              <w:pStyle w:val="Compact"/>
-            </w:pPr>
-            <w:r>
-              <w:rPr>
-                <w:rStyle w:val="VerbatimChar"/>
-              </w:rPr>
-              <w:t xml:space="preserve">int</w:t>
-            </w:r>
-          </w:p>
-        </w:tc>
-        <w:tc>
-          <w:tcPr/>
-          <w:p>
-            <w:pPr>
-              <w:pStyle w:val="Compact"/>
-            </w:pPr>
-            <w:r>
-              <w:t xml:space="preserve">The first integer operand.</w:t>
-            </w:r>
-          </w:p>
-        </w:tc>
-      </w:tr>
-      <w:tr>
-        <w:tc>
-          <w:tcPr/>
-          <w:p>
-            <w:pPr>
-              <w:pStyle w:val="Compact"/>
-            </w:pPr>
-            <w:r>
-              <w:rPr>
-                <w:rStyle w:val="VerbatimChar"/>
-              </w:rPr>
-              <w:t xml:space="preserve">b</w:t>
-            </w:r>
-          </w:p>
-        </w:tc>
-        <w:tc>
-          <w:tcPr/>
-          <w:p>
-            <w:pPr>
-              <w:pStyle w:val="Compact"/>
-            </w:pPr>
-            <w:r>
-              <w:rPr>
-                <w:rStyle w:val="VerbatimChar"/>
-              </w:rPr>
-              <w:t xml:space="preserve">int</w:t>
-            </w:r>
-          </w:p>
-        </w:tc>
-        <w:tc>
-          <w:tcPr/>
-          <w:p>
-            <w:pPr>
-              <w:pStyle w:val="Compact"/>
-            </w:pPr>
-            <w:r>
-              <w:t xml:space="preserve">The second integer operand.</w:t>
-            </w:r>
-          </w:p>
-        </w:tc>
-      </w:tr>
-    </w:tbl>
-    <w:bookmarkEnd w:id="18"/>
-    <w:bookmarkStart w:id="19" w:name="description-1"/>
-    <w:p>
-      <w:pPr>
-        <w:pStyle w:val="Heading2"/>
-      </w:pPr>
-      <w:r>
-        <w:rPr>
-          <w:rStyle w:val="SectionNumber"/>
-        </w:rPr>
-        <w:t xml:space="preserve">2.3</w:t>
-      </w:r>
-      <w:r>
-        <w:tab/>
-      </w:r>
-      <w:r>
-        <w:t xml:space="preserve">Description</w:t>
-      </w:r>
-    </w:p>
-    <w:p>
-      <w:pPr>
-        <w:pStyle w:val="FirstParagraph"/>
-      </w:pPr>
-      <w:r>
-        <w:t xml:space="preserve">This</w:t>
-      </w:r>
-      <w:r>
-        <w:t xml:space="preserve"> </w:t>
-      </w:r>
-      <w:r>
-        <w:rPr>
-          <w:rStyle w:val="VerbatimChar"/>
-        </w:rPr>
-        <w:t xml:space="preserve">static</w:t>
-      </w:r>
-      <w:r>
-        <w:t xml:space="preserve"> </w:t>
-      </w:r>
-      <w:r>
-        <w:t xml:space="preserve">function provides a straightforward implementation of integer addition. It accepts two integer arguments,</w:t>
-      </w:r>
-      <w:r>
-        <w:t xml:space="preserve"> </w:t>
-      </w:r>
-      <w:r>
-        <w:rPr>
-          <w:rStyle w:val="VerbatimChar"/>
-        </w:rPr>
-        <w:t xml:space="preserve">a</w:t>
-      </w:r>
-      <w:r>
-        <w:t xml:space="preserve"> </w:t>
-      </w:r>
-      <w:r>
-        <w:t xml:space="preserve">and</w:t>
-      </w:r>
-      <w:r>
-        <w:t xml:space="preserve"> </w:t>
-      </w:r>
-      <w:r>
-        <w:rPr>
-          <w:rStyle w:val="VerbatimChar"/>
-        </w:rPr>
-        <w:t xml:space="preserve">b</w:t>
-      </w:r>
-      <w:r>
-        <w:t xml:space="preserve">. The core logic uses the standard arithmetic addition operator (</w:t>
-      </w:r>
-      <w:r>
-        <w:rPr>
-          <w:rStyle w:val="VerbatimChar"/>
-        </w:rPr>
-        <w:t xml:space="preserve">+</w:t>
-      </w:r>
-      <w:r>
-        <w:t xml:space="preserve">) to compute the sum of these two numbers. The function then returns the resulting integer value.</w:t>
-      </w:r>
-    </w:p>
-    <w:p>
-      <w:pPr>
-        <w:pStyle w:val="SourceCode"/>
-      </w:pPr>
-      <w:r>
-        <w:rPr>
-          <w:rStyle w:val="CommentTok"/>
-        </w:rPr>
-        <w:t xml:space="preserve">// The function returns the result of a + b</w:t>
-      </w:r>
-      <w:r>
-        <w:br/>
-      </w:r>
-      <w:r>
-        <w:rPr>
-          <w:rStyle w:val="ControlFlowTok"/>
-        </w:rPr>
-        <w:t xml:space="preserve">return</w:t>
-      </w:r>
-      <w:r>
-        <w:rPr>
-          <w:rStyle w:val="NormalTok"/>
-        </w:rPr>
-        <w:t xml:space="preserve"> a </w:t>
-      </w:r>
-      <w:r>
-        <w:rPr>
-          <w:rStyle w:val="OperatorTok"/>
-        </w:rPr>
-        <w:t xml:space="preserve">+</w:t>
-      </w:r>
-      <w:r>
-        <w:rPr>
-          <w:rStyle w:val="NormalTok"/>
-        </w:rPr>
-        <w:t xml:space="preserve"> b</w:t>
-      </w:r>
-      <w:r>
-        <w:rPr>
-          <w:rStyle w:val="OperatorTok"/>
-        </w:rPr>
-        <w:t xml:space="preserve">;</w:t>
-      </w:r>
-    </w:p>
-    <w:bookmarkEnd w:id="19"/>
-    <w:bookmarkStart w:id="20" w:name="usage-notes-1"/>
-    <w:p>
-      <w:pPr>
-        <w:pStyle w:val="Heading2"/>
-      </w:pPr>
-      <w:r>
-        <w:rPr>
-          <w:rStyle w:val="SectionNumber"/>
-        </w:rPr>
-        <w:t xml:space="preserve">2.4</w:t>
-      </w:r>
-      <w:r>
-        <w:tab/>
-      </w:r>
-      <w:r>
-        <w:t xml:space="preserve">Usage Notes</w:t>
-      </w:r>
-    </w:p>
-    <w:p>
-      <w:pPr>
-        <w:pStyle w:val="Compact"/>
-        <w:numPr>
-          <w:ilvl w:val="0"/>
-          <w:numId w:val="1004"/>
-        </w:numPr>
-      </w:pPr>
-      <w:r>
-        <w:t xml:space="preserve">As a</w:t>
-      </w:r>
-      <w:r>
-        <w:t xml:space="preserve"> </w:t>
-      </w:r>
-      <w:r>
-        <w:rPr>
-          <w:rStyle w:val="VerbatimChar"/>
-        </w:rPr>
-        <w:t xml:space="preserve">static</w:t>
-      </w:r>
-      <w:r>
-        <w:t xml:space="preserve"> </w:t>
-      </w:r>
-      <w:r>
-        <w:t xml:space="preserve">method, it should be called on the class itself, not on an instance of the class (e.g.,</w:t>
-      </w:r>
-      <w:r>
-        <w:t xml:space="preserve"> </w:t>
-      </w:r>
-      <w:r>
-        <w:rPr>
-          <w:rStyle w:val="VerbatimChar"/>
-        </w:rPr>
-        <w:t xml:space="preserve">Main.add(5, 10)</w:t>
-      </w:r>
-      <w:r>
-        <w:t xml:space="preserve">).</w:t>
-      </w:r>
-    </w:p>
-    <w:p>
-      <w:pPr>
-        <w:pStyle w:val="Compact"/>
-        <w:numPr>
-          <w:ilvl w:val="0"/>
-          <w:numId w:val="1004"/>
-        </w:numPr>
-      </w:pPr>
-      <w:r>
-        <w:t xml:space="preserve">Users should be aware of potential integer overflow. If the sum of</w:t>
-      </w:r>
-      <w:r>
-        <w:t xml:space="preserve"> </w:t>
-      </w:r>
-      <w:r>
-        <w:rPr>
-          <w:rStyle w:val="VerbatimChar"/>
-        </w:rPr>
-        <w:t xml:space="preserve">a</w:t>
-      </w:r>
-      <w:r>
-        <w:t xml:space="preserve"> </w:t>
-      </w:r>
-      <w:r>
-        <w:t xml:space="preserve">and</w:t>
-      </w:r>
-      <w:r>
-        <w:t xml:space="preserve"> </w:t>
-      </w:r>
-      <w:r>
-        <w:rPr>
-          <w:rStyle w:val="VerbatimChar"/>
-        </w:rPr>
-        <w:t xml:space="preserve">b</w:t>
-      </w:r>
-      <w:r>
-        <w:t xml:space="preserve"> </w:t>
-      </w:r>
-      <w:r>
-        <w:t xml:space="preserve">exceeds the maximum value of an</w:t>
-      </w:r>
-      <w:r>
-        <w:t xml:space="preserve"> </w:t>
-      </w:r>
-      <w:r>
-        <w:rPr>
-          <w:rStyle w:val="VerbatimChar"/>
-        </w:rPr>
-        <w:t xml:space="preserve">int</w:t>
-      </w:r>
-      <w:r>
-        <w:t xml:space="preserve"> </w:t>
-      </w:r>
-      <w:r>
-        <w:t xml:space="preserve">(</w:t>
-      </w:r>
-      <w:r>
-        <w:rPr>
-          <w:rStyle w:val="VerbatimChar"/>
-        </w:rPr>
-        <w:t xml:space="preserve">Integer.MAX_VALUE</w:t>
-      </w:r>
-      <w:r>
-        <w:t xml:space="preserve">) or is less than the minimum value (</w:t>
-      </w:r>
-      <w:r>
-        <w:rPr>
-          <w:rStyle w:val="VerbatimChar"/>
-        </w:rPr>
-        <w:t xml:space="preserve">Integer.MIN_VALUE</w:t>
-      </w:r>
-      <w:r>
-        <w:t xml:space="preserve">), the result will wrap around according to Java’s two’s complement arithmetic.</w:t>
-      </w:r>
-    </w:p>
-    <w:p>
-      <w:pPr>
-        <w:pStyle w:val="FirstParagraph"/>
-      </w:pPr>
-      <w:r>
-        <w:rPr>
-          <w:b/>
-          <w:bCs/>
-        </w:rPr>
-        <w:t xml:space="preserve">Output Example</w:t>
-      </w:r>
-      <w:r>
-        <w:t xml:space="preserve">: The function returns a single</w:t>
-      </w:r>
-      <w:r>
-        <w:t xml:space="preserve"> </w:t>
-      </w:r>
-      <w:r>
-        <w:rPr>
-          <w:rStyle w:val="VerbatimChar"/>
-        </w:rPr>
-        <w:t xml:space="preserve">int</w:t>
-      </w:r>
-      <w:r>
-        <w:t xml:space="preserve"> </w:t>
-      </w:r>
-      <w:r>
-        <w:t xml:space="preserve">value representing the sum. For an input of</w:t>
-      </w:r>
-      <w:r>
-        <w:t xml:space="preserve"> </w:t>
-      </w:r>
-      <w:r>
-        <w:rPr>
-          <w:rStyle w:val="VerbatimChar"/>
-        </w:rPr>
-        <w:t xml:space="preserve">(5, 3)</w:t>
-      </w:r>
-      <w:r>
-        <w:t xml:space="preserve">, the output would be</w:t>
-      </w:r>
-      <w:r>
-        <w:t xml:space="preserve"> </w:t>
-      </w:r>
-      <w:r>
-        <w:rPr>
-          <w:rStyle w:val="VerbatimChar"/>
-        </w:rPr>
-        <w:t xml:space="preserve">8</w:t>
-      </w:r>
-      <w:r>
-        <w:t xml:space="preserve">.</w:t>
-      </w:r>
-    </w:p>
-    <w:bookmarkEnd w:id="20"/>
-    <w:bookmarkStart w:id="22" w:name="example-1"/>
-    <w:p>
-      <w:pPr>
-        <w:pStyle w:val="Heading2"/>
-      </w:pPr>
-      <w:r>
-        <w:rPr>
-          <w:rStyle w:val="SectionNumber"/>
-        </w:rPr>
-        <w:t xml:space="preserve">2.5</w:t>
-      </w:r>
-      <w:r>
-        <w:tab/>
-      </w:r>
-      <w:r>
-        <w:t xml:space="preserve">Example</w:t>
-      </w:r>
-    </w:p>
-    <w:p>
-      <w:pPr>
-        <w:pStyle w:val="SourceCode"/>
-      </w:pPr>
-      <w:r>
-        <w:rPr>
-          <w:rStyle w:val="CommentTok"/>
-        </w:rPr>
-        <w:t xml:space="preserve">// Example usage</w:t>
-      </w:r>
-      <w:r>
-        <w:br/>
-      </w:r>
-      <w:r>
-        <w:rPr>
-          <w:rStyle w:val="KeywordTok"/>
-        </w:rPr>
-        <w:t xml:space="preserve">public</w:t>
-      </w:r>
-      <w:r>
-        <w:rPr>
-          <w:rStyle w:val="NormalTok"/>
+          <w:i/>
+          <w:iCs/>
         </w:rPr>
         <w:t xml:space="preserve"> </w:t>
       </w:r>
-      <w:r>
-        <w:rPr>
-          <w:rStyle w:val="KeywordTok"/>
-        </w:rPr>
-        <w:t xml:space="preserve">class</w:t>
-      </w:r>
-      <w:r>
-        <w:rPr>
-          <w:rStyle w:val="NormalTok"/>
-        </w:rPr>
-        <w:t xml:space="preserve"> Main </w:t>
-      </w:r>
-      <w:r>
-        <w:rPr>
-          <w:rStyle w:val="OperatorTok"/>
-        </w:rPr>
-        <w:t xml:space="preserve">{</w:t>
-      </w:r>
-      <w:r>
-        <w:br/>
-      </w:r>
-      <w:r>
-        <w:rPr>
-          <w:rStyle w:val="NormalTok"/>
-        </w:rPr>
-        <w:t xml:space="preserve">    </w:t>
-      </w:r>
-      <w:r>
-        <w:rPr>
-          <w:rStyle w:val="KeywordTok"/>
-        </w:rPr>
-        <w:t xml:space="preserve">public</w:t>
-      </w:r>
-      <w:r>
-        <w:rPr>
-          <w:rStyle w:val="NormalTok"/>
-        </w:rPr>
-        <w:t xml:space="preserve"> </w:t>
-      </w:r>
-      <w:r>
-        <w:rPr>
-          <w:rStyle w:val="DataTypeTok"/>
-        </w:rPr>
-        <w:t xml:space="preserve">static</w:t>
-      </w:r>
-      <w:r>
-        <w:rPr>
-          <w:rStyle w:val="NormalTok"/>
-        </w:rPr>
-        <w:t xml:space="preserve"> </w:t>
-      </w:r>
-      <w:r>
-        <w:rPr>
-          <w:rStyle w:val="DataTypeTok"/>
-        </w:rPr>
-        <w:t xml:space="preserve">int</w:t>
-      </w:r>
-      <w:r>
-        <w:rPr>
-          <w:rStyle w:val="NormalTok"/>
-        </w:rPr>
-        <w:t xml:space="preserve"> </w:t>
-      </w:r>
-      <w:r>
-        <w:rPr>
-          <w:rStyle w:val="FunctionTok"/>
-        </w:rPr>
-        <w:t xml:space="preserve">add</w:t>
-      </w:r>
-      <w:r>
-        <w:rPr>
-          <w:rStyle w:val="OperatorTok"/>
-        </w:rPr>
-        <w:t xml:space="preserve">(</w:t>
-      </w:r>
-      <w:r>
-        <w:rPr>
-          <w:rStyle w:val="DataTypeTok"/>
-        </w:rPr>
-        <w:t xml:space="preserve">int</w:t>
-      </w:r>
-      <w:r>
-        <w:rPr>
-          <w:rStyle w:val="NormalTok"/>
-        </w:rPr>
-        <w:t xml:space="preserve"> a</w:t>
-      </w:r>
-      <w:r>
-        <w:rPr>
-          <w:rStyle w:val="OperatorTok"/>
-        </w:rPr>
-        <w:t xml:space="preserve">,</w:t>
-      </w:r>
-      <w:r>
-        <w:rPr>
-          <w:rStyle w:val="NormalTok"/>
-        </w:rPr>
-        <w:t xml:space="preserve"> </w:t>
-      </w:r>
-      <w:r>
-        <w:rPr>
-          <w:rStyle w:val="DataTypeTok"/>
-        </w:rPr>
-        <w:t xml:space="preserve">int</w:t>
-      </w:r>
-      <w:r>
-        <w:rPr>
-          <w:rStyle w:val="NormalTok"/>
-        </w:rPr>
-        <w:t xml:space="preserve"> b</w:t>
-      </w:r>
-      <w:r>
-        <w:rPr>
-          <w:rStyle w:val="OperatorTok"/>
-        </w:rPr>
-        <w:t xml:space="preserve">)</w:t>
-      </w:r>
-      <w:r>
-        <w:rPr>
-          <w:rStyle w:val="NormalTok"/>
-        </w:rPr>
-        <w:t xml:space="preserve"> </w:t>
-      </w:r>
-      <w:r>
-        <w:rPr>
-          <w:rStyle w:val="OperatorTok"/>
-        </w:rPr>
-        <w:t xml:space="preserve">{</w:t>
-      </w:r>
-      <w:r>
-        <w:br/>
-      </w:r>
-      <w:r>
-        <w:rPr>
-          <w:rStyle w:val="NormalTok"/>
-        </w:rPr>
-        <w:t xml:space="preserve">        </w:t>
-      </w:r>
-      <w:r>
-        <w:rPr>
-          <w:rStyle w:val="ControlFlowTok"/>
-        </w:rPr>
-        <w:t xml:space="preserve">return</w:t>
-      </w:r>
-      <w:r>
-        <w:rPr>
-          <w:rStyle w:val="NormalTok"/>
-        </w:rPr>
-        <w:t xml:space="preserve"> a </w:t>
-      </w:r>
-      <w:r>
-        <w:rPr>
-          <w:rStyle w:val="OperatorTok"/>
-        </w:rPr>
-        <w:t xml:space="preserve">+</w:t>
-      </w:r>
-      <w:r>
-        <w:rPr>
-          <w:rStyle w:val="NormalTok"/>
-        </w:rPr>
-        <w:t xml:space="preserve"> b</w:t>
-      </w:r>
-      <w:r>
-        <w:rPr>
-          <w:rStyle w:val="OperatorTok"/>
-        </w:rPr>
-        <w:t xml:space="preserve">;</w:t>
-      </w:r>
-      <w:r>
-        <w:br/>
-      </w:r>
-      <w:r>
-        <w:rPr>
-          <w:rStyle w:val="NormalTok"/>
-        </w:rPr>
-        <w:t xml:space="preserve">    </w:t>
-      </w:r>
-      <w:r>
-        <w:rPr>
-          <w:rStyle w:val="OperatorTok"/>
-        </w:rPr>
-        <w:t xml:space="preserve">}</w:t>
-      </w:r>
-      <w:r>
-        <w:br/>
-      </w:r>
-      <w:r>
-        <w:br/>
-      </w:r>
-      <w:r>
-        <w:rPr>
-          <w:rStyle w:val="NormalTok"/>
-        </w:rPr>
-        <w:t xml:space="preserve">    </w:t>
-      </w:r>
-      <w:r>
-        <w:rPr>
-          <w:rStyle w:val="KeywordTok"/>
-        </w:rPr>
-        <w:t xml:space="preserve">public</w:t>
-      </w:r>
-      <w:r>
-        <w:rPr>
-          <w:rStyle w:val="NormalTok"/>
-        </w:rPr>
-        <w:t xml:space="preserve"> </w:t>
-      </w:r>
-      <w:r>
-        <w:rPr>
-          <w:rStyle w:val="DataTypeTok"/>
-        </w:rPr>
-        <w:t xml:space="preserve">static</w:t>
-      </w:r>
-      <w:r>
-        <w:rPr>
-          <w:rStyle w:val="NormalTok"/>
-        </w:rPr>
-        <w:t xml:space="preserve"> </w:t>
-      </w:r>
-      <w:r>
-        <w:rPr>
-          <w:rStyle w:val="DataTypeTok"/>
-        </w:rPr>
-        <w:t xml:space="preserve">void</w:t>
-      </w:r>
-      <w:r>
-        <w:rPr>
-          <w:rStyle w:val="NormalTok"/>
-        </w:rPr>
-        <w:t xml:space="preserve"> </w:t>
-      </w:r>
-      <w:r>
-        <w:rPr>
-          <w:rStyle w:val="FunctionTok"/>
-        </w:rPr>
-        <w:t xml:space="preserve">main</w:t>
-      </w:r>
-      <w:r>
-        <w:rPr>
-          <w:rStyle w:val="OperatorTok"/>
-        </w:rPr>
-        <w:t xml:space="preserve">(</w:t>
-      </w:r>
-      <w:r>
-        <w:rPr>
-          <w:rStyle w:val="BuiltInTok"/>
-        </w:rPr>
-        <w:t xml:space="preserve">String</w:t>
-      </w:r>
-      <w:r>
-        <w:rPr>
-          <w:rStyle w:val="OperatorTok"/>
-        </w:rPr>
-        <w:t xml:space="preserve">[]</w:t>
-      </w:r>
-      <w:r>
-        <w:rPr>
-          <w:rStyle w:val="NormalTok"/>
-        </w:rPr>
-        <w:t xml:space="preserve"> args</w:t>
-      </w:r>
-      <w:r>
-        <w:rPr>
-          <w:rStyle w:val="OperatorTok"/>
-        </w:rPr>
-        <w:t xml:space="preserve">)</w:t>
-      </w:r>
-      <w:r>
-        <w:rPr>
-          <w:rStyle w:val="NormalTok"/>
-        </w:rPr>
-        <w:t xml:space="preserve"> </w:t>
-      </w:r>
-      <w:r>
-        <w:rPr>
-          <w:rStyle w:val="OperatorTok"/>
-        </w:rPr>
-        <w:t xml:space="preserve">{</w:t>
-      </w:r>
-      <w:r>
-        <w:br/>
-      </w:r>
-      <w:r>
-        <w:rPr>
-          <w:rStyle w:val="NormalTok"/>
-        </w:rPr>
-        <w:t xml:space="preserve">        </w:t>
-      </w:r>
-      <w:r>
-        <w:rPr>
-          <w:rStyle w:val="DataTypeTok"/>
-        </w:rPr>
-        <w:t xml:space="preserve">int</w:t>
-      </w:r>
-      <w:r>
-        <w:rPr>
-          <w:rStyle w:val="NormalTok"/>
-        </w:rPr>
-        <w:t xml:space="preserve"> result </w:t>
-      </w:r>
-      <w:r>
-        <w:rPr>
-          <w:rStyle w:val="OperatorTok"/>
-        </w:rPr>
-        <w:t xml:space="preserve">=</w:t>
-      </w:r>
-      <w:r>
-        <w:rPr>
-          <w:rStyle w:val="NormalTok"/>
-        </w:rPr>
-        <w:t xml:space="preserve"> Main</w:t>
-      </w:r>
-      <w:r>
-        <w:rPr>
-          <w:rStyle w:val="OperatorTok"/>
-        </w:rPr>
-        <w:t xml:space="preserve">.</w:t>
-      </w:r>
-      <w:r>
-        <w:rPr>
-          <w:rStyle w:val="FunctionTok"/>
-        </w:rPr>
-        <w:t xml:space="preserve">add</w:t>
-      </w:r>
-      <w:r>
-        <w:rPr>
-          <w:rStyle w:val="OperatorTok"/>
-        </w:rPr>
-        <w:t xml:space="preserve">(</w:t>
-      </w:r>
-      <w:r>
-        <w:rPr>
-          <w:rStyle w:val="DecValTok"/>
-        </w:rPr>
-        <w:t xml:space="preserve">25</w:t>
-      </w:r>
-      <w:r>
-        <w:rPr>
-          <w:rStyle w:val="OperatorTok"/>
-        </w:rPr>
-        <w:t xml:space="preserve">,</w:t>
-      </w:r>
-      <w:r>
-        <w:rPr>
-          <w:rStyle w:val="NormalTok"/>
-        </w:rPr>
-        <w:t xml:space="preserve"> </w:t>
-      </w:r>
-      <w:r>
-        <w:rPr>
-          <w:rStyle w:val="DecValTok"/>
-        </w:rPr>
-        <w:t xml:space="preserve">17</w:t>
-      </w:r>
-      <w:r>
-        <w:rPr>
-          <w:rStyle w:val="OperatorTok"/>
-        </w:rPr>
-        <w:t xml:space="preserve">);</w:t>
-      </w:r>
-      <w:r>
-        <w:br/>
-      </w:r>
-      <w:r>
-        <w:rPr>
-          <w:rStyle w:val="NormalTok"/>
-        </w:rPr>
-        <w:t xml:space="preserve">        </w:t>
-      </w:r>
-      <w:r>
-        <w:rPr>
-          <w:rStyle w:val="BuiltInTok"/>
-        </w:rPr>
-        <w:t xml:space="preserve">System</w:t>
-      </w:r>
-      <w:r>
-        <w:rPr>
-          <w:rStyle w:val="OperatorTok"/>
-        </w:rPr>
-        <w:t xml:space="preserve">.</w:t>
-      </w:r>
-      <w:r>
-        <w:rPr>
-          <w:rStyle w:val="FunctionTok"/>
-        </w:rPr>
-        <w:t xml:space="preserve">out</w:t>
-      </w:r>
-      <w:r>
-        <w:rPr>
-          <w:rStyle w:val="OperatorTok"/>
-        </w:rPr>
-        <w:t xml:space="preserve">.</w:t>
-      </w:r>
-      <w:r>
-        <w:rPr>
-          <w:rStyle w:val="FunctionTok"/>
-        </w:rPr>
-        <w:t xml:space="preserve">println</w:t>
-      </w:r>
-      <w:r>
-        <w:rPr>
-          <w:rStyle w:val="OperatorTok"/>
-        </w:rPr>
-        <w:t xml:space="preserve">(</w:t>
-      </w:r>
-      <w:r>
-        <w:rPr>
-          <w:rStyle w:val="StringTok"/>
-        </w:rPr>
-        <w:t xml:space="preserve">"The result is: "</w:t>
-      </w:r>
-      <w:r>
-        <w:rPr>
-          <w:rStyle w:val="NormalTok"/>
-        </w:rPr>
-        <w:t xml:space="preserve"> </w:t>
-      </w:r>
-      <w:r>
-        <w:rPr>
-          <w:rStyle w:val="OperatorTok"/>
-        </w:rPr>
-        <w:t xml:space="preserve">+</w:t>
-      </w:r>
-      <w:r>
-        <w:rPr>
-          <w:rStyle w:val="NormalTok"/>
-        </w:rPr>
-        <w:t xml:space="preserve"> result</w:t>
-      </w:r>
-      <w:r>
-        <w:rPr>
-          <w:rStyle w:val="OperatorTok"/>
-        </w:rPr>
-        <w:t xml:space="preserve">);</w:t>
-      </w:r>
-      <w:r>
-        <w:br/>
-      </w:r>
-      <w:r>
-        <w:rPr>
-          <w:rStyle w:val="NormalTok"/>
-        </w:rPr>
-        <w:t xml:space="preserve">    </w:t>
-      </w:r>
-      <w:r>
-        <w:rPr>
-          <w:rStyle w:val="OperatorTok"/>
-        </w:rPr>
-        <w:t xml:space="preserve">}</w:t>
-      </w:r>
-      <w:r>
-        <w:br/>
-      </w:r>
-      <w:r>
-        <w:rPr>
-          <w:rStyle w:val="OperatorTok"/>
-        </w:rPr>
-        <w:t xml:space="preserve">}</w:t>
-      </w:r>
     </w:p>
-    <w:p>
-      <w:pPr>
-        <w:pStyle w:val="FirstParagraph"/>
-      </w:pPr>
-      <w:r>
-        <w:rPr>
-          <w:b/>
-          <w:bCs/>
-        </w:rPr>
-        <w:t xml:space="preserve">Output:</w:t>
-      </w:r>
-    </w:p>
-    <w:p>
-      <w:pPr>
-        <w:pStyle w:val="SourceCode"/>
-      </w:pPr>
-      <w:r>
-        <w:rPr>
-          <w:rStyle w:val="VerbatimChar"/>
-        </w:rPr>
-        <w:t xml:space="preserve">The result is: 42</w:t>
-      </w:r>
-    </w:p>
-    <w:p>
-      <w:r>
-        <w:pict>
-          <v:rect style="width:0;height:1.5pt" o:hralign="center" o:hrstd="t" o:hr="t"/>
-        </w:pict>
-      </w:r>
-    </w:p>
-    <w:p>
-      <w:r>
-        <w:pict>
-          <v:rect style="width:0;height:1.5pt" o:hralign="center" o:hrstd="t" o:hr="t"/>
-        </w:pict>
-      </w:r>
-    </w:p>
-    <w:bookmarkStart w:id="21" w:name="functiondef-factorialn"/>
-    <w:p>
-      <w:pPr>
-        <w:pStyle w:val="Heading3"/>
-      </w:pPr>
-      <w:r>
-        <w:rPr>
-          <w:rStyle w:val="SectionNumber"/>
-        </w:rPr>
-        <w:t xml:space="preserve">2.5.1</w:t>
-      </w:r>
-      <w:r>
-        <w:tab/>
-      </w:r>
-      <w:r>
-        <w:t xml:space="preserve">FunctionDef factorial(n)</w:t>
-      </w:r>
-    </w:p>
-    <w:bookmarkEnd w:id="21"/>
-    <w:bookmarkEnd w:id="22"/>
-    <w:bookmarkEnd w:id="23"/>
-    <w:bookmarkStart w:id="30" w:name="function-factorialint-n"/>
-    <w:p>
-      <w:pPr>
-        <w:pStyle w:val="Heading1"/>
-      </w:pPr>
-      <w:r>
-        <w:rPr>
-          <w:rStyle w:val="SectionNumber"/>
-        </w:rPr>
-        <w:t xml:space="preserve">3</w:t>
-      </w:r>
-      <w:r>
-        <w:tab/>
-      </w:r>
-      <w:r>
-        <w:t xml:space="preserve">Function: factorial(int n)</w:t>
-      </w:r>
-    </w:p>
-    <w:bookmarkStart w:id="24" w:name="overview-2"/>
-    <w:p>
-      <w:pPr>
-        <w:pStyle w:val="Heading2"/>
-      </w:pPr>
-      <w:r>
-        <w:rPr>
-          <w:rStyle w:val="SectionNumber"/>
-        </w:rPr>
-        <w:t xml:space="preserve">3.1</w:t>
-      </w:r>
-      <w:r>
-        <w:tab/>
-      </w:r>
-      <w:r>
-        <w:t xml:space="preserve">Overview</w:t>
-      </w:r>
-    </w:p>
-    <w:p>
-      <w:pPr>
-        <w:pStyle w:val="FirstParagraph"/>
-      </w:pPr>
-      <w:r>
-        <w:t xml:space="preserve">The</w:t>
-      </w:r>
-      <w:r>
-        <w:t xml:space="preserve"> </w:t>
-      </w:r>
-      <w:r>
-        <w:rPr>
-          <w:rStyle w:val="VerbatimChar"/>
-        </w:rPr>
-        <w:t xml:space="preserve">factorial</w:t>
-      </w:r>
-      <w:r>
-        <w:t xml:space="preserve"> </w:t>
-      </w:r>
-      <w:r>
-        <w:t xml:space="preserve">function recursively calculates the factorial of a given non-negative integer.</w:t>
-      </w:r>
-    </w:p>
-    <w:bookmarkEnd w:id="24"/>
-    <w:bookmarkStart w:id="25" w:name="parameters-1"/>
-    <w:p>
-      <w:pPr>
-        <w:pStyle w:val="Heading2"/>
-      </w:pPr>
-      <w:r>
-        <w:rPr>
-          <w:rStyle w:val="SectionNumber"/>
-        </w:rPr>
-        <w:t xml:space="preserve">3.2</w:t>
-      </w:r>
-      <w:r>
-        <w:tab/>
-      </w:r>
-      <w:r>
-        <w:t xml:space="preserve">parameters</w:t>
-      </w:r>
-    </w:p>
-    <w:p>
-      <w:pPr>
-        <w:pStyle w:val="Compact"/>
-        <w:numPr>
-          <w:ilvl w:val="0"/>
-          <w:numId w:val="1005"/>
-        </w:numPr>
-      </w:pPr>
-      <w:r>
-        <w:rPr>
-          <w:rStyle w:val="VerbatimChar"/>
-          <w:b/>
-          <w:bCs/>
-        </w:rPr>
-        <w:t xml:space="preserve">n</w:t>
-      </w:r>
-      <w:r>
-        <w:t xml:space="preserve"> </w:t>
-      </w:r>
-      <w:r>
-        <w:t xml:space="preserve">(int): The non-negative integer for which the factorial will be computed.</w:t>
-      </w:r>
-    </w:p>
-    <w:bookmarkEnd w:id="25"/>
-    <w:bookmarkStart w:id="26" w:name="description-2"/>
-    <w:p>
-      <w:pPr>
-        <w:pStyle w:val="Heading2"/>
-      </w:pPr>
-      <w:r>
-        <w:rPr>
-          <w:rStyle w:val="SectionNumber"/>
-        </w:rPr>
-        <w:t xml:space="preserve">3.3</w:t>
-      </w:r>
-      <w:r>
-        <w:tab/>
-      </w:r>
-      <w:r>
-        <w:t xml:space="preserve">Description</w:t>
-      </w:r>
-    </w:p>
-    <w:p>
-      <w:pPr>
-        <w:pStyle w:val="FirstParagraph"/>
-      </w:pPr>
-      <w:r>
-        <w:t xml:space="preserve">This function implements the factorial calculation using a recursive approach. The logic is divided into two main parts:</w:t>
-      </w:r>
-    </w:p>
-    <w:p>
-      <w:pPr>
-        <w:numPr>
-          <w:ilvl w:val="0"/>
-          <w:numId w:val="1006"/>
-        </w:numPr>
-      </w:pPr>
-      <w:r>
-        <w:rPr>
-          <w:b/>
-          <w:bCs/>
-        </w:rPr>
-        <w:t xml:space="preserve">Base Case</w:t>
-      </w:r>
-      <w:r>
-        <w:t xml:space="preserve">: The recursion terminates when the input</w:t>
-      </w:r>
-      <w:r>
-        <w:t xml:space="preserve"> </w:t>
-      </w:r>
-      <w:r>
-        <w:rPr>
-          <w:rStyle w:val="VerbatimChar"/>
-        </w:rPr>
-        <w:t xml:space="preserve">n</w:t>
-      </w:r>
-      <w:r>
-        <w:t xml:space="preserve"> </w:t>
-      </w:r>
-      <w:r>
-        <w:t xml:space="preserve">is less than or equal to</w:t>
-      </w:r>
-      <w:r>
-        <w:t xml:space="preserve"> </w:t>
-      </w:r>
-      <w:r>
-        <w:rPr>
-          <w:rStyle w:val="VerbatimChar"/>
-        </w:rPr>
-        <w:t xml:space="preserve">1</w:t>
-      </w:r>
-      <w:r>
-        <w:t xml:space="preserve">. In mathematics, the factorial of 0 (</w:t>
-      </w:r>
-      <w:r>
-        <w:rPr>
-          <w:rStyle w:val="VerbatimChar"/>
-        </w:rPr>
-        <w:t xml:space="preserve">0!</w:t>
-      </w:r>
-      <w:r>
-        <w:t xml:space="preserve">) and 1 (</w:t>
-      </w:r>
-      <w:r>
-        <w:rPr>
-          <w:rStyle w:val="VerbatimChar"/>
-        </w:rPr>
-        <w:t xml:space="preserve">1!</w:t>
-      </w:r>
-      <w:r>
-        <w:t xml:space="preserve">) are both defined as</w:t>
-      </w:r>
-      <w:r>
-        <w:t xml:space="preserve"> </w:t>
-      </w:r>
-      <w:r>
-        <w:rPr>
-          <w:rStyle w:val="VerbatimChar"/>
-        </w:rPr>
-        <w:t xml:space="preserve">1</w:t>
-      </w:r>
-      <w:r>
-        <w:t xml:space="preserve">. The function handles this by returning</w:t>
-      </w:r>
-      <w:r>
-        <w:t xml:space="preserve"> </w:t>
-      </w:r>
-      <w:r>
-        <w:rPr>
-          <w:rStyle w:val="VerbatimChar"/>
-        </w:rPr>
-        <w:t xml:space="preserve">1</w:t>
-      </w:r>
-      <w:r>
-        <w:t xml:space="preserve"> </w:t>
-      </w:r>
-      <w:r>
-        <w:t xml:space="preserve">directly, which prevents an infinite loop.</w:t>
-      </w:r>
-    </w:p>
-    <w:p>
-      <w:pPr>
-        <w:numPr>
-          <w:ilvl w:val="0"/>
-          <w:numId w:val="1006"/>
-        </w:numPr>
-      </w:pPr>
-      <w:r>
-        <w:rPr>
-          <w:b/>
-          <w:bCs/>
-        </w:rPr>
-        <w:t xml:space="preserve">Recursive Step</w:t>
-      </w:r>
-      <w:r>
-        <w:t xml:space="preserve">: If</w:t>
-      </w:r>
-      <w:r>
-        <w:t xml:space="preserve"> </w:t>
-      </w:r>
-      <w:r>
-        <w:rPr>
-          <w:rStyle w:val="VerbatimChar"/>
-        </w:rPr>
-        <w:t xml:space="preserve">n</w:t>
-      </w:r>
-      <w:r>
-        <w:t xml:space="preserve"> </w:t>
-      </w:r>
-      <w:r>
-        <w:t xml:space="preserve">is greater than</w:t>
-      </w:r>
-      <w:r>
-        <w:t xml:space="preserve"> </w:t>
-      </w:r>
-      <w:r>
-        <w:rPr>
-          <w:rStyle w:val="VerbatimChar"/>
-        </w:rPr>
-        <w:t xml:space="preserve">1</w:t>
-      </w:r>
-      <w:r>
-        <w:t xml:space="preserve">, the function multiplies</w:t>
-      </w:r>
-      <w:r>
-        <w:t xml:space="preserve"> </w:t>
-      </w:r>
-      <w:r>
-        <w:rPr>
-          <w:rStyle w:val="VerbatimChar"/>
-        </w:rPr>
-        <w:t xml:space="preserve">n</w:t>
-      </w:r>
-      <w:r>
-        <w:t xml:space="preserve"> </w:t>
-      </w:r>
-      <w:r>
-        <w:t xml:space="preserve">by the result of calling itself with the argument</w:t>
-      </w:r>
-      <w:r>
-        <w:t xml:space="preserve"> </w:t>
-      </w:r>
-      <w:r>
-        <w:rPr>
-          <w:rStyle w:val="VerbatimChar"/>
-        </w:rPr>
-        <w:t xml:space="preserve">n - 1</w:t>
-      </w:r>
-      <w:r>
-        <w:t xml:space="preserve">. This process continues, breaking down the problem into smaller subproblems until the base case is reached.</w:t>
-      </w:r>
-    </w:p>
-    <w:p>
-      <w:pPr>
-        <w:pStyle w:val="FirstParagraph"/>
-      </w:pPr>
-      <w:r>
-        <w:t xml:space="preserve">For example, calculating</w:t>
-      </w:r>
-      <w:r>
-        <w:t xml:space="preserve"> </w:t>
-      </w:r>
-      <w:r>
-        <w:rPr>
-          <w:rStyle w:val="VerbatimChar"/>
-        </w:rPr>
-        <w:t xml:space="preserve">factorial(4)</w:t>
-      </w:r>
-      <w:r>
-        <w:t xml:space="preserve"> </w:t>
-      </w:r>
-      <w:r>
-        <w:t xml:space="preserve">unfolds as follows:</w:t>
-      </w:r>
-      <w:r>
-        <w:t xml:space="preserve"> </w:t>
-      </w:r>
-      <w:r>
-        <w:t xml:space="preserve">-</w:t>
-      </w:r>
-      <w:r>
-        <w:t xml:space="preserve"> </w:t>
-      </w:r>
-      <w:r>
-        <w:rPr>
-          <w:rStyle w:val="VerbatimChar"/>
-        </w:rPr>
-        <w:t xml:space="preserve">factorial(4)</w:t>
-      </w:r>
-      <w:r>
-        <w:t xml:space="preserve"> </w:t>
-      </w:r>
-      <w:r>
-        <w:t xml:space="preserve">returns</w:t>
-      </w:r>
-      <w:r>
-        <w:t xml:space="preserve"> </w:t>
-      </w:r>
-      <w:r>
-        <w:rPr>
-          <w:rStyle w:val="VerbatimChar"/>
-        </w:rPr>
-        <w:t xml:space="preserve">4 * factorial(3)</w:t>
-      </w:r>
-      <w:r>
-        <w:t xml:space="preserve"> </w:t>
-      </w:r>
-      <w:r>
-        <w:t xml:space="preserve">-</w:t>
-      </w:r>
-      <w:r>
-        <w:t xml:space="preserve"> </w:t>
-      </w:r>
-      <w:r>
-        <w:rPr>
-          <w:rStyle w:val="VerbatimChar"/>
-        </w:rPr>
-        <w:t xml:space="preserve">factorial(3)</w:t>
-      </w:r>
-      <w:r>
-        <w:t xml:space="preserve"> </w:t>
-      </w:r>
-      <w:r>
-        <w:t xml:space="preserve">returns</w:t>
-      </w:r>
-      <w:r>
-        <w:t xml:space="preserve"> </w:t>
-      </w:r>
-      <w:r>
-        <w:rPr>
-          <w:rStyle w:val="VerbatimChar"/>
-        </w:rPr>
-        <w:t xml:space="preserve">3 * factorial(2)</w:t>
-      </w:r>
-      <w:r>
-        <w:t xml:space="preserve"> </w:t>
-      </w:r>
-      <w:r>
-        <w:t xml:space="preserve">-</w:t>
-      </w:r>
-      <w:r>
-        <w:t xml:space="preserve"> </w:t>
-      </w:r>
-      <w:r>
-        <w:rPr>
-          <w:rStyle w:val="VerbatimChar"/>
-        </w:rPr>
-        <w:t xml:space="preserve">factorial(2)</w:t>
-      </w:r>
-      <w:r>
-        <w:t xml:space="preserve"> </w:t>
-      </w:r>
-      <w:r>
-        <w:t xml:space="preserve">returns</w:t>
-      </w:r>
-      <w:r>
-        <w:t xml:space="preserve"> </w:t>
-      </w:r>
-      <w:r>
-        <w:rPr>
-          <w:rStyle w:val="VerbatimChar"/>
-        </w:rPr>
-        <w:t xml:space="preserve">2 * factorial(1)</w:t>
-      </w:r>
-      <w:r>
-        <w:t xml:space="preserve"> </w:t>
-      </w:r>
-      <w:r>
-        <w:t xml:space="preserve">-</w:t>
-      </w:r>
-      <w:r>
-        <w:t xml:space="preserve"> </w:t>
-      </w:r>
-      <w:r>
-        <w:rPr>
-          <w:rStyle w:val="VerbatimChar"/>
-        </w:rPr>
-        <w:t xml:space="preserve">factorial(1)</w:t>
-      </w:r>
-      <w:r>
-        <w:t xml:space="preserve"> </w:t>
-      </w:r>
-      <w:r>
-        <w:t xml:space="preserve">returns</w:t>
-      </w:r>
-      <w:r>
-        <w:t xml:space="preserve"> </w:t>
-      </w:r>
-      <w:r>
-        <w:rPr>
-          <w:rStyle w:val="VerbatimChar"/>
-        </w:rPr>
-        <w:t xml:space="preserve">1</w:t>
-      </w:r>
-      <w:r>
-        <w:t xml:space="preserve"> </w:t>
-      </w:r>
-      <w:r>
-        <w:t xml:space="preserve">(base case)</w:t>
-      </w:r>
-    </w:p>
-    <w:p>
-      <w:pPr>
-        <w:pStyle w:val="BodyText"/>
-      </w:pPr>
-      <w:r>
-        <w:t xml:space="preserve">The results are then multiplied back up the call stack:</w:t>
-      </w:r>
-      <w:r>
-        <w:t xml:space="preserve"> </w:t>
-      </w:r>
-      <w:r>
-        <w:rPr>
-          <w:rStyle w:val="VerbatimChar"/>
-        </w:rPr>
-        <w:t xml:space="preserve">4 * (3 * (2 * 1)) = 24</w:t>
-      </w:r>
-      <w:r>
-        <w:t xml:space="preserve">.</w:t>
-      </w:r>
-    </w:p>
-    <w:bookmarkEnd w:id="26"/>
-    <w:bookmarkStart w:id="27" w:name="usage-notes-2"/>
-    <w:p>
-      <w:pPr>
-        <w:pStyle w:val="Heading2"/>
-      </w:pPr>
-      <w:r>
-        <w:rPr>
-          <w:rStyle w:val="SectionNumber"/>
-        </w:rPr>
-        <w:t xml:space="preserve">3.4</w:t>
-      </w:r>
-      <w:r>
-        <w:tab/>
-      </w:r>
-      <w:r>
-        <w:t xml:space="preserve">Usage Notes</w:t>
-      </w:r>
-    </w:p>
-    <w:p>
-      <w:pPr>
-        <w:pStyle w:val="Compact"/>
-        <w:numPr>
-          <w:ilvl w:val="0"/>
-          <w:numId w:val="1007"/>
-        </w:numPr>
-      </w:pPr>
-      <w:r>
-        <w:t xml:space="preserve">The function is intended for non-negative integers. Providing a negative number will lead to infinite recursion, resulting in a</w:t>
-      </w:r>
-      <w:r>
-        <w:t xml:space="preserve"> </w:t>
-      </w:r>
-      <w:r>
-        <w:rPr>
-          <w:rStyle w:val="VerbatimChar"/>
-        </w:rPr>
-        <w:t xml:space="preserve">StackOverflowError</w:t>
-      </w:r>
-      <w:r>
-        <w:t xml:space="preserve">.</w:t>
-      </w:r>
-    </w:p>
-    <w:p>
-      <w:pPr>
-        <w:pStyle w:val="Compact"/>
-        <w:numPr>
-          <w:ilvl w:val="0"/>
-          <w:numId w:val="1007"/>
-        </w:numPr>
-      </w:pPr>
-      <w:r>
-        <w:t xml:space="preserve">The return type is</w:t>
-      </w:r>
-      <w:r>
-        <w:t xml:space="preserve"> </w:t>
-      </w:r>
-      <w:r>
-        <w:rPr>
-          <w:rStyle w:val="VerbatimChar"/>
-        </w:rPr>
-        <w:t xml:space="preserve">int</w:t>
-      </w:r>
-      <w:r>
-        <w:t xml:space="preserve">. Factorial values grow very quickly. The maximum value for a standard 32-bit signed integer in Java is</w:t>
-      </w:r>
-      <w:r>
-        <w:t xml:space="preserve"> </w:t>
-      </w:r>
-      <w:r>
-        <w:rPr>
-          <w:rStyle w:val="VerbatimChar"/>
-        </w:rPr>
-        <w:t xml:space="preserve">2,147,483,647</w:t>
-      </w:r>
-      <w:r>
-        <w:t xml:space="preserve">. The largest factorial that can be stored in an</w:t>
-      </w:r>
-      <w:r>
-        <w:t xml:space="preserve"> </w:t>
-      </w:r>
-      <w:r>
-        <w:rPr>
-          <w:rStyle w:val="VerbatimChar"/>
-        </w:rPr>
-        <w:t xml:space="preserve">int</w:t>
-      </w:r>
-      <w:r>
-        <w:t xml:space="preserve"> </w:t>
-      </w:r>
-      <w:r>
-        <w:t xml:space="preserve">is</w:t>
-      </w:r>
-      <w:r>
-        <w:t xml:space="preserve"> </w:t>
-      </w:r>
-      <w:r>
-        <w:rPr>
-          <w:rStyle w:val="VerbatimChar"/>
-        </w:rPr>
-        <w:t xml:space="preserve">12!</w:t>
-      </w:r>
-      <w:r>
-        <w:t xml:space="preserve">. Any input</w:t>
-      </w:r>
-      <w:r>
-        <w:t xml:space="preserve"> </w:t>
-      </w:r>
-      <w:r>
-        <w:rPr>
-          <w:rStyle w:val="VerbatimChar"/>
-        </w:rPr>
-        <w:t xml:space="preserve">n &gt; 12</w:t>
-      </w:r>
-      <w:r>
-        <w:t xml:space="preserve"> </w:t>
-      </w:r>
-      <w:r>
-        <w:t xml:space="preserve">will cause an integer overflow, leading to an incorrect result.</w:t>
-      </w:r>
-    </w:p>
-    <w:p>
-      <w:pPr>
-        <w:pStyle w:val="Compact"/>
-        <w:numPr>
-          <w:ilvl w:val="0"/>
-          <w:numId w:val="1007"/>
-        </w:numPr>
-      </w:pPr>
-      <w:r>
-        <w:t xml:space="preserve">The function correctly handles</w:t>
-      </w:r>
-      <w:r>
-        <w:t xml:space="preserve"> </w:t>
-      </w:r>
-      <w:r>
-        <w:rPr>
-          <w:rStyle w:val="VerbatimChar"/>
-        </w:rPr>
-        <w:t xml:space="preserve">factorial(0)</w:t>
-      </w:r>
-      <w:r>
-        <w:t xml:space="preserve"> </w:t>
-      </w:r>
-      <w:r>
-        <w:t xml:space="preserve">and</w:t>
-      </w:r>
-      <w:r>
-        <w:t xml:space="preserve"> </w:t>
-      </w:r>
-      <w:r>
-        <w:rPr>
-          <w:rStyle w:val="VerbatimChar"/>
-        </w:rPr>
-        <w:t xml:space="preserve">factorial(1)</w:t>
-      </w:r>
-      <w:r>
-        <w:t xml:space="preserve">, both of which return</w:t>
-      </w:r>
-      <w:r>
-        <w:t xml:space="preserve"> </w:t>
-      </w:r>
-      <w:r>
-        <w:rPr>
-          <w:rStyle w:val="VerbatimChar"/>
-        </w:rPr>
-        <w:t xml:space="preserve">1</w:t>
-      </w:r>
-      <w:r>
-        <w:t xml:space="preserve">.</w:t>
-      </w:r>
-    </w:p>
-    <w:p>
-      <w:pPr>
-        <w:pStyle w:val="FirstParagraph"/>
-      </w:pPr>
-      <w:r>
-        <w:rPr>
-          <w:b/>
-          <w:bCs/>
-        </w:rPr>
-        <w:t xml:space="preserve">Output Example</w:t>
-      </w:r>
-      <w:r>
-        <w:t xml:space="preserve">: The function returns a single integer value representing the calculated factorial.</w:t>
-      </w:r>
-    </w:p>
-    <w:bookmarkEnd w:id="27"/>
-    <w:bookmarkStart w:id="29" w:name="example-2"/>
-    <w:p>
-      <w:pPr>
-        <w:pStyle w:val="Heading2"/>
-      </w:pPr>
-      <w:r>
-        <w:rPr>
-          <w:rStyle w:val="SectionNumber"/>
-        </w:rPr>
-        <w:t xml:space="preserve">3.5</w:t>
-      </w:r>
-      <w:r>
-        <w:tab/>
-      </w:r>
-      <w:r>
-        <w:t xml:space="preserve">Example</w:t>
-      </w:r>
-    </w:p>
-    <w:p>
-      <w:pPr>
-        <w:pStyle w:val="SourceCode"/>
-      </w:pPr>
-      <w:r>
-        <w:rPr>
-          <w:rStyle w:val="CommentTok"/>
-        </w:rPr>
-        <w:t xml:space="preserve">// Example usage within the Main class</w:t>
-      </w:r>
-      <w:r>
-        <w:br/>
-      </w:r>
-      <w:r>
-        <w:rPr>
-          <w:rStyle w:val="KeywordTok"/>
-        </w:rPr>
-        <w:t xml:space="preserve">public</w:t>
-      </w:r>
-      <w:r>
-        <w:rPr>
-          <w:rStyle w:val="NormalTok"/>
-        </w:rPr>
-        <w:t xml:space="preserve"> </w:t>
-      </w:r>
-      <w:r>
-        <w:rPr>
-          <w:rStyle w:val="DataTypeTok"/>
-        </w:rPr>
-        <w:t xml:space="preserve">static</w:t>
-      </w:r>
-      <w:r>
-        <w:rPr>
-          <w:rStyle w:val="NormalTok"/>
-        </w:rPr>
-        <w:t xml:space="preserve"> </w:t>
-      </w:r>
-      <w:r>
-        <w:rPr>
-          <w:rStyle w:val="DataTypeTok"/>
-        </w:rPr>
-        <w:t xml:space="preserve">void</w:t>
-      </w:r>
-      <w:r>
-        <w:rPr>
-          <w:rStyle w:val="NormalTok"/>
-        </w:rPr>
-        <w:t xml:space="preserve"> </w:t>
-      </w:r>
-      <w:r>
-        <w:rPr>
-          <w:rStyle w:val="FunctionTok"/>
-        </w:rPr>
-        <w:t xml:space="preserve">main</w:t>
-      </w:r>
-      <w:r>
-        <w:rPr>
-          <w:rStyle w:val="OperatorTok"/>
-        </w:rPr>
-        <w:t xml:space="preserve">(</w:t>
-      </w:r>
-      <w:r>
-        <w:rPr>
-          <w:rStyle w:val="BuiltInTok"/>
-        </w:rPr>
-        <w:t xml:space="preserve">String</w:t>
-      </w:r>
-      <w:r>
-        <w:rPr>
-          <w:rStyle w:val="OperatorTok"/>
-        </w:rPr>
-        <w:t xml:space="preserve">[]</w:t>
-      </w:r>
-      <w:r>
-        <w:rPr>
-          <w:rStyle w:val="NormalTok"/>
-        </w:rPr>
-        <w:t xml:space="preserve"> args</w:t>
-      </w:r>
-      <w:r>
-        <w:rPr>
-          <w:rStyle w:val="OperatorTok"/>
-        </w:rPr>
-        <w:t xml:space="preserve">)</w:t>
-      </w:r>
-      <w:r>
-        <w:rPr>
-          <w:rStyle w:val="NormalTok"/>
-        </w:rPr>
-        <w:t xml:space="preserve"> </w:t>
-      </w:r>
-      <w:r>
-        <w:rPr>
-          <w:rStyle w:val="OperatorTok"/>
-        </w:rPr>
-        <w:t xml:space="preserve">{</w:t>
-      </w:r>
-      <w:r>
-        <w:br/>
-      </w:r>
-      <w:r>
-        <w:rPr>
-          <w:rStyle w:val="NormalTok"/>
-        </w:rPr>
-        <w:t xml:space="preserve">    </w:t>
-      </w:r>
-      <w:r>
-        <w:rPr>
-          <w:rStyle w:val="DataTypeTok"/>
-        </w:rPr>
-        <w:t xml:space="preserve">int</w:t>
-      </w:r>
-      <w:r>
-        <w:rPr>
-          <w:rStyle w:val="NormalTok"/>
-        </w:rPr>
-        <w:t xml:space="preserve"> number </w:t>
-      </w:r>
-      <w:r>
-        <w:rPr>
-          <w:rStyle w:val="OperatorTok"/>
-        </w:rPr>
-        <w:t xml:space="preserve">=</w:t>
-      </w:r>
-      <w:r>
-        <w:rPr>
-          <w:rStyle w:val="NormalTok"/>
-        </w:rPr>
-        <w:t xml:space="preserve"> </w:t>
-      </w:r>
-      <w:r>
-        <w:rPr>
-          <w:rStyle w:val="DecValTok"/>
-        </w:rPr>
-        <w:t xml:space="preserve">5</w:t>
-      </w:r>
-      <w:r>
-        <w:rPr>
-          <w:rStyle w:val="OperatorTok"/>
-        </w:rPr>
-        <w:t xml:space="preserve">;</w:t>
-      </w:r>
-      <w:r>
-        <w:br/>
-      </w:r>
-      <w:r>
-        <w:rPr>
-          <w:rStyle w:val="NormalTok"/>
-        </w:rPr>
-        <w:t xml:space="preserve">    </w:t>
-      </w:r>
-      <w:r>
-        <w:rPr>
-          <w:rStyle w:val="DataTypeTok"/>
-        </w:rPr>
-        <w:t xml:space="preserve">int</w:t>
-      </w:r>
-      <w:r>
-        <w:rPr>
-          <w:rStyle w:val="NormalTok"/>
-        </w:rPr>
-        <w:t xml:space="preserve"> result </w:t>
-      </w:r>
-      <w:r>
-        <w:rPr>
-          <w:rStyle w:val="OperatorTok"/>
-        </w:rPr>
-        <w:t xml:space="preserve">=</w:t>
-      </w:r>
-      <w:r>
-        <w:rPr>
-          <w:rStyle w:val="NormalTok"/>
-        </w:rPr>
-        <w:t xml:space="preserve"> </w:t>
-      </w:r>
-      <w:r>
-        <w:rPr>
-          <w:rStyle w:val="FunctionTok"/>
-        </w:rPr>
-        <w:t xml:space="preserve">factorial</w:t>
-      </w:r>
-      <w:r>
-        <w:rPr>
-          <w:rStyle w:val="OperatorTok"/>
-        </w:rPr>
-        <w:t xml:space="preserve">(</w:t>
-      </w:r>
-      <w:r>
-        <w:rPr>
-          <w:rStyle w:val="NormalTok"/>
-        </w:rPr>
-        <w:t xml:space="preserve">number</w:t>
-      </w:r>
-      <w:r>
-        <w:rPr>
-          <w:rStyle w:val="OperatorTok"/>
-        </w:rPr>
-        <w:t xml:space="preserve">);</w:t>
-      </w:r>
-      <w:r>
-        <w:br/>
-      </w:r>
-      <w:r>
-        <w:rPr>
-          <w:rStyle w:val="NormalTok"/>
-        </w:rPr>
-        <w:t xml:space="preserve">    </w:t>
-      </w:r>
-      <w:r>
-        <w:rPr>
-          <w:rStyle w:val="BuiltInTok"/>
-        </w:rPr>
-        <w:t xml:space="preserve">System</w:t>
-      </w:r>
-      <w:r>
-        <w:rPr>
-          <w:rStyle w:val="OperatorTok"/>
-        </w:rPr>
-        <w:t xml:space="preserve">.</w:t>
-      </w:r>
-      <w:r>
-        <w:rPr>
-          <w:rStyle w:val="FunctionTok"/>
-        </w:rPr>
-        <w:t xml:space="preserve">out</w:t>
-      </w:r>
-      <w:r>
-        <w:rPr>
-          <w:rStyle w:val="OperatorTok"/>
-        </w:rPr>
-        <w:t xml:space="preserve">.</w:t>
-      </w:r>
-      <w:r>
-        <w:rPr>
-          <w:rStyle w:val="FunctionTok"/>
-        </w:rPr>
-        <w:t xml:space="preserve">println</w:t>
-      </w:r>
-      <w:r>
-        <w:rPr>
-          <w:rStyle w:val="OperatorTok"/>
-        </w:rPr>
-        <w:t xml:space="preserve">(</w:t>
-      </w:r>
-      <w:r>
-        <w:rPr>
-          <w:rStyle w:val="StringTok"/>
-        </w:rPr>
-        <w:t xml:space="preserve">"The factorial of "</w:t>
-      </w:r>
-      <w:r>
-        <w:rPr>
-          <w:rStyle w:val="NormalTok"/>
-        </w:rPr>
-        <w:t xml:space="preserve"> </w:t>
-      </w:r>
-      <w:r>
-        <w:rPr>
-          <w:rStyle w:val="OperatorTok"/>
-        </w:rPr>
-        <w:t xml:space="preserve">+</w:t>
-      </w:r>
-      <w:r>
-        <w:rPr>
-          <w:rStyle w:val="NormalTok"/>
-        </w:rPr>
-        <w:t xml:space="preserve"> number </w:t>
-      </w:r>
-      <w:r>
-        <w:rPr>
-          <w:rStyle w:val="OperatorTok"/>
-        </w:rPr>
-        <w:t xml:space="preserve">+</w:t>
-      </w:r>
-      <w:r>
-        <w:rPr>
-          <w:rStyle w:val="NormalTok"/>
-        </w:rPr>
-        <w:t xml:space="preserve"> </w:t>
-      </w:r>
-      <w:r>
-        <w:rPr>
-          <w:rStyle w:val="StringTok"/>
-        </w:rPr>
-        <w:t xml:space="preserve">" is: "</w:t>
-      </w:r>
-      <w:r>
-        <w:rPr>
-          <w:rStyle w:val="NormalTok"/>
-        </w:rPr>
-        <w:t xml:space="preserve"> </w:t>
-      </w:r>
-      <w:r>
-        <w:rPr>
-          <w:rStyle w:val="OperatorTok"/>
-        </w:rPr>
-        <w:t xml:space="preserve">+</w:t>
-      </w:r>
-      <w:r>
-        <w:rPr>
-          <w:rStyle w:val="NormalTok"/>
-        </w:rPr>
-        <w:t xml:space="preserve"> result</w:t>
-      </w:r>
-      <w:r>
-        <w:rPr>
-          <w:rStyle w:val="OperatorTok"/>
-        </w:rPr>
-        <w:t xml:space="preserve">);</w:t>
-      </w:r>
-      <w:r>
-        <w:br/>
-      </w:r>
-      <w:r>
-        <w:rPr>
-          <w:rStyle w:val="OperatorTok"/>
-        </w:rPr>
-        <w:t xml:space="preserve">}</w:t>
-      </w:r>
-    </w:p>
-    <w:p>
-      <w:pPr>
-        <w:pStyle w:val="FirstParagraph"/>
-      </w:pPr>
-      <w:r>
-        <w:rPr>
-          <w:b/>
-          <w:bCs/>
-        </w:rPr>
-        <w:t xml:space="preserve">Output:</w:t>
-      </w:r>
-    </w:p>
-    <w:p>
-      <w:pPr>
-        <w:pStyle w:val="SourceCode"/>
-      </w:pPr>
-      <w:r>
-        <w:rPr>
-          <w:rStyle w:val="VerbatimChar"/>
-        </w:rPr>
-        <w:t xml:space="preserve">The factorial of 5 is: 120</w:t>
-      </w:r>
-    </w:p>
-    <w:p>
-      <w:r>
-        <w:pict>
-          <v:rect style="width:0;height:1.5pt" o:hralign="center" o:hrstd="t" o:hr="t"/>
-        </w:pict>
-      </w:r>
-    </w:p>
-    <w:p>
-      <w:r>
-        <w:pict>
-          <v:rect style="width:0;height:1.5pt" o:hralign="center" o:hrstd="t" o:hr="t"/>
-        </w:pict>
-      </w:r>
-    </w:p>
-    <w:bookmarkStart w:id="28" w:name="functiondef-greetname"/>
-    <w:p>
-      <w:pPr>
-        <w:pStyle w:val="Heading3"/>
-      </w:pPr>
-      <w:r>
-        <w:rPr>
-          <w:rStyle w:val="SectionNumber"/>
-        </w:rPr>
-        <w:t xml:space="preserve">3.5.1</w:t>
-      </w:r>
-      <w:r>
-        <w:tab/>
-      </w:r>
-      <w:r>
-        <w:t xml:space="preserve">FunctionDef greet(name)</w:t>
-      </w:r>
-    </w:p>
-    <w:bookmarkEnd w:id="28"/>
-    <w:bookmarkEnd w:id="29"/>
-    <w:bookmarkEnd w:id="30"/>
-    <w:bookmarkStart w:id="37" w:name="function-greetstring-name"/>
-    <w:p>
-      <w:pPr>
-        <w:pStyle w:val="Heading1"/>
-      </w:pPr>
-      <w:r>
-        <w:rPr>
-          <w:rStyle w:val="SectionNumber"/>
-        </w:rPr>
-        <w:t xml:space="preserve">4</w:t>
-      </w:r>
-      <w:r>
-        <w:tab/>
-      </w:r>
-      <w:r>
-        <w:t xml:space="preserve">Function: greet(String name)</w:t>
-      </w:r>
-    </w:p>
-    <w:bookmarkStart w:id="31" w:name="overview-3"/>
-    <w:p>
-      <w:pPr>
-        <w:pStyle w:val="Heading2"/>
-      </w:pPr>
-      <w:r>
-        <w:rPr>
-          <w:rStyle w:val="SectionNumber"/>
-        </w:rPr>
-        <w:t xml:space="preserve">4.1</w:t>
-      </w:r>
-      <w:r>
-        <w:tab/>
-      </w:r>
-      <w:r>
-        <w:t xml:space="preserve">Overview</w:t>
-      </w:r>
-    </w:p>
-    <w:p>
-      <w:pPr>
-        <w:pStyle w:val="FirstParagraph"/>
-      </w:pPr>
-      <w:r>
-        <w:t xml:space="preserve">The</w:t>
-      </w:r>
-      <w:r>
-        <w:t xml:space="preserve"> </w:t>
-      </w:r>
-      <w:r>
-        <w:rPr>
-          <w:rStyle w:val="VerbatimChar"/>
-        </w:rPr>
-        <w:t xml:space="preserve">greet</w:t>
-      </w:r>
-      <w:r>
-        <w:t xml:space="preserve"> </w:t>
-      </w:r>
-      <w:r>
-        <w:t xml:space="preserve">function prints a personalized greeting message to the standard console output.</w:t>
-      </w:r>
-    </w:p>
-    <w:bookmarkEnd w:id="31"/>
-    <w:bookmarkStart w:id="32" w:name="parameters-2"/>
-    <w:p>
-      <w:pPr>
-        <w:pStyle w:val="Heading2"/>
-      </w:pPr>
-      <w:r>
-        <w:rPr>
-          <w:rStyle w:val="SectionNumber"/>
-        </w:rPr>
-        <w:t xml:space="preserve">4.2</w:t>
-      </w:r>
-      <w:r>
-        <w:tab/>
-      </w:r>
-      <w:r>
-        <w:t xml:space="preserve">parameters</w:t>
-      </w:r>
-    </w:p>
-    <w:p>
-      <w:pPr>
-        <w:pStyle w:val="Compact"/>
-        <w:numPr>
-          <w:ilvl w:val="0"/>
-          <w:numId w:val="1008"/>
-        </w:numPr>
-      </w:pPr>
-      <w:r>
-        <w:rPr>
-          <w:rStyle w:val="VerbatimChar"/>
-        </w:rPr>
-        <w:t xml:space="preserve">name</w:t>
-      </w:r>
-      <w:r>
-        <w:t xml:space="preserve">: (String) The name to be included in the greeting message.</w:t>
-      </w:r>
-    </w:p>
-    <w:bookmarkEnd w:id="32"/>
-    <w:bookmarkStart w:id="33" w:name="description-3"/>
-    <w:p>
-      <w:pPr>
-        <w:pStyle w:val="Heading2"/>
-      </w:pPr>
-      <w:r>
-        <w:rPr>
-          <w:rStyle w:val="SectionNumber"/>
-        </w:rPr>
-        <w:t xml:space="preserve">4.3</w:t>
-      </w:r>
-      <w:r>
-        <w:tab/>
-      </w:r>
-      <w:r>
-        <w:t xml:space="preserve">Description</w:t>
-      </w:r>
-    </w:p>
-    <w:p>
-      <w:pPr>
-        <w:pStyle w:val="FirstParagraph"/>
-      </w:pPr>
-      <w:r>
-        <w:t xml:space="preserve">This</w:t>
-      </w:r>
-      <w:r>
-        <w:t xml:space="preserve"> </w:t>
-      </w:r>
-      <w:r>
-        <w:rPr>
-          <w:rStyle w:val="VerbatimChar"/>
-        </w:rPr>
-        <w:t xml:space="preserve">public static</w:t>
-      </w:r>
-      <w:r>
-        <w:t xml:space="preserve"> </w:t>
-      </w:r>
-      <w:r>
-        <w:t xml:space="preserve">method provides a simple way to display a greeting. It is accessible from anywhere in the project and can be called directly on the</w:t>
-      </w:r>
-      <w:r>
-        <w:t xml:space="preserve"> </w:t>
-      </w:r>
-      <w:r>
-        <w:rPr>
-          <w:rStyle w:val="VerbatimChar"/>
-        </w:rPr>
-        <w:t xml:space="preserve">Main</w:t>
-      </w:r>
-      <w:r>
-        <w:t xml:space="preserve"> </w:t>
-      </w:r>
-      <w:r>
-        <w:t xml:space="preserve">class without needing to create an instance of it.</w:t>
-      </w:r>
-    </w:p>
-    <w:p>
-      <w:pPr>
-        <w:pStyle w:val="BodyText"/>
-      </w:pPr>
-      <w:r>
-        <w:t xml:space="preserve">The function takes a single</w:t>
-      </w:r>
-      <w:r>
-        <w:t xml:space="preserve"> </w:t>
-      </w:r>
-      <w:r>
-        <w:rPr>
-          <w:rStyle w:val="VerbatimChar"/>
-        </w:rPr>
-        <w:t xml:space="preserve">String</w:t>
-      </w:r>
-      <w:r>
-        <w:t xml:space="preserve"> </w:t>
-      </w:r>
-      <w:r>
-        <w:t xml:space="preserve">parameter,</w:t>
-      </w:r>
-      <w:r>
-        <w:t xml:space="preserve"> </w:t>
-      </w:r>
-      <w:r>
-        <w:rPr>
-          <w:rStyle w:val="VerbatimChar"/>
-        </w:rPr>
-        <w:t xml:space="preserve">name</w:t>
-      </w:r>
-      <w:r>
-        <w:t xml:space="preserve">. It then constructs a new string by concatenating the literal string</w:t>
-      </w:r>
-      <w:r>
-        <w:t xml:space="preserve"> </w:t>
-      </w:r>
-      <w:r>
-        <w:rPr>
-          <w:rStyle w:val="VerbatimChar"/>
-        </w:rPr>
-        <w:t xml:space="preserve">"Hello, "</w:t>
-      </w:r>
-      <w:r>
-        <w:t xml:space="preserve">, the value of the</w:t>
-      </w:r>
-      <w:r>
-        <w:t xml:space="preserve"> </w:t>
-      </w:r>
-      <w:r>
-        <w:rPr>
-          <w:rStyle w:val="VerbatimChar"/>
-        </w:rPr>
-        <w:t xml:space="preserve">name</w:t>
-      </w:r>
-      <w:r>
-        <w:t xml:space="preserve"> </w:t>
-      </w:r>
-      <w:r>
-        <w:t xml:space="preserve">parameter, and the literal string</w:t>
-      </w:r>
-      <w:r>
-        <w:t xml:space="preserve"> </w:t>
-      </w:r>
-      <w:r>
-        <w:rPr>
-          <w:rStyle w:val="VerbatimChar"/>
-        </w:rPr>
-        <w:t xml:space="preserve">"!"</w:t>
-      </w:r>
-      <w:r>
-        <w:t xml:space="preserve">. Finally, it uses the</w:t>
-      </w:r>
-      <w:r>
-        <w:t xml:space="preserve"> </w:t>
-      </w:r>
-      <w:r>
-        <w:rPr>
-          <w:rStyle w:val="VerbatimChar"/>
-        </w:rPr>
-        <w:t xml:space="preserve">System.out.println()</w:t>
-      </w:r>
-      <w:r>
-        <w:t xml:space="preserve"> </w:t>
-      </w:r>
-      <w:r>
-        <w:t xml:space="preserve">method to print the resulting string to the console, automatically appending a newline character at the end. Because its return type is</w:t>
-      </w:r>
-      <w:r>
-        <w:t xml:space="preserve"> </w:t>
-      </w:r>
-      <w:r>
-        <w:rPr>
-          <w:rStyle w:val="VerbatimChar"/>
-        </w:rPr>
-        <w:t xml:space="preserve">void</w:t>
-      </w:r>
-      <w:r>
-        <w:t xml:space="preserve">, the function does not return any value.</w:t>
-      </w:r>
-    </w:p>
-    <w:bookmarkEnd w:id="33"/>
-    <w:bookmarkStart w:id="34" w:name="usage-notes-3"/>
-    <w:p>
-      <w:pPr>
-        <w:pStyle w:val="Heading2"/>
-      </w:pPr>
-      <w:r>
-        <w:rPr>
-          <w:rStyle w:val="SectionNumber"/>
-        </w:rPr>
-        <w:t xml:space="preserve">4.4</w:t>
-      </w:r>
-      <w:r>
-        <w:tab/>
-      </w:r>
-      <w:r>
-        <w:t xml:space="preserve">Usage Notes</w:t>
-      </w:r>
-    </w:p>
-    <w:p>
-      <w:pPr>
-        <w:pStyle w:val="Compact"/>
-        <w:numPr>
-          <w:ilvl w:val="0"/>
-          <w:numId w:val="1009"/>
-        </w:numPr>
-      </w:pPr>
-      <w:r>
-        <w:t xml:space="preserve">This function prints directly to the console and does not return the greeting string. If you need to manipulate the string itself, the function would need to be modified to return a</w:t>
-      </w:r>
-      <w:r>
-        <w:t xml:space="preserve"> </w:t>
-      </w:r>
-      <w:r>
-        <w:rPr>
-          <w:rStyle w:val="VerbatimChar"/>
-        </w:rPr>
-        <w:t xml:space="preserve">String</w:t>
-      </w:r>
-      <w:r>
-        <w:t xml:space="preserve"> </w:t>
-      </w:r>
-      <w:r>
-        <w:t xml:space="preserve">instead of being</w:t>
-      </w:r>
-      <w:r>
-        <w:t xml:space="preserve"> </w:t>
-      </w:r>
-      <w:r>
-        <w:rPr>
-          <w:rStyle w:val="VerbatimChar"/>
-        </w:rPr>
-        <w:t xml:space="preserve">void</w:t>
-      </w:r>
-      <w:r>
-        <w:t xml:space="preserve">.</w:t>
-      </w:r>
-    </w:p>
-    <w:p>
-      <w:pPr>
-        <w:pStyle w:val="Compact"/>
-        <w:numPr>
-          <w:ilvl w:val="0"/>
-          <w:numId w:val="1009"/>
-        </w:numPr>
-      </w:pPr>
-      <w:r>
-        <w:t xml:space="preserve">The method is</w:t>
-      </w:r>
-      <w:r>
-        <w:t xml:space="preserve"> </w:t>
-      </w:r>
-      <w:r>
-        <w:rPr>
-          <w:rStyle w:val="VerbatimChar"/>
-        </w:rPr>
-        <w:t xml:space="preserve">static</w:t>
-      </w:r>
-      <w:r>
-        <w:t xml:space="preserve">, so it should be called using the class name:</w:t>
-      </w:r>
-      <w:r>
-        <w:t xml:space="preserve"> </w:t>
-      </w:r>
-      <w:r>
-        <w:rPr>
-          <w:rStyle w:val="VerbatimChar"/>
-        </w:rPr>
-        <w:t xml:space="preserve">Main.greet("your_name");</w:t>
-      </w:r>
-      <w:r>
-        <w:t xml:space="preserve">.</w:t>
-      </w:r>
-    </w:p>
-    <w:p>
-      <w:pPr>
-        <w:pStyle w:val="Compact"/>
-        <w:numPr>
-          <w:ilvl w:val="0"/>
-          <w:numId w:val="1009"/>
-        </w:numPr>
-      </w:pPr>
-      <w:r>
-        <w:t xml:space="preserve">Passing</w:t>
-      </w:r>
-      <w:r>
-        <w:t xml:space="preserve"> </w:t>
-      </w:r>
-      <w:r>
-        <w:rPr>
-          <w:rStyle w:val="VerbatimChar"/>
-        </w:rPr>
-        <w:t xml:space="preserve">null</w:t>
-      </w:r>
-      <w:r>
-        <w:t xml:space="preserve"> </w:t>
-      </w:r>
-      <w:r>
-        <w:t xml:space="preserve">as the</w:t>
-      </w:r>
-      <w:r>
-        <w:t xml:space="preserve"> </w:t>
-      </w:r>
-      <w:r>
-        <w:rPr>
-          <w:rStyle w:val="VerbatimChar"/>
-        </w:rPr>
-        <w:t xml:space="preserve">name</w:t>
-      </w:r>
-      <w:r>
-        <w:t xml:space="preserve"> </w:t>
-      </w:r>
-      <w:r>
-        <w:t xml:space="preserve">argument will not cause an error but will result in the output</w:t>
-      </w:r>
-      <w:r>
-        <w:t xml:space="preserve"> </w:t>
-      </w:r>
-      <w:r>
-        <w:t xml:space="preserve">“Hello, null!”</w:t>
-      </w:r>
-      <w:r>
-        <w:t xml:space="preserve">.</w:t>
-      </w:r>
-    </w:p>
-    <w:bookmarkEnd w:id="34"/>
-    <w:bookmarkStart w:id="36" w:name="example-3"/>
-    <w:p>
-      <w:pPr>
-        <w:pStyle w:val="Heading2"/>
-      </w:pPr>
-      <w:r>
-        <w:rPr>
-          <w:rStyle w:val="SectionNumber"/>
-        </w:rPr>
-        <w:t xml:space="preserve">4.5</w:t>
-      </w:r>
-      <w:r>
-        <w:tab/>
-      </w:r>
-      <w:r>
-        <w:t xml:space="preserve">Example</w:t>
-      </w:r>
-    </w:p>
-    <w:p>
-      <w:pPr>
-        <w:pStyle w:val="SourceCode"/>
-      </w:pPr>
-      <w:r>
-        <w:rPr>
-          <w:rStyle w:val="KeywordTok"/>
-        </w:rPr>
-        <w:t xml:space="preserve">public</w:t>
-      </w:r>
-      <w:r>
-        <w:rPr>
-          <w:rStyle w:val="NormalTok"/>
-        </w:rPr>
-        <w:t xml:space="preserve"> </w:t>
-      </w:r>
-      <w:r>
-        <w:rPr>
-          <w:rStyle w:val="KeywordTok"/>
-        </w:rPr>
-        <w:t xml:space="preserve">class</w:t>
-      </w:r>
-      <w:r>
-        <w:rPr>
-          <w:rStyle w:val="NormalTok"/>
-        </w:rPr>
-        <w:t xml:space="preserve"> Application </w:t>
-      </w:r>
-      <w:r>
-        <w:rPr>
-          <w:rStyle w:val="OperatorTok"/>
-        </w:rPr>
-        <w:t xml:space="preserve">{</w:t>
-      </w:r>
-      <w:r>
-        <w:br/>
-      </w:r>
-      <w:r>
-        <w:rPr>
-          <w:rStyle w:val="NormalTok"/>
-        </w:rPr>
-        <w:t xml:space="preserve">    </w:t>
-      </w:r>
-      <w:r>
-        <w:rPr>
-          <w:rStyle w:val="KeywordTok"/>
-        </w:rPr>
-        <w:t xml:space="preserve">public</w:t>
-      </w:r>
-      <w:r>
-        <w:rPr>
-          <w:rStyle w:val="NormalTok"/>
-        </w:rPr>
-        <w:t xml:space="preserve"> </w:t>
-      </w:r>
-      <w:r>
-        <w:rPr>
-          <w:rStyle w:val="DataTypeTok"/>
-        </w:rPr>
-        <w:t xml:space="preserve">static</w:t>
-      </w:r>
-      <w:r>
-        <w:rPr>
-          <w:rStyle w:val="NormalTok"/>
-        </w:rPr>
-        <w:t xml:space="preserve"> </w:t>
-      </w:r>
-      <w:r>
-        <w:rPr>
-          <w:rStyle w:val="DataTypeTok"/>
-        </w:rPr>
-        <w:t xml:space="preserve">void</w:t>
-      </w:r>
-      <w:r>
-        <w:rPr>
-          <w:rStyle w:val="NormalTok"/>
-        </w:rPr>
-        <w:t xml:space="preserve"> </w:t>
-      </w:r>
-      <w:r>
-        <w:rPr>
-          <w:rStyle w:val="FunctionTok"/>
-        </w:rPr>
-        <w:t xml:space="preserve">main</w:t>
-      </w:r>
-      <w:r>
-        <w:rPr>
-          <w:rStyle w:val="OperatorTok"/>
-        </w:rPr>
-        <w:t xml:space="preserve">(</w:t>
-      </w:r>
-      <w:r>
-        <w:rPr>
-          <w:rStyle w:val="BuiltInTok"/>
-        </w:rPr>
-        <w:t xml:space="preserve">String</w:t>
-      </w:r>
-      <w:r>
-        <w:rPr>
-          <w:rStyle w:val="OperatorTok"/>
-        </w:rPr>
-        <w:t xml:space="preserve">[]</w:t>
-      </w:r>
-      <w:r>
-        <w:rPr>
-          <w:rStyle w:val="NormalTok"/>
-        </w:rPr>
-        <w:t xml:space="preserve"> args</w:t>
-      </w:r>
-      <w:r>
-        <w:rPr>
-          <w:rStyle w:val="OperatorTok"/>
-        </w:rPr>
-        <w:t xml:space="preserve">)</w:t>
-      </w:r>
-      <w:r>
-        <w:rPr>
-          <w:rStyle w:val="NormalTok"/>
-        </w:rPr>
-        <w:t xml:space="preserve"> </w:t>
-      </w:r>
-      <w:r>
-        <w:rPr>
-          <w:rStyle w:val="OperatorTok"/>
-        </w:rPr>
-        <w:t xml:space="preserve">{</w:t>
-      </w:r>
-      <w:r>
-        <w:br/>
-      </w:r>
-      <w:r>
-        <w:rPr>
-          <w:rStyle w:val="NormalTok"/>
-        </w:rPr>
-        <w:t xml:space="preserve">        </w:t>
-      </w:r>
-      <w:r>
-        <w:rPr>
-          <w:rStyle w:val="CommentTok"/>
-        </w:rPr>
-        <w:t xml:space="preserve">// Example usage of the greet function</w:t>
-      </w:r>
-      <w:r>
-        <w:br/>
-      </w:r>
-      <w:r>
-        <w:rPr>
-          <w:rStyle w:val="NormalTok"/>
-        </w:rPr>
-        <w:t xml:space="preserve">        Main</w:t>
-      </w:r>
-      <w:r>
-        <w:rPr>
-          <w:rStyle w:val="OperatorTok"/>
-        </w:rPr>
-        <w:t xml:space="preserve">.</w:t>
-      </w:r>
-      <w:r>
-        <w:rPr>
-          <w:rStyle w:val="FunctionTok"/>
-        </w:rPr>
-        <w:t xml:space="preserve">greet</w:t>
-      </w:r>
-      <w:r>
-        <w:rPr>
-          <w:rStyle w:val="OperatorTok"/>
-        </w:rPr>
-        <w:t xml:space="preserve">(</w:t>
-      </w:r>
-      <w:r>
-        <w:rPr>
-          <w:rStyle w:val="StringTok"/>
-        </w:rPr>
-        <w:t xml:space="preserve">"World"</w:t>
-      </w:r>
-      <w:r>
-        <w:rPr>
-          <w:rStyle w:val="OperatorTok"/>
-        </w:rPr>
-        <w:t xml:space="preserve">);</w:t>
-      </w:r>
-      <w:r>
-        <w:br/>
-      </w:r>
-      <w:r>
-        <w:rPr>
-          <w:rStyle w:val="NormalTok"/>
-        </w:rPr>
-        <w:t xml:space="preserve">        Main</w:t>
-      </w:r>
-      <w:r>
-        <w:rPr>
-          <w:rStyle w:val="OperatorTok"/>
-        </w:rPr>
-        <w:t xml:space="preserve">.</w:t>
-      </w:r>
-      <w:r>
-        <w:rPr>
-          <w:rStyle w:val="FunctionTok"/>
-        </w:rPr>
-        <w:t xml:space="preserve">greet</w:t>
-      </w:r>
-      <w:r>
-        <w:rPr>
-          <w:rStyle w:val="OperatorTok"/>
-        </w:rPr>
-        <w:t xml:space="preserve">(</w:t>
-      </w:r>
-      <w:r>
-        <w:rPr>
-          <w:rStyle w:val="StringTok"/>
-        </w:rPr>
-        <w:t xml:space="preserve">"Alice"</w:t>
-      </w:r>
-      <w:r>
-        <w:rPr>
-          <w:rStyle w:val="OperatorTok"/>
-        </w:rPr>
-        <w:t xml:space="preserve">);</w:t>
-      </w:r>
-      <w:r>
-        <w:br/>
-      </w:r>
-      <w:r>
-        <w:rPr>
-          <w:rStyle w:val="NormalTok"/>
-        </w:rPr>
-        <w:t xml:space="preserve">    </w:t>
-      </w:r>
-      <w:r>
-        <w:rPr>
-          <w:rStyle w:val="OperatorTok"/>
-        </w:rPr>
-        <w:t xml:space="preserve">}</w:t>
-      </w:r>
-      <w:r>
-        <w:br/>
-      </w:r>
-      <w:r>
-        <w:rPr>
-          <w:rStyle w:val="OperatorTok"/>
-        </w:rPr>
-        <w:t xml:space="preserve">}</w:t>
-      </w:r>
-      <w:r>
-        <w:br/>
-      </w:r>
-      <w:r>
-        <w:br/>
-      </w:r>
-      <w:r>
-        <w:rPr>
-          <w:rStyle w:val="CommentTok"/>
-        </w:rPr>
-        <w:t xml:space="preserve">// Assuming Main.java contains the greet method</w:t>
-      </w:r>
-      <w:r>
-        <w:br/>
-      </w:r>
-      <w:r>
-        <w:rPr>
-          <w:rStyle w:val="KeywordTok"/>
-        </w:rPr>
-        <w:t xml:space="preserve">class</w:t>
-      </w:r>
-      <w:r>
-        <w:rPr>
-          <w:rStyle w:val="NormalTok"/>
-        </w:rPr>
-        <w:t xml:space="preserve"> Main </w:t>
-      </w:r>
-      <w:r>
-        <w:rPr>
-          <w:rStyle w:val="OperatorTok"/>
-        </w:rPr>
-        <w:t xml:space="preserve">{</w:t>
-      </w:r>
-      <w:r>
-        <w:br/>
-      </w:r>
-      <w:r>
-        <w:rPr>
-          <w:rStyle w:val="NormalTok"/>
-        </w:rPr>
-        <w:t xml:space="preserve">    </w:t>
-      </w:r>
-      <w:r>
-        <w:rPr>
-          <w:rStyle w:val="KeywordTok"/>
-        </w:rPr>
-        <w:t xml:space="preserve">public</w:t>
-      </w:r>
-      <w:r>
-        <w:rPr>
-          <w:rStyle w:val="NormalTok"/>
-        </w:rPr>
-        <w:t xml:space="preserve"> </w:t>
-      </w:r>
-      <w:r>
-        <w:rPr>
-          <w:rStyle w:val="DataTypeTok"/>
-        </w:rPr>
-        <w:t xml:space="preserve">static</w:t>
-      </w:r>
-      <w:r>
-        <w:rPr>
-          <w:rStyle w:val="NormalTok"/>
-        </w:rPr>
-        <w:t xml:space="preserve"> </w:t>
-      </w:r>
-      <w:r>
-        <w:rPr>
-          <w:rStyle w:val="DataTypeTok"/>
-        </w:rPr>
-        <w:t xml:space="preserve">void</w:t>
-      </w:r>
-      <w:r>
-        <w:rPr>
-          <w:rStyle w:val="NormalTok"/>
-        </w:rPr>
-        <w:t xml:space="preserve"> </w:t>
-      </w:r>
-      <w:r>
-        <w:rPr>
-          <w:rStyle w:val="FunctionTok"/>
-        </w:rPr>
-        <w:t xml:space="preserve">greet</w:t>
-      </w:r>
-      <w:r>
-        <w:rPr>
-          <w:rStyle w:val="OperatorTok"/>
-        </w:rPr>
-        <w:t xml:space="preserve">(</w:t>
-      </w:r>
-      <w:r>
-        <w:rPr>
-          <w:rStyle w:val="BuiltInTok"/>
-        </w:rPr>
-        <w:t xml:space="preserve">String</w:t>
-      </w:r>
-      <w:r>
-        <w:rPr>
-          <w:rStyle w:val="NormalTok"/>
-        </w:rPr>
-        <w:t xml:space="preserve"> name</w:t>
-      </w:r>
-      <w:r>
-        <w:rPr>
-          <w:rStyle w:val="OperatorTok"/>
-        </w:rPr>
-        <w:t xml:space="preserve">)</w:t>
-      </w:r>
-      <w:r>
-        <w:rPr>
-          <w:rStyle w:val="NormalTok"/>
-        </w:rPr>
-        <w:t xml:space="preserve"> </w:t>
-      </w:r>
-      <w:r>
-        <w:rPr>
-          <w:rStyle w:val="OperatorTok"/>
-        </w:rPr>
-        <w:t xml:space="preserve">{</w:t>
-      </w:r>
-      <w:r>
-        <w:br/>
-      </w:r>
-      <w:r>
-        <w:rPr>
-          <w:rStyle w:val="NormalTok"/>
-        </w:rPr>
-        <w:t xml:space="preserve">        </w:t>
-      </w:r>
-      <w:r>
-        <w:rPr>
-          <w:rStyle w:val="BuiltInTok"/>
-        </w:rPr>
-        <w:t xml:space="preserve">System</w:t>
-      </w:r>
-      <w:r>
-        <w:rPr>
-          <w:rStyle w:val="OperatorTok"/>
-        </w:rPr>
-        <w:t xml:space="preserve">.</w:t>
-      </w:r>
-      <w:r>
-        <w:rPr>
-          <w:rStyle w:val="FunctionTok"/>
-        </w:rPr>
-        <w:t xml:space="preserve">out</w:t>
-      </w:r>
-      <w:r>
-        <w:rPr>
-          <w:rStyle w:val="OperatorTok"/>
-        </w:rPr>
-        <w:t xml:space="preserve">.</w:t>
-      </w:r>
-      <w:r>
-        <w:rPr>
-          <w:rStyle w:val="FunctionTok"/>
-        </w:rPr>
-        <w:t xml:space="preserve">println</w:t>
-      </w:r>
-      <w:r>
-        <w:rPr>
-          <w:rStyle w:val="OperatorTok"/>
-        </w:rPr>
-        <w:t xml:space="preserve">(</w:t>
-      </w:r>
-      <w:r>
-        <w:rPr>
-          <w:rStyle w:val="StringTok"/>
-        </w:rPr>
-        <w:t xml:space="preserve">"Hello, "</w:t>
-      </w:r>
-      <w:r>
-        <w:rPr>
-          <w:rStyle w:val="NormalTok"/>
-        </w:rPr>
-        <w:t xml:space="preserve"> </w:t>
-      </w:r>
-      <w:r>
-        <w:rPr>
-          <w:rStyle w:val="OperatorTok"/>
-        </w:rPr>
-        <w:t xml:space="preserve">+</w:t>
-      </w:r>
-      <w:r>
-        <w:rPr>
-          <w:rStyle w:val="NormalTok"/>
-        </w:rPr>
-        <w:t xml:space="preserve"> name </w:t>
-      </w:r>
-      <w:r>
-        <w:rPr>
-          <w:rStyle w:val="OperatorTok"/>
-        </w:rPr>
-        <w:t xml:space="preserve">+</w:t>
-      </w:r>
-      <w:r>
-        <w:rPr>
-          <w:rStyle w:val="NormalTok"/>
-        </w:rPr>
-        <w:t xml:space="preserve"> </w:t>
-      </w:r>
-      <w:r>
-        <w:rPr>
-          <w:rStyle w:val="StringTok"/>
-        </w:rPr>
-        <w:t xml:space="preserve">"!"</w:t>
-      </w:r>
-      <w:r>
-        <w:rPr>
-          <w:rStyle w:val="OperatorTok"/>
-        </w:rPr>
-        <w:t xml:space="preserve">);</w:t>
-      </w:r>
-      <w:r>
-        <w:br/>
-      </w:r>
-      <w:r>
-        <w:rPr>
-          <w:rStyle w:val="NormalTok"/>
-        </w:rPr>
-        <w:t xml:space="preserve">    </w:t>
-      </w:r>
-      <w:r>
-        <w:rPr>
-          <w:rStyle w:val="OperatorTok"/>
-        </w:rPr>
-        <w:t xml:space="preserve">}</w:t>
-      </w:r>
-      <w:r>
-        <w:br/>
-      </w:r>
-      <w:r>
-        <w:rPr>
-          <w:rStyle w:val="OperatorTok"/>
-        </w:rPr>
-        <w:t xml:space="preserve">}</w:t>
-      </w:r>
-    </w:p>
-    <w:p>
-      <w:pPr>
-        <w:pStyle w:val="FirstParagraph"/>
-      </w:pPr>
-      <w:r>
-        <w:rPr>
-          <w:b/>
-          <w:bCs/>
-        </w:rPr>
-        <w:t xml:space="preserve">Output:</w:t>
-      </w:r>
-    </w:p>
-    <w:p>
-      <w:pPr>
-        <w:pStyle w:val="SourceCode"/>
-      </w:pPr>
-      <w:r>
-        <w:rPr>
-          <w:rStyle w:val="VerbatimChar"/>
-        </w:rPr>
-        <w:t xml:space="preserve">Hello, World!</w:t>
-      </w:r>
-      <w:r>
-        <w:br/>
-      </w:r>
-      <w:r>
-        <w:rPr>
-          <w:rStyle w:val="VerbatimChar"/>
-        </w:rPr>
-        <w:t xml:space="preserve">Hello, Alice!</w:t>
-      </w:r>
-    </w:p>
-    <w:p>
-      <w:r>
-        <w:pict>
-          <v:rect style="width:0;height:1.5pt" o:hralign="center" o:hrstd="t" o:hr="t"/>
-        </w:pict>
-      </w:r>
-    </w:p>
-    <w:p>
-      <w:r>
-        <w:pict>
-          <v:rect style="width:0;height:1.5pt" o:hralign="center" o:hrstd="t" o:hr="t"/>
-        </w:pict>
-      </w:r>
-    </w:p>
-    <w:bookmarkStart w:id="35" w:name="functiondef-mainargs"/>
-    <w:p>
-      <w:pPr>
-        <w:pStyle w:val="Heading3"/>
-      </w:pPr>
-      <w:r>
-        <w:rPr>
-          <w:rStyle w:val="SectionNumber"/>
-        </w:rPr>
-        <w:t xml:space="preserve">4.5.1</w:t>
-      </w:r>
-      <w:r>
-        <w:tab/>
-      </w:r>
-      <w:r>
-        <w:t xml:space="preserve">FunctionDef main(args)</w:t>
-      </w:r>
-    </w:p>
-    <w:bookmarkEnd w:id="35"/>
-    <w:bookmarkEnd w:id="36"/>
-    <w:bookmarkEnd w:id="37"/>
-    <w:bookmarkStart w:id="43" w:name="function-mainstring-args"/>
-    <w:p>
-      <w:pPr>
-        <w:pStyle w:val="Heading1"/>
-      </w:pPr>
-      <w:r>
-        <w:rPr>
-          <w:rStyle w:val="SectionNumber"/>
-        </w:rPr>
-        <w:t xml:space="preserve">5</w:t>
-      </w:r>
-      <w:r>
-        <w:tab/>
-      </w:r>
-      <w:r>
-        <w:t xml:space="preserve">Function: main(String[] args)</w:t>
-      </w:r>
-    </w:p>
-    <w:bookmarkStart w:id="38" w:name="overview-4"/>
-    <w:p>
-      <w:pPr>
-        <w:pStyle w:val="Heading2"/>
-      </w:pPr>
-      <w:r>
-        <w:rPr>
-          <w:rStyle w:val="SectionNumber"/>
-        </w:rPr>
-        <w:t xml:space="preserve">5.1</w:t>
-      </w:r>
-      <w:r>
-        <w:tab/>
-      </w:r>
-      <w:r>
-        <w:t xml:space="preserve">Overview</w:t>
-      </w:r>
-    </w:p>
-    <w:p>
-      <w:pPr>
-        <w:pStyle w:val="FirstParagraph"/>
-      </w:pPr>
-      <w:r>
-        <w:t xml:space="preserve">The</w:t>
-      </w:r>
-      <w:r>
-        <w:t xml:space="preserve"> </w:t>
-      </w:r>
-      <w:r>
-        <w:rPr>
-          <w:rStyle w:val="VerbatimChar"/>
-        </w:rPr>
-        <w:t xml:space="preserve">main</w:t>
-      </w:r>
-      <w:r>
-        <w:t xml:space="preserve"> </w:t>
-      </w:r>
-      <w:r>
-        <w:t xml:space="preserve">function serves as the primary entry point for the Java application, executing a series of predefined method calls to demonstrate their functionality.</w:t>
-      </w:r>
-    </w:p>
-    <w:bookmarkEnd w:id="38"/>
-    <w:bookmarkStart w:id="39" w:name="parameters-3"/>
-    <w:p>
-      <w:pPr>
-        <w:pStyle w:val="Heading2"/>
-      </w:pPr>
-      <w:r>
-        <w:rPr>
-          <w:rStyle w:val="SectionNumber"/>
-        </w:rPr>
-        <w:t xml:space="preserve">5.2</w:t>
-      </w:r>
-      <w:r>
-        <w:tab/>
-      </w:r>
-      <w:r>
-        <w:t xml:space="preserve">parameters</w:t>
-      </w:r>
-    </w:p>
-    <w:tbl>
-      <w:tblPr>
-        <w:tblStyle w:val="Table"/>
-        <w:tblW w:type="pct" w:w="5000"/>
-        <w:tblLayout w:type="fixed"/>
-        <w:tblLook w:firstRow="1" w:lastRow="0" w:firstColumn="0" w:lastColumn="0" w:noHBand="0" w:noVBand="0" w:val="0020"/>
-      </w:tblPr>
-      <w:tblGrid>
-        <w:gridCol w:w="2904"/>
-        <w:gridCol w:w="1584"/>
-        <w:gridCol w:w="3432"/>
-      </w:tblGrid>
-      <w:tr>
-        <w:trPr>
-          <w:tblHeader w:val="on"/>
-        </w:trPr>
-        <w:tc>
-          <w:tcPr/>
-          <w:p>
-            <w:pPr>
-              <w:pStyle w:val="Compact"/>
-            </w:pPr>
-            <w:r>
-              <w:t xml:space="preserve">Parameter</w:t>
-            </w:r>
-          </w:p>
-        </w:tc>
-        <w:tc>
-          <w:tcPr/>
-          <w:p>
-            <w:pPr>
-              <w:pStyle w:val="Compact"/>
-            </w:pPr>
-            <w:r>
-              <w:t xml:space="preserve">Type</w:t>
-            </w:r>
-          </w:p>
-        </w:tc>
-        <w:tc>
-          <w:tcPr/>
-          <w:p>
-            <w:pPr>
-              <w:pStyle w:val="Compact"/>
-            </w:pPr>
-            <w:r>
-              <w:t xml:space="preserve">Description</w:t>
-            </w:r>
-          </w:p>
-        </w:tc>
-      </w:tr>
-      <w:tr>
-        <w:tc>
-          <w:tcPr/>
-          <w:p>
-            <w:pPr>
-              <w:pStyle w:val="Compact"/>
-            </w:pPr>
-            <w:r>
-              <w:rPr>
-                <w:rStyle w:val="VerbatimChar"/>
-              </w:rPr>
-              <w:t xml:space="preserve">args</w:t>
-            </w:r>
-          </w:p>
-        </w:tc>
-        <w:tc>
-          <w:tcPr/>
-          <w:p>
-            <w:pPr>
-              <w:pStyle w:val="Compact"/>
-            </w:pPr>
-            <w:r>
-              <w:rPr>
-                <w:rStyle w:val="VerbatimChar"/>
-              </w:rPr>
-              <w:t xml:space="preserve">String[]</w:t>
-            </w:r>
-          </w:p>
-        </w:tc>
-        <w:tc>
-          <w:tcPr/>
-          <w:p>
-            <w:pPr>
-              <w:pStyle w:val="Compact"/>
-            </w:pPr>
-            <w:r>
-              <w:t xml:space="preserve">An array of strings that holds command-line arguments passed to the application at runtime. This parameter is not utilized in the current implementation.</w:t>
-            </w:r>
-          </w:p>
-        </w:tc>
-      </w:tr>
-    </w:tbl>
-    <w:bookmarkEnd w:id="39"/>
-    <w:bookmarkStart w:id="40" w:name="description-4"/>
-    <w:p>
-      <w:pPr>
-        <w:pStyle w:val="Heading2"/>
-      </w:pPr>
-      <w:r>
-        <w:rPr>
-          <w:rStyle w:val="SectionNumber"/>
-        </w:rPr>
-        <w:t xml:space="preserve">5.3</w:t>
-      </w:r>
-      <w:r>
-        <w:tab/>
-      </w:r>
-      <w:r>
-        <w:t xml:space="preserve">Description</w:t>
-      </w:r>
-    </w:p>
-    <w:p>
-      <w:pPr>
-        <w:pStyle w:val="FirstParagraph"/>
-      </w:pPr>
-      <w:r>
-        <w:t xml:space="preserve">As the standard entry point for a Java program, the</w:t>
-      </w:r>
-      <w:r>
-        <w:t xml:space="preserve"> </w:t>
-      </w:r>
-      <w:r>
-        <w:rPr>
-          <w:rStyle w:val="VerbatimChar"/>
-        </w:rPr>
-        <w:t xml:space="preserve">main</w:t>
-      </w:r>
-      <w:r>
-        <w:t xml:space="preserve"> </w:t>
-      </w:r>
-      <w:r>
-        <w:t xml:space="preserve">function is executed automatically when the application starts. Its logic proceeds in three distinct steps:</w:t>
-      </w:r>
-    </w:p>
-    <w:p>
-      <w:pPr>
-        <w:pStyle w:val="Compact"/>
-        <w:numPr>
-          <w:ilvl w:val="0"/>
-          <w:numId w:val="1010"/>
-        </w:numPr>
-      </w:pPr>
-      <w:r>
-        <w:t xml:space="preserve">It first calls the</w:t>
-      </w:r>
-      <w:r>
-        <w:t xml:space="preserve"> </w:t>
-      </w:r>
-      <w:r>
-        <w:rPr>
-          <w:rStyle w:val="VerbatimChar"/>
-        </w:rPr>
-        <w:t xml:space="preserve">add(5, 10)</w:t>
-      </w:r>
-      <w:r>
-        <w:t xml:space="preserve"> </w:t>
-      </w:r>
-      <w:r>
-        <w:t xml:space="preserve">method to calculate the sum of two integers. The result is then concatenated with the string</w:t>
-      </w:r>
-      <w:r>
-        <w:t xml:space="preserve"> </w:t>
-      </w:r>
-      <w:r>
-        <w:rPr>
-          <w:rStyle w:val="VerbatimChar"/>
-        </w:rPr>
-        <w:t xml:space="preserve">"Sum: "</w:t>
-      </w:r>
-      <w:r>
-        <w:t xml:space="preserve"> </w:t>
-      </w:r>
-      <w:r>
-        <w:t xml:space="preserve">and printed to the standard output console.</w:t>
-      </w:r>
-    </w:p>
-    <w:p>
-      <w:pPr>
-        <w:pStyle w:val="Compact"/>
-        <w:numPr>
-          <w:ilvl w:val="0"/>
-          <w:numId w:val="1010"/>
-        </w:numPr>
-      </w:pPr>
-      <w:r>
-        <w:t xml:space="preserve">Next, it calls the</w:t>
-      </w:r>
-      <w:r>
-        <w:t xml:space="preserve"> </w:t>
-      </w:r>
-      <w:r>
-        <w:rPr>
-          <w:rStyle w:val="VerbatimChar"/>
-        </w:rPr>
-        <w:t xml:space="preserve">factorial(5)</w:t>
-      </w:r>
-      <w:r>
-        <w:t xml:space="preserve"> </w:t>
-      </w:r>
-      <w:r>
-        <w:t xml:space="preserve">method to compute the factorial of the number 5. The returned value is concatenated with the string</w:t>
-      </w:r>
-      <w:r>
-        <w:t xml:space="preserve"> </w:t>
-      </w:r>
-      <w:r>
-        <w:rPr>
-          <w:rStyle w:val="VerbatimChar"/>
-        </w:rPr>
-        <w:t xml:space="preserve">"Factorial: "</w:t>
-      </w:r>
-      <w:r>
-        <w:t xml:space="preserve"> </w:t>
-      </w:r>
-      <w:r>
-        <w:t xml:space="preserve">and also printed to the console.</w:t>
-      </w:r>
-    </w:p>
-    <w:p>
-      <w:pPr>
-        <w:pStyle w:val="Compact"/>
-        <w:numPr>
-          <w:ilvl w:val="0"/>
-          <w:numId w:val="1010"/>
-        </w:numPr>
-      </w:pPr>
-      <w:r>
-        <w:t xml:space="preserve">Finally, it calls the</w:t>
-      </w:r>
-      <w:r>
-        <w:t xml:space="preserve"> </w:t>
-      </w:r>
-      <w:r>
-        <w:rPr>
-          <w:rStyle w:val="VerbatimChar"/>
-        </w:rPr>
-        <w:t xml:space="preserve">greet("Prateek")</w:t>
-      </w:r>
-      <w:r>
-        <w:t xml:space="preserve"> </w:t>
-      </w:r>
-      <w:r>
-        <w:t xml:space="preserve">method, passing a string literal as an argument. This method is expected to perform an action, such as printing a greeting, but it does not return a value to the</w:t>
-      </w:r>
-      <w:r>
-        <w:t xml:space="preserve"> </w:t>
-      </w:r>
-      <w:r>
-        <w:rPr>
-          <w:rStyle w:val="VerbatimChar"/>
-        </w:rPr>
-        <w:t xml:space="preserve">main</w:t>
-      </w:r>
-      <w:r>
-        <w:t xml:space="preserve"> </w:t>
-      </w:r>
-      <w:r>
-        <w:t xml:space="preserve">function.</w:t>
-      </w:r>
-    </w:p>
-    <w:p>
-      <w:pPr>
-        <w:pStyle w:val="FirstParagraph"/>
-      </w:pPr>
-      <w:r>
-        <w:t xml:space="preserve">This function demonstrates a simple, sequential execution flow and showcases how other methods within the class can be called and their results displayed.</w:t>
-      </w:r>
-    </w:p>
-    <w:bookmarkEnd w:id="40"/>
-    <w:bookmarkStart w:id="41" w:name="usage-notes-4"/>
-    <w:p>
-      <w:pPr>
-        <w:pStyle w:val="Heading2"/>
-      </w:pPr>
-      <w:r>
-        <w:rPr>
-          <w:rStyle w:val="SectionNumber"/>
-        </w:rPr>
-        <w:t xml:space="preserve">5.4</w:t>
-      </w:r>
-      <w:r>
-        <w:tab/>
-      </w:r>
-      <w:r>
-        <w:t xml:space="preserve">Usage Notes</w:t>
-      </w:r>
-    </w:p>
-    <w:p>
-      <w:pPr>
-        <w:pStyle w:val="Compact"/>
-        <w:numPr>
-          <w:ilvl w:val="0"/>
-          <w:numId w:val="1011"/>
-        </w:numPr>
-      </w:pPr>
-      <w:r>
-        <w:t xml:space="preserve">This method signature (</w:t>
-      </w:r>
-      <w:r>
-        <w:rPr>
-          <w:rStyle w:val="VerbatimChar"/>
-        </w:rPr>
-        <w:t xml:space="preserve">public static void main(String[] args)</w:t>
-      </w:r>
-      <w:r>
-        <w:t xml:space="preserve">) is the mandatory entry point for any executable Java class.</w:t>
-      </w:r>
-    </w:p>
-    <w:p>
-      <w:pPr>
-        <w:pStyle w:val="Compact"/>
-        <w:numPr>
-          <w:ilvl w:val="0"/>
-          <w:numId w:val="1011"/>
-        </w:numPr>
-      </w:pPr>
-      <w:r>
-        <w:t xml:space="preserve">The</w:t>
-      </w:r>
-      <w:r>
-        <w:t xml:space="preserve"> </w:t>
-      </w:r>
-      <w:r>
-        <w:rPr>
-          <w:rStyle w:val="VerbatimChar"/>
-        </w:rPr>
-        <w:t xml:space="preserve">args</w:t>
-      </w:r>
-      <w:r>
-        <w:t xml:space="preserve"> </w:t>
-      </w:r>
-      <w:r>
-        <w:t xml:space="preserve">parameter allows for passing configuration or data to the program from the command line, although it is not used in this specific code.</w:t>
-      </w:r>
-    </w:p>
-    <w:p>
-      <w:pPr>
-        <w:pStyle w:val="Compact"/>
-        <w:numPr>
-          <w:ilvl w:val="0"/>
-          <w:numId w:val="1011"/>
-        </w:numPr>
-      </w:pPr>
-      <w:r>
-        <w:t xml:space="preserve">The primary purpose of this</w:t>
-      </w:r>
-      <w:r>
-        <w:t xml:space="preserve"> </w:t>
-      </w:r>
-      <w:r>
-        <w:rPr>
-          <w:rStyle w:val="VerbatimChar"/>
-        </w:rPr>
-        <w:t xml:space="preserve">main</w:t>
-      </w:r>
-      <w:r>
-        <w:t xml:space="preserve"> </w:t>
-      </w:r>
-      <w:r>
-        <w:t xml:space="preserve">function is to demonstrate the functionality of the</w:t>
-      </w:r>
-      <w:r>
-        <w:t xml:space="preserve"> </w:t>
-      </w:r>
-      <w:r>
-        <w:rPr>
-          <w:rStyle w:val="VerbatimChar"/>
-        </w:rPr>
-        <w:t xml:space="preserve">add</w:t>
-      </w:r>
-      <w:r>
-        <w:t xml:space="preserve">,</w:t>
-      </w:r>
-      <w:r>
-        <w:t xml:space="preserve"> </w:t>
-      </w:r>
-      <w:r>
-        <w:rPr>
-          <w:rStyle w:val="VerbatimChar"/>
-        </w:rPr>
-        <w:t xml:space="preserve">factorial</w:t>
-      </w:r>
-      <w:r>
-        <w:t xml:space="preserve">, and</w:t>
-      </w:r>
-      <w:r>
-        <w:t xml:space="preserve"> </w:t>
-      </w:r>
-      <w:r>
-        <w:rPr>
-          <w:rStyle w:val="VerbatimChar"/>
-        </w:rPr>
-        <w:t xml:space="preserve">greet</w:t>
-      </w:r>
-      <w:r>
-        <w:t xml:space="preserve"> </w:t>
-      </w:r>
-      <w:r>
-        <w:t xml:space="preserve">methods.</w:t>
-      </w:r>
-    </w:p>
-    <w:bookmarkEnd w:id="41"/>
-    <w:bookmarkStart w:id="42" w:name="example-4"/>
-    <w:p>
-      <w:pPr>
-        <w:pStyle w:val="Heading2"/>
-      </w:pPr>
-      <w:r>
-        <w:rPr>
-          <w:rStyle w:val="SectionNumber"/>
-        </w:rPr>
-        <w:t xml:space="preserve">5.5</w:t>
-      </w:r>
-      <w:r>
-        <w:tab/>
-      </w:r>
-      <w:r>
-        <w:t xml:space="preserve">Example</w:t>
-      </w:r>
-    </w:p>
-    <w:p>
-      <w:pPr>
-        <w:pStyle w:val="FirstParagraph"/>
-      </w:pPr>
-      <w:r>
-        <w:t xml:space="preserve">To run this</w:t>
-      </w:r>
-      <w:r>
-        <w:t xml:space="preserve"> </w:t>
-      </w:r>
-      <w:r>
-        <w:rPr>
-          <w:rStyle w:val="VerbatimChar"/>
-        </w:rPr>
-        <w:t xml:space="preserve">main</w:t>
-      </w:r>
-      <w:r>
-        <w:t xml:space="preserve"> </w:t>
-      </w:r>
-      <w:r>
-        <w:t xml:space="preserve">function, you would compile and execute the</w:t>
-      </w:r>
-      <w:r>
-        <w:t xml:space="preserve"> </w:t>
-      </w:r>
-      <w:r>
-        <w:rPr>
-          <w:rStyle w:val="VerbatimChar"/>
-        </w:rPr>
-        <w:t xml:space="preserve">Main.java</w:t>
-      </w:r>
-      <w:r>
-        <w:t xml:space="preserve"> </w:t>
-      </w:r>
-      <w:r>
-        <w:t xml:space="preserve">file from the command line.</w:t>
-      </w:r>
-    </w:p>
-    <w:p>
-      <w:pPr>
-        <w:pStyle w:val="SourceCode"/>
-      </w:pPr>
-      <w:r>
-        <w:rPr>
-          <w:rStyle w:val="CommentTok"/>
-        </w:rPr>
-        <w:t xml:space="preserve">// 1. Compile the code</w:t>
-      </w:r>
-      <w:r>
-        <w:br/>
-      </w:r>
-      <w:r>
-        <w:rPr>
-          <w:rStyle w:val="NormalTok"/>
-        </w:rPr>
-        <w:t xml:space="preserve">javac Main</w:t>
-      </w:r>
-      <w:r>
-        <w:rPr>
-          <w:rStyle w:val="OperatorTok"/>
-        </w:rPr>
-        <w:t xml:space="preserve">.</w:t>
-      </w:r>
-      <w:r>
-        <w:rPr>
-          <w:rStyle w:val="FunctionTok"/>
-        </w:rPr>
-        <w:t xml:space="preserve">java</w:t>
-      </w:r>
-      <w:r>
-        <w:br/>
-      </w:r>
-      <w:r>
-        <w:br/>
-      </w:r>
-      <w:r>
-        <w:rPr>
-          <w:rStyle w:val="CommentTok"/>
-        </w:rPr>
-        <w:t xml:space="preserve">// 2. Run the compiled code</w:t>
-      </w:r>
-      <w:r>
-        <w:br/>
-      </w:r>
-      <w:r>
-        <w:rPr>
-          <w:rStyle w:val="NormalTok"/>
-        </w:rPr>
-        <w:t xml:space="preserve">java Main</w:t>
-      </w:r>
-    </w:p>
-    <w:p>
-      <w:pPr>
-        <w:pStyle w:val="FirstParagraph"/>
-      </w:pPr>
-      <w:r>
-        <w:rPr>
-          <w:b/>
-          <w:bCs/>
-        </w:rPr>
-        <w:t xml:space="preserve">Output:</w:t>
-      </w:r>
-    </w:p>
-    <w:p>
-      <w:pPr>
-        <w:pStyle w:val="BodyText"/>
-      </w:pPr>
-      <w:r>
-        <w:t xml:space="preserve">Assuming the</w:t>
-      </w:r>
-      <w:r>
-        <w:t xml:space="preserve"> </w:t>
-      </w:r>
-      <w:r>
-        <w:rPr>
-          <w:rStyle w:val="VerbatimChar"/>
-        </w:rPr>
-        <w:t xml:space="preserve">add</w:t>
-      </w:r>
-      <w:r>
-        <w:t xml:space="preserve">,</w:t>
-      </w:r>
-      <w:r>
-        <w:t xml:space="preserve"> </w:t>
-      </w:r>
-      <w:r>
-        <w:rPr>
-          <w:rStyle w:val="VerbatimChar"/>
-        </w:rPr>
-        <w:t xml:space="preserve">factorial</w:t>
-      </w:r>
-      <w:r>
-        <w:t xml:space="preserve">, and</w:t>
-      </w:r>
-      <w:r>
-        <w:t xml:space="preserve"> </w:t>
-      </w:r>
-      <w:r>
-        <w:rPr>
-          <w:rStyle w:val="VerbatimChar"/>
-        </w:rPr>
-        <w:t xml:space="preserve">greet</w:t>
-      </w:r>
-      <w:r>
-        <w:t xml:space="preserve"> </w:t>
-      </w:r>
-      <w:r>
-        <w:t xml:space="preserve">methods are implemented as expected, the console output will be:</w:t>
-      </w:r>
-    </w:p>
-    <w:p>
-      <w:pPr>
-        <w:pStyle w:val="SourceCode"/>
-      </w:pPr>
-      <w:r>
-        <w:rPr>
-          <w:rStyle w:val="VerbatimChar"/>
-        </w:rPr>
-        <w:t xml:space="preserve">Sum: 15</w:t>
-      </w:r>
-      <w:r>
-        <w:br/>
-      </w:r>
-      <w:r>
-        <w:rPr>
-          <w:rStyle w:val="VerbatimChar"/>
-        </w:rPr>
-        <w:t xml:space="preserve">Factorial: 120</w:t>
-      </w:r>
-      <w:r>
-        <w:br/>
-      </w:r>
-      <w:r>
-        <w:rPr>
-          <w:rStyle w:val="VerbatimChar"/>
-        </w:rPr>
-        <w:t xml:space="preserve">Hello, Prateek!</w:t>
-      </w:r>
-    </w:p>
-    <w:p>
-      <w:r>
-        <w:pict>
-          <v:rect style="width:0;height:1.5pt" o:hralign="center" o:hrstd="t" o:hr="t"/>
-        </w:pict>
-      </w:r>
-    </w:p>
-    <w:p>
-      <w:r>
-        <w:pict>
-          <v:rect style="width:0;height:1.5pt" o:hralign="center" o:hrstd="t" o:hr="t"/>
-        </w:pict>
-      </w:r>
-    </w:p>
-    <w:bookmarkEnd w:id="42"/>
-    <w:bookmarkEnd w:id="43"/>
+    <w:bookmarkEnd w:id="9"/>
     <w:sectPr>
       <w:pgSz w:h="15840" w:w="12240"/>
       <w:pgMar w:bottom="1440" w:footer="720" w:gutter="0" w:header="720" w:left="1800" w:right="1800" w:top="1440"/>
@@ -5204,194 +457,6 @@
       </w:pPr>
     </w:lvl>
   </w:abstractNum>
-  <w:abstractNum w:abstractNumId="991">
-    <w:nsid w:val="0000A991"/>
-    <w:multiLevelType w:val="multilevel"/>
-    <w:lvl w:ilvl="0">
-      <w:numFmt w:val="bullet"/>
-      <w:lvlText w:val=""/>
-      <w:lvlJc w:val="left"/>
-      <w:pPr>
-        <w:ind w:left="720" w:hanging="360"/>
-      </w:pPr>
-      <w:rPr>
-        <w:rFonts w:ascii="Symbol" w:hAnsi="Symbol" w:cs="Symbol" w:hint="default"/>
-      </w:rPr>
-    </w:lvl>
-    <w:lvl w:ilvl="1">
-      <w:numFmt w:val="bullet"/>
-      <w:lvlText w:val="o"/>
-      <w:lvlJc w:val="left"/>
-      <w:pPr>
-        <w:ind w:left="1440" w:hanging="360"/>
-      </w:pPr>
-      <w:rPr>
-        <w:rFonts w:ascii="Courier New" w:hAnsi="Courier New" w:cs="Courier New" w:hint="default"/>
-      </w:rPr>
-    </w:lvl>
-    <w:lvl w:ilvl="2">
-      <w:numFmt w:val="bullet"/>
-      <w:lvlText w:val=""/>
-      <w:lvlJc w:val="left"/>
-      <w:pPr>
-        <w:ind w:left="2160" w:hanging="360"/>
-      </w:pPr>
-      <w:rPr>
-        <w:rFonts w:ascii="Wingdings" w:hAnsi="Wingdings" w:cs="Wingdings" w:hint="default"/>
-      </w:rPr>
-    </w:lvl>
-    <w:lvl w:ilvl="3">
-      <w:numFmt w:val="bullet"/>
-      <w:lvlText w:val=""/>
-      <w:lvlJc w:val="left"/>
-      <w:pPr>
-        <w:ind w:left="2880" w:hanging="360"/>
-      </w:pPr>
-      <w:rPr>
-        <w:rFonts w:ascii="Symbol" w:hAnsi="Symbol" w:cs="Symbol" w:hint="default"/>
-      </w:rPr>
-    </w:lvl>
-    <w:lvl w:ilvl="4">
-      <w:numFmt w:val="bullet"/>
-      <w:lvlText w:val="o"/>
-      <w:lvlJc w:val="left"/>
-      <w:pPr>
-        <w:ind w:left="3600" w:hanging="360"/>
-      </w:pPr>
-      <w:rPr>
-        <w:rFonts w:ascii="Courier New" w:hAnsi="Courier New" w:cs="Courier New" w:hint="default"/>
-      </w:rPr>
-    </w:lvl>
-    <w:lvl w:ilvl="5">
-      <w:numFmt w:val="bullet"/>
-      <w:lvlText w:val=""/>
-      <w:lvlJc w:val="left"/>
-      <w:pPr>
-        <w:ind w:left="4320" w:hanging="360"/>
-      </w:pPr>
-      <w:rPr>
-        <w:rFonts w:ascii="Wingdings" w:hAnsi="Wingdings" w:cs="Wingdings" w:hint="default"/>
-      </w:rPr>
-    </w:lvl>
-    <w:lvl w:ilvl="6">
-      <w:numFmt w:val="bullet"/>
-      <w:lvlText w:val=""/>
-      <w:lvlJc w:val="left"/>
-      <w:pPr>
-        <w:ind w:left="5040" w:hanging="360"/>
-      </w:pPr>
-      <w:rPr>
-        <w:rFonts w:ascii="Symbol" w:hAnsi="Symbol" w:cs="Symbol" w:hint="default"/>
-      </w:rPr>
-    </w:lvl>
-    <w:lvl w:ilvl="7">
-      <w:numFmt w:val="bullet"/>
-      <w:lvlText w:val="o"/>
-      <w:lvlJc w:val="left"/>
-      <w:pPr>
-        <w:ind w:left="5760" w:hanging="360"/>
-      </w:pPr>
-      <w:rPr>
-        <w:rFonts w:ascii="Courier New" w:hAnsi="Courier New" w:cs="Courier New" w:hint="default"/>
-      </w:rPr>
-    </w:lvl>
-    <w:lvl w:ilvl="8">
-      <w:numFmt w:val="bullet"/>
-      <w:lvlText w:val=""/>
-      <w:lvlJc w:val="left"/>
-      <w:pPr>
-        <w:ind w:left="6480" w:hanging="360"/>
-      </w:pPr>
-      <w:rPr>
-        <w:rFonts w:ascii="Wingdings" w:hAnsi="Wingdings" w:cs="Wingdings" w:hint="default"/>
-      </w:rPr>
-    </w:lvl>
-  </w:abstractNum>
-  <w:abstractNum w:abstractNumId="99411">
-    <w:nsid w:val="00A99411"/>
-    <w:multiLevelType w:val="multilevel"/>
-    <w:lvl w:ilvl="0">
-      <w:start w:val="1"/>
-      <w:numFmt w:val="decimal"/>
-      <w:lvlText w:val="%1."/>
-      <w:lvlJc w:val="left"/>
-      <w:pPr>
-        <w:ind w:left="720" w:hanging="360"/>
-      </w:pPr>
-    </w:lvl>
-    <w:lvl w:ilvl="1">
-      <w:start w:val="1"/>
-      <w:numFmt w:val="decimal"/>
-      <w:lvlText w:val="%2."/>
-      <w:lvlJc w:val="left"/>
-      <w:pPr>
-        <w:ind w:left="1440" w:hanging="360"/>
-      </w:pPr>
-    </w:lvl>
-    <w:lvl w:ilvl="2">
-      <w:start w:val="1"/>
-      <w:numFmt w:val="decimal"/>
-      <w:lvlText w:val="%3."/>
-      <w:lvlJc w:val="left"/>
-      <w:pPr>
-        <w:ind w:left="2160" w:hanging="360"/>
-      </w:pPr>
-    </w:lvl>
-    <w:lvl w:ilvl="3">
-      <w:start w:val="1"/>
-      <w:numFmt w:val="decimal"/>
-      <w:lvlText w:val="%4."/>
-      <w:lvlJc w:val="left"/>
-      <w:pPr>
-        <w:ind w:left="2880" w:hanging="360"/>
-      </w:pPr>
-    </w:lvl>
-    <w:lvl w:ilvl="4">
-      <w:start w:val="1"/>
-      <w:numFmt w:val="decimal"/>
-      <w:lvlText w:val="%5."/>
-      <w:lvlJc w:val="left"/>
-      <w:pPr>
-        <w:ind w:left="3600" w:hanging="360"/>
-      </w:pPr>
-    </w:lvl>
-    <w:lvl w:ilvl="5">
-      <w:start w:val="1"/>
-      <w:numFmt w:val="decimal"/>
-      <w:lvlText w:val="%6."/>
-      <w:lvlJc w:val="left"/>
-      <w:pPr>
-        <w:ind w:left="4320" w:hanging="360"/>
-      </w:pPr>
-    </w:lvl>
-    <w:lvl w:ilvl="6">
-      <w:start w:val="1"/>
-      <w:numFmt w:val="decimal"/>
-      <w:lvlText w:val="%7."/>
-      <w:lvlJc w:val="left"/>
-      <w:pPr>
-        <w:ind w:left="5040" w:hanging="360"/>
-      </w:pPr>
-    </w:lvl>
-    <w:lvl w:ilvl="7">
-      <w:start w:val="1"/>
-      <w:numFmt w:val="decimal"/>
-      <w:lvlText w:val="%8."/>
-      <w:lvlJc w:val="left"/>
-      <w:pPr>
-        <w:ind w:left="5760" w:hanging="360"/>
-      </w:pPr>
-    </w:lvl>
-    <w:lvl w:ilvl="8">
-      <w:start w:val="1"/>
-      <w:numFmt w:val="decimal"/>
-      <w:lvlText w:val="%9."/>
-      <w:lvlJc w:val="left"/>
-      <w:pPr>
-        <w:ind w:left="6480" w:hanging="360"/>
-      </w:pPr>
-    </w:lvl>
-  </w:abstractNum>
   <w:num w16cid:durableId="106237985" w:numId="1">
     <w:abstractNumId w:val="8"/>
   </w:num>
@@ -5421,93 +486,6 @@
   </w:num>
   <w:num w:numId="1000">
     <w:abstractNumId w:val="990"/>
-  </w:num>
-  <w:num w:numId="1001">
-    <w:abstractNumId w:val="991"/>
-  </w:num>
-  <w:num w:numId="1002">
-    <w:abstractNumId w:val="991"/>
-  </w:num>
-  <w:num w:numId="1003">
-    <w:abstractNumId w:val="991"/>
-  </w:num>
-  <w:num w:numId="1004">
-    <w:abstractNumId w:val="991"/>
-  </w:num>
-  <w:num w:numId="1005">
-    <w:abstractNumId w:val="991"/>
-  </w:num>
-  <w:num w:numId="1006">
-    <w:abstractNumId w:val="99411"/>
-    <w:lvlOverride w:ilvl="0">
-      <w:startOverride w:val="1"/>
-    </w:lvlOverride>
-    <w:lvlOverride w:ilvl="1">
-      <w:startOverride w:val="1"/>
-    </w:lvlOverride>
-    <w:lvlOverride w:ilvl="2">
-      <w:startOverride w:val="1"/>
-    </w:lvlOverride>
-    <w:lvlOverride w:ilvl="3">
-      <w:startOverride w:val="1"/>
-    </w:lvlOverride>
-    <w:lvlOverride w:ilvl="4">
-      <w:startOverride w:val="1"/>
-    </w:lvlOverride>
-    <w:lvlOverride w:ilvl="5">
-      <w:startOverride w:val="1"/>
-    </w:lvlOverride>
-    <w:lvlOverride w:ilvl="6">
-      <w:startOverride w:val="1"/>
-    </w:lvlOverride>
-    <w:lvlOverride w:ilvl="7">
-      <w:startOverride w:val="1"/>
-    </w:lvlOverride>
-    <w:lvlOverride w:ilvl="8">
-      <w:startOverride w:val="1"/>
-    </w:lvlOverride>
-  </w:num>
-  <w:num w:numId="1007">
-    <w:abstractNumId w:val="991"/>
-  </w:num>
-  <w:num w:numId="1008">
-    <w:abstractNumId w:val="991"/>
-  </w:num>
-  <w:num w:numId="1009">
-    <w:abstractNumId w:val="991"/>
-  </w:num>
-  <w:num w:numId="1010">
-    <w:abstractNumId w:val="99411"/>
-    <w:lvlOverride w:ilvl="0">
-      <w:startOverride w:val="1"/>
-    </w:lvlOverride>
-    <w:lvlOverride w:ilvl="1">
-      <w:startOverride w:val="1"/>
-    </w:lvlOverride>
-    <w:lvlOverride w:ilvl="2">
-      <w:startOverride w:val="1"/>
-    </w:lvlOverride>
-    <w:lvlOverride w:ilvl="3">
-      <w:startOverride w:val="1"/>
-    </w:lvlOverride>
-    <w:lvlOverride w:ilvl="4">
-      <w:startOverride w:val="1"/>
-    </w:lvlOverride>
-    <w:lvlOverride w:ilvl="5">
-      <w:startOverride w:val="1"/>
-    </w:lvlOverride>
-    <w:lvlOverride w:ilvl="6">
-      <w:startOverride w:val="1"/>
-    </w:lvlOverride>
-    <w:lvlOverride w:ilvl="7">
-      <w:startOverride w:val="1"/>
-    </w:lvlOverride>
-    <w:lvlOverride w:ilvl="8">
-      <w:startOverride w:val="1"/>
-    </w:lvlOverride>
-  </w:num>
-  <w:num w:numId="1011">
-    <w:abstractNumId w:val="991"/>
   </w:num>
 </w:numbering>
 </file>

--- a/Main.docx
+++ b/Main.docx
@@ -37,13 +37,50 @@
         <w:rPr>
           <w:rStyle w:val="SectionNumber"/>
         </w:rPr>
+        <w:t xml:space="preserve">0.1</w:t>
+      </w:r>
+      <w:r>
+        <w:tab/>
+      </w:r>
+      <w:r>
+        <w:t xml:space="preserve">ClassDef Main</w:t>
+      </w:r>
+    </w:p>
+    <w:bookmarkEnd w:id="9"/>
+    <w:bookmarkStart w:id="15" w:name="class-main"/>
+    <w:p>
+      <w:pPr>
+        <w:pStyle w:val="Heading1"/>
+      </w:pPr>
+      <w:r>
+        <w:rPr>
+          <w:rStyle w:val="SectionNumber"/>
+        </w:rPr>
         <w:t xml:space="preserve">1</w:t>
       </w:r>
       <w:r>
         <w:tab/>
       </w:r>
       <w:r>
-        <w:t xml:space="preserve">ClassDef Main</w:t>
+        <w:t xml:space="preserve">Class: Main</w:t>
+      </w:r>
+    </w:p>
+    <w:bookmarkStart w:id="10" w:name="overview"/>
+    <w:p>
+      <w:pPr>
+        <w:pStyle w:val="Heading2"/>
+      </w:pPr>
+      <w:r>
+        <w:rPr>
+          <w:rStyle w:val="SectionNumber"/>
+        </w:rPr>
+        <w:t xml:space="preserve">1.1</w:t>
+      </w:r>
+      <w:r>
+        <w:tab/>
+      </w:r>
+      <w:r>
+        <w:t xml:space="preserve">Overview</w:t>
       </w:r>
     </w:p>
     <w:p>
@@ -51,130 +88,5170 @@
         <w:pStyle w:val="FirstParagraph"/>
       </w:pPr>
       <w:r>
-        <w:t xml:space="preserve">Doc is waiting to be generated…</w:t>
-      </w:r>
-      <w:r>
-        <w:t xml:space="preserve"> </w:t>
-      </w:r>
-      <w:r>
-        <w:t xml:space="preserve">### FunctionDef add(a, b)</w:t>
-      </w:r>
-      <w:r>
-        <w:t xml:space="preserve"> </w:t>
-      </w:r>
-      <w:r>
-        <w:t xml:space="preserve">Doc is waiting to be generated…</w:t>
-      </w:r>
-      <w:r>
-        <w:t xml:space="preserve"> </w:t>
-      </w:r>
-      <w:r>
-        <w:rPr>
+        <w:t xml:space="preserve">The</w:t>
+      </w:r>
+      <w:r>
+        <w:t xml:space="preserve"> </w:t>
+      </w:r>
+      <w:r>
+        <w:rPr>
+          <w:rStyle w:val="VerbatimChar"/>
+        </w:rPr>
+        <w:t xml:space="preserve">Main</w:t>
+      </w:r>
+      <w:r>
+        <w:t xml:space="preserve"> </w:t>
+      </w:r>
+      <w:r>
+        <w:t xml:space="preserve">class serves as a container for several static utility methods and includes the primary entry point for the Java application.</w:t>
+      </w:r>
+    </w:p>
+    <w:bookmarkEnd w:id="10"/>
+    <w:bookmarkStart w:id="11" w:name="description"/>
+    <w:p>
+      <w:pPr>
+        <w:pStyle w:val="Heading2"/>
+      </w:pPr>
+      <w:r>
+        <w:rPr>
+          <w:rStyle w:val="SectionNumber"/>
+        </w:rPr>
+        <w:t xml:space="preserve">1.2</w:t>
+      </w:r>
+      <w:r>
+        <w:tab/>
+      </w:r>
+      <w:r>
+        <w:t xml:space="preserve">Description</w:t>
+      </w:r>
+    </w:p>
+    <w:p>
+      <w:pPr>
+        <w:pStyle w:val="FirstParagraph"/>
+      </w:pPr>
+      <w:r>
+        <w:t xml:space="preserve">The</w:t>
+      </w:r>
+      <w:r>
+        <w:t xml:space="preserve"> </w:t>
+      </w:r>
+      <w:r>
+        <w:rPr>
+          <w:rStyle w:val="VerbatimChar"/>
+        </w:rPr>
+        <w:t xml:space="preserve">Main</w:t>
+      </w:r>
+      <w:r>
+        <w:t xml:space="preserve"> </w:t>
+      </w:r>
+      <w:r>
+        <w:t xml:space="preserve">class provides a collection of standalone, static functions for performing basic mathematical operations and printing messages. As a container for static methods, it does not need to be instantiated. The class also contains the</w:t>
+      </w:r>
+      <w:r>
+        <w:t xml:space="preserve"> </w:t>
+      </w:r>
+      <w:r>
+        <w:rPr>
+          <w:rStyle w:val="VerbatimChar"/>
+        </w:rPr>
+        <w:t xml:space="preserve">main</w:t>
+      </w:r>
+      <w:r>
+        <w:t xml:space="preserve"> </w:t>
+      </w:r>
+      <w:r>
+        <w:t xml:space="preserve">method, which is the standard entry point for any Java program.</w:t>
+      </w:r>
+    </w:p>
+    <w:p>
+      <w:pPr>
+        <w:pStyle w:val="BodyText"/>
+      </w:pPr>
+      <w:r>
+        <w:t xml:space="preserve">The class includes the following methods:</w:t>
+      </w:r>
+    </w:p>
+    <w:p>
+      <w:pPr>
+        <w:numPr>
+          <w:ilvl w:val="0"/>
+          <w:numId w:val="1001"/>
+        </w:numPr>
+      </w:pPr>
+      <w:r>
+        <w:rPr>
+          <w:rStyle w:val="VerbatimChar"/>
           <w:b/>
           <w:bCs/>
-          <w:i/>
-          <w:iCs/>
-        </w:rPr>
-        <w:t xml:space="preserve"> </w:t>
-      </w:r>
-      <w:r>
-        <w:rPr>
+        </w:rPr>
+        <w:t xml:space="preserve">add(int a, int b)</w:t>
+      </w:r>
+      <w:r>
+        <w:t xml:space="preserve">: A simple function that takes two integer arguments,</w:t>
+      </w:r>
+      <w:r>
+        <w:t xml:space="preserve"> </w:t>
+      </w:r>
+      <w:r>
+        <w:rPr>
+          <w:rStyle w:val="VerbatimChar"/>
+        </w:rPr>
+        <w:t xml:space="preserve">a</w:t>
+      </w:r>
+      <w:r>
+        <w:t xml:space="preserve"> </w:t>
+      </w:r>
+      <w:r>
+        <w:t xml:space="preserve">and</w:t>
+      </w:r>
+      <w:r>
+        <w:t xml:space="preserve"> </w:t>
+      </w:r>
+      <w:r>
+        <w:rPr>
+          <w:rStyle w:val="VerbatimChar"/>
+        </w:rPr>
+        <w:t xml:space="preserve">b</w:t>
+      </w:r>
+      <w:r>
+        <w:t xml:space="preserve">, and returns their sum.</w:t>
+      </w:r>
+    </w:p>
+    <w:p>
+      <w:pPr>
+        <w:numPr>
+          <w:ilvl w:val="0"/>
+          <w:numId w:val="1001"/>
+        </w:numPr>
+      </w:pPr>
+      <w:r>
+        <w:rPr>
+          <w:rStyle w:val="VerbatimChar"/>
           <w:b/>
           <w:bCs/>
-          <w:i/>
-          <w:iCs/>
-        </w:rPr>
-        <w:t xml:space="preserve">### FunctionDef factorial(n)</w:t>
-      </w:r>
-      <w:r>
-        <w:rPr>
+        </w:rPr>
+        <w:t xml:space="preserve">factorial(int n)</w:t>
+      </w:r>
+      <w:r>
+        <w:t xml:space="preserve">: A recursive function that calculates the factorial of a given integer</w:t>
+      </w:r>
+      <w:r>
+        <w:t xml:space="preserve"> </w:t>
+      </w:r>
+      <w:r>
+        <w:rPr>
+          <w:rStyle w:val="VerbatimChar"/>
+        </w:rPr>
+        <w:t xml:space="preserve">n</w:t>
+      </w:r>
+      <w:r>
+        <w:t xml:space="preserve">.</w:t>
+      </w:r>
+    </w:p>
+    <w:p>
+      <w:pPr>
+        <w:pStyle w:val="Compact"/>
+        <w:numPr>
+          <w:ilvl w:val="1"/>
+          <w:numId w:val="1002"/>
+        </w:numPr>
+      </w:pPr>
+      <w:r>
+        <w:t xml:space="preserve">The base case is when</w:t>
+      </w:r>
+      <w:r>
+        <w:t xml:space="preserve"> </w:t>
+      </w:r>
+      <w:r>
+        <w:rPr>
+          <w:rStyle w:val="VerbatimChar"/>
+        </w:rPr>
+        <w:t xml:space="preserve">n</w:t>
+      </w:r>
+      <w:r>
+        <w:t xml:space="preserve"> </w:t>
+      </w:r>
+      <w:r>
+        <w:t xml:space="preserve">is less than or equal to 1, where the function returns</w:t>
+      </w:r>
+      <w:r>
+        <w:t xml:space="preserve"> </w:t>
+      </w:r>
+      <w:r>
+        <w:rPr>
+          <w:rStyle w:val="VerbatimChar"/>
+        </w:rPr>
+        <w:t xml:space="preserve">1</w:t>
+      </w:r>
+      <w:r>
+        <w:t xml:space="preserve">.</w:t>
+      </w:r>
+    </w:p>
+    <w:p>
+      <w:pPr>
+        <w:pStyle w:val="Compact"/>
+        <w:numPr>
+          <w:ilvl w:val="1"/>
+          <w:numId w:val="1002"/>
+        </w:numPr>
+      </w:pPr>
+      <w:r>
+        <w:t xml:space="preserve">For any</w:t>
+      </w:r>
+      <w:r>
+        <w:t xml:space="preserve"> </w:t>
+      </w:r>
+      <w:r>
+        <w:rPr>
+          <w:rStyle w:val="VerbatimChar"/>
+        </w:rPr>
+        <w:t xml:space="preserve">n</w:t>
+      </w:r>
+      <w:r>
+        <w:t xml:space="preserve"> </w:t>
+      </w:r>
+      <w:r>
+        <w:t xml:space="preserve">greater than 1, it multiplies</w:t>
+      </w:r>
+      <w:r>
+        <w:t xml:space="preserve"> </w:t>
+      </w:r>
+      <w:r>
+        <w:rPr>
+          <w:rStyle w:val="VerbatimChar"/>
+        </w:rPr>
+        <w:t xml:space="preserve">n</w:t>
+      </w:r>
+      <w:r>
+        <w:t xml:space="preserve"> </w:t>
+      </w:r>
+      <w:r>
+        <w:t xml:space="preserve">by the result of</w:t>
+      </w:r>
+      <w:r>
+        <w:t xml:space="preserve"> </w:t>
+      </w:r>
+      <w:r>
+        <w:rPr>
+          <w:rStyle w:val="VerbatimChar"/>
+        </w:rPr>
+        <w:t xml:space="preserve">factorial(n - 1)</w:t>
+      </w:r>
+      <w:r>
+        <w:t xml:space="preserve">.</w:t>
+      </w:r>
+    </w:p>
+    <w:p>
+      <w:pPr>
+        <w:numPr>
+          <w:ilvl w:val="0"/>
+          <w:numId w:val="1001"/>
+        </w:numPr>
+      </w:pPr>
+      <w:r>
+        <w:rPr>
+          <w:rStyle w:val="VerbatimChar"/>
           <w:b/>
           <w:bCs/>
-          <w:i/>
-          <w:iCs/>
-        </w:rPr>
-        <w:t xml:space="preserve"> </w:t>
-      </w:r>
-      <w:r>
-        <w:rPr>
+        </w:rPr>
+        <w:t xml:space="preserve">greet(String name)</w:t>
+      </w:r>
+      <w:r>
+        <w:t xml:space="preserve">: A</w:t>
+      </w:r>
+      <w:r>
+        <w:t xml:space="preserve"> </w:t>
+      </w:r>
+      <w:r>
+        <w:rPr>
+          <w:rStyle w:val="VerbatimChar"/>
+        </w:rPr>
+        <w:t xml:space="preserve">void</w:t>
+      </w:r>
+      <w:r>
+        <w:t xml:space="preserve"> </w:t>
+      </w:r>
+      <w:r>
+        <w:t xml:space="preserve">function that prints a formatted greeting message to the console. It takes a</w:t>
+      </w:r>
+      <w:r>
+        <w:t xml:space="preserve"> </w:t>
+      </w:r>
+      <w:r>
+        <w:rPr>
+          <w:rStyle w:val="VerbatimChar"/>
+        </w:rPr>
+        <w:t xml:space="preserve">String</w:t>
+      </w:r>
+      <w:r>
+        <w:t xml:space="preserve"> </w:t>
+      </w:r>
+      <w:r>
+        <w:rPr>
+          <w:rStyle w:val="VerbatimChar"/>
+        </w:rPr>
+        <w:t xml:space="preserve">name</w:t>
+      </w:r>
+      <w:r>
+        <w:t xml:space="preserve"> </w:t>
+      </w:r>
+      <w:r>
+        <w:t xml:space="preserve">and outputs</w:t>
+      </w:r>
+      <w:r>
+        <w:t xml:space="preserve"> </w:t>
+      </w:r>
+      <w:r>
+        <w:t xml:space="preserve">“Hello, [name]!”</w:t>
+      </w:r>
+      <w:r>
+        <w:t xml:space="preserve">.</w:t>
+      </w:r>
+    </w:p>
+    <w:p>
+      <w:pPr>
+        <w:numPr>
+          <w:ilvl w:val="0"/>
+          <w:numId w:val="1001"/>
+        </w:numPr>
+      </w:pPr>
+      <w:r>
+        <w:rPr>
+          <w:rStyle w:val="VerbatimChar"/>
           <w:b/>
           <w:bCs/>
-          <w:i/>
-          <w:iCs/>
-        </w:rPr>
-        <w:t xml:space="preserve">Doc is waiting to be generated…</w:t>
-      </w:r>
+        </w:rPr>
+        <w:t xml:space="preserve">main(String[] args)</w:t>
+      </w:r>
+      <w:r>
+        <w:t xml:space="preserve">: The main entry point of the application. This method demonstrates the usage of the other three static methods by calling them with predefined values and printing their results to the standard output.</w:t>
+      </w:r>
+    </w:p>
+    <w:bookmarkEnd w:id="11"/>
+    <w:bookmarkStart w:id="12" w:name="usage-notes"/>
+    <w:p>
+      <w:pPr>
+        <w:pStyle w:val="Heading2"/>
+      </w:pPr>
+      <w:r>
+        <w:rPr>
+          <w:rStyle w:val="SectionNumber"/>
+        </w:rPr>
+        <w:t xml:space="preserve">1.3</w:t>
+      </w:r>
+      <w:r>
+        <w:tab/>
+      </w:r>
+      <w:r>
+        <w:t xml:space="preserve">Usage Notes</w:t>
+      </w:r>
+    </w:p>
+    <w:p>
+      <w:pPr>
+        <w:pStyle w:val="Compact"/>
+        <w:numPr>
+          <w:ilvl w:val="0"/>
+          <w:numId w:val="1003"/>
+        </w:numPr>
+      </w:pPr>
+      <w:r>
+        <w:t xml:space="preserve">All methods in this class are</w:t>
+      </w:r>
+      <w:r>
+        <w:t xml:space="preserve"> </w:t>
+      </w:r>
+      <w:r>
+        <w:rPr>
+          <w:rStyle w:val="VerbatimChar"/>
+        </w:rPr>
+        <w:t xml:space="preserve">static</w:t>
+      </w:r>
+      <w:r>
+        <w:t xml:space="preserve">, meaning they should be called directly on the class itself (e.g.,</w:t>
+      </w:r>
+      <w:r>
+        <w:t xml:space="preserve"> </w:t>
+      </w:r>
+      <w:r>
+        <w:rPr>
+          <w:rStyle w:val="VerbatimChar"/>
+        </w:rPr>
+        <w:t xml:space="preserve">Main.add(5, 3)</w:t>
+      </w:r>
+      <w:r>
+        <w:t xml:space="preserve">) rather than on an instance of the class.</w:t>
+      </w:r>
+    </w:p>
+    <w:p>
+      <w:pPr>
+        <w:pStyle w:val="Compact"/>
+        <w:numPr>
+          <w:ilvl w:val="0"/>
+          <w:numId w:val="1003"/>
+        </w:numPr>
+      </w:pPr>
+      <w:r>
+        <w:t xml:space="preserve">The</w:t>
+      </w:r>
+      <w:r>
+        <w:t xml:space="preserve"> </w:t>
+      </w:r>
+      <w:r>
+        <w:rPr>
+          <w:rStyle w:val="VerbatimChar"/>
+        </w:rPr>
+        <w:t xml:space="preserve">factorial</w:t>
+      </w:r>
+      <w:r>
+        <w:t xml:space="preserve"> </w:t>
+      </w:r>
+      <w:r>
+        <w:t xml:space="preserve">method is implemented recursively. Using a very large input value for</w:t>
+      </w:r>
+      <w:r>
+        <w:t xml:space="preserve"> </w:t>
+      </w:r>
+      <w:r>
+        <w:rPr>
+          <w:rStyle w:val="VerbatimChar"/>
+        </w:rPr>
+        <w:t xml:space="preserve">n</w:t>
+      </w:r>
+      <w:r>
+        <w:t xml:space="preserve"> </w:t>
+      </w:r>
+      <w:r>
+        <w:t xml:space="preserve">can lead to a</w:t>
+      </w:r>
+      <w:r>
+        <w:t xml:space="preserve"> </w:t>
+      </w:r>
+      <w:r>
+        <w:rPr>
+          <w:rStyle w:val="VerbatimChar"/>
+        </w:rPr>
+        <w:t xml:space="preserve">StackOverflowError</w:t>
+      </w:r>
+      <w:r>
+        <w:t xml:space="preserve">.</w:t>
+      </w:r>
+    </w:p>
+    <w:p>
+      <w:pPr>
+        <w:pStyle w:val="Compact"/>
+        <w:numPr>
+          <w:ilvl w:val="0"/>
+          <w:numId w:val="1003"/>
+        </w:numPr>
+      </w:pPr>
+      <w:r>
+        <w:t xml:space="preserve">The</w:t>
+      </w:r>
+      <w:r>
+        <w:t xml:space="preserve"> </w:t>
+      </w:r>
+      <w:r>
+        <w:rPr>
+          <w:rStyle w:val="VerbatimChar"/>
+        </w:rPr>
+        <w:t xml:space="preserve">main</w:t>
+      </w:r>
+      <w:r>
+        <w:t xml:space="preserve"> </w:t>
+      </w:r>
+      <w:r>
+        <w:t xml:space="preserve">method is the designated starting point for the Java Virtual Machine (JVM) when the program is executed.</w:t>
+      </w:r>
+    </w:p>
+    <w:bookmarkEnd w:id="12"/>
+    <w:bookmarkStart w:id="14" w:name="example"/>
+    <w:p>
+      <w:pPr>
+        <w:pStyle w:val="Heading2"/>
+      </w:pPr>
+      <w:r>
+        <w:rPr>
+          <w:rStyle w:val="SectionNumber"/>
+        </w:rPr>
+        <w:t xml:space="preserve">1.4</w:t>
+      </w:r>
+      <w:r>
+        <w:tab/>
+      </w:r>
+      <w:r>
+        <w:t xml:space="preserve">Example</w:t>
+      </w:r>
+    </w:p>
+    <w:p>
+      <w:pPr>
+        <w:pStyle w:val="FirstParagraph"/>
+      </w:pPr>
+      <w:r>
+        <w:t xml:space="preserve">The</w:t>
+      </w:r>
+      <w:r>
+        <w:t xml:space="preserve"> </w:t>
+      </w:r>
+      <w:r>
+        <w:rPr>
+          <w:rStyle w:val="VerbatimChar"/>
+        </w:rPr>
+        <w:t xml:space="preserve">main</w:t>
+      </w:r>
+      <w:r>
+        <w:t xml:space="preserve"> </w:t>
+      </w:r>
+      <w:r>
+        <w:t xml:space="preserve">method within the class provides a clear example of how to use the utility functions.</w:t>
+      </w:r>
+    </w:p>
+    <w:p>
+      <w:pPr>
+        <w:pStyle w:val="SourceCode"/>
+      </w:pPr>
+      <w:r>
+        <w:rPr>
+          <w:rStyle w:val="KeywordTok"/>
+        </w:rPr>
+        <w:t xml:space="preserve">public</w:t>
+      </w:r>
+      <w:r>
+        <w:rPr>
+          <w:rStyle w:val="NormalTok"/>
+        </w:rPr>
+        <w:t xml:space="preserve"> </w:t>
+      </w:r>
+      <w:r>
+        <w:rPr>
+          <w:rStyle w:val="DataTypeTok"/>
+        </w:rPr>
+        <w:t xml:space="preserve">static</w:t>
+      </w:r>
+      <w:r>
+        <w:rPr>
+          <w:rStyle w:val="NormalTok"/>
+        </w:rPr>
+        <w:t xml:space="preserve"> </w:t>
+      </w:r>
+      <w:r>
+        <w:rPr>
+          <w:rStyle w:val="DataTypeTok"/>
+        </w:rPr>
+        <w:t xml:space="preserve">void</w:t>
+      </w:r>
+      <w:r>
+        <w:rPr>
+          <w:rStyle w:val="NormalTok"/>
+        </w:rPr>
+        <w:t xml:space="preserve"> </w:t>
+      </w:r>
+      <w:r>
+        <w:rPr>
+          <w:rStyle w:val="FunctionTok"/>
+        </w:rPr>
+        <w:t xml:space="preserve">main</w:t>
+      </w:r>
+      <w:r>
+        <w:rPr>
+          <w:rStyle w:val="OperatorTok"/>
+        </w:rPr>
+        <w:t xml:space="preserve">(</w:t>
+      </w:r>
+      <w:r>
+        <w:rPr>
+          <w:rStyle w:val="BuiltInTok"/>
+        </w:rPr>
+        <w:t xml:space="preserve">String</w:t>
+      </w:r>
+      <w:r>
+        <w:rPr>
+          <w:rStyle w:val="OperatorTok"/>
+        </w:rPr>
+        <w:t xml:space="preserve">[]</w:t>
+      </w:r>
+      <w:r>
+        <w:rPr>
+          <w:rStyle w:val="NormalTok"/>
+        </w:rPr>
+        <w:t xml:space="preserve"> args</w:t>
+      </w:r>
+      <w:r>
+        <w:rPr>
+          <w:rStyle w:val="OperatorTok"/>
+        </w:rPr>
+        <w:t xml:space="preserve">)</w:t>
+      </w:r>
+      <w:r>
+        <w:rPr>
+          <w:rStyle w:val="NormalTok"/>
+        </w:rPr>
+        <w:t xml:space="preserve"> </w:t>
+      </w:r>
+      <w:r>
+        <w:rPr>
+          <w:rStyle w:val="OperatorTok"/>
+        </w:rPr>
+        <w:t xml:space="preserve">{</w:t>
+      </w:r>
+      <w:r>
+        <w:br/>
+      </w:r>
+      <w:r>
+        <w:rPr>
+          <w:rStyle w:val="NormalTok"/>
+        </w:rPr>
+        <w:t xml:space="preserve">    </w:t>
+      </w:r>
+      <w:r>
+        <w:rPr>
+          <w:rStyle w:val="CommentTok"/>
+        </w:rPr>
+        <w:t xml:space="preserve">// Calling the add function</w:t>
+      </w:r>
+      <w:r>
+        <w:br/>
+      </w:r>
+      <w:r>
+        <w:rPr>
+          <w:rStyle w:val="NormalTok"/>
+        </w:rPr>
+        <w:t xml:space="preserve">    </w:t>
+      </w:r>
+      <w:r>
+        <w:rPr>
+          <w:rStyle w:val="BuiltInTok"/>
+        </w:rPr>
+        <w:t xml:space="preserve">System</w:t>
+      </w:r>
+      <w:r>
+        <w:rPr>
+          <w:rStyle w:val="OperatorTok"/>
+        </w:rPr>
+        <w:t xml:space="preserve">.</w:t>
+      </w:r>
+      <w:r>
+        <w:rPr>
+          <w:rStyle w:val="FunctionTok"/>
+        </w:rPr>
+        <w:t xml:space="preserve">out</w:t>
+      </w:r>
+      <w:r>
+        <w:rPr>
+          <w:rStyle w:val="OperatorTok"/>
+        </w:rPr>
+        <w:t xml:space="preserve">.</w:t>
+      </w:r>
+      <w:r>
+        <w:rPr>
+          <w:rStyle w:val="FunctionTok"/>
+        </w:rPr>
+        <w:t xml:space="preserve">println</w:t>
+      </w:r>
+      <w:r>
+        <w:rPr>
+          <w:rStyle w:val="OperatorTok"/>
+        </w:rPr>
+        <w:t xml:space="preserve">(</w:t>
+      </w:r>
+      <w:r>
+        <w:rPr>
+          <w:rStyle w:val="StringTok"/>
+        </w:rPr>
+        <w:t xml:space="preserve">"Sum: "</w:t>
+      </w:r>
+      <w:r>
+        <w:rPr>
+          <w:rStyle w:val="NormalTok"/>
+        </w:rPr>
+        <w:t xml:space="preserve"> </w:t>
+      </w:r>
+      <w:r>
+        <w:rPr>
+          <w:rStyle w:val="OperatorTok"/>
+        </w:rPr>
+        <w:t xml:space="preserve">+</w:t>
+      </w:r>
+      <w:r>
+        <w:rPr>
+          <w:rStyle w:val="NormalTok"/>
+        </w:rPr>
+        <w:t xml:space="preserve"> </w:t>
+      </w:r>
+      <w:r>
+        <w:rPr>
+          <w:rStyle w:val="FunctionTok"/>
+        </w:rPr>
+        <w:t xml:space="preserve">add</w:t>
+      </w:r>
+      <w:r>
+        <w:rPr>
+          <w:rStyle w:val="OperatorTok"/>
+        </w:rPr>
+        <w:t xml:space="preserve">(</w:t>
+      </w:r>
+      <w:r>
+        <w:rPr>
+          <w:rStyle w:val="DecValTok"/>
+        </w:rPr>
+        <w:t xml:space="preserve">5</w:t>
+      </w:r>
+      <w:r>
+        <w:rPr>
+          <w:rStyle w:val="OperatorTok"/>
+        </w:rPr>
+        <w:t xml:space="preserve">,</w:t>
+      </w:r>
+      <w:r>
+        <w:rPr>
+          <w:rStyle w:val="NormalTok"/>
+        </w:rPr>
+        <w:t xml:space="preserve"> </w:t>
+      </w:r>
+      <w:r>
+        <w:rPr>
+          <w:rStyle w:val="DecValTok"/>
+        </w:rPr>
+        <w:t xml:space="preserve">10</w:t>
+      </w:r>
+      <w:r>
+        <w:rPr>
+          <w:rStyle w:val="OperatorTok"/>
+        </w:rPr>
+        <w:t xml:space="preserve">));</w:t>
+      </w:r>
+      <w:r>
+        <w:br/>
+      </w:r>
+      <w:r>
+        <w:br/>
+      </w:r>
+      <w:r>
+        <w:rPr>
+          <w:rStyle w:val="NormalTok"/>
+        </w:rPr>
+        <w:t xml:space="preserve">    </w:t>
+      </w:r>
+      <w:r>
+        <w:rPr>
+          <w:rStyle w:val="CommentTok"/>
+        </w:rPr>
+        <w:t xml:space="preserve">// Calling the factorial function</w:t>
+      </w:r>
+      <w:r>
+        <w:br/>
+      </w:r>
+      <w:r>
+        <w:rPr>
+          <w:rStyle w:val="NormalTok"/>
+        </w:rPr>
+        <w:t xml:space="preserve">    </w:t>
+      </w:r>
+      <w:r>
+        <w:rPr>
+          <w:rStyle w:val="BuiltInTok"/>
+        </w:rPr>
+        <w:t xml:space="preserve">System</w:t>
+      </w:r>
+      <w:r>
+        <w:rPr>
+          <w:rStyle w:val="OperatorTok"/>
+        </w:rPr>
+        <w:t xml:space="preserve">.</w:t>
+      </w:r>
+      <w:r>
+        <w:rPr>
+          <w:rStyle w:val="FunctionTok"/>
+        </w:rPr>
+        <w:t xml:space="preserve">out</w:t>
+      </w:r>
+      <w:r>
+        <w:rPr>
+          <w:rStyle w:val="OperatorTok"/>
+        </w:rPr>
+        <w:t xml:space="preserve">.</w:t>
+      </w:r>
+      <w:r>
+        <w:rPr>
+          <w:rStyle w:val="FunctionTok"/>
+        </w:rPr>
+        <w:t xml:space="preserve">println</w:t>
+      </w:r>
+      <w:r>
+        <w:rPr>
+          <w:rStyle w:val="OperatorTok"/>
+        </w:rPr>
+        <w:t xml:space="preserve">(</w:t>
+      </w:r>
+      <w:r>
+        <w:rPr>
+          <w:rStyle w:val="StringTok"/>
+        </w:rPr>
+        <w:t xml:space="preserve">"Factorial: "</w:t>
+      </w:r>
+      <w:r>
+        <w:rPr>
+          <w:rStyle w:val="NormalTok"/>
+        </w:rPr>
+        <w:t xml:space="preserve"> </w:t>
+      </w:r>
+      <w:r>
+        <w:rPr>
+          <w:rStyle w:val="OperatorTok"/>
+        </w:rPr>
+        <w:t xml:space="preserve">+</w:t>
+      </w:r>
+      <w:r>
+        <w:rPr>
+          <w:rStyle w:val="NormalTok"/>
+        </w:rPr>
+        <w:t xml:space="preserve"> </w:t>
+      </w:r>
+      <w:r>
+        <w:rPr>
+          <w:rStyle w:val="FunctionTok"/>
+        </w:rPr>
+        <w:t xml:space="preserve">factorial</w:t>
+      </w:r>
+      <w:r>
+        <w:rPr>
+          <w:rStyle w:val="OperatorTok"/>
+        </w:rPr>
+        <w:t xml:space="preserve">(</w:t>
+      </w:r>
+      <w:r>
+        <w:rPr>
+          <w:rStyle w:val="DecValTok"/>
+        </w:rPr>
+        <w:t xml:space="preserve">5</w:t>
+      </w:r>
+      <w:r>
+        <w:rPr>
+          <w:rStyle w:val="OperatorTok"/>
+        </w:rPr>
+        <w:t xml:space="preserve">));</w:t>
+      </w:r>
+      <w:r>
+        <w:br/>
+      </w:r>
+      <w:r>
+        <w:br/>
+      </w:r>
+      <w:r>
+        <w:rPr>
+          <w:rStyle w:val="NormalTok"/>
+        </w:rPr>
+        <w:t xml:space="preserve">    </w:t>
+      </w:r>
+      <w:r>
+        <w:rPr>
+          <w:rStyle w:val="CommentTok"/>
+        </w:rPr>
+        <w:t xml:space="preserve">// Calling the greet function</w:t>
+      </w:r>
+      <w:r>
+        <w:br/>
+      </w:r>
+      <w:r>
+        <w:rPr>
+          <w:rStyle w:val="NormalTok"/>
+        </w:rPr>
+        <w:t xml:space="preserve">    </w:t>
+      </w:r>
+      <w:r>
+        <w:rPr>
+          <w:rStyle w:val="FunctionTok"/>
+        </w:rPr>
+        <w:t xml:space="preserve">greet</w:t>
+      </w:r>
+      <w:r>
+        <w:rPr>
+          <w:rStyle w:val="OperatorTok"/>
+        </w:rPr>
+        <w:t xml:space="preserve">(</w:t>
+      </w:r>
+      <w:r>
+        <w:rPr>
+          <w:rStyle w:val="StringTok"/>
+        </w:rPr>
+        <w:t xml:space="preserve">"Prateek"</w:t>
+      </w:r>
+      <w:r>
+        <w:rPr>
+          <w:rStyle w:val="OperatorTok"/>
+        </w:rPr>
+        <w:t xml:space="preserve">);</w:t>
+      </w:r>
+      <w:r>
+        <w:br/>
+      </w:r>
+      <w:r>
+        <w:rPr>
+          <w:rStyle w:val="OperatorTok"/>
+        </w:rPr>
+        <w:t xml:space="preserve">}</w:t>
+      </w:r>
+    </w:p>
+    <w:p>
+      <w:pPr>
+        <w:pStyle w:val="FirstParagraph"/>
+      </w:pPr>
       <w:r>
         <w:rPr>
           <w:b/>
           <w:bCs/>
-          <w:i/>
-          <w:iCs/>
-        </w:rPr>
-        <w:t xml:space="preserve"> </w:t>
-      </w:r>
-      <w:r>
-        <w:t xml:space="preserve"> </w:t>
-      </w:r>
-      <w:r>
-        <w:t xml:space="preserve">### FunctionDef greet(name)</w:t>
-      </w:r>
-      <w:r>
-        <w:t xml:space="preserve"> </w:t>
-      </w:r>
-      <w:r>
-        <w:t xml:space="preserve">Doc is waiting to be generated…</w:t>
-      </w:r>
-      <w:r>
-        <w:t xml:space="preserve"> </w:t>
-      </w:r>
+        </w:rPr>
+        <w:t xml:space="preserve">Output:</w:t>
+      </w:r>
+    </w:p>
+    <w:p>
+      <w:pPr>
+        <w:pStyle w:val="BodyText"/>
+      </w:pPr>
+      <w:r>
+        <w:t xml:space="preserve">When the</w:t>
+      </w:r>
+      <w:r>
+        <w:t xml:space="preserve"> </w:t>
+      </w:r>
+      <w:r>
+        <w:rPr>
+          <w:rStyle w:val="VerbatimChar"/>
+        </w:rPr>
+        <w:t xml:space="preserve">main</w:t>
+      </w:r>
+      <w:r>
+        <w:t xml:space="preserve"> </w:t>
+      </w:r>
+      <w:r>
+        <w:t xml:space="preserve">method is executed, the following output is printed to the console:</w:t>
+      </w:r>
+    </w:p>
+    <w:p>
+      <w:pPr>
+        <w:pStyle w:val="SourceCode"/>
+      </w:pPr>
+      <w:r>
+        <w:rPr>
+          <w:rStyle w:val="VerbatimChar"/>
+        </w:rPr>
+        <w:t xml:space="preserve">Sum: 15</w:t>
+      </w:r>
+      <w:r>
+        <w:br/>
+      </w:r>
+      <w:r>
+        <w:rPr>
+          <w:rStyle w:val="VerbatimChar"/>
+        </w:rPr>
+        <w:t xml:space="preserve">Factorial: 120</w:t>
+      </w:r>
+      <w:r>
+        <w:br/>
+      </w:r>
+      <w:r>
+        <w:rPr>
+          <w:rStyle w:val="VerbatimChar"/>
+        </w:rPr>
+        <w:t xml:space="preserve">Hello, Prateek!</w:t>
+      </w:r>
+    </w:p>
+    <w:p>
+      <w:r>
+        <w:pict>
+          <v:rect style="width:0;height:1.5pt" o:hralign="center" o:hrstd="t" o:hr="t"/>
+        </w:pict>
+      </w:r>
+    </w:p>
+    <w:bookmarkStart w:id="13" w:name="functiondef-adda-b"/>
+    <w:p>
+      <w:pPr>
+        <w:pStyle w:val="Heading3"/>
+      </w:pPr>
+      <w:r>
+        <w:rPr>
+          <w:rStyle w:val="SectionNumber"/>
+        </w:rPr>
+        <w:t xml:space="preserve">1.4.1</w:t>
+      </w:r>
+      <w:r>
+        <w:tab/>
+      </w:r>
+      <w:r>
+        <w:t xml:space="preserve">FunctionDef add(a, b)</w:t>
+      </w:r>
+    </w:p>
+    <w:bookmarkEnd w:id="13"/>
+    <w:bookmarkEnd w:id="14"/>
+    <w:bookmarkEnd w:id="15"/>
+    <w:bookmarkStart w:id="22" w:name="function-addint-a-int-b"/>
+    <w:p>
+      <w:pPr>
+        <w:pStyle w:val="Heading1"/>
+      </w:pPr>
+      <w:r>
+        <w:rPr>
+          <w:rStyle w:val="SectionNumber"/>
+        </w:rPr>
+        <w:t xml:space="preserve">2</w:t>
+      </w:r>
+      <w:r>
+        <w:tab/>
+      </w:r>
+      <w:r>
+        <w:t xml:space="preserve">Function: add(int a, int b)</w:t>
+      </w:r>
+    </w:p>
+    <w:bookmarkStart w:id="16" w:name="overview-1"/>
+    <w:p>
+      <w:pPr>
+        <w:pStyle w:val="Heading2"/>
+      </w:pPr>
+      <w:r>
+        <w:rPr>
+          <w:rStyle w:val="SectionNumber"/>
+        </w:rPr>
+        <w:t xml:space="preserve">2.1</w:t>
+      </w:r>
+      <w:r>
+        <w:tab/>
+      </w:r>
+      <w:r>
+        <w:t xml:space="preserve">Overview</w:t>
+      </w:r>
+    </w:p>
+    <w:p>
+      <w:pPr>
+        <w:pStyle w:val="FirstParagraph"/>
+      </w:pPr>
+      <w:r>
+        <w:t xml:space="preserve">The</w:t>
+      </w:r>
+      <w:r>
+        <w:t xml:space="preserve"> </w:t>
+      </w:r>
+      <w:r>
+        <w:rPr>
+          <w:rStyle w:val="VerbatimChar"/>
+        </w:rPr>
+        <w:t xml:space="preserve">add</w:t>
+      </w:r>
+      <w:r>
+        <w:t xml:space="preserve"> </w:t>
+      </w:r>
+      <w:r>
+        <w:t xml:space="preserve">function calculates and returns the sum of two integer values.</w:t>
+      </w:r>
+    </w:p>
+    <w:bookmarkEnd w:id="16"/>
+    <w:bookmarkStart w:id="17" w:name="parameters"/>
+    <w:p>
+      <w:pPr>
+        <w:pStyle w:val="Heading2"/>
+      </w:pPr>
+      <w:r>
+        <w:rPr>
+          <w:rStyle w:val="SectionNumber"/>
+        </w:rPr>
+        <w:t xml:space="preserve">2.2</w:t>
+      </w:r>
+      <w:r>
+        <w:tab/>
+      </w:r>
+      <w:r>
+        <w:t xml:space="preserve">parameters</w:t>
+      </w:r>
+    </w:p>
+    <w:tbl>
+      <w:tblPr>
+        <w:tblStyle w:val="Table"/>
+        <w:tblW w:type="auto" w:w="0"/>
+        <w:tblLook w:firstRow="1" w:lastRow="0" w:firstColumn="0" w:lastColumn="0" w:noHBand="0" w:noVBand="0" w:val="0020"/>
+      </w:tblPr>
+      <w:tblGrid>
+        <w:gridCol w:w="2640"/>
+        <w:gridCol w:w="2640"/>
+        <w:gridCol w:w="2640"/>
+      </w:tblGrid>
+      <w:tr>
+        <w:trPr>
+          <w:tblHeader w:val="on"/>
+        </w:trPr>
+        <w:tc>
+          <w:tcPr/>
+          <w:p>
+            <w:pPr>
+              <w:pStyle w:val="Compact"/>
+            </w:pPr>
+            <w:r>
+              <w:t xml:space="preserve">Parameter</w:t>
+            </w:r>
+          </w:p>
+        </w:tc>
+        <w:tc>
+          <w:tcPr/>
+          <w:p>
+            <w:pPr>
+              <w:pStyle w:val="Compact"/>
+            </w:pPr>
+            <w:r>
+              <w:t xml:space="preserve">Type</w:t>
+            </w:r>
+          </w:p>
+        </w:tc>
+        <w:tc>
+          <w:tcPr/>
+          <w:p>
+            <w:pPr>
+              <w:pStyle w:val="Compact"/>
+            </w:pPr>
+            <w:r>
+              <w:t xml:space="preserve">Description</w:t>
+            </w:r>
+          </w:p>
+        </w:tc>
+      </w:tr>
+      <w:tr>
+        <w:tc>
+          <w:tcPr/>
+          <w:p>
+            <w:pPr>
+              <w:pStyle w:val="Compact"/>
+            </w:pPr>
+            <w:r>
+              <w:rPr>
+                <w:rStyle w:val="VerbatimChar"/>
+              </w:rPr>
+              <w:t xml:space="preserve">a</w:t>
+            </w:r>
+          </w:p>
+        </w:tc>
+        <w:tc>
+          <w:tcPr/>
+          <w:p>
+            <w:pPr>
+              <w:pStyle w:val="Compact"/>
+            </w:pPr>
+            <w:r>
+              <w:rPr>
+                <w:rStyle w:val="VerbatimChar"/>
+              </w:rPr>
+              <w:t xml:space="preserve">int</w:t>
+            </w:r>
+          </w:p>
+        </w:tc>
+        <w:tc>
+          <w:tcPr/>
+          <w:p>
+            <w:pPr>
+              <w:pStyle w:val="Compact"/>
+            </w:pPr>
+            <w:r>
+              <w:t xml:space="preserve">The first integer operand.</w:t>
+            </w:r>
+          </w:p>
+        </w:tc>
+      </w:tr>
+      <w:tr>
+        <w:tc>
+          <w:tcPr/>
+          <w:p>
+            <w:pPr>
+              <w:pStyle w:val="Compact"/>
+            </w:pPr>
+            <w:r>
+              <w:rPr>
+                <w:rStyle w:val="VerbatimChar"/>
+              </w:rPr>
+              <w:t xml:space="preserve">b</w:t>
+            </w:r>
+          </w:p>
+        </w:tc>
+        <w:tc>
+          <w:tcPr/>
+          <w:p>
+            <w:pPr>
+              <w:pStyle w:val="Compact"/>
+            </w:pPr>
+            <w:r>
+              <w:rPr>
+                <w:rStyle w:val="VerbatimChar"/>
+              </w:rPr>
+              <w:t xml:space="preserve">int</w:t>
+            </w:r>
+          </w:p>
+        </w:tc>
+        <w:tc>
+          <w:tcPr/>
+          <w:p>
+            <w:pPr>
+              <w:pStyle w:val="Compact"/>
+            </w:pPr>
+            <w:r>
+              <w:t xml:space="preserve">The second integer operand.</w:t>
+            </w:r>
+          </w:p>
+        </w:tc>
+      </w:tr>
+    </w:tbl>
+    <w:bookmarkEnd w:id="17"/>
+    <w:bookmarkStart w:id="18" w:name="description-1"/>
+    <w:p>
+      <w:pPr>
+        <w:pStyle w:val="Heading2"/>
+      </w:pPr>
+      <w:r>
+        <w:rPr>
+          <w:rStyle w:val="SectionNumber"/>
+        </w:rPr>
+        <w:t xml:space="preserve">2.3</w:t>
+      </w:r>
+      <w:r>
+        <w:tab/>
+      </w:r>
+      <w:r>
+        <w:t xml:space="preserve">Description</w:t>
+      </w:r>
+    </w:p>
+    <w:p>
+      <w:pPr>
+        <w:pStyle w:val="FirstParagraph"/>
+      </w:pPr>
+      <w:r>
+        <w:t xml:space="preserve">This</w:t>
+      </w:r>
+      <w:r>
+        <w:t xml:space="preserve"> </w:t>
+      </w:r>
+      <w:r>
+        <w:rPr>
+          <w:rStyle w:val="VerbatimChar"/>
+        </w:rPr>
+        <w:t xml:space="preserve">static</w:t>
+      </w:r>
+      <w:r>
+        <w:t xml:space="preserve"> </w:t>
+      </w:r>
+      <w:r>
+        <w:t xml:space="preserve">function provides a straightforward way to perform integer addition. It accepts two integer parameters,</w:t>
+      </w:r>
+      <w:r>
+        <w:t xml:space="preserve"> </w:t>
+      </w:r>
+      <w:r>
+        <w:rPr>
+          <w:rStyle w:val="VerbatimChar"/>
+        </w:rPr>
+        <w:t xml:space="preserve">a</w:t>
+      </w:r>
+      <w:r>
+        <w:t xml:space="preserve"> </w:t>
+      </w:r>
+      <w:r>
+        <w:t xml:space="preserve">and</w:t>
+      </w:r>
+      <w:r>
+        <w:t xml:space="preserve"> </w:t>
+      </w:r>
+      <w:r>
+        <w:rPr>
+          <w:rStyle w:val="VerbatimChar"/>
+        </w:rPr>
+        <w:t xml:space="preserve">b</w:t>
+      </w:r>
+      <w:r>
+        <w:t xml:space="preserve">. The core logic of the function is executed in a single statement,</w:t>
+      </w:r>
+      <w:r>
+        <w:t xml:space="preserve"> </w:t>
+      </w:r>
+      <w:r>
+        <w:rPr>
+          <w:rStyle w:val="VerbatimChar"/>
+        </w:rPr>
+        <w:t xml:space="preserve">return a + b;</w:t>
+      </w:r>
+      <w:r>
+        <w:t xml:space="preserve">, which uses the standard arithmetic addition operator (</w:t>
+      </w:r>
+      <w:r>
+        <w:rPr>
+          <w:rStyle w:val="VerbatimChar"/>
+        </w:rPr>
+        <w:t xml:space="preserve">+</w:t>
+      </w:r>
+      <w:r>
+        <w:t xml:space="preserve">) to compute the sum of the two inputs. The resulting</w:t>
+      </w:r>
+      <w:r>
+        <w:t xml:space="preserve"> </w:t>
+      </w:r>
+      <w:r>
+        <w:rPr>
+          <w:rStyle w:val="VerbatimChar"/>
+        </w:rPr>
+        <w:t xml:space="preserve">int</w:t>
+      </w:r>
+      <w:r>
+        <w:t xml:space="preserve"> </w:t>
+      </w:r>
+      <w:r>
+        <w:t xml:space="preserve">value is then returned to the caller.</w:t>
+      </w:r>
+    </w:p>
+    <w:p>
+      <w:pPr>
+        <w:pStyle w:val="BodyText"/>
+      </w:pPr>
+      <w:r>
+        <w:t xml:space="preserve">Because the method is</w:t>
+      </w:r>
+      <w:r>
+        <w:t xml:space="preserve"> </w:t>
+      </w:r>
+      <w:r>
+        <w:rPr>
+          <w:rStyle w:val="VerbatimChar"/>
+        </w:rPr>
+        <w:t xml:space="preserve">static</w:t>
+      </w:r>
+      <w:r>
+        <w:t xml:space="preserve">, it belongs to the</w:t>
+      </w:r>
+      <w:r>
+        <w:t xml:space="preserve"> </w:t>
+      </w:r>
+      <w:r>
+        <w:rPr>
+          <w:rStyle w:val="VerbatimChar"/>
+        </w:rPr>
+        <w:t xml:space="preserve">Main</w:t>
+      </w:r>
+      <w:r>
+        <w:t xml:space="preserve"> </w:t>
+      </w:r>
+      <w:r>
+        <w:t xml:space="preserve">class itself and can be invoked directly without needing to create an instance of the class.</w:t>
+      </w:r>
+    </w:p>
+    <w:p>
+      <w:pPr>
+        <w:pStyle w:val="SourceCode"/>
+      </w:pPr>
+      <w:r>
+        <w:rPr>
+          <w:rStyle w:val="CommentTok"/>
+        </w:rPr>
+        <w:t xml:space="preserve">// The function simply returns the sum of its two integer parameters.</w:t>
+      </w:r>
+      <w:r>
+        <w:br/>
+      </w:r>
+      <w:r>
+        <w:rPr>
+          <w:rStyle w:val="ControlFlowTok"/>
+        </w:rPr>
+        <w:t xml:space="preserve">return</w:t>
+      </w:r>
+      <w:r>
+        <w:rPr>
+          <w:rStyle w:val="NormalTok"/>
+        </w:rPr>
+        <w:t xml:space="preserve"> a </w:t>
+      </w:r>
+      <w:r>
+        <w:rPr>
+          <w:rStyle w:val="OperatorTok"/>
+        </w:rPr>
+        <w:t xml:space="preserve">+</w:t>
+      </w:r>
+      <w:r>
+        <w:rPr>
+          <w:rStyle w:val="NormalTok"/>
+        </w:rPr>
+        <w:t xml:space="preserve"> b</w:t>
+      </w:r>
+      <w:r>
+        <w:rPr>
+          <w:rStyle w:val="OperatorTok"/>
+        </w:rPr>
+        <w:t xml:space="preserve">;</w:t>
+      </w:r>
+    </w:p>
+    <w:bookmarkEnd w:id="18"/>
+    <w:bookmarkStart w:id="19" w:name="usage-notes-1"/>
+    <w:p>
+      <w:pPr>
+        <w:pStyle w:val="Heading2"/>
+      </w:pPr>
+      <w:r>
+        <w:rPr>
+          <w:rStyle w:val="SectionNumber"/>
+        </w:rPr>
+        <w:t xml:space="preserve">2.4</w:t>
+      </w:r>
+      <w:r>
+        <w:tab/>
+      </w:r>
+      <w:r>
+        <w:t xml:space="preserve">Usage Notes</w:t>
+      </w:r>
+    </w:p>
+    <w:p>
+      <w:pPr>
+        <w:pStyle w:val="Compact"/>
+        <w:numPr>
+          <w:ilvl w:val="0"/>
+          <w:numId w:val="1004"/>
+        </w:numPr>
+      </w:pPr>
+      <w:r>
+        <w:t xml:space="preserve">As a</w:t>
+      </w:r>
+      <w:r>
+        <w:t xml:space="preserve"> </w:t>
+      </w:r>
+      <w:r>
+        <w:rPr>
+          <w:rStyle w:val="VerbatimChar"/>
+        </w:rPr>
+        <w:t xml:space="preserve">static</w:t>
+      </w:r>
+      <w:r>
+        <w:t xml:space="preserve"> </w:t>
+      </w:r>
+      <w:r>
+        <w:t xml:space="preserve">method, it should be called directly on the class, e.g.,</w:t>
+      </w:r>
+      <w:r>
+        <w:t xml:space="preserve"> </w:t>
+      </w:r>
+      <w:r>
+        <w:rPr>
+          <w:rStyle w:val="VerbatimChar"/>
+        </w:rPr>
+        <w:t xml:space="preserve">Main.add(5, 10)</w:t>
+      </w:r>
+      <w:r>
+        <w:t xml:space="preserve">.</w:t>
+      </w:r>
+    </w:p>
+    <w:p>
+      <w:pPr>
+        <w:pStyle w:val="Compact"/>
+        <w:numPr>
+          <w:ilvl w:val="0"/>
+          <w:numId w:val="1004"/>
+        </w:numPr>
+      </w:pPr>
+      <w:r>
+        <w:t xml:space="preserve">The function is designed specifically for</w:t>
+      </w:r>
+      <w:r>
+        <w:t xml:space="preserve"> </w:t>
+      </w:r>
+      <w:r>
+        <w:rPr>
+          <w:rStyle w:val="VerbatimChar"/>
+        </w:rPr>
+        <w:t xml:space="preserve">int</w:t>
+      </w:r>
+      <w:r>
+        <w:t xml:space="preserve"> </w:t>
+      </w:r>
+      <w:r>
+        <w:t xml:space="preserve">types. Providing arguments of other data types will result in a compile-time error.</w:t>
+      </w:r>
+    </w:p>
+    <w:p>
+      <w:pPr>
+        <w:pStyle w:val="Compact"/>
+        <w:numPr>
+          <w:ilvl w:val="0"/>
+          <w:numId w:val="1004"/>
+        </w:numPr>
+      </w:pPr>
+      <w:r>
+        <w:t xml:space="preserve">Be mindful of integer overflow. If the sum of</w:t>
+      </w:r>
+      <w:r>
+        <w:t xml:space="preserve"> </w:t>
+      </w:r>
+      <w:r>
+        <w:rPr>
+          <w:rStyle w:val="VerbatimChar"/>
+        </w:rPr>
+        <w:t xml:space="preserve">a</w:t>
+      </w:r>
+      <w:r>
+        <w:t xml:space="preserve"> </w:t>
+      </w:r>
+      <w:r>
+        <w:t xml:space="preserve">and</w:t>
+      </w:r>
+      <w:r>
+        <w:t xml:space="preserve"> </w:t>
+      </w:r>
+      <w:r>
+        <w:rPr>
+          <w:rStyle w:val="VerbatimChar"/>
+        </w:rPr>
+        <w:t xml:space="preserve">b</w:t>
+      </w:r>
+      <w:r>
+        <w:t xml:space="preserve"> </w:t>
+      </w:r>
+      <w:r>
+        <w:t xml:space="preserve">exceeds the maximum value of an</w:t>
+      </w:r>
+      <w:r>
+        <w:t xml:space="preserve"> </w:t>
+      </w:r>
+      <w:r>
+        <w:rPr>
+          <w:rStyle w:val="VerbatimChar"/>
+        </w:rPr>
+        <w:t xml:space="preserve">int</w:t>
+      </w:r>
+      <w:r>
+        <w:t xml:space="preserve"> </w:t>
+      </w:r>
+      <w:r>
+        <w:t xml:space="preserve">(</w:t>
+      </w:r>
+      <w:r>
+        <w:rPr>
+          <w:rStyle w:val="VerbatimChar"/>
+        </w:rPr>
+        <w:t xml:space="preserve">Integer.MAX_VALUE</w:t>
+      </w:r>
+      <w:r>
+        <w:t xml:space="preserve">) or is less than the minimum value (</w:t>
+      </w:r>
+      <w:r>
+        <w:rPr>
+          <w:rStyle w:val="VerbatimChar"/>
+        </w:rPr>
+        <w:t xml:space="preserve">Integer.MIN_VALUE</w:t>
+      </w:r>
+      <w:r>
+        <w:t xml:space="preserve">), the result will wrap around without throwing an exception.</w:t>
+      </w:r>
+    </w:p>
+    <w:p>
+      <w:pPr>
+        <w:pStyle w:val="FirstParagraph"/>
+      </w:pPr>
       <w:r>
         <w:rPr>
           <w:b/>
           <w:bCs/>
-          <w:i/>
-          <w:iCs/>
-        </w:rPr>
-        <w:t xml:space="preserve"> </w:t>
-      </w:r>
+        </w:rPr>
+        <w:t xml:space="preserve">Output Example</w:t>
+      </w:r>
+      <w:r>
+        <w:t xml:space="preserve">: The function returns a single</w:t>
+      </w:r>
+      <w:r>
+        <w:t xml:space="preserve"> </w:t>
+      </w:r>
+      <w:r>
+        <w:rPr>
+          <w:rStyle w:val="VerbatimChar"/>
+        </w:rPr>
+        <w:t xml:space="preserve">int</w:t>
+      </w:r>
+      <w:r>
+        <w:t xml:space="preserve"> </w:t>
+      </w:r>
+      <w:r>
+        <w:t xml:space="preserve">value representing the sum. For an input of</w:t>
+      </w:r>
+      <w:r>
+        <w:t xml:space="preserve"> </w:t>
+      </w:r>
+      <w:r>
+        <w:rPr>
+          <w:rStyle w:val="VerbatimChar"/>
+        </w:rPr>
+        <w:t xml:space="preserve">(5, 10)</w:t>
+      </w:r>
+      <w:r>
+        <w:t xml:space="preserve">, the output would be</w:t>
+      </w:r>
+      <w:r>
+        <w:t xml:space="preserve"> </w:t>
+      </w:r>
+      <w:r>
+        <w:rPr>
+          <w:rStyle w:val="VerbatimChar"/>
+        </w:rPr>
+        <w:t xml:space="preserve">15</w:t>
+      </w:r>
+      <w:r>
+        <w:t xml:space="preserve">.</w:t>
+      </w:r>
+    </w:p>
+    <w:bookmarkEnd w:id="19"/>
+    <w:bookmarkStart w:id="21" w:name="example-1"/>
+    <w:p>
+      <w:pPr>
+        <w:pStyle w:val="Heading2"/>
+      </w:pPr>
+      <w:r>
+        <w:rPr>
+          <w:rStyle w:val="SectionNumber"/>
+        </w:rPr>
+        <w:t xml:space="preserve">2.5</w:t>
+      </w:r>
+      <w:r>
+        <w:tab/>
+      </w:r>
+      <w:r>
+        <w:t xml:space="preserve">Example</w:t>
+      </w:r>
+    </w:p>
+    <w:p>
+      <w:pPr>
+        <w:pStyle w:val="FirstParagraph"/>
+      </w:pPr>
+      <w:r>
+        <w:t xml:space="preserve">The following code demonstrates how to call the</w:t>
+      </w:r>
+      <w:r>
+        <w:t xml:space="preserve"> </w:t>
+      </w:r>
+      <w:r>
+        <w:rPr>
+          <w:rStyle w:val="VerbatimChar"/>
+        </w:rPr>
+        <w:t xml:space="preserve">add</w:t>
+      </w:r>
+      <w:r>
+        <w:t xml:space="preserve"> </w:t>
+      </w:r>
+      <w:r>
+        <w:t xml:space="preserve">function and print the result.</w:t>
+      </w:r>
+    </w:p>
+    <w:p>
+      <w:pPr>
+        <w:pStyle w:val="SourceCode"/>
+      </w:pPr>
+      <w:r>
+        <w:rPr>
+          <w:rStyle w:val="KeywordTok"/>
+        </w:rPr>
+        <w:t xml:space="preserve">public</w:t>
+      </w:r>
+      <w:r>
+        <w:rPr>
+          <w:rStyle w:val="NormalTok"/>
+        </w:rPr>
+        <w:t xml:space="preserve"> </w:t>
+      </w:r>
+      <w:r>
+        <w:rPr>
+          <w:rStyle w:val="KeywordTok"/>
+        </w:rPr>
+        <w:t xml:space="preserve">class</w:t>
+      </w:r>
+      <w:r>
+        <w:rPr>
+          <w:rStyle w:val="NormalTok"/>
+        </w:rPr>
+        <w:t xml:space="preserve"> Demo </w:t>
+      </w:r>
+      <w:r>
+        <w:rPr>
+          <w:rStyle w:val="OperatorTok"/>
+        </w:rPr>
+        <w:t xml:space="preserve">{</w:t>
+      </w:r>
+      <w:r>
+        <w:br/>
+      </w:r>
+      <w:r>
+        <w:rPr>
+          <w:rStyle w:val="NormalTok"/>
+        </w:rPr>
+        <w:t xml:space="preserve">    </w:t>
+      </w:r>
+      <w:r>
+        <w:rPr>
+          <w:rStyle w:val="KeywordTok"/>
+        </w:rPr>
+        <w:t xml:space="preserve">public</w:t>
+      </w:r>
+      <w:r>
+        <w:rPr>
+          <w:rStyle w:val="NormalTok"/>
+        </w:rPr>
+        <w:t xml:space="preserve"> </w:t>
+      </w:r>
+      <w:r>
+        <w:rPr>
+          <w:rStyle w:val="DataTypeTok"/>
+        </w:rPr>
+        <w:t xml:space="preserve">static</w:t>
+      </w:r>
+      <w:r>
+        <w:rPr>
+          <w:rStyle w:val="NormalTok"/>
+        </w:rPr>
+        <w:t xml:space="preserve"> </w:t>
+      </w:r>
+      <w:r>
+        <w:rPr>
+          <w:rStyle w:val="DataTypeTok"/>
+        </w:rPr>
+        <w:t xml:space="preserve">void</w:t>
+      </w:r>
+      <w:r>
+        <w:rPr>
+          <w:rStyle w:val="NormalTok"/>
+        </w:rPr>
+        <w:t xml:space="preserve"> </w:t>
+      </w:r>
+      <w:r>
+        <w:rPr>
+          <w:rStyle w:val="FunctionTok"/>
+        </w:rPr>
+        <w:t xml:space="preserve">main</w:t>
+      </w:r>
+      <w:r>
+        <w:rPr>
+          <w:rStyle w:val="OperatorTok"/>
+        </w:rPr>
+        <w:t xml:space="preserve">(</w:t>
+      </w:r>
+      <w:r>
+        <w:rPr>
+          <w:rStyle w:val="BuiltInTok"/>
+        </w:rPr>
+        <w:t xml:space="preserve">String</w:t>
+      </w:r>
+      <w:r>
+        <w:rPr>
+          <w:rStyle w:val="OperatorTok"/>
+        </w:rPr>
+        <w:t xml:space="preserve">[]</w:t>
+      </w:r>
+      <w:r>
+        <w:rPr>
+          <w:rStyle w:val="NormalTok"/>
+        </w:rPr>
+        <w:t xml:space="preserve"> args</w:t>
+      </w:r>
+      <w:r>
+        <w:rPr>
+          <w:rStyle w:val="OperatorTok"/>
+        </w:rPr>
+        <w:t xml:space="preserve">)</w:t>
+      </w:r>
+      <w:r>
+        <w:rPr>
+          <w:rStyle w:val="NormalTok"/>
+        </w:rPr>
+        <w:t xml:space="preserve"> </w:t>
+      </w:r>
+      <w:r>
+        <w:rPr>
+          <w:rStyle w:val="OperatorTok"/>
+        </w:rPr>
+        <w:t xml:space="preserve">{</w:t>
+      </w:r>
+      <w:r>
+        <w:br/>
+      </w:r>
+      <w:r>
+        <w:rPr>
+          <w:rStyle w:val="NormalTok"/>
+        </w:rPr>
+        <w:t xml:space="preserve">        </w:t>
+      </w:r>
+      <w:r>
+        <w:rPr>
+          <w:rStyle w:val="CommentTok"/>
+        </w:rPr>
+        <w:t xml:space="preserve">// Define two integers</w:t>
+      </w:r>
+      <w:r>
+        <w:br/>
+      </w:r>
+      <w:r>
+        <w:rPr>
+          <w:rStyle w:val="NormalTok"/>
+        </w:rPr>
+        <w:t xml:space="preserve">        </w:t>
+      </w:r>
+      <w:r>
+        <w:rPr>
+          <w:rStyle w:val="DataTypeTok"/>
+        </w:rPr>
+        <w:t xml:space="preserve">int</w:t>
+      </w:r>
+      <w:r>
+        <w:rPr>
+          <w:rStyle w:val="NormalTok"/>
+        </w:rPr>
+        <w:t xml:space="preserve"> number1 </w:t>
+      </w:r>
+      <w:r>
+        <w:rPr>
+          <w:rStyle w:val="OperatorTok"/>
+        </w:rPr>
+        <w:t xml:space="preserve">=</w:t>
+      </w:r>
+      <w:r>
+        <w:rPr>
+          <w:rStyle w:val="NormalTok"/>
+        </w:rPr>
+        <w:t xml:space="preserve"> </w:t>
+      </w:r>
+      <w:r>
+        <w:rPr>
+          <w:rStyle w:val="DecValTok"/>
+        </w:rPr>
+        <w:t xml:space="preserve">7</w:t>
+      </w:r>
+      <w:r>
+        <w:rPr>
+          <w:rStyle w:val="OperatorTok"/>
+        </w:rPr>
+        <w:t xml:space="preserve">;</w:t>
+      </w:r>
+      <w:r>
+        <w:br/>
+      </w:r>
+      <w:r>
+        <w:rPr>
+          <w:rStyle w:val="NormalTok"/>
+        </w:rPr>
+        <w:t xml:space="preserve">        </w:t>
+      </w:r>
+      <w:r>
+        <w:rPr>
+          <w:rStyle w:val="DataTypeTok"/>
+        </w:rPr>
+        <w:t xml:space="preserve">int</w:t>
+      </w:r>
+      <w:r>
+        <w:rPr>
+          <w:rStyle w:val="NormalTok"/>
+        </w:rPr>
+        <w:t xml:space="preserve"> number2 </w:t>
+      </w:r>
+      <w:r>
+        <w:rPr>
+          <w:rStyle w:val="OperatorTok"/>
+        </w:rPr>
+        <w:t xml:space="preserve">=</w:t>
+      </w:r>
+      <w:r>
+        <w:rPr>
+          <w:rStyle w:val="NormalTok"/>
+        </w:rPr>
+        <w:t xml:space="preserve"> </w:t>
+      </w:r>
+      <w:r>
+        <w:rPr>
+          <w:rStyle w:val="DecValTok"/>
+        </w:rPr>
+        <w:t xml:space="preserve">8</w:t>
+      </w:r>
+      <w:r>
+        <w:rPr>
+          <w:rStyle w:val="OperatorTok"/>
+        </w:rPr>
+        <w:t xml:space="preserve">;</w:t>
+      </w:r>
+      <w:r>
+        <w:br/>
+      </w:r>
+      <w:r>
+        <w:br/>
+      </w:r>
+      <w:r>
+        <w:rPr>
+          <w:rStyle w:val="NormalTok"/>
+        </w:rPr>
+        <w:t xml:space="preserve">        </w:t>
+      </w:r>
+      <w:r>
+        <w:rPr>
+          <w:rStyle w:val="CommentTok"/>
+        </w:rPr>
+        <w:t xml:space="preserve">// Call the static add method from the Main class</w:t>
+      </w:r>
+      <w:r>
+        <w:br/>
+      </w:r>
+      <w:r>
+        <w:rPr>
+          <w:rStyle w:val="NormalTok"/>
+        </w:rPr>
+        <w:t xml:space="preserve">        </w:t>
+      </w:r>
+      <w:r>
+        <w:rPr>
+          <w:rStyle w:val="DataTypeTok"/>
+        </w:rPr>
+        <w:t xml:space="preserve">int</w:t>
+      </w:r>
+      <w:r>
+        <w:rPr>
+          <w:rStyle w:val="NormalTok"/>
+        </w:rPr>
+        <w:t xml:space="preserve"> result </w:t>
+      </w:r>
+      <w:r>
+        <w:rPr>
+          <w:rStyle w:val="OperatorTok"/>
+        </w:rPr>
+        <w:t xml:space="preserve">=</w:t>
+      </w:r>
+      <w:r>
+        <w:rPr>
+          <w:rStyle w:val="NormalTok"/>
+        </w:rPr>
+        <w:t xml:space="preserve"> Main</w:t>
+      </w:r>
+      <w:r>
+        <w:rPr>
+          <w:rStyle w:val="OperatorTok"/>
+        </w:rPr>
+        <w:t xml:space="preserve">.</w:t>
+      </w:r>
+      <w:r>
+        <w:rPr>
+          <w:rStyle w:val="FunctionTok"/>
+        </w:rPr>
+        <w:t xml:space="preserve">add</w:t>
+      </w:r>
+      <w:r>
+        <w:rPr>
+          <w:rStyle w:val="OperatorTok"/>
+        </w:rPr>
+        <w:t xml:space="preserve">(</w:t>
+      </w:r>
+      <w:r>
+        <w:rPr>
+          <w:rStyle w:val="NormalTok"/>
+        </w:rPr>
+        <w:t xml:space="preserve">number1</w:t>
+      </w:r>
+      <w:r>
+        <w:rPr>
+          <w:rStyle w:val="OperatorTok"/>
+        </w:rPr>
+        <w:t xml:space="preserve">,</w:t>
+      </w:r>
+      <w:r>
+        <w:rPr>
+          <w:rStyle w:val="NormalTok"/>
+        </w:rPr>
+        <w:t xml:space="preserve"> number2</w:t>
+      </w:r>
+      <w:r>
+        <w:rPr>
+          <w:rStyle w:val="OperatorTok"/>
+        </w:rPr>
+        <w:t xml:space="preserve">);</w:t>
+      </w:r>
+      <w:r>
+        <w:br/>
+      </w:r>
+      <w:r>
+        <w:br/>
+      </w:r>
+      <w:r>
+        <w:rPr>
+          <w:rStyle w:val="NormalTok"/>
+        </w:rPr>
+        <w:t xml:space="preserve">        </w:t>
+      </w:r>
+      <w:r>
+        <w:rPr>
+          <w:rStyle w:val="CommentTok"/>
+        </w:rPr>
+        <w:t xml:space="preserve">// Print the result</w:t>
+      </w:r>
+      <w:r>
+        <w:br/>
+      </w:r>
+      <w:r>
+        <w:rPr>
+          <w:rStyle w:val="NormalTok"/>
+        </w:rPr>
+        <w:t xml:space="preserve">        </w:t>
+      </w:r>
+      <w:r>
+        <w:rPr>
+          <w:rStyle w:val="BuiltInTok"/>
+        </w:rPr>
+        <w:t xml:space="preserve">System</w:t>
+      </w:r>
+      <w:r>
+        <w:rPr>
+          <w:rStyle w:val="OperatorTok"/>
+        </w:rPr>
+        <w:t xml:space="preserve">.</w:t>
+      </w:r>
+      <w:r>
+        <w:rPr>
+          <w:rStyle w:val="FunctionTok"/>
+        </w:rPr>
+        <w:t xml:space="preserve">out</w:t>
+      </w:r>
+      <w:r>
+        <w:rPr>
+          <w:rStyle w:val="OperatorTok"/>
+        </w:rPr>
+        <w:t xml:space="preserve">.</w:t>
+      </w:r>
+      <w:r>
+        <w:rPr>
+          <w:rStyle w:val="FunctionTok"/>
+        </w:rPr>
+        <w:t xml:space="preserve">println</w:t>
+      </w:r>
+      <w:r>
+        <w:rPr>
+          <w:rStyle w:val="OperatorTok"/>
+        </w:rPr>
+        <w:t xml:space="preserve">(</w:t>
+      </w:r>
+      <w:r>
+        <w:rPr>
+          <w:rStyle w:val="StringTok"/>
+        </w:rPr>
+        <w:t xml:space="preserve">"The sum of "</w:t>
+      </w:r>
+      <w:r>
+        <w:rPr>
+          <w:rStyle w:val="NormalTok"/>
+        </w:rPr>
+        <w:t xml:space="preserve"> </w:t>
+      </w:r>
+      <w:r>
+        <w:rPr>
+          <w:rStyle w:val="OperatorTok"/>
+        </w:rPr>
+        <w:t xml:space="preserve">+</w:t>
+      </w:r>
+      <w:r>
+        <w:rPr>
+          <w:rStyle w:val="NormalTok"/>
+        </w:rPr>
+        <w:t xml:space="preserve"> number1 </w:t>
+      </w:r>
+      <w:r>
+        <w:rPr>
+          <w:rStyle w:val="OperatorTok"/>
+        </w:rPr>
+        <w:t xml:space="preserve">+</w:t>
+      </w:r>
+      <w:r>
+        <w:rPr>
+          <w:rStyle w:val="NormalTok"/>
+        </w:rPr>
+        <w:t xml:space="preserve"> </w:t>
+      </w:r>
+      <w:r>
+        <w:rPr>
+          <w:rStyle w:val="StringTok"/>
+        </w:rPr>
+        <w:t xml:space="preserve">" and "</w:t>
+      </w:r>
+      <w:r>
+        <w:rPr>
+          <w:rStyle w:val="NormalTok"/>
+        </w:rPr>
+        <w:t xml:space="preserve"> </w:t>
+      </w:r>
+      <w:r>
+        <w:rPr>
+          <w:rStyle w:val="OperatorTok"/>
+        </w:rPr>
+        <w:t xml:space="preserve">+</w:t>
+      </w:r>
+      <w:r>
+        <w:rPr>
+          <w:rStyle w:val="NormalTok"/>
+        </w:rPr>
+        <w:t xml:space="preserve"> number2 </w:t>
+      </w:r>
+      <w:r>
+        <w:rPr>
+          <w:rStyle w:val="OperatorTok"/>
+        </w:rPr>
+        <w:t xml:space="preserve">+</w:t>
+      </w:r>
+      <w:r>
+        <w:rPr>
+          <w:rStyle w:val="NormalTok"/>
+        </w:rPr>
+        <w:t xml:space="preserve"> </w:t>
+      </w:r>
+      <w:r>
+        <w:rPr>
+          <w:rStyle w:val="StringTok"/>
+        </w:rPr>
+        <w:t xml:space="preserve">" is: "</w:t>
+      </w:r>
+      <w:r>
+        <w:rPr>
+          <w:rStyle w:val="NormalTok"/>
+        </w:rPr>
+        <w:t xml:space="preserve"> </w:t>
+      </w:r>
+      <w:r>
+        <w:rPr>
+          <w:rStyle w:val="OperatorTok"/>
+        </w:rPr>
+        <w:t xml:space="preserve">+</w:t>
+      </w:r>
+      <w:r>
+        <w:rPr>
+          <w:rStyle w:val="NormalTok"/>
+        </w:rPr>
+        <w:t xml:space="preserve"> result</w:t>
+      </w:r>
+      <w:r>
+        <w:rPr>
+          <w:rStyle w:val="OperatorTok"/>
+        </w:rPr>
+        <w:t xml:space="preserve">);</w:t>
+      </w:r>
+      <w:r>
+        <w:br/>
+      </w:r>
+      <w:r>
+        <w:rPr>
+          <w:rStyle w:val="NormalTok"/>
+        </w:rPr>
+        <w:t xml:space="preserve">    </w:t>
+      </w:r>
+      <w:r>
+        <w:rPr>
+          <w:rStyle w:val="OperatorTok"/>
+        </w:rPr>
+        <w:t xml:space="preserve">}</w:t>
+      </w:r>
+      <w:r>
+        <w:br/>
+      </w:r>
+      <w:r>
+        <w:rPr>
+          <w:rStyle w:val="OperatorTok"/>
+        </w:rPr>
+        <w:t xml:space="preserve">}</w:t>
+      </w:r>
+      <w:r>
+        <w:br/>
+      </w:r>
+      <w:r>
+        <w:br/>
+      </w:r>
+      <w:r>
+        <w:rPr>
+          <w:rStyle w:val="CommentTok"/>
+        </w:rPr>
+        <w:t xml:space="preserve">// Assuming Main class is accessible</w:t>
+      </w:r>
+      <w:r>
+        <w:br/>
+      </w:r>
+      <w:r>
+        <w:rPr>
+          <w:rStyle w:val="KeywordTok"/>
+        </w:rPr>
+        <w:t xml:space="preserve">class</w:t>
+      </w:r>
+      <w:r>
+        <w:rPr>
+          <w:rStyle w:val="NormalTok"/>
+        </w:rPr>
+        <w:t xml:space="preserve"> Main </w:t>
+      </w:r>
+      <w:r>
+        <w:rPr>
+          <w:rStyle w:val="OperatorTok"/>
+        </w:rPr>
+        <w:t xml:space="preserve">{</w:t>
+      </w:r>
+      <w:r>
+        <w:br/>
+      </w:r>
+      <w:r>
+        <w:rPr>
+          <w:rStyle w:val="NormalTok"/>
+        </w:rPr>
+        <w:t xml:space="preserve">    </w:t>
+      </w:r>
+      <w:r>
+        <w:rPr>
+          <w:rStyle w:val="KeywordTok"/>
+        </w:rPr>
+        <w:t xml:space="preserve">public</w:t>
+      </w:r>
+      <w:r>
+        <w:rPr>
+          <w:rStyle w:val="NormalTok"/>
+        </w:rPr>
+        <w:t xml:space="preserve"> </w:t>
+      </w:r>
+      <w:r>
+        <w:rPr>
+          <w:rStyle w:val="DataTypeTok"/>
+        </w:rPr>
+        <w:t xml:space="preserve">static</w:t>
+      </w:r>
+      <w:r>
+        <w:rPr>
+          <w:rStyle w:val="NormalTok"/>
+        </w:rPr>
+        <w:t xml:space="preserve"> </w:t>
+      </w:r>
+      <w:r>
+        <w:rPr>
+          <w:rStyle w:val="DataTypeTok"/>
+        </w:rPr>
+        <w:t xml:space="preserve">int</w:t>
+      </w:r>
+      <w:r>
+        <w:rPr>
+          <w:rStyle w:val="NormalTok"/>
+        </w:rPr>
+        <w:t xml:space="preserve"> </w:t>
+      </w:r>
+      <w:r>
+        <w:rPr>
+          <w:rStyle w:val="FunctionTok"/>
+        </w:rPr>
+        <w:t xml:space="preserve">add</w:t>
+      </w:r>
+      <w:r>
+        <w:rPr>
+          <w:rStyle w:val="OperatorTok"/>
+        </w:rPr>
+        <w:t xml:space="preserve">(</w:t>
+      </w:r>
+      <w:r>
+        <w:rPr>
+          <w:rStyle w:val="DataTypeTok"/>
+        </w:rPr>
+        <w:t xml:space="preserve">int</w:t>
+      </w:r>
+      <w:r>
+        <w:rPr>
+          <w:rStyle w:val="NormalTok"/>
+        </w:rPr>
+        <w:t xml:space="preserve"> a</w:t>
+      </w:r>
+      <w:r>
+        <w:rPr>
+          <w:rStyle w:val="OperatorTok"/>
+        </w:rPr>
+        <w:t xml:space="preserve">,</w:t>
+      </w:r>
+      <w:r>
+        <w:rPr>
+          <w:rStyle w:val="NormalTok"/>
+        </w:rPr>
+        <w:t xml:space="preserve"> </w:t>
+      </w:r>
+      <w:r>
+        <w:rPr>
+          <w:rStyle w:val="DataTypeTok"/>
+        </w:rPr>
+        <w:t xml:space="preserve">int</w:t>
+      </w:r>
+      <w:r>
+        <w:rPr>
+          <w:rStyle w:val="NormalTok"/>
+        </w:rPr>
+        <w:t xml:space="preserve"> b</w:t>
+      </w:r>
+      <w:r>
+        <w:rPr>
+          <w:rStyle w:val="OperatorTok"/>
+        </w:rPr>
+        <w:t xml:space="preserve">)</w:t>
+      </w:r>
+      <w:r>
+        <w:rPr>
+          <w:rStyle w:val="NormalTok"/>
+        </w:rPr>
+        <w:t xml:space="preserve"> </w:t>
+      </w:r>
+      <w:r>
+        <w:rPr>
+          <w:rStyle w:val="OperatorTok"/>
+        </w:rPr>
+        <w:t xml:space="preserve">{</w:t>
+      </w:r>
+      <w:r>
+        <w:br/>
+      </w:r>
+      <w:r>
+        <w:rPr>
+          <w:rStyle w:val="NormalTok"/>
+        </w:rPr>
+        <w:t xml:space="preserve">        </w:t>
+      </w:r>
+      <w:r>
+        <w:rPr>
+          <w:rStyle w:val="ControlFlowTok"/>
+        </w:rPr>
+        <w:t xml:space="preserve">return</w:t>
+      </w:r>
+      <w:r>
+        <w:rPr>
+          <w:rStyle w:val="NormalTok"/>
+        </w:rPr>
+        <w:t xml:space="preserve"> a </w:t>
+      </w:r>
+      <w:r>
+        <w:rPr>
+          <w:rStyle w:val="OperatorTok"/>
+        </w:rPr>
+        <w:t xml:space="preserve">+</w:t>
+      </w:r>
+      <w:r>
+        <w:rPr>
+          <w:rStyle w:val="NormalTok"/>
+        </w:rPr>
+        <w:t xml:space="preserve"> b</w:t>
+      </w:r>
+      <w:r>
+        <w:rPr>
+          <w:rStyle w:val="OperatorTok"/>
+        </w:rPr>
+        <w:t xml:space="preserve">;</w:t>
+      </w:r>
+      <w:r>
+        <w:br/>
+      </w:r>
+      <w:r>
+        <w:rPr>
+          <w:rStyle w:val="NormalTok"/>
+        </w:rPr>
+        <w:t xml:space="preserve">    </w:t>
+      </w:r>
+      <w:r>
+        <w:rPr>
+          <w:rStyle w:val="OperatorTok"/>
+        </w:rPr>
+        <w:t xml:space="preserve">}</w:t>
+      </w:r>
+      <w:r>
+        <w:br/>
+      </w:r>
+      <w:r>
+        <w:rPr>
+          <w:rStyle w:val="OperatorTok"/>
+        </w:rPr>
+        <w:t xml:space="preserve">}</w:t>
+      </w:r>
+    </w:p>
+    <w:p>
+      <w:pPr>
+        <w:pStyle w:val="FirstParagraph"/>
+      </w:pPr>
       <w:r>
         <w:rPr>
           <w:b/>
           <w:bCs/>
-          <w:i/>
-          <w:iCs/>
-        </w:rPr>
-        <w:t xml:space="preserve">### FunctionDef main(args)</w:t>
+        </w:rPr>
+        <w:t xml:space="preserve">Output:</w:t>
+      </w:r>
+    </w:p>
+    <w:p>
+      <w:pPr>
+        <w:pStyle w:val="SourceCode"/>
+      </w:pPr>
+      <w:r>
+        <w:rPr>
+          <w:rStyle w:val="VerbatimChar"/>
+        </w:rPr>
+        <w:t xml:space="preserve">The sum of 7 and 8 is: 15</w:t>
+      </w:r>
+    </w:p>
+    <w:p>
+      <w:r>
+        <w:pict>
+          <v:rect style="width:0;height:1.5pt" o:hralign="center" o:hrstd="t" o:hr="t"/>
+        </w:pict>
+      </w:r>
+    </w:p>
+    <w:p>
+      <w:r>
+        <w:pict>
+          <v:rect style="width:0;height:1.5pt" o:hralign="center" o:hrstd="t" o:hr="t"/>
+        </w:pict>
+      </w:r>
+    </w:p>
+    <w:bookmarkStart w:id="20" w:name="functiondef-factorialn"/>
+    <w:p>
+      <w:pPr>
+        <w:pStyle w:val="Heading3"/>
+      </w:pPr>
+      <w:r>
+        <w:rPr>
+          <w:rStyle w:val="SectionNumber"/>
+        </w:rPr>
+        <w:t xml:space="preserve">2.5.1</w:t>
+      </w:r>
+      <w:r>
+        <w:tab/>
+      </w:r>
+      <w:r>
+        <w:t xml:space="preserve">FunctionDef factorial(n)</w:t>
+      </w:r>
+    </w:p>
+    <w:bookmarkEnd w:id="20"/>
+    <w:bookmarkEnd w:id="21"/>
+    <w:bookmarkEnd w:id="22"/>
+    <w:bookmarkStart w:id="29" w:name="function-factorialint-n"/>
+    <w:p>
+      <w:pPr>
+        <w:pStyle w:val="Heading1"/>
+      </w:pPr>
+      <w:r>
+        <w:rPr>
+          <w:rStyle w:val="SectionNumber"/>
+        </w:rPr>
+        <w:t xml:space="preserve">3</w:t>
+      </w:r>
+      <w:r>
+        <w:tab/>
+      </w:r>
+      <w:r>
+        <w:t xml:space="preserve">Function: factorial(int n)</w:t>
+      </w:r>
+    </w:p>
+    <w:bookmarkStart w:id="23" w:name="overview-2"/>
+    <w:p>
+      <w:pPr>
+        <w:pStyle w:val="Heading2"/>
+      </w:pPr>
+      <w:r>
+        <w:rPr>
+          <w:rStyle w:val="SectionNumber"/>
+        </w:rPr>
+        <w:t xml:space="preserve">3.1</w:t>
+      </w:r>
+      <w:r>
+        <w:tab/>
+      </w:r>
+      <w:r>
+        <w:t xml:space="preserve">Overview</w:t>
+      </w:r>
+    </w:p>
+    <w:p>
+      <w:pPr>
+        <w:pStyle w:val="FirstParagraph"/>
+      </w:pPr>
+      <w:r>
+        <w:t xml:space="preserve">The</w:t>
+      </w:r>
+      <w:r>
+        <w:t xml:space="preserve"> </w:t>
+      </w:r>
+      <w:r>
+        <w:rPr>
+          <w:rStyle w:val="VerbatimChar"/>
+        </w:rPr>
+        <w:t xml:space="preserve">factorial</w:t>
+      </w:r>
+      <w:r>
+        <w:t xml:space="preserve"> </w:t>
+      </w:r>
+      <w:r>
+        <w:t xml:space="preserve">function recursively calculates the factorial of a given non-negative integer.</w:t>
+      </w:r>
+    </w:p>
+    <w:bookmarkEnd w:id="23"/>
+    <w:bookmarkStart w:id="24" w:name="parameters-1"/>
+    <w:p>
+      <w:pPr>
+        <w:pStyle w:val="Heading2"/>
+      </w:pPr>
+      <w:r>
+        <w:rPr>
+          <w:rStyle w:val="SectionNumber"/>
+        </w:rPr>
+        <w:t xml:space="preserve">3.2</w:t>
+      </w:r>
+      <w:r>
+        <w:tab/>
+      </w:r>
+      <w:r>
+        <w:t xml:space="preserve">parameters</w:t>
+      </w:r>
+    </w:p>
+    <w:p>
+      <w:pPr>
+        <w:pStyle w:val="Compact"/>
+        <w:numPr>
+          <w:ilvl w:val="0"/>
+          <w:numId w:val="1005"/>
+        </w:numPr>
+      </w:pPr>
+      <w:r>
+        <w:rPr>
+          <w:rStyle w:val="VerbatimChar"/>
+        </w:rPr>
+        <w:t xml:space="preserve">n</w:t>
+      </w:r>
+      <w:r>
+        <w:t xml:space="preserve"> </w:t>
+      </w:r>
+      <w:r>
+        <w:t xml:space="preserve">(int): The non-negative integer for which the factorial will be computed.</w:t>
+      </w:r>
+    </w:p>
+    <w:bookmarkEnd w:id="24"/>
+    <w:bookmarkStart w:id="25" w:name="description-2"/>
+    <w:p>
+      <w:pPr>
+        <w:pStyle w:val="Heading2"/>
+      </w:pPr>
+      <w:r>
+        <w:rPr>
+          <w:rStyle w:val="SectionNumber"/>
+        </w:rPr>
+        <w:t xml:space="preserve">3.3</w:t>
+      </w:r>
+      <w:r>
+        <w:tab/>
+      </w:r>
+      <w:r>
+        <w:t xml:space="preserve">Description</w:t>
+      </w:r>
+    </w:p>
+    <w:p>
+      <w:pPr>
+        <w:pStyle w:val="FirstParagraph"/>
+      </w:pPr>
+      <w:r>
+        <w:t xml:space="preserve">This function implements the mathematical factorial operation, which is the product of all positive integers up to a given number</w:t>
+      </w:r>
+      <w:r>
+        <w:t xml:space="preserve"> </w:t>
+      </w:r>
+      <w:r>
+        <w:rPr>
+          <w:rStyle w:val="VerbatimChar"/>
+        </w:rPr>
+        <w:t xml:space="preserve">n</w:t>
+      </w:r>
+      <w:r>
+        <w:t xml:space="preserve"> </w:t>
+      </w:r>
+      <w:r>
+        <w:t xml:space="preserve">(denoted as</w:t>
+      </w:r>
+      <w:r>
+        <w:t xml:space="preserve"> </w:t>
+      </w:r>
+      <w:r>
+        <w:rPr>
+          <w:rStyle w:val="VerbatimChar"/>
+        </w:rPr>
+        <w:t xml:space="preserve">n!</w:t>
+      </w:r>
+      <w:r>
+        <w:t xml:space="preserve">). The implementation uses recursion.</w:t>
+      </w:r>
+    </w:p>
+    <w:p>
+      <w:pPr>
+        <w:pStyle w:val="BodyText"/>
+      </w:pPr>
+      <w:r>
+        <w:t xml:space="preserve">The logic follows two main paths:</w:t>
+      </w:r>
+      <w:r>
+        <w:t xml:space="preserve"> </w:t>
+      </w:r>
+      <w:r>
+        <w:t xml:space="preserve">1.</w:t>
+      </w:r>
+      <w:r>
+        <w:t xml:space="preserve"> </w:t>
       </w:r>
       <w:r>
         <w:rPr>
           <w:b/>
           <w:bCs/>
-          <w:i/>
-          <w:iCs/>
-        </w:rPr>
+        </w:rPr>
+        <w:t xml:space="preserve">Base Case</w:t>
+      </w:r>
+      <w:r>
+        <w:t xml:space="preserve">: The recursion terminates when the input</w:t>
+      </w:r>
+      <w:r>
+        <w:t xml:space="preserve"> </w:t>
+      </w:r>
+      <w:r>
+        <w:rPr>
+          <w:rStyle w:val="VerbatimChar"/>
+        </w:rPr>
+        <w:t xml:space="preserve">n</w:t>
+      </w:r>
+      <w:r>
+        <w:t xml:space="preserve"> </w:t>
+      </w:r>
+      <w:r>
+        <w:t xml:space="preserve">is less than or equal to</w:t>
+      </w:r>
+      <w:r>
+        <w:t xml:space="preserve"> </w:t>
+      </w:r>
+      <w:r>
+        <w:rPr>
+          <w:rStyle w:val="VerbatimChar"/>
+        </w:rPr>
+        <w:t xml:space="preserve">1</w:t>
+      </w:r>
+      <w:r>
+        <w:t xml:space="preserve">. In this case, the function returns</w:t>
+      </w:r>
+      <w:r>
+        <w:t xml:space="preserve"> </w:t>
+      </w:r>
+      <w:r>
+        <w:rPr>
+          <w:rStyle w:val="VerbatimChar"/>
+        </w:rPr>
+        <w:t xml:space="preserve">1</w:t>
+      </w:r>
+      <w:r>
+        <w:t xml:space="preserve">, as the factorial of 1 (</w:t>
+      </w:r>
+      <w:r>
+        <w:rPr>
+          <w:rStyle w:val="VerbatimChar"/>
+        </w:rPr>
+        <w:t xml:space="preserve">1!</w:t>
+      </w:r>
+      <w:r>
+        <w:t xml:space="preserve">) and 0 (</w:t>
+      </w:r>
+      <w:r>
+        <w:rPr>
+          <w:rStyle w:val="VerbatimChar"/>
+        </w:rPr>
+        <w:t xml:space="preserve">0!</w:t>
+      </w:r>
+      <w:r>
+        <w:t xml:space="preserve">) is defined as 1.</w:t>
+      </w:r>
+      <w:r>
+        <w:t xml:space="preserve"> </w:t>
+      </w:r>
+      <w:r>
+        <w:t xml:space="preserve">2.</w:t>
+      </w:r>
+      <w:r>
         <w:t xml:space="preserve"> </w:t>
       </w:r>
       <w:r>
         <w:rPr>
           <w:b/>
           <w:bCs/>
-          <w:i/>
-          <w:iCs/>
-        </w:rPr>
-        <w:t xml:space="preserve">Doc is waiting to be generated…</w:t>
-      </w:r>
+        </w:rPr>
+        <w:t xml:space="preserve">Recursive Step</w:t>
+      </w:r>
+      <w:r>
+        <w:t xml:space="preserve">: If</w:t>
+      </w:r>
+      <w:r>
+        <w:t xml:space="preserve"> </w:t>
+      </w:r>
+      <w:r>
+        <w:rPr>
+          <w:rStyle w:val="VerbatimChar"/>
+        </w:rPr>
+        <w:t xml:space="preserve">n</w:t>
+      </w:r>
+      <w:r>
+        <w:t xml:space="preserve"> </w:t>
+      </w:r>
+      <w:r>
+        <w:t xml:space="preserve">is greater than</w:t>
+      </w:r>
+      <w:r>
+        <w:t xml:space="preserve"> </w:t>
+      </w:r>
+      <w:r>
+        <w:rPr>
+          <w:rStyle w:val="VerbatimChar"/>
+        </w:rPr>
+        <w:t xml:space="preserve">1</w:t>
+      </w:r>
+      <w:r>
+        <w:t xml:space="preserve">, the function multiplies</w:t>
+      </w:r>
+      <w:r>
+        <w:t xml:space="preserve"> </w:t>
+      </w:r>
+      <w:r>
+        <w:rPr>
+          <w:rStyle w:val="VerbatimChar"/>
+        </w:rPr>
+        <w:t xml:space="preserve">n</w:t>
+      </w:r>
+      <w:r>
+        <w:t xml:space="preserve"> </w:t>
+      </w:r>
+      <w:r>
+        <w:t xml:space="preserve">by the result of calling itself with the argument</w:t>
+      </w:r>
+      <w:r>
+        <w:t xml:space="preserve"> </w:t>
+      </w:r>
+      <w:r>
+        <w:rPr>
+          <w:rStyle w:val="VerbatimChar"/>
+        </w:rPr>
+        <w:t xml:space="preserve">n - 1</w:t>
+      </w:r>
+      <w:r>
+        <w:t xml:space="preserve">. This process continues until the base case is reached.</w:t>
+      </w:r>
+    </w:p>
+    <w:p>
+      <w:pPr>
+        <w:pStyle w:val="BodyText"/>
+      </w:pPr>
+      <w:r>
+        <w:t xml:space="preserve">For example, a call to</w:t>
+      </w:r>
+      <w:r>
+        <w:t xml:space="preserve"> </w:t>
+      </w:r>
+      <w:r>
+        <w:rPr>
+          <w:rStyle w:val="VerbatimChar"/>
+        </w:rPr>
+        <w:t xml:space="preserve">factorial(4)</w:t>
+      </w:r>
+      <w:r>
+        <w:t xml:space="preserve"> </w:t>
+      </w:r>
+      <w:r>
+        <w:t xml:space="preserve">unfolds as follows:</w:t>
+      </w:r>
+      <w:r>
+        <w:t xml:space="preserve"> </w:t>
+      </w:r>
+      <w:r>
+        <w:t xml:space="preserve">-</w:t>
+      </w:r>
+      <w:r>
+        <w:t xml:space="preserve"> </w:t>
+      </w:r>
+      <w:r>
+        <w:rPr>
+          <w:rStyle w:val="VerbatimChar"/>
+        </w:rPr>
+        <w:t xml:space="preserve">factorial(4)</w:t>
+      </w:r>
+      <w:r>
+        <w:t xml:space="preserve"> </w:t>
+      </w:r>
+      <w:r>
+        <w:t xml:space="preserve">returns</w:t>
+      </w:r>
+      <w:r>
+        <w:t xml:space="preserve"> </w:t>
+      </w:r>
+      <w:r>
+        <w:rPr>
+          <w:rStyle w:val="VerbatimChar"/>
+        </w:rPr>
+        <w:t xml:space="preserve">4 * factorial(3)</w:t>
+      </w:r>
+      <w:r>
+        <w:t xml:space="preserve"> </w:t>
+      </w:r>
+      <w:r>
+        <w:t xml:space="preserve">-</w:t>
+      </w:r>
+      <w:r>
+        <w:t xml:space="preserve"> </w:t>
+      </w:r>
+      <w:r>
+        <w:rPr>
+          <w:rStyle w:val="VerbatimChar"/>
+        </w:rPr>
+        <w:t xml:space="preserve">factorial(3)</w:t>
+      </w:r>
+      <w:r>
+        <w:t xml:space="preserve"> </w:t>
+      </w:r>
+      <w:r>
+        <w:t xml:space="preserve">returns</w:t>
+      </w:r>
+      <w:r>
+        <w:t xml:space="preserve"> </w:t>
+      </w:r>
+      <w:r>
+        <w:rPr>
+          <w:rStyle w:val="VerbatimChar"/>
+        </w:rPr>
+        <w:t xml:space="preserve">3 * factorial(2)</w:t>
+      </w:r>
+      <w:r>
+        <w:t xml:space="preserve"> </w:t>
+      </w:r>
+      <w:r>
+        <w:t xml:space="preserve">-</w:t>
+      </w:r>
+      <w:r>
+        <w:t xml:space="preserve"> </w:t>
+      </w:r>
+      <w:r>
+        <w:rPr>
+          <w:rStyle w:val="VerbatimChar"/>
+        </w:rPr>
+        <w:t xml:space="preserve">factorial(2)</w:t>
+      </w:r>
+      <w:r>
+        <w:t xml:space="preserve"> </w:t>
+      </w:r>
+      <w:r>
+        <w:t xml:space="preserve">returns</w:t>
+      </w:r>
+      <w:r>
+        <w:t xml:space="preserve"> </w:t>
+      </w:r>
+      <w:r>
+        <w:rPr>
+          <w:rStyle w:val="VerbatimChar"/>
+        </w:rPr>
+        <w:t xml:space="preserve">2 * factorial(1)</w:t>
+      </w:r>
+      <w:r>
+        <w:t xml:space="preserve"> </w:t>
+      </w:r>
+      <w:r>
+        <w:t xml:space="preserve">-</w:t>
+      </w:r>
+      <w:r>
+        <w:t xml:space="preserve"> </w:t>
+      </w:r>
+      <w:r>
+        <w:rPr>
+          <w:rStyle w:val="VerbatimChar"/>
+        </w:rPr>
+        <w:t xml:space="preserve">factorial(1)</w:t>
+      </w:r>
+      <w:r>
+        <w:t xml:space="preserve"> </w:t>
+      </w:r>
+      <w:r>
+        <w:t xml:space="preserve">returns</w:t>
+      </w:r>
+      <w:r>
+        <w:t xml:space="preserve"> </w:t>
+      </w:r>
+      <w:r>
+        <w:rPr>
+          <w:rStyle w:val="VerbatimChar"/>
+        </w:rPr>
+        <w:t xml:space="preserve">1</w:t>
+      </w:r>
+      <w:r>
+        <w:t xml:space="preserve"> </w:t>
+      </w:r>
+      <w:r>
+        <w:t xml:space="preserve">(base case)</w:t>
+      </w:r>
+    </w:p>
+    <w:p>
+      <w:pPr>
+        <w:pStyle w:val="BodyText"/>
+      </w:pPr>
+      <w:r>
+        <w:t xml:space="preserve">The final result is calculated by multiplying back up the call stack:</w:t>
+      </w:r>
+      <w:r>
+        <w:t xml:space="preserve"> </w:t>
+      </w:r>
+      <w:r>
+        <w:rPr>
+          <w:rStyle w:val="VerbatimChar"/>
+        </w:rPr>
+        <w:t xml:space="preserve">4 * 3 * 2 * 1 = 24</w:t>
+      </w:r>
+      <w:r>
+        <w:t xml:space="preserve">.</w:t>
+      </w:r>
+    </w:p>
+    <w:bookmarkEnd w:id="25"/>
+    <w:bookmarkStart w:id="26" w:name="usage-notes-2"/>
+    <w:p>
+      <w:pPr>
+        <w:pStyle w:val="Heading2"/>
+      </w:pPr>
+      <w:r>
+        <w:rPr>
+          <w:rStyle w:val="SectionNumber"/>
+        </w:rPr>
+        <w:t xml:space="preserve">3.4</w:t>
+      </w:r>
+      <w:r>
+        <w:tab/>
+      </w:r>
+      <w:r>
+        <w:t xml:space="preserve">Usage Notes</w:t>
+      </w:r>
+    </w:p>
+    <w:p>
+      <w:pPr>
+        <w:pStyle w:val="Compact"/>
+        <w:numPr>
+          <w:ilvl w:val="0"/>
+          <w:numId w:val="1006"/>
+        </w:numPr>
+      </w:pPr>
+      <w:r>
+        <w:t xml:space="preserve">The function is designed for non-negative integers. Providing a negative number will cause infinite recursion, leading to a</w:t>
+      </w:r>
+      <w:r>
+        <w:t xml:space="preserve"> </w:t>
+      </w:r>
+      <w:r>
+        <w:rPr>
+          <w:rStyle w:val="VerbatimChar"/>
+        </w:rPr>
+        <w:t xml:space="preserve">StackOverflowError</w:t>
+      </w:r>
+      <w:r>
+        <w:t xml:space="preserve">.</w:t>
+      </w:r>
+    </w:p>
+    <w:p>
+      <w:pPr>
+        <w:pStyle w:val="Compact"/>
+        <w:numPr>
+          <w:ilvl w:val="0"/>
+          <w:numId w:val="1006"/>
+        </w:numPr>
+      </w:pPr>
+      <w:r>
+        <w:t xml:space="preserve">The return type is</w:t>
+      </w:r>
+      <w:r>
+        <w:t xml:space="preserve"> </w:t>
+      </w:r>
+      <w:r>
+        <w:rPr>
+          <w:rStyle w:val="VerbatimChar"/>
+        </w:rPr>
+        <w:t xml:space="preserve">int</w:t>
+      </w:r>
+      <w:r>
+        <w:t xml:space="preserve">. Factorials grow very rapidly. Inputs greater than</w:t>
+      </w:r>
+      <w:r>
+        <w:t xml:space="preserve"> </w:t>
+      </w:r>
+      <w:r>
+        <w:rPr>
+          <w:rStyle w:val="VerbatimChar"/>
+        </w:rPr>
+        <w:t xml:space="preserve">12</w:t>
+      </w:r>
+      <w:r>
+        <w:t xml:space="preserve"> </w:t>
+      </w:r>
+      <w:r>
+        <w:t xml:space="preserve">will cause an integer overflow, resulting in an incorrect value, as</w:t>
+      </w:r>
+      <w:r>
+        <w:t xml:space="preserve"> </w:t>
+      </w:r>
+      <w:r>
+        <w:rPr>
+          <w:rStyle w:val="VerbatimChar"/>
+        </w:rPr>
+        <w:t xml:space="preserve">13!</w:t>
+      </w:r>
+      <w:r>
+        <w:t xml:space="preserve"> </w:t>
+      </w:r>
+      <w:r>
+        <w:t xml:space="preserve">exceeds the maximum value for a standard 32-bit signed integer.</w:t>
+      </w:r>
+    </w:p>
+    <w:p>
+      <w:pPr>
+        <w:pStyle w:val="Compact"/>
+        <w:numPr>
+          <w:ilvl w:val="0"/>
+          <w:numId w:val="1006"/>
+        </w:numPr>
+      </w:pPr>
+      <w:r>
+        <w:t xml:space="preserve">This is a</w:t>
+      </w:r>
+      <w:r>
+        <w:t xml:space="preserve"> </w:t>
+      </w:r>
+      <w:r>
+        <w:rPr>
+          <w:rStyle w:val="VerbatimChar"/>
+        </w:rPr>
+        <w:t xml:space="preserve">static</w:t>
+      </w:r>
+      <w:r>
+        <w:t xml:space="preserve"> </w:t>
+      </w:r>
+      <w:r>
+        <w:t xml:space="preserve">method, so it should be called on the class itself (e.g.,</w:t>
+      </w:r>
+      <w:r>
+        <w:t xml:space="preserve"> </w:t>
+      </w:r>
+      <w:r>
+        <w:rPr>
+          <w:rStyle w:val="VerbatimChar"/>
+        </w:rPr>
+        <w:t xml:space="preserve">Main.factorial(5)</w:t>
+      </w:r>
+      <w:r>
+        <w:t xml:space="preserve">), not on an instance of the class.</w:t>
+      </w:r>
+    </w:p>
+    <w:p>
+      <w:pPr>
+        <w:pStyle w:val="FirstParagraph"/>
+      </w:pPr>
       <w:r>
         <w:rPr>
           <w:b/>
           <w:bCs/>
-          <w:i/>
-          <w:iCs/>
-        </w:rPr>
-        <w:t xml:space="preserve"> </w:t>
+        </w:rPr>
+        <w:t xml:space="preserve">Output Example</w:t>
+      </w:r>
+      <w:r>
+        <w:t xml:space="preserve">: A single integer representing the calculated factorial.</w:t>
+      </w:r>
+      <w:r>
+        <w:t xml:space="preserve"> </w:t>
+      </w:r>
+      <w:r>
+        <w:rPr>
+          <w:rStyle w:val="VerbatimChar"/>
+        </w:rPr>
+        <w:t xml:space="preserve">120</w:t>
       </w:r>
     </w:p>
-    <w:bookmarkEnd w:id="9"/>
+    <w:bookmarkEnd w:id="26"/>
+    <w:bookmarkStart w:id="28" w:name="example-2"/>
+    <w:p>
+      <w:pPr>
+        <w:pStyle w:val="Heading2"/>
+      </w:pPr>
+      <w:r>
+        <w:rPr>
+          <w:rStyle w:val="SectionNumber"/>
+        </w:rPr>
+        <w:t xml:space="preserve">3.5</w:t>
+      </w:r>
+      <w:r>
+        <w:tab/>
+      </w:r>
+      <w:r>
+        <w:t xml:space="preserve">Example</w:t>
+      </w:r>
+    </w:p>
+    <w:p>
+      <w:pPr>
+        <w:pStyle w:val="SourceCode"/>
+      </w:pPr>
+      <w:r>
+        <w:rPr>
+          <w:rStyle w:val="CommentTok"/>
+        </w:rPr>
+        <w:t xml:space="preserve">// Example usage within the Main class or another static context</w:t>
+      </w:r>
+      <w:r>
+        <w:br/>
+      </w:r>
+      <w:r>
+        <w:rPr>
+          <w:rStyle w:val="KeywordTok"/>
+        </w:rPr>
+        <w:t xml:space="preserve">public</w:t>
+      </w:r>
+      <w:r>
+        <w:rPr>
+          <w:rStyle w:val="NormalTok"/>
+        </w:rPr>
+        <w:t xml:space="preserve"> </w:t>
+      </w:r>
+      <w:r>
+        <w:rPr>
+          <w:rStyle w:val="DataTypeTok"/>
+        </w:rPr>
+        <w:t xml:space="preserve">static</w:t>
+      </w:r>
+      <w:r>
+        <w:rPr>
+          <w:rStyle w:val="NormalTok"/>
+        </w:rPr>
+        <w:t xml:space="preserve"> </w:t>
+      </w:r>
+      <w:r>
+        <w:rPr>
+          <w:rStyle w:val="DataTypeTok"/>
+        </w:rPr>
+        <w:t xml:space="preserve">void</w:t>
+      </w:r>
+      <w:r>
+        <w:rPr>
+          <w:rStyle w:val="NormalTok"/>
+        </w:rPr>
+        <w:t xml:space="preserve"> </w:t>
+      </w:r>
+      <w:r>
+        <w:rPr>
+          <w:rStyle w:val="FunctionTok"/>
+        </w:rPr>
+        <w:t xml:space="preserve">main</w:t>
+      </w:r>
+      <w:r>
+        <w:rPr>
+          <w:rStyle w:val="OperatorTok"/>
+        </w:rPr>
+        <w:t xml:space="preserve">(</w:t>
+      </w:r>
+      <w:r>
+        <w:rPr>
+          <w:rStyle w:val="BuiltInTok"/>
+        </w:rPr>
+        <w:t xml:space="preserve">String</w:t>
+      </w:r>
+      <w:r>
+        <w:rPr>
+          <w:rStyle w:val="OperatorTok"/>
+        </w:rPr>
+        <w:t xml:space="preserve">[]</w:t>
+      </w:r>
+      <w:r>
+        <w:rPr>
+          <w:rStyle w:val="NormalTok"/>
+        </w:rPr>
+        <w:t xml:space="preserve"> args</w:t>
+      </w:r>
+      <w:r>
+        <w:rPr>
+          <w:rStyle w:val="OperatorTok"/>
+        </w:rPr>
+        <w:t xml:space="preserve">)</w:t>
+      </w:r>
+      <w:r>
+        <w:rPr>
+          <w:rStyle w:val="NormalTok"/>
+        </w:rPr>
+        <w:t xml:space="preserve"> </w:t>
+      </w:r>
+      <w:r>
+        <w:rPr>
+          <w:rStyle w:val="OperatorTok"/>
+        </w:rPr>
+        <w:t xml:space="preserve">{</w:t>
+      </w:r>
+      <w:r>
+        <w:br/>
+      </w:r>
+      <w:r>
+        <w:rPr>
+          <w:rStyle w:val="NormalTok"/>
+        </w:rPr>
+        <w:t xml:space="preserve">    </w:t>
+      </w:r>
+      <w:r>
+        <w:rPr>
+          <w:rStyle w:val="DataTypeTok"/>
+        </w:rPr>
+        <w:t xml:space="preserve">int</w:t>
+      </w:r>
+      <w:r>
+        <w:rPr>
+          <w:rStyle w:val="NormalTok"/>
+        </w:rPr>
+        <w:t xml:space="preserve"> number </w:t>
+      </w:r>
+      <w:r>
+        <w:rPr>
+          <w:rStyle w:val="OperatorTok"/>
+        </w:rPr>
+        <w:t xml:space="preserve">=</w:t>
+      </w:r>
+      <w:r>
+        <w:rPr>
+          <w:rStyle w:val="NormalTok"/>
+        </w:rPr>
+        <w:t xml:space="preserve"> </w:t>
+      </w:r>
+      <w:r>
+        <w:rPr>
+          <w:rStyle w:val="DecValTok"/>
+        </w:rPr>
+        <w:t xml:space="preserve">5</w:t>
+      </w:r>
+      <w:r>
+        <w:rPr>
+          <w:rStyle w:val="OperatorTok"/>
+        </w:rPr>
+        <w:t xml:space="preserve">;</w:t>
+      </w:r>
+      <w:r>
+        <w:br/>
+      </w:r>
+      <w:r>
+        <w:rPr>
+          <w:rStyle w:val="NormalTok"/>
+        </w:rPr>
+        <w:t xml:space="preserve">    </w:t>
+      </w:r>
+      <w:r>
+        <w:rPr>
+          <w:rStyle w:val="DataTypeTok"/>
+        </w:rPr>
+        <w:t xml:space="preserve">int</w:t>
+      </w:r>
+      <w:r>
+        <w:rPr>
+          <w:rStyle w:val="NormalTok"/>
+        </w:rPr>
+        <w:t xml:space="preserve"> result </w:t>
+      </w:r>
+      <w:r>
+        <w:rPr>
+          <w:rStyle w:val="OperatorTok"/>
+        </w:rPr>
+        <w:t xml:space="preserve">=</w:t>
+      </w:r>
+      <w:r>
+        <w:rPr>
+          <w:rStyle w:val="NormalTok"/>
+        </w:rPr>
+        <w:t xml:space="preserve"> Main</w:t>
+      </w:r>
+      <w:r>
+        <w:rPr>
+          <w:rStyle w:val="OperatorTok"/>
+        </w:rPr>
+        <w:t xml:space="preserve">.</w:t>
+      </w:r>
+      <w:r>
+        <w:rPr>
+          <w:rStyle w:val="FunctionTok"/>
+        </w:rPr>
+        <w:t xml:space="preserve">factorial</w:t>
+      </w:r>
+      <w:r>
+        <w:rPr>
+          <w:rStyle w:val="OperatorTok"/>
+        </w:rPr>
+        <w:t xml:space="preserve">(</w:t>
+      </w:r>
+      <w:r>
+        <w:rPr>
+          <w:rStyle w:val="NormalTok"/>
+        </w:rPr>
+        <w:t xml:space="preserve">number</w:t>
+      </w:r>
+      <w:r>
+        <w:rPr>
+          <w:rStyle w:val="OperatorTok"/>
+        </w:rPr>
+        <w:t xml:space="preserve">);</w:t>
+      </w:r>
+      <w:r>
+        <w:br/>
+      </w:r>
+      <w:r>
+        <w:rPr>
+          <w:rStyle w:val="NormalTok"/>
+        </w:rPr>
+        <w:t xml:space="preserve">    </w:t>
+      </w:r>
+      <w:r>
+        <w:rPr>
+          <w:rStyle w:val="BuiltInTok"/>
+        </w:rPr>
+        <w:t xml:space="preserve">System</w:t>
+      </w:r>
+      <w:r>
+        <w:rPr>
+          <w:rStyle w:val="OperatorTok"/>
+        </w:rPr>
+        <w:t xml:space="preserve">.</w:t>
+      </w:r>
+      <w:r>
+        <w:rPr>
+          <w:rStyle w:val="FunctionTok"/>
+        </w:rPr>
+        <w:t xml:space="preserve">out</w:t>
+      </w:r>
+      <w:r>
+        <w:rPr>
+          <w:rStyle w:val="OperatorTok"/>
+        </w:rPr>
+        <w:t xml:space="preserve">.</w:t>
+      </w:r>
+      <w:r>
+        <w:rPr>
+          <w:rStyle w:val="FunctionTok"/>
+        </w:rPr>
+        <w:t xml:space="preserve">println</w:t>
+      </w:r>
+      <w:r>
+        <w:rPr>
+          <w:rStyle w:val="OperatorTok"/>
+        </w:rPr>
+        <w:t xml:space="preserve">(</w:t>
+      </w:r>
+      <w:r>
+        <w:rPr>
+          <w:rStyle w:val="StringTok"/>
+        </w:rPr>
+        <w:t xml:space="preserve">"The factorial of "</w:t>
+      </w:r>
+      <w:r>
+        <w:rPr>
+          <w:rStyle w:val="NormalTok"/>
+        </w:rPr>
+        <w:t xml:space="preserve"> </w:t>
+      </w:r>
+      <w:r>
+        <w:rPr>
+          <w:rStyle w:val="OperatorTok"/>
+        </w:rPr>
+        <w:t xml:space="preserve">+</w:t>
+      </w:r>
+      <w:r>
+        <w:rPr>
+          <w:rStyle w:val="NormalTok"/>
+        </w:rPr>
+        <w:t xml:space="preserve"> number </w:t>
+      </w:r>
+      <w:r>
+        <w:rPr>
+          <w:rStyle w:val="OperatorTok"/>
+        </w:rPr>
+        <w:t xml:space="preserve">+</w:t>
+      </w:r>
+      <w:r>
+        <w:rPr>
+          <w:rStyle w:val="NormalTok"/>
+        </w:rPr>
+        <w:t xml:space="preserve"> </w:t>
+      </w:r>
+      <w:r>
+        <w:rPr>
+          <w:rStyle w:val="StringTok"/>
+        </w:rPr>
+        <w:t xml:space="preserve">" is: "</w:t>
+      </w:r>
+      <w:r>
+        <w:rPr>
+          <w:rStyle w:val="NormalTok"/>
+        </w:rPr>
+        <w:t xml:space="preserve"> </w:t>
+      </w:r>
+      <w:r>
+        <w:rPr>
+          <w:rStyle w:val="OperatorTok"/>
+        </w:rPr>
+        <w:t xml:space="preserve">+</w:t>
+      </w:r>
+      <w:r>
+        <w:rPr>
+          <w:rStyle w:val="NormalTok"/>
+        </w:rPr>
+        <w:t xml:space="preserve"> result</w:t>
+      </w:r>
+      <w:r>
+        <w:rPr>
+          <w:rStyle w:val="OperatorTok"/>
+        </w:rPr>
+        <w:t xml:space="preserve">);</w:t>
+      </w:r>
+      <w:r>
+        <w:br/>
+      </w:r>
+      <w:r>
+        <w:rPr>
+          <w:rStyle w:val="OperatorTok"/>
+        </w:rPr>
+        <w:t xml:space="preserve">}</w:t>
+      </w:r>
+    </w:p>
+    <w:p>
+      <w:pPr>
+        <w:pStyle w:val="FirstParagraph"/>
+      </w:pPr>
+      <w:r>
+        <w:rPr>
+          <w:b/>
+          <w:bCs/>
+        </w:rPr>
+        <w:t xml:space="preserve">Output:</w:t>
+      </w:r>
+    </w:p>
+    <w:p>
+      <w:pPr>
+        <w:pStyle w:val="SourceCode"/>
+      </w:pPr>
+      <w:r>
+        <w:rPr>
+          <w:rStyle w:val="VerbatimChar"/>
+        </w:rPr>
+        <w:t xml:space="preserve">The factorial of 5 is: 120</w:t>
+      </w:r>
+    </w:p>
+    <w:p>
+      <w:r>
+        <w:pict>
+          <v:rect style="width:0;height:1.5pt" o:hralign="center" o:hrstd="t" o:hr="t"/>
+        </w:pict>
+      </w:r>
+    </w:p>
+    <w:p>
+      <w:r>
+        <w:pict>
+          <v:rect style="width:0;height:1.5pt" o:hralign="center" o:hrstd="t" o:hr="t"/>
+        </w:pict>
+      </w:r>
+    </w:p>
+    <w:bookmarkStart w:id="27" w:name="functiondef-greetname"/>
+    <w:p>
+      <w:pPr>
+        <w:pStyle w:val="Heading3"/>
+      </w:pPr>
+      <w:r>
+        <w:rPr>
+          <w:rStyle w:val="SectionNumber"/>
+        </w:rPr>
+        <w:t xml:space="preserve">3.5.1</w:t>
+      </w:r>
+      <w:r>
+        <w:tab/>
+      </w:r>
+      <w:r>
+        <w:t xml:space="preserve">FunctionDef greet(name)</w:t>
+      </w:r>
+    </w:p>
+    <w:bookmarkEnd w:id="27"/>
+    <w:bookmarkEnd w:id="28"/>
+    <w:bookmarkEnd w:id="29"/>
+    <w:bookmarkStart w:id="36" w:name="function-greetstring-name"/>
+    <w:p>
+      <w:pPr>
+        <w:pStyle w:val="Heading1"/>
+      </w:pPr>
+      <w:r>
+        <w:rPr>
+          <w:rStyle w:val="SectionNumber"/>
+        </w:rPr>
+        <w:t xml:space="preserve">4</w:t>
+      </w:r>
+      <w:r>
+        <w:tab/>
+      </w:r>
+      <w:r>
+        <w:t xml:space="preserve">Function: greet(String name)</w:t>
+      </w:r>
+    </w:p>
+    <w:bookmarkStart w:id="30" w:name="overview-3"/>
+    <w:p>
+      <w:pPr>
+        <w:pStyle w:val="Heading2"/>
+      </w:pPr>
+      <w:r>
+        <w:rPr>
+          <w:rStyle w:val="SectionNumber"/>
+        </w:rPr>
+        <w:t xml:space="preserve">4.1</w:t>
+      </w:r>
+      <w:r>
+        <w:tab/>
+      </w:r>
+      <w:r>
+        <w:t xml:space="preserve">Overview</w:t>
+      </w:r>
+    </w:p>
+    <w:p>
+      <w:pPr>
+        <w:pStyle w:val="FirstParagraph"/>
+      </w:pPr>
+      <w:r>
+        <w:t xml:space="preserve">The</w:t>
+      </w:r>
+      <w:r>
+        <w:t xml:space="preserve"> </w:t>
+      </w:r>
+      <w:r>
+        <w:rPr>
+          <w:rStyle w:val="VerbatimChar"/>
+        </w:rPr>
+        <w:t xml:space="preserve">greet</w:t>
+      </w:r>
+      <w:r>
+        <w:t xml:space="preserve"> </w:t>
+      </w:r>
+      <w:r>
+        <w:t xml:space="preserve">function prints a personalized greeting message to the standard console output.</w:t>
+      </w:r>
+    </w:p>
+    <w:bookmarkEnd w:id="30"/>
+    <w:bookmarkStart w:id="31" w:name="parameters-2"/>
+    <w:p>
+      <w:pPr>
+        <w:pStyle w:val="Heading2"/>
+      </w:pPr>
+      <w:r>
+        <w:rPr>
+          <w:rStyle w:val="SectionNumber"/>
+        </w:rPr>
+        <w:t xml:space="preserve">4.2</w:t>
+      </w:r>
+      <w:r>
+        <w:tab/>
+      </w:r>
+      <w:r>
+        <w:t xml:space="preserve">parameters</w:t>
+      </w:r>
+    </w:p>
+    <w:p>
+      <w:pPr>
+        <w:pStyle w:val="Compact"/>
+        <w:numPr>
+          <w:ilvl w:val="0"/>
+          <w:numId w:val="1007"/>
+        </w:numPr>
+      </w:pPr>
+      <w:r>
+        <w:rPr>
+          <w:rStyle w:val="VerbatimChar"/>
+        </w:rPr>
+        <w:t xml:space="preserve">name</w:t>
+      </w:r>
+      <w:r>
+        <w:t xml:space="preserve"> </w:t>
+      </w:r>
+      <w:r>
+        <w:t xml:space="preserve">(String): The name of the person or entity to be included in the greeting message.</w:t>
+      </w:r>
+    </w:p>
+    <w:bookmarkEnd w:id="31"/>
+    <w:bookmarkStart w:id="32" w:name="description-3"/>
+    <w:p>
+      <w:pPr>
+        <w:pStyle w:val="Heading2"/>
+      </w:pPr>
+      <w:r>
+        <w:rPr>
+          <w:rStyle w:val="SectionNumber"/>
+        </w:rPr>
+        <w:t xml:space="preserve">4.3</w:t>
+      </w:r>
+      <w:r>
+        <w:tab/>
+      </w:r>
+      <w:r>
+        <w:t xml:space="preserve">Description</w:t>
+      </w:r>
+    </w:p>
+    <w:p>
+      <w:pPr>
+        <w:pStyle w:val="FirstParagraph"/>
+      </w:pPr>
+      <w:r>
+        <w:t xml:space="preserve">This</w:t>
+      </w:r>
+      <w:r>
+        <w:t xml:space="preserve"> </w:t>
+      </w:r>
+      <w:r>
+        <w:rPr>
+          <w:rStyle w:val="VerbatimChar"/>
+        </w:rPr>
+        <w:t xml:space="preserve">public static</w:t>
+      </w:r>
+      <w:r>
+        <w:t xml:space="preserve"> </w:t>
+      </w:r>
+      <w:r>
+        <w:t xml:space="preserve">method provides a simple way to display a greeting. It takes a single</w:t>
+      </w:r>
+      <w:r>
+        <w:t xml:space="preserve"> </w:t>
+      </w:r>
+      <w:r>
+        <w:rPr>
+          <w:rStyle w:val="VerbatimChar"/>
+        </w:rPr>
+        <w:t xml:space="preserve">String</w:t>
+      </w:r>
+      <w:r>
+        <w:t xml:space="preserve"> </w:t>
+      </w:r>
+      <w:r>
+        <w:t xml:space="preserve">argument named</w:t>
+      </w:r>
+      <w:r>
+        <w:t xml:space="preserve"> </w:t>
+      </w:r>
+      <w:r>
+        <w:rPr>
+          <w:rStyle w:val="VerbatimChar"/>
+        </w:rPr>
+        <w:t xml:space="preserve">name</w:t>
+      </w:r>
+      <w:r>
+        <w:t xml:space="preserve">. The function constructs a new string by concatenating the literal</w:t>
+      </w:r>
+      <w:r>
+        <w:t xml:space="preserve"> </w:t>
+      </w:r>
+      <w:r>
+        <w:rPr>
+          <w:rStyle w:val="VerbatimChar"/>
+        </w:rPr>
+        <w:t xml:space="preserve">"Hello, "</w:t>
+      </w:r>
+      <w:r>
+        <w:t xml:space="preserve">, the value of the</w:t>
+      </w:r>
+      <w:r>
+        <w:t xml:space="preserve"> </w:t>
+      </w:r>
+      <w:r>
+        <w:rPr>
+          <w:rStyle w:val="VerbatimChar"/>
+        </w:rPr>
+        <w:t xml:space="preserve">name</w:t>
+      </w:r>
+      <w:r>
+        <w:t xml:space="preserve"> </w:t>
+      </w:r>
+      <w:r>
+        <w:t xml:space="preserve">parameter, and the literal</w:t>
+      </w:r>
+      <w:r>
+        <w:t xml:space="preserve"> </w:t>
+      </w:r>
+      <w:r>
+        <w:rPr>
+          <w:rStyle w:val="VerbatimChar"/>
+        </w:rPr>
+        <w:t xml:space="preserve">"!"</w:t>
+      </w:r>
+      <w:r>
+        <w:t xml:space="preserve">. This complete greeting string is then passed to</w:t>
+      </w:r>
+      <w:r>
+        <w:t xml:space="preserve"> </w:t>
+      </w:r>
+      <w:r>
+        <w:rPr>
+          <w:rStyle w:val="VerbatimChar"/>
+        </w:rPr>
+        <w:t xml:space="preserve">System.out.println()</w:t>
+      </w:r>
+      <w:r>
+        <w:t xml:space="preserve">, which prints it to the console, followed by a new line.</w:t>
+      </w:r>
+    </w:p>
+    <w:p>
+      <w:pPr>
+        <w:pStyle w:val="SourceCode"/>
+      </w:pPr>
+      <w:r>
+        <w:rPr>
+          <w:rStyle w:val="BuiltInTok"/>
+        </w:rPr>
+        <w:t xml:space="preserve">System</w:t>
+      </w:r>
+      <w:r>
+        <w:rPr>
+          <w:rStyle w:val="OperatorTok"/>
+        </w:rPr>
+        <w:t xml:space="preserve">.</w:t>
+      </w:r>
+      <w:r>
+        <w:rPr>
+          <w:rStyle w:val="FunctionTok"/>
+        </w:rPr>
+        <w:t xml:space="preserve">out</w:t>
+      </w:r>
+      <w:r>
+        <w:rPr>
+          <w:rStyle w:val="OperatorTok"/>
+        </w:rPr>
+        <w:t xml:space="preserve">.</w:t>
+      </w:r>
+      <w:r>
+        <w:rPr>
+          <w:rStyle w:val="FunctionTok"/>
+        </w:rPr>
+        <w:t xml:space="preserve">println</w:t>
+      </w:r>
+      <w:r>
+        <w:rPr>
+          <w:rStyle w:val="OperatorTok"/>
+        </w:rPr>
+        <w:t xml:space="preserve">(</w:t>
+      </w:r>
+      <w:r>
+        <w:rPr>
+          <w:rStyle w:val="StringTok"/>
+        </w:rPr>
+        <w:t xml:space="preserve">"Hello, "</w:t>
+      </w:r>
+      <w:r>
+        <w:rPr>
+          <w:rStyle w:val="NormalTok"/>
+        </w:rPr>
+        <w:t xml:space="preserve"> </w:t>
+      </w:r>
+      <w:r>
+        <w:rPr>
+          <w:rStyle w:val="OperatorTok"/>
+        </w:rPr>
+        <w:t xml:space="preserve">+</w:t>
+      </w:r>
+      <w:r>
+        <w:rPr>
+          <w:rStyle w:val="NormalTok"/>
+        </w:rPr>
+        <w:t xml:space="preserve"> name </w:t>
+      </w:r>
+      <w:r>
+        <w:rPr>
+          <w:rStyle w:val="OperatorTok"/>
+        </w:rPr>
+        <w:t xml:space="preserve">+</w:t>
+      </w:r>
+      <w:r>
+        <w:rPr>
+          <w:rStyle w:val="NormalTok"/>
+        </w:rPr>
+        <w:t xml:space="preserve"> </w:t>
+      </w:r>
+      <w:r>
+        <w:rPr>
+          <w:rStyle w:val="StringTok"/>
+        </w:rPr>
+        <w:t xml:space="preserve">"!"</w:t>
+      </w:r>
+      <w:r>
+        <w:rPr>
+          <w:rStyle w:val="OperatorTok"/>
+        </w:rPr>
+        <w:t xml:space="preserve">);</w:t>
+      </w:r>
+    </w:p>
+    <w:p>
+      <w:pPr>
+        <w:pStyle w:val="FirstParagraph"/>
+      </w:pPr>
+      <w:r>
+        <w:t xml:space="preserve">Because the method is</w:t>
+      </w:r>
+      <w:r>
+        <w:t xml:space="preserve"> </w:t>
+      </w:r>
+      <w:r>
+        <w:rPr>
+          <w:rStyle w:val="VerbatimChar"/>
+        </w:rPr>
+        <w:t xml:space="preserve">static</w:t>
+      </w:r>
+      <w:r>
+        <w:t xml:space="preserve">, it can be called directly on the</w:t>
+      </w:r>
+      <w:r>
+        <w:t xml:space="preserve"> </w:t>
+      </w:r>
+      <w:r>
+        <w:rPr>
+          <w:rStyle w:val="VerbatimChar"/>
+        </w:rPr>
+        <w:t xml:space="preserve">Main</w:t>
+      </w:r>
+      <w:r>
+        <w:t xml:space="preserve"> </w:t>
+      </w:r>
+      <w:r>
+        <w:t xml:space="preserve">class without needing to create an instance of it.</w:t>
+      </w:r>
+    </w:p>
+    <w:bookmarkEnd w:id="32"/>
+    <w:bookmarkStart w:id="33" w:name="usage-notes-3"/>
+    <w:p>
+      <w:pPr>
+        <w:pStyle w:val="Heading2"/>
+      </w:pPr>
+      <w:r>
+        <w:rPr>
+          <w:rStyle w:val="SectionNumber"/>
+        </w:rPr>
+        <w:t xml:space="preserve">4.4</w:t>
+      </w:r>
+      <w:r>
+        <w:tab/>
+      </w:r>
+      <w:r>
+        <w:t xml:space="preserve">Usage Notes</w:t>
+      </w:r>
+    </w:p>
+    <w:p>
+      <w:pPr>
+        <w:pStyle w:val="Compact"/>
+        <w:numPr>
+          <w:ilvl w:val="0"/>
+          <w:numId w:val="1008"/>
+        </w:numPr>
+      </w:pPr>
+      <w:r>
+        <w:t xml:space="preserve">As a</w:t>
+      </w:r>
+      <w:r>
+        <w:t xml:space="preserve"> </w:t>
+      </w:r>
+      <w:r>
+        <w:rPr>
+          <w:rStyle w:val="VerbatimChar"/>
+        </w:rPr>
+        <w:t xml:space="preserve">static</w:t>
+      </w:r>
+      <w:r>
+        <w:t xml:space="preserve"> </w:t>
+      </w:r>
+      <w:r>
+        <w:t xml:space="preserve">method, it should be called directly on the class, for example,</w:t>
+      </w:r>
+      <w:r>
+        <w:t xml:space="preserve"> </w:t>
+      </w:r>
+      <w:r>
+        <w:rPr>
+          <w:rStyle w:val="VerbatimChar"/>
+        </w:rPr>
+        <w:t xml:space="preserve">Main.greet("World")</w:t>
+      </w:r>
+      <w:r>
+        <w:t xml:space="preserve">.</w:t>
+      </w:r>
+    </w:p>
+    <w:p>
+      <w:pPr>
+        <w:pStyle w:val="Compact"/>
+        <w:numPr>
+          <w:ilvl w:val="0"/>
+          <w:numId w:val="1008"/>
+        </w:numPr>
+      </w:pPr>
+      <w:r>
+        <w:t xml:space="preserve">This method has a</w:t>
+      </w:r>
+      <w:r>
+        <w:t xml:space="preserve"> </w:t>
+      </w:r>
+      <w:r>
+        <w:rPr>
+          <w:rStyle w:val="VerbatimChar"/>
+        </w:rPr>
+        <w:t xml:space="preserve">void</w:t>
+      </w:r>
+      <w:r>
+        <w:t xml:space="preserve"> </w:t>
+      </w:r>
+      <w:r>
+        <w:t xml:space="preserve">return type, meaning it does not return any value. Its only effect is printing to the console.</w:t>
+      </w:r>
+    </w:p>
+    <w:p>
+      <w:pPr>
+        <w:pStyle w:val="Compact"/>
+        <w:numPr>
+          <w:ilvl w:val="0"/>
+          <w:numId w:val="1008"/>
+        </w:numPr>
+      </w:pPr>
+      <w:r>
+        <w:t xml:space="preserve">The input</w:t>
+      </w:r>
+      <w:r>
+        <w:t xml:space="preserve"> </w:t>
+      </w:r>
+      <w:r>
+        <w:rPr>
+          <w:rStyle w:val="VerbatimChar"/>
+        </w:rPr>
+        <w:t xml:space="preserve">name</w:t>
+      </w:r>
+      <w:r>
+        <w:t xml:space="preserve"> </w:t>
+      </w:r>
+      <w:r>
+        <w:t xml:space="preserve">can be any valid string. If an empty string is passed, it will print</w:t>
+      </w:r>
+      <w:r>
+        <w:t xml:space="preserve"> </w:t>
+      </w:r>
+      <w:r>
+        <w:t xml:space="preserve">“Hello, !”</w:t>
+      </w:r>
+      <w:r>
+        <w:t xml:space="preserve">.</w:t>
+      </w:r>
+    </w:p>
+    <w:bookmarkEnd w:id="33"/>
+    <w:bookmarkStart w:id="35" w:name="example-3"/>
+    <w:p>
+      <w:pPr>
+        <w:pStyle w:val="Heading2"/>
+      </w:pPr>
+      <w:r>
+        <w:rPr>
+          <w:rStyle w:val="SectionNumber"/>
+        </w:rPr>
+        <w:t xml:space="preserve">4.5</w:t>
+      </w:r>
+      <w:r>
+        <w:tab/>
+      </w:r>
+      <w:r>
+        <w:t xml:space="preserve">Example</w:t>
+      </w:r>
+    </w:p>
+    <w:p>
+      <w:pPr>
+        <w:pStyle w:val="SourceCode"/>
+      </w:pPr>
+      <w:r>
+        <w:rPr>
+          <w:rStyle w:val="KeywordTok"/>
+        </w:rPr>
+        <w:t xml:space="preserve">public</w:t>
+      </w:r>
+      <w:r>
+        <w:rPr>
+          <w:rStyle w:val="NormalTok"/>
+        </w:rPr>
+        <w:t xml:space="preserve"> </w:t>
+      </w:r>
+      <w:r>
+        <w:rPr>
+          <w:rStyle w:val="KeywordTok"/>
+        </w:rPr>
+        <w:t xml:space="preserve">class</w:t>
+      </w:r>
+      <w:r>
+        <w:rPr>
+          <w:rStyle w:val="NormalTok"/>
+        </w:rPr>
+        <w:t xml:space="preserve"> Main </w:t>
+      </w:r>
+      <w:r>
+        <w:rPr>
+          <w:rStyle w:val="OperatorTok"/>
+        </w:rPr>
+        <w:t xml:space="preserve">{</w:t>
+      </w:r>
+      <w:r>
+        <w:br/>
+      </w:r>
+      <w:r>
+        <w:rPr>
+          <w:rStyle w:val="NormalTok"/>
+        </w:rPr>
+        <w:t xml:space="preserve">    </w:t>
+      </w:r>
+      <w:r>
+        <w:rPr>
+          <w:rStyle w:val="KeywordTok"/>
+        </w:rPr>
+        <w:t xml:space="preserve">public</w:t>
+      </w:r>
+      <w:r>
+        <w:rPr>
+          <w:rStyle w:val="NormalTok"/>
+        </w:rPr>
+        <w:t xml:space="preserve"> </w:t>
+      </w:r>
+      <w:r>
+        <w:rPr>
+          <w:rStyle w:val="DataTypeTok"/>
+        </w:rPr>
+        <w:t xml:space="preserve">static</w:t>
+      </w:r>
+      <w:r>
+        <w:rPr>
+          <w:rStyle w:val="NormalTok"/>
+        </w:rPr>
+        <w:t xml:space="preserve"> </w:t>
+      </w:r>
+      <w:r>
+        <w:rPr>
+          <w:rStyle w:val="DataTypeTok"/>
+        </w:rPr>
+        <w:t xml:space="preserve">void</w:t>
+      </w:r>
+      <w:r>
+        <w:rPr>
+          <w:rStyle w:val="NormalTok"/>
+        </w:rPr>
+        <w:t xml:space="preserve"> </w:t>
+      </w:r>
+      <w:r>
+        <w:rPr>
+          <w:rStyle w:val="FunctionTok"/>
+        </w:rPr>
+        <w:t xml:space="preserve">greet</w:t>
+      </w:r>
+      <w:r>
+        <w:rPr>
+          <w:rStyle w:val="OperatorTok"/>
+        </w:rPr>
+        <w:t xml:space="preserve">(</w:t>
+      </w:r>
+      <w:r>
+        <w:rPr>
+          <w:rStyle w:val="BuiltInTok"/>
+        </w:rPr>
+        <w:t xml:space="preserve">String</w:t>
+      </w:r>
+      <w:r>
+        <w:rPr>
+          <w:rStyle w:val="NormalTok"/>
+        </w:rPr>
+        <w:t xml:space="preserve"> name</w:t>
+      </w:r>
+      <w:r>
+        <w:rPr>
+          <w:rStyle w:val="OperatorTok"/>
+        </w:rPr>
+        <w:t xml:space="preserve">)</w:t>
+      </w:r>
+      <w:r>
+        <w:rPr>
+          <w:rStyle w:val="NormalTok"/>
+        </w:rPr>
+        <w:t xml:space="preserve"> </w:t>
+      </w:r>
+      <w:r>
+        <w:rPr>
+          <w:rStyle w:val="OperatorTok"/>
+        </w:rPr>
+        <w:t xml:space="preserve">{</w:t>
+      </w:r>
+      <w:r>
+        <w:br/>
+      </w:r>
+      <w:r>
+        <w:rPr>
+          <w:rStyle w:val="NormalTok"/>
+        </w:rPr>
+        <w:t xml:space="preserve">        </w:t>
+      </w:r>
+      <w:r>
+        <w:rPr>
+          <w:rStyle w:val="BuiltInTok"/>
+        </w:rPr>
+        <w:t xml:space="preserve">System</w:t>
+      </w:r>
+      <w:r>
+        <w:rPr>
+          <w:rStyle w:val="OperatorTok"/>
+        </w:rPr>
+        <w:t xml:space="preserve">.</w:t>
+      </w:r>
+      <w:r>
+        <w:rPr>
+          <w:rStyle w:val="FunctionTok"/>
+        </w:rPr>
+        <w:t xml:space="preserve">out</w:t>
+      </w:r>
+      <w:r>
+        <w:rPr>
+          <w:rStyle w:val="OperatorTok"/>
+        </w:rPr>
+        <w:t xml:space="preserve">.</w:t>
+      </w:r>
+      <w:r>
+        <w:rPr>
+          <w:rStyle w:val="FunctionTok"/>
+        </w:rPr>
+        <w:t xml:space="preserve">println</w:t>
+      </w:r>
+      <w:r>
+        <w:rPr>
+          <w:rStyle w:val="OperatorTok"/>
+        </w:rPr>
+        <w:t xml:space="preserve">(</w:t>
+      </w:r>
+      <w:r>
+        <w:rPr>
+          <w:rStyle w:val="StringTok"/>
+        </w:rPr>
+        <w:t xml:space="preserve">"Hello, "</w:t>
+      </w:r>
+      <w:r>
+        <w:rPr>
+          <w:rStyle w:val="NormalTok"/>
+        </w:rPr>
+        <w:t xml:space="preserve"> </w:t>
+      </w:r>
+      <w:r>
+        <w:rPr>
+          <w:rStyle w:val="OperatorTok"/>
+        </w:rPr>
+        <w:t xml:space="preserve">+</w:t>
+      </w:r>
+      <w:r>
+        <w:rPr>
+          <w:rStyle w:val="NormalTok"/>
+        </w:rPr>
+        <w:t xml:space="preserve"> name </w:t>
+      </w:r>
+      <w:r>
+        <w:rPr>
+          <w:rStyle w:val="OperatorTok"/>
+        </w:rPr>
+        <w:t xml:space="preserve">+</w:t>
+      </w:r>
+      <w:r>
+        <w:rPr>
+          <w:rStyle w:val="NormalTok"/>
+        </w:rPr>
+        <w:t xml:space="preserve"> </w:t>
+      </w:r>
+      <w:r>
+        <w:rPr>
+          <w:rStyle w:val="StringTok"/>
+        </w:rPr>
+        <w:t xml:space="preserve">"!"</w:t>
+      </w:r>
+      <w:r>
+        <w:rPr>
+          <w:rStyle w:val="OperatorTok"/>
+        </w:rPr>
+        <w:t xml:space="preserve">);</w:t>
+      </w:r>
+      <w:r>
+        <w:br/>
+      </w:r>
+      <w:r>
+        <w:rPr>
+          <w:rStyle w:val="NormalTok"/>
+        </w:rPr>
+        <w:t xml:space="preserve">    </w:t>
+      </w:r>
+      <w:r>
+        <w:rPr>
+          <w:rStyle w:val="OperatorTok"/>
+        </w:rPr>
+        <w:t xml:space="preserve">}</w:t>
+      </w:r>
+      <w:r>
+        <w:br/>
+      </w:r>
+      <w:r>
+        <w:br/>
+      </w:r>
+      <w:r>
+        <w:rPr>
+          <w:rStyle w:val="NormalTok"/>
+        </w:rPr>
+        <w:t xml:space="preserve">    </w:t>
+      </w:r>
+      <w:r>
+        <w:rPr>
+          <w:rStyle w:val="KeywordTok"/>
+        </w:rPr>
+        <w:t xml:space="preserve">public</w:t>
+      </w:r>
+      <w:r>
+        <w:rPr>
+          <w:rStyle w:val="NormalTok"/>
+        </w:rPr>
+        <w:t xml:space="preserve"> </w:t>
+      </w:r>
+      <w:r>
+        <w:rPr>
+          <w:rStyle w:val="DataTypeTok"/>
+        </w:rPr>
+        <w:t xml:space="preserve">static</w:t>
+      </w:r>
+      <w:r>
+        <w:rPr>
+          <w:rStyle w:val="NormalTok"/>
+        </w:rPr>
+        <w:t xml:space="preserve"> </w:t>
+      </w:r>
+      <w:r>
+        <w:rPr>
+          <w:rStyle w:val="DataTypeTok"/>
+        </w:rPr>
+        <w:t xml:space="preserve">void</w:t>
+      </w:r>
+      <w:r>
+        <w:rPr>
+          <w:rStyle w:val="NormalTok"/>
+        </w:rPr>
+        <w:t xml:space="preserve"> </w:t>
+      </w:r>
+      <w:r>
+        <w:rPr>
+          <w:rStyle w:val="FunctionTok"/>
+        </w:rPr>
+        <w:t xml:space="preserve">main</w:t>
+      </w:r>
+      <w:r>
+        <w:rPr>
+          <w:rStyle w:val="OperatorTok"/>
+        </w:rPr>
+        <w:t xml:space="preserve">(</w:t>
+      </w:r>
+      <w:r>
+        <w:rPr>
+          <w:rStyle w:val="BuiltInTok"/>
+        </w:rPr>
+        <w:t xml:space="preserve">String</w:t>
+      </w:r>
+      <w:r>
+        <w:rPr>
+          <w:rStyle w:val="OperatorTok"/>
+        </w:rPr>
+        <w:t xml:space="preserve">[]</w:t>
+      </w:r>
+      <w:r>
+        <w:rPr>
+          <w:rStyle w:val="NormalTok"/>
+        </w:rPr>
+        <w:t xml:space="preserve"> args</w:t>
+      </w:r>
+      <w:r>
+        <w:rPr>
+          <w:rStyle w:val="OperatorTok"/>
+        </w:rPr>
+        <w:t xml:space="preserve">)</w:t>
+      </w:r>
+      <w:r>
+        <w:rPr>
+          <w:rStyle w:val="NormalTok"/>
+        </w:rPr>
+        <w:t xml:space="preserve"> </w:t>
+      </w:r>
+      <w:r>
+        <w:rPr>
+          <w:rStyle w:val="OperatorTok"/>
+        </w:rPr>
+        <w:t xml:space="preserve">{</w:t>
+      </w:r>
+      <w:r>
+        <w:br/>
+      </w:r>
+      <w:r>
+        <w:rPr>
+          <w:rStyle w:val="NormalTok"/>
+        </w:rPr>
+        <w:t xml:space="preserve">        </w:t>
+      </w:r>
+      <w:r>
+        <w:rPr>
+          <w:rStyle w:val="CommentTok"/>
+        </w:rPr>
+        <w:t xml:space="preserve">// Example usage</w:t>
+      </w:r>
+      <w:r>
+        <w:br/>
+      </w:r>
+      <w:r>
+        <w:rPr>
+          <w:rStyle w:val="NormalTok"/>
+        </w:rPr>
+        <w:t xml:space="preserve">        </w:t>
+      </w:r>
+      <w:r>
+        <w:rPr>
+          <w:rStyle w:val="FunctionTok"/>
+        </w:rPr>
+        <w:t xml:space="preserve">greet</w:t>
+      </w:r>
+      <w:r>
+        <w:rPr>
+          <w:rStyle w:val="OperatorTok"/>
+        </w:rPr>
+        <w:t xml:space="preserve">(</w:t>
+      </w:r>
+      <w:r>
+        <w:rPr>
+          <w:rStyle w:val="StringTok"/>
+        </w:rPr>
+        <w:t xml:space="preserve">"Alice"</w:t>
+      </w:r>
+      <w:r>
+        <w:rPr>
+          <w:rStyle w:val="OperatorTok"/>
+        </w:rPr>
+        <w:t xml:space="preserve">);</w:t>
+      </w:r>
+      <w:r>
+        <w:br/>
+      </w:r>
+      <w:r>
+        <w:rPr>
+          <w:rStyle w:val="NormalTok"/>
+        </w:rPr>
+        <w:t xml:space="preserve">        </w:t>
+      </w:r>
+      <w:r>
+        <w:rPr>
+          <w:rStyle w:val="FunctionTok"/>
+        </w:rPr>
+        <w:t xml:space="preserve">greet</w:t>
+      </w:r>
+      <w:r>
+        <w:rPr>
+          <w:rStyle w:val="OperatorTok"/>
+        </w:rPr>
+        <w:t xml:space="preserve">(</w:t>
+      </w:r>
+      <w:r>
+        <w:rPr>
+          <w:rStyle w:val="StringTok"/>
+        </w:rPr>
+        <w:t xml:space="preserve">"World"</w:t>
+      </w:r>
+      <w:r>
+        <w:rPr>
+          <w:rStyle w:val="OperatorTok"/>
+        </w:rPr>
+        <w:t xml:space="preserve">);</w:t>
+      </w:r>
+      <w:r>
+        <w:br/>
+      </w:r>
+      <w:r>
+        <w:rPr>
+          <w:rStyle w:val="NormalTok"/>
+        </w:rPr>
+        <w:t xml:space="preserve">    </w:t>
+      </w:r>
+      <w:r>
+        <w:rPr>
+          <w:rStyle w:val="OperatorTok"/>
+        </w:rPr>
+        <w:t xml:space="preserve">}</w:t>
+      </w:r>
+      <w:r>
+        <w:br/>
+      </w:r>
+      <w:r>
+        <w:rPr>
+          <w:rStyle w:val="OperatorTok"/>
+        </w:rPr>
+        <w:t xml:space="preserve">}</w:t>
+      </w:r>
+    </w:p>
+    <w:p>
+      <w:pPr>
+        <w:pStyle w:val="FirstParagraph"/>
+      </w:pPr>
+      <w:r>
+        <w:rPr>
+          <w:b/>
+          <w:bCs/>
+        </w:rPr>
+        <w:t xml:space="preserve">Output:</w:t>
+      </w:r>
+    </w:p>
+    <w:p>
+      <w:pPr>
+        <w:pStyle w:val="SourceCode"/>
+      </w:pPr>
+      <w:r>
+        <w:rPr>
+          <w:rStyle w:val="VerbatimChar"/>
+        </w:rPr>
+        <w:t xml:space="preserve">Hello, Alice!</w:t>
+      </w:r>
+      <w:r>
+        <w:br/>
+      </w:r>
+      <w:r>
+        <w:rPr>
+          <w:rStyle w:val="VerbatimChar"/>
+        </w:rPr>
+        <w:t xml:space="preserve">Hello, World!</w:t>
+      </w:r>
+    </w:p>
+    <w:p>
+      <w:r>
+        <w:pict>
+          <v:rect style="width:0;height:1.5pt" o:hralign="center" o:hrstd="t" o:hr="t"/>
+        </w:pict>
+      </w:r>
+    </w:p>
+    <w:p>
+      <w:r>
+        <w:pict>
+          <v:rect style="width:0;height:1.5pt" o:hralign="center" o:hrstd="t" o:hr="t"/>
+        </w:pict>
+      </w:r>
+    </w:p>
+    <w:bookmarkStart w:id="34" w:name="functiondef-mainargs"/>
+    <w:p>
+      <w:pPr>
+        <w:pStyle w:val="Heading3"/>
+      </w:pPr>
+      <w:r>
+        <w:rPr>
+          <w:rStyle w:val="SectionNumber"/>
+        </w:rPr>
+        <w:t xml:space="preserve">4.5.1</w:t>
+      </w:r>
+      <w:r>
+        <w:tab/>
+      </w:r>
+      <w:r>
+        <w:t xml:space="preserve">FunctionDef main(args)</w:t>
+      </w:r>
+    </w:p>
+    <w:bookmarkEnd w:id="34"/>
+    <w:bookmarkEnd w:id="35"/>
+    <w:bookmarkEnd w:id="36"/>
+    <w:bookmarkStart w:id="42" w:name="function-main"/>
+    <w:p>
+      <w:pPr>
+        <w:pStyle w:val="Heading1"/>
+      </w:pPr>
+      <w:r>
+        <w:rPr>
+          <w:rStyle w:val="SectionNumber"/>
+        </w:rPr>
+        <w:t xml:space="preserve">5</w:t>
+      </w:r>
+      <w:r>
+        <w:tab/>
+      </w:r>
+      <w:r>
+        <w:t xml:space="preserve">Function: main</w:t>
+      </w:r>
+    </w:p>
+    <w:bookmarkStart w:id="37" w:name="overview-4"/>
+    <w:p>
+      <w:pPr>
+        <w:pStyle w:val="Heading2"/>
+      </w:pPr>
+      <w:r>
+        <w:rPr>
+          <w:rStyle w:val="SectionNumber"/>
+        </w:rPr>
+        <w:t xml:space="preserve">5.1</w:t>
+      </w:r>
+      <w:r>
+        <w:tab/>
+      </w:r>
+      <w:r>
+        <w:t xml:space="preserve">Overview</w:t>
+      </w:r>
+    </w:p>
+    <w:p>
+      <w:pPr>
+        <w:pStyle w:val="FirstParagraph"/>
+      </w:pPr>
+      <w:r>
+        <w:t xml:space="preserve">The</w:t>
+      </w:r>
+      <w:r>
+        <w:t xml:space="preserve"> </w:t>
+      </w:r>
+      <w:r>
+        <w:rPr>
+          <w:rStyle w:val="VerbatimChar"/>
+        </w:rPr>
+        <w:t xml:space="preserve">main</w:t>
+      </w:r>
+      <w:r>
+        <w:t xml:space="preserve"> </w:t>
+      </w:r>
+      <w:r>
+        <w:t xml:space="preserve">function serves as the primary entry point for the Java application, executing a sequence of calls to demonstrate other utility methods.</w:t>
+      </w:r>
+    </w:p>
+    <w:bookmarkEnd w:id="37"/>
+    <w:bookmarkStart w:id="38" w:name="parameters-3"/>
+    <w:p>
+      <w:pPr>
+        <w:pStyle w:val="Heading2"/>
+      </w:pPr>
+      <w:r>
+        <w:rPr>
+          <w:rStyle w:val="SectionNumber"/>
+        </w:rPr>
+        <w:t xml:space="preserve">5.2</w:t>
+      </w:r>
+      <w:r>
+        <w:tab/>
+      </w:r>
+      <w:r>
+        <w:t xml:space="preserve">parameters</w:t>
+      </w:r>
+    </w:p>
+    <w:tbl>
+      <w:tblPr>
+        <w:tblStyle w:val="Table"/>
+        <w:tblW w:type="pct" w:w="5000"/>
+        <w:tblLayout w:type="fixed"/>
+        <w:tblLook w:firstRow="1" w:lastRow="0" w:firstColumn="0" w:lastColumn="0" w:noHBand="0" w:noVBand="0" w:val="0020"/>
+      </w:tblPr>
+      <w:tblGrid>
+        <w:gridCol w:w="2904"/>
+        <w:gridCol w:w="1584"/>
+        <w:gridCol w:w="3432"/>
+      </w:tblGrid>
+      <w:tr>
+        <w:trPr>
+          <w:tblHeader w:val="on"/>
+        </w:trPr>
+        <w:tc>
+          <w:tcPr/>
+          <w:p>
+            <w:pPr>
+              <w:pStyle w:val="Compact"/>
+            </w:pPr>
+            <w:r>
+              <w:t xml:space="preserve">Parameter</w:t>
+            </w:r>
+          </w:p>
+        </w:tc>
+        <w:tc>
+          <w:tcPr/>
+          <w:p>
+            <w:pPr>
+              <w:pStyle w:val="Compact"/>
+            </w:pPr>
+            <w:r>
+              <w:t xml:space="preserve">Type</w:t>
+            </w:r>
+          </w:p>
+        </w:tc>
+        <w:tc>
+          <w:tcPr/>
+          <w:p>
+            <w:pPr>
+              <w:pStyle w:val="Compact"/>
+            </w:pPr>
+            <w:r>
+              <w:t xml:space="preserve">Description</w:t>
+            </w:r>
+          </w:p>
+        </w:tc>
+      </w:tr>
+      <w:tr>
+        <w:tc>
+          <w:tcPr/>
+          <w:p>
+            <w:pPr>
+              <w:pStyle w:val="Compact"/>
+            </w:pPr>
+            <w:r>
+              <w:rPr>
+                <w:rStyle w:val="VerbatimChar"/>
+              </w:rPr>
+              <w:t xml:space="preserve">args</w:t>
+            </w:r>
+          </w:p>
+        </w:tc>
+        <w:tc>
+          <w:tcPr/>
+          <w:p>
+            <w:pPr>
+              <w:pStyle w:val="Compact"/>
+            </w:pPr>
+            <w:r>
+              <w:rPr>
+                <w:rStyle w:val="VerbatimChar"/>
+              </w:rPr>
+              <w:t xml:space="preserve">String[]</w:t>
+            </w:r>
+          </w:p>
+        </w:tc>
+        <w:tc>
+          <w:tcPr/>
+          <w:p>
+            <w:pPr>
+              <w:pStyle w:val="Compact"/>
+            </w:pPr>
+            <w:r>
+              <w:t xml:space="preserve">An array of strings containing command-line arguments passed to the program upon execution. This parameter is not utilized in the current implementation.</w:t>
+            </w:r>
+          </w:p>
+        </w:tc>
+      </w:tr>
+    </w:tbl>
+    <w:bookmarkEnd w:id="38"/>
+    <w:bookmarkStart w:id="39" w:name="description-4"/>
+    <w:p>
+      <w:pPr>
+        <w:pStyle w:val="Heading2"/>
+      </w:pPr>
+      <w:r>
+        <w:rPr>
+          <w:rStyle w:val="SectionNumber"/>
+        </w:rPr>
+        <w:t xml:space="preserve">5.3</w:t>
+      </w:r>
+      <w:r>
+        <w:tab/>
+      </w:r>
+      <w:r>
+        <w:t xml:space="preserve">Description</w:t>
+      </w:r>
+    </w:p>
+    <w:p>
+      <w:pPr>
+        <w:pStyle w:val="FirstParagraph"/>
+      </w:pPr>
+      <w:r>
+        <w:t xml:space="preserve">The</w:t>
+      </w:r>
+      <w:r>
+        <w:t xml:space="preserve"> </w:t>
+      </w:r>
+      <w:r>
+        <w:rPr>
+          <w:rStyle w:val="VerbatimChar"/>
+        </w:rPr>
+        <w:t xml:space="preserve">main</w:t>
+      </w:r>
+      <w:r>
+        <w:t xml:space="preserve"> </w:t>
+      </w:r>
+      <w:r>
+        <w:t xml:space="preserve">method is a special, required method in Java that the Java Virtual Machine (JVM) calls to start the execution of a program. It acts as the orchestrator for the application’s initial operations.</w:t>
+      </w:r>
+    </w:p>
+    <w:p>
+      <w:pPr>
+        <w:pStyle w:val="BodyText"/>
+      </w:pPr>
+      <w:r>
+        <w:t xml:space="preserve">The execution flow is as follows:</w:t>
+      </w:r>
+      <w:r>
+        <w:t xml:space="preserve"> </w:t>
+      </w:r>
+      <w:r>
+        <w:t xml:space="preserve">1. It first calls the</w:t>
+      </w:r>
+      <w:r>
+        <w:t xml:space="preserve"> </w:t>
+      </w:r>
+      <w:r>
+        <w:rPr>
+          <w:rStyle w:val="VerbatimChar"/>
+        </w:rPr>
+        <w:t xml:space="preserve">add(5, 10)</w:t>
+      </w:r>
+      <w:r>
+        <w:t xml:space="preserve"> </w:t>
+      </w:r>
+      <w:r>
+        <w:t xml:space="preserve">method. The return value of this method is concatenated with the string</w:t>
+      </w:r>
+      <w:r>
+        <w:t xml:space="preserve"> </w:t>
+      </w:r>
+      <w:r>
+        <w:rPr>
+          <w:rStyle w:val="VerbatimChar"/>
+        </w:rPr>
+        <w:t xml:space="preserve">"Sum: "</w:t>
+      </w:r>
+      <w:r>
+        <w:t xml:space="preserve"> </w:t>
+      </w:r>
+      <w:r>
+        <w:t xml:space="preserve">and printed to the standard output console.</w:t>
+      </w:r>
+      <w:r>
+        <w:t xml:space="preserve"> </w:t>
+      </w:r>
+      <w:r>
+        <w:t xml:space="preserve">2. Next, it calls the</w:t>
+      </w:r>
+      <w:r>
+        <w:t xml:space="preserve"> </w:t>
+      </w:r>
+      <w:r>
+        <w:rPr>
+          <w:rStyle w:val="VerbatimChar"/>
+        </w:rPr>
+        <w:t xml:space="preserve">factorial(5)</w:t>
+      </w:r>
+      <w:r>
+        <w:t xml:space="preserve"> </w:t>
+      </w:r>
+      <w:r>
+        <w:t xml:space="preserve">method. Similarly, its return value is concatenated with the string</w:t>
+      </w:r>
+      <w:r>
+        <w:t xml:space="preserve"> </w:t>
+      </w:r>
+      <w:r>
+        <w:rPr>
+          <w:rStyle w:val="VerbatimChar"/>
+        </w:rPr>
+        <w:t xml:space="preserve">"Factorial: "</w:t>
+      </w:r>
+      <w:r>
+        <w:t xml:space="preserve"> </w:t>
+      </w:r>
+      <w:r>
+        <w:t xml:space="preserve">and printed to the console.</w:t>
+      </w:r>
+      <w:r>
+        <w:t xml:space="preserve"> </w:t>
+      </w:r>
+      <w:r>
+        <w:t xml:space="preserve">3. Finally, it calls the</w:t>
+      </w:r>
+      <w:r>
+        <w:t xml:space="preserve"> </w:t>
+      </w:r>
+      <w:r>
+        <w:rPr>
+          <w:rStyle w:val="VerbatimChar"/>
+        </w:rPr>
+        <w:t xml:space="preserve">greet("Prateek")</w:t>
+      </w:r>
+      <w:r>
+        <w:t xml:space="preserve"> </w:t>
+      </w:r>
+      <w:r>
+        <w:t xml:space="preserve">method, passing the string</w:t>
+      </w:r>
+      <w:r>
+        <w:t xml:space="preserve"> </w:t>
+      </w:r>
+      <w:r>
+        <w:rPr>
+          <w:rStyle w:val="VerbatimChar"/>
+        </w:rPr>
+        <w:t xml:space="preserve">"Prateek"</w:t>
+      </w:r>
+      <w:r>
+        <w:t xml:space="preserve"> </w:t>
+      </w:r>
+      <w:r>
+        <w:t xml:space="preserve">as an argument. This method is expected to perform an action, such as printing a greeting.</w:t>
+      </w:r>
+    </w:p>
+    <w:p>
+      <w:pPr>
+        <w:pStyle w:val="BodyText"/>
+      </w:pPr>
+      <w:r>
+        <w:t xml:space="preserve">This method effectively serves as a simple test driver to showcase the functionality of the</w:t>
+      </w:r>
+      <w:r>
+        <w:t xml:space="preserve"> </w:t>
+      </w:r>
+      <w:r>
+        <w:rPr>
+          <w:rStyle w:val="VerbatimChar"/>
+        </w:rPr>
+        <w:t xml:space="preserve">add</w:t>
+      </w:r>
+      <w:r>
+        <w:t xml:space="preserve">,</w:t>
+      </w:r>
+      <w:r>
+        <w:t xml:space="preserve"> </w:t>
+      </w:r>
+      <w:r>
+        <w:rPr>
+          <w:rStyle w:val="VerbatimChar"/>
+        </w:rPr>
+        <w:t xml:space="preserve">factorial</w:t>
+      </w:r>
+      <w:r>
+        <w:t xml:space="preserve">, and</w:t>
+      </w:r>
+      <w:r>
+        <w:t xml:space="preserve"> </w:t>
+      </w:r>
+      <w:r>
+        <w:rPr>
+          <w:rStyle w:val="VerbatimChar"/>
+        </w:rPr>
+        <w:t xml:space="preserve">greet</w:t>
+      </w:r>
+      <w:r>
+        <w:t xml:space="preserve"> </w:t>
+      </w:r>
+      <w:r>
+        <w:t xml:space="preserve">methods.</w:t>
+      </w:r>
+    </w:p>
+    <w:bookmarkEnd w:id="39"/>
+    <w:bookmarkStart w:id="40" w:name="usage-notes-4"/>
+    <w:p>
+      <w:pPr>
+        <w:pStyle w:val="Heading2"/>
+      </w:pPr>
+      <w:r>
+        <w:rPr>
+          <w:rStyle w:val="SectionNumber"/>
+        </w:rPr>
+        <w:t xml:space="preserve">5.4</w:t>
+      </w:r>
+      <w:r>
+        <w:tab/>
+      </w:r>
+      <w:r>
+        <w:t xml:space="preserve">Usage Notes</w:t>
+      </w:r>
+    </w:p>
+    <w:p>
+      <w:pPr>
+        <w:pStyle w:val="Compact"/>
+        <w:numPr>
+          <w:ilvl w:val="0"/>
+          <w:numId w:val="1009"/>
+        </w:numPr>
+      </w:pPr>
+      <w:r>
+        <w:t xml:space="preserve">The</w:t>
+      </w:r>
+      <w:r>
+        <w:t xml:space="preserve"> </w:t>
+      </w:r>
+      <w:r>
+        <w:rPr>
+          <w:rStyle w:val="VerbatimChar"/>
+        </w:rPr>
+        <w:t xml:space="preserve">public static void main(String[] args)</w:t>
+      </w:r>
+      <w:r>
+        <w:t xml:space="preserve"> </w:t>
+      </w:r>
+      <w:r>
+        <w:t xml:space="preserve">signature is the mandatory entry point for any standalone Java application.</w:t>
+      </w:r>
+    </w:p>
+    <w:p>
+      <w:pPr>
+        <w:pStyle w:val="Compact"/>
+        <w:numPr>
+          <w:ilvl w:val="0"/>
+          <w:numId w:val="1009"/>
+        </w:numPr>
+      </w:pPr>
+      <w:r>
+        <w:t xml:space="preserve">The</w:t>
+      </w:r>
+      <w:r>
+        <w:t xml:space="preserve"> </w:t>
+      </w:r>
+      <w:r>
+        <w:rPr>
+          <w:rStyle w:val="VerbatimChar"/>
+        </w:rPr>
+        <w:t xml:space="preserve">args</w:t>
+      </w:r>
+      <w:r>
+        <w:t xml:space="preserve"> </w:t>
+      </w:r>
+      <w:r>
+        <w:t xml:space="preserve">parameter allows for passing configuration or data from the command line, which can be accessed within the program.</w:t>
+      </w:r>
+    </w:p>
+    <w:p>
+      <w:pPr>
+        <w:pStyle w:val="Compact"/>
+        <w:numPr>
+          <w:ilvl w:val="0"/>
+          <w:numId w:val="1009"/>
+        </w:numPr>
+      </w:pPr>
+      <w:r>
+        <w:t xml:space="preserve">This method’s successful compilation and execution depend on the presence and accessibility of the</w:t>
+      </w:r>
+      <w:r>
+        <w:t xml:space="preserve"> </w:t>
+      </w:r>
+      <w:r>
+        <w:rPr>
+          <w:rStyle w:val="VerbatimChar"/>
+        </w:rPr>
+        <w:t xml:space="preserve">add</w:t>
+      </w:r>
+      <w:r>
+        <w:t xml:space="preserve">,</w:t>
+      </w:r>
+      <w:r>
+        <w:t xml:space="preserve"> </w:t>
+      </w:r>
+      <w:r>
+        <w:rPr>
+          <w:rStyle w:val="VerbatimChar"/>
+        </w:rPr>
+        <w:t xml:space="preserve">factorial</w:t>
+      </w:r>
+      <w:r>
+        <w:t xml:space="preserve">, and</w:t>
+      </w:r>
+      <w:r>
+        <w:t xml:space="preserve"> </w:t>
+      </w:r>
+      <w:r>
+        <w:rPr>
+          <w:rStyle w:val="VerbatimChar"/>
+        </w:rPr>
+        <w:t xml:space="preserve">greet</w:t>
+      </w:r>
+      <w:r>
+        <w:t xml:space="preserve"> </w:t>
+      </w:r>
+      <w:r>
+        <w:t xml:space="preserve">methods within the same scope.</w:t>
+      </w:r>
+    </w:p>
+    <w:bookmarkEnd w:id="40"/>
+    <w:bookmarkStart w:id="41" w:name="example-4"/>
+    <w:p>
+      <w:pPr>
+        <w:pStyle w:val="Heading2"/>
+      </w:pPr>
+      <w:r>
+        <w:rPr>
+          <w:rStyle w:val="SectionNumber"/>
+        </w:rPr>
+        <w:t xml:space="preserve">5.5</w:t>
+      </w:r>
+      <w:r>
+        <w:tab/>
+      </w:r>
+      <w:r>
+        <w:t xml:space="preserve">Example</w:t>
+      </w:r>
+    </w:p>
+    <w:p>
+      <w:pPr>
+        <w:pStyle w:val="FirstParagraph"/>
+      </w:pPr>
+      <w:r>
+        <w:t xml:space="preserve">The</w:t>
+      </w:r>
+      <w:r>
+        <w:t xml:space="preserve"> </w:t>
+      </w:r>
+      <w:r>
+        <w:rPr>
+          <w:rStyle w:val="VerbatimChar"/>
+        </w:rPr>
+        <w:t xml:space="preserve">main</w:t>
+      </w:r>
+      <w:r>
+        <w:t xml:space="preserve"> </w:t>
+      </w:r>
+      <w:r>
+        <w:t xml:space="preserve">method is executed by running the compiled Java class from the command line.</w:t>
+      </w:r>
+    </w:p>
+    <w:p>
+      <w:pPr>
+        <w:pStyle w:val="SourceCode"/>
+      </w:pPr>
+      <w:r>
+        <w:rPr>
+          <w:rStyle w:val="CommentTok"/>
+        </w:rPr>
+        <w:t xml:space="preserve">// 1. Compile the source file (e.g., Main.java)</w:t>
+      </w:r>
+      <w:r>
+        <w:br/>
+      </w:r>
+      <w:r>
+        <w:rPr>
+          <w:rStyle w:val="CommentTok"/>
+        </w:rPr>
+        <w:t xml:space="preserve">// javac Main.java</w:t>
+      </w:r>
+      <w:r>
+        <w:br/>
+      </w:r>
+      <w:r>
+        <w:br/>
+      </w:r>
+      <w:r>
+        <w:rPr>
+          <w:rStyle w:val="CommentTok"/>
+        </w:rPr>
+        <w:t xml:space="preserve">// 2. Run the compiled class</w:t>
+      </w:r>
+      <w:r>
+        <w:br/>
+      </w:r>
+      <w:r>
+        <w:rPr>
+          <w:rStyle w:val="CommentTok"/>
+        </w:rPr>
+        <w:t xml:space="preserve">// java Main</w:t>
+      </w:r>
+    </w:p>
+    <w:p>
+      <w:pPr>
+        <w:pStyle w:val="FirstParagraph"/>
+      </w:pPr>
+      <w:r>
+        <w:rPr>
+          <w:b/>
+          <w:bCs/>
+        </w:rPr>
+        <w:t xml:space="preserve">Output:</w:t>
+      </w:r>
+    </w:p>
+    <w:p>
+      <w:pPr>
+        <w:pStyle w:val="BodyText"/>
+      </w:pPr>
+      <w:r>
+        <w:t xml:space="preserve">Assuming standard implementations where</w:t>
+      </w:r>
+      <w:r>
+        <w:t xml:space="preserve"> </w:t>
+      </w:r>
+      <w:r>
+        <w:rPr>
+          <w:rStyle w:val="VerbatimChar"/>
+        </w:rPr>
+        <w:t xml:space="preserve">add(5, 10)</w:t>
+      </w:r>
+      <w:r>
+        <w:t xml:space="preserve"> </w:t>
+      </w:r>
+      <w:r>
+        <w:t xml:space="preserve">returns</w:t>
+      </w:r>
+      <w:r>
+        <w:t xml:space="preserve"> </w:t>
+      </w:r>
+      <w:r>
+        <w:rPr>
+          <w:rStyle w:val="VerbatimChar"/>
+        </w:rPr>
+        <w:t xml:space="preserve">15</w:t>
+      </w:r>
+      <w:r>
+        <w:t xml:space="preserve">,</w:t>
+      </w:r>
+      <w:r>
+        <w:t xml:space="preserve"> </w:t>
+      </w:r>
+      <w:r>
+        <w:rPr>
+          <w:rStyle w:val="VerbatimChar"/>
+        </w:rPr>
+        <w:t xml:space="preserve">factorial(5)</w:t>
+      </w:r>
+      <w:r>
+        <w:t xml:space="preserve"> </w:t>
+      </w:r>
+      <w:r>
+        <w:t xml:space="preserve">returns</w:t>
+      </w:r>
+      <w:r>
+        <w:t xml:space="preserve"> </w:t>
+      </w:r>
+      <w:r>
+        <w:rPr>
+          <w:rStyle w:val="VerbatimChar"/>
+        </w:rPr>
+        <w:t xml:space="preserve">120</w:t>
+      </w:r>
+      <w:r>
+        <w:t xml:space="preserve">, and</w:t>
+      </w:r>
+      <w:r>
+        <w:t xml:space="preserve"> </w:t>
+      </w:r>
+      <w:r>
+        <w:rPr>
+          <w:rStyle w:val="VerbatimChar"/>
+        </w:rPr>
+        <w:t xml:space="preserve">greet("Prateek")</w:t>
+      </w:r>
+      <w:r>
+        <w:t xml:space="preserve"> </w:t>
+      </w:r>
+      <w:r>
+        <w:t xml:space="preserve">prints a greeting to the console, the output would be:</w:t>
+      </w:r>
+    </w:p>
+    <w:p>
+      <w:pPr>
+        <w:pStyle w:val="SourceCode"/>
+      </w:pPr>
+      <w:r>
+        <w:rPr>
+          <w:rStyle w:val="VerbatimChar"/>
+        </w:rPr>
+        <w:t xml:space="preserve">Sum: 15</w:t>
+      </w:r>
+      <w:r>
+        <w:br/>
+      </w:r>
+      <w:r>
+        <w:rPr>
+          <w:rStyle w:val="VerbatimChar"/>
+        </w:rPr>
+        <w:t xml:space="preserve">Factorial: 120</w:t>
+      </w:r>
+      <w:r>
+        <w:br/>
+      </w:r>
+      <w:r>
+        <w:rPr>
+          <w:rStyle w:val="VerbatimChar"/>
+        </w:rPr>
+        <w:t xml:space="preserve">[Output from the greet method, e.g., "Hello, Prateek!"]</w:t>
+      </w:r>
+    </w:p>
+    <w:p>
+      <w:r>
+        <w:pict>
+          <v:rect style="width:0;height:1.5pt" o:hralign="center" o:hrstd="t" o:hr="t"/>
+        </w:pict>
+      </w:r>
+    </w:p>
+    <w:p>
+      <w:r>
+        <w:pict>
+          <v:rect style="width:0;height:1.5pt" o:hralign="center" o:hrstd="t" o:hr="t"/>
+        </w:pict>
+      </w:r>
+    </w:p>
+    <w:bookmarkEnd w:id="41"/>
+    <w:bookmarkEnd w:id="42"/>
     <w:sectPr>
       <w:pgSz w:h="15840" w:w="12240"/>
       <w:pgMar w:bottom="1440" w:footer="720" w:gutter="0" w:header="720" w:left="1800" w:right="1800" w:top="1440"/>
@@ -455,6 +5532,109 @@
       <w:pPr>
         <w:ind w:left="6480" w:hanging="360"/>
       </w:pPr>
+    </w:lvl>
+  </w:abstractNum>
+  <w:abstractNum w:abstractNumId="991">
+    <w:nsid w:val="0000A991"/>
+    <w:multiLevelType w:val="multilevel"/>
+    <w:lvl w:ilvl="0">
+      <w:numFmt w:val="bullet"/>
+      <w:lvlText w:val=""/>
+      <w:lvlJc w:val="left"/>
+      <w:pPr>
+        <w:ind w:left="720" w:hanging="360"/>
+      </w:pPr>
+      <w:rPr>
+        <w:rFonts w:ascii="Symbol" w:hAnsi="Symbol" w:cs="Symbol" w:hint="default"/>
+      </w:rPr>
+    </w:lvl>
+    <w:lvl w:ilvl="1">
+      <w:numFmt w:val="bullet"/>
+      <w:lvlText w:val="o"/>
+      <w:lvlJc w:val="left"/>
+      <w:pPr>
+        <w:ind w:left="1440" w:hanging="360"/>
+      </w:pPr>
+      <w:rPr>
+        <w:rFonts w:ascii="Courier New" w:hAnsi="Courier New" w:cs="Courier New" w:hint="default"/>
+      </w:rPr>
+    </w:lvl>
+    <w:lvl w:ilvl="2">
+      <w:numFmt w:val="bullet"/>
+      <w:lvlText w:val=""/>
+      <w:lvlJc w:val="left"/>
+      <w:pPr>
+        <w:ind w:left="2160" w:hanging="360"/>
+      </w:pPr>
+      <w:rPr>
+        <w:rFonts w:ascii="Wingdings" w:hAnsi="Wingdings" w:cs="Wingdings" w:hint="default"/>
+      </w:rPr>
+    </w:lvl>
+    <w:lvl w:ilvl="3">
+      <w:numFmt w:val="bullet"/>
+      <w:lvlText w:val=""/>
+      <w:lvlJc w:val="left"/>
+      <w:pPr>
+        <w:ind w:left="2880" w:hanging="360"/>
+      </w:pPr>
+      <w:rPr>
+        <w:rFonts w:ascii="Symbol" w:hAnsi="Symbol" w:cs="Symbol" w:hint="default"/>
+      </w:rPr>
+    </w:lvl>
+    <w:lvl w:ilvl="4">
+      <w:numFmt w:val="bullet"/>
+      <w:lvlText w:val="o"/>
+      <w:lvlJc w:val="left"/>
+      <w:pPr>
+        <w:ind w:left="3600" w:hanging="360"/>
+      </w:pPr>
+      <w:rPr>
+        <w:rFonts w:ascii="Courier New" w:hAnsi="Courier New" w:cs="Courier New" w:hint="default"/>
+      </w:rPr>
+    </w:lvl>
+    <w:lvl w:ilvl="5">
+      <w:numFmt w:val="bullet"/>
+      <w:lvlText w:val=""/>
+      <w:lvlJc w:val="left"/>
+      <w:pPr>
+        <w:ind w:left="4320" w:hanging="360"/>
+      </w:pPr>
+      <w:rPr>
+        <w:rFonts w:ascii="Wingdings" w:hAnsi="Wingdings" w:cs="Wingdings" w:hint="default"/>
+      </w:rPr>
+    </w:lvl>
+    <w:lvl w:ilvl="6">
+      <w:numFmt w:val="bullet"/>
+      <w:lvlText w:val=""/>
+      <w:lvlJc w:val="left"/>
+      <w:pPr>
+        <w:ind w:left="5040" w:hanging="360"/>
+      </w:pPr>
+      <w:rPr>
+        <w:rFonts w:ascii="Symbol" w:hAnsi="Symbol" w:cs="Symbol" w:hint="default"/>
+      </w:rPr>
+    </w:lvl>
+    <w:lvl w:ilvl="7">
+      <w:numFmt w:val="bullet"/>
+      <w:lvlText w:val="o"/>
+      <w:lvlJc w:val="left"/>
+      <w:pPr>
+        <w:ind w:left="5760" w:hanging="360"/>
+      </w:pPr>
+      <w:rPr>
+        <w:rFonts w:ascii="Courier New" w:hAnsi="Courier New" w:cs="Courier New" w:hint="default"/>
+      </w:rPr>
+    </w:lvl>
+    <w:lvl w:ilvl="8">
+      <w:numFmt w:val="bullet"/>
+      <w:lvlText w:val=""/>
+      <w:lvlJc w:val="left"/>
+      <w:pPr>
+        <w:ind w:left="6480" w:hanging="360"/>
+      </w:pPr>
+      <w:rPr>
+        <w:rFonts w:ascii="Wingdings" w:hAnsi="Wingdings" w:cs="Wingdings" w:hint="default"/>
+      </w:rPr>
     </w:lvl>
   </w:abstractNum>
   <w:num w16cid:durableId="106237985" w:numId="1">
@@ -486,6 +5666,33 @@
   </w:num>
   <w:num w:numId="1000">
     <w:abstractNumId w:val="990"/>
+  </w:num>
+  <w:num w:numId="1001">
+    <w:abstractNumId w:val="991"/>
+  </w:num>
+  <w:num w:numId="1002">
+    <w:abstractNumId w:val="991"/>
+  </w:num>
+  <w:num w:numId="1003">
+    <w:abstractNumId w:val="991"/>
+  </w:num>
+  <w:num w:numId="1004">
+    <w:abstractNumId w:val="991"/>
+  </w:num>
+  <w:num w:numId="1005">
+    <w:abstractNumId w:val="991"/>
+  </w:num>
+  <w:num w:numId="1006">
+    <w:abstractNumId w:val="991"/>
+  </w:num>
+  <w:num w:numId="1007">
+    <w:abstractNumId w:val="991"/>
+  </w:num>
+  <w:num w:numId="1008">
+    <w:abstractNumId w:val="991"/>
+  </w:num>
+  <w:num w:numId="1009">
+    <w:abstractNumId w:val="991"/>
   </w:num>
 </w:numbering>
 </file>

--- a/Main.docx
+++ b/Main.docx
@@ -47,7 +47,7 @@
       </w:r>
     </w:p>
     <w:bookmarkEnd w:id="9"/>
-    <w:bookmarkStart w:id="15" w:name="class-main"/>
+    <w:bookmarkStart w:id="16" w:name="class-main"/>
     <w:p>
       <w:pPr>
         <w:pStyle w:val="Heading1"/>
@@ -103,11 +103,11 @@
         <w:t xml:space="preserve"> </w:t>
       </w:r>
       <w:r>
-        <w:t xml:space="preserve">class serves as a container for several static utility methods and includes the primary entry point for the Java application.</w:t>
+        <w:t xml:space="preserve">class serves as a container for several static utility methods and acts as the primary entry point for the Java application.</w:t>
       </w:r>
     </w:p>
     <w:bookmarkEnd w:id="10"/>
-    <w:bookmarkStart w:id="11" w:name="description"/>
+    <w:bookmarkStart w:id="11" w:name="attributes"/>
     <w:p>
       <w:pPr>
         <w:pStyle w:val="Heading2"/>
@@ -122,7 +122,7 @@
         <w:tab/>
       </w:r>
       <w:r>
-        <w:t xml:space="preserve">Description</w:t>
+        <w:t xml:space="preserve">attributes</w:t>
       </w:r>
     </w:p>
     <w:p>
@@ -130,6 +130,33 @@
         <w:pStyle w:val="FirstParagraph"/>
       </w:pPr>
       <w:r>
+        <w:t xml:space="preserve">This class does not have any attributes. It contains static methods that operate on the parameters passed to them.</w:t>
+      </w:r>
+    </w:p>
+    <w:bookmarkEnd w:id="11"/>
+    <w:bookmarkStart w:id="12" w:name="description"/>
+    <w:p>
+      <w:pPr>
+        <w:pStyle w:val="Heading2"/>
+      </w:pPr>
+      <w:r>
+        <w:rPr>
+          <w:rStyle w:val="SectionNumber"/>
+        </w:rPr>
+        <w:t xml:space="preserve">1.3</w:t>
+      </w:r>
+      <w:r>
+        <w:tab/>
+      </w:r>
+      <w:r>
+        <w:t xml:space="preserve">Description</w:t>
+      </w:r>
+    </w:p>
+    <w:p>
+      <w:pPr>
+        <w:pStyle w:val="FirstParagraph"/>
+      </w:pPr>
+      <w:r>
         <w:t xml:space="preserve">The</w:t>
       </w:r>
       <w:r>
@@ -145,7 +172,7 @@
         <w:t xml:space="preserve"> </w:t>
       </w:r>
       <w:r>
-        <w:t xml:space="preserve">class provides a collection of standalone, static functions for performing basic mathematical operations and printing messages. As a container for static methods, it does not need to be instantiated. The class also contains the</w:t>
+        <w:t xml:space="preserve">class provides a collection of independent, static methods designed for common tasks. As all methods are static, there is no need to instantiate the</w:t>
       </w:r>
       <w:r>
         <w:t xml:space="preserve"> </w:t>
@@ -154,13 +181,13 @@
         <w:rPr>
           <w:rStyle w:val="VerbatimChar"/>
         </w:rPr>
-        <w:t xml:space="preserve">main</w:t>
-      </w:r>
-      <w:r>
-        <w:t xml:space="preserve"> </w:t>
-      </w:r>
-      <w:r>
-        <w:t xml:space="preserve">method, which is the standard entry point for any Java program.</w:t>
+        <w:t xml:space="preserve">Main</w:t>
+      </w:r>
+      <w:r>
+        <w:t xml:space="preserve"> </w:t>
+      </w:r>
+      <w:r>
+        <w:t xml:space="preserve">class to use them.</w:t>
       </w:r>
     </w:p>
     <w:p>
@@ -181,13 +208,11 @@
       <w:r>
         <w:rPr>
           <w:rStyle w:val="VerbatimChar"/>
-          <w:b/>
-          <w:bCs/>
-        </w:rPr>
-        <w:t xml:space="preserve">add(int a, int b)</w:t>
-      </w:r>
-      <w:r>
-        <w:t xml:space="preserve">: A simple function that takes two integer arguments,</w:t>
+        </w:rPr>
+        <w:t xml:space="preserve">public static int add(int a, int b)</w:t>
+      </w:r>
+      <w:r>
+        <w:t xml:space="preserve">: This function takes two integer arguments,</w:t>
       </w:r>
       <w:r>
         <w:t xml:space="preserve"> </w:t>
@@ -214,7 +239,7 @@
         <w:t xml:space="preserve">b</w:t>
       </w:r>
       <w:r>
-        <w:t xml:space="preserve">, and returns their sum.</w:t>
+        <w:t xml:space="preserve">, and returns their sum. It performs a simple addition operation.</w:t>
       </w:r>
     </w:p>
     <w:p>
@@ -227,13 +252,11 @@
       <w:r>
         <w:rPr>
           <w:rStyle w:val="VerbatimChar"/>
-          <w:b/>
-          <w:bCs/>
-        </w:rPr>
-        <w:t xml:space="preserve">factorial(int n)</w:t>
-      </w:r>
-      <w:r>
-        <w:t xml:space="preserve">: A recursive function that calculates the factorial of a given integer</w:t>
+        </w:rPr>
+        <w:t xml:space="preserve">public static int factorial(int n)</w:t>
+      </w:r>
+      <w:r>
+        <w:t xml:space="preserve">: This function calculates the factorial of a given non-negative integer</w:t>
       </w:r>
       <w:r>
         <w:t xml:space="preserve"> </w:t>
@@ -245,7 +268,10 @@
         <w:t xml:space="preserve">n</w:t>
       </w:r>
       <w:r>
-        <w:t xml:space="preserve">.</w:t>
+        <w:t xml:space="preserve"> </w:t>
+      </w:r>
+      <w:r>
+        <w:t xml:space="preserve">using a recursive approach.</w:t>
       </w:r>
     </w:p>
     <w:p>
@@ -257,7 +283,7 @@
         </w:numPr>
       </w:pPr>
       <w:r>
-        <w:t xml:space="preserve">The base case is when</w:t>
+        <w:t xml:space="preserve">The base case for the recursion is when</w:t>
       </w:r>
       <w:r>
         <w:t xml:space="preserve"> </w:t>
@@ -272,7 +298,7 @@
         <w:t xml:space="preserve"> </w:t>
       </w:r>
       <w:r>
-        <w:t xml:space="preserve">is less than or equal to 1, where the function returns</w:t>
+        <w:t xml:space="preserve">is less than or equal to 1, in which case the function returns</w:t>
       </w:r>
       <w:r>
         <w:t xml:space="preserve"> </w:t>
@@ -311,7 +337,7 @@
         <w:t xml:space="preserve"> </w:t>
       </w:r>
       <w:r>
-        <w:t xml:space="preserve">greater than 1, it multiplies</w:t>
+        <w:t xml:space="preserve">greater than 1, it recursively calls itself with</w:t>
       </w:r>
       <w:r>
         <w:t xml:space="preserve"> </w:t>
@@ -320,22 +346,22 @@
         <w:rPr>
           <w:rStyle w:val="VerbatimChar"/>
         </w:rPr>
+        <w:t xml:space="preserve">n - 1</w:t>
+      </w:r>
+      <w:r>
+        <w:t xml:space="preserve"> </w:t>
+      </w:r>
+      <w:r>
+        <w:t xml:space="preserve">and multiplies the result by</w:t>
+      </w:r>
+      <w:r>
+        <w:t xml:space="preserve"> </w:t>
+      </w:r>
+      <w:r>
+        <w:rPr>
+          <w:rStyle w:val="VerbatimChar"/>
+        </w:rPr>
         <w:t xml:space="preserve">n</w:t>
-      </w:r>
-      <w:r>
-        <w:t xml:space="preserve"> </w:t>
-      </w:r>
-      <w:r>
-        <w:t xml:space="preserve">by the result of</w:t>
-      </w:r>
-      <w:r>
-        <w:t xml:space="preserve"> </w:t>
-      </w:r>
-      <w:r>
-        <w:rPr>
-          <w:rStyle w:val="VerbatimChar"/>
-        </w:rPr>
-        <w:t xml:space="preserve">factorial(n - 1)</w:t>
       </w:r>
       <w:r>
         <w:t xml:space="preserve">.</w:t>
@@ -351,13 +377,11 @@
       <w:r>
         <w:rPr>
           <w:rStyle w:val="VerbatimChar"/>
-          <w:b/>
-          <w:bCs/>
-        </w:rPr>
-        <w:t xml:space="preserve">greet(String name)</w:t>
-      </w:r>
-      <w:r>
-        <w:t xml:space="preserve">: A</w:t>
+        </w:rPr>
+        <w:t xml:space="preserve">public static void greet(String name)</w:t>
+      </w:r>
+      <w:r>
+        <w:t xml:space="preserve">: This function takes a</w:t>
       </w:r>
       <w:r>
         <w:t xml:space="preserve"> </w:t>
@@ -366,46 +390,37 @@
         <w:rPr>
           <w:rStyle w:val="VerbatimChar"/>
         </w:rPr>
+        <w:t xml:space="preserve">String</w:t>
+      </w:r>
+      <w:r>
+        <w:t xml:space="preserve"> </w:t>
+      </w:r>
+      <w:r>
+        <w:t xml:space="preserve">argument</w:t>
+      </w:r>
+      <w:r>
+        <w:t xml:space="preserve"> </w:t>
+      </w:r>
+      <w:r>
+        <w:rPr>
+          <w:rStyle w:val="VerbatimChar"/>
+        </w:rPr>
+        <w:t xml:space="preserve">name</w:t>
+      </w:r>
+      <w:r>
+        <w:t xml:space="preserve"> </w:t>
+      </w:r>
+      <w:r>
+        <w:t xml:space="preserve">and prints a formatted greeting message to the console. It does not return any value (</w:t>
+      </w:r>
+      <w:r>
+        <w:rPr>
+          <w:rStyle w:val="VerbatimChar"/>
+        </w:rPr>
         <w:t xml:space="preserve">void</w:t>
       </w:r>
       <w:r>
-        <w:t xml:space="preserve"> </w:t>
-      </w:r>
-      <w:r>
-        <w:t xml:space="preserve">function that prints a formatted greeting message to the console. It takes a</w:t>
-      </w:r>
-      <w:r>
-        <w:t xml:space="preserve"> </w:t>
-      </w:r>
-      <w:r>
-        <w:rPr>
-          <w:rStyle w:val="VerbatimChar"/>
-        </w:rPr>
-        <w:t xml:space="preserve">String</w:t>
-      </w:r>
-      <w:r>
-        <w:t xml:space="preserve"> </w:t>
-      </w:r>
-      <w:r>
-        <w:rPr>
-          <w:rStyle w:val="VerbatimChar"/>
-        </w:rPr>
-        <w:t xml:space="preserve">name</w:t>
-      </w:r>
-      <w:r>
-        <w:t xml:space="preserve"> </w:t>
-      </w:r>
-      <w:r>
-        <w:t xml:space="preserve">and outputs</w:t>
-      </w:r>
-      <w:r>
-        <w:t xml:space="preserve"> </w:t>
-      </w:r>
-      <w:r>
-        <w:t xml:space="preserve">“Hello, [name]!”</w:t>
-      </w:r>
-      <w:r>
-        <w:t xml:space="preserve">.</w:t>
+        <w:t xml:space="preserve">).</w:t>
       </w:r>
     </w:p>
     <w:p>
@@ -418,26 +433,245 @@
       <w:r>
         <w:rPr>
           <w:rStyle w:val="VerbatimChar"/>
-          <w:b/>
-          <w:bCs/>
-        </w:rPr>
-        <w:t xml:space="preserve">main(String[] args)</w:t>
-      </w:r>
-      <w:r>
-        <w:t xml:space="preserve">: The main entry point of the application. This method demonstrates the usage of the other three static methods by calling them with predefined values and printing their results to the standard output.</w:t>
+        </w:rPr>
+        <w:t xml:space="preserve">public static void main(String[] args)</w:t>
+      </w:r>
+      <w:r>
+        <w:t xml:space="preserve">: This is the main entry point of the application. The Java Virtual Machine (JVM) calls this method to start the program. The implementation within this class demonstrates the usage of the</w:t>
+      </w:r>
+      <w:r>
+        <w:t xml:space="preserve"> </w:t>
+      </w:r>
+      <w:r>
+        <w:rPr>
+          <w:rStyle w:val="VerbatimChar"/>
+        </w:rPr>
+        <w:t xml:space="preserve">add</w:t>
+      </w:r>
+      <w:r>
+        <w:t xml:space="preserve">,</w:t>
+      </w:r>
+      <w:r>
+        <w:t xml:space="preserve"> </w:t>
+      </w:r>
+      <w:r>
+        <w:rPr>
+          <w:rStyle w:val="VerbatimChar"/>
+        </w:rPr>
+        <w:t xml:space="preserve">factorial</w:t>
+      </w:r>
+      <w:r>
+        <w:t xml:space="preserve">, and</w:t>
+      </w:r>
+      <w:r>
+        <w:t xml:space="preserve"> </w:t>
+      </w:r>
+      <w:r>
+        <w:rPr>
+          <w:rStyle w:val="VerbatimChar"/>
+        </w:rPr>
+        <w:t xml:space="preserve">greet</w:t>
+      </w:r>
+      <w:r>
+        <w:t xml:space="preserve"> </w:t>
+      </w:r>
+      <w:r>
+        <w:t xml:space="preserve">methods and prints their results to the standard output.</w:t>
       </w:r>
     </w:p>
-    <w:bookmarkEnd w:id="11"/>
-    <w:bookmarkStart w:id="12" w:name="usage-notes"/>
     <w:p>
       <w:pPr>
+        <w:pStyle w:val="SourceCode"/>
+      </w:pPr>
+      <w:r>
+        <w:rPr>
+          <w:rStyle w:val="CommentTok"/>
+        </w:rPr>
+        <w:t xml:space="preserve">// Example of calling the static methods</w:t>
+      </w:r>
+      <w:r>
+        <w:br/>
+      </w:r>
+      <w:r>
+        <w:rPr>
+          <w:rStyle w:val="DataTypeTok"/>
+        </w:rPr>
+        <w:t xml:space="preserve">int</w:t>
+      </w:r>
+      <w:r>
+        <w:rPr>
+          <w:rStyle w:val="NormalTok"/>
+        </w:rPr>
+        <w:t xml:space="preserve"> sum </w:t>
+      </w:r>
+      <w:r>
+        <w:rPr>
+          <w:rStyle w:val="OperatorTok"/>
+        </w:rPr>
+        <w:t xml:space="preserve">=</w:t>
+      </w:r>
+      <w:r>
+        <w:rPr>
+          <w:rStyle w:val="NormalTok"/>
+        </w:rPr>
+        <w:t xml:space="preserve"> Main</w:t>
+      </w:r>
+      <w:r>
+        <w:rPr>
+          <w:rStyle w:val="OperatorTok"/>
+        </w:rPr>
+        <w:t xml:space="preserve">.</w:t>
+      </w:r>
+      <w:r>
+        <w:rPr>
+          <w:rStyle w:val="FunctionTok"/>
+        </w:rPr>
+        <w:t xml:space="preserve">add</w:t>
+      </w:r>
+      <w:r>
+        <w:rPr>
+          <w:rStyle w:val="OperatorTok"/>
+        </w:rPr>
+        <w:t xml:space="preserve">(</w:t>
+      </w:r>
+      <w:r>
+        <w:rPr>
+          <w:rStyle w:val="DecValTok"/>
+        </w:rPr>
+        <w:t xml:space="preserve">5</w:t>
+      </w:r>
+      <w:r>
+        <w:rPr>
+          <w:rStyle w:val="OperatorTok"/>
+        </w:rPr>
+        <w:t xml:space="preserve">,</w:t>
+      </w:r>
+      <w:r>
+        <w:rPr>
+          <w:rStyle w:val="NormalTok"/>
+        </w:rPr>
+        <w:t xml:space="preserve"> </w:t>
+      </w:r>
+      <w:r>
+        <w:rPr>
+          <w:rStyle w:val="DecValTok"/>
+        </w:rPr>
+        <w:t xml:space="preserve">10</w:t>
+      </w:r>
+      <w:r>
+        <w:rPr>
+          <w:rStyle w:val="OperatorTok"/>
+        </w:rPr>
+        <w:t xml:space="preserve">);</w:t>
+      </w:r>
+      <w:r>
+        <w:br/>
+      </w:r>
+      <w:r>
+        <w:rPr>
+          <w:rStyle w:val="DataTypeTok"/>
+        </w:rPr>
+        <w:t xml:space="preserve">int</w:t>
+      </w:r>
+      <w:r>
+        <w:rPr>
+          <w:rStyle w:val="NormalTok"/>
+        </w:rPr>
+        <w:t xml:space="preserve"> fact </w:t>
+      </w:r>
+      <w:r>
+        <w:rPr>
+          <w:rStyle w:val="OperatorTok"/>
+        </w:rPr>
+        <w:t xml:space="preserve">=</w:t>
+      </w:r>
+      <w:r>
+        <w:rPr>
+          <w:rStyle w:val="NormalTok"/>
+        </w:rPr>
+        <w:t xml:space="preserve"> Main</w:t>
+      </w:r>
+      <w:r>
+        <w:rPr>
+          <w:rStyle w:val="OperatorTok"/>
+        </w:rPr>
+        <w:t xml:space="preserve">.</w:t>
+      </w:r>
+      <w:r>
+        <w:rPr>
+          <w:rStyle w:val="FunctionTok"/>
+        </w:rPr>
+        <w:t xml:space="preserve">factorial</w:t>
+      </w:r>
+      <w:r>
+        <w:rPr>
+          <w:rStyle w:val="OperatorTok"/>
+        </w:rPr>
+        <w:t xml:space="preserve">(</w:t>
+      </w:r>
+      <w:r>
+        <w:rPr>
+          <w:rStyle w:val="DecValTok"/>
+        </w:rPr>
+        <w:t xml:space="preserve">5</w:t>
+      </w:r>
+      <w:r>
+        <w:rPr>
+          <w:rStyle w:val="OperatorTok"/>
+        </w:rPr>
+        <w:t xml:space="preserve">);</w:t>
+      </w:r>
+      <w:r>
+        <w:br/>
+      </w:r>
+      <w:r>
+        <w:rPr>
+          <w:rStyle w:val="NormalTok"/>
+        </w:rPr>
+        <w:t xml:space="preserve">Main</w:t>
+      </w:r>
+      <w:r>
+        <w:rPr>
+          <w:rStyle w:val="OperatorTok"/>
+        </w:rPr>
+        <w:t xml:space="preserve">.</w:t>
+      </w:r>
+      <w:r>
+        <w:rPr>
+          <w:rStyle w:val="FunctionTok"/>
+        </w:rPr>
+        <w:t xml:space="preserve">greet</w:t>
+      </w:r>
+      <w:r>
+        <w:rPr>
+          <w:rStyle w:val="OperatorTok"/>
+        </w:rPr>
+        <w:t xml:space="preserve">(</w:t>
+      </w:r>
+      <w:r>
+        <w:rPr>
+          <w:rStyle w:val="StringTok"/>
+        </w:rPr>
+        <w:t xml:space="preserve">"Prateek"</w:t>
+      </w:r>
+      <w:r>
+        <w:rPr>
+          <w:rStyle w:val="OperatorTok"/>
+        </w:rPr>
+        <w:t xml:space="preserve">);</w:t>
+      </w:r>
+    </w:p>
+    <w:bookmarkEnd w:id="12"/>
+    <w:bookmarkStart w:id="13" w:name="usage-notes"/>
+    <w:p>
+      <w:pPr>
         <w:pStyle w:val="Heading2"/>
       </w:pPr>
       <w:r>
         <w:rPr>
           <w:rStyle w:val="SectionNumber"/>
         </w:rPr>
-        <w:t xml:space="preserve">1.3</w:t>
+        <w:t xml:space="preserve">1.4</w:t>
       </w:r>
       <w:r>
         <w:tab/>
@@ -476,7 +710,7 @@
         <w:rPr>
           <w:rStyle w:val="VerbatimChar"/>
         </w:rPr>
-        <w:t xml:space="preserve">Main.add(5, 3)</w:t>
+        <w:t xml:space="preserve">Main.add(5, 10)</w:t>
       </w:r>
       <w:r>
         <w:t xml:space="preserve">) rather than on an instance of the class.</w:t>
@@ -506,7 +740,7 @@
         <w:t xml:space="preserve"> </w:t>
       </w:r>
       <w:r>
-        <w:t xml:space="preserve">method is implemented recursively. Using a very large input value for</w:t>
+        <w:t xml:space="preserve">method is recursive and may lead to a</w:t>
       </w:r>
       <w:r>
         <w:t xml:space="preserve"> </w:t>
@@ -515,25 +749,13 @@
         <w:rPr>
           <w:rStyle w:val="VerbatimChar"/>
         </w:rPr>
-        <w:t xml:space="preserve">n</w:t>
-      </w:r>
-      <w:r>
-        <w:t xml:space="preserve"> </w:t>
-      </w:r>
-      <w:r>
-        <w:t xml:space="preserve">can lead to a</w:t>
-      </w:r>
-      <w:r>
-        <w:t xml:space="preserve"> </w:t>
-      </w:r>
-      <w:r>
-        <w:rPr>
-          <w:rStyle w:val="VerbatimChar"/>
-        </w:rPr>
         <w:t xml:space="preserve">StackOverflowError</w:t>
       </w:r>
       <w:r>
-        <w:t xml:space="preserve">.</w:t>
+        <w:t xml:space="preserve"> </w:t>
+      </w:r>
+      <w:r>
+        <w:t xml:space="preserve">if called with a very large integer value.</w:t>
       </w:r>
     </w:p>
     <w:p>
@@ -560,11 +782,11 @@
         <w:t xml:space="preserve"> </w:t>
       </w:r>
       <w:r>
-        <w:t xml:space="preserve">method is the designated starting point for the Java Virtual Machine (JVM) when the program is executed.</w:t>
+        <w:t xml:space="preserve">method is the standard entry point for any Java application and is used here to demonstrate the functionality of the other methods.</w:t>
       </w:r>
     </w:p>
-    <w:bookmarkEnd w:id="12"/>
-    <w:bookmarkStart w:id="14" w:name="example"/>
+    <w:bookmarkEnd w:id="13"/>
+    <w:bookmarkStart w:id="15" w:name="example"/>
     <w:p>
       <w:pPr>
         <w:pStyle w:val="Heading2"/>
@@ -573,7 +795,7 @@
         <w:rPr>
           <w:rStyle w:val="SectionNumber"/>
         </w:rPr>
-        <w:t xml:space="preserve">1.4</w:t>
+        <w:t xml:space="preserve">1.5</w:t>
       </w:r>
       <w:r>
         <w:tab/>
@@ -602,7 +824,7 @@
         <w:t xml:space="preserve"> </w:t>
       </w:r>
       <w:r>
-        <w:t xml:space="preserve">method within the class provides a clear example of how to use the utility functions.</w:t>
+        <w:t xml:space="preserve">method within the class provides a clear example of how to use the other static methods.</w:t>
       </w:r>
     </w:p>
     <w:p>
@@ -704,9 +926,105 @@
       </w:r>
       <w:r>
         <w:rPr>
-          <w:rStyle w:val="CommentTok"/>
-        </w:rPr>
-        <w:t xml:space="preserve">// Calling the add function</w:t>
+          <w:rStyle w:val="BuiltInTok"/>
+        </w:rPr>
+        <w:t xml:space="preserve">System</w:t>
+      </w:r>
+      <w:r>
+        <w:rPr>
+          <w:rStyle w:val="OperatorTok"/>
+        </w:rPr>
+        <w:t xml:space="preserve">.</w:t>
+      </w:r>
+      <w:r>
+        <w:rPr>
+          <w:rStyle w:val="FunctionTok"/>
+        </w:rPr>
+        <w:t xml:space="preserve">out</w:t>
+      </w:r>
+      <w:r>
+        <w:rPr>
+          <w:rStyle w:val="OperatorTok"/>
+        </w:rPr>
+        <w:t xml:space="preserve">.</w:t>
+      </w:r>
+      <w:r>
+        <w:rPr>
+          <w:rStyle w:val="FunctionTok"/>
+        </w:rPr>
+        <w:t xml:space="preserve">println</w:t>
+      </w:r>
+      <w:r>
+        <w:rPr>
+          <w:rStyle w:val="OperatorTok"/>
+        </w:rPr>
+        <w:t xml:space="preserve">(</w:t>
+      </w:r>
+      <w:r>
+        <w:rPr>
+          <w:rStyle w:val="StringTok"/>
+        </w:rPr>
+        <w:t xml:space="preserve">"Sum: "</w:t>
+      </w:r>
+      <w:r>
+        <w:rPr>
+          <w:rStyle w:val="NormalTok"/>
+        </w:rPr>
+        <w:t xml:space="preserve"> </w:t>
+      </w:r>
+      <w:r>
+        <w:rPr>
+          <w:rStyle w:val="OperatorTok"/>
+        </w:rPr>
+        <w:t xml:space="preserve">+</w:t>
+      </w:r>
+      <w:r>
+        <w:rPr>
+          <w:rStyle w:val="NormalTok"/>
+        </w:rPr>
+        <w:t xml:space="preserve"> </w:t>
+      </w:r>
+      <w:r>
+        <w:rPr>
+          <w:rStyle w:val="FunctionTok"/>
+        </w:rPr>
+        <w:t xml:space="preserve">add</w:t>
+      </w:r>
+      <w:r>
+        <w:rPr>
+          <w:rStyle w:val="OperatorTok"/>
+        </w:rPr>
+        <w:t xml:space="preserve">(</w:t>
+      </w:r>
+      <w:r>
+        <w:rPr>
+          <w:rStyle w:val="DecValTok"/>
+        </w:rPr>
+        <w:t xml:space="preserve">5</w:t>
+      </w:r>
+      <w:r>
+        <w:rPr>
+          <w:rStyle w:val="OperatorTok"/>
+        </w:rPr>
+        <w:t xml:space="preserve">,</w:t>
+      </w:r>
+      <w:r>
+        <w:rPr>
+          <w:rStyle w:val="NormalTok"/>
+        </w:rPr>
+        <w:t xml:space="preserve"> </w:t>
+      </w:r>
+      <w:r>
+        <w:rPr>
+          <w:rStyle w:val="DecValTok"/>
+        </w:rPr>
+        <w:t xml:space="preserve">10</w:t>
+      </w:r>
+      <w:r>
+        <w:rPr>
+          <w:rStyle w:val="OperatorTok"/>
+        </w:rPr>
+        <w:t xml:space="preserve">));</w:t>
       </w:r>
       <w:r>
         <w:br/>
@@ -757,7 +1075,7 @@
         <w:rPr>
           <w:rStyle w:val="StringTok"/>
         </w:rPr>
-        <w:t xml:space="preserve">"Sum: "</w:t>
+        <w:t xml:space="preserve">"Factorial: "</w:t>
       </w:r>
       <w:r>
         <w:rPr>
@@ -781,7 +1099,7 @@
         <w:rPr>
           <w:rStyle w:val="FunctionTok"/>
         </w:rPr>
-        <w:t xml:space="preserve">add</w:t>
+        <w:t xml:space="preserve">factorial</w:t>
       </w:r>
       <w:r>
         <w:rPr>
@@ -799,154 +1117,7 @@
         <w:rPr>
           <w:rStyle w:val="OperatorTok"/>
         </w:rPr>
-        <w:t xml:space="preserve">,</w:t>
-      </w:r>
-      <w:r>
-        <w:rPr>
-          <w:rStyle w:val="NormalTok"/>
-        </w:rPr>
-        <w:t xml:space="preserve"> </w:t>
-      </w:r>
-      <w:r>
-        <w:rPr>
-          <w:rStyle w:val="DecValTok"/>
-        </w:rPr>
-        <w:t xml:space="preserve">10</w:t>
-      </w:r>
-      <w:r>
-        <w:rPr>
-          <w:rStyle w:val="OperatorTok"/>
-        </w:rPr>
         <w:t xml:space="preserve">));</w:t>
-      </w:r>
-      <w:r>
-        <w:br/>
-      </w:r>
-      <w:r>
-        <w:br/>
-      </w:r>
-      <w:r>
-        <w:rPr>
-          <w:rStyle w:val="NormalTok"/>
-        </w:rPr>
-        <w:t xml:space="preserve">    </w:t>
-      </w:r>
-      <w:r>
-        <w:rPr>
-          <w:rStyle w:val="CommentTok"/>
-        </w:rPr>
-        <w:t xml:space="preserve">// Calling the factorial function</w:t>
-      </w:r>
-      <w:r>
-        <w:br/>
-      </w:r>
-      <w:r>
-        <w:rPr>
-          <w:rStyle w:val="NormalTok"/>
-        </w:rPr>
-        <w:t xml:space="preserve">    </w:t>
-      </w:r>
-      <w:r>
-        <w:rPr>
-          <w:rStyle w:val="BuiltInTok"/>
-        </w:rPr>
-        <w:t xml:space="preserve">System</w:t>
-      </w:r>
-      <w:r>
-        <w:rPr>
-          <w:rStyle w:val="OperatorTok"/>
-        </w:rPr>
-        <w:t xml:space="preserve">.</w:t>
-      </w:r>
-      <w:r>
-        <w:rPr>
-          <w:rStyle w:val="FunctionTok"/>
-        </w:rPr>
-        <w:t xml:space="preserve">out</w:t>
-      </w:r>
-      <w:r>
-        <w:rPr>
-          <w:rStyle w:val="OperatorTok"/>
-        </w:rPr>
-        <w:t xml:space="preserve">.</w:t>
-      </w:r>
-      <w:r>
-        <w:rPr>
-          <w:rStyle w:val="FunctionTok"/>
-        </w:rPr>
-        <w:t xml:space="preserve">println</w:t>
-      </w:r>
-      <w:r>
-        <w:rPr>
-          <w:rStyle w:val="OperatorTok"/>
-        </w:rPr>
-        <w:t xml:space="preserve">(</w:t>
-      </w:r>
-      <w:r>
-        <w:rPr>
-          <w:rStyle w:val="StringTok"/>
-        </w:rPr>
-        <w:t xml:space="preserve">"Factorial: "</w:t>
-      </w:r>
-      <w:r>
-        <w:rPr>
-          <w:rStyle w:val="NormalTok"/>
-        </w:rPr>
-        <w:t xml:space="preserve"> </w:t>
-      </w:r>
-      <w:r>
-        <w:rPr>
-          <w:rStyle w:val="OperatorTok"/>
-        </w:rPr>
-        <w:t xml:space="preserve">+</w:t>
-      </w:r>
-      <w:r>
-        <w:rPr>
-          <w:rStyle w:val="NormalTok"/>
-        </w:rPr>
-        <w:t xml:space="preserve"> </w:t>
-      </w:r>
-      <w:r>
-        <w:rPr>
-          <w:rStyle w:val="FunctionTok"/>
-        </w:rPr>
-        <w:t xml:space="preserve">factorial</w:t>
-      </w:r>
-      <w:r>
-        <w:rPr>
-          <w:rStyle w:val="OperatorTok"/>
-        </w:rPr>
-        <w:t xml:space="preserve">(</w:t>
-      </w:r>
-      <w:r>
-        <w:rPr>
-          <w:rStyle w:val="DecValTok"/>
-        </w:rPr>
-        <w:t xml:space="preserve">5</w:t>
-      </w:r>
-      <w:r>
-        <w:rPr>
-          <w:rStyle w:val="OperatorTok"/>
-        </w:rPr>
-        <w:t xml:space="preserve">));</w:t>
-      </w:r>
-      <w:r>
-        <w:br/>
-      </w:r>
-      <w:r>
-        <w:br/>
-      </w:r>
-      <w:r>
-        <w:rPr>
-          <w:rStyle w:val="NormalTok"/>
-        </w:rPr>
-        <w:t xml:space="preserve">    </w:t>
-      </w:r>
-      <w:r>
-        <w:rPr>
-          <w:rStyle w:val="CommentTok"/>
-        </w:rPr>
-        <w:t xml:space="preserve">// Calling the greet function</w:t>
       </w:r>
       <w:r>
         <w:br/>
@@ -1001,29 +1172,6 @@
           <w:bCs/>
         </w:rPr>
         <w:t xml:space="preserve">Output:</w:t>
-      </w:r>
-    </w:p>
-    <w:p>
-      <w:pPr>
-        <w:pStyle w:val="BodyText"/>
-      </w:pPr>
-      <w:r>
-        <w:t xml:space="preserve">When the</w:t>
-      </w:r>
-      <w:r>
-        <w:t xml:space="preserve"> </w:t>
-      </w:r>
-      <w:r>
-        <w:rPr>
-          <w:rStyle w:val="VerbatimChar"/>
-        </w:rPr>
-        <w:t xml:space="preserve">main</w:t>
-      </w:r>
-      <w:r>
-        <w:t xml:space="preserve"> </w:t>
-      </w:r>
-      <w:r>
-        <w:t xml:space="preserve">method is executed, the following output is printed to the console:</w:t>
       </w:r>
     </w:p>
     <w:p>
@@ -1062,7 +1210,7 @@
         </w:pict>
       </w:r>
     </w:p>
-    <w:bookmarkStart w:id="13" w:name="functiondef-adda-b"/>
+    <w:bookmarkStart w:id="14" w:name="functiondef-adda-b"/>
     <w:p>
       <w:pPr>
         <w:pStyle w:val="Heading3"/>
@@ -1071,7 +1219,7 @@
         <w:rPr>
           <w:rStyle w:val="SectionNumber"/>
         </w:rPr>
-        <w:t xml:space="preserve">1.4.1</w:t>
+        <w:t xml:space="preserve">1.5.1</w:t>
       </w:r>
       <w:r>
         <w:tab/>
@@ -1080,10 +1228,10 @@
         <w:t xml:space="preserve">FunctionDef add(a, b)</w:t>
       </w:r>
     </w:p>
-    <w:bookmarkEnd w:id="13"/>
     <w:bookmarkEnd w:id="14"/>
     <w:bookmarkEnd w:id="15"/>
-    <w:bookmarkStart w:id="22" w:name="function-addint-a-int-b"/>
+    <w:bookmarkEnd w:id="16"/>
+    <w:bookmarkStart w:id="23" w:name="function-addint-a-int-b"/>
     <w:p>
       <w:pPr>
         <w:pStyle w:val="Heading1"/>
@@ -1101,7 +1249,7 @@
         <w:t xml:space="preserve">Function: add(int a, int b)</w:t>
       </w:r>
     </w:p>
-    <w:bookmarkStart w:id="16" w:name="overview-1"/>
+    <w:bookmarkStart w:id="17" w:name="overview-1"/>
     <w:p>
       <w:pPr>
         <w:pStyle w:val="Heading2"/>
@@ -1142,8 +1290,8 @@
         <w:t xml:space="preserve">function calculates and returns the sum of two integer values.</w:t>
       </w:r>
     </w:p>
-    <w:bookmarkEnd w:id="16"/>
-    <w:bookmarkStart w:id="17" w:name="parameters"/>
+    <w:bookmarkEnd w:id="17"/>
+    <w:bookmarkStart w:id="18" w:name="parameters"/>
     <w:p>
       <w:pPr>
         <w:pStyle w:val="Heading2"/>
@@ -1246,7 +1394,7 @@
               <w:pStyle w:val="Compact"/>
             </w:pPr>
             <w:r>
-              <w:t xml:space="preserve">The first integer operand.</w:t>
+              <w:t xml:space="preserve">The first integer to be added.</w:t>
             </w:r>
           </w:p>
         </w:tc>
@@ -1287,14 +1435,14 @@
               <w:pStyle w:val="Compact"/>
             </w:pPr>
             <w:r>
-              <w:t xml:space="preserve">The second integer operand.</w:t>
+              <w:t xml:space="preserve">The second integer to be added.</w:t>
             </w:r>
           </w:p>
         </w:tc>
       </w:tr>
     </w:tbl>
-    <w:bookmarkEnd w:id="17"/>
-    <w:bookmarkStart w:id="18" w:name="description-1"/>
+    <w:bookmarkEnd w:id="18"/>
+    <w:bookmarkStart w:id="19" w:name="description-1"/>
     <w:p>
       <w:pPr>
         <w:pStyle w:val="Heading2"/>
@@ -1326,13 +1474,25 @@
         <w:rPr>
           <w:rStyle w:val="VerbatimChar"/>
         </w:rPr>
+        <w:t xml:space="preserve">public static</w:t>
+      </w:r>
+      <w:r>
+        <w:t xml:space="preserve"> </w:t>
+      </w:r>
+      <w:r>
+        <w:t xml:space="preserve">method provides a straightforward way to perform integer addition. Being</w:t>
+      </w:r>
+      <w:r>
+        <w:t xml:space="preserve"> </w:t>
+      </w:r>
+      <w:r>
+        <w:rPr>
+          <w:rStyle w:val="VerbatimChar"/>
+        </w:rPr>
         <w:t xml:space="preserve">static</w:t>
       </w:r>
       <w:r>
-        <w:t xml:space="preserve"> </w:t>
-      </w:r>
-      <w:r>
-        <w:t xml:space="preserve">function provides a straightforward way to perform integer addition. It accepts two integer parameters,</w:t>
+        <w:t xml:space="preserve">, it can be called directly on the</w:t>
       </w:r>
       <w:r>
         <w:t xml:space="preserve"> </w:t>
@@ -1341,6 +1501,21 @@
         <w:rPr>
           <w:rStyle w:val="VerbatimChar"/>
         </w:rPr>
+        <w:t xml:space="preserve">Main</w:t>
+      </w:r>
+      <w:r>
+        <w:t xml:space="preserve"> </w:t>
+      </w:r>
+      <w:r>
+        <w:t xml:space="preserve">class without needing to create an instance of it. The function takes two integer parameters,</w:t>
+      </w:r>
+      <w:r>
+        <w:t xml:space="preserve"> </w:t>
+      </w:r>
+      <w:r>
+        <w:rPr>
+          <w:rStyle w:val="VerbatimChar"/>
+        </w:rPr>
         <w:t xml:space="preserve">a</w:t>
       </w:r>
       <w:r>
@@ -1359,7 +1534,7 @@
         <w:t xml:space="preserve">b</w:t>
       </w:r>
       <w:r>
-        <w:t xml:space="preserve">. The core logic of the function is executed in a single statement,</w:t>
+        <w:t xml:space="preserve">. Internally, it uses the</w:t>
       </w:r>
       <w:r>
         <w:t xml:space="preserve"> </w:t>
@@ -1368,34 +1543,13 @@
         <w:rPr>
           <w:rStyle w:val="VerbatimChar"/>
         </w:rPr>
-        <w:t xml:space="preserve">return a + b;</w:t>
-      </w:r>
-      <w:r>
-        <w:t xml:space="preserve">, which uses the standard arithmetic addition operator (</w:t>
-      </w:r>
-      <w:r>
-        <w:rPr>
-          <w:rStyle w:val="VerbatimChar"/>
-        </w:rPr>
         <w:t xml:space="preserve">+</w:t>
       </w:r>
       <w:r>
-        <w:t xml:space="preserve">) to compute the sum of the two inputs. The resulting</w:t>
-      </w:r>
-      <w:r>
-        <w:t xml:space="preserve"> </w:t>
-      </w:r>
-      <w:r>
-        <w:rPr>
-          <w:rStyle w:val="VerbatimChar"/>
-        </w:rPr>
-        <w:t xml:space="preserve">int</w:t>
-      </w:r>
-      <w:r>
-        <w:t xml:space="preserve"> </w:t>
-      </w:r>
-      <w:r>
-        <w:t xml:space="preserve">value is then returned to the caller.</w:t>
+        <w:t xml:space="preserve"> </w:t>
+      </w:r>
+      <w:r>
+        <w:t xml:space="preserve">operator to compute their sum. The resulting integer value is then returned to the caller.</w:t>
       </w:r>
     </w:p>
     <w:p>
@@ -1403,34 +1557,7 @@
         <w:pStyle w:val="BodyText"/>
       </w:pPr>
       <w:r>
-        <w:t xml:space="preserve">Because the method is</w:t>
-      </w:r>
-      <w:r>
-        <w:t xml:space="preserve"> </w:t>
-      </w:r>
-      <w:r>
-        <w:rPr>
-          <w:rStyle w:val="VerbatimChar"/>
-        </w:rPr>
-        <w:t xml:space="preserve">static</w:t>
-      </w:r>
-      <w:r>
-        <w:t xml:space="preserve">, it belongs to the</w:t>
-      </w:r>
-      <w:r>
-        <w:t xml:space="preserve"> </w:t>
-      </w:r>
-      <w:r>
-        <w:rPr>
-          <w:rStyle w:val="VerbatimChar"/>
-        </w:rPr>
-        <w:t xml:space="preserve">Main</w:t>
-      </w:r>
-      <w:r>
-        <w:t xml:space="preserve"> </w:t>
-      </w:r>
-      <w:r>
-        <w:t xml:space="preserve">class itself and can be invoked directly without needing to create an instance of the class.</w:t>
+        <w:t xml:space="preserve">The core logic is expressed in a single statement:</w:t>
       </w:r>
     </w:p>
     <w:p>
@@ -1439,15 +1566,6 @@
       </w:pPr>
       <w:r>
         <w:rPr>
-          <w:rStyle w:val="CommentTok"/>
-        </w:rPr>
-        <w:t xml:space="preserve">// The function simply returns the sum of its two integer parameters.</w:t>
-      </w:r>
-      <w:r>
-        <w:br/>
-      </w:r>
-      <w:r>
-        <w:rPr>
           <w:rStyle w:val="ControlFlowTok"/>
         </w:rPr>
         <w:t xml:space="preserve">return</w:t>
@@ -1477,8 +1595,8 @@
         <w:t xml:space="preserve">;</w:t>
       </w:r>
     </w:p>
-    <w:bookmarkEnd w:id="18"/>
-    <w:bookmarkStart w:id="19" w:name="usage-notes-1"/>
+    <w:bookmarkEnd w:id="19"/>
+    <w:bookmarkStart w:id="20" w:name="usage-notes-1"/>
     <w:p>
       <w:pPr>
         <w:pStyle w:val="Heading2"/>
@@ -1505,7 +1623,7 @@
         </w:numPr>
       </w:pPr>
       <w:r>
-        <w:t xml:space="preserve">As a</w:t>
+        <w:t xml:space="preserve">This function is designed specifically for</w:t>
       </w:r>
       <w:r>
         <w:t xml:space="preserve"> </w:t>
@@ -1514,13 +1632,13 @@
         <w:rPr>
           <w:rStyle w:val="VerbatimChar"/>
         </w:rPr>
-        <w:t xml:space="preserve">static</w:t>
-      </w:r>
-      <w:r>
-        <w:t xml:space="preserve"> </w:t>
-      </w:r>
-      <w:r>
-        <w:t xml:space="preserve">method, it should be called directly on the class, e.g.,</w:t>
+        <w:t xml:space="preserve">int</w:t>
+      </w:r>
+      <w:r>
+        <w:t xml:space="preserve"> </w:t>
+      </w:r>
+      <w:r>
+        <w:t xml:space="preserve">data types. Passing other numeric types (like</w:t>
       </w:r>
       <w:r>
         <w:t xml:space="preserve"> </w:t>
@@ -1529,7 +1647,34 @@
         <w:rPr>
           <w:rStyle w:val="VerbatimChar"/>
         </w:rPr>
-        <w:t xml:space="preserve">Main.add(5, 10)</w:t>
+        <w:t xml:space="preserve">double</w:t>
+      </w:r>
+      <w:r>
+        <w:t xml:space="preserve"> </w:t>
+      </w:r>
+      <w:r>
+        <w:t xml:space="preserve">or</w:t>
+      </w:r>
+      <w:r>
+        <w:t xml:space="preserve"> </w:t>
+      </w:r>
+      <w:r>
+        <w:rPr>
+          <w:rStyle w:val="VerbatimChar"/>
+        </w:rPr>
+        <w:t xml:space="preserve">long</w:t>
+      </w:r>
+      <w:r>
+        <w:t xml:space="preserve">) will result in a compilation error unless they are explicitly cast to</w:t>
+      </w:r>
+      <w:r>
+        <w:t xml:space="preserve"> </w:t>
+      </w:r>
+      <w:r>
+        <w:rPr>
+          <w:rStyle w:val="VerbatimChar"/>
+        </w:rPr>
+        <w:t xml:space="preserve">int</w:t>
       </w:r>
       <w:r>
         <w:t xml:space="preserve">.</w:t>
@@ -1544,7 +1689,7 @@
         </w:numPr>
       </w:pPr>
       <w:r>
-        <w:t xml:space="preserve">The function is designed specifically for</w:t>
+        <w:t xml:space="preserve">Be mindful of integer overflow. If the sum of</w:t>
       </w:r>
       <w:r>
         <w:t xml:space="preserve"> </w:t>
@@ -1553,13 +1698,52 @@
         <w:rPr>
           <w:rStyle w:val="VerbatimChar"/>
         </w:rPr>
+        <w:t xml:space="preserve">a</w:t>
+      </w:r>
+      <w:r>
+        <w:t xml:space="preserve"> </w:t>
+      </w:r>
+      <w:r>
+        <w:t xml:space="preserve">and</w:t>
+      </w:r>
+      <w:r>
+        <w:t xml:space="preserve"> </w:t>
+      </w:r>
+      <w:r>
+        <w:rPr>
+          <w:rStyle w:val="VerbatimChar"/>
+        </w:rPr>
+        <w:t xml:space="preserve">b</w:t>
+      </w:r>
+      <w:r>
+        <w:t xml:space="preserve"> </w:t>
+      </w:r>
+      <w:r>
+        <w:t xml:space="preserve">exceeds the maximum value of an</w:t>
+      </w:r>
+      <w:r>
+        <w:t xml:space="preserve"> </w:t>
+      </w:r>
+      <w:r>
+        <w:rPr>
+          <w:rStyle w:val="VerbatimChar"/>
+        </w:rPr>
         <w:t xml:space="preserve">int</w:t>
       </w:r>
       <w:r>
         <w:t xml:space="preserve"> </w:t>
       </w:r>
       <w:r>
-        <w:t xml:space="preserve">types. Providing arguments of other data types will result in a compile-time error.</w:t>
+        <w:t xml:space="preserve">(</w:t>
+      </w:r>
+      <w:r>
+        <w:rPr>
+          <w:rStyle w:val="VerbatimChar"/>
+        </w:rPr>
+        <w:t xml:space="preserve">Integer.MAX_VALUE</w:t>
+      </w:r>
+      <w:r>
+        <w:t xml:space="preserve">, which is 2,147,483,647), the result will wrap around to a negative number.</w:t>
       </w:r>
     </w:p>
     <w:p>
@@ -1571,7 +1755,7 @@
         </w:numPr>
       </w:pPr>
       <w:r>
-        <w:t xml:space="preserve">Be mindful of integer overflow. If the sum of</w:t>
+        <w:t xml:space="preserve">As a</w:t>
       </w:r>
       <w:r>
         <w:t xml:space="preserve"> </w:t>
@@ -1580,13 +1764,13 @@
         <w:rPr>
           <w:rStyle w:val="VerbatimChar"/>
         </w:rPr>
-        <w:t xml:space="preserve">a</w:t>
-      </w:r>
-      <w:r>
-        <w:t xml:space="preserve"> </w:t>
-      </w:r>
-      <w:r>
-        <w:t xml:space="preserve">and</w:t>
+        <w:t xml:space="preserve">static</w:t>
+      </w:r>
+      <w:r>
+        <w:t xml:space="preserve"> </w:t>
+      </w:r>
+      <w:r>
+        <w:t xml:space="preserve">method, it should be invoked using the class name, e.g.,</w:t>
       </w:r>
       <w:r>
         <w:t xml:space="preserve"> </w:t>
@@ -1595,46 +1779,10 @@
         <w:rPr>
           <w:rStyle w:val="VerbatimChar"/>
         </w:rPr>
-        <w:t xml:space="preserve">b</w:t>
-      </w:r>
-      <w:r>
-        <w:t xml:space="preserve"> </w:t>
-      </w:r>
-      <w:r>
-        <w:t xml:space="preserve">exceeds the maximum value of an</w:t>
-      </w:r>
-      <w:r>
-        <w:t xml:space="preserve"> </w:t>
-      </w:r>
-      <w:r>
-        <w:rPr>
-          <w:rStyle w:val="VerbatimChar"/>
-        </w:rPr>
-        <w:t xml:space="preserve">int</w:t>
-      </w:r>
-      <w:r>
-        <w:t xml:space="preserve"> </w:t>
-      </w:r>
-      <w:r>
-        <w:t xml:space="preserve">(</w:t>
-      </w:r>
-      <w:r>
-        <w:rPr>
-          <w:rStyle w:val="VerbatimChar"/>
-        </w:rPr>
-        <w:t xml:space="preserve">Integer.MAX_VALUE</w:t>
-      </w:r>
-      <w:r>
-        <w:t xml:space="preserve">) or is less than the minimum value (</w:t>
-      </w:r>
-      <w:r>
-        <w:rPr>
-          <w:rStyle w:val="VerbatimChar"/>
-        </w:rPr>
-        <w:t xml:space="preserve">Integer.MIN_VALUE</w:t>
-      </w:r>
-      <w:r>
-        <w:t xml:space="preserve">), the result will wrap around without throwing an exception.</w:t>
+        <w:t xml:space="preserve">Main.add(5, 3)</w:t>
+      </w:r>
+      <w:r>
+        <w:t xml:space="preserve">.</w:t>
       </w:r>
     </w:p>
     <w:p>
@@ -1649,50 +1797,11 @@
         <w:t xml:space="preserve">Output Example</w:t>
       </w:r>
       <w:r>
-        <w:t xml:space="preserve">: The function returns a single</w:t>
-      </w:r>
-      <w:r>
-        <w:t xml:space="preserve"> </w:t>
-      </w:r>
-      <w:r>
-        <w:rPr>
-          <w:rStyle w:val="VerbatimChar"/>
-        </w:rPr>
-        <w:t xml:space="preserve">int</w:t>
-      </w:r>
-      <w:r>
-        <w:t xml:space="preserve"> </w:t>
-      </w:r>
-      <w:r>
-        <w:t xml:space="preserve">value representing the sum. For an input of</w:t>
-      </w:r>
-      <w:r>
-        <w:t xml:space="preserve"> </w:t>
-      </w:r>
-      <w:r>
-        <w:rPr>
-          <w:rStyle w:val="VerbatimChar"/>
-        </w:rPr>
-        <w:t xml:space="preserve">(5, 10)</w:t>
-      </w:r>
-      <w:r>
-        <w:t xml:space="preserve">, the output would be</w:t>
-      </w:r>
-      <w:r>
-        <w:t xml:space="preserve"> </w:t>
-      </w:r>
-      <w:r>
-        <w:rPr>
-          <w:rStyle w:val="VerbatimChar"/>
-        </w:rPr>
-        <w:t xml:space="preserve">15</w:t>
-      </w:r>
-      <w:r>
-        <w:t xml:space="preserve">.</w:t>
+        <w:t xml:space="preserve">: An integer representing the sum.</w:t>
       </w:r>
     </w:p>
-    <w:bookmarkEnd w:id="19"/>
-    <w:bookmarkStart w:id="21" w:name="example-1"/>
+    <w:bookmarkEnd w:id="20"/>
+    <w:bookmarkStart w:id="22" w:name="example-1"/>
     <w:p>
       <w:pPr>
         <w:pStyle w:val="Heading2"/>
@@ -1712,770 +1821,162 @@
     </w:p>
     <w:p>
       <w:pPr>
-        <w:pStyle w:val="FirstParagraph"/>
-      </w:pPr>
-      <w:r>
-        <w:t xml:space="preserve">The following code demonstrates how to call the</w:t>
-      </w:r>
-      <w:r>
-        <w:t xml:space="preserve"> </w:t>
-      </w:r>
-      <w:r>
-        <w:rPr>
-          <w:rStyle w:val="VerbatimChar"/>
+        <w:pStyle w:val="SourceCode"/>
+      </w:pPr>
+      <w:r>
+        <w:rPr>
+          <w:rStyle w:val="CommentTok"/>
+        </w:rPr>
+        <w:t xml:space="preserve">// Example usage</w:t>
+      </w:r>
+      <w:r>
+        <w:br/>
+      </w:r>
+      <w:r>
+        <w:rPr>
+          <w:rStyle w:val="DataTypeTok"/>
+        </w:rPr>
+        <w:t xml:space="preserve">int</w:t>
+      </w:r>
+      <w:r>
+        <w:rPr>
+          <w:rStyle w:val="NormalTok"/>
+        </w:rPr>
+        <w:t xml:space="preserve"> result </w:t>
+      </w:r>
+      <w:r>
+        <w:rPr>
+          <w:rStyle w:val="OperatorTok"/>
+        </w:rPr>
+        <w:t xml:space="preserve">=</w:t>
+      </w:r>
+      <w:r>
+        <w:rPr>
+          <w:rStyle w:val="NormalTok"/>
+        </w:rPr>
+        <w:t xml:space="preserve"> Main</w:t>
+      </w:r>
+      <w:r>
+        <w:rPr>
+          <w:rStyle w:val="OperatorTok"/>
+        </w:rPr>
+        <w:t xml:space="preserve">.</w:t>
+      </w:r>
+      <w:r>
+        <w:rPr>
+          <w:rStyle w:val="FunctionTok"/>
         </w:rPr>
         <w:t xml:space="preserve">add</w:t>
       </w:r>
       <w:r>
-        <w:t xml:space="preserve"> </w:t>
-      </w:r>
-      <w:r>
-        <w:t xml:space="preserve">function and print the result.</w:t>
+        <w:rPr>
+          <w:rStyle w:val="OperatorTok"/>
+        </w:rPr>
+        <w:t xml:space="preserve">(</w:t>
+      </w:r>
+      <w:r>
+        <w:rPr>
+          <w:rStyle w:val="DecValTok"/>
+        </w:rPr>
+        <w:t xml:space="preserve">5</w:t>
+      </w:r>
+      <w:r>
+        <w:rPr>
+          <w:rStyle w:val="OperatorTok"/>
+        </w:rPr>
+        <w:t xml:space="preserve">,</w:t>
+      </w:r>
+      <w:r>
+        <w:rPr>
+          <w:rStyle w:val="NormalTok"/>
+        </w:rPr>
+        <w:t xml:space="preserve"> </w:t>
+      </w:r>
+      <w:r>
+        <w:rPr>
+          <w:rStyle w:val="DecValTok"/>
+        </w:rPr>
+        <w:t xml:space="preserve">3</w:t>
+      </w:r>
+      <w:r>
+        <w:rPr>
+          <w:rStyle w:val="OperatorTok"/>
+        </w:rPr>
+        <w:t xml:space="preserve">);</w:t>
+      </w:r>
+      <w:r>
+        <w:br/>
+      </w:r>
+      <w:r>
+        <w:rPr>
+          <w:rStyle w:val="BuiltInTok"/>
+        </w:rPr>
+        <w:t xml:space="preserve">System</w:t>
+      </w:r>
+      <w:r>
+        <w:rPr>
+          <w:rStyle w:val="OperatorTok"/>
+        </w:rPr>
+        <w:t xml:space="preserve">.</w:t>
+      </w:r>
+      <w:r>
+        <w:rPr>
+          <w:rStyle w:val="FunctionTok"/>
+        </w:rPr>
+        <w:t xml:space="preserve">out</w:t>
+      </w:r>
+      <w:r>
+        <w:rPr>
+          <w:rStyle w:val="OperatorTok"/>
+        </w:rPr>
+        <w:t xml:space="preserve">.</w:t>
+      </w:r>
+      <w:r>
+        <w:rPr>
+          <w:rStyle w:val="FunctionTok"/>
+        </w:rPr>
+        <w:t xml:space="preserve">println</w:t>
+      </w:r>
+      <w:r>
+        <w:rPr>
+          <w:rStyle w:val="OperatorTok"/>
+        </w:rPr>
+        <w:t xml:space="preserve">(</w:t>
+      </w:r>
+      <w:r>
+        <w:rPr>
+          <w:rStyle w:val="NormalTok"/>
+        </w:rPr>
+        <w:t xml:space="preserve">result</w:t>
+      </w:r>
+      <w:r>
+        <w:rPr>
+          <w:rStyle w:val="OperatorTok"/>
+        </w:rPr>
+        <w:t xml:space="preserve">);</w:t>
       </w:r>
     </w:p>
     <w:p>
       <w:pPr>
-        <w:pStyle w:val="SourceCode"/>
-      </w:pPr>
-      <w:r>
-        <w:rPr>
-          <w:rStyle w:val="KeywordTok"/>
-        </w:rPr>
-        <w:t xml:space="preserve">public</w:t>
-      </w:r>
-      <w:r>
-        <w:rPr>
-          <w:rStyle w:val="NormalTok"/>
-        </w:rPr>
-        <w:t xml:space="preserve"> </w:t>
-      </w:r>
-      <w:r>
-        <w:rPr>
-          <w:rStyle w:val="KeywordTok"/>
-        </w:rPr>
-        <w:t xml:space="preserve">class</w:t>
-      </w:r>
-      <w:r>
-        <w:rPr>
-          <w:rStyle w:val="NormalTok"/>
-        </w:rPr>
-        <w:t xml:space="preserve"> Demo </w:t>
-      </w:r>
-      <w:r>
-        <w:rPr>
-          <w:rStyle w:val="OperatorTok"/>
-        </w:rPr>
-        <w:t xml:space="preserve">{</w:t>
-      </w:r>
-      <w:r>
-        <w:br/>
-      </w:r>
-      <w:r>
-        <w:rPr>
-          <w:rStyle w:val="NormalTok"/>
-        </w:rPr>
-        <w:t xml:space="preserve">    </w:t>
-      </w:r>
-      <w:r>
-        <w:rPr>
-          <w:rStyle w:val="KeywordTok"/>
-        </w:rPr>
-        <w:t xml:space="preserve">public</w:t>
-      </w:r>
-      <w:r>
-        <w:rPr>
-          <w:rStyle w:val="NormalTok"/>
-        </w:rPr>
-        <w:t xml:space="preserve"> </w:t>
-      </w:r>
-      <w:r>
-        <w:rPr>
-          <w:rStyle w:val="DataTypeTok"/>
-        </w:rPr>
-        <w:t xml:space="preserve">static</w:t>
-      </w:r>
-      <w:r>
-        <w:rPr>
-          <w:rStyle w:val="NormalTok"/>
-        </w:rPr>
-        <w:t xml:space="preserve"> </w:t>
-      </w:r>
-      <w:r>
-        <w:rPr>
-          <w:rStyle w:val="DataTypeTok"/>
-        </w:rPr>
-        <w:t xml:space="preserve">void</w:t>
-      </w:r>
-      <w:r>
-        <w:rPr>
-          <w:rStyle w:val="NormalTok"/>
-        </w:rPr>
-        <w:t xml:space="preserve"> </w:t>
-      </w:r>
-      <w:r>
-        <w:rPr>
-          <w:rStyle w:val="FunctionTok"/>
-        </w:rPr>
-        <w:t xml:space="preserve">main</w:t>
-      </w:r>
-      <w:r>
-        <w:rPr>
-          <w:rStyle w:val="OperatorTok"/>
-        </w:rPr>
-        <w:t xml:space="preserve">(</w:t>
-      </w:r>
-      <w:r>
-        <w:rPr>
-          <w:rStyle w:val="BuiltInTok"/>
-        </w:rPr>
-        <w:t xml:space="preserve">String</w:t>
-      </w:r>
-      <w:r>
-        <w:rPr>
-          <w:rStyle w:val="OperatorTok"/>
-        </w:rPr>
-        <w:t xml:space="preserve">[]</w:t>
-      </w:r>
-      <w:r>
-        <w:rPr>
-          <w:rStyle w:val="NormalTok"/>
-        </w:rPr>
-        <w:t xml:space="preserve"> args</w:t>
-      </w:r>
-      <w:r>
-        <w:rPr>
-          <w:rStyle w:val="OperatorTok"/>
-        </w:rPr>
-        <w:t xml:space="preserve">)</w:t>
-      </w:r>
-      <w:r>
-        <w:rPr>
-          <w:rStyle w:val="NormalTok"/>
-        </w:rPr>
-        <w:t xml:space="preserve"> </w:t>
-      </w:r>
-      <w:r>
-        <w:rPr>
-          <w:rStyle w:val="OperatorTok"/>
-        </w:rPr>
-        <w:t xml:space="preserve">{</w:t>
-      </w:r>
-      <w:r>
-        <w:br/>
-      </w:r>
-      <w:r>
-        <w:rPr>
-          <w:rStyle w:val="NormalTok"/>
-        </w:rPr>
-        <w:t xml:space="preserve">        </w:t>
-      </w:r>
-      <w:r>
-        <w:rPr>
-          <w:rStyle w:val="CommentTok"/>
-        </w:rPr>
-        <w:t xml:space="preserve">// Define two integers</w:t>
-      </w:r>
-      <w:r>
-        <w:br/>
-      </w:r>
-      <w:r>
-        <w:rPr>
-          <w:rStyle w:val="NormalTok"/>
-        </w:rPr>
-        <w:t xml:space="preserve">        </w:t>
-      </w:r>
-      <w:r>
-        <w:rPr>
-          <w:rStyle w:val="DataTypeTok"/>
-        </w:rPr>
-        <w:t xml:space="preserve">int</w:t>
-      </w:r>
-      <w:r>
-        <w:rPr>
-          <w:rStyle w:val="NormalTok"/>
-        </w:rPr>
-        <w:t xml:space="preserve"> number1 </w:t>
-      </w:r>
-      <w:r>
-        <w:rPr>
-          <w:rStyle w:val="OperatorTok"/>
-        </w:rPr>
-        <w:t xml:space="preserve">=</w:t>
-      </w:r>
-      <w:r>
-        <w:rPr>
-          <w:rStyle w:val="NormalTok"/>
-        </w:rPr>
-        <w:t xml:space="preserve"> </w:t>
-      </w:r>
-      <w:r>
-        <w:rPr>
-          <w:rStyle w:val="DecValTok"/>
-        </w:rPr>
-        <w:t xml:space="preserve">7</w:t>
-      </w:r>
-      <w:r>
-        <w:rPr>
-          <w:rStyle w:val="OperatorTok"/>
-        </w:rPr>
-        <w:t xml:space="preserve">;</w:t>
-      </w:r>
-      <w:r>
-        <w:br/>
-      </w:r>
-      <w:r>
-        <w:rPr>
-          <w:rStyle w:val="NormalTok"/>
-        </w:rPr>
-        <w:t xml:space="preserve">        </w:t>
-      </w:r>
-      <w:r>
-        <w:rPr>
-          <w:rStyle w:val="DataTypeTok"/>
-        </w:rPr>
-        <w:t xml:space="preserve">int</w:t>
-      </w:r>
-      <w:r>
-        <w:rPr>
-          <w:rStyle w:val="NormalTok"/>
-        </w:rPr>
-        <w:t xml:space="preserve"> number2 </w:t>
-      </w:r>
-      <w:r>
-        <w:rPr>
-          <w:rStyle w:val="OperatorTok"/>
-        </w:rPr>
-        <w:t xml:space="preserve">=</w:t>
-      </w:r>
-      <w:r>
-        <w:rPr>
-          <w:rStyle w:val="NormalTok"/>
-        </w:rPr>
-        <w:t xml:space="preserve"> </w:t>
-      </w:r>
-      <w:r>
-        <w:rPr>
-          <w:rStyle w:val="DecValTok"/>
-        </w:rPr>
-        <w:t xml:space="preserve">8</w:t>
-      </w:r>
-      <w:r>
-        <w:rPr>
-          <w:rStyle w:val="OperatorTok"/>
-        </w:rPr>
-        <w:t xml:space="preserve">;</w:t>
-      </w:r>
-      <w:r>
-        <w:br/>
-      </w:r>
-      <w:r>
-        <w:br/>
-      </w:r>
-      <w:r>
-        <w:rPr>
-          <w:rStyle w:val="NormalTok"/>
-        </w:rPr>
-        <w:t xml:space="preserve">        </w:t>
-      </w:r>
-      <w:r>
-        <w:rPr>
-          <w:rStyle w:val="CommentTok"/>
-        </w:rPr>
-        <w:t xml:space="preserve">// Call the static add method from the Main class</w:t>
-      </w:r>
-      <w:r>
-        <w:br/>
-      </w:r>
-      <w:r>
-        <w:rPr>
-          <w:rStyle w:val="NormalTok"/>
-        </w:rPr>
-        <w:t xml:space="preserve">        </w:t>
-      </w:r>
-      <w:r>
-        <w:rPr>
-          <w:rStyle w:val="DataTypeTok"/>
-        </w:rPr>
-        <w:t xml:space="preserve">int</w:t>
-      </w:r>
-      <w:r>
-        <w:rPr>
-          <w:rStyle w:val="NormalTok"/>
-        </w:rPr>
-        <w:t xml:space="preserve"> result </w:t>
-      </w:r>
-      <w:r>
-        <w:rPr>
-          <w:rStyle w:val="OperatorTok"/>
-        </w:rPr>
-        <w:t xml:space="preserve">=</w:t>
-      </w:r>
-      <w:r>
-        <w:rPr>
-          <w:rStyle w:val="NormalTok"/>
-        </w:rPr>
-        <w:t xml:space="preserve"> Main</w:t>
-      </w:r>
-      <w:r>
-        <w:rPr>
-          <w:rStyle w:val="OperatorTok"/>
-        </w:rPr>
-        <w:t xml:space="preserve">.</w:t>
-      </w:r>
-      <w:r>
-        <w:rPr>
-          <w:rStyle w:val="FunctionTok"/>
-        </w:rPr>
-        <w:t xml:space="preserve">add</w:t>
-      </w:r>
-      <w:r>
-        <w:rPr>
-          <w:rStyle w:val="OperatorTok"/>
-        </w:rPr>
-        <w:t xml:space="preserve">(</w:t>
-      </w:r>
-      <w:r>
-        <w:rPr>
-          <w:rStyle w:val="NormalTok"/>
-        </w:rPr>
-        <w:t xml:space="preserve">number1</w:t>
-      </w:r>
-      <w:r>
-        <w:rPr>
-          <w:rStyle w:val="OperatorTok"/>
-        </w:rPr>
-        <w:t xml:space="preserve">,</w:t>
-      </w:r>
-      <w:r>
-        <w:rPr>
-          <w:rStyle w:val="NormalTok"/>
-        </w:rPr>
-        <w:t xml:space="preserve"> number2</w:t>
-      </w:r>
-      <w:r>
-        <w:rPr>
-          <w:rStyle w:val="OperatorTok"/>
-        </w:rPr>
-        <w:t xml:space="preserve">);</w:t>
-      </w:r>
-      <w:r>
-        <w:br/>
-      </w:r>
-      <w:r>
-        <w:br/>
-      </w:r>
-      <w:r>
-        <w:rPr>
-          <w:rStyle w:val="NormalTok"/>
-        </w:rPr>
-        <w:t xml:space="preserve">        </w:t>
-      </w:r>
-      <w:r>
-        <w:rPr>
-          <w:rStyle w:val="CommentTok"/>
-        </w:rPr>
-        <w:t xml:space="preserve">// Print the result</w:t>
-      </w:r>
-      <w:r>
-        <w:br/>
-      </w:r>
-      <w:r>
-        <w:rPr>
-          <w:rStyle w:val="NormalTok"/>
-        </w:rPr>
-        <w:t xml:space="preserve">        </w:t>
-      </w:r>
-      <w:r>
-        <w:rPr>
-          <w:rStyle w:val="BuiltInTok"/>
-        </w:rPr>
-        <w:t xml:space="preserve">System</w:t>
-      </w:r>
-      <w:r>
-        <w:rPr>
-          <w:rStyle w:val="OperatorTok"/>
-        </w:rPr>
-        <w:t xml:space="preserve">.</w:t>
-      </w:r>
-      <w:r>
-        <w:rPr>
-          <w:rStyle w:val="FunctionTok"/>
-        </w:rPr>
-        <w:t xml:space="preserve">out</w:t>
-      </w:r>
-      <w:r>
-        <w:rPr>
-          <w:rStyle w:val="OperatorTok"/>
-        </w:rPr>
-        <w:t xml:space="preserve">.</w:t>
-      </w:r>
-      <w:r>
-        <w:rPr>
-          <w:rStyle w:val="FunctionTok"/>
-        </w:rPr>
-        <w:t xml:space="preserve">println</w:t>
-      </w:r>
-      <w:r>
-        <w:rPr>
-          <w:rStyle w:val="OperatorTok"/>
-        </w:rPr>
-        <w:t xml:space="preserve">(</w:t>
-      </w:r>
-      <w:r>
-        <w:rPr>
-          <w:rStyle w:val="StringTok"/>
-        </w:rPr>
-        <w:t xml:space="preserve">"The sum of "</w:t>
-      </w:r>
-      <w:r>
-        <w:rPr>
-          <w:rStyle w:val="NormalTok"/>
-        </w:rPr>
-        <w:t xml:space="preserve"> </w:t>
-      </w:r>
-      <w:r>
-        <w:rPr>
-          <w:rStyle w:val="OperatorTok"/>
-        </w:rPr>
-        <w:t xml:space="preserve">+</w:t>
-      </w:r>
-      <w:r>
-        <w:rPr>
-          <w:rStyle w:val="NormalTok"/>
-        </w:rPr>
-        <w:t xml:space="preserve"> number1 </w:t>
-      </w:r>
-      <w:r>
-        <w:rPr>
-          <w:rStyle w:val="OperatorTok"/>
-        </w:rPr>
-        <w:t xml:space="preserve">+</w:t>
-      </w:r>
-      <w:r>
-        <w:rPr>
-          <w:rStyle w:val="NormalTok"/>
-        </w:rPr>
-        <w:t xml:space="preserve"> </w:t>
-      </w:r>
-      <w:r>
-        <w:rPr>
-          <w:rStyle w:val="StringTok"/>
-        </w:rPr>
-        <w:t xml:space="preserve">" and "</w:t>
-      </w:r>
-      <w:r>
-        <w:rPr>
-          <w:rStyle w:val="NormalTok"/>
-        </w:rPr>
-        <w:t xml:space="preserve"> </w:t>
-      </w:r>
-      <w:r>
-        <w:rPr>
-          <w:rStyle w:val="OperatorTok"/>
-        </w:rPr>
-        <w:t xml:space="preserve">+</w:t>
-      </w:r>
-      <w:r>
-        <w:rPr>
-          <w:rStyle w:val="NormalTok"/>
-        </w:rPr>
-        <w:t xml:space="preserve"> number2 </w:t>
-      </w:r>
-      <w:r>
-        <w:rPr>
-          <w:rStyle w:val="OperatorTok"/>
-        </w:rPr>
-        <w:t xml:space="preserve">+</w:t>
-      </w:r>
-      <w:r>
-        <w:rPr>
-          <w:rStyle w:val="NormalTok"/>
-        </w:rPr>
-        <w:t xml:space="preserve"> </w:t>
-      </w:r>
-      <w:r>
-        <w:rPr>
-          <w:rStyle w:val="StringTok"/>
-        </w:rPr>
-        <w:t xml:space="preserve">" is: "</w:t>
-      </w:r>
-      <w:r>
-        <w:rPr>
-          <w:rStyle w:val="NormalTok"/>
-        </w:rPr>
-        <w:t xml:space="preserve"> </w:t>
-      </w:r>
-      <w:r>
-        <w:rPr>
-          <w:rStyle w:val="OperatorTok"/>
-        </w:rPr>
-        <w:t xml:space="preserve">+</w:t>
-      </w:r>
-      <w:r>
-        <w:rPr>
-          <w:rStyle w:val="NormalTok"/>
-        </w:rPr>
-        <w:t xml:space="preserve"> result</w:t>
-      </w:r>
-      <w:r>
-        <w:rPr>
-          <w:rStyle w:val="OperatorTok"/>
-        </w:rPr>
-        <w:t xml:space="preserve">);</w:t>
-      </w:r>
-      <w:r>
-        <w:br/>
-      </w:r>
-      <w:r>
-        <w:rPr>
-          <w:rStyle w:val="NormalTok"/>
-        </w:rPr>
-        <w:t xml:space="preserve">    </w:t>
-      </w:r>
-      <w:r>
-        <w:rPr>
-          <w:rStyle w:val="OperatorTok"/>
-        </w:rPr>
-        <w:t xml:space="preserve">}</w:t>
-      </w:r>
-      <w:r>
-        <w:br/>
-      </w:r>
-      <w:r>
-        <w:rPr>
-          <w:rStyle w:val="OperatorTok"/>
-        </w:rPr>
-        <w:t xml:space="preserve">}</w:t>
-      </w:r>
-      <w:r>
-        <w:br/>
-      </w:r>
-      <w:r>
-        <w:br/>
-      </w:r>
-      <w:r>
-        <w:rPr>
-          <w:rStyle w:val="CommentTok"/>
-        </w:rPr>
-        <w:t xml:space="preserve">// Assuming Main class is accessible</w:t>
-      </w:r>
-      <w:r>
-        <w:br/>
-      </w:r>
-      <w:r>
-        <w:rPr>
-          <w:rStyle w:val="KeywordTok"/>
-        </w:rPr>
-        <w:t xml:space="preserve">class</w:t>
-      </w:r>
-      <w:r>
-        <w:rPr>
-          <w:rStyle w:val="NormalTok"/>
-        </w:rPr>
-        <w:t xml:space="preserve"> Main </w:t>
-      </w:r>
-      <w:r>
-        <w:rPr>
-          <w:rStyle w:val="OperatorTok"/>
-        </w:rPr>
-        <w:t xml:space="preserve">{</w:t>
-      </w:r>
-      <w:r>
-        <w:br/>
-      </w:r>
-      <w:r>
-        <w:rPr>
-          <w:rStyle w:val="NormalTok"/>
-        </w:rPr>
-        <w:t xml:space="preserve">    </w:t>
-      </w:r>
-      <w:r>
-        <w:rPr>
-          <w:rStyle w:val="KeywordTok"/>
-        </w:rPr>
-        <w:t xml:space="preserve">public</w:t>
-      </w:r>
-      <w:r>
-        <w:rPr>
-          <w:rStyle w:val="NormalTok"/>
-        </w:rPr>
-        <w:t xml:space="preserve"> </w:t>
-      </w:r>
-      <w:r>
-        <w:rPr>
-          <w:rStyle w:val="DataTypeTok"/>
-        </w:rPr>
-        <w:t xml:space="preserve">static</w:t>
-      </w:r>
-      <w:r>
-        <w:rPr>
-          <w:rStyle w:val="NormalTok"/>
-        </w:rPr>
-        <w:t xml:space="preserve"> </w:t>
-      </w:r>
-      <w:r>
-        <w:rPr>
-          <w:rStyle w:val="DataTypeTok"/>
-        </w:rPr>
-        <w:t xml:space="preserve">int</w:t>
-      </w:r>
-      <w:r>
-        <w:rPr>
-          <w:rStyle w:val="NormalTok"/>
-        </w:rPr>
-        <w:t xml:space="preserve"> </w:t>
-      </w:r>
-      <w:r>
-        <w:rPr>
-          <w:rStyle w:val="FunctionTok"/>
-        </w:rPr>
-        <w:t xml:space="preserve">add</w:t>
-      </w:r>
-      <w:r>
-        <w:rPr>
-          <w:rStyle w:val="OperatorTok"/>
-        </w:rPr>
-        <w:t xml:space="preserve">(</w:t>
-      </w:r>
-      <w:r>
-        <w:rPr>
-          <w:rStyle w:val="DataTypeTok"/>
-        </w:rPr>
-        <w:t xml:space="preserve">int</w:t>
-      </w:r>
-      <w:r>
-        <w:rPr>
-          <w:rStyle w:val="NormalTok"/>
-        </w:rPr>
-        <w:t xml:space="preserve"> a</w:t>
-      </w:r>
-      <w:r>
-        <w:rPr>
-          <w:rStyle w:val="OperatorTok"/>
-        </w:rPr>
-        <w:t xml:space="preserve">,</w:t>
-      </w:r>
-      <w:r>
-        <w:rPr>
-          <w:rStyle w:val="NormalTok"/>
-        </w:rPr>
-        <w:t xml:space="preserve"> </w:t>
-      </w:r>
-      <w:r>
-        <w:rPr>
-          <w:rStyle w:val="DataTypeTok"/>
-        </w:rPr>
-        <w:t xml:space="preserve">int</w:t>
-      </w:r>
-      <w:r>
-        <w:rPr>
-          <w:rStyle w:val="NormalTok"/>
-        </w:rPr>
-        <w:t xml:space="preserve"> b</w:t>
-      </w:r>
-      <w:r>
-        <w:rPr>
-          <w:rStyle w:val="OperatorTok"/>
-        </w:rPr>
-        <w:t xml:space="preserve">)</w:t>
-      </w:r>
-      <w:r>
-        <w:rPr>
-          <w:rStyle w:val="NormalTok"/>
-        </w:rPr>
-        <w:t xml:space="preserve"> </w:t>
-      </w:r>
-      <w:r>
-        <w:rPr>
-          <w:rStyle w:val="OperatorTok"/>
-        </w:rPr>
-        <w:t xml:space="preserve">{</w:t>
-      </w:r>
-      <w:r>
-        <w:br/>
-      </w:r>
-      <w:r>
-        <w:rPr>
-          <w:rStyle w:val="NormalTok"/>
-        </w:rPr>
-        <w:t xml:space="preserve">        </w:t>
-      </w:r>
-      <w:r>
-        <w:rPr>
-          <w:rStyle w:val="ControlFlowTok"/>
-        </w:rPr>
-        <w:t xml:space="preserve">return</w:t>
-      </w:r>
-      <w:r>
-        <w:rPr>
-          <w:rStyle w:val="NormalTok"/>
-        </w:rPr>
-        <w:t xml:space="preserve"> a </w:t>
-      </w:r>
-      <w:r>
-        <w:rPr>
-          <w:rStyle w:val="OperatorTok"/>
-        </w:rPr>
-        <w:t xml:space="preserve">+</w:t>
-      </w:r>
-      <w:r>
-        <w:rPr>
-          <w:rStyle w:val="NormalTok"/>
-        </w:rPr>
-        <w:t xml:space="preserve"> b</w:t>
-      </w:r>
-      <w:r>
-        <w:rPr>
-          <w:rStyle w:val="OperatorTok"/>
-        </w:rPr>
-        <w:t xml:space="preserve">;</w:t>
-      </w:r>
-      <w:r>
-        <w:br/>
-      </w:r>
-      <w:r>
-        <w:rPr>
-          <w:rStyle w:val="NormalTok"/>
-        </w:rPr>
-        <w:t xml:space="preserve">    </w:t>
-      </w:r>
-      <w:r>
-        <w:rPr>
-          <w:rStyle w:val="OperatorTok"/>
-        </w:rPr>
-        <w:t xml:space="preserve">}</w:t>
-      </w:r>
-      <w:r>
-        <w:br/>
-      </w:r>
-      <w:r>
-        <w:rPr>
-          <w:rStyle w:val="OperatorTok"/>
-        </w:rPr>
-        <w:t xml:space="preserve">}</w:t>
+        <w:pStyle w:val="FirstParagraph"/>
+      </w:pPr>
+      <w:r>
+        <w:rPr>
+          <w:b/>
+          <w:bCs/>
+        </w:rPr>
+        <w:t xml:space="preserve">Output:</w:t>
       </w:r>
     </w:p>
     <w:p>
       <w:pPr>
-        <w:pStyle w:val="FirstParagraph"/>
-      </w:pPr>
-      <w:r>
-        <w:rPr>
-          <w:b/>
-          <w:bCs/>
-        </w:rPr>
-        <w:t xml:space="preserve">Output:</w:t>
-      </w:r>
-    </w:p>
-    <w:p>
-      <w:pPr>
         <w:pStyle w:val="SourceCode"/>
       </w:pPr>
       <w:r>
         <w:rPr>
           <w:rStyle w:val="VerbatimChar"/>
         </w:rPr>
-        <w:t xml:space="preserve">The sum of 7 and 8 is: 15</w:t>
+        <w:t xml:space="preserve">8</w:t>
       </w:r>
     </w:p>
     <w:p>
@@ -2492,7 +1993,7 @@
         </w:pict>
       </w:r>
     </w:p>
-    <w:bookmarkStart w:id="20" w:name="functiondef-factorialn"/>
+    <w:bookmarkStart w:id="21" w:name="functiondef-factorialn"/>
     <w:p>
       <w:pPr>
         <w:pStyle w:val="Heading3"/>
@@ -2510,10 +2011,10 @@
         <w:t xml:space="preserve">FunctionDef factorial(n)</w:t>
       </w:r>
     </w:p>
-    <w:bookmarkEnd w:id="20"/>
     <w:bookmarkEnd w:id="21"/>
     <w:bookmarkEnd w:id="22"/>
-    <w:bookmarkStart w:id="29" w:name="function-factorialint-n"/>
+    <w:bookmarkEnd w:id="23"/>
+    <w:bookmarkStart w:id="30" w:name="function-factorial"/>
     <w:p>
       <w:pPr>
         <w:pStyle w:val="Heading1"/>
@@ -2528,10 +2029,10 @@
         <w:tab/>
       </w:r>
       <w:r>
-        <w:t xml:space="preserve">Function: factorial(int n)</w:t>
+        <w:t xml:space="preserve">Function: factorial</w:t>
       </w:r>
     </w:p>
-    <w:bookmarkStart w:id="23" w:name="overview-2"/>
+    <w:bookmarkStart w:id="24" w:name="overview-2"/>
     <w:p>
       <w:pPr>
         <w:pStyle w:val="Heading2"/>
@@ -2572,8 +2073,8 @@
         <w:t xml:space="preserve">function recursively calculates the factorial of a given non-negative integer.</w:t>
       </w:r>
     </w:p>
-    <w:bookmarkEnd w:id="23"/>
-    <w:bookmarkStart w:id="24" w:name="parameters-1"/>
+    <w:bookmarkEnd w:id="24"/>
+    <w:bookmarkStart w:id="25" w:name="parameters-1"/>
     <w:p>
       <w:pPr>
         <w:pStyle w:val="Heading2"/>
@@ -2606,14 +2107,11 @@
         <w:t xml:space="preserve">n</w:t>
       </w:r>
       <w:r>
-        <w:t xml:space="preserve"> </w:t>
-      </w:r>
-      <w:r>
-        <w:t xml:space="preserve">(int): The non-negative integer for which the factorial will be computed.</w:t>
+        <w:t xml:space="preserve">: The non-negative integer for which the factorial is to be calculated.</w:t>
       </w:r>
     </w:p>
-    <w:bookmarkEnd w:id="24"/>
-    <w:bookmarkStart w:id="25" w:name="description-2"/>
+    <w:bookmarkEnd w:id="25"/>
+    <w:bookmarkStart w:id="26" w:name="description-2"/>
     <w:p>
       <w:pPr>
         <w:pStyle w:val="Heading2"/>
@@ -2636,391 +2134,25 @@
         <w:pStyle w:val="FirstParagraph"/>
       </w:pPr>
       <w:r>
-        <w:t xml:space="preserve">This function implements the mathematical factorial operation, which is the product of all positive integers up to a given number</w:t>
-      </w:r>
-      <w:r>
-        <w:t xml:space="preserve"> </w:t>
-      </w:r>
-      <w:r>
-        <w:rPr>
-          <w:rStyle w:val="VerbatimChar"/>
-        </w:rPr>
-        <w:t xml:space="preserve">n</w:t>
-      </w:r>
-      <w:r>
-        <w:t xml:space="preserve"> </w:t>
-      </w:r>
-      <w:r>
-        <w:t xml:space="preserve">(denoted as</w:t>
-      </w:r>
-      <w:r>
-        <w:t xml:space="preserve"> </w:t>
-      </w:r>
-      <w:r>
-        <w:rPr>
-          <w:rStyle w:val="VerbatimChar"/>
-        </w:rPr>
-        <w:t xml:space="preserve">n!</w:t>
-      </w:r>
-      <w:r>
-        <w:t xml:space="preserve">). The implementation uses recursion.</w:t>
+        <w:t xml:space="preserve">This function implements the mathematical factorial operation using recursion. The logic is divided into two main parts:</w:t>
       </w:r>
     </w:p>
     <w:p>
       <w:pPr>
-        <w:pStyle w:val="BodyText"/>
-      </w:pPr>
-      <w:r>
-        <w:t xml:space="preserve">The logic follows two main paths:</w:t>
-      </w:r>
-      <w:r>
-        <w:t xml:space="preserve"> </w:t>
-      </w:r>
-      <w:r>
-        <w:t xml:space="preserve">1.</w:t>
-      </w:r>
-      <w:r>
-        <w:t xml:space="preserve"> </w:t>
-      </w:r>
-      <w:r>
-        <w:rPr>
-          <w:b/>
-          <w:bCs/>
-        </w:rPr>
-        <w:t xml:space="preserve">Base Case</w:t>
-      </w:r>
-      <w:r>
-        <w:t xml:space="preserve">: The recursion terminates when the input</w:t>
-      </w:r>
-      <w:r>
-        <w:t xml:space="preserve"> </w:t>
-      </w:r>
-      <w:r>
-        <w:rPr>
-          <w:rStyle w:val="VerbatimChar"/>
-        </w:rPr>
-        <w:t xml:space="preserve">n</w:t>
-      </w:r>
-      <w:r>
-        <w:t xml:space="preserve"> </w:t>
-      </w:r>
-      <w:r>
-        <w:t xml:space="preserve">is less than or equal to</w:t>
-      </w:r>
-      <w:r>
-        <w:t xml:space="preserve"> </w:t>
-      </w:r>
-      <w:r>
-        <w:rPr>
-          <w:rStyle w:val="VerbatimChar"/>
-        </w:rPr>
-        <w:t xml:space="preserve">1</w:t>
-      </w:r>
-      <w:r>
-        <w:t xml:space="preserve">. In this case, the function returns</w:t>
-      </w:r>
-      <w:r>
-        <w:t xml:space="preserve"> </w:t>
-      </w:r>
-      <w:r>
-        <w:rPr>
-          <w:rStyle w:val="VerbatimChar"/>
-        </w:rPr>
-        <w:t xml:space="preserve">1</w:t>
-      </w:r>
-      <w:r>
-        <w:t xml:space="preserve">, as the factorial of 1 (</w:t>
-      </w:r>
-      <w:r>
-        <w:rPr>
-          <w:rStyle w:val="VerbatimChar"/>
-        </w:rPr>
-        <w:t xml:space="preserve">1!</w:t>
-      </w:r>
-      <w:r>
-        <w:t xml:space="preserve">) and 0 (</w:t>
-      </w:r>
-      <w:r>
-        <w:rPr>
-          <w:rStyle w:val="VerbatimChar"/>
-        </w:rPr>
-        <w:t xml:space="preserve">0!</w:t>
-      </w:r>
-      <w:r>
-        <w:t xml:space="preserve">) is defined as 1.</w:t>
-      </w:r>
-      <w:r>
-        <w:t xml:space="preserve"> </w:t>
-      </w:r>
-      <w:r>
-        <w:t xml:space="preserve">2.</w:t>
-      </w:r>
-      <w:r>
-        <w:t xml:space="preserve"> </w:t>
-      </w:r>
-      <w:r>
-        <w:rPr>
-          <w:b/>
-          <w:bCs/>
-        </w:rPr>
-        <w:t xml:space="preserve">Recursive Step</w:t>
-      </w:r>
-      <w:r>
-        <w:t xml:space="preserve">: If</w:t>
-      </w:r>
-      <w:r>
-        <w:t xml:space="preserve"> </w:t>
-      </w:r>
-      <w:r>
-        <w:rPr>
-          <w:rStyle w:val="VerbatimChar"/>
-        </w:rPr>
-        <w:t xml:space="preserve">n</w:t>
-      </w:r>
-      <w:r>
-        <w:t xml:space="preserve"> </w:t>
-      </w:r>
-      <w:r>
-        <w:t xml:space="preserve">is greater than</w:t>
-      </w:r>
-      <w:r>
-        <w:t xml:space="preserve"> </w:t>
-      </w:r>
-      <w:r>
-        <w:rPr>
-          <w:rStyle w:val="VerbatimChar"/>
-        </w:rPr>
-        <w:t xml:space="preserve">1</w:t>
-      </w:r>
-      <w:r>
-        <w:t xml:space="preserve">, the function multiplies</w:t>
-      </w:r>
-      <w:r>
-        <w:t xml:space="preserve"> </w:t>
-      </w:r>
-      <w:r>
-        <w:rPr>
-          <w:rStyle w:val="VerbatimChar"/>
-        </w:rPr>
-        <w:t xml:space="preserve">n</w:t>
-      </w:r>
-      <w:r>
-        <w:t xml:space="preserve"> </w:t>
-      </w:r>
-      <w:r>
-        <w:t xml:space="preserve">by the result of calling itself with the argument</w:t>
-      </w:r>
-      <w:r>
-        <w:t xml:space="preserve"> </w:t>
-      </w:r>
-      <w:r>
-        <w:rPr>
-          <w:rStyle w:val="VerbatimChar"/>
-        </w:rPr>
-        <w:t xml:space="preserve">n - 1</w:t>
-      </w:r>
-      <w:r>
-        <w:t xml:space="preserve">. This process continues until the base case is reached.</w:t>
-      </w:r>
-    </w:p>
-    <w:p>
-      <w:pPr>
-        <w:pStyle w:val="BodyText"/>
-      </w:pPr>
-      <w:r>
-        <w:t xml:space="preserve">For example, a call to</w:t>
-      </w:r>
-      <w:r>
-        <w:t xml:space="preserve"> </w:t>
-      </w:r>
-      <w:r>
-        <w:rPr>
-          <w:rStyle w:val="VerbatimChar"/>
-        </w:rPr>
-        <w:t xml:space="preserve">factorial(4)</w:t>
-      </w:r>
-      <w:r>
-        <w:t xml:space="preserve"> </w:t>
-      </w:r>
-      <w:r>
-        <w:t xml:space="preserve">unfolds as follows:</w:t>
-      </w:r>
-      <w:r>
-        <w:t xml:space="preserve"> </w:t>
-      </w:r>
-      <w:r>
-        <w:t xml:space="preserve">-</w:t>
-      </w:r>
-      <w:r>
-        <w:t xml:space="preserve"> </w:t>
-      </w:r>
-      <w:r>
-        <w:rPr>
-          <w:rStyle w:val="VerbatimChar"/>
-        </w:rPr>
-        <w:t xml:space="preserve">factorial(4)</w:t>
-      </w:r>
-      <w:r>
-        <w:t xml:space="preserve"> </w:t>
-      </w:r>
-      <w:r>
-        <w:t xml:space="preserve">returns</w:t>
-      </w:r>
-      <w:r>
-        <w:t xml:space="preserve"> </w:t>
-      </w:r>
-      <w:r>
-        <w:rPr>
-          <w:rStyle w:val="VerbatimChar"/>
-        </w:rPr>
-        <w:t xml:space="preserve">4 * factorial(3)</w:t>
-      </w:r>
-      <w:r>
-        <w:t xml:space="preserve"> </w:t>
-      </w:r>
-      <w:r>
-        <w:t xml:space="preserve">-</w:t>
-      </w:r>
-      <w:r>
-        <w:t xml:space="preserve"> </w:t>
-      </w:r>
-      <w:r>
-        <w:rPr>
-          <w:rStyle w:val="VerbatimChar"/>
-        </w:rPr>
-        <w:t xml:space="preserve">factorial(3)</w:t>
-      </w:r>
-      <w:r>
-        <w:t xml:space="preserve"> </w:t>
-      </w:r>
-      <w:r>
-        <w:t xml:space="preserve">returns</w:t>
-      </w:r>
-      <w:r>
-        <w:t xml:space="preserve"> </w:t>
-      </w:r>
-      <w:r>
-        <w:rPr>
-          <w:rStyle w:val="VerbatimChar"/>
-        </w:rPr>
-        <w:t xml:space="preserve">3 * factorial(2)</w:t>
-      </w:r>
-      <w:r>
-        <w:t xml:space="preserve"> </w:t>
-      </w:r>
-      <w:r>
-        <w:t xml:space="preserve">-</w:t>
-      </w:r>
-      <w:r>
-        <w:t xml:space="preserve"> </w:t>
-      </w:r>
-      <w:r>
-        <w:rPr>
-          <w:rStyle w:val="VerbatimChar"/>
-        </w:rPr>
-        <w:t xml:space="preserve">factorial(2)</w:t>
-      </w:r>
-      <w:r>
-        <w:t xml:space="preserve"> </w:t>
-      </w:r>
-      <w:r>
-        <w:t xml:space="preserve">returns</w:t>
-      </w:r>
-      <w:r>
-        <w:t xml:space="preserve"> </w:t>
-      </w:r>
-      <w:r>
-        <w:rPr>
-          <w:rStyle w:val="VerbatimChar"/>
-        </w:rPr>
-        <w:t xml:space="preserve">2 * factorial(1)</w:t>
-      </w:r>
-      <w:r>
-        <w:t xml:space="preserve"> </w:t>
-      </w:r>
-      <w:r>
-        <w:t xml:space="preserve">-</w:t>
-      </w:r>
-      <w:r>
-        <w:t xml:space="preserve"> </w:t>
-      </w:r>
-      <w:r>
-        <w:rPr>
-          <w:rStyle w:val="VerbatimChar"/>
-        </w:rPr>
-        <w:t xml:space="preserve">factorial(1)</w:t>
-      </w:r>
-      <w:r>
-        <w:t xml:space="preserve"> </w:t>
-      </w:r>
-      <w:r>
-        <w:t xml:space="preserve">returns</w:t>
-      </w:r>
-      <w:r>
-        <w:t xml:space="preserve"> </w:t>
-      </w:r>
-      <w:r>
-        <w:rPr>
-          <w:rStyle w:val="VerbatimChar"/>
-        </w:rPr>
-        <w:t xml:space="preserve">1</w:t>
-      </w:r>
-      <w:r>
-        <w:t xml:space="preserve"> </w:t>
-      </w:r>
-      <w:r>
-        <w:t xml:space="preserve">(base case)</w:t>
-      </w:r>
-    </w:p>
-    <w:p>
-      <w:pPr>
-        <w:pStyle w:val="BodyText"/>
-      </w:pPr>
-      <w:r>
-        <w:t xml:space="preserve">The final result is calculated by multiplying back up the call stack:</w:t>
-      </w:r>
-      <w:r>
-        <w:t xml:space="preserve"> </w:t>
-      </w:r>
-      <w:r>
-        <w:rPr>
-          <w:rStyle w:val="VerbatimChar"/>
-        </w:rPr>
-        <w:t xml:space="preserve">4 * 3 * 2 * 1 = 24</w:t>
-      </w:r>
-      <w:r>
-        <w:t xml:space="preserve">.</w:t>
-      </w:r>
-    </w:p>
-    <w:bookmarkEnd w:id="25"/>
-    <w:bookmarkStart w:id="26" w:name="usage-notes-2"/>
-    <w:p>
-      <w:pPr>
-        <w:pStyle w:val="Heading2"/>
-      </w:pPr>
-      <w:r>
-        <w:rPr>
-          <w:rStyle w:val="SectionNumber"/>
-        </w:rPr>
-        <w:t xml:space="preserve">3.4</w:t>
-      </w:r>
-      <w:r>
-        <w:tab/>
-      </w:r>
-      <w:r>
-        <w:t xml:space="preserve">Usage Notes</w:t>
-      </w:r>
-    </w:p>
-    <w:p>
-      <w:pPr>
-        <w:pStyle w:val="Compact"/>
         <w:numPr>
           <w:ilvl w:val="0"/>
           <w:numId w:val="1006"/>
         </w:numPr>
       </w:pPr>
       <w:r>
-        <w:t xml:space="preserve">The function is designed for non-negative integers. Providing a negative number will cause infinite recursion, leading to a</w:t>
+        <w:rPr>
+          <w:b/>
+          <w:bCs/>
+        </w:rPr>
+        <w:t xml:space="preserve">Base Case</w:t>
+      </w:r>
+      <w:r>
+        <w:t xml:space="preserve">: The recursion terminates when the input</w:t>
       </w:r>
       <w:r>
         <w:t xml:space="preserve"> </w:t>
@@ -3029,22 +2161,64 @@
         <w:rPr>
           <w:rStyle w:val="VerbatimChar"/>
         </w:rPr>
-        <w:t xml:space="preserve">StackOverflowError</w:t>
-      </w:r>
-      <w:r>
-        <w:t xml:space="preserve">.</w:t>
+        <w:t xml:space="preserve">n</w:t>
+      </w:r>
+      <w:r>
+        <w:t xml:space="preserve"> </w:t>
+      </w:r>
+      <w:r>
+        <w:t xml:space="preserve">is less than or equal to 1. According to the definition of factorials, the factorial of 0 (</w:t>
+      </w:r>
+      <w:r>
+        <w:rPr>
+          <w:rStyle w:val="VerbatimChar"/>
+        </w:rPr>
+        <w:t xml:space="preserve">0!</w:t>
+      </w:r>
+      <w:r>
+        <w:t xml:space="preserve">) and 1 (</w:t>
+      </w:r>
+      <w:r>
+        <w:rPr>
+          <w:rStyle w:val="VerbatimChar"/>
+        </w:rPr>
+        <w:t xml:space="preserve">1!</w:t>
+      </w:r>
+      <w:r>
+        <w:t xml:space="preserve">) is 1. The function returns</w:t>
+      </w:r>
+      <w:r>
+        <w:t xml:space="preserve"> </w:t>
+      </w:r>
+      <w:r>
+        <w:rPr>
+          <w:rStyle w:val="VerbatimChar"/>
+        </w:rPr>
+        <w:t xml:space="preserve">1</w:t>
+      </w:r>
+      <w:r>
+        <w:t xml:space="preserve"> </w:t>
+      </w:r>
+      <w:r>
+        <w:t xml:space="preserve">in this case, preventing infinite recursion.</w:t>
       </w:r>
     </w:p>
     <w:p>
       <w:pPr>
-        <w:pStyle w:val="Compact"/>
         <w:numPr>
           <w:ilvl w:val="0"/>
           <w:numId w:val="1006"/>
         </w:numPr>
       </w:pPr>
       <w:r>
-        <w:t xml:space="preserve">The return type is</w:t>
+        <w:rPr>
+          <w:b/>
+          <w:bCs/>
+        </w:rPr>
+        <w:t xml:space="preserve">Recursive Step</w:t>
+      </w:r>
+      <w:r>
+        <w:t xml:space="preserve">: If</w:t>
       </w:r>
       <w:r>
         <w:t xml:space="preserve"> </w:t>
@@ -3053,10 +2227,13 @@
         <w:rPr>
           <w:rStyle w:val="VerbatimChar"/>
         </w:rPr>
-        <w:t xml:space="preserve">int</w:t>
-      </w:r>
-      <w:r>
-        <w:t xml:space="preserve">. Factorials grow very rapidly. Inputs greater than</w:t>
+        <w:t xml:space="preserve">n</w:t>
+      </w:r>
+      <w:r>
+        <w:t xml:space="preserve"> </w:t>
+      </w:r>
+      <w:r>
+        <w:t xml:space="preserve">is greater than 1, the function calculates the factorial by multiplying</w:t>
       </w:r>
       <w:r>
         <w:t xml:space="preserve"> </w:t>
@@ -3065,13 +2242,13 @@
         <w:rPr>
           <w:rStyle w:val="VerbatimChar"/>
         </w:rPr>
-        <w:t xml:space="preserve">12</w:t>
-      </w:r>
-      <w:r>
-        <w:t xml:space="preserve"> </w:t>
-      </w:r>
-      <w:r>
-        <w:t xml:space="preserve">will cause an integer overflow, resulting in an incorrect value, as</w:t>
+        <w:t xml:space="preserve">n</w:t>
+      </w:r>
+      <w:r>
+        <w:t xml:space="preserve"> </w:t>
+      </w:r>
+      <w:r>
+        <w:t xml:space="preserve">with the result of calling itself with the argument</w:t>
       </w:r>
       <w:r>
         <w:t xml:space="preserve"> </w:t>
@@ -3080,25 +2257,18 @@
         <w:rPr>
           <w:rStyle w:val="VerbatimChar"/>
         </w:rPr>
-        <w:t xml:space="preserve">13!</w:t>
-      </w:r>
-      <w:r>
-        <w:t xml:space="preserve"> </w:t>
-      </w:r>
-      <w:r>
-        <w:t xml:space="preserve">exceeds the maximum value for a standard 32-bit signed integer.</w:t>
+        <w:t xml:space="preserve">n - 1</w:t>
+      </w:r>
+      <w:r>
+        <w:t xml:space="preserve">. This process continues until the base case is reached.</w:t>
       </w:r>
     </w:p>
     <w:p>
       <w:pPr>
-        <w:pStyle w:val="Compact"/>
-        <w:numPr>
-          <w:ilvl w:val="0"/>
-          <w:numId w:val="1006"/>
-        </w:numPr>
-      </w:pPr>
-      <w:r>
-        <w:t xml:space="preserve">This is a</w:t>
+        <w:pStyle w:val="FirstParagraph"/>
+      </w:pPr>
+      <w:r>
+        <w:t xml:space="preserve">For example,</w:t>
       </w:r>
       <w:r>
         <w:t xml:space="preserve"> </w:t>
@@ -3107,13 +2277,13 @@
         <w:rPr>
           <w:rStyle w:val="VerbatimChar"/>
         </w:rPr>
-        <w:t xml:space="preserve">static</w:t>
-      </w:r>
-      <w:r>
-        <w:t xml:space="preserve"> </w:t>
-      </w:r>
-      <w:r>
-        <w:t xml:space="preserve">method, so it should be called on the class itself (e.g.,</w:t>
+        <w:t xml:space="preserve">factorial(4)</w:t>
+      </w:r>
+      <w:r>
+        <w:t xml:space="preserve"> </w:t>
+      </w:r>
+      <w:r>
+        <w:t xml:space="preserve">is computed as follows:</w:t>
       </w:r>
       <w:r>
         <w:t xml:space="preserve"> </w:t>
@@ -3122,25 +2292,7 @@
         <w:rPr>
           <w:rStyle w:val="VerbatimChar"/>
         </w:rPr>
-        <w:t xml:space="preserve">Main.factorial(5)</w:t>
-      </w:r>
-      <w:r>
-        <w:t xml:space="preserve">), not on an instance of the class.</w:t>
-      </w:r>
-    </w:p>
-    <w:p>
-      <w:pPr>
-        <w:pStyle w:val="FirstParagraph"/>
-      </w:pPr>
-      <w:r>
-        <w:rPr>
-          <w:b/>
-          <w:bCs/>
-        </w:rPr>
-        <w:t xml:space="preserve">Output Example</w:t>
-      </w:r>
-      <w:r>
-        <w:t xml:space="preserve">: A single integer representing the calculated factorial.</w:t>
+        <w:t xml:space="preserve">4 * factorial(3)</w:t>
       </w:r>
       <w:r>
         <w:t xml:space="preserve"> </w:t>
@@ -3149,11 +2301,47 @@
         <w:rPr>
           <w:rStyle w:val="VerbatimChar"/>
         </w:rPr>
-        <w:t xml:space="preserve">120</w:t>
+        <w:t xml:space="preserve">4 * (3 * factorial(2))</w:t>
+      </w:r>
+      <w:r>
+        <w:t xml:space="preserve"> </w:t>
+      </w:r>
+      <w:r>
+        <w:rPr>
+          <w:rStyle w:val="VerbatimChar"/>
+        </w:rPr>
+        <w:t xml:space="preserve">4 * (3 * (2 * factorial(1)))</w:t>
+      </w:r>
+      <w:r>
+        <w:t xml:space="preserve"> </w:t>
+      </w:r>
+      <w:r>
+        <w:rPr>
+          <w:rStyle w:val="VerbatimChar"/>
+        </w:rPr>
+        <w:t xml:space="preserve">4 * (3 * (2 * 1))</w:t>
+      </w:r>
+      <w:r>
+        <w:t xml:space="preserve"> </w:t>
+      </w:r>
+      <w:r>
+        <w:t xml:space="preserve">which evaluates to</w:t>
+      </w:r>
+      <w:r>
+        <w:t xml:space="preserve"> </w:t>
+      </w:r>
+      <w:r>
+        <w:rPr>
+          <w:rStyle w:val="VerbatimChar"/>
+        </w:rPr>
+        <w:t xml:space="preserve">24</w:t>
+      </w:r>
+      <w:r>
+        <w:t xml:space="preserve">.</w:t>
       </w:r>
     </w:p>
     <w:bookmarkEnd w:id="26"/>
-    <w:bookmarkStart w:id="28" w:name="example-2"/>
+    <w:bookmarkStart w:id="27" w:name="usage-notes-2"/>
     <w:p>
       <w:pPr>
         <w:pStyle w:val="Heading2"/>
@@ -3162,475 +2350,13 @@
         <w:rPr>
           <w:rStyle w:val="SectionNumber"/>
         </w:rPr>
-        <w:t xml:space="preserve">3.5</w:t>
+        <w:t xml:space="preserve">3.4</w:t>
       </w:r>
       <w:r>
         <w:tab/>
       </w:r>
       <w:r>
-        <w:t xml:space="preserve">Example</w:t>
-      </w:r>
-    </w:p>
-    <w:p>
-      <w:pPr>
-        <w:pStyle w:val="SourceCode"/>
-      </w:pPr>
-      <w:r>
-        <w:rPr>
-          <w:rStyle w:val="CommentTok"/>
-        </w:rPr>
-        <w:t xml:space="preserve">// Example usage within the Main class or another static context</w:t>
-      </w:r>
-      <w:r>
-        <w:br/>
-      </w:r>
-      <w:r>
-        <w:rPr>
-          <w:rStyle w:val="KeywordTok"/>
-        </w:rPr>
-        <w:t xml:space="preserve">public</w:t>
-      </w:r>
-      <w:r>
-        <w:rPr>
-          <w:rStyle w:val="NormalTok"/>
-        </w:rPr>
-        <w:t xml:space="preserve"> </w:t>
-      </w:r>
-      <w:r>
-        <w:rPr>
-          <w:rStyle w:val="DataTypeTok"/>
-        </w:rPr>
-        <w:t xml:space="preserve">static</w:t>
-      </w:r>
-      <w:r>
-        <w:rPr>
-          <w:rStyle w:val="NormalTok"/>
-        </w:rPr>
-        <w:t xml:space="preserve"> </w:t>
-      </w:r>
-      <w:r>
-        <w:rPr>
-          <w:rStyle w:val="DataTypeTok"/>
-        </w:rPr>
-        <w:t xml:space="preserve">void</w:t>
-      </w:r>
-      <w:r>
-        <w:rPr>
-          <w:rStyle w:val="NormalTok"/>
-        </w:rPr>
-        <w:t xml:space="preserve"> </w:t>
-      </w:r>
-      <w:r>
-        <w:rPr>
-          <w:rStyle w:val="FunctionTok"/>
-        </w:rPr>
-        <w:t xml:space="preserve">main</w:t>
-      </w:r>
-      <w:r>
-        <w:rPr>
-          <w:rStyle w:val="OperatorTok"/>
-        </w:rPr>
-        <w:t xml:space="preserve">(</w:t>
-      </w:r>
-      <w:r>
-        <w:rPr>
-          <w:rStyle w:val="BuiltInTok"/>
-        </w:rPr>
-        <w:t xml:space="preserve">String</w:t>
-      </w:r>
-      <w:r>
-        <w:rPr>
-          <w:rStyle w:val="OperatorTok"/>
-        </w:rPr>
-        <w:t xml:space="preserve">[]</w:t>
-      </w:r>
-      <w:r>
-        <w:rPr>
-          <w:rStyle w:val="NormalTok"/>
-        </w:rPr>
-        <w:t xml:space="preserve"> args</w:t>
-      </w:r>
-      <w:r>
-        <w:rPr>
-          <w:rStyle w:val="OperatorTok"/>
-        </w:rPr>
-        <w:t xml:space="preserve">)</w:t>
-      </w:r>
-      <w:r>
-        <w:rPr>
-          <w:rStyle w:val="NormalTok"/>
-        </w:rPr>
-        <w:t xml:space="preserve"> </w:t>
-      </w:r>
-      <w:r>
-        <w:rPr>
-          <w:rStyle w:val="OperatorTok"/>
-        </w:rPr>
-        <w:t xml:space="preserve">{</w:t>
-      </w:r>
-      <w:r>
-        <w:br/>
-      </w:r>
-      <w:r>
-        <w:rPr>
-          <w:rStyle w:val="NormalTok"/>
-        </w:rPr>
-        <w:t xml:space="preserve">    </w:t>
-      </w:r>
-      <w:r>
-        <w:rPr>
-          <w:rStyle w:val="DataTypeTok"/>
-        </w:rPr>
-        <w:t xml:space="preserve">int</w:t>
-      </w:r>
-      <w:r>
-        <w:rPr>
-          <w:rStyle w:val="NormalTok"/>
-        </w:rPr>
-        <w:t xml:space="preserve"> number </w:t>
-      </w:r>
-      <w:r>
-        <w:rPr>
-          <w:rStyle w:val="OperatorTok"/>
-        </w:rPr>
-        <w:t xml:space="preserve">=</w:t>
-      </w:r>
-      <w:r>
-        <w:rPr>
-          <w:rStyle w:val="NormalTok"/>
-        </w:rPr>
-        <w:t xml:space="preserve"> </w:t>
-      </w:r>
-      <w:r>
-        <w:rPr>
-          <w:rStyle w:val="DecValTok"/>
-        </w:rPr>
-        <w:t xml:space="preserve">5</w:t>
-      </w:r>
-      <w:r>
-        <w:rPr>
-          <w:rStyle w:val="OperatorTok"/>
-        </w:rPr>
-        <w:t xml:space="preserve">;</w:t>
-      </w:r>
-      <w:r>
-        <w:br/>
-      </w:r>
-      <w:r>
-        <w:rPr>
-          <w:rStyle w:val="NormalTok"/>
-        </w:rPr>
-        <w:t xml:space="preserve">    </w:t>
-      </w:r>
-      <w:r>
-        <w:rPr>
-          <w:rStyle w:val="DataTypeTok"/>
-        </w:rPr>
-        <w:t xml:space="preserve">int</w:t>
-      </w:r>
-      <w:r>
-        <w:rPr>
-          <w:rStyle w:val="NormalTok"/>
-        </w:rPr>
-        <w:t xml:space="preserve"> result </w:t>
-      </w:r>
-      <w:r>
-        <w:rPr>
-          <w:rStyle w:val="OperatorTok"/>
-        </w:rPr>
-        <w:t xml:space="preserve">=</w:t>
-      </w:r>
-      <w:r>
-        <w:rPr>
-          <w:rStyle w:val="NormalTok"/>
-        </w:rPr>
-        <w:t xml:space="preserve"> Main</w:t>
-      </w:r>
-      <w:r>
-        <w:rPr>
-          <w:rStyle w:val="OperatorTok"/>
-        </w:rPr>
-        <w:t xml:space="preserve">.</w:t>
-      </w:r>
-      <w:r>
-        <w:rPr>
-          <w:rStyle w:val="FunctionTok"/>
-        </w:rPr>
-        <w:t xml:space="preserve">factorial</w:t>
-      </w:r>
-      <w:r>
-        <w:rPr>
-          <w:rStyle w:val="OperatorTok"/>
-        </w:rPr>
-        <w:t xml:space="preserve">(</w:t>
-      </w:r>
-      <w:r>
-        <w:rPr>
-          <w:rStyle w:val="NormalTok"/>
-        </w:rPr>
-        <w:t xml:space="preserve">number</w:t>
-      </w:r>
-      <w:r>
-        <w:rPr>
-          <w:rStyle w:val="OperatorTok"/>
-        </w:rPr>
-        <w:t xml:space="preserve">);</w:t>
-      </w:r>
-      <w:r>
-        <w:br/>
-      </w:r>
-      <w:r>
-        <w:rPr>
-          <w:rStyle w:val="NormalTok"/>
-        </w:rPr>
-        <w:t xml:space="preserve">    </w:t>
-      </w:r>
-      <w:r>
-        <w:rPr>
-          <w:rStyle w:val="BuiltInTok"/>
-        </w:rPr>
-        <w:t xml:space="preserve">System</w:t>
-      </w:r>
-      <w:r>
-        <w:rPr>
-          <w:rStyle w:val="OperatorTok"/>
-        </w:rPr>
-        <w:t xml:space="preserve">.</w:t>
-      </w:r>
-      <w:r>
-        <w:rPr>
-          <w:rStyle w:val="FunctionTok"/>
-        </w:rPr>
-        <w:t xml:space="preserve">out</w:t>
-      </w:r>
-      <w:r>
-        <w:rPr>
-          <w:rStyle w:val="OperatorTok"/>
-        </w:rPr>
-        <w:t xml:space="preserve">.</w:t>
-      </w:r>
-      <w:r>
-        <w:rPr>
-          <w:rStyle w:val="FunctionTok"/>
-        </w:rPr>
-        <w:t xml:space="preserve">println</w:t>
-      </w:r>
-      <w:r>
-        <w:rPr>
-          <w:rStyle w:val="OperatorTok"/>
-        </w:rPr>
-        <w:t xml:space="preserve">(</w:t>
-      </w:r>
-      <w:r>
-        <w:rPr>
-          <w:rStyle w:val="StringTok"/>
-        </w:rPr>
-        <w:t xml:space="preserve">"The factorial of "</w:t>
-      </w:r>
-      <w:r>
-        <w:rPr>
-          <w:rStyle w:val="NormalTok"/>
-        </w:rPr>
-        <w:t xml:space="preserve"> </w:t>
-      </w:r>
-      <w:r>
-        <w:rPr>
-          <w:rStyle w:val="OperatorTok"/>
-        </w:rPr>
-        <w:t xml:space="preserve">+</w:t>
-      </w:r>
-      <w:r>
-        <w:rPr>
-          <w:rStyle w:val="NormalTok"/>
-        </w:rPr>
-        <w:t xml:space="preserve"> number </w:t>
-      </w:r>
-      <w:r>
-        <w:rPr>
-          <w:rStyle w:val="OperatorTok"/>
-        </w:rPr>
-        <w:t xml:space="preserve">+</w:t>
-      </w:r>
-      <w:r>
-        <w:rPr>
-          <w:rStyle w:val="NormalTok"/>
-        </w:rPr>
-        <w:t xml:space="preserve"> </w:t>
-      </w:r>
-      <w:r>
-        <w:rPr>
-          <w:rStyle w:val="StringTok"/>
-        </w:rPr>
-        <w:t xml:space="preserve">" is: "</w:t>
-      </w:r>
-      <w:r>
-        <w:rPr>
-          <w:rStyle w:val="NormalTok"/>
-        </w:rPr>
-        <w:t xml:space="preserve"> </w:t>
-      </w:r>
-      <w:r>
-        <w:rPr>
-          <w:rStyle w:val="OperatorTok"/>
-        </w:rPr>
-        <w:t xml:space="preserve">+</w:t>
-      </w:r>
-      <w:r>
-        <w:rPr>
-          <w:rStyle w:val="NormalTok"/>
-        </w:rPr>
-        <w:t xml:space="preserve"> result</w:t>
-      </w:r>
-      <w:r>
-        <w:rPr>
-          <w:rStyle w:val="OperatorTok"/>
-        </w:rPr>
-        <w:t xml:space="preserve">);</w:t>
-      </w:r>
-      <w:r>
-        <w:br/>
-      </w:r>
-      <w:r>
-        <w:rPr>
-          <w:rStyle w:val="OperatorTok"/>
-        </w:rPr>
-        <w:t xml:space="preserve">}</w:t>
-      </w:r>
-    </w:p>
-    <w:p>
-      <w:pPr>
-        <w:pStyle w:val="FirstParagraph"/>
-      </w:pPr>
-      <w:r>
-        <w:rPr>
-          <w:b/>
-          <w:bCs/>
-        </w:rPr>
-        <w:t xml:space="preserve">Output:</w:t>
-      </w:r>
-    </w:p>
-    <w:p>
-      <w:pPr>
-        <w:pStyle w:val="SourceCode"/>
-      </w:pPr>
-      <w:r>
-        <w:rPr>
-          <w:rStyle w:val="VerbatimChar"/>
-        </w:rPr>
-        <w:t xml:space="preserve">The factorial of 5 is: 120</w:t>
-      </w:r>
-    </w:p>
-    <w:p>
-      <w:r>
-        <w:pict>
-          <v:rect style="width:0;height:1.5pt" o:hralign="center" o:hrstd="t" o:hr="t"/>
-        </w:pict>
-      </w:r>
-    </w:p>
-    <w:p>
-      <w:r>
-        <w:pict>
-          <v:rect style="width:0;height:1.5pt" o:hralign="center" o:hrstd="t" o:hr="t"/>
-        </w:pict>
-      </w:r>
-    </w:p>
-    <w:bookmarkStart w:id="27" w:name="functiondef-greetname"/>
-    <w:p>
-      <w:pPr>
-        <w:pStyle w:val="Heading3"/>
-      </w:pPr>
-      <w:r>
-        <w:rPr>
-          <w:rStyle w:val="SectionNumber"/>
-        </w:rPr>
-        <w:t xml:space="preserve">3.5.1</w:t>
-      </w:r>
-      <w:r>
-        <w:tab/>
-      </w:r>
-      <w:r>
-        <w:t xml:space="preserve">FunctionDef greet(name)</w:t>
-      </w:r>
-    </w:p>
-    <w:bookmarkEnd w:id="27"/>
-    <w:bookmarkEnd w:id="28"/>
-    <w:bookmarkEnd w:id="29"/>
-    <w:bookmarkStart w:id="36" w:name="function-greetstring-name"/>
-    <w:p>
-      <w:pPr>
-        <w:pStyle w:val="Heading1"/>
-      </w:pPr>
-      <w:r>
-        <w:rPr>
-          <w:rStyle w:val="SectionNumber"/>
-        </w:rPr>
-        <w:t xml:space="preserve">4</w:t>
-      </w:r>
-      <w:r>
-        <w:tab/>
-      </w:r>
-      <w:r>
-        <w:t xml:space="preserve">Function: greet(String name)</w:t>
-      </w:r>
-    </w:p>
-    <w:bookmarkStart w:id="30" w:name="overview-3"/>
-    <w:p>
-      <w:pPr>
-        <w:pStyle w:val="Heading2"/>
-      </w:pPr>
-      <w:r>
-        <w:rPr>
-          <w:rStyle w:val="SectionNumber"/>
-        </w:rPr>
-        <w:t xml:space="preserve">4.1</w:t>
-      </w:r>
-      <w:r>
-        <w:tab/>
-      </w:r>
-      <w:r>
-        <w:t xml:space="preserve">Overview</w:t>
-      </w:r>
-    </w:p>
-    <w:p>
-      <w:pPr>
-        <w:pStyle w:val="FirstParagraph"/>
-      </w:pPr>
-      <w:r>
-        <w:t xml:space="preserve">The</w:t>
-      </w:r>
-      <w:r>
-        <w:t xml:space="preserve"> </w:t>
-      </w:r>
-      <w:r>
-        <w:rPr>
-          <w:rStyle w:val="VerbatimChar"/>
-        </w:rPr>
-        <w:t xml:space="preserve">greet</w:t>
-      </w:r>
-      <w:r>
-        <w:t xml:space="preserve"> </w:t>
-      </w:r>
-      <w:r>
-        <w:t xml:space="preserve">function prints a personalized greeting message to the standard console output.</w:t>
-      </w:r>
-    </w:p>
-    <w:bookmarkEnd w:id="30"/>
-    <w:bookmarkStart w:id="31" w:name="parameters-2"/>
-    <w:p>
-      <w:pPr>
-        <w:pStyle w:val="Heading2"/>
-      </w:pPr>
-      <w:r>
-        <w:rPr>
-          <w:rStyle w:val="SectionNumber"/>
-        </w:rPr>
-        <w:t xml:space="preserve">4.2</w:t>
-      </w:r>
-      <w:r>
-        <w:tab/>
-      </w:r>
-      <w:r>
-        <w:t xml:space="preserve">parameters</w:t>
+        <w:t xml:space="preserve">Usage Notes</w:t>
       </w:r>
     </w:p>
     <w:p>
@@ -3643,19 +2369,924 @@
       </w:pPr>
       <w:r>
         <w:rPr>
+          <w:b/>
+          <w:bCs/>
+        </w:rPr>
+        <w:t xml:space="preserve">Input Domain</w:t>
+      </w:r>
+      <w:r>
+        <w:t xml:space="preserve">: This function is intended for non-negative integers. Providing a negative number will cause infinite recursion, leading to a</w:t>
+      </w:r>
+      <w:r>
+        <w:t xml:space="preserve"> </w:t>
+      </w:r>
+      <w:r>
+        <w:rPr>
           <w:rStyle w:val="VerbatimChar"/>
         </w:rPr>
-        <w:t xml:space="preserve">name</w:t>
-      </w:r>
-      <w:r>
-        <w:t xml:space="preserve"> </w:t>
-      </w:r>
-      <w:r>
-        <w:t xml:space="preserve">(String): The name of the person or entity to be included in the greeting message.</w:t>
+        <w:t xml:space="preserve">StackOverflowError</w:t>
+      </w:r>
+      <w:r>
+        <w:t xml:space="preserve">.</w:t>
+      </w:r>
+    </w:p>
+    <w:p>
+      <w:pPr>
+        <w:pStyle w:val="Compact"/>
+        <w:numPr>
+          <w:ilvl w:val="0"/>
+          <w:numId w:val="1007"/>
+        </w:numPr>
+      </w:pPr>
+      <w:r>
+        <w:rPr>
+          <w:b/>
+          <w:bCs/>
+        </w:rPr>
+        <w:t xml:space="preserve">Integer Overflow</w:t>
+      </w:r>
+      <w:r>
+        <w:t xml:space="preserve">: The factorial value grows very rapidly. The</w:t>
+      </w:r>
+      <w:r>
+        <w:t xml:space="preserve"> </w:t>
+      </w:r>
+      <w:r>
+        <w:rPr>
+          <w:rStyle w:val="VerbatimChar"/>
+        </w:rPr>
+        <w:t xml:space="preserve">int</w:t>
+      </w:r>
+      <w:r>
+        <w:t xml:space="preserve"> </w:t>
+      </w:r>
+      <w:r>
+        <w:t xml:space="preserve">data type in Java has a limited range. For values of</w:t>
+      </w:r>
+      <w:r>
+        <w:t xml:space="preserve"> </w:t>
+      </w:r>
+      <w:r>
+        <w:rPr>
+          <w:rStyle w:val="VerbatimChar"/>
+        </w:rPr>
+        <w:t xml:space="preserve">n</w:t>
+      </w:r>
+      <w:r>
+        <w:t xml:space="preserve"> </w:t>
+      </w:r>
+      <w:r>
+        <w:t xml:space="preserve">greater than 12, the result will exceed the maximum value for a standard 32-bit integer, causing an overflow and producing an incorrect result. For larger numbers, consider using a data type with a larger range, such as</w:t>
+      </w:r>
+      <w:r>
+        <w:t xml:space="preserve"> </w:t>
+      </w:r>
+      <w:r>
+        <w:rPr>
+          <w:rStyle w:val="VerbatimChar"/>
+        </w:rPr>
+        <w:t xml:space="preserve">long</w:t>
+      </w:r>
+      <w:r>
+        <w:t xml:space="preserve"> </w:t>
+      </w:r>
+      <w:r>
+        <w:t xml:space="preserve">or</w:t>
+      </w:r>
+      <w:r>
+        <w:t xml:space="preserve"> </w:t>
+      </w:r>
+      <w:r>
+        <w:rPr>
+          <w:rStyle w:val="VerbatimChar"/>
+        </w:rPr>
+        <w:t xml:space="preserve">java.math.BigInteger</w:t>
+      </w:r>
+      <w:r>
+        <w:t xml:space="preserve">.</w:t>
+      </w:r>
+    </w:p>
+    <w:p>
+      <w:pPr>
+        <w:pStyle w:val="FirstParagraph"/>
+      </w:pPr>
+      <w:r>
+        <w:rPr>
+          <w:b/>
+          <w:bCs/>
+        </w:rPr>
+        <w:t xml:space="preserve">Output Example</w:t>
+      </w:r>
+      <w:r>
+        <w:t xml:space="preserve">: A single integer representing the calculated factorial.</w:t>
+      </w:r>
+      <w:r>
+        <w:t xml:space="preserve"> </w:t>
+      </w:r>
+      <w:r>
+        <w:rPr>
+          <w:rStyle w:val="VerbatimChar"/>
+        </w:rPr>
+        <w:t xml:space="preserve">120</w:t>
+      </w:r>
+    </w:p>
+    <w:bookmarkEnd w:id="27"/>
+    <w:bookmarkStart w:id="29" w:name="example-2"/>
+    <w:p>
+      <w:pPr>
+        <w:pStyle w:val="Heading2"/>
+      </w:pPr>
+      <w:r>
+        <w:rPr>
+          <w:rStyle w:val="SectionNumber"/>
+        </w:rPr>
+        <w:t xml:space="preserve">3.5</w:t>
+      </w:r>
+      <w:r>
+        <w:tab/>
+      </w:r>
+      <w:r>
+        <w:t xml:space="preserve">Example</w:t>
+      </w:r>
+    </w:p>
+    <w:p>
+      <w:pPr>
+        <w:pStyle w:val="SourceCode"/>
+      </w:pPr>
+      <w:r>
+        <w:rPr>
+          <w:rStyle w:val="CommentTok"/>
+        </w:rPr>
+        <w:t xml:space="preserve">// Example usage within a main method</w:t>
+      </w:r>
+      <w:r>
+        <w:br/>
+      </w:r>
+      <w:r>
+        <w:rPr>
+          <w:rStyle w:val="KeywordTok"/>
+        </w:rPr>
+        <w:t xml:space="preserve">public</w:t>
+      </w:r>
+      <w:r>
+        <w:rPr>
+          <w:rStyle w:val="NormalTok"/>
+        </w:rPr>
+        <w:t xml:space="preserve"> </w:t>
+      </w:r>
+      <w:r>
+        <w:rPr>
+          <w:rStyle w:val="KeywordTok"/>
+        </w:rPr>
+        <w:t xml:space="preserve">class</w:t>
+      </w:r>
+      <w:r>
+        <w:rPr>
+          <w:rStyle w:val="NormalTok"/>
+        </w:rPr>
+        <w:t xml:space="preserve"> Main </w:t>
+      </w:r>
+      <w:r>
+        <w:rPr>
+          <w:rStyle w:val="OperatorTok"/>
+        </w:rPr>
+        <w:t xml:space="preserve">{</w:t>
+      </w:r>
+      <w:r>
+        <w:br/>
+      </w:r>
+      <w:r>
+        <w:rPr>
+          <w:rStyle w:val="NormalTok"/>
+        </w:rPr>
+        <w:t xml:space="preserve">    </w:t>
+      </w:r>
+      <w:r>
+        <w:rPr>
+          <w:rStyle w:val="KeywordTok"/>
+        </w:rPr>
+        <w:t xml:space="preserve">public</w:t>
+      </w:r>
+      <w:r>
+        <w:rPr>
+          <w:rStyle w:val="NormalTok"/>
+        </w:rPr>
+        <w:t xml:space="preserve"> </w:t>
+      </w:r>
+      <w:r>
+        <w:rPr>
+          <w:rStyle w:val="DataTypeTok"/>
+        </w:rPr>
+        <w:t xml:space="preserve">static</w:t>
+      </w:r>
+      <w:r>
+        <w:rPr>
+          <w:rStyle w:val="NormalTok"/>
+        </w:rPr>
+        <w:t xml:space="preserve"> </w:t>
+      </w:r>
+      <w:r>
+        <w:rPr>
+          <w:rStyle w:val="DataTypeTok"/>
+        </w:rPr>
+        <w:t xml:space="preserve">int</w:t>
+      </w:r>
+      <w:r>
+        <w:rPr>
+          <w:rStyle w:val="NormalTok"/>
+        </w:rPr>
+        <w:t xml:space="preserve"> </w:t>
+      </w:r>
+      <w:r>
+        <w:rPr>
+          <w:rStyle w:val="FunctionTok"/>
+        </w:rPr>
+        <w:t xml:space="preserve">factorial</w:t>
+      </w:r>
+      <w:r>
+        <w:rPr>
+          <w:rStyle w:val="OperatorTok"/>
+        </w:rPr>
+        <w:t xml:space="preserve">(</w:t>
+      </w:r>
+      <w:r>
+        <w:rPr>
+          <w:rStyle w:val="DataTypeTok"/>
+        </w:rPr>
+        <w:t xml:space="preserve">int</w:t>
+      </w:r>
+      <w:r>
+        <w:rPr>
+          <w:rStyle w:val="NormalTok"/>
+        </w:rPr>
+        <w:t xml:space="preserve"> n</w:t>
+      </w:r>
+      <w:r>
+        <w:rPr>
+          <w:rStyle w:val="OperatorTok"/>
+        </w:rPr>
+        <w:t xml:space="preserve">)</w:t>
+      </w:r>
+      <w:r>
+        <w:rPr>
+          <w:rStyle w:val="NormalTok"/>
+        </w:rPr>
+        <w:t xml:space="preserve"> </w:t>
+      </w:r>
+      <w:r>
+        <w:rPr>
+          <w:rStyle w:val="OperatorTok"/>
+        </w:rPr>
+        <w:t xml:space="preserve">{</w:t>
+      </w:r>
+      <w:r>
+        <w:br/>
+      </w:r>
+      <w:r>
+        <w:rPr>
+          <w:rStyle w:val="NormalTok"/>
+        </w:rPr>
+        <w:t xml:space="preserve">        </w:t>
+      </w:r>
+      <w:r>
+        <w:rPr>
+          <w:rStyle w:val="ControlFlowTok"/>
+        </w:rPr>
+        <w:t xml:space="preserve">if</w:t>
+      </w:r>
+      <w:r>
+        <w:rPr>
+          <w:rStyle w:val="NormalTok"/>
+        </w:rPr>
+        <w:t xml:space="preserve"> </w:t>
+      </w:r>
+      <w:r>
+        <w:rPr>
+          <w:rStyle w:val="OperatorTok"/>
+        </w:rPr>
+        <w:t xml:space="preserve">(</w:t>
+      </w:r>
+      <w:r>
+        <w:rPr>
+          <w:rStyle w:val="NormalTok"/>
+        </w:rPr>
+        <w:t xml:space="preserve">n </w:t>
+      </w:r>
+      <w:r>
+        <w:rPr>
+          <w:rStyle w:val="OperatorTok"/>
+        </w:rPr>
+        <w:t xml:space="preserve">&lt;=</w:t>
+      </w:r>
+      <w:r>
+        <w:rPr>
+          <w:rStyle w:val="NormalTok"/>
+        </w:rPr>
+        <w:t xml:space="preserve"> </w:t>
+      </w:r>
+      <w:r>
+        <w:rPr>
+          <w:rStyle w:val="DecValTok"/>
+        </w:rPr>
+        <w:t xml:space="preserve">1</w:t>
+      </w:r>
+      <w:r>
+        <w:rPr>
+          <w:rStyle w:val="OperatorTok"/>
+        </w:rPr>
+        <w:t xml:space="preserve">)</w:t>
+      </w:r>
+      <w:r>
+        <w:br/>
+      </w:r>
+      <w:r>
+        <w:rPr>
+          <w:rStyle w:val="NormalTok"/>
+        </w:rPr>
+        <w:t xml:space="preserve">            </w:t>
+      </w:r>
+      <w:r>
+        <w:rPr>
+          <w:rStyle w:val="ControlFlowTok"/>
+        </w:rPr>
+        <w:t xml:space="preserve">return</w:t>
+      </w:r>
+      <w:r>
+        <w:rPr>
+          <w:rStyle w:val="NormalTok"/>
+        </w:rPr>
+        <w:t xml:space="preserve"> </w:t>
+      </w:r>
+      <w:r>
+        <w:rPr>
+          <w:rStyle w:val="DecValTok"/>
+        </w:rPr>
+        <w:t xml:space="preserve">1</w:t>
+      </w:r>
+      <w:r>
+        <w:rPr>
+          <w:rStyle w:val="OperatorTok"/>
+        </w:rPr>
+        <w:t xml:space="preserve">;</w:t>
+      </w:r>
+      <w:r>
+        <w:br/>
+      </w:r>
+      <w:r>
+        <w:rPr>
+          <w:rStyle w:val="NormalTok"/>
+        </w:rPr>
+        <w:t xml:space="preserve">        </w:t>
+      </w:r>
+      <w:r>
+        <w:rPr>
+          <w:rStyle w:val="ControlFlowTok"/>
+        </w:rPr>
+        <w:t xml:space="preserve">else</w:t>
+      </w:r>
+      <w:r>
+        <w:br/>
+      </w:r>
+      <w:r>
+        <w:rPr>
+          <w:rStyle w:val="NormalTok"/>
+        </w:rPr>
+        <w:t xml:space="preserve">            </w:t>
+      </w:r>
+      <w:r>
+        <w:rPr>
+          <w:rStyle w:val="ControlFlowTok"/>
+        </w:rPr>
+        <w:t xml:space="preserve">return</w:t>
+      </w:r>
+      <w:r>
+        <w:rPr>
+          <w:rStyle w:val="NormalTok"/>
+        </w:rPr>
+        <w:t xml:space="preserve"> n </w:t>
+      </w:r>
+      <w:r>
+        <w:rPr>
+          <w:rStyle w:val="OperatorTok"/>
+        </w:rPr>
+        <w:t xml:space="preserve">*</w:t>
+      </w:r>
+      <w:r>
+        <w:rPr>
+          <w:rStyle w:val="NormalTok"/>
+        </w:rPr>
+        <w:t xml:space="preserve"> </w:t>
+      </w:r>
+      <w:r>
+        <w:rPr>
+          <w:rStyle w:val="FunctionTok"/>
+        </w:rPr>
+        <w:t xml:space="preserve">factorial</w:t>
+      </w:r>
+      <w:r>
+        <w:rPr>
+          <w:rStyle w:val="OperatorTok"/>
+        </w:rPr>
+        <w:t xml:space="preserve">(</w:t>
+      </w:r>
+      <w:r>
+        <w:rPr>
+          <w:rStyle w:val="NormalTok"/>
+        </w:rPr>
+        <w:t xml:space="preserve">n </w:t>
+      </w:r>
+      <w:r>
+        <w:rPr>
+          <w:rStyle w:val="OperatorTok"/>
+        </w:rPr>
+        <w:t xml:space="preserve">-</w:t>
+      </w:r>
+      <w:r>
+        <w:rPr>
+          <w:rStyle w:val="NormalTok"/>
+        </w:rPr>
+        <w:t xml:space="preserve"> </w:t>
+      </w:r>
+      <w:r>
+        <w:rPr>
+          <w:rStyle w:val="DecValTok"/>
+        </w:rPr>
+        <w:t xml:space="preserve">1</w:t>
+      </w:r>
+      <w:r>
+        <w:rPr>
+          <w:rStyle w:val="OperatorTok"/>
+        </w:rPr>
+        <w:t xml:space="preserve">);</w:t>
+      </w:r>
+      <w:r>
+        <w:br/>
+      </w:r>
+      <w:r>
+        <w:rPr>
+          <w:rStyle w:val="NormalTok"/>
+        </w:rPr>
+        <w:t xml:space="preserve">    </w:t>
+      </w:r>
+      <w:r>
+        <w:rPr>
+          <w:rStyle w:val="OperatorTok"/>
+        </w:rPr>
+        <w:t xml:space="preserve">}</w:t>
+      </w:r>
+      <w:r>
+        <w:br/>
+      </w:r>
+      <w:r>
+        <w:br/>
+      </w:r>
+      <w:r>
+        <w:rPr>
+          <w:rStyle w:val="NormalTok"/>
+        </w:rPr>
+        <w:t xml:space="preserve">    </w:t>
+      </w:r>
+      <w:r>
+        <w:rPr>
+          <w:rStyle w:val="KeywordTok"/>
+        </w:rPr>
+        <w:t xml:space="preserve">public</w:t>
+      </w:r>
+      <w:r>
+        <w:rPr>
+          <w:rStyle w:val="NormalTok"/>
+        </w:rPr>
+        <w:t xml:space="preserve"> </w:t>
+      </w:r>
+      <w:r>
+        <w:rPr>
+          <w:rStyle w:val="DataTypeTok"/>
+        </w:rPr>
+        <w:t xml:space="preserve">static</w:t>
+      </w:r>
+      <w:r>
+        <w:rPr>
+          <w:rStyle w:val="NormalTok"/>
+        </w:rPr>
+        <w:t xml:space="preserve"> </w:t>
+      </w:r>
+      <w:r>
+        <w:rPr>
+          <w:rStyle w:val="DataTypeTok"/>
+        </w:rPr>
+        <w:t xml:space="preserve">void</w:t>
+      </w:r>
+      <w:r>
+        <w:rPr>
+          <w:rStyle w:val="NormalTok"/>
+        </w:rPr>
+        <w:t xml:space="preserve"> </w:t>
+      </w:r>
+      <w:r>
+        <w:rPr>
+          <w:rStyle w:val="FunctionTok"/>
+        </w:rPr>
+        <w:t xml:space="preserve">main</w:t>
+      </w:r>
+      <w:r>
+        <w:rPr>
+          <w:rStyle w:val="OperatorTok"/>
+        </w:rPr>
+        <w:t xml:space="preserve">(</w:t>
+      </w:r>
+      <w:r>
+        <w:rPr>
+          <w:rStyle w:val="BuiltInTok"/>
+        </w:rPr>
+        <w:t xml:space="preserve">String</w:t>
+      </w:r>
+      <w:r>
+        <w:rPr>
+          <w:rStyle w:val="OperatorTok"/>
+        </w:rPr>
+        <w:t xml:space="preserve">[]</w:t>
+      </w:r>
+      <w:r>
+        <w:rPr>
+          <w:rStyle w:val="NormalTok"/>
+        </w:rPr>
+        <w:t xml:space="preserve"> args</w:t>
+      </w:r>
+      <w:r>
+        <w:rPr>
+          <w:rStyle w:val="OperatorTok"/>
+        </w:rPr>
+        <w:t xml:space="preserve">)</w:t>
+      </w:r>
+      <w:r>
+        <w:rPr>
+          <w:rStyle w:val="NormalTok"/>
+        </w:rPr>
+        <w:t xml:space="preserve"> </w:t>
+      </w:r>
+      <w:r>
+        <w:rPr>
+          <w:rStyle w:val="OperatorTok"/>
+        </w:rPr>
+        <w:t xml:space="preserve">{</w:t>
+      </w:r>
+      <w:r>
+        <w:br/>
+      </w:r>
+      <w:r>
+        <w:rPr>
+          <w:rStyle w:val="NormalTok"/>
+        </w:rPr>
+        <w:t xml:space="preserve">        </w:t>
+      </w:r>
+      <w:r>
+        <w:rPr>
+          <w:rStyle w:val="DataTypeTok"/>
+        </w:rPr>
+        <w:t xml:space="preserve">int</w:t>
+      </w:r>
+      <w:r>
+        <w:rPr>
+          <w:rStyle w:val="NormalTok"/>
+        </w:rPr>
+        <w:t xml:space="preserve"> number </w:t>
+      </w:r>
+      <w:r>
+        <w:rPr>
+          <w:rStyle w:val="OperatorTok"/>
+        </w:rPr>
+        <w:t xml:space="preserve">=</w:t>
+      </w:r>
+      <w:r>
+        <w:rPr>
+          <w:rStyle w:val="NormalTok"/>
+        </w:rPr>
+        <w:t xml:space="preserve"> </w:t>
+      </w:r>
+      <w:r>
+        <w:rPr>
+          <w:rStyle w:val="DecValTok"/>
+        </w:rPr>
+        <w:t xml:space="preserve">5</w:t>
+      </w:r>
+      <w:r>
+        <w:rPr>
+          <w:rStyle w:val="OperatorTok"/>
+        </w:rPr>
+        <w:t xml:space="preserve">;</w:t>
+      </w:r>
+      <w:r>
+        <w:br/>
+      </w:r>
+      <w:r>
+        <w:rPr>
+          <w:rStyle w:val="NormalTok"/>
+        </w:rPr>
+        <w:t xml:space="preserve">        </w:t>
+      </w:r>
+      <w:r>
+        <w:rPr>
+          <w:rStyle w:val="DataTypeTok"/>
+        </w:rPr>
+        <w:t xml:space="preserve">int</w:t>
+      </w:r>
+      <w:r>
+        <w:rPr>
+          <w:rStyle w:val="NormalTok"/>
+        </w:rPr>
+        <w:t xml:space="preserve"> result </w:t>
+      </w:r>
+      <w:r>
+        <w:rPr>
+          <w:rStyle w:val="OperatorTok"/>
+        </w:rPr>
+        <w:t xml:space="preserve">=</w:t>
+      </w:r>
+      <w:r>
+        <w:rPr>
+          <w:rStyle w:val="NormalTok"/>
+        </w:rPr>
+        <w:t xml:space="preserve"> </w:t>
+      </w:r>
+      <w:r>
+        <w:rPr>
+          <w:rStyle w:val="FunctionTok"/>
+        </w:rPr>
+        <w:t xml:space="preserve">factorial</w:t>
+      </w:r>
+      <w:r>
+        <w:rPr>
+          <w:rStyle w:val="OperatorTok"/>
+        </w:rPr>
+        <w:t xml:space="preserve">(</w:t>
+      </w:r>
+      <w:r>
+        <w:rPr>
+          <w:rStyle w:val="NormalTok"/>
+        </w:rPr>
+        <w:t xml:space="preserve">number</w:t>
+      </w:r>
+      <w:r>
+        <w:rPr>
+          <w:rStyle w:val="OperatorTok"/>
+        </w:rPr>
+        <w:t xml:space="preserve">);</w:t>
+      </w:r>
+      <w:r>
+        <w:br/>
+      </w:r>
+      <w:r>
+        <w:rPr>
+          <w:rStyle w:val="NormalTok"/>
+        </w:rPr>
+        <w:t xml:space="preserve">        </w:t>
+      </w:r>
+      <w:r>
+        <w:rPr>
+          <w:rStyle w:val="BuiltInTok"/>
+        </w:rPr>
+        <w:t xml:space="preserve">System</w:t>
+      </w:r>
+      <w:r>
+        <w:rPr>
+          <w:rStyle w:val="OperatorTok"/>
+        </w:rPr>
+        <w:t xml:space="preserve">.</w:t>
+      </w:r>
+      <w:r>
+        <w:rPr>
+          <w:rStyle w:val="FunctionTok"/>
+        </w:rPr>
+        <w:t xml:space="preserve">out</w:t>
+      </w:r>
+      <w:r>
+        <w:rPr>
+          <w:rStyle w:val="OperatorTok"/>
+        </w:rPr>
+        <w:t xml:space="preserve">.</w:t>
+      </w:r>
+      <w:r>
+        <w:rPr>
+          <w:rStyle w:val="FunctionTok"/>
+        </w:rPr>
+        <w:t xml:space="preserve">println</w:t>
+      </w:r>
+      <w:r>
+        <w:rPr>
+          <w:rStyle w:val="OperatorTok"/>
+        </w:rPr>
+        <w:t xml:space="preserve">(</w:t>
+      </w:r>
+      <w:r>
+        <w:rPr>
+          <w:rStyle w:val="StringTok"/>
+        </w:rPr>
+        <w:t xml:space="preserve">"The factorial of "</w:t>
+      </w:r>
+      <w:r>
+        <w:rPr>
+          <w:rStyle w:val="NormalTok"/>
+        </w:rPr>
+        <w:t xml:space="preserve"> </w:t>
+      </w:r>
+      <w:r>
+        <w:rPr>
+          <w:rStyle w:val="OperatorTok"/>
+        </w:rPr>
+        <w:t xml:space="preserve">+</w:t>
+      </w:r>
+      <w:r>
+        <w:rPr>
+          <w:rStyle w:val="NormalTok"/>
+        </w:rPr>
+        <w:t xml:space="preserve"> number </w:t>
+      </w:r>
+      <w:r>
+        <w:rPr>
+          <w:rStyle w:val="OperatorTok"/>
+        </w:rPr>
+        <w:t xml:space="preserve">+</w:t>
+      </w:r>
+      <w:r>
+        <w:rPr>
+          <w:rStyle w:val="NormalTok"/>
+        </w:rPr>
+        <w:t xml:space="preserve"> </w:t>
+      </w:r>
+      <w:r>
+        <w:rPr>
+          <w:rStyle w:val="StringTok"/>
+        </w:rPr>
+        <w:t xml:space="preserve">" is: "</w:t>
+      </w:r>
+      <w:r>
+        <w:rPr>
+          <w:rStyle w:val="NormalTok"/>
+        </w:rPr>
+        <w:t xml:space="preserve"> </w:t>
+      </w:r>
+      <w:r>
+        <w:rPr>
+          <w:rStyle w:val="OperatorTok"/>
+        </w:rPr>
+        <w:t xml:space="preserve">+</w:t>
+      </w:r>
+      <w:r>
+        <w:rPr>
+          <w:rStyle w:val="NormalTok"/>
+        </w:rPr>
+        <w:t xml:space="preserve"> result</w:t>
+      </w:r>
+      <w:r>
+        <w:rPr>
+          <w:rStyle w:val="OperatorTok"/>
+        </w:rPr>
+        <w:t xml:space="preserve">);</w:t>
+      </w:r>
+      <w:r>
+        <w:br/>
+      </w:r>
+      <w:r>
+        <w:rPr>
+          <w:rStyle w:val="NormalTok"/>
+        </w:rPr>
+        <w:t xml:space="preserve">    </w:t>
+      </w:r>
+      <w:r>
+        <w:rPr>
+          <w:rStyle w:val="OperatorTok"/>
+        </w:rPr>
+        <w:t xml:space="preserve">}</w:t>
+      </w:r>
+      <w:r>
+        <w:br/>
+      </w:r>
+      <w:r>
+        <w:rPr>
+          <w:rStyle w:val="OperatorTok"/>
+        </w:rPr>
+        <w:t xml:space="preserve">}</w:t>
+      </w:r>
+    </w:p>
+    <w:p>
+      <w:pPr>
+        <w:pStyle w:val="FirstParagraph"/>
+      </w:pPr>
+      <w:r>
+        <w:rPr>
+          <w:b/>
+          <w:bCs/>
+        </w:rPr>
+        <w:t xml:space="preserve">Output:</w:t>
+      </w:r>
+    </w:p>
+    <w:p>
+      <w:pPr>
+        <w:pStyle w:val="SourceCode"/>
+      </w:pPr>
+      <w:r>
+        <w:rPr>
+          <w:rStyle w:val="VerbatimChar"/>
+        </w:rPr>
+        <w:t xml:space="preserve">The factorial of 5 is: 120</w:t>
+      </w:r>
+    </w:p>
+    <w:p>
+      <w:r>
+        <w:pict>
+          <v:rect style="width:0;height:1.5pt" o:hralign="center" o:hrstd="t" o:hr="t"/>
+        </w:pict>
+      </w:r>
+    </w:p>
+    <w:p>
+      <w:r>
+        <w:pict>
+          <v:rect style="width:0;height:1.5pt" o:hralign="center" o:hrstd="t" o:hr="t"/>
+        </w:pict>
+      </w:r>
+    </w:p>
+    <w:bookmarkStart w:id="28" w:name="functiondef-greetname"/>
+    <w:p>
+      <w:pPr>
+        <w:pStyle w:val="Heading3"/>
+      </w:pPr>
+      <w:r>
+        <w:rPr>
+          <w:rStyle w:val="SectionNumber"/>
+        </w:rPr>
+        <w:t xml:space="preserve">3.5.1</w:t>
+      </w:r>
+      <w:r>
+        <w:tab/>
+      </w:r>
+      <w:r>
+        <w:t xml:space="preserve">FunctionDef greet(name)</w:t>
+      </w:r>
+    </w:p>
+    <w:bookmarkEnd w:id="28"/>
+    <w:bookmarkEnd w:id="29"/>
+    <w:bookmarkEnd w:id="30"/>
+    <w:bookmarkStart w:id="37" w:name="function-greetstring-name"/>
+    <w:p>
+      <w:pPr>
+        <w:pStyle w:val="Heading1"/>
+      </w:pPr>
+      <w:r>
+        <w:rPr>
+          <w:rStyle w:val="SectionNumber"/>
+        </w:rPr>
+        <w:t xml:space="preserve">4</w:t>
+      </w:r>
+      <w:r>
+        <w:tab/>
+      </w:r>
+      <w:r>
+        <w:t xml:space="preserve">Function: greet(String name)</w:t>
+      </w:r>
+    </w:p>
+    <w:bookmarkStart w:id="31" w:name="overview-3"/>
+    <w:p>
+      <w:pPr>
+        <w:pStyle w:val="Heading2"/>
+      </w:pPr>
+      <w:r>
+        <w:rPr>
+          <w:rStyle w:val="SectionNumber"/>
+        </w:rPr>
+        <w:t xml:space="preserve">4.1</w:t>
+      </w:r>
+      <w:r>
+        <w:tab/>
+      </w:r>
+      <w:r>
+        <w:t xml:space="preserve">Overview</w:t>
+      </w:r>
+    </w:p>
+    <w:p>
+      <w:pPr>
+        <w:pStyle w:val="FirstParagraph"/>
+      </w:pPr>
+      <w:r>
+        <w:t xml:space="preserve">The</w:t>
+      </w:r>
+      <w:r>
+        <w:t xml:space="preserve"> </w:t>
+      </w:r>
+      <w:r>
+        <w:rPr>
+          <w:rStyle w:val="VerbatimChar"/>
+        </w:rPr>
+        <w:t xml:space="preserve">greet</w:t>
+      </w:r>
+      <w:r>
+        <w:t xml:space="preserve"> </w:t>
+      </w:r>
+      <w:r>
+        <w:t xml:space="preserve">function prints a personalized greeting message to the standard console output.</w:t>
       </w:r>
     </w:p>
     <w:bookmarkEnd w:id="31"/>
-    <w:bookmarkStart w:id="32" w:name="description-3"/>
+    <w:bookmarkStart w:id="32" w:name="parameters-2"/>
     <w:p>
       <w:pPr>
         <w:pStyle w:val="Heading2"/>
@@ -3664,257 +3295,13 @@
         <w:rPr>
           <w:rStyle w:val="SectionNumber"/>
         </w:rPr>
-        <w:t xml:space="preserve">4.3</w:t>
+        <w:t xml:space="preserve">4.2</w:t>
       </w:r>
       <w:r>
         <w:tab/>
       </w:r>
       <w:r>
-        <w:t xml:space="preserve">Description</w:t>
-      </w:r>
-    </w:p>
-    <w:p>
-      <w:pPr>
-        <w:pStyle w:val="FirstParagraph"/>
-      </w:pPr>
-      <w:r>
-        <w:t xml:space="preserve">This</w:t>
-      </w:r>
-      <w:r>
-        <w:t xml:space="preserve"> </w:t>
-      </w:r>
-      <w:r>
-        <w:rPr>
-          <w:rStyle w:val="VerbatimChar"/>
-        </w:rPr>
-        <w:t xml:space="preserve">public static</w:t>
-      </w:r>
-      <w:r>
-        <w:t xml:space="preserve"> </w:t>
-      </w:r>
-      <w:r>
-        <w:t xml:space="preserve">method provides a simple way to display a greeting. It takes a single</w:t>
-      </w:r>
-      <w:r>
-        <w:t xml:space="preserve"> </w:t>
-      </w:r>
-      <w:r>
-        <w:rPr>
-          <w:rStyle w:val="VerbatimChar"/>
-        </w:rPr>
-        <w:t xml:space="preserve">String</w:t>
-      </w:r>
-      <w:r>
-        <w:t xml:space="preserve"> </w:t>
-      </w:r>
-      <w:r>
-        <w:t xml:space="preserve">argument named</w:t>
-      </w:r>
-      <w:r>
-        <w:t xml:space="preserve"> </w:t>
-      </w:r>
-      <w:r>
-        <w:rPr>
-          <w:rStyle w:val="VerbatimChar"/>
-        </w:rPr>
-        <w:t xml:space="preserve">name</w:t>
-      </w:r>
-      <w:r>
-        <w:t xml:space="preserve">. The function constructs a new string by concatenating the literal</w:t>
-      </w:r>
-      <w:r>
-        <w:t xml:space="preserve"> </w:t>
-      </w:r>
-      <w:r>
-        <w:rPr>
-          <w:rStyle w:val="VerbatimChar"/>
-        </w:rPr>
-        <w:t xml:space="preserve">"Hello, "</w:t>
-      </w:r>
-      <w:r>
-        <w:t xml:space="preserve">, the value of the</w:t>
-      </w:r>
-      <w:r>
-        <w:t xml:space="preserve"> </w:t>
-      </w:r>
-      <w:r>
-        <w:rPr>
-          <w:rStyle w:val="VerbatimChar"/>
-        </w:rPr>
-        <w:t xml:space="preserve">name</w:t>
-      </w:r>
-      <w:r>
-        <w:t xml:space="preserve"> </w:t>
-      </w:r>
-      <w:r>
-        <w:t xml:space="preserve">parameter, and the literal</w:t>
-      </w:r>
-      <w:r>
-        <w:t xml:space="preserve"> </w:t>
-      </w:r>
-      <w:r>
-        <w:rPr>
-          <w:rStyle w:val="VerbatimChar"/>
-        </w:rPr>
-        <w:t xml:space="preserve">"!"</w:t>
-      </w:r>
-      <w:r>
-        <w:t xml:space="preserve">. This complete greeting string is then passed to</w:t>
-      </w:r>
-      <w:r>
-        <w:t xml:space="preserve"> </w:t>
-      </w:r>
-      <w:r>
-        <w:rPr>
-          <w:rStyle w:val="VerbatimChar"/>
-        </w:rPr>
-        <w:t xml:space="preserve">System.out.println()</w:t>
-      </w:r>
-      <w:r>
-        <w:t xml:space="preserve">, which prints it to the console, followed by a new line.</w:t>
-      </w:r>
-    </w:p>
-    <w:p>
-      <w:pPr>
-        <w:pStyle w:val="SourceCode"/>
-      </w:pPr>
-      <w:r>
-        <w:rPr>
-          <w:rStyle w:val="BuiltInTok"/>
-        </w:rPr>
-        <w:t xml:space="preserve">System</w:t>
-      </w:r>
-      <w:r>
-        <w:rPr>
-          <w:rStyle w:val="OperatorTok"/>
-        </w:rPr>
-        <w:t xml:space="preserve">.</w:t>
-      </w:r>
-      <w:r>
-        <w:rPr>
-          <w:rStyle w:val="FunctionTok"/>
-        </w:rPr>
-        <w:t xml:space="preserve">out</w:t>
-      </w:r>
-      <w:r>
-        <w:rPr>
-          <w:rStyle w:val="OperatorTok"/>
-        </w:rPr>
-        <w:t xml:space="preserve">.</w:t>
-      </w:r>
-      <w:r>
-        <w:rPr>
-          <w:rStyle w:val="FunctionTok"/>
-        </w:rPr>
-        <w:t xml:space="preserve">println</w:t>
-      </w:r>
-      <w:r>
-        <w:rPr>
-          <w:rStyle w:val="OperatorTok"/>
-        </w:rPr>
-        <w:t xml:space="preserve">(</w:t>
-      </w:r>
-      <w:r>
-        <w:rPr>
-          <w:rStyle w:val="StringTok"/>
-        </w:rPr>
-        <w:t xml:space="preserve">"Hello, "</w:t>
-      </w:r>
-      <w:r>
-        <w:rPr>
-          <w:rStyle w:val="NormalTok"/>
-        </w:rPr>
-        <w:t xml:space="preserve"> </w:t>
-      </w:r>
-      <w:r>
-        <w:rPr>
-          <w:rStyle w:val="OperatorTok"/>
-        </w:rPr>
-        <w:t xml:space="preserve">+</w:t>
-      </w:r>
-      <w:r>
-        <w:rPr>
-          <w:rStyle w:val="NormalTok"/>
-        </w:rPr>
-        <w:t xml:space="preserve"> name </w:t>
-      </w:r>
-      <w:r>
-        <w:rPr>
-          <w:rStyle w:val="OperatorTok"/>
-        </w:rPr>
-        <w:t xml:space="preserve">+</w:t>
-      </w:r>
-      <w:r>
-        <w:rPr>
-          <w:rStyle w:val="NormalTok"/>
-        </w:rPr>
-        <w:t xml:space="preserve"> </w:t>
-      </w:r>
-      <w:r>
-        <w:rPr>
-          <w:rStyle w:val="StringTok"/>
-        </w:rPr>
-        <w:t xml:space="preserve">"!"</w:t>
-      </w:r>
-      <w:r>
-        <w:rPr>
-          <w:rStyle w:val="OperatorTok"/>
-        </w:rPr>
-        <w:t xml:space="preserve">);</w:t>
-      </w:r>
-    </w:p>
-    <w:p>
-      <w:pPr>
-        <w:pStyle w:val="FirstParagraph"/>
-      </w:pPr>
-      <w:r>
-        <w:t xml:space="preserve">Because the method is</w:t>
-      </w:r>
-      <w:r>
-        <w:t xml:space="preserve"> </w:t>
-      </w:r>
-      <w:r>
-        <w:rPr>
-          <w:rStyle w:val="VerbatimChar"/>
-        </w:rPr>
-        <w:t xml:space="preserve">static</w:t>
-      </w:r>
-      <w:r>
-        <w:t xml:space="preserve">, it can be called directly on the</w:t>
-      </w:r>
-      <w:r>
-        <w:t xml:space="preserve"> </w:t>
-      </w:r>
-      <w:r>
-        <w:rPr>
-          <w:rStyle w:val="VerbatimChar"/>
-        </w:rPr>
-        <w:t xml:space="preserve">Main</w:t>
-      </w:r>
-      <w:r>
-        <w:t xml:space="preserve"> </w:t>
-      </w:r>
-      <w:r>
-        <w:t xml:space="preserve">class without needing to create an instance of it.</w:t>
-      </w:r>
-    </w:p>
-    <w:bookmarkEnd w:id="32"/>
-    <w:bookmarkStart w:id="33" w:name="usage-notes-3"/>
-    <w:p>
-      <w:pPr>
-        <w:pStyle w:val="Heading2"/>
-      </w:pPr>
-      <w:r>
-        <w:rPr>
-          <w:rStyle w:val="SectionNumber"/>
-        </w:rPr>
-        <w:t xml:space="preserve">4.4</w:t>
-      </w:r>
-      <w:r>
-        <w:tab/>
-      </w:r>
-      <w:r>
-        <w:t xml:space="preserve">Usage Notes</w:t>
+        <w:t xml:space="preserve">parameters</w:t>
       </w:r>
     </w:p>
     <w:p>
@@ -3926,22 +3313,58 @@
         </w:numPr>
       </w:pPr>
       <w:r>
-        <w:t xml:space="preserve">As a</w:t>
-      </w:r>
-      <w:r>
-        <w:t xml:space="preserve"> </w:t>
-      </w:r>
-      <w:r>
         <w:rPr>
           <w:rStyle w:val="VerbatimChar"/>
         </w:rPr>
+        <w:t xml:space="preserve">name</w:t>
+      </w:r>
+      <w:r>
+        <w:t xml:space="preserve"> </w:t>
+      </w:r>
+      <w:r>
+        <w:t xml:space="preserve">(String): The name to be included in the greeting message.</w:t>
+      </w:r>
+    </w:p>
+    <w:bookmarkEnd w:id="32"/>
+    <w:bookmarkStart w:id="33" w:name="description-3"/>
+    <w:p>
+      <w:pPr>
+        <w:pStyle w:val="Heading2"/>
+      </w:pPr>
+      <w:r>
+        <w:rPr>
+          <w:rStyle w:val="SectionNumber"/>
+        </w:rPr>
+        <w:t xml:space="preserve">4.3</w:t>
+      </w:r>
+      <w:r>
+        <w:tab/>
+      </w:r>
+      <w:r>
+        <w:t xml:space="preserve">Description</w:t>
+      </w:r>
+    </w:p>
+    <w:p>
+      <w:pPr>
+        <w:pStyle w:val="FirstParagraph"/>
+      </w:pPr>
+      <w:r>
+        <w:t xml:space="preserve">This</w:t>
+      </w:r>
+      <w:r>
+        <w:t xml:space="preserve"> </w:t>
+      </w:r>
+      <w:r>
+        <w:rPr>
+          <w:rStyle w:val="VerbatimChar"/>
+        </w:rPr>
         <w:t xml:space="preserve">static</w:t>
       </w:r>
       <w:r>
         <w:t xml:space="preserve"> </w:t>
       </w:r>
       <w:r>
-        <w:t xml:space="preserve">method, it should be called directly on the class, for example,</w:t>
+        <w:t xml:space="preserve">function provides a simple way to display a standardized greeting. It takes a single</w:t>
       </w:r>
       <w:r>
         <w:t xml:space="preserve"> </w:t>
@@ -3950,10 +3373,213 @@
         <w:rPr>
           <w:rStyle w:val="VerbatimChar"/>
         </w:rPr>
-        <w:t xml:space="preserve">Main.greet("World")</w:t>
-      </w:r>
-      <w:r>
+        <w:t xml:space="preserve">String</w:t>
+      </w:r>
+      <w:r>
+        <w:t xml:space="preserve"> </w:t>
+      </w:r>
+      <w:r>
+        <w:t xml:space="preserve">parameter,</w:t>
+      </w:r>
+      <w:r>
+        <w:t xml:space="preserve"> </w:t>
+      </w:r>
+      <w:r>
+        <w:rPr>
+          <w:rStyle w:val="VerbatimChar"/>
+        </w:rPr>
+        <w:t xml:space="preserve">name</w:t>
+      </w:r>
+      <w:r>
+        <w:t xml:space="preserve">. The function’s logic concatenates the literal string</w:t>
+      </w:r>
+      <w:r>
+        <w:t xml:space="preserve"> </w:t>
+      </w:r>
+      <w:r>
+        <w:rPr>
+          <w:rStyle w:val="VerbatimChar"/>
+        </w:rPr>
+        <w:t xml:space="preserve">"Hello, "</w:t>
+      </w:r>
+      <w:r>
+        <w:t xml:space="preserve">, the value of the</w:t>
+      </w:r>
+      <w:r>
+        <w:t xml:space="preserve"> </w:t>
+      </w:r>
+      <w:r>
+        <w:rPr>
+          <w:rStyle w:val="VerbatimChar"/>
+        </w:rPr>
+        <w:t xml:space="preserve">name</w:t>
+      </w:r>
+      <w:r>
+        <w:t xml:space="preserve"> </w:t>
+      </w:r>
+      <w:r>
+        <w:t xml:space="preserve">parameter, and the literal string</w:t>
+      </w:r>
+      <w:r>
+        <w:t xml:space="preserve"> </w:t>
+      </w:r>
+      <w:r>
+        <w:rPr>
+          <w:rStyle w:val="VerbatimChar"/>
+        </w:rPr>
+        <w:t xml:space="preserve">"!"</w:t>
+      </w:r>
+      <w:r>
+        <w:t xml:space="preserve">. The resulting string is then printed to the console using</w:t>
+      </w:r>
+      <w:r>
+        <w:t xml:space="preserve"> </w:t>
+      </w:r>
+      <w:r>
+        <w:rPr>
+          <w:rStyle w:val="VerbatimChar"/>
+        </w:rPr>
+        <w:t xml:space="preserve">System.out.println()</w:t>
+      </w:r>
+      <w:r>
+        <w:t xml:space="preserve">, which also appends a newline character at the end.</w:t>
+      </w:r>
+    </w:p>
+    <w:p>
+      <w:pPr>
+        <w:pStyle w:val="BodyText"/>
+      </w:pPr>
+      <w:r>
+        <w:t xml:space="preserve">Because the function is declared as</w:t>
+      </w:r>
+      <w:r>
+        <w:t xml:space="preserve"> </w:t>
+      </w:r>
+      <w:r>
+        <w:rPr>
+          <w:rStyle w:val="VerbatimChar"/>
+        </w:rPr>
+        <w:t xml:space="preserve">void</w:t>
+      </w:r>
+      <w:r>
+        <w:t xml:space="preserve">, it does not return any value. Its entire effect is the side effect of printing text to the output stream.</w:t>
+      </w:r>
+    </w:p>
+    <w:p>
+      <w:pPr>
+        <w:pStyle w:val="SourceCode"/>
+      </w:pPr>
+      <w:r>
+        <w:rPr>
+          <w:rStyle w:val="CommentTok"/>
+        </w:rPr>
+        <w:t xml:space="preserve">// The function concatenates "Hello, ", the name, and "!"</w:t>
+      </w:r>
+      <w:r>
+        <w:br/>
+      </w:r>
+      <w:r>
+        <w:rPr>
+          <w:rStyle w:val="BuiltInTok"/>
+        </w:rPr>
+        <w:t xml:space="preserve">System</w:t>
+      </w:r>
+      <w:r>
+        <w:rPr>
+          <w:rStyle w:val="OperatorTok"/>
+        </w:rPr>
         <w:t xml:space="preserve">.</w:t>
+      </w:r>
+      <w:r>
+        <w:rPr>
+          <w:rStyle w:val="FunctionTok"/>
+        </w:rPr>
+        <w:t xml:space="preserve">out</w:t>
+      </w:r>
+      <w:r>
+        <w:rPr>
+          <w:rStyle w:val="OperatorTok"/>
+        </w:rPr>
+        <w:t xml:space="preserve">.</w:t>
+      </w:r>
+      <w:r>
+        <w:rPr>
+          <w:rStyle w:val="FunctionTok"/>
+        </w:rPr>
+        <w:t xml:space="preserve">println</w:t>
+      </w:r>
+      <w:r>
+        <w:rPr>
+          <w:rStyle w:val="OperatorTok"/>
+        </w:rPr>
+        <w:t xml:space="preserve">(</w:t>
+      </w:r>
+      <w:r>
+        <w:rPr>
+          <w:rStyle w:val="StringTok"/>
+        </w:rPr>
+        <w:t xml:space="preserve">"Hello, "</w:t>
+      </w:r>
+      <w:r>
+        <w:rPr>
+          <w:rStyle w:val="NormalTok"/>
+        </w:rPr>
+        <w:t xml:space="preserve"> </w:t>
+      </w:r>
+      <w:r>
+        <w:rPr>
+          <w:rStyle w:val="OperatorTok"/>
+        </w:rPr>
+        <w:t xml:space="preserve">+</w:t>
+      </w:r>
+      <w:r>
+        <w:rPr>
+          <w:rStyle w:val="NormalTok"/>
+        </w:rPr>
+        <w:t xml:space="preserve"> name </w:t>
+      </w:r>
+      <w:r>
+        <w:rPr>
+          <w:rStyle w:val="OperatorTok"/>
+        </w:rPr>
+        <w:t xml:space="preserve">+</w:t>
+      </w:r>
+      <w:r>
+        <w:rPr>
+          <w:rStyle w:val="NormalTok"/>
+        </w:rPr>
+        <w:t xml:space="preserve"> </w:t>
+      </w:r>
+      <w:r>
+        <w:rPr>
+          <w:rStyle w:val="StringTok"/>
+        </w:rPr>
+        <w:t xml:space="preserve">"!"</w:t>
+      </w:r>
+      <w:r>
+        <w:rPr>
+          <w:rStyle w:val="OperatorTok"/>
+        </w:rPr>
+        <w:t xml:space="preserve">);</w:t>
+      </w:r>
+    </w:p>
+    <w:bookmarkEnd w:id="33"/>
+    <w:bookmarkStart w:id="34" w:name="usage-notes-3"/>
+    <w:p>
+      <w:pPr>
+        <w:pStyle w:val="Heading2"/>
+      </w:pPr>
+      <w:r>
+        <w:rPr>
+          <w:rStyle w:val="SectionNumber"/>
+        </w:rPr>
+        <w:t xml:space="preserve">4.4</w:t>
+      </w:r>
+      <w:r>
+        <w:tab/>
+      </w:r>
+      <w:r>
+        <w:t xml:space="preserve">Usage Notes</w:t>
       </w:r>
     </w:p>
     <w:p>
@@ -3961,11 +3587,11 @@
         <w:pStyle w:val="Compact"/>
         <w:numPr>
           <w:ilvl w:val="0"/>
-          <w:numId w:val="1008"/>
+          <w:numId w:val="1009"/>
         </w:numPr>
       </w:pPr>
       <w:r>
-        <w:t xml:space="preserve">This method has a</w:t>
+        <w:t xml:space="preserve">This is a</w:t>
       </w:r>
       <w:r>
         <w:t xml:space="preserve"> </w:t>
@@ -3974,13 +3600,40 @@
         <w:rPr>
           <w:rStyle w:val="VerbatimChar"/>
         </w:rPr>
-        <w:t xml:space="preserve">void</w:t>
-      </w:r>
-      <w:r>
-        <w:t xml:space="preserve"> </w:t>
-      </w:r>
-      <w:r>
-        <w:t xml:space="preserve">return type, meaning it does not return any value. Its only effect is printing to the console.</w:t>
+        <w:t xml:space="preserve">static</w:t>
+      </w:r>
+      <w:r>
+        <w:t xml:space="preserve"> </w:t>
+      </w:r>
+      <w:r>
+        <w:t xml:space="preserve">method and should be called on the</w:t>
+      </w:r>
+      <w:r>
+        <w:t xml:space="preserve"> </w:t>
+      </w:r>
+      <w:r>
+        <w:rPr>
+          <w:rStyle w:val="VerbatimChar"/>
+        </w:rPr>
+        <w:t xml:space="preserve">Main</w:t>
+      </w:r>
+      <w:r>
+        <w:t xml:space="preserve"> </w:t>
+      </w:r>
+      <w:r>
+        <w:t xml:space="preserve">class directly, such as</w:t>
+      </w:r>
+      <w:r>
+        <w:t xml:space="preserve"> </w:t>
+      </w:r>
+      <w:r>
+        <w:rPr>
+          <w:rStyle w:val="VerbatimChar"/>
+        </w:rPr>
+        <w:t xml:space="preserve">Main.greet("Alice")</w:t>
+      </w:r>
+      <w:r>
+        <w:t xml:space="preserve">.</w:t>
       </w:r>
     </w:p>
     <w:p>
@@ -3988,489 +3641,468 @@
         <w:pStyle w:val="Compact"/>
         <w:numPr>
           <w:ilvl w:val="0"/>
-          <w:numId w:val="1008"/>
+          <w:numId w:val="1009"/>
         </w:numPr>
       </w:pPr>
       <w:r>
-        <w:t xml:space="preserve">The input</w:t>
-      </w:r>
-      <w:r>
-        <w:t xml:space="preserve"> </w:t>
-      </w:r>
-      <w:r>
-        <w:rPr>
-          <w:rStyle w:val="VerbatimChar"/>
-        </w:rPr>
-        <w:t xml:space="preserve">name</w:t>
-      </w:r>
-      <w:r>
-        <w:t xml:space="preserve"> </w:t>
-      </w:r>
-      <w:r>
-        <w:t xml:space="preserve">can be any valid string. If an empty string is passed, it will print</w:t>
-      </w:r>
-      <w:r>
-        <w:t xml:space="preserve"> </w:t>
-      </w:r>
-      <w:r>
-        <w:t xml:space="preserve">“Hello, !”</w:t>
-      </w:r>
-      <w:r>
-        <w:t xml:space="preserve">.</w:t>
-      </w:r>
-    </w:p>
-    <w:bookmarkEnd w:id="33"/>
-    <w:bookmarkStart w:id="35" w:name="example-3"/>
-    <w:p>
-      <w:pPr>
-        <w:pStyle w:val="Heading2"/>
-      </w:pPr>
-      <w:r>
-        <w:rPr>
-          <w:rStyle w:val="SectionNumber"/>
-        </w:rPr>
-        <w:t xml:space="preserve">4.5</w:t>
-      </w:r>
-      <w:r>
-        <w:tab/>
-      </w:r>
-      <w:r>
-        <w:t xml:space="preserve">Example</w:t>
+        <w:t xml:space="preserve">The function does not return a value; its purpose is solely to print output to the console.</w:t>
       </w:r>
     </w:p>
     <w:p>
       <w:pPr>
-        <w:pStyle w:val="SourceCode"/>
-      </w:pPr>
-      <w:r>
-        <w:rPr>
-          <w:rStyle w:val="KeywordTok"/>
-        </w:rPr>
-        <w:t xml:space="preserve">public</w:t>
-      </w:r>
-      <w:r>
-        <w:rPr>
-          <w:rStyle w:val="NormalTok"/>
-        </w:rPr>
-        <w:t xml:space="preserve"> </w:t>
-      </w:r>
-      <w:r>
-        <w:rPr>
-          <w:rStyle w:val="KeywordTok"/>
-        </w:rPr>
-        <w:t xml:space="preserve">class</w:t>
-      </w:r>
-      <w:r>
-        <w:rPr>
-          <w:rStyle w:val="NormalTok"/>
-        </w:rPr>
-        <w:t xml:space="preserve"> Main </w:t>
-      </w:r>
-      <w:r>
-        <w:rPr>
-          <w:rStyle w:val="OperatorTok"/>
-        </w:rPr>
-        <w:t xml:space="preserve">{</w:t>
-      </w:r>
-      <w:r>
-        <w:br/>
-      </w:r>
-      <w:r>
-        <w:rPr>
-          <w:rStyle w:val="NormalTok"/>
-        </w:rPr>
-        <w:t xml:space="preserve">    </w:t>
-      </w:r>
-      <w:r>
-        <w:rPr>
-          <w:rStyle w:val="KeywordTok"/>
-        </w:rPr>
-        <w:t xml:space="preserve">public</w:t>
-      </w:r>
-      <w:r>
-        <w:rPr>
-          <w:rStyle w:val="NormalTok"/>
-        </w:rPr>
-        <w:t xml:space="preserve"> </w:t>
-      </w:r>
-      <w:r>
-        <w:rPr>
-          <w:rStyle w:val="DataTypeTok"/>
-        </w:rPr>
-        <w:t xml:space="preserve">static</w:t>
-      </w:r>
-      <w:r>
-        <w:rPr>
-          <w:rStyle w:val="NormalTok"/>
-        </w:rPr>
-        <w:t xml:space="preserve"> </w:t>
-      </w:r>
-      <w:r>
-        <w:rPr>
-          <w:rStyle w:val="DataTypeTok"/>
-        </w:rPr>
-        <w:t xml:space="preserve">void</w:t>
-      </w:r>
-      <w:r>
-        <w:rPr>
-          <w:rStyle w:val="NormalTok"/>
-        </w:rPr>
-        <w:t xml:space="preserve"> </w:t>
-      </w:r>
-      <w:r>
-        <w:rPr>
-          <w:rStyle w:val="FunctionTok"/>
-        </w:rPr>
-        <w:t xml:space="preserve">greet</w:t>
-      </w:r>
-      <w:r>
-        <w:rPr>
-          <w:rStyle w:val="OperatorTok"/>
-        </w:rPr>
-        <w:t xml:space="preserve">(</w:t>
-      </w:r>
-      <w:r>
-        <w:rPr>
-          <w:rStyle w:val="BuiltInTok"/>
-        </w:rPr>
-        <w:t xml:space="preserve">String</w:t>
-      </w:r>
-      <w:r>
-        <w:rPr>
-          <w:rStyle w:val="NormalTok"/>
-        </w:rPr>
-        <w:t xml:space="preserve"> name</w:t>
-      </w:r>
-      <w:r>
-        <w:rPr>
-          <w:rStyle w:val="OperatorTok"/>
-        </w:rPr>
-        <w:t xml:space="preserve">)</w:t>
-      </w:r>
-      <w:r>
-        <w:rPr>
-          <w:rStyle w:val="NormalTok"/>
-        </w:rPr>
-        <w:t xml:space="preserve"> </w:t>
-      </w:r>
-      <w:r>
-        <w:rPr>
-          <w:rStyle w:val="OperatorTok"/>
-        </w:rPr>
-        <w:t xml:space="preserve">{</w:t>
-      </w:r>
-      <w:r>
-        <w:br/>
-      </w:r>
-      <w:r>
-        <w:rPr>
-          <w:rStyle w:val="NormalTok"/>
-        </w:rPr>
-        <w:t xml:space="preserve">        </w:t>
-      </w:r>
-      <w:r>
-        <w:rPr>
-          <w:rStyle w:val="BuiltInTok"/>
-        </w:rPr>
-        <w:t xml:space="preserve">System</w:t>
-      </w:r>
-      <w:r>
-        <w:rPr>
-          <w:rStyle w:val="OperatorTok"/>
-        </w:rPr>
+        <w:pStyle w:val="Compact"/>
+        <w:numPr>
+          <w:ilvl w:val="0"/>
+          <w:numId w:val="1009"/>
+        </w:numPr>
+      </w:pPr>
+      <w:r>
+        <w:t xml:space="preserve">The</w:t>
+      </w:r>
+      <w:r>
+        <w:t xml:space="preserve"> </w:t>
+      </w:r>
+      <w:r>
+        <w:rPr>
+          <w:rStyle w:val="VerbatimChar"/>
+        </w:rPr>
+        <w:t xml:space="preserve">name</w:t>
+      </w:r>
+      <w:r>
+        <w:t xml:space="preserve"> </w:t>
+      </w:r>
+      <w:r>
+        <w:t xml:space="preserve">parameter can be any string, including an empty one. If an empty string is passed, the output will be</w:t>
+      </w:r>
+      <w:r>
+        <w:t xml:space="preserve"> </w:t>
+      </w:r>
+      <w:r>
+        <w:t xml:space="preserve">“Hello, !”</w:t>
+      </w:r>
+      <w:r>
         <w:t xml:space="preserve">.</w:t>
       </w:r>
-      <w:r>
-        <w:rPr>
-          <w:rStyle w:val="FunctionTok"/>
-        </w:rPr>
-        <w:t xml:space="preserve">out</w:t>
-      </w:r>
-      <w:r>
-        <w:rPr>
-          <w:rStyle w:val="OperatorTok"/>
-        </w:rPr>
-        <w:t xml:space="preserve">.</w:t>
-      </w:r>
-      <w:r>
-        <w:rPr>
-          <w:rStyle w:val="FunctionTok"/>
-        </w:rPr>
-        <w:t xml:space="preserve">println</w:t>
-      </w:r>
-      <w:r>
-        <w:rPr>
-          <w:rStyle w:val="OperatorTok"/>
-        </w:rPr>
-        <w:t xml:space="preserve">(</w:t>
-      </w:r>
-      <w:r>
-        <w:rPr>
-          <w:rStyle w:val="StringTok"/>
-        </w:rPr>
-        <w:t xml:space="preserve">"Hello, "</w:t>
-      </w:r>
-      <w:r>
-        <w:rPr>
-          <w:rStyle w:val="NormalTok"/>
-        </w:rPr>
-        <w:t xml:space="preserve"> </w:t>
-      </w:r>
-      <w:r>
-        <w:rPr>
-          <w:rStyle w:val="OperatorTok"/>
-        </w:rPr>
-        <w:t xml:space="preserve">+</w:t>
-      </w:r>
-      <w:r>
-        <w:rPr>
-          <w:rStyle w:val="NormalTok"/>
-        </w:rPr>
-        <w:t xml:space="preserve"> name </w:t>
-      </w:r>
-      <w:r>
-        <w:rPr>
-          <w:rStyle w:val="OperatorTok"/>
-        </w:rPr>
-        <w:t xml:space="preserve">+</w:t>
-      </w:r>
-      <w:r>
-        <w:rPr>
-          <w:rStyle w:val="NormalTok"/>
-        </w:rPr>
-        <w:t xml:space="preserve"> </w:t>
-      </w:r>
-      <w:r>
-        <w:rPr>
-          <w:rStyle w:val="StringTok"/>
-        </w:rPr>
-        <w:t xml:space="preserve">"!"</w:t>
-      </w:r>
-      <w:r>
-        <w:rPr>
-          <w:rStyle w:val="OperatorTok"/>
-        </w:rPr>
-        <w:t xml:space="preserve">);</w:t>
-      </w:r>
-      <w:r>
-        <w:br/>
-      </w:r>
-      <w:r>
-        <w:rPr>
-          <w:rStyle w:val="NormalTok"/>
-        </w:rPr>
-        <w:t xml:space="preserve">    </w:t>
-      </w:r>
-      <w:r>
-        <w:rPr>
-          <w:rStyle w:val="OperatorTok"/>
-        </w:rPr>
-        <w:t xml:space="preserve">}</w:t>
-      </w:r>
-      <w:r>
-        <w:br/>
-      </w:r>
-      <w:r>
-        <w:br/>
-      </w:r>
-      <w:r>
-        <w:rPr>
-          <w:rStyle w:val="NormalTok"/>
-        </w:rPr>
-        <w:t xml:space="preserve">    </w:t>
-      </w:r>
-      <w:r>
-        <w:rPr>
-          <w:rStyle w:val="KeywordTok"/>
-        </w:rPr>
-        <w:t xml:space="preserve">public</w:t>
-      </w:r>
-      <w:r>
-        <w:rPr>
-          <w:rStyle w:val="NormalTok"/>
-        </w:rPr>
-        <w:t xml:space="preserve"> </w:t>
-      </w:r>
-      <w:r>
-        <w:rPr>
-          <w:rStyle w:val="DataTypeTok"/>
-        </w:rPr>
-        <w:t xml:space="preserve">static</w:t>
-      </w:r>
-      <w:r>
-        <w:rPr>
-          <w:rStyle w:val="NormalTok"/>
-        </w:rPr>
-        <w:t xml:space="preserve"> </w:t>
-      </w:r>
-      <w:r>
-        <w:rPr>
-          <w:rStyle w:val="DataTypeTok"/>
-        </w:rPr>
-        <w:t xml:space="preserve">void</w:t>
-      </w:r>
-      <w:r>
-        <w:rPr>
-          <w:rStyle w:val="NormalTok"/>
-        </w:rPr>
-        <w:t xml:space="preserve"> </w:t>
-      </w:r>
-      <w:r>
-        <w:rPr>
-          <w:rStyle w:val="FunctionTok"/>
-        </w:rPr>
-        <w:t xml:space="preserve">main</w:t>
-      </w:r>
-      <w:r>
-        <w:rPr>
-          <w:rStyle w:val="OperatorTok"/>
-        </w:rPr>
-        <w:t xml:space="preserve">(</w:t>
-      </w:r>
-      <w:r>
-        <w:rPr>
-          <w:rStyle w:val="BuiltInTok"/>
-        </w:rPr>
-        <w:t xml:space="preserve">String</w:t>
-      </w:r>
-      <w:r>
-        <w:rPr>
-          <w:rStyle w:val="OperatorTok"/>
-        </w:rPr>
-        <w:t xml:space="preserve">[]</w:t>
-      </w:r>
-      <w:r>
-        <w:rPr>
-          <w:rStyle w:val="NormalTok"/>
-        </w:rPr>
-        <w:t xml:space="preserve"> args</w:t>
-      </w:r>
-      <w:r>
-        <w:rPr>
-          <w:rStyle w:val="OperatorTok"/>
-        </w:rPr>
-        <w:t xml:space="preserve">)</w:t>
-      </w:r>
-      <w:r>
-        <w:rPr>
-          <w:rStyle w:val="NormalTok"/>
-        </w:rPr>
-        <w:t xml:space="preserve"> </w:t>
-      </w:r>
-      <w:r>
-        <w:rPr>
-          <w:rStyle w:val="OperatorTok"/>
-        </w:rPr>
-        <w:t xml:space="preserve">{</w:t>
-      </w:r>
-      <w:r>
-        <w:br/>
-      </w:r>
-      <w:r>
-        <w:rPr>
-          <w:rStyle w:val="NormalTok"/>
-        </w:rPr>
-        <w:t xml:space="preserve">        </w:t>
-      </w:r>
-      <w:r>
-        <w:rPr>
-          <w:rStyle w:val="CommentTok"/>
-        </w:rPr>
-        <w:t xml:space="preserve">// Example usage</w:t>
-      </w:r>
-      <w:r>
-        <w:br/>
-      </w:r>
-      <w:r>
-        <w:rPr>
-          <w:rStyle w:val="NormalTok"/>
-        </w:rPr>
-        <w:t xml:space="preserve">        </w:t>
-      </w:r>
-      <w:r>
-        <w:rPr>
-          <w:rStyle w:val="FunctionTok"/>
-        </w:rPr>
-        <w:t xml:space="preserve">greet</w:t>
-      </w:r>
-      <w:r>
-        <w:rPr>
-          <w:rStyle w:val="OperatorTok"/>
-        </w:rPr>
-        <w:t xml:space="preserve">(</w:t>
-      </w:r>
-      <w:r>
-        <w:rPr>
-          <w:rStyle w:val="StringTok"/>
-        </w:rPr>
-        <w:t xml:space="preserve">"Alice"</w:t>
-      </w:r>
-      <w:r>
-        <w:rPr>
-          <w:rStyle w:val="OperatorTok"/>
-        </w:rPr>
-        <w:t xml:space="preserve">);</w:t>
-      </w:r>
-      <w:r>
-        <w:br/>
-      </w:r>
-      <w:r>
-        <w:rPr>
-          <w:rStyle w:val="NormalTok"/>
-        </w:rPr>
-        <w:t xml:space="preserve">        </w:t>
-      </w:r>
-      <w:r>
-        <w:rPr>
-          <w:rStyle w:val="FunctionTok"/>
-        </w:rPr>
-        <w:t xml:space="preserve">greet</w:t>
-      </w:r>
-      <w:r>
-        <w:rPr>
-          <w:rStyle w:val="OperatorTok"/>
-        </w:rPr>
-        <w:t xml:space="preserve">(</w:t>
-      </w:r>
-      <w:r>
-        <w:rPr>
-          <w:rStyle w:val="StringTok"/>
-        </w:rPr>
-        <w:t xml:space="preserve">"World"</w:t>
-      </w:r>
-      <w:r>
-        <w:rPr>
-          <w:rStyle w:val="OperatorTok"/>
-        </w:rPr>
-        <w:t xml:space="preserve">);</w:t>
-      </w:r>
-      <w:r>
-        <w:br/>
-      </w:r>
-      <w:r>
-        <w:rPr>
-          <w:rStyle w:val="NormalTok"/>
-        </w:rPr>
-        <w:t xml:space="preserve">    </w:t>
-      </w:r>
-      <w:r>
-        <w:rPr>
-          <w:rStyle w:val="OperatorTok"/>
-        </w:rPr>
-        <w:t xml:space="preserve">}</w:t>
-      </w:r>
-      <w:r>
-        <w:br/>
-      </w:r>
-      <w:r>
-        <w:rPr>
-          <w:rStyle w:val="OperatorTok"/>
-        </w:rPr>
-        <w:t xml:space="preserve">}</w:t>
+    </w:p>
+    <w:bookmarkEnd w:id="34"/>
+    <w:bookmarkStart w:id="36" w:name="example-3"/>
+    <w:p>
+      <w:pPr>
+        <w:pStyle w:val="Heading2"/>
+      </w:pPr>
+      <w:r>
+        <w:rPr>
+          <w:rStyle w:val="SectionNumber"/>
+        </w:rPr>
+        <w:t xml:space="preserve">4.5</w:t>
+      </w:r>
+      <w:r>
+        <w:tab/>
+      </w:r>
+      <w:r>
+        <w:t xml:space="preserve">Example</w:t>
       </w:r>
     </w:p>
     <w:p>
       <w:pPr>
+        <w:pStyle w:val="SourceCode"/>
+      </w:pPr>
+      <w:r>
+        <w:rPr>
+          <w:rStyle w:val="KeywordTok"/>
+        </w:rPr>
+        <w:t xml:space="preserve">public</w:t>
+      </w:r>
+      <w:r>
+        <w:rPr>
+          <w:rStyle w:val="NormalTok"/>
+        </w:rPr>
+        <w:t xml:space="preserve"> </w:t>
+      </w:r>
+      <w:r>
+        <w:rPr>
+          <w:rStyle w:val="KeywordTok"/>
+        </w:rPr>
+        <w:t xml:space="preserve">class</w:t>
+      </w:r>
+      <w:r>
+        <w:rPr>
+          <w:rStyle w:val="NormalTok"/>
+        </w:rPr>
+        <w:t xml:space="preserve"> Main </w:t>
+      </w:r>
+      <w:r>
+        <w:rPr>
+          <w:rStyle w:val="OperatorTok"/>
+        </w:rPr>
+        <w:t xml:space="preserve">{</w:t>
+      </w:r>
+      <w:r>
+        <w:br/>
+      </w:r>
+      <w:r>
+        <w:rPr>
+          <w:rStyle w:val="NormalTok"/>
+        </w:rPr>
+        <w:t xml:space="preserve">    </w:t>
+      </w:r>
+      <w:r>
+        <w:rPr>
+          <w:rStyle w:val="KeywordTok"/>
+        </w:rPr>
+        <w:t xml:space="preserve">public</w:t>
+      </w:r>
+      <w:r>
+        <w:rPr>
+          <w:rStyle w:val="NormalTok"/>
+        </w:rPr>
+        <w:t xml:space="preserve"> </w:t>
+      </w:r>
+      <w:r>
+        <w:rPr>
+          <w:rStyle w:val="DataTypeTok"/>
+        </w:rPr>
+        <w:t xml:space="preserve">static</w:t>
+      </w:r>
+      <w:r>
+        <w:rPr>
+          <w:rStyle w:val="NormalTok"/>
+        </w:rPr>
+        <w:t xml:space="preserve"> </w:t>
+      </w:r>
+      <w:r>
+        <w:rPr>
+          <w:rStyle w:val="DataTypeTok"/>
+        </w:rPr>
+        <w:t xml:space="preserve">void</w:t>
+      </w:r>
+      <w:r>
+        <w:rPr>
+          <w:rStyle w:val="NormalTok"/>
+        </w:rPr>
+        <w:t xml:space="preserve"> </w:t>
+      </w:r>
+      <w:r>
+        <w:rPr>
+          <w:rStyle w:val="FunctionTok"/>
+        </w:rPr>
+        <w:t xml:space="preserve">greet</w:t>
+      </w:r>
+      <w:r>
+        <w:rPr>
+          <w:rStyle w:val="OperatorTok"/>
+        </w:rPr>
+        <w:t xml:space="preserve">(</w:t>
+      </w:r>
+      <w:r>
+        <w:rPr>
+          <w:rStyle w:val="BuiltInTok"/>
+        </w:rPr>
+        <w:t xml:space="preserve">String</w:t>
+      </w:r>
+      <w:r>
+        <w:rPr>
+          <w:rStyle w:val="NormalTok"/>
+        </w:rPr>
+        <w:t xml:space="preserve"> name</w:t>
+      </w:r>
+      <w:r>
+        <w:rPr>
+          <w:rStyle w:val="OperatorTok"/>
+        </w:rPr>
+        <w:t xml:space="preserve">)</w:t>
+      </w:r>
+      <w:r>
+        <w:rPr>
+          <w:rStyle w:val="NormalTok"/>
+        </w:rPr>
+        <w:t xml:space="preserve"> </w:t>
+      </w:r>
+      <w:r>
+        <w:rPr>
+          <w:rStyle w:val="OperatorTok"/>
+        </w:rPr>
+        <w:t xml:space="preserve">{</w:t>
+      </w:r>
+      <w:r>
+        <w:br/>
+      </w:r>
+      <w:r>
+        <w:rPr>
+          <w:rStyle w:val="NormalTok"/>
+        </w:rPr>
+        <w:t xml:space="preserve">        </w:t>
+      </w:r>
+      <w:r>
+        <w:rPr>
+          <w:rStyle w:val="BuiltInTok"/>
+        </w:rPr>
+        <w:t xml:space="preserve">System</w:t>
+      </w:r>
+      <w:r>
+        <w:rPr>
+          <w:rStyle w:val="OperatorTok"/>
+        </w:rPr>
+        <w:t xml:space="preserve">.</w:t>
+      </w:r>
+      <w:r>
+        <w:rPr>
+          <w:rStyle w:val="FunctionTok"/>
+        </w:rPr>
+        <w:t xml:space="preserve">out</w:t>
+      </w:r>
+      <w:r>
+        <w:rPr>
+          <w:rStyle w:val="OperatorTok"/>
+        </w:rPr>
+        <w:t xml:space="preserve">.</w:t>
+      </w:r>
+      <w:r>
+        <w:rPr>
+          <w:rStyle w:val="FunctionTok"/>
+        </w:rPr>
+        <w:t xml:space="preserve">println</w:t>
+      </w:r>
+      <w:r>
+        <w:rPr>
+          <w:rStyle w:val="OperatorTok"/>
+        </w:rPr>
+        <w:t xml:space="preserve">(</w:t>
+      </w:r>
+      <w:r>
+        <w:rPr>
+          <w:rStyle w:val="StringTok"/>
+        </w:rPr>
+        <w:t xml:space="preserve">"Hello, "</w:t>
+      </w:r>
+      <w:r>
+        <w:rPr>
+          <w:rStyle w:val="NormalTok"/>
+        </w:rPr>
+        <w:t xml:space="preserve"> </w:t>
+      </w:r>
+      <w:r>
+        <w:rPr>
+          <w:rStyle w:val="OperatorTok"/>
+        </w:rPr>
+        <w:t xml:space="preserve">+</w:t>
+      </w:r>
+      <w:r>
+        <w:rPr>
+          <w:rStyle w:val="NormalTok"/>
+        </w:rPr>
+        <w:t xml:space="preserve"> name </w:t>
+      </w:r>
+      <w:r>
+        <w:rPr>
+          <w:rStyle w:val="OperatorTok"/>
+        </w:rPr>
+        <w:t xml:space="preserve">+</w:t>
+      </w:r>
+      <w:r>
+        <w:rPr>
+          <w:rStyle w:val="NormalTok"/>
+        </w:rPr>
+        <w:t xml:space="preserve"> </w:t>
+      </w:r>
+      <w:r>
+        <w:rPr>
+          <w:rStyle w:val="StringTok"/>
+        </w:rPr>
+        <w:t xml:space="preserve">"!"</w:t>
+      </w:r>
+      <w:r>
+        <w:rPr>
+          <w:rStyle w:val="OperatorTok"/>
+        </w:rPr>
+        <w:t xml:space="preserve">);</w:t>
+      </w:r>
+      <w:r>
+        <w:br/>
+      </w:r>
+      <w:r>
+        <w:rPr>
+          <w:rStyle w:val="NormalTok"/>
+        </w:rPr>
+        <w:t xml:space="preserve">    </w:t>
+      </w:r>
+      <w:r>
+        <w:rPr>
+          <w:rStyle w:val="OperatorTok"/>
+        </w:rPr>
+        <w:t xml:space="preserve">}</w:t>
+      </w:r>
+      <w:r>
+        <w:br/>
+      </w:r>
+      <w:r>
+        <w:br/>
+      </w:r>
+      <w:r>
+        <w:rPr>
+          <w:rStyle w:val="NormalTok"/>
+        </w:rPr>
+        <w:t xml:space="preserve">    </w:t>
+      </w:r>
+      <w:r>
+        <w:rPr>
+          <w:rStyle w:val="KeywordTok"/>
+        </w:rPr>
+        <w:t xml:space="preserve">public</w:t>
+      </w:r>
+      <w:r>
+        <w:rPr>
+          <w:rStyle w:val="NormalTok"/>
+        </w:rPr>
+        <w:t xml:space="preserve"> </w:t>
+      </w:r>
+      <w:r>
+        <w:rPr>
+          <w:rStyle w:val="DataTypeTok"/>
+        </w:rPr>
+        <w:t xml:space="preserve">static</w:t>
+      </w:r>
+      <w:r>
+        <w:rPr>
+          <w:rStyle w:val="NormalTok"/>
+        </w:rPr>
+        <w:t xml:space="preserve"> </w:t>
+      </w:r>
+      <w:r>
+        <w:rPr>
+          <w:rStyle w:val="DataTypeTok"/>
+        </w:rPr>
+        <w:t xml:space="preserve">void</w:t>
+      </w:r>
+      <w:r>
+        <w:rPr>
+          <w:rStyle w:val="NormalTok"/>
+        </w:rPr>
+        <w:t xml:space="preserve"> </w:t>
+      </w:r>
+      <w:r>
+        <w:rPr>
+          <w:rStyle w:val="FunctionTok"/>
+        </w:rPr>
+        <w:t xml:space="preserve">main</w:t>
+      </w:r>
+      <w:r>
+        <w:rPr>
+          <w:rStyle w:val="OperatorTok"/>
+        </w:rPr>
+        <w:t xml:space="preserve">(</w:t>
+      </w:r>
+      <w:r>
+        <w:rPr>
+          <w:rStyle w:val="BuiltInTok"/>
+        </w:rPr>
+        <w:t xml:space="preserve">String</w:t>
+      </w:r>
+      <w:r>
+        <w:rPr>
+          <w:rStyle w:val="OperatorTok"/>
+        </w:rPr>
+        <w:t xml:space="preserve">[]</w:t>
+      </w:r>
+      <w:r>
+        <w:rPr>
+          <w:rStyle w:val="NormalTok"/>
+        </w:rPr>
+        <w:t xml:space="preserve"> args</w:t>
+      </w:r>
+      <w:r>
+        <w:rPr>
+          <w:rStyle w:val="OperatorTok"/>
+        </w:rPr>
+        <w:t xml:space="preserve">)</w:t>
+      </w:r>
+      <w:r>
+        <w:rPr>
+          <w:rStyle w:val="NormalTok"/>
+        </w:rPr>
+        <w:t xml:space="preserve"> </w:t>
+      </w:r>
+      <w:r>
+        <w:rPr>
+          <w:rStyle w:val="OperatorTok"/>
+        </w:rPr>
+        <w:t xml:space="preserve">{</w:t>
+      </w:r>
+      <w:r>
+        <w:br/>
+      </w:r>
+      <w:r>
+        <w:rPr>
+          <w:rStyle w:val="NormalTok"/>
+        </w:rPr>
+        <w:t xml:space="preserve">        </w:t>
+      </w:r>
+      <w:r>
+        <w:rPr>
+          <w:rStyle w:val="CommentTok"/>
+        </w:rPr>
+        <w:t xml:space="preserve">// Example usage</w:t>
+      </w:r>
+      <w:r>
+        <w:br/>
+      </w:r>
+      <w:r>
+        <w:rPr>
+          <w:rStyle w:val="NormalTok"/>
+        </w:rPr>
+        <w:t xml:space="preserve">        </w:t>
+      </w:r>
+      <w:r>
+        <w:rPr>
+          <w:rStyle w:val="FunctionTok"/>
+        </w:rPr>
+        <w:t xml:space="preserve">greet</w:t>
+      </w:r>
+      <w:r>
+        <w:rPr>
+          <w:rStyle w:val="OperatorTok"/>
+        </w:rPr>
+        <w:t xml:space="preserve">(</w:t>
+      </w:r>
+      <w:r>
+        <w:rPr>
+          <w:rStyle w:val="StringTok"/>
+        </w:rPr>
+        <w:t xml:space="preserve">"World"</w:t>
+      </w:r>
+      <w:r>
+        <w:rPr>
+          <w:rStyle w:val="OperatorTok"/>
+        </w:rPr>
+        <w:t xml:space="preserve">);</w:t>
+      </w:r>
+      <w:r>
+        <w:br/>
+      </w:r>
+      <w:r>
+        <w:rPr>
+          <w:rStyle w:val="NormalTok"/>
+        </w:rPr>
+        <w:t xml:space="preserve">    </w:t>
+      </w:r>
+      <w:r>
+        <w:rPr>
+          <w:rStyle w:val="OperatorTok"/>
+        </w:rPr>
+        <w:t xml:space="preserve">}</w:t>
+      </w:r>
+      <w:r>
+        <w:br/>
+      </w:r>
+      <w:r>
+        <w:rPr>
+          <w:rStyle w:val="OperatorTok"/>
+        </w:rPr>
+        <w:t xml:space="preserve">}</w:t>
+      </w:r>
+    </w:p>
+    <w:p>
+      <w:pPr>
         <w:pStyle w:val="FirstParagraph"/>
       </w:pPr>
       <w:r>
@@ -4485,15 +4117,6 @@
       <w:pPr>
         <w:pStyle w:val="SourceCode"/>
       </w:pPr>
-      <w:r>
-        <w:rPr>
-          <w:rStyle w:val="VerbatimChar"/>
-        </w:rPr>
-        <w:t xml:space="preserve">Hello, Alice!</w:t>
-      </w:r>
-      <w:r>
-        <w:br/>
-      </w:r>
       <w:r>
         <w:rPr>
           <w:rStyle w:val="VerbatimChar"/>
@@ -4515,7 +4138,7 @@
         </w:pict>
       </w:r>
     </w:p>
-    <w:bookmarkStart w:id="34" w:name="functiondef-mainargs"/>
+    <w:bookmarkStart w:id="35" w:name="functiondef-mainargs"/>
     <w:p>
       <w:pPr>
         <w:pStyle w:val="Heading3"/>
@@ -4533,10 +4156,10 @@
         <w:t xml:space="preserve">FunctionDef main(args)</w:t>
       </w:r>
     </w:p>
-    <w:bookmarkEnd w:id="34"/>
     <w:bookmarkEnd w:id="35"/>
     <w:bookmarkEnd w:id="36"/>
-    <w:bookmarkStart w:id="42" w:name="function-main"/>
+    <w:bookmarkEnd w:id="37"/>
+    <w:bookmarkStart w:id="43" w:name="function-mainstring-args"/>
     <w:p>
       <w:pPr>
         <w:pStyle w:val="Heading1"/>
@@ -4551,10 +4174,10 @@
         <w:tab/>
       </w:r>
       <w:r>
-        <w:t xml:space="preserve">Function: main</w:t>
+        <w:t xml:space="preserve">Function: main(String[] args)</w:t>
       </w:r>
     </w:p>
-    <w:bookmarkStart w:id="37" w:name="overview-4"/>
+    <w:bookmarkStart w:id="38" w:name="overview-4"/>
     <w:p>
       <w:pPr>
         <w:pStyle w:val="Heading2"/>
@@ -4592,11 +4215,50 @@
         <w:t xml:space="preserve"> </w:t>
       </w:r>
       <w:r>
-        <w:t xml:space="preserve">function serves as the primary entry point for the Java application, executing a sequence of calls to demonstrate other utility methods.</w:t>
+        <w:t xml:space="preserve">function serves as the entry point for the Java application, demonstrating the functionality of the</w:t>
+      </w:r>
+      <w:r>
+        <w:t xml:space="preserve"> </w:t>
+      </w:r>
+      <w:r>
+        <w:rPr>
+          <w:rStyle w:val="VerbatimChar"/>
+        </w:rPr>
+        <w:t xml:space="preserve">add</w:t>
+      </w:r>
+      <w:r>
+        <w:t xml:space="preserve">,</w:t>
+      </w:r>
+      <w:r>
+        <w:t xml:space="preserve"> </w:t>
+      </w:r>
+      <w:r>
+        <w:rPr>
+          <w:rStyle w:val="VerbatimChar"/>
+        </w:rPr>
+        <w:t xml:space="preserve">factorial</w:t>
+      </w:r>
+      <w:r>
+        <w:t xml:space="preserve">, and</w:t>
+      </w:r>
+      <w:r>
+        <w:t xml:space="preserve"> </w:t>
+      </w:r>
+      <w:r>
+        <w:rPr>
+          <w:rStyle w:val="VerbatimChar"/>
+        </w:rPr>
+        <w:t xml:space="preserve">greet</w:t>
+      </w:r>
+      <w:r>
+        <w:t xml:space="preserve"> </w:t>
+      </w:r>
+      <w:r>
+        <w:t xml:space="preserve">methods by calling them with predefined values.</w:t>
       </w:r>
     </w:p>
-    <w:bookmarkEnd w:id="37"/>
-    <w:bookmarkStart w:id="38" w:name="parameters-3"/>
+    <w:bookmarkEnd w:id="38"/>
+    <w:bookmarkStart w:id="39" w:name="parameters-3"/>
     <w:p>
       <w:pPr>
         <w:pStyle w:val="Heading2"/>
@@ -4700,14 +4362,14 @@
               <w:pStyle w:val="Compact"/>
             </w:pPr>
             <w:r>
-              <w:t xml:space="preserve">An array of strings containing command-line arguments passed to the program upon execution. This parameter is not utilized in the current implementation.</w:t>
+              <w:t xml:space="preserve">An array of strings that contains command-line arguments passed to the program. This parameter is not utilized in the current implementation.</w:t>
             </w:r>
           </w:p>
         </w:tc>
       </w:tr>
     </w:tbl>
-    <w:bookmarkEnd w:id="38"/>
-    <w:bookmarkStart w:id="39" w:name="description-4"/>
+    <w:bookmarkEnd w:id="39"/>
+    <w:bookmarkStart w:id="40" w:name="description-4"/>
     <w:p>
       <w:pPr>
         <w:pStyle w:val="Heading2"/>
@@ -4745,7 +4407,7 @@
         <w:t xml:space="preserve"> </w:t>
       </w:r>
       <w:r>
-        <w:t xml:space="preserve">method is a special, required method in Java that the Java Virtual Machine (JVM) calls to start the execution of a program. It acts as the orchestrator for the application’s initial operations.</w:t>
+        <w:t xml:space="preserve">method is the standard starting point for the execution of a Java program. When the application is run, the Java Virtual Machine (JVM) invokes this method.</w:t>
       </w:r>
     </w:p>
     <w:p>
@@ -4759,7 +4421,7 @@
         <w:t xml:space="preserve"> </w:t>
       </w:r>
       <w:r>
-        <w:t xml:space="preserve">1. It first calls the</w:t>
+        <w:t xml:space="preserve">1. The method first calls the</w:t>
       </w:r>
       <w:r>
         <w:t xml:space="preserve"> </w:t>
@@ -4774,7 +4436,7 @@
         <w:t xml:space="preserve"> </w:t>
       </w:r>
       <w:r>
-        <w:t xml:space="preserve">method. The return value of this method is concatenated with the string</w:t>
+        <w:t xml:space="preserve">function to compute the sum of</w:t>
       </w:r>
       <w:r>
         <w:t xml:space="preserve"> </w:t>
@@ -4783,13 +4445,40 @@
         <w:rPr>
           <w:rStyle w:val="VerbatimChar"/>
         </w:rPr>
+        <w:t xml:space="preserve">5</w:t>
+      </w:r>
+      <w:r>
+        <w:t xml:space="preserve"> </w:t>
+      </w:r>
+      <w:r>
+        <w:t xml:space="preserve">and</w:t>
+      </w:r>
+      <w:r>
+        <w:t xml:space="preserve"> </w:t>
+      </w:r>
+      <w:r>
+        <w:rPr>
+          <w:rStyle w:val="VerbatimChar"/>
+        </w:rPr>
+        <w:t xml:space="preserve">10</w:t>
+      </w:r>
+      <w:r>
+        <w:t xml:space="preserve">. The result is concatenated with the string</w:t>
+      </w:r>
+      <w:r>
+        <w:t xml:space="preserve"> </w:t>
+      </w:r>
+      <w:r>
+        <w:rPr>
+          <w:rStyle w:val="VerbatimChar"/>
+        </w:rPr>
         <w:t xml:space="preserve">"Sum: "</w:t>
       </w:r>
       <w:r>
         <w:t xml:space="preserve"> </w:t>
       </w:r>
       <w:r>
-        <w:t xml:space="preserve">and printed to the standard output console.</w:t>
+        <w:t xml:space="preserve">and printed to the standard console output.</w:t>
       </w:r>
       <w:r>
         <w:t xml:space="preserve"> </w:t>
@@ -4810,7 +4499,7 @@
         <w:t xml:space="preserve"> </w:t>
       </w:r>
       <w:r>
-        <w:t xml:space="preserve">method. Similarly, its return value is concatenated with the string</w:t>
+        <w:t xml:space="preserve">function to calculate the factorial of</w:t>
       </w:r>
       <w:r>
         <w:t xml:space="preserve"> </w:t>
@@ -4819,6 +4508,18 @@
         <w:rPr>
           <w:rStyle w:val="VerbatimChar"/>
         </w:rPr>
+        <w:t xml:space="preserve">5</w:t>
+      </w:r>
+      <w:r>
+        <w:t xml:space="preserve">. The result is then concatenated with the string</w:t>
+      </w:r>
+      <w:r>
+        <w:t xml:space="preserve"> </w:t>
+      </w:r>
+      <w:r>
+        <w:rPr>
+          <w:rStyle w:val="VerbatimChar"/>
+        </w:rPr>
         <w:t xml:space="preserve">"Factorial: "</w:t>
       </w:r>
       <w:r>
@@ -4861,7 +4562,7 @@
         <w:t xml:space="preserve"> </w:t>
       </w:r>
       <w:r>
-        <w:t xml:space="preserve">as an argument. This method is expected to perform an action, such as printing a greeting.</w:t>
+        <w:t xml:space="preserve">as an argument to display a greeting message.</w:t>
       </w:r>
     </w:p>
     <w:p>
@@ -4869,50 +4570,11 @@
         <w:pStyle w:val="BodyText"/>
       </w:pPr>
       <w:r>
-        <w:t xml:space="preserve">This method effectively serves as a simple test driver to showcase the functionality of the</w:t>
-      </w:r>
-      <w:r>
-        <w:t xml:space="preserve"> </w:t>
-      </w:r>
-      <w:r>
-        <w:rPr>
-          <w:rStyle w:val="VerbatimChar"/>
-        </w:rPr>
-        <w:t xml:space="preserve">add</w:t>
-      </w:r>
-      <w:r>
-        <w:t xml:space="preserve">,</w:t>
-      </w:r>
-      <w:r>
-        <w:t xml:space="preserve"> </w:t>
-      </w:r>
-      <w:r>
-        <w:rPr>
-          <w:rStyle w:val="VerbatimChar"/>
-        </w:rPr>
-        <w:t xml:space="preserve">factorial</w:t>
-      </w:r>
-      <w:r>
-        <w:t xml:space="preserve">, and</w:t>
-      </w:r>
-      <w:r>
-        <w:t xml:space="preserve"> </w:t>
-      </w:r>
-      <w:r>
-        <w:rPr>
-          <w:rStyle w:val="VerbatimChar"/>
-        </w:rPr>
-        <w:t xml:space="preserve">greet</w:t>
-      </w:r>
-      <w:r>
-        <w:t xml:space="preserve"> </w:t>
-      </w:r>
-      <w:r>
-        <w:t xml:space="preserve">methods.</w:t>
+        <w:t xml:space="preserve">This method effectively acts as a driver to showcase the core functionalities implemented in other methods of the class.</w:t>
       </w:r>
     </w:p>
-    <w:bookmarkEnd w:id="39"/>
-    <w:bookmarkStart w:id="40" w:name="usage-notes-4"/>
+    <w:bookmarkEnd w:id="40"/>
+    <w:bookmarkStart w:id="41" w:name="usage-notes-4"/>
     <w:p>
       <w:pPr>
         <w:pStyle w:val="Heading2"/>
@@ -4935,7 +4597,7 @@
         <w:pStyle w:val="Compact"/>
         <w:numPr>
           <w:ilvl w:val="0"/>
-          <w:numId w:val="1009"/>
+          <w:numId w:val="1010"/>
         </w:numPr>
       </w:pPr>
       <w:r>
@@ -4948,13 +4610,13 @@
         <w:rPr>
           <w:rStyle w:val="VerbatimChar"/>
         </w:rPr>
-        <w:t xml:space="preserve">public static void main(String[] args)</w:t>
-      </w:r>
-      <w:r>
-        <w:t xml:space="preserve"> </w:t>
-      </w:r>
-      <w:r>
-        <w:t xml:space="preserve">signature is the mandatory entry point for any standalone Java application.</w:t>
+        <w:t xml:space="preserve">main</w:t>
+      </w:r>
+      <w:r>
+        <w:t xml:space="preserve"> </w:t>
+      </w:r>
+      <w:r>
+        <w:t xml:space="preserve">method is the designated starting point for any Java application.</w:t>
       </w:r>
     </w:p>
     <w:p>
@@ -4962,26 +4624,11 @@
         <w:pStyle w:val="Compact"/>
         <w:numPr>
           <w:ilvl w:val="0"/>
-          <w:numId w:val="1009"/>
+          <w:numId w:val="1010"/>
         </w:numPr>
       </w:pPr>
       <w:r>
-        <w:t xml:space="preserve">The</w:t>
-      </w:r>
-      <w:r>
-        <w:t xml:space="preserve"> </w:t>
-      </w:r>
-      <w:r>
-        <w:rPr>
-          <w:rStyle w:val="VerbatimChar"/>
-        </w:rPr>
-        <w:t xml:space="preserve">args</w:t>
-      </w:r>
-      <w:r>
-        <w:t xml:space="preserve"> </w:t>
-      </w:r>
-      <w:r>
-        <w:t xml:space="preserve">parameter allows for passing configuration or data from the command line, which can be accessed within the program.</w:t>
+        <w:t xml:space="preserve">It is automatically invoked by the Java Virtual Machine (JVM) when the program starts.</w:t>
       </w:r>
     </w:p>
     <w:p>
@@ -4989,11 +4636,11 @@
         <w:pStyle w:val="Compact"/>
         <w:numPr>
           <w:ilvl w:val="0"/>
-          <w:numId w:val="1009"/>
+          <w:numId w:val="1010"/>
         </w:numPr>
       </w:pPr>
       <w:r>
-        <w:t xml:space="preserve">This method’s successful compilation and execution depend on the presence and accessibility of the</w:t>
+        <w:t xml:space="preserve">The method signature must be</w:t>
       </w:r>
       <w:r>
         <w:t xml:space="preserve"> </w:t>
@@ -5002,41 +4649,17 @@
         <w:rPr>
           <w:rStyle w:val="VerbatimChar"/>
         </w:rPr>
-        <w:t xml:space="preserve">add</w:t>
-      </w:r>
-      <w:r>
-        <w:t xml:space="preserve">,</w:t>
-      </w:r>
-      <w:r>
-        <w:t xml:space="preserve"> </w:t>
-      </w:r>
-      <w:r>
-        <w:rPr>
-          <w:rStyle w:val="VerbatimChar"/>
-        </w:rPr>
-        <w:t xml:space="preserve">factorial</w:t>
-      </w:r>
-      <w:r>
-        <w:t xml:space="preserve">, and</w:t>
-      </w:r>
-      <w:r>
-        <w:t xml:space="preserve"> </w:t>
-      </w:r>
-      <w:r>
-        <w:rPr>
-          <w:rStyle w:val="VerbatimChar"/>
-        </w:rPr>
-        <w:t xml:space="preserve">greet</w:t>
-      </w:r>
-      <w:r>
-        <w:t xml:space="preserve"> </w:t>
-      </w:r>
-      <w:r>
-        <w:t xml:space="preserve">methods within the same scope.</w:t>
+        <w:t xml:space="preserve">public static void main(String[] args)</w:t>
+      </w:r>
+      <w:r>
+        <w:t xml:space="preserve"> </w:t>
+      </w:r>
+      <w:r>
+        <w:t xml:space="preserve">to be recognized by the JVM as the program’s entry point.</w:t>
       </w:r>
     </w:p>
-    <w:bookmarkEnd w:id="40"/>
-    <w:bookmarkStart w:id="41" w:name="example-4"/>
+    <w:bookmarkEnd w:id="41"/>
+    <w:bookmarkStart w:id="42" w:name="example-4"/>
     <w:p>
       <w:pPr>
         <w:pStyle w:val="Heading2"/>
@@ -5074,7 +4697,7 @@
         <w:t xml:space="preserve"> </w:t>
       </w:r>
       <w:r>
-        <w:t xml:space="preserve">method is executed by running the compiled Java class from the command line.</w:t>
+        <w:t xml:space="preserve">method is not called directly by user code but is executed by the JVM when running the compiled Java class. To run this program from the command line, you would execute:</w:t>
       </w:r>
     </w:p>
     <w:p>
@@ -5085,7 +4708,7 @@
         <w:rPr>
           <w:rStyle w:val="CommentTok"/>
         </w:rPr>
-        <w:t xml:space="preserve">// 1. Compile the source file (e.g., Main.java)</w:t>
+        <w:t xml:space="preserve">// Assuming the file is compiled into Main.class</w:t>
       </w:r>
       <w:r>
         <w:br/>
@@ -5094,19 +4717,7 @@
         <w:rPr>
           <w:rStyle w:val="CommentTok"/>
         </w:rPr>
-        <w:t xml:space="preserve">// javac Main.java</w:t>
-      </w:r>
-      <w:r>
-        <w:br/>
-      </w:r>
-      <w:r>
-        <w:br/>
-      </w:r>
-      <w:r>
-        <w:rPr>
-          <w:rStyle w:val="CommentTok"/>
-        </w:rPr>
-        <w:t xml:space="preserve">// 2. Run the compiled class</w:t>
+        <w:t xml:space="preserve">// Command to run the program:</w:t>
       </w:r>
       <w:r>
         <w:br/>
@@ -5132,108 +4743,31 @@
     </w:p>
     <w:p>
       <w:pPr>
-        <w:pStyle w:val="BodyText"/>
-      </w:pPr>
-      <w:r>
-        <w:t xml:space="preserve">Assuming standard implementations where</w:t>
-      </w:r>
-      <w:r>
-        <w:t xml:space="preserve"> </w:t>
-      </w:r>
+        <w:pStyle w:val="SourceCode"/>
+      </w:pPr>
       <w:r>
         <w:rPr>
           <w:rStyle w:val="VerbatimChar"/>
         </w:rPr>
-        <w:t xml:space="preserve">add(5, 10)</w:t>
-      </w:r>
-      <w:r>
-        <w:t xml:space="preserve"> </w:t>
-      </w:r>
-      <w:r>
-        <w:t xml:space="preserve">returns</w:t>
-      </w:r>
-      <w:r>
-        <w:t xml:space="preserve"> </w:t>
+        <w:t xml:space="preserve">Sum: 15</w:t>
+      </w:r>
+      <w:r>
+        <w:br/>
       </w:r>
       <w:r>
         <w:rPr>
           <w:rStyle w:val="VerbatimChar"/>
         </w:rPr>
-        <w:t xml:space="preserve">15</w:t>
-      </w:r>
-      <w:r>
-        <w:t xml:space="preserve">,</w:t>
-      </w:r>
-      <w:r>
-        <w:t xml:space="preserve"> </w:t>
+        <w:t xml:space="preserve">Factorial: 120</w:t>
+      </w:r>
+      <w:r>
+        <w:br/>
       </w:r>
       <w:r>
         <w:rPr>
           <w:rStyle w:val="VerbatimChar"/>
         </w:rPr>
-        <w:t xml:space="preserve">factorial(5)</w:t>
-      </w:r>
-      <w:r>
-        <w:t xml:space="preserve"> </w:t>
-      </w:r>
-      <w:r>
-        <w:t xml:space="preserve">returns</w:t>
-      </w:r>
-      <w:r>
-        <w:t xml:space="preserve"> </w:t>
-      </w:r>
-      <w:r>
-        <w:rPr>
-          <w:rStyle w:val="VerbatimChar"/>
-        </w:rPr>
-        <w:t xml:space="preserve">120</w:t>
-      </w:r>
-      <w:r>
-        <w:t xml:space="preserve">, and</w:t>
-      </w:r>
-      <w:r>
-        <w:t xml:space="preserve"> </w:t>
-      </w:r>
-      <w:r>
-        <w:rPr>
-          <w:rStyle w:val="VerbatimChar"/>
-        </w:rPr>
-        <w:t xml:space="preserve">greet("Prateek")</w:t>
-      </w:r>
-      <w:r>
-        <w:t xml:space="preserve"> </w:t>
-      </w:r>
-      <w:r>
-        <w:t xml:space="preserve">prints a greeting to the console, the output would be:</w:t>
-      </w:r>
-    </w:p>
-    <w:p>
-      <w:pPr>
-        <w:pStyle w:val="SourceCode"/>
-      </w:pPr>
-      <w:r>
-        <w:rPr>
-          <w:rStyle w:val="VerbatimChar"/>
-        </w:rPr>
-        <w:t xml:space="preserve">Sum: 15</w:t>
-      </w:r>
-      <w:r>
-        <w:br/>
-      </w:r>
-      <w:r>
-        <w:rPr>
-          <w:rStyle w:val="VerbatimChar"/>
-        </w:rPr>
-        <w:t xml:space="preserve">Factorial: 120</w:t>
-      </w:r>
-      <w:r>
-        <w:br/>
-      </w:r>
-      <w:r>
-        <w:rPr>
-          <w:rStyle w:val="VerbatimChar"/>
-        </w:rPr>
-        <w:t xml:space="preserve">[Output from the greet method, e.g., "Hello, Prateek!"]</w:t>
+        <w:t xml:space="preserve">// The output of the greet method will also be printed, for example: Hello, Prateek!</w:t>
       </w:r>
     </w:p>
     <w:p>
@@ -5250,8 +4784,8 @@
         </w:pict>
       </w:r>
     </w:p>
-    <w:bookmarkEnd w:id="41"/>
     <w:bookmarkEnd w:id="42"/>
+    <w:bookmarkEnd w:id="43"/>
     <w:sectPr>
       <w:pgSz w:h="15840" w:w="12240"/>
       <w:pgMar w:bottom="1440" w:footer="720" w:gutter="0" w:header="720" w:left="1800" w:right="1800" w:top="1440"/>
@@ -5635,6 +5169,91 @@
       <w:rPr>
         <w:rFonts w:ascii="Wingdings" w:hAnsi="Wingdings" w:cs="Wingdings" w:hint="default"/>
       </w:rPr>
+    </w:lvl>
+  </w:abstractNum>
+  <w:abstractNum w:abstractNumId="99411">
+    <w:nsid w:val="00A99411"/>
+    <w:multiLevelType w:val="multilevel"/>
+    <w:lvl w:ilvl="0">
+      <w:start w:val="1"/>
+      <w:numFmt w:val="decimal"/>
+      <w:lvlText w:val="%1."/>
+      <w:lvlJc w:val="left"/>
+      <w:pPr>
+        <w:ind w:left="720" w:hanging="360"/>
+      </w:pPr>
+    </w:lvl>
+    <w:lvl w:ilvl="1">
+      <w:start w:val="1"/>
+      <w:numFmt w:val="decimal"/>
+      <w:lvlText w:val="%2."/>
+      <w:lvlJc w:val="left"/>
+      <w:pPr>
+        <w:ind w:left="1440" w:hanging="360"/>
+      </w:pPr>
+    </w:lvl>
+    <w:lvl w:ilvl="2">
+      <w:start w:val="1"/>
+      <w:numFmt w:val="decimal"/>
+      <w:lvlText w:val="%3."/>
+      <w:lvlJc w:val="left"/>
+      <w:pPr>
+        <w:ind w:left="2160" w:hanging="360"/>
+      </w:pPr>
+    </w:lvl>
+    <w:lvl w:ilvl="3">
+      <w:start w:val="1"/>
+      <w:numFmt w:val="decimal"/>
+      <w:lvlText w:val="%4."/>
+      <w:lvlJc w:val="left"/>
+      <w:pPr>
+        <w:ind w:left="2880" w:hanging="360"/>
+      </w:pPr>
+    </w:lvl>
+    <w:lvl w:ilvl="4">
+      <w:start w:val="1"/>
+      <w:numFmt w:val="decimal"/>
+      <w:lvlText w:val="%5."/>
+      <w:lvlJc w:val="left"/>
+      <w:pPr>
+        <w:ind w:left="3600" w:hanging="360"/>
+      </w:pPr>
+    </w:lvl>
+    <w:lvl w:ilvl="5">
+      <w:start w:val="1"/>
+      <w:numFmt w:val="decimal"/>
+      <w:lvlText w:val="%6."/>
+      <w:lvlJc w:val="left"/>
+      <w:pPr>
+        <w:ind w:left="4320" w:hanging="360"/>
+      </w:pPr>
+    </w:lvl>
+    <w:lvl w:ilvl="6">
+      <w:start w:val="1"/>
+      <w:numFmt w:val="decimal"/>
+      <w:lvlText w:val="%7."/>
+      <w:lvlJc w:val="left"/>
+      <w:pPr>
+        <w:ind w:left="5040" w:hanging="360"/>
+      </w:pPr>
+    </w:lvl>
+    <w:lvl w:ilvl="7">
+      <w:start w:val="1"/>
+      <w:numFmt w:val="decimal"/>
+      <w:lvlText w:val="%8."/>
+      <w:lvlJc w:val="left"/>
+      <w:pPr>
+        <w:ind w:left="5760" w:hanging="360"/>
+      </w:pPr>
+    </w:lvl>
+    <w:lvl w:ilvl="8">
+      <w:start w:val="1"/>
+      <w:numFmt w:val="decimal"/>
+      <w:lvlText w:val="%9."/>
+      <w:lvlJc w:val="left"/>
+      <w:pPr>
+        <w:ind w:left="6480" w:hanging="360"/>
+      </w:pPr>
     </w:lvl>
   </w:abstractNum>
   <w:num w16cid:durableId="106237985" w:numId="1">
@@ -5683,7 +5302,34 @@
     <w:abstractNumId w:val="991"/>
   </w:num>
   <w:num w:numId="1006">
-    <w:abstractNumId w:val="991"/>
+    <w:abstractNumId w:val="99411"/>
+    <w:lvlOverride w:ilvl="0">
+      <w:startOverride w:val="1"/>
+    </w:lvlOverride>
+    <w:lvlOverride w:ilvl="1">
+      <w:startOverride w:val="1"/>
+    </w:lvlOverride>
+    <w:lvlOverride w:ilvl="2">
+      <w:startOverride w:val="1"/>
+    </w:lvlOverride>
+    <w:lvlOverride w:ilvl="3">
+      <w:startOverride w:val="1"/>
+    </w:lvlOverride>
+    <w:lvlOverride w:ilvl="4">
+      <w:startOverride w:val="1"/>
+    </w:lvlOverride>
+    <w:lvlOverride w:ilvl="5">
+      <w:startOverride w:val="1"/>
+    </w:lvlOverride>
+    <w:lvlOverride w:ilvl="6">
+      <w:startOverride w:val="1"/>
+    </w:lvlOverride>
+    <w:lvlOverride w:ilvl="7">
+      <w:startOverride w:val="1"/>
+    </w:lvlOverride>
+    <w:lvlOverride w:ilvl="8">
+      <w:startOverride w:val="1"/>
+    </w:lvlOverride>
   </w:num>
   <w:num w:numId="1007">
     <w:abstractNumId w:val="991"/>
@@ -5692,6 +5338,9 @@
     <w:abstractNumId w:val="991"/>
   </w:num>
   <w:num w:numId="1009">
+    <w:abstractNumId w:val="991"/>
+  </w:num>
+  <w:num w:numId="1010">
     <w:abstractNumId w:val="991"/>
   </w:num>
 </w:numbering>

--- a/Main.docx
+++ b/Main.docx
@@ -103,7 +103,7 @@
         <w:t xml:space="preserve"> </w:t>
       </w:r>
       <w:r>
-        <w:t xml:space="preserve">class serves as a container for several static utility methods and acts as the primary entry point for the Java application.</w:t>
+        <w:t xml:space="preserve">class serves as the entry point for the application and provides a collection of static utility methods for basic mathematical operations and console output.</w:t>
       </w:r>
     </w:p>
     <w:bookmarkEnd w:id="10"/>
@@ -130,7 +130,7 @@
         <w:pStyle w:val="FirstParagraph"/>
       </w:pPr>
       <w:r>
-        <w:t xml:space="preserve">This class does not have any attributes. It contains static methods that operate on the parameters passed to them.</w:t>
+        <w:t xml:space="preserve">This class does not have any attributes.</w:t>
       </w:r>
     </w:p>
     <w:bookmarkEnd w:id="11"/>
@@ -172,7 +172,7 @@
         <w:t xml:space="preserve"> </w:t>
       </w:r>
       <w:r>
-        <w:t xml:space="preserve">class provides a collection of independent, static methods designed for common tasks. As all methods are static, there is no need to instantiate the</w:t>
+        <w:t xml:space="preserve">class is a container for static methods and the main execution point of the Java program. Since all methods are</w:t>
       </w:r>
       <w:r>
         <w:t xml:space="preserve"> </w:t>
@@ -181,13 +181,22 @@
         <w:rPr>
           <w:rStyle w:val="VerbatimChar"/>
         </w:rPr>
+        <w:t xml:space="preserve">static</w:t>
+      </w:r>
+      <w:r>
+        <w:t xml:space="preserve">, they can be invoked directly on the class without needing to create an instance of</w:t>
+      </w:r>
+      <w:r>
+        <w:t xml:space="preserve"> </w:t>
+      </w:r>
+      <w:r>
+        <w:rPr>
+          <w:rStyle w:val="VerbatimChar"/>
+        </w:rPr>
         <w:t xml:space="preserve">Main</w:t>
       </w:r>
       <w:r>
-        <w:t xml:space="preserve"> </w:t>
-      </w:r>
-      <w:r>
-        <w:t xml:space="preserve">class to use them.</w:t>
+        <w:t xml:space="preserve">.</w:t>
       </w:r>
     </w:p>
     <w:p>
@@ -208,11 +217,13 @@
       <w:r>
         <w:rPr>
           <w:rStyle w:val="VerbatimChar"/>
-        </w:rPr>
-        <w:t xml:space="preserve">public static int add(int a, int b)</w:t>
-      </w:r>
-      <w:r>
-        <w:t xml:space="preserve">: This function takes two integer arguments,</w:t>
+          <w:b/>
+          <w:bCs/>
+        </w:rPr>
+        <w:t xml:space="preserve">add(int a, int b)</w:t>
+      </w:r>
+      <w:r>
+        <w:t xml:space="preserve">: A static function that accepts two integer arguments,</w:t>
       </w:r>
       <w:r>
         <w:t xml:space="preserve"> </w:t>
@@ -239,7 +250,19 @@
         <w:t xml:space="preserve">b</w:t>
       </w:r>
       <w:r>
-        <w:t xml:space="preserve">, and returns their sum. It performs a simple addition operation.</w:t>
+        <w:t xml:space="preserve">. It performs an addition operation and returns the sum as an</w:t>
+      </w:r>
+      <w:r>
+        <w:t xml:space="preserve"> </w:t>
+      </w:r>
+      <w:r>
+        <w:rPr>
+          <w:rStyle w:val="VerbatimChar"/>
+        </w:rPr>
+        <w:t xml:space="preserve">int</w:t>
+      </w:r>
+      <w:r>
+        <w:t xml:space="preserve">.</w:t>
       </w:r>
     </w:p>
     <w:p>
@@ -252,11 +275,13 @@
       <w:r>
         <w:rPr>
           <w:rStyle w:val="VerbatimChar"/>
-        </w:rPr>
-        <w:t xml:space="preserve">public static int factorial(int n)</w:t>
-      </w:r>
-      <w:r>
-        <w:t xml:space="preserve">: This function calculates the factorial of a given non-negative integer</w:t>
+          <w:b/>
+          <w:bCs/>
+        </w:rPr>
+        <w:t xml:space="preserve">factorial(int n)</w:t>
+      </w:r>
+      <w:r>
+        <w:t xml:space="preserve">: A static function that calculates the factorial of a given integer</w:t>
       </w:r>
       <w:r>
         <w:t xml:space="preserve"> </w:t>
@@ -271,7 +296,7 @@
         <w:t xml:space="preserve"> </w:t>
       </w:r>
       <w:r>
-        <w:t xml:space="preserve">using a recursive approach.</w:t>
+        <w:t xml:space="preserve">using recursion.</w:t>
       </w:r>
     </w:p>
     <w:p>
@@ -283,7 +308,7 @@
         </w:numPr>
       </w:pPr>
       <w:r>
-        <w:t xml:space="preserve">The base case for the recursion is when</w:t>
+        <w:t xml:space="preserve">The base case is</w:t>
       </w:r>
       <w:r>
         <w:t xml:space="preserve"> </w:t>
@@ -292,13 +317,10 @@
         <w:rPr>
           <w:rStyle w:val="VerbatimChar"/>
         </w:rPr>
-        <w:t xml:space="preserve">n</w:t>
-      </w:r>
-      <w:r>
-        <w:t xml:space="preserve"> </w:t>
-      </w:r>
-      <w:r>
-        <w:t xml:space="preserve">is less than or equal to 1, in which case the function returns</w:t>
+        <w:t xml:space="preserve">if (n &lt;= 1)</w:t>
+      </w:r>
+      <w:r>
+        <w:t xml:space="preserve">, which returns</w:t>
       </w:r>
       <w:r>
         <w:t xml:space="preserve"> </w:t>
@@ -337,7 +359,7 @@
         <w:t xml:space="preserve"> </w:t>
       </w:r>
       <w:r>
-        <w:t xml:space="preserve">greater than 1, it recursively calls itself with</w:t>
+        <w:t xml:space="preserve">greater than 1, it recursively calls</w:t>
       </w:r>
       <w:r>
         <w:t xml:space="preserve"> </w:t>
@@ -346,7 +368,7 @@
         <w:rPr>
           <w:rStyle w:val="VerbatimChar"/>
         </w:rPr>
-        <w:t xml:space="preserve">n - 1</w:t>
+        <w:t xml:space="preserve">factorial(n - 1)</w:t>
       </w:r>
       <w:r>
         <w:t xml:space="preserve"> </w:t>
@@ -377,11 +399,13 @@
       <w:r>
         <w:rPr>
           <w:rStyle w:val="VerbatimChar"/>
-        </w:rPr>
-        <w:t xml:space="preserve">public static void greet(String name)</w:t>
-      </w:r>
-      <w:r>
-        <w:t xml:space="preserve">: This function takes a</w:t>
+          <w:b/>
+          <w:bCs/>
+        </w:rPr>
+        <w:t xml:space="preserve">greet(String name)</w:t>
+      </w:r>
+      <w:r>
+        <w:t xml:space="preserve">: A static void function that takes a</w:t>
       </w:r>
       <w:r>
         <w:t xml:space="preserve"> </w:t>
@@ -408,19 +432,16 @@
         <w:t xml:space="preserve">name</w:t>
       </w:r>
       <w:r>
-        <w:t xml:space="preserve"> </w:t>
-      </w:r>
-      <w:r>
-        <w:t xml:space="preserve">and prints a formatted greeting message to the console. It does not return any value (</w:t>
-      </w:r>
-      <w:r>
-        <w:rPr>
-          <w:rStyle w:val="VerbatimChar"/>
-        </w:rPr>
-        <w:t xml:space="preserve">void</w:t>
-      </w:r>
-      <w:r>
-        <w:t xml:space="preserve">).</w:t>
+        <w:t xml:space="preserve">. It prints a formatted greeting message,</w:t>
+      </w:r>
+      <w:r>
+        <w:t xml:space="preserve"> </w:t>
+      </w:r>
+      <w:r>
+        <w:t xml:space="preserve">“Hello, [name]!”</w:t>
+      </w:r>
+      <w:r>
+        <w:t xml:space="preserve">, to the standard console output.</w:t>
       </w:r>
     </w:p>
     <w:p>
@@ -433,50 +454,13 @@
       <w:r>
         <w:rPr>
           <w:rStyle w:val="VerbatimChar"/>
-        </w:rPr>
-        <w:t xml:space="preserve">public static void main(String[] args)</w:t>
-      </w:r>
-      <w:r>
-        <w:t xml:space="preserve">: This is the main entry point of the application. The Java Virtual Machine (JVM) calls this method to start the program. The implementation within this class demonstrates the usage of the</w:t>
-      </w:r>
-      <w:r>
-        <w:t xml:space="preserve"> </w:t>
-      </w:r>
-      <w:r>
-        <w:rPr>
-          <w:rStyle w:val="VerbatimChar"/>
-        </w:rPr>
-        <w:t xml:space="preserve">add</w:t>
-      </w:r>
-      <w:r>
-        <w:t xml:space="preserve">,</w:t>
-      </w:r>
-      <w:r>
-        <w:t xml:space="preserve"> </w:t>
-      </w:r>
-      <w:r>
-        <w:rPr>
-          <w:rStyle w:val="VerbatimChar"/>
-        </w:rPr>
-        <w:t xml:space="preserve">factorial</w:t>
-      </w:r>
-      <w:r>
-        <w:t xml:space="preserve">, and</w:t>
-      </w:r>
-      <w:r>
-        <w:t xml:space="preserve"> </w:t>
-      </w:r>
-      <w:r>
-        <w:rPr>
-          <w:rStyle w:val="VerbatimChar"/>
-        </w:rPr>
-        <w:t xml:space="preserve">greet</w:t>
-      </w:r>
-      <w:r>
-        <w:t xml:space="preserve"> </w:t>
-      </w:r>
-      <w:r>
-        <w:t xml:space="preserve">methods and prints their results to the standard output.</w:t>
+          <w:b/>
+          <w:bCs/>
+        </w:rPr>
+        <w:t xml:space="preserve">main(String[] args)</w:t>
+      </w:r>
+      <w:r>
+        <w:t xml:space="preserve">: The main entry point for the Java application. This method demonstrates the usage of the other three static methods by calling them with predefined values and printing their results to the console.</w:t>
       </w:r>
     </w:p>
     <w:p>
@@ -487,55 +471,190 @@
         <w:rPr>
           <w:rStyle w:val="CommentTok"/>
         </w:rPr>
-        <w:t xml:space="preserve">// Example of calling the static methods</w:t>
+        <w:t xml:space="preserve">// Inside the main method</w:t>
       </w:r>
       <w:r>
         <w:br/>
       </w:r>
       <w:r>
         <w:rPr>
-          <w:rStyle w:val="DataTypeTok"/>
-        </w:rPr>
-        <w:t xml:space="preserve">int</w:t>
+          <w:rStyle w:val="BuiltInTok"/>
+        </w:rPr>
+        <w:t xml:space="preserve">System</w:t>
+      </w:r>
+      <w:r>
+        <w:rPr>
+          <w:rStyle w:val="OperatorTok"/>
+        </w:rPr>
+        <w:t xml:space="preserve">.</w:t>
+      </w:r>
+      <w:r>
+        <w:rPr>
+          <w:rStyle w:val="FunctionTok"/>
+        </w:rPr>
+        <w:t xml:space="preserve">out</w:t>
+      </w:r>
+      <w:r>
+        <w:rPr>
+          <w:rStyle w:val="OperatorTok"/>
+        </w:rPr>
+        <w:t xml:space="preserve">.</w:t>
+      </w:r>
+      <w:r>
+        <w:rPr>
+          <w:rStyle w:val="FunctionTok"/>
+        </w:rPr>
+        <w:t xml:space="preserve">println</w:t>
+      </w:r>
+      <w:r>
+        <w:rPr>
+          <w:rStyle w:val="OperatorTok"/>
+        </w:rPr>
+        <w:t xml:space="preserve">(</w:t>
+      </w:r>
+      <w:r>
+        <w:rPr>
+          <w:rStyle w:val="StringTok"/>
+        </w:rPr>
+        <w:t xml:space="preserve">"Sum: "</w:t>
       </w:r>
       <w:r>
         <w:rPr>
           <w:rStyle w:val="NormalTok"/>
         </w:rPr>
-        <w:t xml:space="preserve"> sum </w:t>
+        <w:t xml:space="preserve"> </w:t>
       </w:r>
       <w:r>
         <w:rPr>
           <w:rStyle w:val="OperatorTok"/>
         </w:rPr>
-        <w:t xml:space="preserve">=</w:t>
+        <w:t xml:space="preserve">+</w:t>
       </w:r>
       <w:r>
         <w:rPr>
           <w:rStyle w:val="NormalTok"/>
         </w:rPr>
-        <w:t xml:space="preserve"> Main</w:t>
+        <w:t xml:space="preserve"> </w:t>
+      </w:r>
+      <w:r>
+        <w:rPr>
+          <w:rStyle w:val="FunctionTok"/>
+        </w:rPr>
+        <w:t xml:space="preserve">add</w:t>
       </w:r>
       <w:r>
         <w:rPr>
           <w:rStyle w:val="OperatorTok"/>
         </w:rPr>
+        <w:t xml:space="preserve">(</w:t>
+      </w:r>
+      <w:r>
+        <w:rPr>
+          <w:rStyle w:val="DecValTok"/>
+        </w:rPr>
+        <w:t xml:space="preserve">5</w:t>
+      </w:r>
+      <w:r>
+        <w:rPr>
+          <w:rStyle w:val="OperatorTok"/>
+        </w:rPr>
+        <w:t xml:space="preserve">,</w:t>
+      </w:r>
+      <w:r>
+        <w:rPr>
+          <w:rStyle w:val="NormalTok"/>
+        </w:rPr>
+        <w:t xml:space="preserve"> </w:t>
+      </w:r>
+      <w:r>
+        <w:rPr>
+          <w:rStyle w:val="DecValTok"/>
+        </w:rPr>
+        <w:t xml:space="preserve">10</w:t>
+      </w:r>
+      <w:r>
+        <w:rPr>
+          <w:rStyle w:val="OperatorTok"/>
+        </w:rPr>
+        <w:t xml:space="preserve">));</w:t>
+      </w:r>
+      <w:r>
+        <w:br/>
+      </w:r>
+      <w:r>
+        <w:rPr>
+          <w:rStyle w:val="BuiltInTok"/>
+        </w:rPr>
+        <w:t xml:space="preserve">System</w:t>
+      </w:r>
+      <w:r>
+        <w:rPr>
+          <w:rStyle w:val="OperatorTok"/>
+        </w:rPr>
         <w:t xml:space="preserve">.</w:t>
       </w:r>
       <w:r>
         <w:rPr>
           <w:rStyle w:val="FunctionTok"/>
         </w:rPr>
-        <w:t xml:space="preserve">add</w:t>
+        <w:t xml:space="preserve">out</w:t>
       </w:r>
       <w:r>
         <w:rPr>
           <w:rStyle w:val="OperatorTok"/>
         </w:rPr>
+        <w:t xml:space="preserve">.</w:t>
+      </w:r>
+      <w:r>
+        <w:rPr>
+          <w:rStyle w:val="FunctionTok"/>
+        </w:rPr>
+        <w:t xml:space="preserve">println</w:t>
+      </w:r>
+      <w:r>
+        <w:rPr>
+          <w:rStyle w:val="OperatorTok"/>
+        </w:rPr>
         <w:t xml:space="preserve">(</w:t>
       </w:r>
       <w:r>
         <w:rPr>
+          <w:rStyle w:val="StringTok"/>
+        </w:rPr>
+        <w:t xml:space="preserve">"Factorial: "</w:t>
+      </w:r>
+      <w:r>
+        <w:rPr>
+          <w:rStyle w:val="NormalTok"/>
+        </w:rPr>
+        <w:t xml:space="preserve"> </w:t>
+      </w:r>
+      <w:r>
+        <w:rPr>
+          <w:rStyle w:val="OperatorTok"/>
+        </w:rPr>
+        <w:t xml:space="preserve">+</w:t>
+      </w:r>
+      <w:r>
+        <w:rPr>
+          <w:rStyle w:val="NormalTok"/>
+        </w:rPr>
+        <w:t xml:space="preserve"> </w:t>
+      </w:r>
+      <w:r>
+        <w:rPr>
+          <w:rStyle w:val="FunctionTok"/>
+        </w:rPr>
+        <w:t xml:space="preserve">factorial</w:t>
+      </w:r>
+      <w:r>
+        <w:rPr>
+          <w:rStyle w:val="OperatorTok"/>
+        </w:rPr>
+        <w:t xml:space="preserve">(</w:t>
+      </w:r>
+      <w:r>
+        <w:rPr>
           <w:rStyle w:val="DecValTok"/>
         </w:rPr>
         <w:t xml:space="preserve">5</w:t>
@@ -544,97 +663,10 @@
         <w:rPr>
           <w:rStyle w:val="OperatorTok"/>
         </w:rPr>
-        <w:t xml:space="preserve">,</w:t>
-      </w:r>
-      <w:r>
-        <w:rPr>
-          <w:rStyle w:val="NormalTok"/>
-        </w:rPr>
-        <w:t xml:space="preserve"> </w:t>
-      </w:r>
-      <w:r>
-        <w:rPr>
-          <w:rStyle w:val="DecValTok"/>
-        </w:rPr>
-        <w:t xml:space="preserve">10</w:t>
-      </w:r>
-      <w:r>
-        <w:rPr>
-          <w:rStyle w:val="OperatorTok"/>
-        </w:rPr>
-        <w:t xml:space="preserve">);</w:t>
+        <w:t xml:space="preserve">));</w:t>
       </w:r>
       <w:r>
         <w:br/>
-      </w:r>
-      <w:r>
-        <w:rPr>
-          <w:rStyle w:val="DataTypeTok"/>
-        </w:rPr>
-        <w:t xml:space="preserve">int</w:t>
-      </w:r>
-      <w:r>
-        <w:rPr>
-          <w:rStyle w:val="NormalTok"/>
-        </w:rPr>
-        <w:t xml:space="preserve"> fact </w:t>
-      </w:r>
-      <w:r>
-        <w:rPr>
-          <w:rStyle w:val="OperatorTok"/>
-        </w:rPr>
-        <w:t xml:space="preserve">=</w:t>
-      </w:r>
-      <w:r>
-        <w:rPr>
-          <w:rStyle w:val="NormalTok"/>
-        </w:rPr>
-        <w:t xml:space="preserve"> Main</w:t>
-      </w:r>
-      <w:r>
-        <w:rPr>
-          <w:rStyle w:val="OperatorTok"/>
-        </w:rPr>
-        <w:t xml:space="preserve">.</w:t>
-      </w:r>
-      <w:r>
-        <w:rPr>
-          <w:rStyle w:val="FunctionTok"/>
-        </w:rPr>
-        <w:t xml:space="preserve">factorial</w:t>
-      </w:r>
-      <w:r>
-        <w:rPr>
-          <w:rStyle w:val="OperatorTok"/>
-        </w:rPr>
-        <w:t xml:space="preserve">(</w:t>
-      </w:r>
-      <w:r>
-        <w:rPr>
-          <w:rStyle w:val="DecValTok"/>
-        </w:rPr>
-        <w:t xml:space="preserve">5</w:t>
-      </w:r>
-      <w:r>
-        <w:rPr>
-          <w:rStyle w:val="OperatorTok"/>
-        </w:rPr>
-        <w:t xml:space="preserve">);</w:t>
-      </w:r>
-      <w:r>
-        <w:br/>
-      </w:r>
-      <w:r>
-        <w:rPr>
-          <w:rStyle w:val="NormalTok"/>
-        </w:rPr>
-        <w:t xml:space="preserve">Main</w:t>
-      </w:r>
-      <w:r>
-        <w:rPr>
-          <w:rStyle w:val="OperatorTok"/>
-        </w:rPr>
-        <w:t xml:space="preserve">.</w:t>
       </w:r>
       <w:r>
         <w:rPr>
@@ -701,7 +733,10 @@
         <w:t xml:space="preserve">static</w:t>
       </w:r>
       <w:r>
-        <w:t xml:space="preserve">, meaning they should be called directly on the class itself (e.g.,</w:t>
+        <w:t xml:space="preserve"> </w:t>
+      </w:r>
+      <w:r>
+        <w:t xml:space="preserve">and should be called directly on the class itself (e.g.,</w:t>
       </w:r>
       <w:r>
         <w:t xml:space="preserve"> </w:t>
@@ -713,7 +748,7 @@
         <w:t xml:space="preserve">Main.add(5, 10)</w:t>
       </w:r>
       <w:r>
-        <w:t xml:space="preserve">) rather than on an instance of the class.</w:t>
+        <w:t xml:space="preserve">).</w:t>
       </w:r>
     </w:p>
     <w:p>
@@ -740,7 +775,7 @@
         <w:t xml:space="preserve"> </w:t>
       </w:r>
       <w:r>
-        <w:t xml:space="preserve">method is recursive and may lead to a</w:t>
+        <w:t xml:space="preserve">method uses recursion. Providing a very large number can lead to a</w:t>
       </w:r>
       <w:r>
         <w:t xml:space="preserve"> </w:t>
@@ -752,10 +787,7 @@
         <w:t xml:space="preserve">StackOverflowError</w:t>
       </w:r>
       <w:r>
-        <w:t xml:space="preserve"> </w:t>
-      </w:r>
-      <w:r>
-        <w:t xml:space="preserve">if called with a very large integer value.</w:t>
+        <w:t xml:space="preserve">.</w:t>
       </w:r>
     </w:p>
     <w:p>
@@ -767,7 +799,7 @@
         </w:numPr>
       </w:pPr>
       <w:r>
-        <w:t xml:space="preserve">The</w:t>
+        <w:t xml:space="preserve">The return type of</w:t>
       </w:r>
       <w:r>
         <w:t xml:space="preserve"> </w:t>
@@ -776,13 +808,52 @@
         <w:rPr>
           <w:rStyle w:val="VerbatimChar"/>
         </w:rPr>
-        <w:t xml:space="preserve">main</w:t>
-      </w:r>
-      <w:r>
-        <w:t xml:space="preserve"> </w:t>
-      </w:r>
-      <w:r>
-        <w:t xml:space="preserve">method is the standard entry point for any Java application and is used here to demonstrate the functionality of the other methods.</w:t>
+        <w:t xml:space="preserve">factorial</w:t>
+      </w:r>
+      <w:r>
+        <w:t xml:space="preserve"> </w:t>
+      </w:r>
+      <w:r>
+        <w:t xml:space="preserve">is</w:t>
+      </w:r>
+      <w:r>
+        <w:t xml:space="preserve"> </w:t>
+      </w:r>
+      <w:r>
+        <w:rPr>
+          <w:rStyle w:val="VerbatimChar"/>
+        </w:rPr>
+        <w:t xml:space="preserve">int</w:t>
+      </w:r>
+      <w:r>
+        <w:t xml:space="preserve">. For input values of</w:t>
+      </w:r>
+      <w:r>
+        <w:t xml:space="preserve"> </w:t>
+      </w:r>
+      <w:r>
+        <w:rPr>
+          <w:rStyle w:val="VerbatimChar"/>
+        </w:rPr>
+        <w:t xml:space="preserve">n</w:t>
+      </w:r>
+      <w:r>
+        <w:t xml:space="preserve"> </w:t>
+      </w:r>
+      <w:r>
+        <w:t xml:space="preserve">greater than 12, the result will exceed the maximum value for an</w:t>
+      </w:r>
+      <w:r>
+        <w:t xml:space="preserve"> </w:t>
+      </w:r>
+      <w:r>
+        <w:rPr>
+          <w:rStyle w:val="VerbatimChar"/>
+        </w:rPr>
+        <w:t xml:space="preserve">int</w:t>
+      </w:r>
+      <w:r>
+        <w:t xml:space="preserve">, leading to an integer overflow and an incorrect result.</w:t>
       </w:r>
     </w:p>
     <w:bookmarkEnd w:id="13"/>
@@ -809,7 +880,7 @@
         <w:pStyle w:val="FirstParagraph"/>
       </w:pPr>
       <w:r>
-        <w:t xml:space="preserve">The</w:t>
+        <w:t xml:space="preserve">The following code demonstrates how to run the</w:t>
       </w:r>
       <w:r>
         <w:t xml:space="preserve"> </w:t>
@@ -824,7 +895,7 @@
         <w:t xml:space="preserve"> </w:t>
       </w:r>
       <w:r>
-        <w:t xml:space="preserve">method within the class provides a clear example of how to use the other static methods.</w:t>
+        <w:t xml:space="preserve">method, which in turn calls the other utility methods in the class.</w:t>
       </w:r>
     </w:p>
     <w:p>
@@ -845,6 +916,63 @@
       </w:r>
       <w:r>
         <w:rPr>
+          <w:rStyle w:val="KeywordTok"/>
+        </w:rPr>
+        <w:t xml:space="preserve">class</w:t>
+      </w:r>
+      <w:r>
+        <w:rPr>
+          <w:rStyle w:val="NormalTok"/>
+        </w:rPr>
+        <w:t xml:space="preserve"> Main </w:t>
+      </w:r>
+      <w:r>
+        <w:rPr>
+          <w:rStyle w:val="OperatorTok"/>
+        </w:rPr>
+        <w:t xml:space="preserve">{</w:t>
+      </w:r>
+      <w:r>
+        <w:br/>
+      </w:r>
+      <w:r>
+        <w:br/>
+      </w:r>
+      <w:r>
+        <w:rPr>
+          <w:rStyle w:val="NormalTok"/>
+        </w:rPr>
+        <w:t xml:space="preserve">    </w:t>
+      </w:r>
+      <w:r>
+        <w:rPr>
+          <w:rStyle w:val="CommentTok"/>
+        </w:rPr>
+        <w:t xml:space="preserve">// Function to add two numbers</w:t>
+      </w:r>
+      <w:r>
+        <w:br/>
+      </w:r>
+      <w:r>
+        <w:rPr>
+          <w:rStyle w:val="NormalTok"/>
+        </w:rPr>
+        <w:t xml:space="preserve">    </w:t>
+      </w:r>
+      <w:r>
+        <w:rPr>
+          <w:rStyle w:val="KeywordTok"/>
+        </w:rPr>
+        <w:t xml:space="preserve">public</w:t>
+      </w:r>
+      <w:r>
+        <w:rPr>
+          <w:rStyle w:val="NormalTok"/>
+        </w:rPr>
+        <w:t xml:space="preserve"> </w:t>
+      </w:r>
+      <w:r>
+        <w:rPr>
           <w:rStyle w:val="DataTypeTok"/>
         </w:rPr>
         <w:t xml:space="preserve">static</w:t>
@@ -859,6 +987,489 @@
         <w:rPr>
           <w:rStyle w:val="DataTypeTok"/>
         </w:rPr>
+        <w:t xml:space="preserve">int</w:t>
+      </w:r>
+      <w:r>
+        <w:rPr>
+          <w:rStyle w:val="NormalTok"/>
+        </w:rPr>
+        <w:t xml:space="preserve"> </w:t>
+      </w:r>
+      <w:r>
+        <w:rPr>
+          <w:rStyle w:val="FunctionTok"/>
+        </w:rPr>
+        <w:t xml:space="preserve">add</w:t>
+      </w:r>
+      <w:r>
+        <w:rPr>
+          <w:rStyle w:val="OperatorTok"/>
+        </w:rPr>
+        <w:t xml:space="preserve">(</w:t>
+      </w:r>
+      <w:r>
+        <w:rPr>
+          <w:rStyle w:val="DataTypeTok"/>
+        </w:rPr>
+        <w:t xml:space="preserve">int</w:t>
+      </w:r>
+      <w:r>
+        <w:rPr>
+          <w:rStyle w:val="NormalTok"/>
+        </w:rPr>
+        <w:t xml:space="preserve"> a</w:t>
+      </w:r>
+      <w:r>
+        <w:rPr>
+          <w:rStyle w:val="OperatorTok"/>
+        </w:rPr>
+        <w:t xml:space="preserve">,</w:t>
+      </w:r>
+      <w:r>
+        <w:rPr>
+          <w:rStyle w:val="NormalTok"/>
+        </w:rPr>
+        <w:t xml:space="preserve"> </w:t>
+      </w:r>
+      <w:r>
+        <w:rPr>
+          <w:rStyle w:val="DataTypeTok"/>
+        </w:rPr>
+        <w:t xml:space="preserve">int</w:t>
+      </w:r>
+      <w:r>
+        <w:rPr>
+          <w:rStyle w:val="NormalTok"/>
+        </w:rPr>
+        <w:t xml:space="preserve"> b</w:t>
+      </w:r>
+      <w:r>
+        <w:rPr>
+          <w:rStyle w:val="OperatorTok"/>
+        </w:rPr>
+        <w:t xml:space="preserve">)</w:t>
+      </w:r>
+      <w:r>
+        <w:rPr>
+          <w:rStyle w:val="NormalTok"/>
+        </w:rPr>
+        <w:t xml:space="preserve"> </w:t>
+      </w:r>
+      <w:r>
+        <w:rPr>
+          <w:rStyle w:val="OperatorTok"/>
+        </w:rPr>
+        <w:t xml:space="preserve">{</w:t>
+      </w:r>
+      <w:r>
+        <w:br/>
+      </w:r>
+      <w:r>
+        <w:rPr>
+          <w:rStyle w:val="NormalTok"/>
+        </w:rPr>
+        <w:t xml:space="preserve">        </w:t>
+      </w:r>
+      <w:r>
+        <w:rPr>
+          <w:rStyle w:val="ControlFlowTok"/>
+        </w:rPr>
+        <w:t xml:space="preserve">return</w:t>
+      </w:r>
+      <w:r>
+        <w:rPr>
+          <w:rStyle w:val="NormalTok"/>
+        </w:rPr>
+        <w:t xml:space="preserve"> a </w:t>
+      </w:r>
+      <w:r>
+        <w:rPr>
+          <w:rStyle w:val="OperatorTok"/>
+        </w:rPr>
+        <w:t xml:space="preserve">+</w:t>
+      </w:r>
+      <w:r>
+        <w:rPr>
+          <w:rStyle w:val="NormalTok"/>
+        </w:rPr>
+        <w:t xml:space="preserve"> b</w:t>
+      </w:r>
+      <w:r>
+        <w:rPr>
+          <w:rStyle w:val="OperatorTok"/>
+        </w:rPr>
+        <w:t xml:space="preserve">;</w:t>
+      </w:r>
+      <w:r>
+        <w:br/>
+      </w:r>
+      <w:r>
+        <w:rPr>
+          <w:rStyle w:val="NormalTok"/>
+        </w:rPr>
+        <w:t xml:space="preserve">    </w:t>
+      </w:r>
+      <w:r>
+        <w:rPr>
+          <w:rStyle w:val="OperatorTok"/>
+        </w:rPr>
+        <w:t xml:space="preserve">}</w:t>
+      </w:r>
+      <w:r>
+        <w:br/>
+      </w:r>
+      <w:r>
+        <w:br/>
+      </w:r>
+      <w:r>
+        <w:rPr>
+          <w:rStyle w:val="NormalTok"/>
+        </w:rPr>
+        <w:t xml:space="preserve">    </w:t>
+      </w:r>
+      <w:r>
+        <w:rPr>
+          <w:rStyle w:val="CommentTok"/>
+        </w:rPr>
+        <w:t xml:space="preserve">// Function to find factorial of a number</w:t>
+      </w:r>
+      <w:r>
+        <w:br/>
+      </w:r>
+      <w:r>
+        <w:rPr>
+          <w:rStyle w:val="NormalTok"/>
+        </w:rPr>
+        <w:t xml:space="preserve">    </w:t>
+      </w:r>
+      <w:r>
+        <w:rPr>
+          <w:rStyle w:val="KeywordTok"/>
+        </w:rPr>
+        <w:t xml:space="preserve">public</w:t>
+      </w:r>
+      <w:r>
+        <w:rPr>
+          <w:rStyle w:val="NormalTok"/>
+        </w:rPr>
+        <w:t xml:space="preserve"> </w:t>
+      </w:r>
+      <w:r>
+        <w:rPr>
+          <w:rStyle w:val="DataTypeTok"/>
+        </w:rPr>
+        <w:t xml:space="preserve">static</w:t>
+      </w:r>
+      <w:r>
+        <w:rPr>
+          <w:rStyle w:val="NormalTok"/>
+        </w:rPr>
+        <w:t xml:space="preserve"> </w:t>
+      </w:r>
+      <w:r>
+        <w:rPr>
+          <w:rStyle w:val="DataTypeTok"/>
+        </w:rPr>
+        <w:t xml:space="preserve">int</w:t>
+      </w:r>
+      <w:r>
+        <w:rPr>
+          <w:rStyle w:val="NormalTok"/>
+        </w:rPr>
+        <w:t xml:space="preserve"> </w:t>
+      </w:r>
+      <w:r>
+        <w:rPr>
+          <w:rStyle w:val="FunctionTok"/>
+        </w:rPr>
+        <w:t xml:space="preserve">factorial</w:t>
+      </w:r>
+      <w:r>
+        <w:rPr>
+          <w:rStyle w:val="OperatorTok"/>
+        </w:rPr>
+        <w:t xml:space="preserve">(</w:t>
+      </w:r>
+      <w:r>
+        <w:rPr>
+          <w:rStyle w:val="DataTypeTok"/>
+        </w:rPr>
+        <w:t xml:space="preserve">int</w:t>
+      </w:r>
+      <w:r>
+        <w:rPr>
+          <w:rStyle w:val="NormalTok"/>
+        </w:rPr>
+        <w:t xml:space="preserve"> n</w:t>
+      </w:r>
+      <w:r>
+        <w:rPr>
+          <w:rStyle w:val="OperatorTok"/>
+        </w:rPr>
+        <w:t xml:space="preserve">)</w:t>
+      </w:r>
+      <w:r>
+        <w:rPr>
+          <w:rStyle w:val="NormalTok"/>
+        </w:rPr>
+        <w:t xml:space="preserve"> </w:t>
+      </w:r>
+      <w:r>
+        <w:rPr>
+          <w:rStyle w:val="OperatorTok"/>
+        </w:rPr>
+        <w:t xml:space="preserve">{</w:t>
+      </w:r>
+      <w:r>
+        <w:br/>
+      </w:r>
+      <w:r>
+        <w:rPr>
+          <w:rStyle w:val="NormalTok"/>
+        </w:rPr>
+        <w:t xml:space="preserve">        </w:t>
+      </w:r>
+      <w:r>
+        <w:rPr>
+          <w:rStyle w:val="ControlFlowTok"/>
+        </w:rPr>
+        <w:t xml:space="preserve">if</w:t>
+      </w:r>
+      <w:r>
+        <w:rPr>
+          <w:rStyle w:val="NormalTok"/>
+        </w:rPr>
+        <w:t xml:space="preserve"> </w:t>
+      </w:r>
+      <w:r>
+        <w:rPr>
+          <w:rStyle w:val="OperatorTok"/>
+        </w:rPr>
+        <w:t xml:space="preserve">(</w:t>
+      </w:r>
+      <w:r>
+        <w:rPr>
+          <w:rStyle w:val="NormalTok"/>
+        </w:rPr>
+        <w:t xml:space="preserve">n </w:t>
+      </w:r>
+      <w:r>
+        <w:rPr>
+          <w:rStyle w:val="OperatorTok"/>
+        </w:rPr>
+        <w:t xml:space="preserve">&lt;=</w:t>
+      </w:r>
+      <w:r>
+        <w:rPr>
+          <w:rStyle w:val="NormalTok"/>
+        </w:rPr>
+        <w:t xml:space="preserve"> </w:t>
+      </w:r>
+      <w:r>
+        <w:rPr>
+          <w:rStyle w:val="DecValTok"/>
+        </w:rPr>
+        <w:t xml:space="preserve">1</w:t>
+      </w:r>
+      <w:r>
+        <w:rPr>
+          <w:rStyle w:val="OperatorTok"/>
+        </w:rPr>
+        <w:t xml:space="preserve">)</w:t>
+      </w:r>
+      <w:r>
+        <w:br/>
+      </w:r>
+      <w:r>
+        <w:rPr>
+          <w:rStyle w:val="NormalTok"/>
+        </w:rPr>
+        <w:t xml:space="preserve">            </w:t>
+      </w:r>
+      <w:r>
+        <w:rPr>
+          <w:rStyle w:val="ControlFlowTok"/>
+        </w:rPr>
+        <w:t xml:space="preserve">return</w:t>
+      </w:r>
+      <w:r>
+        <w:rPr>
+          <w:rStyle w:val="NormalTok"/>
+        </w:rPr>
+        <w:t xml:space="preserve"> </w:t>
+      </w:r>
+      <w:r>
+        <w:rPr>
+          <w:rStyle w:val="DecValTok"/>
+        </w:rPr>
+        <w:t xml:space="preserve">1</w:t>
+      </w:r>
+      <w:r>
+        <w:rPr>
+          <w:rStyle w:val="OperatorTok"/>
+        </w:rPr>
+        <w:t xml:space="preserve">;</w:t>
+      </w:r>
+      <w:r>
+        <w:br/>
+      </w:r>
+      <w:r>
+        <w:rPr>
+          <w:rStyle w:val="NormalTok"/>
+        </w:rPr>
+        <w:t xml:space="preserve">        </w:t>
+      </w:r>
+      <w:r>
+        <w:rPr>
+          <w:rStyle w:val="ControlFlowTok"/>
+        </w:rPr>
+        <w:t xml:space="preserve">else</w:t>
+      </w:r>
+      <w:r>
+        <w:br/>
+      </w:r>
+      <w:r>
+        <w:rPr>
+          <w:rStyle w:val="NormalTok"/>
+        </w:rPr>
+        <w:t xml:space="preserve">            </w:t>
+      </w:r>
+      <w:r>
+        <w:rPr>
+          <w:rStyle w:val="ControlFlowTok"/>
+        </w:rPr>
+        <w:t xml:space="preserve">return</w:t>
+      </w:r>
+      <w:r>
+        <w:rPr>
+          <w:rStyle w:val="NormalTok"/>
+        </w:rPr>
+        <w:t xml:space="preserve"> n </w:t>
+      </w:r>
+      <w:r>
+        <w:rPr>
+          <w:rStyle w:val="OperatorTok"/>
+        </w:rPr>
+        <w:t xml:space="preserve">*</w:t>
+      </w:r>
+      <w:r>
+        <w:rPr>
+          <w:rStyle w:val="NormalTok"/>
+        </w:rPr>
+        <w:t xml:space="preserve"> </w:t>
+      </w:r>
+      <w:r>
+        <w:rPr>
+          <w:rStyle w:val="FunctionTok"/>
+        </w:rPr>
+        <w:t xml:space="preserve">factorial</w:t>
+      </w:r>
+      <w:r>
+        <w:rPr>
+          <w:rStyle w:val="OperatorTok"/>
+        </w:rPr>
+        <w:t xml:space="preserve">(</w:t>
+      </w:r>
+      <w:r>
+        <w:rPr>
+          <w:rStyle w:val="NormalTok"/>
+        </w:rPr>
+        <w:t xml:space="preserve">n </w:t>
+      </w:r>
+      <w:r>
+        <w:rPr>
+          <w:rStyle w:val="OperatorTok"/>
+        </w:rPr>
+        <w:t xml:space="preserve">-</w:t>
+      </w:r>
+      <w:r>
+        <w:rPr>
+          <w:rStyle w:val="NormalTok"/>
+        </w:rPr>
+        <w:t xml:space="preserve"> </w:t>
+      </w:r>
+      <w:r>
+        <w:rPr>
+          <w:rStyle w:val="DecValTok"/>
+        </w:rPr>
+        <w:t xml:space="preserve">1</w:t>
+      </w:r>
+      <w:r>
+        <w:rPr>
+          <w:rStyle w:val="OperatorTok"/>
+        </w:rPr>
+        <w:t xml:space="preserve">);</w:t>
+      </w:r>
+      <w:r>
+        <w:br/>
+      </w:r>
+      <w:r>
+        <w:rPr>
+          <w:rStyle w:val="NormalTok"/>
+        </w:rPr>
+        <w:t xml:space="preserve">    </w:t>
+      </w:r>
+      <w:r>
+        <w:rPr>
+          <w:rStyle w:val="OperatorTok"/>
+        </w:rPr>
+        <w:t xml:space="preserve">}</w:t>
+      </w:r>
+      <w:r>
+        <w:br/>
+      </w:r>
+      <w:r>
+        <w:br/>
+      </w:r>
+      <w:r>
+        <w:rPr>
+          <w:rStyle w:val="NormalTok"/>
+        </w:rPr>
+        <w:t xml:space="preserve">    </w:t>
+      </w:r>
+      <w:r>
+        <w:rPr>
+          <w:rStyle w:val="CommentTok"/>
+        </w:rPr>
+        <w:t xml:space="preserve">// Function to print a greeting message</w:t>
+      </w:r>
+      <w:r>
+        <w:br/>
+      </w:r>
+      <w:r>
+        <w:rPr>
+          <w:rStyle w:val="NormalTok"/>
+        </w:rPr>
+        <w:t xml:space="preserve">    </w:t>
+      </w:r>
+      <w:r>
+        <w:rPr>
+          <w:rStyle w:val="KeywordTok"/>
+        </w:rPr>
+        <w:t xml:space="preserve">public</w:t>
+      </w:r>
+      <w:r>
+        <w:rPr>
+          <w:rStyle w:val="NormalTok"/>
+        </w:rPr>
+        <w:t xml:space="preserve"> </w:t>
+      </w:r>
+      <w:r>
+        <w:rPr>
+          <w:rStyle w:val="DataTypeTok"/>
+        </w:rPr>
+        <w:t xml:space="preserve">static</w:t>
+      </w:r>
+      <w:r>
+        <w:rPr>
+          <w:rStyle w:val="NormalTok"/>
+        </w:rPr>
+        <w:t xml:space="preserve"> </w:t>
+      </w:r>
+      <w:r>
+        <w:rPr>
+          <w:rStyle w:val="DataTypeTok"/>
+        </w:rPr>
         <w:t xml:space="preserve">void</w:t>
       </w:r>
       <w:r>
@@ -871,6 +1482,204 @@
         <w:rPr>
           <w:rStyle w:val="FunctionTok"/>
         </w:rPr>
+        <w:t xml:space="preserve">greet</w:t>
+      </w:r>
+      <w:r>
+        <w:rPr>
+          <w:rStyle w:val="OperatorTok"/>
+        </w:rPr>
+        <w:t xml:space="preserve">(</w:t>
+      </w:r>
+      <w:r>
+        <w:rPr>
+          <w:rStyle w:val="BuiltInTok"/>
+        </w:rPr>
+        <w:t xml:space="preserve">String</w:t>
+      </w:r>
+      <w:r>
+        <w:rPr>
+          <w:rStyle w:val="NormalTok"/>
+        </w:rPr>
+        <w:t xml:space="preserve"> name</w:t>
+      </w:r>
+      <w:r>
+        <w:rPr>
+          <w:rStyle w:val="OperatorTok"/>
+        </w:rPr>
+        <w:t xml:space="preserve">)</w:t>
+      </w:r>
+      <w:r>
+        <w:rPr>
+          <w:rStyle w:val="NormalTok"/>
+        </w:rPr>
+        <w:t xml:space="preserve"> </w:t>
+      </w:r>
+      <w:r>
+        <w:rPr>
+          <w:rStyle w:val="OperatorTok"/>
+        </w:rPr>
+        <w:t xml:space="preserve">{</w:t>
+      </w:r>
+      <w:r>
+        <w:br/>
+      </w:r>
+      <w:r>
+        <w:rPr>
+          <w:rStyle w:val="NormalTok"/>
+        </w:rPr>
+        <w:t xml:space="preserve">        </w:t>
+      </w:r>
+      <w:r>
+        <w:rPr>
+          <w:rStyle w:val="BuiltInTok"/>
+        </w:rPr>
+        <w:t xml:space="preserve">System</w:t>
+      </w:r>
+      <w:r>
+        <w:rPr>
+          <w:rStyle w:val="OperatorTok"/>
+        </w:rPr>
+        <w:t xml:space="preserve">.</w:t>
+      </w:r>
+      <w:r>
+        <w:rPr>
+          <w:rStyle w:val="FunctionTok"/>
+        </w:rPr>
+        <w:t xml:space="preserve">out</w:t>
+      </w:r>
+      <w:r>
+        <w:rPr>
+          <w:rStyle w:val="OperatorTok"/>
+        </w:rPr>
+        <w:t xml:space="preserve">.</w:t>
+      </w:r>
+      <w:r>
+        <w:rPr>
+          <w:rStyle w:val="FunctionTok"/>
+        </w:rPr>
+        <w:t xml:space="preserve">println</w:t>
+      </w:r>
+      <w:r>
+        <w:rPr>
+          <w:rStyle w:val="OperatorTok"/>
+        </w:rPr>
+        <w:t xml:space="preserve">(</w:t>
+      </w:r>
+      <w:r>
+        <w:rPr>
+          <w:rStyle w:val="StringTok"/>
+        </w:rPr>
+        <w:t xml:space="preserve">"Hello, "</w:t>
+      </w:r>
+      <w:r>
+        <w:rPr>
+          <w:rStyle w:val="NormalTok"/>
+        </w:rPr>
+        <w:t xml:space="preserve"> </w:t>
+      </w:r>
+      <w:r>
+        <w:rPr>
+          <w:rStyle w:val="OperatorTok"/>
+        </w:rPr>
+        <w:t xml:space="preserve">+</w:t>
+      </w:r>
+      <w:r>
+        <w:rPr>
+          <w:rStyle w:val="NormalTok"/>
+        </w:rPr>
+        <w:t xml:space="preserve"> name </w:t>
+      </w:r>
+      <w:r>
+        <w:rPr>
+          <w:rStyle w:val="OperatorTok"/>
+        </w:rPr>
+        <w:t xml:space="preserve">+</w:t>
+      </w:r>
+      <w:r>
+        <w:rPr>
+          <w:rStyle w:val="NormalTok"/>
+        </w:rPr>
+        <w:t xml:space="preserve"> </w:t>
+      </w:r>
+      <w:r>
+        <w:rPr>
+          <w:rStyle w:val="StringTok"/>
+        </w:rPr>
+        <w:t xml:space="preserve">"!"</w:t>
+      </w:r>
+      <w:r>
+        <w:rPr>
+          <w:rStyle w:val="OperatorTok"/>
+        </w:rPr>
+        <w:t xml:space="preserve">);</w:t>
+      </w:r>
+      <w:r>
+        <w:br/>
+      </w:r>
+      <w:r>
+        <w:rPr>
+          <w:rStyle w:val="NormalTok"/>
+        </w:rPr>
+        <w:t xml:space="preserve">    </w:t>
+      </w:r>
+      <w:r>
+        <w:rPr>
+          <w:rStyle w:val="OperatorTok"/>
+        </w:rPr>
+        <w:t xml:space="preserve">}</w:t>
+      </w:r>
+      <w:r>
+        <w:br/>
+      </w:r>
+      <w:r>
+        <w:br/>
+      </w:r>
+      <w:r>
+        <w:rPr>
+          <w:rStyle w:val="NormalTok"/>
+        </w:rPr>
+        <w:t xml:space="preserve">    </w:t>
+      </w:r>
+      <w:r>
+        <w:rPr>
+          <w:rStyle w:val="KeywordTok"/>
+        </w:rPr>
+        <w:t xml:space="preserve">public</w:t>
+      </w:r>
+      <w:r>
+        <w:rPr>
+          <w:rStyle w:val="NormalTok"/>
+        </w:rPr>
+        <w:t xml:space="preserve"> </w:t>
+      </w:r>
+      <w:r>
+        <w:rPr>
+          <w:rStyle w:val="DataTypeTok"/>
+        </w:rPr>
+        <w:t xml:space="preserve">static</w:t>
+      </w:r>
+      <w:r>
+        <w:rPr>
+          <w:rStyle w:val="NormalTok"/>
+        </w:rPr>
+        <w:t xml:space="preserve"> </w:t>
+      </w:r>
+      <w:r>
+        <w:rPr>
+          <w:rStyle w:val="DataTypeTok"/>
+        </w:rPr>
+        <w:t xml:space="preserve">void</w:t>
+      </w:r>
+      <w:r>
+        <w:rPr>
+          <w:rStyle w:val="NormalTok"/>
+        </w:rPr>
+        <w:t xml:space="preserve"> </w:t>
+      </w:r>
+      <w:r>
+        <w:rPr>
+          <w:rStyle w:val="FunctionTok"/>
+        </w:rPr>
         <w:t xml:space="preserve">main</w:t>
       </w:r>
       <w:r>
@@ -922,235 +1731,250 @@
         <w:rPr>
           <w:rStyle w:val="NormalTok"/>
         </w:rPr>
+        <w:t xml:space="preserve">        </w:t>
+      </w:r>
+      <w:r>
+        <w:rPr>
+          <w:rStyle w:val="BuiltInTok"/>
+        </w:rPr>
+        <w:t xml:space="preserve">System</w:t>
+      </w:r>
+      <w:r>
+        <w:rPr>
+          <w:rStyle w:val="OperatorTok"/>
+        </w:rPr>
+        <w:t xml:space="preserve">.</w:t>
+      </w:r>
+      <w:r>
+        <w:rPr>
+          <w:rStyle w:val="FunctionTok"/>
+        </w:rPr>
+        <w:t xml:space="preserve">out</w:t>
+      </w:r>
+      <w:r>
+        <w:rPr>
+          <w:rStyle w:val="OperatorTok"/>
+        </w:rPr>
+        <w:t xml:space="preserve">.</w:t>
+      </w:r>
+      <w:r>
+        <w:rPr>
+          <w:rStyle w:val="FunctionTok"/>
+        </w:rPr>
+        <w:t xml:space="preserve">println</w:t>
+      </w:r>
+      <w:r>
+        <w:rPr>
+          <w:rStyle w:val="OperatorTok"/>
+        </w:rPr>
+        <w:t xml:space="preserve">(</w:t>
+      </w:r>
+      <w:r>
+        <w:rPr>
+          <w:rStyle w:val="StringTok"/>
+        </w:rPr>
+        <w:t xml:space="preserve">"Sum: "</w:t>
+      </w:r>
+      <w:r>
+        <w:rPr>
+          <w:rStyle w:val="NormalTok"/>
+        </w:rPr>
+        <w:t xml:space="preserve"> </w:t>
+      </w:r>
+      <w:r>
+        <w:rPr>
+          <w:rStyle w:val="OperatorTok"/>
+        </w:rPr>
+        <w:t xml:space="preserve">+</w:t>
+      </w:r>
+      <w:r>
+        <w:rPr>
+          <w:rStyle w:val="NormalTok"/>
+        </w:rPr>
+        <w:t xml:space="preserve"> </w:t>
+      </w:r>
+      <w:r>
+        <w:rPr>
+          <w:rStyle w:val="FunctionTok"/>
+        </w:rPr>
+        <w:t xml:space="preserve">add</w:t>
+      </w:r>
+      <w:r>
+        <w:rPr>
+          <w:rStyle w:val="OperatorTok"/>
+        </w:rPr>
+        <w:t xml:space="preserve">(</w:t>
+      </w:r>
+      <w:r>
+        <w:rPr>
+          <w:rStyle w:val="DecValTok"/>
+        </w:rPr>
+        <w:t xml:space="preserve">5</w:t>
+      </w:r>
+      <w:r>
+        <w:rPr>
+          <w:rStyle w:val="OperatorTok"/>
+        </w:rPr>
+        <w:t xml:space="preserve">,</w:t>
+      </w:r>
+      <w:r>
+        <w:rPr>
+          <w:rStyle w:val="NormalTok"/>
+        </w:rPr>
+        <w:t xml:space="preserve"> </w:t>
+      </w:r>
+      <w:r>
+        <w:rPr>
+          <w:rStyle w:val="DecValTok"/>
+        </w:rPr>
+        <w:t xml:space="preserve">10</w:t>
+      </w:r>
+      <w:r>
+        <w:rPr>
+          <w:rStyle w:val="OperatorTok"/>
+        </w:rPr>
+        <w:t xml:space="preserve">));</w:t>
+      </w:r>
+      <w:r>
+        <w:br/>
+      </w:r>
+      <w:r>
+        <w:rPr>
+          <w:rStyle w:val="NormalTok"/>
+        </w:rPr>
+        <w:t xml:space="preserve">        </w:t>
+      </w:r>
+      <w:r>
+        <w:rPr>
+          <w:rStyle w:val="BuiltInTok"/>
+        </w:rPr>
+        <w:t xml:space="preserve">System</w:t>
+      </w:r>
+      <w:r>
+        <w:rPr>
+          <w:rStyle w:val="OperatorTok"/>
+        </w:rPr>
+        <w:t xml:space="preserve">.</w:t>
+      </w:r>
+      <w:r>
+        <w:rPr>
+          <w:rStyle w:val="FunctionTok"/>
+        </w:rPr>
+        <w:t xml:space="preserve">out</w:t>
+      </w:r>
+      <w:r>
+        <w:rPr>
+          <w:rStyle w:val="OperatorTok"/>
+        </w:rPr>
+        <w:t xml:space="preserve">.</w:t>
+      </w:r>
+      <w:r>
+        <w:rPr>
+          <w:rStyle w:val="FunctionTok"/>
+        </w:rPr>
+        <w:t xml:space="preserve">println</w:t>
+      </w:r>
+      <w:r>
+        <w:rPr>
+          <w:rStyle w:val="OperatorTok"/>
+        </w:rPr>
+        <w:t xml:space="preserve">(</w:t>
+      </w:r>
+      <w:r>
+        <w:rPr>
+          <w:rStyle w:val="StringTok"/>
+        </w:rPr>
+        <w:t xml:space="preserve">"Factorial: "</w:t>
+      </w:r>
+      <w:r>
+        <w:rPr>
+          <w:rStyle w:val="NormalTok"/>
+        </w:rPr>
+        <w:t xml:space="preserve"> </w:t>
+      </w:r>
+      <w:r>
+        <w:rPr>
+          <w:rStyle w:val="OperatorTok"/>
+        </w:rPr>
+        <w:t xml:space="preserve">+</w:t>
+      </w:r>
+      <w:r>
+        <w:rPr>
+          <w:rStyle w:val="NormalTok"/>
+        </w:rPr>
+        <w:t xml:space="preserve"> </w:t>
+      </w:r>
+      <w:r>
+        <w:rPr>
+          <w:rStyle w:val="FunctionTok"/>
+        </w:rPr>
+        <w:t xml:space="preserve">factorial</w:t>
+      </w:r>
+      <w:r>
+        <w:rPr>
+          <w:rStyle w:val="OperatorTok"/>
+        </w:rPr>
+        <w:t xml:space="preserve">(</w:t>
+      </w:r>
+      <w:r>
+        <w:rPr>
+          <w:rStyle w:val="DecValTok"/>
+        </w:rPr>
+        <w:t xml:space="preserve">5</w:t>
+      </w:r>
+      <w:r>
+        <w:rPr>
+          <w:rStyle w:val="OperatorTok"/>
+        </w:rPr>
+        <w:t xml:space="preserve">));</w:t>
+      </w:r>
+      <w:r>
+        <w:br/>
+      </w:r>
+      <w:r>
+        <w:rPr>
+          <w:rStyle w:val="NormalTok"/>
+        </w:rPr>
+        <w:t xml:space="preserve">        </w:t>
+      </w:r>
+      <w:r>
+        <w:rPr>
+          <w:rStyle w:val="FunctionTok"/>
+        </w:rPr>
+        <w:t xml:space="preserve">greet</w:t>
+      </w:r>
+      <w:r>
+        <w:rPr>
+          <w:rStyle w:val="OperatorTok"/>
+        </w:rPr>
+        <w:t xml:space="preserve">(</w:t>
+      </w:r>
+      <w:r>
+        <w:rPr>
+          <w:rStyle w:val="StringTok"/>
+        </w:rPr>
+        <w:t xml:space="preserve">"Prateek"</w:t>
+      </w:r>
+      <w:r>
+        <w:rPr>
+          <w:rStyle w:val="OperatorTok"/>
+        </w:rPr>
+        <w:t xml:space="preserve">);</w:t>
+      </w:r>
+      <w:r>
+        <w:br/>
+      </w:r>
+      <w:r>
+        <w:rPr>
+          <w:rStyle w:val="NormalTok"/>
+        </w:rPr>
         <w:t xml:space="preserve">    </w:t>
       </w:r>
       <w:r>
         <w:rPr>
-          <w:rStyle w:val="BuiltInTok"/>
-        </w:rPr>
-        <w:t xml:space="preserve">System</w:t>
-      </w:r>
-      <w:r>
-        <w:rPr>
           <w:rStyle w:val="OperatorTok"/>
         </w:rPr>
-        <w:t xml:space="preserve">.</w:t>
-      </w:r>
-      <w:r>
-        <w:rPr>
-          <w:rStyle w:val="FunctionTok"/>
-        </w:rPr>
-        <w:t xml:space="preserve">out</w:t>
-      </w:r>
-      <w:r>
-        <w:rPr>
-          <w:rStyle w:val="OperatorTok"/>
-        </w:rPr>
-        <w:t xml:space="preserve">.</w:t>
-      </w:r>
-      <w:r>
-        <w:rPr>
-          <w:rStyle w:val="FunctionTok"/>
-        </w:rPr>
-        <w:t xml:space="preserve">println</w:t>
-      </w:r>
-      <w:r>
-        <w:rPr>
-          <w:rStyle w:val="OperatorTok"/>
-        </w:rPr>
-        <w:t xml:space="preserve">(</w:t>
-      </w:r>
-      <w:r>
-        <w:rPr>
-          <w:rStyle w:val="StringTok"/>
-        </w:rPr>
-        <w:t xml:space="preserve">"Sum: "</w:t>
-      </w:r>
-      <w:r>
-        <w:rPr>
-          <w:rStyle w:val="NormalTok"/>
-        </w:rPr>
-        <w:t xml:space="preserve"> </w:t>
-      </w:r>
-      <w:r>
-        <w:rPr>
-          <w:rStyle w:val="OperatorTok"/>
-        </w:rPr>
-        <w:t xml:space="preserve">+</w:t>
-      </w:r>
-      <w:r>
-        <w:rPr>
-          <w:rStyle w:val="NormalTok"/>
-        </w:rPr>
-        <w:t xml:space="preserve"> </w:t>
-      </w:r>
-      <w:r>
-        <w:rPr>
-          <w:rStyle w:val="FunctionTok"/>
-        </w:rPr>
-        <w:t xml:space="preserve">add</w:t>
-      </w:r>
-      <w:r>
-        <w:rPr>
-          <w:rStyle w:val="OperatorTok"/>
-        </w:rPr>
-        <w:t xml:space="preserve">(</w:t>
-      </w:r>
-      <w:r>
-        <w:rPr>
-          <w:rStyle w:val="DecValTok"/>
-        </w:rPr>
-        <w:t xml:space="preserve">5</w:t>
-      </w:r>
-      <w:r>
-        <w:rPr>
-          <w:rStyle w:val="OperatorTok"/>
-        </w:rPr>
-        <w:t xml:space="preserve">,</w:t>
-      </w:r>
-      <w:r>
-        <w:rPr>
-          <w:rStyle w:val="NormalTok"/>
-        </w:rPr>
-        <w:t xml:space="preserve"> </w:t>
-      </w:r>
-      <w:r>
-        <w:rPr>
-          <w:rStyle w:val="DecValTok"/>
-        </w:rPr>
-        <w:t xml:space="preserve">10</w:t>
-      </w:r>
-      <w:r>
-        <w:rPr>
-          <w:rStyle w:val="OperatorTok"/>
-        </w:rPr>
-        <w:t xml:space="preserve">));</w:t>
-      </w:r>
-      <w:r>
-        <w:br/>
-      </w:r>
-      <w:r>
-        <w:rPr>
-          <w:rStyle w:val="NormalTok"/>
-        </w:rPr>
-        <w:t xml:space="preserve">    </w:t>
-      </w:r>
-      <w:r>
-        <w:rPr>
-          <w:rStyle w:val="BuiltInTok"/>
-        </w:rPr>
-        <w:t xml:space="preserve">System</w:t>
-      </w:r>
-      <w:r>
-        <w:rPr>
-          <w:rStyle w:val="OperatorTok"/>
-        </w:rPr>
-        <w:t xml:space="preserve">.</w:t>
-      </w:r>
-      <w:r>
-        <w:rPr>
-          <w:rStyle w:val="FunctionTok"/>
-        </w:rPr>
-        <w:t xml:space="preserve">out</w:t>
-      </w:r>
-      <w:r>
-        <w:rPr>
-          <w:rStyle w:val="OperatorTok"/>
-        </w:rPr>
-        <w:t xml:space="preserve">.</w:t>
-      </w:r>
-      <w:r>
-        <w:rPr>
-          <w:rStyle w:val="FunctionTok"/>
-        </w:rPr>
-        <w:t xml:space="preserve">println</w:t>
-      </w:r>
-      <w:r>
-        <w:rPr>
-          <w:rStyle w:val="OperatorTok"/>
-        </w:rPr>
-        <w:t xml:space="preserve">(</w:t>
-      </w:r>
-      <w:r>
-        <w:rPr>
-          <w:rStyle w:val="StringTok"/>
-        </w:rPr>
-        <w:t xml:space="preserve">"Factorial: "</w:t>
-      </w:r>
-      <w:r>
-        <w:rPr>
-          <w:rStyle w:val="NormalTok"/>
-        </w:rPr>
-        <w:t xml:space="preserve"> </w:t>
-      </w:r>
-      <w:r>
-        <w:rPr>
-          <w:rStyle w:val="OperatorTok"/>
-        </w:rPr>
-        <w:t xml:space="preserve">+</w:t>
-      </w:r>
-      <w:r>
-        <w:rPr>
-          <w:rStyle w:val="NormalTok"/>
-        </w:rPr>
-        <w:t xml:space="preserve"> </w:t>
-      </w:r>
-      <w:r>
-        <w:rPr>
-          <w:rStyle w:val="FunctionTok"/>
-        </w:rPr>
-        <w:t xml:space="preserve">factorial</w:t>
-      </w:r>
-      <w:r>
-        <w:rPr>
-          <w:rStyle w:val="OperatorTok"/>
-        </w:rPr>
-        <w:t xml:space="preserve">(</w:t>
-      </w:r>
-      <w:r>
-        <w:rPr>
-          <w:rStyle w:val="DecValTok"/>
-        </w:rPr>
-        <w:t xml:space="preserve">5</w:t>
-      </w:r>
-      <w:r>
-        <w:rPr>
-          <w:rStyle w:val="OperatorTok"/>
-        </w:rPr>
-        <w:t xml:space="preserve">));</w:t>
-      </w:r>
-      <w:r>
-        <w:br/>
-      </w:r>
-      <w:r>
-        <w:rPr>
-          <w:rStyle w:val="NormalTok"/>
-        </w:rPr>
-        <w:t xml:space="preserve">    </w:t>
-      </w:r>
-      <w:r>
-        <w:rPr>
-          <w:rStyle w:val="FunctionTok"/>
-        </w:rPr>
-        <w:t xml:space="preserve">greet</w:t>
-      </w:r>
-      <w:r>
-        <w:rPr>
-          <w:rStyle w:val="OperatorTok"/>
-        </w:rPr>
-        <w:t xml:space="preserve">(</w:t>
-      </w:r>
-      <w:r>
-        <w:rPr>
-          <w:rStyle w:val="StringTok"/>
-        </w:rPr>
-        <w:t xml:space="preserve">"Prateek"</w:t>
-      </w:r>
-      <w:r>
-        <w:rPr>
-          <w:rStyle w:val="OperatorTok"/>
-        </w:rPr>
-        <w:t xml:space="preserve">);</w:t>
+        <w:t xml:space="preserve">}</w:t>
       </w:r>
       <w:r>
         <w:br/>
@@ -1172,6 +1996,29 @@
           <w:bCs/>
         </w:rPr>
         <w:t xml:space="preserve">Output:</w:t>
+      </w:r>
+    </w:p>
+    <w:p>
+      <w:pPr>
+        <w:pStyle w:val="BodyText"/>
+      </w:pPr>
+      <w:r>
+        <w:t xml:space="preserve">When the</w:t>
+      </w:r>
+      <w:r>
+        <w:t xml:space="preserve"> </w:t>
+      </w:r>
+      <w:r>
+        <w:rPr>
+          <w:rStyle w:val="VerbatimChar"/>
+        </w:rPr>
+        <w:t xml:space="preserve">main</w:t>
+      </w:r>
+      <w:r>
+        <w:t xml:space="preserve"> </w:t>
+      </w:r>
+      <w:r>
+        <w:t xml:space="preserve">method is executed, the following output is printed to the console:</w:t>
       </w:r>
     </w:p>
     <w:p>
@@ -1287,7 +2134,7 @@
         <w:t xml:space="preserve"> </w:t>
       </w:r>
       <w:r>
-        <w:t xml:space="preserve">function calculates and returns the sum of two integer values.</w:t>
+        <w:t xml:space="preserve">function computes the sum of two specified integer numbers.</w:t>
       </w:r>
     </w:p>
     <w:bookmarkEnd w:id="17"/>
@@ -1394,7 +2241,7 @@
               <w:pStyle w:val="Compact"/>
             </w:pPr>
             <w:r>
-              <w:t xml:space="preserve">The first integer to be added.</w:t>
+              <w:t xml:space="preserve">The first integer operand.</w:t>
             </w:r>
           </w:p>
         </w:tc>
@@ -1435,7 +2282,7 @@
               <w:pStyle w:val="Compact"/>
             </w:pPr>
             <w:r>
-              <w:t xml:space="preserve">The second integer to be added.</w:t>
+              <w:t xml:space="preserve">The second integer operand.</w:t>
             </w:r>
           </w:p>
         </w:tc>
@@ -1465,7 +2312,7 @@
         <w:pStyle w:val="FirstParagraph"/>
       </w:pPr>
       <w:r>
-        <w:t xml:space="preserve">This</w:t>
+        <w:t xml:space="preserve">This function provides a straightforward implementation of integer addition. It accepts two parameters,</w:t>
       </w:r>
       <w:r>
         <w:t xml:space="preserve"> </w:t>
@@ -1474,13 +2321,13 @@
         <w:rPr>
           <w:rStyle w:val="VerbatimChar"/>
         </w:rPr>
-        <w:t xml:space="preserve">public static</w:t>
-      </w:r>
-      <w:r>
-        <w:t xml:space="preserve"> </w:t>
-      </w:r>
-      <w:r>
-        <w:t xml:space="preserve">method provides a straightforward way to perform integer addition. Being</w:t>
+        <w:t xml:space="preserve">a</w:t>
+      </w:r>
+      <w:r>
+        <w:t xml:space="preserve"> </w:t>
+      </w:r>
+      <w:r>
+        <w:t xml:space="preserve">and</w:t>
       </w:r>
       <w:r>
         <w:t xml:space="preserve"> </w:t>
@@ -1489,10 +2336,10 @@
         <w:rPr>
           <w:rStyle w:val="VerbatimChar"/>
         </w:rPr>
-        <w:t xml:space="preserve">static</w:t>
-      </w:r>
-      <w:r>
-        <w:t xml:space="preserve">, it can be called directly on the</w:t>
+        <w:t xml:space="preserve">b</w:t>
+      </w:r>
+      <w:r>
+        <w:t xml:space="preserve">, both of type</w:t>
       </w:r>
       <w:r>
         <w:t xml:space="preserve"> </w:t>
@@ -1501,69 +2348,34 @@
         <w:rPr>
           <w:rStyle w:val="VerbatimChar"/>
         </w:rPr>
-        <w:t xml:space="preserve">Main</w:t>
-      </w:r>
-      <w:r>
-        <w:t xml:space="preserve"> </w:t>
-      </w:r>
-      <w:r>
-        <w:t xml:space="preserve">class without needing to create an instance of it. The function takes two integer parameters,</w:t>
-      </w:r>
-      <w:r>
-        <w:t xml:space="preserve"> </w:t>
+        <w:t xml:space="preserve">int</w:t>
+      </w:r>
+      <w:r>
+        <w:t xml:space="preserve">. The core logic of the function uses the standard arithmetic addition operator (</w:t>
       </w:r>
       <w:r>
         <w:rPr>
           <w:rStyle w:val="VerbatimChar"/>
         </w:rPr>
-        <w:t xml:space="preserve">a</w:t>
-      </w:r>
-      <w:r>
-        <w:t xml:space="preserve"> </w:t>
-      </w:r>
-      <w:r>
-        <w:t xml:space="preserve">and</w:t>
-      </w:r>
-      <w:r>
-        <w:t xml:space="preserve"> </w:t>
-      </w:r>
-      <w:r>
-        <w:rPr>
-          <w:rStyle w:val="VerbatimChar"/>
-        </w:rPr>
-        <w:t xml:space="preserve">b</w:t>
-      </w:r>
-      <w:r>
-        <w:t xml:space="preserve">. Internally, it uses the</w:t>
-      </w:r>
-      <w:r>
-        <w:t xml:space="preserve"> </w:t>
-      </w:r>
-      <w:r>
-        <w:rPr>
-          <w:rStyle w:val="VerbatimChar"/>
-        </w:rPr>
         <w:t xml:space="preserve">+</w:t>
       </w:r>
       <w:r>
-        <w:t xml:space="preserve"> </w:t>
-      </w:r>
-      <w:r>
-        <w:t xml:space="preserve">operator to compute their sum. The resulting integer value is then returned to the caller.</w:t>
+        <w:t xml:space="preserve">) to calculate the sum of these two values. The resulting integer sum is then returned to the caller.</w:t>
       </w:r>
     </w:p>
     <w:p>
       <w:pPr>
-        <w:pStyle w:val="BodyText"/>
-      </w:pPr>
-      <w:r>
-        <w:t xml:space="preserve">The core logic is expressed in a single statement:</w:t>
-      </w:r>
-    </w:p>
-    <w:p>
-      <w:pPr>
         <w:pStyle w:val="SourceCode"/>
       </w:pPr>
+      <w:r>
+        <w:rPr>
+          <w:rStyle w:val="CommentTok"/>
+        </w:rPr>
+        <w:t xml:space="preserve">// The function returns the result of a + b</w:t>
+      </w:r>
+      <w:r>
+        <w:br/>
+      </w:r>
       <w:r>
         <w:rPr>
           <w:rStyle w:val="ControlFlowTok"/>
@@ -1623,7 +2435,7 @@
         </w:numPr>
       </w:pPr>
       <w:r>
-        <w:t xml:space="preserve">This function is designed specifically for</w:t>
+        <w:t xml:space="preserve">This is a</w:t>
       </w:r>
       <w:r>
         <w:t xml:space="preserve"> </w:t>
@@ -1632,13 +2444,13 @@
         <w:rPr>
           <w:rStyle w:val="VerbatimChar"/>
         </w:rPr>
-        <w:t xml:space="preserve">int</w:t>
-      </w:r>
-      <w:r>
-        <w:t xml:space="preserve"> </w:t>
-      </w:r>
-      <w:r>
-        <w:t xml:space="preserve">data types. Passing other numeric types (like</w:t>
+        <w:t xml:space="preserve">static</w:t>
+      </w:r>
+      <w:r>
+        <w:t xml:space="preserve"> </w:t>
+      </w:r>
+      <w:r>
+        <w:t xml:space="preserve">method and should be called on the</w:t>
       </w:r>
       <w:r>
         <w:t xml:space="preserve"> </w:t>
@@ -1647,13 +2459,13 @@
         <w:rPr>
           <w:rStyle w:val="VerbatimChar"/>
         </w:rPr>
-        <w:t xml:space="preserve">double</w:t>
-      </w:r>
-      <w:r>
-        <w:t xml:space="preserve"> </w:t>
-      </w:r>
-      <w:r>
-        <w:t xml:space="preserve">or</w:t>
+        <w:t xml:space="preserve">Main</w:t>
+      </w:r>
+      <w:r>
+        <w:t xml:space="preserve"> </w:t>
+      </w:r>
+      <w:r>
+        <w:t xml:space="preserve">class directly, such as</w:t>
       </w:r>
       <w:r>
         <w:t xml:space="preserve"> </w:t>
@@ -1662,19 +2474,7 @@
         <w:rPr>
           <w:rStyle w:val="VerbatimChar"/>
         </w:rPr>
-        <w:t xml:space="preserve">long</w:t>
-      </w:r>
-      <w:r>
-        <w:t xml:space="preserve">) will result in a compilation error unless they are explicitly cast to</w:t>
-      </w:r>
-      <w:r>
-        <w:t xml:space="preserve"> </w:t>
-      </w:r>
-      <w:r>
-        <w:rPr>
-          <w:rStyle w:val="VerbatimChar"/>
-        </w:rPr>
-        <w:t xml:space="preserve">int</w:t>
+        <w:t xml:space="preserve">Main.add(10, 5)</w:t>
       </w:r>
       <w:r>
         <w:t xml:space="preserve">.</w:t>
@@ -1689,7 +2489,7 @@
         </w:numPr>
       </w:pPr>
       <w:r>
-        <w:t xml:space="preserve">Be mindful of integer overflow. If the sum of</w:t>
+        <w:t xml:space="preserve">Users should be aware of potential integer overflow. If the sum of</w:t>
       </w:r>
       <w:r>
         <w:t xml:space="preserve"> </w:t>
@@ -1743,50 +2543,20 @@
         <w:t xml:space="preserve">Integer.MAX_VALUE</w:t>
       </w:r>
       <w:r>
-        <w:t xml:space="preserve">, which is 2,147,483,647), the result will wrap around to a negative number.</w:t>
+        <w:t xml:space="preserve">) or is less than the minimum value (</w:t>
+      </w:r>
+      <w:r>
+        <w:rPr>
+          <w:rStyle w:val="VerbatimChar"/>
+        </w:rPr>
+        <w:t xml:space="preserve">Integer.MIN_VALUE</w:t>
+      </w:r>
+      <w:r>
+        <w:t xml:space="preserve">), the result will wrap around, which may lead to unexpected behavior.</w:t>
       </w:r>
     </w:p>
     <w:p>
       <w:pPr>
-        <w:pStyle w:val="Compact"/>
-        <w:numPr>
-          <w:ilvl w:val="0"/>
-          <w:numId w:val="1004"/>
-        </w:numPr>
-      </w:pPr>
-      <w:r>
-        <w:t xml:space="preserve">As a</w:t>
-      </w:r>
-      <w:r>
-        <w:t xml:space="preserve"> </w:t>
-      </w:r>
-      <w:r>
-        <w:rPr>
-          <w:rStyle w:val="VerbatimChar"/>
-        </w:rPr>
-        <w:t xml:space="preserve">static</w:t>
-      </w:r>
-      <w:r>
-        <w:t xml:space="preserve"> </w:t>
-      </w:r>
-      <w:r>
-        <w:t xml:space="preserve">method, it should be invoked using the class name, e.g.,</w:t>
-      </w:r>
-      <w:r>
-        <w:t xml:space="preserve"> </w:t>
-      </w:r>
-      <w:r>
-        <w:rPr>
-          <w:rStyle w:val="VerbatimChar"/>
-        </w:rPr>
-        <w:t xml:space="preserve">Main.add(5, 3)</w:t>
-      </w:r>
-      <w:r>
-        <w:t xml:space="preserve">.</w:t>
-      </w:r>
-    </w:p>
-    <w:p>
-      <w:pPr>
         <w:pStyle w:val="FirstParagraph"/>
       </w:pPr>
       <w:r>
@@ -1797,7 +2567,7 @@
         <w:t xml:space="preserve">Output Example</w:t>
       </w:r>
       <w:r>
-        <w:t xml:space="preserve">: An integer representing the sum.</w:t>
+        <w:t xml:space="preserve">: A single integer value representing the sum.</w:t>
       </w:r>
     </w:p>
     <w:bookmarkEnd w:id="20"/>
@@ -1825,6 +2595,306 @@
       </w:pPr>
       <w:r>
         <w:rPr>
+          <w:rStyle w:val="KeywordTok"/>
+        </w:rPr>
+        <w:t xml:space="preserve">public</w:t>
+      </w:r>
+      <w:r>
+        <w:rPr>
+          <w:rStyle w:val="NormalTok"/>
+        </w:rPr>
+        <w:t xml:space="preserve"> </w:t>
+      </w:r>
+      <w:r>
+        <w:rPr>
+          <w:rStyle w:val="KeywordTok"/>
+        </w:rPr>
+        <w:t xml:space="preserve">class</w:t>
+      </w:r>
+      <w:r>
+        <w:rPr>
+          <w:rStyle w:val="NormalTok"/>
+        </w:rPr>
+        <w:t xml:space="preserve"> Main </w:t>
+      </w:r>
+      <w:r>
+        <w:rPr>
+          <w:rStyle w:val="OperatorTok"/>
+        </w:rPr>
+        <w:t xml:space="preserve">{</w:t>
+      </w:r>
+      <w:r>
+        <w:br/>
+      </w:r>
+      <w:r>
+        <w:rPr>
+          <w:rStyle w:val="NormalTok"/>
+        </w:rPr>
+        <w:t xml:space="preserve">    </w:t>
+      </w:r>
+      <w:r>
+        <w:rPr>
+          <w:rStyle w:val="KeywordTok"/>
+        </w:rPr>
+        <w:t xml:space="preserve">public</w:t>
+      </w:r>
+      <w:r>
+        <w:rPr>
+          <w:rStyle w:val="NormalTok"/>
+        </w:rPr>
+        <w:t xml:space="preserve"> </w:t>
+      </w:r>
+      <w:r>
+        <w:rPr>
+          <w:rStyle w:val="DataTypeTok"/>
+        </w:rPr>
+        <w:t xml:space="preserve">static</w:t>
+      </w:r>
+      <w:r>
+        <w:rPr>
+          <w:rStyle w:val="NormalTok"/>
+        </w:rPr>
+        <w:t xml:space="preserve"> </w:t>
+      </w:r>
+      <w:r>
+        <w:rPr>
+          <w:rStyle w:val="DataTypeTok"/>
+        </w:rPr>
+        <w:t xml:space="preserve">int</w:t>
+      </w:r>
+      <w:r>
+        <w:rPr>
+          <w:rStyle w:val="NormalTok"/>
+        </w:rPr>
+        <w:t xml:space="preserve"> </w:t>
+      </w:r>
+      <w:r>
+        <w:rPr>
+          <w:rStyle w:val="FunctionTok"/>
+        </w:rPr>
+        <w:t xml:space="preserve">add</w:t>
+      </w:r>
+      <w:r>
+        <w:rPr>
+          <w:rStyle w:val="OperatorTok"/>
+        </w:rPr>
+        <w:t xml:space="preserve">(</w:t>
+      </w:r>
+      <w:r>
+        <w:rPr>
+          <w:rStyle w:val="DataTypeTok"/>
+        </w:rPr>
+        <w:t xml:space="preserve">int</w:t>
+      </w:r>
+      <w:r>
+        <w:rPr>
+          <w:rStyle w:val="NormalTok"/>
+        </w:rPr>
+        <w:t xml:space="preserve"> a</w:t>
+      </w:r>
+      <w:r>
+        <w:rPr>
+          <w:rStyle w:val="OperatorTok"/>
+        </w:rPr>
+        <w:t xml:space="preserve">,</w:t>
+      </w:r>
+      <w:r>
+        <w:rPr>
+          <w:rStyle w:val="NormalTok"/>
+        </w:rPr>
+        <w:t xml:space="preserve"> </w:t>
+      </w:r>
+      <w:r>
+        <w:rPr>
+          <w:rStyle w:val="DataTypeTok"/>
+        </w:rPr>
+        <w:t xml:space="preserve">int</w:t>
+      </w:r>
+      <w:r>
+        <w:rPr>
+          <w:rStyle w:val="NormalTok"/>
+        </w:rPr>
+        <w:t xml:space="preserve"> b</w:t>
+      </w:r>
+      <w:r>
+        <w:rPr>
+          <w:rStyle w:val="OperatorTok"/>
+        </w:rPr>
+        <w:t xml:space="preserve">)</w:t>
+      </w:r>
+      <w:r>
+        <w:rPr>
+          <w:rStyle w:val="NormalTok"/>
+        </w:rPr>
+        <w:t xml:space="preserve"> </w:t>
+      </w:r>
+      <w:r>
+        <w:rPr>
+          <w:rStyle w:val="OperatorTok"/>
+        </w:rPr>
+        <w:t xml:space="preserve">{</w:t>
+      </w:r>
+      <w:r>
+        <w:br/>
+      </w:r>
+      <w:r>
+        <w:rPr>
+          <w:rStyle w:val="NormalTok"/>
+        </w:rPr>
+        <w:t xml:space="preserve">        </w:t>
+      </w:r>
+      <w:r>
+        <w:rPr>
+          <w:rStyle w:val="ControlFlowTok"/>
+        </w:rPr>
+        <w:t xml:space="preserve">return</w:t>
+      </w:r>
+      <w:r>
+        <w:rPr>
+          <w:rStyle w:val="NormalTok"/>
+        </w:rPr>
+        <w:t xml:space="preserve"> a </w:t>
+      </w:r>
+      <w:r>
+        <w:rPr>
+          <w:rStyle w:val="OperatorTok"/>
+        </w:rPr>
+        <w:t xml:space="preserve">+</w:t>
+      </w:r>
+      <w:r>
+        <w:rPr>
+          <w:rStyle w:val="NormalTok"/>
+        </w:rPr>
+        <w:t xml:space="preserve"> b</w:t>
+      </w:r>
+      <w:r>
+        <w:rPr>
+          <w:rStyle w:val="OperatorTok"/>
+        </w:rPr>
+        <w:t xml:space="preserve">;</w:t>
+      </w:r>
+      <w:r>
+        <w:br/>
+      </w:r>
+      <w:r>
+        <w:rPr>
+          <w:rStyle w:val="NormalTok"/>
+        </w:rPr>
+        <w:t xml:space="preserve">    </w:t>
+      </w:r>
+      <w:r>
+        <w:rPr>
+          <w:rStyle w:val="OperatorTok"/>
+        </w:rPr>
+        <w:t xml:space="preserve">}</w:t>
+      </w:r>
+      <w:r>
+        <w:br/>
+      </w:r>
+      <w:r>
+        <w:br/>
+      </w:r>
+      <w:r>
+        <w:rPr>
+          <w:rStyle w:val="NormalTok"/>
+        </w:rPr>
+        <w:t xml:space="preserve">    </w:t>
+      </w:r>
+      <w:r>
+        <w:rPr>
+          <w:rStyle w:val="KeywordTok"/>
+        </w:rPr>
+        <w:t xml:space="preserve">public</w:t>
+      </w:r>
+      <w:r>
+        <w:rPr>
+          <w:rStyle w:val="NormalTok"/>
+        </w:rPr>
+        <w:t xml:space="preserve"> </w:t>
+      </w:r>
+      <w:r>
+        <w:rPr>
+          <w:rStyle w:val="DataTypeTok"/>
+        </w:rPr>
+        <w:t xml:space="preserve">static</w:t>
+      </w:r>
+      <w:r>
+        <w:rPr>
+          <w:rStyle w:val="NormalTok"/>
+        </w:rPr>
+        <w:t xml:space="preserve"> </w:t>
+      </w:r>
+      <w:r>
+        <w:rPr>
+          <w:rStyle w:val="DataTypeTok"/>
+        </w:rPr>
+        <w:t xml:space="preserve">void</w:t>
+      </w:r>
+      <w:r>
+        <w:rPr>
+          <w:rStyle w:val="NormalTok"/>
+        </w:rPr>
+        <w:t xml:space="preserve"> </w:t>
+      </w:r>
+      <w:r>
+        <w:rPr>
+          <w:rStyle w:val="FunctionTok"/>
+        </w:rPr>
+        <w:t xml:space="preserve">main</w:t>
+      </w:r>
+      <w:r>
+        <w:rPr>
+          <w:rStyle w:val="OperatorTok"/>
+        </w:rPr>
+        <w:t xml:space="preserve">(</w:t>
+      </w:r>
+      <w:r>
+        <w:rPr>
+          <w:rStyle w:val="BuiltInTok"/>
+        </w:rPr>
+        <w:t xml:space="preserve">String</w:t>
+      </w:r>
+      <w:r>
+        <w:rPr>
+          <w:rStyle w:val="OperatorTok"/>
+        </w:rPr>
+        <w:t xml:space="preserve">[]</w:t>
+      </w:r>
+      <w:r>
+        <w:rPr>
+          <w:rStyle w:val="NormalTok"/>
+        </w:rPr>
+        <w:t xml:space="preserve"> args</w:t>
+      </w:r>
+      <w:r>
+        <w:rPr>
+          <w:rStyle w:val="OperatorTok"/>
+        </w:rPr>
+        <w:t xml:space="preserve">)</w:t>
+      </w:r>
+      <w:r>
+        <w:rPr>
+          <w:rStyle w:val="NormalTok"/>
+        </w:rPr>
+        <w:t xml:space="preserve"> </w:t>
+      </w:r>
+      <w:r>
+        <w:rPr>
+          <w:rStyle w:val="OperatorTok"/>
+        </w:rPr>
+        <w:t xml:space="preserve">{</w:t>
+      </w:r>
+      <w:r>
+        <w:br/>
+      </w:r>
+      <w:r>
+        <w:rPr>
+          <w:rStyle w:val="NormalTok"/>
+        </w:rPr>
+        <w:t xml:space="preserve">        </w:t>
+      </w:r>
+      <w:r>
+        <w:rPr>
           <w:rStyle w:val="CommentTok"/>
         </w:rPr>
         <w:t xml:space="preserve">// Example usage</w:t>
@@ -1834,6 +2904,12 @@
       </w:r>
       <w:r>
         <w:rPr>
+          <w:rStyle w:val="NormalTok"/>
+        </w:rPr>
+        <w:t xml:space="preserve">        </w:t>
+      </w:r>
+      <w:r>
+        <w:rPr>
           <w:rStyle w:val="DataTypeTok"/>
         </w:rPr>
         <w:t xml:space="preserve">int</w:t>
@@ -1854,106 +2930,130 @@
         <w:rPr>
           <w:rStyle w:val="NormalTok"/>
         </w:rPr>
-        <w:t xml:space="preserve"> Main</w:t>
+        <w:t xml:space="preserve"> </w:t>
+      </w:r>
+      <w:r>
+        <w:rPr>
+          <w:rStyle w:val="FunctionTok"/>
+        </w:rPr>
+        <w:t xml:space="preserve">add</w:t>
       </w:r>
       <w:r>
         <w:rPr>
           <w:rStyle w:val="OperatorTok"/>
         </w:rPr>
+        <w:t xml:space="preserve">(</w:t>
+      </w:r>
+      <w:r>
+        <w:rPr>
+          <w:rStyle w:val="DecValTok"/>
+        </w:rPr>
+        <w:t xml:space="preserve">25</w:t>
+      </w:r>
+      <w:r>
+        <w:rPr>
+          <w:rStyle w:val="OperatorTok"/>
+        </w:rPr>
+        <w:t xml:space="preserve">,</w:t>
+      </w:r>
+      <w:r>
+        <w:rPr>
+          <w:rStyle w:val="NormalTok"/>
+        </w:rPr>
+        <w:t xml:space="preserve"> </w:t>
+      </w:r>
+      <w:r>
+        <w:rPr>
+          <w:rStyle w:val="DecValTok"/>
+        </w:rPr>
+        <w:t xml:space="preserve">17</w:t>
+      </w:r>
+      <w:r>
+        <w:rPr>
+          <w:rStyle w:val="OperatorTok"/>
+        </w:rPr>
+        <w:t xml:space="preserve">);</w:t>
+      </w:r>
+      <w:r>
+        <w:br/>
+      </w:r>
+      <w:r>
+        <w:rPr>
+          <w:rStyle w:val="NormalTok"/>
+        </w:rPr>
+        <w:t xml:space="preserve">        </w:t>
+      </w:r>
+      <w:r>
+        <w:rPr>
+          <w:rStyle w:val="BuiltInTok"/>
+        </w:rPr>
+        <w:t xml:space="preserve">System</w:t>
+      </w:r>
+      <w:r>
+        <w:rPr>
+          <w:rStyle w:val="OperatorTok"/>
+        </w:rPr>
         <w:t xml:space="preserve">.</w:t>
       </w:r>
       <w:r>
         <w:rPr>
           <w:rStyle w:val="FunctionTok"/>
         </w:rPr>
-        <w:t xml:space="preserve">add</w:t>
+        <w:t xml:space="preserve">out</w:t>
       </w:r>
       <w:r>
         <w:rPr>
           <w:rStyle w:val="OperatorTok"/>
         </w:rPr>
+        <w:t xml:space="preserve">.</w:t>
+      </w:r>
+      <w:r>
+        <w:rPr>
+          <w:rStyle w:val="FunctionTok"/>
+        </w:rPr>
+        <w:t xml:space="preserve">println</w:t>
+      </w:r>
+      <w:r>
+        <w:rPr>
+          <w:rStyle w:val="OperatorTok"/>
+        </w:rPr>
         <w:t xml:space="preserve">(</w:t>
       </w:r>
       <w:r>
         <w:rPr>
-          <w:rStyle w:val="DecValTok"/>
-        </w:rPr>
-        <w:t xml:space="preserve">5</w:t>
+          <w:rStyle w:val="NormalTok"/>
+        </w:rPr>
+        <w:t xml:space="preserve">result</w:t>
       </w:r>
       <w:r>
         <w:rPr>
           <w:rStyle w:val="OperatorTok"/>
         </w:rPr>
-        <w:t xml:space="preserve">,</w:t>
+        <w:t xml:space="preserve">);</w:t>
+      </w:r>
+      <w:r>
+        <w:br/>
       </w:r>
       <w:r>
         <w:rPr>
           <w:rStyle w:val="NormalTok"/>
         </w:rPr>
-        <w:t xml:space="preserve"> </w:t>
-      </w:r>
-      <w:r>
-        <w:rPr>
-          <w:rStyle w:val="DecValTok"/>
-        </w:rPr>
-        <w:t xml:space="preserve">3</w:t>
+        <w:t xml:space="preserve">    </w:t>
       </w:r>
       <w:r>
         <w:rPr>
           <w:rStyle w:val="OperatorTok"/>
         </w:rPr>
-        <w:t xml:space="preserve">);</w:t>
+        <w:t xml:space="preserve">}</w:t>
       </w:r>
       <w:r>
         <w:br/>
       </w:r>
       <w:r>
         <w:rPr>
-          <w:rStyle w:val="BuiltInTok"/>
-        </w:rPr>
-        <w:t xml:space="preserve">System</w:t>
-      </w:r>
-      <w:r>
-        <w:rPr>
           <w:rStyle w:val="OperatorTok"/>
         </w:rPr>
-        <w:t xml:space="preserve">.</w:t>
-      </w:r>
-      <w:r>
-        <w:rPr>
-          <w:rStyle w:val="FunctionTok"/>
-        </w:rPr>
-        <w:t xml:space="preserve">out</w:t>
-      </w:r>
-      <w:r>
-        <w:rPr>
-          <w:rStyle w:val="OperatorTok"/>
-        </w:rPr>
-        <w:t xml:space="preserve">.</w:t>
-      </w:r>
-      <w:r>
-        <w:rPr>
-          <w:rStyle w:val="FunctionTok"/>
-        </w:rPr>
-        <w:t xml:space="preserve">println</w:t>
-      </w:r>
-      <w:r>
-        <w:rPr>
-          <w:rStyle w:val="OperatorTok"/>
-        </w:rPr>
-        <w:t xml:space="preserve">(</w:t>
-      </w:r>
-      <w:r>
-        <w:rPr>
-          <w:rStyle w:val="NormalTok"/>
-        </w:rPr>
-        <w:t xml:space="preserve">result</w:t>
-      </w:r>
-      <w:r>
-        <w:rPr>
-          <w:rStyle w:val="OperatorTok"/>
-        </w:rPr>
-        <w:t xml:space="preserve">);</w:t>
+        <w:t xml:space="preserve">}</w:t>
       </w:r>
     </w:p>
     <w:p>
@@ -1976,7 +3076,7 @@
         <w:rPr>
           <w:rStyle w:val="VerbatimChar"/>
         </w:rPr>
-        <w:t xml:space="preserve">8</w:t>
+        <w:t xml:space="preserve">42</w:t>
       </w:r>
     </w:p>
     <w:p>
@@ -2014,7 +3114,7 @@
     <w:bookmarkEnd w:id="21"/>
     <w:bookmarkEnd w:id="22"/>
     <w:bookmarkEnd w:id="23"/>
-    <w:bookmarkStart w:id="30" w:name="function-factorial"/>
+    <w:bookmarkStart w:id="30" w:name="function-factorialint-n"/>
     <w:p>
       <w:pPr>
         <w:pStyle w:val="Heading1"/>
@@ -2029,7 +3129,7 @@
         <w:tab/>
       </w:r>
       <w:r>
-        <w:t xml:space="preserve">Function: factorial</w:t>
+        <w:t xml:space="preserve">Function: factorial(int n)</w:t>
       </w:r>
     </w:p>
     <w:bookmarkStart w:id="24" w:name="overview-2"/>
@@ -2103,11 +3203,25 @@
       <w:r>
         <w:rPr>
           <w:rStyle w:val="VerbatimChar"/>
+          <w:b/>
+          <w:bCs/>
         </w:rPr>
         <w:t xml:space="preserve">n</w:t>
       </w:r>
       <w:r>
-        <w:t xml:space="preserve">: The non-negative integer for which the factorial is to be calculated.</w:t>
+        <w:t xml:space="preserve"> </w:t>
+      </w:r>
+      <w:r>
+        <w:t xml:space="preserve">(</w:t>
+      </w:r>
+      <w:r>
+        <w:rPr>
+          <w:rStyle w:val="VerbatimChar"/>
+        </w:rPr>
+        <w:t xml:space="preserve">int</w:t>
+      </w:r>
+      <w:r>
+        <w:t xml:space="preserve">): The non-negative integer for which to calculate the factorial.</w:t>
       </w:r>
     </w:p>
     <w:bookmarkEnd w:id="25"/>
@@ -2134,25 +3248,382 @@
         <w:pStyle w:val="FirstParagraph"/>
       </w:pPr>
       <w:r>
-        <w:t xml:space="preserve">This function implements the mathematical factorial operation using recursion. The logic is divided into two main parts:</w:t>
+        <w:t xml:space="preserve">This function implements the factorial operation using recursion. The factorial of a non-negative integer</w:t>
+      </w:r>
+      <w:r>
+        <w:t xml:space="preserve"> </w:t>
+      </w:r>
+      <w:r>
+        <w:rPr>
+          <w:rStyle w:val="VerbatimChar"/>
+        </w:rPr>
+        <w:t xml:space="preserve">n</w:t>
+      </w:r>
+      <w:r>
+        <w:t xml:space="preserve">, denoted by</w:t>
+      </w:r>
+      <w:r>
+        <w:t xml:space="preserve"> </w:t>
+      </w:r>
+      <w:r>
+        <w:rPr>
+          <w:rStyle w:val="VerbatimChar"/>
+        </w:rPr>
+        <w:t xml:space="preserve">n!</w:t>
+      </w:r>
+      <w:r>
+        <w:t xml:space="preserve">, is the product of all positive integers less than or equal to</w:t>
+      </w:r>
+      <w:r>
+        <w:t xml:space="preserve"> </w:t>
+      </w:r>
+      <w:r>
+        <w:rPr>
+          <w:rStyle w:val="VerbatimChar"/>
+        </w:rPr>
+        <w:t xml:space="preserve">n</w:t>
+      </w:r>
+      <w:r>
+        <w:t xml:space="preserve">.</w:t>
       </w:r>
     </w:p>
     <w:p>
       <w:pPr>
+        <w:pStyle w:val="BodyText"/>
+      </w:pPr>
+      <w:r>
+        <w:t xml:space="preserve">The logic follows two main paths:</w:t>
+      </w:r>
+      <w:r>
+        <w:t xml:space="preserve"> </w:t>
+      </w:r>
+      <w:r>
+        <w:t xml:space="preserve">1.</w:t>
+      </w:r>
+      <w:r>
+        <w:t xml:space="preserve"> </w:t>
+      </w:r>
+      <w:r>
+        <w:rPr>
+          <w:b/>
+          <w:bCs/>
+        </w:rPr>
+        <w:t xml:space="preserve">Base Case</w:t>
+      </w:r>
+      <w:r>
+        <w:t xml:space="preserve">: If the input</w:t>
+      </w:r>
+      <w:r>
+        <w:t xml:space="preserve"> </w:t>
+      </w:r>
+      <w:r>
+        <w:rPr>
+          <w:rStyle w:val="VerbatimChar"/>
+        </w:rPr>
+        <w:t xml:space="preserve">n</w:t>
+      </w:r>
+      <w:r>
+        <w:t xml:space="preserve"> </w:t>
+      </w:r>
+      <w:r>
+        <w:t xml:space="preserve">is less than or equal to 1, the function returns</w:t>
+      </w:r>
+      <w:r>
+        <w:t xml:space="preserve"> </w:t>
+      </w:r>
+      <w:r>
+        <w:rPr>
+          <w:rStyle w:val="VerbatimChar"/>
+        </w:rPr>
+        <w:t xml:space="preserve">1</w:t>
+      </w:r>
+      <w:r>
+        <w:t xml:space="preserve">. This is the termination condition for the recursion, as the factorial of 1 (</w:t>
+      </w:r>
+      <w:r>
+        <w:rPr>
+          <w:rStyle w:val="VerbatimChar"/>
+        </w:rPr>
+        <w:t xml:space="preserve">1!</w:t>
+      </w:r>
+      <w:r>
+        <w:t xml:space="preserve">) and 0 (</w:t>
+      </w:r>
+      <w:r>
+        <w:rPr>
+          <w:rStyle w:val="VerbatimChar"/>
+        </w:rPr>
+        <w:t xml:space="preserve">0!</w:t>
+      </w:r>
+      <w:r>
+        <w:t xml:space="preserve">) is defined as 1.</w:t>
+      </w:r>
+      <w:r>
+        <w:t xml:space="preserve"> </w:t>
+      </w:r>
+      <w:r>
+        <w:t xml:space="preserve">2.</w:t>
+      </w:r>
+      <w:r>
+        <w:t xml:space="preserve"> </w:t>
+      </w:r>
+      <w:r>
+        <w:rPr>
+          <w:b/>
+          <w:bCs/>
+        </w:rPr>
+        <w:t xml:space="preserve">Recursive Step</w:t>
+      </w:r>
+      <w:r>
+        <w:t xml:space="preserve">: If</w:t>
+      </w:r>
+      <w:r>
+        <w:t xml:space="preserve"> </w:t>
+      </w:r>
+      <w:r>
+        <w:rPr>
+          <w:rStyle w:val="VerbatimChar"/>
+        </w:rPr>
+        <w:t xml:space="preserve">n</w:t>
+      </w:r>
+      <w:r>
+        <w:t xml:space="preserve"> </w:t>
+      </w:r>
+      <w:r>
+        <w:t xml:space="preserve">is greater than 1, the function calls itself with the argument</w:t>
+      </w:r>
+      <w:r>
+        <w:t xml:space="preserve"> </w:t>
+      </w:r>
+      <w:r>
+        <w:rPr>
+          <w:rStyle w:val="VerbatimChar"/>
+        </w:rPr>
+        <w:t xml:space="preserve">n - 1</w:t>
+      </w:r>
+      <w:r>
+        <w:t xml:space="preserve"> </w:t>
+      </w:r>
+      <w:r>
+        <w:t xml:space="preserve">and multiplies the result by</w:t>
+      </w:r>
+      <w:r>
+        <w:t xml:space="preserve"> </w:t>
+      </w:r>
+      <w:r>
+        <w:rPr>
+          <w:rStyle w:val="VerbatimChar"/>
+        </w:rPr>
+        <w:t xml:space="preserve">n</w:t>
+      </w:r>
+      <w:r>
+        <w:t xml:space="preserve">.</w:t>
+      </w:r>
+    </w:p>
+    <w:p>
+      <w:pPr>
+        <w:pStyle w:val="BodyText"/>
+      </w:pPr>
+      <w:r>
+        <w:t xml:space="preserve">For example, calculating</w:t>
+      </w:r>
+      <w:r>
+        <w:t xml:space="preserve"> </w:t>
+      </w:r>
+      <w:r>
+        <w:rPr>
+          <w:rStyle w:val="VerbatimChar"/>
+        </w:rPr>
+        <w:t xml:space="preserve">factorial(4)</w:t>
+      </w:r>
+      <w:r>
+        <w:t xml:space="preserve"> </w:t>
+      </w:r>
+      <w:r>
+        <w:t xml:space="preserve">unfolds as follows:</w:t>
+      </w:r>
+      <w:r>
+        <w:t xml:space="preserve"> </w:t>
+      </w:r>
+      <w:r>
+        <w:t xml:space="preserve">-</w:t>
+      </w:r>
+      <w:r>
+        <w:t xml:space="preserve"> </w:t>
+      </w:r>
+      <w:r>
+        <w:rPr>
+          <w:rStyle w:val="VerbatimChar"/>
+        </w:rPr>
+        <w:t xml:space="preserve">factorial(4)</w:t>
+      </w:r>
+      <w:r>
+        <w:t xml:space="preserve"> </w:t>
+      </w:r>
+      <w:r>
+        <w:t xml:space="preserve">returns</w:t>
+      </w:r>
+      <w:r>
+        <w:t xml:space="preserve"> </w:t>
+      </w:r>
+      <w:r>
+        <w:rPr>
+          <w:rStyle w:val="VerbatimChar"/>
+        </w:rPr>
+        <w:t xml:space="preserve">4 * factorial(3)</w:t>
+      </w:r>
+      <w:r>
+        <w:t xml:space="preserve"> </w:t>
+      </w:r>
+      <w:r>
+        <w:t xml:space="preserve">-</w:t>
+      </w:r>
+      <w:r>
+        <w:t xml:space="preserve"> </w:t>
+      </w:r>
+      <w:r>
+        <w:rPr>
+          <w:rStyle w:val="VerbatimChar"/>
+        </w:rPr>
+        <w:t xml:space="preserve">factorial(3)</w:t>
+      </w:r>
+      <w:r>
+        <w:t xml:space="preserve"> </w:t>
+      </w:r>
+      <w:r>
+        <w:t xml:space="preserve">returns</w:t>
+      </w:r>
+      <w:r>
+        <w:t xml:space="preserve"> </w:t>
+      </w:r>
+      <w:r>
+        <w:rPr>
+          <w:rStyle w:val="VerbatimChar"/>
+        </w:rPr>
+        <w:t xml:space="preserve">3 * factorial(2)</w:t>
+      </w:r>
+      <w:r>
+        <w:t xml:space="preserve"> </w:t>
+      </w:r>
+      <w:r>
+        <w:t xml:space="preserve">-</w:t>
+      </w:r>
+      <w:r>
+        <w:t xml:space="preserve"> </w:t>
+      </w:r>
+      <w:r>
+        <w:rPr>
+          <w:rStyle w:val="VerbatimChar"/>
+        </w:rPr>
+        <w:t xml:space="preserve">factorial(2)</w:t>
+      </w:r>
+      <w:r>
+        <w:t xml:space="preserve"> </w:t>
+      </w:r>
+      <w:r>
+        <w:t xml:space="preserve">returns</w:t>
+      </w:r>
+      <w:r>
+        <w:t xml:space="preserve"> </w:t>
+      </w:r>
+      <w:r>
+        <w:rPr>
+          <w:rStyle w:val="VerbatimChar"/>
+        </w:rPr>
+        <w:t xml:space="preserve">2 * factorial(1)</w:t>
+      </w:r>
+      <w:r>
+        <w:t xml:space="preserve"> </w:t>
+      </w:r>
+      <w:r>
+        <w:t xml:space="preserve">-</w:t>
+      </w:r>
+      <w:r>
+        <w:t xml:space="preserve"> </w:t>
+      </w:r>
+      <w:r>
+        <w:rPr>
+          <w:rStyle w:val="VerbatimChar"/>
+        </w:rPr>
+        <w:t xml:space="preserve">factorial(1)</w:t>
+      </w:r>
+      <w:r>
+        <w:t xml:space="preserve"> </w:t>
+      </w:r>
+      <w:r>
+        <w:t xml:space="preserve">hits the base case and returns</w:t>
+      </w:r>
+      <w:r>
+        <w:t xml:space="preserve"> </w:t>
+      </w:r>
+      <w:r>
+        <w:rPr>
+          <w:rStyle w:val="VerbatimChar"/>
+        </w:rPr>
+        <w:t xml:space="preserve">1</w:t>
+      </w:r>
+    </w:p>
+    <w:p>
+      <w:pPr>
+        <w:pStyle w:val="BodyText"/>
+      </w:pPr>
+      <w:r>
+        <w:t xml:space="preserve">The results are then multiplied back up the call stack:</w:t>
+      </w:r>
+      <w:r>
+        <w:t xml:space="preserve"> </w:t>
+      </w:r>
+      <w:r>
+        <w:rPr>
+          <w:rStyle w:val="VerbatimChar"/>
+        </w:rPr>
+        <w:t xml:space="preserve">4 * (3 * (2 * 1))</w:t>
+      </w:r>
+      <w:r>
+        <w:t xml:space="preserve">, which evaluates to</w:t>
+      </w:r>
+      <w:r>
+        <w:t xml:space="preserve"> </w:t>
+      </w:r>
+      <w:r>
+        <w:rPr>
+          <w:rStyle w:val="VerbatimChar"/>
+        </w:rPr>
+        <w:t xml:space="preserve">24</w:t>
+      </w:r>
+      <w:r>
+        <w:t xml:space="preserve">.</w:t>
+      </w:r>
+    </w:p>
+    <w:bookmarkEnd w:id="26"/>
+    <w:bookmarkStart w:id="27" w:name="usage-notes-2"/>
+    <w:p>
+      <w:pPr>
+        <w:pStyle w:val="Heading2"/>
+      </w:pPr>
+      <w:r>
+        <w:rPr>
+          <w:rStyle w:val="SectionNumber"/>
+        </w:rPr>
+        <w:t xml:space="preserve">3.4</w:t>
+      </w:r>
+      <w:r>
+        <w:tab/>
+      </w:r>
+      <w:r>
+        <w:t xml:space="preserve">Usage Notes</w:t>
+      </w:r>
+    </w:p>
+    <w:p>
+      <w:pPr>
+        <w:pStyle w:val="Compact"/>
         <w:numPr>
           <w:ilvl w:val="0"/>
           <w:numId w:val="1006"/>
         </w:numPr>
       </w:pPr>
       <w:r>
-        <w:rPr>
-          <w:b/>
-          <w:bCs/>
-        </w:rPr>
-        <w:t xml:space="preserve">Base Case</w:t>
-      </w:r>
-      <w:r>
-        <w:t xml:space="preserve">: The recursion terminates when the input</w:t>
+        <w:t xml:space="preserve">The function is designed for non-negative integers. Providing a negative number will cause infinite recursion, which will result in a</w:t>
       </w:r>
       <w:r>
         <w:t xml:space="preserve"> </w:t>
@@ -2161,64 +3632,22 @@
         <w:rPr>
           <w:rStyle w:val="VerbatimChar"/>
         </w:rPr>
-        <w:t xml:space="preserve">n</w:t>
-      </w:r>
-      <w:r>
-        <w:t xml:space="preserve"> </w:t>
-      </w:r>
-      <w:r>
-        <w:t xml:space="preserve">is less than or equal to 1. According to the definition of factorials, the factorial of 0 (</w:t>
-      </w:r>
-      <w:r>
-        <w:rPr>
-          <w:rStyle w:val="VerbatimChar"/>
-        </w:rPr>
-        <w:t xml:space="preserve">0!</w:t>
-      </w:r>
-      <w:r>
-        <w:t xml:space="preserve">) and 1 (</w:t>
-      </w:r>
-      <w:r>
-        <w:rPr>
-          <w:rStyle w:val="VerbatimChar"/>
-        </w:rPr>
-        <w:t xml:space="preserve">1!</w:t>
-      </w:r>
-      <w:r>
-        <w:t xml:space="preserve">) is 1. The function returns</w:t>
-      </w:r>
-      <w:r>
-        <w:t xml:space="preserve"> </w:t>
-      </w:r>
-      <w:r>
-        <w:rPr>
-          <w:rStyle w:val="VerbatimChar"/>
-        </w:rPr>
-        <w:t xml:space="preserve">1</w:t>
-      </w:r>
-      <w:r>
-        <w:t xml:space="preserve"> </w:t>
-      </w:r>
-      <w:r>
-        <w:t xml:space="preserve">in this case, preventing infinite recursion.</w:t>
+        <w:t xml:space="preserve">StackOverflowError</w:t>
+      </w:r>
+      <w:r>
+        <w:t xml:space="preserve">.</w:t>
       </w:r>
     </w:p>
     <w:p>
       <w:pPr>
+        <w:pStyle w:val="Compact"/>
         <w:numPr>
           <w:ilvl w:val="0"/>
           <w:numId w:val="1006"/>
         </w:numPr>
       </w:pPr>
       <w:r>
-        <w:rPr>
-          <w:b/>
-          <w:bCs/>
-        </w:rPr>
-        <w:t xml:space="preserve">Recursive Step</w:t>
-      </w:r>
-      <w:r>
-        <w:t xml:space="preserve">: If</w:t>
+        <w:t xml:space="preserve">The return type is</w:t>
       </w:r>
       <w:r>
         <w:t xml:space="preserve"> </w:t>
@@ -2227,13 +3656,10 @@
         <w:rPr>
           <w:rStyle w:val="VerbatimChar"/>
         </w:rPr>
-        <w:t xml:space="preserve">n</w:t>
-      </w:r>
-      <w:r>
-        <w:t xml:space="preserve"> </w:t>
-      </w:r>
-      <w:r>
-        <w:t xml:space="preserve">is greater than 1, the function calculates the factorial by multiplying</w:t>
+        <w:t xml:space="preserve">int</w:t>
+      </w:r>
+      <w:r>
+        <w:t xml:space="preserve">. Factorial values grow very quickly. For inputs</w:t>
       </w:r>
       <w:r>
         <w:t xml:space="preserve"> </w:t>
@@ -2242,228 +3668,19 @@
         <w:rPr>
           <w:rStyle w:val="VerbatimChar"/>
         </w:rPr>
-        <w:t xml:space="preserve">n</w:t>
-      </w:r>
-      <w:r>
-        <w:t xml:space="preserve"> </w:t>
-      </w:r>
-      <w:r>
-        <w:t xml:space="preserve">with the result of calling itself with the argument</w:t>
-      </w:r>
-      <w:r>
-        <w:t xml:space="preserve"> </w:t>
+        <w:t xml:space="preserve">n &gt; 12</w:t>
+      </w:r>
+      <w:r>
+        <w:t xml:space="preserve">, the result will exceed the maximum value of a standard 32-bit integer (</w:t>
       </w:r>
       <w:r>
         <w:rPr>
           <w:rStyle w:val="VerbatimChar"/>
         </w:rPr>
-        <w:t xml:space="preserve">n - 1</w:t>
-      </w:r>
-      <w:r>
-        <w:t xml:space="preserve">. This process continues until the base case is reached.</w:t>
-      </w:r>
-    </w:p>
-    <w:p>
-      <w:pPr>
-        <w:pStyle w:val="FirstParagraph"/>
-      </w:pPr>
-      <w:r>
-        <w:t xml:space="preserve">For example,</w:t>
-      </w:r>
-      <w:r>
-        <w:t xml:space="preserve"> </w:t>
-      </w:r>
-      <w:r>
-        <w:rPr>
-          <w:rStyle w:val="VerbatimChar"/>
-        </w:rPr>
-        <w:t xml:space="preserve">factorial(4)</w:t>
-      </w:r>
-      <w:r>
-        <w:t xml:space="preserve"> </w:t>
-      </w:r>
-      <w:r>
-        <w:t xml:space="preserve">is computed as follows:</w:t>
-      </w:r>
-      <w:r>
-        <w:t xml:space="preserve"> </w:t>
-      </w:r>
-      <w:r>
-        <w:rPr>
-          <w:rStyle w:val="VerbatimChar"/>
-        </w:rPr>
-        <w:t xml:space="preserve">4 * factorial(3)</w:t>
-      </w:r>
-      <w:r>
-        <w:t xml:space="preserve"> </w:t>
-      </w:r>
-      <w:r>
-        <w:rPr>
-          <w:rStyle w:val="VerbatimChar"/>
-        </w:rPr>
-        <w:t xml:space="preserve">4 * (3 * factorial(2))</w:t>
-      </w:r>
-      <w:r>
-        <w:t xml:space="preserve"> </w:t>
-      </w:r>
-      <w:r>
-        <w:rPr>
-          <w:rStyle w:val="VerbatimChar"/>
-        </w:rPr>
-        <w:t xml:space="preserve">4 * (3 * (2 * factorial(1)))</w:t>
-      </w:r>
-      <w:r>
-        <w:t xml:space="preserve"> </w:t>
-      </w:r>
-      <w:r>
-        <w:rPr>
-          <w:rStyle w:val="VerbatimChar"/>
-        </w:rPr>
-        <w:t xml:space="preserve">4 * (3 * (2 * 1))</w:t>
-      </w:r>
-      <w:r>
-        <w:t xml:space="preserve"> </w:t>
-      </w:r>
-      <w:r>
-        <w:t xml:space="preserve">which evaluates to</w:t>
-      </w:r>
-      <w:r>
-        <w:t xml:space="preserve"> </w:t>
-      </w:r>
-      <w:r>
-        <w:rPr>
-          <w:rStyle w:val="VerbatimChar"/>
-        </w:rPr>
-        <w:t xml:space="preserve">24</w:t>
-      </w:r>
-      <w:r>
-        <w:t xml:space="preserve">.</w:t>
-      </w:r>
-    </w:p>
-    <w:bookmarkEnd w:id="26"/>
-    <w:bookmarkStart w:id="27" w:name="usage-notes-2"/>
-    <w:p>
-      <w:pPr>
-        <w:pStyle w:val="Heading2"/>
-      </w:pPr>
-      <w:r>
-        <w:rPr>
-          <w:rStyle w:val="SectionNumber"/>
-        </w:rPr>
-        <w:t xml:space="preserve">3.4</w:t>
-      </w:r>
-      <w:r>
-        <w:tab/>
-      </w:r>
-      <w:r>
-        <w:t xml:space="preserve">Usage Notes</w:t>
-      </w:r>
-    </w:p>
-    <w:p>
-      <w:pPr>
-        <w:pStyle w:val="Compact"/>
-        <w:numPr>
-          <w:ilvl w:val="0"/>
-          <w:numId w:val="1007"/>
-        </w:numPr>
-      </w:pPr>
-      <w:r>
-        <w:rPr>
-          <w:b/>
-          <w:bCs/>
-        </w:rPr>
-        <w:t xml:space="preserve">Input Domain</w:t>
-      </w:r>
-      <w:r>
-        <w:t xml:space="preserve">: This function is intended for non-negative integers. Providing a negative number will cause infinite recursion, leading to a</w:t>
-      </w:r>
-      <w:r>
-        <w:t xml:space="preserve"> </w:t>
-      </w:r>
-      <w:r>
-        <w:rPr>
-          <w:rStyle w:val="VerbatimChar"/>
-        </w:rPr>
-        <w:t xml:space="preserve">StackOverflowError</w:t>
-      </w:r>
-      <w:r>
-        <w:t xml:space="preserve">.</w:t>
-      </w:r>
-    </w:p>
-    <w:p>
-      <w:pPr>
-        <w:pStyle w:val="Compact"/>
-        <w:numPr>
-          <w:ilvl w:val="0"/>
-          <w:numId w:val="1007"/>
-        </w:numPr>
-      </w:pPr>
-      <w:r>
-        <w:rPr>
-          <w:b/>
-          <w:bCs/>
-        </w:rPr>
-        <w:t xml:space="preserve">Integer Overflow</w:t>
-      </w:r>
-      <w:r>
-        <w:t xml:space="preserve">: The factorial value grows very rapidly. The</w:t>
-      </w:r>
-      <w:r>
-        <w:t xml:space="preserve"> </w:t>
-      </w:r>
-      <w:r>
-        <w:rPr>
-          <w:rStyle w:val="VerbatimChar"/>
-        </w:rPr>
-        <w:t xml:space="preserve">int</w:t>
-      </w:r>
-      <w:r>
-        <w:t xml:space="preserve"> </w:t>
-      </w:r>
-      <w:r>
-        <w:t xml:space="preserve">data type in Java has a limited range. For values of</w:t>
-      </w:r>
-      <w:r>
-        <w:t xml:space="preserve"> </w:t>
-      </w:r>
-      <w:r>
-        <w:rPr>
-          <w:rStyle w:val="VerbatimChar"/>
-        </w:rPr>
-        <w:t xml:space="preserve">n</w:t>
-      </w:r>
-      <w:r>
-        <w:t xml:space="preserve"> </w:t>
-      </w:r>
-      <w:r>
-        <w:t xml:space="preserve">greater than 12, the result will exceed the maximum value for a standard 32-bit integer, causing an overflow and producing an incorrect result. For larger numbers, consider using a data type with a larger range, such as</w:t>
-      </w:r>
-      <w:r>
-        <w:t xml:space="preserve"> </w:t>
-      </w:r>
-      <w:r>
-        <w:rPr>
-          <w:rStyle w:val="VerbatimChar"/>
-        </w:rPr>
-        <w:t xml:space="preserve">long</w:t>
-      </w:r>
-      <w:r>
-        <w:t xml:space="preserve"> </w:t>
-      </w:r>
-      <w:r>
-        <w:t xml:space="preserve">or</w:t>
-      </w:r>
-      <w:r>
-        <w:t xml:space="preserve"> </w:t>
-      </w:r>
-      <w:r>
-        <w:rPr>
-          <w:rStyle w:val="VerbatimChar"/>
-        </w:rPr>
-        <w:t xml:space="preserve">java.math.BigInteger</w:t>
-      </w:r>
-      <w:r>
-        <w:t xml:space="preserve">.</w:t>
+        <w:t xml:space="preserve">2,147,483,647</w:t>
+      </w:r>
+      <w:r>
+        <w:t xml:space="preserve">), causing an integer overflow and yielding an incorrect result.</w:t>
       </w:r>
     </w:p>
     <w:p>
@@ -2517,79 +3734,148 @@
         <w:rPr>
           <w:rStyle w:val="CommentTok"/>
         </w:rPr>
-        <w:t xml:space="preserve">// Example usage within a main method</w:t>
+        <w:t xml:space="preserve">// Example of calling the static method from the Main class</w:t>
       </w:r>
       <w:r>
         <w:br/>
       </w:r>
       <w:r>
         <w:rPr>
-          <w:rStyle w:val="KeywordTok"/>
-        </w:rPr>
-        <w:t xml:space="preserve">public</w:t>
+          <w:rStyle w:val="DataTypeTok"/>
+        </w:rPr>
+        <w:t xml:space="preserve">int</w:t>
       </w:r>
       <w:r>
         <w:rPr>
           <w:rStyle w:val="NormalTok"/>
         </w:rPr>
-        <w:t xml:space="preserve"> </w:t>
-      </w:r>
-      <w:r>
-        <w:rPr>
-          <w:rStyle w:val="KeywordTok"/>
-        </w:rPr>
-        <w:t xml:space="preserve">class</w:t>
+        <w:t xml:space="preserve"> number </w:t>
+      </w:r>
+      <w:r>
+        <w:rPr>
+          <w:rStyle w:val="OperatorTok"/>
+        </w:rPr>
+        <w:t xml:space="preserve">=</w:t>
       </w:r>
       <w:r>
         <w:rPr>
           <w:rStyle w:val="NormalTok"/>
         </w:rPr>
-        <w:t xml:space="preserve"> Main </w:t>
+        <w:t xml:space="preserve"> </w:t>
+      </w:r>
+      <w:r>
+        <w:rPr>
+          <w:rStyle w:val="DecValTok"/>
+        </w:rPr>
+        <w:t xml:space="preserve">5</w:t>
       </w:r>
       <w:r>
         <w:rPr>
           <w:rStyle w:val="OperatorTok"/>
         </w:rPr>
-        <w:t xml:space="preserve">{</w:t>
+        <w:t xml:space="preserve">;</w:t>
       </w:r>
       <w:r>
         <w:br/>
       </w:r>
       <w:r>
         <w:rPr>
+          <w:rStyle w:val="DataTypeTok"/>
+        </w:rPr>
+        <w:t xml:space="preserve">int</w:t>
+      </w:r>
+      <w:r>
+        <w:rPr>
           <w:rStyle w:val="NormalTok"/>
         </w:rPr>
-        <w:t xml:space="preserve">    </w:t>
-      </w:r>
-      <w:r>
-        <w:rPr>
-          <w:rStyle w:val="KeywordTok"/>
-        </w:rPr>
-        <w:t xml:space="preserve">public</w:t>
+        <w:t xml:space="preserve"> result </w:t>
+      </w:r>
+      <w:r>
+        <w:rPr>
+          <w:rStyle w:val="OperatorTok"/>
+        </w:rPr>
+        <w:t xml:space="preserve">=</w:t>
       </w:r>
       <w:r>
         <w:rPr>
           <w:rStyle w:val="NormalTok"/>
         </w:rPr>
-        <w:t xml:space="preserve"> </w:t>
-      </w:r>
-      <w:r>
-        <w:rPr>
-          <w:rStyle w:val="DataTypeTok"/>
-        </w:rPr>
-        <w:t xml:space="preserve">static</w:t>
+        <w:t xml:space="preserve"> Main</w:t>
+      </w:r>
+      <w:r>
+        <w:rPr>
+          <w:rStyle w:val="OperatorTok"/>
+        </w:rPr>
+        <w:t xml:space="preserve">.</w:t>
+      </w:r>
+      <w:r>
+        <w:rPr>
+          <w:rStyle w:val="FunctionTok"/>
+        </w:rPr>
+        <w:t xml:space="preserve">factorial</w:t>
+      </w:r>
+      <w:r>
+        <w:rPr>
+          <w:rStyle w:val="OperatorTok"/>
+        </w:rPr>
+        <w:t xml:space="preserve">(</w:t>
       </w:r>
       <w:r>
         <w:rPr>
           <w:rStyle w:val="NormalTok"/>
         </w:rPr>
-        <w:t xml:space="preserve"> </w:t>
-      </w:r>
-      <w:r>
-        <w:rPr>
-          <w:rStyle w:val="DataTypeTok"/>
-        </w:rPr>
-        <w:t xml:space="preserve">int</w:t>
+        <w:t xml:space="preserve">number</w:t>
+      </w:r>
+      <w:r>
+        <w:rPr>
+          <w:rStyle w:val="OperatorTok"/>
+        </w:rPr>
+        <w:t xml:space="preserve">);</w:t>
+      </w:r>
+      <w:r>
+        <w:br/>
+      </w:r>
+      <w:r>
+        <w:rPr>
+          <w:rStyle w:val="BuiltInTok"/>
+        </w:rPr>
+        <w:t xml:space="preserve">System</w:t>
+      </w:r>
+      <w:r>
+        <w:rPr>
+          <w:rStyle w:val="OperatorTok"/>
+        </w:rPr>
+        <w:t xml:space="preserve">.</w:t>
+      </w:r>
+      <w:r>
+        <w:rPr>
+          <w:rStyle w:val="FunctionTok"/>
+        </w:rPr>
+        <w:t xml:space="preserve">out</w:t>
+      </w:r>
+      <w:r>
+        <w:rPr>
+          <w:rStyle w:val="OperatorTok"/>
+        </w:rPr>
+        <w:t xml:space="preserve">.</w:t>
+      </w:r>
+      <w:r>
+        <w:rPr>
+          <w:rStyle w:val="FunctionTok"/>
+        </w:rPr>
+        <w:t xml:space="preserve">println</w:t>
+      </w:r>
+      <w:r>
+        <w:rPr>
+          <w:rStyle w:val="OperatorTok"/>
+        </w:rPr>
+        <w:t xml:space="preserve">(</w:t>
+      </w:r>
+      <w:r>
+        <w:rPr>
+          <w:rStyle w:val="StringTok"/>
+        </w:rPr>
+        <w:t xml:space="preserve">"The factorial of "</w:t>
       </w:r>
       <w:r>
         <w:rPr>
@@ -2599,33 +3885,21 @@
       </w:r>
       <w:r>
         <w:rPr>
-          <w:rStyle w:val="FunctionTok"/>
-        </w:rPr>
-        <w:t xml:space="preserve">factorial</w:t>
-      </w:r>
-      <w:r>
-        <w:rPr>
           <w:rStyle w:val="OperatorTok"/>
         </w:rPr>
-        <w:t xml:space="preserve">(</w:t>
-      </w:r>
-      <w:r>
-        <w:rPr>
-          <w:rStyle w:val="DataTypeTok"/>
-        </w:rPr>
-        <w:t xml:space="preserve">int</w:t>
+        <w:t xml:space="preserve">+</w:t>
       </w:r>
       <w:r>
         <w:rPr>
           <w:rStyle w:val="NormalTok"/>
         </w:rPr>
-        <w:t xml:space="preserve"> n</w:t>
+        <w:t xml:space="preserve"> number </w:t>
       </w:r>
       <w:r>
         <w:rPr>
           <w:rStyle w:val="OperatorTok"/>
         </w:rPr>
-        <w:t xml:space="preserve">)</w:t>
+        <w:t xml:space="preserve">+</w:t>
       </w:r>
       <w:r>
         <w:rPr>
@@ -2635,537 +3909,33 @@
       </w:r>
       <w:r>
         <w:rPr>
+          <w:rStyle w:val="StringTok"/>
+        </w:rPr>
+        <w:t xml:space="preserve">" is: "</w:t>
+      </w:r>
+      <w:r>
+        <w:rPr>
+          <w:rStyle w:val="NormalTok"/>
+        </w:rPr>
+        <w:t xml:space="preserve"> </w:t>
+      </w:r>
+      <w:r>
+        <w:rPr>
           <w:rStyle w:val="OperatorTok"/>
         </w:rPr>
-        <w:t xml:space="preserve">{</w:t>
-      </w:r>
-      <w:r>
-        <w:br/>
+        <w:t xml:space="preserve">+</w:t>
       </w:r>
       <w:r>
         <w:rPr>
           <w:rStyle w:val="NormalTok"/>
         </w:rPr>
-        <w:t xml:space="preserve">        </w:t>
-      </w:r>
-      <w:r>
-        <w:rPr>
-          <w:rStyle w:val="ControlFlowTok"/>
-        </w:rPr>
-        <w:t xml:space="preserve">if</w:t>
-      </w:r>
-      <w:r>
-        <w:rPr>
-          <w:rStyle w:val="NormalTok"/>
-        </w:rPr>
-        <w:t xml:space="preserve"> </w:t>
+        <w:t xml:space="preserve"> result</w:t>
       </w:r>
       <w:r>
         <w:rPr>
           <w:rStyle w:val="OperatorTok"/>
         </w:rPr>
-        <w:t xml:space="preserve">(</w:t>
-      </w:r>
-      <w:r>
-        <w:rPr>
-          <w:rStyle w:val="NormalTok"/>
-        </w:rPr>
-        <w:t xml:space="preserve">n </w:t>
-      </w:r>
-      <w:r>
-        <w:rPr>
-          <w:rStyle w:val="OperatorTok"/>
-        </w:rPr>
-        <w:t xml:space="preserve">&lt;=</w:t>
-      </w:r>
-      <w:r>
-        <w:rPr>
-          <w:rStyle w:val="NormalTok"/>
-        </w:rPr>
-        <w:t xml:space="preserve"> </w:t>
-      </w:r>
-      <w:r>
-        <w:rPr>
-          <w:rStyle w:val="DecValTok"/>
-        </w:rPr>
-        <w:t xml:space="preserve">1</w:t>
-      </w:r>
-      <w:r>
-        <w:rPr>
-          <w:rStyle w:val="OperatorTok"/>
-        </w:rPr>
-        <w:t xml:space="preserve">)</w:t>
-      </w:r>
-      <w:r>
-        <w:br/>
-      </w:r>
-      <w:r>
-        <w:rPr>
-          <w:rStyle w:val="NormalTok"/>
-        </w:rPr>
-        <w:t xml:space="preserve">            </w:t>
-      </w:r>
-      <w:r>
-        <w:rPr>
-          <w:rStyle w:val="ControlFlowTok"/>
-        </w:rPr>
-        <w:t xml:space="preserve">return</w:t>
-      </w:r>
-      <w:r>
-        <w:rPr>
-          <w:rStyle w:val="NormalTok"/>
-        </w:rPr>
-        <w:t xml:space="preserve"> </w:t>
-      </w:r>
-      <w:r>
-        <w:rPr>
-          <w:rStyle w:val="DecValTok"/>
-        </w:rPr>
-        <w:t xml:space="preserve">1</w:t>
-      </w:r>
-      <w:r>
-        <w:rPr>
-          <w:rStyle w:val="OperatorTok"/>
-        </w:rPr>
-        <w:t xml:space="preserve">;</w:t>
-      </w:r>
-      <w:r>
-        <w:br/>
-      </w:r>
-      <w:r>
-        <w:rPr>
-          <w:rStyle w:val="NormalTok"/>
-        </w:rPr>
-        <w:t xml:space="preserve">        </w:t>
-      </w:r>
-      <w:r>
-        <w:rPr>
-          <w:rStyle w:val="ControlFlowTok"/>
-        </w:rPr>
-        <w:t xml:space="preserve">else</w:t>
-      </w:r>
-      <w:r>
-        <w:br/>
-      </w:r>
-      <w:r>
-        <w:rPr>
-          <w:rStyle w:val="NormalTok"/>
-        </w:rPr>
-        <w:t xml:space="preserve">            </w:t>
-      </w:r>
-      <w:r>
-        <w:rPr>
-          <w:rStyle w:val="ControlFlowTok"/>
-        </w:rPr>
-        <w:t xml:space="preserve">return</w:t>
-      </w:r>
-      <w:r>
-        <w:rPr>
-          <w:rStyle w:val="NormalTok"/>
-        </w:rPr>
-        <w:t xml:space="preserve"> n </w:t>
-      </w:r>
-      <w:r>
-        <w:rPr>
-          <w:rStyle w:val="OperatorTok"/>
-        </w:rPr>
-        <w:t xml:space="preserve">*</w:t>
-      </w:r>
-      <w:r>
-        <w:rPr>
-          <w:rStyle w:val="NormalTok"/>
-        </w:rPr>
-        <w:t xml:space="preserve"> </w:t>
-      </w:r>
-      <w:r>
-        <w:rPr>
-          <w:rStyle w:val="FunctionTok"/>
-        </w:rPr>
-        <w:t xml:space="preserve">factorial</w:t>
-      </w:r>
-      <w:r>
-        <w:rPr>
-          <w:rStyle w:val="OperatorTok"/>
-        </w:rPr>
-        <w:t xml:space="preserve">(</w:t>
-      </w:r>
-      <w:r>
-        <w:rPr>
-          <w:rStyle w:val="NormalTok"/>
-        </w:rPr>
-        <w:t xml:space="preserve">n </w:t>
-      </w:r>
-      <w:r>
-        <w:rPr>
-          <w:rStyle w:val="OperatorTok"/>
-        </w:rPr>
-        <w:t xml:space="preserve">-</w:t>
-      </w:r>
-      <w:r>
-        <w:rPr>
-          <w:rStyle w:val="NormalTok"/>
-        </w:rPr>
-        <w:t xml:space="preserve"> </w:t>
-      </w:r>
-      <w:r>
-        <w:rPr>
-          <w:rStyle w:val="DecValTok"/>
-        </w:rPr>
-        <w:t xml:space="preserve">1</w:t>
-      </w:r>
-      <w:r>
-        <w:rPr>
-          <w:rStyle w:val="OperatorTok"/>
-        </w:rPr>
         <w:t xml:space="preserve">);</w:t>
-      </w:r>
-      <w:r>
-        <w:br/>
-      </w:r>
-      <w:r>
-        <w:rPr>
-          <w:rStyle w:val="NormalTok"/>
-        </w:rPr>
-        <w:t xml:space="preserve">    </w:t>
-      </w:r>
-      <w:r>
-        <w:rPr>
-          <w:rStyle w:val="OperatorTok"/>
-        </w:rPr>
-        <w:t xml:space="preserve">}</w:t>
-      </w:r>
-      <w:r>
-        <w:br/>
-      </w:r>
-      <w:r>
-        <w:br/>
-      </w:r>
-      <w:r>
-        <w:rPr>
-          <w:rStyle w:val="NormalTok"/>
-        </w:rPr>
-        <w:t xml:space="preserve">    </w:t>
-      </w:r>
-      <w:r>
-        <w:rPr>
-          <w:rStyle w:val="KeywordTok"/>
-        </w:rPr>
-        <w:t xml:space="preserve">public</w:t>
-      </w:r>
-      <w:r>
-        <w:rPr>
-          <w:rStyle w:val="NormalTok"/>
-        </w:rPr>
-        <w:t xml:space="preserve"> </w:t>
-      </w:r>
-      <w:r>
-        <w:rPr>
-          <w:rStyle w:val="DataTypeTok"/>
-        </w:rPr>
-        <w:t xml:space="preserve">static</w:t>
-      </w:r>
-      <w:r>
-        <w:rPr>
-          <w:rStyle w:val="NormalTok"/>
-        </w:rPr>
-        <w:t xml:space="preserve"> </w:t>
-      </w:r>
-      <w:r>
-        <w:rPr>
-          <w:rStyle w:val="DataTypeTok"/>
-        </w:rPr>
-        <w:t xml:space="preserve">void</w:t>
-      </w:r>
-      <w:r>
-        <w:rPr>
-          <w:rStyle w:val="NormalTok"/>
-        </w:rPr>
-        <w:t xml:space="preserve"> </w:t>
-      </w:r>
-      <w:r>
-        <w:rPr>
-          <w:rStyle w:val="FunctionTok"/>
-        </w:rPr>
-        <w:t xml:space="preserve">main</w:t>
-      </w:r>
-      <w:r>
-        <w:rPr>
-          <w:rStyle w:val="OperatorTok"/>
-        </w:rPr>
-        <w:t xml:space="preserve">(</w:t>
-      </w:r>
-      <w:r>
-        <w:rPr>
-          <w:rStyle w:val="BuiltInTok"/>
-        </w:rPr>
-        <w:t xml:space="preserve">String</w:t>
-      </w:r>
-      <w:r>
-        <w:rPr>
-          <w:rStyle w:val="OperatorTok"/>
-        </w:rPr>
-        <w:t xml:space="preserve">[]</w:t>
-      </w:r>
-      <w:r>
-        <w:rPr>
-          <w:rStyle w:val="NormalTok"/>
-        </w:rPr>
-        <w:t xml:space="preserve"> args</w:t>
-      </w:r>
-      <w:r>
-        <w:rPr>
-          <w:rStyle w:val="OperatorTok"/>
-        </w:rPr>
-        <w:t xml:space="preserve">)</w:t>
-      </w:r>
-      <w:r>
-        <w:rPr>
-          <w:rStyle w:val="NormalTok"/>
-        </w:rPr>
-        <w:t xml:space="preserve"> </w:t>
-      </w:r>
-      <w:r>
-        <w:rPr>
-          <w:rStyle w:val="OperatorTok"/>
-        </w:rPr>
-        <w:t xml:space="preserve">{</w:t>
-      </w:r>
-      <w:r>
-        <w:br/>
-      </w:r>
-      <w:r>
-        <w:rPr>
-          <w:rStyle w:val="NormalTok"/>
-        </w:rPr>
-        <w:t xml:space="preserve">        </w:t>
-      </w:r>
-      <w:r>
-        <w:rPr>
-          <w:rStyle w:val="DataTypeTok"/>
-        </w:rPr>
-        <w:t xml:space="preserve">int</w:t>
-      </w:r>
-      <w:r>
-        <w:rPr>
-          <w:rStyle w:val="NormalTok"/>
-        </w:rPr>
-        <w:t xml:space="preserve"> number </w:t>
-      </w:r>
-      <w:r>
-        <w:rPr>
-          <w:rStyle w:val="OperatorTok"/>
-        </w:rPr>
-        <w:t xml:space="preserve">=</w:t>
-      </w:r>
-      <w:r>
-        <w:rPr>
-          <w:rStyle w:val="NormalTok"/>
-        </w:rPr>
-        <w:t xml:space="preserve"> </w:t>
-      </w:r>
-      <w:r>
-        <w:rPr>
-          <w:rStyle w:val="DecValTok"/>
-        </w:rPr>
-        <w:t xml:space="preserve">5</w:t>
-      </w:r>
-      <w:r>
-        <w:rPr>
-          <w:rStyle w:val="OperatorTok"/>
-        </w:rPr>
-        <w:t xml:space="preserve">;</w:t>
-      </w:r>
-      <w:r>
-        <w:br/>
-      </w:r>
-      <w:r>
-        <w:rPr>
-          <w:rStyle w:val="NormalTok"/>
-        </w:rPr>
-        <w:t xml:space="preserve">        </w:t>
-      </w:r>
-      <w:r>
-        <w:rPr>
-          <w:rStyle w:val="DataTypeTok"/>
-        </w:rPr>
-        <w:t xml:space="preserve">int</w:t>
-      </w:r>
-      <w:r>
-        <w:rPr>
-          <w:rStyle w:val="NormalTok"/>
-        </w:rPr>
-        <w:t xml:space="preserve"> result </w:t>
-      </w:r>
-      <w:r>
-        <w:rPr>
-          <w:rStyle w:val="OperatorTok"/>
-        </w:rPr>
-        <w:t xml:space="preserve">=</w:t>
-      </w:r>
-      <w:r>
-        <w:rPr>
-          <w:rStyle w:val="NormalTok"/>
-        </w:rPr>
-        <w:t xml:space="preserve"> </w:t>
-      </w:r>
-      <w:r>
-        <w:rPr>
-          <w:rStyle w:val="FunctionTok"/>
-        </w:rPr>
-        <w:t xml:space="preserve">factorial</w:t>
-      </w:r>
-      <w:r>
-        <w:rPr>
-          <w:rStyle w:val="OperatorTok"/>
-        </w:rPr>
-        <w:t xml:space="preserve">(</w:t>
-      </w:r>
-      <w:r>
-        <w:rPr>
-          <w:rStyle w:val="NormalTok"/>
-        </w:rPr>
-        <w:t xml:space="preserve">number</w:t>
-      </w:r>
-      <w:r>
-        <w:rPr>
-          <w:rStyle w:val="OperatorTok"/>
-        </w:rPr>
-        <w:t xml:space="preserve">);</w:t>
-      </w:r>
-      <w:r>
-        <w:br/>
-      </w:r>
-      <w:r>
-        <w:rPr>
-          <w:rStyle w:val="NormalTok"/>
-        </w:rPr>
-        <w:t xml:space="preserve">        </w:t>
-      </w:r>
-      <w:r>
-        <w:rPr>
-          <w:rStyle w:val="BuiltInTok"/>
-        </w:rPr>
-        <w:t xml:space="preserve">System</w:t>
-      </w:r>
-      <w:r>
-        <w:rPr>
-          <w:rStyle w:val="OperatorTok"/>
-        </w:rPr>
-        <w:t xml:space="preserve">.</w:t>
-      </w:r>
-      <w:r>
-        <w:rPr>
-          <w:rStyle w:val="FunctionTok"/>
-        </w:rPr>
-        <w:t xml:space="preserve">out</w:t>
-      </w:r>
-      <w:r>
-        <w:rPr>
-          <w:rStyle w:val="OperatorTok"/>
-        </w:rPr>
-        <w:t xml:space="preserve">.</w:t>
-      </w:r>
-      <w:r>
-        <w:rPr>
-          <w:rStyle w:val="FunctionTok"/>
-        </w:rPr>
-        <w:t xml:space="preserve">println</w:t>
-      </w:r>
-      <w:r>
-        <w:rPr>
-          <w:rStyle w:val="OperatorTok"/>
-        </w:rPr>
-        <w:t xml:space="preserve">(</w:t>
-      </w:r>
-      <w:r>
-        <w:rPr>
-          <w:rStyle w:val="StringTok"/>
-        </w:rPr>
-        <w:t xml:space="preserve">"The factorial of "</w:t>
-      </w:r>
-      <w:r>
-        <w:rPr>
-          <w:rStyle w:val="NormalTok"/>
-        </w:rPr>
-        <w:t xml:space="preserve"> </w:t>
-      </w:r>
-      <w:r>
-        <w:rPr>
-          <w:rStyle w:val="OperatorTok"/>
-        </w:rPr>
-        <w:t xml:space="preserve">+</w:t>
-      </w:r>
-      <w:r>
-        <w:rPr>
-          <w:rStyle w:val="NormalTok"/>
-        </w:rPr>
-        <w:t xml:space="preserve"> number </w:t>
-      </w:r>
-      <w:r>
-        <w:rPr>
-          <w:rStyle w:val="OperatorTok"/>
-        </w:rPr>
-        <w:t xml:space="preserve">+</w:t>
-      </w:r>
-      <w:r>
-        <w:rPr>
-          <w:rStyle w:val="NormalTok"/>
-        </w:rPr>
-        <w:t xml:space="preserve"> </w:t>
-      </w:r>
-      <w:r>
-        <w:rPr>
-          <w:rStyle w:val="StringTok"/>
-        </w:rPr>
-        <w:t xml:space="preserve">" is: "</w:t>
-      </w:r>
-      <w:r>
-        <w:rPr>
-          <w:rStyle w:val="NormalTok"/>
-        </w:rPr>
-        <w:t xml:space="preserve"> </w:t>
-      </w:r>
-      <w:r>
-        <w:rPr>
-          <w:rStyle w:val="OperatorTok"/>
-        </w:rPr>
-        <w:t xml:space="preserve">+</w:t>
-      </w:r>
-      <w:r>
-        <w:rPr>
-          <w:rStyle w:val="NormalTok"/>
-        </w:rPr>
-        <w:t xml:space="preserve"> result</w:t>
-      </w:r>
-      <w:r>
-        <w:rPr>
-          <w:rStyle w:val="OperatorTok"/>
-        </w:rPr>
-        <w:t xml:space="preserve">);</w:t>
-      </w:r>
-      <w:r>
-        <w:br/>
-      </w:r>
-      <w:r>
-        <w:rPr>
-          <w:rStyle w:val="NormalTok"/>
-        </w:rPr>
-        <w:t xml:space="preserve">    </w:t>
-      </w:r>
-      <w:r>
-        <w:rPr>
-          <w:rStyle w:val="OperatorTok"/>
-        </w:rPr>
-        <w:t xml:space="preserve">}</w:t>
-      </w:r>
-      <w:r>
-        <w:br/>
-      </w:r>
-      <w:r>
-        <w:rPr>
-          <w:rStyle w:val="OperatorTok"/>
-        </w:rPr>
-        <w:t xml:space="preserve">}</w:t>
       </w:r>
     </w:p>
     <w:p>
@@ -3282,7 +4052,7 @@
         <w:t xml:space="preserve"> </w:t>
       </w:r>
       <w:r>
-        <w:t xml:space="preserve">function prints a personalized greeting message to the standard console output.</w:t>
+        <w:t xml:space="preserve">function prints a personalized greeting message to the standard console.</w:t>
       </w:r>
     </w:p>
     <w:bookmarkEnd w:id="31"/>
@@ -3302,6 +4072,192 @@
       </w:r>
       <w:r>
         <w:t xml:space="preserve">parameters</w:t>
+      </w:r>
+    </w:p>
+    <w:p>
+      <w:pPr>
+        <w:pStyle w:val="Compact"/>
+        <w:numPr>
+          <w:ilvl w:val="0"/>
+          <w:numId w:val="1007"/>
+        </w:numPr>
+      </w:pPr>
+      <w:r>
+        <w:rPr>
+          <w:rStyle w:val="VerbatimChar"/>
+        </w:rPr>
+        <w:t xml:space="preserve">name</w:t>
+      </w:r>
+      <w:r>
+        <w:t xml:space="preserve"> </w:t>
+      </w:r>
+      <w:r>
+        <w:t xml:space="preserve">(String): The name of the person or entity to be included in the greeting message.</w:t>
+      </w:r>
+    </w:p>
+    <w:bookmarkEnd w:id="32"/>
+    <w:bookmarkStart w:id="33" w:name="description-3"/>
+    <w:p>
+      <w:pPr>
+        <w:pStyle w:val="Heading2"/>
+      </w:pPr>
+      <w:r>
+        <w:rPr>
+          <w:rStyle w:val="SectionNumber"/>
+        </w:rPr>
+        <w:t xml:space="preserve">4.3</w:t>
+      </w:r>
+      <w:r>
+        <w:tab/>
+      </w:r>
+      <w:r>
+        <w:t xml:space="preserve">Description</w:t>
+      </w:r>
+    </w:p>
+    <w:p>
+      <w:pPr>
+        <w:pStyle w:val="FirstParagraph"/>
+      </w:pPr>
+      <w:r>
+        <w:t xml:space="preserve">This</w:t>
+      </w:r>
+      <w:r>
+        <w:t xml:space="preserve"> </w:t>
+      </w:r>
+      <w:r>
+        <w:rPr>
+          <w:rStyle w:val="VerbatimChar"/>
+        </w:rPr>
+        <w:t xml:space="preserve">public static</w:t>
+      </w:r>
+      <w:r>
+        <w:t xml:space="preserve"> </w:t>
+      </w:r>
+      <w:r>
+        <w:t xml:space="preserve">method provides a simple way to display a greeting. It takes a single</w:t>
+      </w:r>
+      <w:r>
+        <w:t xml:space="preserve"> </w:t>
+      </w:r>
+      <w:r>
+        <w:rPr>
+          <w:rStyle w:val="VerbatimChar"/>
+        </w:rPr>
+        <w:t xml:space="preserve">String</w:t>
+      </w:r>
+      <w:r>
+        <w:t xml:space="preserve"> </w:t>
+      </w:r>
+      <w:r>
+        <w:t xml:space="preserve">parameter,</w:t>
+      </w:r>
+      <w:r>
+        <w:t xml:space="preserve"> </w:t>
+      </w:r>
+      <w:r>
+        <w:rPr>
+          <w:rStyle w:val="VerbatimChar"/>
+        </w:rPr>
+        <w:t xml:space="preserve">name</w:t>
+      </w:r>
+      <w:r>
+        <w:t xml:space="preserve">. The core logic of the function involves string concatenation. It combines the literal string</w:t>
+      </w:r>
+      <w:r>
+        <w:t xml:space="preserve"> </w:t>
+      </w:r>
+      <w:r>
+        <w:rPr>
+          <w:rStyle w:val="VerbatimChar"/>
+        </w:rPr>
+        <w:t xml:space="preserve">"Hello, "</w:t>
+      </w:r>
+      <w:r>
+        <w:t xml:space="preserve">, the value passed in the</w:t>
+      </w:r>
+      <w:r>
+        <w:t xml:space="preserve"> </w:t>
+      </w:r>
+      <w:r>
+        <w:rPr>
+          <w:rStyle w:val="VerbatimChar"/>
+        </w:rPr>
+        <w:t xml:space="preserve">name</w:t>
+      </w:r>
+      <w:r>
+        <w:t xml:space="preserve"> </w:t>
+      </w:r>
+      <w:r>
+        <w:t xml:space="preserve">parameter, and a literal exclamation mark</w:t>
+      </w:r>
+      <w:r>
+        <w:t xml:space="preserve"> </w:t>
+      </w:r>
+      <w:r>
+        <w:rPr>
+          <w:rStyle w:val="VerbatimChar"/>
+        </w:rPr>
+        <w:t xml:space="preserve">"!"</w:t>
+      </w:r>
+      <w:r>
+        <w:t xml:space="preserve"> </w:t>
+      </w:r>
+      <w:r>
+        <w:t xml:space="preserve">to form a complete sentence.</w:t>
+      </w:r>
+    </w:p>
+    <w:p>
+      <w:pPr>
+        <w:pStyle w:val="BodyText"/>
+      </w:pPr>
+      <w:r>
+        <w:t xml:space="preserve">Finally, this constructed string is printed to the standard output stream using</w:t>
+      </w:r>
+      <w:r>
+        <w:t xml:space="preserve"> </w:t>
+      </w:r>
+      <w:r>
+        <w:rPr>
+          <w:rStyle w:val="VerbatimChar"/>
+        </w:rPr>
+        <w:t xml:space="preserve">System.out.println()</w:t>
+      </w:r>
+      <w:r>
+        <w:t xml:space="preserve">, which also appends a newline character at the end. As a</w:t>
+      </w:r>
+      <w:r>
+        <w:t xml:space="preserve"> </w:t>
+      </w:r>
+      <w:r>
+        <w:rPr>
+          <w:rStyle w:val="VerbatimChar"/>
+        </w:rPr>
+        <w:t xml:space="preserve">void</w:t>
+      </w:r>
+      <w:r>
+        <w:t xml:space="preserve"> </w:t>
+      </w:r>
+      <w:r>
+        <w:t xml:space="preserve">method, it does not return any value.</w:t>
+      </w:r>
+    </w:p>
+    <w:bookmarkEnd w:id="33"/>
+    <w:bookmarkStart w:id="34" w:name="usage-notes-3"/>
+    <w:p>
+      <w:pPr>
+        <w:pStyle w:val="Heading2"/>
+      </w:pPr>
+      <w:r>
+        <w:rPr>
+          <w:rStyle w:val="SectionNumber"/>
+        </w:rPr>
+        <w:t xml:space="preserve">4.4</w:t>
+      </w:r>
+      <w:r>
+        <w:tab/>
+      </w:r>
+      <w:r>
+        <w:t xml:space="preserve">Usage Notes</w:t>
       </w:r>
     </w:p>
     <w:p>
@@ -3313,43 +4269,22 @@
         </w:numPr>
       </w:pPr>
       <w:r>
+        <w:t xml:space="preserve">This is a</w:t>
+      </w:r>
+      <w:r>
+        <w:t xml:space="preserve"> </w:t>
+      </w:r>
+      <w:r>
         <w:rPr>
           <w:rStyle w:val="VerbatimChar"/>
         </w:rPr>
-        <w:t xml:space="preserve">name</w:t>
-      </w:r>
-      <w:r>
-        <w:t xml:space="preserve"> </w:t>
-      </w:r>
-      <w:r>
-        <w:t xml:space="preserve">(String): The name to be included in the greeting message.</w:t>
-      </w:r>
-    </w:p>
-    <w:bookmarkEnd w:id="32"/>
-    <w:bookmarkStart w:id="33" w:name="description-3"/>
-    <w:p>
-      <w:pPr>
-        <w:pStyle w:val="Heading2"/>
-      </w:pPr>
-      <w:r>
-        <w:rPr>
-          <w:rStyle w:val="SectionNumber"/>
-        </w:rPr>
-        <w:t xml:space="preserve">4.3</w:t>
-      </w:r>
-      <w:r>
-        <w:tab/>
-      </w:r>
-      <w:r>
-        <w:t xml:space="preserve">Description</w:t>
-      </w:r>
-    </w:p>
-    <w:p>
-      <w:pPr>
-        <w:pStyle w:val="FirstParagraph"/>
-      </w:pPr>
-      <w:r>
-        <w:t xml:space="preserve">This</w:t>
+        <w:t xml:space="preserve">static</w:t>
+      </w:r>
+      <w:r>
+        <w:t xml:space="preserve"> </w:t>
+      </w:r>
+      <w:r>
+        <w:t xml:space="preserve">method, so it should be called directly on the</w:t>
       </w:r>
       <w:r>
         <w:t xml:space="preserve"> </w:t>
@@ -3358,13 +4293,13 @@
         <w:rPr>
           <w:rStyle w:val="VerbatimChar"/>
         </w:rPr>
-        <w:t xml:space="preserve">static</w:t>
-      </w:r>
-      <w:r>
-        <w:t xml:space="preserve"> </w:t>
-      </w:r>
-      <w:r>
-        <w:t xml:space="preserve">function provides a simple way to display a standardized greeting. It takes a single</w:t>
+        <w:t xml:space="preserve">Main</w:t>
+      </w:r>
+      <w:r>
+        <w:t xml:space="preserve"> </w:t>
+      </w:r>
+      <w:r>
+        <w:t xml:space="preserve">class, like</w:t>
       </w:r>
       <w:r>
         <w:t xml:space="preserve"> </w:t>
@@ -3373,213 +4308,10 @@
         <w:rPr>
           <w:rStyle w:val="VerbatimChar"/>
         </w:rPr>
-        <w:t xml:space="preserve">String</w:t>
-      </w:r>
-      <w:r>
-        <w:t xml:space="preserve"> </w:t>
-      </w:r>
-      <w:r>
-        <w:t xml:space="preserve">parameter,</w:t>
-      </w:r>
-      <w:r>
-        <w:t xml:space="preserve"> </w:t>
-      </w:r>
-      <w:r>
-        <w:rPr>
-          <w:rStyle w:val="VerbatimChar"/>
-        </w:rPr>
-        <w:t xml:space="preserve">name</w:t>
-      </w:r>
-      <w:r>
-        <w:t xml:space="preserve">. The function’s logic concatenates the literal string</w:t>
-      </w:r>
-      <w:r>
-        <w:t xml:space="preserve"> </w:t>
-      </w:r>
-      <w:r>
-        <w:rPr>
-          <w:rStyle w:val="VerbatimChar"/>
-        </w:rPr>
-        <w:t xml:space="preserve">"Hello, "</w:t>
-      </w:r>
-      <w:r>
-        <w:t xml:space="preserve">, the value of the</w:t>
-      </w:r>
-      <w:r>
-        <w:t xml:space="preserve"> </w:t>
-      </w:r>
-      <w:r>
-        <w:rPr>
-          <w:rStyle w:val="VerbatimChar"/>
-        </w:rPr>
-        <w:t xml:space="preserve">name</w:t>
-      </w:r>
-      <w:r>
-        <w:t xml:space="preserve"> </w:t>
-      </w:r>
-      <w:r>
-        <w:t xml:space="preserve">parameter, and the literal string</w:t>
-      </w:r>
-      <w:r>
-        <w:t xml:space="preserve"> </w:t>
-      </w:r>
-      <w:r>
-        <w:rPr>
-          <w:rStyle w:val="VerbatimChar"/>
-        </w:rPr>
-        <w:t xml:space="preserve">"!"</w:t>
-      </w:r>
-      <w:r>
-        <w:t xml:space="preserve">. The resulting string is then printed to the console using</w:t>
-      </w:r>
-      <w:r>
-        <w:t xml:space="preserve"> </w:t>
-      </w:r>
-      <w:r>
-        <w:rPr>
-          <w:rStyle w:val="VerbatimChar"/>
-        </w:rPr>
-        <w:t xml:space="preserve">System.out.println()</w:t>
-      </w:r>
-      <w:r>
-        <w:t xml:space="preserve">, which also appends a newline character at the end.</w:t>
-      </w:r>
-    </w:p>
-    <w:p>
-      <w:pPr>
-        <w:pStyle w:val="BodyText"/>
-      </w:pPr>
-      <w:r>
-        <w:t xml:space="preserve">Because the function is declared as</w:t>
-      </w:r>
-      <w:r>
-        <w:t xml:space="preserve"> </w:t>
-      </w:r>
-      <w:r>
-        <w:rPr>
-          <w:rStyle w:val="VerbatimChar"/>
-        </w:rPr>
-        <w:t xml:space="preserve">void</w:t>
-      </w:r>
-      <w:r>
-        <w:t xml:space="preserve">, it does not return any value. Its entire effect is the side effect of printing text to the output stream.</w:t>
-      </w:r>
-    </w:p>
-    <w:p>
-      <w:pPr>
-        <w:pStyle w:val="SourceCode"/>
-      </w:pPr>
-      <w:r>
-        <w:rPr>
-          <w:rStyle w:val="CommentTok"/>
-        </w:rPr>
-        <w:t xml:space="preserve">// The function concatenates "Hello, ", the name, and "!"</w:t>
-      </w:r>
-      <w:r>
-        <w:br/>
-      </w:r>
-      <w:r>
-        <w:rPr>
-          <w:rStyle w:val="BuiltInTok"/>
-        </w:rPr>
-        <w:t xml:space="preserve">System</w:t>
-      </w:r>
-      <w:r>
-        <w:rPr>
-          <w:rStyle w:val="OperatorTok"/>
-        </w:rPr>
+        <w:t xml:space="preserve">Main.greet("World");</w:t>
+      </w:r>
+      <w:r>
         <w:t xml:space="preserve">.</w:t>
-      </w:r>
-      <w:r>
-        <w:rPr>
-          <w:rStyle w:val="FunctionTok"/>
-        </w:rPr>
-        <w:t xml:space="preserve">out</w:t>
-      </w:r>
-      <w:r>
-        <w:rPr>
-          <w:rStyle w:val="OperatorTok"/>
-        </w:rPr>
-        <w:t xml:space="preserve">.</w:t>
-      </w:r>
-      <w:r>
-        <w:rPr>
-          <w:rStyle w:val="FunctionTok"/>
-        </w:rPr>
-        <w:t xml:space="preserve">println</w:t>
-      </w:r>
-      <w:r>
-        <w:rPr>
-          <w:rStyle w:val="OperatorTok"/>
-        </w:rPr>
-        <w:t xml:space="preserve">(</w:t>
-      </w:r>
-      <w:r>
-        <w:rPr>
-          <w:rStyle w:val="StringTok"/>
-        </w:rPr>
-        <w:t xml:space="preserve">"Hello, "</w:t>
-      </w:r>
-      <w:r>
-        <w:rPr>
-          <w:rStyle w:val="NormalTok"/>
-        </w:rPr>
-        <w:t xml:space="preserve"> </w:t>
-      </w:r>
-      <w:r>
-        <w:rPr>
-          <w:rStyle w:val="OperatorTok"/>
-        </w:rPr>
-        <w:t xml:space="preserve">+</w:t>
-      </w:r>
-      <w:r>
-        <w:rPr>
-          <w:rStyle w:val="NormalTok"/>
-        </w:rPr>
-        <w:t xml:space="preserve"> name </w:t>
-      </w:r>
-      <w:r>
-        <w:rPr>
-          <w:rStyle w:val="OperatorTok"/>
-        </w:rPr>
-        <w:t xml:space="preserve">+</w:t>
-      </w:r>
-      <w:r>
-        <w:rPr>
-          <w:rStyle w:val="NormalTok"/>
-        </w:rPr>
-        <w:t xml:space="preserve"> </w:t>
-      </w:r>
-      <w:r>
-        <w:rPr>
-          <w:rStyle w:val="StringTok"/>
-        </w:rPr>
-        <w:t xml:space="preserve">"!"</w:t>
-      </w:r>
-      <w:r>
-        <w:rPr>
-          <w:rStyle w:val="OperatorTok"/>
-        </w:rPr>
-        <w:t xml:space="preserve">);</w:t>
-      </w:r>
-    </w:p>
-    <w:bookmarkEnd w:id="33"/>
-    <w:bookmarkStart w:id="34" w:name="usage-notes-3"/>
-    <w:p>
-      <w:pPr>
-        <w:pStyle w:val="Heading2"/>
-      </w:pPr>
-      <w:r>
-        <w:rPr>
-          <w:rStyle w:val="SectionNumber"/>
-        </w:rPr>
-        <w:t xml:space="preserve">4.4</w:t>
-      </w:r>
-      <w:r>
-        <w:tab/>
-      </w:r>
-      <w:r>
-        <w:t xml:space="preserve">Usage Notes</w:t>
       </w:r>
     </w:p>
     <w:p>
@@ -3587,53 +4319,11 @@
         <w:pStyle w:val="Compact"/>
         <w:numPr>
           <w:ilvl w:val="0"/>
-          <w:numId w:val="1009"/>
+          <w:numId w:val="1008"/>
         </w:numPr>
       </w:pPr>
       <w:r>
-        <w:t xml:space="preserve">This is a</w:t>
-      </w:r>
-      <w:r>
-        <w:t xml:space="preserve"> </w:t>
-      </w:r>
-      <w:r>
-        <w:rPr>
-          <w:rStyle w:val="VerbatimChar"/>
-        </w:rPr>
-        <w:t xml:space="preserve">static</w:t>
-      </w:r>
-      <w:r>
-        <w:t xml:space="preserve"> </w:t>
-      </w:r>
-      <w:r>
-        <w:t xml:space="preserve">method and should be called on the</w:t>
-      </w:r>
-      <w:r>
-        <w:t xml:space="preserve"> </w:t>
-      </w:r>
-      <w:r>
-        <w:rPr>
-          <w:rStyle w:val="VerbatimChar"/>
-        </w:rPr>
-        <w:t xml:space="preserve">Main</w:t>
-      </w:r>
-      <w:r>
-        <w:t xml:space="preserve"> </w:t>
-      </w:r>
-      <w:r>
-        <w:t xml:space="preserve">class directly, such as</w:t>
-      </w:r>
-      <w:r>
-        <w:t xml:space="preserve"> </w:t>
-      </w:r>
-      <w:r>
-        <w:rPr>
-          <w:rStyle w:val="VerbatimChar"/>
-        </w:rPr>
-        <w:t xml:space="preserve">Main.greet("Alice")</w:t>
-      </w:r>
-      <w:r>
-        <w:t xml:space="preserve">.</w:t>
+        <w:t xml:space="preserve">The output is always directed to the system console.</w:t>
       </w:r>
     </w:p>
     <w:p>
@@ -3641,23 +4331,11 @@
         <w:pStyle w:val="Compact"/>
         <w:numPr>
           <w:ilvl w:val="0"/>
-          <w:numId w:val="1009"/>
+          <w:numId w:val="1008"/>
         </w:numPr>
       </w:pPr>
       <w:r>
-        <w:t xml:space="preserve">The function does not return a value; its purpose is solely to print output to the console.</w:t>
-      </w:r>
-    </w:p>
-    <w:p>
-      <w:pPr>
-        <w:pStyle w:val="Compact"/>
-        <w:numPr>
-          <w:ilvl w:val="0"/>
-          <w:numId w:val="1009"/>
-        </w:numPr>
-      </w:pPr>
-      <w:r>
-        <w:t xml:space="preserve">The</w:t>
+        <w:t xml:space="preserve">The function will execute with any string value for</w:t>
       </w:r>
       <w:r>
         <w:t xml:space="preserve"> </w:t>
@@ -3669,10 +4347,22 @@
         <w:t xml:space="preserve">name</w:t>
       </w:r>
       <w:r>
-        <w:t xml:space="preserve"> </w:t>
-      </w:r>
-      <w:r>
-        <w:t xml:space="preserve">parameter can be any string, including an empty one. If an empty string is passed, the output will be</w:t>
+        <w:t xml:space="preserve">, including an empty string. For example,</w:t>
+      </w:r>
+      <w:r>
+        <w:t xml:space="preserve"> </w:t>
+      </w:r>
+      <w:r>
+        <w:rPr>
+          <w:rStyle w:val="VerbatimChar"/>
+        </w:rPr>
+        <w:t xml:space="preserve">greet("")</w:t>
+      </w:r>
+      <w:r>
+        <w:t xml:space="preserve"> </w:t>
+      </w:r>
+      <w:r>
+        <w:t xml:space="preserve">would print</w:t>
       </w:r>
       <w:r>
         <w:t xml:space="preserve"> </w:t>
@@ -4041,7 +4731,7 @@
         <w:rPr>
           <w:rStyle w:val="CommentTok"/>
         </w:rPr>
-        <w:t xml:space="preserve">// Example usage</w:t>
+        <w:t xml:space="preserve">// Example usage of the greet function</w:t>
       </w:r>
       <w:r>
         <w:br/>
@@ -4068,7 +4758,40 @@
         <w:rPr>
           <w:rStyle w:val="StringTok"/>
         </w:rPr>
-        <w:t xml:space="preserve">"World"</w:t>
+        <w:t xml:space="preserve">"Alice"</w:t>
+      </w:r>
+      <w:r>
+        <w:rPr>
+          <w:rStyle w:val="OperatorTok"/>
+        </w:rPr>
+        <w:t xml:space="preserve">);</w:t>
+      </w:r>
+      <w:r>
+        <w:br/>
+      </w:r>
+      <w:r>
+        <w:rPr>
+          <w:rStyle w:val="NormalTok"/>
+        </w:rPr>
+        <w:t xml:space="preserve">        </w:t>
+      </w:r>
+      <w:r>
+        <w:rPr>
+          <w:rStyle w:val="FunctionTok"/>
+        </w:rPr>
+        <w:t xml:space="preserve">greet</w:t>
+      </w:r>
+      <w:r>
+        <w:rPr>
+          <w:rStyle w:val="OperatorTok"/>
+        </w:rPr>
+        <w:t xml:space="preserve">(</w:t>
+      </w:r>
+      <w:r>
+        <w:rPr>
+          <w:rStyle w:val="StringTok"/>
+        </w:rPr>
+        <w:t xml:space="preserve">"Developer"</w:t>
       </w:r>
       <w:r>
         <w:rPr>
@@ -4121,7 +4844,16 @@
         <w:rPr>
           <w:rStyle w:val="VerbatimChar"/>
         </w:rPr>
-        <w:t xml:space="preserve">Hello, World!</w:t>
+        <w:t xml:space="preserve">Hello, Alice!</w:t>
+      </w:r>
+      <w:r>
+        <w:br/>
+      </w:r>
+      <w:r>
+        <w:rPr>
+          <w:rStyle w:val="VerbatimChar"/>
+        </w:rPr>
+        <w:t xml:space="preserve">Hello, Developer!</w:t>
       </w:r>
     </w:p>
     <w:p>
@@ -4215,46 +4947,7 @@
         <w:t xml:space="preserve"> </w:t>
       </w:r>
       <w:r>
-        <w:t xml:space="preserve">function serves as the entry point for the Java application, demonstrating the functionality of the</w:t>
-      </w:r>
-      <w:r>
-        <w:t xml:space="preserve"> </w:t>
-      </w:r>
-      <w:r>
-        <w:rPr>
-          <w:rStyle w:val="VerbatimChar"/>
-        </w:rPr>
-        <w:t xml:space="preserve">add</w:t>
-      </w:r>
-      <w:r>
-        <w:t xml:space="preserve">,</w:t>
-      </w:r>
-      <w:r>
-        <w:t xml:space="preserve"> </w:t>
-      </w:r>
-      <w:r>
-        <w:rPr>
-          <w:rStyle w:val="VerbatimChar"/>
-        </w:rPr>
-        <w:t xml:space="preserve">factorial</w:t>
-      </w:r>
-      <w:r>
-        <w:t xml:space="preserve">, and</w:t>
-      </w:r>
-      <w:r>
-        <w:t xml:space="preserve"> </w:t>
-      </w:r>
-      <w:r>
-        <w:rPr>
-          <w:rStyle w:val="VerbatimChar"/>
-        </w:rPr>
-        <w:t xml:space="preserve">greet</w:t>
-      </w:r>
-      <w:r>
-        <w:t xml:space="preserve"> </w:t>
-      </w:r>
-      <w:r>
-        <w:t xml:space="preserve">methods by calling them with predefined values.</w:t>
+        <w:t xml:space="preserve">function serves as the primary entry point for the Java application, executing a series of predefined method calls to demonstrate the program’s functionality.</w:t>
       </w:r>
     </w:p>
     <w:bookmarkEnd w:id="38"/>
@@ -4362,7 +5055,37 @@
               <w:pStyle w:val="Compact"/>
             </w:pPr>
             <w:r>
-              <w:t xml:space="preserve">An array of strings that contains command-line arguments passed to the program. This parameter is not utilized in the current implementation.</w:t>
+              <w:t xml:space="preserve">An array of</w:t>
+            </w:r>
+            <w:r>
+              <w:t xml:space="preserve"> </w:t>
+            </w:r>
+            <w:r>
+              <w:rPr>
+                <w:rStyle w:val="VerbatimChar"/>
+              </w:rPr>
+              <w:t xml:space="preserve">String</w:t>
+            </w:r>
+            <w:r>
+              <w:t xml:space="preserve"> </w:t>
+            </w:r>
+            <w:r>
+              <w:t xml:space="preserve">objects that can hold command-line arguments passed to the application at runtime. In this specific implementation, the</w:t>
+            </w:r>
+            <w:r>
+              <w:t xml:space="preserve"> </w:t>
+            </w:r>
+            <w:r>
+              <w:rPr>
+                <w:rStyle w:val="VerbatimChar"/>
+              </w:rPr>
+              <w:t xml:space="preserve">args</w:t>
+            </w:r>
+            <w:r>
+              <w:t xml:space="preserve"> </w:t>
+            </w:r>
+            <w:r>
+              <w:t xml:space="preserve">parameter is not utilized.</w:t>
             </w:r>
           </w:p>
         </w:tc>
@@ -4407,7 +5130,7 @@
         <w:t xml:space="preserve"> </w:t>
       </w:r>
       <w:r>
-        <w:t xml:space="preserve">method is the standard starting point for the execution of a Java program. When the application is run, the Java Virtual Machine (JVM) invokes this method.</w:t>
+        <w:t xml:space="preserve">method is the starting point of execution for the Java program. When the application is run, the Java Virtual Machine (JVM) calls this method.</w:t>
       </w:r>
     </w:p>
     <w:p>
@@ -4415,7 +5138,7 @@
         <w:pStyle w:val="BodyText"/>
       </w:pPr>
       <w:r>
-        <w:t xml:space="preserve">The execution flow is as follows:</w:t>
+        <w:t xml:space="preserve">The execution proceeds as follows:</w:t>
       </w:r>
       <w:r>
         <w:t xml:space="preserve"> </w:t>
@@ -4436,7 +5159,7 @@
         <w:t xml:space="preserve"> </w:t>
       </w:r>
       <w:r>
-        <w:t xml:space="preserve">function to compute the sum of</w:t>
+        <w:t xml:space="preserve">function. The return value of this function is concatenated with the string</w:t>
       </w:r>
       <w:r>
         <w:t xml:space="preserve"> </w:t>
@@ -4445,13 +5168,19 @@
         <w:rPr>
           <w:rStyle w:val="VerbatimChar"/>
         </w:rPr>
-        <w:t xml:space="preserve">5</w:t>
-      </w:r>
-      <w:r>
-        <w:t xml:space="preserve"> </w:t>
-      </w:r>
-      <w:r>
-        <w:t xml:space="preserve">and</w:t>
+        <w:t xml:space="preserve">"Sum: "</w:t>
+      </w:r>
+      <w:r>
+        <w:t xml:space="preserve"> </w:t>
+      </w:r>
+      <w:r>
+        <w:t xml:space="preserve">and the entire string is printed to the standard output console.</w:t>
+      </w:r>
+      <w:r>
+        <w:t xml:space="preserve"> </w:t>
+      </w:r>
+      <w:r>
+        <w:t xml:space="preserve">2. Next, it calls the</w:t>
       </w:r>
       <w:r>
         <w:t xml:space="preserve"> </w:t>
@@ -4460,10 +5189,13 @@
         <w:rPr>
           <w:rStyle w:val="VerbatimChar"/>
         </w:rPr>
-        <w:t xml:space="preserve">10</w:t>
-      </w:r>
-      <w:r>
-        <w:t xml:space="preserve">. The result is concatenated with the string</w:t>
+        <w:t xml:space="preserve">factorial(5)</w:t>
+      </w:r>
+      <w:r>
+        <w:t xml:space="preserve"> </w:t>
+      </w:r>
+      <w:r>
+        <w:t xml:space="preserve">function. The integer result is concatenated with the string</w:t>
       </w:r>
       <w:r>
         <w:t xml:space="preserve"> </w:t>
@@ -4472,19 +5204,19 @@
         <w:rPr>
           <w:rStyle w:val="VerbatimChar"/>
         </w:rPr>
-        <w:t xml:space="preserve">"Sum: "</w:t>
-      </w:r>
-      <w:r>
-        <w:t xml:space="preserve"> </w:t>
-      </w:r>
-      <w:r>
-        <w:t xml:space="preserve">and printed to the standard console output.</w:t>
-      </w:r>
-      <w:r>
-        <w:t xml:space="preserve"> </w:t>
-      </w:r>
-      <w:r>
-        <w:t xml:space="preserve">2. Next, it calls the</w:t>
+        <w:t xml:space="preserve">"Factorial: "</w:t>
+      </w:r>
+      <w:r>
+        <w:t xml:space="preserve"> </w:t>
+      </w:r>
+      <w:r>
+        <w:t xml:space="preserve">and printed to the console.</w:t>
+      </w:r>
+      <w:r>
+        <w:t xml:space="preserve"> </w:t>
+      </w:r>
+      <w:r>
+        <w:t xml:space="preserve">3. Finally, the</w:t>
       </w:r>
       <w:r>
         <w:t xml:space="preserve"> </w:t>
@@ -4493,13 +5225,13 @@
         <w:rPr>
           <w:rStyle w:val="VerbatimChar"/>
         </w:rPr>
-        <w:t xml:space="preserve">factorial(5)</w:t>
-      </w:r>
-      <w:r>
-        <w:t xml:space="preserve"> </w:t>
-      </w:r>
-      <w:r>
-        <w:t xml:space="preserve">function to calculate the factorial of</w:t>
+        <w:t xml:space="preserve">greet("Prateek")</w:t>
+      </w:r>
+      <w:r>
+        <w:t xml:space="preserve"> </w:t>
+      </w:r>
+      <w:r>
+        <w:t xml:space="preserve">method is called with the string</w:t>
       </w:r>
       <w:r>
         <w:t xml:space="preserve"> </w:t>
@@ -4508,61 +5240,13 @@
         <w:rPr>
           <w:rStyle w:val="VerbatimChar"/>
         </w:rPr>
-        <w:t xml:space="preserve">5</w:t>
-      </w:r>
-      <w:r>
-        <w:t xml:space="preserve">. The result is then concatenated with the string</w:t>
-      </w:r>
-      <w:r>
-        <w:t xml:space="preserve"> </w:t>
-      </w:r>
-      <w:r>
-        <w:rPr>
-          <w:rStyle w:val="VerbatimChar"/>
-        </w:rPr>
-        <w:t xml:space="preserve">"Factorial: "</w:t>
-      </w:r>
-      <w:r>
-        <w:t xml:space="preserve"> </w:t>
-      </w:r>
-      <w:r>
-        <w:t xml:space="preserve">and printed to the console.</w:t>
-      </w:r>
-      <w:r>
-        <w:t xml:space="preserve"> </w:t>
-      </w:r>
-      <w:r>
-        <w:t xml:space="preserve">3. Finally, it calls the</w:t>
-      </w:r>
-      <w:r>
-        <w:t xml:space="preserve"> </w:t>
-      </w:r>
-      <w:r>
-        <w:rPr>
-          <w:rStyle w:val="VerbatimChar"/>
-        </w:rPr>
-        <w:t xml:space="preserve">greet("Prateek")</w:t>
-      </w:r>
-      <w:r>
-        <w:t xml:space="preserve"> </w:t>
-      </w:r>
-      <w:r>
-        <w:t xml:space="preserve">method, passing the string</w:t>
-      </w:r>
-      <w:r>
-        <w:t xml:space="preserve"> </w:t>
-      </w:r>
-      <w:r>
-        <w:rPr>
-          <w:rStyle w:val="VerbatimChar"/>
-        </w:rPr>
         <w:t xml:space="preserve">"Prateek"</w:t>
       </w:r>
       <w:r>
         <w:t xml:space="preserve"> </w:t>
       </w:r>
       <w:r>
-        <w:t xml:space="preserve">as an argument to display a greeting message.</w:t>
+        <w:t xml:space="preserve">as an argument. This method is expected to perform an action, such as printing a greeting to the console.</w:t>
       </w:r>
     </w:p>
     <w:p>
@@ -4570,7 +5254,37 @@
         <w:pStyle w:val="BodyText"/>
       </w:pPr>
       <w:r>
-        <w:t xml:space="preserve">This method effectively acts as a driver to showcase the core functionalities implemented in other methods of the class.</w:t>
+        <w:t xml:space="preserve">The</w:t>
+      </w:r>
+      <w:r>
+        <w:t xml:space="preserve"> </w:t>
+      </w:r>
+      <w:r>
+        <w:rPr>
+          <w:rStyle w:val="VerbatimChar"/>
+        </w:rPr>
+        <w:t xml:space="preserve">main</w:t>
+      </w:r>
+      <w:r>
+        <w:t xml:space="preserve"> </w:t>
+      </w:r>
+      <w:r>
+        <w:t xml:space="preserve">method has a</w:t>
+      </w:r>
+      <w:r>
+        <w:t xml:space="preserve"> </w:t>
+      </w:r>
+      <w:r>
+        <w:rPr>
+          <w:rStyle w:val="VerbatimChar"/>
+        </w:rPr>
+        <w:t xml:space="preserve">void</w:t>
+      </w:r>
+      <w:r>
+        <w:t xml:space="preserve"> </w:t>
+      </w:r>
+      <w:r>
+        <w:t xml:space="preserve">return type, meaning it does not return any value upon completion.</w:t>
       </w:r>
     </w:p>
     <w:bookmarkEnd w:id="40"/>
@@ -4597,7 +5311,7 @@
         <w:pStyle w:val="Compact"/>
         <w:numPr>
           <w:ilvl w:val="0"/>
-          <w:numId w:val="1010"/>
+          <w:numId w:val="1009"/>
         </w:numPr>
       </w:pPr>
       <w:r>
@@ -4610,13 +5324,13 @@
         <w:rPr>
           <w:rStyle w:val="VerbatimChar"/>
         </w:rPr>
-        <w:t xml:space="preserve">main</w:t>
-      </w:r>
-      <w:r>
-        <w:t xml:space="preserve"> </w:t>
-      </w:r>
-      <w:r>
-        <w:t xml:space="preserve">method is the designated starting point for any Java application.</w:t>
+        <w:t xml:space="preserve">public static void main(String[] args)</w:t>
+      </w:r>
+      <w:r>
+        <w:t xml:space="preserve"> </w:t>
+      </w:r>
+      <w:r>
+        <w:t xml:space="preserve">signature is the standard entry point for Java applications and is invoked automatically by the JVM.</w:t>
       </w:r>
     </w:p>
     <w:p>
@@ -4624,11 +5338,50 @@
         <w:pStyle w:val="Compact"/>
         <w:numPr>
           <w:ilvl w:val="0"/>
-          <w:numId w:val="1010"/>
+          <w:numId w:val="1009"/>
         </w:numPr>
       </w:pPr>
       <w:r>
-        <w:t xml:space="preserve">It is automatically invoked by the Java Virtual Machine (JVM) when the program starts.</w:t>
+        <w:t xml:space="preserve">This method’s functionality is dependent on the</w:t>
+      </w:r>
+      <w:r>
+        <w:t xml:space="preserve"> </w:t>
+      </w:r>
+      <w:r>
+        <w:rPr>
+          <w:rStyle w:val="VerbatimChar"/>
+        </w:rPr>
+        <w:t xml:space="preserve">add</w:t>
+      </w:r>
+      <w:r>
+        <w:t xml:space="preserve">,</w:t>
+      </w:r>
+      <w:r>
+        <w:t xml:space="preserve"> </w:t>
+      </w:r>
+      <w:r>
+        <w:rPr>
+          <w:rStyle w:val="VerbatimChar"/>
+        </w:rPr>
+        <w:t xml:space="preserve">factorial</w:t>
+      </w:r>
+      <w:r>
+        <w:t xml:space="preserve">, and</w:t>
+      </w:r>
+      <w:r>
+        <w:t xml:space="preserve"> </w:t>
+      </w:r>
+      <w:r>
+        <w:rPr>
+          <w:rStyle w:val="VerbatimChar"/>
+        </w:rPr>
+        <w:t xml:space="preserve">greet</w:t>
+      </w:r>
+      <w:r>
+        <w:t xml:space="preserve"> </w:t>
+      </w:r>
+      <w:r>
+        <w:t xml:space="preserve">methods being defined and accessible within the same scope.</w:t>
       </w:r>
     </w:p>
     <w:p>
@@ -4636,11 +5389,11 @@
         <w:pStyle w:val="Compact"/>
         <w:numPr>
           <w:ilvl w:val="0"/>
-          <w:numId w:val="1010"/>
+          <w:numId w:val="1009"/>
         </w:numPr>
       </w:pPr>
       <w:r>
-        <w:t xml:space="preserve">The method signature must be</w:t>
+        <w:t xml:space="preserve">Although the</w:t>
       </w:r>
       <w:r>
         <w:t xml:space="preserve"> </w:t>
@@ -4649,13 +5402,13 @@
         <w:rPr>
           <w:rStyle w:val="VerbatimChar"/>
         </w:rPr>
-        <w:t xml:space="preserve">public static void main(String[] args)</w:t>
-      </w:r>
-      <w:r>
-        <w:t xml:space="preserve"> </w:t>
-      </w:r>
-      <w:r>
-        <w:t xml:space="preserve">to be recognized by the JVM as the program’s entry point.</w:t>
+        <w:t xml:space="preserve">args</w:t>
+      </w:r>
+      <w:r>
+        <w:t xml:space="preserve"> </w:t>
+      </w:r>
+      <w:r>
+        <w:t xml:space="preserve">parameter is defined to accept command-line arguments, they are not used within this method’s body.</w:t>
       </w:r>
     </w:p>
     <w:bookmarkEnd w:id="41"/>
@@ -4682,7 +5435,7 @@
         <w:pStyle w:val="FirstParagraph"/>
       </w:pPr>
       <w:r>
-        <w:t xml:space="preserve">The</w:t>
+        <w:t xml:space="preserve">The following code demonstrates the execution flow within the</w:t>
       </w:r>
       <w:r>
         <w:t xml:space="preserve"> </w:t>
@@ -4697,7 +5450,22 @@
         <w:t xml:space="preserve"> </w:t>
       </w:r>
       <w:r>
-        <w:t xml:space="preserve">method is not called directly by user code but is executed by the JVM when running the compiled Java class. To run this program from the command line, you would execute:</w:t>
+        <w:t xml:space="preserve">method. Running the</w:t>
+      </w:r>
+      <w:r>
+        <w:t xml:space="preserve"> </w:t>
+      </w:r>
+      <w:r>
+        <w:rPr>
+          <w:rStyle w:val="VerbatimChar"/>
+        </w:rPr>
+        <w:t xml:space="preserve">Main</w:t>
+      </w:r>
+      <w:r>
+        <w:t xml:space="preserve"> </w:t>
+      </w:r>
+      <w:r>
+        <w:t xml:space="preserve">class will produce the output shown below.</w:t>
       </w:r>
     </w:p>
     <w:p>
@@ -4706,27 +5474,1053 @@
       </w:pPr>
       <w:r>
         <w:rPr>
+          <w:rStyle w:val="KeywordTok"/>
+        </w:rPr>
+        <w:t xml:space="preserve">public</w:t>
+      </w:r>
+      <w:r>
+        <w:rPr>
+          <w:rStyle w:val="NormalTok"/>
+        </w:rPr>
+        <w:t xml:space="preserve"> </w:t>
+      </w:r>
+      <w:r>
+        <w:rPr>
+          <w:rStyle w:val="KeywordTok"/>
+        </w:rPr>
+        <w:t xml:space="preserve">class</w:t>
+      </w:r>
+      <w:r>
+        <w:rPr>
+          <w:rStyle w:val="NormalTok"/>
+        </w:rPr>
+        <w:t xml:space="preserve"> Main </w:t>
+      </w:r>
+      <w:r>
+        <w:rPr>
+          <w:rStyle w:val="OperatorTok"/>
+        </w:rPr>
+        <w:t xml:space="preserve">{</w:t>
+      </w:r>
+      <w:r>
+        <w:br/>
+      </w:r>
+      <w:r>
+        <w:br/>
+      </w:r>
+      <w:r>
+        <w:rPr>
+          <w:rStyle w:val="NormalTok"/>
+        </w:rPr>
+        <w:t xml:space="preserve">    </w:t>
+      </w:r>
+      <w:r>
+        <w:rPr>
           <w:rStyle w:val="CommentTok"/>
         </w:rPr>
-        <w:t xml:space="preserve">// Assuming the file is compiled into Main.class</w:t>
+        <w:t xml:space="preserve">// Assuming the existence of the following helper methods:</w:t>
       </w:r>
       <w:r>
         <w:br/>
       </w:r>
       <w:r>
         <w:rPr>
+          <w:rStyle w:val="NormalTok"/>
+        </w:rPr>
+        <w:t xml:space="preserve">    </w:t>
+      </w:r>
+      <w:r>
+        <w:rPr>
+          <w:rStyle w:val="KeywordTok"/>
+        </w:rPr>
+        <w:t xml:space="preserve">public</w:t>
+      </w:r>
+      <w:r>
+        <w:rPr>
+          <w:rStyle w:val="NormalTok"/>
+        </w:rPr>
+        <w:t xml:space="preserve"> </w:t>
+      </w:r>
+      <w:r>
+        <w:rPr>
+          <w:rStyle w:val="DataTypeTok"/>
+        </w:rPr>
+        <w:t xml:space="preserve">static</w:t>
+      </w:r>
+      <w:r>
+        <w:rPr>
+          <w:rStyle w:val="NormalTok"/>
+        </w:rPr>
+        <w:t xml:space="preserve"> </w:t>
+      </w:r>
+      <w:r>
+        <w:rPr>
+          <w:rStyle w:val="DataTypeTok"/>
+        </w:rPr>
+        <w:t xml:space="preserve">int</w:t>
+      </w:r>
+      <w:r>
+        <w:rPr>
+          <w:rStyle w:val="NormalTok"/>
+        </w:rPr>
+        <w:t xml:space="preserve"> </w:t>
+      </w:r>
+      <w:r>
+        <w:rPr>
+          <w:rStyle w:val="FunctionTok"/>
+        </w:rPr>
+        <w:t xml:space="preserve">add</w:t>
+      </w:r>
+      <w:r>
+        <w:rPr>
+          <w:rStyle w:val="OperatorTok"/>
+        </w:rPr>
+        <w:t xml:space="preserve">(</w:t>
+      </w:r>
+      <w:r>
+        <w:rPr>
+          <w:rStyle w:val="DataTypeTok"/>
+        </w:rPr>
+        <w:t xml:space="preserve">int</w:t>
+      </w:r>
+      <w:r>
+        <w:rPr>
+          <w:rStyle w:val="NormalTok"/>
+        </w:rPr>
+        <w:t xml:space="preserve"> a</w:t>
+      </w:r>
+      <w:r>
+        <w:rPr>
+          <w:rStyle w:val="OperatorTok"/>
+        </w:rPr>
+        <w:t xml:space="preserve">,</w:t>
+      </w:r>
+      <w:r>
+        <w:rPr>
+          <w:rStyle w:val="NormalTok"/>
+        </w:rPr>
+        <w:t xml:space="preserve"> </w:t>
+      </w:r>
+      <w:r>
+        <w:rPr>
+          <w:rStyle w:val="DataTypeTok"/>
+        </w:rPr>
+        <w:t xml:space="preserve">int</w:t>
+      </w:r>
+      <w:r>
+        <w:rPr>
+          <w:rStyle w:val="NormalTok"/>
+        </w:rPr>
+        <w:t xml:space="preserve"> b</w:t>
+      </w:r>
+      <w:r>
+        <w:rPr>
+          <w:rStyle w:val="OperatorTok"/>
+        </w:rPr>
+        <w:t xml:space="preserve">)</w:t>
+      </w:r>
+      <w:r>
+        <w:rPr>
+          <w:rStyle w:val="NormalTok"/>
+        </w:rPr>
+        <w:t xml:space="preserve"> </w:t>
+      </w:r>
+      <w:r>
+        <w:rPr>
+          <w:rStyle w:val="OperatorTok"/>
+        </w:rPr>
+        <w:t xml:space="preserve">{</w:t>
+      </w:r>
+      <w:r>
+        <w:br/>
+      </w:r>
+      <w:r>
+        <w:rPr>
+          <w:rStyle w:val="NormalTok"/>
+        </w:rPr>
+        <w:t xml:space="preserve">        </w:t>
+      </w:r>
+      <w:r>
+        <w:rPr>
+          <w:rStyle w:val="ControlFlowTok"/>
+        </w:rPr>
+        <w:t xml:space="preserve">return</w:t>
+      </w:r>
+      <w:r>
+        <w:rPr>
+          <w:rStyle w:val="NormalTok"/>
+        </w:rPr>
+        <w:t xml:space="preserve"> a </w:t>
+      </w:r>
+      <w:r>
+        <w:rPr>
+          <w:rStyle w:val="OperatorTok"/>
+        </w:rPr>
+        <w:t xml:space="preserve">+</w:t>
+      </w:r>
+      <w:r>
+        <w:rPr>
+          <w:rStyle w:val="NormalTok"/>
+        </w:rPr>
+        <w:t xml:space="preserve"> b</w:t>
+      </w:r>
+      <w:r>
+        <w:rPr>
+          <w:rStyle w:val="OperatorTok"/>
+        </w:rPr>
+        <w:t xml:space="preserve">;</w:t>
+      </w:r>
+      <w:r>
+        <w:br/>
+      </w:r>
+      <w:r>
+        <w:rPr>
+          <w:rStyle w:val="NormalTok"/>
+        </w:rPr>
+        <w:t xml:space="preserve">    </w:t>
+      </w:r>
+      <w:r>
+        <w:rPr>
+          <w:rStyle w:val="OperatorTok"/>
+        </w:rPr>
+        <w:t xml:space="preserve">}</w:t>
+      </w:r>
+      <w:r>
+        <w:br/>
+      </w:r>
+      <w:r>
+        <w:br/>
+      </w:r>
+      <w:r>
+        <w:rPr>
+          <w:rStyle w:val="NormalTok"/>
+        </w:rPr>
+        <w:t xml:space="preserve">    </w:t>
+      </w:r>
+      <w:r>
+        <w:rPr>
+          <w:rStyle w:val="KeywordTok"/>
+        </w:rPr>
+        <w:t xml:space="preserve">public</w:t>
+      </w:r>
+      <w:r>
+        <w:rPr>
+          <w:rStyle w:val="NormalTok"/>
+        </w:rPr>
+        <w:t xml:space="preserve"> </w:t>
+      </w:r>
+      <w:r>
+        <w:rPr>
+          <w:rStyle w:val="DataTypeTok"/>
+        </w:rPr>
+        <w:t xml:space="preserve">static</w:t>
+      </w:r>
+      <w:r>
+        <w:rPr>
+          <w:rStyle w:val="NormalTok"/>
+        </w:rPr>
+        <w:t xml:space="preserve"> </w:t>
+      </w:r>
+      <w:r>
+        <w:rPr>
+          <w:rStyle w:val="DataTypeTok"/>
+        </w:rPr>
+        <w:t xml:space="preserve">int</w:t>
+      </w:r>
+      <w:r>
+        <w:rPr>
+          <w:rStyle w:val="NormalTok"/>
+        </w:rPr>
+        <w:t xml:space="preserve"> </w:t>
+      </w:r>
+      <w:r>
+        <w:rPr>
+          <w:rStyle w:val="FunctionTok"/>
+        </w:rPr>
+        <w:t xml:space="preserve">factorial</w:t>
+      </w:r>
+      <w:r>
+        <w:rPr>
+          <w:rStyle w:val="OperatorTok"/>
+        </w:rPr>
+        <w:t xml:space="preserve">(</w:t>
+      </w:r>
+      <w:r>
+        <w:rPr>
+          <w:rStyle w:val="DataTypeTok"/>
+        </w:rPr>
+        <w:t xml:space="preserve">int</w:t>
+      </w:r>
+      <w:r>
+        <w:rPr>
+          <w:rStyle w:val="NormalTok"/>
+        </w:rPr>
+        <w:t xml:space="preserve"> n</w:t>
+      </w:r>
+      <w:r>
+        <w:rPr>
+          <w:rStyle w:val="OperatorTok"/>
+        </w:rPr>
+        <w:t xml:space="preserve">)</w:t>
+      </w:r>
+      <w:r>
+        <w:rPr>
+          <w:rStyle w:val="NormalTok"/>
+        </w:rPr>
+        <w:t xml:space="preserve"> </w:t>
+      </w:r>
+      <w:r>
+        <w:rPr>
+          <w:rStyle w:val="OperatorTok"/>
+        </w:rPr>
+        <w:t xml:space="preserve">{</w:t>
+      </w:r>
+      <w:r>
+        <w:br/>
+      </w:r>
+      <w:r>
+        <w:rPr>
+          <w:rStyle w:val="NormalTok"/>
+        </w:rPr>
+        <w:t xml:space="preserve">        </w:t>
+      </w:r>
+      <w:r>
+        <w:rPr>
+          <w:rStyle w:val="ControlFlowTok"/>
+        </w:rPr>
+        <w:t xml:space="preserve">if</w:t>
+      </w:r>
+      <w:r>
+        <w:rPr>
+          <w:rStyle w:val="NormalTok"/>
+        </w:rPr>
+        <w:t xml:space="preserve"> </w:t>
+      </w:r>
+      <w:r>
+        <w:rPr>
+          <w:rStyle w:val="OperatorTok"/>
+        </w:rPr>
+        <w:t xml:space="preserve">(</w:t>
+      </w:r>
+      <w:r>
+        <w:rPr>
+          <w:rStyle w:val="NormalTok"/>
+        </w:rPr>
+        <w:t xml:space="preserve">n </w:t>
+      </w:r>
+      <w:r>
+        <w:rPr>
+          <w:rStyle w:val="OperatorTok"/>
+        </w:rPr>
+        <w:t xml:space="preserve">==</w:t>
+      </w:r>
+      <w:r>
+        <w:rPr>
+          <w:rStyle w:val="NormalTok"/>
+        </w:rPr>
+        <w:t xml:space="preserve"> </w:t>
+      </w:r>
+      <w:r>
+        <w:rPr>
+          <w:rStyle w:val="DecValTok"/>
+        </w:rPr>
+        <w:t xml:space="preserve">0</w:t>
+      </w:r>
+      <w:r>
+        <w:rPr>
+          <w:rStyle w:val="OperatorTok"/>
+        </w:rPr>
+        <w:t xml:space="preserve">)</w:t>
+      </w:r>
+      <w:r>
+        <w:rPr>
+          <w:rStyle w:val="NormalTok"/>
+        </w:rPr>
+        <w:t xml:space="preserve"> </w:t>
+      </w:r>
+      <w:r>
+        <w:rPr>
+          <w:rStyle w:val="ControlFlowTok"/>
+        </w:rPr>
+        <w:t xml:space="preserve">return</w:t>
+      </w:r>
+      <w:r>
+        <w:rPr>
+          <w:rStyle w:val="NormalTok"/>
+        </w:rPr>
+        <w:t xml:space="preserve"> </w:t>
+      </w:r>
+      <w:r>
+        <w:rPr>
+          <w:rStyle w:val="DecValTok"/>
+        </w:rPr>
+        <w:t xml:space="preserve">1</w:t>
+      </w:r>
+      <w:r>
+        <w:rPr>
+          <w:rStyle w:val="OperatorTok"/>
+        </w:rPr>
+        <w:t xml:space="preserve">;</w:t>
+      </w:r>
+      <w:r>
+        <w:br/>
+      </w:r>
+      <w:r>
+        <w:rPr>
+          <w:rStyle w:val="NormalTok"/>
+        </w:rPr>
+        <w:t xml:space="preserve">        </w:t>
+      </w:r>
+      <w:r>
+        <w:rPr>
+          <w:rStyle w:val="ControlFlowTok"/>
+        </w:rPr>
+        <w:t xml:space="preserve">return</w:t>
+      </w:r>
+      <w:r>
+        <w:rPr>
+          <w:rStyle w:val="NormalTok"/>
+        </w:rPr>
+        <w:t xml:space="preserve"> n </w:t>
+      </w:r>
+      <w:r>
+        <w:rPr>
+          <w:rStyle w:val="OperatorTok"/>
+        </w:rPr>
+        <w:t xml:space="preserve">*</w:t>
+      </w:r>
+      <w:r>
+        <w:rPr>
+          <w:rStyle w:val="NormalTok"/>
+        </w:rPr>
+        <w:t xml:space="preserve"> </w:t>
+      </w:r>
+      <w:r>
+        <w:rPr>
+          <w:rStyle w:val="FunctionTok"/>
+        </w:rPr>
+        <w:t xml:space="preserve">factorial</w:t>
+      </w:r>
+      <w:r>
+        <w:rPr>
+          <w:rStyle w:val="OperatorTok"/>
+        </w:rPr>
+        <w:t xml:space="preserve">(</w:t>
+      </w:r>
+      <w:r>
+        <w:rPr>
+          <w:rStyle w:val="NormalTok"/>
+        </w:rPr>
+        <w:t xml:space="preserve">n </w:t>
+      </w:r>
+      <w:r>
+        <w:rPr>
+          <w:rStyle w:val="OperatorTok"/>
+        </w:rPr>
+        <w:t xml:space="preserve">-</w:t>
+      </w:r>
+      <w:r>
+        <w:rPr>
+          <w:rStyle w:val="NormalTok"/>
+        </w:rPr>
+        <w:t xml:space="preserve"> </w:t>
+      </w:r>
+      <w:r>
+        <w:rPr>
+          <w:rStyle w:val="DecValTok"/>
+        </w:rPr>
+        <w:t xml:space="preserve">1</w:t>
+      </w:r>
+      <w:r>
+        <w:rPr>
+          <w:rStyle w:val="OperatorTok"/>
+        </w:rPr>
+        <w:t xml:space="preserve">);</w:t>
+      </w:r>
+      <w:r>
+        <w:br/>
+      </w:r>
+      <w:r>
+        <w:rPr>
+          <w:rStyle w:val="NormalTok"/>
+        </w:rPr>
+        <w:t xml:space="preserve">    </w:t>
+      </w:r>
+      <w:r>
+        <w:rPr>
+          <w:rStyle w:val="OperatorTok"/>
+        </w:rPr>
+        <w:t xml:space="preserve">}</w:t>
+      </w:r>
+      <w:r>
+        <w:br/>
+      </w:r>
+      <w:r>
+        <w:br/>
+      </w:r>
+      <w:r>
+        <w:rPr>
+          <w:rStyle w:val="NormalTok"/>
+        </w:rPr>
+        <w:t xml:space="preserve">    </w:t>
+      </w:r>
+      <w:r>
+        <w:rPr>
+          <w:rStyle w:val="KeywordTok"/>
+        </w:rPr>
+        <w:t xml:space="preserve">public</w:t>
+      </w:r>
+      <w:r>
+        <w:rPr>
+          <w:rStyle w:val="NormalTok"/>
+        </w:rPr>
+        <w:t xml:space="preserve"> </w:t>
+      </w:r>
+      <w:r>
+        <w:rPr>
+          <w:rStyle w:val="DataTypeTok"/>
+        </w:rPr>
+        <w:t xml:space="preserve">static</w:t>
+      </w:r>
+      <w:r>
+        <w:rPr>
+          <w:rStyle w:val="NormalTok"/>
+        </w:rPr>
+        <w:t xml:space="preserve"> </w:t>
+      </w:r>
+      <w:r>
+        <w:rPr>
+          <w:rStyle w:val="DataTypeTok"/>
+        </w:rPr>
+        <w:t xml:space="preserve">void</w:t>
+      </w:r>
+      <w:r>
+        <w:rPr>
+          <w:rStyle w:val="NormalTok"/>
+        </w:rPr>
+        <w:t xml:space="preserve"> </w:t>
+      </w:r>
+      <w:r>
+        <w:rPr>
+          <w:rStyle w:val="FunctionTok"/>
+        </w:rPr>
+        <w:t xml:space="preserve">greet</w:t>
+      </w:r>
+      <w:r>
+        <w:rPr>
+          <w:rStyle w:val="OperatorTok"/>
+        </w:rPr>
+        <w:t xml:space="preserve">(</w:t>
+      </w:r>
+      <w:r>
+        <w:rPr>
+          <w:rStyle w:val="BuiltInTok"/>
+        </w:rPr>
+        <w:t xml:space="preserve">String</w:t>
+      </w:r>
+      <w:r>
+        <w:rPr>
+          <w:rStyle w:val="NormalTok"/>
+        </w:rPr>
+        <w:t xml:space="preserve"> name</w:t>
+      </w:r>
+      <w:r>
+        <w:rPr>
+          <w:rStyle w:val="OperatorTok"/>
+        </w:rPr>
+        <w:t xml:space="preserve">)</w:t>
+      </w:r>
+      <w:r>
+        <w:rPr>
+          <w:rStyle w:val="NormalTok"/>
+        </w:rPr>
+        <w:t xml:space="preserve"> </w:t>
+      </w:r>
+      <w:r>
+        <w:rPr>
+          <w:rStyle w:val="OperatorTok"/>
+        </w:rPr>
+        <w:t xml:space="preserve">{</w:t>
+      </w:r>
+      <w:r>
+        <w:br/>
+      </w:r>
+      <w:r>
+        <w:rPr>
+          <w:rStyle w:val="NormalTok"/>
+        </w:rPr>
+        <w:t xml:space="preserve">        </w:t>
+      </w:r>
+      <w:r>
+        <w:rPr>
+          <w:rStyle w:val="BuiltInTok"/>
+        </w:rPr>
+        <w:t xml:space="preserve">System</w:t>
+      </w:r>
+      <w:r>
+        <w:rPr>
+          <w:rStyle w:val="OperatorTok"/>
+        </w:rPr>
+        <w:t xml:space="preserve">.</w:t>
+      </w:r>
+      <w:r>
+        <w:rPr>
+          <w:rStyle w:val="FunctionTok"/>
+        </w:rPr>
+        <w:t xml:space="preserve">out</w:t>
+      </w:r>
+      <w:r>
+        <w:rPr>
+          <w:rStyle w:val="OperatorTok"/>
+        </w:rPr>
+        <w:t xml:space="preserve">.</w:t>
+      </w:r>
+      <w:r>
+        <w:rPr>
+          <w:rStyle w:val="FunctionTok"/>
+        </w:rPr>
+        <w:t xml:space="preserve">println</w:t>
+      </w:r>
+      <w:r>
+        <w:rPr>
+          <w:rStyle w:val="OperatorTok"/>
+        </w:rPr>
+        <w:t xml:space="preserve">(</w:t>
+      </w:r>
+      <w:r>
+        <w:rPr>
+          <w:rStyle w:val="StringTok"/>
+        </w:rPr>
+        <w:t xml:space="preserve">"Hello, "</w:t>
+      </w:r>
+      <w:r>
+        <w:rPr>
+          <w:rStyle w:val="NormalTok"/>
+        </w:rPr>
+        <w:t xml:space="preserve"> </w:t>
+      </w:r>
+      <w:r>
+        <w:rPr>
+          <w:rStyle w:val="OperatorTok"/>
+        </w:rPr>
+        <w:t xml:space="preserve">+</w:t>
+      </w:r>
+      <w:r>
+        <w:rPr>
+          <w:rStyle w:val="NormalTok"/>
+        </w:rPr>
+        <w:t xml:space="preserve"> name </w:t>
+      </w:r>
+      <w:r>
+        <w:rPr>
+          <w:rStyle w:val="OperatorTok"/>
+        </w:rPr>
+        <w:t xml:space="preserve">+</w:t>
+      </w:r>
+      <w:r>
+        <w:rPr>
+          <w:rStyle w:val="NormalTok"/>
+        </w:rPr>
+        <w:t xml:space="preserve"> </w:t>
+      </w:r>
+      <w:r>
+        <w:rPr>
+          <w:rStyle w:val="StringTok"/>
+        </w:rPr>
+        <w:t xml:space="preserve">"!"</w:t>
+      </w:r>
+      <w:r>
+        <w:rPr>
+          <w:rStyle w:val="OperatorTok"/>
+        </w:rPr>
+        <w:t xml:space="preserve">);</w:t>
+      </w:r>
+      <w:r>
+        <w:br/>
+      </w:r>
+      <w:r>
+        <w:rPr>
+          <w:rStyle w:val="NormalTok"/>
+        </w:rPr>
+        <w:t xml:space="preserve">    </w:t>
+      </w:r>
+      <w:r>
+        <w:rPr>
+          <w:rStyle w:val="OperatorTok"/>
+        </w:rPr>
+        <w:t xml:space="preserve">}</w:t>
+      </w:r>
+      <w:r>
+        <w:br/>
+      </w:r>
+      <w:r>
+        <w:br/>
+      </w:r>
+      <w:r>
+        <w:rPr>
+          <w:rStyle w:val="NormalTok"/>
+        </w:rPr>
+        <w:t xml:space="preserve">    </w:t>
+      </w:r>
+      <w:r>
+        <w:rPr>
           <w:rStyle w:val="CommentTok"/>
         </w:rPr>
-        <w:t xml:space="preserve">// Command to run the program:</w:t>
+        <w:t xml:space="preserve">// The main method to be executed</w:t>
       </w:r>
       <w:r>
         <w:br/>
       </w:r>
       <w:r>
         <w:rPr>
-          <w:rStyle w:val="CommentTok"/>
-        </w:rPr>
-        <w:t xml:space="preserve">// java Main</w:t>
+          <w:rStyle w:val="NormalTok"/>
+        </w:rPr>
+        <w:t xml:space="preserve">    </w:t>
+      </w:r>
+      <w:r>
+        <w:rPr>
+          <w:rStyle w:val="KeywordTok"/>
+        </w:rPr>
+        <w:t xml:space="preserve">public</w:t>
+      </w:r>
+      <w:r>
+        <w:rPr>
+          <w:rStyle w:val="NormalTok"/>
+        </w:rPr>
+        <w:t xml:space="preserve"> </w:t>
+      </w:r>
+      <w:r>
+        <w:rPr>
+          <w:rStyle w:val="DataTypeTok"/>
+        </w:rPr>
+        <w:t xml:space="preserve">static</w:t>
+      </w:r>
+      <w:r>
+        <w:rPr>
+          <w:rStyle w:val="NormalTok"/>
+        </w:rPr>
+        <w:t xml:space="preserve"> </w:t>
+      </w:r>
+      <w:r>
+        <w:rPr>
+          <w:rStyle w:val="DataTypeTok"/>
+        </w:rPr>
+        <w:t xml:space="preserve">void</w:t>
+      </w:r>
+      <w:r>
+        <w:rPr>
+          <w:rStyle w:val="NormalTok"/>
+        </w:rPr>
+        <w:t xml:space="preserve"> </w:t>
+      </w:r>
+      <w:r>
+        <w:rPr>
+          <w:rStyle w:val="FunctionTok"/>
+        </w:rPr>
+        <w:t xml:space="preserve">main</w:t>
+      </w:r>
+      <w:r>
+        <w:rPr>
+          <w:rStyle w:val="OperatorTok"/>
+        </w:rPr>
+        <w:t xml:space="preserve">(</w:t>
+      </w:r>
+      <w:r>
+        <w:rPr>
+          <w:rStyle w:val="BuiltInTok"/>
+        </w:rPr>
+        <w:t xml:space="preserve">String</w:t>
+      </w:r>
+      <w:r>
+        <w:rPr>
+          <w:rStyle w:val="OperatorTok"/>
+        </w:rPr>
+        <w:t xml:space="preserve">[]</w:t>
+      </w:r>
+      <w:r>
+        <w:rPr>
+          <w:rStyle w:val="NormalTok"/>
+        </w:rPr>
+        <w:t xml:space="preserve"> args</w:t>
+      </w:r>
+      <w:r>
+        <w:rPr>
+          <w:rStyle w:val="OperatorTok"/>
+        </w:rPr>
+        <w:t xml:space="preserve">)</w:t>
+      </w:r>
+      <w:r>
+        <w:rPr>
+          <w:rStyle w:val="NormalTok"/>
+        </w:rPr>
+        <w:t xml:space="preserve"> </w:t>
+      </w:r>
+      <w:r>
+        <w:rPr>
+          <w:rStyle w:val="OperatorTok"/>
+        </w:rPr>
+        <w:t xml:space="preserve">{</w:t>
+      </w:r>
+      <w:r>
+        <w:br/>
+      </w:r>
+      <w:r>
+        <w:rPr>
+          <w:rStyle w:val="NormalTok"/>
+        </w:rPr>
+        <w:t xml:space="preserve">        </w:t>
+      </w:r>
+      <w:r>
+        <w:rPr>
+          <w:rStyle w:val="BuiltInTok"/>
+        </w:rPr>
+        <w:t xml:space="preserve">System</w:t>
+      </w:r>
+      <w:r>
+        <w:rPr>
+          <w:rStyle w:val="OperatorTok"/>
+        </w:rPr>
+        <w:t xml:space="preserve">.</w:t>
+      </w:r>
+      <w:r>
+        <w:rPr>
+          <w:rStyle w:val="FunctionTok"/>
+        </w:rPr>
+        <w:t xml:space="preserve">out</w:t>
+      </w:r>
+      <w:r>
+        <w:rPr>
+          <w:rStyle w:val="OperatorTok"/>
+        </w:rPr>
+        <w:t xml:space="preserve">.</w:t>
+      </w:r>
+      <w:r>
+        <w:rPr>
+          <w:rStyle w:val="FunctionTok"/>
+        </w:rPr>
+        <w:t xml:space="preserve">println</w:t>
+      </w:r>
+      <w:r>
+        <w:rPr>
+          <w:rStyle w:val="OperatorTok"/>
+        </w:rPr>
+        <w:t xml:space="preserve">(</w:t>
+      </w:r>
+      <w:r>
+        <w:rPr>
+          <w:rStyle w:val="StringTok"/>
+        </w:rPr>
+        <w:t xml:space="preserve">"Sum: "</w:t>
+      </w:r>
+      <w:r>
+        <w:rPr>
+          <w:rStyle w:val="NormalTok"/>
+        </w:rPr>
+        <w:t xml:space="preserve"> </w:t>
+      </w:r>
+      <w:r>
+        <w:rPr>
+          <w:rStyle w:val="OperatorTok"/>
+        </w:rPr>
+        <w:t xml:space="preserve">+</w:t>
+      </w:r>
+      <w:r>
+        <w:rPr>
+          <w:rStyle w:val="NormalTok"/>
+        </w:rPr>
+        <w:t xml:space="preserve"> </w:t>
+      </w:r>
+      <w:r>
+        <w:rPr>
+          <w:rStyle w:val="FunctionTok"/>
+        </w:rPr>
+        <w:t xml:space="preserve">add</w:t>
+      </w:r>
+      <w:r>
+        <w:rPr>
+          <w:rStyle w:val="OperatorTok"/>
+        </w:rPr>
+        <w:t xml:space="preserve">(</w:t>
+      </w:r>
+      <w:r>
+        <w:rPr>
+          <w:rStyle w:val="DecValTok"/>
+        </w:rPr>
+        <w:t xml:space="preserve">5</w:t>
+      </w:r>
+      <w:r>
+        <w:rPr>
+          <w:rStyle w:val="OperatorTok"/>
+        </w:rPr>
+        <w:t xml:space="preserve">,</w:t>
+      </w:r>
+      <w:r>
+        <w:rPr>
+          <w:rStyle w:val="NormalTok"/>
+        </w:rPr>
+        <w:t xml:space="preserve"> </w:t>
+      </w:r>
+      <w:r>
+        <w:rPr>
+          <w:rStyle w:val="DecValTok"/>
+        </w:rPr>
+        <w:t xml:space="preserve">10</w:t>
+      </w:r>
+      <w:r>
+        <w:rPr>
+          <w:rStyle w:val="OperatorTok"/>
+        </w:rPr>
+        <w:t xml:space="preserve">));</w:t>
+      </w:r>
+      <w:r>
+        <w:br/>
+      </w:r>
+      <w:r>
+        <w:rPr>
+          <w:rStyle w:val="NormalTok"/>
+        </w:rPr>
+        <w:t xml:space="preserve">        </w:t>
+      </w:r>
+      <w:r>
+        <w:rPr>
+          <w:rStyle w:val="BuiltInTok"/>
+        </w:rPr>
+        <w:t xml:space="preserve">System</w:t>
+      </w:r>
+      <w:r>
+        <w:rPr>
+          <w:rStyle w:val="OperatorTok"/>
+        </w:rPr>
+        <w:t xml:space="preserve">.</w:t>
+      </w:r>
+      <w:r>
+        <w:rPr>
+          <w:rStyle w:val="FunctionTok"/>
+        </w:rPr>
+        <w:t xml:space="preserve">out</w:t>
+      </w:r>
+      <w:r>
+        <w:rPr>
+          <w:rStyle w:val="OperatorTok"/>
+        </w:rPr>
+        <w:t xml:space="preserve">.</w:t>
+      </w:r>
+      <w:r>
+        <w:rPr>
+          <w:rStyle w:val="FunctionTok"/>
+        </w:rPr>
+        <w:t xml:space="preserve">println</w:t>
+      </w:r>
+      <w:r>
+        <w:rPr>
+          <w:rStyle w:val="OperatorTok"/>
+        </w:rPr>
+        <w:t xml:space="preserve">(</w:t>
+      </w:r>
+      <w:r>
+        <w:rPr>
+          <w:rStyle w:val="StringTok"/>
+        </w:rPr>
+        <w:t xml:space="preserve">"Factorial: "</w:t>
+      </w:r>
+      <w:r>
+        <w:rPr>
+          <w:rStyle w:val="NormalTok"/>
+        </w:rPr>
+        <w:t xml:space="preserve"> </w:t>
+      </w:r>
+      <w:r>
+        <w:rPr>
+          <w:rStyle w:val="OperatorTok"/>
+        </w:rPr>
+        <w:t xml:space="preserve">+</w:t>
+      </w:r>
+      <w:r>
+        <w:rPr>
+          <w:rStyle w:val="NormalTok"/>
+        </w:rPr>
+        <w:t xml:space="preserve"> </w:t>
+      </w:r>
+      <w:r>
+        <w:rPr>
+          <w:rStyle w:val="FunctionTok"/>
+        </w:rPr>
+        <w:t xml:space="preserve">factorial</w:t>
+      </w:r>
+      <w:r>
+        <w:rPr>
+          <w:rStyle w:val="OperatorTok"/>
+        </w:rPr>
+        <w:t xml:space="preserve">(</w:t>
+      </w:r>
+      <w:r>
+        <w:rPr>
+          <w:rStyle w:val="DecValTok"/>
+        </w:rPr>
+        <w:t xml:space="preserve">5</w:t>
+      </w:r>
+      <w:r>
+        <w:rPr>
+          <w:rStyle w:val="OperatorTok"/>
+        </w:rPr>
+        <w:t xml:space="preserve">));</w:t>
+      </w:r>
+      <w:r>
+        <w:br/>
+      </w:r>
+      <w:r>
+        <w:rPr>
+          <w:rStyle w:val="NormalTok"/>
+        </w:rPr>
+        <w:t xml:space="preserve">        </w:t>
+      </w:r>
+      <w:r>
+        <w:rPr>
+          <w:rStyle w:val="FunctionTok"/>
+        </w:rPr>
+        <w:t xml:space="preserve">greet</w:t>
+      </w:r>
+      <w:r>
+        <w:rPr>
+          <w:rStyle w:val="OperatorTok"/>
+        </w:rPr>
+        <w:t xml:space="preserve">(</w:t>
+      </w:r>
+      <w:r>
+        <w:rPr>
+          <w:rStyle w:val="StringTok"/>
+        </w:rPr>
+        <w:t xml:space="preserve">"Prateek"</w:t>
+      </w:r>
+      <w:r>
+        <w:rPr>
+          <w:rStyle w:val="OperatorTok"/>
+        </w:rPr>
+        <w:t xml:space="preserve">);</w:t>
+      </w:r>
+      <w:r>
+        <w:br/>
+      </w:r>
+      <w:r>
+        <w:rPr>
+          <w:rStyle w:val="NormalTok"/>
+        </w:rPr>
+        <w:t xml:space="preserve">    </w:t>
+      </w:r>
+      <w:r>
+        <w:rPr>
+          <w:rStyle w:val="OperatorTok"/>
+        </w:rPr>
+        <w:t xml:space="preserve">}</w:t>
+      </w:r>
+      <w:r>
+        <w:br/>
+      </w:r>
+      <w:r>
+        <w:rPr>
+          <w:rStyle w:val="OperatorTok"/>
+        </w:rPr>
+        <w:t xml:space="preserve">}</w:t>
       </w:r>
     </w:p>
     <w:p>
@@ -4767,7 +6561,7 @@
         <w:rPr>
           <w:rStyle w:val="VerbatimChar"/>
         </w:rPr>
-        <w:t xml:space="preserve">// The output of the greet method will also be printed, for example: Hello, Prateek!</w:t>
+        <w:t xml:space="preserve">Hello, Prateek!</w:t>
       </w:r>
     </w:p>
     <w:p>
@@ -5169,91 +6963,6 @@
       <w:rPr>
         <w:rFonts w:ascii="Wingdings" w:hAnsi="Wingdings" w:cs="Wingdings" w:hint="default"/>
       </w:rPr>
-    </w:lvl>
-  </w:abstractNum>
-  <w:abstractNum w:abstractNumId="99411">
-    <w:nsid w:val="00A99411"/>
-    <w:multiLevelType w:val="multilevel"/>
-    <w:lvl w:ilvl="0">
-      <w:start w:val="1"/>
-      <w:numFmt w:val="decimal"/>
-      <w:lvlText w:val="%1."/>
-      <w:lvlJc w:val="left"/>
-      <w:pPr>
-        <w:ind w:left="720" w:hanging="360"/>
-      </w:pPr>
-    </w:lvl>
-    <w:lvl w:ilvl="1">
-      <w:start w:val="1"/>
-      <w:numFmt w:val="decimal"/>
-      <w:lvlText w:val="%2."/>
-      <w:lvlJc w:val="left"/>
-      <w:pPr>
-        <w:ind w:left="1440" w:hanging="360"/>
-      </w:pPr>
-    </w:lvl>
-    <w:lvl w:ilvl="2">
-      <w:start w:val="1"/>
-      <w:numFmt w:val="decimal"/>
-      <w:lvlText w:val="%3."/>
-      <w:lvlJc w:val="left"/>
-      <w:pPr>
-        <w:ind w:left="2160" w:hanging="360"/>
-      </w:pPr>
-    </w:lvl>
-    <w:lvl w:ilvl="3">
-      <w:start w:val="1"/>
-      <w:numFmt w:val="decimal"/>
-      <w:lvlText w:val="%4."/>
-      <w:lvlJc w:val="left"/>
-      <w:pPr>
-        <w:ind w:left="2880" w:hanging="360"/>
-      </w:pPr>
-    </w:lvl>
-    <w:lvl w:ilvl="4">
-      <w:start w:val="1"/>
-      <w:numFmt w:val="decimal"/>
-      <w:lvlText w:val="%5."/>
-      <w:lvlJc w:val="left"/>
-      <w:pPr>
-        <w:ind w:left="3600" w:hanging="360"/>
-      </w:pPr>
-    </w:lvl>
-    <w:lvl w:ilvl="5">
-      <w:start w:val="1"/>
-      <w:numFmt w:val="decimal"/>
-      <w:lvlText w:val="%6."/>
-      <w:lvlJc w:val="left"/>
-      <w:pPr>
-        <w:ind w:left="4320" w:hanging="360"/>
-      </w:pPr>
-    </w:lvl>
-    <w:lvl w:ilvl="6">
-      <w:start w:val="1"/>
-      <w:numFmt w:val="decimal"/>
-      <w:lvlText w:val="%7."/>
-      <w:lvlJc w:val="left"/>
-      <w:pPr>
-        <w:ind w:left="5040" w:hanging="360"/>
-      </w:pPr>
-    </w:lvl>
-    <w:lvl w:ilvl="7">
-      <w:start w:val="1"/>
-      <w:numFmt w:val="decimal"/>
-      <w:lvlText w:val="%8."/>
-      <w:lvlJc w:val="left"/>
-      <w:pPr>
-        <w:ind w:left="5760" w:hanging="360"/>
-      </w:pPr>
-    </w:lvl>
-    <w:lvl w:ilvl="8">
-      <w:start w:val="1"/>
-      <w:numFmt w:val="decimal"/>
-      <w:lvlText w:val="%9."/>
-      <w:lvlJc w:val="left"/>
-      <w:pPr>
-        <w:ind w:left="6480" w:hanging="360"/>
-      </w:pPr>
     </w:lvl>
   </w:abstractNum>
   <w:num w16cid:durableId="106237985" w:numId="1">
@@ -5302,34 +7011,7 @@
     <w:abstractNumId w:val="991"/>
   </w:num>
   <w:num w:numId="1006">
-    <w:abstractNumId w:val="99411"/>
-    <w:lvlOverride w:ilvl="0">
-      <w:startOverride w:val="1"/>
-    </w:lvlOverride>
-    <w:lvlOverride w:ilvl="1">
-      <w:startOverride w:val="1"/>
-    </w:lvlOverride>
-    <w:lvlOverride w:ilvl="2">
-      <w:startOverride w:val="1"/>
-    </w:lvlOverride>
-    <w:lvlOverride w:ilvl="3">
-      <w:startOverride w:val="1"/>
-    </w:lvlOverride>
-    <w:lvlOverride w:ilvl="4">
-      <w:startOverride w:val="1"/>
-    </w:lvlOverride>
-    <w:lvlOverride w:ilvl="5">
-      <w:startOverride w:val="1"/>
-    </w:lvlOverride>
-    <w:lvlOverride w:ilvl="6">
-      <w:startOverride w:val="1"/>
-    </w:lvlOverride>
-    <w:lvlOverride w:ilvl="7">
-      <w:startOverride w:val="1"/>
-    </w:lvlOverride>
-    <w:lvlOverride w:ilvl="8">
-      <w:startOverride w:val="1"/>
-    </w:lvlOverride>
+    <w:abstractNumId w:val="991"/>
   </w:num>
   <w:num w:numId="1007">
     <w:abstractNumId w:val="991"/>
@@ -5338,9 +7020,6 @@
     <w:abstractNumId w:val="991"/>
   </w:num>
   <w:num w:numId="1009">
-    <w:abstractNumId w:val="991"/>
-  </w:num>
-  <w:num w:numId="1010">
     <w:abstractNumId w:val="991"/>
   </w:num>
 </w:numbering>
